--- a/documents/四技第115414組-救「舊」我的書-系統手冊.docx
+++ b/documents/四技第115414組-救「舊」我的書-系統手冊.docx
@@ -696,7 +696,7 @@
         <w:pStyle w:val="af6"/>
         <w:spacing w:after="120"/>
       </w:pPr>
-      <w:bookmarkStart w:id="0" w:name="_Toc226749661"/>
+      <w:bookmarkStart w:id="0" w:name="_Toc227364428"/>
       <w:r>
         <w:rPr>
           <w:rFonts w:hint="eastAsia"/>
@@ -711,36 +711,139 @@
         <w:pStyle w:val="a0"/>
         <w:ind w:firstLine="560"/>
         <w:rPr>
-          <w:color w:val="EE0000"/>
-        </w:rPr>
-      </w:pPr>
-      <w:r>
-        <w:rPr>
-          <w:rFonts w:hint="eastAsia"/>
-          <w:color w:val="EE0000"/>
-        </w:rPr>
-        <w:t>本</w:t>
-      </w:r>
-      <w:r>
-        <w:rPr>
-          <w:rFonts w:hint="eastAsia"/>
-          <w:color w:val="EE0000"/>
-        </w:rPr>
-        <w:t>專題</w:t>
-      </w:r>
-      <w:r>
-        <w:rPr>
-          <w:rFonts w:hint="eastAsia"/>
-          <w:color w:val="EE0000"/>
-        </w:rPr>
-        <w:t>之完成，首先衷心感謝</w:t>
-      </w:r>
-      <w:r>
-        <w:rPr>
-          <w:rFonts w:hint="eastAsia"/>
-          <w:color w:val="EE0000"/>
-        </w:rPr>
-        <w:t>恩師林俊杰老師的悉心指導與鼓勵。</w:t>
+          <w:color w:val="000000" w:themeColor="text1"/>
+        </w:rPr>
+      </w:pPr>
+      <w:r>
+        <w:rPr>
+          <w:rFonts w:hint="eastAsia"/>
+          <w:color w:val="000000" w:themeColor="text1"/>
+        </w:rPr>
+        <w:t>歲月荏苒，本系統「救『舊』我的書」自研發、淬鍊至最終成型，背後實仰賴多方之襄助與知識之交織。本系統之完成，非僅為技術之實踐，更為跨校、跨領域協作之成果。謹於此文末，向所有曾惠予指引與支援之師長、同儕，致上最誠摯之謝忱。</w:t>
+      </w:r>
+    </w:p>
+    <w:p>
+      <w:pPr>
+        <w:pStyle w:val="a0"/>
+        <w:spacing w:before="120"/>
+        <w:ind w:firstLine="560"/>
+        <w:rPr>
+          <w:color w:val="000000" w:themeColor="text1"/>
+        </w:rPr>
+      </w:pPr>
+      <w:r>
+        <w:rPr>
+          <w:rFonts w:hint="eastAsia"/>
+          <w:color w:val="000000" w:themeColor="text1"/>
+        </w:rPr>
+        <w:t>首要感謝指導教授國立臺北商業大學林俊杰老師。林教授於專案構思之初，即以高瞻遠矚之學識為學生撥雲見日，引領吾等於技術研發中確立航向。其嚴謹之治學態度與敏銳之學術洞察力，不僅使系統架構更臻完善，更教導學生以系統化思維解決實務困境，師恩浩蕩，銘感五內。</w:t>
+      </w:r>
+    </w:p>
+    <w:p>
+      <w:pPr>
+        <w:pStyle w:val="a0"/>
+        <w:spacing w:before="120"/>
+        <w:ind w:firstLine="560"/>
+        <w:rPr>
+          <w:color w:val="000000" w:themeColor="text1"/>
+        </w:rPr>
+      </w:pPr>
+      <w:r>
+        <w:rPr>
+          <w:rFonts w:hint="eastAsia"/>
+          <w:color w:val="000000" w:themeColor="text1"/>
+        </w:rPr>
+        <w:t>在實體結構與硬體實作方面，特別感謝臺北城市科技大學吳政佑同學。其於</w:t>
+      </w:r>
+      <w:r>
+        <w:rPr>
+          <w:rFonts w:hint="eastAsia"/>
+          <w:color w:val="000000" w:themeColor="text1"/>
+        </w:rPr>
+        <w:t>3D</w:t>
+      </w:r>
+      <w:r>
+        <w:rPr>
+          <w:rFonts w:hint="eastAsia"/>
+          <w:color w:val="000000" w:themeColor="text1"/>
+        </w:rPr>
+        <w:t>建模領域展現之精湛造詣，為硬體結構提供極具前瞻性之設計建議，使實體裝置兼具功能性與工藝美感。同時感謝龍華科技大學盧士玄同學，於實體模型產出之際，承蒙其於</w:t>
+      </w:r>
+      <w:r>
+        <w:rPr>
+          <w:rFonts w:hint="eastAsia"/>
+          <w:color w:val="000000" w:themeColor="text1"/>
+        </w:rPr>
+        <w:t>3D</w:t>
+      </w:r>
+      <w:r>
+        <w:rPr>
+          <w:rFonts w:hint="eastAsia"/>
+          <w:color w:val="000000" w:themeColor="text1"/>
+        </w:rPr>
+        <w:t>列印技術上之鼎力支援，使設計藍圖得以精準轉化為具體成品，跨越虛擬與現實之鴻溝。</w:t>
+      </w:r>
+    </w:p>
+    <w:p>
+      <w:pPr>
+        <w:pStyle w:val="a0"/>
+        <w:spacing w:before="120"/>
+        <w:ind w:firstLine="560"/>
+        <w:rPr>
+          <w:color w:val="000000" w:themeColor="text1"/>
+        </w:rPr>
+      </w:pPr>
+      <w:r>
+        <w:rPr>
+          <w:rFonts w:hint="eastAsia"/>
+          <w:color w:val="000000" w:themeColor="text1"/>
+        </w:rPr>
+        <w:t>關於視覺語彙與使用者邏輯之優化，感謝國立臺北商業大學創意科技與產品設計系同學之巧思，其對</w:t>
+      </w:r>
+      <w:r>
+        <w:rPr>
+          <w:rFonts w:hint="eastAsia"/>
+          <w:color w:val="000000" w:themeColor="text1"/>
+        </w:rPr>
+        <w:t>LOGO</w:t>
+      </w:r>
+      <w:r>
+        <w:rPr>
+          <w:rFonts w:hint="eastAsia"/>
+          <w:color w:val="000000" w:themeColor="text1"/>
+        </w:rPr>
+        <w:t>設計之獨到見解與品牌意象之構築，賦予本專案鮮明且深具專業感之視覺靈魂。亦感謝國立臺灣科技大學林天佑同學，其基於</w:t>
+      </w:r>
+      <w:r>
+        <w:rPr>
+          <w:rFonts w:hint="eastAsia"/>
+          <w:color w:val="000000" w:themeColor="text1"/>
+        </w:rPr>
+        <w:t>Use Case</w:t>
+      </w:r>
+      <w:r>
+        <w:rPr>
+          <w:rFonts w:hint="eastAsia"/>
+          <w:color w:val="000000" w:themeColor="text1"/>
+        </w:rPr>
+        <w:t>應用場景之精確分析，大幅優化系統流程之流暢度，提升使用者體驗之深度。</w:t>
+      </w:r>
+    </w:p>
+    <w:p>
+      <w:pPr>
+        <w:pStyle w:val="a0"/>
+        <w:spacing w:before="120"/>
+        <w:ind w:firstLine="560"/>
+        <w:rPr>
+          <w:color w:val="000000" w:themeColor="text1"/>
+        </w:rPr>
+      </w:pPr>
+      <w:r>
+        <w:rPr>
+          <w:rFonts w:hint="eastAsia"/>
+          <w:color w:val="000000" w:themeColor="text1"/>
+        </w:rPr>
+        <w:t>本系統一路走來，雖有艱辛，然獲此良師益友相伴，實乃學生之幸。諸位之協助，皆已化為本系統不可或缺之基石；此份成就，乃我輩共同締造，特以此文誌之，以銘厚誼。</w:t>
       </w:r>
     </w:p>
     <w:p>
@@ -856,7 +959,7 @@
       <w:pPr>
         <w:pStyle w:val="af6"/>
       </w:pPr>
-      <w:bookmarkStart w:id="1" w:name="_Toc226749662"/>
+      <w:bookmarkStart w:id="1" w:name="_Toc227364429"/>
       <w:r>
         <w:lastRenderedPageBreak/>
         <w:t>目錄</w:t>
@@ -909,7 +1012,7 @@
         </w:rPr>
         <w:fldChar w:fldCharType="separate"/>
       </w:r>
-      <w:hyperlink w:anchor="_Toc226749661" w:history="1">
+      <w:hyperlink w:anchor="_Toc227364428" w:history="1">
         <w:r>
           <w:rPr>
             <w:rStyle w:val="afc"/>
@@ -937,7 +1040,7 @@
             <w:noProof/>
             <w:webHidden/>
           </w:rPr>
-          <w:instrText xml:space="preserve"> PAGEREF _Toc226749661 \h </w:instrText>
+          <w:instrText xml:space="preserve"> PAGEREF _Toc227364428 \h </w:instrText>
         </w:r>
         <w:r>
           <w:rPr>
@@ -984,7 +1087,7 @@
           <w:lang w:bidi="ar-SA"/>
         </w:rPr>
       </w:pPr>
-      <w:hyperlink w:anchor="_Toc226749662" w:history="1">
+      <w:hyperlink w:anchor="_Toc227364429" w:history="1">
         <w:r>
           <w:rPr>
             <w:rStyle w:val="afc"/>
@@ -1012,7 +1115,7 @@
             <w:noProof/>
             <w:webHidden/>
           </w:rPr>
-          <w:instrText xml:space="preserve"> PAGEREF _Toc226749662 \h </w:instrText>
+          <w:instrText xml:space="preserve"> PAGEREF _Toc227364429 \h </w:instrText>
         </w:r>
         <w:r>
           <w:rPr>
@@ -1059,7 +1162,7 @@
           <w:lang w:bidi="ar-SA"/>
         </w:rPr>
       </w:pPr>
-      <w:hyperlink w:anchor="_Toc226749663" w:history="1">
+      <w:hyperlink w:anchor="_Toc227364430" w:history="1">
         <w:r>
           <w:rPr>
             <w:rStyle w:val="afc"/>
@@ -1087,7 +1190,7 @@
             <w:noProof/>
             <w:webHidden/>
           </w:rPr>
-          <w:instrText xml:space="preserve"> PAGEREF _Toc226749663 \h </w:instrText>
+          <w:instrText xml:space="preserve"> PAGEREF _Toc227364430 \h </w:instrText>
         </w:r>
         <w:r>
           <w:rPr>
@@ -1134,7 +1237,7 @@
           <w:lang w:bidi="ar-SA"/>
         </w:rPr>
       </w:pPr>
-      <w:hyperlink w:anchor="_Toc226749664" w:history="1">
+      <w:hyperlink w:anchor="_Toc227364431" w:history="1">
         <w:r>
           <w:rPr>
             <w:rStyle w:val="afc"/>
@@ -1162,7 +1265,7 @@
             <w:noProof/>
             <w:webHidden/>
           </w:rPr>
-          <w:instrText xml:space="preserve"> PAGEREF _Toc226749664 \h </w:instrText>
+          <w:instrText xml:space="preserve"> PAGEREF _Toc227364431 \h </w:instrText>
         </w:r>
         <w:r>
           <w:rPr>
@@ -1210,7 +1313,7 @@
           <w:lang w:bidi="ar-SA"/>
         </w:rPr>
       </w:pPr>
-      <w:hyperlink w:anchor="_Toc226749665" w:history="1">
+      <w:hyperlink w:anchor="_Toc227364432" w:history="1">
         <w:r>
           <w:rPr>
             <w:rStyle w:val="afc"/>
@@ -1274,7 +1377,7 @@
             <w:noProof/>
             <w:webHidden/>
           </w:rPr>
-          <w:instrText xml:space="preserve"> PAGEREF _Toc226749665 \h </w:instrText>
+          <w:instrText xml:space="preserve"> PAGEREF _Toc227364432 \h </w:instrText>
         </w:r>
         <w:r>
           <w:rPr>
@@ -1320,7 +1423,7 @@
           <w:lang w:bidi="ar-SA"/>
         </w:rPr>
       </w:pPr>
-      <w:hyperlink w:anchor="_Toc226749666" w:history="1">
+      <w:hyperlink w:anchor="_Toc227364433" w:history="1">
         <w:r>
           <w:rPr>
             <w:rStyle w:val="afc"/>
@@ -1365,7 +1468,7 @@
             <w:noProof/>
             <w:webHidden/>
           </w:rPr>
-          <w:instrText xml:space="preserve"> PAGEREF _Toc226749666 \h </w:instrText>
+          <w:instrText xml:space="preserve"> PAGEREF _Toc227364433 \h </w:instrText>
         </w:r>
         <w:r>
           <w:rPr>
@@ -1411,7 +1514,7 @@
           <w:lang w:bidi="ar-SA"/>
         </w:rPr>
       </w:pPr>
-      <w:hyperlink w:anchor="_Toc226749667" w:history="1">
+      <w:hyperlink w:anchor="_Toc227364434" w:history="1">
         <w:r>
           <w:rPr>
             <w:rStyle w:val="afc"/>
@@ -1456,7 +1559,7 @@
             <w:noProof/>
             <w:webHidden/>
           </w:rPr>
-          <w:instrText xml:space="preserve"> PAGEREF _Toc226749667 \h </w:instrText>
+          <w:instrText xml:space="preserve"> PAGEREF _Toc227364434 \h </w:instrText>
         </w:r>
         <w:r>
           <w:rPr>
@@ -1502,7 +1605,7 @@
           <w:lang w:bidi="ar-SA"/>
         </w:rPr>
       </w:pPr>
-      <w:hyperlink w:anchor="_Toc226749668" w:history="1">
+      <w:hyperlink w:anchor="_Toc227364435" w:history="1">
         <w:r>
           <w:rPr>
             <w:rStyle w:val="afc"/>
@@ -1547,7 +1650,7 @@
             <w:noProof/>
             <w:webHidden/>
           </w:rPr>
-          <w:instrText xml:space="preserve"> PAGEREF _Toc226749668 \h </w:instrText>
+          <w:instrText xml:space="preserve"> PAGEREF _Toc227364435 \h </w:instrText>
         </w:r>
         <w:r>
           <w:rPr>
@@ -1593,7 +1696,7 @@
           <w:lang w:bidi="ar-SA"/>
         </w:rPr>
       </w:pPr>
-      <w:hyperlink w:anchor="_Toc226749669" w:history="1">
+      <w:hyperlink w:anchor="_Toc227364436" w:history="1">
         <w:r>
           <w:rPr>
             <w:rStyle w:val="afc"/>
@@ -1638,7 +1741,7 @@
             <w:noProof/>
             <w:webHidden/>
           </w:rPr>
-          <w:instrText xml:space="preserve"> PAGEREF _Toc226749669 \h </w:instrText>
+          <w:instrText xml:space="preserve"> PAGEREF _Toc227364436 \h </w:instrText>
         </w:r>
         <w:r>
           <w:rPr>
@@ -1658,7 +1761,7 @@
             <w:noProof/>
             <w:webHidden/>
           </w:rPr>
-          <w:t>5</w:t>
+          <w:t>6</w:t>
         </w:r>
         <w:r>
           <w:rPr>
@@ -1686,7 +1789,7 @@
           <w:lang w:bidi="ar-SA"/>
         </w:rPr>
       </w:pPr>
-      <w:hyperlink w:anchor="_Toc226749670" w:history="1">
+      <w:hyperlink w:anchor="_Toc227364437" w:history="1">
         <w:r>
           <w:rPr>
             <w:rStyle w:val="afc"/>
@@ -1750,7 +1853,7 @@
             <w:noProof/>
             <w:webHidden/>
           </w:rPr>
-          <w:instrText xml:space="preserve"> PAGEREF _Toc226749670 \h </w:instrText>
+          <w:instrText xml:space="preserve"> PAGEREF _Toc227364437 \h </w:instrText>
         </w:r>
         <w:r>
           <w:rPr>
@@ -1770,7 +1873,7 @@
             <w:noProof/>
             <w:webHidden/>
           </w:rPr>
-          <w:t>6</w:t>
+          <w:t>7</w:t>
         </w:r>
         <w:r>
           <w:rPr>
@@ -1796,7 +1899,7 @@
           <w:lang w:bidi="ar-SA"/>
         </w:rPr>
       </w:pPr>
-      <w:hyperlink w:anchor="_Toc226749671" w:history="1">
+      <w:hyperlink w:anchor="_Toc227364438" w:history="1">
         <w:r>
           <w:rPr>
             <w:rStyle w:val="afc"/>
@@ -1841,7 +1944,7 @@
             <w:noProof/>
             <w:webHidden/>
           </w:rPr>
-          <w:instrText xml:space="preserve"> PAGEREF _Toc226749671 \h </w:instrText>
+          <w:instrText xml:space="preserve"> PAGEREF _Toc227364438 \h </w:instrText>
         </w:r>
         <w:r>
           <w:rPr>
@@ -1861,7 +1964,7 @@
             <w:noProof/>
             <w:webHidden/>
           </w:rPr>
-          <w:t>6</w:t>
+          <w:t>7</w:t>
         </w:r>
         <w:r>
           <w:rPr>
@@ -1887,7 +1990,7 @@
           <w:lang w:bidi="ar-SA"/>
         </w:rPr>
       </w:pPr>
-      <w:hyperlink w:anchor="_Toc226749672" w:history="1">
+      <w:hyperlink w:anchor="_Toc227364439" w:history="1">
         <w:r>
           <w:rPr>
             <w:rStyle w:val="afc"/>
@@ -1939,7 +2042,7 @@
             <w:noProof/>
             <w:webHidden/>
           </w:rPr>
-          <w:instrText xml:space="preserve"> PAGEREF _Toc226749672 \h </w:instrText>
+          <w:instrText xml:space="preserve"> PAGEREF _Toc227364439 \h </w:instrText>
         </w:r>
         <w:r>
           <w:rPr>
@@ -1959,7 +2062,7 @@
             <w:noProof/>
             <w:webHidden/>
           </w:rPr>
-          <w:t>8</w:t>
+          <w:t>9</w:t>
         </w:r>
         <w:r>
           <w:rPr>
@@ -1985,7 +2088,7 @@
           <w:lang w:bidi="ar-SA"/>
         </w:rPr>
       </w:pPr>
-      <w:hyperlink w:anchor="_Toc226749673" w:history="1">
+      <w:hyperlink w:anchor="_Toc227364440" w:history="1">
         <w:r>
           <w:rPr>
             <w:rStyle w:val="afc"/>
@@ -2037,7 +2140,7 @@
             <w:noProof/>
             <w:webHidden/>
           </w:rPr>
-          <w:instrText xml:space="preserve"> PAGEREF _Toc226749673 \h </w:instrText>
+          <w:instrText xml:space="preserve"> PAGEREF _Toc227364440 \h </w:instrText>
         </w:r>
         <w:r>
           <w:rPr>
@@ -2057,7 +2160,7 @@
             <w:noProof/>
             <w:webHidden/>
           </w:rPr>
-          <w:t>9</w:t>
+          <w:t>10</w:t>
         </w:r>
         <w:r>
           <w:rPr>
@@ -2083,7 +2186,7 @@
           <w:lang w:bidi="ar-SA"/>
         </w:rPr>
       </w:pPr>
-      <w:hyperlink w:anchor="_Toc226749674" w:history="1">
+      <w:hyperlink w:anchor="_Toc227364441" w:history="1">
         <w:r>
           <w:rPr>
             <w:rStyle w:val="afc"/>
@@ -2135,7 +2238,7 @@
             <w:noProof/>
             <w:webHidden/>
           </w:rPr>
-          <w:instrText xml:space="preserve"> PAGEREF _Toc226749674 \h </w:instrText>
+          <w:instrText xml:space="preserve"> PAGEREF _Toc227364441 \h </w:instrText>
         </w:r>
         <w:r>
           <w:rPr>
@@ -2155,7 +2258,7 @@
             <w:noProof/>
             <w:webHidden/>
           </w:rPr>
-          <w:t>10</w:t>
+          <w:t>11</w:t>
         </w:r>
         <w:r>
           <w:rPr>
@@ -2183,7 +2286,7 @@
           <w:lang w:bidi="ar-SA"/>
         </w:rPr>
       </w:pPr>
-      <w:hyperlink w:anchor="_Toc226749675" w:history="1">
+      <w:hyperlink w:anchor="_Toc227364442" w:history="1">
         <w:r>
           <w:rPr>
             <w:rStyle w:val="afc"/>
@@ -2247,7 +2350,7 @@
             <w:noProof/>
             <w:webHidden/>
           </w:rPr>
-          <w:instrText xml:space="preserve"> PAGEREF _Toc226749675 \h </w:instrText>
+          <w:instrText xml:space="preserve"> PAGEREF _Toc227364442 \h </w:instrText>
         </w:r>
         <w:r>
           <w:rPr>
@@ -2267,7 +2370,7 @@
             <w:noProof/>
             <w:webHidden/>
           </w:rPr>
-          <w:t>12</w:t>
+          <w:t>13</w:t>
         </w:r>
         <w:r>
           <w:rPr>
@@ -2293,7 +2396,7 @@
           <w:lang w:bidi="ar-SA"/>
         </w:rPr>
       </w:pPr>
-      <w:hyperlink w:anchor="_Toc226749676" w:history="1">
+      <w:hyperlink w:anchor="_Toc227364443" w:history="1">
         <w:r>
           <w:rPr>
             <w:rStyle w:val="afc"/>
@@ -2338,7 +2441,7 @@
             <w:noProof/>
             <w:webHidden/>
           </w:rPr>
-          <w:instrText xml:space="preserve"> PAGEREF _Toc226749676 \h </w:instrText>
+          <w:instrText xml:space="preserve"> PAGEREF _Toc227364443 \h </w:instrText>
         </w:r>
         <w:r>
           <w:rPr>
@@ -2358,7 +2461,7 @@
             <w:noProof/>
             <w:webHidden/>
           </w:rPr>
-          <w:t>12</w:t>
+          <w:t>13</w:t>
         </w:r>
         <w:r>
           <w:rPr>
@@ -2384,7 +2487,7 @@
           <w:lang w:bidi="ar-SA"/>
         </w:rPr>
       </w:pPr>
-      <w:hyperlink w:anchor="_Toc226749677" w:history="1">
+      <w:hyperlink w:anchor="_Toc227364444" w:history="1">
         <w:r>
           <w:rPr>
             <w:rStyle w:val="afc"/>
@@ -2429,7 +2532,7 @@
             <w:noProof/>
             <w:webHidden/>
           </w:rPr>
-          <w:instrText xml:space="preserve"> PAGEREF _Toc226749677 \h </w:instrText>
+          <w:instrText xml:space="preserve"> PAGEREF _Toc227364444 \h </w:instrText>
         </w:r>
         <w:r>
           <w:rPr>
@@ -2449,7 +2552,7 @@
             <w:noProof/>
             <w:webHidden/>
           </w:rPr>
-          <w:t>12</w:t>
+          <w:t>15</w:t>
         </w:r>
         <w:r>
           <w:rPr>
@@ -2475,7 +2578,7 @@
           <w:lang w:bidi="ar-SA"/>
         </w:rPr>
       </w:pPr>
-      <w:hyperlink w:anchor="_Toc226749678" w:history="1">
+      <w:hyperlink w:anchor="_Toc227364445" w:history="1">
         <w:r>
           <w:rPr>
             <w:rStyle w:val="afc"/>
@@ -2520,7 +2623,7 @@
             <w:noProof/>
             <w:webHidden/>
           </w:rPr>
-          <w:instrText xml:space="preserve"> PAGEREF _Toc226749678 \h </w:instrText>
+          <w:instrText xml:space="preserve"> PAGEREF _Toc227364445 \h </w:instrText>
         </w:r>
         <w:r>
           <w:rPr>
@@ -2540,7 +2643,7 @@
             <w:noProof/>
             <w:webHidden/>
           </w:rPr>
-          <w:t>12</w:t>
+          <w:t>16</w:t>
         </w:r>
         <w:r>
           <w:rPr>
@@ -2568,7 +2671,7 @@
           <w:lang w:bidi="ar-SA"/>
         </w:rPr>
       </w:pPr>
-      <w:hyperlink w:anchor="_Toc226749679" w:history="1">
+      <w:hyperlink w:anchor="_Toc227364446" w:history="1">
         <w:r>
           <w:rPr>
             <w:rStyle w:val="afc"/>
@@ -2632,7 +2735,7 @@
             <w:noProof/>
             <w:webHidden/>
           </w:rPr>
-          <w:instrText xml:space="preserve"> PAGEREF _Toc226749679 \h </w:instrText>
+          <w:instrText xml:space="preserve"> PAGEREF _Toc227364446 \h </w:instrText>
         </w:r>
         <w:r>
           <w:rPr>
@@ -2652,7 +2755,7 @@
             <w:noProof/>
             <w:webHidden/>
           </w:rPr>
-          <w:t>13</w:t>
+          <w:t>18</w:t>
         </w:r>
         <w:r>
           <w:rPr>
@@ -2678,7 +2781,7 @@
           <w:lang w:bidi="ar-SA"/>
         </w:rPr>
       </w:pPr>
-      <w:hyperlink w:anchor="_Toc226749680" w:history="1">
+      <w:hyperlink w:anchor="_Toc227364447" w:history="1">
         <w:r>
           <w:rPr>
             <w:rStyle w:val="afc"/>
@@ -2723,7 +2826,7 @@
             <w:noProof/>
             <w:webHidden/>
           </w:rPr>
-          <w:instrText xml:space="preserve"> PAGEREF _Toc226749680 \h </w:instrText>
+          <w:instrText xml:space="preserve"> PAGEREF _Toc227364447 \h </w:instrText>
         </w:r>
         <w:r>
           <w:rPr>
@@ -2743,7 +2846,7 @@
             <w:noProof/>
             <w:webHidden/>
           </w:rPr>
-          <w:t>13</w:t>
+          <w:t>18</w:t>
         </w:r>
         <w:r>
           <w:rPr>
@@ -2769,7 +2872,7 @@
           <w:lang w:bidi="ar-SA"/>
         </w:rPr>
       </w:pPr>
-      <w:hyperlink w:anchor="_Toc226749681" w:history="1">
+      <w:hyperlink w:anchor="_Toc227364448" w:history="1">
         <w:r>
           <w:rPr>
             <w:rStyle w:val="afc"/>
@@ -2814,7 +2917,7 @@
             <w:noProof/>
             <w:webHidden/>
           </w:rPr>
-          <w:instrText xml:space="preserve"> PAGEREF _Toc226749681 \h </w:instrText>
+          <w:instrText xml:space="preserve"> PAGEREF _Toc227364448 \h </w:instrText>
         </w:r>
         <w:r>
           <w:rPr>
@@ -2834,7 +2937,7 @@
             <w:noProof/>
             <w:webHidden/>
           </w:rPr>
-          <w:t>13</w:t>
+          <w:t>18</w:t>
         </w:r>
         <w:r>
           <w:rPr>
@@ -2860,7 +2963,7 @@
           <w:lang w:bidi="ar-SA"/>
         </w:rPr>
       </w:pPr>
-      <w:hyperlink w:anchor="_Toc226749682" w:history="1">
+      <w:hyperlink w:anchor="_Toc227364449" w:history="1">
         <w:r>
           <w:rPr>
             <w:rStyle w:val="afc"/>
@@ -2920,7 +3023,7 @@
             <w:noProof/>
             <w:webHidden/>
           </w:rPr>
-          <w:instrText xml:space="preserve"> PAGEREF _Toc226749682 \h </w:instrText>
+          <w:instrText xml:space="preserve"> PAGEREF _Toc227364449 \h </w:instrText>
         </w:r>
         <w:r>
           <w:rPr>
@@ -2940,7 +3043,7 @@
             <w:noProof/>
             <w:webHidden/>
           </w:rPr>
-          <w:t>13</w:t>
+          <w:t>18</w:t>
         </w:r>
         <w:r>
           <w:rPr>
@@ -2968,7 +3071,7 @@
           <w:lang w:bidi="ar-SA"/>
         </w:rPr>
       </w:pPr>
-      <w:hyperlink w:anchor="_Toc226749683" w:history="1">
+      <w:hyperlink w:anchor="_Toc227364450" w:history="1">
         <w:r>
           <w:rPr>
             <w:rStyle w:val="afc"/>
@@ -3032,7 +3135,7 @@
             <w:noProof/>
             <w:webHidden/>
           </w:rPr>
-          <w:instrText xml:space="preserve"> PAGEREF _Toc226749683 \h </w:instrText>
+          <w:instrText xml:space="preserve"> PAGEREF _Toc227364450 \h </w:instrText>
         </w:r>
         <w:r>
           <w:rPr>
@@ -3052,7 +3155,7 @@
             <w:noProof/>
             <w:webHidden/>
           </w:rPr>
-          <w:t>14</w:t>
+          <w:t>19</w:t>
         </w:r>
         <w:r>
           <w:rPr>
@@ -3078,7 +3181,7 @@
           <w:lang w:bidi="ar-SA"/>
         </w:rPr>
       </w:pPr>
-      <w:hyperlink w:anchor="_Toc226749684" w:history="1">
+      <w:hyperlink w:anchor="_Toc227364451" w:history="1">
         <w:r>
           <w:rPr>
             <w:rStyle w:val="afc"/>
@@ -3123,7 +3226,7 @@
             <w:noProof/>
             <w:webHidden/>
           </w:rPr>
-          <w:instrText xml:space="preserve"> PAGEREF _Toc226749684 \h </w:instrText>
+          <w:instrText xml:space="preserve"> PAGEREF _Toc227364451 \h </w:instrText>
         </w:r>
         <w:r>
           <w:rPr>
@@ -3143,7 +3246,7 @@
             <w:noProof/>
             <w:webHidden/>
           </w:rPr>
-          <w:t>14</w:t>
+          <w:t>19</w:t>
         </w:r>
         <w:r>
           <w:rPr>
@@ -3169,7 +3272,7 @@
           <w:lang w:bidi="ar-SA"/>
         </w:rPr>
       </w:pPr>
-      <w:hyperlink w:anchor="_Toc226749685" w:history="1">
+      <w:hyperlink w:anchor="_Toc227364452" w:history="1">
         <w:r>
           <w:rPr>
             <w:rStyle w:val="afc"/>
@@ -3214,7 +3317,7 @@
             <w:noProof/>
             <w:webHidden/>
           </w:rPr>
-          <w:instrText xml:space="preserve"> PAGEREF _Toc226749685 \h </w:instrText>
+          <w:instrText xml:space="preserve"> PAGEREF _Toc227364452 \h </w:instrText>
         </w:r>
         <w:r>
           <w:rPr>
@@ -3234,7 +3337,7 @@
             <w:noProof/>
             <w:webHidden/>
           </w:rPr>
-          <w:t>16</w:t>
+          <w:t>21</w:t>
         </w:r>
         <w:r>
           <w:rPr>
@@ -3260,7 +3363,7 @@
           <w:lang w:bidi="ar-SA"/>
         </w:rPr>
       </w:pPr>
-      <w:hyperlink w:anchor="_Toc226749686" w:history="1">
+      <w:hyperlink w:anchor="_Toc227364453" w:history="1">
         <w:r>
           <w:rPr>
             <w:rStyle w:val="afc"/>
@@ -3305,7 +3408,7 @@
             <w:noProof/>
             <w:webHidden/>
           </w:rPr>
-          <w:instrText xml:space="preserve"> PAGEREF _Toc226749686 \h </w:instrText>
+          <w:instrText xml:space="preserve"> PAGEREF _Toc227364453 \h </w:instrText>
         </w:r>
         <w:r>
           <w:rPr>
@@ -3325,7 +3428,7 @@
             <w:noProof/>
             <w:webHidden/>
           </w:rPr>
-          <w:t>16</w:t>
+          <w:t>21</w:t>
         </w:r>
         <w:r>
           <w:rPr>
@@ -3351,7 +3454,7 @@
           <w:lang w:bidi="ar-SA"/>
         </w:rPr>
       </w:pPr>
-      <w:hyperlink w:anchor="_Toc226749687" w:history="1">
+      <w:hyperlink w:anchor="_Toc227364454" w:history="1">
         <w:r>
           <w:rPr>
             <w:rStyle w:val="afc"/>
@@ -3396,7 +3499,7 @@
             <w:noProof/>
             <w:webHidden/>
           </w:rPr>
-          <w:instrText xml:space="preserve"> PAGEREF _Toc226749687 \h </w:instrText>
+          <w:instrText xml:space="preserve"> PAGEREF _Toc227364454 \h </w:instrText>
         </w:r>
         <w:r>
           <w:rPr>
@@ -3416,7 +3519,7 @@
             <w:noProof/>
             <w:webHidden/>
           </w:rPr>
-          <w:t>16</w:t>
+          <w:t>21</w:t>
         </w:r>
         <w:r>
           <w:rPr>
@@ -3444,7 +3547,7 @@
           <w:lang w:bidi="ar-SA"/>
         </w:rPr>
       </w:pPr>
-      <w:hyperlink w:anchor="_Toc226749688" w:history="1">
+      <w:hyperlink w:anchor="_Toc227364455" w:history="1">
         <w:r>
           <w:rPr>
             <w:rStyle w:val="afc"/>
@@ -3508,7 +3611,7 @@
             <w:noProof/>
             <w:webHidden/>
           </w:rPr>
-          <w:instrText xml:space="preserve"> PAGEREF _Toc226749688 \h </w:instrText>
+          <w:instrText xml:space="preserve"> PAGEREF _Toc227364455 \h </w:instrText>
         </w:r>
         <w:r>
           <w:rPr>
@@ -3528,7 +3631,7 @@
             <w:noProof/>
             <w:webHidden/>
           </w:rPr>
-          <w:t>17</w:t>
+          <w:t>22</w:t>
         </w:r>
         <w:r>
           <w:rPr>
@@ -3554,7 +3657,7 @@
           <w:lang w:bidi="ar-SA"/>
         </w:rPr>
       </w:pPr>
-      <w:hyperlink w:anchor="_Toc226749689" w:history="1">
+      <w:hyperlink w:anchor="_Toc227364456" w:history="1">
         <w:r>
           <w:rPr>
             <w:rStyle w:val="afc"/>
@@ -3599,7 +3702,7 @@
             <w:noProof/>
             <w:webHidden/>
           </w:rPr>
-          <w:instrText xml:space="preserve"> PAGEREF _Toc226749689 \h </w:instrText>
+          <w:instrText xml:space="preserve"> PAGEREF _Toc227364456 \h </w:instrText>
         </w:r>
         <w:r>
           <w:rPr>
@@ -3619,7 +3722,7 @@
             <w:noProof/>
             <w:webHidden/>
           </w:rPr>
-          <w:t>17</w:t>
+          <w:t>22</w:t>
         </w:r>
         <w:r>
           <w:rPr>
@@ -3645,7 +3748,7 @@
           <w:lang w:bidi="ar-SA"/>
         </w:rPr>
       </w:pPr>
-      <w:hyperlink w:anchor="_Toc226749690" w:history="1">
+      <w:hyperlink w:anchor="_Toc227364457" w:history="1">
         <w:r>
           <w:rPr>
             <w:rStyle w:val="afc"/>
@@ -3690,7 +3793,7 @@
             <w:noProof/>
             <w:webHidden/>
           </w:rPr>
-          <w:instrText xml:space="preserve"> PAGEREF _Toc226749690 \h </w:instrText>
+          <w:instrText xml:space="preserve"> PAGEREF _Toc227364457 \h </w:instrText>
         </w:r>
         <w:r>
           <w:rPr>
@@ -3710,7 +3813,7 @@
             <w:noProof/>
             <w:webHidden/>
           </w:rPr>
-          <w:t>17</w:t>
+          <w:t>22</w:t>
         </w:r>
         <w:r>
           <w:rPr>
@@ -3738,7 +3841,7 @@
           <w:lang w:bidi="ar-SA"/>
         </w:rPr>
       </w:pPr>
-      <w:hyperlink w:anchor="_Toc226749691" w:history="1">
+      <w:hyperlink w:anchor="_Toc227364458" w:history="1">
         <w:r>
           <w:rPr>
             <w:rStyle w:val="afc"/>
@@ -3802,7 +3905,7 @@
             <w:noProof/>
             <w:webHidden/>
           </w:rPr>
-          <w:instrText xml:space="preserve"> PAGEREF _Toc226749691 \h </w:instrText>
+          <w:instrText xml:space="preserve"> PAGEREF _Toc227364458 \h </w:instrText>
         </w:r>
         <w:r>
           <w:rPr>
@@ -3822,7 +3925,7 @@
             <w:noProof/>
             <w:webHidden/>
           </w:rPr>
-          <w:t>18</w:t>
+          <w:t>23</w:t>
         </w:r>
         <w:r>
           <w:rPr>
@@ -3848,7 +3951,7 @@
           <w:lang w:bidi="ar-SA"/>
         </w:rPr>
       </w:pPr>
-      <w:hyperlink w:anchor="_Toc226749692" w:history="1">
+      <w:hyperlink w:anchor="_Toc227364459" w:history="1">
         <w:r>
           <w:rPr>
             <w:rStyle w:val="afc"/>
@@ -3893,7 +3996,7 @@
             <w:noProof/>
             <w:webHidden/>
           </w:rPr>
-          <w:instrText xml:space="preserve"> PAGEREF _Toc226749692 \h </w:instrText>
+          <w:instrText xml:space="preserve"> PAGEREF _Toc227364459 \h </w:instrText>
         </w:r>
         <w:r>
           <w:rPr>
@@ -3913,7 +4016,7 @@
             <w:noProof/>
             <w:webHidden/>
           </w:rPr>
-          <w:t>18</w:t>
+          <w:t>23</w:t>
         </w:r>
         <w:r>
           <w:rPr>
@@ -3939,7 +4042,7 @@
           <w:lang w:bidi="ar-SA"/>
         </w:rPr>
       </w:pPr>
-      <w:hyperlink w:anchor="_Toc226749693" w:history="1">
+      <w:hyperlink w:anchor="_Toc227364460" w:history="1">
         <w:r>
           <w:rPr>
             <w:rStyle w:val="afc"/>
@@ -3984,7 +4087,7 @@
             <w:noProof/>
             <w:webHidden/>
           </w:rPr>
-          <w:instrText xml:space="preserve"> PAGEREF _Toc226749693 \h </w:instrText>
+          <w:instrText xml:space="preserve"> PAGEREF _Toc227364460 \h </w:instrText>
         </w:r>
         <w:r>
           <w:rPr>
@@ -4004,7 +4107,7 @@
             <w:noProof/>
             <w:webHidden/>
           </w:rPr>
-          <w:t>18</w:t>
+          <w:t>23</w:t>
         </w:r>
         <w:r>
           <w:rPr>
@@ -4030,7 +4133,7 @@
           <w:lang w:bidi="ar-SA"/>
         </w:rPr>
       </w:pPr>
-      <w:hyperlink w:anchor="_Toc226749694" w:history="1">
+      <w:hyperlink w:anchor="_Toc227364461" w:history="1">
         <w:r>
           <w:rPr>
             <w:rStyle w:val="afc"/>
@@ -4075,7 +4178,7 @@
             <w:noProof/>
             <w:webHidden/>
           </w:rPr>
-          <w:instrText xml:space="preserve"> PAGEREF _Toc226749694 \h </w:instrText>
+          <w:instrText xml:space="preserve"> PAGEREF _Toc227364461 \h </w:instrText>
         </w:r>
         <w:r>
           <w:rPr>
@@ -4095,7 +4198,7 @@
             <w:noProof/>
             <w:webHidden/>
           </w:rPr>
-          <w:t>18</w:t>
+          <w:t>23</w:t>
         </w:r>
         <w:r>
           <w:rPr>
@@ -4121,7 +4224,7 @@
           <w:lang w:bidi="ar-SA"/>
         </w:rPr>
       </w:pPr>
-      <w:hyperlink w:anchor="_Toc226749695" w:history="1">
+      <w:hyperlink w:anchor="_Toc227364462" w:history="1">
         <w:r>
           <w:rPr>
             <w:rStyle w:val="afc"/>
@@ -4166,7 +4269,7 @@
             <w:noProof/>
             <w:webHidden/>
           </w:rPr>
-          <w:instrText xml:space="preserve"> PAGEREF _Toc226749695 \h </w:instrText>
+          <w:instrText xml:space="preserve"> PAGEREF _Toc227364462 \h </w:instrText>
         </w:r>
         <w:r>
           <w:rPr>
@@ -4186,7 +4289,7 @@
             <w:noProof/>
             <w:webHidden/>
           </w:rPr>
-          <w:t>19</w:t>
+          <w:t>24</w:t>
         </w:r>
         <w:r>
           <w:rPr>
@@ -4214,7 +4317,7 @@
           <w:lang w:bidi="ar-SA"/>
         </w:rPr>
       </w:pPr>
-      <w:hyperlink w:anchor="_Toc226749696" w:history="1">
+      <w:hyperlink w:anchor="_Toc227364463" w:history="1">
         <w:r>
           <w:rPr>
             <w:rStyle w:val="afc"/>
@@ -4278,7 +4381,7 @@
             <w:noProof/>
             <w:webHidden/>
           </w:rPr>
-          <w:instrText xml:space="preserve"> PAGEREF _Toc226749696 \h </w:instrText>
+          <w:instrText xml:space="preserve"> PAGEREF _Toc227364463 \h </w:instrText>
         </w:r>
         <w:r>
           <w:rPr>
@@ -4298,7 +4401,7 @@
             <w:noProof/>
             <w:webHidden/>
           </w:rPr>
-          <w:t>20</w:t>
+          <w:t>25</w:t>
         </w:r>
         <w:r>
           <w:rPr>
@@ -4324,7 +4427,7 @@
           <w:lang w:bidi="ar-SA"/>
         </w:rPr>
       </w:pPr>
-      <w:hyperlink w:anchor="_Toc226749697" w:history="1">
+      <w:hyperlink w:anchor="_Toc227364464" w:history="1">
         <w:r>
           <w:rPr>
             <w:rStyle w:val="afc"/>
@@ -4369,7 +4472,7 @@
             <w:noProof/>
             <w:webHidden/>
           </w:rPr>
-          <w:instrText xml:space="preserve"> PAGEREF _Toc226749697 \h </w:instrText>
+          <w:instrText xml:space="preserve"> PAGEREF _Toc227364464 \h </w:instrText>
         </w:r>
         <w:r>
           <w:rPr>
@@ -4389,7 +4492,7 @@
             <w:noProof/>
             <w:webHidden/>
           </w:rPr>
-          <w:t>20</w:t>
+          <w:t>25</w:t>
         </w:r>
         <w:r>
           <w:rPr>
@@ -4415,7 +4518,7 @@
           <w:lang w:bidi="ar-SA"/>
         </w:rPr>
       </w:pPr>
-      <w:hyperlink w:anchor="_Toc226749698" w:history="1">
+      <w:hyperlink w:anchor="_Toc227364465" w:history="1">
         <w:r>
           <w:rPr>
             <w:rStyle w:val="afc"/>
@@ -4469,7 +4572,7 @@
             <w:noProof/>
             <w:webHidden/>
           </w:rPr>
-          <w:instrText xml:space="preserve"> PAGEREF _Toc226749698 \h </w:instrText>
+          <w:instrText xml:space="preserve"> PAGEREF _Toc227364465 \h </w:instrText>
         </w:r>
         <w:r>
           <w:rPr>
@@ -4489,7 +4592,7 @@
             <w:noProof/>
             <w:webHidden/>
           </w:rPr>
-          <w:t>20</w:t>
+          <w:t>25</w:t>
         </w:r>
         <w:r>
           <w:rPr>
@@ -4517,7 +4620,7 @@
           <w:lang w:bidi="ar-SA"/>
         </w:rPr>
       </w:pPr>
-      <w:hyperlink w:anchor="_Toc226749699" w:history="1">
+      <w:hyperlink w:anchor="_Toc227364466" w:history="1">
         <w:r>
           <w:rPr>
             <w:rStyle w:val="afc"/>
@@ -4581,7 +4684,7 @@
             <w:noProof/>
             <w:webHidden/>
           </w:rPr>
-          <w:instrText xml:space="preserve"> PAGEREF _Toc226749699 \h </w:instrText>
+          <w:instrText xml:space="preserve"> PAGEREF _Toc227364466 \h </w:instrText>
         </w:r>
         <w:r>
           <w:rPr>
@@ -4601,7 +4704,7 @@
             <w:noProof/>
             <w:webHidden/>
           </w:rPr>
-          <w:t>21</w:t>
+          <w:t>26</w:t>
         </w:r>
         <w:r>
           <w:rPr>
@@ -4627,7 +4730,7 @@
           <w:lang w:bidi="ar-SA"/>
         </w:rPr>
       </w:pPr>
-      <w:hyperlink w:anchor="_Toc226749700" w:history="1">
+      <w:hyperlink w:anchor="_Toc227364467" w:history="1">
         <w:r>
           <w:rPr>
             <w:rStyle w:val="afc"/>
@@ -4672,7 +4775,7 @@
             <w:noProof/>
             <w:webHidden/>
           </w:rPr>
-          <w:instrText xml:space="preserve"> PAGEREF _Toc226749700 \h </w:instrText>
+          <w:instrText xml:space="preserve"> PAGEREF _Toc227364467 \h </w:instrText>
         </w:r>
         <w:r>
           <w:rPr>
@@ -4692,7 +4795,7 @@
             <w:noProof/>
             <w:webHidden/>
           </w:rPr>
-          <w:t>21</w:t>
+          <w:t>26</w:t>
         </w:r>
         <w:r>
           <w:rPr>
@@ -4718,7 +4821,7 @@
           <w:lang w:bidi="ar-SA"/>
         </w:rPr>
       </w:pPr>
-      <w:hyperlink w:anchor="_Toc226749701" w:history="1">
+      <w:hyperlink w:anchor="_Toc227364468" w:history="1">
         <w:r>
           <w:rPr>
             <w:rStyle w:val="afc"/>
@@ -4763,7 +4866,7 @@
             <w:noProof/>
             <w:webHidden/>
           </w:rPr>
-          <w:instrText xml:space="preserve"> PAGEREF _Toc226749701 \h </w:instrText>
+          <w:instrText xml:space="preserve"> PAGEREF _Toc227364468 \h </w:instrText>
         </w:r>
         <w:r>
           <w:rPr>
@@ -4783,7 +4886,7 @@
             <w:noProof/>
             <w:webHidden/>
           </w:rPr>
-          <w:t>21</w:t>
+          <w:t>26</w:t>
         </w:r>
         <w:r>
           <w:rPr>
@@ -4811,7 +4914,7 @@
           <w:lang w:bidi="ar-SA"/>
         </w:rPr>
       </w:pPr>
-      <w:hyperlink w:anchor="_Toc226749702" w:history="1">
+      <w:hyperlink w:anchor="_Toc227364469" w:history="1">
         <w:r>
           <w:rPr>
             <w:rStyle w:val="afc"/>
@@ -4875,7 +4978,7 @@
             <w:noProof/>
             <w:webHidden/>
           </w:rPr>
-          <w:instrText xml:space="preserve"> PAGEREF _Toc226749702 \h </w:instrText>
+          <w:instrText xml:space="preserve"> PAGEREF _Toc227364469 \h </w:instrText>
         </w:r>
         <w:r>
           <w:rPr>
@@ -4895,7 +4998,7 @@
             <w:noProof/>
             <w:webHidden/>
           </w:rPr>
-          <w:t>22</w:t>
+          <w:t>27</w:t>
         </w:r>
         <w:r>
           <w:rPr>
@@ -4921,7 +5024,7 @@
           <w:lang w:bidi="ar-SA"/>
         </w:rPr>
       </w:pPr>
-      <w:hyperlink w:anchor="_Toc226749703" w:history="1">
+      <w:hyperlink w:anchor="_Toc227364470" w:history="1">
         <w:r>
           <w:rPr>
             <w:rStyle w:val="afc"/>
@@ -4966,7 +5069,7 @@
             <w:noProof/>
             <w:webHidden/>
           </w:rPr>
-          <w:instrText xml:space="preserve"> PAGEREF _Toc226749703 \h </w:instrText>
+          <w:instrText xml:space="preserve"> PAGEREF _Toc227364470 \h </w:instrText>
         </w:r>
         <w:r>
           <w:rPr>
@@ -4986,7 +5089,7 @@
             <w:noProof/>
             <w:webHidden/>
           </w:rPr>
-          <w:t>22</w:t>
+          <w:t>27</w:t>
         </w:r>
         <w:r>
           <w:rPr>
@@ -5012,7 +5115,7 @@
           <w:lang w:bidi="ar-SA"/>
         </w:rPr>
       </w:pPr>
-      <w:hyperlink w:anchor="_Toc226749704" w:history="1">
+      <w:hyperlink w:anchor="_Toc227364471" w:history="1">
         <w:r>
           <w:rPr>
             <w:rStyle w:val="afc"/>
@@ -5057,7 +5160,7 @@
             <w:noProof/>
             <w:webHidden/>
           </w:rPr>
-          <w:instrText xml:space="preserve"> PAGEREF _Toc226749704 \h </w:instrText>
+          <w:instrText xml:space="preserve"> PAGEREF _Toc227364471 \h </w:instrText>
         </w:r>
         <w:r>
           <w:rPr>
@@ -5077,7 +5180,7 @@
             <w:noProof/>
             <w:webHidden/>
           </w:rPr>
-          <w:t>22</w:t>
+          <w:t>27</w:t>
         </w:r>
         <w:r>
           <w:rPr>
@@ -5105,7 +5208,7 @@
           <w:lang w:bidi="ar-SA"/>
         </w:rPr>
       </w:pPr>
-      <w:hyperlink w:anchor="_Toc226749705" w:history="1">
+      <w:hyperlink w:anchor="_Toc227364472" w:history="1">
         <w:r>
           <w:rPr>
             <w:rStyle w:val="afc"/>
@@ -5169,7 +5272,7 @@
             <w:noProof/>
             <w:webHidden/>
           </w:rPr>
-          <w:instrText xml:space="preserve"> PAGEREF _Toc226749705 \h </w:instrText>
+          <w:instrText xml:space="preserve"> PAGEREF _Toc227364472 \h </w:instrText>
         </w:r>
         <w:r>
           <w:rPr>
@@ -5189,7 +5292,7 @@
             <w:noProof/>
             <w:webHidden/>
           </w:rPr>
-          <w:t>23</w:t>
+          <w:t>28</w:t>
         </w:r>
         <w:r>
           <w:rPr>
@@ -5215,7 +5318,7 @@
           <w:lang w:bidi="ar-SA"/>
         </w:rPr>
       </w:pPr>
-      <w:hyperlink w:anchor="_Toc226749706" w:history="1">
+      <w:hyperlink w:anchor="_Toc227364473" w:history="1">
         <w:r>
           <w:rPr>
             <w:rStyle w:val="afc"/>
@@ -5260,7 +5363,7 @@
             <w:noProof/>
             <w:webHidden/>
           </w:rPr>
-          <w:instrText xml:space="preserve"> PAGEREF _Toc226749706 \h </w:instrText>
+          <w:instrText xml:space="preserve"> PAGEREF _Toc227364473 \h </w:instrText>
         </w:r>
         <w:r>
           <w:rPr>
@@ -5280,7 +5383,7 @@
             <w:noProof/>
             <w:webHidden/>
           </w:rPr>
-          <w:t>23</w:t>
+          <w:t>28</w:t>
         </w:r>
         <w:r>
           <w:rPr>
@@ -5306,7 +5409,7 @@
           <w:lang w:bidi="ar-SA"/>
         </w:rPr>
       </w:pPr>
-      <w:hyperlink w:anchor="_Toc226749707" w:history="1">
+      <w:hyperlink w:anchor="_Toc227364474" w:history="1">
         <w:r>
           <w:rPr>
             <w:rStyle w:val="afc"/>
@@ -5351,7 +5454,7 @@
             <w:noProof/>
             <w:webHidden/>
           </w:rPr>
-          <w:instrText xml:space="preserve"> PAGEREF _Toc226749707 \h </w:instrText>
+          <w:instrText xml:space="preserve"> PAGEREF _Toc227364474 \h </w:instrText>
         </w:r>
         <w:r>
           <w:rPr>
@@ -5371,7 +5474,7 @@
             <w:noProof/>
             <w:webHidden/>
           </w:rPr>
-          <w:t>23</w:t>
+          <w:t>28</w:t>
         </w:r>
         <w:r>
           <w:rPr>
@@ -5399,7 +5502,7 @@
           <w:lang w:bidi="ar-SA"/>
         </w:rPr>
       </w:pPr>
-      <w:hyperlink w:anchor="_Toc226749708" w:history="1">
+      <w:hyperlink w:anchor="_Toc227364475" w:history="1">
         <w:r>
           <w:rPr>
             <w:rStyle w:val="afc"/>
@@ -5463,7 +5566,7 @@
             <w:noProof/>
             <w:webHidden/>
           </w:rPr>
-          <w:instrText xml:space="preserve"> PAGEREF _Toc226749708 \h </w:instrText>
+          <w:instrText xml:space="preserve"> PAGEREF _Toc227364475 \h </w:instrText>
         </w:r>
         <w:r>
           <w:rPr>
@@ -5483,7 +5586,7 @@
             <w:noProof/>
             <w:webHidden/>
           </w:rPr>
-          <w:t>24</w:t>
+          <w:t>29</w:t>
         </w:r>
         <w:r>
           <w:rPr>
@@ -5511,7 +5614,7 @@
           <w:lang w:bidi="ar-SA"/>
         </w:rPr>
       </w:pPr>
-      <w:hyperlink w:anchor="_Toc226749709" w:history="1">
+      <w:hyperlink w:anchor="_Toc227364476" w:history="1">
         <w:r>
           <w:rPr>
             <w:rStyle w:val="afc"/>
@@ -5575,7 +5678,7 @@
             <w:noProof/>
             <w:webHidden/>
           </w:rPr>
-          <w:instrText xml:space="preserve"> PAGEREF _Toc226749709 \h </w:instrText>
+          <w:instrText xml:space="preserve"> PAGEREF _Toc227364476 \h </w:instrText>
         </w:r>
         <w:r>
           <w:rPr>
@@ -5595,7 +5698,7 @@
             <w:noProof/>
             <w:webHidden/>
           </w:rPr>
-          <w:t>25</w:t>
+          <w:t>30</w:t>
         </w:r>
         <w:r>
           <w:rPr>
@@ -5623,7 +5726,7 @@
           <w:lang w:bidi="ar-SA"/>
         </w:rPr>
       </w:pPr>
-      <w:hyperlink w:anchor="_Toc226749710" w:history="1">
+      <w:hyperlink w:anchor="_Toc227364477" w:history="1">
         <w:r>
           <w:rPr>
             <w:rStyle w:val="afc"/>
@@ -5687,7 +5790,7 @@
             <w:noProof/>
             <w:webHidden/>
           </w:rPr>
-          <w:instrText xml:space="preserve"> PAGEREF _Toc226749710 \h </w:instrText>
+          <w:instrText xml:space="preserve"> PAGEREF _Toc227364477 \h </w:instrText>
         </w:r>
         <w:r>
           <w:rPr>
@@ -5707,7 +5810,7 @@
             <w:noProof/>
             <w:webHidden/>
           </w:rPr>
-          <w:t>26</w:t>
+          <w:t>31</w:t>
         </w:r>
         <w:r>
           <w:rPr>
@@ -5735,7 +5838,7 @@
           <w:lang w:bidi="ar-SA"/>
         </w:rPr>
       </w:pPr>
-      <w:hyperlink w:anchor="_Toc226749711" w:history="1">
+      <w:hyperlink w:anchor="_Toc227364478" w:history="1">
         <w:r>
           <w:rPr>
             <w:rStyle w:val="afc"/>
@@ -5783,7 +5886,7 @@
             <w:noProof/>
             <w:webHidden/>
           </w:rPr>
-          <w:instrText xml:space="preserve"> PAGEREF _Toc226749711 \h </w:instrText>
+          <w:instrText xml:space="preserve"> PAGEREF _Toc227364478 \h </w:instrText>
         </w:r>
         <w:r>
           <w:rPr>
@@ -5803,7 +5906,7 @@
             <w:noProof/>
             <w:webHidden/>
           </w:rPr>
-          <w:t>26</w:t>
+          <w:t>31</w:t>
         </w:r>
         <w:r>
           <w:rPr>
@@ -5831,7 +5934,7 @@
           <w:lang w:bidi="ar-SA"/>
         </w:rPr>
       </w:pPr>
-      <w:hyperlink w:anchor="_Toc226749712" w:history="1">
+      <w:hyperlink w:anchor="_Toc227364479" w:history="1">
         <w:r>
           <w:rPr>
             <w:rStyle w:val="afc"/>
@@ -5879,7 +5982,7 @@
             <w:noProof/>
             <w:webHidden/>
           </w:rPr>
-          <w:instrText xml:space="preserve"> PAGEREF _Toc226749712 \h </w:instrText>
+          <w:instrText xml:space="preserve"> PAGEREF _Toc227364479 \h </w:instrText>
         </w:r>
         <w:r>
           <w:rPr>
@@ -5899,7 +6002,7 @@
             <w:noProof/>
             <w:webHidden/>
           </w:rPr>
-          <w:t>26</w:t>
+          <w:t>31</w:t>
         </w:r>
         <w:r>
           <w:rPr>
@@ -5927,7 +6030,7 @@
           <w:lang w:bidi="ar-SA"/>
         </w:rPr>
       </w:pPr>
-      <w:hyperlink w:anchor="_Toc226749713" w:history="1">
+      <w:hyperlink w:anchor="_Toc227364480" w:history="1">
         <w:r>
           <w:rPr>
             <w:rStyle w:val="afc"/>
@@ -5975,7 +6078,7 @@
             <w:noProof/>
             <w:webHidden/>
           </w:rPr>
-          <w:instrText xml:space="preserve"> PAGEREF _Toc226749713 \h </w:instrText>
+          <w:instrText xml:space="preserve"> PAGEREF _Toc227364480 \h </w:instrText>
         </w:r>
         <w:r>
           <w:rPr>
@@ -5995,7 +6098,7 @@
             <w:noProof/>
             <w:webHidden/>
           </w:rPr>
-          <w:t>26</w:t>
+          <w:t>31</w:t>
         </w:r>
         <w:r>
           <w:rPr>
@@ -6039,7 +6142,7 @@
       <w:pPr>
         <w:pStyle w:val="af6"/>
       </w:pPr>
-      <w:bookmarkStart w:id="2" w:name="_Toc226749663"/>
+      <w:bookmarkStart w:id="2" w:name="_Toc227364430"/>
       <w:r>
         <w:rPr>
           <w:rFonts w:hint="eastAsia"/>
@@ -6060,7 +6163,7 @@
           <w:noProof/>
           <w:sz w:val="24"/>
           <w:szCs w:val="24"/>
-          <w:lang w:eastAsia="zh-CN" w:bidi="ar-SA"/>
+          <w:lang w:bidi="ar-SA"/>
         </w:rPr>
       </w:pPr>
       <w:r>
@@ -6078,7 +6181,7 @@
       <w:r>
         <w:fldChar w:fldCharType="separate"/>
       </w:r>
-      <w:hyperlink w:anchor="_Toc227104885" w:history="1">
+      <w:hyperlink w:anchor="_Toc227364481" w:history="1">
         <w:r>
           <w:rPr>
             <w:rStyle w:val="afc"/>
@@ -6129,7 +6232,7 @@
             <w:noProof/>
             <w:webHidden/>
           </w:rPr>
-          <w:instrText xml:space="preserve"> PAGEREF _Toc227104885 \h </w:instrText>
+          <w:instrText xml:space="preserve"> PAGEREF _Toc227364481 \h </w:instrText>
         </w:r>
         <w:r>
           <w:rPr>
@@ -6171,10 +6274,10 @@
           <w:noProof/>
           <w:sz w:val="24"/>
           <w:szCs w:val="24"/>
-          <w:lang w:eastAsia="zh-CN" w:bidi="ar-SA"/>
-        </w:rPr>
-      </w:pPr>
-      <w:hyperlink w:anchor="_Toc227104886" w:history="1">
+          <w:lang w:bidi="ar-SA"/>
+        </w:rPr>
+      </w:pPr>
+      <w:hyperlink w:anchor="_Toc227364482" w:history="1">
         <w:r>
           <w:rPr>
             <w:rStyle w:val="afc"/>
@@ -6225,7 +6328,7 @@
             <w:noProof/>
             <w:webHidden/>
           </w:rPr>
-          <w:instrText xml:space="preserve"> PAGEREF _Toc227104886 \h </w:instrText>
+          <w:instrText xml:space="preserve"> PAGEREF _Toc227364482 \h </w:instrText>
         </w:r>
         <w:r>
           <w:rPr>
@@ -6267,10 +6370,10 @@
           <w:noProof/>
           <w:sz w:val="24"/>
           <w:szCs w:val="24"/>
-          <w:lang w:eastAsia="zh-CN" w:bidi="ar-SA"/>
-        </w:rPr>
-      </w:pPr>
-      <w:hyperlink w:anchor="_Toc227104887" w:history="1">
+          <w:lang w:bidi="ar-SA"/>
+        </w:rPr>
+      </w:pPr>
+      <w:hyperlink w:anchor="_Toc227364483" w:history="1">
         <w:r>
           <w:rPr>
             <w:rStyle w:val="afc"/>
@@ -6321,7 +6424,7 @@
             <w:noProof/>
             <w:webHidden/>
           </w:rPr>
-          <w:instrText xml:space="preserve"> PAGEREF _Toc227104887 \h </w:instrText>
+          <w:instrText xml:space="preserve"> PAGEREF _Toc227364483 \h </w:instrText>
         </w:r>
         <w:r>
           <w:rPr>
@@ -6363,10 +6466,10 @@
           <w:noProof/>
           <w:sz w:val="24"/>
           <w:szCs w:val="24"/>
-          <w:lang w:eastAsia="zh-CN" w:bidi="ar-SA"/>
-        </w:rPr>
-      </w:pPr>
-      <w:hyperlink w:anchor="_Toc227104888" w:history="1">
+          <w:lang w:bidi="ar-SA"/>
+        </w:rPr>
+      </w:pPr>
+      <w:hyperlink w:anchor="_Toc227364484" w:history="1">
         <w:r>
           <w:rPr>
             <w:rStyle w:val="afc"/>
@@ -6417,7 +6520,7 @@
             <w:noProof/>
             <w:webHidden/>
           </w:rPr>
-          <w:instrText xml:space="preserve"> PAGEREF _Toc227104888 \h </w:instrText>
+          <w:instrText xml:space="preserve"> PAGEREF _Toc227364484 \h </w:instrText>
         </w:r>
         <w:r>
           <w:rPr>
@@ -6459,10 +6562,10 @@
           <w:noProof/>
           <w:sz w:val="24"/>
           <w:szCs w:val="24"/>
-          <w:lang w:eastAsia="zh-CN" w:bidi="ar-SA"/>
-        </w:rPr>
-      </w:pPr>
-      <w:hyperlink w:anchor="_Toc227104889" w:history="1">
+          <w:lang w:bidi="ar-SA"/>
+        </w:rPr>
+      </w:pPr>
+      <w:hyperlink w:anchor="_Toc227364485" w:history="1">
         <w:r>
           <w:rPr>
             <w:rStyle w:val="afc"/>
@@ -6513,7 +6616,7 @@
             <w:noProof/>
             <w:webHidden/>
           </w:rPr>
-          <w:instrText xml:space="preserve"> PAGEREF _Toc227104889 \h </w:instrText>
+          <w:instrText xml:space="preserve"> PAGEREF _Toc227364485 \h </w:instrText>
         </w:r>
         <w:r>
           <w:rPr>
@@ -6533,7 +6636,7 @@
             <w:noProof/>
             <w:webHidden/>
           </w:rPr>
-          <w:t>3</w:t>
+          <w:t>4</w:t>
         </w:r>
         <w:r>
           <w:rPr>
@@ -6555,10 +6658,10 @@
           <w:noProof/>
           <w:sz w:val="24"/>
           <w:szCs w:val="24"/>
-          <w:lang w:eastAsia="zh-CN" w:bidi="ar-SA"/>
-        </w:rPr>
-      </w:pPr>
-      <w:hyperlink w:anchor="_Toc227104890" w:history="1">
+          <w:lang w:bidi="ar-SA"/>
+        </w:rPr>
+      </w:pPr>
+      <w:hyperlink w:anchor="_Toc227364486" w:history="1">
         <w:r>
           <w:rPr>
             <w:rStyle w:val="afc"/>
@@ -6609,7 +6712,7 @@
             <w:noProof/>
             <w:webHidden/>
           </w:rPr>
-          <w:instrText xml:space="preserve"> PAGEREF _Toc227104890 \h </w:instrText>
+          <w:instrText xml:space="preserve"> PAGEREF _Toc227364486 \h </w:instrText>
         </w:r>
         <w:r>
           <w:rPr>
@@ -6651,10 +6754,10 @@
           <w:noProof/>
           <w:sz w:val="24"/>
           <w:szCs w:val="24"/>
-          <w:lang w:eastAsia="zh-CN" w:bidi="ar-SA"/>
-        </w:rPr>
-      </w:pPr>
-      <w:hyperlink w:anchor="_Toc227104891" w:history="1">
+          <w:lang w:bidi="ar-SA"/>
+        </w:rPr>
+      </w:pPr>
+      <w:hyperlink w:anchor="_Toc227364487" w:history="1">
         <w:r>
           <w:rPr>
             <w:rStyle w:val="afc"/>
@@ -6705,7 +6808,7 @@
             <w:noProof/>
             <w:webHidden/>
           </w:rPr>
-          <w:instrText xml:space="preserve"> PAGEREF _Toc227104891 \h </w:instrText>
+          <w:instrText xml:space="preserve"> PAGEREF _Toc227364487 \h </w:instrText>
         </w:r>
         <w:r>
           <w:rPr>
@@ -6747,10 +6850,10 @@
           <w:noProof/>
           <w:sz w:val="24"/>
           <w:szCs w:val="24"/>
-          <w:lang w:eastAsia="zh-CN" w:bidi="ar-SA"/>
-        </w:rPr>
-      </w:pPr>
-      <w:hyperlink w:anchor="_Toc227104892" w:history="1">
+          <w:lang w:bidi="ar-SA"/>
+        </w:rPr>
+      </w:pPr>
+      <w:hyperlink w:anchor="_Toc227364488" w:history="1">
         <w:r>
           <w:rPr>
             <w:rStyle w:val="afc"/>
@@ -6801,7 +6904,7 @@
             <w:noProof/>
             <w:webHidden/>
           </w:rPr>
-          <w:instrText xml:space="preserve"> PAGEREF _Toc227104892 \h </w:instrText>
+          <w:instrText xml:space="preserve"> PAGEREF _Toc227364488 \h </w:instrText>
         </w:r>
         <w:r>
           <w:rPr>
@@ -6821,7 +6924,7 @@
             <w:noProof/>
             <w:webHidden/>
           </w:rPr>
-          <w:t>4</w:t>
+          <w:t>5</w:t>
         </w:r>
         <w:r>
           <w:rPr>
@@ -6843,10 +6946,10 @@
           <w:noProof/>
           <w:sz w:val="24"/>
           <w:szCs w:val="24"/>
-          <w:lang w:eastAsia="zh-CN" w:bidi="ar-SA"/>
-        </w:rPr>
-      </w:pPr>
-      <w:hyperlink w:anchor="_Toc227104893" w:history="1">
+          <w:lang w:bidi="ar-SA"/>
+        </w:rPr>
+      </w:pPr>
+      <w:hyperlink w:anchor="_Toc227364489" w:history="1">
         <w:r>
           <w:rPr>
             <w:rStyle w:val="afc"/>
@@ -6860,7 +6963,7 @@
             <w:rStyle w:val="afc"/>
             <w:noProof/>
           </w:rPr>
-          <w:t xml:space="preserve"> 7-4</w:t>
+          <w:t xml:space="preserve"> 3-1</w:t>
         </w:r>
         <w:r>
           <w:rPr>
@@ -6876,7 +6979,7 @@
             <w:rFonts w:hint="eastAsia"/>
             <w:noProof/>
           </w:rPr>
-          <w:t>商品之狀態機</w:t>
+          <w:t>系統架構圖</w:t>
         </w:r>
         <w:r>
           <w:rPr>
@@ -6897,7 +7000,7 @@
             <w:noProof/>
             <w:webHidden/>
           </w:rPr>
-          <w:instrText xml:space="preserve"> PAGEREF _Toc227104893 \h </w:instrText>
+          <w:instrText xml:space="preserve"> PAGEREF _Toc227364489 \h </w:instrText>
         </w:r>
         <w:r>
           <w:rPr>
@@ -6917,7 +7020,7 @@
             <w:noProof/>
             <w:webHidden/>
           </w:rPr>
-          <w:t>19</w:t>
+          <w:t>14</w:t>
         </w:r>
         <w:r>
           <w:rPr>
@@ -6939,10 +7042,10 @@
           <w:noProof/>
           <w:sz w:val="24"/>
           <w:szCs w:val="24"/>
-          <w:lang w:eastAsia="zh-CN" w:bidi="ar-SA"/>
-        </w:rPr>
-      </w:pPr>
-      <w:hyperlink w:anchor="_Toc227104894" w:history="1">
+          <w:lang w:bidi="ar-SA"/>
+        </w:rPr>
+      </w:pPr>
+      <w:hyperlink w:anchor="_Toc227364490" w:history="1">
         <w:r>
           <w:rPr>
             <w:rStyle w:val="afc"/>
@@ -6964,7 +7067,7 @@
             <w:noProof/>
           </w:rPr>
           <w:noBreakHyphen/>
-          <w:t xml:space="preserve">2 </w:t>
+          <w:t xml:space="preserve">1 </w:t>
         </w:r>
         <w:r>
           <w:rPr>
@@ -6972,7 +7075,7 @@
             <w:rFonts w:hint="eastAsia"/>
             <w:noProof/>
           </w:rPr>
-          <w:t>訂單之狀態機</w:t>
+          <w:t>商品之狀態機</w:t>
         </w:r>
         <w:r>
           <w:rPr>
@@ -6993,7 +7096,7 @@
             <w:noProof/>
             <w:webHidden/>
           </w:rPr>
-          <w:instrText xml:space="preserve"> PAGEREF _Toc227104894 \h </w:instrText>
+          <w:instrText xml:space="preserve"> PAGEREF _Toc227364490 \h </w:instrText>
         </w:r>
         <w:r>
           <w:rPr>
@@ -7013,7 +7116,7 @@
             <w:noProof/>
             <w:webHidden/>
           </w:rPr>
-          <w:t>19</w:t>
+          <w:t>24</w:t>
         </w:r>
         <w:r>
           <w:rPr>
@@ -7023,39 +7126,6 @@
           <w:fldChar w:fldCharType="end"/>
         </w:r>
       </w:hyperlink>
-    </w:p>
-    <w:p>
-      <w:pPr>
-        <w:rPr>
-          <w:sz w:val="28"/>
-        </w:rPr>
-      </w:pPr>
-      <w:r>
-        <w:rPr>
-          <w:sz w:val="28"/>
-        </w:rPr>
-        <w:fldChar w:fldCharType="end"/>
-      </w:r>
-      <w:r>
-        <w:rPr>
-          <w:sz w:val="28"/>
-        </w:rPr>
-        <w:br w:type="page"/>
-      </w:r>
-    </w:p>
-    <w:p>
-      <w:pPr>
-        <w:pStyle w:val="af6"/>
-      </w:pPr>
-      <w:bookmarkStart w:id="3" w:name="_Toc226749664"/>
-      <w:r>
-        <w:rPr>
-          <w:rFonts w:hint="eastAsia"/>
-        </w:rPr>
-        <w:lastRenderedPageBreak/>
-        <w:t>表目錄</w:t>
-      </w:r>
-      <w:bookmarkEnd w:id="3"/>
     </w:p>
     <w:p>
       <w:pPr>
@@ -7068,54 +7138,32 @@
           <w:noProof/>
           <w:sz w:val="24"/>
           <w:szCs w:val="24"/>
-          <w:lang w:eastAsia="zh-CN" w:bidi="ar-SA"/>
-        </w:rPr>
-      </w:pPr>
-      <w:r>
-        <w:fldChar w:fldCharType="begin"/>
-      </w:r>
-      <w:r>
-        <w:instrText xml:space="preserve"> </w:instrText>
-      </w:r>
-      <w:r>
-        <w:rPr>
-          <w:rFonts w:hint="eastAsia"/>
-        </w:rPr>
-        <w:instrText>TOC \h \z \c "</w:instrText>
-      </w:r>
-      <w:r>
-        <w:rPr>
-          <w:rFonts w:hint="eastAsia"/>
-        </w:rPr>
-        <w:instrText>表</w:instrText>
-      </w:r>
-      <w:r>
-        <w:rPr>
-          <w:rFonts w:hint="eastAsia"/>
-        </w:rPr>
-        <w:instrText>"</w:instrText>
-      </w:r>
-      <w:r>
-        <w:instrText xml:space="preserve"> </w:instrText>
-      </w:r>
-      <w:r>
-        <w:fldChar w:fldCharType="separate"/>
-      </w:r>
-      <w:hyperlink w:anchor="_Toc227104895" w:history="1">
+          <w:lang w:bidi="ar-SA"/>
+        </w:rPr>
+      </w:pPr>
+      <w:hyperlink w:anchor="_Toc227364491" w:history="1">
         <w:r>
           <w:rPr>
             <w:rStyle w:val="afc"/>
             <w:rFonts w:hint="eastAsia"/>
             <w:noProof/>
           </w:rPr>
-          <w:t>表</w:t>
+          <w:t>圖</w:t>
         </w:r>
         <w:r>
           <w:rPr>
             <w:rStyle w:val="afc"/>
             <w:noProof/>
           </w:rPr>
-          <w:t xml:space="preserve"> 1-2-1 </w:t>
+          <w:t xml:space="preserve"> 7-4</w:t>
+        </w:r>
+        <w:r>
+          <w:rPr>
+            <w:rStyle w:val="afc"/>
+            <w:noProof/>
+          </w:rPr>
+          <w:noBreakHyphen/>
+          <w:t xml:space="preserve">2 </w:t>
         </w:r>
         <w:r>
           <w:rPr>
@@ -7123,7 +7171,7 @@
             <w:rFonts w:hint="eastAsia"/>
             <w:noProof/>
           </w:rPr>
-          <w:t>各二手書交易平台之功能比較表</w:t>
+          <w:t>訂單之狀態機</w:t>
         </w:r>
         <w:r>
           <w:rPr>
@@ -7144,7 +7192,7 @@
             <w:noProof/>
             <w:webHidden/>
           </w:rPr>
-          <w:instrText xml:space="preserve"> PAGEREF _Toc227104895 \h </w:instrText>
+          <w:instrText xml:space="preserve"> PAGEREF _Toc227364491 \h </w:instrText>
         </w:r>
         <w:r>
           <w:rPr>
@@ -7164,7 +7212,7 @@
             <w:noProof/>
             <w:webHidden/>
           </w:rPr>
-          <w:t>2</w:t>
+          <w:t>24</w:t>
         </w:r>
         <w:r>
           <w:rPr>
@@ -7174,6 +7222,39 @@
           <w:fldChar w:fldCharType="end"/>
         </w:r>
       </w:hyperlink>
+    </w:p>
+    <w:p>
+      <w:pPr>
+        <w:rPr>
+          <w:sz w:val="28"/>
+        </w:rPr>
+      </w:pPr>
+      <w:r>
+        <w:rPr>
+          <w:sz w:val="28"/>
+        </w:rPr>
+        <w:fldChar w:fldCharType="end"/>
+      </w:r>
+      <w:r>
+        <w:rPr>
+          <w:sz w:val="28"/>
+        </w:rPr>
+        <w:br w:type="page"/>
+      </w:r>
+    </w:p>
+    <w:p>
+      <w:pPr>
+        <w:pStyle w:val="af6"/>
+      </w:pPr>
+      <w:bookmarkStart w:id="3" w:name="_Toc227364431"/>
+      <w:r>
+        <w:rPr>
+          <w:rFonts w:hint="eastAsia"/>
+        </w:rPr>
+        <w:lastRenderedPageBreak/>
+        <w:t>表目錄</w:t>
+      </w:r>
+      <w:bookmarkEnd w:id="3"/>
     </w:p>
     <w:p>
       <w:pPr>
@@ -7186,10 +7267,40 @@
           <w:noProof/>
           <w:sz w:val="24"/>
           <w:szCs w:val="24"/>
-          <w:lang w:eastAsia="zh-CN" w:bidi="ar-SA"/>
-        </w:rPr>
-      </w:pPr>
-      <w:hyperlink w:anchor="_Toc227104896" w:history="1">
+          <w:lang w:bidi="ar-SA"/>
+        </w:rPr>
+      </w:pPr>
+      <w:r>
+        <w:fldChar w:fldCharType="begin"/>
+      </w:r>
+      <w:r>
+        <w:instrText xml:space="preserve"> </w:instrText>
+      </w:r>
+      <w:r>
+        <w:rPr>
+          <w:rFonts w:hint="eastAsia"/>
+        </w:rPr>
+        <w:instrText>TOC \h \z \c "</w:instrText>
+      </w:r>
+      <w:r>
+        <w:rPr>
+          <w:rFonts w:hint="eastAsia"/>
+        </w:rPr>
+        <w:instrText>表</w:instrText>
+      </w:r>
+      <w:r>
+        <w:rPr>
+          <w:rFonts w:hint="eastAsia"/>
+        </w:rPr>
+        <w:instrText>"</w:instrText>
+      </w:r>
+      <w:r>
+        <w:instrText xml:space="preserve"> </w:instrText>
+      </w:r>
+      <w:r>
+        <w:fldChar w:fldCharType="separate"/>
+      </w:r>
+      <w:hyperlink w:anchor="_Toc227364492" w:history="1">
         <w:r>
           <w:rPr>
             <w:rStyle w:val="afc"/>
@@ -7203,7 +7314,7 @@
             <w:rStyle w:val="afc"/>
             <w:noProof/>
           </w:rPr>
-          <w:t xml:space="preserve"> 2-2-1 </w:t>
+          <w:t xml:space="preserve"> 1-2-1 </w:t>
         </w:r>
         <w:r>
           <w:rPr>
@@ -7211,14 +7322,7 @@
             <w:rFonts w:hint="eastAsia"/>
             <w:noProof/>
           </w:rPr>
-          <w:t>商業模式－</w:t>
-        </w:r>
-        <w:r>
-          <w:rPr>
-            <w:rStyle w:val="afc"/>
-            <w:noProof/>
-          </w:rPr>
-          <w:t>Business model</w:t>
+          <w:t>各二手書交易平台之功能比較表</w:t>
         </w:r>
         <w:r>
           <w:rPr>
@@ -7239,7 +7343,7 @@
             <w:noProof/>
             <w:webHidden/>
           </w:rPr>
-          <w:instrText xml:space="preserve"> PAGEREF _Toc227104896 \h </w:instrText>
+          <w:instrText xml:space="preserve"> PAGEREF _Toc227364492 \h </w:instrText>
         </w:r>
         <w:r>
           <w:rPr>
@@ -7259,7 +7363,7 @@
             <w:noProof/>
             <w:webHidden/>
           </w:rPr>
-          <w:t>8</w:t>
+          <w:t>2</w:t>
         </w:r>
         <w:r>
           <w:rPr>
@@ -7281,10 +7385,10 @@
           <w:noProof/>
           <w:sz w:val="24"/>
           <w:szCs w:val="24"/>
-          <w:lang w:eastAsia="zh-CN" w:bidi="ar-SA"/>
-        </w:rPr>
-      </w:pPr>
-      <w:hyperlink w:anchor="_Toc227104897" w:history="1">
+          <w:lang w:bidi="ar-SA"/>
+        </w:rPr>
+      </w:pPr>
+      <w:hyperlink w:anchor="_Toc227364493" w:history="1">
         <w:r>
           <w:rPr>
             <w:rStyle w:val="afc"/>
@@ -7298,7 +7402,7 @@
             <w:rStyle w:val="afc"/>
             <w:noProof/>
           </w:rPr>
-          <w:t xml:space="preserve"> 2-4-1 TOWS</w:t>
+          <w:t xml:space="preserve"> 2-2-1 </w:t>
         </w:r>
         <w:r>
           <w:rPr>
@@ -7306,7 +7410,14 @@
             <w:rFonts w:hint="eastAsia"/>
             <w:noProof/>
           </w:rPr>
-          <w:t>矩陣策略分析表</w:t>
+          <w:t>商業模式－</w:t>
+        </w:r>
+        <w:r>
+          <w:rPr>
+            <w:rStyle w:val="afc"/>
+            <w:noProof/>
+          </w:rPr>
+          <w:t>Business model</w:t>
         </w:r>
         <w:r>
           <w:rPr>
@@ -7327,7 +7438,7 @@
             <w:noProof/>
             <w:webHidden/>
           </w:rPr>
-          <w:instrText xml:space="preserve"> PAGEREF _Toc227104897 \h </w:instrText>
+          <w:instrText xml:space="preserve"> PAGEREF _Toc227364493 \h </w:instrText>
         </w:r>
         <w:r>
           <w:rPr>
@@ -7347,7 +7458,7 @@
             <w:noProof/>
             <w:webHidden/>
           </w:rPr>
-          <w:t>11</w:t>
+          <w:t>9</w:t>
         </w:r>
         <w:r>
           <w:rPr>
@@ -7369,10 +7480,10 @@
           <w:noProof/>
           <w:sz w:val="24"/>
           <w:szCs w:val="24"/>
-          <w:lang w:eastAsia="zh-CN" w:bidi="ar-SA"/>
-        </w:rPr>
-      </w:pPr>
-      <w:hyperlink w:anchor="_Toc227104898" w:history="1">
+          <w:lang w:bidi="ar-SA"/>
+        </w:rPr>
+      </w:pPr>
+      <w:hyperlink w:anchor="_Toc227364494" w:history="1">
         <w:r>
           <w:rPr>
             <w:rStyle w:val="afc"/>
@@ -7386,7 +7497,7 @@
             <w:rStyle w:val="afc"/>
             <w:noProof/>
           </w:rPr>
-          <w:t xml:space="preserve"> 5-1-1 </w:t>
+          <w:t xml:space="preserve"> 2-4-1 TOWS</w:t>
         </w:r>
         <w:r>
           <w:rPr>
@@ -7394,7 +7505,7 @@
             <w:rFonts w:hint="eastAsia"/>
             <w:noProof/>
           </w:rPr>
-          <w:t>使用者功能性需求表</w:t>
+          <w:t>矩陣策略分析表</w:t>
         </w:r>
         <w:r>
           <w:rPr>
@@ -7415,7 +7526,7 @@
             <w:noProof/>
             <w:webHidden/>
           </w:rPr>
-          <w:instrText xml:space="preserve"> PAGEREF _Toc227104898 \h </w:instrText>
+          <w:instrText xml:space="preserve"> PAGEREF _Toc227364494 \h </w:instrText>
         </w:r>
         <w:r>
           <w:rPr>
@@ -7435,7 +7546,7 @@
             <w:noProof/>
             <w:webHidden/>
           </w:rPr>
-          <w:t>14</w:t>
+          <w:t>12</w:t>
         </w:r>
         <w:r>
           <w:rPr>
@@ -7457,10 +7568,10 @@
           <w:noProof/>
           <w:sz w:val="24"/>
           <w:szCs w:val="24"/>
-          <w:lang w:eastAsia="zh-CN" w:bidi="ar-SA"/>
-        </w:rPr>
-      </w:pPr>
-      <w:hyperlink w:anchor="_Toc227104899" w:history="1">
+          <w:lang w:bidi="ar-SA"/>
+        </w:rPr>
+      </w:pPr>
+      <w:hyperlink w:anchor="_Toc227364495" w:history="1">
         <w:r>
           <w:rPr>
             <w:rStyle w:val="afc"/>
@@ -7474,7 +7585,7 @@
             <w:rStyle w:val="afc"/>
             <w:noProof/>
           </w:rPr>
-          <w:t xml:space="preserve"> 5-1-2 </w:t>
+          <w:t xml:space="preserve"> 3-3-1 </w:t>
         </w:r>
         <w:r>
           <w:rPr>
@@ -7482,7 +7593,7 @@
             <w:rFonts w:hint="eastAsia"/>
             <w:noProof/>
           </w:rPr>
-          <w:t>系統管理員功能性需求表</w:t>
+          <w:t>系統開發工具與技術標準彙整表</w:t>
         </w:r>
         <w:r>
           <w:rPr>
@@ -7503,7 +7614,7 @@
             <w:noProof/>
             <w:webHidden/>
           </w:rPr>
-          <w:instrText xml:space="preserve"> PAGEREF _Toc227104899 \h </w:instrText>
+          <w:instrText xml:space="preserve"> PAGEREF _Toc227364495 \h </w:instrText>
         </w:r>
         <w:r>
           <w:rPr>
@@ -7523,7 +7634,7 @@
             <w:noProof/>
             <w:webHidden/>
           </w:rPr>
-          <w:t>15</w:t>
+          <w:t>16</w:t>
         </w:r>
         <w:r>
           <w:rPr>
@@ -7545,10 +7656,10 @@
           <w:noProof/>
           <w:sz w:val="24"/>
           <w:szCs w:val="24"/>
-          <w:lang w:eastAsia="zh-CN" w:bidi="ar-SA"/>
-        </w:rPr>
-      </w:pPr>
-      <w:hyperlink w:anchor="_Toc227104900" w:history="1">
+          <w:lang w:bidi="ar-SA"/>
+        </w:rPr>
+      </w:pPr>
+      <w:hyperlink w:anchor="_Toc227364496" w:history="1">
         <w:r>
           <w:rPr>
             <w:rStyle w:val="afc"/>
@@ -7562,7 +7673,7 @@
             <w:rStyle w:val="afc"/>
             <w:noProof/>
           </w:rPr>
-          <w:t xml:space="preserve"> 5-1-3 </w:t>
+          <w:t xml:space="preserve"> 5-1-1 </w:t>
         </w:r>
         <w:r>
           <w:rPr>
@@ -7570,7 +7681,7 @@
             <w:rFonts w:hint="eastAsia"/>
             <w:noProof/>
           </w:rPr>
-          <w:t>使用者非功能性需求表</w:t>
+          <w:t>使用者功能性需求表</w:t>
         </w:r>
         <w:r>
           <w:rPr>
@@ -7591,7 +7702,7 @@
             <w:noProof/>
             <w:webHidden/>
           </w:rPr>
-          <w:instrText xml:space="preserve"> PAGEREF _Toc227104900 \h </w:instrText>
+          <w:instrText xml:space="preserve"> PAGEREF _Toc227364496 \h </w:instrText>
         </w:r>
         <w:r>
           <w:rPr>
@@ -7611,7 +7722,7 @@
             <w:noProof/>
             <w:webHidden/>
           </w:rPr>
-          <w:t>15</w:t>
+          <w:t>19</w:t>
         </w:r>
         <w:r>
           <w:rPr>
@@ -7633,10 +7744,10 @@
           <w:noProof/>
           <w:sz w:val="24"/>
           <w:szCs w:val="24"/>
-          <w:lang w:eastAsia="zh-CN" w:bidi="ar-SA"/>
-        </w:rPr>
-      </w:pPr>
-      <w:hyperlink w:anchor="_Toc227104901" w:history="1">
+          <w:lang w:bidi="ar-SA"/>
+        </w:rPr>
+      </w:pPr>
+      <w:hyperlink w:anchor="_Toc227364497" w:history="1">
         <w:r>
           <w:rPr>
             <w:rStyle w:val="afc"/>
@@ -7650,7 +7761,7 @@
             <w:rStyle w:val="afc"/>
             <w:noProof/>
           </w:rPr>
-          <w:t xml:space="preserve"> 5-1-4 </w:t>
+          <w:t xml:space="preserve"> 5-1-2 </w:t>
         </w:r>
         <w:r>
           <w:rPr>
@@ -7658,6 +7769,182 @@
             <w:rFonts w:hint="eastAsia"/>
             <w:noProof/>
           </w:rPr>
+          <w:t>系統管理員功能性需求表</w:t>
+        </w:r>
+        <w:r>
+          <w:rPr>
+            <w:noProof/>
+            <w:webHidden/>
+          </w:rPr>
+          <w:tab/>
+        </w:r>
+        <w:r>
+          <w:rPr>
+            <w:noProof/>
+            <w:webHidden/>
+          </w:rPr>
+          <w:fldChar w:fldCharType="begin"/>
+        </w:r>
+        <w:r>
+          <w:rPr>
+            <w:noProof/>
+            <w:webHidden/>
+          </w:rPr>
+          <w:instrText xml:space="preserve"> PAGEREF _Toc227364497 \h </w:instrText>
+        </w:r>
+        <w:r>
+          <w:rPr>
+            <w:noProof/>
+            <w:webHidden/>
+          </w:rPr>
+        </w:r>
+        <w:r>
+          <w:rPr>
+            <w:noProof/>
+            <w:webHidden/>
+          </w:rPr>
+          <w:fldChar w:fldCharType="separate"/>
+        </w:r>
+        <w:r>
+          <w:rPr>
+            <w:noProof/>
+            <w:webHidden/>
+          </w:rPr>
+          <w:t>20</w:t>
+        </w:r>
+        <w:r>
+          <w:rPr>
+            <w:noProof/>
+            <w:webHidden/>
+          </w:rPr>
+          <w:fldChar w:fldCharType="end"/>
+        </w:r>
+      </w:hyperlink>
+    </w:p>
+    <w:p>
+      <w:pPr>
+        <w:pStyle w:val="afd"/>
+        <w:tabs>
+          <w:tab w:val="right" w:leader="dot" w:pos="10194"/>
+        </w:tabs>
+        <w:rPr>
+          <w:rFonts w:asciiTheme="minorHAnsi" w:eastAsiaTheme="minorEastAsia" w:hAnsiTheme="minorHAnsi"/>
+          <w:noProof/>
+          <w:sz w:val="24"/>
+          <w:szCs w:val="24"/>
+          <w:lang w:bidi="ar-SA"/>
+        </w:rPr>
+      </w:pPr>
+      <w:hyperlink w:anchor="_Toc227364498" w:history="1">
+        <w:r>
+          <w:rPr>
+            <w:rStyle w:val="afc"/>
+            <w:rFonts w:hint="eastAsia"/>
+            <w:noProof/>
+          </w:rPr>
+          <w:t>表</w:t>
+        </w:r>
+        <w:r>
+          <w:rPr>
+            <w:rStyle w:val="afc"/>
+            <w:noProof/>
+          </w:rPr>
+          <w:t xml:space="preserve"> 5-1-3 </w:t>
+        </w:r>
+        <w:r>
+          <w:rPr>
+            <w:rStyle w:val="afc"/>
+            <w:rFonts w:hint="eastAsia"/>
+            <w:noProof/>
+          </w:rPr>
+          <w:t>使用者非功能性需求表</w:t>
+        </w:r>
+        <w:r>
+          <w:rPr>
+            <w:noProof/>
+            <w:webHidden/>
+          </w:rPr>
+          <w:tab/>
+        </w:r>
+        <w:r>
+          <w:rPr>
+            <w:noProof/>
+            <w:webHidden/>
+          </w:rPr>
+          <w:fldChar w:fldCharType="begin"/>
+        </w:r>
+        <w:r>
+          <w:rPr>
+            <w:noProof/>
+            <w:webHidden/>
+          </w:rPr>
+          <w:instrText xml:space="preserve"> PAGEREF _Toc227364498 \h </w:instrText>
+        </w:r>
+        <w:r>
+          <w:rPr>
+            <w:noProof/>
+            <w:webHidden/>
+          </w:rPr>
+        </w:r>
+        <w:r>
+          <w:rPr>
+            <w:noProof/>
+            <w:webHidden/>
+          </w:rPr>
+          <w:fldChar w:fldCharType="separate"/>
+        </w:r>
+        <w:r>
+          <w:rPr>
+            <w:noProof/>
+            <w:webHidden/>
+          </w:rPr>
+          <w:t>20</w:t>
+        </w:r>
+        <w:r>
+          <w:rPr>
+            <w:noProof/>
+            <w:webHidden/>
+          </w:rPr>
+          <w:fldChar w:fldCharType="end"/>
+        </w:r>
+      </w:hyperlink>
+    </w:p>
+    <w:p>
+      <w:pPr>
+        <w:pStyle w:val="afd"/>
+        <w:tabs>
+          <w:tab w:val="right" w:leader="dot" w:pos="10194"/>
+        </w:tabs>
+        <w:rPr>
+          <w:rFonts w:asciiTheme="minorHAnsi" w:eastAsiaTheme="minorEastAsia" w:hAnsiTheme="minorHAnsi"/>
+          <w:noProof/>
+          <w:sz w:val="24"/>
+          <w:szCs w:val="24"/>
+          <w:lang w:bidi="ar-SA"/>
+        </w:rPr>
+      </w:pPr>
+      <w:hyperlink w:anchor="_Toc227364499" w:history="1">
+        <w:r>
+          <w:rPr>
+            <w:rStyle w:val="afc"/>
+            <w:rFonts w:hint="eastAsia"/>
+            <w:noProof/>
+          </w:rPr>
+          <w:t>表</w:t>
+        </w:r>
+        <w:r>
+          <w:rPr>
+            <w:rStyle w:val="afc"/>
+            <w:noProof/>
+          </w:rPr>
+          <w:t xml:space="preserve"> 5-1-4 </w:t>
+        </w:r>
+        <w:r>
+          <w:rPr>
+            <w:rStyle w:val="afc"/>
+            <w:rFonts w:hint="eastAsia"/>
+            <w:noProof/>
+          </w:rPr>
           <w:t>系統管理員非功能性需求表</w:t>
         </w:r>
         <w:r>
@@ -7679,7 +7966,7 @@
             <w:noProof/>
             <w:webHidden/>
           </w:rPr>
-          <w:instrText xml:space="preserve"> PAGEREF _Toc227104901 \h </w:instrText>
+          <w:instrText xml:space="preserve"> PAGEREF _Toc227364499 \h </w:instrText>
         </w:r>
         <w:r>
           <w:rPr>
@@ -7699,7 +7986,7 @@
             <w:noProof/>
             <w:webHidden/>
           </w:rPr>
-          <w:t>15</w:t>
+          <w:t>20</w:t>
         </w:r>
         <w:r>
           <w:rPr>
@@ -7746,7 +8033,7 @@
           <w:numId w:val="16"/>
         </w:numPr>
       </w:pPr>
-      <w:bookmarkStart w:id="4" w:name="_Toc226749665"/>
+      <w:bookmarkStart w:id="4" w:name="_Toc227364432"/>
       <w:r>
         <w:rPr>
           <w:rFonts w:hint="eastAsia"/>
@@ -7760,7 +8047,7 @@
       <w:pPr>
         <w:pStyle w:val="2"/>
       </w:pPr>
-      <w:bookmarkStart w:id="5" w:name="_Toc226749666"/>
+      <w:bookmarkStart w:id="5" w:name="_Toc227364433"/>
       <w:r>
         <w:rPr>
           <w:rFonts w:hint="eastAsia"/>
@@ -7798,7 +8085,7 @@
       <w:pPr>
         <w:pStyle w:val="2"/>
       </w:pPr>
-      <w:bookmarkStart w:id="6" w:name="_Toc226749667"/>
+      <w:bookmarkStart w:id="6" w:name="_Toc227364434"/>
       <w:r>
         <w:rPr>
           <w:rFonts w:hint="eastAsia"/>
@@ -7858,7 +8145,38 @@
         <w:rPr>
           <w:rFonts w:hint="eastAsia"/>
         </w:rPr>
-        <w:t>。受訪者年齡以</w:t>
+        <w:t>。</w:t>
+      </w:r>
+    </w:p>
+    <w:p>
+      <w:pPr>
+        <w:pStyle w:val="a0"/>
+        <w:spacing w:before="120"/>
+        <w:ind w:firstLineChars="200" w:firstLine="560"/>
+      </w:pPr>
+      <w:r>
+        <w:rPr>
+          <w:rFonts w:hint="eastAsia"/>
+        </w:rPr>
+        <w:t>如圖</w:t>
+      </w:r>
+      <w:r>
+        <w:rPr>
+          <w:rFonts w:hint="eastAsia"/>
+        </w:rPr>
+        <w:t>1-2-1</w:t>
+      </w:r>
+      <w:r>
+        <w:rPr>
+          <w:rFonts w:hint="eastAsia"/>
+        </w:rPr>
+        <w:t>所示，</w:t>
+      </w:r>
+      <w:r>
+        <w:rPr>
+          <w:rFonts w:hint="eastAsia"/>
+        </w:rPr>
+        <w:t>受訪者年齡以</w:t>
       </w:r>
       <w:r>
         <w:rPr>
@@ -7918,7 +8236,31 @@
         <w:rPr>
           <w:rFonts w:hint="eastAsia"/>
         </w:rPr>
-        <w:t>）為主，與本系統預設之目標使用者高度吻合。</w:t>
+        <w:t>）為主，</w:t>
+      </w:r>
+      <w:r>
+        <w:rPr>
+          <w:rFonts w:hint="eastAsia"/>
+        </w:rPr>
+        <w:t>兩者合計占比達</w:t>
+      </w:r>
+      <w:r>
+        <w:rPr>
+          <w:rFonts w:hint="eastAsia"/>
+        </w:rPr>
+        <w:t>79.5%</w:t>
+      </w:r>
+      <w:r>
+        <w:rPr>
+          <w:rFonts w:hint="eastAsia"/>
+        </w:rPr>
+        <w:t>，</w:t>
+      </w:r>
+      <w:r>
+        <w:rPr>
+          <w:rFonts w:hint="eastAsia"/>
+        </w:rPr>
+        <w:t>與本系統預設之目標使用者高度吻合。</w:t>
       </w:r>
     </w:p>
     <w:p>
@@ -7928,6 +8270,7 @@
           <w:ilvl w:val="0"/>
           <w:numId w:val="0"/>
         </w:numPr>
+        <w:spacing w:before="120"/>
         <w:jc w:val="center"/>
       </w:pPr>
       <w:r>
@@ -7936,9 +8279,9 @@
           <w:color w:val="EE0000"/>
         </w:rPr>
         <w:drawing>
-          <wp:inline distT="0" distB="0" distL="0" distR="0" wp14:anchorId="675C3406" wp14:editId="39AFFC5F">
-            <wp:extent cx="3962313" cy="2345635"/>
-            <wp:effectExtent l="19050" t="19050" r="19685" b="17145"/>
+          <wp:inline distT="0" distB="0" distL="0" distR="0" wp14:anchorId="675C3406" wp14:editId="6A3DC346">
+            <wp:extent cx="4051017" cy="2398146"/>
+            <wp:effectExtent l="19050" t="19050" r="26035" b="21590"/>
             <wp:docPr id="1814464391" name="圖片 1"/>
             <wp:cNvGraphicFramePr>
               <a:graphicFrameLocks xmlns:a="http://schemas.openxmlformats.org/drawingml/2006/main" noChangeAspect="1"/>
@@ -7960,7 +8303,7 @@
                   <pic:spPr bwMode="auto">
                     <a:xfrm>
                       <a:off x="0" y="0"/>
-                      <a:ext cx="3967697" cy="2348822"/>
+                      <a:ext cx="4060852" cy="2403968"/>
                     </a:xfrm>
                     <a:prstGeom prst="rect">
                       <a:avLst/>
@@ -7987,7 +8330,7 @@
       <w:pPr>
         <w:pStyle w:val="afb"/>
       </w:pPr>
-      <w:bookmarkStart w:id="7" w:name="_Toc227104885"/>
+      <w:bookmarkStart w:id="7" w:name="_Toc227364481"/>
       <w:r>
         <w:rPr>
           <w:rFonts w:hint="eastAsia"/>
@@ -8092,13 +8435,33 @@
     <w:p>
       <w:pPr>
         <w:pStyle w:val="a0"/>
+        <w:pageBreakBefore/>
         <w:ind w:firstLineChars="200" w:firstLine="560"/>
       </w:pPr>
       <w:r>
         <w:rPr>
           <w:rFonts w:hint="eastAsia"/>
         </w:rPr>
-        <w:t>調查結果顯示，受訪者最常使用的交易管道前三名依序為蝦皮（</w:t>
+        <w:lastRenderedPageBreak/>
+        <w:t>由圖</w:t>
+      </w:r>
+      <w:r>
+        <w:rPr>
+          <w:rFonts w:hint="eastAsia"/>
+        </w:rPr>
+        <w:t>1-2-2</w:t>
+      </w:r>
+      <w:r>
+        <w:rPr>
+          <w:rFonts w:hint="eastAsia"/>
+        </w:rPr>
+        <w:t>可知</w:t>
+      </w:r>
+      <w:r>
+        <w:rPr>
+          <w:rFonts w:hint="eastAsia"/>
+        </w:rPr>
+        <w:t>，受訪者最常使用的交易管道前三名依序為蝦皮（</w:t>
       </w:r>
       <w:r>
         <w:rPr>
@@ -8153,6 +8516,12 @@
           <w:rFonts w:hint="eastAsia"/>
         </w:rPr>
         <w:t>由此可見，使用者高度依賴通用型電商平台與社群媒體進行二手書交易</w:t>
+      </w:r>
+      <w:r>
+        <w:rPr>
+          <w:rFonts w:hint="eastAsia"/>
+        </w:rPr>
+        <w:t>，而專屬之二手書交易平台使用率相對偏低</w:t>
       </w:r>
       <w:r>
         <w:rPr>
@@ -8168,6 +8537,7 @@
           <w:ilvl w:val="0"/>
           <w:numId w:val="0"/>
         </w:numPr>
+        <w:spacing w:before="120"/>
         <w:jc w:val="center"/>
       </w:pPr>
       <w:r>
@@ -8175,9 +8545,8 @@
           <w:noProof/>
           <w:color w:val="EE0000"/>
         </w:rPr>
-        <w:lastRenderedPageBreak/>
         <w:drawing>
-          <wp:inline distT="0" distB="0" distL="0" distR="0" wp14:anchorId="6C973CB6" wp14:editId="6FB0E71B">
+          <wp:inline distT="0" distB="0" distL="0" distR="0" wp14:anchorId="6C973CB6" wp14:editId="69898E29">
             <wp:extent cx="5323840" cy="2882750"/>
             <wp:effectExtent l="19050" t="19050" r="10160" b="13335"/>
             <wp:docPr id="1296729937" name="圖片 1"/>
@@ -8201,7 +8570,7 @@
                   <pic:spPr bwMode="auto">
                     <a:xfrm>
                       <a:off x="0" y="0"/>
-                      <a:ext cx="5341283" cy="2892195"/>
+                      <a:ext cx="5323840" cy="2882750"/>
                     </a:xfrm>
                     <a:prstGeom prst="rect">
                       <a:avLst/>
@@ -8247,7 +8616,7 @@
       <w:pPr>
         <w:pStyle w:val="afb"/>
       </w:pPr>
-      <w:bookmarkStart w:id="8" w:name="_Toc227104886"/>
+      <w:bookmarkStart w:id="8" w:name="_Toc227364482"/>
       <w:r>
         <w:rPr>
           <w:rFonts w:hint="eastAsia"/>
@@ -8402,7 +8771,7 @@
       <w:pPr>
         <w:pStyle w:val="afb"/>
       </w:pPr>
-      <w:bookmarkStart w:id="9" w:name="_Toc227104895"/>
+      <w:bookmarkStart w:id="9" w:name="_Toc227364492"/>
       <w:r>
         <w:rPr>
           <w:rFonts w:hint="eastAsia"/>
@@ -8519,7 +8888,7 @@
             <w:tcBorders>
               <w:tl2br w:val="single" w:sz="4" w:space="0" w:color="auto"/>
             </w:tcBorders>
-            <w:shd w:val="clear" w:color="auto" w:fill="E7ECEE" w:themeFill="background2"/>
+            <w:shd w:val="clear" w:color="auto" w:fill="DEE5E8" w:themeFill="text2" w:themeFillTint="33"/>
             <w:noWrap/>
             <w:vAlign w:val="center"/>
             <w:hideMark/>
@@ -8569,7 +8938,7 @@
         <w:tc>
           <w:tcPr>
             <w:tcW w:w="950" w:type="pct"/>
-            <w:shd w:val="clear" w:color="auto" w:fill="E7ECEE" w:themeFill="background2"/>
+            <w:shd w:val="clear" w:color="auto" w:fill="DEE5E8" w:themeFill="text2" w:themeFillTint="33"/>
             <w:vAlign w:val="center"/>
             <w:hideMark/>
           </w:tcPr>
@@ -8596,7 +8965,7 @@
         <w:tc>
           <w:tcPr>
             <w:tcW w:w="722" w:type="pct"/>
-            <w:shd w:val="clear" w:color="auto" w:fill="E7ECEE" w:themeFill="background2"/>
+            <w:shd w:val="clear" w:color="auto" w:fill="DEE5E8" w:themeFill="text2" w:themeFillTint="33"/>
             <w:noWrap/>
             <w:vAlign w:val="center"/>
             <w:hideMark/>
@@ -8624,7 +8993,7 @@
         <w:tc>
           <w:tcPr>
             <w:tcW w:w="722" w:type="pct"/>
-            <w:shd w:val="clear" w:color="auto" w:fill="E7ECEE" w:themeFill="background2"/>
+            <w:shd w:val="clear" w:color="auto" w:fill="DEE5E8" w:themeFill="text2" w:themeFillTint="33"/>
             <w:vAlign w:val="center"/>
           </w:tcPr>
           <w:p>
@@ -8650,7 +9019,7 @@
         <w:tc>
           <w:tcPr>
             <w:tcW w:w="722" w:type="pct"/>
-            <w:shd w:val="clear" w:color="auto" w:fill="E7ECEE" w:themeFill="background2"/>
+            <w:shd w:val="clear" w:color="auto" w:fill="DEE5E8" w:themeFill="text2" w:themeFillTint="33"/>
             <w:vAlign w:val="center"/>
           </w:tcPr>
           <w:p>
@@ -8683,7 +9052,7 @@
         <w:tc>
           <w:tcPr>
             <w:tcW w:w="721" w:type="pct"/>
-            <w:shd w:val="clear" w:color="auto" w:fill="E7ECEE" w:themeFill="background2"/>
+            <w:shd w:val="clear" w:color="auto" w:fill="DEE5E8" w:themeFill="text2" w:themeFillTint="33"/>
             <w:vAlign w:val="center"/>
             <w:hideMark/>
           </w:tcPr>
@@ -8710,7 +9079,7 @@
       </w:tr>
       <w:tr>
         <w:trPr>
-          <w:trHeight w:val="435"/>
+          <w:trHeight w:val="460"/>
         </w:trPr>
         <w:tc>
           <w:tcPr>
@@ -8852,7 +9221,7 @@
       </w:tr>
       <w:tr>
         <w:trPr>
-          <w:trHeight w:val="435"/>
+          <w:trHeight w:val="460"/>
         </w:trPr>
         <w:tc>
           <w:tcPr>
@@ -9015,7 +9384,7 @@
       </w:tr>
       <w:tr>
         <w:trPr>
-          <w:trHeight w:val="435"/>
+          <w:trHeight w:val="460"/>
         </w:trPr>
         <w:tc>
           <w:tcPr>
@@ -9157,7 +9526,7 @@
       </w:tr>
       <w:tr>
         <w:trPr>
-          <w:trHeight w:val="435"/>
+          <w:trHeight w:val="460"/>
         </w:trPr>
         <w:tc>
           <w:tcPr>
@@ -9298,7 +9667,7 @@
       </w:tr>
       <w:tr>
         <w:trPr>
-          <w:trHeight w:val="435"/>
+          <w:trHeight w:val="460"/>
         </w:trPr>
         <w:tc>
           <w:tcPr>
@@ -9432,7 +9801,7 @@
       </w:tr>
       <w:tr>
         <w:trPr>
-          <w:trHeight w:val="435"/>
+          <w:trHeight w:val="460"/>
         </w:trPr>
         <w:tc>
           <w:tcPr>
@@ -9580,7 +9949,7 @@
       </w:tr>
       <w:tr>
         <w:trPr>
-          <w:trHeight w:val="435"/>
+          <w:trHeight w:val="460"/>
         </w:trPr>
         <w:tc>
           <w:tcPr>
@@ -9722,7 +10091,7 @@
       </w:tr>
       <w:tr>
         <w:trPr>
-          <w:trHeight w:val="435"/>
+          <w:trHeight w:val="460"/>
         </w:trPr>
         <w:tc>
           <w:tcPr>
@@ -9880,13 +10249,15 @@
     <w:p>
       <w:pPr>
         <w:pStyle w:val="a0"/>
+        <w:pageBreakBefore/>
         <w:spacing w:before="120"/>
-        <w:ind w:firstLine="560"/>
-      </w:pPr>
-      <w:r>
-        <w:rPr>
-          <w:rFonts w:hint="eastAsia"/>
-        </w:rPr>
+        <w:ind w:firstLine="561"/>
+      </w:pPr>
+      <w:r>
+        <w:rPr>
+          <w:rFonts w:hint="eastAsia"/>
+        </w:rPr>
+        <w:lastRenderedPageBreak/>
         <w:t>透過表</w:t>
       </w:r>
       <w:r>
@@ -9918,24 +10289,6 @@
           <w:rFonts w:hint="eastAsia"/>
         </w:rPr>
         <w:t>臉書</w:t>
-      </w:r>
-      <w:r>
-        <w:rPr>
-          <w:rFonts w:hint="eastAsia"/>
-        </w:rPr>
-        <w:t>（</w:t>
-      </w:r>
-      <w:r>
-        <w:rPr>
-          <w:rFonts w:hint="eastAsia"/>
-        </w:rPr>
-        <w:t>Facebook</w:t>
-      </w:r>
-      <w:r>
-        <w:rPr>
-          <w:rFonts w:hint="eastAsia"/>
-        </w:rPr>
-        <w:t>）</w:t>
       </w:r>
       <w:r>
         <w:rPr>
@@ -9966,8 +10319,37 @@
         <w:rPr>
           <w:rFonts w:hint="eastAsia"/>
         </w:rPr>
-        <w:lastRenderedPageBreak/>
-        <w:t>問卷調查結果進一步驗證了上述分析。在痛點方面，</w:t>
+        <w:t>問卷調查結果</w:t>
+      </w:r>
+      <w:r>
+        <w:rPr>
+          <w:rFonts w:hint="eastAsia"/>
+        </w:rPr>
+        <w:t>亦驗證了上述分析</w:t>
+      </w:r>
+      <w:r>
+        <w:rPr>
+          <w:rFonts w:hint="eastAsia"/>
+        </w:rPr>
+        <w:t>。</w:t>
+      </w:r>
+      <w:r>
+        <w:rPr>
+          <w:rFonts w:hint="eastAsia"/>
+        </w:rPr>
+        <w:t>在處理書籍的痛點方面，如圖</w:t>
+      </w:r>
+      <w:r>
+        <w:rPr>
+          <w:rFonts w:hint="eastAsia"/>
+        </w:rPr>
+        <w:t>1-2-3</w:t>
+      </w:r>
+      <w:r>
+        <w:rPr>
+          <w:rFonts w:hint="eastAsia"/>
+        </w:rPr>
+        <w:t>所示，</w:t>
       </w:r>
       <w:r>
         <w:rPr>
@@ -9979,7 +10361,19 @@
         <w:rPr>
           <w:rFonts w:hint="eastAsia"/>
         </w:rPr>
-        <w:t>的受訪者表示「家裡空間不足、想清空但懶得處理」為最大困擾，其次為寄送流程繁瑣（</w:t>
+        <w:t>的受訪者表示「家裡空間不足</w:t>
+      </w:r>
+      <w:r>
+        <w:rPr>
+          <w:rFonts w:hint="eastAsia"/>
+        </w:rPr>
+        <w:t>，</w:t>
+      </w:r>
+      <w:r>
+        <w:rPr>
+          <w:rFonts w:hint="eastAsia"/>
+        </w:rPr>
+        <w:t>想清空但懶得處理」為最大困擾，其次為寄送流程繁瑣（</w:t>
       </w:r>
       <w:r>
         <w:rPr>
@@ -10003,31 +10397,19 @@
         <w:rPr>
           <w:rFonts w:hint="eastAsia"/>
         </w:rPr>
-        <w:t>）。針對面交，</w:t>
-      </w:r>
-      <w:r>
-        <w:rPr>
-          <w:rFonts w:hint="eastAsia"/>
-        </w:rPr>
-        <w:t>43.2%</w:t>
-      </w:r>
-      <w:r>
-        <w:rPr>
-          <w:rFonts w:hint="eastAsia"/>
-        </w:rPr>
-        <w:t>擔心交易安全問題；針對寄送，</w:t>
-      </w:r>
-      <w:r>
-        <w:rPr>
-          <w:rFonts w:hint="eastAsia"/>
-        </w:rPr>
-        <w:t>57.9%</w:t>
-      </w:r>
-      <w:r>
-        <w:rPr>
-          <w:rFonts w:hint="eastAsia"/>
-        </w:rPr>
-        <w:t>認為需自行包裝、跑超商寄貨是最大不便。</w:t>
+        <w:t>）</w:t>
+      </w:r>
+      <w:r>
+        <w:rPr>
+          <w:rFonts w:hint="eastAsia"/>
+        </w:rPr>
+        <w:t>，</w:t>
+      </w:r>
+      <w:r>
+        <w:rPr>
+          <w:rFonts w:hint="eastAsia"/>
+        </w:rPr>
+        <w:t>顯示「處理門檻」是使用者閒置書籍無法流通的主要原因。</w:t>
       </w:r>
     </w:p>
     <w:p>
@@ -10046,7 +10428,7 @@
           <w:color w:val="EE0000"/>
         </w:rPr>
         <w:drawing>
-          <wp:inline distT="0" distB="0" distL="0" distR="0" wp14:anchorId="611E101F" wp14:editId="4F5CE776">
+          <wp:inline distT="0" distB="0" distL="0" distR="0" wp14:anchorId="611E101F" wp14:editId="00682479">
             <wp:extent cx="5596344" cy="1891636"/>
             <wp:effectExtent l="19050" t="19050" r="23495" b="13970"/>
             <wp:docPr id="1246348825" name="圖片 4"/>
@@ -10124,7 +10506,7 @@
       <w:pPr>
         <w:pStyle w:val="afb"/>
       </w:pPr>
-      <w:bookmarkStart w:id="10" w:name="_Toc227104887"/>
+      <w:bookmarkStart w:id="10" w:name="_Toc227364483"/>
       <w:r>
         <w:rPr>
           <w:rFonts w:hint="eastAsia"/>
@@ -10225,6 +10607,109 @@
         <w:t>圖</w:t>
       </w:r>
       <w:bookmarkEnd w:id="10"/>
+    </w:p>
+    <w:p>
+      <w:pPr>
+        <w:pStyle w:val="a0"/>
+        <w:spacing w:before="120"/>
+        <w:ind w:firstLine="560"/>
+      </w:pPr>
+      <w:r>
+        <w:rPr>
+          <w:rFonts w:hint="eastAsia"/>
+        </w:rPr>
+        <w:t>接著針對兩種主流交易方式的痛點進行調查</w:t>
+      </w:r>
+      <w:r>
+        <w:rPr>
+          <w:rFonts w:hint="eastAsia"/>
+        </w:rPr>
+        <w:t>，由圖</w:t>
+      </w:r>
+      <w:r>
+        <w:rPr>
+          <w:rFonts w:hint="eastAsia"/>
+        </w:rPr>
+        <w:t>1-2-4</w:t>
+      </w:r>
+      <w:r>
+        <w:rPr>
+          <w:rFonts w:hint="eastAsia"/>
+        </w:rPr>
+        <w:t>可見，面交方式中以「交易安全，擔心遇到放烏或詐騙」最受關注（</w:t>
+      </w:r>
+      <w:r>
+        <w:rPr>
+          <w:rFonts w:hint="eastAsia"/>
+        </w:rPr>
+        <w:t>43.2%</w:t>
+      </w:r>
+      <w:r>
+        <w:rPr>
+          <w:rFonts w:hint="eastAsia"/>
+        </w:rPr>
+        <w:t>），其次為「面交時間較難喬攏」（</w:t>
+      </w:r>
+      <w:r>
+        <w:rPr>
+          <w:rFonts w:hint="eastAsia"/>
+        </w:rPr>
+        <w:t>30.9%</w:t>
+      </w:r>
+      <w:r>
+        <w:rPr>
+          <w:rFonts w:hint="eastAsia"/>
+        </w:rPr>
+        <w:t>）及「隱私問題，需與陌生人見面」（</w:t>
+      </w:r>
+      <w:r>
+        <w:rPr>
+          <w:rFonts w:hint="eastAsia"/>
+        </w:rPr>
+        <w:t>25.9%</w:t>
+      </w:r>
+      <w:r>
+        <w:rPr>
+          <w:rFonts w:hint="eastAsia"/>
+        </w:rPr>
+        <w:t>）；而圖</w:t>
+      </w:r>
+      <w:r>
+        <w:rPr>
+          <w:rFonts w:hint="eastAsia"/>
+        </w:rPr>
+        <w:t>1-2-5</w:t>
+      </w:r>
+      <w:r>
+        <w:rPr>
+          <w:rFonts w:hint="eastAsia"/>
+        </w:rPr>
+        <w:t>則顯示，寄送方式中「需自行包裝、跑超商寄貨」為最大不便（</w:t>
+      </w:r>
+      <w:r>
+        <w:rPr>
+          <w:rFonts w:hint="eastAsia"/>
+        </w:rPr>
+        <w:t>57.9%</w:t>
+      </w:r>
+      <w:r>
+        <w:rPr>
+          <w:rFonts w:hint="eastAsia"/>
+        </w:rPr>
+        <w:t>），其次為「取寄貨加上物流運送時間不固定」（</w:t>
+      </w:r>
+      <w:r>
+        <w:rPr>
+          <w:rFonts w:hint="eastAsia"/>
+        </w:rPr>
+        <w:t>42.1%</w:t>
+      </w:r>
+      <w:r>
+        <w:rPr>
+          <w:rFonts w:hint="eastAsia"/>
+        </w:rPr>
+        <w:t>）。</w:t>
+      </w:r>
     </w:p>
     <w:p>
       <w:pPr>
@@ -10233,6 +10718,7 @@
           <w:ilvl w:val="0"/>
           <w:numId w:val="0"/>
         </w:numPr>
+        <w:spacing w:before="120"/>
         <w:jc w:val="center"/>
       </w:pPr>
       <w:r>
@@ -10241,7 +10727,7 @@
           <w:color w:val="EE0000"/>
         </w:rPr>
         <w:drawing>
-          <wp:inline distT="0" distB="0" distL="0" distR="0" wp14:anchorId="5214411C" wp14:editId="714DC3C9">
+          <wp:inline distT="0" distB="0" distL="0" distR="0" wp14:anchorId="5214411C" wp14:editId="636DA537">
             <wp:extent cx="5578806" cy="1925756"/>
             <wp:effectExtent l="19050" t="19050" r="22225" b="17780"/>
             <wp:docPr id="214552384" name="圖片 5"/>
@@ -10319,7 +10805,7 @@
       <w:pPr>
         <w:pStyle w:val="afb"/>
       </w:pPr>
-      <w:bookmarkStart w:id="11" w:name="_Toc227104888"/>
+      <w:bookmarkStart w:id="11" w:name="_Toc227364484"/>
       <w:r>
         <w:rPr>
           <w:rFonts w:hint="eastAsia"/>
@@ -10429,6 +10915,7 @@
           <w:noProof/>
           <w:color w:val="EE0000"/>
         </w:rPr>
+        <w:lastRenderedPageBreak/>
         <w:drawing>
           <wp:inline distT="0" distB="0" distL="0" distR="0" wp14:anchorId="57A27565" wp14:editId="782D501A">
             <wp:extent cx="5604645" cy="1912108"/>
@@ -10508,7 +10995,7 @@
       <w:pPr>
         <w:pStyle w:val="afb"/>
       </w:pPr>
-      <w:bookmarkStart w:id="12" w:name="_Toc227104889"/>
+      <w:bookmarkStart w:id="12" w:name="_Toc227364485"/>
       <w:r>
         <w:rPr>
           <w:rFonts w:hint="eastAsia"/>
@@ -10626,13 +11113,97 @@
         <w:rPr>
           <w:rFonts w:hint="eastAsia"/>
         </w:rPr>
+        <w:t>如圖</w:t>
+      </w:r>
+      <w:r>
+        <w:rPr>
+          <w:rFonts w:hint="eastAsia"/>
+        </w:rPr>
+        <w:t>1-2-6</w:t>
+      </w:r>
+      <w:r>
+        <w:rPr>
+          <w:rFonts w:hint="eastAsia"/>
+        </w:rPr>
+        <w:t>所示，</w:t>
+      </w:r>
+      <w:r>
+        <w:rPr>
+          <w:rFonts w:hint="eastAsia"/>
+        </w:rPr>
         <w:t>51.4%</w:t>
       </w:r>
       <w:r>
         <w:rPr>
           <w:rFonts w:hint="eastAsia"/>
         </w:rPr>
-        <w:t>的受訪者傾向使用實體儲物櫃方案，顯示智慧書櫃概念具有明確</w:t>
+        <w:t>的受訪者傾向使用</w:t>
+      </w:r>
+      <w:r>
+        <w:rPr>
+          <w:rFonts w:hint="eastAsia"/>
+        </w:rPr>
+        <w:t>「</w:t>
+      </w:r>
+      <w:r>
+        <w:rPr>
+          <w:rFonts w:hint="eastAsia"/>
+        </w:rPr>
+        <w:t>實體儲物櫃</w:t>
+      </w:r>
+      <w:r>
+        <w:rPr>
+          <w:rFonts w:hint="eastAsia"/>
+        </w:rPr>
+        <w:t>」</w:t>
+      </w:r>
+      <w:r>
+        <w:rPr>
+          <w:rFonts w:hint="eastAsia"/>
+        </w:rPr>
+        <w:t>方案，</w:t>
+      </w:r>
+      <w:r>
+        <w:rPr>
+          <w:rFonts w:hint="eastAsia"/>
+        </w:rPr>
+        <w:t>明顯高於「現狀即可」（</w:t>
+      </w:r>
+      <w:r>
+        <w:rPr>
+          <w:rFonts w:hint="eastAsia"/>
+        </w:rPr>
+        <w:t>24.7%</w:t>
+      </w:r>
+      <w:r>
+        <w:rPr>
+          <w:rFonts w:hint="eastAsia"/>
+        </w:rPr>
+        <w:t>）及「到府收書」（</w:t>
+      </w:r>
+      <w:r>
+        <w:rPr>
+          <w:rFonts w:hint="eastAsia"/>
+        </w:rPr>
+        <w:t>23.9%</w:t>
+      </w:r>
+      <w:r>
+        <w:rPr>
+          <w:rFonts w:hint="eastAsia"/>
+        </w:rPr>
+        <w:t>）</w:t>
+      </w:r>
+      <w:r>
+        <w:rPr>
+          <w:rFonts w:hint="eastAsia"/>
+        </w:rPr>
+        <w:t>，</w:t>
+      </w:r>
+      <w:r>
+        <w:rPr>
+          <w:rFonts w:hint="eastAsia"/>
+        </w:rPr>
+        <w:t>顯示智慧書櫃概念具有明確</w:t>
       </w:r>
       <w:r>
         <w:rPr>
@@ -10644,7 +11215,25 @@
         <w:rPr>
           <w:rFonts w:hint="eastAsia"/>
         </w:rPr>
-        <w:t>市場需求基礎。而在智慧書櫃的功能偏好上，</w:t>
+        <w:t>市場需求基礎。</w:t>
+      </w:r>
+      <w:r>
+        <w:rPr>
+          <w:rFonts w:hint="eastAsia"/>
+        </w:rPr>
+        <w:t>進一步探討智慧書櫃的功能偏好，由圖</w:t>
+      </w:r>
+      <w:r>
+        <w:rPr>
+          <w:rFonts w:hint="eastAsia"/>
+        </w:rPr>
+        <w:t>1-2-7</w:t>
+      </w:r>
+      <w:r>
+        <w:rPr>
+          <w:rFonts w:hint="eastAsia"/>
+        </w:rPr>
+        <w:t>可知，</w:t>
       </w:r>
       <w:r>
         <w:rPr>
@@ -10674,25 +11263,43 @@
         <w:rPr>
           <w:rFonts w:hint="eastAsia"/>
         </w:rPr>
+        <w:t>其次為「掃描</w:t>
+      </w:r>
+      <w:r>
+        <w:rPr>
+          <w:rFonts w:hint="eastAsia"/>
+        </w:rPr>
+        <w:t>ISBN</w:t>
+      </w:r>
+      <w:r>
+        <w:rPr>
+          <w:rFonts w:hint="eastAsia"/>
+        </w:rPr>
+        <w:t>自動帶出書名、原價」（</w:t>
+      </w:r>
+      <w:r>
+        <w:rPr>
+          <w:rFonts w:hint="eastAsia"/>
+        </w:rPr>
         <w:t>31.1%</w:t>
       </w:r>
       <w:r>
         <w:rPr>
           <w:rFonts w:hint="eastAsia"/>
         </w:rPr>
-        <w:t>看重</w:t>
-      </w:r>
-      <w:r>
-        <w:rPr>
-          <w:rFonts w:hint="eastAsia"/>
-        </w:rPr>
-        <w:t>ISBN</w:t>
-      </w:r>
-      <w:r>
-        <w:rPr>
-          <w:rFonts w:hint="eastAsia"/>
-        </w:rPr>
-        <w:t>掃描自動帶出書籍資訊的功能，顯示自助化與自動化是影響使用者轉移意願的關鍵因素。</w:t>
+        <w:t>）及「即時入庫」（</w:t>
+      </w:r>
+      <w:r>
+        <w:rPr>
+          <w:rFonts w:hint="eastAsia"/>
+        </w:rPr>
+        <w:t>11.4%</w:t>
+      </w:r>
+      <w:r>
+        <w:rPr>
+          <w:rFonts w:hint="eastAsia"/>
+        </w:rPr>
+        <w:t>），顯示自助化與自動化是影響使用者轉移意願的關鍵因素。</w:t>
       </w:r>
     </w:p>
     <w:p>
@@ -10702,15 +11309,15 @@
           <w:ilvl w:val="0"/>
           <w:numId w:val="0"/>
         </w:numPr>
+        <w:spacing w:before="120"/>
         <w:jc w:val="center"/>
       </w:pPr>
       <w:r>
         <w:rPr>
           <w:noProof/>
         </w:rPr>
-        <w:lastRenderedPageBreak/>
         <w:drawing>
-          <wp:inline distT="0" distB="0" distL="0" distR="0" wp14:anchorId="68960B63" wp14:editId="673EDA68">
+          <wp:inline distT="0" distB="0" distL="0" distR="0" wp14:anchorId="68960B63" wp14:editId="5BE46117">
             <wp:extent cx="5794896" cy="2055809"/>
             <wp:effectExtent l="19050" t="19050" r="15875" b="20955"/>
             <wp:docPr id="659161396" name="圖片 9"/>
@@ -10788,7 +11395,7 @@
       <w:pPr>
         <w:pStyle w:val="afb"/>
       </w:pPr>
-      <w:bookmarkStart w:id="13" w:name="_Toc227104890"/>
+      <w:bookmarkStart w:id="13" w:name="_Toc227364486"/>
       <w:r>
         <w:rPr>
           <w:rFonts w:hint="eastAsia"/>
@@ -10910,7 +11517,7 @@
           <w:noProof/>
         </w:rPr>
         <w:drawing>
-          <wp:inline distT="0" distB="0" distL="0" distR="0" wp14:anchorId="6C1EFDA4" wp14:editId="34597734">
+          <wp:inline distT="0" distB="0" distL="0" distR="0" wp14:anchorId="6C1EFDA4" wp14:editId="723E5233">
             <wp:extent cx="5794375" cy="2051501"/>
             <wp:effectExtent l="19050" t="19050" r="15875" b="25400"/>
             <wp:docPr id="278636936" name="圖片 11"/>
@@ -10988,7 +11595,7 @@
       <w:pPr>
         <w:pStyle w:val="afb"/>
       </w:pPr>
-      <w:bookmarkStart w:id="14" w:name="_Toc227104891"/>
+      <w:bookmarkStart w:id="14" w:name="_Toc227364487"/>
       <w:r>
         <w:rPr>
           <w:rFonts w:hint="eastAsia"/>
@@ -11106,13 +11713,56 @@
         <w:rPr>
           <w:rFonts w:hint="eastAsia"/>
         </w:rPr>
+        <w:lastRenderedPageBreak/>
         <w:t>此外，</w:t>
       </w:r>
       <w:r>
         <w:rPr>
           <w:rFonts w:hint="eastAsia"/>
         </w:rPr>
-        <w:t>逾</w:t>
+        <w:t>如圖</w:t>
+      </w:r>
+      <w:r>
+        <w:rPr>
+          <w:rFonts w:hint="eastAsia"/>
+        </w:rPr>
+        <w:t>1-2-8</w:t>
+      </w:r>
+      <w:r>
+        <w:rPr>
+          <w:rFonts w:hint="eastAsia"/>
+        </w:rPr>
+        <w:t>所示，</w:t>
+      </w:r>
+      <w:r>
+        <w:rPr>
+          <w:rFonts w:hint="eastAsia"/>
+        </w:rPr>
+        <w:t>勾選「非常有幫助」（</w:t>
+      </w:r>
+      <w:r>
+        <w:rPr>
+          <w:rFonts w:hint="eastAsia"/>
+        </w:rPr>
+        <w:t>287</w:t>
+      </w:r>
+      <w:r>
+        <w:rPr>
+          <w:rFonts w:hint="eastAsia"/>
+        </w:rPr>
+        <w:t>人次）與「有幫助」（</w:t>
+      </w:r>
+      <w:r>
+        <w:rPr>
+          <w:rFonts w:hint="eastAsia"/>
+        </w:rPr>
+        <w:t>189</w:t>
+      </w:r>
+      <w:r>
+        <w:rPr>
+          <w:rFonts w:hint="eastAsia"/>
+        </w:rPr>
+        <w:t>人次）合計逾</w:t>
       </w:r>
       <w:r>
         <w:rPr>
@@ -11124,13 +11774,7 @@
         <w:rPr>
           <w:rFonts w:hint="eastAsia"/>
         </w:rPr>
-        <w:t>以上之</w:t>
-      </w:r>
-      <w:r>
-        <w:rPr>
-          <w:rFonts w:hint="eastAsia"/>
-        </w:rPr>
-        <w:t>受訪者認為</w:t>
+        <w:t>之受訪者認為</w:t>
       </w:r>
       <w:r>
         <w:rPr>
@@ -11142,13 +11786,13 @@
         <w:rPr>
           <w:rFonts w:hint="eastAsia"/>
         </w:rPr>
-        <w:t>提供</w:t>
-      </w:r>
-      <w:r>
-        <w:rPr>
-          <w:rFonts w:hint="eastAsia"/>
-        </w:rPr>
-        <w:t>「線上查看實體書況照片」功能對購買意願具有正面幫助，進一步確認了本系統在書況透明化設計上的必要性。</w:t>
+        <w:t>提供「線上查看實體書況照片」功能對購買意願具有正面幫助</w:t>
+      </w:r>
+      <w:r>
+        <w:rPr>
+          <w:rFonts w:hint="eastAsia"/>
+        </w:rPr>
+        <w:t>，進一步確認了本系統在書況透明化設計上的必要性。</w:t>
       </w:r>
     </w:p>
     <w:p>
@@ -11242,7 +11886,7 @@
       <w:pPr>
         <w:pStyle w:val="afb"/>
       </w:pPr>
-      <w:bookmarkStart w:id="15" w:name="_Toc227104892"/>
+      <w:bookmarkStart w:id="15" w:name="_Toc227364488"/>
       <w:r>
         <w:rPr>
           <w:rFonts w:hint="eastAsia"/>
@@ -11361,12 +12005,11 @@
       <w:pPr>
         <w:pStyle w:val="2"/>
       </w:pPr>
-      <w:bookmarkStart w:id="16" w:name="_Toc226749668"/>
-      <w:r>
-        <w:rPr>
-          <w:rFonts w:hint="eastAsia"/>
-        </w:rPr>
-        <w:lastRenderedPageBreak/>
+      <w:bookmarkStart w:id="16" w:name="_Toc227364435"/>
+      <w:r>
+        <w:rPr>
+          <w:rFonts w:hint="eastAsia"/>
+        </w:rPr>
         <w:t>系統目的與目標</w:t>
       </w:r>
       <w:bookmarkEnd w:id="16"/>
@@ -11492,12 +12135,14 @@
     <w:p>
       <w:pPr>
         <w:pStyle w:val="2"/>
-      </w:pPr>
-      <w:bookmarkStart w:id="17" w:name="_Toc226749669"/>
-      <w:r>
-        <w:rPr>
-          <w:rFonts w:hint="eastAsia"/>
-        </w:rPr>
+        <w:pageBreakBefore/>
+      </w:pPr>
+      <w:bookmarkStart w:id="17" w:name="_Toc227364436"/>
+      <w:r>
+        <w:rPr>
+          <w:rFonts w:hint="eastAsia"/>
+        </w:rPr>
+        <w:lastRenderedPageBreak/>
         <w:t>預期成果</w:t>
       </w:r>
       <w:bookmarkEnd w:id="17"/>
@@ -11566,7 +12211,7 @@
       <w:pPr>
         <w:pStyle w:val="1"/>
       </w:pPr>
-      <w:bookmarkStart w:id="18" w:name="_Toc226749670"/>
+      <w:bookmarkStart w:id="18" w:name="_Toc227364437"/>
       <w:r>
         <w:rPr>
           <w:rFonts w:hint="eastAsia"/>
@@ -11580,7 +12225,7 @@
       <w:pPr>
         <w:pStyle w:val="2"/>
       </w:pPr>
-      <w:bookmarkStart w:id="19" w:name="_Toc226749671"/>
+      <w:bookmarkStart w:id="19" w:name="_Toc227364438"/>
       <w:r>
         <w:rPr>
           <w:rFonts w:hint="eastAsia"/>
@@ -11699,7 +12344,6 @@
         <w:rPr>
           <w:rFonts w:hint="eastAsia"/>
         </w:rPr>
-        <w:tab/>
         <w:t>Node.js</w:t>
       </w:r>
       <w:r>
@@ -11988,19 +12632,7 @@
         <w:rPr>
           <w:rFonts w:hint="eastAsia"/>
         </w:rPr>
-        <w:t>小時</w:t>
-      </w:r>
-      <w:r>
-        <w:rPr>
-          <w:rFonts w:hint="eastAsia"/>
-        </w:rPr>
-        <w:t>自助</w:t>
-      </w:r>
-      <w:r>
-        <w:rPr>
-          <w:rFonts w:hint="eastAsia"/>
-        </w:rPr>
-        <w:t>取貨以及免手打資料等功能對於轉移現有使用者具備極大吸引力。</w:t>
+        <w:t>小時取款、取貨以及免手打資料等功能對於轉移現有使用者具備極大吸引力。</w:t>
       </w:r>
     </w:p>
     <w:p>
@@ -12094,6 +12726,7 @@
     <w:p>
       <w:pPr>
         <w:pStyle w:val="a0"/>
+        <w:pageBreakBefore/>
         <w:numPr>
           <w:ilvl w:val="0"/>
           <w:numId w:val="18"/>
@@ -12104,6 +12737,7 @@
         <w:rPr>
           <w:rFonts w:hint="eastAsia"/>
         </w:rPr>
+        <w:lastRenderedPageBreak/>
         <w:t>操作可行性</w:t>
       </w:r>
     </w:p>
@@ -12160,13 +12794,7 @@
         <w:rPr>
           <w:rFonts w:hint="eastAsia"/>
         </w:rPr>
-        <w:t>小時運作），解決使用者最反感的「雙方面交時間難以談攏」問題，使交易流程更符合現代學生快節奏的生</w:t>
-      </w:r>
-      <w:r>
-        <w:rPr>
-          <w:rFonts w:hint="eastAsia"/>
-        </w:rPr>
-        <w:t xml:space="preserve"> </w:t>
+        <w:t>小時運作），解決使用者最反感的「雙方面交時間難以談攏」問題，使交易流程更符合現代學生快節奏的生活習慣。</w:t>
       </w:r>
     </w:p>
     <w:p>
@@ -12182,20 +12810,7 @@
         <w:rPr>
           <w:rFonts w:hint="eastAsia"/>
         </w:rPr>
-        <w:lastRenderedPageBreak/>
-        <w:t>明確驗證機制：透過「買家</w:t>
-      </w:r>
-      <w:r>
-        <w:rPr>
-          <w:rFonts w:hint="eastAsia"/>
-        </w:rPr>
-        <w:t>貨物確認</w:t>
-      </w:r>
-      <w:r>
-        <w:rPr>
-          <w:rFonts w:hint="eastAsia"/>
-        </w:rPr>
-        <w:t>」的新型態模式，確保雙方在取貨時即完成交易確認，減少後續爭議處理的複雜度。</w:t>
+        <w:t>明確驗證機制：透過「買家終端驗證」的新型態模式，確保雙方在取貨時即完成交易確認，減少後續爭議處理的複雜度。</w:t>
       </w:r>
     </w:p>
     <w:p>
@@ -12227,31 +12842,55 @@
         <w:rPr>
           <w:rFonts w:hint="eastAsia"/>
         </w:rPr>
-        <w:t>智慧合約之交易履約效力：買家下單後資金先鎖定於合約中，待</w:t>
-      </w:r>
-      <w:r>
-        <w:rPr>
-          <w:rFonts w:hint="eastAsia"/>
-        </w:rPr>
-        <w:t>買家貨物確認</w:t>
-      </w:r>
-      <w:r>
-        <w:rPr>
-          <w:rFonts w:hint="eastAsia"/>
-        </w:rPr>
-        <w:t>後才</w:t>
-      </w:r>
-      <w:r>
-        <w:rPr>
-          <w:rFonts w:hint="eastAsia"/>
-        </w:rPr>
-        <w:t>釋放款項</w:t>
-      </w:r>
-      <w:r>
-        <w:rPr>
-          <w:rFonts w:hint="eastAsia"/>
-        </w:rPr>
-        <w:t>，此流程可作為數位證據，有效降低傳統校園面交中常發生的違約風險。</w:t>
+        <w:t>智慧合約之交易履約效力：根據《民法》第</w:t>
+      </w:r>
+      <w:r>
+        <w:rPr>
+          <w:rFonts w:hint="eastAsia"/>
+        </w:rPr>
+        <w:t>153</w:t>
+      </w:r>
+      <w:r>
+        <w:rPr>
+          <w:rFonts w:hint="eastAsia"/>
+        </w:rPr>
+        <w:t>條與第</w:t>
+      </w:r>
+      <w:r>
+        <w:rPr>
+          <w:rFonts w:hint="eastAsia"/>
+        </w:rPr>
+        <w:t>345</w:t>
+      </w:r>
+      <w:r>
+        <w:rPr>
+          <w:rFonts w:hint="eastAsia"/>
+        </w:rPr>
+        <w:t>條，此操作構成法律上有效的買賣契約；而智慧合約的自動執行機制屬於「附條件給付」，其產生的數位紀錄依《電子簽章法》第</w:t>
+      </w:r>
+      <w:r>
+        <w:rPr>
+          <w:rFonts w:hint="eastAsia"/>
+        </w:rPr>
+        <w:t>4</w:t>
+      </w:r>
+      <w:r>
+        <w:rPr>
+          <w:rFonts w:hint="eastAsia"/>
+        </w:rPr>
+        <w:t>條與第</w:t>
+      </w:r>
+      <w:r>
+        <w:rPr>
+          <w:rFonts w:hint="eastAsia"/>
+        </w:rPr>
+        <w:t>9</w:t>
+      </w:r>
+      <w:r>
+        <w:rPr>
+          <w:rFonts w:hint="eastAsia"/>
+        </w:rPr>
+        <w:t>條，具備與紙本簽署同等之法律效力，可作為數位存證。買家下單後資金先鎖定於合約中，待買家貨物確認後才釋放款項，此流程可作為數位證據，有效降低傳統校園面交中常發生的違約風險。</w:t>
       </w:r>
     </w:p>
     <w:p>
@@ -12267,7 +12906,43 @@
         <w:rPr>
           <w:rFonts w:hint="eastAsia"/>
         </w:rPr>
-        <w:t>個資保護與隱私機制：嚴格遵守台灣《個人資料保護法》，系統採取分層儲存策略，區塊鏈上僅儲存交易雜湊值（</w:t>
+        <w:t>個資保護與隱私機制：《個人資料保護法》第</w:t>
+      </w:r>
+      <w:r>
+        <w:rPr>
+          <w:rFonts w:hint="eastAsia"/>
+        </w:rPr>
+        <w:t>6</w:t>
+      </w:r>
+      <w:r>
+        <w:rPr>
+          <w:rFonts w:hint="eastAsia"/>
+        </w:rPr>
+        <w:t>條、第</w:t>
+      </w:r>
+      <w:r>
+        <w:rPr>
+          <w:rFonts w:hint="eastAsia"/>
+        </w:rPr>
+        <w:t>19</w:t>
+      </w:r>
+      <w:r>
+        <w:rPr>
+          <w:rFonts w:hint="eastAsia"/>
+        </w:rPr>
+        <w:t>條及第</w:t>
+      </w:r>
+      <w:r>
+        <w:rPr>
+          <w:rFonts w:hint="eastAsia"/>
+        </w:rPr>
+        <w:t>27</w:t>
+      </w:r>
+      <w:r>
+        <w:rPr>
+          <w:rFonts w:hint="eastAsia"/>
+        </w:rPr>
+        <w:t>條（安全維護義務）。系統採取分層儲存策略，區塊鏈上僅儲存交易雜湊值（</w:t>
       </w:r>
       <w:r>
         <w:rPr>
@@ -12279,7 +12954,7 @@
         <w:rPr>
           <w:rFonts w:hint="eastAsia"/>
         </w:rPr>
-        <w:t>）與合約邏輯，使用者敏感個資則儲存在符合加密規範之中心化資料庫中。</w:t>
+        <w:t>）與合約邏輯，使用者敏感個資則儲存在符合加密規範之中心化資料庫中，符合《個資法》對資料最小化之要求。</w:t>
       </w:r>
     </w:p>
     <w:p>
@@ -12295,7 +12970,19 @@
         <w:rPr>
           <w:rFonts w:hint="eastAsia"/>
         </w:rPr>
-        <w:t>金流託管合規化：本系統之代幣或金流託管僅作為「交易履約保證」，不涉及吸金或非法集資，並計畫在未來擴充時，導入第三方支付機制以符合金融法規要求。</w:t>
+        <w:t>金流託管合規化：《電子支付機構管理條例》第</w:t>
+      </w:r>
+      <w:r>
+        <w:rPr>
+          <w:rFonts w:hint="eastAsia"/>
+        </w:rPr>
+        <w:t>3</w:t>
+      </w:r>
+      <w:r>
+        <w:rPr>
+          <w:rFonts w:hint="eastAsia"/>
+        </w:rPr>
+        <w:t>條（代理收付實質交易款項）。本系統之代幣或金流託管僅作為「交易履約保證」，不涉及吸金或非法集資，並計畫在未來擴充時，導入第三方支付機制以符合金融法規要求。</w:t>
       </w:r>
     </w:p>
     <w:p>
@@ -12311,7 +12998,31 @@
         <w:rPr>
           <w:rFonts w:hint="eastAsia"/>
         </w:rPr>
-        <w:t>爭議處理條款：於智慧合約中設計「爭議凍結期」，若買家發現書況與照片嚴重不符，可申請凍結款項，並由系統平台介入調解，保障消費者權益。</w:t>
+        <w:t>爭議處理條款：《消費者保護法》第</w:t>
+      </w:r>
+      <w:r>
+        <w:rPr>
+          <w:rFonts w:hint="eastAsia"/>
+        </w:rPr>
+        <w:t>19</w:t>
+      </w:r>
+      <w:r>
+        <w:rPr>
+          <w:rFonts w:hint="eastAsia"/>
+        </w:rPr>
+        <w:t>條（通訊交易解約權）、《民法》第</w:t>
+      </w:r>
+      <w:r>
+        <w:rPr>
+          <w:rFonts w:hint="eastAsia"/>
+        </w:rPr>
+        <w:t>354</w:t>
+      </w:r>
+      <w:r>
+        <w:rPr>
+          <w:rFonts w:hint="eastAsia"/>
+        </w:rPr>
+        <w:t>條（物之瑕疵擔保責任）。於智慧合約中設計「爭議凍結期」，若買家發現書況與照片嚴重不符，可申請凍結款項，並由系統平台介入調解，保障消費者權益。</w:t>
       </w:r>
     </w:p>
     <w:p>
@@ -12319,7 +13030,7 @@
         <w:pStyle w:val="2"/>
         <w:pageBreakBefore/>
       </w:pPr>
-      <w:bookmarkStart w:id="20" w:name="_Toc226749672"/>
+      <w:bookmarkStart w:id="20" w:name="_Toc227364439"/>
       <w:r>
         <w:rPr>
           <w:rFonts w:hint="eastAsia"/>
@@ -12339,7 +13050,7 @@
       <w:pPr>
         <w:pStyle w:val="afb"/>
       </w:pPr>
-      <w:bookmarkStart w:id="21" w:name="_Toc227104896"/>
+      <w:bookmarkStart w:id="21" w:name="_Toc227364493"/>
       <w:r>
         <w:rPr>
           <w:rFonts w:hint="eastAsia"/>
@@ -13551,7 +14262,7 @@
         <w:pStyle w:val="2"/>
         <w:pageBreakBefore/>
       </w:pPr>
-      <w:bookmarkStart w:id="22" w:name="_Toc226749673"/>
+      <w:bookmarkStart w:id="22" w:name="_Toc227364440"/>
       <w:r>
         <w:rPr>
           <w:rFonts w:hint="eastAsia"/>
@@ -13847,7 +14558,7 @@
         <w:pStyle w:val="2"/>
         <w:pageBreakBefore/>
       </w:pPr>
-      <w:bookmarkStart w:id="23" w:name="_Toc226749674"/>
+      <w:bookmarkStart w:id="23" w:name="_Toc227364441"/>
       <w:r>
         <w:rPr>
           <w:rFonts w:hint="eastAsia"/>
@@ -14450,7 +15161,7 @@
       <w:pPr>
         <w:pStyle w:val="afb"/>
       </w:pPr>
-      <w:bookmarkStart w:id="24" w:name="_Toc227104897"/>
+      <w:bookmarkStart w:id="24" w:name="_Toc227364494"/>
       <w:r>
         <w:rPr>
           <w:rFonts w:hint="eastAsia"/>
@@ -14583,7 +15294,7 @@
             <w:tcBorders>
               <w:tl2br w:val="single" w:sz="4" w:space="0" w:color="auto"/>
             </w:tcBorders>
-            <w:shd w:val="clear" w:color="auto" w:fill="E7ECEE" w:themeFill="background2"/>
+            <w:shd w:val="clear" w:color="auto" w:fill="DEE5E8" w:themeFill="text2" w:themeFillTint="33"/>
             <w:noWrap/>
             <w:vAlign w:val="center"/>
             <w:hideMark/>
@@ -14633,7 +15344,7 @@
         <w:tc>
           <w:tcPr>
             <w:tcW w:w="3894" w:type="dxa"/>
-            <w:shd w:val="clear" w:color="auto" w:fill="E7ECEE" w:themeFill="background2"/>
+            <w:shd w:val="clear" w:color="auto" w:fill="DEE5E8" w:themeFill="text2" w:themeFillTint="33"/>
             <w:vAlign w:val="center"/>
           </w:tcPr>
           <w:p>
@@ -14680,7 +15391,7 @@
         <w:tc>
           <w:tcPr>
             <w:tcW w:w="3895" w:type="dxa"/>
-            <w:shd w:val="clear" w:color="auto" w:fill="E7ECEE" w:themeFill="background2"/>
+            <w:shd w:val="clear" w:color="auto" w:fill="DEE5E8" w:themeFill="text2" w:themeFillTint="33"/>
             <w:noWrap/>
             <w:vAlign w:val="center"/>
           </w:tcPr>
@@ -14733,7 +15444,7 @@
         <w:tc>
           <w:tcPr>
             <w:tcW w:w="2405" w:type="dxa"/>
-            <w:shd w:val="clear" w:color="auto" w:fill="E7ECEE" w:themeFill="background2"/>
+            <w:shd w:val="clear" w:color="auto" w:fill="DEE5E8" w:themeFill="text2" w:themeFillTint="33"/>
             <w:noWrap/>
             <w:vAlign w:val="center"/>
           </w:tcPr>
@@ -14996,7 +15707,7 @@
         <w:tc>
           <w:tcPr>
             <w:tcW w:w="2405" w:type="dxa"/>
-            <w:shd w:val="clear" w:color="auto" w:fill="E7ECEE" w:themeFill="background2"/>
+            <w:shd w:val="clear" w:color="auto" w:fill="DEE5E8" w:themeFill="text2" w:themeFillTint="33"/>
             <w:noWrap/>
             <w:vAlign w:val="center"/>
           </w:tcPr>
@@ -15224,7 +15935,7 @@
       <w:pPr>
         <w:pStyle w:val="1"/>
       </w:pPr>
-      <w:bookmarkStart w:id="25" w:name="_Toc226749675"/>
+      <w:bookmarkStart w:id="25" w:name="_Toc227364442"/>
       <w:r>
         <w:rPr>
           <w:rFonts w:hint="eastAsia"/>
@@ -15238,7 +15949,7 @@
       <w:pPr>
         <w:pStyle w:val="2"/>
       </w:pPr>
-      <w:bookmarkStart w:id="26" w:name="_Toc226749676"/>
+      <w:bookmarkStart w:id="26" w:name="_Toc227364443"/>
       <w:r>
         <w:rPr>
           <w:rFonts w:hint="eastAsia"/>
@@ -15251,27 +15962,630 @@
       <w:pPr>
         <w:pStyle w:val="a0"/>
         <w:ind w:firstLineChars="200" w:firstLine="560"/>
-      </w:pPr>
-      <w:r>
-        <w:rPr>
-          <w:rFonts w:hint="eastAsia"/>
-          <w:color w:val="EE0000"/>
-        </w:rPr>
-        <w:t>新增內容</w:t>
-      </w:r>
+        <w:rPr>
+          <w:color w:val="000000" w:themeColor="text1"/>
+        </w:rPr>
+      </w:pPr>
+      <w:r>
+        <w:rPr>
+          <w:rFonts w:hint="eastAsia"/>
+          <w:color w:val="000000" w:themeColor="text1"/>
+        </w:rPr>
+        <w:t>本系統架構採用「分層架構設計」，將系統依邏輯職責劃分為表現層、安全閘道與代理層、業務邏輯層以及資料持久層。此設計有效落實關注點分離，提升系統之可維護性、安全性與擴展性。詳細架構層次如下：</w:t>
+      </w:r>
+    </w:p>
+    <w:p>
+      <w:pPr>
+        <w:pStyle w:val="a0"/>
+        <w:numPr>
+          <w:ilvl w:val="0"/>
+          <w:numId w:val="43"/>
+        </w:numPr>
+        <w:spacing w:before="120"/>
+      </w:pPr>
+      <w:r>
+        <w:rPr>
+          <w:rFonts w:hint="eastAsia"/>
+        </w:rPr>
+        <w:t>表現層與終端存取</w:t>
+      </w:r>
+    </w:p>
+    <w:p>
+      <w:pPr>
+        <w:pStyle w:val="a0"/>
+        <w:rPr>
+          <w:color w:val="000000" w:themeColor="text1"/>
+        </w:rPr>
+      </w:pPr>
+      <w:r>
+        <w:rPr>
+          <w:rFonts w:hint="eastAsia"/>
+          <w:color w:val="000000" w:themeColor="text1"/>
+        </w:rPr>
+        <w:t>本層負責使用者互動與實體環境感測，為系統與外部環境之交接點：</w:t>
+      </w:r>
+    </w:p>
+    <w:p>
+      <w:pPr>
+        <w:pStyle w:val="a0"/>
+        <w:numPr>
+          <w:ilvl w:val="0"/>
+          <w:numId w:val="24"/>
+        </w:numPr>
+        <w:ind w:left="964" w:hanging="482"/>
+      </w:pPr>
+      <w:r>
+        <w:rPr>
+          <w:rFonts w:hint="eastAsia"/>
+        </w:rPr>
+        <w:t>行動應用客戶端：基於</w:t>
+      </w:r>
+      <w:r>
+        <w:rPr>
+          <w:rFonts w:hint="eastAsia"/>
+        </w:rPr>
+        <w:t>Flutter</w:t>
+      </w:r>
+      <w:r>
+        <w:rPr>
+          <w:rFonts w:hint="eastAsia"/>
+        </w:rPr>
+        <w:t>框架建構之跨平台應用程式，負責介面渲染與使用者操作邏輯，並透過</w:t>
+      </w:r>
+      <w:r>
+        <w:rPr>
+          <w:rFonts w:hint="eastAsia"/>
+        </w:rPr>
+        <w:t>RESTful API</w:t>
+      </w:r>
+      <w:r>
+        <w:rPr>
+          <w:rFonts w:hint="eastAsia"/>
+        </w:rPr>
+        <w:t>與後端進行非同步資料交換。</w:t>
+      </w:r>
+    </w:p>
+    <w:p>
+      <w:pPr>
+        <w:pStyle w:val="a0"/>
+        <w:numPr>
+          <w:ilvl w:val="0"/>
+          <w:numId w:val="24"/>
+        </w:numPr>
+        <w:ind w:left="964" w:hanging="482"/>
+      </w:pPr>
+      <w:r>
+        <w:rPr>
+          <w:rFonts w:hint="eastAsia"/>
+        </w:rPr>
+        <w:t>物聯網控制終端：搭載</w:t>
+      </w:r>
+      <w:r>
+        <w:rPr>
+          <w:rFonts w:hint="eastAsia"/>
+        </w:rPr>
+        <w:t>ESP32</w:t>
+      </w:r>
+      <w:r>
+        <w:rPr>
+          <w:rFonts w:hint="eastAsia"/>
+        </w:rPr>
+        <w:t>微控制器之實體智慧書櫃，專責硬體狀態感測與作動控制，透過安全通訊協定向伺服器回報狀態或請求控制指令。</w:t>
+      </w:r>
+    </w:p>
+    <w:p>
+      <w:pPr>
+        <w:pStyle w:val="a0"/>
+        <w:numPr>
+          <w:ilvl w:val="0"/>
+          <w:numId w:val="43"/>
+        </w:numPr>
+        <w:spacing w:before="120"/>
+      </w:pPr>
+      <w:r>
+        <w:rPr>
+          <w:rFonts w:hint="eastAsia"/>
+        </w:rPr>
+        <w:t>安全閘道與代理層</w:t>
+      </w:r>
+    </w:p>
+    <w:p>
+      <w:pPr>
+        <w:pStyle w:val="a0"/>
+        <w:rPr>
+          <w:color w:val="000000" w:themeColor="text1"/>
+        </w:rPr>
+      </w:pPr>
+      <w:r>
+        <w:rPr>
+          <w:rFonts w:hint="eastAsia"/>
+          <w:color w:val="000000" w:themeColor="text1"/>
+        </w:rPr>
+        <w:t>本層負責公網流量之清洗、憑證管理與內部路由分發：</w:t>
+      </w:r>
+    </w:p>
+    <w:p>
+      <w:pPr>
+        <w:pStyle w:val="a0"/>
+        <w:numPr>
+          <w:ilvl w:val="0"/>
+          <w:numId w:val="24"/>
+        </w:numPr>
+        <w:ind w:left="964" w:hanging="482"/>
+      </w:pPr>
+      <w:r>
+        <w:rPr>
+          <w:rFonts w:hint="eastAsia"/>
+        </w:rPr>
+        <w:t>邊緣防護節點：整合</w:t>
+      </w:r>
+      <w:r>
+        <w:rPr>
+          <w:rFonts w:hint="eastAsia"/>
+        </w:rPr>
+        <w:t>Cloudflare</w:t>
+      </w:r>
+      <w:r>
+        <w:rPr>
+          <w:rFonts w:hint="eastAsia"/>
+        </w:rPr>
+        <w:t>服務，提供</w:t>
+      </w:r>
+      <w:r>
+        <w:rPr>
+          <w:rFonts w:hint="eastAsia"/>
+        </w:rPr>
+        <w:t>DNS</w:t>
+      </w:r>
+      <w:r>
+        <w:rPr>
+          <w:rFonts w:hint="eastAsia"/>
+        </w:rPr>
+        <w:t>、</w:t>
+      </w:r>
+      <w:r>
+        <w:rPr>
+          <w:rFonts w:hint="eastAsia"/>
+        </w:rPr>
+        <w:t>CDN</w:t>
+      </w:r>
+      <w:r>
+        <w:rPr>
+          <w:rFonts w:hint="eastAsia"/>
+        </w:rPr>
+        <w:t>、</w:t>
+      </w:r>
+      <w:r>
+        <w:rPr>
+          <w:rFonts w:hint="eastAsia"/>
+        </w:rPr>
+        <w:t>WAF</w:t>
+      </w:r>
+      <w:r>
+        <w:rPr>
+          <w:rFonts w:hint="eastAsia"/>
+        </w:rPr>
+        <w:t>以及外部</w:t>
+      </w:r>
+      <w:r>
+        <w:br/>
+      </w:r>
+      <w:r>
+        <w:rPr>
+          <w:rFonts w:hint="eastAsia"/>
+        </w:rPr>
+        <w:t>SSL / TLS</w:t>
+      </w:r>
+      <w:r>
+        <w:rPr>
+          <w:rFonts w:hint="eastAsia"/>
+        </w:rPr>
+        <w:t>憑證終止。</w:t>
+      </w:r>
+    </w:p>
+    <w:p>
+      <w:pPr>
+        <w:pStyle w:val="a0"/>
+        <w:numPr>
+          <w:ilvl w:val="0"/>
+          <w:numId w:val="24"/>
+        </w:numPr>
+        <w:ind w:left="964" w:hanging="482"/>
+      </w:pPr>
+      <w:r>
+        <w:rPr>
+          <w:rFonts w:hint="eastAsia"/>
+        </w:rPr>
+        <w:t>入口多工與反向代理：流量進入核心基礎設施後，首由通訊埠多工器進行流量特徵識別；常規</w:t>
+      </w:r>
+      <w:r>
+        <w:rPr>
+          <w:rFonts w:hint="eastAsia"/>
+        </w:rPr>
+        <w:t>HTTP</w:t>
+      </w:r>
+      <w:r>
+        <w:rPr>
+          <w:rFonts w:hint="eastAsia"/>
+        </w:rPr>
+        <w:t>流量則交由</w:t>
+      </w:r>
+      <w:r>
+        <w:rPr>
+          <w:rFonts w:hint="eastAsia"/>
+        </w:rPr>
+        <w:t>NGINX</w:t>
+      </w:r>
+      <w:r>
+        <w:rPr>
+          <w:rFonts w:hint="eastAsia"/>
+        </w:rPr>
+        <w:t>伺服器，執行靜態資源派發與動態</w:t>
+      </w:r>
+      <w:r>
+        <w:rPr>
+          <w:rFonts w:hint="eastAsia"/>
+        </w:rPr>
+        <w:t>API</w:t>
+      </w:r>
+      <w:r>
+        <w:rPr>
+          <w:rFonts w:hint="eastAsia"/>
+        </w:rPr>
+        <w:t>請求之反向代理轉發。</w:t>
+      </w:r>
+    </w:p>
+    <w:p>
+      <w:pPr>
+        <w:pStyle w:val="a0"/>
+        <w:numPr>
+          <w:ilvl w:val="0"/>
+          <w:numId w:val="43"/>
+        </w:numPr>
+        <w:spacing w:before="120"/>
+      </w:pPr>
+      <w:r>
+        <w:rPr>
+          <w:rFonts w:hint="eastAsia"/>
+        </w:rPr>
+        <w:t>業務邏輯與應用層</w:t>
+      </w:r>
+    </w:p>
+    <w:p>
+      <w:pPr>
+        <w:pStyle w:val="a0"/>
+        <w:rPr>
+          <w:color w:val="000000" w:themeColor="text1"/>
+        </w:rPr>
+      </w:pPr>
+      <w:r>
+        <w:rPr>
+          <w:rFonts w:hint="eastAsia"/>
+          <w:color w:val="000000" w:themeColor="text1"/>
+        </w:rPr>
+        <w:t>本層為系統之運算核心，封裝所有商業規則與資料處理邏輯：</w:t>
+      </w:r>
+    </w:p>
+    <w:p>
+      <w:pPr>
+        <w:pStyle w:val="a0"/>
+        <w:numPr>
+          <w:ilvl w:val="0"/>
+          <w:numId w:val="24"/>
+        </w:numPr>
+        <w:ind w:left="964" w:hanging="482"/>
+      </w:pPr>
+      <w:r>
+        <w:rPr>
+          <w:rFonts w:hint="eastAsia"/>
+        </w:rPr>
+        <w:t>RESTful API</w:t>
+      </w:r>
+      <w:r>
+        <w:rPr>
+          <w:rFonts w:hint="eastAsia"/>
+        </w:rPr>
+        <w:t>服務：基於</w:t>
+      </w:r>
+      <w:r>
+        <w:rPr>
+          <w:rFonts w:hint="eastAsia"/>
+        </w:rPr>
+        <w:t>Node.js</w:t>
+      </w:r>
+      <w:r>
+        <w:rPr>
+          <w:rFonts w:hint="eastAsia"/>
+        </w:rPr>
+        <w:t>執行環境與</w:t>
+      </w:r>
+      <w:r>
+        <w:rPr>
+          <w:rFonts w:hint="eastAsia"/>
+        </w:rPr>
+        <w:t>Express.js</w:t>
+      </w:r>
+      <w:r>
+        <w:rPr>
+          <w:rFonts w:hint="eastAsia"/>
+        </w:rPr>
+        <w:t>框架建構。負責處理來自代理層之</w:t>
+      </w:r>
+      <w:r>
+        <w:rPr>
+          <w:rFonts w:hint="eastAsia"/>
+        </w:rPr>
+        <w:t>HTTP</w:t>
+      </w:r>
+      <w:r>
+        <w:rPr>
+          <w:rFonts w:hint="eastAsia"/>
+        </w:rPr>
+        <w:t>請求，執行包含</w:t>
+      </w:r>
+      <w:r>
+        <w:rPr>
+          <w:rFonts w:hint="eastAsia"/>
+        </w:rPr>
+        <w:t>JWT</w:t>
+      </w:r>
+      <w:r>
+        <w:rPr>
+          <w:rFonts w:hint="eastAsia"/>
+        </w:rPr>
+        <w:t>身分驗證、權限管控、書籍交易匹配、設備狀態同步等核心業務邏輯。此層級與外部網路實體隔離，確保核心商業邏輯免於直接暴露。</w:t>
+      </w:r>
+    </w:p>
+    <w:p>
+      <w:pPr>
+        <w:pStyle w:val="a0"/>
+        <w:numPr>
+          <w:ilvl w:val="0"/>
+          <w:numId w:val="43"/>
+        </w:numPr>
+        <w:spacing w:before="120"/>
+      </w:pPr>
+      <w:r>
+        <w:rPr>
+          <w:rFonts w:hint="eastAsia"/>
+        </w:rPr>
+        <w:t>資料持久層</w:t>
+      </w:r>
+    </w:p>
+    <w:p>
+      <w:pPr>
+        <w:pStyle w:val="a0"/>
+        <w:rPr>
+          <w:color w:val="000000" w:themeColor="text1"/>
+        </w:rPr>
+      </w:pPr>
+      <w:r>
+        <w:rPr>
+          <w:rFonts w:hint="eastAsia"/>
+          <w:color w:val="000000" w:themeColor="text1"/>
+        </w:rPr>
+        <w:t>本層專責系統狀態與結構化數據之穩定且安全之儲存：</w:t>
+      </w:r>
+    </w:p>
+    <w:p>
+      <w:pPr>
+        <w:pStyle w:val="a0"/>
+        <w:numPr>
+          <w:ilvl w:val="0"/>
+          <w:numId w:val="24"/>
+        </w:numPr>
+        <w:ind w:left="964" w:hanging="482"/>
+      </w:pPr>
+      <w:r>
+        <w:rPr>
+          <w:rFonts w:hint="eastAsia"/>
+        </w:rPr>
+        <w:t>關聯式資料庫系統：採用</w:t>
+      </w:r>
+      <w:r>
+        <w:rPr>
+          <w:rFonts w:hint="eastAsia"/>
+        </w:rPr>
+        <w:t>MySQL</w:t>
+      </w:r>
+      <w:r>
+        <w:rPr>
+          <w:rFonts w:hint="eastAsia"/>
+        </w:rPr>
+        <w:t>作為核心資料庫。負責儲存使用者帳戶、書籍元資料、交易紀錄與書櫃實體狀態。資料庫嚴格限制僅開放本機內部網路供</w:t>
+      </w:r>
+      <w:r>
+        <w:rPr>
+          <w:rFonts w:hint="eastAsia"/>
+        </w:rPr>
+        <w:t>API</w:t>
+      </w:r>
+      <w:r>
+        <w:rPr>
+          <w:rFonts w:hint="eastAsia"/>
+        </w:rPr>
+        <w:t>服務進行連線讀寫，保障系統數據之機密性與完整性。</w:t>
+      </w:r>
+    </w:p>
+    <w:p>
+      <w:pPr>
+        <w:pStyle w:val="a0"/>
+        <w:numPr>
+          <w:ilvl w:val="0"/>
+          <w:numId w:val="0"/>
+        </w:numPr>
+        <w:jc w:val="center"/>
+      </w:pPr>
+      <w:r>
+        <w:rPr>
+          <w:rFonts w:hint="eastAsia"/>
+          <w:noProof/>
+        </w:rPr>
+        <w:lastRenderedPageBreak/>
+        <w:drawing>
+          <wp:inline distT="0" distB="0" distL="0" distR="0" wp14:anchorId="1FE35391" wp14:editId="23123B90">
+            <wp:extent cx="4373217" cy="7845458"/>
+            <wp:effectExtent l="0" t="0" r="8890" b="3175"/>
+            <wp:docPr id="7" name="圖片 7"/>
+            <wp:cNvGraphicFramePr>
+              <a:graphicFrameLocks xmlns:a="http://schemas.openxmlformats.org/drawingml/2006/main" noChangeAspect="1"/>
+            </wp:cNvGraphicFramePr>
+            <a:graphic xmlns:a="http://schemas.openxmlformats.org/drawingml/2006/main">
+              <a:graphicData uri="http://schemas.openxmlformats.org/drawingml/2006/picture">
+                <pic:pic xmlns:pic="http://schemas.openxmlformats.org/drawingml/2006/picture">
+                  <pic:nvPicPr>
+                    <pic:cNvPr id="0" name="Picture 7"/>
+                    <pic:cNvPicPr>
+                      <a:picLocks noChangeAspect="1" noChangeArrowheads="1"/>
+                    </pic:cNvPicPr>
+                  </pic:nvPicPr>
+                  <pic:blipFill>
+                    <a:blip r:embed="rId19" cstate="print">
+                      <a:extLst>
+                        <a:ext uri="{28A0092B-C50C-407E-A947-70E740481C1C}">
+                          <a14:useLocalDpi xmlns:a14="http://schemas.microsoft.com/office/drawing/2010/main" val="0"/>
+                        </a:ext>
+                      </a:extLst>
+                    </a:blip>
+                    <a:srcRect/>
+                    <a:stretch>
+                      <a:fillRect/>
+                    </a:stretch>
+                  </pic:blipFill>
+                  <pic:spPr bwMode="auto">
+                    <a:xfrm>
+                      <a:off x="0" y="0"/>
+                      <a:ext cx="4397524" cy="7889065"/>
+                    </a:xfrm>
+                    <a:prstGeom prst="rect">
+                      <a:avLst/>
+                    </a:prstGeom>
+                    <a:noFill/>
+                    <a:ln>
+                      <a:noFill/>
+                    </a:ln>
+                  </pic:spPr>
+                </pic:pic>
+              </a:graphicData>
+            </a:graphic>
+          </wp:inline>
+        </w:drawing>
+      </w:r>
+    </w:p>
+    <w:p>
+      <w:pPr>
+        <w:pStyle w:val="afb"/>
+      </w:pPr>
+      <w:bookmarkStart w:id="27" w:name="_Toc227364489"/>
+      <w:r>
+        <w:rPr>
+          <w:rFonts w:hint="eastAsia"/>
+        </w:rPr>
+        <w:t>圖</w:t>
+      </w:r>
+      <w:r>
+        <w:rPr>
+          <w:rFonts w:hint="eastAsia"/>
+        </w:rPr>
+        <w:t xml:space="preserve"> </w:t>
+      </w:r>
+      <w:r>
+        <w:fldChar w:fldCharType="begin"/>
+      </w:r>
+      <w:r>
+        <w:instrText xml:space="preserve"> </w:instrText>
+      </w:r>
+      <w:r>
+        <w:rPr>
+          <w:rFonts w:hint="eastAsia"/>
+        </w:rPr>
+        <w:instrText>STYLEREF 2 \s</w:instrText>
+      </w:r>
+      <w:r>
+        <w:instrText xml:space="preserve"> </w:instrText>
+      </w:r>
+      <w:r>
+        <w:fldChar w:fldCharType="separate"/>
+      </w:r>
+      <w:r>
+        <w:rPr>
+          <w:noProof/>
+        </w:rPr>
+        <w:t>3-1</w:t>
+      </w:r>
+      <w:r>
+        <w:fldChar w:fldCharType="end"/>
+      </w:r>
+      <w:r>
+        <w:noBreakHyphen/>
+      </w:r>
+      <w:r>
+        <w:fldChar w:fldCharType="begin"/>
+      </w:r>
+      <w:r>
+        <w:instrText xml:space="preserve"> </w:instrText>
+      </w:r>
+      <w:r>
+        <w:rPr>
+          <w:rFonts w:hint="eastAsia"/>
+        </w:rPr>
+        <w:instrText xml:space="preserve">SEQ </w:instrText>
+      </w:r>
+      <w:r>
+        <w:rPr>
+          <w:rFonts w:hint="eastAsia"/>
+        </w:rPr>
+        <w:instrText>圖</w:instrText>
+      </w:r>
+      <w:r>
+        <w:rPr>
+          <w:rFonts w:hint="eastAsia"/>
+        </w:rPr>
+        <w:instrText xml:space="preserve"> \* ARABIC \s 2</w:instrText>
+      </w:r>
+      <w:r>
+        <w:instrText xml:space="preserve"> </w:instrText>
+      </w:r>
+      <w:r>
+        <w:fldChar w:fldCharType="separate"/>
+      </w:r>
+      <w:r>
+        <w:rPr>
+          <w:noProof/>
+        </w:rPr>
+        <w:t>1</w:t>
+      </w:r>
+      <w:r>
+        <w:fldChar w:fldCharType="end"/>
+      </w:r>
+      <w:r>
+        <w:rPr>
+          <w:rFonts w:hint="eastAsia"/>
+        </w:rPr>
+        <w:t xml:space="preserve"> </w:t>
+      </w:r>
+      <w:r>
+        <w:rPr>
+          <w:rFonts w:hint="eastAsia"/>
+        </w:rPr>
+        <w:t>系統架構圖</w:t>
+      </w:r>
+      <w:bookmarkEnd w:id="27"/>
     </w:p>
     <w:p>
       <w:pPr>
         <w:pStyle w:val="2"/>
-      </w:pPr>
-      <w:bookmarkStart w:id="27" w:name="_Toc226749677"/>
-      <w:r>
-        <w:rPr>
-          <w:rFonts w:hint="eastAsia"/>
-        </w:rPr>
+        <w:pageBreakBefore/>
+      </w:pPr>
+      <w:bookmarkStart w:id="28" w:name="_Toc227364444"/>
+      <w:r>
+        <w:rPr>
+          <w:rFonts w:hint="eastAsia"/>
+        </w:rPr>
+        <w:lastRenderedPageBreak/>
         <w:t>系統軟、硬體需求與技術平台</w:t>
       </w:r>
-      <w:bookmarkEnd w:id="27"/>
+      <w:bookmarkEnd w:id="28"/>
     </w:p>
     <w:p>
       <w:pPr>
@@ -15289,15 +16603,2793 @@
     <w:p>
       <w:pPr>
         <w:pStyle w:val="2"/>
-      </w:pPr>
-      <w:bookmarkStart w:id="28" w:name="_Toc226749678"/>
-      <w:r>
-        <w:rPr>
-          <w:rFonts w:hint="eastAsia"/>
-        </w:rPr>
+        <w:pageBreakBefore/>
+      </w:pPr>
+      <w:bookmarkStart w:id="29" w:name="_Toc227364445"/>
+      <w:r>
+        <w:rPr>
+          <w:rFonts w:hint="eastAsia"/>
+        </w:rPr>
+        <w:lastRenderedPageBreak/>
         <w:t>使用標準與工具</w:t>
       </w:r>
-      <w:bookmarkEnd w:id="28"/>
+      <w:bookmarkEnd w:id="29"/>
+    </w:p>
+    <w:p>
+      <w:pPr>
+        <w:pStyle w:val="afb"/>
+      </w:pPr>
+      <w:bookmarkStart w:id="30" w:name="_Toc227364495"/>
+      <w:r>
+        <w:rPr>
+          <w:rFonts w:hint="eastAsia"/>
+        </w:rPr>
+        <w:t>表</w:t>
+      </w:r>
+      <w:r>
+        <w:rPr>
+          <w:rFonts w:hint="eastAsia"/>
+        </w:rPr>
+        <w:t xml:space="preserve"> </w:t>
+      </w:r>
+      <w:r>
+        <w:fldChar w:fldCharType="begin"/>
+      </w:r>
+      <w:r>
+        <w:instrText xml:space="preserve"> </w:instrText>
+      </w:r>
+      <w:r>
+        <w:rPr>
+          <w:rFonts w:hint="eastAsia"/>
+        </w:rPr>
+        <w:instrText>STYLEREF 2 \s</w:instrText>
+      </w:r>
+      <w:r>
+        <w:instrText xml:space="preserve"> </w:instrText>
+      </w:r>
+      <w:r>
+        <w:fldChar w:fldCharType="separate"/>
+      </w:r>
+      <w:r>
+        <w:rPr>
+          <w:noProof/>
+        </w:rPr>
+        <w:t>3-3</w:t>
+      </w:r>
+      <w:r>
+        <w:fldChar w:fldCharType="end"/>
+      </w:r>
+      <w:r>
+        <w:t>-</w:t>
+      </w:r>
+      <w:r>
+        <w:fldChar w:fldCharType="begin"/>
+      </w:r>
+      <w:r>
+        <w:instrText xml:space="preserve"> </w:instrText>
+      </w:r>
+      <w:r>
+        <w:rPr>
+          <w:rFonts w:hint="eastAsia"/>
+        </w:rPr>
+        <w:instrText xml:space="preserve">SEQ </w:instrText>
+      </w:r>
+      <w:r>
+        <w:rPr>
+          <w:rFonts w:hint="eastAsia"/>
+        </w:rPr>
+        <w:instrText>表</w:instrText>
+      </w:r>
+      <w:r>
+        <w:rPr>
+          <w:rFonts w:hint="eastAsia"/>
+        </w:rPr>
+        <w:instrText xml:space="preserve"> \* ARABIC \s 2</w:instrText>
+      </w:r>
+      <w:r>
+        <w:instrText xml:space="preserve"> </w:instrText>
+      </w:r>
+      <w:r>
+        <w:fldChar w:fldCharType="separate"/>
+      </w:r>
+      <w:r>
+        <w:rPr>
+          <w:noProof/>
+        </w:rPr>
+        <w:t>1</w:t>
+      </w:r>
+      <w:r>
+        <w:fldChar w:fldCharType="end"/>
+      </w:r>
+      <w:r>
+        <w:t xml:space="preserve"> </w:t>
+      </w:r>
+      <w:r>
+        <w:rPr>
+          <w:rFonts w:hint="eastAsia"/>
+        </w:rPr>
+        <w:t>系統開發工具與技術標準彙整表</w:t>
+      </w:r>
+      <w:bookmarkEnd w:id="30"/>
+    </w:p>
+    <w:tbl>
+      <w:tblPr>
+        <w:tblStyle w:val="afa"/>
+        <w:tblW w:w="0" w:type="auto"/>
+        <w:tblLayout w:type="fixed"/>
+        <w:tblLook w:val="04A0" w:firstRow="1" w:lastRow="0" w:firstColumn="1" w:lastColumn="0" w:noHBand="0" w:noVBand="1"/>
+      </w:tblPr>
+      <w:tblGrid>
+        <w:gridCol w:w="1353"/>
+        <w:gridCol w:w="1400"/>
+        <w:gridCol w:w="3338"/>
+        <w:gridCol w:w="4103"/>
+      </w:tblGrid>
+      <w:tr>
+        <w:trPr>
+          <w:trHeight w:val="223"/>
+          <w:tblHeader/>
+        </w:trPr>
+        <w:tc>
+          <w:tcPr>
+            <w:tcW w:w="1353" w:type="dxa"/>
+            <w:tcBorders>
+              <w:tl2br w:val="nil"/>
+            </w:tcBorders>
+            <w:shd w:val="clear" w:color="auto" w:fill="DEE5E8" w:themeFill="text2" w:themeFillTint="33"/>
+            <w:noWrap/>
+            <w:vAlign w:val="center"/>
+          </w:tcPr>
+          <w:p>
+            <w:pPr>
+              <w:tabs>
+                <w:tab w:val="right" w:pos="2159"/>
+              </w:tabs>
+              <w:overflowPunct w:val="0"/>
+              <w:snapToGrid w:val="0"/>
+              <w:jc w:val="center"/>
+              <w:textAlignment w:val="center"/>
+              <w:rPr>
+                <w:rFonts w:ascii="Times New Roman" w:eastAsia="標楷體" w:hAnsi="Times New Roman"/>
+                <w:sz w:val="28"/>
+              </w:rPr>
+            </w:pPr>
+            <w:r>
+              <w:rPr>
+                <w:rFonts w:ascii="Times New Roman" w:eastAsia="標楷體" w:hAnsi="Times New Roman" w:hint="eastAsia"/>
+                <w:sz w:val="28"/>
+              </w:rPr>
+              <w:t>應用領域</w:t>
+            </w:r>
+          </w:p>
+        </w:tc>
+        <w:tc>
+          <w:tcPr>
+            <w:tcW w:w="1400" w:type="dxa"/>
+            <w:shd w:val="clear" w:color="auto" w:fill="DEE5E8" w:themeFill="text2" w:themeFillTint="33"/>
+            <w:vAlign w:val="center"/>
+          </w:tcPr>
+          <w:p>
+            <w:pPr>
+              <w:overflowPunct w:val="0"/>
+              <w:snapToGrid w:val="0"/>
+              <w:jc w:val="center"/>
+              <w:textAlignment w:val="center"/>
+              <w:rPr>
+                <w:rFonts w:ascii="Times New Roman" w:eastAsia="標楷體" w:hAnsi="Times New Roman"/>
+                <w:sz w:val="28"/>
+              </w:rPr>
+            </w:pPr>
+            <w:r>
+              <w:rPr>
+                <w:rFonts w:ascii="Times New Roman" w:eastAsia="標楷體" w:hAnsi="Times New Roman" w:hint="eastAsia"/>
+                <w:sz w:val="28"/>
+              </w:rPr>
+              <w:t>分類</w:t>
+            </w:r>
+          </w:p>
+        </w:tc>
+        <w:tc>
+          <w:tcPr>
+            <w:tcW w:w="3338" w:type="dxa"/>
+            <w:shd w:val="clear" w:color="auto" w:fill="DEE5E8" w:themeFill="text2" w:themeFillTint="33"/>
+            <w:noWrap/>
+            <w:vAlign w:val="center"/>
+          </w:tcPr>
+          <w:p>
+            <w:pPr>
+              <w:overflowPunct w:val="0"/>
+              <w:snapToGrid w:val="0"/>
+              <w:jc w:val="center"/>
+              <w:textAlignment w:val="center"/>
+              <w:rPr>
+                <w:rFonts w:ascii="Times New Roman" w:eastAsia="標楷體" w:hAnsi="Times New Roman"/>
+                <w:sz w:val="28"/>
+              </w:rPr>
+            </w:pPr>
+            <w:r>
+              <w:rPr>
+                <w:rFonts w:ascii="Times New Roman" w:eastAsia="標楷體" w:hAnsi="Times New Roman" w:hint="eastAsia"/>
+                <w:sz w:val="28"/>
+              </w:rPr>
+              <w:t>軟體、工具與</w:t>
+            </w:r>
+          </w:p>
+          <w:p>
+            <w:pPr>
+              <w:overflowPunct w:val="0"/>
+              <w:snapToGrid w:val="0"/>
+              <w:jc w:val="center"/>
+              <w:textAlignment w:val="center"/>
+              <w:rPr>
+                <w:rFonts w:ascii="Times New Roman" w:eastAsia="標楷體" w:hAnsi="Times New Roman"/>
+                <w:sz w:val="28"/>
+              </w:rPr>
+            </w:pPr>
+            <w:r>
+              <w:rPr>
+                <w:rFonts w:ascii="Times New Roman" w:eastAsia="標楷體" w:hAnsi="Times New Roman" w:hint="eastAsia"/>
+                <w:sz w:val="28"/>
+              </w:rPr>
+              <w:t>技術標準</w:t>
+            </w:r>
+          </w:p>
+        </w:tc>
+        <w:tc>
+          <w:tcPr>
+            <w:tcW w:w="4103" w:type="dxa"/>
+            <w:shd w:val="clear" w:color="auto" w:fill="DEE5E8" w:themeFill="text2" w:themeFillTint="33"/>
+            <w:vAlign w:val="center"/>
+          </w:tcPr>
+          <w:p>
+            <w:pPr>
+              <w:overflowPunct w:val="0"/>
+              <w:snapToGrid w:val="0"/>
+              <w:jc w:val="center"/>
+              <w:textAlignment w:val="center"/>
+              <w:rPr>
+                <w:rFonts w:ascii="Times New Roman" w:eastAsia="標楷體" w:hAnsi="Times New Roman"/>
+                <w:sz w:val="28"/>
+              </w:rPr>
+            </w:pPr>
+            <w:r>
+              <w:rPr>
+                <w:rFonts w:ascii="Times New Roman" w:eastAsia="標楷體" w:hAnsi="Times New Roman" w:hint="eastAsia"/>
+                <w:sz w:val="28"/>
+              </w:rPr>
+              <w:t>用途說明</w:t>
+            </w:r>
+          </w:p>
+        </w:tc>
+      </w:tr>
+      <w:tr>
+        <w:trPr>
+          <w:trHeight w:val="136"/>
+        </w:trPr>
+        <w:tc>
+          <w:tcPr>
+            <w:tcW w:w="1353" w:type="dxa"/>
+            <w:vMerge w:val="restart"/>
+            <w:noWrap/>
+            <w:vAlign w:val="center"/>
+          </w:tcPr>
+          <w:p>
+            <w:pPr>
+              <w:overflowPunct w:val="0"/>
+              <w:snapToGrid w:val="0"/>
+              <w:textAlignment w:val="center"/>
+              <w:rPr>
+                <w:rFonts w:ascii="Times New Roman" w:eastAsia="標楷體" w:hAnsi="Times New Roman"/>
+                <w:sz w:val="28"/>
+              </w:rPr>
+            </w:pPr>
+            <w:r>
+              <w:rPr>
+                <w:rFonts w:ascii="Times New Roman" w:eastAsia="標楷體" w:hAnsi="Times New Roman" w:hint="eastAsia"/>
+                <w:sz w:val="28"/>
+              </w:rPr>
+              <w:t>行動應用程式</w:t>
+            </w:r>
+          </w:p>
+        </w:tc>
+        <w:tc>
+          <w:tcPr>
+            <w:tcW w:w="1400" w:type="dxa"/>
+            <w:noWrap/>
+            <w:vAlign w:val="center"/>
+          </w:tcPr>
+          <w:p>
+            <w:pPr>
+              <w:overflowPunct w:val="0"/>
+              <w:snapToGrid w:val="0"/>
+              <w:textAlignment w:val="center"/>
+              <w:rPr>
+                <w:rFonts w:ascii="Times New Roman" w:eastAsia="標楷體" w:hAnsi="Times New Roman"/>
+                <w:sz w:val="28"/>
+              </w:rPr>
+            </w:pPr>
+            <w:r>
+              <w:rPr>
+                <w:rFonts w:ascii="Times New Roman" w:eastAsia="標楷體" w:hAnsi="Times New Roman" w:hint="eastAsia"/>
+                <w:sz w:val="28"/>
+              </w:rPr>
+              <w:t>開發框架與環境</w:t>
+            </w:r>
+          </w:p>
+        </w:tc>
+        <w:tc>
+          <w:tcPr>
+            <w:tcW w:w="3338" w:type="dxa"/>
+            <w:noWrap/>
+            <w:vAlign w:val="center"/>
+          </w:tcPr>
+          <w:p>
+            <w:pPr>
+              <w:overflowPunct w:val="0"/>
+              <w:snapToGrid w:val="0"/>
+              <w:textAlignment w:val="center"/>
+              <w:rPr>
+                <w:rFonts w:ascii="Times New Roman" w:eastAsia="標楷體" w:hAnsi="Times New Roman"/>
+                <w:sz w:val="28"/>
+              </w:rPr>
+            </w:pPr>
+            <w:r>
+              <w:rPr>
+                <w:rFonts w:ascii="Times New Roman" w:eastAsia="標楷體" w:hAnsi="Times New Roman" w:hint="eastAsia"/>
+                <w:sz w:val="28"/>
+              </w:rPr>
+              <w:t>Flutter</w:t>
+            </w:r>
+            <w:r>
+              <w:rPr>
+                <w:rFonts w:ascii="Times New Roman" w:eastAsia="標楷體" w:hAnsi="Times New Roman" w:hint="eastAsia"/>
+                <w:sz w:val="28"/>
+              </w:rPr>
+              <w:t>、</w:t>
+            </w:r>
+            <w:r>
+              <w:rPr>
+                <w:rFonts w:ascii="Times New Roman" w:eastAsia="標楷體" w:hAnsi="Times New Roman" w:hint="eastAsia"/>
+                <w:sz w:val="28"/>
+              </w:rPr>
+              <w:t>Android Studio</w:t>
+            </w:r>
+            <w:r>
+              <w:rPr>
+                <w:rFonts w:ascii="Times New Roman" w:eastAsia="標楷體" w:hAnsi="Times New Roman" w:hint="eastAsia"/>
+                <w:sz w:val="28"/>
+              </w:rPr>
+              <w:t>、</w:t>
+            </w:r>
+            <w:r>
+              <w:rPr>
+                <w:rFonts w:ascii="Times New Roman" w:eastAsia="標楷體" w:hAnsi="Times New Roman" w:hint="eastAsia"/>
+                <w:sz w:val="28"/>
+              </w:rPr>
+              <w:t>Xcode</w:t>
+            </w:r>
+          </w:p>
+        </w:tc>
+        <w:tc>
+          <w:tcPr>
+            <w:tcW w:w="4103" w:type="dxa"/>
+            <w:vAlign w:val="center"/>
+          </w:tcPr>
+          <w:p>
+            <w:pPr>
+              <w:overflowPunct w:val="0"/>
+              <w:snapToGrid w:val="0"/>
+              <w:jc w:val="both"/>
+              <w:textAlignment w:val="center"/>
+              <w:rPr>
+                <w:rFonts w:ascii="Times New Roman" w:eastAsia="標楷體" w:hAnsi="Times New Roman"/>
+                <w:sz w:val="28"/>
+              </w:rPr>
+            </w:pPr>
+            <w:r>
+              <w:rPr>
+                <w:rFonts w:ascii="Times New Roman" w:eastAsia="標楷體" w:hAnsi="Times New Roman" w:hint="eastAsia"/>
+                <w:sz w:val="28"/>
+              </w:rPr>
+              <w:t>採用</w:t>
+            </w:r>
+            <w:r>
+              <w:rPr>
+                <w:rFonts w:ascii="Times New Roman" w:eastAsia="標楷體" w:hAnsi="Times New Roman" w:hint="eastAsia"/>
+                <w:sz w:val="28"/>
+              </w:rPr>
+              <w:t>Flutter</w:t>
+            </w:r>
+            <w:r>
+              <w:rPr>
+                <w:rFonts w:ascii="Times New Roman" w:eastAsia="標楷體" w:hAnsi="Times New Roman" w:hint="eastAsia"/>
+                <w:sz w:val="28"/>
+              </w:rPr>
+              <w:t>進行跨平台應用程式開發，並</w:t>
+            </w:r>
+            <w:r>
+              <w:rPr>
+                <w:rFonts w:ascii="Times New Roman" w:eastAsia="標楷體" w:hAnsi="Times New Roman" w:hint="eastAsia"/>
+                <w:sz w:val="28"/>
+              </w:rPr>
+              <w:t>透過</w:t>
+            </w:r>
+            <w:r>
+              <w:rPr>
+                <w:rFonts w:ascii="Times New Roman" w:eastAsia="標楷體" w:hAnsi="Times New Roman" w:hint="eastAsia"/>
+                <w:sz w:val="28"/>
+              </w:rPr>
+              <w:t>Android</w:t>
+            </w:r>
+            <w:r>
+              <w:rPr>
+                <w:rFonts w:ascii="Times New Roman" w:eastAsia="標楷體" w:hAnsi="Times New Roman" w:hint="eastAsia"/>
+                <w:sz w:val="28"/>
+              </w:rPr>
+              <w:t xml:space="preserve"> </w:t>
+            </w:r>
+            <w:r>
+              <w:rPr>
+                <w:rFonts w:ascii="Times New Roman" w:eastAsia="標楷體" w:hAnsi="Times New Roman" w:hint="eastAsia"/>
+                <w:sz w:val="28"/>
+              </w:rPr>
+              <w:t>Studio</w:t>
+            </w:r>
+            <w:r>
+              <w:rPr>
+                <w:rFonts w:ascii="Times New Roman" w:eastAsia="標楷體" w:hAnsi="Times New Roman" w:hint="eastAsia"/>
+                <w:sz w:val="28"/>
+              </w:rPr>
+              <w:t>與</w:t>
+            </w:r>
+            <w:r>
+              <w:rPr>
+                <w:rFonts w:ascii="Times New Roman" w:eastAsia="標楷體" w:hAnsi="Times New Roman" w:hint="eastAsia"/>
+                <w:sz w:val="28"/>
+              </w:rPr>
+              <w:t>Xcode</w:t>
+            </w:r>
+            <w:r>
+              <w:rPr>
+                <w:rFonts w:ascii="Times New Roman" w:eastAsia="標楷體" w:hAnsi="Times New Roman" w:hint="eastAsia"/>
+                <w:sz w:val="28"/>
+              </w:rPr>
+              <w:t>完成雙平台原生</w:t>
+            </w:r>
+            <w:r>
+              <w:rPr>
+                <w:rFonts w:ascii="Times New Roman" w:eastAsia="標楷體" w:hAnsi="Times New Roman" w:hint="eastAsia"/>
+                <w:sz w:val="28"/>
+              </w:rPr>
+              <w:t>App</w:t>
+            </w:r>
+            <w:r>
+              <w:rPr>
+                <w:rFonts w:ascii="Times New Roman" w:eastAsia="標楷體" w:hAnsi="Times New Roman" w:hint="eastAsia"/>
+                <w:sz w:val="28"/>
+              </w:rPr>
+              <w:t>之編譯與打包作業。</w:t>
+            </w:r>
+          </w:p>
+        </w:tc>
+      </w:tr>
+      <w:tr>
+        <w:trPr>
+          <w:trHeight w:val="60"/>
+        </w:trPr>
+        <w:tc>
+          <w:tcPr>
+            <w:tcW w:w="1353" w:type="dxa"/>
+            <w:vMerge/>
+            <w:noWrap/>
+            <w:vAlign w:val="center"/>
+          </w:tcPr>
+          <w:p>
+            <w:pPr>
+              <w:overflowPunct w:val="0"/>
+              <w:snapToGrid w:val="0"/>
+              <w:textAlignment w:val="center"/>
+              <w:rPr>
+                <w:rFonts w:ascii="Times New Roman" w:eastAsia="標楷體" w:hAnsi="Times New Roman"/>
+                <w:sz w:val="28"/>
+              </w:rPr>
+            </w:pPr>
+          </w:p>
+        </w:tc>
+        <w:tc>
+          <w:tcPr>
+            <w:tcW w:w="1400" w:type="dxa"/>
+            <w:noWrap/>
+            <w:vAlign w:val="center"/>
+          </w:tcPr>
+          <w:p>
+            <w:pPr>
+              <w:overflowPunct w:val="0"/>
+              <w:snapToGrid w:val="0"/>
+              <w:textAlignment w:val="center"/>
+              <w:rPr>
+                <w:rFonts w:ascii="Times New Roman" w:eastAsia="標楷體" w:hAnsi="Times New Roman"/>
+                <w:sz w:val="28"/>
+              </w:rPr>
+            </w:pPr>
+            <w:r>
+              <w:rPr>
+                <w:rFonts w:ascii="Times New Roman" w:eastAsia="標楷體" w:hAnsi="Times New Roman" w:hint="eastAsia"/>
+                <w:sz w:val="28"/>
+              </w:rPr>
+              <w:t>介面原型設計</w:t>
+            </w:r>
+          </w:p>
+        </w:tc>
+        <w:tc>
+          <w:tcPr>
+            <w:tcW w:w="3338" w:type="dxa"/>
+            <w:noWrap/>
+            <w:vAlign w:val="center"/>
+          </w:tcPr>
+          <w:p>
+            <w:pPr>
+              <w:overflowPunct w:val="0"/>
+              <w:snapToGrid w:val="0"/>
+              <w:textAlignment w:val="center"/>
+              <w:rPr>
+                <w:rFonts w:ascii="Times New Roman" w:eastAsia="標楷體" w:hAnsi="Times New Roman"/>
+                <w:sz w:val="28"/>
+              </w:rPr>
+            </w:pPr>
+            <w:r>
+              <w:rPr>
+                <w:rFonts w:ascii="Times New Roman" w:eastAsia="標楷體" w:hAnsi="Times New Roman"/>
+                <w:sz w:val="28"/>
+              </w:rPr>
+              <w:t>Figma</w:t>
+            </w:r>
+          </w:p>
+        </w:tc>
+        <w:tc>
+          <w:tcPr>
+            <w:tcW w:w="4103" w:type="dxa"/>
+            <w:vAlign w:val="center"/>
+          </w:tcPr>
+          <w:p>
+            <w:pPr>
+              <w:overflowPunct w:val="0"/>
+              <w:snapToGrid w:val="0"/>
+              <w:jc w:val="both"/>
+              <w:textAlignment w:val="center"/>
+              <w:rPr>
+                <w:rFonts w:ascii="Times New Roman" w:eastAsia="標楷體" w:hAnsi="Times New Roman"/>
+                <w:sz w:val="28"/>
+              </w:rPr>
+            </w:pPr>
+            <w:r>
+              <w:rPr>
+                <w:rFonts w:ascii="Times New Roman" w:eastAsia="標楷體" w:hAnsi="Times New Roman" w:hint="eastAsia"/>
+                <w:sz w:val="28"/>
+              </w:rPr>
+              <w:t>負責</w:t>
+            </w:r>
+            <w:r>
+              <w:rPr>
+                <w:rFonts w:ascii="Times New Roman" w:eastAsia="標楷體" w:hAnsi="Times New Roman" w:hint="eastAsia"/>
+                <w:sz w:val="28"/>
+              </w:rPr>
+              <w:t>App</w:t>
+            </w:r>
+            <w:r>
+              <w:rPr>
+                <w:rFonts w:ascii="Times New Roman" w:eastAsia="標楷體" w:hAnsi="Times New Roman" w:hint="eastAsia"/>
+                <w:sz w:val="28"/>
+              </w:rPr>
+              <w:t>及前端系統之</w:t>
+            </w:r>
+            <w:r>
+              <w:rPr>
+                <w:rFonts w:ascii="Times New Roman" w:eastAsia="標楷體" w:hAnsi="Times New Roman" w:hint="eastAsia"/>
+                <w:sz w:val="28"/>
+              </w:rPr>
+              <w:t>UI/UX</w:t>
+            </w:r>
+            <w:r>
+              <w:rPr>
+                <w:rFonts w:ascii="Times New Roman" w:eastAsia="標楷體" w:hAnsi="Times New Roman" w:hint="eastAsia"/>
+                <w:sz w:val="28"/>
+              </w:rPr>
+              <w:t>介面設計與互動原型繪製，作為視覺規格與開發依據。</w:t>
+            </w:r>
+          </w:p>
+        </w:tc>
+      </w:tr>
+      <w:tr>
+        <w:trPr>
+          <w:trHeight w:val="103"/>
+        </w:trPr>
+        <w:tc>
+          <w:tcPr>
+            <w:tcW w:w="1353" w:type="dxa"/>
+            <w:vMerge w:val="restart"/>
+            <w:noWrap/>
+            <w:vAlign w:val="center"/>
+          </w:tcPr>
+          <w:p>
+            <w:pPr>
+              <w:overflowPunct w:val="0"/>
+              <w:snapToGrid w:val="0"/>
+              <w:textAlignment w:val="center"/>
+              <w:rPr>
+                <w:rFonts w:ascii="Times New Roman" w:eastAsia="標楷體" w:hAnsi="Times New Roman"/>
+                <w:sz w:val="28"/>
+              </w:rPr>
+            </w:pPr>
+            <w:r>
+              <w:rPr>
+                <w:rFonts w:ascii="Times New Roman" w:eastAsia="標楷體" w:hAnsi="Times New Roman" w:hint="eastAsia"/>
+                <w:sz w:val="28"/>
+              </w:rPr>
+              <w:t>後端與</w:t>
+            </w:r>
+            <w:r>
+              <w:rPr>
+                <w:rFonts w:ascii="Times New Roman" w:eastAsia="標楷體" w:hAnsi="Times New Roman" w:hint="eastAsia"/>
+                <w:sz w:val="28"/>
+              </w:rPr>
+              <w:t>API</w:t>
+            </w:r>
+          </w:p>
+        </w:tc>
+        <w:tc>
+          <w:tcPr>
+            <w:tcW w:w="1400" w:type="dxa"/>
+            <w:noWrap/>
+            <w:vAlign w:val="center"/>
+          </w:tcPr>
+          <w:p>
+            <w:pPr>
+              <w:overflowPunct w:val="0"/>
+              <w:snapToGrid w:val="0"/>
+              <w:textAlignment w:val="center"/>
+              <w:rPr>
+                <w:rFonts w:ascii="Times New Roman" w:eastAsia="標楷體" w:hAnsi="Times New Roman"/>
+                <w:sz w:val="28"/>
+              </w:rPr>
+            </w:pPr>
+            <w:r>
+              <w:rPr>
+                <w:rFonts w:ascii="Times New Roman" w:eastAsia="標楷體" w:hAnsi="Times New Roman" w:hint="eastAsia"/>
+                <w:sz w:val="28"/>
+              </w:rPr>
+              <w:t>整合開發與測試</w:t>
+            </w:r>
+          </w:p>
+        </w:tc>
+        <w:tc>
+          <w:tcPr>
+            <w:tcW w:w="3338" w:type="dxa"/>
+            <w:noWrap/>
+            <w:vAlign w:val="center"/>
+          </w:tcPr>
+          <w:p>
+            <w:pPr>
+              <w:overflowPunct w:val="0"/>
+              <w:snapToGrid w:val="0"/>
+              <w:textAlignment w:val="center"/>
+              <w:rPr>
+                <w:rFonts w:ascii="Times New Roman" w:eastAsia="標楷體" w:hAnsi="Times New Roman"/>
+                <w:sz w:val="28"/>
+              </w:rPr>
+            </w:pPr>
+            <w:r>
+              <w:rPr>
+                <w:rFonts w:ascii="Times New Roman" w:eastAsia="標楷體" w:hAnsi="Times New Roman" w:hint="eastAsia"/>
+                <w:sz w:val="28"/>
+              </w:rPr>
+              <w:t>Visual Studio Code</w:t>
+            </w:r>
+            <w:r>
+              <w:rPr>
+                <w:rFonts w:ascii="Times New Roman" w:eastAsia="標楷體" w:hAnsi="Times New Roman" w:hint="eastAsia"/>
+                <w:sz w:val="28"/>
+              </w:rPr>
+              <w:t>、</w:t>
+            </w:r>
+            <w:r>
+              <w:rPr>
+                <w:rFonts w:ascii="Times New Roman" w:eastAsia="標楷體" w:hAnsi="Times New Roman" w:hint="eastAsia"/>
+                <w:sz w:val="28"/>
+              </w:rPr>
+              <w:t>Postman</w:t>
+            </w:r>
+          </w:p>
+        </w:tc>
+        <w:tc>
+          <w:tcPr>
+            <w:tcW w:w="4103" w:type="dxa"/>
+            <w:vAlign w:val="center"/>
+          </w:tcPr>
+          <w:p>
+            <w:pPr>
+              <w:overflowPunct w:val="0"/>
+              <w:snapToGrid w:val="0"/>
+              <w:jc w:val="both"/>
+              <w:textAlignment w:val="center"/>
+              <w:rPr>
+                <w:rFonts w:ascii="Times New Roman" w:eastAsia="標楷體" w:hAnsi="Times New Roman"/>
+                <w:sz w:val="28"/>
+              </w:rPr>
+            </w:pPr>
+            <w:r>
+              <w:rPr>
+                <w:rFonts w:ascii="Times New Roman" w:eastAsia="標楷體" w:hAnsi="Times New Roman" w:hint="eastAsia"/>
+                <w:sz w:val="28"/>
+              </w:rPr>
+              <w:t>使用</w:t>
+            </w:r>
+            <w:r>
+              <w:rPr>
+                <w:rFonts w:ascii="Times New Roman" w:eastAsia="標楷體" w:hAnsi="Times New Roman" w:hint="eastAsia"/>
+                <w:sz w:val="28"/>
+              </w:rPr>
+              <w:t>Visual</w:t>
+            </w:r>
+            <w:r>
+              <w:rPr>
+                <w:rFonts w:ascii="Times New Roman" w:eastAsia="標楷體" w:hAnsi="Times New Roman" w:hint="eastAsia"/>
+                <w:sz w:val="28"/>
+              </w:rPr>
+              <w:t xml:space="preserve"> </w:t>
+            </w:r>
+            <w:r>
+              <w:rPr>
+                <w:rFonts w:ascii="Times New Roman" w:eastAsia="標楷體" w:hAnsi="Times New Roman" w:hint="eastAsia"/>
+                <w:sz w:val="28"/>
+              </w:rPr>
+              <w:t>Studio</w:t>
+            </w:r>
+            <w:r>
+              <w:rPr>
+                <w:rFonts w:ascii="Times New Roman" w:eastAsia="標楷體" w:hAnsi="Times New Roman" w:hint="eastAsia"/>
+                <w:sz w:val="28"/>
+              </w:rPr>
+              <w:t xml:space="preserve"> </w:t>
+            </w:r>
+            <w:r>
+              <w:rPr>
+                <w:rFonts w:ascii="Times New Roman" w:eastAsia="標楷體" w:hAnsi="Times New Roman" w:hint="eastAsia"/>
+                <w:sz w:val="28"/>
+              </w:rPr>
+              <w:t>Code</w:t>
+            </w:r>
+            <w:r>
+              <w:rPr>
+                <w:rFonts w:ascii="Times New Roman" w:eastAsia="標楷體" w:hAnsi="Times New Roman" w:hint="eastAsia"/>
+                <w:sz w:val="28"/>
+              </w:rPr>
+              <w:t>撰寫</w:t>
+            </w:r>
+            <w:r>
+              <w:rPr>
+                <w:rFonts w:ascii="Times New Roman" w:eastAsia="標楷體" w:hAnsi="Times New Roman" w:hint="eastAsia"/>
+                <w:sz w:val="28"/>
+              </w:rPr>
+              <w:t>程式碼</w:t>
+            </w:r>
+            <w:r>
+              <w:rPr>
+                <w:rFonts w:ascii="Times New Roman" w:eastAsia="標楷體" w:hAnsi="Times New Roman" w:hint="eastAsia"/>
+                <w:sz w:val="28"/>
+              </w:rPr>
+              <w:t>，並透過</w:t>
+            </w:r>
+            <w:r>
+              <w:rPr>
+                <w:rFonts w:ascii="Times New Roman" w:eastAsia="標楷體" w:hAnsi="Times New Roman" w:hint="eastAsia"/>
+                <w:sz w:val="28"/>
+              </w:rPr>
+              <w:t>Postman</w:t>
+            </w:r>
+            <w:r>
+              <w:rPr>
+                <w:rFonts w:ascii="Times New Roman" w:eastAsia="標楷體" w:hAnsi="Times New Roman" w:hint="eastAsia"/>
+                <w:sz w:val="28"/>
+              </w:rPr>
+              <w:t>進行</w:t>
+            </w:r>
+            <w:r>
+              <w:rPr>
+                <w:rFonts w:ascii="Times New Roman" w:eastAsia="標楷體" w:hAnsi="Times New Roman" w:hint="eastAsia"/>
+                <w:sz w:val="28"/>
+              </w:rPr>
+              <w:t>API</w:t>
+            </w:r>
+            <w:r>
+              <w:rPr>
+                <w:rFonts w:ascii="Times New Roman" w:eastAsia="標楷體" w:hAnsi="Times New Roman" w:hint="eastAsia"/>
+                <w:sz w:val="28"/>
+              </w:rPr>
+              <w:t>端點之請求與回應測試，確保介接行為符合規格。</w:t>
+            </w:r>
+          </w:p>
+        </w:tc>
+      </w:tr>
+      <w:tr>
+        <w:trPr>
+          <w:trHeight w:val="60"/>
+        </w:trPr>
+        <w:tc>
+          <w:tcPr>
+            <w:tcW w:w="1353" w:type="dxa"/>
+            <w:vMerge/>
+            <w:noWrap/>
+            <w:vAlign w:val="center"/>
+          </w:tcPr>
+          <w:p>
+            <w:pPr>
+              <w:overflowPunct w:val="0"/>
+              <w:snapToGrid w:val="0"/>
+              <w:textAlignment w:val="center"/>
+              <w:rPr>
+                <w:rFonts w:ascii="Times New Roman" w:eastAsia="標楷體" w:hAnsi="Times New Roman"/>
+                <w:sz w:val="28"/>
+              </w:rPr>
+            </w:pPr>
+          </w:p>
+        </w:tc>
+        <w:tc>
+          <w:tcPr>
+            <w:tcW w:w="1400" w:type="dxa"/>
+            <w:noWrap/>
+            <w:vAlign w:val="center"/>
+          </w:tcPr>
+          <w:p>
+            <w:pPr>
+              <w:overflowPunct w:val="0"/>
+              <w:snapToGrid w:val="0"/>
+              <w:textAlignment w:val="center"/>
+              <w:rPr>
+                <w:rFonts w:ascii="Times New Roman" w:eastAsia="標楷體" w:hAnsi="Times New Roman"/>
+                <w:sz w:val="28"/>
+              </w:rPr>
+            </w:pPr>
+            <w:r>
+              <w:rPr>
+                <w:rFonts w:ascii="Times New Roman" w:eastAsia="標楷體" w:hAnsi="Times New Roman" w:hint="eastAsia"/>
+                <w:sz w:val="28"/>
+              </w:rPr>
+              <w:t>核心框架與套件</w:t>
+            </w:r>
+          </w:p>
+        </w:tc>
+        <w:tc>
+          <w:tcPr>
+            <w:tcW w:w="3338" w:type="dxa"/>
+            <w:noWrap/>
+            <w:vAlign w:val="center"/>
+          </w:tcPr>
+          <w:p>
+            <w:pPr>
+              <w:overflowPunct w:val="0"/>
+              <w:snapToGrid w:val="0"/>
+              <w:textAlignment w:val="center"/>
+              <w:rPr>
+                <w:rFonts w:ascii="Times New Roman" w:eastAsia="標楷體" w:hAnsi="Times New Roman"/>
+                <w:sz w:val="28"/>
+              </w:rPr>
+            </w:pPr>
+            <w:r>
+              <w:rPr>
+                <w:rFonts w:ascii="Times New Roman" w:eastAsia="標楷體" w:hAnsi="Times New Roman" w:hint="eastAsia"/>
+                <w:sz w:val="28"/>
+              </w:rPr>
+              <w:t>Express.js</w:t>
+            </w:r>
+            <w:r>
+              <w:rPr>
+                <w:rFonts w:ascii="Times New Roman" w:eastAsia="標楷體" w:hAnsi="Times New Roman" w:hint="eastAsia"/>
+                <w:sz w:val="28"/>
+              </w:rPr>
+              <w:t>、</w:t>
+            </w:r>
+            <w:r>
+              <w:rPr>
+                <w:rFonts w:ascii="Times New Roman" w:eastAsia="標楷體" w:hAnsi="Times New Roman" w:hint="eastAsia"/>
+                <w:sz w:val="28"/>
+              </w:rPr>
+              <w:t>CORS</w:t>
+            </w:r>
+            <w:r>
+              <w:rPr>
+                <w:rFonts w:ascii="Times New Roman" w:eastAsia="標楷體" w:hAnsi="Times New Roman" w:hint="eastAsia"/>
+                <w:sz w:val="28"/>
+              </w:rPr>
+              <w:t>、</w:t>
+            </w:r>
+            <w:r>
+              <w:rPr>
+                <w:rFonts w:ascii="Times New Roman" w:eastAsia="標楷體" w:hAnsi="Times New Roman" w:hint="eastAsia"/>
+                <w:sz w:val="28"/>
+              </w:rPr>
+              <w:t>swagger-ui-express</w:t>
+            </w:r>
+            <w:r>
+              <w:rPr>
+                <w:rFonts w:ascii="Times New Roman" w:eastAsia="標楷體" w:hAnsi="Times New Roman" w:hint="eastAsia"/>
+                <w:sz w:val="28"/>
+              </w:rPr>
+              <w:t>、</w:t>
+            </w:r>
+            <w:r>
+              <w:rPr>
+                <w:rFonts w:ascii="Times New Roman" w:eastAsia="標楷體" w:hAnsi="Times New Roman" w:hint="eastAsia"/>
+                <w:sz w:val="28"/>
+              </w:rPr>
+              <w:t>bcrypt</w:t>
+            </w:r>
+            <w:r>
+              <w:rPr>
+                <w:rFonts w:ascii="Times New Roman" w:eastAsia="標楷體" w:hAnsi="Times New Roman" w:hint="eastAsia"/>
+                <w:sz w:val="28"/>
+              </w:rPr>
+              <w:t>、</w:t>
+            </w:r>
+            <w:r>
+              <w:rPr>
+                <w:rFonts w:ascii="Times New Roman" w:eastAsia="標楷體" w:hAnsi="Times New Roman" w:hint="eastAsia"/>
+                <w:sz w:val="28"/>
+              </w:rPr>
+              <w:t>jsonwebtoken</w:t>
+            </w:r>
+          </w:p>
+        </w:tc>
+        <w:tc>
+          <w:tcPr>
+            <w:tcW w:w="4103" w:type="dxa"/>
+            <w:vAlign w:val="center"/>
+          </w:tcPr>
+          <w:p>
+            <w:pPr>
+              <w:overflowPunct w:val="0"/>
+              <w:snapToGrid w:val="0"/>
+              <w:jc w:val="both"/>
+              <w:textAlignment w:val="center"/>
+              <w:rPr>
+                <w:rFonts w:ascii="Times New Roman" w:eastAsia="標楷體" w:hAnsi="Times New Roman"/>
+                <w:sz w:val="28"/>
+              </w:rPr>
+            </w:pPr>
+            <w:r>
+              <w:rPr>
+                <w:rFonts w:ascii="Times New Roman" w:eastAsia="標楷體" w:hAnsi="Times New Roman" w:hint="eastAsia"/>
+                <w:sz w:val="28"/>
+              </w:rPr>
+              <w:t>建構</w:t>
+            </w:r>
+            <w:r>
+              <w:rPr>
+                <w:rFonts w:ascii="Times New Roman" w:eastAsia="標楷體" w:hAnsi="Times New Roman" w:hint="eastAsia"/>
+                <w:sz w:val="28"/>
+              </w:rPr>
+              <w:t>RESTful</w:t>
+            </w:r>
+            <w:r>
+              <w:rPr>
+                <w:rFonts w:ascii="Times New Roman" w:eastAsia="標楷體" w:hAnsi="Times New Roman" w:hint="eastAsia"/>
+                <w:sz w:val="28"/>
+              </w:rPr>
+              <w:t xml:space="preserve"> </w:t>
+            </w:r>
+            <w:r>
+              <w:rPr>
+                <w:rFonts w:ascii="Times New Roman" w:eastAsia="標楷體" w:hAnsi="Times New Roman" w:hint="eastAsia"/>
+                <w:sz w:val="28"/>
+              </w:rPr>
+              <w:t>API</w:t>
+            </w:r>
+            <w:r>
+              <w:rPr>
+                <w:rFonts w:ascii="Times New Roman" w:eastAsia="標楷體" w:hAnsi="Times New Roman" w:hint="eastAsia"/>
+                <w:sz w:val="28"/>
+              </w:rPr>
+              <w:t>路由架構，支援跨域請求處理、</w:t>
+            </w:r>
+            <w:r>
+              <w:rPr>
+                <w:rFonts w:ascii="Times New Roman" w:eastAsia="標楷體" w:hAnsi="Times New Roman" w:hint="eastAsia"/>
+                <w:sz w:val="28"/>
+              </w:rPr>
+              <w:t>API</w:t>
+            </w:r>
+            <w:r>
+              <w:rPr>
+                <w:rFonts w:ascii="Times New Roman" w:eastAsia="標楷體" w:hAnsi="Times New Roman" w:hint="eastAsia"/>
+                <w:sz w:val="28"/>
+              </w:rPr>
+              <w:t>文件自動生成、密碼雜湊加密與</w:t>
+            </w:r>
+            <w:r>
+              <w:rPr>
+                <w:rFonts w:ascii="Times New Roman" w:eastAsia="標楷體" w:hAnsi="Times New Roman" w:hint="eastAsia"/>
+                <w:sz w:val="28"/>
+              </w:rPr>
+              <w:t>JWT</w:t>
+            </w:r>
+            <w:r>
+              <w:rPr>
+                <w:rFonts w:ascii="Times New Roman" w:eastAsia="標楷體" w:hAnsi="Times New Roman" w:hint="eastAsia"/>
+                <w:sz w:val="28"/>
+              </w:rPr>
+              <w:t>身份驗證等核心機制。</w:t>
+            </w:r>
+          </w:p>
+        </w:tc>
+      </w:tr>
+      <w:tr>
+        <w:trPr>
+          <w:trHeight w:val="60"/>
+        </w:trPr>
+        <w:tc>
+          <w:tcPr>
+            <w:tcW w:w="1353" w:type="dxa"/>
+            <w:vMerge w:val="restart"/>
+            <w:noWrap/>
+            <w:vAlign w:val="center"/>
+          </w:tcPr>
+          <w:p>
+            <w:pPr>
+              <w:overflowPunct w:val="0"/>
+              <w:snapToGrid w:val="0"/>
+              <w:textAlignment w:val="center"/>
+              <w:rPr>
+                <w:rFonts w:ascii="Times New Roman" w:eastAsia="標楷體" w:hAnsi="Times New Roman"/>
+                <w:sz w:val="28"/>
+              </w:rPr>
+            </w:pPr>
+            <w:r>
+              <w:rPr>
+                <w:rFonts w:ascii="Times New Roman" w:eastAsia="標楷體" w:hAnsi="Times New Roman" w:hint="eastAsia"/>
+                <w:sz w:val="28"/>
+              </w:rPr>
+              <w:t>網域與伺服器</w:t>
+            </w:r>
+          </w:p>
+        </w:tc>
+        <w:tc>
+          <w:tcPr>
+            <w:tcW w:w="1400" w:type="dxa"/>
+            <w:noWrap/>
+            <w:vAlign w:val="center"/>
+          </w:tcPr>
+          <w:p>
+            <w:pPr>
+              <w:overflowPunct w:val="0"/>
+              <w:snapToGrid w:val="0"/>
+              <w:textAlignment w:val="center"/>
+              <w:rPr>
+                <w:rFonts w:ascii="Times New Roman" w:eastAsia="標楷體" w:hAnsi="Times New Roman"/>
+                <w:sz w:val="28"/>
+              </w:rPr>
+            </w:pPr>
+            <w:r>
+              <w:rPr>
+                <w:rFonts w:ascii="Times New Roman" w:eastAsia="標楷體" w:hAnsi="Times New Roman" w:hint="eastAsia"/>
+                <w:sz w:val="28"/>
+              </w:rPr>
+              <w:t>網域與防護</w:t>
+            </w:r>
+          </w:p>
+        </w:tc>
+        <w:tc>
+          <w:tcPr>
+            <w:tcW w:w="3338" w:type="dxa"/>
+            <w:noWrap/>
+            <w:vAlign w:val="center"/>
+          </w:tcPr>
+          <w:p>
+            <w:pPr>
+              <w:overflowPunct w:val="0"/>
+              <w:snapToGrid w:val="0"/>
+              <w:textAlignment w:val="center"/>
+              <w:rPr>
+                <w:rFonts w:ascii="Times New Roman" w:eastAsia="標楷體" w:hAnsi="Times New Roman"/>
+                <w:sz w:val="28"/>
+              </w:rPr>
+            </w:pPr>
+            <w:r>
+              <w:rPr>
+                <w:rFonts w:ascii="Times New Roman" w:eastAsia="標楷體" w:hAnsi="Times New Roman"/>
+                <w:sz w:val="28"/>
+              </w:rPr>
+              <w:t>Cloudflare</w:t>
+            </w:r>
+          </w:p>
+        </w:tc>
+        <w:tc>
+          <w:tcPr>
+            <w:tcW w:w="4103" w:type="dxa"/>
+            <w:vAlign w:val="center"/>
+          </w:tcPr>
+          <w:p>
+            <w:pPr>
+              <w:overflowPunct w:val="0"/>
+              <w:snapToGrid w:val="0"/>
+              <w:jc w:val="both"/>
+              <w:textAlignment w:val="center"/>
+              <w:rPr>
+                <w:rFonts w:ascii="Times New Roman" w:eastAsia="標楷體" w:hAnsi="Times New Roman"/>
+                <w:sz w:val="28"/>
+              </w:rPr>
+            </w:pPr>
+            <w:r>
+              <w:rPr>
+                <w:rFonts w:ascii="Times New Roman" w:eastAsia="標楷體" w:hAnsi="Times New Roman" w:hint="eastAsia"/>
+                <w:sz w:val="28"/>
+              </w:rPr>
+              <w:t>提供網域名稱解析（</w:t>
+            </w:r>
+            <w:r>
+              <w:rPr>
+                <w:rFonts w:ascii="Times New Roman" w:eastAsia="標楷體" w:hAnsi="Times New Roman" w:hint="eastAsia"/>
+                <w:sz w:val="28"/>
+              </w:rPr>
+              <w:t>DNS</w:t>
+            </w:r>
+            <w:r>
+              <w:rPr>
+                <w:rFonts w:ascii="Times New Roman" w:eastAsia="標楷體" w:hAnsi="Times New Roman" w:hint="eastAsia"/>
+                <w:sz w:val="28"/>
+              </w:rPr>
+              <w:t>）、靜態資源快取（</w:t>
+            </w:r>
+            <w:r>
+              <w:rPr>
+                <w:rFonts w:ascii="Times New Roman" w:eastAsia="標楷體" w:hAnsi="Times New Roman" w:hint="eastAsia"/>
+                <w:sz w:val="28"/>
+              </w:rPr>
+              <w:t>CDN</w:t>
+            </w:r>
+            <w:r>
+              <w:rPr>
+                <w:rFonts w:ascii="Times New Roman" w:eastAsia="標楷體" w:hAnsi="Times New Roman" w:hint="eastAsia"/>
+                <w:sz w:val="28"/>
+              </w:rPr>
+              <w:t>）與網頁應用程式防火牆（</w:t>
+            </w:r>
+            <w:r>
+              <w:rPr>
+                <w:rFonts w:ascii="Times New Roman" w:eastAsia="標楷體" w:hAnsi="Times New Roman" w:hint="eastAsia"/>
+                <w:sz w:val="28"/>
+              </w:rPr>
+              <w:t>WAF</w:t>
+            </w:r>
+            <w:r>
+              <w:rPr>
+                <w:rFonts w:ascii="Times New Roman" w:eastAsia="標楷體" w:hAnsi="Times New Roman" w:hint="eastAsia"/>
+                <w:sz w:val="28"/>
+              </w:rPr>
+              <w:t>），提升網站存取效能與資訊安全。</w:t>
+            </w:r>
+          </w:p>
+        </w:tc>
+      </w:tr>
+      <w:tr>
+        <w:trPr>
+          <w:trHeight w:val="60"/>
+        </w:trPr>
+        <w:tc>
+          <w:tcPr>
+            <w:tcW w:w="1353" w:type="dxa"/>
+            <w:vMerge/>
+            <w:noWrap/>
+            <w:vAlign w:val="center"/>
+          </w:tcPr>
+          <w:p>
+            <w:pPr>
+              <w:overflowPunct w:val="0"/>
+              <w:snapToGrid w:val="0"/>
+              <w:textAlignment w:val="center"/>
+              <w:rPr>
+                <w:rFonts w:ascii="Times New Roman" w:eastAsia="標楷體" w:hAnsi="Times New Roman"/>
+                <w:sz w:val="28"/>
+              </w:rPr>
+            </w:pPr>
+          </w:p>
+        </w:tc>
+        <w:tc>
+          <w:tcPr>
+            <w:tcW w:w="1400" w:type="dxa"/>
+            <w:noWrap/>
+            <w:vAlign w:val="center"/>
+          </w:tcPr>
+          <w:p>
+            <w:pPr>
+              <w:overflowPunct w:val="0"/>
+              <w:snapToGrid w:val="0"/>
+              <w:textAlignment w:val="center"/>
+              <w:rPr>
+                <w:rFonts w:ascii="Times New Roman" w:eastAsia="標楷體" w:hAnsi="Times New Roman"/>
+                <w:sz w:val="28"/>
+              </w:rPr>
+            </w:pPr>
+            <w:r>
+              <w:rPr>
+                <w:rFonts w:ascii="Times New Roman" w:eastAsia="標楷體" w:hAnsi="Times New Roman" w:hint="eastAsia"/>
+                <w:sz w:val="28"/>
+              </w:rPr>
+              <w:t>作業系統與環境</w:t>
+            </w:r>
+          </w:p>
+        </w:tc>
+        <w:tc>
+          <w:tcPr>
+            <w:tcW w:w="3338" w:type="dxa"/>
+            <w:noWrap/>
+            <w:vAlign w:val="center"/>
+          </w:tcPr>
+          <w:p>
+            <w:pPr>
+              <w:overflowPunct w:val="0"/>
+              <w:snapToGrid w:val="0"/>
+              <w:textAlignment w:val="center"/>
+              <w:rPr>
+                <w:rFonts w:ascii="Times New Roman" w:eastAsia="標楷體" w:hAnsi="Times New Roman"/>
+                <w:sz w:val="28"/>
+              </w:rPr>
+            </w:pPr>
+            <w:r>
+              <w:rPr>
+                <w:rFonts w:ascii="Times New Roman" w:eastAsia="標楷體" w:hAnsi="Times New Roman" w:hint="eastAsia"/>
+                <w:sz w:val="28"/>
+              </w:rPr>
+              <w:t>Ubuntu</w:t>
+            </w:r>
+            <w:r>
+              <w:rPr>
+                <w:rFonts w:ascii="Times New Roman" w:eastAsia="標楷體" w:hAnsi="Times New Roman" w:hint="eastAsia"/>
+                <w:sz w:val="28"/>
+              </w:rPr>
+              <w:t>、</w:t>
+            </w:r>
+            <w:r>
+              <w:rPr>
+                <w:rFonts w:ascii="Times New Roman" w:eastAsia="標楷體" w:hAnsi="Times New Roman" w:hint="eastAsia"/>
+                <w:sz w:val="28"/>
+              </w:rPr>
+              <w:t>Node.js</w:t>
+            </w:r>
+            <w:r>
+              <w:rPr>
+                <w:rFonts w:ascii="Times New Roman" w:eastAsia="標楷體" w:hAnsi="Times New Roman" w:hint="eastAsia"/>
+                <w:sz w:val="28"/>
+              </w:rPr>
+              <w:t>、</w:t>
+            </w:r>
+            <w:r>
+              <w:rPr>
+                <w:rFonts w:ascii="Times New Roman" w:eastAsia="標楷體" w:hAnsi="Times New Roman" w:hint="eastAsia"/>
+                <w:sz w:val="28"/>
+              </w:rPr>
+              <w:t>PHP</w:t>
+            </w:r>
+            <w:r>
+              <w:rPr>
+                <w:rFonts w:ascii="Times New Roman" w:eastAsia="標楷體" w:hAnsi="Times New Roman" w:hint="eastAsia"/>
+                <w:sz w:val="28"/>
+              </w:rPr>
+              <w:t>、</w:t>
+            </w:r>
+            <w:r>
+              <w:rPr>
+                <w:rFonts w:ascii="Times New Roman" w:eastAsia="標楷體" w:hAnsi="Times New Roman" w:hint="eastAsia"/>
+                <w:sz w:val="28"/>
+              </w:rPr>
+              <w:t>NGINX</w:t>
+            </w:r>
+          </w:p>
+        </w:tc>
+        <w:tc>
+          <w:tcPr>
+            <w:tcW w:w="4103" w:type="dxa"/>
+            <w:vAlign w:val="center"/>
+          </w:tcPr>
+          <w:p>
+            <w:pPr>
+              <w:overflowPunct w:val="0"/>
+              <w:snapToGrid w:val="0"/>
+              <w:jc w:val="both"/>
+              <w:textAlignment w:val="center"/>
+              <w:rPr>
+                <w:rFonts w:ascii="Times New Roman" w:eastAsia="標楷體" w:hAnsi="Times New Roman"/>
+                <w:sz w:val="28"/>
+              </w:rPr>
+            </w:pPr>
+            <w:r>
+              <w:rPr>
+                <w:rFonts w:ascii="Times New Roman" w:eastAsia="標楷體" w:hAnsi="Times New Roman" w:hint="eastAsia"/>
+                <w:sz w:val="28"/>
+              </w:rPr>
+              <w:t>作為後端伺服器運行環境，並透過</w:t>
+            </w:r>
+            <w:r>
+              <w:rPr>
+                <w:rFonts w:ascii="Times New Roman" w:eastAsia="標楷體" w:hAnsi="Times New Roman" w:hint="eastAsia"/>
+                <w:sz w:val="28"/>
+              </w:rPr>
+              <w:t>NGINX</w:t>
+            </w:r>
+            <w:r>
+              <w:rPr>
+                <w:rFonts w:ascii="Times New Roman" w:eastAsia="標楷體" w:hAnsi="Times New Roman" w:hint="eastAsia"/>
+                <w:sz w:val="28"/>
+              </w:rPr>
+              <w:t>擔任反向代理與網頁伺服器，負責用戶端請求之轉發與靜態資源託管。</w:t>
+            </w:r>
+          </w:p>
+        </w:tc>
+      </w:tr>
+      <w:tr>
+        <w:trPr>
+          <w:trHeight w:val="60"/>
+        </w:trPr>
+        <w:tc>
+          <w:tcPr>
+            <w:tcW w:w="1353" w:type="dxa"/>
+            <w:vMerge/>
+            <w:noWrap/>
+            <w:vAlign w:val="center"/>
+          </w:tcPr>
+          <w:p>
+            <w:pPr>
+              <w:overflowPunct w:val="0"/>
+              <w:snapToGrid w:val="0"/>
+              <w:textAlignment w:val="center"/>
+              <w:rPr>
+                <w:rFonts w:ascii="Times New Roman" w:eastAsia="標楷體" w:hAnsi="Times New Roman"/>
+                <w:sz w:val="28"/>
+              </w:rPr>
+            </w:pPr>
+          </w:p>
+        </w:tc>
+        <w:tc>
+          <w:tcPr>
+            <w:tcW w:w="1400" w:type="dxa"/>
+            <w:noWrap/>
+            <w:vAlign w:val="center"/>
+          </w:tcPr>
+          <w:p>
+            <w:pPr>
+              <w:overflowPunct w:val="0"/>
+              <w:snapToGrid w:val="0"/>
+              <w:textAlignment w:val="center"/>
+              <w:rPr>
+                <w:rFonts w:ascii="Times New Roman" w:eastAsia="標楷體" w:hAnsi="Times New Roman"/>
+                <w:sz w:val="28"/>
+              </w:rPr>
+            </w:pPr>
+            <w:r>
+              <w:rPr>
+                <w:rFonts w:ascii="Times New Roman" w:eastAsia="標楷體" w:hAnsi="Times New Roman" w:hint="eastAsia"/>
+                <w:sz w:val="28"/>
+              </w:rPr>
+              <w:t>資料庫與管理</w:t>
+            </w:r>
+          </w:p>
+        </w:tc>
+        <w:tc>
+          <w:tcPr>
+            <w:tcW w:w="3338" w:type="dxa"/>
+            <w:noWrap/>
+            <w:vAlign w:val="center"/>
+          </w:tcPr>
+          <w:p>
+            <w:pPr>
+              <w:overflowPunct w:val="0"/>
+              <w:snapToGrid w:val="0"/>
+              <w:textAlignment w:val="center"/>
+              <w:rPr>
+                <w:rFonts w:ascii="Times New Roman" w:eastAsia="標楷體" w:hAnsi="Times New Roman"/>
+                <w:sz w:val="28"/>
+              </w:rPr>
+            </w:pPr>
+            <w:r>
+              <w:rPr>
+                <w:rFonts w:ascii="Times New Roman" w:eastAsia="標楷體" w:hAnsi="Times New Roman" w:hint="eastAsia"/>
+                <w:sz w:val="28"/>
+              </w:rPr>
+              <w:t>MySQL</w:t>
+            </w:r>
+            <w:r>
+              <w:rPr>
+                <w:rFonts w:ascii="Times New Roman" w:eastAsia="標楷體" w:hAnsi="Times New Roman" w:hint="eastAsia"/>
+                <w:sz w:val="28"/>
+              </w:rPr>
+              <w:t>、</w:t>
+            </w:r>
+            <w:r>
+              <w:rPr>
+                <w:rFonts w:ascii="Times New Roman" w:eastAsia="標楷體" w:hAnsi="Times New Roman" w:hint="eastAsia"/>
+                <w:sz w:val="28"/>
+              </w:rPr>
+              <w:t>phpMyAdmin</w:t>
+            </w:r>
+          </w:p>
+        </w:tc>
+        <w:tc>
+          <w:tcPr>
+            <w:tcW w:w="4103" w:type="dxa"/>
+            <w:vAlign w:val="center"/>
+          </w:tcPr>
+          <w:p>
+            <w:pPr>
+              <w:overflowPunct w:val="0"/>
+              <w:snapToGrid w:val="0"/>
+              <w:jc w:val="both"/>
+              <w:textAlignment w:val="center"/>
+              <w:rPr>
+                <w:rFonts w:ascii="Times New Roman" w:eastAsia="標楷體" w:hAnsi="Times New Roman"/>
+                <w:sz w:val="28"/>
+              </w:rPr>
+            </w:pPr>
+            <w:r>
+              <w:rPr>
+                <w:rFonts w:ascii="Times New Roman" w:eastAsia="標楷體" w:hAnsi="Times New Roman" w:hint="eastAsia"/>
+                <w:sz w:val="28"/>
+              </w:rPr>
+              <w:t>MySQL</w:t>
+            </w:r>
+            <w:r>
+              <w:rPr>
+                <w:rFonts w:ascii="Times New Roman" w:eastAsia="標楷體" w:hAnsi="Times New Roman" w:hint="eastAsia"/>
+                <w:sz w:val="28"/>
+              </w:rPr>
+              <w:t>作為本系統核心關聯式資料庫，</w:t>
+            </w:r>
+            <w:r>
+              <w:rPr>
+                <w:rFonts w:ascii="Times New Roman" w:eastAsia="標楷體" w:hAnsi="Times New Roman" w:hint="eastAsia"/>
+                <w:sz w:val="28"/>
+              </w:rPr>
+              <w:t>搭配</w:t>
+            </w:r>
+            <w:r>
+              <w:rPr>
+                <w:rFonts w:ascii="Times New Roman" w:eastAsia="標楷體" w:hAnsi="Times New Roman" w:hint="eastAsia"/>
+                <w:sz w:val="28"/>
+              </w:rPr>
+              <w:t>phpMyAdmin</w:t>
+            </w:r>
+            <w:r>
+              <w:rPr>
+                <w:rFonts w:ascii="Times New Roman" w:eastAsia="標楷體" w:hAnsi="Times New Roman" w:hint="eastAsia"/>
+                <w:sz w:val="28"/>
+              </w:rPr>
+              <w:t>進行視覺化資料庫管理</w:t>
+            </w:r>
+            <w:r>
+              <w:rPr>
+                <w:rFonts w:ascii="Times New Roman" w:eastAsia="標楷體" w:hAnsi="Times New Roman" w:hint="eastAsia"/>
+                <w:sz w:val="28"/>
+              </w:rPr>
+              <w:t>，便於資料表查詢與維護作業</w:t>
+            </w:r>
+            <w:r>
+              <w:rPr>
+                <w:rFonts w:ascii="Times New Roman" w:eastAsia="標楷體" w:hAnsi="Times New Roman" w:hint="eastAsia"/>
+                <w:sz w:val="28"/>
+              </w:rPr>
+              <w:t>。</w:t>
+            </w:r>
+          </w:p>
+        </w:tc>
+      </w:tr>
+      <w:tr>
+        <w:trPr>
+          <w:trHeight w:val="60"/>
+        </w:trPr>
+        <w:tc>
+          <w:tcPr>
+            <w:tcW w:w="1353" w:type="dxa"/>
+            <w:vMerge/>
+            <w:noWrap/>
+            <w:vAlign w:val="center"/>
+          </w:tcPr>
+          <w:p>
+            <w:pPr>
+              <w:overflowPunct w:val="0"/>
+              <w:snapToGrid w:val="0"/>
+              <w:textAlignment w:val="center"/>
+              <w:rPr>
+                <w:rFonts w:ascii="Times New Roman" w:eastAsia="標楷體" w:hAnsi="Times New Roman"/>
+                <w:sz w:val="28"/>
+              </w:rPr>
+            </w:pPr>
+          </w:p>
+        </w:tc>
+        <w:tc>
+          <w:tcPr>
+            <w:tcW w:w="1400" w:type="dxa"/>
+            <w:noWrap/>
+            <w:vAlign w:val="center"/>
+          </w:tcPr>
+          <w:p>
+            <w:pPr>
+              <w:overflowPunct w:val="0"/>
+              <w:snapToGrid w:val="0"/>
+              <w:textAlignment w:val="center"/>
+              <w:rPr>
+                <w:rFonts w:ascii="Times New Roman" w:eastAsia="標楷體" w:hAnsi="Times New Roman"/>
+                <w:sz w:val="28"/>
+              </w:rPr>
+            </w:pPr>
+            <w:r>
+              <w:rPr>
+                <w:rFonts w:ascii="Times New Roman" w:eastAsia="標楷體" w:hAnsi="Times New Roman" w:hint="eastAsia"/>
+                <w:sz w:val="28"/>
+              </w:rPr>
+              <w:t>安全與遠端連線</w:t>
+            </w:r>
+          </w:p>
+        </w:tc>
+        <w:tc>
+          <w:tcPr>
+            <w:tcW w:w="3338" w:type="dxa"/>
+            <w:noWrap/>
+            <w:vAlign w:val="center"/>
+          </w:tcPr>
+          <w:p>
+            <w:pPr>
+              <w:overflowPunct w:val="0"/>
+              <w:snapToGrid w:val="0"/>
+              <w:textAlignment w:val="center"/>
+              <w:rPr>
+                <w:rFonts w:ascii="Times New Roman" w:eastAsia="標楷體" w:hAnsi="Times New Roman"/>
+                <w:sz w:val="28"/>
+              </w:rPr>
+            </w:pPr>
+            <w:r>
+              <w:rPr>
+                <w:rFonts w:ascii="Times New Roman" w:eastAsia="標楷體" w:hAnsi="Times New Roman" w:hint="eastAsia"/>
+                <w:sz w:val="28"/>
+              </w:rPr>
+              <w:t>OpenSSH</w:t>
+            </w:r>
+            <w:r>
+              <w:rPr>
+                <w:rFonts w:ascii="Times New Roman" w:eastAsia="標楷體" w:hAnsi="Times New Roman" w:hint="eastAsia"/>
+                <w:sz w:val="28"/>
+              </w:rPr>
+              <w:t>、</w:t>
+            </w:r>
+            <w:r>
+              <w:rPr>
+                <w:rFonts w:ascii="Times New Roman" w:eastAsia="標楷體" w:hAnsi="Times New Roman" w:hint="eastAsia"/>
+                <w:sz w:val="28"/>
+              </w:rPr>
+              <w:t>ssld</w:t>
+            </w:r>
+          </w:p>
+        </w:tc>
+        <w:tc>
+          <w:tcPr>
+            <w:tcW w:w="4103" w:type="dxa"/>
+            <w:vAlign w:val="center"/>
+          </w:tcPr>
+          <w:p>
+            <w:pPr>
+              <w:overflowPunct w:val="0"/>
+              <w:snapToGrid w:val="0"/>
+              <w:jc w:val="both"/>
+              <w:textAlignment w:val="center"/>
+              <w:rPr>
+                <w:rFonts w:ascii="Times New Roman" w:eastAsia="標楷體" w:hAnsi="Times New Roman"/>
+                <w:sz w:val="28"/>
+              </w:rPr>
+            </w:pPr>
+            <w:r>
+              <w:rPr>
+                <w:rFonts w:ascii="Times New Roman" w:eastAsia="標楷體" w:hAnsi="Times New Roman" w:hint="eastAsia"/>
+                <w:sz w:val="28"/>
+              </w:rPr>
+              <w:t>透過</w:t>
+            </w:r>
+            <w:r>
+              <w:rPr>
+                <w:rFonts w:ascii="Times New Roman" w:eastAsia="標楷體" w:hAnsi="Times New Roman" w:hint="eastAsia"/>
+                <w:sz w:val="28"/>
+              </w:rPr>
+              <w:t>SSH</w:t>
+            </w:r>
+            <w:r>
+              <w:rPr>
+                <w:rFonts w:ascii="Times New Roman" w:eastAsia="標楷體" w:hAnsi="Times New Roman" w:hint="eastAsia"/>
+                <w:sz w:val="28"/>
+              </w:rPr>
+              <w:t>協定進行伺服器遠端操作與維運，並搭配</w:t>
+            </w:r>
+            <w:r>
+              <w:rPr>
+                <w:rFonts w:ascii="Times New Roman" w:eastAsia="標楷體" w:hAnsi="Times New Roman" w:hint="eastAsia"/>
+                <w:sz w:val="28"/>
+              </w:rPr>
+              <w:t>ssld</w:t>
+            </w:r>
+            <w:r>
+              <w:rPr>
+                <w:rFonts w:ascii="Times New Roman" w:eastAsia="標楷體" w:hAnsi="Times New Roman" w:hint="eastAsia"/>
+                <w:sz w:val="28"/>
+              </w:rPr>
+              <w:t>實現通訊埠多工，使</w:t>
+            </w:r>
+            <w:r>
+              <w:rPr>
+                <w:rFonts w:ascii="Times New Roman" w:eastAsia="標楷體" w:hAnsi="Times New Roman" w:hint="eastAsia"/>
+                <w:sz w:val="28"/>
+              </w:rPr>
+              <w:t>SSH</w:t>
+            </w:r>
+            <w:r>
+              <w:rPr>
+                <w:rFonts w:ascii="Times New Roman" w:eastAsia="標楷體" w:hAnsi="Times New Roman" w:hint="eastAsia"/>
+                <w:sz w:val="28"/>
+              </w:rPr>
+              <w:t>流量得以透過</w:t>
+            </w:r>
+            <w:r>
+              <w:rPr>
+                <w:rFonts w:ascii="Times New Roman" w:eastAsia="標楷體" w:hAnsi="Times New Roman" w:hint="eastAsia"/>
+                <w:sz w:val="28"/>
+              </w:rPr>
+              <w:t>80</w:t>
+            </w:r>
+            <w:r>
+              <w:rPr>
+                <w:rFonts w:ascii="Times New Roman" w:eastAsia="標楷體" w:hAnsi="Times New Roman" w:hint="eastAsia"/>
+                <w:sz w:val="28"/>
+              </w:rPr>
+              <w:t xml:space="preserve"> </w:t>
+            </w:r>
+            <w:r>
+              <w:rPr>
+                <w:rFonts w:ascii="Times New Roman" w:eastAsia="標楷體" w:hAnsi="Times New Roman" w:hint="eastAsia"/>
+                <w:sz w:val="28"/>
+              </w:rPr>
+              <w:t>Port</w:t>
+            </w:r>
+            <w:r>
+              <w:rPr>
+                <w:rFonts w:ascii="Times New Roman" w:eastAsia="標楷體" w:hAnsi="Times New Roman" w:hint="eastAsia"/>
+                <w:sz w:val="28"/>
+              </w:rPr>
+              <w:t>進行隱蔽傳輸。</w:t>
+            </w:r>
+          </w:p>
+        </w:tc>
+      </w:tr>
+      <w:tr>
+        <w:trPr>
+          <w:trHeight w:val="60"/>
+        </w:trPr>
+        <w:tc>
+          <w:tcPr>
+            <w:tcW w:w="1353" w:type="dxa"/>
+            <w:vMerge w:val="restart"/>
+            <w:noWrap/>
+            <w:vAlign w:val="center"/>
+          </w:tcPr>
+          <w:p>
+            <w:pPr>
+              <w:pageBreakBefore/>
+              <w:overflowPunct w:val="0"/>
+              <w:snapToGrid w:val="0"/>
+              <w:textAlignment w:val="center"/>
+              <w:rPr>
+                <w:rFonts w:ascii="Times New Roman" w:eastAsia="標楷體" w:hAnsi="Times New Roman"/>
+                <w:sz w:val="28"/>
+              </w:rPr>
+            </w:pPr>
+            <w:r>
+              <w:rPr>
+                <w:rFonts w:ascii="Times New Roman" w:eastAsia="標楷體" w:hAnsi="Times New Roman" w:hint="eastAsia"/>
+                <w:sz w:val="28"/>
+              </w:rPr>
+              <w:lastRenderedPageBreak/>
+              <w:t>圖形與</w:t>
+            </w:r>
+            <w:r>
+              <w:rPr>
+                <w:rFonts w:ascii="Times New Roman" w:eastAsia="標楷體" w:hAnsi="Times New Roman" w:hint="eastAsia"/>
+                <w:sz w:val="28"/>
+              </w:rPr>
+              <w:t>3D</w:t>
+            </w:r>
+            <w:r>
+              <w:rPr>
+                <w:rFonts w:ascii="Times New Roman" w:eastAsia="標楷體" w:hAnsi="Times New Roman" w:hint="eastAsia"/>
+                <w:sz w:val="28"/>
+              </w:rPr>
+              <w:t>設計</w:t>
+            </w:r>
+          </w:p>
+        </w:tc>
+        <w:tc>
+          <w:tcPr>
+            <w:tcW w:w="1400" w:type="dxa"/>
+            <w:noWrap/>
+            <w:vAlign w:val="center"/>
+          </w:tcPr>
+          <w:p>
+            <w:pPr>
+              <w:overflowPunct w:val="0"/>
+              <w:snapToGrid w:val="0"/>
+              <w:textAlignment w:val="center"/>
+              <w:rPr>
+                <w:rFonts w:ascii="Times New Roman" w:eastAsia="標楷體" w:hAnsi="Times New Roman"/>
+                <w:sz w:val="28"/>
+              </w:rPr>
+            </w:pPr>
+            <w:r>
+              <w:rPr>
+                <w:rFonts w:ascii="Times New Roman" w:eastAsia="標楷體" w:hAnsi="Times New Roman" w:hint="eastAsia"/>
+                <w:sz w:val="28"/>
+              </w:rPr>
+              <w:t>平面與標誌設計</w:t>
+            </w:r>
+          </w:p>
+        </w:tc>
+        <w:tc>
+          <w:tcPr>
+            <w:tcW w:w="3338" w:type="dxa"/>
+            <w:noWrap/>
+            <w:vAlign w:val="center"/>
+          </w:tcPr>
+          <w:p>
+            <w:pPr>
+              <w:overflowPunct w:val="0"/>
+              <w:snapToGrid w:val="0"/>
+              <w:textAlignment w:val="center"/>
+              <w:rPr>
+                <w:rFonts w:ascii="Times New Roman" w:eastAsia="標楷體" w:hAnsi="Times New Roman"/>
+                <w:sz w:val="28"/>
+              </w:rPr>
+            </w:pPr>
+            <w:r>
+              <w:rPr>
+                <w:rFonts w:ascii="Times New Roman" w:eastAsia="標楷體" w:hAnsi="Times New Roman" w:hint="eastAsia"/>
+                <w:sz w:val="28"/>
+              </w:rPr>
+              <w:t>Procreate</w:t>
+            </w:r>
+            <w:r>
+              <w:rPr>
+                <w:rFonts w:ascii="Times New Roman" w:eastAsia="標楷體" w:hAnsi="Times New Roman" w:hint="eastAsia"/>
+                <w:sz w:val="28"/>
+              </w:rPr>
+              <w:t>、</w:t>
+            </w:r>
+            <w:r>
+              <w:rPr>
+                <w:rFonts w:ascii="Times New Roman" w:eastAsia="標楷體" w:hAnsi="Times New Roman" w:hint="eastAsia"/>
+                <w:sz w:val="28"/>
+              </w:rPr>
+              <w:t>Adobe Photoshop</w:t>
+            </w:r>
+          </w:p>
+        </w:tc>
+        <w:tc>
+          <w:tcPr>
+            <w:tcW w:w="4103" w:type="dxa"/>
+            <w:vAlign w:val="center"/>
+          </w:tcPr>
+          <w:p>
+            <w:pPr>
+              <w:overflowPunct w:val="0"/>
+              <w:snapToGrid w:val="0"/>
+              <w:jc w:val="both"/>
+              <w:textAlignment w:val="center"/>
+              <w:rPr>
+                <w:rFonts w:ascii="Times New Roman" w:eastAsia="標楷體" w:hAnsi="Times New Roman"/>
+                <w:sz w:val="28"/>
+              </w:rPr>
+            </w:pPr>
+            <w:r>
+              <w:rPr>
+                <w:rFonts w:ascii="Times New Roman" w:eastAsia="標楷體" w:hAnsi="Times New Roman" w:hint="eastAsia"/>
+                <w:sz w:val="28"/>
+              </w:rPr>
+              <w:t>繪製</w:t>
+            </w:r>
+            <w:r>
+              <w:rPr>
+                <w:rFonts w:ascii="Times New Roman" w:eastAsia="標楷體" w:hAnsi="Times New Roman" w:hint="eastAsia"/>
+                <w:sz w:val="28"/>
+              </w:rPr>
+              <w:t>本系統</w:t>
+            </w:r>
+            <w:r>
+              <w:rPr>
+                <w:rFonts w:ascii="Times New Roman" w:eastAsia="標楷體" w:hAnsi="Times New Roman" w:hint="eastAsia"/>
+                <w:sz w:val="28"/>
+              </w:rPr>
+              <w:t>Logo</w:t>
+            </w:r>
+            <w:r>
+              <w:rPr>
+                <w:rFonts w:ascii="Times New Roman" w:eastAsia="標楷體" w:hAnsi="Times New Roman" w:hint="eastAsia"/>
+                <w:sz w:val="28"/>
+              </w:rPr>
+              <w:t>，</w:t>
+            </w:r>
+            <w:r>
+              <w:rPr>
+                <w:rFonts w:ascii="Times New Roman" w:eastAsia="標楷體" w:hAnsi="Times New Roman" w:hint="eastAsia"/>
+                <w:sz w:val="28"/>
+              </w:rPr>
+              <w:t>並處理系統介面所需之各項點陣與向量影像素材。</w:t>
+            </w:r>
+          </w:p>
+        </w:tc>
+      </w:tr>
+      <w:tr>
+        <w:trPr>
+          <w:trHeight w:val="60"/>
+        </w:trPr>
+        <w:tc>
+          <w:tcPr>
+            <w:tcW w:w="1353" w:type="dxa"/>
+            <w:vMerge/>
+            <w:noWrap/>
+            <w:vAlign w:val="center"/>
+          </w:tcPr>
+          <w:p>
+            <w:pPr>
+              <w:overflowPunct w:val="0"/>
+              <w:snapToGrid w:val="0"/>
+              <w:textAlignment w:val="center"/>
+              <w:rPr>
+                <w:rFonts w:ascii="Times New Roman" w:eastAsia="標楷體" w:hAnsi="Times New Roman"/>
+                <w:sz w:val="28"/>
+              </w:rPr>
+            </w:pPr>
+          </w:p>
+        </w:tc>
+        <w:tc>
+          <w:tcPr>
+            <w:tcW w:w="1400" w:type="dxa"/>
+            <w:noWrap/>
+            <w:vAlign w:val="center"/>
+          </w:tcPr>
+          <w:p>
+            <w:pPr>
+              <w:overflowPunct w:val="0"/>
+              <w:snapToGrid w:val="0"/>
+              <w:textAlignment w:val="center"/>
+              <w:rPr>
+                <w:rFonts w:ascii="Times New Roman" w:eastAsia="標楷體" w:hAnsi="Times New Roman"/>
+                <w:sz w:val="28"/>
+              </w:rPr>
+            </w:pPr>
+            <w:r>
+              <w:rPr>
+                <w:rFonts w:ascii="Times New Roman" w:eastAsia="標楷體" w:hAnsi="Times New Roman" w:hint="eastAsia"/>
+                <w:sz w:val="28"/>
+              </w:rPr>
+              <w:t xml:space="preserve">3D </w:t>
+            </w:r>
+            <w:r>
+              <w:rPr>
+                <w:rFonts w:ascii="Times New Roman" w:eastAsia="標楷體" w:hAnsi="Times New Roman" w:hint="eastAsia"/>
+                <w:sz w:val="28"/>
+              </w:rPr>
+              <w:t>建模與切片</w:t>
+            </w:r>
+          </w:p>
+        </w:tc>
+        <w:tc>
+          <w:tcPr>
+            <w:tcW w:w="3338" w:type="dxa"/>
+            <w:noWrap/>
+            <w:vAlign w:val="center"/>
+          </w:tcPr>
+          <w:p>
+            <w:pPr>
+              <w:overflowPunct w:val="0"/>
+              <w:snapToGrid w:val="0"/>
+              <w:textAlignment w:val="center"/>
+              <w:rPr>
+                <w:rFonts w:ascii="Times New Roman" w:eastAsia="標楷體" w:hAnsi="Times New Roman"/>
+                <w:sz w:val="28"/>
+              </w:rPr>
+            </w:pPr>
+            <w:r>
+              <w:rPr>
+                <w:rFonts w:ascii="Times New Roman" w:eastAsia="標楷體" w:hAnsi="Times New Roman" w:hint="eastAsia"/>
+                <w:sz w:val="28"/>
+              </w:rPr>
+              <w:t>SolidWorks 2025</w:t>
+            </w:r>
+            <w:r>
+              <w:rPr>
+                <w:rFonts w:ascii="Times New Roman" w:eastAsia="標楷體" w:hAnsi="Times New Roman" w:hint="eastAsia"/>
+                <w:sz w:val="28"/>
+              </w:rPr>
+              <w:t>、</w:t>
+            </w:r>
+            <w:r>
+              <w:rPr>
+                <w:rFonts w:ascii="Times New Roman" w:eastAsia="標楷體" w:hAnsi="Times New Roman" w:hint="eastAsia"/>
+                <w:sz w:val="28"/>
+              </w:rPr>
+              <w:t>Tinkercad</w:t>
+            </w:r>
+            <w:r>
+              <w:rPr>
+                <w:rFonts w:ascii="Times New Roman" w:eastAsia="標楷體" w:hAnsi="Times New Roman" w:hint="eastAsia"/>
+                <w:sz w:val="28"/>
+              </w:rPr>
+              <w:t>、</w:t>
+            </w:r>
+            <w:r>
+              <w:rPr>
+                <w:rFonts w:ascii="Times New Roman" w:eastAsia="標楷體" w:hAnsi="Times New Roman" w:hint="eastAsia"/>
+                <w:sz w:val="28"/>
+              </w:rPr>
+              <w:t>Bambu Studio</w:t>
+            </w:r>
+          </w:p>
+        </w:tc>
+        <w:tc>
+          <w:tcPr>
+            <w:tcW w:w="4103" w:type="dxa"/>
+            <w:vAlign w:val="center"/>
+          </w:tcPr>
+          <w:p>
+            <w:pPr>
+              <w:overflowPunct w:val="0"/>
+              <w:snapToGrid w:val="0"/>
+              <w:jc w:val="both"/>
+              <w:textAlignment w:val="center"/>
+              <w:rPr>
+                <w:rFonts w:ascii="Times New Roman" w:eastAsia="標楷體" w:hAnsi="Times New Roman"/>
+                <w:sz w:val="28"/>
+              </w:rPr>
+            </w:pPr>
+            <w:r>
+              <w:rPr>
+                <w:rFonts w:ascii="Times New Roman" w:eastAsia="標楷體" w:hAnsi="Times New Roman" w:hint="eastAsia"/>
+                <w:sz w:val="28"/>
+              </w:rPr>
+              <w:t>進行智慧書櫃與</w:t>
+            </w:r>
+            <w:r>
+              <w:rPr>
+                <w:rFonts w:ascii="Times New Roman" w:eastAsia="標楷體" w:hAnsi="Times New Roman" w:hint="eastAsia"/>
+                <w:sz w:val="28"/>
+              </w:rPr>
+              <w:t>IoT</w:t>
+            </w:r>
+            <w:r>
+              <w:rPr>
+                <w:rFonts w:ascii="Times New Roman" w:eastAsia="標楷體" w:hAnsi="Times New Roman" w:hint="eastAsia"/>
+                <w:sz w:val="28"/>
+              </w:rPr>
+              <w:t>硬體外殼之</w:t>
+            </w:r>
+            <w:r>
+              <w:rPr>
+                <w:rFonts w:ascii="Times New Roman" w:eastAsia="標楷體" w:hAnsi="Times New Roman" w:hint="eastAsia"/>
+                <w:sz w:val="28"/>
+              </w:rPr>
+              <w:t>3D</w:t>
+            </w:r>
+            <w:r>
+              <w:rPr>
+                <w:rFonts w:ascii="Times New Roman" w:eastAsia="標楷體" w:hAnsi="Times New Roman" w:hint="eastAsia"/>
+                <w:sz w:val="28"/>
+              </w:rPr>
+              <w:t>建模設計，並透過</w:t>
+            </w:r>
+            <w:r>
+              <w:rPr>
+                <w:rFonts w:ascii="Times New Roman" w:eastAsia="標楷體" w:hAnsi="Times New Roman" w:hint="eastAsia"/>
+                <w:sz w:val="28"/>
+              </w:rPr>
+              <w:t>Bambu</w:t>
+            </w:r>
+            <w:r>
+              <w:rPr>
+                <w:rFonts w:ascii="Times New Roman" w:eastAsia="標楷體" w:hAnsi="Times New Roman" w:hint="eastAsia"/>
+                <w:sz w:val="28"/>
+              </w:rPr>
+              <w:t xml:space="preserve"> </w:t>
+            </w:r>
+            <w:r>
+              <w:rPr>
+                <w:rFonts w:ascii="Times New Roman" w:eastAsia="標楷體" w:hAnsi="Times New Roman" w:hint="eastAsia"/>
+                <w:sz w:val="28"/>
+              </w:rPr>
+              <w:t>Studio</w:t>
+            </w:r>
+            <w:r>
+              <w:rPr>
+                <w:rFonts w:ascii="Times New Roman" w:eastAsia="標楷體" w:hAnsi="Times New Roman" w:hint="eastAsia"/>
+                <w:sz w:val="28"/>
+              </w:rPr>
+              <w:t>執行</w:t>
+            </w:r>
+            <w:r>
+              <w:rPr>
+                <w:rFonts w:ascii="Times New Roman" w:eastAsia="標楷體" w:hAnsi="Times New Roman" w:hint="eastAsia"/>
+                <w:sz w:val="28"/>
+              </w:rPr>
+              <w:t>3D</w:t>
+            </w:r>
+            <w:r>
+              <w:rPr>
+                <w:rFonts w:ascii="Times New Roman" w:eastAsia="標楷體" w:hAnsi="Times New Roman" w:hint="eastAsia"/>
+                <w:sz w:val="28"/>
+              </w:rPr>
+              <w:t>列印切片</w:t>
+            </w:r>
+            <w:r>
+              <w:rPr>
+                <w:rFonts w:ascii="Times New Roman" w:eastAsia="標楷體" w:hAnsi="Times New Roman" w:hint="eastAsia"/>
+                <w:sz w:val="28"/>
+              </w:rPr>
+              <w:t>處理</w:t>
+            </w:r>
+            <w:r>
+              <w:rPr>
+                <w:rFonts w:ascii="Times New Roman" w:eastAsia="標楷體" w:hAnsi="Times New Roman" w:hint="eastAsia"/>
+                <w:sz w:val="28"/>
+              </w:rPr>
+              <w:t>。</w:t>
+            </w:r>
+          </w:p>
+        </w:tc>
+      </w:tr>
+      <w:tr>
+        <w:trPr>
+          <w:trHeight w:val="60"/>
+        </w:trPr>
+        <w:tc>
+          <w:tcPr>
+            <w:tcW w:w="1353" w:type="dxa"/>
+            <w:vMerge w:val="restart"/>
+            <w:noWrap/>
+            <w:vAlign w:val="center"/>
+          </w:tcPr>
+          <w:p>
+            <w:pPr>
+              <w:overflowPunct w:val="0"/>
+              <w:snapToGrid w:val="0"/>
+              <w:textAlignment w:val="center"/>
+              <w:rPr>
+                <w:rFonts w:ascii="Times New Roman" w:eastAsia="標楷體" w:hAnsi="Times New Roman"/>
+                <w:sz w:val="28"/>
+              </w:rPr>
+            </w:pPr>
+            <w:r>
+              <w:rPr>
+                <w:rFonts w:ascii="Times New Roman" w:eastAsia="標楷體" w:hAnsi="Times New Roman" w:hint="eastAsia"/>
+                <w:sz w:val="28"/>
+              </w:rPr>
+              <w:t>專案文件與圖表</w:t>
+            </w:r>
+          </w:p>
+        </w:tc>
+        <w:tc>
+          <w:tcPr>
+            <w:tcW w:w="1400" w:type="dxa"/>
+            <w:noWrap/>
+            <w:vAlign w:val="center"/>
+          </w:tcPr>
+          <w:p>
+            <w:pPr>
+              <w:overflowPunct w:val="0"/>
+              <w:snapToGrid w:val="0"/>
+              <w:textAlignment w:val="center"/>
+              <w:rPr>
+                <w:rFonts w:ascii="Times New Roman" w:eastAsia="標楷體" w:hAnsi="Times New Roman"/>
+                <w:sz w:val="28"/>
+              </w:rPr>
+            </w:pPr>
+            <w:r>
+              <w:rPr>
+                <w:rFonts w:ascii="Times New Roman" w:eastAsia="標楷體" w:hAnsi="Times New Roman" w:hint="eastAsia"/>
+                <w:sz w:val="28"/>
+              </w:rPr>
+              <w:t>架構與心智圖</w:t>
+            </w:r>
+          </w:p>
+        </w:tc>
+        <w:tc>
+          <w:tcPr>
+            <w:tcW w:w="3338" w:type="dxa"/>
+            <w:noWrap/>
+            <w:vAlign w:val="center"/>
+          </w:tcPr>
+          <w:p>
+            <w:pPr>
+              <w:overflowPunct w:val="0"/>
+              <w:snapToGrid w:val="0"/>
+              <w:textAlignment w:val="center"/>
+              <w:rPr>
+                <w:rFonts w:ascii="Times New Roman" w:eastAsia="標楷體" w:hAnsi="Times New Roman"/>
+                <w:sz w:val="28"/>
+              </w:rPr>
+            </w:pPr>
+            <w:r>
+              <w:rPr>
+                <w:rFonts w:ascii="Times New Roman" w:eastAsia="標楷體" w:hAnsi="Times New Roman" w:hint="eastAsia"/>
+                <w:sz w:val="28"/>
+              </w:rPr>
+              <w:t>draw.io</w:t>
+            </w:r>
+            <w:r>
+              <w:rPr>
+                <w:rFonts w:ascii="Times New Roman" w:eastAsia="標楷體" w:hAnsi="Times New Roman" w:hint="eastAsia"/>
+                <w:sz w:val="28"/>
+              </w:rPr>
+              <w:t>、</w:t>
+            </w:r>
+            <w:r>
+              <w:rPr>
+                <w:rFonts w:ascii="Times New Roman" w:eastAsia="標楷體" w:hAnsi="Times New Roman" w:hint="eastAsia"/>
+                <w:sz w:val="28"/>
+              </w:rPr>
+              <w:t>Microsoft Visio</w:t>
+            </w:r>
+            <w:r>
+              <w:rPr>
+                <w:rFonts w:ascii="Times New Roman" w:eastAsia="標楷體" w:hAnsi="Times New Roman" w:hint="eastAsia"/>
+                <w:sz w:val="28"/>
+              </w:rPr>
+              <w:t>、</w:t>
+            </w:r>
+            <w:r>
+              <w:rPr>
+                <w:rFonts w:ascii="Times New Roman" w:eastAsia="標楷體" w:hAnsi="Times New Roman" w:hint="eastAsia"/>
+                <w:sz w:val="28"/>
+              </w:rPr>
+              <w:t>XMind</w:t>
+            </w:r>
+            <w:r>
+              <w:rPr>
+                <w:rFonts w:ascii="Times New Roman" w:eastAsia="標楷體" w:hAnsi="Times New Roman" w:hint="eastAsia"/>
+                <w:sz w:val="28"/>
+              </w:rPr>
+              <w:t>、</w:t>
+            </w:r>
+            <w:r>
+              <w:rPr>
+                <w:rFonts w:ascii="Times New Roman" w:eastAsia="標楷體" w:hAnsi="Times New Roman" w:hint="eastAsia"/>
+                <w:sz w:val="28"/>
+              </w:rPr>
+              <w:t>Mermaid</w:t>
+            </w:r>
+          </w:p>
+        </w:tc>
+        <w:tc>
+          <w:tcPr>
+            <w:tcW w:w="4103" w:type="dxa"/>
+            <w:vAlign w:val="center"/>
+          </w:tcPr>
+          <w:p>
+            <w:pPr>
+              <w:overflowPunct w:val="0"/>
+              <w:snapToGrid w:val="0"/>
+              <w:jc w:val="both"/>
+              <w:textAlignment w:val="center"/>
+              <w:rPr>
+                <w:rFonts w:ascii="Times New Roman" w:eastAsia="標楷體" w:hAnsi="Times New Roman"/>
+                <w:sz w:val="28"/>
+              </w:rPr>
+            </w:pPr>
+            <w:r>
+              <w:rPr>
+                <w:rFonts w:ascii="Times New Roman" w:eastAsia="標楷體" w:hAnsi="Times New Roman" w:hint="eastAsia"/>
+                <w:sz w:val="28"/>
+              </w:rPr>
+              <w:t>繪製系統架構圖、流程圖、資料庫</w:t>
+            </w:r>
+            <w:r>
+              <w:rPr>
+                <w:rFonts w:ascii="Times New Roman" w:eastAsia="標楷體" w:hAnsi="Times New Roman" w:hint="eastAsia"/>
+                <w:sz w:val="28"/>
+              </w:rPr>
+              <w:t>ER</w:t>
+            </w:r>
+            <w:r>
+              <w:rPr>
+                <w:rFonts w:ascii="Times New Roman" w:eastAsia="標楷體" w:hAnsi="Times New Roman" w:hint="eastAsia"/>
+                <w:sz w:val="28"/>
+              </w:rPr>
+              <w:t>圖與專案心智圖，輔助團隊釐清系統模組關係與開發邏輯。</w:t>
+            </w:r>
+          </w:p>
+        </w:tc>
+      </w:tr>
+      <w:tr>
+        <w:trPr>
+          <w:trHeight w:val="60"/>
+        </w:trPr>
+        <w:tc>
+          <w:tcPr>
+            <w:tcW w:w="1353" w:type="dxa"/>
+            <w:vMerge/>
+            <w:noWrap/>
+            <w:vAlign w:val="center"/>
+          </w:tcPr>
+          <w:p>
+            <w:pPr>
+              <w:overflowPunct w:val="0"/>
+              <w:snapToGrid w:val="0"/>
+              <w:textAlignment w:val="center"/>
+              <w:rPr>
+                <w:rFonts w:ascii="Times New Roman" w:eastAsia="標楷體" w:hAnsi="Times New Roman"/>
+                <w:sz w:val="28"/>
+              </w:rPr>
+            </w:pPr>
+          </w:p>
+        </w:tc>
+        <w:tc>
+          <w:tcPr>
+            <w:tcW w:w="1400" w:type="dxa"/>
+            <w:noWrap/>
+            <w:vAlign w:val="center"/>
+          </w:tcPr>
+          <w:p>
+            <w:pPr>
+              <w:overflowPunct w:val="0"/>
+              <w:snapToGrid w:val="0"/>
+              <w:textAlignment w:val="center"/>
+              <w:rPr>
+                <w:rFonts w:ascii="Times New Roman" w:eastAsia="標楷體" w:hAnsi="Times New Roman"/>
+                <w:sz w:val="28"/>
+              </w:rPr>
+            </w:pPr>
+            <w:r>
+              <w:rPr>
+                <w:rFonts w:ascii="Times New Roman" w:eastAsia="標楷體" w:hAnsi="Times New Roman" w:hint="eastAsia"/>
+                <w:sz w:val="28"/>
+              </w:rPr>
+              <w:t>文書與專案管理</w:t>
+            </w:r>
+          </w:p>
+        </w:tc>
+        <w:tc>
+          <w:tcPr>
+            <w:tcW w:w="3338" w:type="dxa"/>
+            <w:noWrap/>
+            <w:vAlign w:val="center"/>
+          </w:tcPr>
+          <w:p>
+            <w:pPr>
+              <w:overflowPunct w:val="0"/>
+              <w:snapToGrid w:val="0"/>
+              <w:textAlignment w:val="center"/>
+              <w:rPr>
+                <w:rFonts w:ascii="Times New Roman" w:eastAsia="標楷體" w:hAnsi="Times New Roman"/>
+                <w:sz w:val="28"/>
+              </w:rPr>
+            </w:pPr>
+            <w:r>
+              <w:rPr>
+                <w:rFonts w:ascii="Times New Roman" w:eastAsia="標楷體" w:hAnsi="Times New Roman" w:hint="eastAsia"/>
+                <w:sz w:val="28"/>
+              </w:rPr>
+              <w:t>Microsoft Word</w:t>
+            </w:r>
+            <w:r>
+              <w:rPr>
+                <w:rFonts w:ascii="Times New Roman" w:eastAsia="標楷體" w:hAnsi="Times New Roman" w:hint="eastAsia"/>
+                <w:sz w:val="28"/>
+              </w:rPr>
+              <w:t>、</w:t>
+            </w:r>
+            <w:r>
+              <w:rPr>
+                <w:rFonts w:ascii="Times New Roman" w:eastAsia="標楷體" w:hAnsi="Times New Roman" w:hint="eastAsia"/>
+                <w:sz w:val="28"/>
+              </w:rPr>
+              <w:t>Notion</w:t>
+            </w:r>
+          </w:p>
+        </w:tc>
+        <w:tc>
+          <w:tcPr>
+            <w:tcW w:w="4103" w:type="dxa"/>
+            <w:vAlign w:val="center"/>
+          </w:tcPr>
+          <w:p>
+            <w:pPr>
+              <w:overflowPunct w:val="0"/>
+              <w:snapToGrid w:val="0"/>
+              <w:jc w:val="both"/>
+              <w:textAlignment w:val="center"/>
+              <w:rPr>
+                <w:rFonts w:ascii="Times New Roman" w:eastAsia="標楷體" w:hAnsi="Times New Roman"/>
+                <w:sz w:val="28"/>
+              </w:rPr>
+            </w:pPr>
+            <w:r>
+              <w:rPr>
+                <w:rFonts w:ascii="Times New Roman" w:eastAsia="標楷體" w:hAnsi="Times New Roman" w:hint="eastAsia"/>
+                <w:sz w:val="28"/>
+              </w:rPr>
+              <w:t>以</w:t>
+            </w:r>
+            <w:r>
+              <w:rPr>
+                <w:rFonts w:ascii="Times New Roman" w:eastAsia="標楷體" w:hAnsi="Times New Roman" w:hint="eastAsia"/>
+                <w:sz w:val="28"/>
+              </w:rPr>
+              <w:t>Microsoft</w:t>
+            </w:r>
+            <w:r>
+              <w:rPr>
+                <w:rFonts w:ascii="Times New Roman" w:eastAsia="標楷體" w:hAnsi="Times New Roman" w:hint="eastAsia"/>
+                <w:sz w:val="28"/>
+              </w:rPr>
+              <w:t xml:space="preserve"> </w:t>
+            </w:r>
+            <w:r>
+              <w:rPr>
+                <w:rFonts w:ascii="Times New Roman" w:eastAsia="標楷體" w:hAnsi="Times New Roman" w:hint="eastAsia"/>
+                <w:sz w:val="28"/>
+              </w:rPr>
+              <w:t>Word</w:t>
+            </w:r>
+            <w:r>
+              <w:rPr>
+                <w:rFonts w:ascii="Times New Roman" w:eastAsia="標楷體" w:hAnsi="Times New Roman" w:hint="eastAsia"/>
+                <w:sz w:val="28"/>
+              </w:rPr>
+              <w:t>撰寫專題文件與系統手冊</w:t>
+            </w:r>
+            <w:r>
+              <w:rPr>
+                <w:rFonts w:ascii="Times New Roman" w:eastAsia="標楷體" w:hAnsi="Times New Roman" w:hint="eastAsia"/>
+                <w:sz w:val="28"/>
+              </w:rPr>
+              <w:t>；</w:t>
+            </w:r>
+            <w:r>
+              <w:rPr>
+                <w:rFonts w:ascii="Times New Roman" w:eastAsia="標楷體" w:hAnsi="Times New Roman" w:hint="eastAsia"/>
+                <w:sz w:val="28"/>
+              </w:rPr>
+              <w:t>透過</w:t>
+            </w:r>
+            <w:r>
+              <w:rPr>
+                <w:rFonts w:ascii="Times New Roman" w:eastAsia="標楷體" w:hAnsi="Times New Roman" w:hint="eastAsia"/>
+                <w:sz w:val="28"/>
+              </w:rPr>
+              <w:t>Notion</w:t>
+            </w:r>
+            <w:r>
+              <w:rPr>
+                <w:rFonts w:ascii="Times New Roman" w:eastAsia="標楷體" w:hAnsi="Times New Roman" w:hint="eastAsia"/>
+                <w:sz w:val="28"/>
+              </w:rPr>
+              <w:t>進行團隊任務分配、進度追蹤與會議記錄管理。</w:t>
+            </w:r>
+          </w:p>
+        </w:tc>
+      </w:tr>
+      <w:tr>
+        <w:trPr>
+          <w:trHeight w:val="60"/>
+        </w:trPr>
+        <w:tc>
+          <w:tcPr>
+            <w:tcW w:w="1353" w:type="dxa"/>
+            <w:noWrap/>
+            <w:vAlign w:val="center"/>
+          </w:tcPr>
+          <w:p>
+            <w:pPr>
+              <w:overflowPunct w:val="0"/>
+              <w:snapToGrid w:val="0"/>
+              <w:textAlignment w:val="center"/>
+              <w:rPr>
+                <w:rFonts w:ascii="Times New Roman" w:eastAsia="標楷體" w:hAnsi="Times New Roman"/>
+                <w:sz w:val="28"/>
+              </w:rPr>
+            </w:pPr>
+            <w:r>
+              <w:rPr>
+                <w:rFonts w:ascii="Times New Roman" w:eastAsia="標楷體" w:hAnsi="Times New Roman" w:hint="eastAsia"/>
+                <w:sz w:val="28"/>
+              </w:rPr>
+              <w:t>版本控制</w:t>
+            </w:r>
+          </w:p>
+        </w:tc>
+        <w:tc>
+          <w:tcPr>
+            <w:tcW w:w="1400" w:type="dxa"/>
+            <w:noWrap/>
+            <w:vAlign w:val="center"/>
+          </w:tcPr>
+          <w:p>
+            <w:pPr>
+              <w:overflowPunct w:val="0"/>
+              <w:snapToGrid w:val="0"/>
+              <w:textAlignment w:val="center"/>
+              <w:rPr>
+                <w:rFonts w:ascii="Times New Roman" w:eastAsia="標楷體" w:hAnsi="Times New Roman"/>
+                <w:sz w:val="28"/>
+              </w:rPr>
+            </w:pPr>
+            <w:r>
+              <w:rPr>
+                <w:rFonts w:ascii="Times New Roman" w:eastAsia="標楷體" w:hAnsi="Times New Roman" w:hint="eastAsia"/>
+                <w:sz w:val="28"/>
+              </w:rPr>
+              <w:t>程式碼託管與圖形化</w:t>
+            </w:r>
+          </w:p>
+        </w:tc>
+        <w:tc>
+          <w:tcPr>
+            <w:tcW w:w="3338" w:type="dxa"/>
+            <w:noWrap/>
+            <w:vAlign w:val="center"/>
+          </w:tcPr>
+          <w:p>
+            <w:pPr>
+              <w:overflowPunct w:val="0"/>
+              <w:snapToGrid w:val="0"/>
+              <w:textAlignment w:val="center"/>
+              <w:rPr>
+                <w:rFonts w:ascii="Times New Roman" w:eastAsia="標楷體" w:hAnsi="Times New Roman"/>
+                <w:sz w:val="28"/>
+              </w:rPr>
+            </w:pPr>
+            <w:r>
+              <w:rPr>
+                <w:rFonts w:ascii="Times New Roman" w:eastAsia="標楷體" w:hAnsi="Times New Roman" w:hint="eastAsia"/>
+                <w:sz w:val="28"/>
+              </w:rPr>
+              <w:t>GitHub</w:t>
+            </w:r>
+            <w:r>
+              <w:rPr>
+                <w:rFonts w:ascii="Times New Roman" w:eastAsia="標楷體" w:hAnsi="Times New Roman" w:hint="eastAsia"/>
+                <w:sz w:val="28"/>
+              </w:rPr>
+              <w:t>、</w:t>
+            </w:r>
+            <w:r>
+              <w:rPr>
+                <w:rFonts w:ascii="Times New Roman" w:eastAsia="標楷體" w:hAnsi="Times New Roman" w:hint="eastAsia"/>
+                <w:sz w:val="28"/>
+              </w:rPr>
+              <w:t>GitKraken</w:t>
+            </w:r>
+          </w:p>
+        </w:tc>
+        <w:tc>
+          <w:tcPr>
+            <w:tcW w:w="4103" w:type="dxa"/>
+            <w:vAlign w:val="center"/>
+          </w:tcPr>
+          <w:p>
+            <w:pPr>
+              <w:overflowPunct w:val="0"/>
+              <w:snapToGrid w:val="0"/>
+              <w:jc w:val="both"/>
+              <w:textAlignment w:val="center"/>
+              <w:rPr>
+                <w:rFonts w:ascii="Times New Roman" w:eastAsia="標楷體" w:hAnsi="Times New Roman"/>
+                <w:sz w:val="28"/>
+              </w:rPr>
+            </w:pPr>
+            <w:r>
+              <w:rPr>
+                <w:rFonts w:ascii="Times New Roman" w:eastAsia="標楷體" w:hAnsi="Times New Roman" w:hint="eastAsia"/>
+                <w:sz w:val="28"/>
+              </w:rPr>
+              <w:t>進行專案程式碼版本控管與</w:t>
+            </w:r>
+            <w:r>
+              <w:rPr>
+                <w:rFonts w:ascii="Times New Roman" w:eastAsia="標楷體" w:hAnsi="Times New Roman" w:hint="eastAsia"/>
+                <w:sz w:val="28"/>
+              </w:rPr>
+              <w:t>團隊</w:t>
+            </w:r>
+            <w:r>
+              <w:rPr>
+                <w:rFonts w:ascii="Times New Roman" w:eastAsia="標楷體" w:hAnsi="Times New Roman" w:hint="eastAsia"/>
+                <w:sz w:val="28"/>
+              </w:rPr>
+              <w:t>協同開發，並搭配</w:t>
+            </w:r>
+            <w:r>
+              <w:rPr>
+                <w:rFonts w:ascii="Times New Roman" w:eastAsia="標楷體" w:hAnsi="Times New Roman" w:hint="eastAsia"/>
+                <w:sz w:val="28"/>
+              </w:rPr>
+              <w:t>GitKraken</w:t>
+            </w:r>
+            <w:r>
+              <w:rPr>
+                <w:rFonts w:ascii="Times New Roman" w:eastAsia="標楷體" w:hAnsi="Times New Roman" w:hint="eastAsia"/>
+                <w:sz w:val="28"/>
+              </w:rPr>
+              <w:t>以圖形化介面操作</w:t>
+            </w:r>
+            <w:r>
+              <w:rPr>
+                <w:rFonts w:ascii="Times New Roman" w:eastAsia="標楷體" w:hAnsi="Times New Roman" w:hint="eastAsia"/>
+                <w:sz w:val="28"/>
+              </w:rPr>
+              <w:t>Git</w:t>
+            </w:r>
+            <w:r>
+              <w:rPr>
+                <w:rFonts w:ascii="Times New Roman" w:eastAsia="標楷體" w:hAnsi="Times New Roman" w:hint="eastAsia"/>
+                <w:sz w:val="28"/>
+              </w:rPr>
+              <w:t>分支管理。</w:t>
+            </w:r>
+          </w:p>
+        </w:tc>
+      </w:tr>
+      <w:tr>
+        <w:trPr>
+          <w:trHeight w:val="60"/>
+        </w:trPr>
+        <w:tc>
+          <w:tcPr>
+            <w:tcW w:w="1353" w:type="dxa"/>
+            <w:noWrap/>
+            <w:vAlign w:val="center"/>
+          </w:tcPr>
+          <w:p>
+            <w:pPr>
+              <w:overflowPunct w:val="0"/>
+              <w:snapToGrid w:val="0"/>
+              <w:textAlignment w:val="center"/>
+              <w:rPr>
+                <w:rFonts w:ascii="Times New Roman" w:eastAsia="標楷體" w:hAnsi="Times New Roman"/>
+                <w:sz w:val="28"/>
+              </w:rPr>
+            </w:pPr>
+            <w:r>
+              <w:rPr>
+                <w:rFonts w:ascii="Times New Roman" w:eastAsia="標楷體" w:hAnsi="Times New Roman" w:hint="eastAsia"/>
+                <w:sz w:val="28"/>
+              </w:rPr>
+              <w:t>問卷與數據</w:t>
+            </w:r>
+          </w:p>
+        </w:tc>
+        <w:tc>
+          <w:tcPr>
+            <w:tcW w:w="1400" w:type="dxa"/>
+            <w:noWrap/>
+            <w:vAlign w:val="center"/>
+          </w:tcPr>
+          <w:p>
+            <w:pPr>
+              <w:overflowPunct w:val="0"/>
+              <w:snapToGrid w:val="0"/>
+              <w:textAlignment w:val="center"/>
+              <w:rPr>
+                <w:rFonts w:ascii="Times New Roman" w:eastAsia="標楷體" w:hAnsi="Times New Roman"/>
+                <w:sz w:val="28"/>
+              </w:rPr>
+            </w:pPr>
+            <w:r>
+              <w:rPr>
+                <w:rFonts w:ascii="Times New Roman" w:eastAsia="標楷體" w:hAnsi="Times New Roman" w:hint="eastAsia"/>
+                <w:sz w:val="28"/>
+              </w:rPr>
+              <w:t>統計與視覺化</w:t>
+            </w:r>
+          </w:p>
+        </w:tc>
+        <w:tc>
+          <w:tcPr>
+            <w:tcW w:w="3338" w:type="dxa"/>
+            <w:noWrap/>
+            <w:vAlign w:val="center"/>
+          </w:tcPr>
+          <w:p>
+            <w:pPr>
+              <w:overflowPunct w:val="0"/>
+              <w:snapToGrid w:val="0"/>
+              <w:textAlignment w:val="center"/>
+              <w:rPr>
+                <w:rFonts w:ascii="Times New Roman" w:eastAsia="標楷體" w:hAnsi="Times New Roman"/>
+                <w:sz w:val="28"/>
+              </w:rPr>
+            </w:pPr>
+            <w:r>
+              <w:rPr>
+                <w:rFonts w:ascii="Times New Roman" w:eastAsia="標楷體" w:hAnsi="Times New Roman" w:hint="eastAsia"/>
+                <w:sz w:val="28"/>
+              </w:rPr>
+              <w:t>Google Forms</w:t>
+            </w:r>
+            <w:r>
+              <w:rPr>
+                <w:rFonts w:ascii="Times New Roman" w:eastAsia="標楷體" w:hAnsi="Times New Roman" w:hint="eastAsia"/>
+                <w:sz w:val="28"/>
+              </w:rPr>
+              <w:t>、</w:t>
+            </w:r>
+            <w:r>
+              <w:rPr>
+                <w:rFonts w:ascii="Times New Roman" w:eastAsia="標楷體" w:hAnsi="Times New Roman" w:hint="eastAsia"/>
+                <w:sz w:val="28"/>
+              </w:rPr>
+              <w:t>Microsoft Excel</w:t>
+            </w:r>
+            <w:r>
+              <w:rPr>
+                <w:rFonts w:ascii="Times New Roman" w:eastAsia="標楷體" w:hAnsi="Times New Roman" w:hint="eastAsia"/>
+                <w:sz w:val="28"/>
+              </w:rPr>
+              <w:t>、</w:t>
+            </w:r>
+            <w:r>
+              <w:rPr>
+                <w:rFonts w:ascii="Times New Roman" w:eastAsia="標楷體" w:hAnsi="Times New Roman" w:hint="eastAsia"/>
+                <w:sz w:val="28"/>
+              </w:rPr>
+              <w:t>Looker Studio</w:t>
+            </w:r>
+          </w:p>
+        </w:tc>
+        <w:tc>
+          <w:tcPr>
+            <w:tcW w:w="4103" w:type="dxa"/>
+            <w:vAlign w:val="center"/>
+          </w:tcPr>
+          <w:p>
+            <w:pPr>
+              <w:overflowPunct w:val="0"/>
+              <w:snapToGrid w:val="0"/>
+              <w:jc w:val="both"/>
+              <w:textAlignment w:val="center"/>
+              <w:rPr>
+                <w:rFonts w:ascii="Times New Roman" w:eastAsia="標楷體" w:hAnsi="Times New Roman"/>
+                <w:sz w:val="28"/>
+              </w:rPr>
+            </w:pPr>
+            <w:r>
+              <w:rPr>
+                <w:rFonts w:ascii="Times New Roman" w:eastAsia="標楷體" w:hAnsi="Times New Roman" w:hint="eastAsia"/>
+                <w:sz w:val="28"/>
+              </w:rPr>
+              <w:t>透過</w:t>
+            </w:r>
+            <w:r>
+              <w:rPr>
+                <w:rFonts w:ascii="Times New Roman" w:eastAsia="標楷體" w:hAnsi="Times New Roman" w:hint="eastAsia"/>
+                <w:sz w:val="28"/>
+              </w:rPr>
+              <w:t>Google</w:t>
+            </w:r>
+            <w:r>
+              <w:rPr>
+                <w:rFonts w:ascii="Times New Roman" w:eastAsia="標楷體" w:hAnsi="Times New Roman" w:hint="eastAsia"/>
+                <w:sz w:val="28"/>
+              </w:rPr>
+              <w:t xml:space="preserve"> </w:t>
+            </w:r>
+            <w:r>
+              <w:rPr>
+                <w:rFonts w:ascii="Times New Roman" w:eastAsia="標楷體" w:hAnsi="Times New Roman" w:hint="eastAsia"/>
+                <w:sz w:val="28"/>
+              </w:rPr>
+              <w:t>Forms</w:t>
+            </w:r>
+            <w:r>
+              <w:rPr>
+                <w:rFonts w:ascii="Times New Roman" w:eastAsia="標楷體" w:hAnsi="Times New Roman" w:hint="eastAsia"/>
+                <w:sz w:val="28"/>
+              </w:rPr>
+              <w:t>進行使用者需求問卷調查，以</w:t>
+            </w:r>
+            <w:r>
+              <w:rPr>
+                <w:rFonts w:ascii="Times New Roman" w:eastAsia="標楷體" w:hAnsi="Times New Roman" w:hint="eastAsia"/>
+                <w:sz w:val="28"/>
+              </w:rPr>
+              <w:t>Microsoft</w:t>
+            </w:r>
+            <w:r>
+              <w:rPr>
+                <w:rFonts w:ascii="Times New Roman" w:eastAsia="標楷體" w:hAnsi="Times New Roman" w:hint="eastAsia"/>
+                <w:sz w:val="28"/>
+              </w:rPr>
+              <w:t xml:space="preserve"> </w:t>
+            </w:r>
+            <w:r>
+              <w:rPr>
+                <w:rFonts w:ascii="Times New Roman" w:eastAsia="標楷體" w:hAnsi="Times New Roman" w:hint="eastAsia"/>
+                <w:sz w:val="28"/>
+              </w:rPr>
+              <w:t>Excel</w:t>
+            </w:r>
+            <w:r>
+              <w:rPr>
+                <w:rFonts w:ascii="Times New Roman" w:eastAsia="標楷體" w:hAnsi="Times New Roman" w:hint="eastAsia"/>
+                <w:sz w:val="28"/>
+              </w:rPr>
+              <w:t>執行資料整理與統計分析，並匯入</w:t>
+            </w:r>
+            <w:r>
+              <w:rPr>
+                <w:rFonts w:ascii="Times New Roman" w:eastAsia="標楷體" w:hAnsi="Times New Roman" w:hint="eastAsia"/>
+                <w:sz w:val="28"/>
+              </w:rPr>
+              <w:t>Looker</w:t>
+            </w:r>
+            <w:r>
+              <w:rPr>
+                <w:rFonts w:ascii="Times New Roman" w:eastAsia="標楷體" w:hAnsi="Times New Roman" w:hint="eastAsia"/>
+                <w:sz w:val="28"/>
+              </w:rPr>
+              <w:t xml:space="preserve"> </w:t>
+            </w:r>
+            <w:r>
+              <w:rPr>
+                <w:rFonts w:ascii="Times New Roman" w:eastAsia="標楷體" w:hAnsi="Times New Roman" w:hint="eastAsia"/>
+                <w:sz w:val="28"/>
+              </w:rPr>
+              <w:t>Studio</w:t>
+            </w:r>
+            <w:r>
+              <w:rPr>
+                <w:rFonts w:ascii="Times New Roman" w:eastAsia="標楷體" w:hAnsi="Times New Roman" w:hint="eastAsia"/>
+                <w:sz w:val="28"/>
+              </w:rPr>
+              <w:t>製作視覺化數據報表。</w:t>
+            </w:r>
+          </w:p>
+        </w:tc>
+      </w:tr>
+    </w:tbl>
+    <w:p>
+      <w:pPr>
+        <w:pStyle w:val="a0"/>
+        <w:numPr>
+          <w:ilvl w:val="0"/>
+          <w:numId w:val="0"/>
+        </w:numPr>
+      </w:pPr>
+    </w:p>
+    <w:p>
+      <w:pPr>
+        <w:pStyle w:val="1"/>
+      </w:pPr>
+      <w:bookmarkStart w:id="31" w:name="_Toc227364446"/>
+      <w:r>
+        <w:rPr>
+          <w:rFonts w:hint="eastAsia"/>
+        </w:rPr>
+        <w:lastRenderedPageBreak/>
+        <w:t>專案時程與組織分工</w:t>
+      </w:r>
+      <w:bookmarkEnd w:id="31"/>
+    </w:p>
+    <w:p>
+      <w:pPr>
+        <w:pStyle w:val="2"/>
+      </w:pPr>
+      <w:bookmarkStart w:id="32" w:name="_Toc227364447"/>
+      <w:r>
+        <w:rPr>
+          <w:rFonts w:hint="eastAsia"/>
+        </w:rPr>
+        <w:t>專案時程</w:t>
+      </w:r>
+      <w:bookmarkEnd w:id="32"/>
     </w:p>
     <w:p>
       <w:pPr>
@@ -15314,30 +19406,16 @@
     </w:p>
     <w:p>
       <w:pPr>
-        <w:pStyle w:val="1"/>
-      </w:pPr>
-      <w:bookmarkStart w:id="29" w:name="_Toc226749679"/>
-      <w:r>
-        <w:rPr>
-          <w:rFonts w:hint="eastAsia"/>
-        </w:rPr>
-        <w:lastRenderedPageBreak/>
-        <w:t>專案時程與組織分工</w:t>
-      </w:r>
-      <w:bookmarkEnd w:id="29"/>
-    </w:p>
-    <w:p>
-      <w:pPr>
         <w:pStyle w:val="2"/>
       </w:pPr>
-      <w:bookmarkStart w:id="30" w:name="_Toc226749680"/>
-      <w:r>
-        <w:rPr>
-          <w:rFonts w:hint="eastAsia"/>
-        </w:rPr>
-        <w:t>專案時程</w:t>
-      </w:r>
-      <w:bookmarkEnd w:id="30"/>
+      <w:bookmarkStart w:id="33" w:name="_Toc227364448"/>
+      <w:r>
+        <w:rPr>
+          <w:rFonts w:hint="eastAsia"/>
+        </w:rPr>
+        <w:t>專案組織與分工</w:t>
+      </w:r>
+      <w:bookmarkEnd w:id="33"/>
     </w:p>
     <w:p>
       <w:pPr>
@@ -15356,14 +19434,26 @@
       <w:pPr>
         <w:pStyle w:val="2"/>
       </w:pPr>
-      <w:bookmarkStart w:id="31" w:name="_Toc226749681"/>
-      <w:r>
-        <w:rPr>
-          <w:rFonts w:hint="eastAsia"/>
-        </w:rPr>
-        <w:t>專案組織與分工</w:t>
-      </w:r>
-      <w:bookmarkEnd w:id="31"/>
+      <w:bookmarkStart w:id="34" w:name="_Toc227364449"/>
+      <w:r>
+        <w:rPr>
+          <w:rFonts w:hint="eastAsia"/>
+        </w:rPr>
+        <w:t>上傳</w:t>
+      </w:r>
+      <w:r>
+        <w:rPr>
+          <w:rFonts w:hint="eastAsia"/>
+        </w:rPr>
+        <w:t>GitHub</w:t>
+      </w:r>
+      <w:r>
+        <w:rPr>
+          <w:rFonts w:hint="eastAsia"/>
+        </w:rPr>
+        <w:t>紀錄</w:t>
+      </w:r>
+      <w:bookmarkEnd w:id="34"/>
     </w:p>
     <w:p>
       <w:pPr>
@@ -15380,47 +19470,9 @@
     </w:p>
     <w:p>
       <w:pPr>
-        <w:pStyle w:val="2"/>
-      </w:pPr>
-      <w:bookmarkStart w:id="32" w:name="_Toc226749682"/>
-      <w:r>
-        <w:rPr>
-          <w:rFonts w:hint="eastAsia"/>
-        </w:rPr>
-        <w:t>上傳</w:t>
-      </w:r>
-      <w:r>
-        <w:rPr>
-          <w:rFonts w:hint="eastAsia"/>
-        </w:rPr>
-        <w:t>GitHub</w:t>
-      </w:r>
-      <w:r>
-        <w:rPr>
-          <w:rFonts w:hint="eastAsia"/>
-        </w:rPr>
-        <w:t>紀錄</w:t>
-      </w:r>
-      <w:bookmarkEnd w:id="32"/>
-    </w:p>
-    <w:p>
-      <w:pPr>
-        <w:pStyle w:val="a0"/>
-        <w:ind w:firstLineChars="200" w:firstLine="560"/>
-      </w:pPr>
-      <w:r>
-        <w:rPr>
-          <w:rFonts w:hint="eastAsia"/>
-          <w:color w:val="EE0000"/>
-        </w:rPr>
-        <w:t>新增內容</w:t>
-      </w:r>
-    </w:p>
-    <w:p>
-      <w:pPr>
         <w:pStyle w:val="1"/>
       </w:pPr>
-      <w:bookmarkStart w:id="33" w:name="_Toc226749683"/>
+      <w:bookmarkStart w:id="35" w:name="_Toc227364450"/>
       <w:r>
         <w:rPr>
           <w:rFonts w:hint="eastAsia"/>
@@ -15428,20 +19480,20 @@
         <w:lastRenderedPageBreak/>
         <w:t>需求模型</w:t>
       </w:r>
-      <w:bookmarkEnd w:id="33"/>
+      <w:bookmarkEnd w:id="35"/>
     </w:p>
     <w:p>
       <w:pPr>
         <w:pStyle w:val="2"/>
       </w:pPr>
-      <w:bookmarkStart w:id="34" w:name="_Toc226749684"/>
+      <w:bookmarkStart w:id="36" w:name="_Toc227364451"/>
       <w:r>
         <w:rPr>
           <w:rFonts w:hint="eastAsia"/>
         </w:rPr>
         <w:t>使用者需求</w:t>
       </w:r>
-      <w:bookmarkEnd w:id="34"/>
+      <w:bookmarkEnd w:id="36"/>
     </w:p>
     <w:p>
       <w:pPr>
@@ -15462,7 +19514,7 @@
       <w:pPr>
         <w:pStyle w:val="afb"/>
       </w:pPr>
-      <w:bookmarkStart w:id="35" w:name="_Toc227104898"/>
+      <w:bookmarkStart w:id="37" w:name="_Toc227364496"/>
       <w:r>
         <w:rPr>
           <w:rFonts w:hint="eastAsia"/>
@@ -15559,7 +19611,7 @@
         </w:rPr>
         <w:t>表</w:t>
       </w:r>
-      <w:bookmarkEnd w:id="35"/>
+      <w:bookmarkEnd w:id="37"/>
     </w:p>
     <w:tbl>
       <w:tblPr>
@@ -15575,7 +19627,7 @@
         <w:tc>
           <w:tcPr>
             <w:tcW w:w="1527" w:type="pct"/>
-            <w:shd w:val="clear" w:color="auto" w:fill="E7ECEE" w:themeFill="background2"/>
+            <w:shd w:val="clear" w:color="auto" w:fill="DEE5E8" w:themeFill="text2" w:themeFillTint="33"/>
             <w:vAlign w:val="center"/>
           </w:tcPr>
           <w:p>
@@ -15599,7 +19651,7 @@
         <w:tc>
           <w:tcPr>
             <w:tcW w:w="3473" w:type="pct"/>
-            <w:shd w:val="clear" w:color="auto" w:fill="E7ECEE" w:themeFill="background2"/>
+            <w:shd w:val="clear" w:color="auto" w:fill="DEE5E8" w:themeFill="text2" w:themeFillTint="33"/>
             <w:vAlign w:val="center"/>
           </w:tcPr>
           <w:p>
@@ -16496,7 +20548,7 @@
       <w:pPr>
         <w:pStyle w:val="afb"/>
       </w:pPr>
-      <w:bookmarkStart w:id="36" w:name="_Toc227104899"/>
+      <w:bookmarkStart w:id="38" w:name="_Toc227364497"/>
       <w:r>
         <w:rPr>
           <w:rFonts w:hint="eastAsia"/>
@@ -16594,7 +20646,7 @@
         </w:rPr>
         <w:t>表</w:t>
       </w:r>
-      <w:bookmarkEnd w:id="36"/>
+      <w:bookmarkEnd w:id="38"/>
     </w:p>
     <w:tbl>
       <w:tblPr>
@@ -16610,7 +20662,7 @@
         <w:tc>
           <w:tcPr>
             <w:tcW w:w="1180" w:type="pct"/>
-            <w:shd w:val="clear" w:color="auto" w:fill="E7ECEE" w:themeFill="background2"/>
+            <w:shd w:val="clear" w:color="auto" w:fill="DEE5E8" w:themeFill="text2" w:themeFillTint="33"/>
             <w:vAlign w:val="center"/>
           </w:tcPr>
           <w:p>
@@ -16634,7 +20686,7 @@
         <w:tc>
           <w:tcPr>
             <w:tcW w:w="3820" w:type="pct"/>
-            <w:shd w:val="clear" w:color="auto" w:fill="E7ECEE" w:themeFill="background2"/>
+            <w:shd w:val="clear" w:color="auto" w:fill="DEE5E8" w:themeFill="text2" w:themeFillTint="33"/>
             <w:vAlign w:val="center"/>
           </w:tcPr>
           <w:p>
@@ -16877,7 +20929,7 @@
       <w:pPr>
         <w:pStyle w:val="afb"/>
       </w:pPr>
-      <w:bookmarkStart w:id="37" w:name="_Toc227104900"/>
+      <w:bookmarkStart w:id="39" w:name="_Toc227364498"/>
       <w:r>
         <w:rPr>
           <w:rFonts w:hint="eastAsia"/>
@@ -16974,7 +21026,7 @@
         </w:rPr>
         <w:t>表</w:t>
       </w:r>
-      <w:bookmarkEnd w:id="37"/>
+      <w:bookmarkEnd w:id="39"/>
     </w:p>
     <w:tbl>
       <w:tblPr>
@@ -16990,7 +21042,7 @@
         <w:tc>
           <w:tcPr>
             <w:tcW w:w="1180" w:type="pct"/>
-            <w:shd w:val="clear" w:color="auto" w:fill="E7ECEE" w:themeFill="background2"/>
+            <w:shd w:val="clear" w:color="auto" w:fill="DEE5E8" w:themeFill="text2" w:themeFillTint="33"/>
             <w:vAlign w:val="center"/>
           </w:tcPr>
           <w:p>
@@ -17014,7 +21066,7 @@
         <w:tc>
           <w:tcPr>
             <w:tcW w:w="3820" w:type="pct"/>
-            <w:shd w:val="clear" w:color="auto" w:fill="E7ECEE" w:themeFill="background2"/>
+            <w:shd w:val="clear" w:color="auto" w:fill="DEE5E8" w:themeFill="text2" w:themeFillTint="33"/>
             <w:vAlign w:val="center"/>
           </w:tcPr>
           <w:p>
@@ -17295,7 +21347,7 @@
       <w:pPr>
         <w:pStyle w:val="afb"/>
       </w:pPr>
-      <w:bookmarkStart w:id="38" w:name="_Toc227104901"/>
+      <w:bookmarkStart w:id="40" w:name="_Toc227364499"/>
       <w:r>
         <w:rPr>
           <w:rFonts w:hint="eastAsia"/>
@@ -17392,7 +21444,7 @@
         </w:rPr>
         <w:t>表</w:t>
       </w:r>
-      <w:bookmarkEnd w:id="38"/>
+      <w:bookmarkEnd w:id="40"/>
     </w:p>
     <w:tbl>
       <w:tblPr>
@@ -17408,7 +21460,7 @@
         <w:tc>
           <w:tcPr>
             <w:tcW w:w="1180" w:type="pct"/>
-            <w:shd w:val="clear" w:color="auto" w:fill="E7ECEE" w:themeFill="background2"/>
+            <w:shd w:val="clear" w:color="auto" w:fill="DEE5E8" w:themeFill="text2" w:themeFillTint="33"/>
             <w:vAlign w:val="center"/>
           </w:tcPr>
           <w:p>
@@ -17432,7 +21484,7 @@
         <w:tc>
           <w:tcPr>
             <w:tcW w:w="3820" w:type="pct"/>
-            <w:shd w:val="clear" w:color="auto" w:fill="E7ECEE" w:themeFill="background2"/>
+            <w:shd w:val="clear" w:color="auto" w:fill="DEE5E8" w:themeFill="text2" w:themeFillTint="33"/>
             <w:vAlign w:val="center"/>
           </w:tcPr>
           <w:p>
@@ -17741,7 +21793,7 @@
         <w:pStyle w:val="2"/>
         <w:pageBreakBefore/>
       </w:pPr>
-      <w:bookmarkStart w:id="39" w:name="_Toc226749685"/>
+      <w:bookmarkStart w:id="41" w:name="_Toc227364452"/>
       <w:r>
         <w:rPr>
           <w:rFonts w:hint="eastAsia"/>
@@ -17749,7 +21801,7 @@
         <w:lastRenderedPageBreak/>
         <w:t>使用個案圖</w:t>
       </w:r>
-      <w:bookmarkEnd w:id="39"/>
+      <w:bookmarkEnd w:id="41"/>
     </w:p>
     <w:p>
       <w:pPr>
@@ -17768,14 +21820,14 @@
       <w:pPr>
         <w:pStyle w:val="2"/>
       </w:pPr>
-      <w:bookmarkStart w:id="40" w:name="_Toc226749686"/>
+      <w:bookmarkStart w:id="42" w:name="_Toc227364453"/>
       <w:r>
         <w:rPr>
           <w:rFonts w:hint="eastAsia"/>
         </w:rPr>
         <w:t>使用個案描述</w:t>
       </w:r>
-      <w:bookmarkEnd w:id="40"/>
+      <w:bookmarkEnd w:id="42"/>
     </w:p>
     <w:p>
       <w:pPr>
@@ -17794,14 +21846,14 @@
       <w:pPr>
         <w:pStyle w:val="2"/>
       </w:pPr>
-      <w:bookmarkStart w:id="41" w:name="_Toc226749687"/>
+      <w:bookmarkStart w:id="43" w:name="_Toc227364454"/>
       <w:r>
         <w:rPr>
           <w:rFonts w:hint="eastAsia"/>
         </w:rPr>
         <w:t>分析類別圖</w:t>
       </w:r>
-      <w:bookmarkEnd w:id="41"/>
+      <w:bookmarkEnd w:id="43"/>
     </w:p>
     <w:p>
       <w:pPr>
@@ -17820,7 +21872,7 @@
       <w:pPr>
         <w:pStyle w:val="1"/>
       </w:pPr>
-      <w:bookmarkStart w:id="42" w:name="_Toc226749688"/>
+      <w:bookmarkStart w:id="44" w:name="_Toc227364455"/>
       <w:r>
         <w:rPr>
           <w:rFonts w:hint="eastAsia"/>
@@ -17828,20 +21880,20 @@
         <w:lastRenderedPageBreak/>
         <w:t>設計模型</w:t>
       </w:r>
-      <w:bookmarkEnd w:id="42"/>
+      <w:bookmarkEnd w:id="44"/>
     </w:p>
     <w:p>
       <w:pPr>
         <w:pStyle w:val="2"/>
       </w:pPr>
-      <w:bookmarkStart w:id="43" w:name="_Toc226749689"/>
+      <w:bookmarkStart w:id="45" w:name="_Toc227364456"/>
       <w:r>
         <w:rPr>
           <w:rFonts w:hint="eastAsia"/>
         </w:rPr>
         <w:t>循序圖</w:t>
       </w:r>
-      <w:bookmarkEnd w:id="43"/>
+      <w:bookmarkEnd w:id="45"/>
     </w:p>
     <w:p>
       <w:pPr>
@@ -17860,14 +21912,14 @@
       <w:pPr>
         <w:pStyle w:val="2"/>
       </w:pPr>
-      <w:bookmarkStart w:id="44" w:name="_Toc226749690"/>
+      <w:bookmarkStart w:id="46" w:name="_Toc227364457"/>
       <w:r>
         <w:rPr>
           <w:rFonts w:hint="eastAsia"/>
         </w:rPr>
         <w:t>設計類別圖</w:t>
       </w:r>
-      <w:bookmarkEnd w:id="44"/>
+      <w:bookmarkEnd w:id="46"/>
     </w:p>
     <w:p>
       <w:pPr>
@@ -17886,7 +21938,7 @@
       <w:pPr>
         <w:pStyle w:val="1"/>
       </w:pPr>
-      <w:bookmarkStart w:id="45" w:name="_Toc226749691"/>
+      <w:bookmarkStart w:id="47" w:name="_Toc227364458"/>
       <w:r>
         <w:rPr>
           <w:rFonts w:hint="eastAsia"/>
@@ -17894,20 +21946,20 @@
         <w:lastRenderedPageBreak/>
         <w:t>實作模型</w:t>
       </w:r>
-      <w:bookmarkEnd w:id="45"/>
+      <w:bookmarkEnd w:id="47"/>
     </w:p>
     <w:p>
       <w:pPr>
         <w:pStyle w:val="2"/>
       </w:pPr>
-      <w:bookmarkStart w:id="46" w:name="_Toc226749692"/>
+      <w:bookmarkStart w:id="48" w:name="_Toc227364459"/>
       <w:r>
         <w:rPr>
           <w:rFonts w:hint="eastAsia"/>
         </w:rPr>
         <w:t>佈署圖</w:t>
       </w:r>
-      <w:bookmarkEnd w:id="46"/>
+      <w:bookmarkEnd w:id="48"/>
     </w:p>
     <w:p>
       <w:pPr>
@@ -17926,14 +21978,14 @@
       <w:pPr>
         <w:pStyle w:val="2"/>
       </w:pPr>
-      <w:bookmarkStart w:id="47" w:name="_Toc226749693"/>
+      <w:bookmarkStart w:id="49" w:name="_Toc227364460"/>
       <w:r>
         <w:rPr>
           <w:rFonts w:hint="eastAsia"/>
         </w:rPr>
         <w:t>套件圖</w:t>
       </w:r>
-      <w:bookmarkEnd w:id="47"/>
+      <w:bookmarkEnd w:id="49"/>
     </w:p>
     <w:p>
       <w:pPr>
@@ -17952,14 +22004,14 @@
       <w:pPr>
         <w:pStyle w:val="2"/>
       </w:pPr>
-      <w:bookmarkStart w:id="48" w:name="_Toc226749694"/>
+      <w:bookmarkStart w:id="50" w:name="_Toc227364461"/>
       <w:r>
         <w:rPr>
           <w:rFonts w:hint="eastAsia"/>
         </w:rPr>
         <w:t>元件圖</w:t>
       </w:r>
-      <w:bookmarkEnd w:id="48"/>
+      <w:bookmarkEnd w:id="50"/>
     </w:p>
     <w:p>
       <w:pPr>
@@ -17979,7 +22031,7 @@
         <w:pStyle w:val="2"/>
         <w:pageBreakBefore/>
       </w:pPr>
-      <w:bookmarkStart w:id="49" w:name="_Toc226749695"/>
+      <w:bookmarkStart w:id="51" w:name="_Toc227364462"/>
       <w:r>
         <w:rPr>
           <w:rFonts w:hint="eastAsia"/>
@@ -17987,7 +22039,7 @@
         <w:lastRenderedPageBreak/>
         <w:t>狀態機</w:t>
       </w:r>
-      <w:bookmarkEnd w:id="49"/>
+      <w:bookmarkEnd w:id="51"/>
     </w:p>
     <w:p>
       <w:pPr>
@@ -18018,7 +22070,7 @@
                     <pic:cNvPicPr/>
                   </pic:nvPicPr>
                   <pic:blipFill rotWithShape="1">
-                    <a:blip r:embed="rId19"/>
+                    <a:blip r:embed="rId20"/>
                     <a:srcRect t="-2595" b="1"/>
                     <a:stretch>
                       <a:fillRect/>
@@ -18052,7 +22104,7 @@
       <w:pPr>
         <w:pStyle w:val="afb"/>
       </w:pPr>
-      <w:bookmarkStart w:id="50" w:name="_Toc227104893"/>
+      <w:bookmarkStart w:id="52" w:name="_Toc227364490"/>
       <w:r>
         <w:rPr>
           <w:rFonts w:hint="eastAsia"/>
@@ -18152,7 +22204,7 @@
         </w:rPr>
         <w:t>狀態機</w:t>
       </w:r>
-      <w:bookmarkEnd w:id="50"/>
+      <w:bookmarkEnd w:id="52"/>
     </w:p>
     <w:p>
       <w:pPr>
@@ -18183,7 +22235,7 @@
                     <pic:cNvPicPr/>
                   </pic:nvPicPr>
                   <pic:blipFill rotWithShape="1">
-                    <a:blip r:embed="rId20"/>
+                    <a:blip r:embed="rId21"/>
                     <a:srcRect t="-6954"/>
                     <a:stretch>
                       <a:fillRect/>
@@ -18217,7 +22269,7 @@
       <w:pPr>
         <w:pStyle w:val="afb"/>
       </w:pPr>
-      <w:bookmarkStart w:id="51" w:name="_Toc227104894"/>
+      <w:bookmarkStart w:id="53" w:name="_Toc227364491"/>
       <w:r>
         <w:rPr>
           <w:rFonts w:hint="eastAsia"/>
@@ -18311,13 +22363,13 @@
         </w:rPr>
         <w:t>訂單之狀態機</w:t>
       </w:r>
-      <w:bookmarkEnd w:id="51"/>
+      <w:bookmarkEnd w:id="53"/>
     </w:p>
     <w:p>
       <w:pPr>
         <w:pStyle w:val="1"/>
       </w:pPr>
-      <w:bookmarkStart w:id="52" w:name="_Toc226749696"/>
+      <w:bookmarkStart w:id="54" w:name="_Toc227364463"/>
       <w:r>
         <w:rPr>
           <w:rFonts w:hint="eastAsia"/>
@@ -18325,20 +22377,20 @@
         <w:lastRenderedPageBreak/>
         <w:t>資料庫設計</w:t>
       </w:r>
-      <w:bookmarkEnd w:id="52"/>
+      <w:bookmarkEnd w:id="54"/>
     </w:p>
     <w:p>
       <w:pPr>
         <w:pStyle w:val="2"/>
       </w:pPr>
-      <w:bookmarkStart w:id="53" w:name="_Toc226749697"/>
+      <w:bookmarkStart w:id="55" w:name="_Toc227364464"/>
       <w:r>
         <w:rPr>
           <w:rFonts w:hint="eastAsia"/>
         </w:rPr>
         <w:t>資料庫關聯表</w:t>
       </w:r>
-      <w:bookmarkEnd w:id="53"/>
+      <w:bookmarkEnd w:id="55"/>
     </w:p>
     <w:p>
       <w:pPr>
@@ -18360,7 +22412,7 @@
           <w:lang w:val="pt-PT"/>
         </w:rPr>
       </w:pPr>
-      <w:bookmarkStart w:id="54" w:name="_Toc226749698"/>
+      <w:bookmarkStart w:id="56" w:name="_Toc227364465"/>
       <w:r>
         <w:rPr>
           <w:rFonts w:hint="eastAsia"/>
@@ -18374,7 +22426,7 @@
         </w:rPr>
         <w:t>Meta data</w:t>
       </w:r>
-      <w:bookmarkEnd w:id="54"/>
+      <w:bookmarkEnd w:id="56"/>
     </w:p>
     <w:p>
       <w:pPr>
@@ -18393,7 +22445,7 @@
       <w:pPr>
         <w:pStyle w:val="1"/>
       </w:pPr>
-      <w:bookmarkStart w:id="55" w:name="_Toc226749699"/>
+      <w:bookmarkStart w:id="57" w:name="_Toc227364466"/>
       <w:r>
         <w:rPr>
           <w:rFonts w:hint="eastAsia"/>
@@ -18401,20 +22453,20 @@
         <w:lastRenderedPageBreak/>
         <w:t>程式</w:t>
       </w:r>
-      <w:bookmarkEnd w:id="55"/>
+      <w:bookmarkEnd w:id="57"/>
     </w:p>
     <w:p>
       <w:pPr>
         <w:pStyle w:val="2"/>
       </w:pPr>
-      <w:bookmarkStart w:id="56" w:name="_Toc226749700"/>
+      <w:bookmarkStart w:id="58" w:name="_Toc227364467"/>
       <w:r>
         <w:rPr>
           <w:rFonts w:hint="eastAsia"/>
         </w:rPr>
         <w:t>元件清單及其規格描述</w:t>
       </w:r>
-      <w:bookmarkEnd w:id="56"/>
+      <w:bookmarkEnd w:id="58"/>
     </w:p>
     <w:p>
       <w:pPr>
@@ -18433,14 +22485,14 @@
       <w:pPr>
         <w:pStyle w:val="2"/>
       </w:pPr>
-      <w:bookmarkStart w:id="57" w:name="_Toc226749701"/>
+      <w:bookmarkStart w:id="59" w:name="_Toc227364468"/>
       <w:r>
         <w:rPr>
           <w:rFonts w:hint="eastAsia"/>
         </w:rPr>
         <w:t>其他附屬之各種元件</w:t>
       </w:r>
-      <w:bookmarkEnd w:id="57"/>
+      <w:bookmarkEnd w:id="59"/>
     </w:p>
     <w:p>
       <w:pPr>
@@ -18459,7 +22511,7 @@
       <w:pPr>
         <w:pStyle w:val="1"/>
       </w:pPr>
-      <w:bookmarkStart w:id="58" w:name="_Toc226749702"/>
+      <w:bookmarkStart w:id="60" w:name="_Toc227364469"/>
       <w:r>
         <w:rPr>
           <w:rFonts w:hint="eastAsia"/>
@@ -18467,7 +22519,7 @@
         <w:lastRenderedPageBreak/>
         <w:t>測試模型</w:t>
       </w:r>
-      <w:bookmarkEnd w:id="58"/>
+      <w:bookmarkEnd w:id="60"/>
     </w:p>
     <w:p>
       <w:pPr>
@@ -18477,14 +22529,14 @@
           <w:tab w:val="left" w:pos="723"/>
         </w:tabs>
       </w:pPr>
-      <w:bookmarkStart w:id="59" w:name="_Toc226749703"/>
+      <w:bookmarkStart w:id="61" w:name="_Toc227364470"/>
       <w:r>
         <w:rPr>
           <w:rFonts w:hint="eastAsia"/>
         </w:rPr>
         <w:t>測試計畫</w:t>
       </w:r>
-      <w:bookmarkEnd w:id="59"/>
+      <w:bookmarkEnd w:id="61"/>
     </w:p>
     <w:p>
       <w:pPr>
@@ -18507,14 +22559,14 @@
           <w:tab w:val="left" w:pos="723"/>
         </w:tabs>
       </w:pPr>
-      <w:bookmarkStart w:id="60" w:name="_Toc226749704"/>
+      <w:bookmarkStart w:id="62" w:name="_Toc227364471"/>
       <w:r>
         <w:rPr>
           <w:rFonts w:hint="eastAsia"/>
         </w:rPr>
         <w:t>測試個案與測試結果資料</w:t>
       </w:r>
-      <w:bookmarkEnd w:id="60"/>
+      <w:bookmarkEnd w:id="62"/>
     </w:p>
     <w:p>
       <w:pPr>
@@ -18533,7 +22585,7 @@
       <w:pPr>
         <w:pStyle w:val="1"/>
       </w:pPr>
-      <w:bookmarkStart w:id="61" w:name="_Toc226749705"/>
+      <w:bookmarkStart w:id="63" w:name="_Toc227364472"/>
       <w:r>
         <w:rPr>
           <w:rFonts w:hint="eastAsia"/>
@@ -18541,7 +22593,7 @@
         <w:lastRenderedPageBreak/>
         <w:t>操作手冊</w:t>
       </w:r>
-      <w:bookmarkEnd w:id="61"/>
+      <w:bookmarkEnd w:id="63"/>
     </w:p>
     <w:p>
       <w:pPr>
@@ -18551,14 +22603,14 @@
           <w:tab w:val="left" w:pos="723"/>
         </w:tabs>
       </w:pPr>
-      <w:bookmarkStart w:id="62" w:name="_Toc226749706"/>
+      <w:bookmarkStart w:id="64" w:name="_Toc227364473"/>
       <w:r>
         <w:rPr>
           <w:rFonts w:hint="eastAsia"/>
         </w:rPr>
         <w:t>系統元件</w:t>
       </w:r>
-      <w:bookmarkEnd w:id="62"/>
+      <w:bookmarkEnd w:id="64"/>
     </w:p>
     <w:p>
       <w:pPr>
@@ -18581,14 +22633,14 @@
           <w:tab w:val="left" w:pos="723"/>
         </w:tabs>
       </w:pPr>
-      <w:bookmarkStart w:id="63" w:name="_Toc226749707"/>
+      <w:bookmarkStart w:id="65" w:name="_Toc227364474"/>
       <w:r>
         <w:rPr>
           <w:rFonts w:hint="eastAsia"/>
         </w:rPr>
         <w:t>系統下載及安裝</w:t>
       </w:r>
-      <w:bookmarkEnd w:id="63"/>
+      <w:bookmarkEnd w:id="65"/>
     </w:p>
     <w:p>
       <w:pPr>
@@ -18607,7 +22659,7 @@
       <w:pPr>
         <w:pStyle w:val="1"/>
       </w:pPr>
-      <w:bookmarkStart w:id="64" w:name="_Toc226749708"/>
+      <w:bookmarkStart w:id="66" w:name="_Toc227364475"/>
       <w:r>
         <w:rPr>
           <w:rFonts w:hint="eastAsia"/>
@@ -18615,7 +22667,7 @@
         <w:lastRenderedPageBreak/>
         <w:t>使用手冊</w:t>
       </w:r>
-      <w:bookmarkEnd w:id="64"/>
+      <w:bookmarkEnd w:id="66"/>
     </w:p>
     <w:p>
       <w:pPr>
@@ -18634,7 +22686,7 @@
       <w:pPr>
         <w:pStyle w:val="1"/>
       </w:pPr>
-      <w:bookmarkStart w:id="65" w:name="_Toc226749709"/>
+      <w:bookmarkStart w:id="67" w:name="_Toc227364476"/>
       <w:r>
         <w:rPr>
           <w:rFonts w:hint="eastAsia"/>
@@ -18642,7 +22694,7 @@
         <w:lastRenderedPageBreak/>
         <w:t>感想</w:t>
       </w:r>
-      <w:bookmarkEnd w:id="65"/>
+      <w:bookmarkEnd w:id="67"/>
     </w:p>
     <w:p>
       <w:pPr>
@@ -18661,7 +22713,7 @@
       <w:pPr>
         <w:pStyle w:val="1"/>
       </w:pPr>
-      <w:bookmarkStart w:id="66" w:name="_Toc226749710"/>
+      <w:bookmarkStart w:id="68" w:name="_Toc227364477"/>
       <w:r>
         <w:rPr>
           <w:rFonts w:hint="eastAsia"/>
@@ -18669,7 +22721,7 @@
         <w:lastRenderedPageBreak/>
         <w:t>參考資料</w:t>
       </w:r>
-      <w:bookmarkEnd w:id="66"/>
+      <w:bookmarkEnd w:id="68"/>
     </w:p>
     <w:p>
       <w:pPr>
@@ -18718,11 +22770,11 @@
       <w:pPr>
         <w:pStyle w:val="a"/>
       </w:pPr>
-      <w:bookmarkStart w:id="67" w:name="_Toc226749711"/>
+      <w:bookmarkStart w:id="69" w:name="_Toc227364478"/>
       <w:r>
         <w:t>會議紀錄</w:t>
       </w:r>
-      <w:bookmarkEnd w:id="67"/>
+      <w:bookmarkEnd w:id="69"/>
     </w:p>
     <w:p>
       <w:pPr>
@@ -18741,14 +22793,14 @@
       <w:pPr>
         <w:pStyle w:val="a"/>
       </w:pPr>
-      <w:bookmarkStart w:id="68" w:name="_Toc226749712"/>
+      <w:bookmarkStart w:id="70" w:name="_Toc227364479"/>
       <w:r>
         <w:rPr>
           <w:rFonts w:hint="eastAsia"/>
         </w:rPr>
         <w:t>問卷題目</w:t>
       </w:r>
-      <w:bookmarkEnd w:id="68"/>
+      <w:bookmarkEnd w:id="70"/>
     </w:p>
     <w:p>
       <w:pPr>
@@ -18767,14 +22819,14 @@
       <w:pPr>
         <w:pStyle w:val="a"/>
       </w:pPr>
-      <w:bookmarkStart w:id="69" w:name="_Toc226749713"/>
+      <w:bookmarkStart w:id="71" w:name="_Toc227364480"/>
       <w:r>
         <w:rPr>
           <w:rFonts w:hint="eastAsia"/>
         </w:rPr>
         <w:t>評審問題回覆</w:t>
       </w:r>
-      <w:bookmarkEnd w:id="69"/>
+      <w:bookmarkEnd w:id="71"/>
     </w:p>
     <w:p>
       <w:pPr>
@@ -18818,7 +22870,7 @@
       </w:pPr>
     </w:p>
     <w:sectPr>
-      <w:footerReference w:type="default" r:id="rId21"/>
+      <w:footerReference w:type="default" r:id="rId22"/>
       <w:pgSz w:w="11906" w:h="16838" w:code="9"/>
       <w:pgMar w:top="851" w:right="851" w:bottom="851" w:left="851" w:header="567" w:footer="567" w:gutter="0"/>
       <w:pgNumType w:start="1"/>
@@ -18869,6 +22921,7 @@
         <w:docPartUnique/>
       </w:docPartObj>
     </w:sdtPr>
+    <w:sdtEndPr/>
     <w:sdtContent>
       <w:p>
         <w:pPr>
@@ -18909,6 +22962,7 @@
         <w:docPartUnique/>
       </w:docPartObj>
     </w:sdtPr>
+    <w:sdtEndPr/>
     <w:sdtContent>
       <w:p>
         <w:pPr>
@@ -19050,6 +23104,95 @@
     </w:lvl>
   </w:abstractNum>
   <w:abstractNum w:abstractNumId="1" w15:restartNumberingAfterBreak="0">
+    <w:nsid w:val="04EC7410"/>
+    <w:multiLevelType w:val="hybridMultilevel"/>
+    <w:tmpl w:val="410243A4"/>
+    <w:lvl w:ilvl="0" w:tplc="FFFFFFFF">
+      <w:start w:val="1"/>
+      <w:numFmt w:val="decimal"/>
+      <w:lvlText w:val="%1."/>
+      <w:lvlJc w:val="left"/>
+      <w:pPr>
+        <w:ind w:left="425" w:hanging="425"/>
+      </w:pPr>
+      <w:rPr>
+        <w:rFonts w:hint="eastAsia"/>
+      </w:rPr>
+    </w:lvl>
+    <w:lvl w:ilvl="1" w:tplc="FFFFFFFF" w:tentative="1">
+      <w:start w:val="1"/>
+      <w:numFmt w:val="ideographTraditional"/>
+      <w:lvlText w:val="%2、"/>
+      <w:lvlJc w:val="left"/>
+      <w:pPr>
+        <w:ind w:left="960" w:hanging="480"/>
+      </w:pPr>
+    </w:lvl>
+    <w:lvl w:ilvl="2" w:tplc="FFFFFFFF" w:tentative="1">
+      <w:start w:val="1"/>
+      <w:numFmt w:val="lowerRoman"/>
+      <w:lvlText w:val="%3."/>
+      <w:lvlJc w:val="right"/>
+      <w:pPr>
+        <w:ind w:left="1440" w:hanging="480"/>
+      </w:pPr>
+    </w:lvl>
+    <w:lvl w:ilvl="3" w:tplc="FFFFFFFF" w:tentative="1">
+      <w:start w:val="1"/>
+      <w:numFmt w:val="decimal"/>
+      <w:lvlText w:val="%4."/>
+      <w:lvlJc w:val="left"/>
+      <w:pPr>
+        <w:ind w:left="1920" w:hanging="480"/>
+      </w:pPr>
+    </w:lvl>
+    <w:lvl w:ilvl="4" w:tplc="FFFFFFFF" w:tentative="1">
+      <w:start w:val="1"/>
+      <w:numFmt w:val="ideographTraditional"/>
+      <w:lvlText w:val="%5、"/>
+      <w:lvlJc w:val="left"/>
+      <w:pPr>
+        <w:ind w:left="2400" w:hanging="480"/>
+      </w:pPr>
+    </w:lvl>
+    <w:lvl w:ilvl="5" w:tplc="FFFFFFFF" w:tentative="1">
+      <w:start w:val="1"/>
+      <w:numFmt w:val="lowerRoman"/>
+      <w:lvlText w:val="%6."/>
+      <w:lvlJc w:val="right"/>
+      <w:pPr>
+        <w:ind w:left="2880" w:hanging="480"/>
+      </w:pPr>
+    </w:lvl>
+    <w:lvl w:ilvl="6" w:tplc="FFFFFFFF" w:tentative="1">
+      <w:start w:val="1"/>
+      <w:numFmt w:val="decimal"/>
+      <w:lvlText w:val="%7."/>
+      <w:lvlJc w:val="left"/>
+      <w:pPr>
+        <w:ind w:left="3360" w:hanging="480"/>
+      </w:pPr>
+    </w:lvl>
+    <w:lvl w:ilvl="7" w:tplc="FFFFFFFF" w:tentative="1">
+      <w:start w:val="1"/>
+      <w:numFmt w:val="ideographTraditional"/>
+      <w:lvlText w:val="%8、"/>
+      <w:lvlJc w:val="left"/>
+      <w:pPr>
+        <w:ind w:left="3840" w:hanging="480"/>
+      </w:pPr>
+    </w:lvl>
+    <w:lvl w:ilvl="8" w:tplc="FFFFFFFF" w:tentative="1">
+      <w:start w:val="1"/>
+      <w:numFmt w:val="lowerRoman"/>
+      <w:lvlText w:val="%9."/>
+      <w:lvlJc w:val="right"/>
+      <w:pPr>
+        <w:ind w:left="4320" w:hanging="480"/>
+      </w:pPr>
+    </w:lvl>
+  </w:abstractNum>
+  <w:abstractNum w:abstractNumId="2" w15:restartNumberingAfterBreak="0">
     <w:nsid w:val="05EE226E"/>
     <w:multiLevelType w:val="hybridMultilevel"/>
     <w:tmpl w:val="28F47D36"/>
@@ -19164,7 +23307,7 @@
       </w:rPr>
     </w:lvl>
   </w:abstractNum>
-  <w:abstractNum w:abstractNumId="2" w15:restartNumberingAfterBreak="0">
+  <w:abstractNum w:abstractNumId="3" w15:restartNumberingAfterBreak="0">
     <w:nsid w:val="0BFF75C3"/>
     <w:multiLevelType w:val="multilevel"/>
     <w:tmpl w:val="26225124"/>
@@ -19283,7 +23426,7 @@
       </w:rPr>
     </w:lvl>
   </w:abstractNum>
-  <w:abstractNum w:abstractNumId="3" w15:restartNumberingAfterBreak="0">
+  <w:abstractNum w:abstractNumId="4" w15:restartNumberingAfterBreak="0">
     <w:nsid w:val="199C3928"/>
     <w:multiLevelType w:val="multilevel"/>
     <w:tmpl w:val="A9687BFE"/>
@@ -19402,7 +23545,7 @@
       </w:rPr>
     </w:lvl>
   </w:abstractNum>
-  <w:abstractNum w:abstractNumId="4" w15:restartNumberingAfterBreak="0">
+  <w:abstractNum w:abstractNumId="5" w15:restartNumberingAfterBreak="0">
     <w:nsid w:val="23C86201"/>
     <w:multiLevelType w:val="hybridMultilevel"/>
     <w:tmpl w:val="D9F2BF2A"/>
@@ -19517,7 +23660,7 @@
       </w:rPr>
     </w:lvl>
   </w:abstractNum>
-  <w:abstractNum w:abstractNumId="5" w15:restartNumberingAfterBreak="0">
+  <w:abstractNum w:abstractNumId="6" w15:restartNumberingAfterBreak="0">
     <w:nsid w:val="28877CB4"/>
     <w:multiLevelType w:val="multilevel"/>
     <w:tmpl w:val="33163BCC"/>
@@ -19638,7 +23781,7 @@
       </w:rPr>
     </w:lvl>
   </w:abstractNum>
-  <w:abstractNum w:abstractNumId="6" w15:restartNumberingAfterBreak="0">
+  <w:abstractNum w:abstractNumId="7" w15:restartNumberingAfterBreak="0">
     <w:nsid w:val="2A1109FD"/>
     <w:multiLevelType w:val="multilevel"/>
     <w:tmpl w:val="98C8B798"/>
@@ -19754,7 +23897,7 @@
       </w:rPr>
     </w:lvl>
   </w:abstractNum>
-  <w:abstractNum w:abstractNumId="7" w15:restartNumberingAfterBreak="0">
+  <w:abstractNum w:abstractNumId="8" w15:restartNumberingAfterBreak="0">
     <w:nsid w:val="38B82D73"/>
     <w:multiLevelType w:val="multilevel"/>
     <w:tmpl w:val="26225124"/>
@@ -19873,7 +24016,7 @@
       </w:rPr>
     </w:lvl>
   </w:abstractNum>
-  <w:abstractNum w:abstractNumId="8" w15:restartNumberingAfterBreak="0">
+  <w:abstractNum w:abstractNumId="9" w15:restartNumberingAfterBreak="0">
     <w:nsid w:val="42A62854"/>
     <w:multiLevelType w:val="hybridMultilevel"/>
     <w:tmpl w:val="C99E7102"/>
@@ -19986,7 +24129,7 @@
       </w:rPr>
     </w:lvl>
   </w:abstractNum>
-  <w:abstractNum w:abstractNumId="9" w15:restartNumberingAfterBreak="0">
+  <w:abstractNum w:abstractNumId="10" w15:restartNumberingAfterBreak="0">
     <w:nsid w:val="468B03EF"/>
     <w:multiLevelType w:val="hybridMultilevel"/>
     <w:tmpl w:val="410243A4"/>
@@ -20075,7 +24218,7 @@
       </w:pPr>
     </w:lvl>
   </w:abstractNum>
-  <w:abstractNum w:abstractNumId="10" w15:restartNumberingAfterBreak="0">
+  <w:abstractNum w:abstractNumId="11" w15:restartNumberingAfterBreak="0">
     <w:nsid w:val="5282194E"/>
     <w:multiLevelType w:val="hybridMultilevel"/>
     <w:tmpl w:val="FB0A744C"/>
@@ -20188,7 +24331,7 @@
       </w:rPr>
     </w:lvl>
   </w:abstractNum>
-  <w:abstractNum w:abstractNumId="11" w15:restartNumberingAfterBreak="0">
+  <w:abstractNum w:abstractNumId="12" w15:restartNumberingAfterBreak="0">
     <w:nsid w:val="555B3C92"/>
     <w:multiLevelType w:val="hybridMultilevel"/>
     <w:tmpl w:val="410243A4"/>
@@ -20277,7 +24420,7 @@
       </w:pPr>
     </w:lvl>
   </w:abstractNum>
-  <w:abstractNum w:abstractNumId="12" w15:restartNumberingAfterBreak="0">
+  <w:abstractNum w:abstractNumId="13" w15:restartNumberingAfterBreak="0">
     <w:nsid w:val="57EE0B3D"/>
     <w:multiLevelType w:val="hybridMultilevel"/>
     <w:tmpl w:val="B2281F40"/>
@@ -20390,7 +24533,7 @@
       </w:rPr>
     </w:lvl>
   </w:abstractNum>
-  <w:abstractNum w:abstractNumId="13" w15:restartNumberingAfterBreak="0">
+  <w:abstractNum w:abstractNumId="14" w15:restartNumberingAfterBreak="0">
     <w:nsid w:val="62A94BEB"/>
     <w:multiLevelType w:val="multilevel"/>
     <w:tmpl w:val="28327C30"/>
@@ -20513,7 +24656,7 @@
       </w:rPr>
     </w:lvl>
   </w:abstractNum>
-  <w:abstractNum w:abstractNumId="14" w15:restartNumberingAfterBreak="0">
+  <w:abstractNum w:abstractNumId="15" w15:restartNumberingAfterBreak="0">
     <w:nsid w:val="709261F5"/>
     <w:multiLevelType w:val="hybridMultilevel"/>
     <w:tmpl w:val="410243A4"/>
@@ -20603,52 +24746,52 @@
     </w:lvl>
   </w:abstractNum>
   <w:num w:numId="1" w16cid:durableId="567426511">
-    <w:abstractNumId w:val="13"/>
+    <w:abstractNumId w:val="14"/>
   </w:num>
   <w:num w:numId="2" w16cid:durableId="1354115221">
+    <w:abstractNumId w:val="6"/>
+  </w:num>
+  <w:num w:numId="3" w16cid:durableId="222914366">
+    <w:abstractNumId w:val="3"/>
+  </w:num>
+  <w:num w:numId="4" w16cid:durableId="499469848">
+    <w:abstractNumId w:val="8"/>
+  </w:num>
+  <w:num w:numId="5" w16cid:durableId="1810171025">
+    <w:abstractNumId w:val="11"/>
+  </w:num>
+  <w:num w:numId="6" w16cid:durableId="1634099974">
     <w:abstractNumId w:val="5"/>
   </w:num>
-  <w:num w:numId="3" w16cid:durableId="222914366">
+  <w:num w:numId="7" w16cid:durableId="1082531007">
+    <w:abstractNumId w:val="14"/>
+  </w:num>
+  <w:num w:numId="8" w16cid:durableId="1043091149">
+    <w:abstractNumId w:val="14"/>
+  </w:num>
+  <w:num w:numId="9" w16cid:durableId="1025713953">
+    <w:abstractNumId w:val="14"/>
+  </w:num>
+  <w:num w:numId="10" w16cid:durableId="64689681">
+    <w:abstractNumId w:val="14"/>
+  </w:num>
+  <w:num w:numId="11" w16cid:durableId="444616883">
+    <w:abstractNumId w:val="14"/>
+  </w:num>
+  <w:num w:numId="12" w16cid:durableId="767626243">
+    <w:abstractNumId w:val="14"/>
+  </w:num>
+  <w:num w:numId="13" w16cid:durableId="1363097436">
+    <w:abstractNumId w:val="14"/>
+  </w:num>
+  <w:num w:numId="14" w16cid:durableId="2138906583">
+    <w:abstractNumId w:val="14"/>
+  </w:num>
+  <w:num w:numId="15" w16cid:durableId="1693412012">
     <w:abstractNumId w:val="2"/>
   </w:num>
-  <w:num w:numId="4" w16cid:durableId="499469848">
-    <w:abstractNumId w:val="7"/>
-  </w:num>
-  <w:num w:numId="5" w16cid:durableId="1810171025">
-    <w:abstractNumId w:val="10"/>
-  </w:num>
-  <w:num w:numId="6" w16cid:durableId="1634099974">
-    <w:abstractNumId w:val="4"/>
-  </w:num>
-  <w:num w:numId="7" w16cid:durableId="1082531007">
-    <w:abstractNumId w:val="13"/>
-  </w:num>
-  <w:num w:numId="8" w16cid:durableId="1043091149">
-    <w:abstractNumId w:val="13"/>
-  </w:num>
-  <w:num w:numId="9" w16cid:durableId="1025713953">
-    <w:abstractNumId w:val="13"/>
-  </w:num>
-  <w:num w:numId="10" w16cid:durableId="64689681">
-    <w:abstractNumId w:val="13"/>
-  </w:num>
-  <w:num w:numId="11" w16cid:durableId="444616883">
-    <w:abstractNumId w:val="13"/>
-  </w:num>
-  <w:num w:numId="12" w16cid:durableId="767626243">
-    <w:abstractNumId w:val="13"/>
-  </w:num>
-  <w:num w:numId="13" w16cid:durableId="1363097436">
-    <w:abstractNumId w:val="13"/>
-  </w:num>
-  <w:num w:numId="14" w16cid:durableId="2138906583">
-    <w:abstractNumId w:val="13"/>
-  </w:num>
-  <w:num w:numId="15" w16cid:durableId="1693412012">
-    <w:abstractNumId w:val="1"/>
-  </w:num>
   <w:num w:numId="16" w16cid:durableId="641540391">
-    <w:abstractNumId w:val="13"/>
+    <w:abstractNumId w:val="14"/>
     <w:lvlOverride w:ilvl="0">
       <w:startOverride w:val="1"/>
     </w:lvlOverride>
@@ -20678,76 +24821,115 @@
     </w:lvlOverride>
   </w:num>
   <w:num w:numId="17" w16cid:durableId="1549680195">
-    <w:abstractNumId w:val="6"/>
+    <w:abstractNumId w:val="7"/>
   </w:num>
   <w:num w:numId="18" w16cid:durableId="1672677372">
     <w:abstractNumId w:val="0"/>
   </w:num>
   <w:num w:numId="19" w16cid:durableId="15888386">
-    <w:abstractNumId w:val="3"/>
+    <w:abstractNumId w:val="4"/>
   </w:num>
   <w:num w:numId="20" w16cid:durableId="94641526">
+    <w:abstractNumId w:val="14"/>
+  </w:num>
+  <w:num w:numId="21" w16cid:durableId="1636325619">
+    <w:abstractNumId w:val="14"/>
+  </w:num>
+  <w:num w:numId="22" w16cid:durableId="1422682397">
     <w:abstractNumId w:val="13"/>
   </w:num>
-  <w:num w:numId="21" w16cid:durableId="1636325619">
-    <w:abstractNumId w:val="13"/>
+  <w:num w:numId="23" w16cid:durableId="946695533">
+    <w:abstractNumId w:val="14"/>
   </w:num>
-  <w:num w:numId="22" w16cid:durableId="1422682397">
+  <w:num w:numId="24" w16cid:durableId="996425102">
+    <w:abstractNumId w:val="9"/>
+  </w:num>
+  <w:num w:numId="25" w16cid:durableId="1972437929">
+    <w:abstractNumId w:val="14"/>
+  </w:num>
+  <w:num w:numId="26" w16cid:durableId="132062178">
+    <w:abstractNumId w:val="10"/>
+  </w:num>
+  <w:num w:numId="27" w16cid:durableId="1497381946">
+    <w:abstractNumId w:val="14"/>
+  </w:num>
+  <w:num w:numId="28" w16cid:durableId="214632962">
+    <w:abstractNumId w:val="14"/>
+  </w:num>
+  <w:num w:numId="29" w16cid:durableId="1189023927">
+    <w:abstractNumId w:val="14"/>
+  </w:num>
+  <w:num w:numId="30" w16cid:durableId="1152215780">
+    <w:abstractNumId w:val="15"/>
+  </w:num>
+  <w:num w:numId="31" w16cid:durableId="1346245807">
+    <w:abstractNumId w:val="14"/>
+  </w:num>
+  <w:num w:numId="32" w16cid:durableId="105346929">
+    <w:abstractNumId w:val="14"/>
+  </w:num>
+  <w:num w:numId="33" w16cid:durableId="65497744">
+    <w:abstractNumId w:val="14"/>
+  </w:num>
+  <w:num w:numId="34" w16cid:durableId="1171599239">
+    <w:abstractNumId w:val="14"/>
+  </w:num>
+  <w:num w:numId="35" w16cid:durableId="1157109976">
+    <w:abstractNumId w:val="14"/>
+  </w:num>
+  <w:num w:numId="36" w16cid:durableId="56629640">
+    <w:abstractNumId w:val="14"/>
+  </w:num>
+  <w:num w:numId="37" w16cid:durableId="1408192475">
+    <w:abstractNumId w:val="14"/>
+  </w:num>
+  <w:num w:numId="38" w16cid:durableId="484395657">
+    <w:abstractNumId w:val="14"/>
+  </w:num>
+  <w:num w:numId="39" w16cid:durableId="1375042268">
+    <w:abstractNumId w:val="14"/>
+  </w:num>
+  <w:num w:numId="40" w16cid:durableId="1538853502">
     <w:abstractNumId w:val="12"/>
   </w:num>
-  <w:num w:numId="23" w16cid:durableId="946695533">
-    <w:abstractNumId w:val="13"/>
-  </w:num>
-  <w:num w:numId="24" w16cid:durableId="996425102">
-    <w:abstractNumId w:val="8"/>
-  </w:num>
-  <w:num w:numId="25" w16cid:durableId="1972437929">
-    <w:abstractNumId w:val="13"/>
-  </w:num>
-  <w:num w:numId="26" w16cid:durableId="132062178">
-    <w:abstractNumId w:val="9"/>
-  </w:num>
-  <w:num w:numId="27" w16cid:durableId="1497381946">
-    <w:abstractNumId w:val="13"/>
-  </w:num>
-  <w:num w:numId="28" w16cid:durableId="214632962">
-    <w:abstractNumId w:val="13"/>
-  </w:num>
-  <w:num w:numId="29" w16cid:durableId="1189023927">
-    <w:abstractNumId w:val="13"/>
-  </w:num>
-  <w:num w:numId="30" w16cid:durableId="1152215780">
+  <w:num w:numId="41" w16cid:durableId="1471438954">
     <w:abstractNumId w:val="14"/>
   </w:num>
-  <w:num w:numId="31" w16cid:durableId="1346245807">
-    <w:abstractNumId w:val="13"/>
+  <w:num w:numId="42" w16cid:durableId="1606230106">
+    <w:abstractNumId w:val="14"/>
   </w:num>
-  <w:num w:numId="32" w16cid:durableId="105346929">
-    <w:abstractNumId w:val="13"/>
+  <w:num w:numId="43" w16cid:durableId="1335259211">
+    <w:abstractNumId w:val="1"/>
   </w:num>
-  <w:num w:numId="33" w16cid:durableId="65497744">
-    <w:abstractNumId w:val="13"/>
+  <w:num w:numId="44" w16cid:durableId="1209297771">
+    <w:abstractNumId w:val="14"/>
   </w:num>
-  <w:num w:numId="34" w16cid:durableId="1171599239">
-    <w:abstractNumId w:val="13"/>
+  <w:num w:numId="45" w16cid:durableId="474875311">
+    <w:abstractNumId w:val="14"/>
   </w:num>
-  <w:num w:numId="35" w16cid:durableId="1157109976">
-    <w:abstractNumId w:val="13"/>
+  <w:num w:numId="46" w16cid:durableId="782191019">
+    <w:abstractNumId w:val="14"/>
   </w:num>
-  <w:num w:numId="36" w16cid:durableId="56629640">
-    <w:abstractNumId w:val="13"/>
+  <w:num w:numId="47" w16cid:durableId="1424571750">
+    <w:abstractNumId w:val="14"/>
   </w:num>
-  <w:num w:numId="37" w16cid:durableId="1408192475">
-    <w:abstractNumId w:val="13"/>
+  <w:num w:numId="48" w16cid:durableId="681934794">
+    <w:abstractNumId w:val="14"/>
   </w:num>
-  <w:num w:numId="38" w16cid:durableId="484395657">
-    <w:abstractNumId w:val="13"/>
+  <w:num w:numId="49" w16cid:durableId="2086023712">
+    <w:abstractNumId w:val="14"/>
   </w:num>
-  <w:num w:numId="39" w16cid:durableId="1375042268">
-    <w:abstractNumId w:val="13"/>
+  <w:num w:numId="50" w16cid:durableId="1802649994">
+    <w:abstractNumId w:val="14"/>
   </w:num>
-  <w:num w:numId="40" w16cid:durableId="1538853502">
-    <w:abstractNumId w:val="11"/>
+  <w:num w:numId="51" w16cid:durableId="749276076">
+    <w:abstractNumId w:val="14"/>
+  </w:num>
+  <w:num w:numId="52" w16cid:durableId="1196239061">
+    <w:abstractNumId w:val="14"/>
+  </w:num>
+  <w:num w:numId="53" w16cid:durableId="991759078">
+    <w:abstractNumId w:val="14"/>
   </w:num>
 </w:numbering>
 </file>
@@ -21148,7 +25330,7 @@
   <w:style w:type="paragraph" w:default="1" w:styleId="a1">
     <w:name w:val="Normal"/>
     <w:qFormat/>
-    <w:rsid w:val="009173AD"/>
+    <w:rsid w:val="00E07BD8"/>
   </w:style>
   <w:style w:type="paragraph" w:styleId="1">
     <w:name w:val="heading 1"/>
@@ -21861,9 +26043,8 @@
     <w:uiPriority w:val="35"/>
     <w:unhideWhenUsed/>
     <w:qFormat/>
-    <w:rsid w:val="00BE2189"/>
+    <w:rsid w:val="00BB1DA9"/>
     <w:pPr>
-      <w:keepNext/>
       <w:overflowPunct w:val="0"/>
       <w:snapToGrid w:val="0"/>
       <w:spacing w:before="120" w:after="120"/>

--- a/documents/四技第115414組-救「舊」我的書-系統手冊.docx
+++ b/documents/四技第115414組-救「舊」我的書-系統手冊.docx
@@ -17,7 +17,25 @@
           <w:sz w:val="72"/>
           <w:szCs w:val="72"/>
         </w:rPr>
-        <w:t>國立臺北商業大學</w:t>
+        <w:t>國立</w:t>
+      </w:r>
+      <w:proofErr w:type="gramStart"/>
+      <w:r>
+        <w:rPr>
+          <w:rFonts w:ascii="Times New Roman" w:eastAsia="標楷體" w:hAnsi="Times New Roman" w:hint="eastAsia"/>
+          <w:sz w:val="72"/>
+          <w:szCs w:val="72"/>
+        </w:rPr>
+        <w:t>臺</w:t>
+      </w:r>
+      <w:proofErr w:type="gramEnd"/>
+      <w:r>
+        <w:rPr>
+          <w:rFonts w:ascii="Times New Roman" w:eastAsia="標楷體" w:hAnsi="Times New Roman" w:hint="eastAsia"/>
+          <w:sz w:val="72"/>
+          <w:szCs w:val="72"/>
+        </w:rPr>
+        <w:t>北商業大學</w:t>
       </w:r>
     </w:p>
     <w:p>
@@ -535,8 +553,20 @@
           <w:sz w:val="40"/>
           <w:szCs w:val="40"/>
         </w:rPr>
-        <w:t>連卉媗</w:t>
-      </w:r>
+        <w:t>連卉</w:t>
+      </w:r>
+      <w:proofErr w:type="gramStart"/>
+      <w:r>
+        <w:rPr>
+          <w:rFonts w:hint="eastAsia"/>
+          <w:b/>
+          <w:bCs/>
+          <w:sz w:val="40"/>
+          <w:szCs w:val="40"/>
+        </w:rPr>
+        <w:t>媗</w:t>
+      </w:r>
+      <w:proofErr w:type="gramEnd"/>
     </w:p>
     <w:p>
       <w:pPr>
@@ -697,12 +727,20 @@
         <w:spacing w:after="120"/>
       </w:pPr>
       <w:bookmarkStart w:id="0" w:name="_Toc227364428"/>
+      <w:proofErr w:type="gramStart"/>
       <w:r>
         <w:rPr>
           <w:rFonts w:hint="eastAsia"/>
         </w:rPr>
         <w:lastRenderedPageBreak/>
-        <w:t>誌謝</w:t>
+        <w:t>誌</w:t>
+      </w:r>
+      <w:proofErr w:type="gramEnd"/>
+      <w:r>
+        <w:rPr>
+          <w:rFonts w:hint="eastAsia"/>
+        </w:rPr>
+        <w:t>謝</w:t>
       </w:r>
       <w:bookmarkEnd w:id="0"/>
     </w:p>
@@ -719,7 +757,39 @@
           <w:rFonts w:hint="eastAsia"/>
           <w:color w:val="000000" w:themeColor="text1"/>
         </w:rPr>
-        <w:t>歲月荏苒，本系統「救『舊』我的書」自研發、淬鍊至最終成型，背後實仰賴多方之襄助與知識之交織。本系統之完成，非僅為技術之實踐，更為跨校、跨領域協作之成果。謹於此文末，向所有曾惠予指引與支援之師長、同儕，致上最誠摯之謝忱。</w:t>
+        <w:t>歲月荏苒，本系統「救『舊』我的書」自研發、淬</w:t>
+      </w:r>
+      <w:proofErr w:type="gramStart"/>
+      <w:r>
+        <w:rPr>
+          <w:rFonts w:hint="eastAsia"/>
+          <w:color w:val="000000" w:themeColor="text1"/>
+        </w:rPr>
+        <w:t>鍊</w:t>
+      </w:r>
+      <w:proofErr w:type="gramEnd"/>
+      <w:r>
+        <w:rPr>
+          <w:rFonts w:hint="eastAsia"/>
+          <w:color w:val="000000" w:themeColor="text1"/>
+        </w:rPr>
+        <w:t>至最終成型，背後實仰賴多方之襄助與知識之交織。本系統之完成，非僅為技術之實踐，更為跨校、跨領域協作之成果。謹於此文末，向</w:t>
+      </w:r>
+      <w:proofErr w:type="gramStart"/>
+      <w:r>
+        <w:rPr>
+          <w:rFonts w:hint="eastAsia"/>
+          <w:color w:val="000000" w:themeColor="text1"/>
+        </w:rPr>
+        <w:t>所有曾惠予</w:t>
+      </w:r>
+      <w:proofErr w:type="gramEnd"/>
+      <w:r>
+        <w:rPr>
+          <w:rFonts w:hint="eastAsia"/>
+          <w:color w:val="000000" w:themeColor="text1"/>
+        </w:rPr>
+        <w:t>指引與支援之師長、同儕，致上最誠摯之謝忱。</w:t>
       </w:r>
     </w:p>
     <w:p>
@@ -736,7 +806,39 @@
           <w:rFonts w:hint="eastAsia"/>
           <w:color w:val="000000" w:themeColor="text1"/>
         </w:rPr>
-        <w:t>首要感謝指導教授國立臺北商業大學林俊杰老師。林教授於專案構思之初，即以高瞻遠矚之學識為學生撥雲見日，引領吾等於技術研發中確立航向。其嚴謹之治學態度與敏銳之學術洞察力，不僅使系統架構更臻完善，更教導學生以系統化思維解決實務困境，師恩浩蕩，銘感五內。</w:t>
+        <w:t>首要感謝指導教授國立</w:t>
+      </w:r>
+      <w:proofErr w:type="gramStart"/>
+      <w:r>
+        <w:rPr>
+          <w:rFonts w:hint="eastAsia"/>
+          <w:color w:val="000000" w:themeColor="text1"/>
+        </w:rPr>
+        <w:t>臺</w:t>
+      </w:r>
+      <w:proofErr w:type="gramEnd"/>
+      <w:r>
+        <w:rPr>
+          <w:rFonts w:hint="eastAsia"/>
+          <w:color w:val="000000" w:themeColor="text1"/>
+        </w:rPr>
+        <w:t>北商業大學林俊杰老師。林教授於專案構思之初，即以高瞻遠矚之學識為學生撥雲見日，引領吾等於技術研發中確立航向。其嚴謹之治學態度與敏銳之學術洞察力，不僅使系統架構更</w:t>
+      </w:r>
+      <w:proofErr w:type="gramStart"/>
+      <w:r>
+        <w:rPr>
+          <w:rFonts w:hint="eastAsia"/>
+          <w:color w:val="000000" w:themeColor="text1"/>
+        </w:rPr>
+        <w:t>臻</w:t>
+      </w:r>
+      <w:proofErr w:type="gramEnd"/>
+      <w:r>
+        <w:rPr>
+          <w:rFonts w:hint="eastAsia"/>
+          <w:color w:val="000000" w:themeColor="text1"/>
+        </w:rPr>
+        <w:t>完善，更教導學生以系統化思維解決實務困境，師恩浩蕩，銘感五內。</w:t>
       </w:r>
     </w:p>
     <w:p>
@@ -753,13 +855,29 @@
           <w:rFonts w:hint="eastAsia"/>
           <w:color w:val="000000" w:themeColor="text1"/>
         </w:rPr>
-        <w:t>在實體結構與硬體實作方面，特別感謝臺北城市科技大學吳政佑同學。其於</w:t>
-      </w:r>
+        <w:t>在實體結構與硬體實作方面，特別感謝</w:t>
+      </w:r>
+      <w:proofErr w:type="gramStart"/>
       <w:r>
         <w:rPr>
           <w:rFonts w:hint="eastAsia"/>
           <w:color w:val="000000" w:themeColor="text1"/>
         </w:rPr>
+        <w:t>臺</w:t>
+      </w:r>
+      <w:proofErr w:type="gramEnd"/>
+      <w:r>
+        <w:rPr>
+          <w:rFonts w:hint="eastAsia"/>
+          <w:color w:val="000000" w:themeColor="text1"/>
+        </w:rPr>
+        <w:t>北城市科技大學吳政佑同學。其於</w:t>
+      </w:r>
+      <w:r>
+        <w:rPr>
+          <w:rFonts w:hint="eastAsia"/>
+          <w:color w:val="000000" w:themeColor="text1"/>
+        </w:rPr>
         <w:t>3D</w:t>
       </w:r>
       <w:r>
@@ -781,7 +899,23 @@
           <w:rFonts w:hint="eastAsia"/>
           <w:color w:val="000000" w:themeColor="text1"/>
         </w:rPr>
-        <w:t>列印技術上之鼎力支援，使設計藍圖得以精準轉化為具體成品，跨越虛擬與現實之鴻溝。</w:t>
+        <w:t>列印技術上之鼎力支援，使設計藍圖得以精</w:t>
+      </w:r>
+      <w:proofErr w:type="gramStart"/>
+      <w:r>
+        <w:rPr>
+          <w:rFonts w:hint="eastAsia"/>
+          <w:color w:val="000000" w:themeColor="text1"/>
+        </w:rPr>
+        <w:t>準</w:t>
+      </w:r>
+      <w:proofErr w:type="gramEnd"/>
+      <w:r>
+        <w:rPr>
+          <w:rFonts w:hint="eastAsia"/>
+          <w:color w:val="000000" w:themeColor="text1"/>
+        </w:rPr>
+        <w:t>轉化為具體成品，跨越虛擬與現實之鴻溝。</w:t>
       </w:r>
     </w:p>
     <w:p>
@@ -798,7 +932,23 @@
           <w:rFonts w:hint="eastAsia"/>
           <w:color w:val="000000" w:themeColor="text1"/>
         </w:rPr>
-        <w:t>關於視覺語彙與使用者邏輯之優化，感謝國立臺北商業大學創意科技與產品設計系同學之巧思，其對</w:t>
+        <w:t>關於視覺語彙與使用者邏輯之優化，感謝國立</w:t>
+      </w:r>
+      <w:proofErr w:type="gramStart"/>
+      <w:r>
+        <w:rPr>
+          <w:rFonts w:hint="eastAsia"/>
+          <w:color w:val="000000" w:themeColor="text1"/>
+        </w:rPr>
+        <w:t>臺</w:t>
+      </w:r>
+      <w:proofErr w:type="gramEnd"/>
+      <w:r>
+        <w:rPr>
+          <w:rFonts w:hint="eastAsia"/>
+          <w:color w:val="000000" w:themeColor="text1"/>
+        </w:rPr>
+        <w:t>北商業大學創意科技與產品設計系同學之巧思，其對</w:t>
       </w:r>
       <w:r>
         <w:rPr>
@@ -843,7 +993,55 @@
           <w:rFonts w:hint="eastAsia"/>
           <w:color w:val="000000" w:themeColor="text1"/>
         </w:rPr>
-        <w:t>本系統一路走來，雖有艱辛，然獲此良師益友相伴，實乃學生之幸。諸位之協助，皆已化為本系統不可或缺之基石；此份成就，乃我輩共同締造，特以此文誌之，以銘厚誼。</w:t>
+        <w:t>本系統一路走來，雖有艱辛，</w:t>
+      </w:r>
+      <w:proofErr w:type="gramStart"/>
+      <w:r>
+        <w:rPr>
+          <w:rFonts w:hint="eastAsia"/>
+          <w:color w:val="000000" w:themeColor="text1"/>
+        </w:rPr>
+        <w:t>然獲此</w:t>
+      </w:r>
+      <w:proofErr w:type="gramEnd"/>
+      <w:r>
+        <w:rPr>
+          <w:rFonts w:hint="eastAsia"/>
+          <w:color w:val="000000" w:themeColor="text1"/>
+        </w:rPr>
+        <w:t>良師益友相伴，實乃學生之幸。諸位之協助，皆已化為本系統不可或缺之基石；此份成就，乃我輩共同締造，特以此文</w:t>
+      </w:r>
+      <w:proofErr w:type="gramStart"/>
+      <w:r>
+        <w:rPr>
+          <w:rFonts w:hint="eastAsia"/>
+          <w:color w:val="000000" w:themeColor="text1"/>
+        </w:rPr>
+        <w:t>誌</w:t>
+      </w:r>
+      <w:proofErr w:type="gramEnd"/>
+      <w:r>
+        <w:rPr>
+          <w:rFonts w:hint="eastAsia"/>
+          <w:color w:val="000000" w:themeColor="text1"/>
+        </w:rPr>
+        <w:t>之，</w:t>
+      </w:r>
+      <w:proofErr w:type="gramStart"/>
+      <w:r>
+        <w:rPr>
+          <w:rFonts w:hint="eastAsia"/>
+          <w:color w:val="000000" w:themeColor="text1"/>
+        </w:rPr>
+        <w:t>以銘厚誼</w:t>
+      </w:r>
+      <w:proofErr w:type="gramEnd"/>
+      <w:r>
+        <w:rPr>
+          <w:rFonts w:hint="eastAsia"/>
+          <w:color w:val="000000" w:themeColor="text1"/>
+        </w:rPr>
+        <w:t>。</w:t>
       </w:r>
     </w:p>
     <w:p>
@@ -887,8 +1085,16 @@
         <w:rPr>
           <w:rFonts w:hint="eastAsia"/>
         </w:rPr>
-        <w:t>連卉媗</w:t>
-      </w:r>
+        <w:t>連卉</w:t>
+      </w:r>
+      <w:proofErr w:type="gramStart"/>
+      <w:r>
+        <w:rPr>
+          <w:rFonts w:hint="eastAsia"/>
+        </w:rPr>
+        <w:t>媗</w:t>
+      </w:r>
+      <w:proofErr w:type="gramEnd"/>
       <w:r>
         <w:rPr>
           <w:rFonts w:hint="eastAsia"/>
@@ -911,8 +1117,16 @@
         <w:rPr>
           <w:rFonts w:hint="eastAsia"/>
         </w:rPr>
-        <w:t>謹誌</w:t>
-      </w:r>
+        <w:t>謹</w:t>
+      </w:r>
+      <w:proofErr w:type="gramStart"/>
+      <w:r>
+        <w:rPr>
+          <w:rFonts w:hint="eastAsia"/>
+        </w:rPr>
+        <w:t>誌</w:t>
+      </w:r>
+      <w:proofErr w:type="gramEnd"/>
     </w:p>
     <w:p>
       <w:pPr>
@@ -930,7 +1144,21 @@
         <w:rPr>
           <w:rFonts w:hint="eastAsia"/>
         </w:rPr>
-        <w:t>國立臺北商業大學資訊管理系</w:t>
+        <w:t>國立</w:t>
+      </w:r>
+      <w:proofErr w:type="gramStart"/>
+      <w:r>
+        <w:rPr>
+          <w:rFonts w:hint="eastAsia"/>
+        </w:rPr>
+        <w:t>臺</w:t>
+      </w:r>
+      <w:proofErr w:type="gramEnd"/>
+      <w:r>
+        <w:rPr>
+          <w:rFonts w:hint="eastAsia"/>
+        </w:rPr>
+        <w:t>北商業大學資訊管理系</w:t>
       </w:r>
     </w:p>
     <w:p>
@@ -2755,7 +2983,7 @@
             <w:noProof/>
             <w:webHidden/>
           </w:rPr>
-          <w:t>18</w:t>
+          <w:t>17</w:t>
         </w:r>
         <w:r>
           <w:rPr>
@@ -2846,7 +3074,7 @@
             <w:noProof/>
             <w:webHidden/>
           </w:rPr>
-          <w:t>18</w:t>
+          <w:t>17</w:t>
         </w:r>
         <w:r>
           <w:rPr>
@@ -2937,7 +3165,7 @@
             <w:noProof/>
             <w:webHidden/>
           </w:rPr>
-          <w:t>18</w:t>
+          <w:t>17</w:t>
         </w:r>
         <w:r>
           <w:rPr>
@@ -3043,7 +3271,7 @@
             <w:noProof/>
             <w:webHidden/>
           </w:rPr>
-          <w:t>18</w:t>
+          <w:t>17</w:t>
         </w:r>
         <w:r>
           <w:rPr>
@@ -3155,7 +3383,7 @@
             <w:noProof/>
             <w:webHidden/>
           </w:rPr>
-          <w:t>19</w:t>
+          <w:t>18</w:t>
         </w:r>
         <w:r>
           <w:rPr>
@@ -3246,7 +3474,7 @@
             <w:noProof/>
             <w:webHidden/>
           </w:rPr>
-          <w:t>19</w:t>
+          <w:t>18</w:t>
         </w:r>
         <w:r>
           <w:rPr>
@@ -3337,7 +3565,7 @@
             <w:noProof/>
             <w:webHidden/>
           </w:rPr>
-          <w:t>21</w:t>
+          <w:t>20</w:t>
         </w:r>
         <w:r>
           <w:rPr>
@@ -3428,7 +3656,7 @@
             <w:noProof/>
             <w:webHidden/>
           </w:rPr>
-          <w:t>21</w:t>
+          <w:t>20</w:t>
         </w:r>
         <w:r>
           <w:rPr>
@@ -3519,7 +3747,7 @@
             <w:noProof/>
             <w:webHidden/>
           </w:rPr>
-          <w:t>21</w:t>
+          <w:t>20</w:t>
         </w:r>
         <w:r>
           <w:rPr>
@@ -3631,7 +3859,7 @@
             <w:noProof/>
             <w:webHidden/>
           </w:rPr>
-          <w:t>22</w:t>
+          <w:t>21</w:t>
         </w:r>
         <w:r>
           <w:rPr>
@@ -3722,7 +3950,7 @@
             <w:noProof/>
             <w:webHidden/>
           </w:rPr>
-          <w:t>22</w:t>
+          <w:t>21</w:t>
         </w:r>
         <w:r>
           <w:rPr>
@@ -3813,7 +4041,7 @@
             <w:noProof/>
             <w:webHidden/>
           </w:rPr>
-          <w:t>22</w:t>
+          <w:t>21</w:t>
         </w:r>
         <w:r>
           <w:rPr>
@@ -3925,7 +4153,7 @@
             <w:noProof/>
             <w:webHidden/>
           </w:rPr>
-          <w:t>23</w:t>
+          <w:t>22</w:t>
         </w:r>
         <w:r>
           <w:rPr>
@@ -4016,7 +4244,7 @@
             <w:noProof/>
             <w:webHidden/>
           </w:rPr>
-          <w:t>23</w:t>
+          <w:t>22</w:t>
         </w:r>
         <w:r>
           <w:rPr>
@@ -4107,7 +4335,7 @@
             <w:noProof/>
             <w:webHidden/>
           </w:rPr>
-          <w:t>23</w:t>
+          <w:t>22</w:t>
         </w:r>
         <w:r>
           <w:rPr>
@@ -4198,7 +4426,7 @@
             <w:noProof/>
             <w:webHidden/>
           </w:rPr>
-          <w:t>23</w:t>
+          <w:t>22</w:t>
         </w:r>
         <w:r>
           <w:rPr>
@@ -4289,7 +4517,7 @@
             <w:noProof/>
             <w:webHidden/>
           </w:rPr>
-          <w:t>24</w:t>
+          <w:t>23</w:t>
         </w:r>
         <w:r>
           <w:rPr>
@@ -4401,7 +4629,7 @@
             <w:noProof/>
             <w:webHidden/>
           </w:rPr>
-          <w:t>25</w:t>
+          <w:t>24</w:t>
         </w:r>
         <w:r>
           <w:rPr>
@@ -4492,7 +4720,7 @@
             <w:noProof/>
             <w:webHidden/>
           </w:rPr>
-          <w:t>25</w:t>
+          <w:t>24</w:t>
         </w:r>
         <w:r>
           <w:rPr>
@@ -4592,7 +4820,7 @@
             <w:noProof/>
             <w:webHidden/>
           </w:rPr>
-          <w:t>25</w:t>
+          <w:t>24</w:t>
         </w:r>
         <w:r>
           <w:rPr>
@@ -4704,7 +4932,7 @@
             <w:noProof/>
             <w:webHidden/>
           </w:rPr>
-          <w:t>26</w:t>
+          <w:t>25</w:t>
         </w:r>
         <w:r>
           <w:rPr>
@@ -4795,7 +5023,7 @@
             <w:noProof/>
             <w:webHidden/>
           </w:rPr>
-          <w:t>26</w:t>
+          <w:t>25</w:t>
         </w:r>
         <w:r>
           <w:rPr>
@@ -4886,7 +5114,7 @@
             <w:noProof/>
             <w:webHidden/>
           </w:rPr>
-          <w:t>26</w:t>
+          <w:t>25</w:t>
         </w:r>
         <w:r>
           <w:rPr>
@@ -4998,7 +5226,7 @@
             <w:noProof/>
             <w:webHidden/>
           </w:rPr>
-          <w:t>27</w:t>
+          <w:t>26</w:t>
         </w:r>
         <w:r>
           <w:rPr>
@@ -5089,7 +5317,7 @@
             <w:noProof/>
             <w:webHidden/>
           </w:rPr>
-          <w:t>27</w:t>
+          <w:t>26</w:t>
         </w:r>
         <w:r>
           <w:rPr>
@@ -5180,7 +5408,7 @@
             <w:noProof/>
             <w:webHidden/>
           </w:rPr>
-          <w:t>27</w:t>
+          <w:t>26</w:t>
         </w:r>
         <w:r>
           <w:rPr>
@@ -5292,7 +5520,7 @@
             <w:noProof/>
             <w:webHidden/>
           </w:rPr>
-          <w:t>28</w:t>
+          <w:t>27</w:t>
         </w:r>
         <w:r>
           <w:rPr>
@@ -5383,7 +5611,7 @@
             <w:noProof/>
             <w:webHidden/>
           </w:rPr>
-          <w:t>28</w:t>
+          <w:t>27</w:t>
         </w:r>
         <w:r>
           <w:rPr>
@@ -5474,7 +5702,7 @@
             <w:noProof/>
             <w:webHidden/>
           </w:rPr>
-          <w:t>28</w:t>
+          <w:t>27</w:t>
         </w:r>
         <w:r>
           <w:rPr>
@@ -5586,7 +5814,7 @@
             <w:noProof/>
             <w:webHidden/>
           </w:rPr>
-          <w:t>29</w:t>
+          <w:t>28</w:t>
         </w:r>
         <w:r>
           <w:rPr>
@@ -5698,7 +5926,7 @@
             <w:noProof/>
             <w:webHidden/>
           </w:rPr>
-          <w:t>30</w:t>
+          <w:t>29</w:t>
         </w:r>
         <w:r>
           <w:rPr>
@@ -5810,7 +6038,7 @@
             <w:noProof/>
             <w:webHidden/>
           </w:rPr>
-          <w:t>31</w:t>
+          <w:t>30</w:t>
         </w:r>
         <w:r>
           <w:rPr>
@@ -5906,7 +6134,7 @@
             <w:noProof/>
             <w:webHidden/>
           </w:rPr>
-          <w:t>31</w:t>
+          <w:t>30</w:t>
         </w:r>
         <w:r>
           <w:rPr>
@@ -6002,7 +6230,7 @@
             <w:noProof/>
             <w:webHidden/>
           </w:rPr>
-          <w:t>31</w:t>
+          <w:t>30</w:t>
         </w:r>
         <w:r>
           <w:rPr>
@@ -6098,7 +6326,7 @@
             <w:noProof/>
             <w:webHidden/>
           </w:rPr>
-          <w:t>31</w:t>
+          <w:t>30</w:t>
         </w:r>
         <w:r>
           <w:rPr>
@@ -6181,7 +6409,7 @@
       <w:r>
         <w:fldChar w:fldCharType="separate"/>
       </w:r>
-      <w:hyperlink w:anchor="_Toc227364481" w:history="1">
+      <w:hyperlink w:anchor="_Toc227408890" w:history="1">
         <w:r>
           <w:rPr>
             <w:rStyle w:val="afc"/>
@@ -6232,7 +6460,7 @@
             <w:noProof/>
             <w:webHidden/>
           </w:rPr>
-          <w:instrText xml:space="preserve"> PAGEREF _Toc227364481 \h </w:instrText>
+          <w:instrText xml:space="preserve"> PAGEREF _Toc227408890 \h </w:instrText>
         </w:r>
         <w:r>
           <w:rPr>
@@ -6277,7 +6505,7 @@
           <w:lang w:bidi="ar-SA"/>
         </w:rPr>
       </w:pPr>
-      <w:hyperlink w:anchor="_Toc227364482" w:history="1">
+      <w:hyperlink w:anchor="_Toc227408891" w:history="1">
         <w:r>
           <w:rPr>
             <w:rStyle w:val="afc"/>
@@ -6328,7 +6556,7 @@
             <w:noProof/>
             <w:webHidden/>
           </w:rPr>
-          <w:instrText xml:space="preserve"> PAGEREF _Toc227364482 \h </w:instrText>
+          <w:instrText xml:space="preserve"> PAGEREF _Toc227408891 \h </w:instrText>
         </w:r>
         <w:r>
           <w:rPr>
@@ -6373,7 +6601,7 @@
           <w:lang w:bidi="ar-SA"/>
         </w:rPr>
       </w:pPr>
-      <w:hyperlink w:anchor="_Toc227364483" w:history="1">
+      <w:hyperlink w:anchor="_Toc227408892" w:history="1">
         <w:r>
           <w:rPr>
             <w:rStyle w:val="afc"/>
@@ -6424,7 +6652,7 @@
             <w:noProof/>
             <w:webHidden/>
           </w:rPr>
-          <w:instrText xml:space="preserve"> PAGEREF _Toc227364483 \h </w:instrText>
+          <w:instrText xml:space="preserve"> PAGEREF _Toc227408892 \h </w:instrText>
         </w:r>
         <w:r>
           <w:rPr>
@@ -6469,7 +6697,7 @@
           <w:lang w:bidi="ar-SA"/>
         </w:rPr>
       </w:pPr>
-      <w:hyperlink w:anchor="_Toc227364484" w:history="1">
+      <w:hyperlink w:anchor="_Toc227408893" w:history="1">
         <w:r>
           <w:rPr>
             <w:rStyle w:val="afc"/>
@@ -6520,7 +6748,7 @@
             <w:noProof/>
             <w:webHidden/>
           </w:rPr>
-          <w:instrText xml:space="preserve"> PAGEREF _Toc227364484 \h </w:instrText>
+          <w:instrText xml:space="preserve"> PAGEREF _Toc227408893 \h </w:instrText>
         </w:r>
         <w:r>
           <w:rPr>
@@ -6565,7 +6793,7 @@
           <w:lang w:bidi="ar-SA"/>
         </w:rPr>
       </w:pPr>
-      <w:hyperlink w:anchor="_Toc227364485" w:history="1">
+      <w:hyperlink w:anchor="_Toc227408894" w:history="1">
         <w:r>
           <w:rPr>
             <w:rStyle w:val="afc"/>
@@ -6616,7 +6844,7 @@
             <w:noProof/>
             <w:webHidden/>
           </w:rPr>
-          <w:instrText xml:space="preserve"> PAGEREF _Toc227364485 \h </w:instrText>
+          <w:instrText xml:space="preserve"> PAGEREF _Toc227408894 \h </w:instrText>
         </w:r>
         <w:r>
           <w:rPr>
@@ -6661,7 +6889,7 @@
           <w:lang w:bidi="ar-SA"/>
         </w:rPr>
       </w:pPr>
-      <w:hyperlink w:anchor="_Toc227364486" w:history="1">
+      <w:hyperlink w:anchor="_Toc227408895" w:history="1">
         <w:r>
           <w:rPr>
             <w:rStyle w:val="afc"/>
@@ -6712,7 +6940,7 @@
             <w:noProof/>
             <w:webHidden/>
           </w:rPr>
-          <w:instrText xml:space="preserve"> PAGEREF _Toc227364486 \h </w:instrText>
+          <w:instrText xml:space="preserve"> PAGEREF _Toc227408895 \h </w:instrText>
         </w:r>
         <w:r>
           <w:rPr>
@@ -6757,7 +6985,7 @@
           <w:lang w:bidi="ar-SA"/>
         </w:rPr>
       </w:pPr>
-      <w:hyperlink w:anchor="_Toc227364487" w:history="1">
+      <w:hyperlink w:anchor="_Toc227408896" w:history="1">
         <w:r>
           <w:rPr>
             <w:rStyle w:val="afc"/>
@@ -6808,7 +7036,7 @@
             <w:noProof/>
             <w:webHidden/>
           </w:rPr>
-          <w:instrText xml:space="preserve"> PAGEREF _Toc227364487 \h </w:instrText>
+          <w:instrText xml:space="preserve"> PAGEREF _Toc227408896 \h </w:instrText>
         </w:r>
         <w:r>
           <w:rPr>
@@ -6853,7 +7081,7 @@
           <w:lang w:bidi="ar-SA"/>
         </w:rPr>
       </w:pPr>
-      <w:hyperlink w:anchor="_Toc227364488" w:history="1">
+      <w:hyperlink w:anchor="_Toc227408897" w:history="1">
         <w:r>
           <w:rPr>
             <w:rStyle w:val="afc"/>
@@ -6904,7 +7132,7 @@
             <w:noProof/>
             <w:webHidden/>
           </w:rPr>
-          <w:instrText xml:space="preserve"> PAGEREF _Toc227364488 \h </w:instrText>
+          <w:instrText xml:space="preserve"> PAGEREF _Toc227408897 \h </w:instrText>
         </w:r>
         <w:r>
           <w:rPr>
@@ -6949,7 +7177,7 @@
           <w:lang w:bidi="ar-SA"/>
         </w:rPr>
       </w:pPr>
-      <w:hyperlink w:anchor="_Toc227364489" w:history="1">
+      <w:hyperlink w:anchor="_Toc227408898" w:history="1">
         <w:r>
           <w:rPr>
             <w:rStyle w:val="afc"/>
@@ -7000,7 +7228,7 @@
             <w:noProof/>
             <w:webHidden/>
           </w:rPr>
-          <w:instrText xml:space="preserve"> PAGEREF _Toc227364489 \h </w:instrText>
+          <w:instrText xml:space="preserve"> PAGEREF _Toc227408898 \h </w:instrText>
         </w:r>
         <w:r>
           <w:rPr>
@@ -7045,7 +7273,7 @@
           <w:lang w:bidi="ar-SA"/>
         </w:rPr>
       </w:pPr>
-      <w:hyperlink w:anchor="_Toc227364490" w:history="1">
+      <w:hyperlink w:anchor="_Toc227408899" w:history="1">
         <w:r>
           <w:rPr>
             <w:rStyle w:val="afc"/>
@@ -7096,7 +7324,7 @@
             <w:noProof/>
             <w:webHidden/>
           </w:rPr>
-          <w:instrText xml:space="preserve"> PAGEREF _Toc227364490 \h </w:instrText>
+          <w:instrText xml:space="preserve"> PAGEREF _Toc227408899 \h </w:instrText>
         </w:r>
         <w:r>
           <w:rPr>
@@ -7116,7 +7344,7 @@
             <w:noProof/>
             <w:webHidden/>
           </w:rPr>
-          <w:t>24</w:t>
+          <w:t>23</w:t>
         </w:r>
         <w:r>
           <w:rPr>
@@ -7141,7 +7369,7 @@
           <w:lang w:bidi="ar-SA"/>
         </w:rPr>
       </w:pPr>
-      <w:hyperlink w:anchor="_Toc227364491" w:history="1">
+      <w:hyperlink w:anchor="_Toc227408900" w:history="1">
         <w:r>
           <w:rPr>
             <w:rStyle w:val="afc"/>
@@ -7192,7 +7420,7 @@
             <w:noProof/>
             <w:webHidden/>
           </w:rPr>
-          <w:instrText xml:space="preserve"> PAGEREF _Toc227364491 \h </w:instrText>
+          <w:instrText xml:space="preserve"> PAGEREF _Toc227408900 \h </w:instrText>
         </w:r>
         <w:r>
           <w:rPr>
@@ -7212,7 +7440,7 @@
             <w:noProof/>
             <w:webHidden/>
           </w:rPr>
-          <w:t>24</w:t>
+          <w:t>23</w:t>
         </w:r>
         <w:r>
           <w:rPr>
@@ -7300,7 +7528,7 @@
       <w:r>
         <w:fldChar w:fldCharType="separate"/>
       </w:r>
-      <w:hyperlink w:anchor="_Toc227364492" w:history="1">
+      <w:hyperlink w:anchor="_Toc227408908" w:history="1">
         <w:r>
           <w:rPr>
             <w:rStyle w:val="afc"/>
@@ -7343,7 +7571,7 @@
             <w:noProof/>
             <w:webHidden/>
           </w:rPr>
-          <w:instrText xml:space="preserve"> PAGEREF _Toc227364492 \h </w:instrText>
+          <w:instrText xml:space="preserve"> PAGEREF _Toc227408908 \h </w:instrText>
         </w:r>
         <w:r>
           <w:rPr>
@@ -7388,7 +7616,7 @@
           <w:lang w:bidi="ar-SA"/>
         </w:rPr>
       </w:pPr>
-      <w:hyperlink w:anchor="_Toc227364493" w:history="1">
+      <w:hyperlink w:anchor="_Toc227408909" w:history="1">
         <w:r>
           <w:rPr>
             <w:rStyle w:val="afc"/>
@@ -7438,7 +7666,7 @@
             <w:noProof/>
             <w:webHidden/>
           </w:rPr>
-          <w:instrText xml:space="preserve"> PAGEREF _Toc227364493 \h </w:instrText>
+          <w:instrText xml:space="preserve"> PAGEREF _Toc227408909 \h </w:instrText>
         </w:r>
         <w:r>
           <w:rPr>
@@ -7483,7 +7711,7 @@
           <w:lang w:bidi="ar-SA"/>
         </w:rPr>
       </w:pPr>
-      <w:hyperlink w:anchor="_Toc227364494" w:history="1">
+      <w:hyperlink w:anchor="_Toc227408910" w:history="1">
         <w:r>
           <w:rPr>
             <w:rStyle w:val="afc"/>
@@ -7526,7 +7754,7 @@
             <w:noProof/>
             <w:webHidden/>
           </w:rPr>
-          <w:instrText xml:space="preserve"> PAGEREF _Toc227364494 \h </w:instrText>
+          <w:instrText xml:space="preserve"> PAGEREF _Toc227408910 \h </w:instrText>
         </w:r>
         <w:r>
           <w:rPr>
@@ -7571,7 +7799,7 @@
           <w:lang w:bidi="ar-SA"/>
         </w:rPr>
       </w:pPr>
-      <w:hyperlink w:anchor="_Toc227364495" w:history="1">
+      <w:hyperlink w:anchor="_Toc227408911" w:history="1">
         <w:r>
           <w:rPr>
             <w:rStyle w:val="afc"/>
@@ -7614,7 +7842,7 @@
             <w:noProof/>
             <w:webHidden/>
           </w:rPr>
-          <w:instrText xml:space="preserve"> PAGEREF _Toc227364495 \h </w:instrText>
+          <w:instrText xml:space="preserve"> PAGEREF _Toc227408911 \h </w:instrText>
         </w:r>
         <w:r>
           <w:rPr>
@@ -7659,7 +7887,7 @@
           <w:lang w:bidi="ar-SA"/>
         </w:rPr>
       </w:pPr>
-      <w:hyperlink w:anchor="_Toc227364496" w:history="1">
+      <w:hyperlink w:anchor="_Toc227408912" w:history="1">
         <w:r>
           <w:rPr>
             <w:rStyle w:val="afc"/>
@@ -7702,7 +7930,7 @@
             <w:noProof/>
             <w:webHidden/>
           </w:rPr>
-          <w:instrText xml:space="preserve"> PAGEREF _Toc227364496 \h </w:instrText>
+          <w:instrText xml:space="preserve"> PAGEREF _Toc227408912 \h </w:instrText>
         </w:r>
         <w:r>
           <w:rPr>
@@ -7722,7 +7950,7 @@
             <w:noProof/>
             <w:webHidden/>
           </w:rPr>
-          <w:t>19</w:t>
+          <w:t>18</w:t>
         </w:r>
         <w:r>
           <w:rPr>
@@ -7747,7 +7975,7 @@
           <w:lang w:bidi="ar-SA"/>
         </w:rPr>
       </w:pPr>
-      <w:hyperlink w:anchor="_Toc227364497" w:history="1">
+      <w:hyperlink w:anchor="_Toc227408913" w:history="1">
         <w:r>
           <w:rPr>
             <w:rStyle w:val="afc"/>
@@ -7790,7 +8018,7 @@
             <w:noProof/>
             <w:webHidden/>
           </w:rPr>
-          <w:instrText xml:space="preserve"> PAGEREF _Toc227364497 \h </w:instrText>
+          <w:instrText xml:space="preserve"> PAGEREF _Toc227408913 \h </w:instrText>
         </w:r>
         <w:r>
           <w:rPr>
@@ -7810,7 +8038,7 @@
             <w:noProof/>
             <w:webHidden/>
           </w:rPr>
-          <w:t>20</w:t>
+          <w:t>19</w:t>
         </w:r>
         <w:r>
           <w:rPr>
@@ -7835,7 +8063,7 @@
           <w:lang w:bidi="ar-SA"/>
         </w:rPr>
       </w:pPr>
-      <w:hyperlink w:anchor="_Toc227364498" w:history="1">
+      <w:hyperlink w:anchor="_Toc227408914" w:history="1">
         <w:r>
           <w:rPr>
             <w:rStyle w:val="afc"/>
@@ -7857,7 +8085,7 @@
             <w:rFonts w:hint="eastAsia"/>
             <w:noProof/>
           </w:rPr>
-          <w:t>使用者非功能性需求表</w:t>
+          <w:t>使用者與系統管理員非功能性需求表</w:t>
         </w:r>
         <w:r>
           <w:rPr>
@@ -7878,7 +8106,7 @@
             <w:noProof/>
             <w:webHidden/>
           </w:rPr>
-          <w:instrText xml:space="preserve"> PAGEREF _Toc227364498 \h </w:instrText>
+          <w:instrText xml:space="preserve"> PAGEREF _Toc227408914 \h </w:instrText>
         </w:r>
         <w:r>
           <w:rPr>
@@ -7898,95 +8126,7 @@
             <w:noProof/>
             <w:webHidden/>
           </w:rPr>
-          <w:t>20</w:t>
-        </w:r>
-        <w:r>
-          <w:rPr>
-            <w:noProof/>
-            <w:webHidden/>
-          </w:rPr>
-          <w:fldChar w:fldCharType="end"/>
-        </w:r>
-      </w:hyperlink>
-    </w:p>
-    <w:p>
-      <w:pPr>
-        <w:pStyle w:val="afd"/>
-        <w:tabs>
-          <w:tab w:val="right" w:leader="dot" w:pos="10194"/>
-        </w:tabs>
-        <w:rPr>
-          <w:rFonts w:asciiTheme="minorHAnsi" w:eastAsiaTheme="minorEastAsia" w:hAnsiTheme="minorHAnsi"/>
-          <w:noProof/>
-          <w:sz w:val="24"/>
-          <w:szCs w:val="24"/>
-          <w:lang w:bidi="ar-SA"/>
-        </w:rPr>
-      </w:pPr>
-      <w:hyperlink w:anchor="_Toc227364499" w:history="1">
-        <w:r>
-          <w:rPr>
-            <w:rStyle w:val="afc"/>
-            <w:rFonts w:hint="eastAsia"/>
-            <w:noProof/>
-          </w:rPr>
-          <w:t>表</w:t>
-        </w:r>
-        <w:r>
-          <w:rPr>
-            <w:rStyle w:val="afc"/>
-            <w:noProof/>
-          </w:rPr>
-          <w:t xml:space="preserve"> 5-1-4 </w:t>
-        </w:r>
-        <w:r>
-          <w:rPr>
-            <w:rStyle w:val="afc"/>
-            <w:rFonts w:hint="eastAsia"/>
-            <w:noProof/>
-          </w:rPr>
-          <w:t>系統管理員非功能性需求表</w:t>
-        </w:r>
-        <w:r>
-          <w:rPr>
-            <w:noProof/>
-            <w:webHidden/>
-          </w:rPr>
-          <w:tab/>
-        </w:r>
-        <w:r>
-          <w:rPr>
-            <w:noProof/>
-            <w:webHidden/>
-          </w:rPr>
-          <w:fldChar w:fldCharType="begin"/>
-        </w:r>
-        <w:r>
-          <w:rPr>
-            <w:noProof/>
-            <w:webHidden/>
-          </w:rPr>
-          <w:instrText xml:space="preserve"> PAGEREF _Toc227364499 \h </w:instrText>
-        </w:r>
-        <w:r>
-          <w:rPr>
-            <w:noProof/>
-            <w:webHidden/>
-          </w:rPr>
-        </w:r>
-        <w:r>
-          <w:rPr>
-            <w:noProof/>
-            <w:webHidden/>
-          </w:rPr>
-          <w:fldChar w:fldCharType="separate"/>
-        </w:r>
-        <w:r>
-          <w:rPr>
-            <w:noProof/>
-            <w:webHidden/>
-          </w:rPr>
-          <w:t>20</w:t>
+          <w:t>19</w:t>
         </w:r>
         <w:r>
           <w:rPr>
@@ -8065,7 +8205,21 @@
         <w:rPr>
           <w:rFonts w:hint="eastAsia"/>
         </w:rPr>
-        <w:t>在現今校園與日常生活中，教科書和一般書籍的高昂價格，以及閱讀完畢後的閒置浪費，一直是許多人面臨的痛點。傳統的二手書交易模式往往伴隨著諸多不便，例如：書況認定標準不一、面交時間難以配合，以及潛在的交易詐騙風險等問題。</w:t>
+        <w:t>在現今校園與日常生活中，教科書和一般書籍的高昂價格，以及閱讀完畢後的閒置浪費，一直是許多人面臨的痛點。傳統的二手書交易模式往往伴隨著諸多不便，例如：書</w:t>
+      </w:r>
+      <w:proofErr w:type="gramStart"/>
+      <w:r>
+        <w:rPr>
+          <w:rFonts w:hint="eastAsia"/>
+        </w:rPr>
+        <w:t>況</w:t>
+      </w:r>
+      <w:proofErr w:type="gramEnd"/>
+      <w:r>
+        <w:rPr>
+          <w:rFonts w:hint="eastAsia"/>
+        </w:rPr>
+        <w:t>認定標準不一、面交時間難以配合，以及潛在的交易詐騙風險等問題。</w:t>
       </w:r>
     </w:p>
     <w:p>
@@ -8330,7 +8484,7 @@
       <w:pPr>
         <w:pStyle w:val="afb"/>
       </w:pPr>
-      <w:bookmarkStart w:id="7" w:name="_Toc227364481"/>
+      <w:bookmarkStart w:id="7" w:name="_Toc227408890"/>
       <w:r>
         <w:rPr>
           <w:rFonts w:hint="eastAsia"/>
@@ -8473,7 +8627,21 @@
         <w:rPr>
           <w:rFonts w:hint="eastAsia"/>
         </w:rPr>
-        <w:t>人次）、臉書社團（</w:t>
+        <w:t>人次）、</w:t>
+      </w:r>
+      <w:proofErr w:type="gramStart"/>
+      <w:r>
+        <w:rPr>
+          <w:rFonts w:hint="eastAsia"/>
+        </w:rPr>
+        <w:t>臉書社團</w:t>
+      </w:r>
+      <w:proofErr w:type="gramEnd"/>
+      <w:r>
+        <w:rPr>
+          <w:rFonts w:hint="eastAsia"/>
+        </w:rPr>
+        <w:t>（</w:t>
       </w:r>
       <w:r>
         <w:rPr>
@@ -8487,12 +8655,14 @@
         </w:rPr>
         <w:t>人次）及</w:t>
       </w:r>
+      <w:proofErr w:type="spellStart"/>
       <w:r>
         <w:rPr>
           <w:rFonts w:hint="eastAsia"/>
         </w:rPr>
         <w:t>Dcard</w:t>
       </w:r>
+      <w:proofErr w:type="spellEnd"/>
       <w:r>
         <w:rPr>
           <w:rFonts w:hint="eastAsia"/>
@@ -8616,7 +8786,7 @@
       <w:pPr>
         <w:pStyle w:val="afb"/>
       </w:pPr>
-      <w:bookmarkStart w:id="8" w:name="_Toc227364482"/>
+      <w:bookmarkStart w:id="8" w:name="_Toc227408891"/>
       <w:r>
         <w:rPr>
           <w:rFonts w:hint="eastAsia"/>
@@ -8771,7 +8941,7 @@
       <w:pPr>
         <w:pStyle w:val="afb"/>
       </w:pPr>
-      <w:bookmarkStart w:id="9" w:name="_Toc227364492"/>
+      <w:bookmarkStart w:id="9" w:name="_Toc227408908"/>
       <w:r>
         <w:rPr>
           <w:rFonts w:hint="eastAsia"/>
@@ -8953,6 +9123,7 @@
                 <w:sz w:val="28"/>
               </w:rPr>
             </w:pPr>
+            <w:proofErr w:type="spellStart"/>
             <w:r>
               <w:rPr>
                 <w:rFonts w:ascii="Times New Roman" w:eastAsia="標楷體" w:hAnsi="Times New Roman" w:hint="eastAsia"/>
@@ -8960,6 +9131,7 @@
               </w:rPr>
               <w:t>SaveMyBook</w:t>
             </w:r>
+            <w:proofErr w:type="spellEnd"/>
           </w:p>
         </w:tc>
         <w:tc>
@@ -9033,6 +9205,7 @@
                 <w:sz w:val="28"/>
               </w:rPr>
             </w:pPr>
+            <w:proofErr w:type="gramStart"/>
             <w:r>
               <w:rPr>
                 <w:rFonts w:ascii="Times New Roman" w:eastAsia="標楷體" w:hAnsi="Times New Roman" w:hint="eastAsia"/>
@@ -9047,6 +9220,7 @@
               </w:rPr>
               <w:t>社團</w:t>
             </w:r>
+            <w:proofErr w:type="gramEnd"/>
           </w:p>
         </w:tc>
         <w:tc>
@@ -9067,6 +9241,7 @@
                 <w:sz w:val="28"/>
               </w:rPr>
             </w:pPr>
+            <w:proofErr w:type="spellStart"/>
             <w:r>
               <w:rPr>
                 <w:rFonts w:ascii="Times New Roman" w:eastAsia="標楷體" w:hAnsi="Times New Roman" w:hint="eastAsia"/>
@@ -9074,12 +9249,13 @@
               </w:rPr>
               <w:t>Dcard</w:t>
             </w:r>
+            <w:proofErr w:type="spellEnd"/>
           </w:p>
         </w:tc>
       </w:tr>
       <w:tr>
         <w:trPr>
-          <w:trHeight w:val="460"/>
+          <w:trHeight w:val="454"/>
         </w:trPr>
         <w:tc>
           <w:tcPr>
@@ -9221,7 +9397,7 @@
       </w:tr>
       <w:tr>
         <w:trPr>
-          <w:trHeight w:val="460"/>
+          <w:trHeight w:val="454"/>
         </w:trPr>
         <w:tc>
           <w:tcPr>
@@ -9384,7 +9560,7 @@
       </w:tr>
       <w:tr>
         <w:trPr>
-          <w:trHeight w:val="460"/>
+          <w:trHeight w:val="454"/>
         </w:trPr>
         <w:tc>
           <w:tcPr>
@@ -9526,7 +9702,7 @@
       </w:tr>
       <w:tr>
         <w:trPr>
-          <w:trHeight w:val="460"/>
+          <w:trHeight w:val="454"/>
         </w:trPr>
         <w:tc>
           <w:tcPr>
@@ -9551,7 +9727,23 @@
                 <w:rFonts w:ascii="Times New Roman" w:eastAsia="標楷體" w:hAnsi="Times New Roman" w:hint="eastAsia"/>
                 <w:sz w:val="28"/>
               </w:rPr>
-              <w:t>圖書精準分類</w:t>
+              <w:t>圖書精</w:t>
+            </w:r>
+            <w:proofErr w:type="gramStart"/>
+            <w:r>
+              <w:rPr>
+                <w:rFonts w:ascii="Times New Roman" w:eastAsia="標楷體" w:hAnsi="Times New Roman" w:hint="eastAsia"/>
+                <w:sz w:val="28"/>
+              </w:rPr>
+              <w:t>準</w:t>
+            </w:r>
+            <w:proofErr w:type="gramEnd"/>
+            <w:r>
+              <w:rPr>
+                <w:rFonts w:ascii="Times New Roman" w:eastAsia="標楷體" w:hAnsi="Times New Roman" w:hint="eastAsia"/>
+                <w:sz w:val="28"/>
+              </w:rPr>
+              <w:t>分類</w:t>
             </w:r>
           </w:p>
         </w:tc>
@@ -9667,7 +9859,7 @@
       </w:tr>
       <w:tr>
         <w:trPr>
-          <w:trHeight w:val="460"/>
+          <w:trHeight w:val="454"/>
         </w:trPr>
         <w:tc>
           <w:tcPr>
@@ -9801,7 +9993,7 @@
       </w:tr>
       <w:tr>
         <w:trPr>
-          <w:trHeight w:val="460"/>
+          <w:trHeight w:val="454"/>
         </w:trPr>
         <w:tc>
           <w:tcPr>
@@ -9949,7 +10141,7 @@
       </w:tr>
       <w:tr>
         <w:trPr>
-          <w:trHeight w:val="460"/>
+          <w:trHeight w:val="454"/>
         </w:trPr>
         <w:tc>
           <w:tcPr>
@@ -10091,7 +10283,7 @@
       </w:tr>
       <w:tr>
         <w:trPr>
-          <w:trHeight w:val="460"/>
+          <w:trHeight w:val="454"/>
         </w:trPr>
         <w:tc>
           <w:tcPr>
@@ -10282,8 +10474,37 @@
         <w:rPr>
           <w:rFonts w:hint="eastAsia"/>
         </w:rPr>
-        <w:t>掃描快速上架機制與圖書精準分類，交易流程較為繁雜。旋轉拍賣雖然具備圖書精準分類與即時付款等功能，但在書籍上架過程較為耗時，且未支援實體智取櫃與代幣交易模式。</w:t>
-      </w:r>
+        <w:t>掃描快速上架機制與圖書精</w:t>
+      </w:r>
+      <w:proofErr w:type="gramStart"/>
+      <w:r>
+        <w:rPr>
+          <w:rFonts w:hint="eastAsia"/>
+        </w:rPr>
+        <w:t>準</w:t>
+      </w:r>
+      <w:proofErr w:type="gramEnd"/>
+      <w:r>
+        <w:rPr>
+          <w:rFonts w:hint="eastAsia"/>
+        </w:rPr>
+        <w:t>分類，交易流程較為繁雜。旋轉拍賣雖然具備圖書精</w:t>
+      </w:r>
+      <w:proofErr w:type="gramStart"/>
+      <w:r>
+        <w:rPr>
+          <w:rFonts w:hint="eastAsia"/>
+        </w:rPr>
+        <w:t>準</w:t>
+      </w:r>
+      <w:proofErr w:type="gramEnd"/>
+      <w:r>
+        <w:rPr>
+          <w:rFonts w:hint="eastAsia"/>
+        </w:rPr>
+        <w:t>分類與即時付款等功能，但在書籍上架過程較為耗時，且未支援實體智取櫃與代幣交易模式。</w:t>
+      </w:r>
+      <w:proofErr w:type="gramStart"/>
       <w:r>
         <w:rPr>
           <w:rFonts w:hint="eastAsia"/>
@@ -10294,19 +10515,84 @@
         <w:rPr>
           <w:rFonts w:hint="eastAsia"/>
         </w:rPr>
-        <w:t>社團雖具備即時互動性與個人化推薦，但缺乏即時付款機制，無法進行即時線上交易成為最大硬傷。</w:t>
-      </w:r>
+        <w:t>社團</w:t>
+      </w:r>
+      <w:proofErr w:type="gramEnd"/>
+      <w:r>
+        <w:rPr>
+          <w:rFonts w:hint="eastAsia"/>
+        </w:rPr>
+        <w:t>雖具備即時互動性與個人化推薦，但缺乏即時付款機制，無法進行</w:t>
+      </w:r>
+      <w:proofErr w:type="gramStart"/>
+      <w:r>
+        <w:rPr>
+          <w:rFonts w:hint="eastAsia"/>
+        </w:rPr>
+        <w:t>即時線上交易</w:t>
+      </w:r>
+      <w:proofErr w:type="gramEnd"/>
+      <w:r>
+        <w:rPr>
+          <w:rFonts w:hint="eastAsia"/>
+        </w:rPr>
+        <w:t>成為</w:t>
+      </w:r>
+      <w:proofErr w:type="gramStart"/>
+      <w:r>
+        <w:rPr>
+          <w:rFonts w:hint="eastAsia"/>
+        </w:rPr>
+        <w:t>最大硬傷</w:t>
+      </w:r>
+      <w:proofErr w:type="gramEnd"/>
+      <w:r>
+        <w:rPr>
+          <w:rFonts w:hint="eastAsia"/>
+        </w:rPr>
+        <w:t>。</w:t>
+      </w:r>
+      <w:proofErr w:type="spellStart"/>
       <w:r>
         <w:rPr>
           <w:rFonts w:hint="eastAsia"/>
         </w:rPr>
         <w:t>Dcard</w:t>
       </w:r>
-      <w:r>
-        <w:rPr>
-          <w:rFonts w:hint="eastAsia"/>
-        </w:rPr>
-        <w:t>本質上為社群論壇，儘管設有二手買賣版供使用者交流，但因非專屬之交易平台，其功能過於精簡，僅提供即時聊天，缺乏圖書精準分類、即時線上付款與個人化推薦等完整的輔助機制。</w:t>
+      <w:proofErr w:type="spellEnd"/>
+      <w:r>
+        <w:rPr>
+          <w:rFonts w:hint="eastAsia"/>
+        </w:rPr>
+        <w:t>本質上為社群論壇，儘管設有二手買賣版供使用者交流，但因非專屬之交易平台，其功能過於精簡，僅提供即時聊天，缺乏圖書精</w:t>
+      </w:r>
+      <w:proofErr w:type="gramStart"/>
+      <w:r>
+        <w:rPr>
+          <w:rFonts w:hint="eastAsia"/>
+        </w:rPr>
+        <w:t>準</w:t>
+      </w:r>
+      <w:proofErr w:type="gramEnd"/>
+      <w:r>
+        <w:rPr>
+          <w:rFonts w:hint="eastAsia"/>
+        </w:rPr>
+        <w:t>分類、</w:t>
+      </w:r>
+      <w:proofErr w:type="gramStart"/>
+      <w:r>
+        <w:rPr>
+          <w:rFonts w:hint="eastAsia"/>
+        </w:rPr>
+        <w:t>即時線上付款</w:t>
+      </w:r>
+      <w:proofErr w:type="gramEnd"/>
+      <w:r>
+        <w:rPr>
+          <w:rFonts w:hint="eastAsia"/>
+        </w:rPr>
+        <w:t>與個人化推薦等完整的輔助機制。</w:t>
       </w:r>
     </w:p>
     <w:p>
@@ -10373,7 +10659,21 @@
         <w:rPr>
           <w:rFonts w:hint="eastAsia"/>
         </w:rPr>
-        <w:t>想清空但懶得處理」為最大困擾，其次為寄送流程繁瑣（</w:t>
+        <w:t>想</w:t>
+      </w:r>
+      <w:proofErr w:type="gramStart"/>
+      <w:r>
+        <w:rPr>
+          <w:rFonts w:hint="eastAsia"/>
+        </w:rPr>
+        <w:t>清空但懶得</w:t>
+      </w:r>
+      <w:proofErr w:type="gramEnd"/>
+      <w:r>
+        <w:rPr>
+          <w:rFonts w:hint="eastAsia"/>
+        </w:rPr>
+        <w:t>處理」為最大困擾，其次為寄送流程繁瑣（</w:t>
       </w:r>
       <w:r>
         <w:rPr>
@@ -10428,7 +10728,7 @@
           <w:color w:val="EE0000"/>
         </w:rPr>
         <w:drawing>
-          <wp:inline distT="0" distB="0" distL="0" distR="0" wp14:anchorId="611E101F" wp14:editId="00682479">
+          <wp:inline distT="0" distB="0" distL="0" distR="0" wp14:anchorId="611E101F" wp14:editId="28868488">
             <wp:extent cx="5596344" cy="1891636"/>
             <wp:effectExtent l="19050" t="19050" r="23495" b="13970"/>
             <wp:docPr id="1246348825" name="圖片 4"/>
@@ -10506,7 +10806,7 @@
       <w:pPr>
         <w:pStyle w:val="afb"/>
       </w:pPr>
-      <w:bookmarkStart w:id="10" w:name="_Toc227364483"/>
+      <w:bookmarkStart w:id="10" w:name="_Toc227408892"/>
       <w:r>
         <w:rPr>
           <w:rFonts w:hint="eastAsia"/>
@@ -10636,7 +10936,21 @@
         <w:rPr>
           <w:rFonts w:hint="eastAsia"/>
         </w:rPr>
-        <w:t>可見，面交方式中以「交易安全，擔心遇到放烏或詐騙」最受關注（</w:t>
+        <w:t>可見，面交方式中以「交易安全，擔心遇到</w:t>
+      </w:r>
+      <w:proofErr w:type="gramStart"/>
+      <w:r>
+        <w:rPr>
+          <w:rFonts w:hint="eastAsia"/>
+        </w:rPr>
+        <w:t>放烏或</w:t>
+      </w:r>
+      <w:proofErr w:type="gramEnd"/>
+      <w:r>
+        <w:rPr>
+          <w:rFonts w:hint="eastAsia"/>
+        </w:rPr>
+        <w:t>詐騙」最受關注（</w:t>
       </w:r>
       <w:r>
         <w:rPr>
@@ -10648,7 +10962,21 @@
         <w:rPr>
           <w:rFonts w:hint="eastAsia"/>
         </w:rPr>
-        <w:t>），其次為「面交時間較難喬攏」（</w:t>
+        <w:t>），其次為「面交時間較</w:t>
+      </w:r>
+      <w:proofErr w:type="gramStart"/>
+      <w:r>
+        <w:rPr>
+          <w:rFonts w:hint="eastAsia"/>
+        </w:rPr>
+        <w:t>難喬攏</w:t>
+      </w:r>
+      <w:proofErr w:type="gramEnd"/>
+      <w:r>
+        <w:rPr>
+          <w:rFonts w:hint="eastAsia"/>
+        </w:rPr>
+        <w:t>」（</w:t>
       </w:r>
       <w:r>
         <w:rPr>
@@ -10696,7 +11024,21 @@
         <w:rPr>
           <w:rFonts w:hint="eastAsia"/>
         </w:rPr>
-        <w:t>），其次為「取寄貨加上物流運送時間不固定」（</w:t>
+        <w:t>），其次為「</w:t>
+      </w:r>
+      <w:proofErr w:type="gramStart"/>
+      <w:r>
+        <w:rPr>
+          <w:rFonts w:hint="eastAsia"/>
+        </w:rPr>
+        <w:t>取寄貨</w:t>
+      </w:r>
+      <w:proofErr w:type="gramEnd"/>
+      <w:r>
+        <w:rPr>
+          <w:rFonts w:hint="eastAsia"/>
+        </w:rPr>
+        <w:t>加上物流運送時間不固定」（</w:t>
       </w:r>
       <w:r>
         <w:rPr>
@@ -10727,7 +11069,7 @@
           <w:color w:val="EE0000"/>
         </w:rPr>
         <w:drawing>
-          <wp:inline distT="0" distB="0" distL="0" distR="0" wp14:anchorId="5214411C" wp14:editId="636DA537">
+          <wp:inline distT="0" distB="0" distL="0" distR="0" wp14:anchorId="5214411C" wp14:editId="23EBCF90">
             <wp:extent cx="5578806" cy="1925756"/>
             <wp:effectExtent l="19050" t="19050" r="22225" b="17780"/>
             <wp:docPr id="214552384" name="圖片 5"/>
@@ -10805,7 +11147,7 @@
       <w:pPr>
         <w:pStyle w:val="afb"/>
       </w:pPr>
-      <w:bookmarkStart w:id="11" w:name="_Toc227364484"/>
+      <w:bookmarkStart w:id="11" w:name="_Toc227408893"/>
       <w:r>
         <w:rPr>
           <w:rFonts w:hint="eastAsia"/>
@@ -10995,7 +11337,7 @@
       <w:pPr>
         <w:pStyle w:val="afb"/>
       </w:pPr>
-      <w:bookmarkStart w:id="12" w:name="_Toc227364485"/>
+      <w:bookmarkStart w:id="12" w:name="_Toc227408894"/>
       <w:r>
         <w:rPr>
           <w:rFonts w:hint="eastAsia"/>
@@ -11179,7 +11521,21 @@
         <w:rPr>
           <w:rFonts w:hint="eastAsia"/>
         </w:rPr>
-        <w:t>）及「到府收書」（</w:t>
+        <w:t>）及「到</w:t>
+      </w:r>
+      <w:proofErr w:type="gramStart"/>
+      <w:r>
+        <w:rPr>
+          <w:rFonts w:hint="eastAsia"/>
+        </w:rPr>
+        <w:t>府收書</w:t>
+      </w:r>
+      <w:proofErr w:type="gramEnd"/>
+      <w:r>
+        <w:rPr>
+          <w:rFonts w:hint="eastAsia"/>
+        </w:rPr>
+        <w:t>」（</w:t>
       </w:r>
       <w:r>
         <w:rPr>
@@ -11317,7 +11673,7 @@
           <w:noProof/>
         </w:rPr>
         <w:drawing>
-          <wp:inline distT="0" distB="0" distL="0" distR="0" wp14:anchorId="68960B63" wp14:editId="5BE46117">
+          <wp:inline distT="0" distB="0" distL="0" distR="0" wp14:anchorId="68960B63" wp14:editId="6A60F033">
             <wp:extent cx="5794896" cy="2055809"/>
             <wp:effectExtent l="19050" t="19050" r="15875" b="20955"/>
             <wp:docPr id="659161396" name="圖片 9"/>
@@ -11395,7 +11751,7 @@
       <w:pPr>
         <w:pStyle w:val="afb"/>
       </w:pPr>
-      <w:bookmarkStart w:id="13" w:name="_Toc227364486"/>
+      <w:bookmarkStart w:id="13" w:name="_Toc227408895"/>
       <w:r>
         <w:rPr>
           <w:rFonts w:hint="eastAsia"/>
@@ -11517,7 +11873,7 @@
           <w:noProof/>
         </w:rPr>
         <w:drawing>
-          <wp:inline distT="0" distB="0" distL="0" distR="0" wp14:anchorId="6C1EFDA4" wp14:editId="723E5233">
+          <wp:inline distT="0" distB="0" distL="0" distR="0" wp14:anchorId="6C1EFDA4" wp14:editId="50125558">
             <wp:extent cx="5794375" cy="2051501"/>
             <wp:effectExtent l="19050" t="19050" r="15875" b="25400"/>
             <wp:docPr id="278636936" name="圖片 11"/>
@@ -11595,7 +11951,7 @@
       <w:pPr>
         <w:pStyle w:val="afb"/>
       </w:pPr>
-      <w:bookmarkStart w:id="14" w:name="_Toc227364487"/>
+      <w:bookmarkStart w:id="14" w:name="_Toc227408896"/>
       <w:r>
         <w:rPr>
           <w:rFonts w:hint="eastAsia"/>
@@ -11709,6 +12065,7 @@
         <w:spacing w:before="120"/>
         <w:ind w:firstLine="560"/>
       </w:pPr>
+      <w:proofErr w:type="gramStart"/>
       <w:r>
         <w:rPr>
           <w:rFonts w:hint="eastAsia"/>
@@ -11716,6 +12073,7 @@
         <w:lastRenderedPageBreak/>
         <w:t>此外，</w:t>
       </w:r>
+      <w:proofErr w:type="gramEnd"/>
       <w:r>
         <w:rPr>
           <w:rFonts w:hint="eastAsia"/>
@@ -11786,13 +12144,55 @@
         <w:rPr>
           <w:rFonts w:hint="eastAsia"/>
         </w:rPr>
-        <w:t>提供「線上查看實體書況照片」功能對購買意願具有正面幫助</w:t>
-      </w:r>
-      <w:r>
-        <w:rPr>
-          <w:rFonts w:hint="eastAsia"/>
-        </w:rPr>
-        <w:t>，進一步確認了本系統在書況透明化設計上的必要性。</w:t>
+        <w:t>提供「</w:t>
+      </w:r>
+      <w:proofErr w:type="gramStart"/>
+      <w:r>
+        <w:rPr>
+          <w:rFonts w:hint="eastAsia"/>
+        </w:rPr>
+        <w:t>線上查看</w:t>
+      </w:r>
+      <w:proofErr w:type="gramEnd"/>
+      <w:r>
+        <w:rPr>
+          <w:rFonts w:hint="eastAsia"/>
+        </w:rPr>
+        <w:t>實體書</w:t>
+      </w:r>
+      <w:proofErr w:type="gramStart"/>
+      <w:r>
+        <w:rPr>
+          <w:rFonts w:hint="eastAsia"/>
+        </w:rPr>
+        <w:t>況</w:t>
+      </w:r>
+      <w:proofErr w:type="gramEnd"/>
+      <w:r>
+        <w:rPr>
+          <w:rFonts w:hint="eastAsia"/>
+        </w:rPr>
+        <w:t>照片」功能對購買意願具有正面幫助</w:t>
+      </w:r>
+      <w:r>
+        <w:rPr>
+          <w:rFonts w:hint="eastAsia"/>
+        </w:rPr>
+        <w:t>，進一步確認了本系統在書</w:t>
+      </w:r>
+      <w:proofErr w:type="gramStart"/>
+      <w:r>
+        <w:rPr>
+          <w:rFonts w:hint="eastAsia"/>
+        </w:rPr>
+        <w:t>況</w:t>
+      </w:r>
+      <w:proofErr w:type="gramEnd"/>
+      <w:r>
+        <w:rPr>
+          <w:rFonts w:hint="eastAsia"/>
+        </w:rPr>
+        <w:t>透明化設計上的必要性。</w:t>
       </w:r>
     </w:p>
     <w:p>
@@ -11886,7 +12286,7 @@
       <w:pPr>
         <w:pStyle w:val="afb"/>
       </w:pPr>
-      <w:bookmarkStart w:id="15" w:name="_Toc227364488"/>
+      <w:bookmarkStart w:id="15" w:name="_Toc227408897"/>
       <w:r>
         <w:rPr>
           <w:rFonts w:hint="eastAsia"/>
@@ -11998,7 +12398,49 @@
         <w:rPr>
           <w:rFonts w:hint="eastAsia"/>
         </w:rPr>
-        <w:t>綜合問卷結果與競品分析，現有交易管道缺乏專屬整合平台、面交與寄送流程的不便是阻礙交易的主要障礙，而使用者對實體儲物櫃方案、自助化操作及書況透明度展現出高度期待，這些發現為本系統之功能規劃與設計方向提供了明確的依據。</w:t>
+        <w:t>綜合問卷結果</w:t>
+      </w:r>
+      <w:proofErr w:type="gramStart"/>
+      <w:r>
+        <w:rPr>
+          <w:rFonts w:hint="eastAsia"/>
+        </w:rPr>
+        <w:t>與競品分析</w:t>
+      </w:r>
+      <w:proofErr w:type="gramEnd"/>
+      <w:r>
+        <w:rPr>
+          <w:rFonts w:hint="eastAsia"/>
+        </w:rPr>
+        <w:t>，現有交易管道缺乏專屬整合平台、面交與寄送流程的</w:t>
+      </w:r>
+      <w:proofErr w:type="gramStart"/>
+      <w:r>
+        <w:rPr>
+          <w:rFonts w:hint="eastAsia"/>
+        </w:rPr>
+        <w:t>不</w:t>
+      </w:r>
+      <w:proofErr w:type="gramEnd"/>
+      <w:r>
+        <w:rPr>
+          <w:rFonts w:hint="eastAsia"/>
+        </w:rPr>
+        <w:t>便是阻礙交易的主要障礙，而使用者對實體儲物櫃方案、自助化操作及書</w:t>
+      </w:r>
+      <w:proofErr w:type="gramStart"/>
+      <w:r>
+        <w:rPr>
+          <w:rFonts w:hint="eastAsia"/>
+        </w:rPr>
+        <w:t>況</w:t>
+      </w:r>
+      <w:proofErr w:type="gramEnd"/>
+      <w:r>
+        <w:rPr>
+          <w:rFonts w:hint="eastAsia"/>
+        </w:rPr>
+        <w:t>透明度展現出高度期待，這些發現為本系統之功能規劃與設計方向提供了明確的依據。</w:t>
       </w:r>
     </w:p>
     <w:p>
@@ -12072,7 +12514,35 @@
         <w:rPr>
           <w:rFonts w:hint="eastAsia"/>
         </w:rPr>
-        <w:t>保障交易安全：運用區塊鏈智慧合約進行代幣化金流託管，確保資金安全與交易透明，建立使用者信任基礎。</w:t>
+        <w:t>保障交易安全：運用</w:t>
+      </w:r>
+      <w:proofErr w:type="gramStart"/>
+      <w:r>
+        <w:rPr>
+          <w:rFonts w:hint="eastAsia"/>
+        </w:rPr>
+        <w:t>區塊鏈智慧</w:t>
+      </w:r>
+      <w:proofErr w:type="gramEnd"/>
+      <w:r>
+        <w:rPr>
+          <w:rFonts w:hint="eastAsia"/>
+        </w:rPr>
+        <w:t>合約進行</w:t>
+      </w:r>
+      <w:proofErr w:type="gramStart"/>
+      <w:r>
+        <w:rPr>
+          <w:rFonts w:hint="eastAsia"/>
+        </w:rPr>
+        <w:t>代幣化金流</w:t>
+      </w:r>
+      <w:proofErr w:type="gramEnd"/>
+      <w:r>
+        <w:rPr>
+          <w:rFonts w:hint="eastAsia"/>
+        </w:rPr>
+        <w:t>託管，確保資金安全與交易透明，建立使用者信任基礎。</w:t>
       </w:r>
     </w:p>
     <w:p>
@@ -12129,7 +12599,21 @@
         <w:rPr>
           <w:rFonts w:hint="eastAsia"/>
         </w:rPr>
-        <w:t>促進資源循環：透過平台運作，使閒置書籍得以高效媒合流通，推動校園永續發展的生態目標。</w:t>
+        <w:t>促進資源循環：透過平台運作，使閒置書籍得以高效</w:t>
+      </w:r>
+      <w:proofErr w:type="gramStart"/>
+      <w:r>
+        <w:rPr>
+          <w:rFonts w:hint="eastAsia"/>
+        </w:rPr>
+        <w:t>媒</w:t>
+      </w:r>
+      <w:proofErr w:type="gramEnd"/>
+      <w:r>
+        <w:rPr>
+          <w:rFonts w:hint="eastAsia"/>
+        </w:rPr>
+        <w:t>合流通，推動校園永續發展的生態目標。</w:t>
       </w:r>
     </w:p>
     <w:p>
@@ -12168,7 +12652,35 @@
         <w:rPr>
           <w:rFonts w:hint="eastAsia"/>
         </w:rPr>
-        <w:t>條碼掃描技術，實現二手書籍的快速上架，大幅簡化賣方的操作流程。在交易機制方面，系統導入區塊鏈智慧合約技術，建構創新的代幣化交易模式，以確保買賣雙方的資金安全與交易資訊的高度透明。此外，我們結合</w:t>
+        <w:t>條碼掃描技術，實現二手書籍的快速上架，大幅簡化賣方的操作流程。在交易機制方面，系統導入</w:t>
+      </w:r>
+      <w:proofErr w:type="gramStart"/>
+      <w:r>
+        <w:rPr>
+          <w:rFonts w:hint="eastAsia"/>
+        </w:rPr>
+        <w:t>區塊鏈智慧</w:t>
+      </w:r>
+      <w:proofErr w:type="gramEnd"/>
+      <w:r>
+        <w:rPr>
+          <w:rFonts w:hint="eastAsia"/>
+        </w:rPr>
+        <w:t>合約技術，建構創新的代幣化交易模式，以確保買賣雙方的資金安全與交易資訊的高度透明。</w:t>
+      </w:r>
+      <w:proofErr w:type="gramStart"/>
+      <w:r>
+        <w:rPr>
+          <w:rFonts w:hint="eastAsia"/>
+        </w:rPr>
+        <w:t>此外，</w:t>
+      </w:r>
+      <w:proofErr w:type="gramEnd"/>
+      <w:r>
+        <w:rPr>
+          <w:rFonts w:hint="eastAsia"/>
+        </w:rPr>
+        <w:t>我們結合</w:t>
       </w:r>
       <w:r>
         <w:rPr>
@@ -12180,7 +12692,21 @@
         <w:rPr>
           <w:rFonts w:hint="eastAsia"/>
         </w:rPr>
-        <w:t>列印與物聯網（</w:t>
+        <w:t>列印</w:t>
+      </w:r>
+      <w:proofErr w:type="gramStart"/>
+      <w:r>
+        <w:rPr>
+          <w:rFonts w:hint="eastAsia"/>
+        </w:rPr>
+        <w:t>與物聯網</w:t>
+      </w:r>
+      <w:proofErr w:type="gramEnd"/>
+      <w:r>
+        <w:rPr>
+          <w:rFonts w:hint="eastAsia"/>
+        </w:rPr>
+        <w:t>（</w:t>
       </w:r>
       <w:r>
         <w:rPr>
@@ -12204,7 +12730,21 @@
         <w:rPr>
           <w:rFonts w:hint="eastAsia"/>
         </w:rPr>
-        <w:t>小時全天候的非同步取貨服務，有效突破傳統面交的時空限制。最後，透過會員等級制度的設計，不僅能賦予使用者專屬的尊榮感，更能有效提升平台黏著度。</w:t>
+        <w:t>小時全天候的非同步取貨服務，有效突破傳統面交的時空限制。最後，透過會員等級制度的設計，不僅能賦予使用者專屬的</w:t>
+      </w:r>
+      <w:proofErr w:type="gramStart"/>
+      <w:r>
+        <w:rPr>
+          <w:rFonts w:hint="eastAsia"/>
+        </w:rPr>
+        <w:t>尊榮感</w:t>
+      </w:r>
+      <w:proofErr w:type="gramEnd"/>
+      <w:r>
+        <w:rPr>
+          <w:rFonts w:hint="eastAsia"/>
+        </w:rPr>
+        <w:t>，更能有效提升平台黏著度。</w:t>
       </w:r>
     </w:p>
     <w:p>
@@ -12472,7 +13012,21 @@
         <w:rPr>
           <w:rFonts w:hint="eastAsia"/>
         </w:rPr>
-        <w:t>開發與調試：利用</w:t>
+        <w:t>開發</w:t>
+      </w:r>
+      <w:proofErr w:type="gramStart"/>
+      <w:r>
+        <w:rPr>
+          <w:rFonts w:hint="eastAsia"/>
+        </w:rPr>
+        <w:t>與調試</w:t>
+      </w:r>
+      <w:proofErr w:type="gramEnd"/>
+      <w:r>
+        <w:rPr>
+          <w:rFonts w:hint="eastAsia"/>
+        </w:rPr>
+        <w:t>：利用</w:t>
       </w:r>
       <w:r>
         <w:rPr>
@@ -12508,7 +13062,21 @@
         <w:rPr>
           <w:rFonts w:hint="eastAsia"/>
         </w:rPr>
-        <w:t>進行介面測試，確保後端邏輯的正確性與介接便利性。</w:t>
+        <w:t>進行介面測試，確保後端邏輯的正確性與</w:t>
+      </w:r>
+      <w:proofErr w:type="gramStart"/>
+      <w:r>
+        <w:rPr>
+          <w:rFonts w:hint="eastAsia"/>
+        </w:rPr>
+        <w:t>介</w:t>
+      </w:r>
+      <w:proofErr w:type="gramEnd"/>
+      <w:r>
+        <w:rPr>
+          <w:rFonts w:hint="eastAsia"/>
+        </w:rPr>
+        <w:t>接便利性。</w:t>
       </w:r>
     </w:p>
     <w:p>
@@ -12520,11 +13088,19 @@
         </w:numPr>
         <w:ind w:left="964" w:hanging="482"/>
       </w:pPr>
-      <w:r>
-        <w:rPr>
-          <w:rFonts w:hint="eastAsia"/>
-        </w:rPr>
-        <w:t>物聯網與硬體整合：</w:t>
+      <w:proofErr w:type="gramStart"/>
+      <w:r>
+        <w:rPr>
+          <w:rFonts w:hint="eastAsia"/>
+        </w:rPr>
+        <w:t>物聯網</w:t>
+      </w:r>
+      <w:proofErr w:type="gramEnd"/>
+      <w:r>
+        <w:rPr>
+          <w:rFonts w:hint="eastAsia"/>
+        </w:rPr>
+        <w:t>與硬體整合：</w:t>
       </w:r>
       <w:r>
         <w:rPr>
@@ -12554,7 +13130,21 @@
         <w:rPr>
           <w:rFonts w:hint="eastAsia"/>
         </w:rPr>
-        <w:t>機械建模，確保各零組件之公差配合，具備高度客製化與低成本模組化優勢。結合微控制器與雲端後台技術，實現掃碼開櫃與存取偵測等自動化功能。</w:t>
+        <w:t>機械建模，確保各零組件之公差配合，具備高度客製化與低成本模組化優勢。結合微控制器與雲端後台技術，實現</w:t>
+      </w:r>
+      <w:proofErr w:type="gramStart"/>
+      <w:r>
+        <w:rPr>
+          <w:rFonts w:hint="eastAsia"/>
+        </w:rPr>
+        <w:t>掃碼開</w:t>
+      </w:r>
+      <w:proofErr w:type="gramEnd"/>
+      <w:r>
+        <w:rPr>
+          <w:rFonts w:hint="eastAsia"/>
+        </w:rPr>
+        <w:t>櫃與存取偵測等自動化功能。</w:t>
       </w:r>
     </w:p>
     <w:p>
@@ -12566,11 +13156,19 @@
         </w:numPr>
         <w:ind w:left="964" w:hanging="482"/>
       </w:pPr>
-      <w:r>
-        <w:rPr>
-          <w:rFonts w:hint="eastAsia"/>
-        </w:rPr>
-        <w:t>區塊鏈智慧合約：</w:t>
+      <w:proofErr w:type="gramStart"/>
+      <w:r>
+        <w:rPr>
+          <w:rFonts w:hint="eastAsia"/>
+        </w:rPr>
+        <w:t>區塊鏈智慧</w:t>
+      </w:r>
+      <w:proofErr w:type="gramEnd"/>
+      <w:r>
+        <w:rPr>
+          <w:rFonts w:hint="eastAsia"/>
+        </w:rPr>
+        <w:t>合約：</w:t>
       </w:r>
       <w:r>
         <w:rPr>
@@ -12620,7 +13218,21 @@
         <w:rPr>
           <w:rFonts w:hint="eastAsia"/>
         </w:rPr>
-        <w:t>現有痛點顯著智慧書櫃吸引力：問卷指出，若在學校或捷運站設置智慧書櫃，其即時入帳、</w:t>
+        <w:t>現有痛點顯著智慧書櫃吸引力：問卷指出，若在學校或捷運站設置智慧書櫃，其即時</w:t>
+      </w:r>
+      <w:proofErr w:type="gramStart"/>
+      <w:r>
+        <w:rPr>
+          <w:rFonts w:hint="eastAsia"/>
+        </w:rPr>
+        <w:t>入帳</w:t>
+      </w:r>
+      <w:proofErr w:type="gramEnd"/>
+      <w:r>
+        <w:rPr>
+          <w:rFonts w:hint="eastAsia"/>
+        </w:rPr>
+        <w:t>、</w:t>
       </w:r>
       <w:r>
         <w:rPr>
@@ -12632,7 +13244,21 @@
         <w:rPr>
           <w:rFonts w:hint="eastAsia"/>
         </w:rPr>
-        <w:t>小時取款、取貨以及免手打資料等功能對於轉移現有使用者具備極大吸引力。</w:t>
+        <w:t>小時取款、取貨</w:t>
+      </w:r>
+      <w:proofErr w:type="gramStart"/>
+      <w:r>
+        <w:rPr>
+          <w:rFonts w:hint="eastAsia"/>
+        </w:rPr>
+        <w:t>以及免手打</w:t>
+      </w:r>
+      <w:proofErr w:type="gramEnd"/>
+      <w:r>
+        <w:rPr>
+          <w:rFonts w:hint="eastAsia"/>
+        </w:rPr>
+        <w:t>資料等功能對於轉移現有使用者具備極大吸引力。</w:t>
       </w:r>
     </w:p>
     <w:p>
@@ -12766,7 +13392,35 @@
         <w:rPr>
           <w:rFonts w:hint="eastAsia"/>
         </w:rPr>
-        <w:t>提供「線上查看實體書況照片」功能，調查顯示此功能可顯著增加購買意願。</w:t>
+        <w:t>提供「</w:t>
+      </w:r>
+      <w:proofErr w:type="gramStart"/>
+      <w:r>
+        <w:rPr>
+          <w:rFonts w:hint="eastAsia"/>
+        </w:rPr>
+        <w:t>線上查看</w:t>
+      </w:r>
+      <w:proofErr w:type="gramEnd"/>
+      <w:r>
+        <w:rPr>
+          <w:rFonts w:hint="eastAsia"/>
+        </w:rPr>
+        <w:t>實體書</w:t>
+      </w:r>
+      <w:proofErr w:type="gramStart"/>
+      <w:r>
+        <w:rPr>
+          <w:rFonts w:hint="eastAsia"/>
+        </w:rPr>
+        <w:t>況</w:t>
+      </w:r>
+      <w:proofErr w:type="gramEnd"/>
+      <w:r>
+        <w:rPr>
+          <w:rFonts w:hint="eastAsia"/>
+        </w:rPr>
+        <w:t>照片」功能，調查顯示此功能可顯著增加購買意願。</w:t>
       </w:r>
     </w:p>
     <w:p>
@@ -12902,11 +13556,19 @@
         </w:numPr>
         <w:ind w:left="964" w:hanging="482"/>
       </w:pPr>
-      <w:r>
-        <w:rPr>
-          <w:rFonts w:hint="eastAsia"/>
-        </w:rPr>
-        <w:t>個資保護與隱私機制：《個人資料保護法》第</w:t>
+      <w:proofErr w:type="gramStart"/>
+      <w:r>
+        <w:rPr>
+          <w:rFonts w:hint="eastAsia"/>
+        </w:rPr>
+        <w:t>個</w:t>
+      </w:r>
+      <w:proofErr w:type="gramEnd"/>
+      <w:r>
+        <w:rPr>
+          <w:rFonts w:hint="eastAsia"/>
+        </w:rPr>
+        <w:t>資保護與隱私機制：《個人資料保護法》第</w:t>
       </w:r>
       <w:r>
         <w:rPr>
@@ -12942,7 +13604,21 @@
         <w:rPr>
           <w:rFonts w:hint="eastAsia"/>
         </w:rPr>
-        <w:t>條（安全維護義務）。系統採取分層儲存策略，區塊鏈上僅儲存交易雜湊值（</w:t>
+        <w:t>條（安全維護義務）。系統採取分層儲存策略，</w:t>
+      </w:r>
+      <w:proofErr w:type="gramStart"/>
+      <w:r>
+        <w:rPr>
+          <w:rFonts w:hint="eastAsia"/>
+        </w:rPr>
+        <w:t>區塊鏈上</w:t>
+      </w:r>
+      <w:proofErr w:type="gramEnd"/>
+      <w:r>
+        <w:rPr>
+          <w:rFonts w:hint="eastAsia"/>
+        </w:rPr>
+        <w:t>僅儲存交易雜湊值（</w:t>
       </w:r>
       <w:r>
         <w:rPr>
@@ -12954,7 +13630,21 @@
         <w:rPr>
           <w:rFonts w:hint="eastAsia"/>
         </w:rPr>
-        <w:t>）與合約邏輯，使用者敏感個資則儲存在符合加密規範之中心化資料庫中，符合《個資法》對資料最小化之要求。</w:t>
+        <w:t>）與合約邏輯，使用者敏感</w:t>
+      </w:r>
+      <w:proofErr w:type="gramStart"/>
+      <w:r>
+        <w:rPr>
+          <w:rFonts w:hint="eastAsia"/>
+        </w:rPr>
+        <w:t>個</w:t>
+      </w:r>
+      <w:proofErr w:type="gramEnd"/>
+      <w:r>
+        <w:rPr>
+          <w:rFonts w:hint="eastAsia"/>
+        </w:rPr>
+        <w:t>資則儲存在符合加密規範之中心化資料庫中，符合《個資法》對資料最小化之要求。</w:t>
       </w:r>
     </w:p>
     <w:p>
@@ -12970,7 +13660,21 @@
         <w:rPr>
           <w:rFonts w:hint="eastAsia"/>
         </w:rPr>
-        <w:t>金流託管合規化：《電子支付機構管理條例》第</w:t>
+        <w:t>金流託管合</w:t>
+      </w:r>
+      <w:proofErr w:type="gramStart"/>
+      <w:r>
+        <w:rPr>
+          <w:rFonts w:hint="eastAsia"/>
+        </w:rPr>
+        <w:t>規</w:t>
+      </w:r>
+      <w:proofErr w:type="gramEnd"/>
+      <w:r>
+        <w:rPr>
+          <w:rFonts w:hint="eastAsia"/>
+        </w:rPr>
+        <w:t>化：《電子支付機構管理條例》第</w:t>
       </w:r>
       <w:r>
         <w:rPr>
@@ -13022,7 +13726,21 @@
         <w:rPr>
           <w:rFonts w:hint="eastAsia"/>
         </w:rPr>
-        <w:t>條（物之瑕疵擔保責任）。於智慧合約中設計「爭議凍結期」，若買家發現書況與照片嚴重不符，可申請凍結款項，並由系統平台介入調解，保障消費者權益。</w:t>
+        <w:t>條（物之瑕疵擔保責任）。於智慧合約中設計「爭議凍結期」，若買家發現書</w:t>
+      </w:r>
+      <w:proofErr w:type="gramStart"/>
+      <w:r>
+        <w:rPr>
+          <w:rFonts w:hint="eastAsia"/>
+        </w:rPr>
+        <w:t>況</w:t>
+      </w:r>
+      <w:proofErr w:type="gramEnd"/>
+      <w:r>
+        <w:rPr>
+          <w:rFonts w:hint="eastAsia"/>
+        </w:rPr>
+        <w:t>與照片嚴重不符，可申請凍結款項，並由系統平台介入調解，保障消費者權益。</w:t>
       </w:r>
     </w:p>
     <w:p>
@@ -13050,7 +13768,7 @@
       <w:pPr>
         <w:pStyle w:val="afb"/>
       </w:pPr>
-      <w:bookmarkStart w:id="21" w:name="_Toc227364493"/>
+      <w:bookmarkStart w:id="21" w:name="_Toc227408909"/>
       <w:r>
         <w:rPr>
           <w:rFonts w:hint="eastAsia"/>
@@ -13268,12 +13986,21 @@
                 <w:sz w:val="28"/>
               </w:rPr>
             </w:pPr>
+            <w:proofErr w:type="gramStart"/>
             <w:r>
               <w:rPr>
                 <w:rFonts w:ascii="Times New Roman" w:eastAsia="標楷體" w:hAnsi="Times New Roman" w:hint="eastAsia"/>
                 <w:sz w:val="28"/>
               </w:rPr>
-              <w:t>區塊鏈設施服務商</w:t>
+              <w:t>區塊鏈設施</w:t>
+            </w:r>
+            <w:proofErr w:type="gramEnd"/>
+            <w:r>
+              <w:rPr>
+                <w:rFonts w:ascii="Times New Roman" w:eastAsia="標楷體" w:hAnsi="Times New Roman" w:hint="eastAsia"/>
+                <w:sz w:val="28"/>
+              </w:rPr>
+              <w:t>服務商</w:t>
             </w:r>
           </w:p>
           <w:p>
@@ -13471,7 +14198,23 @@
                 <w:rFonts w:ascii="Times New Roman" w:eastAsia="標楷體" w:hAnsi="Times New Roman" w:hint="eastAsia"/>
                 <w:sz w:val="28"/>
               </w:rPr>
-              <w:t>信任保障：區塊鏈智慧合約託管</w:t>
+              <w:t>信任保障：</w:t>
+            </w:r>
+            <w:proofErr w:type="gramStart"/>
+            <w:r>
+              <w:rPr>
+                <w:rFonts w:ascii="Times New Roman" w:eastAsia="標楷體" w:hAnsi="Times New Roman" w:hint="eastAsia"/>
+                <w:sz w:val="28"/>
+              </w:rPr>
+              <w:t>區塊鏈智慧</w:t>
+            </w:r>
+            <w:proofErr w:type="gramEnd"/>
+            <w:r>
+              <w:rPr>
+                <w:rFonts w:ascii="Times New Roman" w:eastAsia="標楷體" w:hAnsi="Times New Roman" w:hint="eastAsia"/>
+                <w:sz w:val="28"/>
+              </w:rPr>
+              <w:t>合約託管</w:t>
             </w:r>
           </w:p>
           <w:p>
@@ -13879,8 +14622,17 @@
                 <w:rFonts w:ascii="Times New Roman" w:eastAsia="標楷體" w:hAnsi="Times New Roman" w:hint="eastAsia"/>
                 <w:sz w:val="28"/>
               </w:rPr>
-              <w:t>校園捷運等場域</w:t>
-            </w:r>
+              <w:t>校園</w:t>
+            </w:r>
+            <w:proofErr w:type="gramStart"/>
+            <w:r>
+              <w:rPr>
+                <w:rFonts w:ascii="Times New Roman" w:eastAsia="標楷體" w:hAnsi="Times New Roman" w:hint="eastAsia"/>
+                <w:sz w:val="28"/>
+              </w:rPr>
+              <w:t>捷運等場域</w:t>
+            </w:r>
+            <w:proofErr w:type="gramEnd"/>
           </w:p>
           <w:p>
             <w:pPr>
@@ -14008,12 +14760,21 @@
                 <w:sz w:val="28"/>
               </w:rPr>
             </w:pPr>
+            <w:proofErr w:type="gramStart"/>
             <w:r>
               <w:rPr>
                 <w:rFonts w:ascii="Times New Roman" w:eastAsia="標楷體" w:hAnsi="Times New Roman" w:hint="eastAsia"/>
                 <w:sz w:val="28"/>
               </w:rPr>
-              <w:t>區塊鏈交易手續費</w:t>
+              <w:t>區塊鏈交易</w:t>
+            </w:r>
+            <w:proofErr w:type="gramEnd"/>
+            <w:r>
+              <w:rPr>
+                <w:rFonts w:ascii="Times New Roman" w:eastAsia="標楷體" w:hAnsi="Times New Roman" w:hint="eastAsia"/>
+                <w:sz w:val="28"/>
+              </w:rPr>
+              <w:t>手續費</w:t>
             </w:r>
           </w:p>
           <w:p>
@@ -14217,7 +14978,21 @@
         <w:rPr>
           <w:rFonts w:hint="eastAsia"/>
         </w:rPr>
-        <w:t>分析，本系統之目標族群為「欲買賣二手書籍，卻苦於面交時間難以配合或對交易安全性存疑」的交易者，系統以區塊鏈智慧合約託管與智慧書櫃實物驗證為核心，透過自動化流程解決傳統面交的痛點。</w:t>
+        <w:t>分析，本系統之目標族群為「欲買賣二手書籍，卻苦於面交時間難以配合或對交易安全性存疑」的交易者，系統以</w:t>
+      </w:r>
+      <w:proofErr w:type="gramStart"/>
+      <w:r>
+        <w:rPr>
+          <w:rFonts w:hint="eastAsia"/>
+        </w:rPr>
+        <w:t>區塊鏈智慧</w:t>
+      </w:r>
+      <w:proofErr w:type="gramEnd"/>
+      <w:r>
+        <w:rPr>
+          <w:rFonts w:hint="eastAsia"/>
+        </w:rPr>
+        <w:t>合約託管與智慧書櫃實物驗證為核心，透過自動化流程解決傳統面交的痛點。</w:t>
       </w:r>
     </w:p>
     <w:p>
@@ -14230,7 +15005,49 @@
         <w:rPr>
           <w:rFonts w:hint="eastAsia"/>
         </w:rPr>
-        <w:t>本系統透過區塊鏈技術建立自動化金流託管，結合實體智慧書櫃的存取機制，確保款項在買家成功取貨並確認訂單後才進行金流撥款處理，徹底解決交易詐騙風險與個資外洩隱憂。平台不僅提供便利的</w:t>
+        <w:t>本系統透過</w:t>
+      </w:r>
+      <w:proofErr w:type="gramStart"/>
+      <w:r>
+        <w:rPr>
+          <w:rFonts w:hint="eastAsia"/>
+        </w:rPr>
+        <w:t>區塊鏈技術</w:t>
+      </w:r>
+      <w:proofErr w:type="gramEnd"/>
+      <w:r>
+        <w:rPr>
+          <w:rFonts w:hint="eastAsia"/>
+        </w:rPr>
+        <w:t>建立自動化金流託管，結合實體智慧書櫃的存取機制，確保款項在買家成功取貨並確認訂單後才進行金流撥款處理，徹底解決交易詐騙風險與</w:t>
+      </w:r>
+      <w:proofErr w:type="gramStart"/>
+      <w:r>
+        <w:rPr>
+          <w:rFonts w:hint="eastAsia"/>
+        </w:rPr>
+        <w:t>個</w:t>
+      </w:r>
+      <w:proofErr w:type="gramEnd"/>
+      <w:r>
+        <w:rPr>
+          <w:rFonts w:hint="eastAsia"/>
+        </w:rPr>
+        <w:t>資外</w:t>
+      </w:r>
+      <w:proofErr w:type="gramStart"/>
+      <w:r>
+        <w:rPr>
+          <w:rFonts w:hint="eastAsia"/>
+        </w:rPr>
+        <w:t>洩</w:t>
+      </w:r>
+      <w:proofErr w:type="gramEnd"/>
+      <w:r>
+        <w:rPr>
+          <w:rFonts w:hint="eastAsia"/>
+        </w:rPr>
+        <w:t>隱憂。平台不僅提供便利的</w:t>
       </w:r>
       <w:r>
         <w:rPr>
@@ -14242,7 +15059,21 @@
         <w:rPr>
           <w:rFonts w:hint="eastAsia"/>
         </w:rPr>
-        <w:t>小時自助取件服務，更透過物聯網（</w:t>
+        <w:t>小時自助取件服務，更</w:t>
+      </w:r>
+      <w:proofErr w:type="gramStart"/>
+      <w:r>
+        <w:rPr>
+          <w:rFonts w:hint="eastAsia"/>
+        </w:rPr>
+        <w:t>透過物聯網</w:t>
+      </w:r>
+      <w:proofErr w:type="gramEnd"/>
+      <w:r>
+        <w:rPr>
+          <w:rFonts w:hint="eastAsia"/>
+        </w:rPr>
+        <w:t>（</w:t>
       </w:r>
       <w:r>
         <w:rPr>
@@ -14318,7 +15149,21 @@
         <w:rPr>
           <w:rFonts w:hint="eastAsia"/>
         </w:rPr>
-        <w:t>身份區隔：區分為欲降低書費負擔的學生，以及重視交易效率與書況的買賣書族群。</w:t>
+        <w:t>身份區隔：區分為欲降低書費負擔的學生，以及重視交易效率與書</w:t>
+      </w:r>
+      <w:proofErr w:type="gramStart"/>
+      <w:r>
+        <w:rPr>
+          <w:rFonts w:hint="eastAsia"/>
+        </w:rPr>
+        <w:t>況</w:t>
+      </w:r>
+      <w:proofErr w:type="gramEnd"/>
+      <w:r>
+        <w:rPr>
+          <w:rFonts w:hint="eastAsia"/>
+        </w:rPr>
+        <w:t>的買賣書族群。</w:t>
       </w:r>
     </w:p>
     <w:p>
@@ -14346,7 +15191,21 @@
         <w:rPr>
           <w:rFonts w:hint="eastAsia"/>
         </w:rPr>
-        <w:t>分為習慣數位支付、對新科技接受度高的數位原生族，以及對網路交易安全具高度戒心使用者，透過會員等級審核機制，確保交易環境的安全性與使用者信用。</w:t>
+        <w:t>分為習慣數位支付、對新科技接受度高的數位</w:t>
+      </w:r>
+      <w:proofErr w:type="gramStart"/>
+      <w:r>
+        <w:rPr>
+          <w:rFonts w:hint="eastAsia"/>
+        </w:rPr>
+        <w:t>原生族</w:t>
+      </w:r>
+      <w:proofErr w:type="gramEnd"/>
+      <w:r>
+        <w:rPr>
+          <w:rFonts w:hint="eastAsia"/>
+        </w:rPr>
+        <w:t>，以及對網路交易安全具高度戒心使用者，透過會員等級審核機制，確保交易環境的安全性與使用者信用。</w:t>
       </w:r>
     </w:p>
     <w:p>
@@ -14434,7 +15293,21 @@
         <w:rPr>
           <w:rFonts w:hint="eastAsia"/>
         </w:rPr>
-        <w:t>吸引重視交易安全與真實書況，並希望透過「驗收後撥款」機制保障權益的謹慎交易者。</w:t>
+        <w:t>吸引重視交易安全與真實書</w:t>
+      </w:r>
+      <w:proofErr w:type="gramStart"/>
+      <w:r>
+        <w:rPr>
+          <w:rFonts w:hint="eastAsia"/>
+        </w:rPr>
+        <w:t>況</w:t>
+      </w:r>
+      <w:proofErr w:type="gramEnd"/>
+      <w:r>
+        <w:rPr>
+          <w:rFonts w:hint="eastAsia"/>
+        </w:rPr>
+        <w:t>，並希望透過「驗收後撥款」機制保障權益的謹慎交易者。</w:t>
       </w:r>
     </w:p>
     <w:p>
@@ -14494,7 +15367,21 @@
         <w:rPr>
           <w:rFonts w:hint="eastAsia"/>
         </w:rPr>
-        <w:t>信任保障：利用區塊鏈智慧合約技術進行款項託管，實現「買家驗貨才撥款」，徹底杜絕交易詐騙。</w:t>
+        <w:t>信任保障：利用</w:t>
+      </w:r>
+      <w:proofErr w:type="gramStart"/>
+      <w:r>
+        <w:rPr>
+          <w:rFonts w:hint="eastAsia"/>
+        </w:rPr>
+        <w:t>區塊鏈智慧</w:t>
+      </w:r>
+      <w:proofErr w:type="gramEnd"/>
+      <w:r>
+        <w:rPr>
+          <w:rFonts w:hint="eastAsia"/>
+        </w:rPr>
+        <w:t>合約技術進行款項託管，實現「買家驗貨才撥款」，徹底杜絕交易詐騙。</w:t>
       </w:r>
     </w:p>
     <w:p>
@@ -14510,7 +15397,21 @@
         <w:rPr>
           <w:rFonts w:hint="eastAsia"/>
         </w:rPr>
-        <w:t>極致便利：整合物聯網智慧書櫃與</w:t>
+        <w:t>極致便利：</w:t>
+      </w:r>
+      <w:proofErr w:type="gramStart"/>
+      <w:r>
+        <w:rPr>
+          <w:rFonts w:hint="eastAsia"/>
+        </w:rPr>
+        <w:t>整合物聯網</w:t>
+      </w:r>
+      <w:proofErr w:type="gramEnd"/>
+      <w:r>
+        <w:rPr>
+          <w:rFonts w:hint="eastAsia"/>
+        </w:rPr>
+        <w:t>智慧書櫃與</w:t>
       </w:r>
       <w:r>
         <w:rPr>
@@ -14534,7 +15435,35 @@
         <w:rPr>
           <w:rFonts w:hint="eastAsia"/>
         </w:rPr>
-        <w:t>小時不打烊的「非同步掃碼存取」自動化流程。</w:t>
+        <w:t>小時</w:t>
+      </w:r>
+      <w:proofErr w:type="gramStart"/>
+      <w:r>
+        <w:rPr>
+          <w:rFonts w:hint="eastAsia"/>
+        </w:rPr>
+        <w:t>不</w:t>
+      </w:r>
+      <w:proofErr w:type="gramEnd"/>
+      <w:r>
+        <w:rPr>
+          <w:rFonts w:hint="eastAsia"/>
+        </w:rPr>
+        <w:t>打烊的「</w:t>
+      </w:r>
+      <w:proofErr w:type="gramStart"/>
+      <w:r>
+        <w:rPr>
+          <w:rFonts w:hint="eastAsia"/>
+        </w:rPr>
+        <w:t>非同步掃碼存取</w:t>
+      </w:r>
+      <w:proofErr w:type="gramEnd"/>
+      <w:r>
+        <w:rPr>
+          <w:rFonts w:hint="eastAsia"/>
+        </w:rPr>
+        <w:t>」自動化流程。</w:t>
       </w:r>
     </w:p>
     <w:p>
@@ -14616,11 +15545,19 @@
         </w:numPr>
         <w:ind w:left="964" w:hanging="482"/>
       </w:pPr>
-      <w:r>
-        <w:rPr>
-          <w:rFonts w:hint="eastAsia"/>
-        </w:rPr>
-        <w:t>技術跨域整合：結合智慧合約金流與</w:t>
+      <w:proofErr w:type="gramStart"/>
+      <w:r>
+        <w:rPr>
+          <w:rFonts w:hint="eastAsia"/>
+        </w:rPr>
+        <w:t>技術跨域整合</w:t>
+      </w:r>
+      <w:proofErr w:type="gramEnd"/>
+      <w:r>
+        <w:rPr>
+          <w:rFonts w:hint="eastAsia"/>
+        </w:rPr>
+        <w:t>：結合智慧合約金流與</w:t>
       </w:r>
       <w:r>
         <w:rPr>
@@ -14648,7 +15585,21 @@
         <w:rPr>
           <w:rFonts w:hint="eastAsia"/>
         </w:rPr>
-        <w:t>解決交易痛點：透過自動化金流託管與實體書櫃，解決雙方面交時間難以攏談與詐騙風險。</w:t>
+        <w:t>解決交易痛點：透過自動化金流託管與實體書櫃，解決雙方面交時間</w:t>
+      </w:r>
+      <w:proofErr w:type="gramStart"/>
+      <w:r>
+        <w:rPr>
+          <w:rFonts w:hint="eastAsia"/>
+        </w:rPr>
+        <w:t>難以攏談與</w:t>
+      </w:r>
+      <w:proofErr w:type="gramEnd"/>
+      <w:r>
+        <w:rPr>
+          <w:rFonts w:hint="eastAsia"/>
+        </w:rPr>
+        <w:t>詐騙風險。</w:t>
       </w:r>
     </w:p>
     <w:p>
@@ -14782,7 +15733,21 @@
         <w:rPr>
           <w:rFonts w:hint="eastAsia"/>
         </w:rPr>
-        <w:t>初期使用者顧慮：對於新興的智慧合約金流與掃碼取貨機制，使用者可能因缺乏成功案例而產生信任疑慮，影響初期採用意願。</w:t>
+        <w:t>初期使用者顧慮：對於新興的智慧合約金流與</w:t>
+      </w:r>
+      <w:proofErr w:type="gramStart"/>
+      <w:r>
+        <w:rPr>
+          <w:rFonts w:hint="eastAsia"/>
+        </w:rPr>
+        <w:t>掃碼取</w:t>
+      </w:r>
+      <w:proofErr w:type="gramEnd"/>
+      <w:r>
+        <w:rPr>
+          <w:rFonts w:hint="eastAsia"/>
+        </w:rPr>
+        <w:t>貨機制，使用者可能因缺乏成功案例而產生信任疑慮，影響初期採用意願。</w:t>
       </w:r>
     </w:p>
     <w:p>
@@ -14810,7 +15775,21 @@
         <w:rPr>
           <w:rFonts w:hint="eastAsia"/>
         </w:rPr>
-        <w:t>、雲端後台與實體櫃體感測器，開發時程壓力大。</w:t>
+        <w:t>、雲端後台與實體</w:t>
+      </w:r>
+      <w:proofErr w:type="gramStart"/>
+      <w:r>
+        <w:rPr>
+          <w:rFonts w:hint="eastAsia"/>
+        </w:rPr>
+        <w:t>櫃體感</w:t>
+      </w:r>
+      <w:proofErr w:type="gramEnd"/>
+      <w:r>
+        <w:rPr>
+          <w:rFonts w:hint="eastAsia"/>
+        </w:rPr>
+        <w:t>測器，開發時程壓力大。</w:t>
       </w:r>
     </w:p>
     <w:p>
@@ -14858,7 +15837,35 @@
         <w:rPr>
           <w:rFonts w:hint="eastAsia"/>
         </w:rPr>
-        <w:t>物流便利性受限：取貨點僅限於特定智慧櫃點，相較於競品的超商物流網絡，覆蓋率較低。</w:t>
+        <w:t>物流便利性受限：取貨點僅限於特定</w:t>
+      </w:r>
+      <w:proofErr w:type="gramStart"/>
+      <w:r>
+        <w:rPr>
+          <w:rFonts w:hint="eastAsia"/>
+        </w:rPr>
+        <w:t>智慧櫃點</w:t>
+      </w:r>
+      <w:proofErr w:type="gramEnd"/>
+      <w:r>
+        <w:rPr>
+          <w:rFonts w:hint="eastAsia"/>
+        </w:rPr>
+        <w:t>，相較</w:t>
+      </w:r>
+      <w:proofErr w:type="gramStart"/>
+      <w:r>
+        <w:rPr>
+          <w:rFonts w:hint="eastAsia"/>
+        </w:rPr>
+        <w:t>於競品</w:t>
+      </w:r>
+      <w:proofErr w:type="gramEnd"/>
+      <w:r>
+        <w:rPr>
+          <w:rFonts w:hint="eastAsia"/>
+        </w:rPr>
+        <w:t>的超商物流網絡，覆蓋率較低。</w:t>
       </w:r>
     </w:p>
     <w:p>
@@ -14988,6 +15995,7 @@
         </w:rPr>
         <w:t>）</w:t>
       </w:r>
+      <w:proofErr w:type="gramStart"/>
       <w:r>
         <w:rPr>
           <w:rFonts w:hint="eastAsia"/>
@@ -14998,7 +16006,14 @@
         <w:rPr>
           <w:rFonts w:hint="eastAsia"/>
         </w:rPr>
-        <w:t>物聯網（</w:t>
+        <w:t>物聯網</w:t>
+      </w:r>
+      <w:proofErr w:type="gramEnd"/>
+      <w:r>
+        <w:rPr>
+          <w:rFonts w:hint="eastAsia"/>
+        </w:rPr>
+        <w:t>（</w:t>
       </w:r>
       <w:r>
         <w:rPr>
@@ -15012,11 +16027,19 @@
         </w:rPr>
         <w:t>）</w:t>
       </w:r>
-      <w:r>
-        <w:rPr>
-          <w:rFonts w:hint="eastAsia"/>
-        </w:rPr>
-        <w:t>跨域實踐的示範專案，吸引相關企業或校方行政單位的專案贊助。</w:t>
+      <w:proofErr w:type="gramStart"/>
+      <w:r>
+        <w:rPr>
+          <w:rFonts w:hint="eastAsia"/>
+        </w:rPr>
+        <w:t>跨域實踐</w:t>
+      </w:r>
+      <w:proofErr w:type="gramEnd"/>
+      <w:r>
+        <w:rPr>
+          <w:rFonts w:hint="eastAsia"/>
+        </w:rPr>
+        <w:t>的示範專案，吸引相關企業或校方行政單位的專案贊助。</w:t>
       </w:r>
     </w:p>
     <w:p>
@@ -15082,8 +16105,16 @@
         <w:rPr>
           <w:rFonts w:hint="eastAsia"/>
         </w:rPr>
-        <w:t>現有競爭對手：現有平台（</w:t>
-      </w:r>
+        <w:t>現有競爭對手：現有平台</w:t>
+      </w:r>
+      <w:proofErr w:type="gramStart"/>
+      <w:r>
+        <w:rPr>
+          <w:rFonts w:hint="eastAsia"/>
+        </w:rPr>
+        <w:t>（</w:t>
+      </w:r>
+      <w:proofErr w:type="gramEnd"/>
       <w:r>
         <w:rPr>
           <w:rFonts w:hint="eastAsia"/>
@@ -15102,11 +16133,19 @@
         </w:rPr>
         <w:t>等</w:t>
       </w:r>
-      <w:r>
-        <w:rPr>
-          <w:rFonts w:hint="eastAsia"/>
-        </w:rPr>
-        <w:t>），其使用者基數極大且已有固定使用者，對新平台轉移意願較低。</w:t>
+      <w:proofErr w:type="gramStart"/>
+      <w:r>
+        <w:rPr>
+          <w:rFonts w:hint="eastAsia"/>
+        </w:rPr>
+        <w:t>）</w:t>
+      </w:r>
+      <w:proofErr w:type="gramEnd"/>
+      <w:r>
+        <w:rPr>
+          <w:rFonts w:hint="eastAsia"/>
+        </w:rPr>
+        <w:t>，其使用者基數極大且已有固定使用者，對新平台轉移意願較低。</w:t>
       </w:r>
     </w:p>
     <w:p>
@@ -15118,11 +16157,33 @@
         </w:numPr>
         <w:ind w:left="964" w:hanging="482"/>
       </w:pPr>
-      <w:r>
-        <w:rPr>
-          <w:rFonts w:hint="eastAsia"/>
-        </w:rPr>
-        <w:t>競品生態系成熟度高：既有平台擁有極高覆蓋率的超商取貨網絡與多元支付，影響增加新用戶的移轉平台門檻。</w:t>
+      <w:proofErr w:type="gramStart"/>
+      <w:r>
+        <w:rPr>
+          <w:rFonts w:hint="eastAsia"/>
+        </w:rPr>
+        <w:t>競品生態</w:t>
+      </w:r>
+      <w:proofErr w:type="gramEnd"/>
+      <w:r>
+        <w:rPr>
+          <w:rFonts w:hint="eastAsia"/>
+        </w:rPr>
+        <w:t>系成熟度高：既有平台擁有極高覆蓋率的超商</w:t>
+      </w:r>
+      <w:proofErr w:type="gramStart"/>
+      <w:r>
+        <w:rPr>
+          <w:rFonts w:hint="eastAsia"/>
+        </w:rPr>
+        <w:t>取貨網絡</w:t>
+      </w:r>
+      <w:proofErr w:type="gramEnd"/>
+      <w:r>
+        <w:rPr>
+          <w:rFonts w:hint="eastAsia"/>
+        </w:rPr>
+        <w:t>與多元支付，影響增加新用戶的移轉平台門檻。</w:t>
       </w:r>
     </w:p>
     <w:p>
@@ -15138,7 +16199,21 @@
         <w:rPr>
           <w:rFonts w:hint="eastAsia"/>
         </w:rPr>
-        <w:t>法規與安全性限制：涉及金流託管與區塊鏈資產，需考量國內金融法規限制，一旦出現程式漏洞或遭駭客攻擊，將面臨法律責任與信任崩塌。</w:t>
+        <w:t>法規與安全性限制：涉及金流託管與</w:t>
+      </w:r>
+      <w:proofErr w:type="gramStart"/>
+      <w:r>
+        <w:rPr>
+          <w:rFonts w:hint="eastAsia"/>
+        </w:rPr>
+        <w:t>區塊鏈資產</w:t>
+      </w:r>
+      <w:proofErr w:type="gramEnd"/>
+      <w:r>
+        <w:rPr>
+          <w:rFonts w:hint="eastAsia"/>
+        </w:rPr>
+        <w:t>，需考量國內金融法規限制，一旦出現程式漏洞或遭駭客攻擊，將面臨法律責任與信任崩塌。</w:t>
       </w:r>
     </w:p>
     <w:p>
@@ -15161,7 +16236,7 @@
       <w:pPr>
         <w:pStyle w:val="afb"/>
       </w:pPr>
-      <w:bookmarkStart w:id="24" w:name="_Toc227364494"/>
+      <w:bookmarkStart w:id="24" w:name="_Toc227408910"/>
       <w:r>
         <w:rPr>
           <w:rFonts w:hint="eastAsia"/>
@@ -15552,7 +16627,23 @@
                 <w:rFonts w:ascii="Times New Roman" w:eastAsia="標楷體" w:hAnsi="Times New Roman" w:hint="eastAsia"/>
                 <w:sz w:val="28"/>
               </w:rPr>
-              <w:t>利用技術跨域整合（</w:t>
+              <w:t>利用</w:t>
+            </w:r>
+            <w:proofErr w:type="gramStart"/>
+            <w:r>
+              <w:rPr>
+                <w:rFonts w:ascii="Times New Roman" w:eastAsia="標楷體" w:hAnsi="Times New Roman" w:hint="eastAsia"/>
+                <w:sz w:val="28"/>
+              </w:rPr>
+              <w:t>技術跨域整合</w:t>
+            </w:r>
+            <w:proofErr w:type="gramEnd"/>
+            <w:r>
+              <w:rPr>
+                <w:rFonts w:ascii="Times New Roman" w:eastAsia="標楷體" w:hAnsi="Times New Roman" w:hint="eastAsia"/>
+                <w:sz w:val="28"/>
+              </w:rPr>
+              <w:t>（</w:t>
             </w:r>
             <w:r>
               <w:rPr>
@@ -15690,12 +16781,37 @@
                 <w:sz w:val="28"/>
               </w:rPr>
             </w:pPr>
+            <w:proofErr w:type="gramStart"/>
             <w:r>
               <w:rPr>
                 <w:rFonts w:ascii="Times New Roman" w:eastAsia="標楷體" w:hAnsi="Times New Roman" w:hint="eastAsia"/>
                 <w:sz w:val="28"/>
               </w:rPr>
-              <w:t>針對資安風險，發揮團隊分權管理的優勢，建立多重驗證機制與自動化日誌監控，確保區塊鏈資產與系統邏輯的穩定性。</w:t>
+              <w:t>針對資安風險</w:t>
+            </w:r>
+            <w:proofErr w:type="gramEnd"/>
+            <w:r>
+              <w:rPr>
+                <w:rFonts w:ascii="Times New Roman" w:eastAsia="標楷體" w:hAnsi="Times New Roman" w:hint="eastAsia"/>
+                <w:sz w:val="28"/>
+              </w:rPr>
+              <w:t>，發揮團隊分權管理的優勢，建立多重驗證機制與自動化日誌監控，確保</w:t>
+            </w:r>
+            <w:proofErr w:type="gramStart"/>
+            <w:r>
+              <w:rPr>
+                <w:rFonts w:ascii="Times New Roman" w:eastAsia="標楷體" w:hAnsi="Times New Roman" w:hint="eastAsia"/>
+                <w:sz w:val="28"/>
+              </w:rPr>
+              <w:t>區塊鏈資產</w:t>
+            </w:r>
+            <w:proofErr w:type="gramEnd"/>
+            <w:r>
+              <w:rPr>
+                <w:rFonts w:ascii="Times New Roman" w:eastAsia="標楷體" w:hAnsi="Times New Roman" w:hint="eastAsia"/>
+                <w:sz w:val="28"/>
+              </w:rPr>
+              <w:t>與系統邏輯的穩定性。</w:t>
             </w:r>
           </w:p>
         </w:tc>
@@ -15815,7 +16931,23 @@
                 <w:rFonts w:ascii="Times New Roman" w:eastAsia="標楷體" w:hAnsi="Times New Roman" w:hint="eastAsia"/>
                 <w:sz w:val="28"/>
               </w:rPr>
-              <w:t>針對初期使用者顧慮，可透過與校方進行產學合作，在校內舉辦「二手書永續週」，提供代幣獎勵來吸引首批種子用戶，累積成功案例。</w:t>
+              <w:t>針對初期使用者顧慮，可透過與校方進行產學合作，在校內舉辦「二手書永續</w:t>
+            </w:r>
+            <w:proofErr w:type="gramStart"/>
+            <w:r>
+              <w:rPr>
+                <w:rFonts w:ascii="Times New Roman" w:eastAsia="標楷體" w:hAnsi="Times New Roman" w:hint="eastAsia"/>
+                <w:sz w:val="28"/>
+              </w:rPr>
+              <w:t>週</w:t>
+            </w:r>
+            <w:proofErr w:type="gramEnd"/>
+            <w:r>
+              <w:rPr>
+                <w:rFonts w:ascii="Times New Roman" w:eastAsia="標楷體" w:hAnsi="Times New Roman" w:hint="eastAsia"/>
+                <w:sz w:val="28"/>
+              </w:rPr>
+              <w:t>」，提供代幣獎勵來吸引首批種子用戶，累積成功案例。</w:t>
             </w:r>
           </w:p>
           <w:p>
@@ -15893,7 +17025,39 @@
                 <w:rFonts w:ascii="Times New Roman" w:eastAsia="標楷體" w:hAnsi="Times New Roman" w:hint="eastAsia"/>
                 <w:sz w:val="28"/>
               </w:rPr>
-              <w:t>針對硬體人為損壞與法規限制，初期採小規模試辦，並與校方或捷運管理單位研擬「管理協議」，確保設備保險與維護責任歸屬，規避法律風險。</w:t>
+              <w:t>針對硬體人為損壞與法規限制，初期</w:t>
+            </w:r>
+            <w:proofErr w:type="gramStart"/>
+            <w:r>
+              <w:rPr>
+                <w:rFonts w:ascii="Times New Roman" w:eastAsia="標楷體" w:hAnsi="Times New Roman" w:hint="eastAsia"/>
+                <w:sz w:val="28"/>
+              </w:rPr>
+              <w:t>採</w:t>
+            </w:r>
+            <w:proofErr w:type="gramEnd"/>
+            <w:r>
+              <w:rPr>
+                <w:rFonts w:ascii="Times New Roman" w:eastAsia="標楷體" w:hAnsi="Times New Roman" w:hint="eastAsia"/>
+                <w:sz w:val="28"/>
+              </w:rPr>
+              <w:t>小規模試辦，並與校方或捷運管理單位</w:t>
+            </w:r>
+            <w:proofErr w:type="gramStart"/>
+            <w:r>
+              <w:rPr>
+                <w:rFonts w:ascii="Times New Roman" w:eastAsia="標楷體" w:hAnsi="Times New Roman" w:hint="eastAsia"/>
+                <w:sz w:val="28"/>
+              </w:rPr>
+              <w:t>研</w:t>
+            </w:r>
+            <w:proofErr w:type="gramEnd"/>
+            <w:r>
+              <w:rPr>
+                <w:rFonts w:ascii="Times New Roman" w:eastAsia="標楷體" w:hAnsi="Times New Roman" w:hint="eastAsia"/>
+                <w:sz w:val="28"/>
+              </w:rPr>
+              <w:t>擬「管理協議」，確保設備保險與維護責任歸屬，規避法律風險。</w:t>
             </w:r>
           </w:p>
           <w:p>
@@ -15916,7 +17080,23 @@
                 <w:rFonts w:ascii="Times New Roman" w:eastAsia="標楷體" w:hAnsi="Times New Roman" w:hint="eastAsia"/>
                 <w:sz w:val="28"/>
               </w:rPr>
-              <w:t>針對系統整合壓力，採取模組化分階段上線（先驗證金流，再串接實體櫃），避免一次性大規模投入導致硬體維修或資安漏洞無法及時修正。</w:t>
+              <w:t>針對系統整合壓力，採取模組化分階段上線（先驗證金流，再串接實體櫃），避免一次性大規模投入導致硬體維修</w:t>
+            </w:r>
+            <w:proofErr w:type="gramStart"/>
+            <w:r>
+              <w:rPr>
+                <w:rFonts w:ascii="Times New Roman" w:eastAsia="標楷體" w:hAnsi="Times New Roman" w:hint="eastAsia"/>
+                <w:sz w:val="28"/>
+              </w:rPr>
+              <w:t>或資安漏洞</w:t>
+            </w:r>
+            <w:proofErr w:type="gramEnd"/>
+            <w:r>
+              <w:rPr>
+                <w:rFonts w:ascii="Times New Roman" w:eastAsia="標楷體" w:hAnsi="Times New Roman" w:hint="eastAsia"/>
+                <w:sz w:val="28"/>
+              </w:rPr>
+              <w:t>無法及時修正。</w:t>
             </w:r>
           </w:p>
         </w:tc>
@@ -15997,12 +17177,21 @@
           <w:color w:val="000000" w:themeColor="text1"/>
         </w:rPr>
       </w:pPr>
+      <w:proofErr w:type="gramStart"/>
       <w:r>
         <w:rPr>
           <w:rFonts w:hint="eastAsia"/>
           <w:color w:val="000000" w:themeColor="text1"/>
         </w:rPr>
-        <w:t>本層負責使用者互動與實體環境感測，為系統與外部環境之交接點：</w:t>
+        <w:t>本層負責</w:t>
+      </w:r>
+      <w:proofErr w:type="gramEnd"/>
+      <w:r>
+        <w:rPr>
+          <w:rFonts w:hint="eastAsia"/>
+          <w:color w:val="000000" w:themeColor="text1"/>
+        </w:rPr>
+        <w:t>使用者互動與實體環境感測，為系統與外部環境之交接點：</w:t>
       </w:r>
     </w:p>
     <w:p>
@@ -16054,11 +17243,19 @@
         </w:numPr>
         <w:ind w:left="964" w:hanging="482"/>
       </w:pPr>
-      <w:r>
-        <w:rPr>
-          <w:rFonts w:hint="eastAsia"/>
-        </w:rPr>
-        <w:t>物聯網控制終端：搭載</w:t>
+      <w:proofErr w:type="gramStart"/>
+      <w:r>
+        <w:rPr>
+          <w:rFonts w:hint="eastAsia"/>
+        </w:rPr>
+        <w:t>物聯網</w:t>
+      </w:r>
+      <w:proofErr w:type="gramEnd"/>
+      <w:r>
+        <w:rPr>
+          <w:rFonts w:hint="eastAsia"/>
+        </w:rPr>
+        <w:t>控制終端：搭載</w:t>
       </w:r>
       <w:r>
         <w:rPr>
@@ -16070,7 +17267,21 @@
         <w:rPr>
           <w:rFonts w:hint="eastAsia"/>
         </w:rPr>
-        <w:t>微控制器之實體智慧書櫃，專責硬體狀態感測與作動控制，透過安全通訊協定向伺服器回報狀態或請求控制指令。</w:t>
+        <w:t>微控制器之實體智慧書櫃，專責硬體狀態感測</w:t>
+      </w:r>
+      <w:proofErr w:type="gramStart"/>
+      <w:r>
+        <w:rPr>
+          <w:rFonts w:hint="eastAsia"/>
+        </w:rPr>
+        <w:t>與作動控制</w:t>
+      </w:r>
+      <w:proofErr w:type="gramEnd"/>
+      <w:r>
+        <w:rPr>
+          <w:rFonts w:hint="eastAsia"/>
+        </w:rPr>
+        <w:t>，透過安全通訊協定向伺服器回報狀態或請求控制指令。</w:t>
       </w:r>
     </w:p>
     <w:p>
@@ -16096,12 +17307,21 @@
           <w:color w:val="000000" w:themeColor="text1"/>
         </w:rPr>
       </w:pPr>
+      <w:proofErr w:type="gramStart"/>
       <w:r>
         <w:rPr>
           <w:rFonts w:hint="eastAsia"/>
           <w:color w:val="000000" w:themeColor="text1"/>
         </w:rPr>
-        <w:t>本層負責公網流量之清洗、憑證管理與內部路由分發：</w:t>
+        <w:t>本層負責</w:t>
+      </w:r>
+      <w:proofErr w:type="gramEnd"/>
+      <w:r>
+        <w:rPr>
+          <w:rFonts w:hint="eastAsia"/>
+          <w:color w:val="000000" w:themeColor="text1"/>
+        </w:rPr>
+        <w:t>公網流量之清洗、憑證管理與內部路由分發：</w:t>
       </w:r>
     </w:p>
     <w:p>
@@ -16165,8 +17385,16 @@
         <w:rPr>
           <w:rFonts w:hint="eastAsia"/>
         </w:rPr>
-        <w:t>以及外部</w:t>
-      </w:r>
+        <w:t>以及外</w:t>
+      </w:r>
+      <w:proofErr w:type="gramStart"/>
+      <w:r>
+        <w:rPr>
+          <w:rFonts w:hint="eastAsia"/>
+        </w:rPr>
+        <w:t>部</w:t>
+      </w:r>
+      <w:proofErr w:type="gramEnd"/>
       <w:r>
         <w:br/>
       </w:r>
@@ -16196,7 +17424,21 @@
         <w:rPr>
           <w:rFonts w:hint="eastAsia"/>
         </w:rPr>
-        <w:t>入口多工與反向代理：流量進入核心基礎設施後，首由通訊埠多工器進行流量特徵識別；常規</w:t>
+        <w:t>入口多工與反向代理：流量進入核心基礎設施後，首由通訊</w:t>
+      </w:r>
+      <w:proofErr w:type="gramStart"/>
+      <w:r>
+        <w:rPr>
+          <w:rFonts w:hint="eastAsia"/>
+        </w:rPr>
+        <w:t>埠</w:t>
+      </w:r>
+      <w:proofErr w:type="gramEnd"/>
+      <w:r>
+        <w:rPr>
+          <w:rFonts w:hint="eastAsia"/>
+        </w:rPr>
+        <w:t>多工器進行流量特徵識別；常規</w:t>
       </w:r>
       <w:r>
         <w:rPr>
@@ -16258,12 +17500,21 @@
           <w:color w:val="000000" w:themeColor="text1"/>
         </w:rPr>
       </w:pPr>
+      <w:proofErr w:type="gramStart"/>
       <w:r>
         <w:rPr>
           <w:rFonts w:hint="eastAsia"/>
           <w:color w:val="000000" w:themeColor="text1"/>
         </w:rPr>
-        <w:t>本層為系統之運算核心，封裝所有商業規則與資料處理邏輯：</w:t>
+        <w:t>本層為</w:t>
+      </w:r>
+      <w:proofErr w:type="gramEnd"/>
+      <w:r>
+        <w:rPr>
+          <w:rFonts w:hint="eastAsia"/>
+          <w:color w:val="000000" w:themeColor="text1"/>
+        </w:rPr>
+        <w:t>系統之運算核心，封裝所有商業規則與資料處理邏輯：</w:t>
       </w:r>
     </w:p>
     <w:p>
@@ -16359,12 +17610,21 @@
           <w:color w:val="000000" w:themeColor="text1"/>
         </w:rPr>
       </w:pPr>
+      <w:proofErr w:type="gramStart"/>
       <w:r>
         <w:rPr>
           <w:rFonts w:hint="eastAsia"/>
           <w:color w:val="000000" w:themeColor="text1"/>
         </w:rPr>
-        <w:t>本層專責系統狀態與結構化數據之穩定且安全之儲存：</w:t>
+        <w:t>本層專責</w:t>
+      </w:r>
+      <w:proofErr w:type="gramEnd"/>
+      <w:r>
+        <w:rPr>
+          <w:rFonts w:hint="eastAsia"/>
+          <w:color w:val="000000" w:themeColor="text1"/>
+        </w:rPr>
+        <w:t>系統狀態與結構化數據之穩定且安全之儲存：</w:t>
       </w:r>
     </w:p>
     <w:p>
@@ -16476,7 +17736,7 @@
       <w:pPr>
         <w:pStyle w:val="afb"/>
       </w:pPr>
-      <w:bookmarkStart w:id="27" w:name="_Toc227364489"/>
+      <w:bookmarkStart w:id="27" w:name="_Toc227408898"/>
       <w:r>
         <w:rPr>
           <w:rFonts w:hint="eastAsia"/>
@@ -16619,7 +17879,7 @@
       <w:pPr>
         <w:pStyle w:val="afb"/>
       </w:pPr>
-      <w:bookmarkStart w:id="30" w:name="_Toc227364495"/>
+      <w:bookmarkStart w:id="30" w:name="_Toc227408911"/>
       <w:r>
         <w:rPr>
           <w:rFonts w:hint="eastAsia"/>
@@ -16716,56 +17976,21 @@
       <w:tblPr>
         <w:tblStyle w:val="afa"/>
         <w:tblW w:w="0" w:type="auto"/>
-        <w:tblLayout w:type="fixed"/>
+        <w:tblCellMar>
+          <w:top w:w="28" w:type="dxa"/>
+          <w:bottom w:w="28" w:type="dxa"/>
+        </w:tblCellMar>
         <w:tblLook w:val="04A0" w:firstRow="1" w:lastRow="0" w:firstColumn="1" w:lastColumn="0" w:noHBand="0" w:noVBand="1"/>
       </w:tblPr>
       <w:tblGrid>
-        <w:gridCol w:w="1353"/>
-        <w:gridCol w:w="1400"/>
-        <w:gridCol w:w="3338"/>
-        <w:gridCol w:w="4103"/>
+        <w:gridCol w:w="3114"/>
+        <w:gridCol w:w="7080"/>
       </w:tblGrid>
       <w:tr>
-        <w:trPr>
-          <w:trHeight w:val="223"/>
-          <w:tblHeader/>
-        </w:trPr>
         <w:tc>
           <w:tcPr>
-            <w:tcW w:w="1353" w:type="dxa"/>
-            <w:tcBorders>
-              <w:tl2br w:val="nil"/>
-            </w:tcBorders>
-            <w:shd w:val="clear" w:color="auto" w:fill="DEE5E8" w:themeFill="text2" w:themeFillTint="33"/>
-            <w:noWrap/>
-            <w:vAlign w:val="center"/>
-          </w:tcPr>
-          <w:p>
-            <w:pPr>
-              <w:tabs>
-                <w:tab w:val="right" w:pos="2159"/>
-              </w:tabs>
-              <w:overflowPunct w:val="0"/>
-              <w:snapToGrid w:val="0"/>
-              <w:jc w:val="center"/>
-              <w:textAlignment w:val="center"/>
-              <w:rPr>
-                <w:rFonts w:ascii="Times New Roman" w:eastAsia="標楷體" w:hAnsi="Times New Roman"/>
-                <w:sz w:val="28"/>
-              </w:rPr>
-            </w:pPr>
-            <w:r>
-              <w:rPr>
-                <w:rFonts w:ascii="Times New Roman" w:eastAsia="標楷體" w:hAnsi="Times New Roman" w:hint="eastAsia"/>
-                <w:sz w:val="28"/>
-              </w:rPr>
-              <w:t>應用領域</w:t>
-            </w:r>
-          </w:p>
-        </w:tc>
-        <w:tc>
-          <w:tcPr>
-            <w:tcW w:w="1400" w:type="dxa"/>
+            <w:tcW w:w="0" w:type="auto"/>
+            <w:gridSpan w:val="2"/>
             <w:shd w:val="clear" w:color="auto" w:fill="DEE5E8" w:themeFill="text2" w:themeFillTint="33"/>
             <w:vAlign w:val="center"/>
           </w:tcPr>
@@ -16774,7 +17999,6 @@
               <w:overflowPunct w:val="0"/>
               <w:snapToGrid w:val="0"/>
               <w:jc w:val="center"/>
-              <w:textAlignment w:val="center"/>
               <w:rPr>
                 <w:rFonts w:ascii="Times New Roman" w:eastAsia="標楷體" w:hAnsi="Times New Roman"/>
                 <w:sz w:val="28"/>
@@ -16785,13 +18009,207 @@
                 <w:rFonts w:ascii="Times New Roman" w:eastAsia="標楷體" w:hAnsi="Times New Roman" w:hint="eastAsia"/>
                 <w:sz w:val="28"/>
               </w:rPr>
-              <w:t>分類</w:t>
+              <w:t>開發環境</w:t>
+            </w:r>
+          </w:p>
+        </w:tc>
+      </w:tr>
+      <w:tr>
+        <w:tc>
+          <w:tcPr>
+            <w:tcW w:w="3114" w:type="dxa"/>
+            <w:noWrap/>
+            <w:vAlign w:val="center"/>
+          </w:tcPr>
+          <w:p>
+            <w:pPr>
+              <w:overflowPunct w:val="0"/>
+              <w:snapToGrid w:val="0"/>
+              <w:jc w:val="both"/>
+              <w:rPr>
+                <w:rFonts w:ascii="Times New Roman" w:eastAsia="標楷體" w:hAnsi="Times New Roman"/>
+                <w:sz w:val="28"/>
+              </w:rPr>
+            </w:pPr>
+            <w:r>
+              <w:rPr>
+                <w:rFonts w:ascii="Times New Roman" w:eastAsia="標楷體" w:hAnsi="Times New Roman" w:hint="eastAsia"/>
+                <w:sz w:val="28"/>
+              </w:rPr>
+              <w:t>作業系統</w:t>
             </w:r>
           </w:p>
         </w:tc>
         <w:tc>
           <w:tcPr>
-            <w:tcW w:w="3338" w:type="dxa"/>
+            <w:tcW w:w="7080" w:type="dxa"/>
+            <w:noWrap/>
+            <w:vAlign w:val="center"/>
+          </w:tcPr>
+          <w:p>
+            <w:pPr>
+              <w:overflowPunct w:val="0"/>
+              <w:snapToGrid w:val="0"/>
+              <w:jc w:val="both"/>
+              <w:rPr>
+                <w:rFonts w:ascii="Times New Roman" w:eastAsia="標楷體" w:hAnsi="Times New Roman"/>
+                <w:sz w:val="28"/>
+              </w:rPr>
+            </w:pPr>
+            <w:r>
+              <w:rPr>
+                <w:rFonts w:ascii="Times New Roman" w:eastAsia="標楷體" w:hAnsi="Times New Roman" w:hint="eastAsia"/>
+                <w:sz w:val="28"/>
+              </w:rPr>
+              <w:t>Windows 11</w:t>
+            </w:r>
+            <w:r>
+              <w:rPr>
+                <w:rFonts w:ascii="Times New Roman" w:eastAsia="標楷體" w:hAnsi="Times New Roman" w:hint="eastAsia"/>
+                <w:sz w:val="28"/>
+              </w:rPr>
+              <w:t>、</w:t>
+            </w:r>
+            <w:r>
+              <w:rPr>
+                <w:rFonts w:ascii="Times New Roman" w:eastAsia="標楷體" w:hAnsi="Times New Roman" w:hint="eastAsia"/>
+                <w:sz w:val="28"/>
+              </w:rPr>
+              <w:t>macOS 26</w:t>
+            </w:r>
+            <w:r>
+              <w:rPr>
+                <w:rFonts w:ascii="Times New Roman" w:eastAsia="標楷體" w:hAnsi="Times New Roman" w:hint="eastAsia"/>
+                <w:sz w:val="28"/>
+              </w:rPr>
+              <w:t>、</w:t>
+            </w:r>
+            <w:r>
+              <w:rPr>
+                <w:rFonts w:ascii="Times New Roman" w:eastAsia="標楷體" w:hAnsi="Times New Roman" w:hint="eastAsia"/>
+                <w:sz w:val="28"/>
+              </w:rPr>
+              <w:t>Ubuntu</w:t>
+            </w:r>
+          </w:p>
+        </w:tc>
+      </w:tr>
+      <w:tr>
+        <w:tc>
+          <w:tcPr>
+            <w:tcW w:w="3114" w:type="dxa"/>
+            <w:noWrap/>
+            <w:vAlign w:val="center"/>
+          </w:tcPr>
+          <w:p>
+            <w:pPr>
+              <w:overflowPunct w:val="0"/>
+              <w:snapToGrid w:val="0"/>
+              <w:jc w:val="both"/>
+              <w:rPr>
+                <w:rFonts w:ascii="Times New Roman" w:eastAsia="標楷體" w:hAnsi="Times New Roman" w:hint="eastAsia"/>
+                <w:sz w:val="28"/>
+              </w:rPr>
+            </w:pPr>
+            <w:r>
+              <w:rPr>
+                <w:rFonts w:ascii="Times New Roman" w:eastAsia="標楷體" w:hAnsi="Times New Roman" w:hint="eastAsia"/>
+                <w:sz w:val="28"/>
+              </w:rPr>
+              <w:t>整合開發環境</w:t>
+            </w:r>
+          </w:p>
+        </w:tc>
+        <w:tc>
+          <w:tcPr>
+            <w:tcW w:w="7080" w:type="dxa"/>
+            <w:noWrap/>
+            <w:vAlign w:val="center"/>
+          </w:tcPr>
+          <w:p>
+            <w:pPr>
+              <w:overflowPunct w:val="0"/>
+              <w:snapToGrid w:val="0"/>
+              <w:jc w:val="both"/>
+              <w:rPr>
+                <w:rFonts w:ascii="Times New Roman" w:eastAsia="標楷體" w:hAnsi="Times New Roman" w:hint="eastAsia"/>
+                <w:sz w:val="28"/>
+              </w:rPr>
+            </w:pPr>
+            <w:r>
+              <w:rPr>
+                <w:rFonts w:ascii="Times New Roman" w:eastAsia="標楷體" w:hAnsi="Times New Roman"/>
+                <w:sz w:val="28"/>
+              </w:rPr>
+              <w:t>Visual Studio Code</w:t>
+            </w:r>
+          </w:p>
+        </w:tc>
+      </w:tr>
+      <w:tr>
+        <w:tc>
+          <w:tcPr>
+            <w:tcW w:w="3114" w:type="dxa"/>
+            <w:noWrap/>
+            <w:vAlign w:val="center"/>
+          </w:tcPr>
+          <w:p>
+            <w:pPr>
+              <w:overflowPunct w:val="0"/>
+              <w:snapToGrid w:val="0"/>
+              <w:jc w:val="both"/>
+              <w:rPr>
+                <w:rFonts w:ascii="Times New Roman" w:eastAsia="標楷體" w:hAnsi="Times New Roman"/>
+                <w:sz w:val="28"/>
+              </w:rPr>
+            </w:pPr>
+            <w:r>
+              <w:rPr>
+                <w:rFonts w:ascii="Times New Roman" w:eastAsia="標楷體" w:hAnsi="Times New Roman" w:hint="eastAsia"/>
+                <w:sz w:val="28"/>
+              </w:rPr>
+              <w:t>API</w:t>
+            </w:r>
+            <w:r>
+              <w:rPr>
+                <w:rFonts w:ascii="Times New Roman" w:eastAsia="標楷體" w:hAnsi="Times New Roman" w:hint="eastAsia"/>
+                <w:sz w:val="28"/>
+              </w:rPr>
+              <w:t>測試工具</w:t>
+            </w:r>
+          </w:p>
+        </w:tc>
+        <w:tc>
+          <w:tcPr>
+            <w:tcW w:w="7080" w:type="dxa"/>
+            <w:noWrap/>
+            <w:vAlign w:val="center"/>
+          </w:tcPr>
+          <w:p>
+            <w:pPr>
+              <w:overflowPunct w:val="0"/>
+              <w:snapToGrid w:val="0"/>
+              <w:jc w:val="both"/>
+              <w:rPr>
+                <w:rFonts w:ascii="Times New Roman" w:eastAsia="標楷體" w:hAnsi="Times New Roman"/>
+                <w:sz w:val="28"/>
+              </w:rPr>
+            </w:pPr>
+            <w:r>
+              <w:rPr>
+                <w:rFonts w:ascii="Times New Roman" w:eastAsia="標楷體" w:hAnsi="Times New Roman"/>
+                <w:sz w:val="28"/>
+              </w:rPr>
+              <w:t>Postman</w:t>
+            </w:r>
+          </w:p>
+        </w:tc>
+      </w:tr>
+      <w:tr>
+        <w:tc>
+          <w:tcPr>
+            <w:tcW w:w="0" w:type="auto"/>
+            <w:gridSpan w:val="2"/>
             <w:shd w:val="clear" w:color="auto" w:fill="DEE5E8" w:themeFill="text2" w:themeFillTint="33"/>
             <w:noWrap/>
             <w:vAlign w:val="center"/>
@@ -16801,7 +18219,6 @@
               <w:overflowPunct w:val="0"/>
               <w:snapToGrid w:val="0"/>
               <w:jc w:val="center"/>
-              <w:textAlignment w:val="center"/>
               <w:rPr>
                 <w:rFonts w:ascii="Times New Roman" w:eastAsia="標楷體" w:hAnsi="Times New Roman"/>
                 <w:sz w:val="28"/>
@@ -16812,15 +18229,23 @@
                 <w:rFonts w:ascii="Times New Roman" w:eastAsia="標楷體" w:hAnsi="Times New Roman" w:hint="eastAsia"/>
                 <w:sz w:val="28"/>
               </w:rPr>
-              <w:t>軟體、工具與</w:t>
+              <w:t>行動應用程式開發</w:t>
             </w:r>
           </w:p>
+        </w:tc>
+      </w:tr>
+      <w:tr>
+        <w:tc>
+          <w:tcPr>
+            <w:tcW w:w="3114" w:type="dxa"/>
+            <w:noWrap/>
+            <w:vAlign w:val="center"/>
+          </w:tcPr>
           <w:p>
             <w:pPr>
               <w:overflowPunct w:val="0"/>
               <w:snapToGrid w:val="0"/>
-              <w:jc w:val="center"/>
-              <w:textAlignment w:val="center"/>
+              <w:jc w:val="both"/>
               <w:rPr>
                 <w:rFonts w:ascii="Times New Roman" w:eastAsia="標楷體" w:hAnsi="Times New Roman"/>
                 <w:sz w:val="28"/>
@@ -16831,14 +18256,168 @@
                 <w:rFonts w:ascii="Times New Roman" w:eastAsia="標楷體" w:hAnsi="Times New Roman" w:hint="eastAsia"/>
                 <w:sz w:val="28"/>
               </w:rPr>
-              <w:t>技術標準</w:t>
+              <w:t>跨平台開發框架</w:t>
             </w:r>
           </w:p>
         </w:tc>
         <w:tc>
           <w:tcPr>
-            <w:tcW w:w="4103" w:type="dxa"/>
+            <w:tcW w:w="7080" w:type="dxa"/>
+            <w:noWrap/>
+            <w:vAlign w:val="center"/>
+          </w:tcPr>
+          <w:p>
+            <w:pPr>
+              <w:overflowPunct w:val="0"/>
+              <w:snapToGrid w:val="0"/>
+              <w:jc w:val="both"/>
+              <w:rPr>
+                <w:rFonts w:ascii="Times New Roman" w:eastAsia="標楷體" w:hAnsi="Times New Roman"/>
+                <w:sz w:val="28"/>
+              </w:rPr>
+            </w:pPr>
+            <w:r>
+              <w:rPr>
+                <w:rFonts w:ascii="Times New Roman" w:eastAsia="標楷體" w:hAnsi="Times New Roman"/>
+                <w:sz w:val="28"/>
+              </w:rPr>
+              <w:t>Flutter</w:t>
+            </w:r>
+          </w:p>
+        </w:tc>
+      </w:tr>
+      <w:tr>
+        <w:tc>
+          <w:tcPr>
+            <w:tcW w:w="3114" w:type="dxa"/>
+            <w:noWrap/>
+            <w:vAlign w:val="center"/>
+          </w:tcPr>
+          <w:p>
+            <w:pPr>
+              <w:overflowPunct w:val="0"/>
+              <w:snapToGrid w:val="0"/>
+              <w:jc w:val="both"/>
+              <w:rPr>
+                <w:rFonts w:ascii="Times New Roman" w:eastAsia="標楷體" w:hAnsi="Times New Roman"/>
+                <w:sz w:val="28"/>
+              </w:rPr>
+            </w:pPr>
+            <w:r>
+              <w:rPr>
+                <w:rFonts w:ascii="Times New Roman" w:eastAsia="標楷體" w:hAnsi="Times New Roman" w:hint="eastAsia"/>
+                <w:sz w:val="28"/>
+              </w:rPr>
+              <w:t>原生開發工具</w:t>
+            </w:r>
+          </w:p>
+        </w:tc>
+        <w:tc>
+          <w:tcPr>
+            <w:tcW w:w="7080" w:type="dxa"/>
+            <w:noWrap/>
+            <w:vAlign w:val="center"/>
+          </w:tcPr>
+          <w:p>
+            <w:pPr>
+              <w:overflowPunct w:val="0"/>
+              <w:snapToGrid w:val="0"/>
+              <w:jc w:val="both"/>
+              <w:rPr>
+                <w:rFonts w:ascii="Times New Roman" w:eastAsia="標楷體" w:hAnsi="Times New Roman"/>
+                <w:sz w:val="28"/>
+              </w:rPr>
+            </w:pPr>
+            <w:r>
+              <w:rPr>
+                <w:rFonts w:ascii="Times New Roman" w:eastAsia="標楷體" w:hAnsi="Times New Roman" w:hint="eastAsia"/>
+                <w:sz w:val="28"/>
+              </w:rPr>
+              <w:t>Android Studio</w:t>
+            </w:r>
+            <w:r>
+              <w:rPr>
+                <w:rFonts w:ascii="Times New Roman" w:eastAsia="標楷體" w:hAnsi="Times New Roman" w:hint="eastAsia"/>
+                <w:sz w:val="28"/>
+              </w:rPr>
+              <w:t>、</w:t>
+            </w:r>
+            <w:r>
+              <w:rPr>
+                <w:rFonts w:ascii="Times New Roman" w:eastAsia="標楷體" w:hAnsi="Times New Roman" w:hint="eastAsia"/>
+                <w:sz w:val="28"/>
+              </w:rPr>
+              <w:t>Xcode</w:t>
+            </w:r>
+          </w:p>
+        </w:tc>
+      </w:tr>
+      <w:tr>
+        <w:tc>
+          <w:tcPr>
+            <w:tcW w:w="3114" w:type="dxa"/>
+            <w:noWrap/>
+            <w:vAlign w:val="center"/>
+          </w:tcPr>
+          <w:p>
+            <w:pPr>
+              <w:overflowPunct w:val="0"/>
+              <w:snapToGrid w:val="0"/>
+              <w:jc w:val="both"/>
+              <w:rPr>
+                <w:rFonts w:ascii="Times New Roman" w:eastAsia="標楷體" w:hAnsi="Times New Roman"/>
+                <w:sz w:val="28"/>
+              </w:rPr>
+            </w:pPr>
+            <w:r>
+              <w:rPr>
+                <w:rFonts w:ascii="Times New Roman" w:eastAsia="標楷體" w:hAnsi="Times New Roman" w:hint="eastAsia"/>
+                <w:sz w:val="28"/>
+              </w:rPr>
+              <w:t>UI/UX</w:t>
+            </w:r>
+            <w:r>
+              <w:rPr>
+                <w:rFonts w:ascii="Times New Roman" w:eastAsia="標楷體" w:hAnsi="Times New Roman" w:hint="eastAsia"/>
+                <w:sz w:val="28"/>
+              </w:rPr>
+              <w:t>設計</w:t>
+            </w:r>
+          </w:p>
+        </w:tc>
+        <w:tc>
+          <w:tcPr>
+            <w:tcW w:w="7080" w:type="dxa"/>
+            <w:noWrap/>
+            <w:vAlign w:val="center"/>
+          </w:tcPr>
+          <w:p>
+            <w:pPr>
+              <w:overflowPunct w:val="0"/>
+              <w:snapToGrid w:val="0"/>
+              <w:jc w:val="both"/>
+              <w:rPr>
+                <w:rFonts w:ascii="Times New Roman" w:eastAsia="標楷體" w:hAnsi="Times New Roman"/>
+                <w:sz w:val="28"/>
+              </w:rPr>
+            </w:pPr>
+            <w:r>
+              <w:rPr>
+                <w:rFonts w:ascii="Times New Roman" w:eastAsia="標楷體" w:hAnsi="Times New Roman"/>
+                <w:sz w:val="28"/>
+              </w:rPr>
+              <w:t>Figma</w:t>
+            </w:r>
+          </w:p>
+        </w:tc>
+      </w:tr>
+      <w:tr>
+        <w:tc>
+          <w:tcPr>
+            <w:tcW w:w="0" w:type="auto"/>
+            <w:gridSpan w:val="2"/>
             <w:shd w:val="clear" w:color="auto" w:fill="DEE5E8" w:themeFill="text2" w:themeFillTint="33"/>
+            <w:noWrap/>
             <w:vAlign w:val="center"/>
           </w:tcPr>
           <w:p>
@@ -16846,9 +18425,8 @@
               <w:overflowPunct w:val="0"/>
               <w:snapToGrid w:val="0"/>
               <w:jc w:val="center"/>
-              <w:textAlignment w:val="center"/>
-              <w:rPr>
-                <w:rFonts w:ascii="Times New Roman" w:eastAsia="標楷體" w:hAnsi="Times New Roman"/>
+              <w:rPr>
+                <w:rFonts w:ascii="Times New Roman" w:eastAsia="標楷體" w:hAnsi="Times New Roman" w:hint="eastAsia"/>
                 <w:sz w:val="28"/>
               </w:rPr>
             </w:pPr>
@@ -16857,19 +18435,15 @@
                 <w:rFonts w:ascii="Times New Roman" w:eastAsia="標楷體" w:hAnsi="Times New Roman" w:hint="eastAsia"/>
                 <w:sz w:val="28"/>
               </w:rPr>
-              <w:t>用途說明</w:t>
+              <w:t>後端開發</w:t>
             </w:r>
           </w:p>
         </w:tc>
       </w:tr>
       <w:tr>
-        <w:trPr>
-          <w:trHeight w:val="136"/>
-        </w:trPr>
         <w:tc>
           <w:tcPr>
-            <w:tcW w:w="1353" w:type="dxa"/>
-            <w:vMerge w:val="restart"/>
+            <w:tcW w:w="3114" w:type="dxa"/>
             <w:noWrap/>
             <w:vAlign w:val="center"/>
           </w:tcPr>
@@ -16877,7 +18451,7 @@
             <w:pPr>
               <w:overflowPunct w:val="0"/>
               <w:snapToGrid w:val="0"/>
-              <w:textAlignment w:val="center"/>
+              <w:jc w:val="both"/>
               <w:rPr>
                 <w:rFonts w:ascii="Times New Roman" w:eastAsia="標楷體" w:hAnsi="Times New Roman"/>
                 <w:sz w:val="28"/>
@@ -16888,13 +18462,13 @@
                 <w:rFonts w:ascii="Times New Roman" w:eastAsia="標楷體" w:hAnsi="Times New Roman" w:hint="eastAsia"/>
                 <w:sz w:val="28"/>
               </w:rPr>
-              <w:t>行動應用程式</w:t>
+              <w:t>執行環境與語言</w:t>
             </w:r>
           </w:p>
         </w:tc>
         <w:tc>
           <w:tcPr>
-            <w:tcW w:w="1400" w:type="dxa"/>
+            <w:tcW w:w="7080" w:type="dxa"/>
             <w:noWrap/>
             <w:vAlign w:val="center"/>
           </w:tcPr>
@@ -16902,7 +18476,7 @@
             <w:pPr>
               <w:overflowPunct w:val="0"/>
               <w:snapToGrid w:val="0"/>
-              <w:textAlignment w:val="center"/>
+              <w:jc w:val="both"/>
               <w:rPr>
                 <w:rFonts w:ascii="Times New Roman" w:eastAsia="標楷體" w:hAnsi="Times New Roman"/>
                 <w:sz w:val="28"/>
@@ -16913,13 +18487,29 @@
                 <w:rFonts w:ascii="Times New Roman" w:eastAsia="標楷體" w:hAnsi="Times New Roman" w:hint="eastAsia"/>
                 <w:sz w:val="28"/>
               </w:rPr>
-              <w:t>開發框架與環境</w:t>
+              <w:t>Node.js</w:t>
+            </w:r>
+            <w:r>
+              <w:rPr>
+                <w:rFonts w:ascii="Times New Roman" w:eastAsia="標楷體" w:hAnsi="Times New Roman" w:hint="eastAsia"/>
+                <w:sz w:val="28"/>
+              </w:rPr>
+              <w:t>、</w:t>
+            </w:r>
+            <w:r>
+              <w:rPr>
+                <w:rFonts w:ascii="Times New Roman" w:eastAsia="標楷體" w:hAnsi="Times New Roman" w:hint="eastAsia"/>
+                <w:sz w:val="28"/>
+              </w:rPr>
+              <w:t>PHP</w:t>
             </w:r>
           </w:p>
         </w:tc>
+      </w:tr>
+      <w:tr>
         <w:tc>
           <w:tcPr>
-            <w:tcW w:w="3338" w:type="dxa"/>
+            <w:tcW w:w="3114" w:type="dxa"/>
             <w:noWrap/>
             <w:vAlign w:val="center"/>
           </w:tcPr>
@@ -16927,7 +18517,7 @@
             <w:pPr>
               <w:overflowPunct w:val="0"/>
               <w:snapToGrid w:val="0"/>
-              <w:textAlignment w:val="center"/>
+              <w:jc w:val="both"/>
               <w:rPr>
                 <w:rFonts w:ascii="Times New Roman" w:eastAsia="標楷體" w:hAnsi="Times New Roman"/>
                 <w:sz w:val="28"/>
@@ -16938,41 +18528,14 @@
                 <w:rFonts w:ascii="Times New Roman" w:eastAsia="標楷體" w:hAnsi="Times New Roman" w:hint="eastAsia"/>
                 <w:sz w:val="28"/>
               </w:rPr>
-              <w:t>Flutter</w:t>
-            </w:r>
-            <w:r>
-              <w:rPr>
-                <w:rFonts w:ascii="Times New Roman" w:eastAsia="標楷體" w:hAnsi="Times New Roman" w:hint="eastAsia"/>
-                <w:sz w:val="28"/>
-              </w:rPr>
-              <w:t>、</w:t>
-            </w:r>
-            <w:r>
-              <w:rPr>
-                <w:rFonts w:ascii="Times New Roman" w:eastAsia="標楷體" w:hAnsi="Times New Roman" w:hint="eastAsia"/>
-                <w:sz w:val="28"/>
-              </w:rPr>
-              <w:t>Android Studio</w:t>
-            </w:r>
-            <w:r>
-              <w:rPr>
-                <w:rFonts w:ascii="Times New Roman" w:eastAsia="標楷體" w:hAnsi="Times New Roman" w:hint="eastAsia"/>
-                <w:sz w:val="28"/>
-              </w:rPr>
-              <w:t>、</w:t>
-            </w:r>
-            <w:r>
-              <w:rPr>
-                <w:rFonts w:ascii="Times New Roman" w:eastAsia="標楷體" w:hAnsi="Times New Roman" w:hint="eastAsia"/>
-                <w:sz w:val="28"/>
-              </w:rPr>
-              <w:t>Xcode</w:t>
+              <w:t>核心框架與套件</w:t>
             </w:r>
           </w:p>
         </w:tc>
         <w:tc>
           <w:tcPr>
-            <w:tcW w:w="4103" w:type="dxa"/>
+            <w:tcW w:w="7080" w:type="dxa"/>
+            <w:noWrap/>
             <w:vAlign w:val="center"/>
           </w:tcPr>
           <w:p>
@@ -16980,7 +18543,6 @@
               <w:overflowPunct w:val="0"/>
               <w:snapToGrid w:val="0"/>
               <w:jc w:val="both"/>
-              <w:textAlignment w:val="center"/>
               <w:rPr>
                 <w:rFonts w:ascii="Times New Roman" w:eastAsia="標楷體" w:hAnsi="Times New Roman"/>
                 <w:sz w:val="28"/>
@@ -16991,96 +18553,93 @@
                 <w:rFonts w:ascii="Times New Roman" w:eastAsia="標楷體" w:hAnsi="Times New Roman" w:hint="eastAsia"/>
                 <w:sz w:val="28"/>
               </w:rPr>
-              <w:t>採用</w:t>
+              <w:t>Express.js</w:t>
             </w:r>
             <w:r>
               <w:rPr>
                 <w:rFonts w:ascii="Times New Roman" w:eastAsia="標楷體" w:hAnsi="Times New Roman" w:hint="eastAsia"/>
                 <w:sz w:val="28"/>
               </w:rPr>
-              <w:t>Flutter</w:t>
+              <w:t>、</w:t>
             </w:r>
             <w:r>
               <w:rPr>
                 <w:rFonts w:ascii="Times New Roman" w:eastAsia="標楷體" w:hAnsi="Times New Roman" w:hint="eastAsia"/>
                 <w:sz w:val="28"/>
               </w:rPr>
-              <w:t>進行跨平台應用程式開發，並</w:t>
+              <w:t>CORS</w:t>
             </w:r>
             <w:r>
               <w:rPr>
                 <w:rFonts w:ascii="Times New Roman" w:eastAsia="標楷體" w:hAnsi="Times New Roman" w:hint="eastAsia"/>
                 <w:sz w:val="28"/>
               </w:rPr>
-              <w:t>透過</w:t>
+              <w:t>、</w:t>
             </w:r>
             <w:r>
               <w:rPr>
                 <w:rFonts w:ascii="Times New Roman" w:eastAsia="標楷體" w:hAnsi="Times New Roman" w:hint="eastAsia"/>
                 <w:sz w:val="28"/>
               </w:rPr>
-              <w:t>Android</w:t>
-            </w:r>
+              <w:t>swagger-</w:t>
+            </w:r>
+            <w:proofErr w:type="spellStart"/>
             <w:r>
               <w:rPr>
                 <w:rFonts w:ascii="Times New Roman" w:eastAsia="標楷體" w:hAnsi="Times New Roman" w:hint="eastAsia"/>
                 <w:sz w:val="28"/>
               </w:rPr>
-              <w:t xml:space="preserve"> </w:t>
-            </w:r>
+              <w:t>ui</w:t>
+            </w:r>
+            <w:proofErr w:type="spellEnd"/>
             <w:r>
               <w:rPr>
                 <w:rFonts w:ascii="Times New Roman" w:eastAsia="標楷體" w:hAnsi="Times New Roman" w:hint="eastAsia"/>
                 <w:sz w:val="28"/>
               </w:rPr>
-              <w:t>Studio</w:t>
+              <w:t>-express</w:t>
             </w:r>
             <w:r>
               <w:rPr>
                 <w:rFonts w:ascii="Times New Roman" w:eastAsia="標楷體" w:hAnsi="Times New Roman" w:hint="eastAsia"/>
                 <w:sz w:val="28"/>
               </w:rPr>
-              <w:t>與</w:t>
-            </w:r>
+              <w:t>、</w:t>
+            </w:r>
+            <w:proofErr w:type="spellStart"/>
             <w:r>
               <w:rPr>
                 <w:rFonts w:ascii="Times New Roman" w:eastAsia="標楷體" w:hAnsi="Times New Roman" w:hint="eastAsia"/>
                 <w:sz w:val="28"/>
               </w:rPr>
-              <w:t>Xcode</w:t>
-            </w:r>
+              <w:t>bcrypt</w:t>
+            </w:r>
+            <w:proofErr w:type="spellEnd"/>
             <w:r>
               <w:rPr>
                 <w:rFonts w:ascii="Times New Roman" w:eastAsia="標楷體" w:hAnsi="Times New Roman" w:hint="eastAsia"/>
                 <w:sz w:val="28"/>
               </w:rPr>
-              <w:t>完成雙平台原生</w:t>
-            </w:r>
+              <w:t>、</w:t>
+            </w:r>
+            <w:proofErr w:type="spellStart"/>
             <w:r>
               <w:rPr>
                 <w:rFonts w:ascii="Times New Roman" w:eastAsia="標楷體" w:hAnsi="Times New Roman" w:hint="eastAsia"/>
                 <w:sz w:val="28"/>
               </w:rPr>
-              <w:t>App</w:t>
-            </w:r>
-            <w:r>
-              <w:rPr>
-                <w:rFonts w:ascii="Times New Roman" w:eastAsia="標楷體" w:hAnsi="Times New Roman" w:hint="eastAsia"/>
-                <w:sz w:val="28"/>
-              </w:rPr>
-              <w:t>之編譯與打包作業。</w:t>
-            </w:r>
+              <w:t>jsonwebtoken</w:t>
+            </w:r>
+            <w:proofErr w:type="spellEnd"/>
           </w:p>
         </w:tc>
       </w:tr>
       <w:tr>
-        <w:trPr>
-          <w:trHeight w:val="60"/>
-        </w:trPr>
         <w:tc>
           <w:tcPr>
-            <w:tcW w:w="1353" w:type="dxa"/>
-            <w:vMerge/>
+            <w:tcW w:w="0" w:type="auto"/>
+            <w:gridSpan w:val="2"/>
+            <w:shd w:val="clear" w:color="auto" w:fill="DEE5E8" w:themeFill="text2" w:themeFillTint="33"/>
             <w:noWrap/>
             <w:vAlign w:val="center"/>
           </w:tcPr>
@@ -17088,17 +18647,26 @@
             <w:pPr>
               <w:overflowPunct w:val="0"/>
               <w:snapToGrid w:val="0"/>
-              <w:textAlignment w:val="center"/>
-              <w:rPr>
-                <w:rFonts w:ascii="Times New Roman" w:eastAsia="標楷體" w:hAnsi="Times New Roman"/>
+              <w:jc w:val="center"/>
+              <w:rPr>
+                <w:rFonts w:ascii="Times New Roman" w:eastAsia="標楷體" w:hAnsi="Times New Roman" w:hint="eastAsia"/>
                 <w:sz w:val="28"/>
               </w:rPr>
             </w:pPr>
+            <w:r>
+              <w:rPr>
+                <w:rFonts w:ascii="Times New Roman" w:eastAsia="標楷體" w:hAnsi="Times New Roman" w:hint="eastAsia"/>
+                <w:sz w:val="28"/>
+              </w:rPr>
+              <w:t>伺服器與網域</w:t>
+            </w:r>
           </w:p>
         </w:tc>
+      </w:tr>
+      <w:tr>
         <w:tc>
           <w:tcPr>
-            <w:tcW w:w="1400" w:type="dxa"/>
+            <w:tcW w:w="3114" w:type="dxa"/>
             <w:noWrap/>
             <w:vAlign w:val="center"/>
           </w:tcPr>
@@ -17106,7 +18674,7 @@
             <w:pPr>
               <w:overflowPunct w:val="0"/>
               <w:snapToGrid w:val="0"/>
-              <w:textAlignment w:val="center"/>
+              <w:jc w:val="both"/>
               <w:rPr>
                 <w:rFonts w:ascii="Times New Roman" w:eastAsia="標楷體" w:hAnsi="Times New Roman"/>
                 <w:sz w:val="28"/>
@@ -17117,13 +18685,20 @@
                 <w:rFonts w:ascii="Times New Roman" w:eastAsia="標楷體" w:hAnsi="Times New Roman" w:hint="eastAsia"/>
                 <w:sz w:val="28"/>
               </w:rPr>
-              <w:t>介面原型設計</w:t>
+              <w:t>Web</w:t>
+            </w:r>
+            <w:r>
+              <w:rPr>
+                <w:rFonts w:ascii="Times New Roman" w:eastAsia="標楷體" w:hAnsi="Times New Roman" w:hint="eastAsia"/>
+                <w:sz w:val="28"/>
+              </w:rPr>
+              <w:t>伺服器</w:t>
             </w:r>
           </w:p>
         </w:tc>
         <w:tc>
           <w:tcPr>
-            <w:tcW w:w="3338" w:type="dxa"/>
+            <w:tcW w:w="7080" w:type="dxa"/>
             <w:noWrap/>
             <w:vAlign w:val="center"/>
           </w:tcPr>
@@ -17131,7 +18706,7 @@
             <w:pPr>
               <w:overflowPunct w:val="0"/>
               <w:snapToGrid w:val="0"/>
-              <w:textAlignment w:val="center"/>
+              <w:jc w:val="both"/>
               <w:rPr>
                 <w:rFonts w:ascii="Times New Roman" w:eastAsia="標楷體" w:hAnsi="Times New Roman"/>
                 <w:sz w:val="28"/>
@@ -17142,13 +18717,16 @@
                 <w:rFonts w:ascii="Times New Roman" w:eastAsia="標楷體" w:hAnsi="Times New Roman"/>
                 <w:sz w:val="28"/>
               </w:rPr>
-              <w:t>Figma</w:t>
+              <w:t>NGINX</w:t>
             </w:r>
           </w:p>
         </w:tc>
+      </w:tr>
+      <w:tr>
         <w:tc>
           <w:tcPr>
-            <w:tcW w:w="4103" w:type="dxa"/>
+            <w:tcW w:w="3114" w:type="dxa"/>
+            <w:noWrap/>
             <w:vAlign w:val="center"/>
           </w:tcPr>
           <w:p>
@@ -17156,7 +18734,6 @@
               <w:overflowPunct w:val="0"/>
               <w:snapToGrid w:val="0"/>
               <w:jc w:val="both"/>
-              <w:textAlignment w:val="center"/>
               <w:rPr>
                 <w:rFonts w:ascii="Times New Roman" w:eastAsia="標楷體" w:hAnsi="Times New Roman"/>
                 <w:sz w:val="28"/>
@@ -17167,47 +18744,13 @@
                 <w:rFonts w:ascii="Times New Roman" w:eastAsia="標楷體" w:hAnsi="Times New Roman" w:hint="eastAsia"/>
                 <w:sz w:val="28"/>
               </w:rPr>
-              <w:t>負責</w:t>
-            </w:r>
-            <w:r>
-              <w:rPr>
-                <w:rFonts w:ascii="Times New Roman" w:eastAsia="標楷體" w:hAnsi="Times New Roman" w:hint="eastAsia"/>
-                <w:sz w:val="28"/>
-              </w:rPr>
-              <w:t>App</w:t>
-            </w:r>
-            <w:r>
-              <w:rPr>
-                <w:rFonts w:ascii="Times New Roman" w:eastAsia="標楷體" w:hAnsi="Times New Roman" w:hint="eastAsia"/>
-                <w:sz w:val="28"/>
-              </w:rPr>
-              <w:t>及前端系統之</w:t>
-            </w:r>
-            <w:r>
-              <w:rPr>
-                <w:rFonts w:ascii="Times New Roman" w:eastAsia="標楷體" w:hAnsi="Times New Roman" w:hint="eastAsia"/>
-                <w:sz w:val="28"/>
-              </w:rPr>
-              <w:t>UI/UX</w:t>
-            </w:r>
-            <w:r>
-              <w:rPr>
-                <w:rFonts w:ascii="Times New Roman" w:eastAsia="標楷體" w:hAnsi="Times New Roman" w:hint="eastAsia"/>
-                <w:sz w:val="28"/>
-              </w:rPr>
-              <w:t>介面設計與互動原型繪製，作為視覺規格與開發依據。</w:t>
+              <w:t>網域與防護</w:t>
             </w:r>
           </w:p>
         </w:tc>
-      </w:tr>
-      <w:tr>
-        <w:trPr>
-          <w:trHeight w:val="103"/>
-        </w:trPr>
         <w:tc>
           <w:tcPr>
-            <w:tcW w:w="1353" w:type="dxa"/>
-            <w:vMerge w:val="restart"/>
+            <w:tcW w:w="7080" w:type="dxa"/>
             <w:noWrap/>
             <w:vAlign w:val="center"/>
           </w:tcPr>
@@ -17215,7 +18758,7 @@
             <w:pPr>
               <w:overflowPunct w:val="0"/>
               <w:snapToGrid w:val="0"/>
-              <w:textAlignment w:val="center"/>
+              <w:jc w:val="both"/>
               <w:rPr>
                 <w:rFonts w:ascii="Times New Roman" w:eastAsia="標楷體" w:hAnsi="Times New Roman"/>
                 <w:sz w:val="28"/>
@@ -17223,23 +18766,18 @@
             </w:pPr>
             <w:r>
               <w:rPr>
-                <w:rFonts w:ascii="Times New Roman" w:eastAsia="標楷體" w:hAnsi="Times New Roman" w:hint="eastAsia"/>
-                <w:sz w:val="28"/>
-              </w:rPr>
-              <w:t>後端與</w:t>
-            </w:r>
-            <w:r>
-              <w:rPr>
-                <w:rFonts w:ascii="Times New Roman" w:eastAsia="標楷體" w:hAnsi="Times New Roman" w:hint="eastAsia"/>
-                <w:sz w:val="28"/>
-              </w:rPr>
-              <w:t>API</w:t>
+                <w:rFonts w:ascii="Times New Roman" w:eastAsia="標楷體" w:hAnsi="Times New Roman"/>
+                <w:sz w:val="28"/>
+              </w:rPr>
+              <w:t>Cloudflare</w:t>
             </w:r>
           </w:p>
         </w:tc>
+      </w:tr>
+      <w:tr>
         <w:tc>
           <w:tcPr>
-            <w:tcW w:w="1400" w:type="dxa"/>
+            <w:tcW w:w="3114" w:type="dxa"/>
             <w:noWrap/>
             <w:vAlign w:val="center"/>
           </w:tcPr>
@@ -17247,7 +18785,7 @@
             <w:pPr>
               <w:overflowPunct w:val="0"/>
               <w:snapToGrid w:val="0"/>
-              <w:textAlignment w:val="center"/>
+              <w:jc w:val="both"/>
               <w:rPr>
                 <w:rFonts w:ascii="Times New Roman" w:eastAsia="標楷體" w:hAnsi="Times New Roman"/>
                 <w:sz w:val="28"/>
@@ -17258,13 +18796,13 @@
                 <w:rFonts w:ascii="Times New Roman" w:eastAsia="標楷體" w:hAnsi="Times New Roman" w:hint="eastAsia"/>
                 <w:sz w:val="28"/>
               </w:rPr>
-              <w:t>整合開發與測試</w:t>
+              <w:t>安全與遠端連線</w:t>
             </w:r>
           </w:p>
         </w:tc>
         <w:tc>
           <w:tcPr>
-            <w:tcW w:w="3338" w:type="dxa"/>
+            <w:tcW w:w="7080" w:type="dxa"/>
             <w:noWrap/>
             <w:vAlign w:val="center"/>
           </w:tcPr>
@@ -17272,7 +18810,7 @@
             <w:pPr>
               <w:overflowPunct w:val="0"/>
               <w:snapToGrid w:val="0"/>
-              <w:textAlignment w:val="center"/>
+              <w:jc w:val="both"/>
               <w:rPr>
                 <w:rFonts w:ascii="Times New Roman" w:eastAsia="標楷體" w:hAnsi="Times New Roman"/>
                 <w:sz w:val="28"/>
@@ -17283,7 +18821,7 @@
                 <w:rFonts w:ascii="Times New Roman" w:eastAsia="標楷體" w:hAnsi="Times New Roman" w:hint="eastAsia"/>
                 <w:sz w:val="28"/>
               </w:rPr>
-              <w:t>Visual Studio Code</w:t>
+              <w:t>OpenSSH</w:t>
             </w:r>
             <w:r>
               <w:rPr>
@@ -17295,15 +18833,48 @@
             <w:r>
               <w:rPr>
                 <w:rFonts w:ascii="Times New Roman" w:eastAsia="標楷體" w:hAnsi="Times New Roman" w:hint="eastAsia"/>
-                <w:sz w:val="28"/>
-              </w:rPr>
-              <w:t>Postman</w:t>
+                <w:color w:val="EE0000"/>
+                <w:sz w:val="28"/>
+              </w:rPr>
+              <w:t>SSHD</w:t>
             </w:r>
           </w:p>
         </w:tc>
+      </w:tr>
+      <w:tr>
         <w:tc>
           <w:tcPr>
-            <w:tcW w:w="4103" w:type="dxa"/>
+            <w:tcW w:w="0" w:type="auto"/>
+            <w:gridSpan w:val="2"/>
+            <w:shd w:val="clear" w:color="auto" w:fill="DEE5E8" w:themeFill="text2" w:themeFillTint="33"/>
+            <w:noWrap/>
+            <w:vAlign w:val="center"/>
+          </w:tcPr>
+          <w:p>
+            <w:pPr>
+              <w:overflowPunct w:val="0"/>
+              <w:snapToGrid w:val="0"/>
+              <w:jc w:val="center"/>
+              <w:rPr>
+                <w:rFonts w:ascii="Times New Roman" w:eastAsia="標楷體" w:hAnsi="Times New Roman" w:hint="eastAsia"/>
+                <w:sz w:val="28"/>
+              </w:rPr>
+            </w:pPr>
+            <w:r>
+              <w:rPr>
+                <w:rFonts w:ascii="Times New Roman" w:eastAsia="標楷體" w:hAnsi="Times New Roman" w:hint="eastAsia"/>
+                <w:sz w:val="28"/>
+              </w:rPr>
+              <w:t>資料庫</w:t>
+            </w:r>
+          </w:p>
+        </w:tc>
+      </w:tr>
+      <w:tr>
+        <w:tc>
+          <w:tcPr>
+            <w:tcW w:w="3114" w:type="dxa"/>
+            <w:noWrap/>
             <w:vAlign w:val="center"/>
           </w:tcPr>
           <w:p>
@@ -17311,7 +18882,6 @@
               <w:overflowPunct w:val="0"/>
               <w:snapToGrid w:val="0"/>
               <w:jc w:val="both"/>
-              <w:textAlignment w:val="center"/>
               <w:rPr>
                 <w:rFonts w:ascii="Times New Roman" w:eastAsia="標楷體" w:hAnsi="Times New Roman"/>
                 <w:sz w:val="28"/>
@@ -17322,103 +18892,13 @@
                 <w:rFonts w:ascii="Times New Roman" w:eastAsia="標楷體" w:hAnsi="Times New Roman" w:hint="eastAsia"/>
                 <w:sz w:val="28"/>
               </w:rPr>
-              <w:t>使用</w:t>
-            </w:r>
-            <w:r>
-              <w:rPr>
-                <w:rFonts w:ascii="Times New Roman" w:eastAsia="標楷體" w:hAnsi="Times New Roman" w:hint="eastAsia"/>
-                <w:sz w:val="28"/>
-              </w:rPr>
-              <w:t>Visual</w:t>
-            </w:r>
-            <w:r>
-              <w:rPr>
-                <w:rFonts w:ascii="Times New Roman" w:eastAsia="標楷體" w:hAnsi="Times New Roman" w:hint="eastAsia"/>
-                <w:sz w:val="28"/>
-              </w:rPr>
-              <w:t xml:space="preserve"> </w:t>
-            </w:r>
-            <w:r>
-              <w:rPr>
-                <w:rFonts w:ascii="Times New Roman" w:eastAsia="標楷體" w:hAnsi="Times New Roman" w:hint="eastAsia"/>
-                <w:sz w:val="28"/>
-              </w:rPr>
-              <w:t>Studio</w:t>
-            </w:r>
-            <w:r>
-              <w:rPr>
-                <w:rFonts w:ascii="Times New Roman" w:eastAsia="標楷體" w:hAnsi="Times New Roman" w:hint="eastAsia"/>
-                <w:sz w:val="28"/>
-              </w:rPr>
-              <w:t xml:space="preserve"> </w:t>
-            </w:r>
-            <w:r>
-              <w:rPr>
-                <w:rFonts w:ascii="Times New Roman" w:eastAsia="標楷體" w:hAnsi="Times New Roman" w:hint="eastAsia"/>
-                <w:sz w:val="28"/>
-              </w:rPr>
-              <w:t>Code</w:t>
-            </w:r>
-            <w:r>
-              <w:rPr>
-                <w:rFonts w:ascii="Times New Roman" w:eastAsia="標楷體" w:hAnsi="Times New Roman" w:hint="eastAsia"/>
-                <w:sz w:val="28"/>
-              </w:rPr>
-              <w:t>撰寫</w:t>
-            </w:r>
-            <w:r>
-              <w:rPr>
-                <w:rFonts w:ascii="Times New Roman" w:eastAsia="標楷體" w:hAnsi="Times New Roman" w:hint="eastAsia"/>
-                <w:sz w:val="28"/>
-              </w:rPr>
-              <w:t>程式碼</w:t>
-            </w:r>
-            <w:r>
-              <w:rPr>
-                <w:rFonts w:ascii="Times New Roman" w:eastAsia="標楷體" w:hAnsi="Times New Roman" w:hint="eastAsia"/>
-                <w:sz w:val="28"/>
-              </w:rPr>
-              <w:t>，並透過</w:t>
-            </w:r>
-            <w:r>
-              <w:rPr>
-                <w:rFonts w:ascii="Times New Roman" w:eastAsia="標楷體" w:hAnsi="Times New Roman" w:hint="eastAsia"/>
-                <w:sz w:val="28"/>
-              </w:rPr>
-              <w:t>Postman</w:t>
-            </w:r>
-            <w:r>
-              <w:rPr>
-                <w:rFonts w:ascii="Times New Roman" w:eastAsia="標楷體" w:hAnsi="Times New Roman" w:hint="eastAsia"/>
-                <w:sz w:val="28"/>
-              </w:rPr>
-              <w:t>進行</w:t>
-            </w:r>
-            <w:r>
-              <w:rPr>
-                <w:rFonts w:ascii="Times New Roman" w:eastAsia="標楷體" w:hAnsi="Times New Roman" w:hint="eastAsia"/>
-                <w:sz w:val="28"/>
-              </w:rPr>
-              <w:t>API</w:t>
-            </w:r>
-            <w:r>
-              <w:rPr>
-                <w:rFonts w:ascii="Times New Roman" w:eastAsia="標楷體" w:hAnsi="Times New Roman" w:hint="eastAsia"/>
-                <w:sz w:val="28"/>
-              </w:rPr>
-              <w:t>端點之請求與回應測試，確保介接行為符合規格。</w:t>
+              <w:t>資料庫與管理工具</w:t>
             </w:r>
           </w:p>
         </w:tc>
-      </w:tr>
-      <w:tr>
-        <w:trPr>
-          <w:trHeight w:val="60"/>
-        </w:trPr>
         <w:tc>
           <w:tcPr>
-            <w:tcW w:w="1353" w:type="dxa"/>
-            <w:vMerge/>
+            <w:tcW w:w="7080" w:type="dxa"/>
             <w:noWrap/>
             <w:vAlign w:val="center"/>
           </w:tcPr>
@@ -17426,17 +18906,42 @@
             <w:pPr>
               <w:overflowPunct w:val="0"/>
               <w:snapToGrid w:val="0"/>
-              <w:textAlignment w:val="center"/>
+              <w:jc w:val="both"/>
               <w:rPr>
                 <w:rFonts w:ascii="Times New Roman" w:eastAsia="標楷體" w:hAnsi="Times New Roman"/>
                 <w:sz w:val="28"/>
               </w:rPr>
             </w:pPr>
+            <w:r>
+              <w:rPr>
+                <w:rFonts w:ascii="Times New Roman" w:eastAsia="標楷體" w:hAnsi="Times New Roman" w:hint="eastAsia"/>
+                <w:sz w:val="28"/>
+              </w:rPr>
+              <w:t>MySQL</w:t>
+            </w:r>
+            <w:r>
+              <w:rPr>
+                <w:rFonts w:ascii="Times New Roman" w:eastAsia="標楷體" w:hAnsi="Times New Roman" w:hint="eastAsia"/>
+                <w:sz w:val="28"/>
+              </w:rPr>
+              <w:t>、</w:t>
+            </w:r>
+            <w:r>
+              <w:rPr>
+                <w:rFonts w:ascii="Times New Roman" w:eastAsia="標楷體" w:hAnsi="Times New Roman" w:hint="eastAsia"/>
+                <w:sz w:val="28"/>
+              </w:rPr>
+              <w:t>phpMyAdmin</w:t>
+            </w:r>
           </w:p>
         </w:tc>
+      </w:tr>
+      <w:tr>
         <w:tc>
           <w:tcPr>
-            <w:tcW w:w="1400" w:type="dxa"/>
+            <w:tcW w:w="0" w:type="auto"/>
+            <w:gridSpan w:val="2"/>
+            <w:shd w:val="clear" w:color="auto" w:fill="DEE5E8" w:themeFill="text2" w:themeFillTint="33"/>
             <w:noWrap/>
             <w:vAlign w:val="center"/>
           </w:tcPr>
@@ -17444,9 +18949,9 @@
             <w:pPr>
               <w:overflowPunct w:val="0"/>
               <w:snapToGrid w:val="0"/>
-              <w:textAlignment w:val="center"/>
-              <w:rPr>
-                <w:rFonts w:ascii="Times New Roman" w:eastAsia="標楷體" w:hAnsi="Times New Roman"/>
+              <w:jc w:val="center"/>
+              <w:rPr>
+                <w:rFonts w:ascii="Times New Roman" w:eastAsia="標楷體" w:hAnsi="Times New Roman" w:hint="eastAsia"/>
                 <w:sz w:val="28"/>
               </w:rPr>
             </w:pPr>
@@ -17455,13 +18960,29 @@
                 <w:rFonts w:ascii="Times New Roman" w:eastAsia="標楷體" w:hAnsi="Times New Roman" w:hint="eastAsia"/>
                 <w:sz w:val="28"/>
               </w:rPr>
-              <w:t>核心框架與套件</w:t>
+              <w:t>圖形與</w:t>
+            </w:r>
+            <w:r>
+              <w:rPr>
+                <w:rFonts w:ascii="Times New Roman" w:eastAsia="標楷體" w:hAnsi="Times New Roman" w:hint="eastAsia"/>
+                <w:sz w:val="28"/>
+              </w:rPr>
+              <w:t>3D</w:t>
+            </w:r>
+            <w:r>
+              <w:rPr>
+                <w:rFonts w:ascii="Times New Roman" w:eastAsia="標楷體" w:hAnsi="Times New Roman" w:hint="eastAsia"/>
+                <w:sz w:val="28"/>
+              </w:rPr>
+              <w:t>設計</w:t>
             </w:r>
           </w:p>
         </w:tc>
+      </w:tr>
+      <w:tr>
         <w:tc>
           <w:tcPr>
-            <w:tcW w:w="3338" w:type="dxa"/>
+            <w:tcW w:w="3114" w:type="dxa"/>
             <w:noWrap/>
             <w:vAlign w:val="center"/>
           </w:tcPr>
@@ -17469,7 +18990,7 @@
             <w:pPr>
               <w:overflowPunct w:val="0"/>
               <w:snapToGrid w:val="0"/>
-              <w:textAlignment w:val="center"/>
+              <w:jc w:val="both"/>
               <w:rPr>
                 <w:rFonts w:ascii="Times New Roman" w:eastAsia="標楷體" w:hAnsi="Times New Roman"/>
                 <w:sz w:val="28"/>
@@ -17480,69 +19001,14 @@
                 <w:rFonts w:ascii="Times New Roman" w:eastAsia="標楷體" w:hAnsi="Times New Roman" w:hint="eastAsia"/>
                 <w:sz w:val="28"/>
               </w:rPr>
-              <w:t>Express.js</w:t>
-            </w:r>
-            <w:r>
-              <w:rPr>
-                <w:rFonts w:ascii="Times New Roman" w:eastAsia="標楷體" w:hAnsi="Times New Roman" w:hint="eastAsia"/>
-                <w:sz w:val="28"/>
-              </w:rPr>
-              <w:t>、</w:t>
-            </w:r>
-            <w:r>
-              <w:rPr>
-                <w:rFonts w:ascii="Times New Roman" w:eastAsia="標楷體" w:hAnsi="Times New Roman" w:hint="eastAsia"/>
-                <w:sz w:val="28"/>
-              </w:rPr>
-              <w:t>CORS</w:t>
-            </w:r>
-            <w:r>
-              <w:rPr>
-                <w:rFonts w:ascii="Times New Roman" w:eastAsia="標楷體" w:hAnsi="Times New Roman" w:hint="eastAsia"/>
-                <w:sz w:val="28"/>
-              </w:rPr>
-              <w:t>、</w:t>
-            </w:r>
-            <w:r>
-              <w:rPr>
-                <w:rFonts w:ascii="Times New Roman" w:eastAsia="標楷體" w:hAnsi="Times New Roman" w:hint="eastAsia"/>
-                <w:sz w:val="28"/>
-              </w:rPr>
-              <w:t>swagger-ui-express</w:t>
-            </w:r>
-            <w:r>
-              <w:rPr>
-                <w:rFonts w:ascii="Times New Roman" w:eastAsia="標楷體" w:hAnsi="Times New Roman" w:hint="eastAsia"/>
-                <w:sz w:val="28"/>
-              </w:rPr>
-              <w:t>、</w:t>
-            </w:r>
-            <w:r>
-              <w:rPr>
-                <w:rFonts w:ascii="Times New Roman" w:eastAsia="標楷體" w:hAnsi="Times New Roman" w:hint="eastAsia"/>
-                <w:sz w:val="28"/>
-              </w:rPr>
-              <w:t>bcrypt</w:t>
-            </w:r>
-            <w:r>
-              <w:rPr>
-                <w:rFonts w:ascii="Times New Roman" w:eastAsia="標楷體" w:hAnsi="Times New Roman" w:hint="eastAsia"/>
-                <w:sz w:val="28"/>
-              </w:rPr>
-              <w:t>、</w:t>
-            </w:r>
-            <w:r>
-              <w:rPr>
-                <w:rFonts w:ascii="Times New Roman" w:eastAsia="標楷體" w:hAnsi="Times New Roman" w:hint="eastAsia"/>
-                <w:sz w:val="28"/>
-              </w:rPr>
-              <w:t>jsonwebtoken</w:t>
+              <w:t>平面與標誌設計</w:t>
             </w:r>
           </w:p>
         </w:tc>
         <w:tc>
           <w:tcPr>
-            <w:tcW w:w="4103" w:type="dxa"/>
+            <w:tcW w:w="7080" w:type="dxa"/>
+            <w:noWrap/>
             <w:vAlign w:val="center"/>
           </w:tcPr>
           <w:p>
@@ -17550,7 +19016,6 @@
               <w:overflowPunct w:val="0"/>
               <w:snapToGrid w:val="0"/>
               <w:jc w:val="both"/>
-              <w:textAlignment w:val="center"/>
               <w:rPr>
                 <w:rFonts w:ascii="Times New Roman" w:eastAsia="標楷體" w:hAnsi="Times New Roman"/>
                 <w:sz w:val="28"/>
@@ -17561,75 +19026,29 @@
                 <w:rFonts w:ascii="Times New Roman" w:eastAsia="標楷體" w:hAnsi="Times New Roman" w:hint="eastAsia"/>
                 <w:sz w:val="28"/>
               </w:rPr>
-              <w:t>建構</w:t>
+              <w:t>Procreate</w:t>
             </w:r>
             <w:r>
               <w:rPr>
                 <w:rFonts w:ascii="Times New Roman" w:eastAsia="標楷體" w:hAnsi="Times New Roman" w:hint="eastAsia"/>
                 <w:sz w:val="28"/>
               </w:rPr>
-              <w:t>RESTful</w:t>
+              <w:t>、</w:t>
             </w:r>
             <w:r>
               <w:rPr>
                 <w:rFonts w:ascii="Times New Roman" w:eastAsia="標楷體" w:hAnsi="Times New Roman" w:hint="eastAsia"/>
                 <w:sz w:val="28"/>
               </w:rPr>
-              <w:t xml:space="preserve"> </w:t>
-            </w:r>
-            <w:r>
-              <w:rPr>
-                <w:rFonts w:ascii="Times New Roman" w:eastAsia="標楷體" w:hAnsi="Times New Roman" w:hint="eastAsia"/>
-                <w:sz w:val="28"/>
-              </w:rPr>
-              <w:t>API</w:t>
-            </w:r>
-            <w:r>
-              <w:rPr>
-                <w:rFonts w:ascii="Times New Roman" w:eastAsia="標楷體" w:hAnsi="Times New Roman" w:hint="eastAsia"/>
-                <w:sz w:val="28"/>
-              </w:rPr>
-              <w:t>路由架構，支援跨域請求處理、</w:t>
-            </w:r>
-            <w:r>
-              <w:rPr>
-                <w:rFonts w:ascii="Times New Roman" w:eastAsia="標楷體" w:hAnsi="Times New Roman" w:hint="eastAsia"/>
-                <w:sz w:val="28"/>
-              </w:rPr>
-              <w:t>API</w:t>
-            </w:r>
-            <w:r>
-              <w:rPr>
-                <w:rFonts w:ascii="Times New Roman" w:eastAsia="標楷體" w:hAnsi="Times New Roman" w:hint="eastAsia"/>
-                <w:sz w:val="28"/>
-              </w:rPr>
-              <w:t>文件自動生成、密碼雜湊加密與</w:t>
-            </w:r>
-            <w:r>
-              <w:rPr>
-                <w:rFonts w:ascii="Times New Roman" w:eastAsia="標楷體" w:hAnsi="Times New Roman" w:hint="eastAsia"/>
-                <w:sz w:val="28"/>
-              </w:rPr>
-              <w:t>JWT</w:t>
-            </w:r>
-            <w:r>
-              <w:rPr>
-                <w:rFonts w:ascii="Times New Roman" w:eastAsia="標楷體" w:hAnsi="Times New Roman" w:hint="eastAsia"/>
-                <w:sz w:val="28"/>
-              </w:rPr>
-              <w:t>身份驗證等核心機制。</w:t>
+              <w:t>Adobe Photoshop</w:t>
             </w:r>
           </w:p>
         </w:tc>
       </w:tr>
       <w:tr>
-        <w:trPr>
-          <w:trHeight w:val="60"/>
-        </w:trPr>
         <w:tc>
           <w:tcPr>
-            <w:tcW w:w="1353" w:type="dxa"/>
-            <w:vMerge w:val="restart"/>
+            <w:tcW w:w="3114" w:type="dxa"/>
             <w:noWrap/>
             <w:vAlign w:val="center"/>
           </w:tcPr>
@@ -17637,9 +19056,9 @@
             <w:pPr>
               <w:overflowPunct w:val="0"/>
               <w:snapToGrid w:val="0"/>
-              <w:textAlignment w:val="center"/>
-              <w:rPr>
-                <w:rFonts w:ascii="Times New Roman" w:eastAsia="標楷體" w:hAnsi="Times New Roman"/>
+              <w:jc w:val="both"/>
+              <w:rPr>
+                <w:rFonts w:ascii="Times New Roman" w:eastAsia="標楷體" w:hAnsi="Times New Roman" w:hint="eastAsia"/>
                 <w:sz w:val="28"/>
               </w:rPr>
             </w:pPr>
@@ -17648,13 +19067,20 @@
                 <w:rFonts w:ascii="Times New Roman" w:eastAsia="標楷體" w:hAnsi="Times New Roman" w:hint="eastAsia"/>
                 <w:sz w:val="28"/>
               </w:rPr>
-              <w:t>網域與伺服器</w:t>
+              <w:t>3D</w:t>
+            </w:r>
+            <w:r>
+              <w:rPr>
+                <w:rFonts w:ascii="Times New Roman" w:eastAsia="標楷體" w:hAnsi="Times New Roman" w:hint="eastAsia"/>
+                <w:sz w:val="28"/>
+              </w:rPr>
+              <w:t>建模與切片</w:t>
             </w:r>
           </w:p>
         </w:tc>
         <w:tc>
           <w:tcPr>
-            <w:tcW w:w="1400" w:type="dxa"/>
+            <w:tcW w:w="7080" w:type="dxa"/>
             <w:noWrap/>
             <w:vAlign w:val="center"/>
           </w:tcPr>
@@ -17662,7 +19088,7 @@
             <w:pPr>
               <w:overflowPunct w:val="0"/>
               <w:snapToGrid w:val="0"/>
-              <w:textAlignment w:val="center"/>
+              <w:jc w:val="both"/>
               <w:rPr>
                 <w:rFonts w:ascii="Times New Roman" w:eastAsia="標楷體" w:hAnsi="Times New Roman"/>
                 <w:sz w:val="28"/>
@@ -17673,13 +19099,47 @@
                 <w:rFonts w:ascii="Times New Roman" w:eastAsia="標楷體" w:hAnsi="Times New Roman" w:hint="eastAsia"/>
                 <w:sz w:val="28"/>
               </w:rPr>
-              <w:t>網域與防護</w:t>
+              <w:t>SolidWorks 2025</w:t>
+            </w:r>
+            <w:r>
+              <w:rPr>
+                <w:rFonts w:ascii="Times New Roman" w:eastAsia="標楷體" w:hAnsi="Times New Roman" w:hint="eastAsia"/>
+                <w:sz w:val="28"/>
+              </w:rPr>
+              <w:t>、</w:t>
+            </w:r>
+            <w:proofErr w:type="spellStart"/>
+            <w:r>
+              <w:rPr>
+                <w:rFonts w:ascii="Times New Roman" w:eastAsia="標楷體" w:hAnsi="Times New Roman" w:hint="eastAsia"/>
+                <w:sz w:val="28"/>
+              </w:rPr>
+              <w:t>Tinkercad</w:t>
+            </w:r>
+            <w:proofErr w:type="spellEnd"/>
+            <w:r>
+              <w:rPr>
+                <w:rFonts w:ascii="Times New Roman" w:eastAsia="標楷體" w:hAnsi="Times New Roman" w:hint="eastAsia"/>
+                <w:sz w:val="28"/>
+              </w:rPr>
+              <w:t>、</w:t>
+            </w:r>
+            <w:r>
+              <w:rPr>
+                <w:rFonts w:ascii="Times New Roman" w:eastAsia="標楷體" w:hAnsi="Times New Roman" w:hint="eastAsia"/>
+                <w:sz w:val="28"/>
+              </w:rPr>
+              <w:t>Bambu Studio</w:t>
             </w:r>
           </w:p>
         </w:tc>
+      </w:tr>
+      <w:tr>
         <w:tc>
           <w:tcPr>
-            <w:tcW w:w="3338" w:type="dxa"/>
+            <w:tcW w:w="0" w:type="auto"/>
+            <w:gridSpan w:val="2"/>
+            <w:shd w:val="clear" w:color="auto" w:fill="DEE5E8" w:themeFill="text2" w:themeFillTint="33"/>
             <w:noWrap/>
             <w:vAlign w:val="center"/>
           </w:tcPr>
@@ -17687,24 +19147,27 @@
             <w:pPr>
               <w:overflowPunct w:val="0"/>
               <w:snapToGrid w:val="0"/>
-              <w:textAlignment w:val="center"/>
-              <w:rPr>
-                <w:rFonts w:ascii="Times New Roman" w:eastAsia="標楷體" w:hAnsi="Times New Roman"/>
+              <w:jc w:val="center"/>
+              <w:rPr>
+                <w:rFonts w:ascii="Times New Roman" w:eastAsia="標楷體" w:hAnsi="Times New Roman" w:hint="eastAsia"/>
                 <w:sz w:val="28"/>
               </w:rPr>
             </w:pPr>
             <w:r>
               <w:rPr>
-                <w:rFonts w:ascii="Times New Roman" w:eastAsia="標楷體" w:hAnsi="Times New Roman"/>
-                <w:sz w:val="28"/>
-              </w:rPr>
-              <w:t>Cloudflare</w:t>
+                <w:rFonts w:ascii="Times New Roman" w:eastAsia="標楷體" w:hAnsi="Times New Roman" w:hint="eastAsia"/>
+                <w:sz w:val="28"/>
+              </w:rPr>
+              <w:t>文件與簡報</w:t>
             </w:r>
           </w:p>
         </w:tc>
+      </w:tr>
+      <w:tr>
         <w:tc>
           <w:tcPr>
-            <w:tcW w:w="4103" w:type="dxa"/>
+            <w:tcW w:w="3114" w:type="dxa"/>
+            <w:noWrap/>
             <w:vAlign w:val="center"/>
           </w:tcPr>
           <w:p>
@@ -17712,7 +19175,6 @@
               <w:overflowPunct w:val="0"/>
               <w:snapToGrid w:val="0"/>
               <w:jc w:val="both"/>
-              <w:textAlignment w:val="center"/>
               <w:rPr>
                 <w:rFonts w:ascii="Times New Roman" w:eastAsia="標楷體" w:hAnsi="Times New Roman"/>
                 <w:sz w:val="28"/>
@@ -17723,61 +19185,13 @@
                 <w:rFonts w:ascii="Times New Roman" w:eastAsia="標楷體" w:hAnsi="Times New Roman" w:hint="eastAsia"/>
                 <w:sz w:val="28"/>
               </w:rPr>
-              <w:t>提供網域名稱解析（</w:t>
-            </w:r>
-            <w:r>
-              <w:rPr>
-                <w:rFonts w:ascii="Times New Roman" w:eastAsia="標楷體" w:hAnsi="Times New Roman" w:hint="eastAsia"/>
-                <w:sz w:val="28"/>
-              </w:rPr>
-              <w:t>DNS</w:t>
-            </w:r>
-            <w:r>
-              <w:rPr>
-                <w:rFonts w:ascii="Times New Roman" w:eastAsia="標楷體" w:hAnsi="Times New Roman" w:hint="eastAsia"/>
-                <w:sz w:val="28"/>
-              </w:rPr>
-              <w:t>）、靜態資源快取（</w:t>
-            </w:r>
-            <w:r>
-              <w:rPr>
-                <w:rFonts w:ascii="Times New Roman" w:eastAsia="標楷體" w:hAnsi="Times New Roman" w:hint="eastAsia"/>
-                <w:sz w:val="28"/>
-              </w:rPr>
-              <w:t>CDN</w:t>
-            </w:r>
-            <w:r>
-              <w:rPr>
-                <w:rFonts w:ascii="Times New Roman" w:eastAsia="標楷體" w:hAnsi="Times New Roman" w:hint="eastAsia"/>
-                <w:sz w:val="28"/>
-              </w:rPr>
-              <w:t>）與網頁應用程式防火牆（</w:t>
-            </w:r>
-            <w:r>
-              <w:rPr>
-                <w:rFonts w:ascii="Times New Roman" w:eastAsia="標楷體" w:hAnsi="Times New Roman" w:hint="eastAsia"/>
-                <w:sz w:val="28"/>
-              </w:rPr>
-              <w:t>WAF</w:t>
-            </w:r>
-            <w:r>
-              <w:rPr>
-                <w:rFonts w:ascii="Times New Roman" w:eastAsia="標楷體" w:hAnsi="Times New Roman" w:hint="eastAsia"/>
-                <w:sz w:val="28"/>
-              </w:rPr>
-              <w:t>），提升網站存取效能與資訊安全。</w:t>
+              <w:t>文書處理</w:t>
             </w:r>
           </w:p>
         </w:tc>
-      </w:tr>
-      <w:tr>
-        <w:trPr>
-          <w:trHeight w:val="60"/>
-        </w:trPr>
         <w:tc>
           <w:tcPr>
-            <w:tcW w:w="1353" w:type="dxa"/>
-            <w:vMerge/>
+            <w:tcW w:w="7080" w:type="dxa"/>
             <w:noWrap/>
             <w:vAlign w:val="center"/>
           </w:tcPr>
@@ -17785,17 +19199,26 @@
             <w:pPr>
               <w:overflowPunct w:val="0"/>
               <w:snapToGrid w:val="0"/>
-              <w:textAlignment w:val="center"/>
+              <w:jc w:val="both"/>
               <w:rPr>
                 <w:rFonts w:ascii="Times New Roman" w:eastAsia="標楷體" w:hAnsi="Times New Roman"/>
                 <w:sz w:val="28"/>
               </w:rPr>
             </w:pPr>
+            <w:r>
+              <w:rPr>
+                <w:rFonts w:ascii="Times New Roman" w:eastAsia="標楷體" w:hAnsi="Times New Roman"/>
+                <w:sz w:val="28"/>
+              </w:rPr>
+              <w:t>Microsoft Word</w:t>
+            </w:r>
           </w:p>
         </w:tc>
+      </w:tr>
+      <w:tr>
         <w:tc>
           <w:tcPr>
-            <w:tcW w:w="1400" w:type="dxa"/>
+            <w:tcW w:w="3114" w:type="dxa"/>
             <w:noWrap/>
             <w:vAlign w:val="center"/>
           </w:tcPr>
@@ -17803,7 +19226,7 @@
             <w:pPr>
               <w:overflowPunct w:val="0"/>
               <w:snapToGrid w:val="0"/>
-              <w:textAlignment w:val="center"/>
+              <w:jc w:val="both"/>
               <w:rPr>
                 <w:rFonts w:ascii="Times New Roman" w:eastAsia="標楷體" w:hAnsi="Times New Roman"/>
                 <w:sz w:val="28"/>
@@ -17814,13 +19237,13 @@
                 <w:rFonts w:ascii="Times New Roman" w:eastAsia="標楷體" w:hAnsi="Times New Roman" w:hint="eastAsia"/>
                 <w:sz w:val="28"/>
               </w:rPr>
-              <w:t>作業系統與環境</w:t>
+              <w:t>簡報製作</w:t>
             </w:r>
           </w:p>
         </w:tc>
         <w:tc>
           <w:tcPr>
-            <w:tcW w:w="3338" w:type="dxa"/>
+            <w:tcW w:w="7080" w:type="dxa"/>
             <w:noWrap/>
             <w:vAlign w:val="center"/>
           </w:tcPr>
@@ -17828,7 +19251,7 @@
             <w:pPr>
               <w:overflowPunct w:val="0"/>
               <w:snapToGrid w:val="0"/>
-              <w:textAlignment w:val="center"/>
+              <w:jc w:val="both"/>
               <w:rPr>
                 <w:rFonts w:ascii="Times New Roman" w:eastAsia="標楷體" w:hAnsi="Times New Roman"/>
                 <w:sz w:val="28"/>
@@ -17839,7 +19262,7 @@
                 <w:rFonts w:ascii="Times New Roman" w:eastAsia="標楷體" w:hAnsi="Times New Roman" w:hint="eastAsia"/>
                 <w:sz w:val="28"/>
               </w:rPr>
-              <w:t>Ubuntu</w:t>
+              <w:t>Microsoft PowerPoint</w:t>
             </w:r>
             <w:r>
               <w:rPr>
@@ -17853,41 +19276,16 @@
                 <w:rFonts w:ascii="Times New Roman" w:eastAsia="標楷體" w:hAnsi="Times New Roman" w:hint="eastAsia"/>
                 <w:sz w:val="28"/>
               </w:rPr>
-              <w:t>Node.js</w:t>
-            </w:r>
-            <w:r>
-              <w:rPr>
-                <w:rFonts w:ascii="Times New Roman" w:eastAsia="標楷體" w:hAnsi="Times New Roman" w:hint="eastAsia"/>
-                <w:sz w:val="28"/>
-              </w:rPr>
-              <w:t>、</w:t>
-            </w:r>
-            <w:r>
-              <w:rPr>
-                <w:rFonts w:ascii="Times New Roman" w:eastAsia="標楷體" w:hAnsi="Times New Roman" w:hint="eastAsia"/>
-                <w:sz w:val="28"/>
-              </w:rPr>
-              <w:t>PHP</w:t>
-            </w:r>
-            <w:r>
-              <w:rPr>
-                <w:rFonts w:ascii="Times New Roman" w:eastAsia="標楷體" w:hAnsi="Times New Roman" w:hint="eastAsia"/>
-                <w:sz w:val="28"/>
-              </w:rPr>
-              <w:t>、</w:t>
-            </w:r>
-            <w:r>
-              <w:rPr>
-                <w:rFonts w:ascii="Times New Roman" w:eastAsia="標楷體" w:hAnsi="Times New Roman" w:hint="eastAsia"/>
-                <w:sz w:val="28"/>
-              </w:rPr>
-              <w:t>NGINX</w:t>
+              <w:t>Canva</w:t>
             </w:r>
           </w:p>
         </w:tc>
+      </w:tr>
+      <w:tr>
         <w:tc>
           <w:tcPr>
-            <w:tcW w:w="4103" w:type="dxa"/>
+            <w:tcW w:w="3114" w:type="dxa"/>
+            <w:noWrap/>
             <w:vAlign w:val="center"/>
           </w:tcPr>
           <w:p>
@@ -17895,7 +19293,6 @@
               <w:overflowPunct w:val="0"/>
               <w:snapToGrid w:val="0"/>
               <w:jc w:val="both"/>
-              <w:textAlignment w:val="center"/>
               <w:rPr>
                 <w:rFonts w:ascii="Times New Roman" w:eastAsia="標楷體" w:hAnsi="Times New Roman"/>
                 <w:sz w:val="28"/>
@@ -17906,33 +19303,20 @@
                 <w:rFonts w:ascii="Times New Roman" w:eastAsia="標楷體" w:hAnsi="Times New Roman" w:hint="eastAsia"/>
                 <w:sz w:val="28"/>
               </w:rPr>
-              <w:t>作為後端伺服器運行環境，並透過</w:t>
+              <w:t>UML</w:t>
             </w:r>
             <w:r>
               <w:rPr>
                 <w:rFonts w:ascii="Times New Roman" w:eastAsia="標楷體" w:hAnsi="Times New Roman" w:hint="eastAsia"/>
                 <w:sz w:val="28"/>
               </w:rPr>
-              <w:t>NGINX</w:t>
-            </w:r>
-            <w:r>
-              <w:rPr>
-                <w:rFonts w:ascii="Times New Roman" w:eastAsia="標楷體" w:hAnsi="Times New Roman" w:hint="eastAsia"/>
-                <w:sz w:val="28"/>
-              </w:rPr>
-              <w:t>擔任反向代理與網頁伺服器，負責用戶端請求之轉發與靜態資源託管。</w:t>
+              <w:t>架構與心智圖</w:t>
             </w:r>
           </w:p>
         </w:tc>
-      </w:tr>
-      <w:tr>
-        <w:trPr>
-          <w:trHeight w:val="60"/>
-        </w:trPr>
         <w:tc>
           <w:tcPr>
-            <w:tcW w:w="1353" w:type="dxa"/>
-            <w:vMerge/>
+            <w:tcW w:w="7080" w:type="dxa"/>
             <w:noWrap/>
             <w:vAlign w:val="center"/>
           </w:tcPr>
@@ -17940,17 +19324,93 @@
             <w:pPr>
               <w:overflowPunct w:val="0"/>
               <w:snapToGrid w:val="0"/>
-              <w:textAlignment w:val="center"/>
+              <w:jc w:val="both"/>
               <w:rPr>
                 <w:rFonts w:ascii="Times New Roman" w:eastAsia="標楷體" w:hAnsi="Times New Roman"/>
                 <w:sz w:val="28"/>
               </w:rPr>
             </w:pPr>
+            <w:r>
+              <w:rPr>
+                <w:rFonts w:ascii="Times New Roman" w:eastAsia="標楷體" w:hAnsi="Times New Roman" w:hint="eastAsia"/>
+                <w:sz w:val="28"/>
+              </w:rPr>
+              <w:t>D</w:t>
+            </w:r>
+            <w:r>
+              <w:rPr>
+                <w:rFonts w:ascii="Times New Roman" w:eastAsia="標楷體" w:hAnsi="Times New Roman" w:hint="eastAsia"/>
+                <w:sz w:val="28"/>
+              </w:rPr>
+              <w:t>raw.io</w:t>
+            </w:r>
+            <w:r>
+              <w:rPr>
+                <w:rFonts w:ascii="Times New Roman" w:eastAsia="標楷體" w:hAnsi="Times New Roman" w:hint="eastAsia"/>
+                <w:sz w:val="28"/>
+              </w:rPr>
+              <w:t>、</w:t>
+            </w:r>
+            <w:r>
+              <w:rPr>
+                <w:rFonts w:ascii="Times New Roman" w:eastAsia="標楷體" w:hAnsi="Times New Roman" w:hint="eastAsia"/>
+                <w:sz w:val="28"/>
+              </w:rPr>
+              <w:t>Microsoft Visio</w:t>
+            </w:r>
+            <w:r>
+              <w:rPr>
+                <w:rFonts w:ascii="Times New Roman" w:eastAsia="標楷體" w:hAnsi="Times New Roman" w:hint="eastAsia"/>
+                <w:sz w:val="28"/>
+              </w:rPr>
+              <w:t>、</w:t>
+            </w:r>
+            <w:proofErr w:type="spellStart"/>
+            <w:r>
+              <w:rPr>
+                <w:rFonts w:ascii="Times New Roman" w:eastAsia="標楷體" w:hAnsi="Times New Roman" w:hint="eastAsia"/>
+                <w:sz w:val="28"/>
+              </w:rPr>
+              <w:t>X</w:t>
+            </w:r>
+            <w:r>
+              <w:rPr>
+                <w:rFonts w:ascii="Times New Roman" w:eastAsia="標楷體" w:hAnsi="Times New Roman" w:hint="eastAsia"/>
+                <w:sz w:val="28"/>
+              </w:rPr>
+              <w:t>m</w:t>
+            </w:r>
+            <w:r>
+              <w:rPr>
+                <w:rFonts w:ascii="Times New Roman" w:eastAsia="標楷體" w:hAnsi="Times New Roman" w:hint="eastAsia"/>
+                <w:sz w:val="28"/>
+              </w:rPr>
+              <w:t>ind</w:t>
+            </w:r>
+            <w:proofErr w:type="spellEnd"/>
+            <w:r>
+              <w:rPr>
+                <w:rFonts w:ascii="Times New Roman" w:eastAsia="標楷體" w:hAnsi="Times New Roman" w:hint="eastAsia"/>
+                <w:sz w:val="28"/>
+              </w:rPr>
+              <w:t>、</w:t>
+            </w:r>
+            <w:r>
+              <w:rPr>
+                <w:rFonts w:ascii="Times New Roman" w:eastAsia="標楷體" w:hAnsi="Times New Roman" w:hint="eastAsia"/>
+                <w:sz w:val="28"/>
+              </w:rPr>
+              <w:t>Mermaid</w:t>
+            </w:r>
           </w:p>
         </w:tc>
+      </w:tr>
+      <w:tr>
         <w:tc>
           <w:tcPr>
-            <w:tcW w:w="1400" w:type="dxa"/>
+            <w:tcW w:w="10194" w:type="dxa"/>
+            <w:gridSpan w:val="2"/>
+            <w:shd w:val="clear" w:color="auto" w:fill="DEE5E8" w:themeFill="text2" w:themeFillTint="33"/>
             <w:noWrap/>
             <w:vAlign w:val="center"/>
           </w:tcPr>
@@ -17958,7 +19418,7 @@
             <w:pPr>
               <w:overflowPunct w:val="0"/>
               <w:snapToGrid w:val="0"/>
-              <w:textAlignment w:val="center"/>
+              <w:jc w:val="center"/>
               <w:rPr>
                 <w:rFonts w:ascii="Times New Roman" w:eastAsia="標楷體" w:hAnsi="Times New Roman"/>
                 <w:sz w:val="28"/>
@@ -17969,13 +19429,15 @@
                 <w:rFonts w:ascii="Times New Roman" w:eastAsia="標楷體" w:hAnsi="Times New Roman" w:hint="eastAsia"/>
                 <w:sz w:val="28"/>
               </w:rPr>
-              <w:t>資料庫與管理</w:t>
+              <w:t>專案管理平台</w:t>
             </w:r>
           </w:p>
         </w:tc>
+      </w:tr>
+      <w:tr>
         <w:tc>
           <w:tcPr>
-            <w:tcW w:w="3338" w:type="dxa"/>
+            <w:tcW w:w="3114" w:type="dxa"/>
             <w:noWrap/>
             <w:vAlign w:val="center"/>
           </w:tcPr>
@@ -17983,7 +19445,7 @@
             <w:pPr>
               <w:overflowPunct w:val="0"/>
               <w:snapToGrid w:val="0"/>
-              <w:textAlignment w:val="center"/>
+              <w:jc w:val="both"/>
               <w:rPr>
                 <w:rFonts w:ascii="Times New Roman" w:eastAsia="標楷體" w:hAnsi="Times New Roman"/>
                 <w:sz w:val="28"/>
@@ -17994,27 +19456,14 @@
                 <w:rFonts w:ascii="Times New Roman" w:eastAsia="標楷體" w:hAnsi="Times New Roman" w:hint="eastAsia"/>
                 <w:sz w:val="28"/>
               </w:rPr>
-              <w:t>MySQL</w:t>
-            </w:r>
-            <w:r>
-              <w:rPr>
-                <w:rFonts w:ascii="Times New Roman" w:eastAsia="標楷體" w:hAnsi="Times New Roman" w:hint="eastAsia"/>
-                <w:sz w:val="28"/>
-              </w:rPr>
-              <w:t>、</w:t>
-            </w:r>
-            <w:r>
-              <w:rPr>
-                <w:rFonts w:ascii="Times New Roman" w:eastAsia="標楷體" w:hAnsi="Times New Roman" w:hint="eastAsia"/>
-                <w:sz w:val="28"/>
-              </w:rPr>
-              <w:t>phpMyAdmin</w:t>
+              <w:t>版本控制</w:t>
             </w:r>
           </w:p>
         </w:tc>
         <w:tc>
           <w:tcPr>
-            <w:tcW w:w="4103" w:type="dxa"/>
+            <w:tcW w:w="7080" w:type="dxa"/>
+            <w:noWrap/>
             <w:vAlign w:val="center"/>
           </w:tcPr>
           <w:p>
@@ -18022,7 +19471,6 @@
               <w:overflowPunct w:val="0"/>
               <w:snapToGrid w:val="0"/>
               <w:jc w:val="both"/>
-              <w:textAlignment w:val="center"/>
               <w:rPr>
                 <w:rFonts w:ascii="Times New Roman" w:eastAsia="標楷體" w:hAnsi="Times New Roman"/>
                 <w:sz w:val="28"/>
@@ -18033,61 +19481,31 @@
                 <w:rFonts w:ascii="Times New Roman" w:eastAsia="標楷體" w:hAnsi="Times New Roman" w:hint="eastAsia"/>
                 <w:sz w:val="28"/>
               </w:rPr>
-              <w:t>MySQL</w:t>
+              <w:t>GitHub</w:t>
             </w:r>
             <w:r>
               <w:rPr>
                 <w:rFonts w:ascii="Times New Roman" w:eastAsia="標楷體" w:hAnsi="Times New Roman" w:hint="eastAsia"/>
                 <w:sz w:val="28"/>
               </w:rPr>
-              <w:t>作為本系統核心關聯式資料庫，</w:t>
-            </w:r>
+              <w:t>、</w:t>
+            </w:r>
+            <w:proofErr w:type="spellStart"/>
             <w:r>
               <w:rPr>
                 <w:rFonts w:ascii="Times New Roman" w:eastAsia="標楷體" w:hAnsi="Times New Roman" w:hint="eastAsia"/>
                 <w:sz w:val="28"/>
               </w:rPr>
-              <w:t>搭配</w:t>
-            </w:r>
-            <w:r>
-              <w:rPr>
-                <w:rFonts w:ascii="Times New Roman" w:eastAsia="標楷體" w:hAnsi="Times New Roman" w:hint="eastAsia"/>
-                <w:sz w:val="28"/>
-              </w:rPr>
-              <w:t>phpMyAdmin</w:t>
-            </w:r>
-            <w:r>
-              <w:rPr>
-                <w:rFonts w:ascii="Times New Roman" w:eastAsia="標楷體" w:hAnsi="Times New Roman" w:hint="eastAsia"/>
-                <w:sz w:val="28"/>
-              </w:rPr>
-              <w:t>進行視覺化資料庫管理</w:t>
-            </w:r>
-            <w:r>
-              <w:rPr>
-                <w:rFonts w:ascii="Times New Roman" w:eastAsia="標楷體" w:hAnsi="Times New Roman" w:hint="eastAsia"/>
-                <w:sz w:val="28"/>
-              </w:rPr>
-              <w:t>，便於資料表查詢與維護作業</w:t>
-            </w:r>
-            <w:r>
-              <w:rPr>
-                <w:rFonts w:ascii="Times New Roman" w:eastAsia="標楷體" w:hAnsi="Times New Roman" w:hint="eastAsia"/>
-                <w:sz w:val="28"/>
-              </w:rPr>
-              <w:t>。</w:t>
-            </w:r>
+              <w:t>GitKraken</w:t>
+            </w:r>
+            <w:proofErr w:type="spellEnd"/>
           </w:p>
         </w:tc>
       </w:tr>
       <w:tr>
-        <w:trPr>
-          <w:trHeight w:val="60"/>
-        </w:trPr>
         <w:tc>
           <w:tcPr>
-            <w:tcW w:w="1353" w:type="dxa"/>
-            <w:vMerge/>
+            <w:tcW w:w="3114" w:type="dxa"/>
             <w:noWrap/>
             <w:vAlign w:val="center"/>
           </w:tcPr>
@@ -18095,17 +19513,24 @@
             <w:pPr>
               <w:overflowPunct w:val="0"/>
               <w:snapToGrid w:val="0"/>
-              <w:textAlignment w:val="center"/>
+              <w:jc w:val="both"/>
               <w:rPr>
                 <w:rFonts w:ascii="Times New Roman" w:eastAsia="標楷體" w:hAnsi="Times New Roman"/>
                 <w:sz w:val="28"/>
               </w:rPr>
             </w:pPr>
+            <w:r>
+              <w:rPr>
+                <w:rFonts w:ascii="Times New Roman" w:eastAsia="標楷體" w:hAnsi="Times New Roman" w:hint="eastAsia"/>
+                <w:sz w:val="28"/>
+              </w:rPr>
+              <w:t>雲端檔案存放</w:t>
+            </w:r>
           </w:p>
         </w:tc>
         <w:tc>
           <w:tcPr>
-            <w:tcW w:w="1400" w:type="dxa"/>
+            <w:tcW w:w="7080" w:type="dxa"/>
             <w:noWrap/>
             <w:vAlign w:val="center"/>
           </w:tcPr>
@@ -18113,7 +19538,7 @@
             <w:pPr>
               <w:overflowPunct w:val="0"/>
               <w:snapToGrid w:val="0"/>
-              <w:textAlignment w:val="center"/>
+              <w:jc w:val="both"/>
               <w:rPr>
                 <w:rFonts w:ascii="Times New Roman" w:eastAsia="標楷體" w:hAnsi="Times New Roman"/>
                 <w:sz w:val="28"/>
@@ -18124,13 +19549,29 @@
                 <w:rFonts w:ascii="Times New Roman" w:eastAsia="標楷體" w:hAnsi="Times New Roman" w:hint="eastAsia"/>
                 <w:sz w:val="28"/>
               </w:rPr>
-              <w:t>安全與遠端連線</w:t>
+              <w:t>GitHub</w:t>
+            </w:r>
+            <w:r>
+              <w:rPr>
+                <w:rFonts w:ascii="Times New Roman" w:eastAsia="標楷體" w:hAnsi="Times New Roman" w:hint="eastAsia"/>
+                <w:sz w:val="28"/>
+              </w:rPr>
+              <w:t>、</w:t>
+            </w:r>
+            <w:r>
+              <w:rPr>
+                <w:rFonts w:ascii="Times New Roman" w:eastAsia="標楷體" w:hAnsi="Times New Roman" w:hint="eastAsia"/>
+                <w:sz w:val="28"/>
+              </w:rPr>
+              <w:t>Microsoft OneDrive</w:t>
             </w:r>
           </w:p>
         </w:tc>
+      </w:tr>
+      <w:tr>
         <w:tc>
           <w:tcPr>
-            <w:tcW w:w="3338" w:type="dxa"/>
+            <w:tcW w:w="3114" w:type="dxa"/>
             <w:noWrap/>
             <w:vAlign w:val="center"/>
           </w:tcPr>
@@ -18138,7 +19579,7 @@
             <w:pPr>
               <w:overflowPunct w:val="0"/>
               <w:snapToGrid w:val="0"/>
-              <w:textAlignment w:val="center"/>
+              <w:jc w:val="both"/>
               <w:rPr>
                 <w:rFonts w:ascii="Times New Roman" w:eastAsia="標楷體" w:hAnsi="Times New Roman"/>
                 <w:sz w:val="28"/>
@@ -18149,27 +19590,14 @@
                 <w:rFonts w:ascii="Times New Roman" w:eastAsia="標楷體" w:hAnsi="Times New Roman" w:hint="eastAsia"/>
                 <w:sz w:val="28"/>
               </w:rPr>
-              <w:t>OpenSSH</w:t>
-            </w:r>
-            <w:r>
-              <w:rPr>
-                <w:rFonts w:ascii="Times New Roman" w:eastAsia="標楷體" w:hAnsi="Times New Roman" w:hint="eastAsia"/>
-                <w:sz w:val="28"/>
-              </w:rPr>
-              <w:t>、</w:t>
-            </w:r>
-            <w:r>
-              <w:rPr>
-                <w:rFonts w:ascii="Times New Roman" w:eastAsia="標楷體" w:hAnsi="Times New Roman" w:hint="eastAsia"/>
-                <w:sz w:val="28"/>
-              </w:rPr>
-              <w:t>ssld</w:t>
+              <w:t>任務管理</w:t>
             </w:r>
           </w:p>
         </w:tc>
         <w:tc>
           <w:tcPr>
-            <w:tcW w:w="4103" w:type="dxa"/>
+            <w:tcW w:w="7080" w:type="dxa"/>
+            <w:noWrap/>
             <w:vAlign w:val="center"/>
           </w:tcPr>
           <w:p>
@@ -18177,7 +19605,6 @@
               <w:overflowPunct w:val="0"/>
               <w:snapToGrid w:val="0"/>
               <w:jc w:val="both"/>
-              <w:textAlignment w:val="center"/>
               <w:rPr>
                 <w:rFonts w:ascii="Times New Roman" w:eastAsia="標楷體" w:hAnsi="Times New Roman"/>
                 <w:sz w:val="28"/>
@@ -18185,133 +19612,20 @@
             </w:pPr>
             <w:r>
               <w:rPr>
-                <w:rFonts w:ascii="Times New Roman" w:eastAsia="標楷體" w:hAnsi="Times New Roman" w:hint="eastAsia"/>
-                <w:sz w:val="28"/>
-              </w:rPr>
-              <w:t>透過</w:t>
-            </w:r>
-            <w:r>
-              <w:rPr>
-                <w:rFonts w:ascii="Times New Roman" w:eastAsia="標楷體" w:hAnsi="Times New Roman" w:hint="eastAsia"/>
-                <w:sz w:val="28"/>
-              </w:rPr>
-              <w:t>SSH</w:t>
-            </w:r>
-            <w:r>
-              <w:rPr>
-                <w:rFonts w:ascii="Times New Roman" w:eastAsia="標楷體" w:hAnsi="Times New Roman" w:hint="eastAsia"/>
-                <w:sz w:val="28"/>
-              </w:rPr>
-              <w:t>協定進行伺服器遠端操作與維運，並搭配</w:t>
-            </w:r>
-            <w:r>
-              <w:rPr>
-                <w:rFonts w:ascii="Times New Roman" w:eastAsia="標楷體" w:hAnsi="Times New Roman" w:hint="eastAsia"/>
-                <w:sz w:val="28"/>
-              </w:rPr>
-              <w:t>ssld</w:t>
-            </w:r>
-            <w:r>
-              <w:rPr>
-                <w:rFonts w:ascii="Times New Roman" w:eastAsia="標楷體" w:hAnsi="Times New Roman" w:hint="eastAsia"/>
-                <w:sz w:val="28"/>
-              </w:rPr>
-              <w:t>實現通訊埠多工，使</w:t>
-            </w:r>
-            <w:r>
-              <w:rPr>
-                <w:rFonts w:ascii="Times New Roman" w:eastAsia="標楷體" w:hAnsi="Times New Roman" w:hint="eastAsia"/>
-                <w:sz w:val="28"/>
-              </w:rPr>
-              <w:t>SSH</w:t>
-            </w:r>
-            <w:r>
-              <w:rPr>
-                <w:rFonts w:ascii="Times New Roman" w:eastAsia="標楷體" w:hAnsi="Times New Roman" w:hint="eastAsia"/>
-                <w:sz w:val="28"/>
-              </w:rPr>
-              <w:t>流量得以透過</w:t>
-            </w:r>
-            <w:r>
-              <w:rPr>
-                <w:rFonts w:ascii="Times New Roman" w:eastAsia="標楷體" w:hAnsi="Times New Roman" w:hint="eastAsia"/>
-                <w:sz w:val="28"/>
-              </w:rPr>
-              <w:t>80</w:t>
-            </w:r>
-            <w:r>
-              <w:rPr>
-                <w:rFonts w:ascii="Times New Roman" w:eastAsia="標楷體" w:hAnsi="Times New Roman" w:hint="eastAsia"/>
-                <w:sz w:val="28"/>
-              </w:rPr>
-              <w:t xml:space="preserve"> </w:t>
-            </w:r>
-            <w:r>
-              <w:rPr>
-                <w:rFonts w:ascii="Times New Roman" w:eastAsia="標楷體" w:hAnsi="Times New Roman" w:hint="eastAsia"/>
-                <w:sz w:val="28"/>
-              </w:rPr>
-              <w:t>Port</w:t>
-            </w:r>
-            <w:r>
-              <w:rPr>
-                <w:rFonts w:ascii="Times New Roman" w:eastAsia="標楷體" w:hAnsi="Times New Roman" w:hint="eastAsia"/>
-                <w:sz w:val="28"/>
-              </w:rPr>
-              <w:t>進行隱蔽傳輸。</w:t>
+                <w:rFonts w:ascii="Times New Roman" w:eastAsia="標楷體" w:hAnsi="Times New Roman"/>
+                <w:sz w:val="28"/>
+              </w:rPr>
+              <w:t>Notion</w:t>
             </w:r>
           </w:p>
         </w:tc>
       </w:tr>
       <w:tr>
-        <w:trPr>
-          <w:trHeight w:val="60"/>
-        </w:trPr>
         <w:tc>
           <w:tcPr>
-            <w:tcW w:w="1353" w:type="dxa"/>
-            <w:vMerge w:val="restart"/>
-            <w:noWrap/>
-            <w:vAlign w:val="center"/>
-          </w:tcPr>
-          <w:p>
-            <w:pPr>
-              <w:pageBreakBefore/>
-              <w:overflowPunct w:val="0"/>
-              <w:snapToGrid w:val="0"/>
-              <w:textAlignment w:val="center"/>
-              <w:rPr>
-                <w:rFonts w:ascii="Times New Roman" w:eastAsia="標楷體" w:hAnsi="Times New Roman"/>
-                <w:sz w:val="28"/>
-              </w:rPr>
-            </w:pPr>
-            <w:r>
-              <w:rPr>
-                <w:rFonts w:ascii="Times New Roman" w:eastAsia="標楷體" w:hAnsi="Times New Roman" w:hint="eastAsia"/>
-                <w:sz w:val="28"/>
-              </w:rPr>
-              <w:lastRenderedPageBreak/>
-              <w:t>圖形與</w:t>
-            </w:r>
-            <w:r>
-              <w:rPr>
-                <w:rFonts w:ascii="Times New Roman" w:eastAsia="標楷體" w:hAnsi="Times New Roman" w:hint="eastAsia"/>
-                <w:sz w:val="28"/>
-              </w:rPr>
-              <w:t>3D</w:t>
-            </w:r>
-            <w:r>
-              <w:rPr>
-                <w:rFonts w:ascii="Times New Roman" w:eastAsia="標楷體" w:hAnsi="Times New Roman" w:hint="eastAsia"/>
-                <w:sz w:val="28"/>
-              </w:rPr>
-              <w:t>設計</w:t>
-            </w:r>
-          </w:p>
-        </w:tc>
-        <w:tc>
-          <w:tcPr>
-            <w:tcW w:w="1400" w:type="dxa"/>
+            <w:tcW w:w="10194" w:type="dxa"/>
+            <w:gridSpan w:val="2"/>
+            <w:shd w:val="clear" w:color="auto" w:fill="DEE5E8" w:themeFill="text2" w:themeFillTint="33"/>
             <w:noWrap/>
             <w:vAlign w:val="center"/>
           </w:tcPr>
@@ -18319,7 +19633,7 @@
             <w:pPr>
               <w:overflowPunct w:val="0"/>
               <w:snapToGrid w:val="0"/>
-              <w:textAlignment w:val="center"/>
+              <w:jc w:val="center"/>
               <w:rPr>
                 <w:rFonts w:ascii="Times New Roman" w:eastAsia="標楷體" w:hAnsi="Times New Roman"/>
                 <w:sz w:val="28"/>
@@ -18330,13 +19644,15 @@
                 <w:rFonts w:ascii="Times New Roman" w:eastAsia="標楷體" w:hAnsi="Times New Roman" w:hint="eastAsia"/>
                 <w:sz w:val="28"/>
               </w:rPr>
-              <w:t>平面與標誌設計</w:t>
+              <w:t>問卷與數據分析</w:t>
             </w:r>
           </w:p>
         </w:tc>
+      </w:tr>
+      <w:tr>
         <w:tc>
           <w:tcPr>
-            <w:tcW w:w="3338" w:type="dxa"/>
+            <w:tcW w:w="3114" w:type="dxa"/>
             <w:noWrap/>
             <w:vAlign w:val="center"/>
           </w:tcPr>
@@ -18344,7 +19660,7 @@
             <w:pPr>
               <w:overflowPunct w:val="0"/>
               <w:snapToGrid w:val="0"/>
-              <w:textAlignment w:val="center"/>
+              <w:jc w:val="both"/>
               <w:rPr>
                 <w:rFonts w:ascii="Times New Roman" w:eastAsia="標楷體" w:hAnsi="Times New Roman"/>
                 <w:sz w:val="28"/>
@@ -18355,27 +19671,14 @@
                 <w:rFonts w:ascii="Times New Roman" w:eastAsia="標楷體" w:hAnsi="Times New Roman" w:hint="eastAsia"/>
                 <w:sz w:val="28"/>
               </w:rPr>
-              <w:t>Procreate</w:t>
-            </w:r>
-            <w:r>
-              <w:rPr>
-                <w:rFonts w:ascii="Times New Roman" w:eastAsia="標楷體" w:hAnsi="Times New Roman" w:hint="eastAsia"/>
-                <w:sz w:val="28"/>
-              </w:rPr>
-              <w:t>、</w:t>
-            </w:r>
-            <w:r>
-              <w:rPr>
-                <w:rFonts w:ascii="Times New Roman" w:eastAsia="標楷體" w:hAnsi="Times New Roman" w:hint="eastAsia"/>
-                <w:sz w:val="28"/>
-              </w:rPr>
-              <w:t>Adobe Photoshop</w:t>
+              <w:t>資料收集與視覺化</w:t>
             </w:r>
           </w:p>
         </w:tc>
         <w:tc>
           <w:tcPr>
-            <w:tcW w:w="4103" w:type="dxa"/>
+            <w:tcW w:w="7080" w:type="dxa"/>
+            <w:noWrap/>
             <w:vAlign w:val="center"/>
           </w:tcPr>
           <w:p>
@@ -18383,7 +19686,6 @@
               <w:overflowPunct w:val="0"/>
               <w:snapToGrid w:val="0"/>
               <w:jc w:val="both"/>
-              <w:textAlignment w:val="center"/>
               <w:rPr>
                 <w:rFonts w:ascii="Times New Roman" w:eastAsia="標楷體" w:hAnsi="Times New Roman"/>
                 <w:sz w:val="28"/>
@@ -18394,962 +19696,35 @@
                 <w:rFonts w:ascii="Times New Roman" w:eastAsia="標楷體" w:hAnsi="Times New Roman" w:hint="eastAsia"/>
                 <w:sz w:val="28"/>
               </w:rPr>
-              <w:t>繪製</w:t>
+              <w:t>Google Forms</w:t>
             </w:r>
             <w:r>
               <w:rPr>
                 <w:rFonts w:ascii="Times New Roman" w:eastAsia="標楷體" w:hAnsi="Times New Roman" w:hint="eastAsia"/>
                 <w:sz w:val="28"/>
               </w:rPr>
-              <w:t>本系統</w:t>
+              <w:t>、</w:t>
             </w:r>
             <w:r>
               <w:rPr>
                 <w:rFonts w:ascii="Times New Roman" w:eastAsia="標楷體" w:hAnsi="Times New Roman" w:hint="eastAsia"/>
                 <w:sz w:val="28"/>
               </w:rPr>
-              <w:t>Logo</w:t>
+              <w:t>Microsoft Excel</w:t>
             </w:r>
             <w:r>
               <w:rPr>
                 <w:rFonts w:ascii="Times New Roman" w:eastAsia="標楷體" w:hAnsi="Times New Roman" w:hint="eastAsia"/>
                 <w:sz w:val="28"/>
               </w:rPr>
-              <w:t>，</w:t>
+              <w:t>、</w:t>
             </w:r>
             <w:r>
               <w:rPr>
                 <w:rFonts w:ascii="Times New Roman" w:eastAsia="標楷體" w:hAnsi="Times New Roman" w:hint="eastAsia"/>
                 <w:sz w:val="28"/>
               </w:rPr>
-              <w:t>並處理系統介面所需之各項點陣與向量影像素材。</w:t>
-            </w:r>
-          </w:p>
-        </w:tc>
-      </w:tr>
-      <w:tr>
-        <w:trPr>
-          <w:trHeight w:val="60"/>
-        </w:trPr>
-        <w:tc>
-          <w:tcPr>
-            <w:tcW w:w="1353" w:type="dxa"/>
-            <w:vMerge/>
-            <w:noWrap/>
-            <w:vAlign w:val="center"/>
-          </w:tcPr>
-          <w:p>
-            <w:pPr>
-              <w:overflowPunct w:val="0"/>
-              <w:snapToGrid w:val="0"/>
-              <w:textAlignment w:val="center"/>
-              <w:rPr>
-                <w:rFonts w:ascii="Times New Roman" w:eastAsia="標楷體" w:hAnsi="Times New Roman"/>
-                <w:sz w:val="28"/>
-              </w:rPr>
-            </w:pPr>
-          </w:p>
-        </w:tc>
-        <w:tc>
-          <w:tcPr>
-            <w:tcW w:w="1400" w:type="dxa"/>
-            <w:noWrap/>
-            <w:vAlign w:val="center"/>
-          </w:tcPr>
-          <w:p>
-            <w:pPr>
-              <w:overflowPunct w:val="0"/>
-              <w:snapToGrid w:val="0"/>
-              <w:textAlignment w:val="center"/>
-              <w:rPr>
-                <w:rFonts w:ascii="Times New Roman" w:eastAsia="標楷體" w:hAnsi="Times New Roman"/>
-                <w:sz w:val="28"/>
-              </w:rPr>
-            </w:pPr>
-            <w:r>
-              <w:rPr>
-                <w:rFonts w:ascii="Times New Roman" w:eastAsia="標楷體" w:hAnsi="Times New Roman" w:hint="eastAsia"/>
-                <w:sz w:val="28"/>
-              </w:rPr>
-              <w:t xml:space="preserve">3D </w:t>
-            </w:r>
-            <w:r>
-              <w:rPr>
-                <w:rFonts w:ascii="Times New Roman" w:eastAsia="標楷體" w:hAnsi="Times New Roman" w:hint="eastAsia"/>
-                <w:sz w:val="28"/>
-              </w:rPr>
-              <w:t>建模與切片</w:t>
-            </w:r>
-          </w:p>
-        </w:tc>
-        <w:tc>
-          <w:tcPr>
-            <w:tcW w:w="3338" w:type="dxa"/>
-            <w:noWrap/>
-            <w:vAlign w:val="center"/>
-          </w:tcPr>
-          <w:p>
-            <w:pPr>
-              <w:overflowPunct w:val="0"/>
-              <w:snapToGrid w:val="0"/>
-              <w:textAlignment w:val="center"/>
-              <w:rPr>
-                <w:rFonts w:ascii="Times New Roman" w:eastAsia="標楷體" w:hAnsi="Times New Roman"/>
-                <w:sz w:val="28"/>
-              </w:rPr>
-            </w:pPr>
-            <w:r>
-              <w:rPr>
-                <w:rFonts w:ascii="Times New Roman" w:eastAsia="標楷體" w:hAnsi="Times New Roman" w:hint="eastAsia"/>
-                <w:sz w:val="28"/>
-              </w:rPr>
-              <w:t>SolidWorks 2025</w:t>
-            </w:r>
-            <w:r>
-              <w:rPr>
-                <w:rFonts w:ascii="Times New Roman" w:eastAsia="標楷體" w:hAnsi="Times New Roman" w:hint="eastAsia"/>
-                <w:sz w:val="28"/>
-              </w:rPr>
-              <w:t>、</w:t>
-            </w:r>
-            <w:r>
-              <w:rPr>
-                <w:rFonts w:ascii="Times New Roman" w:eastAsia="標楷體" w:hAnsi="Times New Roman" w:hint="eastAsia"/>
-                <w:sz w:val="28"/>
-              </w:rPr>
-              <w:t>Tinkercad</w:t>
-            </w:r>
-            <w:r>
-              <w:rPr>
-                <w:rFonts w:ascii="Times New Roman" w:eastAsia="標楷體" w:hAnsi="Times New Roman" w:hint="eastAsia"/>
-                <w:sz w:val="28"/>
-              </w:rPr>
-              <w:t>、</w:t>
-            </w:r>
-            <w:r>
-              <w:rPr>
-                <w:rFonts w:ascii="Times New Roman" w:eastAsia="標楷體" w:hAnsi="Times New Roman" w:hint="eastAsia"/>
-                <w:sz w:val="28"/>
-              </w:rPr>
-              <w:t>Bambu Studio</w:t>
-            </w:r>
-          </w:p>
-        </w:tc>
-        <w:tc>
-          <w:tcPr>
-            <w:tcW w:w="4103" w:type="dxa"/>
-            <w:vAlign w:val="center"/>
-          </w:tcPr>
-          <w:p>
-            <w:pPr>
-              <w:overflowPunct w:val="0"/>
-              <w:snapToGrid w:val="0"/>
-              <w:jc w:val="both"/>
-              <w:textAlignment w:val="center"/>
-              <w:rPr>
-                <w:rFonts w:ascii="Times New Roman" w:eastAsia="標楷體" w:hAnsi="Times New Roman"/>
-                <w:sz w:val="28"/>
-              </w:rPr>
-            </w:pPr>
-            <w:r>
-              <w:rPr>
-                <w:rFonts w:ascii="Times New Roman" w:eastAsia="標楷體" w:hAnsi="Times New Roman" w:hint="eastAsia"/>
-                <w:sz w:val="28"/>
-              </w:rPr>
-              <w:t>進行智慧書櫃與</w:t>
-            </w:r>
-            <w:r>
-              <w:rPr>
-                <w:rFonts w:ascii="Times New Roman" w:eastAsia="標楷體" w:hAnsi="Times New Roman" w:hint="eastAsia"/>
-                <w:sz w:val="28"/>
-              </w:rPr>
-              <w:t>IoT</w:t>
-            </w:r>
-            <w:r>
-              <w:rPr>
-                <w:rFonts w:ascii="Times New Roman" w:eastAsia="標楷體" w:hAnsi="Times New Roman" w:hint="eastAsia"/>
-                <w:sz w:val="28"/>
-              </w:rPr>
-              <w:t>硬體外殼之</w:t>
-            </w:r>
-            <w:r>
-              <w:rPr>
-                <w:rFonts w:ascii="Times New Roman" w:eastAsia="標楷體" w:hAnsi="Times New Roman" w:hint="eastAsia"/>
-                <w:sz w:val="28"/>
-              </w:rPr>
-              <w:t>3D</w:t>
-            </w:r>
-            <w:r>
-              <w:rPr>
-                <w:rFonts w:ascii="Times New Roman" w:eastAsia="標楷體" w:hAnsi="Times New Roman" w:hint="eastAsia"/>
-                <w:sz w:val="28"/>
-              </w:rPr>
-              <w:t>建模設計，並透過</w:t>
-            </w:r>
-            <w:r>
-              <w:rPr>
-                <w:rFonts w:ascii="Times New Roman" w:eastAsia="標楷體" w:hAnsi="Times New Roman" w:hint="eastAsia"/>
-                <w:sz w:val="28"/>
-              </w:rPr>
-              <w:t>Bambu</w:t>
-            </w:r>
-            <w:r>
-              <w:rPr>
-                <w:rFonts w:ascii="Times New Roman" w:eastAsia="標楷體" w:hAnsi="Times New Roman" w:hint="eastAsia"/>
-                <w:sz w:val="28"/>
-              </w:rPr>
-              <w:t xml:space="preserve"> </w:t>
-            </w:r>
-            <w:r>
-              <w:rPr>
-                <w:rFonts w:ascii="Times New Roman" w:eastAsia="標楷體" w:hAnsi="Times New Roman" w:hint="eastAsia"/>
-                <w:sz w:val="28"/>
-              </w:rPr>
-              <w:t>Studio</w:t>
-            </w:r>
-            <w:r>
-              <w:rPr>
-                <w:rFonts w:ascii="Times New Roman" w:eastAsia="標楷體" w:hAnsi="Times New Roman" w:hint="eastAsia"/>
-                <w:sz w:val="28"/>
-              </w:rPr>
-              <w:t>執行</w:t>
-            </w:r>
-            <w:r>
-              <w:rPr>
-                <w:rFonts w:ascii="Times New Roman" w:eastAsia="標楷體" w:hAnsi="Times New Roman" w:hint="eastAsia"/>
-                <w:sz w:val="28"/>
-              </w:rPr>
-              <w:t>3D</w:t>
-            </w:r>
-            <w:r>
-              <w:rPr>
-                <w:rFonts w:ascii="Times New Roman" w:eastAsia="標楷體" w:hAnsi="Times New Roman" w:hint="eastAsia"/>
-                <w:sz w:val="28"/>
-              </w:rPr>
-              <w:t>列印切片</w:t>
-            </w:r>
-            <w:r>
-              <w:rPr>
-                <w:rFonts w:ascii="Times New Roman" w:eastAsia="標楷體" w:hAnsi="Times New Roman" w:hint="eastAsia"/>
-                <w:sz w:val="28"/>
-              </w:rPr>
-              <w:t>處理</w:t>
-            </w:r>
-            <w:r>
-              <w:rPr>
-                <w:rFonts w:ascii="Times New Roman" w:eastAsia="標楷體" w:hAnsi="Times New Roman" w:hint="eastAsia"/>
-                <w:sz w:val="28"/>
-              </w:rPr>
-              <w:t>。</w:t>
-            </w:r>
-          </w:p>
-        </w:tc>
-      </w:tr>
-      <w:tr>
-        <w:trPr>
-          <w:trHeight w:val="60"/>
-        </w:trPr>
-        <w:tc>
-          <w:tcPr>
-            <w:tcW w:w="1353" w:type="dxa"/>
-            <w:vMerge w:val="restart"/>
-            <w:noWrap/>
-            <w:vAlign w:val="center"/>
-          </w:tcPr>
-          <w:p>
-            <w:pPr>
-              <w:overflowPunct w:val="0"/>
-              <w:snapToGrid w:val="0"/>
-              <w:textAlignment w:val="center"/>
-              <w:rPr>
-                <w:rFonts w:ascii="Times New Roman" w:eastAsia="標楷體" w:hAnsi="Times New Roman"/>
-                <w:sz w:val="28"/>
-              </w:rPr>
-            </w:pPr>
-            <w:r>
-              <w:rPr>
-                <w:rFonts w:ascii="Times New Roman" w:eastAsia="標楷體" w:hAnsi="Times New Roman" w:hint="eastAsia"/>
-                <w:sz w:val="28"/>
-              </w:rPr>
-              <w:t>專案文件與圖表</w:t>
-            </w:r>
-          </w:p>
-        </w:tc>
-        <w:tc>
-          <w:tcPr>
-            <w:tcW w:w="1400" w:type="dxa"/>
-            <w:noWrap/>
-            <w:vAlign w:val="center"/>
-          </w:tcPr>
-          <w:p>
-            <w:pPr>
-              <w:overflowPunct w:val="0"/>
-              <w:snapToGrid w:val="0"/>
-              <w:textAlignment w:val="center"/>
-              <w:rPr>
-                <w:rFonts w:ascii="Times New Roman" w:eastAsia="標楷體" w:hAnsi="Times New Roman"/>
-                <w:sz w:val="28"/>
-              </w:rPr>
-            </w:pPr>
-            <w:r>
-              <w:rPr>
-                <w:rFonts w:ascii="Times New Roman" w:eastAsia="標楷體" w:hAnsi="Times New Roman" w:hint="eastAsia"/>
-                <w:sz w:val="28"/>
-              </w:rPr>
-              <w:t>架構與心智圖</w:t>
-            </w:r>
-          </w:p>
-        </w:tc>
-        <w:tc>
-          <w:tcPr>
-            <w:tcW w:w="3338" w:type="dxa"/>
-            <w:noWrap/>
-            <w:vAlign w:val="center"/>
-          </w:tcPr>
-          <w:p>
-            <w:pPr>
-              <w:overflowPunct w:val="0"/>
-              <w:snapToGrid w:val="0"/>
-              <w:textAlignment w:val="center"/>
-              <w:rPr>
-                <w:rFonts w:ascii="Times New Roman" w:eastAsia="標楷體" w:hAnsi="Times New Roman"/>
-                <w:sz w:val="28"/>
-              </w:rPr>
-            </w:pPr>
-            <w:r>
-              <w:rPr>
-                <w:rFonts w:ascii="Times New Roman" w:eastAsia="標楷體" w:hAnsi="Times New Roman" w:hint="eastAsia"/>
-                <w:sz w:val="28"/>
-              </w:rPr>
-              <w:t>draw.io</w:t>
-            </w:r>
-            <w:r>
-              <w:rPr>
-                <w:rFonts w:ascii="Times New Roman" w:eastAsia="標楷體" w:hAnsi="Times New Roman" w:hint="eastAsia"/>
-                <w:sz w:val="28"/>
-              </w:rPr>
-              <w:t>、</w:t>
-            </w:r>
-            <w:r>
-              <w:rPr>
-                <w:rFonts w:ascii="Times New Roman" w:eastAsia="標楷體" w:hAnsi="Times New Roman" w:hint="eastAsia"/>
-                <w:sz w:val="28"/>
-              </w:rPr>
-              <w:t>Microsoft Visio</w:t>
-            </w:r>
-            <w:r>
-              <w:rPr>
-                <w:rFonts w:ascii="Times New Roman" w:eastAsia="標楷體" w:hAnsi="Times New Roman" w:hint="eastAsia"/>
-                <w:sz w:val="28"/>
-              </w:rPr>
-              <w:t>、</w:t>
-            </w:r>
-            <w:r>
-              <w:rPr>
-                <w:rFonts w:ascii="Times New Roman" w:eastAsia="標楷體" w:hAnsi="Times New Roman" w:hint="eastAsia"/>
-                <w:sz w:val="28"/>
-              </w:rPr>
-              <w:t>XMind</w:t>
-            </w:r>
-            <w:r>
-              <w:rPr>
-                <w:rFonts w:ascii="Times New Roman" w:eastAsia="標楷體" w:hAnsi="Times New Roman" w:hint="eastAsia"/>
-                <w:sz w:val="28"/>
-              </w:rPr>
-              <w:t>、</w:t>
-            </w:r>
-            <w:r>
-              <w:rPr>
-                <w:rFonts w:ascii="Times New Roman" w:eastAsia="標楷體" w:hAnsi="Times New Roman" w:hint="eastAsia"/>
-                <w:sz w:val="28"/>
-              </w:rPr>
-              <w:t>Mermaid</w:t>
-            </w:r>
-          </w:p>
-        </w:tc>
-        <w:tc>
-          <w:tcPr>
-            <w:tcW w:w="4103" w:type="dxa"/>
-            <w:vAlign w:val="center"/>
-          </w:tcPr>
-          <w:p>
-            <w:pPr>
-              <w:overflowPunct w:val="0"/>
-              <w:snapToGrid w:val="0"/>
-              <w:jc w:val="both"/>
-              <w:textAlignment w:val="center"/>
-              <w:rPr>
-                <w:rFonts w:ascii="Times New Roman" w:eastAsia="標楷體" w:hAnsi="Times New Roman"/>
-                <w:sz w:val="28"/>
-              </w:rPr>
-            </w:pPr>
-            <w:r>
-              <w:rPr>
-                <w:rFonts w:ascii="Times New Roman" w:eastAsia="標楷體" w:hAnsi="Times New Roman" w:hint="eastAsia"/>
-                <w:sz w:val="28"/>
-              </w:rPr>
-              <w:t>繪製系統架構圖、流程圖、資料庫</w:t>
-            </w:r>
-            <w:r>
-              <w:rPr>
-                <w:rFonts w:ascii="Times New Roman" w:eastAsia="標楷體" w:hAnsi="Times New Roman" w:hint="eastAsia"/>
-                <w:sz w:val="28"/>
-              </w:rPr>
-              <w:t>ER</w:t>
-            </w:r>
-            <w:r>
-              <w:rPr>
-                <w:rFonts w:ascii="Times New Roman" w:eastAsia="標楷體" w:hAnsi="Times New Roman" w:hint="eastAsia"/>
-                <w:sz w:val="28"/>
-              </w:rPr>
-              <w:t>圖與專案心智圖，輔助團隊釐清系統模組關係與開發邏輯。</w:t>
-            </w:r>
-          </w:p>
-        </w:tc>
-      </w:tr>
-      <w:tr>
-        <w:trPr>
-          <w:trHeight w:val="60"/>
-        </w:trPr>
-        <w:tc>
-          <w:tcPr>
-            <w:tcW w:w="1353" w:type="dxa"/>
-            <w:vMerge/>
-            <w:noWrap/>
-            <w:vAlign w:val="center"/>
-          </w:tcPr>
-          <w:p>
-            <w:pPr>
-              <w:overflowPunct w:val="0"/>
-              <w:snapToGrid w:val="0"/>
-              <w:textAlignment w:val="center"/>
-              <w:rPr>
-                <w:rFonts w:ascii="Times New Roman" w:eastAsia="標楷體" w:hAnsi="Times New Roman"/>
-                <w:sz w:val="28"/>
-              </w:rPr>
-            </w:pPr>
-          </w:p>
-        </w:tc>
-        <w:tc>
-          <w:tcPr>
-            <w:tcW w:w="1400" w:type="dxa"/>
-            <w:noWrap/>
-            <w:vAlign w:val="center"/>
-          </w:tcPr>
-          <w:p>
-            <w:pPr>
-              <w:overflowPunct w:val="0"/>
-              <w:snapToGrid w:val="0"/>
-              <w:textAlignment w:val="center"/>
-              <w:rPr>
-                <w:rFonts w:ascii="Times New Roman" w:eastAsia="標楷體" w:hAnsi="Times New Roman"/>
-                <w:sz w:val="28"/>
-              </w:rPr>
-            </w:pPr>
-            <w:r>
-              <w:rPr>
-                <w:rFonts w:ascii="Times New Roman" w:eastAsia="標楷體" w:hAnsi="Times New Roman" w:hint="eastAsia"/>
-                <w:sz w:val="28"/>
-              </w:rPr>
-              <w:t>文書與專案管理</w:t>
-            </w:r>
-          </w:p>
-        </w:tc>
-        <w:tc>
-          <w:tcPr>
-            <w:tcW w:w="3338" w:type="dxa"/>
-            <w:noWrap/>
-            <w:vAlign w:val="center"/>
-          </w:tcPr>
-          <w:p>
-            <w:pPr>
-              <w:overflowPunct w:val="0"/>
-              <w:snapToGrid w:val="0"/>
-              <w:textAlignment w:val="center"/>
-              <w:rPr>
-                <w:rFonts w:ascii="Times New Roman" w:eastAsia="標楷體" w:hAnsi="Times New Roman"/>
-                <w:sz w:val="28"/>
-              </w:rPr>
-            </w:pPr>
-            <w:r>
-              <w:rPr>
-                <w:rFonts w:ascii="Times New Roman" w:eastAsia="標楷體" w:hAnsi="Times New Roman" w:hint="eastAsia"/>
-                <w:sz w:val="28"/>
-              </w:rPr>
-              <w:t>Microsoft Word</w:t>
-            </w:r>
-            <w:r>
-              <w:rPr>
-                <w:rFonts w:ascii="Times New Roman" w:eastAsia="標楷體" w:hAnsi="Times New Roman" w:hint="eastAsia"/>
-                <w:sz w:val="28"/>
-              </w:rPr>
-              <w:t>、</w:t>
-            </w:r>
-            <w:r>
-              <w:rPr>
-                <w:rFonts w:ascii="Times New Roman" w:eastAsia="標楷體" w:hAnsi="Times New Roman" w:hint="eastAsia"/>
-                <w:sz w:val="28"/>
-              </w:rPr>
-              <w:t>Notion</w:t>
-            </w:r>
-          </w:p>
-        </w:tc>
-        <w:tc>
-          <w:tcPr>
-            <w:tcW w:w="4103" w:type="dxa"/>
-            <w:vAlign w:val="center"/>
-          </w:tcPr>
-          <w:p>
-            <w:pPr>
-              <w:overflowPunct w:val="0"/>
-              <w:snapToGrid w:val="0"/>
-              <w:jc w:val="both"/>
-              <w:textAlignment w:val="center"/>
-              <w:rPr>
-                <w:rFonts w:ascii="Times New Roman" w:eastAsia="標楷體" w:hAnsi="Times New Roman"/>
-                <w:sz w:val="28"/>
-              </w:rPr>
-            </w:pPr>
-            <w:r>
-              <w:rPr>
-                <w:rFonts w:ascii="Times New Roman" w:eastAsia="標楷體" w:hAnsi="Times New Roman" w:hint="eastAsia"/>
-                <w:sz w:val="28"/>
-              </w:rPr>
-              <w:t>以</w:t>
-            </w:r>
-            <w:r>
-              <w:rPr>
-                <w:rFonts w:ascii="Times New Roman" w:eastAsia="標楷體" w:hAnsi="Times New Roman" w:hint="eastAsia"/>
-                <w:sz w:val="28"/>
-              </w:rPr>
-              <w:t>Microsoft</w:t>
-            </w:r>
-            <w:r>
-              <w:rPr>
-                <w:rFonts w:ascii="Times New Roman" w:eastAsia="標楷體" w:hAnsi="Times New Roman" w:hint="eastAsia"/>
-                <w:sz w:val="28"/>
-              </w:rPr>
-              <w:t xml:space="preserve"> </w:t>
-            </w:r>
-            <w:r>
-              <w:rPr>
-                <w:rFonts w:ascii="Times New Roman" w:eastAsia="標楷體" w:hAnsi="Times New Roman" w:hint="eastAsia"/>
-                <w:sz w:val="28"/>
-              </w:rPr>
-              <w:t>Word</w:t>
-            </w:r>
-            <w:r>
-              <w:rPr>
-                <w:rFonts w:ascii="Times New Roman" w:eastAsia="標楷體" w:hAnsi="Times New Roman" w:hint="eastAsia"/>
-                <w:sz w:val="28"/>
-              </w:rPr>
-              <w:t>撰寫專題文件與系統手冊</w:t>
-            </w:r>
-            <w:r>
-              <w:rPr>
-                <w:rFonts w:ascii="Times New Roman" w:eastAsia="標楷體" w:hAnsi="Times New Roman" w:hint="eastAsia"/>
-                <w:sz w:val="28"/>
-              </w:rPr>
-              <w:t>；</w:t>
-            </w:r>
-            <w:r>
-              <w:rPr>
-                <w:rFonts w:ascii="Times New Roman" w:eastAsia="標楷體" w:hAnsi="Times New Roman" w:hint="eastAsia"/>
-                <w:sz w:val="28"/>
-              </w:rPr>
-              <w:t>透過</w:t>
-            </w:r>
-            <w:r>
-              <w:rPr>
-                <w:rFonts w:ascii="Times New Roman" w:eastAsia="標楷體" w:hAnsi="Times New Roman" w:hint="eastAsia"/>
-                <w:sz w:val="28"/>
-              </w:rPr>
-              <w:t>Notion</w:t>
-            </w:r>
-            <w:r>
-              <w:rPr>
-                <w:rFonts w:ascii="Times New Roman" w:eastAsia="標楷體" w:hAnsi="Times New Roman" w:hint="eastAsia"/>
-                <w:sz w:val="28"/>
-              </w:rPr>
-              <w:t>進行團隊任務分配、進度追蹤與會議記錄管理。</w:t>
-            </w:r>
-          </w:p>
-        </w:tc>
-      </w:tr>
-      <w:tr>
-        <w:trPr>
-          <w:trHeight w:val="60"/>
-        </w:trPr>
-        <w:tc>
-          <w:tcPr>
-            <w:tcW w:w="1353" w:type="dxa"/>
-            <w:noWrap/>
-            <w:vAlign w:val="center"/>
-          </w:tcPr>
-          <w:p>
-            <w:pPr>
-              <w:overflowPunct w:val="0"/>
-              <w:snapToGrid w:val="0"/>
-              <w:textAlignment w:val="center"/>
-              <w:rPr>
-                <w:rFonts w:ascii="Times New Roman" w:eastAsia="標楷體" w:hAnsi="Times New Roman"/>
-                <w:sz w:val="28"/>
-              </w:rPr>
-            </w:pPr>
-            <w:r>
-              <w:rPr>
-                <w:rFonts w:ascii="Times New Roman" w:eastAsia="標楷體" w:hAnsi="Times New Roman" w:hint="eastAsia"/>
-                <w:sz w:val="28"/>
-              </w:rPr>
-              <w:t>版本控制</w:t>
-            </w:r>
-          </w:p>
-        </w:tc>
-        <w:tc>
-          <w:tcPr>
-            <w:tcW w:w="1400" w:type="dxa"/>
-            <w:noWrap/>
-            <w:vAlign w:val="center"/>
-          </w:tcPr>
-          <w:p>
-            <w:pPr>
-              <w:overflowPunct w:val="0"/>
-              <w:snapToGrid w:val="0"/>
-              <w:textAlignment w:val="center"/>
-              <w:rPr>
-                <w:rFonts w:ascii="Times New Roman" w:eastAsia="標楷體" w:hAnsi="Times New Roman"/>
-                <w:sz w:val="28"/>
-              </w:rPr>
-            </w:pPr>
-            <w:r>
-              <w:rPr>
-                <w:rFonts w:ascii="Times New Roman" w:eastAsia="標楷體" w:hAnsi="Times New Roman" w:hint="eastAsia"/>
-                <w:sz w:val="28"/>
-              </w:rPr>
-              <w:t>程式碼託管與圖形化</w:t>
-            </w:r>
-          </w:p>
-        </w:tc>
-        <w:tc>
-          <w:tcPr>
-            <w:tcW w:w="3338" w:type="dxa"/>
-            <w:noWrap/>
-            <w:vAlign w:val="center"/>
-          </w:tcPr>
-          <w:p>
-            <w:pPr>
-              <w:overflowPunct w:val="0"/>
-              <w:snapToGrid w:val="0"/>
-              <w:textAlignment w:val="center"/>
-              <w:rPr>
-                <w:rFonts w:ascii="Times New Roman" w:eastAsia="標楷體" w:hAnsi="Times New Roman"/>
-                <w:sz w:val="28"/>
-              </w:rPr>
-            </w:pPr>
-            <w:r>
-              <w:rPr>
-                <w:rFonts w:ascii="Times New Roman" w:eastAsia="標楷體" w:hAnsi="Times New Roman" w:hint="eastAsia"/>
-                <w:sz w:val="28"/>
-              </w:rPr>
-              <w:t>GitHub</w:t>
-            </w:r>
-            <w:r>
-              <w:rPr>
-                <w:rFonts w:ascii="Times New Roman" w:eastAsia="標楷體" w:hAnsi="Times New Roman" w:hint="eastAsia"/>
-                <w:sz w:val="28"/>
-              </w:rPr>
-              <w:t>、</w:t>
-            </w:r>
-            <w:r>
-              <w:rPr>
-                <w:rFonts w:ascii="Times New Roman" w:eastAsia="標楷體" w:hAnsi="Times New Roman" w:hint="eastAsia"/>
-                <w:sz w:val="28"/>
-              </w:rPr>
-              <w:t>GitKraken</w:t>
-            </w:r>
-          </w:p>
-        </w:tc>
-        <w:tc>
-          <w:tcPr>
-            <w:tcW w:w="4103" w:type="dxa"/>
-            <w:vAlign w:val="center"/>
-          </w:tcPr>
-          <w:p>
-            <w:pPr>
-              <w:overflowPunct w:val="0"/>
-              <w:snapToGrid w:val="0"/>
-              <w:jc w:val="both"/>
-              <w:textAlignment w:val="center"/>
-              <w:rPr>
-                <w:rFonts w:ascii="Times New Roman" w:eastAsia="標楷體" w:hAnsi="Times New Roman"/>
-                <w:sz w:val="28"/>
-              </w:rPr>
-            </w:pPr>
-            <w:r>
-              <w:rPr>
-                <w:rFonts w:ascii="Times New Roman" w:eastAsia="標楷體" w:hAnsi="Times New Roman" w:hint="eastAsia"/>
-                <w:sz w:val="28"/>
-              </w:rPr>
-              <w:t>進行專案程式碼版本控管與</w:t>
-            </w:r>
-            <w:r>
-              <w:rPr>
-                <w:rFonts w:ascii="Times New Roman" w:eastAsia="標楷體" w:hAnsi="Times New Roman" w:hint="eastAsia"/>
-                <w:sz w:val="28"/>
-              </w:rPr>
-              <w:t>團隊</w:t>
-            </w:r>
-            <w:r>
-              <w:rPr>
-                <w:rFonts w:ascii="Times New Roman" w:eastAsia="標楷體" w:hAnsi="Times New Roman" w:hint="eastAsia"/>
-                <w:sz w:val="28"/>
-              </w:rPr>
-              <w:t>協同開發，並搭配</w:t>
-            </w:r>
-            <w:r>
-              <w:rPr>
-                <w:rFonts w:ascii="Times New Roman" w:eastAsia="標楷體" w:hAnsi="Times New Roman" w:hint="eastAsia"/>
-                <w:sz w:val="28"/>
-              </w:rPr>
-              <w:t>GitKraken</w:t>
-            </w:r>
-            <w:r>
-              <w:rPr>
-                <w:rFonts w:ascii="Times New Roman" w:eastAsia="標楷體" w:hAnsi="Times New Roman" w:hint="eastAsia"/>
-                <w:sz w:val="28"/>
-              </w:rPr>
-              <w:t>以圖形化介面操作</w:t>
-            </w:r>
-            <w:r>
-              <w:rPr>
-                <w:rFonts w:ascii="Times New Roman" w:eastAsia="標楷體" w:hAnsi="Times New Roman" w:hint="eastAsia"/>
-                <w:sz w:val="28"/>
-              </w:rPr>
-              <w:t>Git</w:t>
-            </w:r>
-            <w:r>
-              <w:rPr>
-                <w:rFonts w:ascii="Times New Roman" w:eastAsia="標楷體" w:hAnsi="Times New Roman" w:hint="eastAsia"/>
-                <w:sz w:val="28"/>
-              </w:rPr>
-              <w:t>分支管理。</w:t>
-            </w:r>
-          </w:p>
-        </w:tc>
-      </w:tr>
-      <w:tr>
-        <w:trPr>
-          <w:trHeight w:val="60"/>
-        </w:trPr>
-        <w:tc>
-          <w:tcPr>
-            <w:tcW w:w="1353" w:type="dxa"/>
-            <w:noWrap/>
-            <w:vAlign w:val="center"/>
-          </w:tcPr>
-          <w:p>
-            <w:pPr>
-              <w:overflowPunct w:val="0"/>
-              <w:snapToGrid w:val="0"/>
-              <w:textAlignment w:val="center"/>
-              <w:rPr>
-                <w:rFonts w:ascii="Times New Roman" w:eastAsia="標楷體" w:hAnsi="Times New Roman"/>
-                <w:sz w:val="28"/>
-              </w:rPr>
-            </w:pPr>
-            <w:r>
-              <w:rPr>
-                <w:rFonts w:ascii="Times New Roman" w:eastAsia="標楷體" w:hAnsi="Times New Roman" w:hint="eastAsia"/>
-                <w:sz w:val="28"/>
-              </w:rPr>
-              <w:t>問卷與數據</w:t>
-            </w:r>
-          </w:p>
-        </w:tc>
-        <w:tc>
-          <w:tcPr>
-            <w:tcW w:w="1400" w:type="dxa"/>
-            <w:noWrap/>
-            <w:vAlign w:val="center"/>
-          </w:tcPr>
-          <w:p>
-            <w:pPr>
-              <w:overflowPunct w:val="0"/>
-              <w:snapToGrid w:val="0"/>
-              <w:textAlignment w:val="center"/>
-              <w:rPr>
-                <w:rFonts w:ascii="Times New Roman" w:eastAsia="標楷體" w:hAnsi="Times New Roman"/>
-                <w:sz w:val="28"/>
-              </w:rPr>
-            </w:pPr>
-            <w:r>
-              <w:rPr>
-                <w:rFonts w:ascii="Times New Roman" w:eastAsia="標楷體" w:hAnsi="Times New Roman" w:hint="eastAsia"/>
-                <w:sz w:val="28"/>
-              </w:rPr>
-              <w:t>統計與視覺化</w:t>
-            </w:r>
-          </w:p>
-        </w:tc>
-        <w:tc>
-          <w:tcPr>
-            <w:tcW w:w="3338" w:type="dxa"/>
-            <w:noWrap/>
-            <w:vAlign w:val="center"/>
-          </w:tcPr>
-          <w:p>
-            <w:pPr>
-              <w:overflowPunct w:val="0"/>
-              <w:snapToGrid w:val="0"/>
-              <w:textAlignment w:val="center"/>
-              <w:rPr>
-                <w:rFonts w:ascii="Times New Roman" w:eastAsia="標楷體" w:hAnsi="Times New Roman"/>
-                <w:sz w:val="28"/>
-              </w:rPr>
-            </w:pPr>
-            <w:r>
-              <w:rPr>
-                <w:rFonts w:ascii="Times New Roman" w:eastAsia="標楷體" w:hAnsi="Times New Roman" w:hint="eastAsia"/>
-                <w:sz w:val="28"/>
-              </w:rPr>
-              <w:t>Google Forms</w:t>
-            </w:r>
-            <w:r>
-              <w:rPr>
-                <w:rFonts w:ascii="Times New Roman" w:eastAsia="標楷體" w:hAnsi="Times New Roman" w:hint="eastAsia"/>
-                <w:sz w:val="28"/>
-              </w:rPr>
-              <w:t>、</w:t>
-            </w:r>
-            <w:r>
-              <w:rPr>
-                <w:rFonts w:ascii="Times New Roman" w:eastAsia="標楷體" w:hAnsi="Times New Roman" w:hint="eastAsia"/>
-                <w:sz w:val="28"/>
-              </w:rPr>
-              <w:t>Microsoft Excel</w:t>
-            </w:r>
-            <w:r>
-              <w:rPr>
-                <w:rFonts w:ascii="Times New Roman" w:eastAsia="標楷體" w:hAnsi="Times New Roman" w:hint="eastAsia"/>
-                <w:sz w:val="28"/>
-              </w:rPr>
-              <w:t>、</w:t>
-            </w:r>
-            <w:r>
-              <w:rPr>
-                <w:rFonts w:ascii="Times New Roman" w:eastAsia="標楷體" w:hAnsi="Times New Roman" w:hint="eastAsia"/>
-                <w:sz w:val="28"/>
-              </w:rPr>
               <w:t>Looker Studio</w:t>
-            </w:r>
-          </w:p>
-        </w:tc>
-        <w:tc>
-          <w:tcPr>
-            <w:tcW w:w="4103" w:type="dxa"/>
-            <w:vAlign w:val="center"/>
-          </w:tcPr>
-          <w:p>
-            <w:pPr>
-              <w:overflowPunct w:val="0"/>
-              <w:snapToGrid w:val="0"/>
-              <w:jc w:val="both"/>
-              <w:textAlignment w:val="center"/>
-              <w:rPr>
-                <w:rFonts w:ascii="Times New Roman" w:eastAsia="標楷體" w:hAnsi="Times New Roman"/>
-                <w:sz w:val="28"/>
-              </w:rPr>
-            </w:pPr>
-            <w:r>
-              <w:rPr>
-                <w:rFonts w:ascii="Times New Roman" w:eastAsia="標楷體" w:hAnsi="Times New Roman" w:hint="eastAsia"/>
-                <w:sz w:val="28"/>
-              </w:rPr>
-              <w:t>透過</w:t>
-            </w:r>
-            <w:r>
-              <w:rPr>
-                <w:rFonts w:ascii="Times New Roman" w:eastAsia="標楷體" w:hAnsi="Times New Roman" w:hint="eastAsia"/>
-                <w:sz w:val="28"/>
-              </w:rPr>
-              <w:t>Google</w:t>
-            </w:r>
-            <w:r>
-              <w:rPr>
-                <w:rFonts w:ascii="Times New Roman" w:eastAsia="標楷體" w:hAnsi="Times New Roman" w:hint="eastAsia"/>
-                <w:sz w:val="28"/>
-              </w:rPr>
-              <w:t xml:space="preserve"> </w:t>
-            </w:r>
-            <w:r>
-              <w:rPr>
-                <w:rFonts w:ascii="Times New Roman" w:eastAsia="標楷體" w:hAnsi="Times New Roman" w:hint="eastAsia"/>
-                <w:sz w:val="28"/>
-              </w:rPr>
-              <w:t>Forms</w:t>
-            </w:r>
-            <w:r>
-              <w:rPr>
-                <w:rFonts w:ascii="Times New Roman" w:eastAsia="標楷體" w:hAnsi="Times New Roman" w:hint="eastAsia"/>
-                <w:sz w:val="28"/>
-              </w:rPr>
-              <w:t>進行使用者需求問卷調查，以</w:t>
-            </w:r>
-            <w:r>
-              <w:rPr>
-                <w:rFonts w:ascii="Times New Roman" w:eastAsia="標楷體" w:hAnsi="Times New Roman" w:hint="eastAsia"/>
-                <w:sz w:val="28"/>
-              </w:rPr>
-              <w:t>Microsoft</w:t>
-            </w:r>
-            <w:r>
-              <w:rPr>
-                <w:rFonts w:ascii="Times New Roman" w:eastAsia="標楷體" w:hAnsi="Times New Roman" w:hint="eastAsia"/>
-                <w:sz w:val="28"/>
-              </w:rPr>
-              <w:t xml:space="preserve"> </w:t>
-            </w:r>
-            <w:r>
-              <w:rPr>
-                <w:rFonts w:ascii="Times New Roman" w:eastAsia="標楷體" w:hAnsi="Times New Roman" w:hint="eastAsia"/>
-                <w:sz w:val="28"/>
-              </w:rPr>
-              <w:t>Excel</w:t>
-            </w:r>
-            <w:r>
-              <w:rPr>
-                <w:rFonts w:ascii="Times New Roman" w:eastAsia="標楷體" w:hAnsi="Times New Roman" w:hint="eastAsia"/>
-                <w:sz w:val="28"/>
-              </w:rPr>
-              <w:t>執行資料整理與統計分析，並匯入</w:t>
-            </w:r>
-            <w:r>
-              <w:rPr>
-                <w:rFonts w:ascii="Times New Roman" w:eastAsia="標楷體" w:hAnsi="Times New Roman" w:hint="eastAsia"/>
-                <w:sz w:val="28"/>
-              </w:rPr>
-              <w:t>Looker</w:t>
-            </w:r>
-            <w:r>
-              <w:rPr>
-                <w:rFonts w:ascii="Times New Roman" w:eastAsia="標楷體" w:hAnsi="Times New Roman" w:hint="eastAsia"/>
-                <w:sz w:val="28"/>
-              </w:rPr>
-              <w:t xml:space="preserve"> </w:t>
-            </w:r>
-            <w:r>
-              <w:rPr>
-                <w:rFonts w:ascii="Times New Roman" w:eastAsia="標楷體" w:hAnsi="Times New Roman" w:hint="eastAsia"/>
-                <w:sz w:val="28"/>
-              </w:rPr>
-              <w:t>Studio</w:t>
-            </w:r>
-            <w:r>
-              <w:rPr>
-                <w:rFonts w:ascii="Times New Roman" w:eastAsia="標楷體" w:hAnsi="Times New Roman" w:hint="eastAsia"/>
-                <w:sz w:val="28"/>
-              </w:rPr>
-              <w:t>製作視覺化數據報表。</w:t>
             </w:r>
           </w:p>
         </w:tc>
@@ -19514,7 +19889,7 @@
       <w:pPr>
         <w:pStyle w:val="afb"/>
       </w:pPr>
-      <w:bookmarkStart w:id="37" w:name="_Toc227364496"/>
+      <w:bookmarkStart w:id="37" w:name="_Toc227408912"/>
       <w:r>
         <w:rPr>
           <w:rFonts w:hint="eastAsia"/>
@@ -19694,7 +20069,7 @@
               <w:rPr>
                 <w:rFonts w:hint="eastAsia"/>
               </w:rPr>
-              <w:t>註冊與登入</w:t>
+              <w:t>註冊、登入與登出</w:t>
             </w:r>
           </w:p>
         </w:tc>
@@ -19758,7 +20133,52 @@
               <w:rPr>
                 <w:rFonts w:hint="eastAsia"/>
               </w:rPr>
-              <w:t>使用者可以更改個人資料與密碼</w:t>
+              <w:t>使用者可以更改個人資料與密碼。</w:t>
+            </w:r>
+          </w:p>
+        </w:tc>
+      </w:tr>
+      <w:tr>
+        <w:tc>
+          <w:tcPr>
+            <w:tcW w:w="1527" w:type="pct"/>
+            <w:vMerge/>
+            <w:vAlign w:val="center"/>
+          </w:tcPr>
+          <w:p>
+            <w:pPr>
+              <w:pStyle w:val="a0"/>
+              <w:numPr>
+                <w:ilvl w:val="0"/>
+                <w:numId w:val="0"/>
+              </w:numPr>
+              <w:jc w:val="left"/>
+              <w:textAlignment w:val="center"/>
+            </w:pPr>
+          </w:p>
+        </w:tc>
+        <w:tc>
+          <w:tcPr>
+            <w:tcW w:w="3473" w:type="pct"/>
+            <w:vAlign w:val="center"/>
+          </w:tcPr>
+          <w:p>
+            <w:pPr>
+              <w:pStyle w:val="a0"/>
+              <w:numPr>
+                <w:ilvl w:val="0"/>
+                <w:numId w:val="0"/>
+              </w:numPr>
+              <w:textAlignment w:val="center"/>
+              <w:rPr>
+                <w:rFonts w:hint="eastAsia"/>
+              </w:rPr>
+            </w:pPr>
+            <w:r>
+              <w:rPr>
+                <w:rFonts w:hint="eastAsia"/>
+              </w:rPr>
+              <w:t>使用者可以登出</w:t>
             </w:r>
             <w:r>
               <w:rPr>
@@ -19829,7 +20249,21 @@
               <w:rPr>
                 <w:rFonts w:hint="eastAsia"/>
               </w:rPr>
-              <w:t>條碼自動帶出書籍資訊或自行填寫書籍資訊，並拍攝書況照片、設定價格、存書地點後完成上架</w:t>
+              <w:t>條碼自動帶出書籍資訊或自行填寫書籍資訊，並拍攝書</w:t>
+            </w:r>
+            <w:proofErr w:type="gramStart"/>
+            <w:r>
+              <w:rPr>
+                <w:rFonts w:hint="eastAsia"/>
+              </w:rPr>
+              <w:t>況</w:t>
+            </w:r>
+            <w:proofErr w:type="gramEnd"/>
+            <w:r>
+              <w:rPr>
+                <w:rFonts w:hint="eastAsia"/>
+              </w:rPr>
+              <w:t>照片、設定價格、存書地點後完成上架</w:t>
             </w:r>
             <w:r>
               <w:rPr>
@@ -19860,8 +20294,16 @@
               <w:rPr>
                 <w:rFonts w:hint="eastAsia"/>
               </w:rPr>
-              <w:t>預先存書入櫃</w:t>
-            </w:r>
+              <w:t>預先存</w:t>
+            </w:r>
+            <w:proofErr w:type="gramStart"/>
+            <w:r>
+              <w:rPr>
+                <w:rFonts w:hint="eastAsia"/>
+              </w:rPr>
+              <w:t>書入櫃</w:t>
+            </w:r>
+            <w:proofErr w:type="gramEnd"/>
           </w:p>
         </w:tc>
         <w:tc>
@@ -19918,7 +20360,21 @@
               <w:rPr>
                 <w:rFonts w:hint="eastAsia"/>
               </w:rPr>
-              <w:t>開啟櫃門並存放書籍。</w:t>
+              <w:t>開啟</w:t>
+            </w:r>
+            <w:proofErr w:type="gramStart"/>
+            <w:r>
+              <w:rPr>
+                <w:rFonts w:hint="eastAsia"/>
+              </w:rPr>
+              <w:t>櫃門並存放</w:t>
+            </w:r>
+            <w:proofErr w:type="gramEnd"/>
+            <w:r>
+              <w:rPr>
+                <w:rFonts w:hint="eastAsia"/>
+              </w:rPr>
+              <w:t>書籍。</w:t>
             </w:r>
           </w:p>
         </w:tc>
@@ -19965,7 +20421,35 @@
               <w:rPr>
                 <w:rFonts w:hint="eastAsia"/>
               </w:rPr>
-              <w:t>賣家在書籍被下訂前，可自由修改內容或取消販售。若原選書櫃已滿，支援修改存放地點。</w:t>
+              <w:t>賣家在書籍被</w:t>
+            </w:r>
+            <w:proofErr w:type="gramStart"/>
+            <w:r>
+              <w:rPr>
+                <w:rFonts w:hint="eastAsia"/>
+              </w:rPr>
+              <w:t>下訂前</w:t>
+            </w:r>
+            <w:proofErr w:type="gramEnd"/>
+            <w:r>
+              <w:rPr>
+                <w:rFonts w:hint="eastAsia"/>
+              </w:rPr>
+              <w:t>，可自由修改內容或取消販售。</w:t>
+            </w:r>
+            <w:proofErr w:type="gramStart"/>
+            <w:r>
+              <w:rPr>
+                <w:rFonts w:hint="eastAsia"/>
+              </w:rPr>
+              <w:t>若原選書櫃</w:t>
+            </w:r>
+            <w:proofErr w:type="gramEnd"/>
+            <w:r>
+              <w:rPr>
+                <w:rFonts w:hint="eastAsia"/>
+              </w:rPr>
+              <w:t>已滿，支援修改存放地點。</w:t>
             </w:r>
           </w:p>
         </w:tc>
@@ -20059,12 +20543,26 @@
               <w:rPr>
                 <w:rFonts w:hint="eastAsia"/>
               </w:rPr>
-              <w:t>若書籍被下訂時尚未入櫃，系統自動推播通知賣家；賣家須在</w:t>
-            </w:r>
+              <w:t>若書籍被下訂時尚未</w:t>
+            </w:r>
+            <w:proofErr w:type="gramStart"/>
             <w:r>
               <w:rPr>
                 <w:rFonts w:hint="eastAsia"/>
               </w:rPr>
+              <w:t>入櫃，</w:t>
+            </w:r>
+            <w:proofErr w:type="gramEnd"/>
+            <w:r>
+              <w:rPr>
+                <w:rFonts w:hint="eastAsia"/>
+              </w:rPr>
+              <w:t>系統自動推播通知賣家；賣家須在</w:t>
+            </w:r>
+            <w:r>
+              <w:rPr>
+                <w:rFonts w:hint="eastAsia"/>
+              </w:rPr>
               <w:t>7</w:t>
             </w:r>
             <w:r>
@@ -20083,7 +20581,21 @@
               <w:rPr>
                 <w:rFonts w:hint="eastAsia"/>
               </w:rPr>
-              <w:t>天內前往書櫃掃碼取書，否則訂單不成立。</w:t>
+              <w:t>天內前往書櫃</w:t>
+            </w:r>
+            <w:proofErr w:type="gramStart"/>
+            <w:r>
+              <w:rPr>
+                <w:rFonts w:hint="eastAsia"/>
+              </w:rPr>
+              <w:t>掃碼取</w:t>
+            </w:r>
+            <w:proofErr w:type="gramEnd"/>
+            <w:r>
+              <w:rPr>
+                <w:rFonts w:hint="eastAsia"/>
+              </w:rPr>
+              <w:t>書，否則訂單不成立。</w:t>
             </w:r>
           </w:p>
         </w:tc>
@@ -20104,11 +20616,19 @@
               <w:jc w:val="left"/>
               <w:textAlignment w:val="center"/>
             </w:pPr>
+            <w:proofErr w:type="gramStart"/>
             <w:r>
               <w:rPr>
                 <w:rFonts w:hint="eastAsia"/>
               </w:rPr>
-              <w:t>掃碼開啟櫃門</w:t>
+              <w:t>掃碼開啟</w:t>
+            </w:r>
+            <w:proofErr w:type="gramEnd"/>
+            <w:r>
+              <w:rPr>
+                <w:rFonts w:hint="eastAsia"/>
+              </w:rPr>
+              <w:t>櫃門</w:t>
             </w:r>
           </w:p>
         </w:tc>
@@ -20166,7 +20686,7 @@
               <w:rPr>
                 <w:rFonts w:hint="eastAsia"/>
               </w:rPr>
-              <w:t>，經系統驗證權限後即時開啟櫃門。</w:t>
+              <w:t>，經系統驗證後即時開啟櫃門。</w:t>
             </w:r>
           </w:p>
         </w:tc>
@@ -20191,7 +20711,21 @@
               <w:rPr>
                 <w:rFonts w:hint="eastAsia"/>
               </w:rPr>
-              <w:t>書況申訴處理</w:t>
+              <w:t>書</w:t>
+            </w:r>
+            <w:proofErr w:type="gramStart"/>
+            <w:r>
+              <w:rPr>
+                <w:rFonts w:hint="eastAsia"/>
+              </w:rPr>
+              <w:t>況</w:t>
+            </w:r>
+            <w:proofErr w:type="gramEnd"/>
+            <w:r>
+              <w:rPr>
+                <w:rFonts w:hint="eastAsia"/>
+              </w:rPr>
+              <w:t>申訴處理</w:t>
             </w:r>
           </w:p>
         </w:tc>
@@ -20538,7 +21072,21 @@
               <w:rPr>
                 <w:rFonts w:hint="eastAsia"/>
               </w:rPr>
-              <w:t>買賣雙方可進行私訊溝通，支援文字訊息傳遞。</w:t>
+              <w:t>買賣雙方可</w:t>
+            </w:r>
+            <w:proofErr w:type="gramStart"/>
+            <w:r>
+              <w:rPr>
+                <w:rFonts w:hint="eastAsia"/>
+              </w:rPr>
+              <w:t>進行私訊溝通</w:t>
+            </w:r>
+            <w:proofErr w:type="gramEnd"/>
+            <w:r>
+              <w:rPr>
+                <w:rFonts w:hint="eastAsia"/>
+              </w:rPr>
+              <w:t>，支援文字訊息傳遞。</w:t>
             </w:r>
           </w:p>
         </w:tc>
@@ -20548,7 +21096,7 @@
       <w:pPr>
         <w:pStyle w:val="afb"/>
       </w:pPr>
-      <w:bookmarkStart w:id="38" w:name="_Toc227364497"/>
+      <w:bookmarkStart w:id="38" w:name="_Toc227408913"/>
       <w:r>
         <w:rPr>
           <w:rFonts w:hint="eastAsia"/>
@@ -20797,7 +21345,21 @@
               <w:rPr>
                 <w:rFonts w:hint="eastAsia"/>
               </w:rPr>
-              <w:t>針對買家提出的書況申訴案件進行人工審核，並判定代幣最終應撥給賣家或退還買家。</w:t>
+              <w:t>針對買家提出的書</w:t>
+            </w:r>
+            <w:proofErr w:type="gramStart"/>
+            <w:r>
+              <w:rPr>
+                <w:rFonts w:hint="eastAsia"/>
+              </w:rPr>
+              <w:t>況</w:t>
+            </w:r>
+            <w:proofErr w:type="gramEnd"/>
+            <w:r>
+              <w:rPr>
+                <w:rFonts w:hint="eastAsia"/>
+              </w:rPr>
+              <w:t>申訴案件進行人工審核，並判定代幣最終應撥給賣家或退還買家。</w:t>
             </w:r>
           </w:p>
         </w:tc>
@@ -20844,7 +21406,21 @@
               <w:rPr>
                 <w:rFonts w:hint="eastAsia"/>
               </w:rPr>
-              <w:t>提供書櫃資訊的「增、刪、改、查」功能，並可調閱各機櫃的</w:t>
+              <w:t>提供書櫃資訊的「增、</w:t>
+            </w:r>
+            <w:proofErr w:type="gramStart"/>
+            <w:r>
+              <w:rPr>
+                <w:rFonts w:hint="eastAsia"/>
+              </w:rPr>
+              <w:t>刪</w:t>
+            </w:r>
+            <w:proofErr w:type="gramEnd"/>
+            <w:r>
+              <w:rPr>
+                <w:rFonts w:hint="eastAsia"/>
+              </w:rPr>
+              <w:t>、改、查」功能，並可調閱各機櫃的</w:t>
             </w:r>
             <w:r>
               <w:rPr>
@@ -20929,7 +21505,7 @@
       <w:pPr>
         <w:pStyle w:val="afb"/>
       </w:pPr>
-      <w:bookmarkStart w:id="39" w:name="_Toc227364498"/>
+      <w:bookmarkStart w:id="39" w:name="_Toc227408914"/>
       <w:r>
         <w:rPr>
           <w:rFonts w:hint="eastAsia"/>
@@ -21018,7 +21594,25 @@
         <w:rPr>
           <w:rFonts w:hint="eastAsia"/>
         </w:rPr>
-        <w:t>使用者非功能性需求</w:t>
+        <w:t>使用者</w:t>
+      </w:r>
+      <w:r>
+        <w:rPr>
+          <w:rFonts w:hint="eastAsia"/>
+        </w:rPr>
+        <w:t>與</w:t>
+      </w:r>
+      <w:r>
+        <w:rPr>
+          <w:rFonts w:hint="eastAsia"/>
+        </w:rPr>
+        <w:t>系統管理員</w:t>
+      </w:r>
+      <w:r>
+        <w:rPr>
+          <w:rFonts w:hint="eastAsia"/>
+        </w:rPr>
+        <w:t>非功能性需求</w:t>
       </w:r>
       <w:r>
         <w:rPr>
@@ -21092,6 +21686,7 @@
         <w:tc>
           <w:tcPr>
             <w:tcW w:w="1180" w:type="pct"/>
+            <w:vMerge w:val="restart"/>
             <w:vAlign w:val="center"/>
           </w:tcPr>
           <w:p>
@@ -21142,37 +21737,85 @@
               <w:rPr>
                 <w:rFonts w:hint="eastAsia"/>
               </w:rPr>
-              <w:t>QR</w:t>
+              <w:t>QR Code</w:t>
             </w:r>
             <w:r>
               <w:rPr>
                 <w:rFonts w:hint="eastAsia"/>
               </w:rPr>
-              <w:t xml:space="preserve"> </w:t>
+              <w:t>的辨識時間需小於</w:t>
             </w:r>
             <w:r>
               <w:rPr>
                 <w:rFonts w:hint="eastAsia"/>
               </w:rPr>
-              <w:t>Code</w:t>
+              <w:t>1</w:t>
             </w:r>
             <w:r>
               <w:rPr>
                 <w:rFonts w:hint="eastAsia"/>
               </w:rPr>
-              <w:t>的辨識時間需小於</w:t>
-            </w:r>
-            <w:r>
+              <w:t>秒。</w:t>
+            </w:r>
+          </w:p>
+        </w:tc>
+      </w:tr>
+      <w:tr>
+        <w:tc>
+          <w:tcPr>
+            <w:tcW w:w="1180" w:type="pct"/>
+            <w:vMerge/>
+            <w:vAlign w:val="center"/>
+          </w:tcPr>
+          <w:p>
+            <w:pPr>
+              <w:pStyle w:val="a0"/>
+              <w:numPr>
+                <w:ilvl w:val="0"/>
+                <w:numId w:val="0"/>
+              </w:numPr>
+              <w:jc w:val="left"/>
+              <w:textAlignment w:val="center"/>
               <w:rPr>
                 <w:rFonts w:hint="eastAsia"/>
               </w:rPr>
-              <w:t>1</w:t>
-            </w:r>
-            <w:r>
+            </w:pPr>
+          </w:p>
+        </w:tc>
+        <w:tc>
+          <w:tcPr>
+            <w:tcW w:w="3820" w:type="pct"/>
+            <w:vAlign w:val="center"/>
+          </w:tcPr>
+          <w:p>
+            <w:pPr>
+              <w:pStyle w:val="a0"/>
+              <w:numPr>
+                <w:ilvl w:val="0"/>
+                <w:numId w:val="0"/>
+              </w:numPr>
+              <w:textAlignment w:val="center"/>
               <w:rPr>
                 <w:rFonts w:hint="eastAsia"/>
               </w:rPr>
-              <w:t>秒。</w:t>
+            </w:pPr>
+            <w:r>
+              <w:rPr>
+                <w:rFonts w:hint="eastAsia"/>
+              </w:rPr>
+              <w:t>管理員檢索特定機台紀錄需在</w:t>
+            </w:r>
+            <w:r>
+              <w:rPr>
+                <w:rFonts w:hint="eastAsia"/>
+              </w:rPr>
+              <w:t>3</w:t>
+            </w:r>
+            <w:r>
+              <w:rPr>
+                <w:rFonts w:hint="eastAsia"/>
+              </w:rPr>
+              <w:t>秒內回傳。</w:t>
             </w:r>
           </w:p>
         </w:tc>
@@ -21219,7 +21862,19 @@
               <w:rPr>
                 <w:rFonts w:hint="eastAsia"/>
               </w:rPr>
-              <w:t>買家選購書籍並完成支付後，訂單正式成立。系統會判定書籍是否已在櫃內，並發送對應通知。</w:t>
+              <w:t>櫃門開啟指令發送前，系統須執行端對端加密驗證，且驗證程序須於</w:t>
+            </w:r>
+            <w:r>
+              <w:rPr>
+                <w:rFonts w:hint="eastAsia"/>
+              </w:rPr>
+              <w:t>1</w:t>
+            </w:r>
+            <w:r>
+              <w:rPr>
+                <w:rFonts w:hint="eastAsia"/>
+              </w:rPr>
+              <w:t>秒內完成並確保零錯誤率。</w:t>
             </w:r>
           </w:p>
         </w:tc>
@@ -21266,19 +21921,47 @@
               <w:rPr>
                 <w:rFonts w:hint="eastAsia"/>
               </w:rPr>
-              <w:t>若書籍被下訂時尚未入櫃，系統自動推播通知賣家；賣家須在</w:t>
+              <w:t>硬體書櫃需維持</w:t>
             </w:r>
             <w:r>
               <w:rPr>
                 <w:rFonts w:hint="eastAsia"/>
               </w:rPr>
-              <w:t>7</w:t>
+              <w:t>24</w:t>
             </w:r>
             <w:r>
               <w:rPr>
                 <w:rFonts w:hint="eastAsia"/>
               </w:rPr>
-              <w:t>天內完成存書，否則系統自動取消訂單並退款。</w:t>
+              <w:t>小時運作，且系統需具備自動偵測機制，當書櫃</w:t>
+            </w:r>
+            <w:proofErr w:type="gramStart"/>
+            <w:r>
+              <w:rPr>
+                <w:rFonts w:hint="eastAsia"/>
+              </w:rPr>
+              <w:t>全滿時需</w:t>
+            </w:r>
+            <w:proofErr w:type="gramEnd"/>
+            <w:r>
+              <w:rPr>
+                <w:rFonts w:hint="eastAsia"/>
+              </w:rPr>
+              <w:t>即時於前端標</w:t>
+            </w:r>
+            <w:proofErr w:type="gramStart"/>
+            <w:r>
+              <w:rPr>
+                <w:rFonts w:hint="eastAsia"/>
+              </w:rPr>
+              <w:t>註</w:t>
+            </w:r>
+            <w:proofErr w:type="gramEnd"/>
+            <w:r>
+              <w:rPr>
+                <w:rFonts w:hint="eastAsia"/>
+              </w:rPr>
+              <w:t>「已滿」狀態。</w:t>
             </w:r>
           </w:p>
         </w:tc>
@@ -21337,443 +22020,21 @@
               <w:rPr>
                 <w:rFonts w:hint="eastAsia"/>
               </w:rPr>
-              <w:t>秒內發送推播給買家，確保訊息不漏接。</w:t>
-            </w:r>
-          </w:p>
-        </w:tc>
-      </w:tr>
-    </w:tbl>
-    <w:p>
-      <w:pPr>
-        <w:pStyle w:val="afb"/>
-      </w:pPr>
-      <w:bookmarkStart w:id="40" w:name="_Toc227364499"/>
-      <w:r>
-        <w:rPr>
-          <w:rFonts w:hint="eastAsia"/>
-        </w:rPr>
-        <w:t>表</w:t>
-      </w:r>
-      <w:r>
-        <w:rPr>
-          <w:rFonts w:hint="eastAsia"/>
-        </w:rPr>
-        <w:t xml:space="preserve"> </w:t>
-      </w:r>
-      <w:r>
-        <w:fldChar w:fldCharType="begin"/>
-      </w:r>
-      <w:r>
-        <w:instrText xml:space="preserve"> </w:instrText>
-      </w:r>
-      <w:r>
-        <w:rPr>
-          <w:rFonts w:hint="eastAsia"/>
-        </w:rPr>
-        <w:instrText>STYLEREF 2 \s</w:instrText>
-      </w:r>
-      <w:r>
-        <w:instrText xml:space="preserve"> </w:instrText>
-      </w:r>
-      <w:r>
-        <w:fldChar w:fldCharType="separate"/>
-      </w:r>
-      <w:r>
-        <w:rPr>
-          <w:noProof/>
-        </w:rPr>
-        <w:t>5-1</w:t>
-      </w:r>
-      <w:r>
-        <w:fldChar w:fldCharType="end"/>
-      </w:r>
-      <w:r>
-        <w:t>-</w:t>
-      </w:r>
-      <w:r>
-        <w:fldChar w:fldCharType="begin"/>
-      </w:r>
-      <w:r>
-        <w:instrText xml:space="preserve"> </w:instrText>
-      </w:r>
-      <w:r>
-        <w:rPr>
-          <w:rFonts w:hint="eastAsia"/>
-        </w:rPr>
-        <w:instrText xml:space="preserve">SEQ </w:instrText>
-      </w:r>
-      <w:r>
-        <w:rPr>
-          <w:rFonts w:hint="eastAsia"/>
-        </w:rPr>
-        <w:instrText>表</w:instrText>
-      </w:r>
-      <w:r>
-        <w:rPr>
-          <w:rFonts w:hint="eastAsia"/>
-        </w:rPr>
-        <w:instrText xml:space="preserve"> \* ARABIC \s 2</w:instrText>
-      </w:r>
-      <w:r>
-        <w:instrText xml:space="preserve"> </w:instrText>
-      </w:r>
-      <w:r>
-        <w:fldChar w:fldCharType="separate"/>
-      </w:r>
-      <w:r>
-        <w:rPr>
-          <w:noProof/>
-        </w:rPr>
-        <w:t>4</w:t>
-      </w:r>
-      <w:r>
-        <w:fldChar w:fldCharType="end"/>
-      </w:r>
-      <w:r>
-        <w:t xml:space="preserve"> </w:t>
-      </w:r>
-      <w:r>
-        <w:rPr>
-          <w:rFonts w:hint="eastAsia"/>
-        </w:rPr>
-        <w:t>系統管理員非功能性需求</w:t>
-      </w:r>
-      <w:r>
-        <w:rPr>
-          <w:rFonts w:hint="eastAsia"/>
-        </w:rPr>
-        <w:t>表</w:t>
-      </w:r>
-      <w:bookmarkEnd w:id="40"/>
-    </w:p>
-    <w:tbl>
-      <w:tblPr>
-        <w:tblStyle w:val="afa"/>
-        <w:tblW w:w="5000" w:type="pct"/>
-        <w:tblLook w:val="04A0" w:firstRow="1" w:lastRow="0" w:firstColumn="1" w:lastColumn="0" w:noHBand="0" w:noVBand="1"/>
-      </w:tblPr>
-      <w:tblGrid>
-        <w:gridCol w:w="2406"/>
-        <w:gridCol w:w="7788"/>
-      </w:tblGrid>
-      <w:tr>
-        <w:tc>
-          <w:tcPr>
-            <w:tcW w:w="1180" w:type="pct"/>
-            <w:shd w:val="clear" w:color="auto" w:fill="DEE5E8" w:themeFill="text2" w:themeFillTint="33"/>
-            <w:vAlign w:val="center"/>
-          </w:tcPr>
-          <w:p>
-            <w:pPr>
-              <w:pStyle w:val="a0"/>
-              <w:numPr>
-                <w:ilvl w:val="0"/>
-                <w:numId w:val="0"/>
-              </w:numPr>
-              <w:jc w:val="center"/>
-              <w:textAlignment w:val="center"/>
-            </w:pPr>
+              <w:t>秒內發送推播給買家，確保訊息</w:t>
+            </w:r>
+            <w:proofErr w:type="gramStart"/>
             <w:r>
               <w:rPr>
                 <w:rFonts w:hint="eastAsia"/>
               </w:rPr>
-              <w:t>非功能性需求</w:t>
-            </w:r>
-          </w:p>
-        </w:tc>
-        <w:tc>
-          <w:tcPr>
-            <w:tcW w:w="3820" w:type="pct"/>
-            <w:shd w:val="clear" w:color="auto" w:fill="DEE5E8" w:themeFill="text2" w:themeFillTint="33"/>
-            <w:vAlign w:val="center"/>
-          </w:tcPr>
-          <w:p>
-            <w:pPr>
-              <w:pStyle w:val="a0"/>
-              <w:numPr>
-                <w:ilvl w:val="0"/>
-                <w:numId w:val="0"/>
-              </w:numPr>
-              <w:jc w:val="center"/>
-              <w:textAlignment w:val="center"/>
-            </w:pPr>
+              <w:t>不</w:t>
+            </w:r>
+            <w:proofErr w:type="gramEnd"/>
             <w:r>
               <w:rPr>
                 <w:rFonts w:hint="eastAsia"/>
               </w:rPr>
-              <w:t>描述</w:t>
-            </w:r>
-          </w:p>
-        </w:tc>
-      </w:tr>
-      <w:tr>
-        <w:tc>
-          <w:tcPr>
-            <w:tcW w:w="1180" w:type="pct"/>
-            <w:vAlign w:val="center"/>
-          </w:tcPr>
-          <w:p>
-            <w:pPr>
-              <w:pStyle w:val="a0"/>
-              <w:numPr>
-                <w:ilvl w:val="0"/>
-                <w:numId w:val="0"/>
-              </w:numPr>
-              <w:jc w:val="left"/>
-              <w:textAlignment w:val="center"/>
-            </w:pPr>
-            <w:r>
-              <w:rPr>
-                <w:rFonts w:hint="eastAsia"/>
-              </w:rPr>
-              <w:t>一致性</w:t>
-            </w:r>
-          </w:p>
-        </w:tc>
-        <w:tc>
-          <w:tcPr>
-            <w:tcW w:w="3820" w:type="pct"/>
-            <w:vAlign w:val="center"/>
-          </w:tcPr>
-          <w:p>
-            <w:pPr>
-              <w:pStyle w:val="a0"/>
-              <w:numPr>
-                <w:ilvl w:val="0"/>
-                <w:numId w:val="0"/>
-              </w:numPr>
-              <w:textAlignment w:val="center"/>
-            </w:pPr>
-            <w:r>
-              <w:rPr>
-                <w:rFonts w:hint="eastAsia"/>
-              </w:rPr>
-              <w:t>代幣扣款與書籍狀態更新必須符合「事務性原則</w:t>
-            </w:r>
-            <w:r>
-              <w:rPr>
-                <w:rFonts w:hint="eastAsia"/>
-              </w:rPr>
-              <w:t>（</w:t>
-            </w:r>
-            <w:r>
-              <w:rPr>
-                <w:rFonts w:hint="eastAsia"/>
-              </w:rPr>
-              <w:t>Transaction</w:t>
-            </w:r>
-            <w:r>
-              <w:rPr>
-                <w:rFonts w:hint="eastAsia"/>
-              </w:rPr>
-              <w:t>）</w:t>
-            </w:r>
-            <w:r>
-              <w:rPr>
-                <w:rFonts w:hint="eastAsia"/>
-              </w:rPr>
-              <w:t>」，確保不會發生扣款成功但訂單失敗的情況。</w:t>
-            </w:r>
-          </w:p>
-        </w:tc>
-      </w:tr>
-      <w:tr>
-        <w:tc>
-          <w:tcPr>
-            <w:tcW w:w="1180" w:type="pct"/>
-            <w:vAlign w:val="center"/>
-          </w:tcPr>
-          <w:p>
-            <w:pPr>
-              <w:pStyle w:val="a0"/>
-              <w:numPr>
-                <w:ilvl w:val="0"/>
-                <w:numId w:val="0"/>
-              </w:numPr>
-              <w:jc w:val="left"/>
-              <w:textAlignment w:val="center"/>
-            </w:pPr>
-            <w:r>
-              <w:rPr>
-                <w:rFonts w:hint="eastAsia"/>
-              </w:rPr>
-              <w:t>安全性</w:t>
-            </w:r>
-          </w:p>
-        </w:tc>
-        <w:tc>
-          <w:tcPr>
-            <w:tcW w:w="3820" w:type="pct"/>
-            <w:vAlign w:val="center"/>
-          </w:tcPr>
-          <w:p>
-            <w:pPr>
-              <w:pStyle w:val="a0"/>
-              <w:numPr>
-                <w:ilvl w:val="0"/>
-                <w:numId w:val="0"/>
-              </w:numPr>
-              <w:textAlignment w:val="center"/>
-            </w:pPr>
-            <w:r>
-              <w:rPr>
-                <w:rFonts w:hint="eastAsia"/>
-              </w:rPr>
-              <w:t>確保只有具備對應訂單權限的使用者，才能在掃描機台</w:t>
-            </w:r>
-            <w:r>
-              <w:rPr>
-                <w:rFonts w:hint="eastAsia"/>
-              </w:rPr>
-              <w:t>QR</w:t>
-            </w:r>
-            <w:r>
-              <w:rPr>
-                <w:rFonts w:hint="eastAsia"/>
-              </w:rPr>
-              <w:t xml:space="preserve"> </w:t>
-            </w:r>
-            <w:r>
-              <w:rPr>
-                <w:rFonts w:hint="eastAsia"/>
-              </w:rPr>
-              <w:t>Code</w:t>
-            </w:r>
-            <w:r>
-              <w:rPr>
-                <w:rFonts w:hint="eastAsia"/>
-              </w:rPr>
-              <w:t>後觸發該櫃門開啟。</w:t>
-            </w:r>
-          </w:p>
-        </w:tc>
-      </w:tr>
-      <w:tr>
-        <w:tc>
-          <w:tcPr>
-            <w:tcW w:w="1180" w:type="pct"/>
-            <w:vAlign w:val="center"/>
-          </w:tcPr>
-          <w:p>
-            <w:pPr>
-              <w:pStyle w:val="a0"/>
-              <w:numPr>
-                <w:ilvl w:val="0"/>
-                <w:numId w:val="0"/>
-              </w:numPr>
-              <w:jc w:val="left"/>
-              <w:textAlignment w:val="center"/>
-            </w:pPr>
-            <w:r>
-              <w:rPr>
-                <w:rFonts w:hint="eastAsia"/>
-              </w:rPr>
-              <w:t>可用性</w:t>
-            </w:r>
-          </w:p>
-        </w:tc>
-        <w:tc>
-          <w:tcPr>
-            <w:tcW w:w="3820" w:type="pct"/>
-            <w:vAlign w:val="center"/>
-          </w:tcPr>
-          <w:p>
-            <w:pPr>
-              <w:pStyle w:val="a0"/>
-              <w:numPr>
-                <w:ilvl w:val="0"/>
-                <w:numId w:val="0"/>
-              </w:numPr>
-              <w:textAlignment w:val="center"/>
-            </w:pPr>
-            <w:r>
-              <w:rPr>
-                <w:rFonts w:hint="eastAsia"/>
-              </w:rPr>
-              <w:t>書櫃</w:t>
-            </w:r>
-            <w:r>
-              <w:rPr>
-                <w:rFonts w:hint="eastAsia"/>
-              </w:rPr>
-              <w:t>Log</w:t>
-            </w:r>
-            <w:r>
-              <w:rPr>
-                <w:rFonts w:hint="eastAsia"/>
-              </w:rPr>
-              <w:t>紀錄繁重，系統需具備高效的資料查詢能力，管理員檢索特定機台紀錄需在</w:t>
-            </w:r>
-            <w:r>
-              <w:rPr>
-                <w:rFonts w:hint="eastAsia"/>
-              </w:rPr>
-              <w:t>3</w:t>
-            </w:r>
-            <w:r>
-              <w:rPr>
-                <w:rFonts w:hint="eastAsia"/>
-              </w:rPr>
-              <w:t>秒內回傳。</w:t>
-            </w:r>
-          </w:p>
-        </w:tc>
-      </w:tr>
-      <w:tr>
-        <w:tc>
-          <w:tcPr>
-            <w:tcW w:w="1180" w:type="pct"/>
-            <w:vAlign w:val="center"/>
-          </w:tcPr>
-          <w:p>
-            <w:pPr>
-              <w:pStyle w:val="a0"/>
-              <w:numPr>
-                <w:ilvl w:val="0"/>
-                <w:numId w:val="0"/>
-              </w:numPr>
-              <w:jc w:val="left"/>
-              <w:textAlignment w:val="center"/>
-            </w:pPr>
-            <w:r>
-              <w:rPr>
-                <w:rFonts w:hint="eastAsia"/>
-              </w:rPr>
-              <w:t>可靠性</w:t>
-            </w:r>
-          </w:p>
-        </w:tc>
-        <w:tc>
-          <w:tcPr>
-            <w:tcW w:w="3820" w:type="pct"/>
-            <w:vAlign w:val="center"/>
-          </w:tcPr>
-          <w:p>
-            <w:pPr>
-              <w:pStyle w:val="a0"/>
-              <w:numPr>
-                <w:ilvl w:val="0"/>
-                <w:numId w:val="0"/>
-              </w:numPr>
-              <w:textAlignment w:val="center"/>
-            </w:pPr>
-            <w:r>
-              <w:rPr>
-                <w:rFonts w:hint="eastAsia"/>
-              </w:rPr>
-              <w:t>系統需自動偵測書櫃剩餘格數，若特定書櫃全滿，需即時於前端</w:t>
-            </w:r>
-            <w:r>
-              <w:rPr>
-                <w:rFonts w:hint="eastAsia"/>
-              </w:rPr>
-              <w:t>App</w:t>
-            </w:r>
-            <w:r>
-              <w:rPr>
-                <w:rFonts w:hint="eastAsia"/>
-              </w:rPr>
-              <w:t>標註「已滿」，防止使用者白跑。</w:t>
+              <w:t>漏接。</w:t>
             </w:r>
           </w:p>
         </w:tc>
@@ -21793,7 +22054,7 @@
         <w:pStyle w:val="2"/>
         <w:pageBreakBefore/>
       </w:pPr>
-      <w:bookmarkStart w:id="41" w:name="_Toc227364452"/>
+      <w:bookmarkStart w:id="40" w:name="_Toc227364452"/>
       <w:r>
         <w:rPr>
           <w:rFonts w:hint="eastAsia"/>
@@ -21801,7 +22062,7 @@
         <w:lastRenderedPageBreak/>
         <w:t>使用個案圖</w:t>
       </w:r>
-      <w:bookmarkEnd w:id="41"/>
+      <w:bookmarkEnd w:id="40"/>
     </w:p>
     <w:p>
       <w:pPr>
@@ -21820,14 +22081,14 @@
       <w:pPr>
         <w:pStyle w:val="2"/>
       </w:pPr>
-      <w:bookmarkStart w:id="42" w:name="_Toc227364453"/>
+      <w:bookmarkStart w:id="41" w:name="_Toc227364453"/>
       <w:r>
         <w:rPr>
           <w:rFonts w:hint="eastAsia"/>
         </w:rPr>
         <w:t>使用個案描述</w:t>
       </w:r>
-      <w:bookmarkEnd w:id="42"/>
+      <w:bookmarkEnd w:id="41"/>
     </w:p>
     <w:p>
       <w:pPr>
@@ -21846,14 +22107,14 @@
       <w:pPr>
         <w:pStyle w:val="2"/>
       </w:pPr>
-      <w:bookmarkStart w:id="43" w:name="_Toc227364454"/>
+      <w:bookmarkStart w:id="42" w:name="_Toc227364454"/>
       <w:r>
         <w:rPr>
           <w:rFonts w:hint="eastAsia"/>
         </w:rPr>
         <w:t>分析類別圖</w:t>
       </w:r>
-      <w:bookmarkEnd w:id="43"/>
+      <w:bookmarkEnd w:id="42"/>
     </w:p>
     <w:p>
       <w:pPr>
@@ -21872,7 +22133,7 @@
       <w:pPr>
         <w:pStyle w:val="1"/>
       </w:pPr>
-      <w:bookmarkStart w:id="44" w:name="_Toc227364455"/>
+      <w:bookmarkStart w:id="43" w:name="_Toc227364455"/>
       <w:r>
         <w:rPr>
           <w:rFonts w:hint="eastAsia"/>
@@ -21880,20 +22141,20 @@
         <w:lastRenderedPageBreak/>
         <w:t>設計模型</w:t>
       </w:r>
+      <w:bookmarkEnd w:id="43"/>
+    </w:p>
+    <w:p>
+      <w:pPr>
+        <w:pStyle w:val="2"/>
+      </w:pPr>
+      <w:bookmarkStart w:id="44" w:name="_Toc227364456"/>
+      <w:r>
+        <w:rPr>
+          <w:rFonts w:hint="eastAsia"/>
+        </w:rPr>
+        <w:t>循序圖</w:t>
+      </w:r>
       <w:bookmarkEnd w:id="44"/>
-    </w:p>
-    <w:p>
-      <w:pPr>
-        <w:pStyle w:val="2"/>
-      </w:pPr>
-      <w:bookmarkStart w:id="45" w:name="_Toc227364456"/>
-      <w:r>
-        <w:rPr>
-          <w:rFonts w:hint="eastAsia"/>
-        </w:rPr>
-        <w:t>循序圖</w:t>
-      </w:r>
-      <w:bookmarkEnd w:id="45"/>
     </w:p>
     <w:p>
       <w:pPr>
@@ -21912,14 +22173,14 @@
       <w:pPr>
         <w:pStyle w:val="2"/>
       </w:pPr>
-      <w:bookmarkStart w:id="46" w:name="_Toc227364457"/>
+      <w:bookmarkStart w:id="45" w:name="_Toc227364457"/>
       <w:r>
         <w:rPr>
           <w:rFonts w:hint="eastAsia"/>
         </w:rPr>
         <w:t>設計類別圖</w:t>
       </w:r>
-      <w:bookmarkEnd w:id="46"/>
+      <w:bookmarkEnd w:id="45"/>
     </w:p>
     <w:p>
       <w:pPr>
@@ -21938,7 +22199,7 @@
       <w:pPr>
         <w:pStyle w:val="1"/>
       </w:pPr>
-      <w:bookmarkStart w:id="47" w:name="_Toc227364458"/>
+      <w:bookmarkStart w:id="46" w:name="_Toc227364458"/>
       <w:r>
         <w:rPr>
           <w:rFonts w:hint="eastAsia"/>
@@ -21946,20 +22207,20 @@
         <w:lastRenderedPageBreak/>
         <w:t>實作模型</w:t>
       </w:r>
+      <w:bookmarkEnd w:id="46"/>
+    </w:p>
+    <w:p>
+      <w:pPr>
+        <w:pStyle w:val="2"/>
+      </w:pPr>
+      <w:bookmarkStart w:id="47" w:name="_Toc227364459"/>
+      <w:r>
+        <w:rPr>
+          <w:rFonts w:hint="eastAsia"/>
+        </w:rPr>
+        <w:t>佈署圖</w:t>
+      </w:r>
       <w:bookmarkEnd w:id="47"/>
-    </w:p>
-    <w:p>
-      <w:pPr>
-        <w:pStyle w:val="2"/>
-      </w:pPr>
-      <w:bookmarkStart w:id="48" w:name="_Toc227364459"/>
-      <w:r>
-        <w:rPr>
-          <w:rFonts w:hint="eastAsia"/>
-        </w:rPr>
-        <w:t>佈署圖</w:t>
-      </w:r>
-      <w:bookmarkEnd w:id="48"/>
     </w:p>
     <w:p>
       <w:pPr>
@@ -21978,14 +22239,14 @@
       <w:pPr>
         <w:pStyle w:val="2"/>
       </w:pPr>
-      <w:bookmarkStart w:id="49" w:name="_Toc227364460"/>
+      <w:bookmarkStart w:id="48" w:name="_Toc227364460"/>
       <w:r>
         <w:rPr>
           <w:rFonts w:hint="eastAsia"/>
         </w:rPr>
         <w:t>套件圖</w:t>
       </w:r>
-      <w:bookmarkEnd w:id="49"/>
+      <w:bookmarkEnd w:id="48"/>
     </w:p>
     <w:p>
       <w:pPr>
@@ -22004,14 +22265,14 @@
       <w:pPr>
         <w:pStyle w:val="2"/>
       </w:pPr>
-      <w:bookmarkStart w:id="50" w:name="_Toc227364461"/>
+      <w:bookmarkStart w:id="49" w:name="_Toc227364461"/>
       <w:r>
         <w:rPr>
           <w:rFonts w:hint="eastAsia"/>
         </w:rPr>
         <w:t>元件圖</w:t>
       </w:r>
-      <w:bookmarkEnd w:id="50"/>
+      <w:bookmarkEnd w:id="49"/>
     </w:p>
     <w:p>
       <w:pPr>
@@ -22031,7 +22292,7 @@
         <w:pStyle w:val="2"/>
         <w:pageBreakBefore/>
       </w:pPr>
-      <w:bookmarkStart w:id="51" w:name="_Toc227364462"/>
+      <w:bookmarkStart w:id="50" w:name="_Toc227364462"/>
       <w:r>
         <w:rPr>
           <w:rFonts w:hint="eastAsia"/>
@@ -22039,7 +22300,7 @@
         <w:lastRenderedPageBreak/>
         <w:t>狀態機</w:t>
       </w:r>
-      <w:bookmarkEnd w:id="51"/>
+      <w:bookmarkEnd w:id="50"/>
     </w:p>
     <w:p>
       <w:pPr>
@@ -22104,7 +22365,7 @@
       <w:pPr>
         <w:pStyle w:val="afb"/>
       </w:pPr>
-      <w:bookmarkStart w:id="52" w:name="_Toc227364490"/>
+      <w:bookmarkStart w:id="51" w:name="_Toc227408899"/>
       <w:r>
         <w:rPr>
           <w:rFonts w:hint="eastAsia"/>
@@ -22204,7 +22465,7 @@
         </w:rPr>
         <w:t>狀態機</w:t>
       </w:r>
-      <w:bookmarkEnd w:id="52"/>
+      <w:bookmarkEnd w:id="51"/>
     </w:p>
     <w:p>
       <w:pPr>
@@ -22269,7 +22530,7 @@
       <w:pPr>
         <w:pStyle w:val="afb"/>
       </w:pPr>
-      <w:bookmarkStart w:id="53" w:name="_Toc227364491"/>
+      <w:bookmarkStart w:id="52" w:name="_Toc227408900"/>
       <w:r>
         <w:rPr>
           <w:rFonts w:hint="eastAsia"/>
@@ -22363,13 +22624,13 @@
         </w:rPr>
         <w:t>訂單之狀態機</w:t>
       </w:r>
-      <w:bookmarkEnd w:id="53"/>
+      <w:bookmarkEnd w:id="52"/>
     </w:p>
     <w:p>
       <w:pPr>
         <w:pStyle w:val="1"/>
       </w:pPr>
-      <w:bookmarkStart w:id="54" w:name="_Toc227364463"/>
+      <w:bookmarkStart w:id="53" w:name="_Toc227364463"/>
       <w:r>
         <w:rPr>
           <w:rFonts w:hint="eastAsia"/>
@@ -22377,20 +22638,20 @@
         <w:lastRenderedPageBreak/>
         <w:t>資料庫設計</w:t>
       </w:r>
+      <w:bookmarkEnd w:id="53"/>
+    </w:p>
+    <w:p>
+      <w:pPr>
+        <w:pStyle w:val="2"/>
+      </w:pPr>
+      <w:bookmarkStart w:id="54" w:name="_Toc227364464"/>
+      <w:r>
+        <w:rPr>
+          <w:rFonts w:hint="eastAsia"/>
+        </w:rPr>
+        <w:t>資料庫關聯表</w:t>
+      </w:r>
       <w:bookmarkEnd w:id="54"/>
-    </w:p>
-    <w:p>
-      <w:pPr>
-        <w:pStyle w:val="2"/>
-      </w:pPr>
-      <w:bookmarkStart w:id="55" w:name="_Toc227364464"/>
-      <w:r>
-        <w:rPr>
-          <w:rFonts w:hint="eastAsia"/>
-        </w:rPr>
-        <w:t>資料庫關聯表</w:t>
-      </w:r>
-      <w:bookmarkEnd w:id="55"/>
     </w:p>
     <w:p>
       <w:pPr>
@@ -22412,7 +22673,7 @@
           <w:lang w:val="pt-PT"/>
         </w:rPr>
       </w:pPr>
-      <w:bookmarkStart w:id="56" w:name="_Toc227364465"/>
+      <w:bookmarkStart w:id="55" w:name="_Toc227364465"/>
       <w:r>
         <w:rPr>
           <w:rFonts w:hint="eastAsia"/>
@@ -22426,7 +22687,7 @@
         </w:rPr>
         <w:t>Meta data</w:t>
       </w:r>
-      <w:bookmarkEnd w:id="56"/>
+      <w:bookmarkEnd w:id="55"/>
     </w:p>
     <w:p>
       <w:pPr>
@@ -22445,7 +22706,7 @@
       <w:pPr>
         <w:pStyle w:val="1"/>
       </w:pPr>
-      <w:bookmarkStart w:id="57" w:name="_Toc227364466"/>
+      <w:bookmarkStart w:id="56" w:name="_Toc227364466"/>
       <w:r>
         <w:rPr>
           <w:rFonts w:hint="eastAsia"/>
@@ -22453,20 +22714,20 @@
         <w:lastRenderedPageBreak/>
         <w:t>程式</w:t>
       </w:r>
+      <w:bookmarkEnd w:id="56"/>
+    </w:p>
+    <w:p>
+      <w:pPr>
+        <w:pStyle w:val="2"/>
+      </w:pPr>
+      <w:bookmarkStart w:id="57" w:name="_Toc227364467"/>
+      <w:r>
+        <w:rPr>
+          <w:rFonts w:hint="eastAsia"/>
+        </w:rPr>
+        <w:t>元件清單及其規格描述</w:t>
+      </w:r>
       <w:bookmarkEnd w:id="57"/>
-    </w:p>
-    <w:p>
-      <w:pPr>
-        <w:pStyle w:val="2"/>
-      </w:pPr>
-      <w:bookmarkStart w:id="58" w:name="_Toc227364467"/>
-      <w:r>
-        <w:rPr>
-          <w:rFonts w:hint="eastAsia"/>
-        </w:rPr>
-        <w:t>元件清單及其規格描述</w:t>
-      </w:r>
-      <w:bookmarkEnd w:id="58"/>
     </w:p>
     <w:p>
       <w:pPr>
@@ -22485,14 +22746,14 @@
       <w:pPr>
         <w:pStyle w:val="2"/>
       </w:pPr>
-      <w:bookmarkStart w:id="59" w:name="_Toc227364468"/>
+      <w:bookmarkStart w:id="58" w:name="_Toc227364468"/>
       <w:r>
         <w:rPr>
           <w:rFonts w:hint="eastAsia"/>
         </w:rPr>
         <w:t>其他附屬之各種元件</w:t>
       </w:r>
-      <w:bookmarkEnd w:id="59"/>
+      <w:bookmarkEnd w:id="58"/>
     </w:p>
     <w:p>
       <w:pPr>
@@ -22511,7 +22772,7 @@
       <w:pPr>
         <w:pStyle w:val="1"/>
       </w:pPr>
-      <w:bookmarkStart w:id="60" w:name="_Toc227364469"/>
+      <w:bookmarkStart w:id="59" w:name="_Toc227364469"/>
       <w:r>
         <w:rPr>
           <w:rFonts w:hint="eastAsia"/>
@@ -22519,7 +22780,7 @@
         <w:lastRenderedPageBreak/>
         <w:t>測試模型</w:t>
       </w:r>
-      <w:bookmarkEnd w:id="60"/>
+      <w:bookmarkEnd w:id="59"/>
     </w:p>
     <w:p>
       <w:pPr>
@@ -22529,14 +22790,14 @@
           <w:tab w:val="left" w:pos="723"/>
         </w:tabs>
       </w:pPr>
-      <w:bookmarkStart w:id="61" w:name="_Toc227364470"/>
+      <w:bookmarkStart w:id="60" w:name="_Toc227364470"/>
       <w:r>
         <w:rPr>
           <w:rFonts w:hint="eastAsia"/>
         </w:rPr>
         <w:t>測試計畫</w:t>
       </w:r>
-      <w:bookmarkEnd w:id="61"/>
+      <w:bookmarkEnd w:id="60"/>
     </w:p>
     <w:p>
       <w:pPr>
@@ -22559,14 +22820,14 @@
           <w:tab w:val="left" w:pos="723"/>
         </w:tabs>
       </w:pPr>
-      <w:bookmarkStart w:id="62" w:name="_Toc227364471"/>
+      <w:bookmarkStart w:id="61" w:name="_Toc227364471"/>
       <w:r>
         <w:rPr>
           <w:rFonts w:hint="eastAsia"/>
         </w:rPr>
         <w:t>測試個案與測試結果資料</w:t>
       </w:r>
-      <w:bookmarkEnd w:id="62"/>
+      <w:bookmarkEnd w:id="61"/>
     </w:p>
     <w:p>
       <w:pPr>
@@ -22585,7 +22846,7 @@
       <w:pPr>
         <w:pStyle w:val="1"/>
       </w:pPr>
-      <w:bookmarkStart w:id="63" w:name="_Toc227364472"/>
+      <w:bookmarkStart w:id="62" w:name="_Toc227364472"/>
       <w:r>
         <w:rPr>
           <w:rFonts w:hint="eastAsia"/>
@@ -22593,7 +22854,7 @@
         <w:lastRenderedPageBreak/>
         <w:t>操作手冊</w:t>
       </w:r>
-      <w:bookmarkEnd w:id="63"/>
+      <w:bookmarkEnd w:id="62"/>
     </w:p>
     <w:p>
       <w:pPr>
@@ -22603,14 +22864,14 @@
           <w:tab w:val="left" w:pos="723"/>
         </w:tabs>
       </w:pPr>
-      <w:bookmarkStart w:id="64" w:name="_Toc227364473"/>
+      <w:bookmarkStart w:id="63" w:name="_Toc227364473"/>
       <w:r>
         <w:rPr>
           <w:rFonts w:hint="eastAsia"/>
         </w:rPr>
         <w:t>系統元件</w:t>
       </w:r>
-      <w:bookmarkEnd w:id="64"/>
+      <w:bookmarkEnd w:id="63"/>
     </w:p>
     <w:p>
       <w:pPr>
@@ -22633,14 +22894,14 @@
           <w:tab w:val="left" w:pos="723"/>
         </w:tabs>
       </w:pPr>
-      <w:bookmarkStart w:id="65" w:name="_Toc227364474"/>
+      <w:bookmarkStart w:id="64" w:name="_Toc227364474"/>
       <w:r>
         <w:rPr>
           <w:rFonts w:hint="eastAsia"/>
         </w:rPr>
         <w:t>系統下載及安裝</w:t>
       </w:r>
-      <w:bookmarkEnd w:id="65"/>
+      <w:bookmarkEnd w:id="64"/>
     </w:p>
     <w:p>
       <w:pPr>
@@ -22659,7 +22920,7 @@
       <w:pPr>
         <w:pStyle w:val="1"/>
       </w:pPr>
-      <w:bookmarkStart w:id="66" w:name="_Toc227364475"/>
+      <w:bookmarkStart w:id="65" w:name="_Toc227364475"/>
       <w:r>
         <w:rPr>
           <w:rFonts w:hint="eastAsia"/>
@@ -22667,7 +22928,7 @@
         <w:lastRenderedPageBreak/>
         <w:t>使用手冊</w:t>
       </w:r>
-      <w:bookmarkEnd w:id="66"/>
+      <w:bookmarkEnd w:id="65"/>
     </w:p>
     <w:p>
       <w:pPr>
@@ -22686,7 +22947,7 @@
       <w:pPr>
         <w:pStyle w:val="1"/>
       </w:pPr>
-      <w:bookmarkStart w:id="67" w:name="_Toc227364476"/>
+      <w:bookmarkStart w:id="66" w:name="_Toc227364476"/>
       <w:r>
         <w:rPr>
           <w:rFonts w:hint="eastAsia"/>
@@ -22694,7 +22955,7 @@
         <w:lastRenderedPageBreak/>
         <w:t>感想</w:t>
       </w:r>
-      <w:bookmarkEnd w:id="67"/>
+      <w:bookmarkEnd w:id="66"/>
     </w:p>
     <w:p>
       <w:pPr>
@@ -22713,7 +22974,7 @@
       <w:pPr>
         <w:pStyle w:val="1"/>
       </w:pPr>
-      <w:bookmarkStart w:id="68" w:name="_Toc227364477"/>
+      <w:bookmarkStart w:id="67" w:name="_Toc227364477"/>
       <w:r>
         <w:rPr>
           <w:rFonts w:hint="eastAsia"/>
@@ -22721,7 +22982,7 @@
         <w:lastRenderedPageBreak/>
         <w:t>參考資料</w:t>
       </w:r>
-      <w:bookmarkEnd w:id="68"/>
+      <w:bookmarkEnd w:id="67"/>
     </w:p>
     <w:p>
       <w:pPr>
@@ -22770,11 +23031,11 @@
       <w:pPr>
         <w:pStyle w:val="a"/>
       </w:pPr>
-      <w:bookmarkStart w:id="69" w:name="_Toc227364478"/>
+      <w:bookmarkStart w:id="68" w:name="_Toc227364478"/>
       <w:r>
         <w:t>會議紀錄</w:t>
       </w:r>
-      <w:bookmarkEnd w:id="69"/>
+      <w:bookmarkEnd w:id="68"/>
     </w:p>
     <w:p>
       <w:pPr>
@@ -22793,14 +23054,14 @@
       <w:pPr>
         <w:pStyle w:val="a"/>
       </w:pPr>
-      <w:bookmarkStart w:id="70" w:name="_Toc227364479"/>
+      <w:bookmarkStart w:id="69" w:name="_Toc227364479"/>
       <w:r>
         <w:rPr>
           <w:rFonts w:hint="eastAsia"/>
         </w:rPr>
         <w:t>問卷題目</w:t>
       </w:r>
-      <w:bookmarkEnd w:id="70"/>
+      <w:bookmarkEnd w:id="69"/>
     </w:p>
     <w:p>
       <w:pPr>
@@ -22819,14 +23080,14 @@
       <w:pPr>
         <w:pStyle w:val="a"/>
       </w:pPr>
-      <w:bookmarkStart w:id="71" w:name="_Toc227364480"/>
+      <w:bookmarkStart w:id="70" w:name="_Toc227364480"/>
       <w:r>
         <w:rPr>
           <w:rFonts w:hint="eastAsia"/>
         </w:rPr>
         <w:t>評審問題回覆</w:t>
       </w:r>
-      <w:bookmarkEnd w:id="71"/>
+      <w:bookmarkEnd w:id="70"/>
     </w:p>
     <w:p>
       <w:pPr>

--- a/documents/四技第115414組-救「舊」我的書-系統手冊.docx
+++ b/documents/四技第115414組-救「舊」我的書-系統手冊.docx
@@ -871,7 +871,21 @@
           <w:rFonts w:hint="eastAsia"/>
           <w:color w:val="000000" w:themeColor="text1"/>
         </w:rPr>
-        <w:t>北城市科技大學吳政佑同學。其於</w:t>
+        <w:t>北城市科技大學吳政佑同學</w:t>
+      </w:r>
+      <w:r>
+        <w:rPr>
+          <w:rFonts w:hint="eastAsia"/>
+          <w:color w:val="000000" w:themeColor="text1"/>
+        </w:rPr>
+        <w:t>，</w:t>
+      </w:r>
+      <w:r>
+        <w:rPr>
+          <w:rFonts w:hint="eastAsia"/>
+          <w:color w:val="000000" w:themeColor="text1"/>
+        </w:rPr>
+        <w:t>其於</w:t>
       </w:r>
       <w:r>
         <w:rPr>
@@ -2871,7 +2885,7 @@
             <w:noProof/>
             <w:webHidden/>
           </w:rPr>
-          <w:t>16</w:t>
+          <w:t>17</w:t>
         </w:r>
         <w:r>
           <w:rPr>
@@ -2983,7 +2997,7 @@
             <w:noProof/>
             <w:webHidden/>
           </w:rPr>
-          <w:t>17</w:t>
+          <w:t>18</w:t>
         </w:r>
         <w:r>
           <w:rPr>
@@ -3074,7 +3088,7 @@
             <w:noProof/>
             <w:webHidden/>
           </w:rPr>
-          <w:t>17</w:t>
+          <w:t>18</w:t>
         </w:r>
         <w:r>
           <w:rPr>
@@ -3165,7 +3179,7 @@
             <w:noProof/>
             <w:webHidden/>
           </w:rPr>
-          <w:t>17</w:t>
+          <w:t>18</w:t>
         </w:r>
         <w:r>
           <w:rPr>
@@ -3271,7 +3285,7 @@
             <w:noProof/>
             <w:webHidden/>
           </w:rPr>
-          <w:t>17</w:t>
+          <w:t>18</w:t>
         </w:r>
         <w:r>
           <w:rPr>
@@ -3383,7 +3397,7 @@
             <w:noProof/>
             <w:webHidden/>
           </w:rPr>
-          <w:t>18</w:t>
+          <w:t>19</w:t>
         </w:r>
         <w:r>
           <w:rPr>
@@ -3474,7 +3488,7 @@
             <w:noProof/>
             <w:webHidden/>
           </w:rPr>
-          <w:t>18</w:t>
+          <w:t>19</w:t>
         </w:r>
         <w:r>
           <w:rPr>
@@ -3565,7 +3579,7 @@
             <w:noProof/>
             <w:webHidden/>
           </w:rPr>
-          <w:t>20</w:t>
+          <w:t>21</w:t>
         </w:r>
         <w:r>
           <w:rPr>
@@ -3656,7 +3670,7 @@
             <w:noProof/>
             <w:webHidden/>
           </w:rPr>
-          <w:t>20</w:t>
+          <w:t>22</w:t>
         </w:r>
         <w:r>
           <w:rPr>
@@ -3747,7 +3761,7 @@
             <w:noProof/>
             <w:webHidden/>
           </w:rPr>
-          <w:t>20</w:t>
+          <w:t>23</w:t>
         </w:r>
         <w:r>
           <w:rPr>
@@ -3859,7 +3873,7 @@
             <w:noProof/>
             <w:webHidden/>
           </w:rPr>
-          <w:t>21</w:t>
+          <w:t>24</w:t>
         </w:r>
         <w:r>
           <w:rPr>
@@ -3950,7 +3964,7 @@
             <w:noProof/>
             <w:webHidden/>
           </w:rPr>
-          <w:t>21</w:t>
+          <w:t>24</w:t>
         </w:r>
         <w:r>
           <w:rPr>
@@ -4041,7 +4055,7 @@
             <w:noProof/>
             <w:webHidden/>
           </w:rPr>
-          <w:t>21</w:t>
+          <w:t>24</w:t>
         </w:r>
         <w:r>
           <w:rPr>
@@ -4153,7 +4167,7 @@
             <w:noProof/>
             <w:webHidden/>
           </w:rPr>
-          <w:t>22</w:t>
+          <w:t>25</w:t>
         </w:r>
         <w:r>
           <w:rPr>
@@ -4244,7 +4258,7 @@
             <w:noProof/>
             <w:webHidden/>
           </w:rPr>
-          <w:t>22</w:t>
+          <w:t>25</w:t>
         </w:r>
         <w:r>
           <w:rPr>
@@ -4335,7 +4349,7 @@
             <w:noProof/>
             <w:webHidden/>
           </w:rPr>
-          <w:t>22</w:t>
+          <w:t>26</w:t>
         </w:r>
         <w:r>
           <w:rPr>
@@ -4426,7 +4440,7 @@
             <w:noProof/>
             <w:webHidden/>
           </w:rPr>
-          <w:t>22</w:t>
+          <w:t>26</w:t>
         </w:r>
         <w:r>
           <w:rPr>
@@ -4517,7 +4531,7 @@
             <w:noProof/>
             <w:webHidden/>
           </w:rPr>
-          <w:t>23</w:t>
+          <w:t>27</w:t>
         </w:r>
         <w:r>
           <w:rPr>
@@ -4629,7 +4643,7 @@
             <w:noProof/>
             <w:webHidden/>
           </w:rPr>
-          <w:t>24</w:t>
+          <w:t>28</w:t>
         </w:r>
         <w:r>
           <w:rPr>
@@ -4720,7 +4734,7 @@
             <w:noProof/>
             <w:webHidden/>
           </w:rPr>
-          <w:t>24</w:t>
+          <w:t>28</w:t>
         </w:r>
         <w:r>
           <w:rPr>
@@ -4820,7 +4834,7 @@
             <w:noProof/>
             <w:webHidden/>
           </w:rPr>
-          <w:t>24</w:t>
+          <w:t>28</w:t>
         </w:r>
         <w:r>
           <w:rPr>
@@ -4932,7 +4946,7 @@
             <w:noProof/>
             <w:webHidden/>
           </w:rPr>
-          <w:t>25</w:t>
+          <w:t>29</w:t>
         </w:r>
         <w:r>
           <w:rPr>
@@ -5023,7 +5037,7 @@
             <w:noProof/>
             <w:webHidden/>
           </w:rPr>
-          <w:t>25</w:t>
+          <w:t>29</w:t>
         </w:r>
         <w:r>
           <w:rPr>
@@ -5114,7 +5128,7 @@
             <w:noProof/>
             <w:webHidden/>
           </w:rPr>
-          <w:t>25</w:t>
+          <w:t>29</w:t>
         </w:r>
         <w:r>
           <w:rPr>
@@ -5226,7 +5240,7 @@
             <w:noProof/>
             <w:webHidden/>
           </w:rPr>
-          <w:t>26</w:t>
+          <w:t>30</w:t>
         </w:r>
         <w:r>
           <w:rPr>
@@ -5317,7 +5331,7 @@
             <w:noProof/>
             <w:webHidden/>
           </w:rPr>
-          <w:t>26</w:t>
+          <w:t>30</w:t>
         </w:r>
         <w:r>
           <w:rPr>
@@ -5408,7 +5422,7 @@
             <w:noProof/>
             <w:webHidden/>
           </w:rPr>
-          <w:t>26</w:t>
+          <w:t>30</w:t>
         </w:r>
         <w:r>
           <w:rPr>
@@ -5520,7 +5534,7 @@
             <w:noProof/>
             <w:webHidden/>
           </w:rPr>
-          <w:t>27</w:t>
+          <w:t>31</w:t>
         </w:r>
         <w:r>
           <w:rPr>
@@ -5611,7 +5625,7 @@
             <w:noProof/>
             <w:webHidden/>
           </w:rPr>
-          <w:t>27</w:t>
+          <w:t>31</w:t>
         </w:r>
         <w:r>
           <w:rPr>
@@ -5702,7 +5716,7 @@
             <w:noProof/>
             <w:webHidden/>
           </w:rPr>
-          <w:t>27</w:t>
+          <w:t>31</w:t>
         </w:r>
         <w:r>
           <w:rPr>
@@ -5814,7 +5828,7 @@
             <w:noProof/>
             <w:webHidden/>
           </w:rPr>
-          <w:t>28</w:t>
+          <w:t>32</w:t>
         </w:r>
         <w:r>
           <w:rPr>
@@ -5926,7 +5940,7 @@
             <w:noProof/>
             <w:webHidden/>
           </w:rPr>
-          <w:t>29</w:t>
+          <w:t>33</w:t>
         </w:r>
         <w:r>
           <w:rPr>
@@ -6038,7 +6052,7 @@
             <w:noProof/>
             <w:webHidden/>
           </w:rPr>
-          <w:t>30</w:t>
+          <w:t>34</w:t>
         </w:r>
         <w:r>
           <w:rPr>
@@ -6134,7 +6148,7 @@
             <w:noProof/>
             <w:webHidden/>
           </w:rPr>
-          <w:t>30</w:t>
+          <w:t>34</w:t>
         </w:r>
         <w:r>
           <w:rPr>
@@ -6230,7 +6244,7 @@
             <w:noProof/>
             <w:webHidden/>
           </w:rPr>
-          <w:t>30</w:t>
+          <w:t>34</w:t>
         </w:r>
         <w:r>
           <w:rPr>
@@ -6326,7 +6340,7 @@
             <w:noProof/>
             <w:webHidden/>
           </w:rPr>
-          <w:t>30</w:t>
+          <w:t>34</w:t>
         </w:r>
         <w:r>
           <w:rPr>
@@ -6409,7 +6423,7 @@
       <w:r>
         <w:fldChar w:fldCharType="separate"/>
       </w:r>
-      <w:hyperlink w:anchor="_Toc227408890" w:history="1">
+      <w:hyperlink w:anchor="_Toc227533603" w:history="1">
         <w:r>
           <w:rPr>
             <w:rStyle w:val="afc"/>
@@ -6460,7 +6474,7 @@
             <w:noProof/>
             <w:webHidden/>
           </w:rPr>
-          <w:instrText xml:space="preserve"> PAGEREF _Toc227408890 \h </w:instrText>
+          <w:instrText xml:space="preserve"> PAGEREF _Toc227533603 \h </w:instrText>
         </w:r>
         <w:r>
           <w:rPr>
@@ -6505,7 +6519,7 @@
           <w:lang w:bidi="ar-SA"/>
         </w:rPr>
       </w:pPr>
-      <w:hyperlink w:anchor="_Toc227408891" w:history="1">
+      <w:hyperlink w:anchor="_Toc227533604" w:history="1">
         <w:r>
           <w:rPr>
             <w:rStyle w:val="afc"/>
@@ -6556,7 +6570,7 @@
             <w:noProof/>
             <w:webHidden/>
           </w:rPr>
-          <w:instrText xml:space="preserve"> PAGEREF _Toc227408891 \h </w:instrText>
+          <w:instrText xml:space="preserve"> PAGEREF _Toc227533604 \h </w:instrText>
         </w:r>
         <w:r>
           <w:rPr>
@@ -6601,7 +6615,7 @@
           <w:lang w:bidi="ar-SA"/>
         </w:rPr>
       </w:pPr>
-      <w:hyperlink w:anchor="_Toc227408892" w:history="1">
+      <w:hyperlink w:anchor="_Toc227533605" w:history="1">
         <w:r>
           <w:rPr>
             <w:rStyle w:val="afc"/>
@@ -6652,7 +6666,7 @@
             <w:noProof/>
             <w:webHidden/>
           </w:rPr>
-          <w:instrText xml:space="preserve"> PAGEREF _Toc227408892 \h </w:instrText>
+          <w:instrText xml:space="preserve"> PAGEREF _Toc227533605 \h </w:instrText>
         </w:r>
         <w:r>
           <w:rPr>
@@ -6697,7 +6711,7 @@
           <w:lang w:bidi="ar-SA"/>
         </w:rPr>
       </w:pPr>
-      <w:hyperlink w:anchor="_Toc227408893" w:history="1">
+      <w:hyperlink w:anchor="_Toc227533606" w:history="1">
         <w:r>
           <w:rPr>
             <w:rStyle w:val="afc"/>
@@ -6748,7 +6762,7 @@
             <w:noProof/>
             <w:webHidden/>
           </w:rPr>
-          <w:instrText xml:space="preserve"> PAGEREF _Toc227408893 \h </w:instrText>
+          <w:instrText xml:space="preserve"> PAGEREF _Toc227533606 \h </w:instrText>
         </w:r>
         <w:r>
           <w:rPr>
@@ -6793,7 +6807,7 @@
           <w:lang w:bidi="ar-SA"/>
         </w:rPr>
       </w:pPr>
-      <w:hyperlink w:anchor="_Toc227408894" w:history="1">
+      <w:hyperlink w:anchor="_Toc227533607" w:history="1">
         <w:r>
           <w:rPr>
             <w:rStyle w:val="afc"/>
@@ -6844,7 +6858,7 @@
             <w:noProof/>
             <w:webHidden/>
           </w:rPr>
-          <w:instrText xml:space="preserve"> PAGEREF _Toc227408894 \h </w:instrText>
+          <w:instrText xml:space="preserve"> PAGEREF _Toc227533607 \h </w:instrText>
         </w:r>
         <w:r>
           <w:rPr>
@@ -6889,7 +6903,7 @@
           <w:lang w:bidi="ar-SA"/>
         </w:rPr>
       </w:pPr>
-      <w:hyperlink w:anchor="_Toc227408895" w:history="1">
+      <w:hyperlink w:anchor="_Toc227533608" w:history="1">
         <w:r>
           <w:rPr>
             <w:rStyle w:val="afc"/>
@@ -6940,7 +6954,7 @@
             <w:noProof/>
             <w:webHidden/>
           </w:rPr>
-          <w:instrText xml:space="preserve"> PAGEREF _Toc227408895 \h </w:instrText>
+          <w:instrText xml:space="preserve"> PAGEREF _Toc227533608 \h </w:instrText>
         </w:r>
         <w:r>
           <w:rPr>
@@ -6985,7 +6999,7 @@
           <w:lang w:bidi="ar-SA"/>
         </w:rPr>
       </w:pPr>
-      <w:hyperlink w:anchor="_Toc227408896" w:history="1">
+      <w:hyperlink w:anchor="_Toc227533609" w:history="1">
         <w:r>
           <w:rPr>
             <w:rStyle w:val="afc"/>
@@ -7036,7 +7050,7 @@
             <w:noProof/>
             <w:webHidden/>
           </w:rPr>
-          <w:instrText xml:space="preserve"> PAGEREF _Toc227408896 \h </w:instrText>
+          <w:instrText xml:space="preserve"> PAGEREF _Toc227533609 \h </w:instrText>
         </w:r>
         <w:r>
           <w:rPr>
@@ -7081,7 +7095,7 @@
           <w:lang w:bidi="ar-SA"/>
         </w:rPr>
       </w:pPr>
-      <w:hyperlink w:anchor="_Toc227408897" w:history="1">
+      <w:hyperlink w:anchor="_Toc227533610" w:history="1">
         <w:r>
           <w:rPr>
             <w:rStyle w:val="afc"/>
@@ -7132,7 +7146,7 @@
             <w:noProof/>
             <w:webHidden/>
           </w:rPr>
-          <w:instrText xml:space="preserve"> PAGEREF _Toc227408897 \h </w:instrText>
+          <w:instrText xml:space="preserve"> PAGEREF _Toc227533610 \h </w:instrText>
         </w:r>
         <w:r>
           <w:rPr>
@@ -7177,7 +7191,7 @@
           <w:lang w:bidi="ar-SA"/>
         </w:rPr>
       </w:pPr>
-      <w:hyperlink w:anchor="_Toc227408898" w:history="1">
+      <w:hyperlink w:anchor="_Toc227533611" w:history="1">
         <w:r>
           <w:rPr>
             <w:rStyle w:val="afc"/>
@@ -7228,7 +7242,7 @@
             <w:noProof/>
             <w:webHidden/>
           </w:rPr>
-          <w:instrText xml:space="preserve"> PAGEREF _Toc227408898 \h </w:instrText>
+          <w:instrText xml:space="preserve"> PAGEREF _Toc227533611 \h </w:instrText>
         </w:r>
         <w:r>
           <w:rPr>
@@ -7273,7 +7287,7 @@
           <w:lang w:bidi="ar-SA"/>
         </w:rPr>
       </w:pPr>
-      <w:hyperlink w:anchor="_Toc227408899" w:history="1">
+      <w:hyperlink w:anchor="_Toc227533612" w:history="1">
         <w:r>
           <w:rPr>
             <w:rStyle w:val="afc"/>
@@ -7287,7 +7301,7 @@
             <w:rStyle w:val="afc"/>
             <w:noProof/>
           </w:rPr>
-          <w:t xml:space="preserve"> 7-4</w:t>
+          <w:t xml:space="preserve"> 7-1</w:t>
         </w:r>
         <w:r>
           <w:rPr>
@@ -7303,7 +7317,7 @@
             <w:rFonts w:hint="eastAsia"/>
             <w:noProof/>
           </w:rPr>
-          <w:t>商品之狀態機</w:t>
+          <w:t>佈署圖</w:t>
         </w:r>
         <w:r>
           <w:rPr>
@@ -7324,7 +7338,7 @@
             <w:noProof/>
             <w:webHidden/>
           </w:rPr>
-          <w:instrText xml:space="preserve"> PAGEREF _Toc227408899 \h </w:instrText>
+          <w:instrText xml:space="preserve"> PAGEREF _Toc227533612 \h </w:instrText>
         </w:r>
         <w:r>
           <w:rPr>
@@ -7344,7 +7358,7 @@
             <w:noProof/>
             <w:webHidden/>
           </w:rPr>
-          <w:t>23</w:t>
+          <w:t>25</w:t>
         </w:r>
         <w:r>
           <w:rPr>
@@ -7369,7 +7383,7 @@
           <w:lang w:bidi="ar-SA"/>
         </w:rPr>
       </w:pPr>
-      <w:hyperlink w:anchor="_Toc227408900" w:history="1">
+      <w:hyperlink w:anchor="_Toc227533613" w:history="1">
         <w:r>
           <w:rPr>
             <w:rStyle w:val="afc"/>
@@ -7391,7 +7405,7 @@
             <w:noProof/>
           </w:rPr>
           <w:noBreakHyphen/>
-          <w:t xml:space="preserve">2 </w:t>
+          <w:t xml:space="preserve">1 </w:t>
         </w:r>
         <w:r>
           <w:rPr>
@@ -7399,7 +7413,7 @@
             <w:rFonts w:hint="eastAsia"/>
             <w:noProof/>
           </w:rPr>
-          <w:t>訂單之狀態機</w:t>
+          <w:t>商品之狀態機</w:t>
         </w:r>
         <w:r>
           <w:rPr>
@@ -7420,7 +7434,7 @@
             <w:noProof/>
             <w:webHidden/>
           </w:rPr>
-          <w:instrText xml:space="preserve"> PAGEREF _Toc227408900 \h </w:instrText>
+          <w:instrText xml:space="preserve"> PAGEREF _Toc227533613 \h </w:instrText>
         </w:r>
         <w:r>
           <w:rPr>
@@ -7440,7 +7454,7 @@
             <w:noProof/>
             <w:webHidden/>
           </w:rPr>
-          <w:t>23</w:t>
+          <w:t>27</w:t>
         </w:r>
         <w:r>
           <w:rPr>
@@ -7450,39 +7464,6 @@
           <w:fldChar w:fldCharType="end"/>
         </w:r>
       </w:hyperlink>
-    </w:p>
-    <w:p>
-      <w:pPr>
-        <w:rPr>
-          <w:sz w:val="28"/>
-        </w:rPr>
-      </w:pPr>
-      <w:r>
-        <w:rPr>
-          <w:sz w:val="28"/>
-        </w:rPr>
-        <w:fldChar w:fldCharType="end"/>
-      </w:r>
-      <w:r>
-        <w:rPr>
-          <w:sz w:val="28"/>
-        </w:rPr>
-        <w:br w:type="page"/>
-      </w:r>
-    </w:p>
-    <w:p>
-      <w:pPr>
-        <w:pStyle w:val="af6"/>
-      </w:pPr>
-      <w:bookmarkStart w:id="3" w:name="_Toc227364431"/>
-      <w:r>
-        <w:rPr>
-          <w:rFonts w:hint="eastAsia"/>
-        </w:rPr>
-        <w:lastRenderedPageBreak/>
-        <w:t>表目錄</w:t>
-      </w:r>
-      <w:bookmarkEnd w:id="3"/>
     </w:p>
     <w:p>
       <w:pPr>
@@ -7498,51 +7479,29 @@
           <w:lang w:bidi="ar-SA"/>
         </w:rPr>
       </w:pPr>
-      <w:r>
-        <w:fldChar w:fldCharType="begin"/>
-      </w:r>
-      <w:r>
-        <w:instrText xml:space="preserve"> </w:instrText>
-      </w:r>
-      <w:r>
-        <w:rPr>
-          <w:rFonts w:hint="eastAsia"/>
-        </w:rPr>
-        <w:instrText>TOC \h \z \c "</w:instrText>
-      </w:r>
-      <w:r>
-        <w:rPr>
-          <w:rFonts w:hint="eastAsia"/>
-        </w:rPr>
-        <w:instrText>表</w:instrText>
-      </w:r>
-      <w:r>
-        <w:rPr>
-          <w:rFonts w:hint="eastAsia"/>
-        </w:rPr>
-        <w:instrText>"</w:instrText>
-      </w:r>
-      <w:r>
-        <w:instrText xml:space="preserve"> </w:instrText>
-      </w:r>
-      <w:r>
-        <w:fldChar w:fldCharType="separate"/>
-      </w:r>
-      <w:hyperlink w:anchor="_Toc227408908" w:history="1">
+      <w:hyperlink w:anchor="_Toc227533614" w:history="1">
         <w:r>
           <w:rPr>
             <w:rStyle w:val="afc"/>
             <w:rFonts w:hint="eastAsia"/>
             <w:noProof/>
           </w:rPr>
-          <w:t>表</w:t>
+          <w:t>圖</w:t>
         </w:r>
         <w:r>
           <w:rPr>
             <w:rStyle w:val="afc"/>
             <w:noProof/>
           </w:rPr>
-          <w:t xml:space="preserve"> 1-2-1 </w:t>
+          <w:t xml:space="preserve"> 7-4</w:t>
+        </w:r>
+        <w:r>
+          <w:rPr>
+            <w:rStyle w:val="afc"/>
+            <w:noProof/>
+          </w:rPr>
+          <w:noBreakHyphen/>
+          <w:t xml:space="preserve">2 </w:t>
         </w:r>
         <w:r>
           <w:rPr>
@@ -7550,7 +7509,7 @@
             <w:rFonts w:hint="eastAsia"/>
             <w:noProof/>
           </w:rPr>
-          <w:t>各二手書交易平台之功能比較表</w:t>
+          <w:t>訂單之狀態機</w:t>
         </w:r>
         <w:r>
           <w:rPr>
@@ -7571,7 +7530,7 @@
             <w:noProof/>
             <w:webHidden/>
           </w:rPr>
-          <w:instrText xml:space="preserve"> PAGEREF _Toc227408908 \h </w:instrText>
+          <w:instrText xml:space="preserve"> PAGEREF _Toc227533614 \h </w:instrText>
         </w:r>
         <w:r>
           <w:rPr>
@@ -7591,7 +7550,7 @@
             <w:noProof/>
             <w:webHidden/>
           </w:rPr>
-          <w:t>2</w:t>
+          <w:t>27</w:t>
         </w:r>
         <w:r>
           <w:rPr>
@@ -7601,6 +7560,39 @@
           <w:fldChar w:fldCharType="end"/>
         </w:r>
       </w:hyperlink>
+    </w:p>
+    <w:p>
+      <w:pPr>
+        <w:rPr>
+          <w:sz w:val="28"/>
+        </w:rPr>
+      </w:pPr>
+      <w:r>
+        <w:rPr>
+          <w:sz w:val="28"/>
+        </w:rPr>
+        <w:fldChar w:fldCharType="end"/>
+      </w:r>
+      <w:r>
+        <w:rPr>
+          <w:sz w:val="28"/>
+        </w:rPr>
+        <w:br w:type="page"/>
+      </w:r>
+    </w:p>
+    <w:p>
+      <w:pPr>
+        <w:pStyle w:val="af6"/>
+      </w:pPr>
+      <w:bookmarkStart w:id="3" w:name="_Toc227364431"/>
+      <w:r>
+        <w:rPr>
+          <w:rFonts w:hint="eastAsia"/>
+        </w:rPr>
+        <w:lastRenderedPageBreak/>
+        <w:t>表目錄</w:t>
+      </w:r>
+      <w:bookmarkEnd w:id="3"/>
     </w:p>
     <w:p>
       <w:pPr>
@@ -7616,7 +7608,37 @@
           <w:lang w:bidi="ar-SA"/>
         </w:rPr>
       </w:pPr>
-      <w:hyperlink w:anchor="_Toc227408909" w:history="1">
+      <w:r>
+        <w:fldChar w:fldCharType="begin"/>
+      </w:r>
+      <w:r>
+        <w:instrText xml:space="preserve"> </w:instrText>
+      </w:r>
+      <w:r>
+        <w:rPr>
+          <w:rFonts w:hint="eastAsia"/>
+        </w:rPr>
+        <w:instrText>TOC \h \z \c "</w:instrText>
+      </w:r>
+      <w:r>
+        <w:rPr>
+          <w:rFonts w:hint="eastAsia"/>
+        </w:rPr>
+        <w:instrText>表</w:instrText>
+      </w:r>
+      <w:r>
+        <w:rPr>
+          <w:rFonts w:hint="eastAsia"/>
+        </w:rPr>
+        <w:instrText>"</w:instrText>
+      </w:r>
+      <w:r>
+        <w:instrText xml:space="preserve"> </w:instrText>
+      </w:r>
+      <w:r>
+        <w:fldChar w:fldCharType="separate"/>
+      </w:r>
+      <w:hyperlink w:anchor="_Toc227533615" w:history="1">
         <w:r>
           <w:rPr>
             <w:rStyle w:val="afc"/>
@@ -7630,7 +7652,7 @@
             <w:rStyle w:val="afc"/>
             <w:noProof/>
           </w:rPr>
-          <w:t xml:space="preserve"> 2-2-1 </w:t>
+          <w:t xml:space="preserve"> 1-2-1 </w:t>
         </w:r>
         <w:r>
           <w:rPr>
@@ -7638,14 +7660,7 @@
             <w:rFonts w:hint="eastAsia"/>
             <w:noProof/>
           </w:rPr>
-          <w:t>商業模式－</w:t>
-        </w:r>
-        <w:r>
-          <w:rPr>
-            <w:rStyle w:val="afc"/>
-            <w:noProof/>
-          </w:rPr>
-          <w:t>Business model</w:t>
+          <w:t>各二手書交易平台之功能比較表</w:t>
         </w:r>
         <w:r>
           <w:rPr>
@@ -7666,7 +7681,7 @@
             <w:noProof/>
             <w:webHidden/>
           </w:rPr>
-          <w:instrText xml:space="preserve"> PAGEREF _Toc227408909 \h </w:instrText>
+          <w:instrText xml:space="preserve"> PAGEREF _Toc227533615 \h </w:instrText>
         </w:r>
         <w:r>
           <w:rPr>
@@ -7686,7 +7701,7 @@
             <w:noProof/>
             <w:webHidden/>
           </w:rPr>
-          <w:t>9</w:t>
+          <w:t>2</w:t>
         </w:r>
         <w:r>
           <w:rPr>
@@ -7711,7 +7726,7 @@
           <w:lang w:bidi="ar-SA"/>
         </w:rPr>
       </w:pPr>
-      <w:hyperlink w:anchor="_Toc227408910" w:history="1">
+      <w:hyperlink w:anchor="_Toc227533616" w:history="1">
         <w:r>
           <w:rPr>
             <w:rStyle w:val="afc"/>
@@ -7725,7 +7740,7 @@
             <w:rStyle w:val="afc"/>
             <w:noProof/>
           </w:rPr>
-          <w:t xml:space="preserve"> 2-4-1 TOWS</w:t>
+          <w:t xml:space="preserve"> 2-2-1 </w:t>
         </w:r>
         <w:r>
           <w:rPr>
@@ -7733,7 +7748,14 @@
             <w:rFonts w:hint="eastAsia"/>
             <w:noProof/>
           </w:rPr>
-          <w:t>矩陣策略分析表</w:t>
+          <w:t>商業模式－</w:t>
+        </w:r>
+        <w:r>
+          <w:rPr>
+            <w:rStyle w:val="afc"/>
+            <w:noProof/>
+          </w:rPr>
+          <w:t>Business model</w:t>
         </w:r>
         <w:r>
           <w:rPr>
@@ -7754,7 +7776,7 @@
             <w:noProof/>
             <w:webHidden/>
           </w:rPr>
-          <w:instrText xml:space="preserve"> PAGEREF _Toc227408910 \h </w:instrText>
+          <w:instrText xml:space="preserve"> PAGEREF _Toc227533616 \h </w:instrText>
         </w:r>
         <w:r>
           <w:rPr>
@@ -7774,7 +7796,7 @@
             <w:noProof/>
             <w:webHidden/>
           </w:rPr>
-          <w:t>12</w:t>
+          <w:t>9</w:t>
         </w:r>
         <w:r>
           <w:rPr>
@@ -7799,7 +7821,7 @@
           <w:lang w:bidi="ar-SA"/>
         </w:rPr>
       </w:pPr>
-      <w:hyperlink w:anchor="_Toc227408911" w:history="1">
+      <w:hyperlink w:anchor="_Toc227533617" w:history="1">
         <w:r>
           <w:rPr>
             <w:rStyle w:val="afc"/>
@@ -7813,7 +7835,7 @@
             <w:rStyle w:val="afc"/>
             <w:noProof/>
           </w:rPr>
-          <w:t xml:space="preserve"> 3-3-1 </w:t>
+          <w:t xml:space="preserve"> 2-4-1 TOWS</w:t>
         </w:r>
         <w:r>
           <w:rPr>
@@ -7821,7 +7843,7 @@
             <w:rFonts w:hint="eastAsia"/>
             <w:noProof/>
           </w:rPr>
-          <w:t>系統開發工具與技術標準彙整表</w:t>
+          <w:t>矩陣策略分析表</w:t>
         </w:r>
         <w:r>
           <w:rPr>
@@ -7842,7 +7864,7 @@
             <w:noProof/>
             <w:webHidden/>
           </w:rPr>
-          <w:instrText xml:space="preserve"> PAGEREF _Toc227408911 \h </w:instrText>
+          <w:instrText xml:space="preserve"> PAGEREF _Toc227533617 \h </w:instrText>
         </w:r>
         <w:r>
           <w:rPr>
@@ -7862,7 +7884,7 @@
             <w:noProof/>
             <w:webHidden/>
           </w:rPr>
-          <w:t>16</w:t>
+          <w:t>12</w:t>
         </w:r>
         <w:r>
           <w:rPr>
@@ -7887,7 +7909,7 @@
           <w:lang w:bidi="ar-SA"/>
         </w:rPr>
       </w:pPr>
-      <w:hyperlink w:anchor="_Toc227408912" w:history="1">
+      <w:hyperlink w:anchor="_Toc227533618" w:history="1">
         <w:r>
           <w:rPr>
             <w:rStyle w:val="afc"/>
@@ -7901,7 +7923,7 @@
             <w:rStyle w:val="afc"/>
             <w:noProof/>
           </w:rPr>
-          <w:t xml:space="preserve"> 5-1-1 </w:t>
+          <w:t xml:space="preserve"> 3-2-1 </w:t>
         </w:r>
         <w:r>
           <w:rPr>
@@ -7909,7 +7931,7 @@
             <w:rFonts w:hint="eastAsia"/>
             <w:noProof/>
           </w:rPr>
-          <w:t>使用者功能性需求表</w:t>
+          <w:t>伺服器端軟硬體規格需求表</w:t>
         </w:r>
         <w:r>
           <w:rPr>
@@ -7930,7 +7952,7 @@
             <w:noProof/>
             <w:webHidden/>
           </w:rPr>
-          <w:instrText xml:space="preserve"> PAGEREF _Toc227408912 \h </w:instrText>
+          <w:instrText xml:space="preserve"> PAGEREF _Toc227533618 \h </w:instrText>
         </w:r>
         <w:r>
           <w:rPr>
@@ -7950,7 +7972,7 @@
             <w:noProof/>
             <w:webHidden/>
           </w:rPr>
-          <w:t>18</w:t>
+          <w:t>15</w:t>
         </w:r>
         <w:r>
           <w:rPr>
@@ -7975,7 +7997,7 @@
           <w:lang w:bidi="ar-SA"/>
         </w:rPr>
       </w:pPr>
-      <w:hyperlink w:anchor="_Toc227408913" w:history="1">
+      <w:hyperlink w:anchor="_Toc227533619" w:history="1">
         <w:r>
           <w:rPr>
             <w:rStyle w:val="afc"/>
@@ -7989,7 +8011,7 @@
             <w:rStyle w:val="afc"/>
             <w:noProof/>
           </w:rPr>
-          <w:t xml:space="preserve"> 5-1-2 </w:t>
+          <w:t xml:space="preserve"> 3-2-2 </w:t>
         </w:r>
         <w:r>
           <w:rPr>
@@ -7997,7 +8019,7 @@
             <w:rFonts w:hint="eastAsia"/>
             <w:noProof/>
           </w:rPr>
-          <w:t>系統管理員功能性需求表</w:t>
+          <w:t>管理端電腦軟硬體規格需求表</w:t>
         </w:r>
         <w:r>
           <w:rPr>
@@ -8018,7 +8040,7 @@
             <w:noProof/>
             <w:webHidden/>
           </w:rPr>
-          <w:instrText xml:space="preserve"> PAGEREF _Toc227408913 \h </w:instrText>
+          <w:instrText xml:space="preserve"> PAGEREF _Toc227533619 \h </w:instrText>
         </w:r>
         <w:r>
           <w:rPr>
@@ -8038,7 +8060,7 @@
             <w:noProof/>
             <w:webHidden/>
           </w:rPr>
-          <w:t>19</w:t>
+          <w:t>15</w:t>
         </w:r>
         <w:r>
           <w:rPr>
@@ -8063,7 +8085,7 @@
           <w:lang w:bidi="ar-SA"/>
         </w:rPr>
       </w:pPr>
-      <w:hyperlink w:anchor="_Toc227408914" w:history="1">
+      <w:hyperlink w:anchor="_Toc227533620" w:history="1">
         <w:r>
           <w:rPr>
             <w:rStyle w:val="afc"/>
@@ -8077,7 +8099,7 @@
             <w:rStyle w:val="afc"/>
             <w:noProof/>
           </w:rPr>
-          <w:t xml:space="preserve"> 5-1-3 </w:t>
+          <w:t xml:space="preserve"> 3-2-3 </w:t>
         </w:r>
         <w:r>
           <w:rPr>
@@ -8085,6 +8107,534 @@
             <w:rFonts w:hint="eastAsia"/>
             <w:noProof/>
           </w:rPr>
+          <w:t>使用者端行動裝置軟硬體規格需求表</w:t>
+        </w:r>
+        <w:r>
+          <w:rPr>
+            <w:noProof/>
+            <w:webHidden/>
+          </w:rPr>
+          <w:tab/>
+        </w:r>
+        <w:r>
+          <w:rPr>
+            <w:noProof/>
+            <w:webHidden/>
+          </w:rPr>
+          <w:fldChar w:fldCharType="begin"/>
+        </w:r>
+        <w:r>
+          <w:rPr>
+            <w:noProof/>
+            <w:webHidden/>
+          </w:rPr>
+          <w:instrText xml:space="preserve"> PAGEREF _Toc227533620 \h </w:instrText>
+        </w:r>
+        <w:r>
+          <w:rPr>
+            <w:noProof/>
+            <w:webHidden/>
+          </w:rPr>
+        </w:r>
+        <w:r>
+          <w:rPr>
+            <w:noProof/>
+            <w:webHidden/>
+          </w:rPr>
+          <w:fldChar w:fldCharType="separate"/>
+        </w:r>
+        <w:r>
+          <w:rPr>
+            <w:noProof/>
+            <w:webHidden/>
+          </w:rPr>
+          <w:t>15</w:t>
+        </w:r>
+        <w:r>
+          <w:rPr>
+            <w:noProof/>
+            <w:webHidden/>
+          </w:rPr>
+          <w:fldChar w:fldCharType="end"/>
+        </w:r>
+      </w:hyperlink>
+    </w:p>
+    <w:p>
+      <w:pPr>
+        <w:pStyle w:val="afd"/>
+        <w:tabs>
+          <w:tab w:val="right" w:leader="dot" w:pos="10194"/>
+        </w:tabs>
+        <w:rPr>
+          <w:rFonts w:asciiTheme="minorHAnsi" w:eastAsiaTheme="minorEastAsia" w:hAnsiTheme="minorHAnsi"/>
+          <w:noProof/>
+          <w:sz w:val="24"/>
+          <w:szCs w:val="24"/>
+          <w:lang w:bidi="ar-SA"/>
+        </w:rPr>
+      </w:pPr>
+      <w:hyperlink w:anchor="_Toc227533621" w:history="1">
+        <w:r>
+          <w:rPr>
+            <w:rStyle w:val="afc"/>
+            <w:rFonts w:hint="eastAsia"/>
+            <w:noProof/>
+          </w:rPr>
+          <w:t>表</w:t>
+        </w:r>
+        <w:r>
+          <w:rPr>
+            <w:rStyle w:val="afc"/>
+            <w:noProof/>
+          </w:rPr>
+          <w:t xml:space="preserve"> 3-2-4 </w:t>
+        </w:r>
+        <w:r>
+          <w:rPr>
+            <w:rStyle w:val="afc"/>
+            <w:rFonts w:hint="eastAsia"/>
+            <w:noProof/>
+          </w:rPr>
+          <w:t>智慧書櫃物聯網終端軟硬體規格需求表</w:t>
+        </w:r>
+        <w:r>
+          <w:rPr>
+            <w:noProof/>
+            <w:webHidden/>
+          </w:rPr>
+          <w:tab/>
+        </w:r>
+        <w:r>
+          <w:rPr>
+            <w:noProof/>
+            <w:webHidden/>
+          </w:rPr>
+          <w:fldChar w:fldCharType="begin"/>
+        </w:r>
+        <w:r>
+          <w:rPr>
+            <w:noProof/>
+            <w:webHidden/>
+          </w:rPr>
+          <w:instrText xml:space="preserve"> PAGEREF _Toc227533621 \h </w:instrText>
+        </w:r>
+        <w:r>
+          <w:rPr>
+            <w:noProof/>
+            <w:webHidden/>
+          </w:rPr>
+        </w:r>
+        <w:r>
+          <w:rPr>
+            <w:noProof/>
+            <w:webHidden/>
+          </w:rPr>
+          <w:fldChar w:fldCharType="separate"/>
+        </w:r>
+        <w:r>
+          <w:rPr>
+            <w:noProof/>
+            <w:webHidden/>
+          </w:rPr>
+          <w:t>15</w:t>
+        </w:r>
+        <w:r>
+          <w:rPr>
+            <w:noProof/>
+            <w:webHidden/>
+          </w:rPr>
+          <w:fldChar w:fldCharType="end"/>
+        </w:r>
+      </w:hyperlink>
+    </w:p>
+    <w:p>
+      <w:pPr>
+        <w:pStyle w:val="afd"/>
+        <w:tabs>
+          <w:tab w:val="right" w:leader="dot" w:pos="10194"/>
+        </w:tabs>
+        <w:rPr>
+          <w:rFonts w:asciiTheme="minorHAnsi" w:eastAsiaTheme="minorEastAsia" w:hAnsiTheme="minorHAnsi"/>
+          <w:noProof/>
+          <w:sz w:val="24"/>
+          <w:szCs w:val="24"/>
+          <w:lang w:bidi="ar-SA"/>
+        </w:rPr>
+      </w:pPr>
+      <w:hyperlink w:anchor="_Toc227533622" w:history="1">
+        <w:r>
+          <w:rPr>
+            <w:rStyle w:val="afc"/>
+            <w:rFonts w:hint="eastAsia"/>
+            <w:noProof/>
+          </w:rPr>
+          <w:t>表</w:t>
+        </w:r>
+        <w:r>
+          <w:rPr>
+            <w:rStyle w:val="afc"/>
+            <w:noProof/>
+          </w:rPr>
+          <w:t xml:space="preserve"> 3-2-5 </w:t>
+        </w:r>
+        <w:r>
+          <w:rPr>
+            <w:rStyle w:val="afc"/>
+            <w:rFonts w:hint="eastAsia"/>
+            <w:noProof/>
+          </w:rPr>
+          <w:t>系統分層架構與技術平台配置表</w:t>
+        </w:r>
+        <w:r>
+          <w:rPr>
+            <w:noProof/>
+            <w:webHidden/>
+          </w:rPr>
+          <w:tab/>
+        </w:r>
+        <w:r>
+          <w:rPr>
+            <w:noProof/>
+            <w:webHidden/>
+          </w:rPr>
+          <w:fldChar w:fldCharType="begin"/>
+        </w:r>
+        <w:r>
+          <w:rPr>
+            <w:noProof/>
+            <w:webHidden/>
+          </w:rPr>
+          <w:instrText xml:space="preserve"> PAGEREF _Toc227533622 \h </w:instrText>
+        </w:r>
+        <w:r>
+          <w:rPr>
+            <w:noProof/>
+            <w:webHidden/>
+          </w:rPr>
+        </w:r>
+        <w:r>
+          <w:rPr>
+            <w:noProof/>
+            <w:webHidden/>
+          </w:rPr>
+          <w:fldChar w:fldCharType="separate"/>
+        </w:r>
+        <w:r>
+          <w:rPr>
+            <w:noProof/>
+            <w:webHidden/>
+          </w:rPr>
+          <w:t>16</w:t>
+        </w:r>
+        <w:r>
+          <w:rPr>
+            <w:noProof/>
+            <w:webHidden/>
+          </w:rPr>
+          <w:fldChar w:fldCharType="end"/>
+        </w:r>
+      </w:hyperlink>
+    </w:p>
+    <w:p>
+      <w:pPr>
+        <w:pStyle w:val="afd"/>
+        <w:tabs>
+          <w:tab w:val="right" w:leader="dot" w:pos="10194"/>
+        </w:tabs>
+        <w:rPr>
+          <w:rFonts w:asciiTheme="minorHAnsi" w:eastAsiaTheme="minorEastAsia" w:hAnsiTheme="minorHAnsi"/>
+          <w:noProof/>
+          <w:sz w:val="24"/>
+          <w:szCs w:val="24"/>
+          <w:lang w:bidi="ar-SA"/>
+        </w:rPr>
+      </w:pPr>
+      <w:hyperlink w:anchor="_Toc227533623" w:history="1">
+        <w:r>
+          <w:rPr>
+            <w:rStyle w:val="afc"/>
+            <w:rFonts w:hint="eastAsia"/>
+            <w:noProof/>
+          </w:rPr>
+          <w:t>表</w:t>
+        </w:r>
+        <w:r>
+          <w:rPr>
+            <w:rStyle w:val="afc"/>
+            <w:noProof/>
+          </w:rPr>
+          <w:t xml:space="preserve"> 3-3-1 </w:t>
+        </w:r>
+        <w:r>
+          <w:rPr>
+            <w:rStyle w:val="afc"/>
+            <w:rFonts w:hint="eastAsia"/>
+            <w:noProof/>
+          </w:rPr>
+          <w:t>系統開發工具與技術標準彙整表</w:t>
+        </w:r>
+        <w:r>
+          <w:rPr>
+            <w:noProof/>
+            <w:webHidden/>
+          </w:rPr>
+          <w:tab/>
+        </w:r>
+        <w:r>
+          <w:rPr>
+            <w:noProof/>
+            <w:webHidden/>
+          </w:rPr>
+          <w:fldChar w:fldCharType="begin"/>
+        </w:r>
+        <w:r>
+          <w:rPr>
+            <w:noProof/>
+            <w:webHidden/>
+          </w:rPr>
+          <w:instrText xml:space="preserve"> PAGEREF _Toc227533623 \h </w:instrText>
+        </w:r>
+        <w:r>
+          <w:rPr>
+            <w:noProof/>
+            <w:webHidden/>
+          </w:rPr>
+        </w:r>
+        <w:r>
+          <w:rPr>
+            <w:noProof/>
+            <w:webHidden/>
+          </w:rPr>
+          <w:fldChar w:fldCharType="separate"/>
+        </w:r>
+        <w:r>
+          <w:rPr>
+            <w:noProof/>
+            <w:webHidden/>
+          </w:rPr>
+          <w:t>17</w:t>
+        </w:r>
+        <w:r>
+          <w:rPr>
+            <w:noProof/>
+            <w:webHidden/>
+          </w:rPr>
+          <w:fldChar w:fldCharType="end"/>
+        </w:r>
+      </w:hyperlink>
+    </w:p>
+    <w:p>
+      <w:pPr>
+        <w:pStyle w:val="afd"/>
+        <w:tabs>
+          <w:tab w:val="right" w:leader="dot" w:pos="10194"/>
+        </w:tabs>
+        <w:rPr>
+          <w:rFonts w:asciiTheme="minorHAnsi" w:eastAsiaTheme="minorEastAsia" w:hAnsiTheme="minorHAnsi"/>
+          <w:noProof/>
+          <w:sz w:val="24"/>
+          <w:szCs w:val="24"/>
+          <w:lang w:bidi="ar-SA"/>
+        </w:rPr>
+      </w:pPr>
+      <w:hyperlink w:anchor="_Toc227533624" w:history="1">
+        <w:r>
+          <w:rPr>
+            <w:rStyle w:val="afc"/>
+            <w:rFonts w:hint="eastAsia"/>
+            <w:noProof/>
+          </w:rPr>
+          <w:t>表</w:t>
+        </w:r>
+        <w:r>
+          <w:rPr>
+            <w:rStyle w:val="afc"/>
+            <w:noProof/>
+          </w:rPr>
+          <w:t xml:space="preserve"> 5-1-1 </w:t>
+        </w:r>
+        <w:r>
+          <w:rPr>
+            <w:rStyle w:val="afc"/>
+            <w:rFonts w:hint="eastAsia"/>
+            <w:noProof/>
+          </w:rPr>
+          <w:t>使用者功能性需求表</w:t>
+        </w:r>
+        <w:r>
+          <w:rPr>
+            <w:noProof/>
+            <w:webHidden/>
+          </w:rPr>
+          <w:tab/>
+        </w:r>
+        <w:r>
+          <w:rPr>
+            <w:noProof/>
+            <w:webHidden/>
+          </w:rPr>
+          <w:fldChar w:fldCharType="begin"/>
+        </w:r>
+        <w:r>
+          <w:rPr>
+            <w:noProof/>
+            <w:webHidden/>
+          </w:rPr>
+          <w:instrText xml:space="preserve"> PAGEREF _Toc227533624 \h </w:instrText>
+        </w:r>
+        <w:r>
+          <w:rPr>
+            <w:noProof/>
+            <w:webHidden/>
+          </w:rPr>
+        </w:r>
+        <w:r>
+          <w:rPr>
+            <w:noProof/>
+            <w:webHidden/>
+          </w:rPr>
+          <w:fldChar w:fldCharType="separate"/>
+        </w:r>
+        <w:r>
+          <w:rPr>
+            <w:noProof/>
+            <w:webHidden/>
+          </w:rPr>
+          <w:t>19</w:t>
+        </w:r>
+        <w:r>
+          <w:rPr>
+            <w:noProof/>
+            <w:webHidden/>
+          </w:rPr>
+          <w:fldChar w:fldCharType="end"/>
+        </w:r>
+      </w:hyperlink>
+    </w:p>
+    <w:p>
+      <w:pPr>
+        <w:pStyle w:val="afd"/>
+        <w:tabs>
+          <w:tab w:val="right" w:leader="dot" w:pos="10194"/>
+        </w:tabs>
+        <w:rPr>
+          <w:rFonts w:asciiTheme="minorHAnsi" w:eastAsiaTheme="minorEastAsia" w:hAnsiTheme="minorHAnsi"/>
+          <w:noProof/>
+          <w:sz w:val="24"/>
+          <w:szCs w:val="24"/>
+          <w:lang w:bidi="ar-SA"/>
+        </w:rPr>
+      </w:pPr>
+      <w:hyperlink w:anchor="_Toc227533625" w:history="1">
+        <w:r>
+          <w:rPr>
+            <w:rStyle w:val="afc"/>
+            <w:rFonts w:hint="eastAsia"/>
+            <w:noProof/>
+          </w:rPr>
+          <w:t>表</w:t>
+        </w:r>
+        <w:r>
+          <w:rPr>
+            <w:rStyle w:val="afc"/>
+            <w:noProof/>
+          </w:rPr>
+          <w:t xml:space="preserve"> 5-1-2 </w:t>
+        </w:r>
+        <w:r>
+          <w:rPr>
+            <w:rStyle w:val="afc"/>
+            <w:rFonts w:hint="eastAsia"/>
+            <w:noProof/>
+          </w:rPr>
+          <w:t>系統管理員功能性需求表</w:t>
+        </w:r>
+        <w:r>
+          <w:rPr>
+            <w:noProof/>
+            <w:webHidden/>
+          </w:rPr>
+          <w:tab/>
+        </w:r>
+        <w:r>
+          <w:rPr>
+            <w:noProof/>
+            <w:webHidden/>
+          </w:rPr>
+          <w:fldChar w:fldCharType="begin"/>
+        </w:r>
+        <w:r>
+          <w:rPr>
+            <w:noProof/>
+            <w:webHidden/>
+          </w:rPr>
+          <w:instrText xml:space="preserve"> PAGEREF _Toc227533625 \h </w:instrText>
+        </w:r>
+        <w:r>
+          <w:rPr>
+            <w:noProof/>
+            <w:webHidden/>
+          </w:rPr>
+        </w:r>
+        <w:r>
+          <w:rPr>
+            <w:noProof/>
+            <w:webHidden/>
+          </w:rPr>
+          <w:fldChar w:fldCharType="separate"/>
+        </w:r>
+        <w:r>
+          <w:rPr>
+            <w:noProof/>
+            <w:webHidden/>
+          </w:rPr>
+          <w:t>20</w:t>
+        </w:r>
+        <w:r>
+          <w:rPr>
+            <w:noProof/>
+            <w:webHidden/>
+          </w:rPr>
+          <w:fldChar w:fldCharType="end"/>
+        </w:r>
+      </w:hyperlink>
+    </w:p>
+    <w:p>
+      <w:pPr>
+        <w:pStyle w:val="afd"/>
+        <w:tabs>
+          <w:tab w:val="right" w:leader="dot" w:pos="10194"/>
+        </w:tabs>
+        <w:rPr>
+          <w:rFonts w:asciiTheme="minorHAnsi" w:eastAsiaTheme="minorEastAsia" w:hAnsiTheme="minorHAnsi"/>
+          <w:noProof/>
+          <w:sz w:val="24"/>
+          <w:szCs w:val="24"/>
+          <w:lang w:bidi="ar-SA"/>
+        </w:rPr>
+      </w:pPr>
+      <w:hyperlink w:anchor="_Toc227533626" w:history="1">
+        <w:r>
+          <w:rPr>
+            <w:rStyle w:val="afc"/>
+            <w:rFonts w:hint="eastAsia"/>
+            <w:noProof/>
+          </w:rPr>
+          <w:t>表</w:t>
+        </w:r>
+        <w:r>
+          <w:rPr>
+            <w:rStyle w:val="afc"/>
+            <w:noProof/>
+          </w:rPr>
+          <w:t xml:space="preserve"> 5-1-3 </w:t>
+        </w:r>
+        <w:r>
+          <w:rPr>
+            <w:rStyle w:val="afc"/>
+            <w:rFonts w:hint="eastAsia"/>
+            <w:noProof/>
+          </w:rPr>
           <w:t>使用者與系統管理員非功能性需求表</w:t>
         </w:r>
         <w:r>
@@ -8106,7 +8656,7 @@
             <w:noProof/>
             <w:webHidden/>
           </w:rPr>
-          <w:instrText xml:space="preserve"> PAGEREF _Toc227408914 \h </w:instrText>
+          <w:instrText xml:space="preserve"> PAGEREF _Toc227533626 \h </w:instrText>
         </w:r>
         <w:r>
           <w:rPr>
@@ -8126,7 +8676,7 @@
             <w:noProof/>
             <w:webHidden/>
           </w:rPr>
-          <w:t>19</w:t>
+          <w:t>20</w:t>
         </w:r>
         <w:r>
           <w:rPr>
@@ -8484,7 +9034,7 @@
       <w:pPr>
         <w:pStyle w:val="afb"/>
       </w:pPr>
-      <w:bookmarkStart w:id="7" w:name="_Toc227408890"/>
+      <w:bookmarkStart w:id="7" w:name="_Toc227533603"/>
       <w:r>
         <w:rPr>
           <w:rFonts w:hint="eastAsia"/>
@@ -8786,7 +9336,7 @@
       <w:pPr>
         <w:pStyle w:val="afb"/>
       </w:pPr>
-      <w:bookmarkStart w:id="8" w:name="_Toc227408891"/>
+      <w:bookmarkStart w:id="8" w:name="_Toc227533604"/>
       <w:r>
         <w:rPr>
           <w:rFonts w:hint="eastAsia"/>
@@ -8941,7 +9491,7 @@
       <w:pPr>
         <w:pStyle w:val="afb"/>
       </w:pPr>
-      <w:bookmarkStart w:id="9" w:name="_Toc227408908"/>
+      <w:bookmarkStart w:id="9" w:name="_Toc227533615"/>
       <w:r>
         <w:rPr>
           <w:rFonts w:hint="eastAsia"/>
@@ -10728,7 +11278,7 @@
           <w:color w:val="EE0000"/>
         </w:rPr>
         <w:drawing>
-          <wp:inline distT="0" distB="0" distL="0" distR="0" wp14:anchorId="611E101F" wp14:editId="28868488">
+          <wp:inline distT="0" distB="0" distL="0" distR="0" wp14:anchorId="611E101F" wp14:editId="4200AFFC">
             <wp:extent cx="5596344" cy="1891636"/>
             <wp:effectExtent l="19050" t="19050" r="23495" b="13970"/>
             <wp:docPr id="1246348825" name="圖片 4"/>
@@ -10806,7 +11356,7 @@
       <w:pPr>
         <w:pStyle w:val="afb"/>
       </w:pPr>
-      <w:bookmarkStart w:id="10" w:name="_Toc227408892"/>
+      <w:bookmarkStart w:id="10" w:name="_Toc227533605"/>
       <w:r>
         <w:rPr>
           <w:rFonts w:hint="eastAsia"/>
@@ -11069,7 +11619,7 @@
           <w:color w:val="EE0000"/>
         </w:rPr>
         <w:drawing>
-          <wp:inline distT="0" distB="0" distL="0" distR="0" wp14:anchorId="5214411C" wp14:editId="23EBCF90">
+          <wp:inline distT="0" distB="0" distL="0" distR="0" wp14:anchorId="5214411C" wp14:editId="78968888">
             <wp:extent cx="5578806" cy="1925756"/>
             <wp:effectExtent l="19050" t="19050" r="22225" b="17780"/>
             <wp:docPr id="214552384" name="圖片 5"/>
@@ -11147,7 +11697,7 @@
       <w:pPr>
         <w:pStyle w:val="afb"/>
       </w:pPr>
-      <w:bookmarkStart w:id="11" w:name="_Toc227408893"/>
+      <w:bookmarkStart w:id="11" w:name="_Toc227533606"/>
       <w:r>
         <w:rPr>
           <w:rFonts w:hint="eastAsia"/>
@@ -11337,7 +11887,7 @@
       <w:pPr>
         <w:pStyle w:val="afb"/>
       </w:pPr>
-      <w:bookmarkStart w:id="12" w:name="_Toc227408894"/>
+      <w:bookmarkStart w:id="12" w:name="_Toc227533607"/>
       <w:r>
         <w:rPr>
           <w:rFonts w:hint="eastAsia"/>
@@ -11673,7 +12223,7 @@
           <w:noProof/>
         </w:rPr>
         <w:drawing>
-          <wp:inline distT="0" distB="0" distL="0" distR="0" wp14:anchorId="68960B63" wp14:editId="6A60F033">
+          <wp:inline distT="0" distB="0" distL="0" distR="0" wp14:anchorId="68960B63" wp14:editId="1FD990D9">
             <wp:extent cx="5794896" cy="2055809"/>
             <wp:effectExtent l="19050" t="19050" r="15875" b="20955"/>
             <wp:docPr id="659161396" name="圖片 9"/>
@@ -11751,7 +12301,7 @@
       <w:pPr>
         <w:pStyle w:val="afb"/>
       </w:pPr>
-      <w:bookmarkStart w:id="13" w:name="_Toc227408895"/>
+      <w:bookmarkStart w:id="13" w:name="_Toc227533608"/>
       <w:r>
         <w:rPr>
           <w:rFonts w:hint="eastAsia"/>
@@ -11873,7 +12423,7 @@
           <w:noProof/>
         </w:rPr>
         <w:drawing>
-          <wp:inline distT="0" distB="0" distL="0" distR="0" wp14:anchorId="6C1EFDA4" wp14:editId="50125558">
+          <wp:inline distT="0" distB="0" distL="0" distR="0" wp14:anchorId="6C1EFDA4" wp14:editId="5F216982">
             <wp:extent cx="5794375" cy="2051501"/>
             <wp:effectExtent l="19050" t="19050" r="15875" b="25400"/>
             <wp:docPr id="278636936" name="圖片 11"/>
@@ -11951,7 +12501,7 @@
       <w:pPr>
         <w:pStyle w:val="afb"/>
       </w:pPr>
-      <w:bookmarkStart w:id="14" w:name="_Toc227408896"/>
+      <w:bookmarkStart w:id="14" w:name="_Toc227533609"/>
       <w:r>
         <w:rPr>
           <w:rFonts w:hint="eastAsia"/>
@@ -12286,7 +12836,7 @@
       <w:pPr>
         <w:pStyle w:val="afb"/>
       </w:pPr>
-      <w:bookmarkStart w:id="15" w:name="_Toc227408897"/>
+      <w:bookmarkStart w:id="15" w:name="_Toc227533610"/>
       <w:r>
         <w:rPr>
           <w:rFonts w:hint="eastAsia"/>
@@ -12599,21 +13149,21 @@
         <w:rPr>
           <w:rFonts w:hint="eastAsia"/>
         </w:rPr>
-        <w:t>促進資源循環：透過平台運作，使閒置書籍得以高效</w:t>
+        <w:t>促進資源循環：透過平台運作，使閒置書籍得以</w:t>
       </w:r>
       <w:proofErr w:type="gramStart"/>
       <w:r>
         <w:rPr>
           <w:rFonts w:hint="eastAsia"/>
         </w:rPr>
-        <w:t>媒</w:t>
+        <w:t>高效媒合流</w:t>
       </w:r>
       <w:proofErr w:type="gramEnd"/>
       <w:r>
         <w:rPr>
           <w:rFonts w:hint="eastAsia"/>
         </w:rPr>
-        <w:t>合流通，推動校園永續發展的生態目標。</w:t>
+        <w:t>通，推動校園永續發展的生態目標。</w:t>
       </w:r>
     </w:p>
     <w:p>
@@ -13768,7 +14318,7 @@
       <w:pPr>
         <w:pStyle w:val="afb"/>
       </w:pPr>
-      <w:bookmarkStart w:id="21" w:name="_Toc227408909"/>
+      <w:bookmarkStart w:id="21" w:name="_Toc227533616"/>
       <w:r>
         <w:rPr>
           <w:rFonts w:hint="eastAsia"/>
@@ -16236,7 +16786,7 @@
       <w:pPr>
         <w:pStyle w:val="afb"/>
       </w:pPr>
-      <w:bookmarkStart w:id="24" w:name="_Toc227408910"/>
+      <w:bookmarkStart w:id="24" w:name="_Toc227533617"/>
       <w:r>
         <w:rPr>
           <w:rFonts w:hint="eastAsia"/>
@@ -17402,7 +17952,7 @@
         <w:rPr>
           <w:rFonts w:hint="eastAsia"/>
         </w:rPr>
-        <w:t>SSL / TLS</w:t>
+        <w:t>SSL/TLS</w:t>
       </w:r>
       <w:r>
         <w:rPr>
@@ -17736,7 +18286,7 @@
       <w:pPr>
         <w:pStyle w:val="afb"/>
       </w:pPr>
-      <w:bookmarkStart w:id="27" w:name="_Toc227408898"/>
+      <w:bookmarkStart w:id="27" w:name="_Toc227533611"/>
       <w:r>
         <w:rPr>
           <w:rFonts w:hint="eastAsia"/>
@@ -17849,23 +18399,3819 @@
     </w:p>
     <w:p>
       <w:pPr>
+        <w:pStyle w:val="afb"/>
+      </w:pPr>
+      <w:bookmarkStart w:id="29" w:name="_Toc227533618"/>
+      <w:r>
+        <w:rPr>
+          <w:rFonts w:hint="eastAsia"/>
+        </w:rPr>
+        <w:t>表</w:t>
+      </w:r>
+      <w:r>
+        <w:rPr>
+          <w:rFonts w:hint="eastAsia"/>
+        </w:rPr>
+        <w:t xml:space="preserve"> </w:t>
+      </w:r>
+      <w:r>
+        <w:fldChar w:fldCharType="begin"/>
+      </w:r>
+      <w:r>
+        <w:instrText xml:space="preserve"> </w:instrText>
+      </w:r>
+      <w:r>
+        <w:rPr>
+          <w:rFonts w:hint="eastAsia"/>
+        </w:rPr>
+        <w:instrText>STYLEREF 2 \s</w:instrText>
+      </w:r>
+      <w:r>
+        <w:instrText xml:space="preserve"> </w:instrText>
+      </w:r>
+      <w:r>
+        <w:fldChar w:fldCharType="separate"/>
+      </w:r>
+      <w:r>
+        <w:rPr>
+          <w:noProof/>
+        </w:rPr>
+        <w:t>3-2</w:t>
+      </w:r>
+      <w:r>
+        <w:fldChar w:fldCharType="end"/>
+      </w:r>
+      <w:r>
+        <w:t>-</w:t>
+      </w:r>
+      <w:r>
+        <w:fldChar w:fldCharType="begin"/>
+      </w:r>
+      <w:r>
+        <w:instrText xml:space="preserve"> </w:instrText>
+      </w:r>
+      <w:r>
+        <w:rPr>
+          <w:rFonts w:hint="eastAsia"/>
+        </w:rPr>
+        <w:instrText xml:space="preserve">SEQ </w:instrText>
+      </w:r>
+      <w:r>
+        <w:rPr>
+          <w:rFonts w:hint="eastAsia"/>
+        </w:rPr>
+        <w:instrText>表</w:instrText>
+      </w:r>
+      <w:r>
+        <w:rPr>
+          <w:rFonts w:hint="eastAsia"/>
+        </w:rPr>
+        <w:instrText xml:space="preserve"> \* ARABIC \s 2</w:instrText>
+      </w:r>
+      <w:r>
+        <w:instrText xml:space="preserve"> </w:instrText>
+      </w:r>
+      <w:r>
+        <w:fldChar w:fldCharType="separate"/>
+      </w:r>
+      <w:r>
+        <w:rPr>
+          <w:noProof/>
+        </w:rPr>
+        <w:t>1</w:t>
+      </w:r>
+      <w:r>
+        <w:fldChar w:fldCharType="end"/>
+      </w:r>
+      <w:r>
+        <w:t xml:space="preserve"> </w:t>
+      </w:r>
+      <w:r>
+        <w:rPr>
+          <w:rFonts w:hint="eastAsia"/>
+        </w:rPr>
+        <w:t>伺服器端軟硬體規格需求表</w:t>
+      </w:r>
+      <w:bookmarkEnd w:id="29"/>
+    </w:p>
+    <w:tbl>
+      <w:tblPr>
+        <w:tblStyle w:val="afa"/>
+        <w:tblW w:w="5000" w:type="pct"/>
+        <w:tblLook w:val="04A0" w:firstRow="1" w:lastRow="0" w:firstColumn="1" w:lastColumn="0" w:noHBand="0" w:noVBand="1"/>
+      </w:tblPr>
+      <w:tblGrid>
+        <w:gridCol w:w="2546"/>
+        <w:gridCol w:w="7648"/>
+      </w:tblGrid>
+      <w:tr>
+        <w:tc>
+          <w:tcPr>
+            <w:tcW w:w="1249" w:type="pct"/>
+            <w:shd w:val="clear" w:color="auto" w:fill="DEE5E8" w:themeFill="text2" w:themeFillTint="33"/>
+            <w:vAlign w:val="center"/>
+          </w:tcPr>
+          <w:p>
+            <w:pPr>
+              <w:pStyle w:val="a0"/>
+              <w:numPr>
+                <w:ilvl w:val="0"/>
+                <w:numId w:val="0"/>
+              </w:numPr>
+              <w:jc w:val="center"/>
+              <w:textAlignment w:val="center"/>
+              <w:rPr>
+                <w:rFonts w:hint="eastAsia"/>
+              </w:rPr>
+            </w:pPr>
+            <w:r>
+              <w:rPr>
+                <w:rFonts w:hint="eastAsia"/>
+              </w:rPr>
+              <w:t>項目</w:t>
+            </w:r>
+          </w:p>
+        </w:tc>
+        <w:tc>
+          <w:tcPr>
+            <w:tcW w:w="3751" w:type="pct"/>
+            <w:shd w:val="clear" w:color="auto" w:fill="DEE5E8" w:themeFill="text2" w:themeFillTint="33"/>
+            <w:vAlign w:val="center"/>
+          </w:tcPr>
+          <w:p>
+            <w:pPr>
+              <w:pStyle w:val="a0"/>
+              <w:numPr>
+                <w:ilvl w:val="0"/>
+                <w:numId w:val="0"/>
+              </w:numPr>
+              <w:jc w:val="center"/>
+              <w:textAlignment w:val="center"/>
+            </w:pPr>
+            <w:r>
+              <w:rPr>
+                <w:rFonts w:hint="eastAsia"/>
+              </w:rPr>
+              <w:t>規格需求</w:t>
+            </w:r>
+          </w:p>
+        </w:tc>
+      </w:tr>
+      <w:tr>
+        <w:tc>
+          <w:tcPr>
+            <w:tcW w:w="1249" w:type="pct"/>
+            <w:vAlign w:val="center"/>
+          </w:tcPr>
+          <w:p>
+            <w:pPr>
+              <w:pStyle w:val="a0"/>
+              <w:numPr>
+                <w:ilvl w:val="0"/>
+                <w:numId w:val="0"/>
+              </w:numPr>
+              <w:jc w:val="left"/>
+              <w:textAlignment w:val="center"/>
+            </w:pPr>
+            <w:r>
+              <w:rPr>
+                <w:rFonts w:hint="eastAsia"/>
+              </w:rPr>
+              <w:t>作業系統</w:t>
+            </w:r>
+          </w:p>
+        </w:tc>
+        <w:tc>
+          <w:tcPr>
+            <w:tcW w:w="3751" w:type="pct"/>
+            <w:vAlign w:val="center"/>
+          </w:tcPr>
+          <w:p>
+            <w:pPr>
+              <w:pStyle w:val="a0"/>
+              <w:numPr>
+                <w:ilvl w:val="0"/>
+                <w:numId w:val="0"/>
+              </w:numPr>
+              <w:textAlignment w:val="center"/>
+            </w:pPr>
+            <w:r>
+              <w:rPr>
+                <w:rFonts w:hint="eastAsia"/>
+              </w:rPr>
+              <w:t>Ubuntu 24.04 LTS</w:t>
+            </w:r>
+            <w:r>
+              <w:rPr>
+                <w:rFonts w:hint="eastAsia"/>
+              </w:rPr>
+              <w:t>或相容之</w:t>
+            </w:r>
+            <w:r>
+              <w:rPr>
+                <w:rFonts w:hint="eastAsia"/>
+              </w:rPr>
+              <w:t>Linux</w:t>
+            </w:r>
+            <w:r>
+              <w:rPr>
+                <w:rFonts w:hint="eastAsia"/>
+              </w:rPr>
+              <w:t>發行版</w:t>
+            </w:r>
+          </w:p>
+        </w:tc>
+      </w:tr>
+      <w:tr>
+        <w:tc>
+          <w:tcPr>
+            <w:tcW w:w="1249" w:type="pct"/>
+            <w:vAlign w:val="center"/>
+          </w:tcPr>
+          <w:p>
+            <w:pPr>
+              <w:pStyle w:val="a0"/>
+              <w:numPr>
+                <w:ilvl w:val="0"/>
+                <w:numId w:val="0"/>
+              </w:numPr>
+              <w:jc w:val="left"/>
+              <w:textAlignment w:val="center"/>
+            </w:pPr>
+            <w:r>
+              <w:rPr>
+                <w:rFonts w:hint="eastAsia"/>
+              </w:rPr>
+              <w:t>中央處理器</w:t>
+            </w:r>
+            <w:r>
+              <w:rPr>
+                <w:rFonts w:hint="eastAsia"/>
+              </w:rPr>
+              <w:t>CPU</w:t>
+            </w:r>
+          </w:p>
+        </w:tc>
+        <w:tc>
+          <w:tcPr>
+            <w:tcW w:w="3751" w:type="pct"/>
+            <w:vAlign w:val="center"/>
+          </w:tcPr>
+          <w:p>
+            <w:pPr>
+              <w:pStyle w:val="a0"/>
+              <w:numPr>
+                <w:ilvl w:val="0"/>
+                <w:numId w:val="0"/>
+              </w:numPr>
+              <w:textAlignment w:val="center"/>
+            </w:pPr>
+            <w:r>
+              <w:rPr>
+                <w:rFonts w:hint="eastAsia"/>
+              </w:rPr>
+              <w:t>4</w:t>
+            </w:r>
+            <w:r>
+              <w:rPr>
+                <w:rFonts w:hint="eastAsia"/>
+              </w:rPr>
+              <w:t>核心（</w:t>
+            </w:r>
+            <w:r>
+              <w:rPr>
+                <w:rFonts w:hint="eastAsia"/>
+              </w:rPr>
+              <w:t>Core</w:t>
+            </w:r>
+            <w:r>
+              <w:rPr>
+                <w:rFonts w:hint="eastAsia"/>
+              </w:rPr>
+              <w:t>）以上處理器</w:t>
+            </w:r>
+          </w:p>
+        </w:tc>
+      </w:tr>
+      <w:tr>
+        <w:tc>
+          <w:tcPr>
+            <w:tcW w:w="1249" w:type="pct"/>
+            <w:vAlign w:val="center"/>
+          </w:tcPr>
+          <w:p>
+            <w:pPr>
+              <w:pStyle w:val="a0"/>
+              <w:numPr>
+                <w:ilvl w:val="0"/>
+                <w:numId w:val="0"/>
+              </w:numPr>
+              <w:jc w:val="left"/>
+              <w:textAlignment w:val="center"/>
+            </w:pPr>
+            <w:r>
+              <w:rPr>
+                <w:rFonts w:hint="eastAsia"/>
+              </w:rPr>
+              <w:t>記憶體</w:t>
+            </w:r>
+            <w:r>
+              <w:rPr>
+                <w:rFonts w:hint="eastAsia"/>
+              </w:rPr>
+              <w:t>RAM</w:t>
+            </w:r>
+          </w:p>
+        </w:tc>
+        <w:tc>
+          <w:tcPr>
+            <w:tcW w:w="3751" w:type="pct"/>
+            <w:vAlign w:val="center"/>
+          </w:tcPr>
+          <w:p>
+            <w:pPr>
+              <w:pStyle w:val="a0"/>
+              <w:numPr>
+                <w:ilvl w:val="0"/>
+                <w:numId w:val="0"/>
+              </w:numPr>
+              <w:textAlignment w:val="center"/>
+            </w:pPr>
+            <w:r>
+              <w:rPr>
+                <w:rFonts w:hint="eastAsia"/>
+              </w:rPr>
+              <w:t>8GB</w:t>
+            </w:r>
+            <w:r>
+              <w:rPr>
+                <w:rFonts w:hint="eastAsia"/>
+              </w:rPr>
+              <w:t>以上</w:t>
+            </w:r>
+          </w:p>
+        </w:tc>
+      </w:tr>
+      <w:tr>
+        <w:tc>
+          <w:tcPr>
+            <w:tcW w:w="1249" w:type="pct"/>
+            <w:vAlign w:val="center"/>
+          </w:tcPr>
+          <w:p>
+            <w:pPr>
+              <w:pStyle w:val="a0"/>
+              <w:numPr>
+                <w:ilvl w:val="0"/>
+                <w:numId w:val="0"/>
+              </w:numPr>
+              <w:jc w:val="left"/>
+              <w:textAlignment w:val="center"/>
+            </w:pPr>
+            <w:r>
+              <w:rPr>
+                <w:rFonts w:hint="eastAsia"/>
+              </w:rPr>
+              <w:t>磁碟可用空間</w:t>
+            </w:r>
+          </w:p>
+        </w:tc>
+        <w:tc>
+          <w:tcPr>
+            <w:tcW w:w="3751" w:type="pct"/>
+            <w:vAlign w:val="center"/>
+          </w:tcPr>
+          <w:p>
+            <w:pPr>
+              <w:pStyle w:val="a0"/>
+              <w:numPr>
+                <w:ilvl w:val="0"/>
+                <w:numId w:val="0"/>
+              </w:numPr>
+              <w:textAlignment w:val="center"/>
+              <w:rPr>
+                <w:rFonts w:hint="eastAsia"/>
+              </w:rPr>
+            </w:pPr>
+            <w:r>
+              <w:rPr>
+                <w:rFonts w:hint="eastAsia"/>
+              </w:rPr>
+              <w:t>50GB</w:t>
+            </w:r>
+            <w:r>
+              <w:rPr>
+                <w:rFonts w:hint="eastAsia"/>
+              </w:rPr>
+              <w:t>以上</w:t>
+            </w:r>
+            <w:r>
+              <w:rPr>
+                <w:rFonts w:hint="eastAsia"/>
+              </w:rPr>
+              <w:t>SSD</w:t>
+            </w:r>
+            <w:r>
+              <w:rPr>
+                <w:rFonts w:hint="eastAsia"/>
+              </w:rPr>
+              <w:t>（需預留資料庫與系統日誌空間）</w:t>
+            </w:r>
+          </w:p>
+        </w:tc>
+      </w:tr>
+      <w:tr>
+        <w:tc>
+          <w:tcPr>
+            <w:tcW w:w="1249" w:type="pct"/>
+            <w:vAlign w:val="center"/>
+          </w:tcPr>
+          <w:p>
+            <w:pPr>
+              <w:pStyle w:val="a0"/>
+              <w:numPr>
+                <w:ilvl w:val="0"/>
+                <w:numId w:val="0"/>
+              </w:numPr>
+              <w:jc w:val="left"/>
+              <w:textAlignment w:val="center"/>
+            </w:pPr>
+            <w:r>
+              <w:rPr>
+                <w:rFonts w:hint="eastAsia"/>
+              </w:rPr>
+              <w:t>網路頻寬</w:t>
+            </w:r>
+          </w:p>
+        </w:tc>
+        <w:tc>
+          <w:tcPr>
+            <w:tcW w:w="3751" w:type="pct"/>
+            <w:vAlign w:val="center"/>
+          </w:tcPr>
+          <w:p>
+            <w:pPr>
+              <w:pStyle w:val="a0"/>
+              <w:numPr>
+                <w:ilvl w:val="0"/>
+                <w:numId w:val="0"/>
+              </w:numPr>
+              <w:textAlignment w:val="center"/>
+              <w:rPr>
+                <w:rFonts w:hint="eastAsia"/>
+              </w:rPr>
+            </w:pPr>
+            <w:r>
+              <w:rPr>
+                <w:rFonts w:hint="eastAsia"/>
+              </w:rPr>
+              <w:t>具備穩定寬頻網路，建議搭配固定</w:t>
+            </w:r>
+            <w:r>
+              <w:rPr>
+                <w:rFonts w:hint="eastAsia"/>
+              </w:rPr>
+              <w:t>IP</w:t>
+            </w:r>
+          </w:p>
+        </w:tc>
+      </w:tr>
+      <w:tr>
+        <w:tc>
+          <w:tcPr>
+            <w:tcW w:w="1249" w:type="pct"/>
+            <w:vAlign w:val="center"/>
+          </w:tcPr>
+          <w:p>
+            <w:pPr>
+              <w:pStyle w:val="a0"/>
+              <w:numPr>
+                <w:ilvl w:val="0"/>
+                <w:numId w:val="0"/>
+              </w:numPr>
+              <w:jc w:val="left"/>
+              <w:textAlignment w:val="center"/>
+            </w:pPr>
+            <w:r>
+              <w:rPr>
+                <w:rFonts w:hint="eastAsia"/>
+              </w:rPr>
+              <w:t>核心軟體環境</w:t>
+            </w:r>
+          </w:p>
+        </w:tc>
+        <w:tc>
+          <w:tcPr>
+            <w:tcW w:w="3751" w:type="pct"/>
+            <w:vAlign w:val="center"/>
+          </w:tcPr>
+          <w:p>
+            <w:pPr>
+              <w:pStyle w:val="a0"/>
+              <w:numPr>
+                <w:ilvl w:val="0"/>
+                <w:numId w:val="0"/>
+              </w:numPr>
+              <w:textAlignment w:val="center"/>
+              <w:rPr>
+                <w:rFonts w:hint="eastAsia"/>
+              </w:rPr>
+            </w:pPr>
+            <w:r>
+              <w:rPr>
+                <w:rFonts w:hint="eastAsia"/>
+              </w:rPr>
+              <w:t>Node.js 20 LTS</w:t>
+            </w:r>
+            <w:r>
+              <w:rPr>
+                <w:rFonts w:hint="eastAsia"/>
+              </w:rPr>
+              <w:t>、</w:t>
+            </w:r>
+            <w:r>
+              <w:rPr>
+                <w:rFonts w:hint="eastAsia"/>
+              </w:rPr>
+              <w:t>MySQL 8.0</w:t>
+            </w:r>
+            <w:r>
+              <w:rPr>
+                <w:rFonts w:hint="eastAsia"/>
+              </w:rPr>
+              <w:t>、</w:t>
+            </w:r>
+            <w:r>
+              <w:rPr>
+                <w:rFonts w:hint="eastAsia"/>
+              </w:rPr>
+              <w:t>NGINX 1.24+</w:t>
+            </w:r>
+          </w:p>
+        </w:tc>
+      </w:tr>
+    </w:tbl>
+    <w:p>
+      <w:pPr>
+        <w:pStyle w:val="afb"/>
+      </w:pPr>
+      <w:bookmarkStart w:id="30" w:name="_Toc227533619"/>
+      <w:r>
+        <w:rPr>
+          <w:rFonts w:hint="eastAsia"/>
+        </w:rPr>
+        <w:t>表</w:t>
+      </w:r>
+      <w:r>
+        <w:rPr>
+          <w:rFonts w:hint="eastAsia"/>
+        </w:rPr>
+        <w:t xml:space="preserve"> </w:t>
+      </w:r>
+      <w:r>
+        <w:fldChar w:fldCharType="begin"/>
+      </w:r>
+      <w:r>
+        <w:instrText xml:space="preserve"> </w:instrText>
+      </w:r>
+      <w:r>
+        <w:rPr>
+          <w:rFonts w:hint="eastAsia"/>
+        </w:rPr>
+        <w:instrText>STYLEREF 2 \s</w:instrText>
+      </w:r>
+      <w:r>
+        <w:instrText xml:space="preserve"> </w:instrText>
+      </w:r>
+      <w:r>
+        <w:fldChar w:fldCharType="separate"/>
+      </w:r>
+      <w:r>
+        <w:rPr>
+          <w:noProof/>
+        </w:rPr>
+        <w:t>3-2</w:t>
+      </w:r>
+      <w:r>
+        <w:fldChar w:fldCharType="end"/>
+      </w:r>
+      <w:r>
+        <w:t>-</w:t>
+      </w:r>
+      <w:r>
+        <w:fldChar w:fldCharType="begin"/>
+      </w:r>
+      <w:r>
+        <w:instrText xml:space="preserve"> </w:instrText>
+      </w:r>
+      <w:r>
+        <w:rPr>
+          <w:rFonts w:hint="eastAsia"/>
+        </w:rPr>
+        <w:instrText xml:space="preserve">SEQ </w:instrText>
+      </w:r>
+      <w:r>
+        <w:rPr>
+          <w:rFonts w:hint="eastAsia"/>
+        </w:rPr>
+        <w:instrText>表</w:instrText>
+      </w:r>
+      <w:r>
+        <w:rPr>
+          <w:rFonts w:hint="eastAsia"/>
+        </w:rPr>
+        <w:instrText xml:space="preserve"> \* ARABIC \s 2</w:instrText>
+      </w:r>
+      <w:r>
+        <w:instrText xml:space="preserve"> </w:instrText>
+      </w:r>
+      <w:r>
+        <w:fldChar w:fldCharType="separate"/>
+      </w:r>
+      <w:r>
+        <w:rPr>
+          <w:noProof/>
+        </w:rPr>
+        <w:t>2</w:t>
+      </w:r>
+      <w:r>
+        <w:fldChar w:fldCharType="end"/>
+      </w:r>
+      <w:r>
+        <w:t xml:space="preserve"> </w:t>
+      </w:r>
+      <w:r>
+        <w:rPr>
+          <w:rFonts w:hint="eastAsia"/>
+        </w:rPr>
+        <w:t>管理端電腦軟硬體規格需求表</w:t>
+      </w:r>
+      <w:bookmarkEnd w:id="30"/>
+    </w:p>
+    <w:tbl>
+      <w:tblPr>
+        <w:tblStyle w:val="afa"/>
+        <w:tblW w:w="5000" w:type="pct"/>
+        <w:tblLook w:val="04A0" w:firstRow="1" w:lastRow="0" w:firstColumn="1" w:lastColumn="0" w:noHBand="0" w:noVBand="1"/>
+      </w:tblPr>
+      <w:tblGrid>
+        <w:gridCol w:w="2546"/>
+        <w:gridCol w:w="7648"/>
+      </w:tblGrid>
+      <w:tr>
+        <w:tc>
+          <w:tcPr>
+            <w:tcW w:w="1249" w:type="pct"/>
+            <w:shd w:val="clear" w:color="auto" w:fill="DEE5E8" w:themeFill="text2" w:themeFillTint="33"/>
+            <w:vAlign w:val="center"/>
+          </w:tcPr>
+          <w:p>
+            <w:pPr>
+              <w:pStyle w:val="a0"/>
+              <w:numPr>
+                <w:ilvl w:val="0"/>
+                <w:numId w:val="0"/>
+              </w:numPr>
+              <w:jc w:val="center"/>
+              <w:textAlignment w:val="center"/>
+              <w:rPr>
+                <w:rFonts w:hint="eastAsia"/>
+              </w:rPr>
+            </w:pPr>
+            <w:r>
+              <w:rPr>
+                <w:rFonts w:hint="eastAsia"/>
+              </w:rPr>
+              <w:t>項目</w:t>
+            </w:r>
+          </w:p>
+        </w:tc>
+        <w:tc>
+          <w:tcPr>
+            <w:tcW w:w="3751" w:type="pct"/>
+            <w:shd w:val="clear" w:color="auto" w:fill="DEE5E8" w:themeFill="text2" w:themeFillTint="33"/>
+            <w:vAlign w:val="center"/>
+          </w:tcPr>
+          <w:p>
+            <w:pPr>
+              <w:pStyle w:val="a0"/>
+              <w:numPr>
+                <w:ilvl w:val="0"/>
+                <w:numId w:val="0"/>
+              </w:numPr>
+              <w:jc w:val="center"/>
+              <w:textAlignment w:val="center"/>
+            </w:pPr>
+            <w:r>
+              <w:rPr>
+                <w:rFonts w:hint="eastAsia"/>
+              </w:rPr>
+              <w:t>規格需求</w:t>
+            </w:r>
+          </w:p>
+        </w:tc>
+      </w:tr>
+      <w:tr>
+        <w:tc>
+          <w:tcPr>
+            <w:tcW w:w="1249" w:type="pct"/>
+            <w:vAlign w:val="center"/>
+          </w:tcPr>
+          <w:p>
+            <w:pPr>
+              <w:pStyle w:val="a0"/>
+              <w:numPr>
+                <w:ilvl w:val="0"/>
+                <w:numId w:val="0"/>
+              </w:numPr>
+              <w:jc w:val="left"/>
+              <w:textAlignment w:val="center"/>
+            </w:pPr>
+            <w:r>
+              <w:rPr>
+                <w:rFonts w:hint="eastAsia"/>
+              </w:rPr>
+              <w:t>作業系統</w:t>
+            </w:r>
+          </w:p>
+        </w:tc>
+        <w:tc>
+          <w:tcPr>
+            <w:tcW w:w="3751" w:type="pct"/>
+            <w:vAlign w:val="center"/>
+          </w:tcPr>
+          <w:p>
+            <w:pPr>
+              <w:pStyle w:val="a0"/>
+              <w:numPr>
+                <w:ilvl w:val="0"/>
+                <w:numId w:val="0"/>
+              </w:numPr>
+              <w:textAlignment w:val="center"/>
+            </w:pPr>
+            <w:r>
+              <w:rPr>
+                <w:rFonts w:hint="eastAsia"/>
+              </w:rPr>
+              <w:t>Windows 10/11</w:t>
+            </w:r>
+            <w:r>
+              <w:rPr>
+                <w:rFonts w:hint="eastAsia"/>
+              </w:rPr>
+              <w:t>或</w:t>
+            </w:r>
+            <w:r>
+              <w:rPr>
+                <w:rFonts w:hint="eastAsia"/>
+              </w:rPr>
+              <w:t>macOS 12</w:t>
+            </w:r>
+            <w:r>
+              <w:rPr>
+                <w:rFonts w:hint="eastAsia"/>
+              </w:rPr>
+              <w:t>以上</w:t>
+            </w:r>
+          </w:p>
+        </w:tc>
+      </w:tr>
+      <w:tr>
+        <w:tc>
+          <w:tcPr>
+            <w:tcW w:w="1249" w:type="pct"/>
+            <w:vAlign w:val="center"/>
+          </w:tcPr>
+          <w:p>
+            <w:pPr>
+              <w:pStyle w:val="a0"/>
+              <w:numPr>
+                <w:ilvl w:val="0"/>
+                <w:numId w:val="0"/>
+              </w:numPr>
+              <w:jc w:val="left"/>
+              <w:textAlignment w:val="center"/>
+            </w:pPr>
+            <w:r>
+              <w:rPr>
+                <w:rFonts w:hint="eastAsia"/>
+              </w:rPr>
+              <w:t>中央處理器</w:t>
+            </w:r>
+            <w:r>
+              <w:rPr>
+                <w:rFonts w:hint="eastAsia"/>
+              </w:rPr>
+              <w:t>CPU</w:t>
+            </w:r>
+          </w:p>
+        </w:tc>
+        <w:tc>
+          <w:tcPr>
+            <w:tcW w:w="3751" w:type="pct"/>
+            <w:vAlign w:val="center"/>
+          </w:tcPr>
+          <w:p>
+            <w:pPr>
+              <w:pStyle w:val="a0"/>
+              <w:numPr>
+                <w:ilvl w:val="0"/>
+                <w:numId w:val="0"/>
+              </w:numPr>
+              <w:textAlignment w:val="center"/>
+            </w:pPr>
+            <w:r>
+              <w:rPr>
+                <w:rFonts w:hint="eastAsia"/>
+              </w:rPr>
+              <w:t>4</w:t>
+            </w:r>
+            <w:r>
+              <w:rPr>
+                <w:rFonts w:hint="eastAsia"/>
+              </w:rPr>
+              <w:t>核心（</w:t>
+            </w:r>
+            <w:r>
+              <w:rPr>
+                <w:rFonts w:hint="eastAsia"/>
+              </w:rPr>
+              <w:t>Core</w:t>
+            </w:r>
+            <w:r>
+              <w:rPr>
+                <w:rFonts w:hint="eastAsia"/>
+              </w:rPr>
+              <w:t>）以上處理器</w:t>
+            </w:r>
+          </w:p>
+        </w:tc>
+      </w:tr>
+      <w:tr>
+        <w:tc>
+          <w:tcPr>
+            <w:tcW w:w="1249" w:type="pct"/>
+            <w:vAlign w:val="center"/>
+          </w:tcPr>
+          <w:p>
+            <w:pPr>
+              <w:pStyle w:val="a0"/>
+              <w:numPr>
+                <w:ilvl w:val="0"/>
+                <w:numId w:val="0"/>
+              </w:numPr>
+              <w:jc w:val="left"/>
+              <w:textAlignment w:val="center"/>
+            </w:pPr>
+            <w:r>
+              <w:rPr>
+                <w:rFonts w:hint="eastAsia"/>
+              </w:rPr>
+              <w:t>記憶體</w:t>
+            </w:r>
+            <w:r>
+              <w:rPr>
+                <w:rFonts w:hint="eastAsia"/>
+              </w:rPr>
+              <w:t>RAM</w:t>
+            </w:r>
+          </w:p>
+        </w:tc>
+        <w:tc>
+          <w:tcPr>
+            <w:tcW w:w="3751" w:type="pct"/>
+            <w:vAlign w:val="center"/>
+          </w:tcPr>
+          <w:p>
+            <w:pPr>
+              <w:pStyle w:val="a0"/>
+              <w:numPr>
+                <w:ilvl w:val="0"/>
+                <w:numId w:val="0"/>
+              </w:numPr>
+              <w:textAlignment w:val="center"/>
+            </w:pPr>
+            <w:r>
+              <w:rPr>
+                <w:rFonts w:hint="eastAsia"/>
+              </w:rPr>
+              <w:t>8GB</w:t>
+            </w:r>
+            <w:r>
+              <w:rPr>
+                <w:rFonts w:hint="eastAsia"/>
+              </w:rPr>
+              <w:t>以上</w:t>
+            </w:r>
+          </w:p>
+        </w:tc>
+      </w:tr>
+      <w:tr>
+        <w:tc>
+          <w:tcPr>
+            <w:tcW w:w="1249" w:type="pct"/>
+            <w:vAlign w:val="center"/>
+          </w:tcPr>
+          <w:p>
+            <w:pPr>
+              <w:pStyle w:val="a0"/>
+              <w:numPr>
+                <w:ilvl w:val="0"/>
+                <w:numId w:val="0"/>
+              </w:numPr>
+              <w:jc w:val="left"/>
+              <w:textAlignment w:val="center"/>
+            </w:pPr>
+            <w:r>
+              <w:rPr>
+                <w:rFonts w:hint="eastAsia"/>
+              </w:rPr>
+              <w:t>磁碟可用空間</w:t>
+            </w:r>
+          </w:p>
+        </w:tc>
+        <w:tc>
+          <w:tcPr>
+            <w:tcW w:w="3751" w:type="pct"/>
+            <w:vAlign w:val="center"/>
+          </w:tcPr>
+          <w:p>
+            <w:pPr>
+              <w:pStyle w:val="a0"/>
+              <w:numPr>
+                <w:ilvl w:val="0"/>
+                <w:numId w:val="0"/>
+              </w:numPr>
+              <w:textAlignment w:val="center"/>
+              <w:rPr>
+                <w:rFonts w:hint="eastAsia"/>
+              </w:rPr>
+            </w:pPr>
+            <w:r>
+              <w:rPr>
+                <w:rFonts w:hint="eastAsia"/>
+              </w:rPr>
+              <w:t>10GB</w:t>
+            </w:r>
+            <w:r>
+              <w:rPr>
+                <w:rFonts w:hint="eastAsia"/>
+              </w:rPr>
+              <w:t>以上可用空間</w:t>
+            </w:r>
+          </w:p>
+        </w:tc>
+      </w:tr>
+      <w:tr>
+        <w:tc>
+          <w:tcPr>
+            <w:tcW w:w="1249" w:type="pct"/>
+            <w:vAlign w:val="center"/>
+          </w:tcPr>
+          <w:p>
+            <w:pPr>
+              <w:pStyle w:val="a0"/>
+              <w:numPr>
+                <w:ilvl w:val="0"/>
+                <w:numId w:val="0"/>
+              </w:numPr>
+              <w:jc w:val="left"/>
+              <w:textAlignment w:val="center"/>
+            </w:pPr>
+            <w:r>
+              <w:rPr>
+                <w:rFonts w:hint="eastAsia"/>
+              </w:rPr>
+              <w:t>網路</w:t>
+            </w:r>
+            <w:r>
+              <w:rPr>
+                <w:rFonts w:hint="eastAsia"/>
+              </w:rPr>
+              <w:t>卡</w:t>
+            </w:r>
+          </w:p>
+        </w:tc>
+        <w:tc>
+          <w:tcPr>
+            <w:tcW w:w="3751" w:type="pct"/>
+            <w:vAlign w:val="center"/>
+          </w:tcPr>
+          <w:p>
+            <w:pPr>
+              <w:pStyle w:val="a0"/>
+              <w:numPr>
+                <w:ilvl w:val="0"/>
+                <w:numId w:val="0"/>
+              </w:numPr>
+              <w:textAlignment w:val="center"/>
+              <w:rPr>
+                <w:rFonts w:hint="eastAsia"/>
+              </w:rPr>
+            </w:pPr>
+            <w:r>
+              <w:rPr>
+                <w:rFonts w:hint="eastAsia"/>
+              </w:rPr>
+              <w:t>Wi-Fi</w:t>
+            </w:r>
+            <w:r>
+              <w:rPr>
+                <w:rFonts w:hint="eastAsia"/>
+              </w:rPr>
+              <w:t>無線網路卡或乙太網路</w:t>
+            </w:r>
+          </w:p>
+        </w:tc>
+      </w:tr>
+      <w:tr>
+        <w:tc>
+          <w:tcPr>
+            <w:tcW w:w="1249" w:type="pct"/>
+            <w:vAlign w:val="center"/>
+          </w:tcPr>
+          <w:p>
+            <w:pPr>
+              <w:pStyle w:val="a0"/>
+              <w:numPr>
+                <w:ilvl w:val="0"/>
+                <w:numId w:val="0"/>
+              </w:numPr>
+              <w:jc w:val="left"/>
+              <w:textAlignment w:val="center"/>
+            </w:pPr>
+            <w:r>
+              <w:rPr>
+                <w:rFonts w:hint="eastAsia"/>
+              </w:rPr>
+              <w:t>必要軟體</w:t>
+            </w:r>
+          </w:p>
+        </w:tc>
+        <w:tc>
+          <w:tcPr>
+            <w:tcW w:w="3751" w:type="pct"/>
+            <w:vAlign w:val="center"/>
+          </w:tcPr>
+          <w:p>
+            <w:pPr>
+              <w:pStyle w:val="a0"/>
+              <w:numPr>
+                <w:ilvl w:val="0"/>
+                <w:numId w:val="0"/>
+              </w:numPr>
+              <w:textAlignment w:val="center"/>
+              <w:rPr>
+                <w:rFonts w:hint="eastAsia"/>
+              </w:rPr>
+            </w:pPr>
+            <w:r>
+              <w:rPr>
+                <w:rFonts w:hint="eastAsia"/>
+              </w:rPr>
+              <w:t>支援</w:t>
+            </w:r>
+            <w:r>
+              <w:rPr>
+                <w:rFonts w:hint="eastAsia"/>
+              </w:rPr>
+              <w:t>HTML5</w:t>
+            </w:r>
+            <w:r>
+              <w:rPr>
+                <w:rFonts w:hint="eastAsia"/>
+              </w:rPr>
+              <w:t>之現代瀏覽器（</w:t>
+            </w:r>
+            <w:r>
+              <w:rPr>
+                <w:rFonts w:hint="eastAsia"/>
+              </w:rPr>
+              <w:t>Google Chrome</w:t>
+            </w:r>
+            <w:r>
+              <w:rPr>
+                <w:rFonts w:hint="eastAsia"/>
+              </w:rPr>
+              <w:t>、</w:t>
+            </w:r>
+            <w:r>
+              <w:rPr>
+                <w:rFonts w:hint="eastAsia"/>
+              </w:rPr>
+              <w:t>Edge</w:t>
+            </w:r>
+            <w:r>
+              <w:rPr>
+                <w:rFonts w:hint="eastAsia"/>
+              </w:rPr>
+              <w:t>、</w:t>
+            </w:r>
+            <w:r>
+              <w:rPr>
+                <w:rFonts w:hint="eastAsia"/>
+              </w:rPr>
+              <w:t>Safari</w:t>
+            </w:r>
+            <w:r>
+              <w:rPr>
+                <w:rFonts w:hint="eastAsia"/>
+              </w:rPr>
+              <w:t>）</w:t>
+            </w:r>
+          </w:p>
+        </w:tc>
+      </w:tr>
+    </w:tbl>
+    <w:p>
+      <w:pPr>
+        <w:pStyle w:val="afb"/>
+      </w:pPr>
+      <w:bookmarkStart w:id="31" w:name="_Toc227533620"/>
+      <w:r>
+        <w:rPr>
+          <w:rFonts w:hint="eastAsia"/>
+        </w:rPr>
+        <w:t>表</w:t>
+      </w:r>
+      <w:r>
+        <w:rPr>
+          <w:rFonts w:hint="eastAsia"/>
+        </w:rPr>
+        <w:t xml:space="preserve"> </w:t>
+      </w:r>
+      <w:r>
+        <w:fldChar w:fldCharType="begin"/>
+      </w:r>
+      <w:r>
+        <w:instrText xml:space="preserve"> </w:instrText>
+      </w:r>
+      <w:r>
+        <w:rPr>
+          <w:rFonts w:hint="eastAsia"/>
+        </w:rPr>
+        <w:instrText>STYLEREF 2 \s</w:instrText>
+      </w:r>
+      <w:r>
+        <w:instrText xml:space="preserve"> </w:instrText>
+      </w:r>
+      <w:r>
+        <w:fldChar w:fldCharType="separate"/>
+      </w:r>
+      <w:r>
+        <w:rPr>
+          <w:noProof/>
+        </w:rPr>
+        <w:t>3-2</w:t>
+      </w:r>
+      <w:r>
+        <w:fldChar w:fldCharType="end"/>
+      </w:r>
+      <w:r>
+        <w:t>-</w:t>
+      </w:r>
+      <w:r>
+        <w:fldChar w:fldCharType="begin"/>
+      </w:r>
+      <w:r>
+        <w:instrText xml:space="preserve"> </w:instrText>
+      </w:r>
+      <w:r>
+        <w:rPr>
+          <w:rFonts w:hint="eastAsia"/>
+        </w:rPr>
+        <w:instrText xml:space="preserve">SEQ </w:instrText>
+      </w:r>
+      <w:r>
+        <w:rPr>
+          <w:rFonts w:hint="eastAsia"/>
+        </w:rPr>
+        <w:instrText>表</w:instrText>
+      </w:r>
+      <w:r>
+        <w:rPr>
+          <w:rFonts w:hint="eastAsia"/>
+        </w:rPr>
+        <w:instrText xml:space="preserve"> \* ARABIC \s 2</w:instrText>
+      </w:r>
+      <w:r>
+        <w:instrText xml:space="preserve"> </w:instrText>
+      </w:r>
+      <w:r>
+        <w:fldChar w:fldCharType="separate"/>
+      </w:r>
+      <w:r>
+        <w:rPr>
+          <w:noProof/>
+        </w:rPr>
+        <w:t>3</w:t>
+      </w:r>
+      <w:r>
+        <w:fldChar w:fldCharType="end"/>
+      </w:r>
+      <w:r>
+        <w:t xml:space="preserve"> </w:t>
+      </w:r>
+      <w:r>
+        <w:rPr>
+          <w:rFonts w:hint="eastAsia"/>
+        </w:rPr>
+        <w:t>使用者端行動裝置軟硬體規格需求表</w:t>
+      </w:r>
+      <w:bookmarkEnd w:id="31"/>
+    </w:p>
+    <w:tbl>
+      <w:tblPr>
+        <w:tblStyle w:val="afa"/>
+        <w:tblW w:w="5000" w:type="pct"/>
+        <w:tblLook w:val="04A0" w:firstRow="1" w:lastRow="0" w:firstColumn="1" w:lastColumn="0" w:noHBand="0" w:noVBand="1"/>
+      </w:tblPr>
+      <w:tblGrid>
+        <w:gridCol w:w="2546"/>
+        <w:gridCol w:w="7648"/>
+      </w:tblGrid>
+      <w:tr>
+        <w:tc>
+          <w:tcPr>
+            <w:tcW w:w="1249" w:type="pct"/>
+            <w:shd w:val="clear" w:color="auto" w:fill="DEE5E8" w:themeFill="text2" w:themeFillTint="33"/>
+            <w:vAlign w:val="center"/>
+          </w:tcPr>
+          <w:p>
+            <w:pPr>
+              <w:pStyle w:val="a0"/>
+              <w:numPr>
+                <w:ilvl w:val="0"/>
+                <w:numId w:val="0"/>
+              </w:numPr>
+              <w:jc w:val="center"/>
+              <w:textAlignment w:val="center"/>
+              <w:rPr>
+                <w:rFonts w:hint="eastAsia"/>
+              </w:rPr>
+            </w:pPr>
+            <w:r>
+              <w:rPr>
+                <w:rFonts w:hint="eastAsia"/>
+              </w:rPr>
+              <w:t>項目</w:t>
+            </w:r>
+          </w:p>
+        </w:tc>
+        <w:tc>
+          <w:tcPr>
+            <w:tcW w:w="3751" w:type="pct"/>
+            <w:shd w:val="clear" w:color="auto" w:fill="DEE5E8" w:themeFill="text2" w:themeFillTint="33"/>
+            <w:vAlign w:val="center"/>
+          </w:tcPr>
+          <w:p>
+            <w:pPr>
+              <w:pStyle w:val="a0"/>
+              <w:numPr>
+                <w:ilvl w:val="0"/>
+                <w:numId w:val="0"/>
+              </w:numPr>
+              <w:jc w:val="center"/>
+              <w:textAlignment w:val="center"/>
+            </w:pPr>
+            <w:r>
+              <w:rPr>
+                <w:rFonts w:hint="eastAsia"/>
+              </w:rPr>
+              <w:t>規格需求</w:t>
+            </w:r>
+          </w:p>
+        </w:tc>
+      </w:tr>
+      <w:tr>
+        <w:tc>
+          <w:tcPr>
+            <w:tcW w:w="1249" w:type="pct"/>
+            <w:vAlign w:val="center"/>
+          </w:tcPr>
+          <w:p>
+            <w:pPr>
+              <w:pStyle w:val="a0"/>
+              <w:numPr>
+                <w:ilvl w:val="0"/>
+                <w:numId w:val="0"/>
+              </w:numPr>
+              <w:jc w:val="left"/>
+              <w:textAlignment w:val="center"/>
+            </w:pPr>
+            <w:r>
+              <w:rPr>
+                <w:rFonts w:hint="eastAsia"/>
+              </w:rPr>
+              <w:t>作業系統</w:t>
+            </w:r>
+          </w:p>
+        </w:tc>
+        <w:tc>
+          <w:tcPr>
+            <w:tcW w:w="3751" w:type="pct"/>
+            <w:vAlign w:val="center"/>
+          </w:tcPr>
+          <w:p>
+            <w:pPr>
+              <w:pStyle w:val="a0"/>
+              <w:numPr>
+                <w:ilvl w:val="0"/>
+                <w:numId w:val="0"/>
+              </w:numPr>
+              <w:textAlignment w:val="center"/>
+            </w:pPr>
+            <w:r>
+              <w:rPr>
+                <w:rFonts w:hint="eastAsia"/>
+              </w:rPr>
+              <w:t>iOS 14.0</w:t>
+            </w:r>
+            <w:r>
+              <w:rPr>
+                <w:rFonts w:hint="eastAsia"/>
+              </w:rPr>
+              <w:t>（含）以上</w:t>
+            </w:r>
+            <w:r>
+              <w:rPr>
+                <w:rFonts w:hint="eastAsia"/>
+              </w:rPr>
+              <w:t>/</w:t>
+            </w:r>
+            <w:r>
+              <w:rPr>
+                <w:rFonts w:hint="eastAsia"/>
+              </w:rPr>
+              <w:t>Android 8.0</w:t>
+            </w:r>
+            <w:r>
+              <w:rPr>
+                <w:rFonts w:hint="eastAsia"/>
+              </w:rPr>
+              <w:t>（含）以上</w:t>
+            </w:r>
+          </w:p>
+        </w:tc>
+      </w:tr>
+      <w:tr>
+        <w:tc>
+          <w:tcPr>
+            <w:tcW w:w="1249" w:type="pct"/>
+            <w:vAlign w:val="center"/>
+          </w:tcPr>
+          <w:p>
+            <w:pPr>
+              <w:pStyle w:val="a0"/>
+              <w:numPr>
+                <w:ilvl w:val="0"/>
+                <w:numId w:val="0"/>
+              </w:numPr>
+              <w:jc w:val="left"/>
+              <w:textAlignment w:val="center"/>
+            </w:pPr>
+            <w:r>
+              <w:rPr>
+                <w:rFonts w:hint="eastAsia"/>
+              </w:rPr>
+              <w:t>硬體功能要求</w:t>
+            </w:r>
+          </w:p>
+        </w:tc>
+        <w:tc>
+          <w:tcPr>
+            <w:tcW w:w="3751" w:type="pct"/>
+            <w:vAlign w:val="center"/>
+          </w:tcPr>
+          <w:p>
+            <w:pPr>
+              <w:pStyle w:val="a0"/>
+              <w:numPr>
+                <w:ilvl w:val="0"/>
+                <w:numId w:val="0"/>
+              </w:numPr>
+              <w:textAlignment w:val="center"/>
+            </w:pPr>
+            <w:r>
+              <w:rPr>
+                <w:rFonts w:hint="eastAsia"/>
+              </w:rPr>
+              <w:t>具備後置相機鏡頭（用於掃描</w:t>
+            </w:r>
+            <w:r>
+              <w:rPr>
+                <w:rFonts w:hint="eastAsia"/>
+              </w:rPr>
+              <w:t>QR Code</w:t>
+            </w:r>
+            <w:r>
+              <w:rPr>
+                <w:rFonts w:hint="eastAsia"/>
+              </w:rPr>
+              <w:t>與拍攝書</w:t>
+            </w:r>
+            <w:proofErr w:type="gramStart"/>
+            <w:r>
+              <w:rPr>
+                <w:rFonts w:hint="eastAsia"/>
+              </w:rPr>
+              <w:t>況</w:t>
+            </w:r>
+            <w:proofErr w:type="gramEnd"/>
+            <w:r>
+              <w:rPr>
+                <w:rFonts w:hint="eastAsia"/>
+              </w:rPr>
+              <w:t>）</w:t>
+            </w:r>
+          </w:p>
+        </w:tc>
+      </w:tr>
+      <w:tr>
+        <w:tc>
+          <w:tcPr>
+            <w:tcW w:w="1249" w:type="pct"/>
+            <w:vAlign w:val="center"/>
+          </w:tcPr>
+          <w:p>
+            <w:pPr>
+              <w:pStyle w:val="a0"/>
+              <w:numPr>
+                <w:ilvl w:val="0"/>
+                <w:numId w:val="0"/>
+              </w:numPr>
+              <w:jc w:val="left"/>
+              <w:textAlignment w:val="center"/>
+            </w:pPr>
+            <w:r>
+              <w:rPr>
+                <w:rFonts w:hint="eastAsia"/>
+              </w:rPr>
+              <w:t>網路連線</w:t>
+            </w:r>
+          </w:p>
+        </w:tc>
+        <w:tc>
+          <w:tcPr>
+            <w:tcW w:w="3751" w:type="pct"/>
+            <w:vAlign w:val="center"/>
+          </w:tcPr>
+          <w:p>
+            <w:pPr>
+              <w:pStyle w:val="a0"/>
+              <w:numPr>
+                <w:ilvl w:val="0"/>
+                <w:numId w:val="0"/>
+              </w:numPr>
+              <w:textAlignment w:val="center"/>
+            </w:pPr>
+            <w:r>
+              <w:rPr>
+                <w:rFonts w:hint="eastAsia"/>
+              </w:rPr>
+              <w:t>4G/5G</w:t>
+            </w:r>
+            <w:r>
+              <w:rPr>
+                <w:rFonts w:hint="eastAsia"/>
+              </w:rPr>
+              <w:t>行動網路或</w:t>
+            </w:r>
+            <w:r>
+              <w:rPr>
+                <w:rFonts w:hint="eastAsia"/>
+              </w:rPr>
+              <w:t>Wi-Fi</w:t>
+            </w:r>
+            <w:r>
+              <w:rPr>
+                <w:rFonts w:hint="eastAsia"/>
+              </w:rPr>
+              <w:t>連線能力</w:t>
+            </w:r>
+          </w:p>
+        </w:tc>
+      </w:tr>
+      <w:tr>
+        <w:tc>
+          <w:tcPr>
+            <w:tcW w:w="1249" w:type="pct"/>
+            <w:vAlign w:val="center"/>
+          </w:tcPr>
+          <w:p>
+            <w:pPr>
+              <w:pStyle w:val="a0"/>
+              <w:numPr>
+                <w:ilvl w:val="0"/>
+                <w:numId w:val="0"/>
+              </w:numPr>
+              <w:jc w:val="left"/>
+              <w:textAlignment w:val="center"/>
+            </w:pPr>
+            <w:r>
+              <w:rPr>
+                <w:rFonts w:hint="eastAsia"/>
+              </w:rPr>
+              <w:t>磁碟可用空間</w:t>
+            </w:r>
+          </w:p>
+        </w:tc>
+        <w:tc>
+          <w:tcPr>
+            <w:tcW w:w="3751" w:type="pct"/>
+            <w:vAlign w:val="center"/>
+          </w:tcPr>
+          <w:p>
+            <w:pPr>
+              <w:pStyle w:val="a0"/>
+              <w:numPr>
+                <w:ilvl w:val="0"/>
+                <w:numId w:val="0"/>
+              </w:numPr>
+              <w:textAlignment w:val="center"/>
+              <w:rPr>
+                <w:rFonts w:hint="eastAsia"/>
+              </w:rPr>
+            </w:pPr>
+            <w:r>
+              <w:rPr>
+                <w:rFonts w:hint="eastAsia"/>
+              </w:rPr>
+              <w:t>100MB</w:t>
+            </w:r>
+            <w:r>
+              <w:rPr>
+                <w:rFonts w:hint="eastAsia"/>
+              </w:rPr>
+              <w:t>以上應用程式安裝空間</w:t>
+            </w:r>
+          </w:p>
+        </w:tc>
+      </w:tr>
+    </w:tbl>
+    <w:p>
+      <w:pPr>
+        <w:pStyle w:val="afb"/>
+      </w:pPr>
+      <w:bookmarkStart w:id="32" w:name="_Toc227533621"/>
+      <w:r>
+        <w:rPr>
+          <w:rFonts w:hint="eastAsia"/>
+        </w:rPr>
+        <w:t>表</w:t>
+      </w:r>
+      <w:r>
+        <w:rPr>
+          <w:rFonts w:hint="eastAsia"/>
+        </w:rPr>
+        <w:t xml:space="preserve"> </w:t>
+      </w:r>
+      <w:r>
+        <w:fldChar w:fldCharType="begin"/>
+      </w:r>
+      <w:r>
+        <w:instrText xml:space="preserve"> </w:instrText>
+      </w:r>
+      <w:r>
+        <w:rPr>
+          <w:rFonts w:hint="eastAsia"/>
+        </w:rPr>
+        <w:instrText>STYLEREF 2 \s</w:instrText>
+      </w:r>
+      <w:r>
+        <w:instrText xml:space="preserve"> </w:instrText>
+      </w:r>
+      <w:r>
+        <w:fldChar w:fldCharType="separate"/>
+      </w:r>
+      <w:r>
+        <w:rPr>
+          <w:noProof/>
+        </w:rPr>
+        <w:t>3-2</w:t>
+      </w:r>
+      <w:r>
+        <w:fldChar w:fldCharType="end"/>
+      </w:r>
+      <w:r>
+        <w:t>-</w:t>
+      </w:r>
+      <w:r>
+        <w:fldChar w:fldCharType="begin"/>
+      </w:r>
+      <w:r>
+        <w:instrText xml:space="preserve"> </w:instrText>
+      </w:r>
+      <w:r>
+        <w:rPr>
+          <w:rFonts w:hint="eastAsia"/>
+        </w:rPr>
+        <w:instrText xml:space="preserve">SEQ </w:instrText>
+      </w:r>
+      <w:r>
+        <w:rPr>
+          <w:rFonts w:hint="eastAsia"/>
+        </w:rPr>
+        <w:instrText>表</w:instrText>
+      </w:r>
+      <w:r>
+        <w:rPr>
+          <w:rFonts w:hint="eastAsia"/>
+        </w:rPr>
+        <w:instrText xml:space="preserve"> \* ARABIC \s 2</w:instrText>
+      </w:r>
+      <w:r>
+        <w:instrText xml:space="preserve"> </w:instrText>
+      </w:r>
+      <w:r>
+        <w:fldChar w:fldCharType="separate"/>
+      </w:r>
+      <w:r>
+        <w:rPr>
+          <w:noProof/>
+        </w:rPr>
+        <w:t>4</w:t>
+      </w:r>
+      <w:r>
+        <w:fldChar w:fldCharType="end"/>
+      </w:r>
+      <w:r>
+        <w:t xml:space="preserve"> </w:t>
+      </w:r>
+      <w:r>
+        <w:rPr>
+          <w:rFonts w:hint="eastAsia"/>
+        </w:rPr>
+        <w:t>智慧</w:t>
+      </w:r>
+      <w:proofErr w:type="gramStart"/>
+      <w:r>
+        <w:rPr>
+          <w:rFonts w:hint="eastAsia"/>
+        </w:rPr>
+        <w:t>書櫃物聯網</w:t>
+      </w:r>
+      <w:proofErr w:type="gramEnd"/>
+      <w:r>
+        <w:rPr>
+          <w:rFonts w:hint="eastAsia"/>
+        </w:rPr>
+        <w:t>終端軟硬體規格需求表</w:t>
+      </w:r>
+      <w:bookmarkEnd w:id="32"/>
+    </w:p>
+    <w:tbl>
+      <w:tblPr>
+        <w:tblStyle w:val="afa"/>
+        <w:tblW w:w="5000" w:type="pct"/>
+        <w:tblLook w:val="04A0" w:firstRow="1" w:lastRow="0" w:firstColumn="1" w:lastColumn="0" w:noHBand="0" w:noVBand="1"/>
+      </w:tblPr>
+      <w:tblGrid>
+        <w:gridCol w:w="2546"/>
+        <w:gridCol w:w="7648"/>
+      </w:tblGrid>
+      <w:tr>
+        <w:tc>
+          <w:tcPr>
+            <w:tcW w:w="1249" w:type="pct"/>
+            <w:shd w:val="clear" w:color="auto" w:fill="DEE5E8" w:themeFill="text2" w:themeFillTint="33"/>
+            <w:vAlign w:val="center"/>
+          </w:tcPr>
+          <w:p>
+            <w:pPr>
+              <w:pStyle w:val="a0"/>
+              <w:numPr>
+                <w:ilvl w:val="0"/>
+                <w:numId w:val="0"/>
+              </w:numPr>
+              <w:jc w:val="center"/>
+              <w:textAlignment w:val="center"/>
+              <w:rPr>
+                <w:rFonts w:hint="eastAsia"/>
+              </w:rPr>
+            </w:pPr>
+            <w:r>
+              <w:rPr>
+                <w:rFonts w:hint="eastAsia"/>
+              </w:rPr>
+              <w:t>項目</w:t>
+            </w:r>
+          </w:p>
+        </w:tc>
+        <w:tc>
+          <w:tcPr>
+            <w:tcW w:w="3751" w:type="pct"/>
+            <w:shd w:val="clear" w:color="auto" w:fill="DEE5E8" w:themeFill="text2" w:themeFillTint="33"/>
+            <w:vAlign w:val="center"/>
+          </w:tcPr>
+          <w:p>
+            <w:pPr>
+              <w:pStyle w:val="a0"/>
+              <w:numPr>
+                <w:ilvl w:val="0"/>
+                <w:numId w:val="0"/>
+              </w:numPr>
+              <w:jc w:val="center"/>
+              <w:textAlignment w:val="center"/>
+            </w:pPr>
+            <w:r>
+              <w:rPr>
+                <w:rFonts w:hint="eastAsia"/>
+              </w:rPr>
+              <w:t>規格需求</w:t>
+            </w:r>
+          </w:p>
+        </w:tc>
+      </w:tr>
+      <w:tr>
+        <w:tc>
+          <w:tcPr>
+            <w:tcW w:w="1249" w:type="pct"/>
+            <w:vAlign w:val="center"/>
+          </w:tcPr>
+          <w:p>
+            <w:pPr>
+              <w:pStyle w:val="a0"/>
+              <w:numPr>
+                <w:ilvl w:val="0"/>
+                <w:numId w:val="0"/>
+              </w:numPr>
+              <w:jc w:val="left"/>
+              <w:textAlignment w:val="center"/>
+            </w:pPr>
+            <w:r>
+              <w:rPr>
+                <w:rFonts w:hint="eastAsia"/>
+              </w:rPr>
+              <w:t>微控制器</w:t>
+            </w:r>
+          </w:p>
+        </w:tc>
+        <w:tc>
+          <w:tcPr>
+            <w:tcW w:w="3751" w:type="pct"/>
+            <w:vAlign w:val="center"/>
+          </w:tcPr>
+          <w:p>
+            <w:pPr>
+              <w:pStyle w:val="a0"/>
+              <w:numPr>
+                <w:ilvl w:val="0"/>
+                <w:numId w:val="0"/>
+              </w:numPr>
+              <w:textAlignment w:val="center"/>
+            </w:pPr>
+            <w:r>
+              <w:rPr>
+                <w:rFonts w:hint="eastAsia"/>
+              </w:rPr>
+              <w:t>ESP32</w:t>
+            </w:r>
+            <w:r>
+              <w:rPr>
+                <w:rFonts w:hint="eastAsia"/>
+              </w:rPr>
+              <w:t>開發板或同等級具備聯網能力之晶片</w:t>
+            </w:r>
+          </w:p>
+        </w:tc>
+      </w:tr>
+      <w:tr>
+        <w:tc>
+          <w:tcPr>
+            <w:tcW w:w="1249" w:type="pct"/>
+            <w:vAlign w:val="center"/>
+          </w:tcPr>
+          <w:p>
+            <w:pPr>
+              <w:pStyle w:val="a0"/>
+              <w:numPr>
+                <w:ilvl w:val="0"/>
+                <w:numId w:val="0"/>
+              </w:numPr>
+              <w:jc w:val="left"/>
+              <w:textAlignment w:val="center"/>
+            </w:pPr>
+            <w:r>
+              <w:rPr>
+                <w:rFonts w:hint="eastAsia"/>
+              </w:rPr>
+              <w:t>周邊元件</w:t>
+            </w:r>
+          </w:p>
+        </w:tc>
+        <w:tc>
+          <w:tcPr>
+            <w:tcW w:w="3751" w:type="pct"/>
+            <w:vAlign w:val="center"/>
+          </w:tcPr>
+          <w:p>
+            <w:pPr>
+              <w:pStyle w:val="a0"/>
+              <w:numPr>
+                <w:ilvl w:val="0"/>
+                <w:numId w:val="0"/>
+              </w:numPr>
+              <w:jc w:val="left"/>
+              <w:textAlignment w:val="center"/>
+              <w:rPr>
+                <w:spacing w:val="-8"/>
+              </w:rPr>
+            </w:pPr>
+            <w:r>
+              <w:rPr>
+                <w:rFonts w:hint="eastAsia"/>
+                <w:spacing w:val="-8"/>
+              </w:rPr>
+              <w:t>步進馬達模組、</w:t>
+            </w:r>
+            <w:r>
+              <w:rPr>
+                <w:rFonts w:hint="eastAsia"/>
+                <w:spacing w:val="-8"/>
+              </w:rPr>
+              <w:t>OLED</w:t>
+            </w:r>
+            <w:r>
+              <w:rPr>
+                <w:rFonts w:hint="eastAsia"/>
+                <w:spacing w:val="-8"/>
+              </w:rPr>
+              <w:t>或</w:t>
+            </w:r>
+            <w:r>
+              <w:rPr>
+                <w:rFonts w:hint="eastAsia"/>
+                <w:spacing w:val="-8"/>
+              </w:rPr>
+              <w:t>LCD</w:t>
+            </w:r>
+            <w:r>
+              <w:rPr>
+                <w:rFonts w:hint="eastAsia"/>
+                <w:spacing w:val="-8"/>
+              </w:rPr>
+              <w:t>顯示模組（用於顯示</w:t>
+            </w:r>
+            <w:r>
+              <w:rPr>
+                <w:rFonts w:hint="eastAsia"/>
+                <w:spacing w:val="-8"/>
+              </w:rPr>
+              <w:t>QR Code</w:t>
+            </w:r>
+            <w:r>
+              <w:rPr>
+                <w:rFonts w:hint="eastAsia"/>
+              </w:rPr>
+              <w:t>）</w:t>
+            </w:r>
+          </w:p>
+        </w:tc>
+      </w:tr>
+      <w:tr>
+        <w:tc>
+          <w:tcPr>
+            <w:tcW w:w="1249" w:type="pct"/>
+            <w:vAlign w:val="center"/>
+          </w:tcPr>
+          <w:p>
+            <w:pPr>
+              <w:pStyle w:val="a0"/>
+              <w:numPr>
+                <w:ilvl w:val="0"/>
+                <w:numId w:val="0"/>
+              </w:numPr>
+              <w:jc w:val="left"/>
+              <w:textAlignment w:val="center"/>
+            </w:pPr>
+            <w:r>
+              <w:rPr>
+                <w:rFonts w:hint="eastAsia"/>
+              </w:rPr>
+              <w:t>通訊介面</w:t>
+            </w:r>
+          </w:p>
+        </w:tc>
+        <w:tc>
+          <w:tcPr>
+            <w:tcW w:w="3751" w:type="pct"/>
+            <w:vAlign w:val="center"/>
+          </w:tcPr>
+          <w:p>
+            <w:pPr>
+              <w:pStyle w:val="a0"/>
+              <w:numPr>
+                <w:ilvl w:val="0"/>
+                <w:numId w:val="0"/>
+              </w:numPr>
+              <w:textAlignment w:val="center"/>
+            </w:pPr>
+            <w:r>
+              <w:rPr>
+                <w:rFonts w:hint="eastAsia"/>
+              </w:rPr>
+              <w:t>內建</w:t>
+            </w:r>
+            <w:r>
+              <w:rPr>
+                <w:rFonts w:hint="eastAsia"/>
+              </w:rPr>
+              <w:t>Wi-Fi</w:t>
+            </w:r>
+            <w:r>
+              <w:rPr>
+                <w:rFonts w:hint="eastAsia"/>
+              </w:rPr>
+              <w:t>（</w:t>
+            </w:r>
+            <w:r>
+              <w:rPr>
+                <w:rFonts w:hint="eastAsia"/>
+              </w:rPr>
+              <w:t>2.4 GHz, 802.11 b/g/n</w:t>
+            </w:r>
+            <w:r>
+              <w:rPr>
+                <w:rFonts w:hint="eastAsia"/>
+              </w:rPr>
+              <w:t>）</w:t>
+            </w:r>
+          </w:p>
+        </w:tc>
+      </w:tr>
+      <w:tr>
+        <w:tc>
+          <w:tcPr>
+            <w:tcW w:w="1249" w:type="pct"/>
+            <w:vAlign w:val="center"/>
+          </w:tcPr>
+          <w:p>
+            <w:pPr>
+              <w:pStyle w:val="a0"/>
+              <w:numPr>
+                <w:ilvl w:val="0"/>
+                <w:numId w:val="0"/>
+              </w:numPr>
+              <w:jc w:val="left"/>
+              <w:textAlignment w:val="center"/>
+            </w:pPr>
+            <w:r>
+              <w:rPr>
+                <w:rFonts w:hint="eastAsia"/>
+              </w:rPr>
+              <w:t>電源供應</w:t>
+            </w:r>
+          </w:p>
+        </w:tc>
+        <w:tc>
+          <w:tcPr>
+            <w:tcW w:w="3751" w:type="pct"/>
+            <w:vAlign w:val="center"/>
+          </w:tcPr>
+          <w:p>
+            <w:pPr>
+              <w:pStyle w:val="a0"/>
+              <w:numPr>
+                <w:ilvl w:val="0"/>
+                <w:numId w:val="0"/>
+              </w:numPr>
+              <w:textAlignment w:val="center"/>
+              <w:rPr>
+                <w:rFonts w:hint="eastAsia"/>
+              </w:rPr>
+            </w:pPr>
+            <w:r>
+              <w:rPr>
+                <w:rFonts w:hint="eastAsia"/>
+              </w:rPr>
+              <w:t>DC 5V/2A</w:t>
+            </w:r>
+            <w:proofErr w:type="gramStart"/>
+            <w:r>
+              <w:rPr>
+                <w:rFonts w:hint="eastAsia"/>
+              </w:rPr>
+              <w:t>以上穩</w:t>
+            </w:r>
+            <w:proofErr w:type="gramEnd"/>
+            <w:r>
+              <w:rPr>
+                <w:rFonts w:hint="eastAsia"/>
+              </w:rPr>
+              <w:t>壓電源</w:t>
+            </w:r>
+          </w:p>
+        </w:tc>
+      </w:tr>
+    </w:tbl>
+    <w:p>
+      <w:pPr>
+        <w:pStyle w:val="afb"/>
+        <w:pageBreakBefore/>
+      </w:pPr>
+      <w:bookmarkStart w:id="33" w:name="_Toc227533622"/>
+      <w:r>
+        <w:rPr>
+          <w:rFonts w:hint="eastAsia"/>
+        </w:rPr>
+        <w:lastRenderedPageBreak/>
+        <w:t>表</w:t>
+      </w:r>
+      <w:r>
+        <w:rPr>
+          <w:rFonts w:hint="eastAsia"/>
+        </w:rPr>
+        <w:t xml:space="preserve"> </w:t>
+      </w:r>
+      <w:r>
+        <w:fldChar w:fldCharType="begin"/>
+      </w:r>
+      <w:r>
+        <w:instrText xml:space="preserve"> </w:instrText>
+      </w:r>
+      <w:r>
+        <w:rPr>
+          <w:rFonts w:hint="eastAsia"/>
+        </w:rPr>
+        <w:instrText>STYLEREF 2 \s</w:instrText>
+      </w:r>
+      <w:r>
+        <w:instrText xml:space="preserve"> </w:instrText>
+      </w:r>
+      <w:r>
+        <w:fldChar w:fldCharType="separate"/>
+      </w:r>
+      <w:r>
+        <w:rPr>
+          <w:noProof/>
+        </w:rPr>
+        <w:t>3-2</w:t>
+      </w:r>
+      <w:r>
+        <w:fldChar w:fldCharType="end"/>
+      </w:r>
+      <w:r>
+        <w:t>-</w:t>
+      </w:r>
+      <w:r>
+        <w:fldChar w:fldCharType="begin"/>
+      </w:r>
+      <w:r>
+        <w:instrText xml:space="preserve"> </w:instrText>
+      </w:r>
+      <w:r>
+        <w:rPr>
+          <w:rFonts w:hint="eastAsia"/>
+        </w:rPr>
+        <w:instrText xml:space="preserve">SEQ </w:instrText>
+      </w:r>
+      <w:r>
+        <w:rPr>
+          <w:rFonts w:hint="eastAsia"/>
+        </w:rPr>
+        <w:instrText>表</w:instrText>
+      </w:r>
+      <w:r>
+        <w:rPr>
+          <w:rFonts w:hint="eastAsia"/>
+        </w:rPr>
+        <w:instrText xml:space="preserve"> \* ARABIC \s 2</w:instrText>
+      </w:r>
+      <w:r>
+        <w:instrText xml:space="preserve"> </w:instrText>
+      </w:r>
+      <w:r>
+        <w:fldChar w:fldCharType="separate"/>
+      </w:r>
+      <w:r>
+        <w:rPr>
+          <w:noProof/>
+        </w:rPr>
+        <w:t>5</w:t>
+      </w:r>
+      <w:r>
+        <w:fldChar w:fldCharType="end"/>
+      </w:r>
+      <w:r>
+        <w:t xml:space="preserve"> </w:t>
+      </w:r>
+      <w:r>
+        <w:rPr>
+          <w:rFonts w:hint="eastAsia"/>
+        </w:rPr>
+        <w:t>系統分層架構與技術平台配置表</w:t>
+      </w:r>
+      <w:bookmarkEnd w:id="33"/>
+    </w:p>
+    <w:tbl>
+      <w:tblPr>
+        <w:tblStyle w:val="afa"/>
+        <w:tblW w:w="0" w:type="auto"/>
+        <w:tblLook w:val="04A0" w:firstRow="1" w:lastRow="0" w:firstColumn="1" w:lastColumn="0" w:noHBand="0" w:noVBand="1"/>
+      </w:tblPr>
+      <w:tblGrid>
+        <w:gridCol w:w="1899"/>
+        <w:gridCol w:w="1904"/>
+        <w:gridCol w:w="2925"/>
+        <w:gridCol w:w="3466"/>
+      </w:tblGrid>
+      <w:tr>
+        <w:tc>
+          <w:tcPr>
+            <w:tcW w:w="1899" w:type="dxa"/>
+            <w:shd w:val="clear" w:color="auto" w:fill="DEE5E8" w:themeFill="text2" w:themeFillTint="33"/>
+            <w:vAlign w:val="center"/>
+          </w:tcPr>
+          <w:p>
+            <w:pPr>
+              <w:pStyle w:val="a0"/>
+              <w:numPr>
+                <w:ilvl w:val="0"/>
+                <w:numId w:val="0"/>
+              </w:numPr>
+              <w:jc w:val="center"/>
+              <w:textAlignment w:val="center"/>
+              <w:rPr>
+                <w:rFonts w:hint="eastAsia"/>
+              </w:rPr>
+            </w:pPr>
+            <w:r>
+              <w:rPr>
+                <w:rFonts w:hint="eastAsia"/>
+              </w:rPr>
+              <w:t>系統層級</w:t>
+            </w:r>
+          </w:p>
+        </w:tc>
+        <w:tc>
+          <w:tcPr>
+            <w:tcW w:w="1904" w:type="dxa"/>
+            <w:shd w:val="clear" w:color="auto" w:fill="DEE5E8" w:themeFill="text2" w:themeFillTint="33"/>
+            <w:vAlign w:val="center"/>
+          </w:tcPr>
+          <w:p>
+            <w:pPr>
+              <w:pStyle w:val="a0"/>
+              <w:numPr>
+                <w:ilvl w:val="0"/>
+                <w:numId w:val="0"/>
+              </w:numPr>
+              <w:jc w:val="center"/>
+              <w:textAlignment w:val="center"/>
+            </w:pPr>
+            <w:r>
+              <w:rPr>
+                <w:rFonts w:hint="eastAsia"/>
+              </w:rPr>
+              <w:t>技術領域</w:t>
+            </w:r>
+          </w:p>
+        </w:tc>
+        <w:tc>
+          <w:tcPr>
+            <w:tcW w:w="2925" w:type="dxa"/>
+            <w:shd w:val="clear" w:color="auto" w:fill="DEE5E8" w:themeFill="text2" w:themeFillTint="33"/>
+            <w:vAlign w:val="center"/>
+          </w:tcPr>
+          <w:p>
+            <w:pPr>
+              <w:pStyle w:val="a0"/>
+              <w:numPr>
+                <w:ilvl w:val="0"/>
+                <w:numId w:val="0"/>
+              </w:numPr>
+              <w:jc w:val="center"/>
+              <w:textAlignment w:val="center"/>
+              <w:rPr>
+                <w:rFonts w:hint="eastAsia"/>
+              </w:rPr>
+            </w:pPr>
+            <w:r>
+              <w:rPr>
+                <w:rFonts w:hint="eastAsia"/>
+              </w:rPr>
+              <w:t>技術平台與版本</w:t>
+            </w:r>
+          </w:p>
+        </w:tc>
+        <w:tc>
+          <w:tcPr>
+            <w:tcW w:w="3466" w:type="dxa"/>
+            <w:shd w:val="clear" w:color="auto" w:fill="DEE5E8" w:themeFill="text2" w:themeFillTint="33"/>
+            <w:vAlign w:val="center"/>
+          </w:tcPr>
+          <w:p>
+            <w:pPr>
+              <w:pStyle w:val="a0"/>
+              <w:numPr>
+                <w:ilvl w:val="0"/>
+                <w:numId w:val="0"/>
+              </w:numPr>
+              <w:jc w:val="center"/>
+              <w:textAlignment w:val="center"/>
+              <w:rPr>
+                <w:rFonts w:hint="eastAsia"/>
+              </w:rPr>
+            </w:pPr>
+            <w:r>
+              <w:rPr>
+                <w:rFonts w:hint="eastAsia"/>
+              </w:rPr>
+              <w:t>功能說明</w:t>
+            </w:r>
+          </w:p>
+        </w:tc>
+      </w:tr>
+      <w:tr>
+        <w:tc>
+          <w:tcPr>
+            <w:tcW w:w="1899" w:type="dxa"/>
+            <w:vMerge w:val="restart"/>
+            <w:vAlign w:val="center"/>
+          </w:tcPr>
+          <w:p>
+            <w:pPr>
+              <w:pStyle w:val="a0"/>
+              <w:numPr>
+                <w:ilvl w:val="0"/>
+                <w:numId w:val="0"/>
+              </w:numPr>
+              <w:jc w:val="center"/>
+              <w:textAlignment w:val="center"/>
+              <w:rPr>
+                <w:rFonts w:hint="eastAsia"/>
+              </w:rPr>
+            </w:pPr>
+            <w:r>
+              <w:rPr>
+                <w:rFonts w:hint="eastAsia"/>
+              </w:rPr>
+              <w:t>前端應用層</w:t>
+            </w:r>
+          </w:p>
+          <w:p>
+            <w:pPr>
+              <w:pStyle w:val="a0"/>
+              <w:numPr>
+                <w:ilvl w:val="0"/>
+                <w:numId w:val="0"/>
+              </w:numPr>
+              <w:jc w:val="center"/>
+              <w:textAlignment w:val="center"/>
+            </w:pPr>
+            <w:r>
+              <w:rPr>
+                <w:rFonts w:hint="eastAsia"/>
+              </w:rPr>
+              <w:t>（</w:t>
+            </w:r>
+            <w:r>
+              <w:rPr>
+                <w:rFonts w:hint="eastAsia"/>
+              </w:rPr>
+              <w:t>使用者端</w:t>
+            </w:r>
+            <w:r>
+              <w:rPr>
+                <w:rFonts w:hint="eastAsia"/>
+              </w:rPr>
+              <w:t>）</w:t>
+            </w:r>
+          </w:p>
+        </w:tc>
+        <w:tc>
+          <w:tcPr>
+            <w:tcW w:w="1904" w:type="dxa"/>
+            <w:vAlign w:val="center"/>
+          </w:tcPr>
+          <w:p>
+            <w:pPr>
+              <w:pStyle w:val="a0"/>
+              <w:numPr>
+                <w:ilvl w:val="0"/>
+                <w:numId w:val="0"/>
+              </w:numPr>
+              <w:textAlignment w:val="center"/>
+            </w:pPr>
+            <w:r>
+              <w:rPr>
+                <w:rFonts w:hint="eastAsia"/>
+              </w:rPr>
+              <w:t>行動端框架</w:t>
+            </w:r>
+          </w:p>
+        </w:tc>
+        <w:tc>
+          <w:tcPr>
+            <w:tcW w:w="2925" w:type="dxa"/>
+            <w:vAlign w:val="center"/>
+          </w:tcPr>
+          <w:p>
+            <w:pPr>
+              <w:pStyle w:val="a0"/>
+              <w:numPr>
+                <w:ilvl w:val="0"/>
+                <w:numId w:val="0"/>
+              </w:numPr>
+              <w:textAlignment w:val="center"/>
+              <w:rPr>
+                <w:rFonts w:hint="eastAsia"/>
+              </w:rPr>
+            </w:pPr>
+            <w:r>
+              <w:t>Flutter SDK (Dart)</w:t>
+            </w:r>
+          </w:p>
+        </w:tc>
+        <w:tc>
+          <w:tcPr>
+            <w:tcW w:w="3466" w:type="dxa"/>
+          </w:tcPr>
+          <w:p>
+            <w:pPr>
+              <w:pStyle w:val="a0"/>
+              <w:numPr>
+                <w:ilvl w:val="0"/>
+                <w:numId w:val="0"/>
+              </w:numPr>
+              <w:textAlignment w:val="center"/>
+              <w:rPr>
+                <w:rFonts w:hint="eastAsia"/>
+              </w:rPr>
+            </w:pPr>
+            <w:r>
+              <w:rPr>
+                <w:rFonts w:hint="eastAsia"/>
+                <w:spacing w:val="-10"/>
+              </w:rPr>
+              <w:t>開發跨平台</w:t>
+            </w:r>
+            <w:r>
+              <w:rPr>
+                <w:rFonts w:hint="eastAsia"/>
+                <w:spacing w:val="-10"/>
+              </w:rPr>
+              <w:t>（</w:t>
+            </w:r>
+            <w:r>
+              <w:rPr>
+                <w:rFonts w:hint="eastAsia"/>
+                <w:spacing w:val="-10"/>
+              </w:rPr>
+              <w:t>iOS/Android</w:t>
+            </w:r>
+            <w:r>
+              <w:rPr>
+                <w:rFonts w:hint="eastAsia"/>
+                <w:spacing w:val="-10"/>
+              </w:rPr>
+              <w:t>）</w:t>
+            </w:r>
+            <w:r>
+              <w:rPr>
+                <w:rFonts w:hint="eastAsia"/>
+              </w:rPr>
+              <w:t>買賣家專用</w:t>
+            </w:r>
+            <w:r>
+              <w:rPr>
+                <w:rFonts w:hint="eastAsia"/>
+              </w:rPr>
+              <w:t>App</w:t>
+            </w:r>
+            <w:r>
+              <w:rPr>
+                <w:rFonts w:hint="eastAsia"/>
+              </w:rPr>
+              <w:t>。</w:t>
+            </w:r>
+          </w:p>
+        </w:tc>
+      </w:tr>
+      <w:tr>
+        <w:tc>
+          <w:tcPr>
+            <w:tcW w:w="1899" w:type="dxa"/>
+            <w:vMerge/>
+            <w:vAlign w:val="center"/>
+          </w:tcPr>
+          <w:p>
+            <w:pPr>
+              <w:pStyle w:val="a0"/>
+              <w:numPr>
+                <w:ilvl w:val="0"/>
+                <w:numId w:val="0"/>
+              </w:numPr>
+              <w:jc w:val="center"/>
+              <w:textAlignment w:val="center"/>
+            </w:pPr>
+          </w:p>
+        </w:tc>
+        <w:tc>
+          <w:tcPr>
+            <w:tcW w:w="1904" w:type="dxa"/>
+            <w:vAlign w:val="center"/>
+          </w:tcPr>
+          <w:p>
+            <w:pPr>
+              <w:pStyle w:val="a0"/>
+              <w:numPr>
+                <w:ilvl w:val="0"/>
+                <w:numId w:val="0"/>
+              </w:numPr>
+              <w:textAlignment w:val="center"/>
+            </w:pPr>
+            <w:r>
+              <w:rPr>
+                <w:rFonts w:hint="eastAsia"/>
+              </w:rPr>
+              <w:t>運行環境</w:t>
+            </w:r>
+          </w:p>
+        </w:tc>
+        <w:tc>
+          <w:tcPr>
+            <w:tcW w:w="2925" w:type="dxa"/>
+            <w:vAlign w:val="center"/>
+          </w:tcPr>
+          <w:p>
+            <w:pPr>
+              <w:pStyle w:val="a0"/>
+              <w:numPr>
+                <w:ilvl w:val="0"/>
+                <w:numId w:val="0"/>
+              </w:numPr>
+              <w:textAlignment w:val="center"/>
+              <w:rPr>
+                <w:rFonts w:hint="eastAsia"/>
+              </w:rPr>
+            </w:pPr>
+            <w:r>
+              <w:t>iOS 14.0+/Android 8.0+</w:t>
+            </w:r>
+          </w:p>
+        </w:tc>
+        <w:tc>
+          <w:tcPr>
+            <w:tcW w:w="3466" w:type="dxa"/>
+          </w:tcPr>
+          <w:p>
+            <w:pPr>
+              <w:pStyle w:val="a0"/>
+              <w:numPr>
+                <w:ilvl w:val="0"/>
+                <w:numId w:val="0"/>
+              </w:numPr>
+              <w:textAlignment w:val="center"/>
+              <w:rPr>
+                <w:rFonts w:hint="eastAsia"/>
+              </w:rPr>
+            </w:pPr>
+            <w:r>
+              <w:rPr>
+                <w:rFonts w:hint="eastAsia"/>
+              </w:rPr>
+              <w:t>確保多數現代智慧型手機皆能順利安裝與執行。</w:t>
+            </w:r>
+          </w:p>
+        </w:tc>
+      </w:tr>
+      <w:tr>
+        <w:tc>
+          <w:tcPr>
+            <w:tcW w:w="1899" w:type="dxa"/>
+            <w:vMerge w:val="restart"/>
+            <w:vAlign w:val="center"/>
+          </w:tcPr>
+          <w:p>
+            <w:pPr>
+              <w:pStyle w:val="a0"/>
+              <w:numPr>
+                <w:ilvl w:val="0"/>
+                <w:numId w:val="0"/>
+              </w:numPr>
+              <w:jc w:val="center"/>
+              <w:textAlignment w:val="center"/>
+              <w:rPr>
+                <w:rFonts w:hint="eastAsia"/>
+              </w:rPr>
+            </w:pPr>
+            <w:r>
+              <w:rPr>
+                <w:rFonts w:hint="eastAsia"/>
+              </w:rPr>
+              <w:t>後端邏輯層</w:t>
+            </w:r>
+          </w:p>
+          <w:p>
+            <w:pPr>
+              <w:pStyle w:val="a0"/>
+              <w:numPr>
+                <w:ilvl w:val="0"/>
+                <w:numId w:val="0"/>
+              </w:numPr>
+              <w:jc w:val="center"/>
+              <w:textAlignment w:val="center"/>
+            </w:pPr>
+            <w:r>
+              <w:rPr>
+                <w:rFonts w:hint="eastAsia"/>
+              </w:rPr>
+              <w:t>（</w:t>
+            </w:r>
+            <w:r>
+              <w:rPr>
+                <w:rFonts w:hint="eastAsia"/>
+              </w:rPr>
+              <w:t>伺服器端</w:t>
+            </w:r>
+            <w:r>
+              <w:rPr>
+                <w:rFonts w:hint="eastAsia"/>
+              </w:rPr>
+              <w:t>）</w:t>
+            </w:r>
+          </w:p>
+        </w:tc>
+        <w:tc>
+          <w:tcPr>
+            <w:tcW w:w="1904" w:type="dxa"/>
+            <w:vAlign w:val="center"/>
+          </w:tcPr>
+          <w:p>
+            <w:pPr>
+              <w:pStyle w:val="a0"/>
+              <w:numPr>
+                <w:ilvl w:val="0"/>
+                <w:numId w:val="0"/>
+              </w:numPr>
+              <w:textAlignment w:val="center"/>
+            </w:pPr>
+            <w:r>
+              <w:rPr>
+                <w:rFonts w:hint="eastAsia"/>
+              </w:rPr>
+              <w:t>核心框架</w:t>
+            </w:r>
+          </w:p>
+        </w:tc>
+        <w:tc>
+          <w:tcPr>
+            <w:tcW w:w="2925" w:type="dxa"/>
+            <w:vAlign w:val="center"/>
+          </w:tcPr>
+          <w:p>
+            <w:pPr>
+              <w:pStyle w:val="a0"/>
+              <w:numPr>
+                <w:ilvl w:val="0"/>
+                <w:numId w:val="0"/>
+              </w:numPr>
+              <w:textAlignment w:val="center"/>
+              <w:rPr>
+                <w:rFonts w:hint="eastAsia"/>
+              </w:rPr>
+            </w:pPr>
+            <w:r>
+              <w:t>Node.js/Express.js</w:t>
+            </w:r>
+          </w:p>
+        </w:tc>
+        <w:tc>
+          <w:tcPr>
+            <w:tcW w:w="3466" w:type="dxa"/>
+          </w:tcPr>
+          <w:p>
+            <w:pPr>
+              <w:pStyle w:val="a0"/>
+              <w:numPr>
+                <w:ilvl w:val="0"/>
+                <w:numId w:val="0"/>
+              </w:numPr>
+              <w:textAlignment w:val="center"/>
+              <w:rPr>
+                <w:rFonts w:hint="eastAsia"/>
+              </w:rPr>
+            </w:pPr>
+            <w:r>
+              <w:rPr>
+                <w:rFonts w:hint="eastAsia"/>
+              </w:rPr>
+              <w:t>負責核心交易邏輯、會員驗證與</w:t>
+            </w:r>
+            <w:r>
+              <w:rPr>
+                <w:rFonts w:hint="eastAsia"/>
+              </w:rPr>
+              <w:t>API</w:t>
+            </w:r>
+            <w:r>
+              <w:rPr>
+                <w:rFonts w:hint="eastAsia"/>
+              </w:rPr>
+              <w:t>請求。</w:t>
+            </w:r>
+          </w:p>
+        </w:tc>
+      </w:tr>
+      <w:tr>
+        <w:tc>
+          <w:tcPr>
+            <w:tcW w:w="1899" w:type="dxa"/>
+            <w:vMerge/>
+            <w:vAlign w:val="center"/>
+          </w:tcPr>
+          <w:p>
+            <w:pPr>
+              <w:pStyle w:val="a0"/>
+              <w:numPr>
+                <w:ilvl w:val="0"/>
+                <w:numId w:val="0"/>
+              </w:numPr>
+              <w:jc w:val="center"/>
+              <w:textAlignment w:val="center"/>
+            </w:pPr>
+          </w:p>
+        </w:tc>
+        <w:tc>
+          <w:tcPr>
+            <w:tcW w:w="1904" w:type="dxa"/>
+            <w:vAlign w:val="center"/>
+          </w:tcPr>
+          <w:p>
+            <w:pPr>
+              <w:pStyle w:val="a0"/>
+              <w:numPr>
+                <w:ilvl w:val="0"/>
+                <w:numId w:val="0"/>
+              </w:numPr>
+              <w:textAlignment w:val="center"/>
+              <w:rPr>
+                <w:rFonts w:hint="eastAsia"/>
+              </w:rPr>
+            </w:pPr>
+            <w:r>
+              <w:rPr>
+                <w:rFonts w:hint="eastAsia"/>
+              </w:rPr>
+              <w:t>資料庫通訊</w:t>
+            </w:r>
+          </w:p>
+        </w:tc>
+        <w:tc>
+          <w:tcPr>
+            <w:tcW w:w="2925" w:type="dxa"/>
+            <w:vAlign w:val="center"/>
+          </w:tcPr>
+          <w:p>
+            <w:pPr>
+              <w:pStyle w:val="a0"/>
+              <w:numPr>
+                <w:ilvl w:val="0"/>
+                <w:numId w:val="0"/>
+              </w:numPr>
+              <w:textAlignment w:val="center"/>
+              <w:rPr>
+                <w:rFonts w:hint="eastAsia"/>
+              </w:rPr>
+            </w:pPr>
+            <w:r>
+              <w:t>Prisma (ORM)</w:t>
+            </w:r>
+          </w:p>
+        </w:tc>
+        <w:tc>
+          <w:tcPr>
+            <w:tcW w:w="3466" w:type="dxa"/>
+          </w:tcPr>
+          <w:p>
+            <w:pPr>
+              <w:pStyle w:val="a0"/>
+              <w:numPr>
+                <w:ilvl w:val="0"/>
+                <w:numId w:val="0"/>
+              </w:numPr>
+              <w:textAlignment w:val="center"/>
+              <w:rPr>
+                <w:rFonts w:hint="eastAsia"/>
+              </w:rPr>
+            </w:pPr>
+            <w:r>
+              <w:rPr>
+                <w:rFonts w:hint="eastAsia"/>
+              </w:rPr>
+              <w:t>提供安全的物件關聯對映，防止</w:t>
+            </w:r>
+            <w:r>
+              <w:rPr>
+                <w:rFonts w:hint="eastAsia"/>
+              </w:rPr>
+              <w:t>SQL</w:t>
+            </w:r>
+            <w:proofErr w:type="gramStart"/>
+            <w:r>
+              <w:rPr>
+                <w:rFonts w:hint="eastAsia"/>
+              </w:rPr>
+              <w:t>隱碼攻擊</w:t>
+            </w:r>
+            <w:proofErr w:type="gramEnd"/>
+            <w:r>
+              <w:rPr>
+                <w:rFonts w:hint="eastAsia"/>
+              </w:rPr>
+              <w:t>。</w:t>
+            </w:r>
+          </w:p>
+        </w:tc>
+      </w:tr>
+      <w:tr>
+        <w:tc>
+          <w:tcPr>
+            <w:tcW w:w="1899" w:type="dxa"/>
+            <w:vMerge/>
+            <w:vAlign w:val="center"/>
+          </w:tcPr>
+          <w:p>
+            <w:pPr>
+              <w:pStyle w:val="a0"/>
+              <w:numPr>
+                <w:ilvl w:val="0"/>
+                <w:numId w:val="0"/>
+              </w:numPr>
+              <w:jc w:val="center"/>
+              <w:textAlignment w:val="center"/>
+            </w:pPr>
+          </w:p>
+        </w:tc>
+        <w:tc>
+          <w:tcPr>
+            <w:tcW w:w="1904" w:type="dxa"/>
+            <w:vAlign w:val="center"/>
+          </w:tcPr>
+          <w:p>
+            <w:pPr>
+              <w:pStyle w:val="a0"/>
+              <w:numPr>
+                <w:ilvl w:val="0"/>
+                <w:numId w:val="0"/>
+              </w:numPr>
+              <w:textAlignment w:val="center"/>
+              <w:rPr>
+                <w:rFonts w:hint="eastAsia"/>
+              </w:rPr>
+            </w:pPr>
+            <w:r>
+              <w:rPr>
+                <w:rFonts w:hint="eastAsia"/>
+              </w:rPr>
+              <w:t>API</w:t>
+            </w:r>
+            <w:r>
+              <w:rPr>
+                <w:rFonts w:hint="eastAsia"/>
+              </w:rPr>
+              <w:t>協定</w:t>
+            </w:r>
+          </w:p>
+        </w:tc>
+        <w:tc>
+          <w:tcPr>
+            <w:tcW w:w="2925" w:type="dxa"/>
+            <w:vAlign w:val="center"/>
+          </w:tcPr>
+          <w:p>
+            <w:pPr>
+              <w:pStyle w:val="a0"/>
+              <w:numPr>
+                <w:ilvl w:val="0"/>
+                <w:numId w:val="0"/>
+              </w:numPr>
+              <w:textAlignment w:val="center"/>
+              <w:rPr>
+                <w:rFonts w:hint="eastAsia"/>
+              </w:rPr>
+            </w:pPr>
+            <w:r>
+              <w:t>RESTful API</w:t>
+            </w:r>
+          </w:p>
+        </w:tc>
+        <w:tc>
+          <w:tcPr>
+            <w:tcW w:w="3466" w:type="dxa"/>
+          </w:tcPr>
+          <w:p>
+            <w:pPr>
+              <w:pStyle w:val="a0"/>
+              <w:numPr>
+                <w:ilvl w:val="0"/>
+                <w:numId w:val="0"/>
+              </w:numPr>
+              <w:textAlignment w:val="center"/>
+              <w:rPr>
+                <w:rFonts w:hint="eastAsia"/>
+              </w:rPr>
+            </w:pPr>
+            <w:r>
+              <w:rPr>
+                <w:rFonts w:hint="eastAsia"/>
+              </w:rPr>
+              <w:t>提供標準化的介面供</w:t>
+            </w:r>
+            <w:r>
+              <w:rPr>
+                <w:rFonts w:hint="eastAsia"/>
+              </w:rPr>
+              <w:t>App</w:t>
+            </w:r>
+            <w:r>
+              <w:rPr>
+                <w:rFonts w:hint="eastAsia"/>
+              </w:rPr>
+              <w:t>與硬體端進行資料交換。</w:t>
+            </w:r>
+          </w:p>
+        </w:tc>
+      </w:tr>
+      <w:tr>
+        <w:tc>
+          <w:tcPr>
+            <w:tcW w:w="1899" w:type="dxa"/>
+            <w:vMerge w:val="restart"/>
+            <w:vAlign w:val="center"/>
+          </w:tcPr>
+          <w:p>
+            <w:pPr>
+              <w:pStyle w:val="a0"/>
+              <w:numPr>
+                <w:ilvl w:val="0"/>
+                <w:numId w:val="0"/>
+              </w:numPr>
+              <w:jc w:val="center"/>
+              <w:textAlignment w:val="center"/>
+              <w:rPr>
+                <w:rFonts w:hint="eastAsia"/>
+              </w:rPr>
+            </w:pPr>
+            <w:r>
+              <w:rPr>
+                <w:rFonts w:hint="eastAsia"/>
+              </w:rPr>
+              <w:t>資料儲存層</w:t>
+            </w:r>
+          </w:p>
+          <w:p>
+            <w:pPr>
+              <w:pStyle w:val="a0"/>
+              <w:numPr>
+                <w:ilvl w:val="0"/>
+                <w:numId w:val="0"/>
+              </w:numPr>
+              <w:jc w:val="center"/>
+              <w:textAlignment w:val="center"/>
+            </w:pPr>
+            <w:r>
+              <w:rPr>
+                <w:rFonts w:hint="eastAsia"/>
+              </w:rPr>
+              <w:t>（</w:t>
+            </w:r>
+            <w:r>
+              <w:rPr>
+                <w:rFonts w:hint="eastAsia"/>
+              </w:rPr>
+              <w:t>伺服器端</w:t>
+            </w:r>
+            <w:r>
+              <w:rPr>
+                <w:rFonts w:hint="eastAsia"/>
+              </w:rPr>
+              <w:t>）</w:t>
+            </w:r>
+          </w:p>
+        </w:tc>
+        <w:tc>
+          <w:tcPr>
+            <w:tcW w:w="1904" w:type="dxa"/>
+            <w:vAlign w:val="center"/>
+          </w:tcPr>
+          <w:p>
+            <w:pPr>
+              <w:pStyle w:val="a0"/>
+              <w:numPr>
+                <w:ilvl w:val="0"/>
+                <w:numId w:val="0"/>
+              </w:numPr>
+              <w:textAlignment w:val="center"/>
+              <w:rPr>
+                <w:rFonts w:hint="eastAsia"/>
+              </w:rPr>
+            </w:pPr>
+            <w:r>
+              <w:rPr>
+                <w:rFonts w:hint="eastAsia"/>
+              </w:rPr>
+              <w:t>資料庫</w:t>
+            </w:r>
+          </w:p>
+        </w:tc>
+        <w:tc>
+          <w:tcPr>
+            <w:tcW w:w="2925" w:type="dxa"/>
+            <w:vAlign w:val="center"/>
+          </w:tcPr>
+          <w:p>
+            <w:pPr>
+              <w:pStyle w:val="a0"/>
+              <w:numPr>
+                <w:ilvl w:val="0"/>
+                <w:numId w:val="0"/>
+              </w:numPr>
+              <w:textAlignment w:val="center"/>
+              <w:rPr>
+                <w:rFonts w:hint="eastAsia"/>
+              </w:rPr>
+            </w:pPr>
+            <w:r>
+              <w:t>MySQL 8.0</w:t>
+            </w:r>
+          </w:p>
+        </w:tc>
+        <w:tc>
+          <w:tcPr>
+            <w:tcW w:w="3466" w:type="dxa"/>
+          </w:tcPr>
+          <w:p>
+            <w:pPr>
+              <w:pStyle w:val="a0"/>
+              <w:numPr>
+                <w:ilvl w:val="0"/>
+                <w:numId w:val="0"/>
+              </w:numPr>
+              <w:textAlignment w:val="center"/>
+              <w:rPr>
+                <w:rFonts w:hint="eastAsia"/>
+              </w:rPr>
+            </w:pPr>
+            <w:r>
+              <w:rPr>
+                <w:rFonts w:hint="eastAsia"/>
+              </w:rPr>
+              <w:t>負責儲存結構化的會員、</w:t>
+            </w:r>
+            <w:r>
+              <w:rPr>
+                <w:rFonts w:hint="eastAsia"/>
+                <w:spacing w:val="-10"/>
+              </w:rPr>
+              <w:t>書籍狀態與交易訂單資料。</w:t>
+            </w:r>
+          </w:p>
+        </w:tc>
+      </w:tr>
+      <w:tr>
+        <w:tc>
+          <w:tcPr>
+            <w:tcW w:w="1899" w:type="dxa"/>
+            <w:vMerge/>
+            <w:vAlign w:val="center"/>
+          </w:tcPr>
+          <w:p>
+            <w:pPr>
+              <w:pStyle w:val="a0"/>
+              <w:numPr>
+                <w:ilvl w:val="0"/>
+                <w:numId w:val="0"/>
+              </w:numPr>
+              <w:jc w:val="center"/>
+              <w:textAlignment w:val="center"/>
+            </w:pPr>
+          </w:p>
+        </w:tc>
+        <w:tc>
+          <w:tcPr>
+            <w:tcW w:w="1904" w:type="dxa"/>
+            <w:vAlign w:val="center"/>
+          </w:tcPr>
+          <w:p>
+            <w:pPr>
+              <w:pStyle w:val="a0"/>
+              <w:numPr>
+                <w:ilvl w:val="0"/>
+                <w:numId w:val="0"/>
+              </w:numPr>
+              <w:textAlignment w:val="center"/>
+              <w:rPr>
+                <w:rFonts w:hint="eastAsia"/>
+              </w:rPr>
+            </w:pPr>
+            <w:r>
+              <w:rPr>
+                <w:rFonts w:hint="eastAsia"/>
+              </w:rPr>
+              <w:t>資料庫管理</w:t>
+            </w:r>
+          </w:p>
+        </w:tc>
+        <w:tc>
+          <w:tcPr>
+            <w:tcW w:w="2925" w:type="dxa"/>
+            <w:vAlign w:val="center"/>
+          </w:tcPr>
+          <w:p>
+            <w:pPr>
+              <w:pStyle w:val="a0"/>
+              <w:numPr>
+                <w:ilvl w:val="0"/>
+                <w:numId w:val="0"/>
+              </w:numPr>
+              <w:textAlignment w:val="center"/>
+              <w:rPr>
+                <w:rFonts w:hint="eastAsia"/>
+              </w:rPr>
+            </w:pPr>
+            <w:r>
+              <w:t>phpMyAdmin</w:t>
+            </w:r>
+          </w:p>
+        </w:tc>
+        <w:tc>
+          <w:tcPr>
+            <w:tcW w:w="3466" w:type="dxa"/>
+          </w:tcPr>
+          <w:p>
+            <w:pPr>
+              <w:pStyle w:val="a0"/>
+              <w:numPr>
+                <w:ilvl w:val="0"/>
+                <w:numId w:val="0"/>
+              </w:numPr>
+              <w:textAlignment w:val="center"/>
+              <w:rPr>
+                <w:rFonts w:hint="eastAsia"/>
+              </w:rPr>
+            </w:pPr>
+            <w:r>
+              <w:rPr>
+                <w:rFonts w:hint="eastAsia"/>
+              </w:rPr>
+              <w:t>提供視覺化介面供管理者進行測試與除錯。</w:t>
+            </w:r>
+          </w:p>
+        </w:tc>
+      </w:tr>
+      <w:tr>
+        <w:tc>
+          <w:tcPr>
+            <w:tcW w:w="1899" w:type="dxa"/>
+            <w:vMerge w:val="restart"/>
+            <w:vAlign w:val="center"/>
+          </w:tcPr>
+          <w:p>
+            <w:pPr>
+              <w:pStyle w:val="a0"/>
+              <w:numPr>
+                <w:ilvl w:val="0"/>
+                <w:numId w:val="0"/>
+              </w:numPr>
+              <w:jc w:val="center"/>
+              <w:textAlignment w:val="center"/>
+              <w:rPr>
+                <w:rFonts w:hint="eastAsia"/>
+              </w:rPr>
+            </w:pPr>
+            <w:proofErr w:type="gramStart"/>
+            <w:r>
+              <w:rPr>
+                <w:rFonts w:hint="eastAsia"/>
+              </w:rPr>
+              <w:t>物聯網</w:t>
+            </w:r>
+            <w:proofErr w:type="gramEnd"/>
+            <w:r>
+              <w:rPr>
+                <w:rFonts w:hint="eastAsia"/>
+              </w:rPr>
+              <w:t>層</w:t>
+            </w:r>
+          </w:p>
+          <w:p>
+            <w:pPr>
+              <w:pStyle w:val="a0"/>
+              <w:numPr>
+                <w:ilvl w:val="0"/>
+                <w:numId w:val="0"/>
+              </w:numPr>
+              <w:jc w:val="center"/>
+              <w:textAlignment w:val="center"/>
+            </w:pPr>
+            <w:r>
+              <w:rPr>
+                <w:rFonts w:hint="eastAsia"/>
+              </w:rPr>
+              <w:t>（</w:t>
+            </w:r>
+            <w:r>
+              <w:rPr>
+                <w:rFonts w:hint="eastAsia"/>
+              </w:rPr>
+              <w:t>書櫃端</w:t>
+            </w:r>
+            <w:r>
+              <w:rPr>
+                <w:rFonts w:hint="eastAsia"/>
+              </w:rPr>
+              <w:t>）</w:t>
+            </w:r>
+          </w:p>
+        </w:tc>
+        <w:tc>
+          <w:tcPr>
+            <w:tcW w:w="1904" w:type="dxa"/>
+            <w:vAlign w:val="center"/>
+          </w:tcPr>
+          <w:p>
+            <w:pPr>
+              <w:pStyle w:val="a0"/>
+              <w:numPr>
+                <w:ilvl w:val="0"/>
+                <w:numId w:val="0"/>
+              </w:numPr>
+              <w:textAlignment w:val="center"/>
+              <w:rPr>
+                <w:rFonts w:hint="eastAsia"/>
+              </w:rPr>
+            </w:pPr>
+            <w:r>
+              <w:rPr>
+                <w:rFonts w:hint="eastAsia"/>
+              </w:rPr>
+              <w:t>韌體開發</w:t>
+            </w:r>
+          </w:p>
+        </w:tc>
+        <w:tc>
+          <w:tcPr>
+            <w:tcW w:w="2925" w:type="dxa"/>
+            <w:vAlign w:val="center"/>
+          </w:tcPr>
+          <w:p>
+            <w:pPr>
+              <w:pStyle w:val="a0"/>
+              <w:numPr>
+                <w:ilvl w:val="0"/>
+                <w:numId w:val="0"/>
+              </w:numPr>
+              <w:textAlignment w:val="center"/>
+              <w:rPr>
+                <w:rFonts w:hint="eastAsia"/>
+              </w:rPr>
+            </w:pPr>
+            <w:r>
+              <w:t>C/C++</w:t>
+            </w:r>
+          </w:p>
+        </w:tc>
+        <w:tc>
+          <w:tcPr>
+            <w:tcW w:w="3466" w:type="dxa"/>
+          </w:tcPr>
+          <w:p>
+            <w:pPr>
+              <w:pStyle w:val="a0"/>
+              <w:numPr>
+                <w:ilvl w:val="0"/>
+                <w:numId w:val="0"/>
+              </w:numPr>
+              <w:textAlignment w:val="center"/>
+              <w:rPr>
+                <w:rFonts w:hint="eastAsia"/>
+              </w:rPr>
+            </w:pPr>
+            <w:r>
+              <w:rPr>
+                <w:rFonts w:hint="eastAsia"/>
+              </w:rPr>
+              <w:t>編寫微控制器底層硬體控制腳本。</w:t>
+            </w:r>
+          </w:p>
+        </w:tc>
+      </w:tr>
+      <w:tr>
+        <w:tc>
+          <w:tcPr>
+            <w:tcW w:w="1899" w:type="dxa"/>
+            <w:vMerge/>
+            <w:vAlign w:val="center"/>
+          </w:tcPr>
+          <w:p>
+            <w:pPr>
+              <w:pStyle w:val="a0"/>
+              <w:numPr>
+                <w:ilvl w:val="0"/>
+                <w:numId w:val="0"/>
+              </w:numPr>
+              <w:jc w:val="center"/>
+              <w:textAlignment w:val="center"/>
+            </w:pPr>
+          </w:p>
+        </w:tc>
+        <w:tc>
+          <w:tcPr>
+            <w:tcW w:w="1904" w:type="dxa"/>
+            <w:vAlign w:val="center"/>
+          </w:tcPr>
+          <w:p>
+            <w:pPr>
+              <w:pStyle w:val="a0"/>
+              <w:numPr>
+                <w:ilvl w:val="0"/>
+                <w:numId w:val="0"/>
+              </w:numPr>
+              <w:textAlignment w:val="center"/>
+              <w:rPr>
+                <w:rFonts w:hint="eastAsia"/>
+              </w:rPr>
+            </w:pPr>
+            <w:r>
+              <w:rPr>
+                <w:rFonts w:hint="eastAsia"/>
+              </w:rPr>
+              <w:t>硬體環境</w:t>
+            </w:r>
+          </w:p>
+        </w:tc>
+        <w:tc>
+          <w:tcPr>
+            <w:tcW w:w="2925" w:type="dxa"/>
+            <w:vAlign w:val="center"/>
+          </w:tcPr>
+          <w:p>
+            <w:pPr>
+              <w:pStyle w:val="a0"/>
+              <w:numPr>
+                <w:ilvl w:val="0"/>
+                <w:numId w:val="0"/>
+              </w:numPr>
+              <w:textAlignment w:val="center"/>
+              <w:rPr>
+                <w:rFonts w:hint="eastAsia"/>
+                <w:spacing w:val="-2"/>
+              </w:rPr>
+            </w:pPr>
+            <w:r>
+              <w:rPr>
+                <w:spacing w:val="-2"/>
+              </w:rPr>
+              <w:t>Arduino Core for ESP32</w:t>
+            </w:r>
+          </w:p>
+        </w:tc>
+        <w:tc>
+          <w:tcPr>
+            <w:tcW w:w="3466" w:type="dxa"/>
+          </w:tcPr>
+          <w:p>
+            <w:pPr>
+              <w:pStyle w:val="a0"/>
+              <w:numPr>
+                <w:ilvl w:val="0"/>
+                <w:numId w:val="0"/>
+              </w:numPr>
+              <w:textAlignment w:val="center"/>
+              <w:rPr>
+                <w:rFonts w:hint="eastAsia"/>
+              </w:rPr>
+            </w:pPr>
+            <w:r>
+              <w:rPr>
+                <w:rFonts w:hint="eastAsia"/>
+              </w:rPr>
+              <w:t>負責感測器及與後端伺服器之</w:t>
+            </w:r>
+            <w:r>
+              <w:rPr>
+                <w:rFonts w:hint="eastAsia"/>
+              </w:rPr>
+              <w:t>Wi-Fi</w:t>
+            </w:r>
+            <w:r>
+              <w:rPr>
+                <w:rFonts w:hint="eastAsia"/>
+              </w:rPr>
+              <w:t>通訊。</w:t>
+            </w:r>
+          </w:p>
+        </w:tc>
+      </w:tr>
+      <w:tr>
+        <w:tc>
+          <w:tcPr>
+            <w:tcW w:w="1899" w:type="dxa"/>
+            <w:vMerge w:val="restart"/>
+            <w:vAlign w:val="center"/>
+          </w:tcPr>
+          <w:p>
+            <w:pPr>
+              <w:pStyle w:val="a0"/>
+              <w:numPr>
+                <w:ilvl w:val="0"/>
+                <w:numId w:val="0"/>
+              </w:numPr>
+              <w:jc w:val="center"/>
+              <w:textAlignment w:val="center"/>
+              <w:rPr>
+                <w:rFonts w:hint="eastAsia"/>
+              </w:rPr>
+            </w:pPr>
+            <w:r>
+              <w:rPr>
+                <w:rFonts w:hint="eastAsia"/>
+              </w:rPr>
+              <w:t>基礎設施層</w:t>
+            </w:r>
+          </w:p>
+          <w:p>
+            <w:pPr>
+              <w:pStyle w:val="a0"/>
+              <w:numPr>
+                <w:ilvl w:val="0"/>
+                <w:numId w:val="0"/>
+              </w:numPr>
+              <w:jc w:val="center"/>
+              <w:textAlignment w:val="center"/>
+            </w:pPr>
+            <w:r>
+              <w:rPr>
+                <w:rFonts w:hint="eastAsia"/>
+              </w:rPr>
+              <w:t>（</w:t>
+            </w:r>
+            <w:r>
+              <w:rPr>
+                <w:rFonts w:hint="eastAsia"/>
+              </w:rPr>
+              <w:t>維運資安</w:t>
+            </w:r>
+            <w:r>
+              <w:rPr>
+                <w:rFonts w:hint="eastAsia"/>
+              </w:rPr>
+              <w:t>）</w:t>
+            </w:r>
+          </w:p>
+        </w:tc>
+        <w:tc>
+          <w:tcPr>
+            <w:tcW w:w="1904" w:type="dxa"/>
+            <w:vAlign w:val="center"/>
+          </w:tcPr>
+          <w:p>
+            <w:pPr>
+              <w:pStyle w:val="a0"/>
+              <w:numPr>
+                <w:ilvl w:val="0"/>
+                <w:numId w:val="0"/>
+              </w:numPr>
+              <w:textAlignment w:val="center"/>
+              <w:rPr>
+                <w:rFonts w:hint="eastAsia"/>
+              </w:rPr>
+            </w:pPr>
+            <w:r>
+              <w:rPr>
+                <w:rFonts w:hint="eastAsia"/>
+              </w:rPr>
+              <w:t>作業系統</w:t>
+            </w:r>
+          </w:p>
+        </w:tc>
+        <w:tc>
+          <w:tcPr>
+            <w:tcW w:w="2925" w:type="dxa"/>
+            <w:vAlign w:val="center"/>
+          </w:tcPr>
+          <w:p>
+            <w:pPr>
+              <w:pStyle w:val="a0"/>
+              <w:numPr>
+                <w:ilvl w:val="0"/>
+                <w:numId w:val="0"/>
+              </w:numPr>
+              <w:textAlignment w:val="center"/>
+              <w:rPr>
+                <w:rFonts w:hint="eastAsia"/>
+              </w:rPr>
+            </w:pPr>
+            <w:r>
+              <w:t>Ubuntu 24.04 LTS</w:t>
+            </w:r>
+          </w:p>
+        </w:tc>
+        <w:tc>
+          <w:tcPr>
+            <w:tcW w:w="3466" w:type="dxa"/>
+          </w:tcPr>
+          <w:p>
+            <w:pPr>
+              <w:pStyle w:val="a0"/>
+              <w:numPr>
+                <w:ilvl w:val="0"/>
+                <w:numId w:val="0"/>
+              </w:numPr>
+              <w:textAlignment w:val="center"/>
+              <w:rPr>
+                <w:rFonts w:hint="eastAsia"/>
+              </w:rPr>
+            </w:pPr>
+            <w:r>
+              <w:rPr>
+                <w:rFonts w:hint="eastAsia"/>
+              </w:rPr>
+              <w:t>提供穩定且安全的</w:t>
+            </w:r>
+            <w:r>
+              <w:rPr>
+                <w:rFonts w:hint="eastAsia"/>
+              </w:rPr>
+              <w:t>Linux</w:t>
+            </w:r>
+            <w:r>
+              <w:rPr>
+                <w:rFonts w:hint="eastAsia"/>
+              </w:rPr>
+              <w:t>伺服器底層環境。</w:t>
+            </w:r>
+          </w:p>
+        </w:tc>
+      </w:tr>
+      <w:tr>
+        <w:tc>
+          <w:tcPr>
+            <w:tcW w:w="1899" w:type="dxa"/>
+            <w:vMerge/>
+            <w:vAlign w:val="center"/>
+          </w:tcPr>
+          <w:p>
+            <w:pPr>
+              <w:pStyle w:val="a0"/>
+              <w:numPr>
+                <w:ilvl w:val="0"/>
+                <w:numId w:val="0"/>
+              </w:numPr>
+              <w:jc w:val="center"/>
+              <w:textAlignment w:val="center"/>
+            </w:pPr>
+          </w:p>
+        </w:tc>
+        <w:tc>
+          <w:tcPr>
+            <w:tcW w:w="1904" w:type="dxa"/>
+            <w:vAlign w:val="center"/>
+          </w:tcPr>
+          <w:p>
+            <w:pPr>
+              <w:pStyle w:val="a0"/>
+              <w:numPr>
+                <w:ilvl w:val="0"/>
+                <w:numId w:val="0"/>
+              </w:numPr>
+              <w:textAlignment w:val="center"/>
+              <w:rPr>
+                <w:rFonts w:hint="eastAsia"/>
+              </w:rPr>
+            </w:pPr>
+            <w:r>
+              <w:rPr>
+                <w:rFonts w:hint="eastAsia"/>
+              </w:rPr>
+              <w:t>網頁伺服器</w:t>
+            </w:r>
+          </w:p>
+        </w:tc>
+        <w:tc>
+          <w:tcPr>
+            <w:tcW w:w="2925" w:type="dxa"/>
+            <w:vAlign w:val="center"/>
+          </w:tcPr>
+          <w:p>
+            <w:pPr>
+              <w:pStyle w:val="a0"/>
+              <w:numPr>
+                <w:ilvl w:val="0"/>
+                <w:numId w:val="0"/>
+              </w:numPr>
+              <w:textAlignment w:val="center"/>
+              <w:rPr>
+                <w:rFonts w:hint="eastAsia"/>
+              </w:rPr>
+            </w:pPr>
+            <w:r>
+              <w:t>NGINX</w:t>
+            </w:r>
+          </w:p>
+        </w:tc>
+        <w:tc>
+          <w:tcPr>
+            <w:tcW w:w="3466" w:type="dxa"/>
+          </w:tcPr>
+          <w:p>
+            <w:pPr>
+              <w:pStyle w:val="a0"/>
+              <w:numPr>
+                <w:ilvl w:val="0"/>
+                <w:numId w:val="0"/>
+              </w:numPr>
+              <w:textAlignment w:val="center"/>
+              <w:rPr>
+                <w:rFonts w:hint="eastAsia"/>
+              </w:rPr>
+            </w:pPr>
+            <w:r>
+              <w:rPr>
+                <w:rFonts w:hint="eastAsia"/>
+              </w:rPr>
+              <w:t>反向代理伺服器，負責流量轉發與負載平衡。</w:t>
+            </w:r>
+          </w:p>
+        </w:tc>
+      </w:tr>
+      <w:tr>
+        <w:tc>
+          <w:tcPr>
+            <w:tcW w:w="1899" w:type="dxa"/>
+            <w:vMerge/>
+            <w:vAlign w:val="center"/>
+          </w:tcPr>
+          <w:p>
+            <w:pPr>
+              <w:pStyle w:val="a0"/>
+              <w:numPr>
+                <w:ilvl w:val="0"/>
+                <w:numId w:val="0"/>
+              </w:numPr>
+              <w:jc w:val="center"/>
+              <w:textAlignment w:val="center"/>
+            </w:pPr>
+          </w:p>
+        </w:tc>
+        <w:tc>
+          <w:tcPr>
+            <w:tcW w:w="1904" w:type="dxa"/>
+            <w:vAlign w:val="center"/>
+          </w:tcPr>
+          <w:p>
+            <w:pPr>
+              <w:pStyle w:val="a0"/>
+              <w:numPr>
+                <w:ilvl w:val="0"/>
+                <w:numId w:val="0"/>
+              </w:numPr>
+              <w:textAlignment w:val="center"/>
+              <w:rPr>
+                <w:rFonts w:hint="eastAsia"/>
+              </w:rPr>
+            </w:pPr>
+            <w:r>
+              <w:rPr>
+                <w:rFonts w:hint="eastAsia"/>
+              </w:rPr>
+              <w:t>網路防護</w:t>
+            </w:r>
+          </w:p>
+        </w:tc>
+        <w:tc>
+          <w:tcPr>
+            <w:tcW w:w="2925" w:type="dxa"/>
+            <w:vAlign w:val="center"/>
+          </w:tcPr>
+          <w:p>
+            <w:pPr>
+              <w:pStyle w:val="a0"/>
+              <w:numPr>
+                <w:ilvl w:val="0"/>
+                <w:numId w:val="0"/>
+              </w:numPr>
+              <w:textAlignment w:val="center"/>
+              <w:rPr>
+                <w:rFonts w:hint="eastAsia"/>
+              </w:rPr>
+            </w:pPr>
+            <w:r>
+              <w:t>Cloudflare (DNS/WAF)</w:t>
+            </w:r>
+          </w:p>
+        </w:tc>
+        <w:tc>
+          <w:tcPr>
+            <w:tcW w:w="3466" w:type="dxa"/>
+          </w:tcPr>
+          <w:p>
+            <w:pPr>
+              <w:pStyle w:val="a0"/>
+              <w:numPr>
+                <w:ilvl w:val="0"/>
+                <w:numId w:val="0"/>
+              </w:numPr>
+              <w:textAlignment w:val="center"/>
+              <w:rPr>
+                <w:rFonts w:hint="eastAsia"/>
+              </w:rPr>
+            </w:pPr>
+            <w:r>
+              <w:rPr>
+                <w:rFonts w:hint="eastAsia"/>
+              </w:rPr>
+              <w:t>隱藏真實</w:t>
+            </w:r>
+            <w:r>
+              <w:rPr>
+                <w:rFonts w:hint="eastAsia"/>
+              </w:rPr>
+              <w:t>IP</w:t>
+            </w:r>
+            <w:r>
+              <w:rPr>
+                <w:rFonts w:hint="eastAsia"/>
+              </w:rPr>
+              <w:t>，提供</w:t>
+            </w:r>
+            <w:r>
+              <w:rPr>
+                <w:rFonts w:hint="eastAsia"/>
+              </w:rPr>
+              <w:t>DDoS</w:t>
+            </w:r>
+            <w:r>
+              <w:rPr>
+                <w:rFonts w:hint="eastAsia"/>
+              </w:rPr>
+              <w:t>防護及全站</w:t>
+            </w:r>
+            <w:r>
+              <w:rPr>
+                <w:rFonts w:hint="eastAsia"/>
+              </w:rPr>
+              <w:t>HTTPS</w:t>
+            </w:r>
+            <w:r>
+              <w:rPr>
+                <w:rFonts w:hint="eastAsia"/>
+              </w:rPr>
+              <w:t>加密。</w:t>
+            </w:r>
+          </w:p>
+        </w:tc>
+      </w:tr>
+      <w:tr>
+        <w:tc>
+          <w:tcPr>
+            <w:tcW w:w="1899" w:type="dxa"/>
+            <w:vMerge/>
+            <w:vAlign w:val="center"/>
+          </w:tcPr>
+          <w:p>
+            <w:pPr>
+              <w:pStyle w:val="a0"/>
+              <w:numPr>
+                <w:ilvl w:val="0"/>
+                <w:numId w:val="0"/>
+              </w:numPr>
+              <w:jc w:val="center"/>
+              <w:textAlignment w:val="center"/>
+            </w:pPr>
+          </w:p>
+        </w:tc>
+        <w:tc>
+          <w:tcPr>
+            <w:tcW w:w="1904" w:type="dxa"/>
+            <w:vAlign w:val="center"/>
+          </w:tcPr>
+          <w:p>
+            <w:pPr>
+              <w:pStyle w:val="a0"/>
+              <w:numPr>
+                <w:ilvl w:val="0"/>
+                <w:numId w:val="0"/>
+              </w:numPr>
+              <w:textAlignment w:val="center"/>
+              <w:rPr>
+                <w:rFonts w:hint="eastAsia"/>
+              </w:rPr>
+            </w:pPr>
+            <w:r>
+              <w:rPr>
+                <w:rFonts w:hint="eastAsia"/>
+              </w:rPr>
+              <w:t>遠端維護服務</w:t>
+            </w:r>
+          </w:p>
+        </w:tc>
+        <w:tc>
+          <w:tcPr>
+            <w:tcW w:w="2925" w:type="dxa"/>
+            <w:vAlign w:val="center"/>
+          </w:tcPr>
+          <w:p>
+            <w:pPr>
+              <w:pStyle w:val="a0"/>
+              <w:numPr>
+                <w:ilvl w:val="0"/>
+                <w:numId w:val="0"/>
+              </w:numPr>
+              <w:textAlignment w:val="center"/>
+              <w:rPr>
+                <w:rFonts w:hint="eastAsia"/>
+              </w:rPr>
+            </w:pPr>
+            <w:proofErr w:type="spellStart"/>
+            <w:r>
+              <w:rPr>
+                <w:rFonts w:hint="eastAsia"/>
+              </w:rPr>
+              <w:t>sslh</w:t>
+            </w:r>
+            <w:proofErr w:type="spellEnd"/>
+            <w:r>
+              <w:rPr>
+                <w:rFonts w:hint="eastAsia"/>
+              </w:rPr>
+              <w:t>（</w:t>
+            </w:r>
+            <w:r>
+              <w:rPr>
+                <w:rFonts w:hint="eastAsia"/>
+              </w:rPr>
+              <w:t>通訊</w:t>
+            </w:r>
+            <w:proofErr w:type="gramStart"/>
+            <w:r>
+              <w:rPr>
+                <w:rFonts w:hint="eastAsia"/>
+              </w:rPr>
+              <w:t>埠</w:t>
+            </w:r>
+            <w:proofErr w:type="gramEnd"/>
+            <w:r>
+              <w:rPr>
+                <w:rFonts w:hint="eastAsia"/>
+              </w:rPr>
+              <w:t>多工</w:t>
+            </w:r>
+            <w:r>
+              <w:rPr>
+                <w:rFonts w:hint="eastAsia"/>
+              </w:rPr>
+              <w:t>）</w:t>
+            </w:r>
+          </w:p>
+        </w:tc>
+        <w:tc>
+          <w:tcPr>
+            <w:tcW w:w="3466" w:type="dxa"/>
+          </w:tcPr>
+          <w:p>
+            <w:pPr>
+              <w:pStyle w:val="a0"/>
+              <w:numPr>
+                <w:ilvl w:val="0"/>
+                <w:numId w:val="0"/>
+              </w:numPr>
+              <w:textAlignment w:val="center"/>
+              <w:rPr>
+                <w:rFonts w:hint="eastAsia"/>
+              </w:rPr>
+            </w:pPr>
+            <w:r>
+              <w:rPr>
+                <w:rFonts w:hint="eastAsia"/>
+              </w:rPr>
+              <w:t>建立隱蔽且安全的通道，供開發者進行遠端伺服器維護。</w:t>
+            </w:r>
+          </w:p>
+        </w:tc>
+      </w:tr>
+    </w:tbl>
+    <w:p>
+      <w:pPr>
         <w:pStyle w:val="a0"/>
-        <w:ind w:firstLineChars="200" w:firstLine="560"/>
-      </w:pPr>
-      <w:r>
-        <w:rPr>
-          <w:rFonts w:hint="eastAsia"/>
-          <w:color w:val="EE0000"/>
-        </w:rPr>
-        <w:t>新增內容</w:t>
-      </w:r>
+        <w:numPr>
+          <w:ilvl w:val="0"/>
+          <w:numId w:val="0"/>
+        </w:numPr>
+        <w:rPr>
+          <w:rFonts w:hint="eastAsia"/>
+        </w:rPr>
+      </w:pPr>
     </w:p>
     <w:p>
       <w:pPr>
         <w:pStyle w:val="2"/>
         <w:pageBreakBefore/>
       </w:pPr>
-      <w:bookmarkStart w:id="29" w:name="_Toc227364445"/>
+      <w:bookmarkStart w:id="34" w:name="_Toc227364445"/>
       <w:r>
         <w:rPr>
           <w:rFonts w:hint="eastAsia"/>
@@ -17873,13 +22219,13 @@
         <w:lastRenderedPageBreak/>
         <w:t>使用標準與工具</w:t>
       </w:r>
-      <w:bookmarkEnd w:id="29"/>
+      <w:bookmarkEnd w:id="34"/>
     </w:p>
     <w:p>
       <w:pPr>
         <w:pStyle w:val="afb"/>
       </w:pPr>
-      <w:bookmarkStart w:id="30" w:name="_Toc227408911"/>
+      <w:bookmarkStart w:id="35" w:name="_Toc227533623"/>
       <w:r>
         <w:rPr>
           <w:rFonts w:hint="eastAsia"/>
@@ -17970,7 +22316,7 @@
         </w:rPr>
         <w:t>系統開發工具與技術標準彙整表</w:t>
       </w:r>
-      <w:bookmarkEnd w:id="30"/>
+      <w:bookmarkEnd w:id="35"/>
     </w:p>
     <w:tbl>
       <w:tblPr>
@@ -18107,7 +22453,7 @@
               <w:snapToGrid w:val="0"/>
               <w:jc w:val="both"/>
               <w:rPr>
-                <w:rFonts w:ascii="Times New Roman" w:eastAsia="標楷體" w:hAnsi="Times New Roman" w:hint="eastAsia"/>
+                <w:rFonts w:ascii="Times New Roman" w:eastAsia="標楷體" w:hAnsi="Times New Roman"/>
                 <w:sz w:val="28"/>
               </w:rPr>
             </w:pPr>
@@ -18132,7 +22478,7 @@
               <w:snapToGrid w:val="0"/>
               <w:jc w:val="both"/>
               <w:rPr>
-                <w:rFonts w:ascii="Times New Roman" w:eastAsia="標楷體" w:hAnsi="Times New Roman" w:hint="eastAsia"/>
+                <w:rFonts w:ascii="Times New Roman" w:eastAsia="標楷體" w:hAnsi="Times New Roman"/>
                 <w:sz w:val="28"/>
               </w:rPr>
             </w:pPr>
@@ -18426,7 +22772,7 @@
               <w:snapToGrid w:val="0"/>
               <w:jc w:val="center"/>
               <w:rPr>
-                <w:rFonts w:ascii="Times New Roman" w:eastAsia="標楷體" w:hAnsi="Times New Roman" w:hint="eastAsia"/>
+                <w:rFonts w:ascii="Times New Roman" w:eastAsia="標楷體" w:hAnsi="Times New Roman"/>
                 <w:sz w:val="28"/>
               </w:rPr>
             </w:pPr>
@@ -18649,7 +22995,7 @@
               <w:snapToGrid w:val="0"/>
               <w:jc w:val="center"/>
               <w:rPr>
-                <w:rFonts w:ascii="Times New Roman" w:eastAsia="標楷體" w:hAnsi="Times New Roman" w:hint="eastAsia"/>
+                <w:rFonts w:ascii="Times New Roman" w:eastAsia="標楷體" w:hAnsi="Times New Roman"/>
                 <w:sz w:val="28"/>
               </w:rPr>
             </w:pPr>
@@ -18812,32 +23158,42 @@
               <w:snapToGrid w:val="0"/>
               <w:jc w:val="both"/>
               <w:rPr>
+                <w:rFonts w:ascii="Times New Roman" w:eastAsia="標楷體" w:hAnsi="Times New Roman" w:hint="eastAsia"/>
+                <w:sz w:val="28"/>
+              </w:rPr>
+            </w:pPr>
+            <w:r>
+              <w:rPr>
+                <w:rFonts w:ascii="Times New Roman" w:eastAsia="標楷體" w:hAnsi="Times New Roman" w:hint="eastAsia"/>
+                <w:sz w:val="28"/>
+              </w:rPr>
+              <w:t>OpenSSH</w:t>
+            </w:r>
+            <w:r>
+              <w:rPr>
+                <w:rFonts w:ascii="Times New Roman" w:eastAsia="標楷體" w:hAnsi="Times New Roman" w:hint="eastAsia"/>
+                <w:sz w:val="28"/>
+              </w:rPr>
+              <w:t>、</w:t>
+            </w:r>
+            <w:proofErr w:type="spellStart"/>
+            <w:r>
+              <w:rPr>
                 <w:rFonts w:ascii="Times New Roman" w:eastAsia="標楷體" w:hAnsi="Times New Roman"/>
-                <w:sz w:val="28"/>
-              </w:rPr>
-            </w:pPr>
+                <w:color w:val="000000" w:themeColor="text1"/>
+                <w:sz w:val="28"/>
+              </w:rPr>
+              <w:t>s</w:t>
+            </w:r>
             <w:r>
               <w:rPr>
                 <w:rFonts w:ascii="Times New Roman" w:eastAsia="標楷體" w:hAnsi="Times New Roman" w:hint="eastAsia"/>
-                <w:sz w:val="28"/>
-              </w:rPr>
-              <w:t>OpenSSH</w:t>
-            </w:r>
-            <w:r>
-              <w:rPr>
-                <w:rFonts w:ascii="Times New Roman" w:eastAsia="標楷體" w:hAnsi="Times New Roman" w:hint="eastAsia"/>
-                <w:sz w:val="28"/>
-              </w:rPr>
-              <w:t>、</w:t>
-            </w:r>
-            <w:r>
-              <w:rPr>
-                <w:rFonts w:ascii="Times New Roman" w:eastAsia="標楷體" w:hAnsi="Times New Roman" w:hint="eastAsia"/>
-                <w:color w:val="EE0000"/>
-                <w:sz w:val="28"/>
-              </w:rPr>
-              <w:t>SSHD</w:t>
-            </w:r>
+                <w:color w:val="000000" w:themeColor="text1"/>
+                <w:sz w:val="28"/>
+              </w:rPr>
+              <w:t>slh</w:t>
+            </w:r>
+            <w:proofErr w:type="spellEnd"/>
           </w:p>
         </w:tc>
       </w:tr>
@@ -18856,7 +23212,7 @@
               <w:snapToGrid w:val="0"/>
               <w:jc w:val="center"/>
               <w:rPr>
-                <w:rFonts w:ascii="Times New Roman" w:eastAsia="標楷體" w:hAnsi="Times New Roman" w:hint="eastAsia"/>
+                <w:rFonts w:ascii="Times New Roman" w:eastAsia="標楷體" w:hAnsi="Times New Roman"/>
                 <w:sz w:val="28"/>
               </w:rPr>
             </w:pPr>
@@ -18951,7 +23307,7 @@
               <w:snapToGrid w:val="0"/>
               <w:jc w:val="center"/>
               <w:rPr>
-                <w:rFonts w:ascii="Times New Roman" w:eastAsia="標楷體" w:hAnsi="Times New Roman" w:hint="eastAsia"/>
+                <w:rFonts w:ascii="Times New Roman" w:eastAsia="標楷體" w:hAnsi="Times New Roman"/>
                 <w:sz w:val="28"/>
               </w:rPr>
             </w:pPr>
@@ -19058,7 +23414,7 @@
               <w:snapToGrid w:val="0"/>
               <w:jc w:val="both"/>
               <w:rPr>
-                <w:rFonts w:ascii="Times New Roman" w:eastAsia="標楷體" w:hAnsi="Times New Roman" w:hint="eastAsia"/>
+                <w:rFonts w:ascii="Times New Roman" w:eastAsia="標楷體" w:hAnsi="Times New Roman"/>
                 <w:sz w:val="28"/>
               </w:rPr>
             </w:pPr>
@@ -19149,7 +23505,7 @@
               <w:snapToGrid w:val="0"/>
               <w:jc w:val="center"/>
               <w:rPr>
-                <w:rFonts w:ascii="Times New Roman" w:eastAsia="標楷體" w:hAnsi="Times New Roman" w:hint="eastAsia"/>
+                <w:rFonts w:ascii="Times New Roman" w:eastAsia="標楷體" w:hAnsi="Times New Roman"/>
                 <w:sz w:val="28"/>
               </w:rPr>
             </w:pPr>
@@ -19743,7 +24099,7 @@
       <w:pPr>
         <w:pStyle w:val="1"/>
       </w:pPr>
-      <w:bookmarkStart w:id="31" w:name="_Toc227364446"/>
+      <w:bookmarkStart w:id="36" w:name="_Toc227364446"/>
       <w:r>
         <w:rPr>
           <w:rFonts w:hint="eastAsia"/>
@@ -19751,20 +24107,20 @@
         <w:lastRenderedPageBreak/>
         <w:t>專案時程與組織分工</w:t>
       </w:r>
-      <w:bookmarkEnd w:id="31"/>
+      <w:bookmarkEnd w:id="36"/>
     </w:p>
     <w:p>
       <w:pPr>
         <w:pStyle w:val="2"/>
       </w:pPr>
-      <w:bookmarkStart w:id="32" w:name="_Toc227364447"/>
+      <w:bookmarkStart w:id="37" w:name="_Toc227364447"/>
       <w:r>
         <w:rPr>
           <w:rFonts w:hint="eastAsia"/>
         </w:rPr>
         <w:t>專案時程</w:t>
       </w:r>
-      <w:bookmarkEnd w:id="32"/>
+      <w:bookmarkEnd w:id="37"/>
     </w:p>
     <w:p>
       <w:pPr>
@@ -19783,14 +24139,14 @@
       <w:pPr>
         <w:pStyle w:val="2"/>
       </w:pPr>
-      <w:bookmarkStart w:id="33" w:name="_Toc227364448"/>
+      <w:bookmarkStart w:id="38" w:name="_Toc227364448"/>
       <w:r>
         <w:rPr>
           <w:rFonts w:hint="eastAsia"/>
         </w:rPr>
         <w:t>專案組織與分工</w:t>
       </w:r>
-      <w:bookmarkEnd w:id="33"/>
+      <w:bookmarkEnd w:id="38"/>
     </w:p>
     <w:p>
       <w:pPr>
@@ -19809,7 +24165,7 @@
       <w:pPr>
         <w:pStyle w:val="2"/>
       </w:pPr>
-      <w:bookmarkStart w:id="34" w:name="_Toc227364449"/>
+      <w:bookmarkStart w:id="39" w:name="_Toc227364449"/>
       <w:r>
         <w:rPr>
           <w:rFonts w:hint="eastAsia"/>
@@ -19828,7 +24184,7 @@
         </w:rPr>
         <w:t>紀錄</w:t>
       </w:r>
-      <w:bookmarkEnd w:id="34"/>
+      <w:bookmarkEnd w:id="39"/>
     </w:p>
     <w:p>
       <w:pPr>
@@ -19847,7 +24203,7 @@
       <w:pPr>
         <w:pStyle w:val="1"/>
       </w:pPr>
-      <w:bookmarkStart w:id="35" w:name="_Toc227364450"/>
+      <w:bookmarkStart w:id="40" w:name="_Toc227364450"/>
       <w:r>
         <w:rPr>
           <w:rFonts w:hint="eastAsia"/>
@@ -19855,20 +24211,20 @@
         <w:lastRenderedPageBreak/>
         <w:t>需求模型</w:t>
       </w:r>
-      <w:bookmarkEnd w:id="35"/>
+      <w:bookmarkEnd w:id="40"/>
     </w:p>
     <w:p>
       <w:pPr>
         <w:pStyle w:val="2"/>
       </w:pPr>
-      <w:bookmarkStart w:id="36" w:name="_Toc227364451"/>
+      <w:bookmarkStart w:id="41" w:name="_Toc227364451"/>
       <w:r>
         <w:rPr>
           <w:rFonts w:hint="eastAsia"/>
         </w:rPr>
         <w:t>使用者需求</w:t>
       </w:r>
-      <w:bookmarkEnd w:id="36"/>
+      <w:bookmarkEnd w:id="41"/>
     </w:p>
     <w:p>
       <w:pPr>
@@ -19889,7 +24245,7 @@
       <w:pPr>
         <w:pStyle w:val="afb"/>
       </w:pPr>
-      <w:bookmarkStart w:id="37" w:name="_Toc227408912"/>
+      <w:bookmarkStart w:id="42" w:name="_Toc227533624"/>
       <w:r>
         <w:rPr>
           <w:rFonts w:hint="eastAsia"/>
@@ -19986,7 +24342,7 @@
         </w:rPr>
         <w:t>表</w:t>
       </w:r>
-      <w:bookmarkEnd w:id="37"/>
+      <w:bookmarkEnd w:id="42"/>
     </w:p>
     <w:tbl>
       <w:tblPr>
@@ -20170,9 +24526,6 @@
                 <w:numId w:val="0"/>
               </w:numPr>
               <w:textAlignment w:val="center"/>
-              <w:rPr>
-                <w:rFonts w:hint="eastAsia"/>
-              </w:rPr>
             </w:pPr>
             <w:r>
               <w:rPr>
@@ -21096,7 +25449,7 @@
       <w:pPr>
         <w:pStyle w:val="afb"/>
       </w:pPr>
-      <w:bookmarkStart w:id="38" w:name="_Toc227408913"/>
+      <w:bookmarkStart w:id="43" w:name="_Toc227533625"/>
       <w:r>
         <w:rPr>
           <w:rFonts w:hint="eastAsia"/>
@@ -21194,7 +25547,7 @@
         </w:rPr>
         <w:t>表</w:t>
       </w:r>
-      <w:bookmarkEnd w:id="38"/>
+      <w:bookmarkEnd w:id="43"/>
     </w:p>
     <w:tbl>
       <w:tblPr>
@@ -21505,7 +25858,7 @@
       <w:pPr>
         <w:pStyle w:val="afb"/>
       </w:pPr>
-      <w:bookmarkStart w:id="39" w:name="_Toc227408914"/>
+      <w:bookmarkStart w:id="44" w:name="_Toc227533626"/>
       <w:r>
         <w:rPr>
           <w:rFonts w:hint="eastAsia"/>
@@ -21600,13 +25953,7 @@
         <w:rPr>
           <w:rFonts w:hint="eastAsia"/>
         </w:rPr>
-        <w:t>與</w:t>
-      </w:r>
-      <w:r>
-        <w:rPr>
-          <w:rFonts w:hint="eastAsia"/>
-        </w:rPr>
-        <w:t>系統管理員</w:t>
+        <w:t>與系統管理員</w:t>
       </w:r>
       <w:r>
         <w:rPr>
@@ -21620,7 +25967,7 @@
         </w:rPr>
         <w:t>表</w:t>
       </w:r>
-      <w:bookmarkEnd w:id="39"/>
+      <w:bookmarkEnd w:id="44"/>
     </w:p>
     <w:tbl>
       <w:tblPr>
@@ -21776,9 +26123,6 @@
               </w:numPr>
               <w:jc w:val="left"/>
               <w:textAlignment w:val="center"/>
-              <w:rPr>
-                <w:rFonts w:hint="eastAsia"/>
-              </w:rPr>
             </w:pPr>
           </w:p>
         </w:tc>
@@ -21795,9 +26139,6 @@
                 <w:numId w:val="0"/>
               </w:numPr>
               <w:textAlignment w:val="center"/>
-              <w:rPr>
-                <w:rFonts w:hint="eastAsia"/>
-              </w:rPr>
             </w:pPr>
             <w:r>
               <w:rPr>
@@ -22054,7 +26395,7 @@
         <w:pStyle w:val="2"/>
         <w:pageBreakBefore/>
       </w:pPr>
-      <w:bookmarkStart w:id="40" w:name="_Toc227364452"/>
+      <w:bookmarkStart w:id="45" w:name="_Toc227364452"/>
       <w:r>
         <w:rPr>
           <w:rFonts w:hint="eastAsia"/>
@@ -22062,7 +26403,7 @@
         <w:lastRenderedPageBreak/>
         <w:t>使用個案圖</w:t>
       </w:r>
-      <w:bookmarkEnd w:id="40"/>
+      <w:bookmarkEnd w:id="45"/>
     </w:p>
     <w:p>
       <w:pPr>
@@ -22080,15 +26421,17 @@
     <w:p>
       <w:pPr>
         <w:pStyle w:val="2"/>
-      </w:pPr>
-      <w:bookmarkStart w:id="41" w:name="_Toc227364453"/>
-      <w:r>
-        <w:rPr>
-          <w:rFonts w:hint="eastAsia"/>
-        </w:rPr>
+        <w:pageBreakBefore/>
+      </w:pPr>
+      <w:bookmarkStart w:id="46" w:name="_Toc227364453"/>
+      <w:r>
+        <w:rPr>
+          <w:rFonts w:hint="eastAsia"/>
+        </w:rPr>
+        <w:lastRenderedPageBreak/>
         <w:t>使用個案描述</w:t>
       </w:r>
-      <w:bookmarkEnd w:id="41"/>
+      <w:bookmarkEnd w:id="46"/>
     </w:p>
     <w:p>
       <w:pPr>
@@ -22106,15 +26449,17 @@
     <w:p>
       <w:pPr>
         <w:pStyle w:val="2"/>
-      </w:pPr>
-      <w:bookmarkStart w:id="42" w:name="_Toc227364454"/>
-      <w:r>
-        <w:rPr>
-          <w:rFonts w:hint="eastAsia"/>
-        </w:rPr>
+        <w:pageBreakBefore/>
+      </w:pPr>
+      <w:bookmarkStart w:id="47" w:name="_Toc227364454"/>
+      <w:r>
+        <w:rPr>
+          <w:rFonts w:hint="eastAsia"/>
+        </w:rPr>
+        <w:lastRenderedPageBreak/>
         <w:t>分析類別圖</w:t>
       </w:r>
-      <w:bookmarkEnd w:id="42"/>
+      <w:bookmarkEnd w:id="47"/>
     </w:p>
     <w:p>
       <w:pPr>
@@ -22133,7 +26478,7 @@
       <w:pPr>
         <w:pStyle w:val="1"/>
       </w:pPr>
-      <w:bookmarkStart w:id="43" w:name="_Toc227364455"/>
+      <w:bookmarkStart w:id="48" w:name="_Toc227364455"/>
       <w:r>
         <w:rPr>
           <w:rFonts w:hint="eastAsia"/>
@@ -22141,20 +26486,20 @@
         <w:lastRenderedPageBreak/>
         <w:t>設計模型</w:t>
       </w:r>
-      <w:bookmarkEnd w:id="43"/>
+      <w:bookmarkEnd w:id="48"/>
     </w:p>
     <w:p>
       <w:pPr>
         <w:pStyle w:val="2"/>
       </w:pPr>
-      <w:bookmarkStart w:id="44" w:name="_Toc227364456"/>
+      <w:bookmarkStart w:id="49" w:name="_Toc227364456"/>
       <w:r>
         <w:rPr>
           <w:rFonts w:hint="eastAsia"/>
         </w:rPr>
         <w:t>循序圖</w:t>
       </w:r>
-      <w:bookmarkEnd w:id="44"/>
+      <w:bookmarkEnd w:id="49"/>
     </w:p>
     <w:p>
       <w:pPr>
@@ -22173,14 +26518,14 @@
       <w:pPr>
         <w:pStyle w:val="2"/>
       </w:pPr>
-      <w:bookmarkStart w:id="45" w:name="_Toc227364457"/>
+      <w:bookmarkStart w:id="50" w:name="_Toc227364457"/>
       <w:r>
         <w:rPr>
           <w:rFonts w:hint="eastAsia"/>
         </w:rPr>
         <w:t>設計類別圖</w:t>
       </w:r>
-      <w:bookmarkEnd w:id="45"/>
+      <w:bookmarkEnd w:id="50"/>
     </w:p>
     <w:p>
       <w:pPr>
@@ -22199,7 +26544,7 @@
       <w:pPr>
         <w:pStyle w:val="1"/>
       </w:pPr>
-      <w:bookmarkStart w:id="46" w:name="_Toc227364458"/>
+      <w:bookmarkStart w:id="51" w:name="_Toc227364458"/>
       <w:r>
         <w:rPr>
           <w:rFonts w:hint="eastAsia"/>
@@ -22207,20 +26552,199 @@
         <w:lastRenderedPageBreak/>
         <w:t>實作模型</w:t>
       </w:r>
-      <w:bookmarkEnd w:id="46"/>
+      <w:bookmarkEnd w:id="51"/>
     </w:p>
     <w:p>
       <w:pPr>
         <w:pStyle w:val="2"/>
       </w:pPr>
-      <w:bookmarkStart w:id="47" w:name="_Toc227364459"/>
+      <w:bookmarkStart w:id="52" w:name="_Toc227364459"/>
       <w:r>
         <w:rPr>
           <w:rFonts w:hint="eastAsia"/>
         </w:rPr>
         <w:t>佈署圖</w:t>
       </w:r>
-      <w:bookmarkEnd w:id="47"/>
+      <w:bookmarkEnd w:id="52"/>
+    </w:p>
+    <w:p>
+      <w:pPr>
+        <w:pStyle w:val="a0"/>
+        <w:numPr>
+          <w:ilvl w:val="0"/>
+          <w:numId w:val="0"/>
+        </w:numPr>
+        <w:jc w:val="center"/>
+      </w:pPr>
+      <w:r>
+        <w:rPr>
+          <w:noProof/>
+          <w:color w:val="FF0000"/>
+        </w:rPr>
+        <w:drawing>
+          <wp:inline distT="0" distB="0" distL="0" distR="0" wp14:anchorId="38182ABB" wp14:editId="43B5B891">
+            <wp:extent cx="4492487" cy="7676335"/>
+            <wp:effectExtent l="0" t="0" r="3810" b="1270"/>
+            <wp:docPr id="5" name="圖片 5"/>
+            <wp:cNvGraphicFramePr>
+              <a:graphicFrameLocks xmlns:a="http://schemas.openxmlformats.org/drawingml/2006/main" noChangeAspect="1"/>
+            </wp:cNvGraphicFramePr>
+            <a:graphic xmlns:a="http://schemas.openxmlformats.org/drawingml/2006/main">
+              <a:graphicData uri="http://schemas.openxmlformats.org/drawingml/2006/picture">
+                <pic:pic xmlns:pic="http://schemas.openxmlformats.org/drawingml/2006/picture">
+                  <pic:nvPicPr>
+                    <pic:cNvPr id="0" name="Picture 5"/>
+                    <pic:cNvPicPr>
+                      <a:picLocks noChangeAspect="1" noChangeArrowheads="1"/>
+                    </pic:cNvPicPr>
+                  </pic:nvPicPr>
+                  <pic:blipFill>
+                    <a:blip r:embed="rId20" cstate="print">
+                      <a:extLst>
+                        <a:ext uri="{28A0092B-C50C-407E-A947-70E740481C1C}">
+                          <a14:useLocalDpi xmlns:a14="http://schemas.microsoft.com/office/drawing/2010/main" val="0"/>
+                        </a:ext>
+                      </a:extLst>
+                    </a:blip>
+                    <a:srcRect/>
+                    <a:stretch>
+                      <a:fillRect/>
+                    </a:stretch>
+                  </pic:blipFill>
+                  <pic:spPr bwMode="auto">
+                    <a:xfrm>
+                      <a:off x="0" y="0"/>
+                      <a:ext cx="4528150" cy="7737272"/>
+                    </a:xfrm>
+                    <a:prstGeom prst="rect">
+                      <a:avLst/>
+                    </a:prstGeom>
+                    <a:noFill/>
+                    <a:ln>
+                      <a:noFill/>
+                    </a:ln>
+                  </pic:spPr>
+                </pic:pic>
+              </a:graphicData>
+            </a:graphic>
+          </wp:inline>
+        </w:drawing>
+      </w:r>
+    </w:p>
+    <w:p>
+      <w:pPr>
+        <w:pStyle w:val="afb"/>
+      </w:pPr>
+      <w:bookmarkStart w:id="53" w:name="_Toc227533612"/>
+      <w:r>
+        <w:rPr>
+          <w:rFonts w:hint="eastAsia"/>
+        </w:rPr>
+        <w:t>圖</w:t>
+      </w:r>
+      <w:r>
+        <w:rPr>
+          <w:rFonts w:hint="eastAsia"/>
+        </w:rPr>
+        <w:t xml:space="preserve"> </w:t>
+      </w:r>
+      <w:r>
+        <w:fldChar w:fldCharType="begin"/>
+      </w:r>
+      <w:r>
+        <w:instrText xml:space="preserve"> </w:instrText>
+      </w:r>
+      <w:r>
+        <w:rPr>
+          <w:rFonts w:hint="eastAsia"/>
+        </w:rPr>
+        <w:instrText>STYLEREF 2 \s</w:instrText>
+      </w:r>
+      <w:r>
+        <w:instrText xml:space="preserve"> </w:instrText>
+      </w:r>
+      <w:r>
+        <w:fldChar w:fldCharType="separate"/>
+      </w:r>
+      <w:r>
+        <w:rPr>
+          <w:noProof/>
+        </w:rPr>
+        <w:t>7-1</w:t>
+      </w:r>
+      <w:r>
+        <w:fldChar w:fldCharType="end"/>
+      </w:r>
+      <w:r>
+        <w:noBreakHyphen/>
+      </w:r>
+      <w:r>
+        <w:fldChar w:fldCharType="begin"/>
+      </w:r>
+      <w:r>
+        <w:instrText xml:space="preserve"> </w:instrText>
+      </w:r>
+      <w:r>
+        <w:rPr>
+          <w:rFonts w:hint="eastAsia"/>
+        </w:rPr>
+        <w:instrText xml:space="preserve">SEQ </w:instrText>
+      </w:r>
+      <w:r>
+        <w:rPr>
+          <w:rFonts w:hint="eastAsia"/>
+        </w:rPr>
+        <w:instrText>圖</w:instrText>
+      </w:r>
+      <w:r>
+        <w:rPr>
+          <w:rFonts w:hint="eastAsia"/>
+        </w:rPr>
+        <w:instrText xml:space="preserve"> \* ARABIC \s 2</w:instrText>
+      </w:r>
+      <w:r>
+        <w:instrText xml:space="preserve"> </w:instrText>
+      </w:r>
+      <w:r>
+        <w:fldChar w:fldCharType="separate"/>
+      </w:r>
+      <w:r>
+        <w:rPr>
+          <w:noProof/>
+        </w:rPr>
+        <w:t>1</w:t>
+      </w:r>
+      <w:r>
+        <w:fldChar w:fldCharType="end"/>
+      </w:r>
+      <w:r>
+        <w:rPr>
+          <w:rFonts w:hint="eastAsia"/>
+        </w:rPr>
+        <w:t xml:space="preserve"> </w:t>
+      </w:r>
+      <w:r>
+        <w:rPr>
+          <w:rFonts w:hint="eastAsia"/>
+        </w:rPr>
+        <w:t>佈署圖</w:t>
+      </w:r>
+      <w:bookmarkEnd w:id="53"/>
+    </w:p>
+    <w:p>
+      <w:pPr>
+        <w:pStyle w:val="2"/>
+        <w:pageBreakBefore/>
+      </w:pPr>
+      <w:bookmarkStart w:id="54" w:name="_Toc227364460"/>
+      <w:r>
+        <w:rPr>
+          <w:rFonts w:hint="eastAsia"/>
+        </w:rPr>
+        <w:lastRenderedPageBreak/>
+        <w:t>套件圖</w:t>
+      </w:r>
+      <w:bookmarkEnd w:id="54"/>
     </w:p>
     <w:p>
       <w:pPr>
@@ -22239,14 +26763,14 @@
       <w:pPr>
         <w:pStyle w:val="2"/>
       </w:pPr>
-      <w:bookmarkStart w:id="48" w:name="_Toc227364460"/>
-      <w:r>
-        <w:rPr>
-          <w:rFonts w:hint="eastAsia"/>
-        </w:rPr>
-        <w:t>套件圖</w:t>
-      </w:r>
-      <w:bookmarkEnd w:id="48"/>
+      <w:bookmarkStart w:id="55" w:name="_Toc227364461"/>
+      <w:r>
+        <w:rPr>
+          <w:rFonts w:hint="eastAsia"/>
+        </w:rPr>
+        <w:t>元件圖</w:t>
+      </w:r>
+      <w:bookmarkEnd w:id="55"/>
     </w:p>
     <w:p>
       <w:pPr>
@@ -22264,35 +26788,9 @@
     <w:p>
       <w:pPr>
         <w:pStyle w:val="2"/>
-      </w:pPr>
-      <w:bookmarkStart w:id="49" w:name="_Toc227364461"/>
-      <w:r>
-        <w:rPr>
-          <w:rFonts w:hint="eastAsia"/>
-        </w:rPr>
-        <w:t>元件圖</w:t>
-      </w:r>
-      <w:bookmarkEnd w:id="49"/>
-    </w:p>
-    <w:p>
-      <w:pPr>
-        <w:pStyle w:val="a0"/>
-        <w:ind w:firstLineChars="200" w:firstLine="560"/>
-      </w:pPr>
-      <w:r>
-        <w:rPr>
-          <w:rFonts w:hint="eastAsia"/>
-          <w:color w:val="EE0000"/>
-        </w:rPr>
-        <w:t>新增內容</w:t>
-      </w:r>
-    </w:p>
-    <w:p>
-      <w:pPr>
-        <w:pStyle w:val="2"/>
         <w:pageBreakBefore/>
       </w:pPr>
-      <w:bookmarkStart w:id="50" w:name="_Toc227364462"/>
+      <w:bookmarkStart w:id="56" w:name="_Toc227364462"/>
       <w:r>
         <w:rPr>
           <w:rFonts w:hint="eastAsia"/>
@@ -22300,7 +26798,7 @@
         <w:lastRenderedPageBreak/>
         <w:t>狀態機</w:t>
       </w:r>
-      <w:bookmarkEnd w:id="50"/>
+      <w:bookmarkEnd w:id="56"/>
     </w:p>
     <w:p>
       <w:pPr>
@@ -22331,7 +26829,7 @@
                     <pic:cNvPicPr/>
                   </pic:nvPicPr>
                   <pic:blipFill rotWithShape="1">
-                    <a:blip r:embed="rId20"/>
+                    <a:blip r:embed="rId21"/>
                     <a:srcRect t="-2595" b="1"/>
                     <a:stretch>
                       <a:fillRect/>
@@ -22365,7 +26863,7 @@
       <w:pPr>
         <w:pStyle w:val="afb"/>
       </w:pPr>
-      <w:bookmarkStart w:id="51" w:name="_Toc227408899"/>
+      <w:bookmarkStart w:id="57" w:name="_Toc227533613"/>
       <w:r>
         <w:rPr>
           <w:rFonts w:hint="eastAsia"/>
@@ -22465,7 +26963,7 @@
         </w:rPr>
         <w:t>狀態機</w:t>
       </w:r>
-      <w:bookmarkEnd w:id="51"/>
+      <w:bookmarkEnd w:id="57"/>
     </w:p>
     <w:p>
       <w:pPr>
@@ -22496,7 +26994,7 @@
                     <pic:cNvPicPr/>
                   </pic:nvPicPr>
                   <pic:blipFill rotWithShape="1">
-                    <a:blip r:embed="rId21"/>
+                    <a:blip r:embed="rId22"/>
                     <a:srcRect t="-6954"/>
                     <a:stretch>
                       <a:fillRect/>
@@ -22530,7 +27028,7 @@
       <w:pPr>
         <w:pStyle w:val="afb"/>
       </w:pPr>
-      <w:bookmarkStart w:id="52" w:name="_Toc227408900"/>
+      <w:bookmarkStart w:id="58" w:name="_Toc227533614"/>
       <w:r>
         <w:rPr>
           <w:rFonts w:hint="eastAsia"/>
@@ -22624,13 +27122,13 @@
         </w:rPr>
         <w:t>訂單之狀態機</w:t>
       </w:r>
-      <w:bookmarkEnd w:id="52"/>
+      <w:bookmarkEnd w:id="58"/>
     </w:p>
     <w:p>
       <w:pPr>
         <w:pStyle w:val="1"/>
       </w:pPr>
-      <w:bookmarkStart w:id="53" w:name="_Toc227364463"/>
+      <w:bookmarkStart w:id="59" w:name="_Toc227364463"/>
       <w:r>
         <w:rPr>
           <w:rFonts w:hint="eastAsia"/>
@@ -22638,20 +27136,20 @@
         <w:lastRenderedPageBreak/>
         <w:t>資料庫設計</w:t>
       </w:r>
-      <w:bookmarkEnd w:id="53"/>
+      <w:bookmarkEnd w:id="59"/>
     </w:p>
     <w:p>
       <w:pPr>
         <w:pStyle w:val="2"/>
       </w:pPr>
-      <w:bookmarkStart w:id="54" w:name="_Toc227364464"/>
+      <w:bookmarkStart w:id="60" w:name="_Toc227364464"/>
       <w:r>
         <w:rPr>
           <w:rFonts w:hint="eastAsia"/>
         </w:rPr>
         <w:t>資料庫關聯表</w:t>
       </w:r>
-      <w:bookmarkEnd w:id="54"/>
+      <w:bookmarkEnd w:id="60"/>
     </w:p>
     <w:p>
       <w:pPr>
@@ -22673,7 +27171,7 @@
           <w:lang w:val="pt-PT"/>
         </w:rPr>
       </w:pPr>
-      <w:bookmarkStart w:id="55" w:name="_Toc227364465"/>
+      <w:bookmarkStart w:id="61" w:name="_Toc227364465"/>
       <w:r>
         <w:rPr>
           <w:rFonts w:hint="eastAsia"/>
@@ -22687,7 +27185,7 @@
         </w:rPr>
         <w:t>Meta data</w:t>
       </w:r>
-      <w:bookmarkEnd w:id="55"/>
+      <w:bookmarkEnd w:id="61"/>
     </w:p>
     <w:p>
       <w:pPr>
@@ -22706,7 +27204,7 @@
       <w:pPr>
         <w:pStyle w:val="1"/>
       </w:pPr>
-      <w:bookmarkStart w:id="56" w:name="_Toc227364466"/>
+      <w:bookmarkStart w:id="62" w:name="_Toc227364466"/>
       <w:r>
         <w:rPr>
           <w:rFonts w:hint="eastAsia"/>
@@ -22714,20 +27212,20 @@
         <w:lastRenderedPageBreak/>
         <w:t>程式</w:t>
       </w:r>
-      <w:bookmarkEnd w:id="56"/>
+      <w:bookmarkEnd w:id="62"/>
     </w:p>
     <w:p>
       <w:pPr>
         <w:pStyle w:val="2"/>
       </w:pPr>
-      <w:bookmarkStart w:id="57" w:name="_Toc227364467"/>
+      <w:bookmarkStart w:id="63" w:name="_Toc227364467"/>
       <w:r>
         <w:rPr>
           <w:rFonts w:hint="eastAsia"/>
         </w:rPr>
         <w:t>元件清單及其規格描述</w:t>
       </w:r>
-      <w:bookmarkEnd w:id="57"/>
+      <w:bookmarkEnd w:id="63"/>
     </w:p>
     <w:p>
       <w:pPr>
@@ -22746,14 +27244,14 @@
       <w:pPr>
         <w:pStyle w:val="2"/>
       </w:pPr>
-      <w:bookmarkStart w:id="58" w:name="_Toc227364468"/>
+      <w:bookmarkStart w:id="64" w:name="_Toc227364468"/>
       <w:r>
         <w:rPr>
           <w:rFonts w:hint="eastAsia"/>
         </w:rPr>
         <w:t>其他附屬之各種元件</w:t>
       </w:r>
-      <w:bookmarkEnd w:id="58"/>
+      <w:bookmarkEnd w:id="64"/>
     </w:p>
     <w:p>
       <w:pPr>
@@ -22772,7 +27270,7 @@
       <w:pPr>
         <w:pStyle w:val="1"/>
       </w:pPr>
-      <w:bookmarkStart w:id="59" w:name="_Toc227364469"/>
+      <w:bookmarkStart w:id="65" w:name="_Toc227364469"/>
       <w:r>
         <w:rPr>
           <w:rFonts w:hint="eastAsia"/>
@@ -22780,7 +27278,7 @@
         <w:lastRenderedPageBreak/>
         <w:t>測試模型</w:t>
       </w:r>
-      <w:bookmarkEnd w:id="59"/>
+      <w:bookmarkEnd w:id="65"/>
     </w:p>
     <w:p>
       <w:pPr>
@@ -22790,14 +27288,14 @@
           <w:tab w:val="left" w:pos="723"/>
         </w:tabs>
       </w:pPr>
-      <w:bookmarkStart w:id="60" w:name="_Toc227364470"/>
+      <w:bookmarkStart w:id="66" w:name="_Toc227364470"/>
       <w:r>
         <w:rPr>
           <w:rFonts w:hint="eastAsia"/>
         </w:rPr>
         <w:t>測試計畫</w:t>
       </w:r>
-      <w:bookmarkEnd w:id="60"/>
+      <w:bookmarkEnd w:id="66"/>
     </w:p>
     <w:p>
       <w:pPr>
@@ -22820,14 +27318,14 @@
           <w:tab w:val="left" w:pos="723"/>
         </w:tabs>
       </w:pPr>
-      <w:bookmarkStart w:id="61" w:name="_Toc227364471"/>
+      <w:bookmarkStart w:id="67" w:name="_Toc227364471"/>
       <w:r>
         <w:rPr>
           <w:rFonts w:hint="eastAsia"/>
         </w:rPr>
         <w:t>測試個案與測試結果資料</w:t>
       </w:r>
-      <w:bookmarkEnd w:id="61"/>
+      <w:bookmarkEnd w:id="67"/>
     </w:p>
     <w:p>
       <w:pPr>
@@ -22846,7 +27344,7 @@
       <w:pPr>
         <w:pStyle w:val="1"/>
       </w:pPr>
-      <w:bookmarkStart w:id="62" w:name="_Toc227364472"/>
+      <w:bookmarkStart w:id="68" w:name="_Toc227364472"/>
       <w:r>
         <w:rPr>
           <w:rFonts w:hint="eastAsia"/>
@@ -22854,7 +27352,7 @@
         <w:lastRenderedPageBreak/>
         <w:t>操作手冊</w:t>
       </w:r>
-      <w:bookmarkEnd w:id="62"/>
+      <w:bookmarkEnd w:id="68"/>
     </w:p>
     <w:p>
       <w:pPr>
@@ -22864,14 +27362,14 @@
           <w:tab w:val="left" w:pos="723"/>
         </w:tabs>
       </w:pPr>
-      <w:bookmarkStart w:id="63" w:name="_Toc227364473"/>
+      <w:bookmarkStart w:id="69" w:name="_Toc227364473"/>
       <w:r>
         <w:rPr>
           <w:rFonts w:hint="eastAsia"/>
         </w:rPr>
         <w:t>系統元件</w:t>
       </w:r>
-      <w:bookmarkEnd w:id="63"/>
+      <w:bookmarkEnd w:id="69"/>
     </w:p>
     <w:p>
       <w:pPr>
@@ -22894,14 +27392,14 @@
           <w:tab w:val="left" w:pos="723"/>
         </w:tabs>
       </w:pPr>
-      <w:bookmarkStart w:id="64" w:name="_Toc227364474"/>
+      <w:bookmarkStart w:id="70" w:name="_Toc227364474"/>
       <w:r>
         <w:rPr>
           <w:rFonts w:hint="eastAsia"/>
         </w:rPr>
         <w:t>系統下載及安裝</w:t>
       </w:r>
-      <w:bookmarkEnd w:id="64"/>
+      <w:bookmarkEnd w:id="70"/>
     </w:p>
     <w:p>
       <w:pPr>
@@ -22920,7 +27418,7 @@
       <w:pPr>
         <w:pStyle w:val="1"/>
       </w:pPr>
-      <w:bookmarkStart w:id="65" w:name="_Toc227364475"/>
+      <w:bookmarkStart w:id="71" w:name="_Toc227364475"/>
       <w:r>
         <w:rPr>
           <w:rFonts w:hint="eastAsia"/>
@@ -22928,7 +27426,7 @@
         <w:lastRenderedPageBreak/>
         <w:t>使用手冊</w:t>
       </w:r>
-      <w:bookmarkEnd w:id="65"/>
+      <w:bookmarkEnd w:id="71"/>
     </w:p>
     <w:p>
       <w:pPr>
@@ -22947,7 +27445,7 @@
       <w:pPr>
         <w:pStyle w:val="1"/>
       </w:pPr>
-      <w:bookmarkStart w:id="66" w:name="_Toc227364476"/>
+      <w:bookmarkStart w:id="72" w:name="_Toc227364476"/>
       <w:r>
         <w:rPr>
           <w:rFonts w:hint="eastAsia"/>
@@ -22955,7 +27453,7 @@
         <w:lastRenderedPageBreak/>
         <w:t>感想</w:t>
       </w:r>
-      <w:bookmarkEnd w:id="66"/>
+      <w:bookmarkEnd w:id="72"/>
     </w:p>
     <w:p>
       <w:pPr>
@@ -22974,7 +27472,7 @@
       <w:pPr>
         <w:pStyle w:val="1"/>
       </w:pPr>
-      <w:bookmarkStart w:id="67" w:name="_Toc227364477"/>
+      <w:bookmarkStart w:id="73" w:name="_Toc227364477"/>
       <w:r>
         <w:rPr>
           <w:rFonts w:hint="eastAsia"/>
@@ -22982,7 +27480,7 @@
         <w:lastRenderedPageBreak/>
         <w:t>參考資料</w:t>
       </w:r>
-      <w:bookmarkEnd w:id="67"/>
+      <w:bookmarkEnd w:id="73"/>
     </w:p>
     <w:p>
       <w:pPr>
@@ -23031,11 +27529,11 @@
       <w:pPr>
         <w:pStyle w:val="a"/>
       </w:pPr>
-      <w:bookmarkStart w:id="68" w:name="_Toc227364478"/>
+      <w:bookmarkStart w:id="74" w:name="_Toc227364478"/>
       <w:r>
         <w:t>會議紀錄</w:t>
       </w:r>
-      <w:bookmarkEnd w:id="68"/>
+      <w:bookmarkEnd w:id="74"/>
     </w:p>
     <w:p>
       <w:pPr>
@@ -23054,14 +27552,14 @@
       <w:pPr>
         <w:pStyle w:val="a"/>
       </w:pPr>
-      <w:bookmarkStart w:id="69" w:name="_Toc227364479"/>
+      <w:bookmarkStart w:id="75" w:name="_Toc227364479"/>
       <w:r>
         <w:rPr>
           <w:rFonts w:hint="eastAsia"/>
         </w:rPr>
         <w:t>問卷題目</w:t>
       </w:r>
-      <w:bookmarkEnd w:id="69"/>
+      <w:bookmarkEnd w:id="75"/>
     </w:p>
     <w:p>
       <w:pPr>
@@ -23080,14 +27578,14 @@
       <w:pPr>
         <w:pStyle w:val="a"/>
       </w:pPr>
-      <w:bookmarkStart w:id="70" w:name="_Toc227364480"/>
+      <w:bookmarkStart w:id="76" w:name="_Toc227364480"/>
       <w:r>
         <w:rPr>
           <w:rFonts w:hint="eastAsia"/>
         </w:rPr>
         <w:t>評審問題回覆</w:t>
       </w:r>
-      <w:bookmarkEnd w:id="70"/>
+      <w:bookmarkEnd w:id="76"/>
     </w:p>
     <w:p>
       <w:pPr>
@@ -23131,7 +27629,7 @@
       </w:pPr>
     </w:p>
     <w:sectPr>
-      <w:footerReference w:type="default" r:id="rId22"/>
+      <w:footerReference w:type="default" r:id="rId23"/>
       <w:pgSz w:w="11906" w:h="16838" w:code="9"/>
       <w:pgMar w:top="851" w:right="851" w:bottom="851" w:left="851" w:header="567" w:footer="567" w:gutter="0"/>
       <w:pgNumType w:start="1"/>
@@ -25591,7 +30089,7 @@
   <w:style w:type="paragraph" w:default="1" w:styleId="a1">
     <w:name w:val="Normal"/>
     <w:qFormat/>
-    <w:rsid w:val="00E07BD8"/>
+    <w:rsid w:val="00A3760E"/>
   </w:style>
   <w:style w:type="paragraph" w:styleId="1">
     <w:name w:val="heading 1"/>

--- a/documents/四技第115414組-救「舊」我的書-系統手冊.docx
+++ b/documents/四技第115414組-救「舊」我的書-系統手冊.docx
@@ -3179,7 +3179,7 @@
             <w:noProof/>
             <w:webHidden/>
           </w:rPr>
-          <w:t>18</w:t>
+          <w:t>19</w:t>
         </w:r>
         <w:r>
           <w:rPr>
@@ -3285,7 +3285,7 @@
             <w:noProof/>
             <w:webHidden/>
           </w:rPr>
-          <w:t>18</w:t>
+          <w:t>20</w:t>
         </w:r>
         <w:r>
           <w:rPr>
@@ -3397,7 +3397,7 @@
             <w:noProof/>
             <w:webHidden/>
           </w:rPr>
-          <w:t>19</w:t>
+          <w:t>21</w:t>
         </w:r>
         <w:r>
           <w:rPr>
@@ -3488,7 +3488,7 @@
             <w:noProof/>
             <w:webHidden/>
           </w:rPr>
-          <w:t>19</w:t>
+          <w:t>21</w:t>
         </w:r>
         <w:r>
           <w:rPr>
@@ -3579,7 +3579,7 @@
             <w:noProof/>
             <w:webHidden/>
           </w:rPr>
-          <w:t>21</w:t>
+          <w:t>23</w:t>
         </w:r>
         <w:r>
           <w:rPr>
@@ -3670,7 +3670,7 @@
             <w:noProof/>
             <w:webHidden/>
           </w:rPr>
-          <w:t>22</w:t>
+          <w:t>24</w:t>
         </w:r>
         <w:r>
           <w:rPr>
@@ -3761,7 +3761,7 @@
             <w:noProof/>
             <w:webHidden/>
           </w:rPr>
-          <w:t>23</w:t>
+          <w:t>25</w:t>
         </w:r>
         <w:r>
           <w:rPr>
@@ -3873,7 +3873,7 @@
             <w:noProof/>
             <w:webHidden/>
           </w:rPr>
-          <w:t>24</w:t>
+          <w:t>26</w:t>
         </w:r>
         <w:r>
           <w:rPr>
@@ -3964,7 +3964,7 @@
             <w:noProof/>
             <w:webHidden/>
           </w:rPr>
-          <w:t>24</w:t>
+          <w:t>26</w:t>
         </w:r>
         <w:r>
           <w:rPr>
@@ -4055,7 +4055,7 @@
             <w:noProof/>
             <w:webHidden/>
           </w:rPr>
-          <w:t>24</w:t>
+          <w:t>26</w:t>
         </w:r>
         <w:r>
           <w:rPr>
@@ -4167,7 +4167,7 @@
             <w:noProof/>
             <w:webHidden/>
           </w:rPr>
-          <w:t>25</w:t>
+          <w:t>27</w:t>
         </w:r>
         <w:r>
           <w:rPr>
@@ -4258,7 +4258,7 @@
             <w:noProof/>
             <w:webHidden/>
           </w:rPr>
-          <w:t>25</w:t>
+          <w:t>27</w:t>
         </w:r>
         <w:r>
           <w:rPr>
@@ -4349,7 +4349,7 @@
             <w:noProof/>
             <w:webHidden/>
           </w:rPr>
-          <w:t>26</w:t>
+          <w:t>28</w:t>
         </w:r>
         <w:r>
           <w:rPr>
@@ -4440,7 +4440,7 @@
             <w:noProof/>
             <w:webHidden/>
           </w:rPr>
-          <w:t>26</w:t>
+          <w:t>28</w:t>
         </w:r>
         <w:r>
           <w:rPr>
@@ -4531,7 +4531,7 @@
             <w:noProof/>
             <w:webHidden/>
           </w:rPr>
-          <w:t>27</w:t>
+          <w:t>29</w:t>
         </w:r>
         <w:r>
           <w:rPr>
@@ -4643,7 +4643,7 @@
             <w:noProof/>
             <w:webHidden/>
           </w:rPr>
-          <w:t>28</w:t>
+          <w:t>30</w:t>
         </w:r>
         <w:r>
           <w:rPr>
@@ -4734,7 +4734,7 @@
             <w:noProof/>
             <w:webHidden/>
           </w:rPr>
-          <w:t>28</w:t>
+          <w:t>30</w:t>
         </w:r>
         <w:r>
           <w:rPr>
@@ -4834,7 +4834,7 @@
             <w:noProof/>
             <w:webHidden/>
           </w:rPr>
-          <w:t>28</w:t>
+          <w:t>30</w:t>
         </w:r>
         <w:r>
           <w:rPr>
@@ -4946,7 +4946,7 @@
             <w:noProof/>
             <w:webHidden/>
           </w:rPr>
-          <w:t>29</w:t>
+          <w:t>31</w:t>
         </w:r>
         <w:r>
           <w:rPr>
@@ -5037,7 +5037,7 @@
             <w:noProof/>
             <w:webHidden/>
           </w:rPr>
-          <w:t>29</w:t>
+          <w:t>31</w:t>
         </w:r>
         <w:r>
           <w:rPr>
@@ -5128,7 +5128,7 @@
             <w:noProof/>
             <w:webHidden/>
           </w:rPr>
-          <w:t>29</w:t>
+          <w:t>31</w:t>
         </w:r>
         <w:r>
           <w:rPr>
@@ -5240,7 +5240,7 @@
             <w:noProof/>
             <w:webHidden/>
           </w:rPr>
-          <w:t>30</w:t>
+          <w:t>32</w:t>
         </w:r>
         <w:r>
           <w:rPr>
@@ -5331,7 +5331,7 @@
             <w:noProof/>
             <w:webHidden/>
           </w:rPr>
-          <w:t>30</w:t>
+          <w:t>32</w:t>
         </w:r>
         <w:r>
           <w:rPr>
@@ -5422,7 +5422,7 @@
             <w:noProof/>
             <w:webHidden/>
           </w:rPr>
-          <w:t>30</w:t>
+          <w:t>32</w:t>
         </w:r>
         <w:r>
           <w:rPr>
@@ -5534,7 +5534,7 @@
             <w:noProof/>
             <w:webHidden/>
           </w:rPr>
-          <w:t>31</w:t>
+          <w:t>33</w:t>
         </w:r>
         <w:r>
           <w:rPr>
@@ -5625,7 +5625,7 @@
             <w:noProof/>
             <w:webHidden/>
           </w:rPr>
-          <w:t>31</w:t>
+          <w:t>33</w:t>
         </w:r>
         <w:r>
           <w:rPr>
@@ -5716,7 +5716,7 @@
             <w:noProof/>
             <w:webHidden/>
           </w:rPr>
-          <w:t>31</w:t>
+          <w:t>33</w:t>
         </w:r>
         <w:r>
           <w:rPr>
@@ -5828,7 +5828,7 @@
             <w:noProof/>
             <w:webHidden/>
           </w:rPr>
-          <w:t>32</w:t>
+          <w:t>34</w:t>
         </w:r>
         <w:r>
           <w:rPr>
@@ -5940,7 +5940,7 @@
             <w:noProof/>
             <w:webHidden/>
           </w:rPr>
-          <w:t>33</w:t>
+          <w:t>35</w:t>
         </w:r>
         <w:r>
           <w:rPr>
@@ -6052,7 +6052,7 @@
             <w:noProof/>
             <w:webHidden/>
           </w:rPr>
-          <w:t>34</w:t>
+          <w:t>36</w:t>
         </w:r>
         <w:r>
           <w:rPr>
@@ -6148,7 +6148,7 @@
             <w:noProof/>
             <w:webHidden/>
           </w:rPr>
-          <w:t>34</w:t>
+          <w:t>36</w:t>
         </w:r>
         <w:r>
           <w:rPr>
@@ -6244,7 +6244,7 @@
             <w:noProof/>
             <w:webHidden/>
           </w:rPr>
-          <w:t>34</w:t>
+          <w:t>36</w:t>
         </w:r>
         <w:r>
           <w:rPr>
@@ -6340,7 +6340,7 @@
             <w:noProof/>
             <w:webHidden/>
           </w:rPr>
-          <w:t>34</w:t>
+          <w:t>36</w:t>
         </w:r>
         <w:r>
           <w:rPr>
@@ -6423,7 +6423,7 @@
       <w:r>
         <w:fldChar w:fldCharType="separate"/>
       </w:r>
-      <w:hyperlink w:anchor="_Toc227533603" w:history="1">
+      <w:hyperlink w:anchor="_Toc227542886" w:history="1">
         <w:r>
           <w:rPr>
             <w:rStyle w:val="afc"/>
@@ -6474,7 +6474,7 @@
             <w:noProof/>
             <w:webHidden/>
           </w:rPr>
-          <w:instrText xml:space="preserve"> PAGEREF _Toc227533603 \h </w:instrText>
+          <w:instrText xml:space="preserve"> PAGEREF _Toc227542886 \h </w:instrText>
         </w:r>
         <w:r>
           <w:rPr>
@@ -6519,7 +6519,7 @@
           <w:lang w:bidi="ar-SA"/>
         </w:rPr>
       </w:pPr>
-      <w:hyperlink w:anchor="_Toc227533604" w:history="1">
+      <w:hyperlink w:anchor="_Toc227542887" w:history="1">
         <w:r>
           <w:rPr>
             <w:rStyle w:val="afc"/>
@@ -6570,7 +6570,7 @@
             <w:noProof/>
             <w:webHidden/>
           </w:rPr>
-          <w:instrText xml:space="preserve"> PAGEREF _Toc227533604 \h </w:instrText>
+          <w:instrText xml:space="preserve"> PAGEREF _Toc227542887 \h </w:instrText>
         </w:r>
         <w:r>
           <w:rPr>
@@ -6615,7 +6615,7 @@
           <w:lang w:bidi="ar-SA"/>
         </w:rPr>
       </w:pPr>
-      <w:hyperlink w:anchor="_Toc227533605" w:history="1">
+      <w:hyperlink w:anchor="_Toc227542888" w:history="1">
         <w:r>
           <w:rPr>
             <w:rStyle w:val="afc"/>
@@ -6666,7 +6666,7 @@
             <w:noProof/>
             <w:webHidden/>
           </w:rPr>
-          <w:instrText xml:space="preserve"> PAGEREF _Toc227533605 \h </w:instrText>
+          <w:instrText xml:space="preserve"> PAGEREF _Toc227542888 \h </w:instrText>
         </w:r>
         <w:r>
           <w:rPr>
@@ -6711,7 +6711,7 @@
           <w:lang w:bidi="ar-SA"/>
         </w:rPr>
       </w:pPr>
-      <w:hyperlink w:anchor="_Toc227533606" w:history="1">
+      <w:hyperlink w:anchor="_Toc227542889" w:history="1">
         <w:r>
           <w:rPr>
             <w:rStyle w:val="afc"/>
@@ -6762,7 +6762,7 @@
             <w:noProof/>
             <w:webHidden/>
           </w:rPr>
-          <w:instrText xml:space="preserve"> PAGEREF _Toc227533606 \h </w:instrText>
+          <w:instrText xml:space="preserve"> PAGEREF _Toc227542889 \h </w:instrText>
         </w:r>
         <w:r>
           <w:rPr>
@@ -6807,7 +6807,7 @@
           <w:lang w:bidi="ar-SA"/>
         </w:rPr>
       </w:pPr>
-      <w:hyperlink w:anchor="_Toc227533607" w:history="1">
+      <w:hyperlink w:anchor="_Toc227542890" w:history="1">
         <w:r>
           <w:rPr>
             <w:rStyle w:val="afc"/>
@@ -6858,7 +6858,7 @@
             <w:noProof/>
             <w:webHidden/>
           </w:rPr>
-          <w:instrText xml:space="preserve"> PAGEREF _Toc227533607 \h </w:instrText>
+          <w:instrText xml:space="preserve"> PAGEREF _Toc227542890 \h </w:instrText>
         </w:r>
         <w:r>
           <w:rPr>
@@ -6903,7 +6903,7 @@
           <w:lang w:bidi="ar-SA"/>
         </w:rPr>
       </w:pPr>
-      <w:hyperlink w:anchor="_Toc227533608" w:history="1">
+      <w:hyperlink w:anchor="_Toc227542891" w:history="1">
         <w:r>
           <w:rPr>
             <w:rStyle w:val="afc"/>
@@ -6954,7 +6954,7 @@
             <w:noProof/>
             <w:webHidden/>
           </w:rPr>
-          <w:instrText xml:space="preserve"> PAGEREF _Toc227533608 \h </w:instrText>
+          <w:instrText xml:space="preserve"> PAGEREF _Toc227542891 \h </w:instrText>
         </w:r>
         <w:r>
           <w:rPr>
@@ -6999,7 +6999,7 @@
           <w:lang w:bidi="ar-SA"/>
         </w:rPr>
       </w:pPr>
-      <w:hyperlink w:anchor="_Toc227533609" w:history="1">
+      <w:hyperlink w:anchor="_Toc227542892" w:history="1">
         <w:r>
           <w:rPr>
             <w:rStyle w:val="afc"/>
@@ -7050,7 +7050,7 @@
             <w:noProof/>
             <w:webHidden/>
           </w:rPr>
-          <w:instrText xml:space="preserve"> PAGEREF _Toc227533609 \h </w:instrText>
+          <w:instrText xml:space="preserve"> PAGEREF _Toc227542892 \h </w:instrText>
         </w:r>
         <w:r>
           <w:rPr>
@@ -7095,7 +7095,7 @@
           <w:lang w:bidi="ar-SA"/>
         </w:rPr>
       </w:pPr>
-      <w:hyperlink w:anchor="_Toc227533610" w:history="1">
+      <w:hyperlink w:anchor="_Toc227542893" w:history="1">
         <w:r>
           <w:rPr>
             <w:rStyle w:val="afc"/>
@@ -7146,7 +7146,7 @@
             <w:noProof/>
             <w:webHidden/>
           </w:rPr>
-          <w:instrText xml:space="preserve"> PAGEREF _Toc227533610 \h </w:instrText>
+          <w:instrText xml:space="preserve"> PAGEREF _Toc227542893 \h </w:instrText>
         </w:r>
         <w:r>
           <w:rPr>
@@ -7191,7 +7191,7 @@
           <w:lang w:bidi="ar-SA"/>
         </w:rPr>
       </w:pPr>
-      <w:hyperlink w:anchor="_Toc227533611" w:history="1">
+      <w:hyperlink w:anchor="_Toc227542894" w:history="1">
         <w:r>
           <w:rPr>
             <w:rStyle w:val="afc"/>
@@ -7242,7 +7242,7 @@
             <w:noProof/>
             <w:webHidden/>
           </w:rPr>
-          <w:instrText xml:space="preserve"> PAGEREF _Toc227533611 \h </w:instrText>
+          <w:instrText xml:space="preserve"> PAGEREF _Toc227542894 \h </w:instrText>
         </w:r>
         <w:r>
           <w:rPr>
@@ -7287,7 +7287,7 @@
           <w:lang w:bidi="ar-SA"/>
         </w:rPr>
       </w:pPr>
-      <w:hyperlink w:anchor="_Toc227533612" w:history="1">
+      <w:hyperlink w:anchor="_Toc227542895" w:history="1">
         <w:r>
           <w:rPr>
             <w:rStyle w:val="afc"/>
@@ -7338,7 +7338,7 @@
             <w:noProof/>
             <w:webHidden/>
           </w:rPr>
-          <w:instrText xml:space="preserve"> PAGEREF _Toc227533612 \h </w:instrText>
+          <w:instrText xml:space="preserve"> PAGEREF _Toc227542895 \h </w:instrText>
         </w:r>
         <w:r>
           <w:rPr>
@@ -7358,7 +7358,7 @@
             <w:noProof/>
             <w:webHidden/>
           </w:rPr>
-          <w:t>25</w:t>
+          <w:t>27</w:t>
         </w:r>
         <w:r>
           <w:rPr>
@@ -7383,7 +7383,7 @@
           <w:lang w:bidi="ar-SA"/>
         </w:rPr>
       </w:pPr>
-      <w:hyperlink w:anchor="_Toc227533613" w:history="1">
+      <w:hyperlink w:anchor="_Toc227542896" w:history="1">
         <w:r>
           <w:rPr>
             <w:rStyle w:val="afc"/>
@@ -7413,7 +7413,23 @@
             <w:rFonts w:hint="eastAsia"/>
             <w:noProof/>
           </w:rPr>
-          <w:t>商品之狀態機</w:t>
+          <w:t>商品之狀</w:t>
+        </w:r>
+        <w:r>
+          <w:rPr>
+            <w:rStyle w:val="afc"/>
+            <w:rFonts w:hint="eastAsia"/>
+            <w:noProof/>
+          </w:rPr>
+          <w:t>態</w:t>
+        </w:r>
+        <w:r>
+          <w:rPr>
+            <w:rStyle w:val="afc"/>
+            <w:rFonts w:hint="eastAsia"/>
+            <w:noProof/>
+          </w:rPr>
+          <w:t>機</w:t>
         </w:r>
         <w:r>
           <w:rPr>
@@ -7434,7 +7450,7 @@
             <w:noProof/>
             <w:webHidden/>
           </w:rPr>
-          <w:instrText xml:space="preserve"> PAGEREF _Toc227533613 \h </w:instrText>
+          <w:instrText xml:space="preserve"> PAGEREF _Toc227542896 \h </w:instrText>
         </w:r>
         <w:r>
           <w:rPr>
@@ -7454,7 +7470,7 @@
             <w:noProof/>
             <w:webHidden/>
           </w:rPr>
-          <w:t>27</w:t>
+          <w:t>29</w:t>
         </w:r>
         <w:r>
           <w:rPr>
@@ -7479,7 +7495,7 @@
           <w:lang w:bidi="ar-SA"/>
         </w:rPr>
       </w:pPr>
-      <w:hyperlink w:anchor="_Toc227533614" w:history="1">
+      <w:hyperlink w:anchor="_Toc227542897" w:history="1">
         <w:r>
           <w:rPr>
             <w:rStyle w:val="afc"/>
@@ -7530,7 +7546,7 @@
             <w:noProof/>
             <w:webHidden/>
           </w:rPr>
-          <w:instrText xml:space="preserve"> PAGEREF _Toc227533614 \h </w:instrText>
+          <w:instrText xml:space="preserve"> PAGEREF _Toc227542897 \h </w:instrText>
         </w:r>
         <w:r>
           <w:rPr>
@@ -7550,7 +7566,7 @@
             <w:noProof/>
             <w:webHidden/>
           </w:rPr>
-          <w:t>27</w:t>
+          <w:t>29</w:t>
         </w:r>
         <w:r>
           <w:rPr>
@@ -7638,7 +7654,7 @@
       <w:r>
         <w:fldChar w:fldCharType="separate"/>
       </w:r>
-      <w:hyperlink w:anchor="_Toc227533615" w:history="1">
+      <w:hyperlink w:anchor="_Toc227542898" w:history="1">
         <w:r>
           <w:rPr>
             <w:rStyle w:val="afc"/>
@@ -7681,7 +7697,7 @@
             <w:noProof/>
             <w:webHidden/>
           </w:rPr>
-          <w:instrText xml:space="preserve"> PAGEREF _Toc227533615 \h </w:instrText>
+          <w:instrText xml:space="preserve"> PAGEREF _Toc227542898 \h </w:instrText>
         </w:r>
         <w:r>
           <w:rPr>
@@ -7726,7 +7742,7 @@
           <w:lang w:bidi="ar-SA"/>
         </w:rPr>
       </w:pPr>
-      <w:hyperlink w:anchor="_Toc227533616" w:history="1">
+      <w:hyperlink w:anchor="_Toc227542899" w:history="1">
         <w:r>
           <w:rPr>
             <w:rStyle w:val="afc"/>
@@ -7776,7 +7792,7 @@
             <w:noProof/>
             <w:webHidden/>
           </w:rPr>
-          <w:instrText xml:space="preserve"> PAGEREF _Toc227533616 \h </w:instrText>
+          <w:instrText xml:space="preserve"> PAGEREF _Toc227542899 \h </w:instrText>
         </w:r>
         <w:r>
           <w:rPr>
@@ -7821,7 +7837,7 @@
           <w:lang w:bidi="ar-SA"/>
         </w:rPr>
       </w:pPr>
-      <w:hyperlink w:anchor="_Toc227533617" w:history="1">
+      <w:hyperlink w:anchor="_Toc227542900" w:history="1">
         <w:r>
           <w:rPr>
             <w:rStyle w:val="afc"/>
@@ -7864,7 +7880,7 @@
             <w:noProof/>
             <w:webHidden/>
           </w:rPr>
-          <w:instrText xml:space="preserve"> PAGEREF _Toc227533617 \h </w:instrText>
+          <w:instrText xml:space="preserve"> PAGEREF _Toc227542900 \h </w:instrText>
         </w:r>
         <w:r>
           <w:rPr>
@@ -7909,7 +7925,7 @@
           <w:lang w:bidi="ar-SA"/>
         </w:rPr>
       </w:pPr>
-      <w:hyperlink w:anchor="_Toc227533618" w:history="1">
+      <w:hyperlink w:anchor="_Toc227542901" w:history="1">
         <w:r>
           <w:rPr>
             <w:rStyle w:val="afc"/>
@@ -7952,7 +7968,7 @@
             <w:noProof/>
             <w:webHidden/>
           </w:rPr>
-          <w:instrText xml:space="preserve"> PAGEREF _Toc227533618 \h </w:instrText>
+          <w:instrText xml:space="preserve"> PAGEREF _Toc227542901 \h </w:instrText>
         </w:r>
         <w:r>
           <w:rPr>
@@ -7997,7 +8013,7 @@
           <w:lang w:bidi="ar-SA"/>
         </w:rPr>
       </w:pPr>
-      <w:hyperlink w:anchor="_Toc227533619" w:history="1">
+      <w:hyperlink w:anchor="_Toc227542902" w:history="1">
         <w:r>
           <w:rPr>
             <w:rStyle w:val="afc"/>
@@ -8040,7 +8056,7 @@
             <w:noProof/>
             <w:webHidden/>
           </w:rPr>
-          <w:instrText xml:space="preserve"> PAGEREF _Toc227533619 \h </w:instrText>
+          <w:instrText xml:space="preserve"> PAGEREF _Toc227542902 \h </w:instrText>
         </w:r>
         <w:r>
           <w:rPr>
@@ -8085,7 +8101,7 @@
           <w:lang w:bidi="ar-SA"/>
         </w:rPr>
       </w:pPr>
-      <w:hyperlink w:anchor="_Toc227533620" w:history="1">
+      <w:hyperlink w:anchor="_Toc227542903" w:history="1">
         <w:r>
           <w:rPr>
             <w:rStyle w:val="afc"/>
@@ -8128,7 +8144,7 @@
             <w:noProof/>
             <w:webHidden/>
           </w:rPr>
-          <w:instrText xml:space="preserve"> PAGEREF _Toc227533620 \h </w:instrText>
+          <w:instrText xml:space="preserve"> PAGEREF _Toc227542903 \h </w:instrText>
         </w:r>
         <w:r>
           <w:rPr>
@@ -8173,7 +8189,7 @@
           <w:lang w:bidi="ar-SA"/>
         </w:rPr>
       </w:pPr>
-      <w:hyperlink w:anchor="_Toc227533621" w:history="1">
+      <w:hyperlink w:anchor="_Toc227542904" w:history="1">
         <w:r>
           <w:rPr>
             <w:rStyle w:val="afc"/>
@@ -8216,7 +8232,7 @@
             <w:noProof/>
             <w:webHidden/>
           </w:rPr>
-          <w:instrText xml:space="preserve"> PAGEREF _Toc227533621 \h </w:instrText>
+          <w:instrText xml:space="preserve"> PAGEREF _Toc227542904 \h </w:instrText>
         </w:r>
         <w:r>
           <w:rPr>
@@ -8261,7 +8277,7 @@
           <w:lang w:bidi="ar-SA"/>
         </w:rPr>
       </w:pPr>
-      <w:hyperlink w:anchor="_Toc227533622" w:history="1">
+      <w:hyperlink w:anchor="_Toc227542905" w:history="1">
         <w:r>
           <w:rPr>
             <w:rStyle w:val="afc"/>
@@ -8304,7 +8320,7 @@
             <w:noProof/>
             <w:webHidden/>
           </w:rPr>
-          <w:instrText xml:space="preserve"> PAGEREF _Toc227533622 \h </w:instrText>
+          <w:instrText xml:space="preserve"> PAGEREF _Toc227542905 \h </w:instrText>
         </w:r>
         <w:r>
           <w:rPr>
@@ -8349,7 +8365,7 @@
           <w:lang w:bidi="ar-SA"/>
         </w:rPr>
       </w:pPr>
-      <w:hyperlink w:anchor="_Toc227533623" w:history="1">
+      <w:hyperlink w:anchor="_Toc227542906" w:history="1">
         <w:r>
           <w:rPr>
             <w:rStyle w:val="afc"/>
@@ -8392,7 +8408,7 @@
             <w:noProof/>
             <w:webHidden/>
           </w:rPr>
-          <w:instrText xml:space="preserve"> PAGEREF _Toc227533623 \h </w:instrText>
+          <w:instrText xml:space="preserve"> PAGEREF _Toc227542906 \h </w:instrText>
         </w:r>
         <w:r>
           <w:rPr>
@@ -8437,7 +8453,7 @@
           <w:lang w:bidi="ar-SA"/>
         </w:rPr>
       </w:pPr>
-      <w:hyperlink w:anchor="_Toc227533624" w:history="1">
+      <w:hyperlink w:anchor="_Toc227542907" w:history="1">
         <w:r>
           <w:rPr>
             <w:rStyle w:val="afc"/>
@@ -8480,7 +8496,7 @@
             <w:noProof/>
             <w:webHidden/>
           </w:rPr>
-          <w:instrText xml:space="preserve"> PAGEREF _Toc227533624 \h </w:instrText>
+          <w:instrText xml:space="preserve"> PAGEREF _Toc227542907 \h </w:instrText>
         </w:r>
         <w:r>
           <w:rPr>
@@ -8500,7 +8516,7 @@
             <w:noProof/>
             <w:webHidden/>
           </w:rPr>
-          <w:t>19</w:t>
+          <w:t>21</w:t>
         </w:r>
         <w:r>
           <w:rPr>
@@ -8525,7 +8541,7 @@
           <w:lang w:bidi="ar-SA"/>
         </w:rPr>
       </w:pPr>
-      <w:hyperlink w:anchor="_Toc227533625" w:history="1">
+      <w:hyperlink w:anchor="_Toc227542908" w:history="1">
         <w:r>
           <w:rPr>
             <w:rStyle w:val="afc"/>
@@ -8568,7 +8584,7 @@
             <w:noProof/>
             <w:webHidden/>
           </w:rPr>
-          <w:instrText xml:space="preserve"> PAGEREF _Toc227533625 \h </w:instrText>
+          <w:instrText xml:space="preserve"> PAGEREF _Toc227542908 \h </w:instrText>
         </w:r>
         <w:r>
           <w:rPr>
@@ -8588,7 +8604,7 @@
             <w:noProof/>
             <w:webHidden/>
           </w:rPr>
-          <w:t>20</w:t>
+          <w:t>22</w:t>
         </w:r>
         <w:r>
           <w:rPr>
@@ -8613,7 +8629,7 @@
           <w:lang w:bidi="ar-SA"/>
         </w:rPr>
       </w:pPr>
-      <w:hyperlink w:anchor="_Toc227533626" w:history="1">
+      <w:hyperlink w:anchor="_Toc227542909" w:history="1">
         <w:r>
           <w:rPr>
             <w:rStyle w:val="afc"/>
@@ -8656,7 +8672,7 @@
             <w:noProof/>
             <w:webHidden/>
           </w:rPr>
-          <w:instrText xml:space="preserve"> PAGEREF _Toc227533626 \h </w:instrText>
+          <w:instrText xml:space="preserve"> PAGEREF _Toc227542909 \h </w:instrText>
         </w:r>
         <w:r>
           <w:rPr>
@@ -8676,7 +8692,7 @@
             <w:noProof/>
             <w:webHidden/>
           </w:rPr>
-          <w:t>20</w:t>
+          <w:t>22</w:t>
         </w:r>
         <w:r>
           <w:rPr>
@@ -9034,7 +9050,7 @@
       <w:pPr>
         <w:pStyle w:val="afb"/>
       </w:pPr>
-      <w:bookmarkStart w:id="7" w:name="_Toc227533603"/>
+      <w:bookmarkStart w:id="7" w:name="_Toc227542886"/>
       <w:r>
         <w:rPr>
           <w:rFonts w:hint="eastAsia"/>
@@ -9336,7 +9352,7 @@
       <w:pPr>
         <w:pStyle w:val="afb"/>
       </w:pPr>
-      <w:bookmarkStart w:id="8" w:name="_Toc227533604"/>
+      <w:bookmarkStart w:id="8" w:name="_Toc227542887"/>
       <w:r>
         <w:rPr>
           <w:rFonts w:hint="eastAsia"/>
@@ -9491,7 +9507,7 @@
       <w:pPr>
         <w:pStyle w:val="afb"/>
       </w:pPr>
-      <w:bookmarkStart w:id="9" w:name="_Toc227533615"/>
+      <w:bookmarkStart w:id="9" w:name="_Toc227542898"/>
       <w:r>
         <w:rPr>
           <w:rFonts w:hint="eastAsia"/>
@@ -11278,7 +11294,7 @@
           <w:color w:val="EE0000"/>
         </w:rPr>
         <w:drawing>
-          <wp:inline distT="0" distB="0" distL="0" distR="0" wp14:anchorId="611E101F" wp14:editId="4200AFFC">
+          <wp:inline distT="0" distB="0" distL="0" distR="0" wp14:anchorId="611E101F" wp14:editId="217E3374">
             <wp:extent cx="5596344" cy="1891636"/>
             <wp:effectExtent l="19050" t="19050" r="23495" b="13970"/>
             <wp:docPr id="1246348825" name="圖片 4"/>
@@ -11356,7 +11372,7 @@
       <w:pPr>
         <w:pStyle w:val="afb"/>
       </w:pPr>
-      <w:bookmarkStart w:id="10" w:name="_Toc227533605"/>
+      <w:bookmarkStart w:id="10" w:name="_Toc227542888"/>
       <w:r>
         <w:rPr>
           <w:rFonts w:hint="eastAsia"/>
@@ -11619,7 +11635,7 @@
           <w:color w:val="EE0000"/>
         </w:rPr>
         <w:drawing>
-          <wp:inline distT="0" distB="0" distL="0" distR="0" wp14:anchorId="5214411C" wp14:editId="78968888">
+          <wp:inline distT="0" distB="0" distL="0" distR="0" wp14:anchorId="5214411C" wp14:editId="07B0B78C">
             <wp:extent cx="5578806" cy="1925756"/>
             <wp:effectExtent l="19050" t="19050" r="22225" b="17780"/>
             <wp:docPr id="214552384" name="圖片 5"/>
@@ -11697,7 +11713,7 @@
       <w:pPr>
         <w:pStyle w:val="afb"/>
       </w:pPr>
-      <w:bookmarkStart w:id="11" w:name="_Toc227533606"/>
+      <w:bookmarkStart w:id="11" w:name="_Toc227542889"/>
       <w:r>
         <w:rPr>
           <w:rFonts w:hint="eastAsia"/>
@@ -11887,7 +11903,7 @@
       <w:pPr>
         <w:pStyle w:val="afb"/>
       </w:pPr>
-      <w:bookmarkStart w:id="12" w:name="_Toc227533607"/>
+      <w:bookmarkStart w:id="12" w:name="_Toc227542890"/>
       <w:r>
         <w:rPr>
           <w:rFonts w:hint="eastAsia"/>
@@ -12223,7 +12239,7 @@
           <w:noProof/>
         </w:rPr>
         <w:drawing>
-          <wp:inline distT="0" distB="0" distL="0" distR="0" wp14:anchorId="68960B63" wp14:editId="1FD990D9">
+          <wp:inline distT="0" distB="0" distL="0" distR="0" wp14:anchorId="68960B63" wp14:editId="2A65350B">
             <wp:extent cx="5794896" cy="2055809"/>
             <wp:effectExtent l="19050" t="19050" r="15875" b="20955"/>
             <wp:docPr id="659161396" name="圖片 9"/>
@@ -12301,7 +12317,7 @@
       <w:pPr>
         <w:pStyle w:val="afb"/>
       </w:pPr>
-      <w:bookmarkStart w:id="13" w:name="_Toc227533608"/>
+      <w:bookmarkStart w:id="13" w:name="_Toc227542891"/>
       <w:r>
         <w:rPr>
           <w:rFonts w:hint="eastAsia"/>
@@ -12423,7 +12439,7 @@
           <w:noProof/>
         </w:rPr>
         <w:drawing>
-          <wp:inline distT="0" distB="0" distL="0" distR="0" wp14:anchorId="6C1EFDA4" wp14:editId="5F216982">
+          <wp:inline distT="0" distB="0" distL="0" distR="0" wp14:anchorId="6C1EFDA4" wp14:editId="6B8A0EC3">
             <wp:extent cx="5794375" cy="2051501"/>
             <wp:effectExtent l="19050" t="19050" r="15875" b="25400"/>
             <wp:docPr id="278636936" name="圖片 11"/>
@@ -12501,7 +12517,7 @@
       <w:pPr>
         <w:pStyle w:val="afb"/>
       </w:pPr>
-      <w:bookmarkStart w:id="14" w:name="_Toc227533609"/>
+      <w:bookmarkStart w:id="14" w:name="_Toc227542892"/>
       <w:r>
         <w:rPr>
           <w:rFonts w:hint="eastAsia"/>
@@ -12836,7 +12852,7 @@
       <w:pPr>
         <w:pStyle w:val="afb"/>
       </w:pPr>
-      <w:bookmarkStart w:id="15" w:name="_Toc227533610"/>
+      <w:bookmarkStart w:id="15" w:name="_Toc227542893"/>
       <w:r>
         <w:rPr>
           <w:rFonts w:hint="eastAsia"/>
@@ -14318,7 +14334,7 @@
       <w:pPr>
         <w:pStyle w:val="afb"/>
       </w:pPr>
-      <w:bookmarkStart w:id="21" w:name="_Toc227533616"/>
+      <w:bookmarkStart w:id="21" w:name="_Toc227542899"/>
       <w:r>
         <w:rPr>
           <w:rFonts w:hint="eastAsia"/>
@@ -16786,7 +16802,7 @@
       <w:pPr>
         <w:pStyle w:val="afb"/>
       </w:pPr>
-      <w:bookmarkStart w:id="24" w:name="_Toc227533617"/>
+      <w:bookmarkStart w:id="24" w:name="_Toc227542900"/>
       <w:r>
         <w:rPr>
           <w:rFonts w:hint="eastAsia"/>
@@ -18286,7 +18302,7 @@
       <w:pPr>
         <w:pStyle w:val="afb"/>
       </w:pPr>
-      <w:bookmarkStart w:id="27" w:name="_Toc227533611"/>
+      <w:bookmarkStart w:id="27" w:name="_Toc227542894"/>
       <w:r>
         <w:rPr>
           <w:rFonts w:hint="eastAsia"/>
@@ -18401,7 +18417,7 @@
       <w:pPr>
         <w:pStyle w:val="afb"/>
       </w:pPr>
-      <w:bookmarkStart w:id="29" w:name="_Toc227533618"/>
+      <w:bookmarkStart w:id="29" w:name="_Toc227542901"/>
       <w:r>
         <w:rPr>
           <w:rFonts w:hint="eastAsia"/>
@@ -18520,9 +18536,6 @@
               </w:numPr>
               <w:jc w:val="center"/>
               <w:textAlignment w:val="center"/>
-              <w:rPr>
-                <w:rFonts w:hint="eastAsia"/>
-              </w:rPr>
             </w:pPr>
             <w:r>
               <w:rPr>
@@ -18789,9 +18802,6 @@
                 <w:numId w:val="0"/>
               </w:numPr>
               <w:textAlignment w:val="center"/>
-              <w:rPr>
-                <w:rFonts w:hint="eastAsia"/>
-              </w:rPr>
             </w:pPr>
             <w:r>
               <w:rPr>
@@ -18857,9 +18867,6 @@
                 <w:numId w:val="0"/>
               </w:numPr>
               <w:textAlignment w:val="center"/>
-              <w:rPr>
-                <w:rFonts w:hint="eastAsia"/>
-              </w:rPr>
             </w:pPr>
             <w:r>
               <w:rPr>
@@ -18913,9 +18920,6 @@
                 <w:numId w:val="0"/>
               </w:numPr>
               <w:textAlignment w:val="center"/>
-              <w:rPr>
-                <w:rFonts w:hint="eastAsia"/>
-              </w:rPr>
             </w:pPr>
             <w:r>
               <w:rPr>
@@ -18955,7 +18959,7 @@
       <w:pPr>
         <w:pStyle w:val="afb"/>
       </w:pPr>
-      <w:bookmarkStart w:id="30" w:name="_Toc227533619"/>
+      <w:bookmarkStart w:id="30" w:name="_Toc227542902"/>
       <w:r>
         <w:rPr>
           <w:rFonts w:hint="eastAsia"/>
@@ -19074,9 +19078,6 @@
               </w:numPr>
               <w:jc w:val="center"/>
               <w:textAlignment w:val="center"/>
-              <w:rPr>
-                <w:rFonts w:hint="eastAsia"/>
-              </w:rPr>
             </w:pPr>
             <w:r>
               <w:rPr>
@@ -19343,9 +19344,6 @@
                 <w:numId w:val="0"/>
               </w:numPr>
               <w:textAlignment w:val="center"/>
-              <w:rPr>
-                <w:rFonts w:hint="eastAsia"/>
-              </w:rPr>
             </w:pPr>
             <w:r>
               <w:rPr>
@@ -19405,9 +19403,6 @@
                 <w:numId w:val="0"/>
               </w:numPr>
               <w:textAlignment w:val="center"/>
-              <w:rPr>
-                <w:rFonts w:hint="eastAsia"/>
-              </w:rPr>
             </w:pPr>
             <w:r>
               <w:rPr>
@@ -19461,9 +19456,6 @@
                 <w:numId w:val="0"/>
               </w:numPr>
               <w:textAlignment w:val="center"/>
-              <w:rPr>
-                <w:rFonts w:hint="eastAsia"/>
-              </w:rPr>
             </w:pPr>
             <w:r>
               <w:rPr>
@@ -19527,7 +19519,7 @@
       <w:pPr>
         <w:pStyle w:val="afb"/>
       </w:pPr>
-      <w:bookmarkStart w:id="31" w:name="_Toc227533620"/>
+      <w:bookmarkStart w:id="31" w:name="_Toc227542903"/>
       <w:r>
         <w:rPr>
           <w:rFonts w:hint="eastAsia"/>
@@ -19646,9 +19638,6 @@
               </w:numPr>
               <w:jc w:val="center"/>
               <w:textAlignment w:val="center"/>
-              <w:rPr>
-                <w:rFonts w:hint="eastAsia"/>
-              </w:rPr>
             </w:pPr>
             <w:r>
               <w:rPr>
@@ -19929,9 +19918,6 @@
                 <w:numId w:val="0"/>
               </w:numPr>
               <w:textAlignment w:val="center"/>
-              <w:rPr>
-                <w:rFonts w:hint="eastAsia"/>
-              </w:rPr>
             </w:pPr>
             <w:r>
               <w:rPr>
@@ -19953,7 +19939,7 @@
       <w:pPr>
         <w:pStyle w:val="afb"/>
       </w:pPr>
-      <w:bookmarkStart w:id="32" w:name="_Toc227533621"/>
+      <w:bookmarkStart w:id="32" w:name="_Toc227542904"/>
       <w:r>
         <w:rPr>
           <w:rFonts w:hint="eastAsia"/>
@@ -20086,9 +20072,6 @@
               </w:numPr>
               <w:jc w:val="center"/>
               <w:textAlignment w:val="center"/>
-              <w:rPr>
-                <w:rFonts w:hint="eastAsia"/>
-              </w:rPr>
             </w:pPr>
             <w:r>
               <w:rPr>
@@ -20377,9 +20360,6 @@
                 <w:numId w:val="0"/>
               </w:numPr>
               <w:textAlignment w:val="center"/>
-              <w:rPr>
-                <w:rFonts w:hint="eastAsia"/>
-              </w:rPr>
             </w:pPr>
             <w:r>
               <w:rPr>
@@ -20410,7 +20390,7 @@
         <w:pStyle w:val="afb"/>
         <w:pageBreakBefore/>
       </w:pPr>
-      <w:bookmarkStart w:id="33" w:name="_Toc227533622"/>
+      <w:bookmarkStart w:id="33" w:name="_Toc227542905"/>
       <w:r>
         <w:rPr>
           <w:rFonts w:hint="eastAsia"/>
@@ -20532,9 +20512,6 @@
               </w:numPr>
               <w:jc w:val="center"/>
               <w:textAlignment w:val="center"/>
-              <w:rPr>
-                <w:rFonts w:hint="eastAsia"/>
-              </w:rPr>
             </w:pPr>
             <w:r>
               <w:rPr>
@@ -20583,9 +20560,6 @@
               </w:numPr>
               <w:jc w:val="center"/>
               <w:textAlignment w:val="center"/>
-              <w:rPr>
-                <w:rFonts w:hint="eastAsia"/>
-              </w:rPr>
             </w:pPr>
             <w:r>
               <w:rPr>
@@ -20610,9 +20584,6 @@
               </w:numPr>
               <w:jc w:val="center"/>
               <w:textAlignment w:val="center"/>
-              <w:rPr>
-                <w:rFonts w:hint="eastAsia"/>
-              </w:rPr>
             </w:pPr>
             <w:r>
               <w:rPr>
@@ -20639,9 +20610,6 @@
               </w:numPr>
               <w:jc w:val="center"/>
               <w:textAlignment w:val="center"/>
-              <w:rPr>
-                <w:rFonts w:hint="eastAsia"/>
-              </w:rPr>
             </w:pPr>
             <w:r>
               <w:rPr>
@@ -20715,9 +20683,6 @@
                 <w:numId w:val="0"/>
               </w:numPr>
               <w:textAlignment w:val="center"/>
-              <w:rPr>
-                <w:rFonts w:hint="eastAsia"/>
-              </w:rPr>
             </w:pPr>
             <w:r>
               <w:t>Flutter SDK (Dart)</w:t>
@@ -20736,9 +20701,6 @@
                 <w:numId w:val="0"/>
               </w:numPr>
               <w:textAlignment w:val="center"/>
-              <w:rPr>
-                <w:rFonts w:hint="eastAsia"/>
-              </w:rPr>
             </w:pPr>
             <w:r>
               <w:rPr>
@@ -20843,9 +20805,6 @@
                 <w:numId w:val="0"/>
               </w:numPr>
               <w:textAlignment w:val="center"/>
-              <w:rPr>
-                <w:rFonts w:hint="eastAsia"/>
-              </w:rPr>
             </w:pPr>
             <w:r>
               <w:t>iOS 14.0+/Android 8.0+</w:t>
@@ -20864,9 +20823,6 @@
                 <w:numId w:val="0"/>
               </w:numPr>
               <w:textAlignment w:val="center"/>
-              <w:rPr>
-                <w:rFonts w:hint="eastAsia"/>
-              </w:rPr>
             </w:pPr>
             <w:r>
               <w:rPr>
@@ -20893,9 +20849,6 @@
               </w:numPr>
               <w:jc w:val="center"/>
               <w:textAlignment w:val="center"/>
-              <w:rPr>
-                <w:rFonts w:hint="eastAsia"/>
-              </w:rPr>
             </w:pPr>
             <w:r>
               <w:rPr>
@@ -20969,9 +20922,6 @@
                 <w:numId w:val="0"/>
               </w:numPr>
               <w:textAlignment w:val="center"/>
-              <w:rPr>
-                <w:rFonts w:hint="eastAsia"/>
-              </w:rPr>
             </w:pPr>
             <w:r>
               <w:t>Node.js/Express.js</w:t>
@@ -20990,9 +20940,6 @@
                 <w:numId w:val="0"/>
               </w:numPr>
               <w:textAlignment w:val="center"/>
-              <w:rPr>
-                <w:rFonts w:hint="eastAsia"/>
-              </w:rPr>
             </w:pPr>
             <w:r>
               <w:rPr>
@@ -21047,9 +20994,6 @@
                 <w:numId w:val="0"/>
               </w:numPr>
               <w:textAlignment w:val="center"/>
-              <w:rPr>
-                <w:rFonts w:hint="eastAsia"/>
-              </w:rPr>
             </w:pPr>
             <w:r>
               <w:rPr>
@@ -21072,9 +21016,6 @@
                 <w:numId w:val="0"/>
               </w:numPr>
               <w:textAlignment w:val="center"/>
-              <w:rPr>
-                <w:rFonts w:hint="eastAsia"/>
-              </w:rPr>
             </w:pPr>
             <w:r>
               <w:t>Prisma (ORM)</w:t>
@@ -21093,9 +21034,6 @@
                 <w:numId w:val="0"/>
               </w:numPr>
               <w:textAlignment w:val="center"/>
-              <w:rPr>
-                <w:rFonts w:hint="eastAsia"/>
-              </w:rPr>
             </w:pPr>
             <w:r>
               <w:rPr>
@@ -21158,9 +21096,6 @@
                 <w:numId w:val="0"/>
               </w:numPr>
               <w:textAlignment w:val="center"/>
-              <w:rPr>
-                <w:rFonts w:hint="eastAsia"/>
-              </w:rPr>
             </w:pPr>
             <w:r>
               <w:rPr>
@@ -21189,9 +21124,6 @@
                 <w:numId w:val="0"/>
               </w:numPr>
               <w:textAlignment w:val="center"/>
-              <w:rPr>
-                <w:rFonts w:hint="eastAsia"/>
-              </w:rPr>
             </w:pPr>
             <w:r>
               <w:t>RESTful API</w:t>
@@ -21210,9 +21142,6 @@
                 <w:numId w:val="0"/>
               </w:numPr>
               <w:textAlignment w:val="center"/>
-              <w:rPr>
-                <w:rFonts w:hint="eastAsia"/>
-              </w:rPr>
             </w:pPr>
             <w:r>
               <w:rPr>
@@ -21251,9 +21180,6 @@
               </w:numPr>
               <w:jc w:val="center"/>
               <w:textAlignment w:val="center"/>
-              <w:rPr>
-                <w:rFonts w:hint="eastAsia"/>
-              </w:rPr>
             </w:pPr>
             <w:r>
               <w:rPr>
@@ -21276,19 +21202,7 @@
               <w:rPr>
                 <w:rFonts w:hint="eastAsia"/>
               </w:rPr>
-              <w:t>（</w:t>
-            </w:r>
-            <w:r>
-              <w:rPr>
-                <w:rFonts w:hint="eastAsia"/>
-              </w:rPr>
-              <w:t>伺服器端</w:t>
-            </w:r>
-            <w:r>
-              <w:rPr>
-                <w:rFonts w:hint="eastAsia"/>
-              </w:rPr>
-              <w:t>）</w:t>
+              <w:t>（伺服器端）</w:t>
             </w:r>
           </w:p>
         </w:tc>
@@ -21305,9 +21219,6 @@
                 <w:numId w:val="0"/>
               </w:numPr>
               <w:textAlignment w:val="center"/>
-              <w:rPr>
-                <w:rFonts w:hint="eastAsia"/>
-              </w:rPr>
             </w:pPr>
             <w:r>
               <w:rPr>
@@ -21330,9 +21241,6 @@
                 <w:numId w:val="0"/>
               </w:numPr>
               <w:textAlignment w:val="center"/>
-              <w:rPr>
-                <w:rFonts w:hint="eastAsia"/>
-              </w:rPr>
             </w:pPr>
             <w:r>
               <w:t>MySQL 8.0</w:t>
@@ -21351,9 +21259,6 @@
                 <w:numId w:val="0"/>
               </w:numPr>
               <w:textAlignment w:val="center"/>
-              <w:rPr>
-                <w:rFonts w:hint="eastAsia"/>
-              </w:rPr>
             </w:pPr>
             <w:r>
               <w:rPr>
@@ -21403,9 +21308,6 @@
                 <w:numId w:val="0"/>
               </w:numPr>
               <w:textAlignment w:val="center"/>
-              <w:rPr>
-                <w:rFonts w:hint="eastAsia"/>
-              </w:rPr>
             </w:pPr>
             <w:r>
               <w:rPr>
@@ -21428,9 +21330,6 @@
                 <w:numId w:val="0"/>
               </w:numPr>
               <w:textAlignment w:val="center"/>
-              <w:rPr>
-                <w:rFonts w:hint="eastAsia"/>
-              </w:rPr>
             </w:pPr>
             <w:r>
               <w:t>phpMyAdmin</w:t>
@@ -21449,9 +21348,6 @@
                 <w:numId w:val="0"/>
               </w:numPr>
               <w:textAlignment w:val="center"/>
-              <w:rPr>
-                <w:rFonts w:hint="eastAsia"/>
-              </w:rPr>
             </w:pPr>
             <w:r>
               <w:rPr>
@@ -21478,9 +21374,6 @@
               </w:numPr>
               <w:jc w:val="center"/>
               <w:textAlignment w:val="center"/>
-              <w:rPr>
-                <w:rFonts w:hint="eastAsia"/>
-              </w:rPr>
             </w:pPr>
             <w:proofErr w:type="gramStart"/>
             <w:r>
@@ -21511,19 +21404,7 @@
               <w:rPr>
                 <w:rFonts w:hint="eastAsia"/>
               </w:rPr>
-              <w:t>（</w:t>
-            </w:r>
-            <w:r>
-              <w:rPr>
-                <w:rFonts w:hint="eastAsia"/>
-              </w:rPr>
-              <w:t>書櫃端</w:t>
-            </w:r>
-            <w:r>
-              <w:rPr>
-                <w:rFonts w:hint="eastAsia"/>
-              </w:rPr>
-              <w:t>）</w:t>
+              <w:t>（書櫃端）</w:t>
             </w:r>
           </w:p>
         </w:tc>
@@ -21540,9 +21421,6 @@
                 <w:numId w:val="0"/>
               </w:numPr>
               <w:textAlignment w:val="center"/>
-              <w:rPr>
-                <w:rFonts w:hint="eastAsia"/>
-              </w:rPr>
             </w:pPr>
             <w:r>
               <w:rPr>
@@ -21565,9 +21443,6 @@
                 <w:numId w:val="0"/>
               </w:numPr>
               <w:textAlignment w:val="center"/>
-              <w:rPr>
-                <w:rFonts w:hint="eastAsia"/>
-              </w:rPr>
             </w:pPr>
             <w:r>
               <w:t>C/C++</w:t>
@@ -21586,9 +21461,6 @@
                 <w:numId w:val="0"/>
               </w:numPr>
               <w:textAlignment w:val="center"/>
-              <w:rPr>
-                <w:rFonts w:hint="eastAsia"/>
-              </w:rPr>
             </w:pPr>
             <w:r>
               <w:rPr>
@@ -21631,9 +21503,6 @@
                 <w:numId w:val="0"/>
               </w:numPr>
               <w:textAlignment w:val="center"/>
-              <w:rPr>
-                <w:rFonts w:hint="eastAsia"/>
-              </w:rPr>
             </w:pPr>
             <w:r>
               <w:rPr>
@@ -21657,7 +21526,6 @@
               </w:numPr>
               <w:textAlignment w:val="center"/>
               <w:rPr>
-                <w:rFonts w:hint="eastAsia"/>
                 <w:spacing w:val="-2"/>
               </w:rPr>
             </w:pPr>
@@ -21681,9 +21549,6 @@
                 <w:numId w:val="0"/>
               </w:numPr>
               <w:textAlignment w:val="center"/>
-              <w:rPr>
-                <w:rFonts w:hint="eastAsia"/>
-              </w:rPr>
             </w:pPr>
             <w:r>
               <w:rPr>
@@ -21722,9 +21587,6 @@
               </w:numPr>
               <w:jc w:val="center"/>
               <w:textAlignment w:val="center"/>
-              <w:rPr>
-                <w:rFonts w:hint="eastAsia"/>
-              </w:rPr>
             </w:pPr>
             <w:r>
               <w:rPr>
@@ -21747,19 +21609,7 @@
               <w:rPr>
                 <w:rFonts w:hint="eastAsia"/>
               </w:rPr>
-              <w:t>（</w:t>
-            </w:r>
-            <w:r>
-              <w:rPr>
-                <w:rFonts w:hint="eastAsia"/>
-              </w:rPr>
-              <w:t>維運資安</w:t>
-            </w:r>
-            <w:r>
-              <w:rPr>
-                <w:rFonts w:hint="eastAsia"/>
-              </w:rPr>
-              <w:t>）</w:t>
+              <w:t>（維運資安）</w:t>
             </w:r>
           </w:p>
         </w:tc>
@@ -21776,9 +21626,6 @@
                 <w:numId w:val="0"/>
               </w:numPr>
               <w:textAlignment w:val="center"/>
-              <w:rPr>
-                <w:rFonts w:hint="eastAsia"/>
-              </w:rPr>
             </w:pPr>
             <w:r>
               <w:rPr>
@@ -21801,9 +21648,6 @@
                 <w:numId w:val="0"/>
               </w:numPr>
               <w:textAlignment w:val="center"/>
-              <w:rPr>
-                <w:rFonts w:hint="eastAsia"/>
-              </w:rPr>
             </w:pPr>
             <w:r>
               <w:t>Ubuntu 24.04 LTS</w:t>
@@ -21822,9 +21666,6 @@
                 <w:numId w:val="0"/>
               </w:numPr>
               <w:textAlignment w:val="center"/>
-              <w:rPr>
-                <w:rFonts w:hint="eastAsia"/>
-              </w:rPr>
             </w:pPr>
             <w:r>
               <w:rPr>
@@ -21879,9 +21720,6 @@
                 <w:numId w:val="0"/>
               </w:numPr>
               <w:textAlignment w:val="center"/>
-              <w:rPr>
-                <w:rFonts w:hint="eastAsia"/>
-              </w:rPr>
             </w:pPr>
             <w:r>
               <w:rPr>
@@ -21904,9 +21742,6 @@
                 <w:numId w:val="0"/>
               </w:numPr>
               <w:textAlignment w:val="center"/>
-              <w:rPr>
-                <w:rFonts w:hint="eastAsia"/>
-              </w:rPr>
             </w:pPr>
             <w:r>
               <w:t>NGINX</w:t>
@@ -21925,9 +21760,6 @@
                 <w:numId w:val="0"/>
               </w:numPr>
               <w:textAlignment w:val="center"/>
-              <w:rPr>
-                <w:rFonts w:hint="eastAsia"/>
-              </w:rPr>
             </w:pPr>
             <w:r>
               <w:rPr>
@@ -21970,9 +21802,6 @@
                 <w:numId w:val="0"/>
               </w:numPr>
               <w:textAlignment w:val="center"/>
-              <w:rPr>
-                <w:rFonts w:hint="eastAsia"/>
-              </w:rPr>
             </w:pPr>
             <w:r>
               <w:rPr>
@@ -21995,9 +21824,6 @@
                 <w:numId w:val="0"/>
               </w:numPr>
               <w:textAlignment w:val="center"/>
-              <w:rPr>
-                <w:rFonts w:hint="eastAsia"/>
-              </w:rPr>
             </w:pPr>
             <w:r>
               <w:t>Cloudflare (DNS/WAF)</w:t>
@@ -22016,9 +21842,6 @@
                 <w:numId w:val="0"/>
               </w:numPr>
               <w:textAlignment w:val="center"/>
-              <w:rPr>
-                <w:rFonts w:hint="eastAsia"/>
-              </w:rPr>
             </w:pPr>
             <w:r>
               <w:rPr>
@@ -22097,9 +21920,6 @@
                 <w:numId w:val="0"/>
               </w:numPr>
               <w:textAlignment w:val="center"/>
-              <w:rPr>
-                <w:rFonts w:hint="eastAsia"/>
-              </w:rPr>
             </w:pPr>
             <w:r>
               <w:rPr>
@@ -22122,9 +21942,6 @@
                 <w:numId w:val="0"/>
               </w:numPr>
               <w:textAlignment w:val="center"/>
-              <w:rPr>
-                <w:rFonts w:hint="eastAsia"/>
-              </w:rPr>
             </w:pPr>
             <w:proofErr w:type="spellStart"/>
             <w:r>
@@ -22180,9 +21997,6 @@
                 <w:numId w:val="0"/>
               </w:numPr>
               <w:textAlignment w:val="center"/>
-              <w:rPr>
-                <w:rFonts w:hint="eastAsia"/>
-              </w:rPr>
             </w:pPr>
             <w:r>
               <w:rPr>
@@ -22201,9 +22015,6 @@
           <w:ilvl w:val="0"/>
           <w:numId w:val="0"/>
         </w:numPr>
-        <w:rPr>
-          <w:rFonts w:hint="eastAsia"/>
-        </w:rPr>
       </w:pPr>
     </w:p>
     <w:p>
@@ -22225,7 +22036,7 @@
       <w:pPr>
         <w:pStyle w:val="afb"/>
       </w:pPr>
-      <w:bookmarkStart w:id="35" w:name="_Toc227533623"/>
+      <w:bookmarkStart w:id="35" w:name="_Toc227542906"/>
       <w:r>
         <w:rPr>
           <w:rFonts w:hint="eastAsia"/>
@@ -23158,7 +22969,7 @@
               <w:snapToGrid w:val="0"/>
               <w:jc w:val="both"/>
               <w:rPr>
-                <w:rFonts w:ascii="Times New Roman" w:eastAsia="標楷體" w:hAnsi="Times New Roman" w:hint="eastAsia"/>
+                <w:rFonts w:ascii="Times New Roman" w:eastAsia="標楷體" w:hAnsi="Times New Roman"/>
                 <w:sz w:val="28"/>
               </w:rPr>
             </w:pPr>
@@ -24138,12 +23949,14 @@
     <w:p>
       <w:pPr>
         <w:pStyle w:val="2"/>
+        <w:pageBreakBefore/>
       </w:pPr>
       <w:bookmarkStart w:id="38" w:name="_Toc227364448"/>
       <w:r>
         <w:rPr>
           <w:rFonts w:hint="eastAsia"/>
         </w:rPr>
+        <w:lastRenderedPageBreak/>
         <w:t>專案組織與分工</w:t>
       </w:r>
       <w:bookmarkEnd w:id="38"/>
@@ -24164,12 +23977,14 @@
     <w:p>
       <w:pPr>
         <w:pStyle w:val="2"/>
+        <w:pageBreakBefore/>
       </w:pPr>
       <w:bookmarkStart w:id="39" w:name="_Toc227364449"/>
       <w:r>
         <w:rPr>
           <w:rFonts w:hint="eastAsia"/>
         </w:rPr>
+        <w:lastRenderedPageBreak/>
         <w:t>上傳</w:t>
       </w:r>
       <w:r>
@@ -24245,7 +24060,7 @@
       <w:pPr>
         <w:pStyle w:val="afb"/>
       </w:pPr>
-      <w:bookmarkStart w:id="42" w:name="_Toc227533624"/>
+      <w:bookmarkStart w:id="42" w:name="_Toc227542907"/>
       <w:r>
         <w:rPr>
           <w:rFonts w:hint="eastAsia"/>
@@ -25449,7 +25264,7 @@
       <w:pPr>
         <w:pStyle w:val="afb"/>
       </w:pPr>
-      <w:bookmarkStart w:id="43" w:name="_Toc227533625"/>
+      <w:bookmarkStart w:id="43" w:name="_Toc227542908"/>
       <w:r>
         <w:rPr>
           <w:rFonts w:hint="eastAsia"/>
@@ -25858,7 +25673,7 @@
       <w:pPr>
         <w:pStyle w:val="afb"/>
       </w:pPr>
-      <w:bookmarkStart w:id="44" w:name="_Toc227533626"/>
+      <w:bookmarkStart w:id="44" w:name="_Toc227542909"/>
       <w:r>
         <w:rPr>
           <w:rFonts w:hint="eastAsia"/>
@@ -26394,11 +26209,15 @@
       <w:pPr>
         <w:pStyle w:val="2"/>
         <w:pageBreakBefore/>
+        <w:rPr>
+          <w:color w:val="000000" w:themeColor="text1"/>
+        </w:rPr>
       </w:pPr>
       <w:bookmarkStart w:id="45" w:name="_Toc227364452"/>
       <w:r>
         <w:rPr>
           <w:rFonts w:hint="eastAsia"/>
+          <w:color w:val="000000" w:themeColor="text1"/>
         </w:rPr>
         <w:lastRenderedPageBreak/>
         <w:t>使用個案圖</w:t>
@@ -26635,7 +26454,7 @@
       <w:pPr>
         <w:pStyle w:val="afb"/>
       </w:pPr>
-      <w:bookmarkStart w:id="53" w:name="_Toc227533612"/>
+      <w:bookmarkStart w:id="53" w:name="_Toc227542895"/>
       <w:r>
         <w:rPr>
           <w:rFonts w:hint="eastAsia"/>
@@ -26814,10 +26633,10 @@
           <w:noProof/>
         </w:rPr>
         <w:drawing>
-          <wp:inline distT="0" distB="0" distL="0" distR="0" wp14:anchorId="59D2D1C2" wp14:editId="59579AD0">
-            <wp:extent cx="4555490" cy="4086519"/>
-            <wp:effectExtent l="0" t="0" r="0" b="9525"/>
-            <wp:docPr id="634992965" name="圖片 1"/>
+          <wp:inline distT="0" distB="0" distL="0" distR="0" wp14:anchorId="43969851" wp14:editId="3F8493EB">
+            <wp:extent cx="3991555" cy="3777471"/>
+            <wp:effectExtent l="0" t="0" r="9525" b="0"/>
+            <wp:docPr id="1809247327" name="圖片 1"/>
             <wp:cNvGraphicFramePr>
               <a:graphicFrameLocks xmlns:a="http://schemas.openxmlformats.org/drawingml/2006/main" noChangeAspect="1"/>
             </wp:cNvGraphicFramePr>
@@ -26825,12 +26644,20 @@
               <a:graphicData uri="http://schemas.openxmlformats.org/drawingml/2006/picture">
                 <pic:pic xmlns:pic="http://schemas.openxmlformats.org/drawingml/2006/picture">
                   <pic:nvPicPr>
-                    <pic:cNvPr id="634992965" name=""/>
-                    <pic:cNvPicPr/>
+                    <pic:cNvPr id="0" name="Picture 1"/>
+                    <pic:cNvPicPr>
+                      <a:picLocks noChangeAspect="1" noChangeArrowheads="1"/>
+                    </pic:cNvPicPr>
                   </pic:nvPicPr>
-                  <pic:blipFill rotWithShape="1">
-                    <a:blip r:embed="rId21"/>
-                    <a:srcRect t="-2595" b="1"/>
+                  <pic:blipFill>
+                    <a:blip r:embed="rId21" cstate="print">
+                      <a:extLst>
+                        <a:ext uri="{28A0092B-C50C-407E-A947-70E740481C1C}">
+                          <a14:useLocalDpi xmlns:a14="http://schemas.microsoft.com/office/drawing/2010/main" val="0"/>
+                        </a:ext>
+                      </a:extLst>
+                    </a:blip>
+                    <a:srcRect/>
                     <a:stretch>
                       <a:fillRect/>
                     </a:stretch>
@@ -26838,19 +26665,15 @@
                   <pic:spPr bwMode="auto">
                     <a:xfrm>
                       <a:off x="0" y="0"/>
-                      <a:ext cx="4574955" cy="4103980"/>
+                      <a:ext cx="4009029" cy="3794007"/>
                     </a:xfrm>
                     <a:prstGeom prst="rect">
                       <a:avLst/>
                     </a:prstGeom>
+                    <a:noFill/>
                     <a:ln>
                       <a:noFill/>
                     </a:ln>
-                    <a:extLst>
-                      <a:ext uri="{53640926-AAD7-44D8-BBD7-CCE9431645EC}">
-                        <a14:shadowObscured xmlns:a14="http://schemas.microsoft.com/office/drawing/2010/main"/>
-                      </a:ext>
-                    </a:extLst>
                   </pic:spPr>
                 </pic:pic>
               </a:graphicData>
@@ -26863,7 +26686,7 @@
       <w:pPr>
         <w:pStyle w:val="afb"/>
       </w:pPr>
-      <w:bookmarkStart w:id="57" w:name="_Toc227533613"/>
+      <w:bookmarkStart w:id="57" w:name="_Toc227542896"/>
       <w:r>
         <w:rPr>
           <w:rFonts w:hint="eastAsia"/>
@@ -26979,10 +26802,10 @@
           <w:noProof/>
         </w:rPr>
         <w:drawing>
-          <wp:inline distT="0" distB="0" distL="0" distR="0" wp14:anchorId="627AE988" wp14:editId="50FC9C5C">
-            <wp:extent cx="4722439" cy="3424306"/>
-            <wp:effectExtent l="0" t="0" r="2540" b="5080"/>
-            <wp:docPr id="186156376" name="圖片 1"/>
+          <wp:inline distT="0" distB="0" distL="0" distR="0" wp14:anchorId="508EB12E" wp14:editId="7EF2B131">
+            <wp:extent cx="4977517" cy="3326801"/>
+            <wp:effectExtent l="0" t="0" r="0" b="6985"/>
+            <wp:docPr id="1927957732" name="圖片 3"/>
             <wp:cNvGraphicFramePr>
               <a:graphicFrameLocks xmlns:a="http://schemas.openxmlformats.org/drawingml/2006/main" noChangeAspect="1"/>
             </wp:cNvGraphicFramePr>
@@ -26990,12 +26813,20 @@
               <a:graphicData uri="http://schemas.openxmlformats.org/drawingml/2006/picture">
                 <pic:pic xmlns:pic="http://schemas.openxmlformats.org/drawingml/2006/picture">
                   <pic:nvPicPr>
-                    <pic:cNvPr id="186156376" name=""/>
-                    <pic:cNvPicPr/>
+                    <pic:cNvPr id="0" name="Picture 5"/>
+                    <pic:cNvPicPr>
+                      <a:picLocks noChangeAspect="1" noChangeArrowheads="1"/>
+                    </pic:cNvPicPr>
                   </pic:nvPicPr>
-                  <pic:blipFill rotWithShape="1">
-                    <a:blip r:embed="rId22"/>
-                    <a:srcRect t="-6954"/>
+                  <pic:blipFill>
+                    <a:blip r:embed="rId22" cstate="print">
+                      <a:extLst>
+                        <a:ext uri="{28A0092B-C50C-407E-A947-70E740481C1C}">
+                          <a14:useLocalDpi xmlns:a14="http://schemas.microsoft.com/office/drawing/2010/main" val="0"/>
+                        </a:ext>
+                      </a:extLst>
+                    </a:blip>
+                    <a:srcRect/>
                     <a:stretch>
                       <a:fillRect/>
                     </a:stretch>
@@ -27003,19 +26834,15 @@
                   <pic:spPr bwMode="auto">
                     <a:xfrm>
                       <a:off x="0" y="0"/>
-                      <a:ext cx="4729333" cy="3429305"/>
+                      <a:ext cx="4987728" cy="3333626"/>
                     </a:xfrm>
                     <a:prstGeom prst="rect">
                       <a:avLst/>
                     </a:prstGeom>
+                    <a:noFill/>
                     <a:ln>
                       <a:noFill/>
                     </a:ln>
-                    <a:extLst>
-                      <a:ext uri="{53640926-AAD7-44D8-BBD7-CCE9431645EC}">
-                        <a14:shadowObscured xmlns:a14="http://schemas.microsoft.com/office/drawing/2010/main"/>
-                      </a:ext>
-                    </a:extLst>
                   </pic:spPr>
                 </pic:pic>
               </a:graphicData>
@@ -27028,7 +26855,7 @@
       <w:pPr>
         <w:pStyle w:val="afb"/>
       </w:pPr>
-      <w:bookmarkStart w:id="58" w:name="_Toc227533614"/>
+      <w:bookmarkStart w:id="58" w:name="_Toc227542897"/>
       <w:r>
         <w:rPr>
           <w:rFonts w:hint="eastAsia"/>

--- a/documents/四技第115414組-救「舊」我的書-系統手冊.docx
+++ b/documents/四技第115414組-救「舊」我的書-系統手冊.docx
@@ -7413,23 +7413,7 @@
             <w:rFonts w:hint="eastAsia"/>
             <w:noProof/>
           </w:rPr>
-          <w:t>商品之狀</w:t>
-        </w:r>
-        <w:r>
-          <w:rPr>
-            <w:rStyle w:val="afc"/>
-            <w:rFonts w:hint="eastAsia"/>
-            <w:noProof/>
-          </w:rPr>
-          <w:t>態</w:t>
-        </w:r>
-        <w:r>
-          <w:rPr>
-            <w:rStyle w:val="afc"/>
-            <w:rFonts w:hint="eastAsia"/>
-            <w:noProof/>
-          </w:rPr>
-          <w:t>機</w:t>
+          <w:t>商品之狀態機</w:t>
         </w:r>
         <w:r>
           <w:rPr>
@@ -11294,7 +11278,7 @@
           <w:color w:val="EE0000"/>
         </w:rPr>
         <w:drawing>
-          <wp:inline distT="0" distB="0" distL="0" distR="0" wp14:anchorId="611E101F" wp14:editId="217E3374">
+          <wp:inline distT="0" distB="0" distL="0" distR="0" wp14:anchorId="611E101F" wp14:editId="43F6FFF7">
             <wp:extent cx="5596344" cy="1891636"/>
             <wp:effectExtent l="19050" t="19050" r="23495" b="13970"/>
             <wp:docPr id="1246348825" name="圖片 4"/>
@@ -11635,7 +11619,7 @@
           <w:color w:val="EE0000"/>
         </w:rPr>
         <w:drawing>
-          <wp:inline distT="0" distB="0" distL="0" distR="0" wp14:anchorId="5214411C" wp14:editId="07B0B78C">
+          <wp:inline distT="0" distB="0" distL="0" distR="0" wp14:anchorId="5214411C" wp14:editId="7BDC0D4B">
             <wp:extent cx="5578806" cy="1925756"/>
             <wp:effectExtent l="19050" t="19050" r="22225" b="17780"/>
             <wp:docPr id="214552384" name="圖片 5"/>
@@ -12239,7 +12223,7 @@
           <w:noProof/>
         </w:rPr>
         <w:drawing>
-          <wp:inline distT="0" distB="0" distL="0" distR="0" wp14:anchorId="68960B63" wp14:editId="2A65350B">
+          <wp:inline distT="0" distB="0" distL="0" distR="0" wp14:anchorId="68960B63" wp14:editId="19375C49">
             <wp:extent cx="5794896" cy="2055809"/>
             <wp:effectExtent l="19050" t="19050" r="15875" b="20955"/>
             <wp:docPr id="659161396" name="圖片 9"/>
@@ -12439,7 +12423,7 @@
           <w:noProof/>
         </w:rPr>
         <w:drawing>
-          <wp:inline distT="0" distB="0" distL="0" distR="0" wp14:anchorId="6C1EFDA4" wp14:editId="6B8A0EC3">
+          <wp:inline distT="0" distB="0" distL="0" distR="0" wp14:anchorId="6C1EFDA4" wp14:editId="4091174B">
             <wp:extent cx="5794375" cy="2051501"/>
             <wp:effectExtent l="19050" t="19050" r="15875" b="25400"/>
             <wp:docPr id="278636936" name="圖片 11"/>
@@ -21650,7 +21634,16 @@
               <w:textAlignment w:val="center"/>
             </w:pPr>
             <w:r>
-              <w:t>Ubuntu 24.04 LTS</w:t>
+              <w:t>Ubuntu 24.04</w:t>
+            </w:r>
+            <w:r>
+              <w:rPr>
+                <w:rFonts w:hint="eastAsia"/>
+              </w:rPr>
+              <w:t>.5</w:t>
+            </w:r>
+            <w:r>
+              <w:t xml:space="preserve"> LTS</w:t>
             </w:r>
           </w:p>
         </w:tc>
@@ -26401,9 +26394,9 @@
           <w:color w:val="FF0000"/>
         </w:rPr>
         <w:drawing>
-          <wp:inline distT="0" distB="0" distL="0" distR="0" wp14:anchorId="38182ABB" wp14:editId="43B5B891">
-            <wp:extent cx="4492487" cy="7676335"/>
-            <wp:effectExtent l="0" t="0" r="3810" b="1270"/>
+          <wp:inline distT="0" distB="0" distL="0" distR="0" wp14:anchorId="3D514694" wp14:editId="2FBEAA1E">
+            <wp:extent cx="4611756" cy="7871729"/>
+            <wp:effectExtent l="0" t="0" r="0" b="0"/>
             <wp:docPr id="5" name="圖片 5"/>
             <wp:cNvGraphicFramePr>
               <a:graphicFrameLocks xmlns:a="http://schemas.openxmlformats.org/drawingml/2006/main" noChangeAspect="1"/>
@@ -26412,7 +26405,7 @@
               <a:graphicData uri="http://schemas.openxmlformats.org/drawingml/2006/picture">
                 <pic:pic xmlns:pic="http://schemas.openxmlformats.org/drawingml/2006/picture">
                   <pic:nvPicPr>
-                    <pic:cNvPr id="0" name="Picture 5"/>
+                    <pic:cNvPr id="5" name="圖片 5"/>
                     <pic:cNvPicPr>
                       <a:picLocks noChangeAspect="1" noChangeArrowheads="1"/>
                     </pic:cNvPicPr>
@@ -26425,7 +26418,6 @@
                         </a:ext>
                       </a:extLst>
                     </a:blip>
-                    <a:srcRect/>
                     <a:stretch>
                       <a:fillRect/>
                     </a:stretch>
@@ -26433,7 +26425,7 @@
                   <pic:spPr bwMode="auto">
                     <a:xfrm>
                       <a:off x="0" y="0"/>
-                      <a:ext cx="4528150" cy="7737272"/>
+                      <a:ext cx="4612963" cy="7873789"/>
                     </a:xfrm>
                     <a:prstGeom prst="rect">
                       <a:avLst/>

--- a/documents/四技第115414組-救「舊」我的書-系統手冊.docx
+++ b/documents/四技第115414組-救「舊」我的書-系統手冊.docx
@@ -757,39 +757,7 @@
           <w:rFonts w:hint="eastAsia"/>
           <w:color w:val="000000" w:themeColor="text1"/>
         </w:rPr>
-        <w:t>歲月荏苒，本系統「救『舊』我的書」自研發、淬</w:t>
-      </w:r>
-      <w:proofErr w:type="gramStart"/>
-      <w:r>
-        <w:rPr>
-          <w:rFonts w:hint="eastAsia"/>
-          <w:color w:val="000000" w:themeColor="text1"/>
-        </w:rPr>
-        <w:t>鍊</w:t>
-      </w:r>
-      <w:proofErr w:type="gramEnd"/>
-      <w:r>
-        <w:rPr>
-          <w:rFonts w:hint="eastAsia"/>
-          <w:color w:val="000000" w:themeColor="text1"/>
-        </w:rPr>
-        <w:t>至最終成型，背後實仰賴多方之襄助與知識之交織。本系統之完成，非僅為技術之實踐，更為跨校、跨領域協作之成果。謹於此文末，向</w:t>
-      </w:r>
-      <w:proofErr w:type="gramStart"/>
-      <w:r>
-        <w:rPr>
-          <w:rFonts w:hint="eastAsia"/>
-          <w:color w:val="000000" w:themeColor="text1"/>
-        </w:rPr>
-        <w:t>所有曾惠予</w:t>
-      </w:r>
-      <w:proofErr w:type="gramEnd"/>
-      <w:r>
-        <w:rPr>
-          <w:rFonts w:hint="eastAsia"/>
-          <w:color w:val="000000" w:themeColor="text1"/>
-        </w:rPr>
-        <w:t>指引與支援之師長、同儕，致上最誠摯之謝忱。</w:t>
+        <w:t>歲月荏苒，本系統「救『舊』我的書」自研發、淬鍊至最終成型，背後實仰賴多方之襄助與知識之交織。本系統之完成，非僅為技術之實踐，更為跨校、跨領域協作之成果。謹於此文末，向所有曾惠予指引與支援之師長、同儕，致上最誠摯之謝忱。</w:t>
       </w:r>
     </w:p>
     <w:p>
@@ -806,39 +774,7 @@
           <w:rFonts w:hint="eastAsia"/>
           <w:color w:val="000000" w:themeColor="text1"/>
         </w:rPr>
-        <w:t>首要感謝指導教授國立</w:t>
-      </w:r>
-      <w:proofErr w:type="gramStart"/>
-      <w:r>
-        <w:rPr>
-          <w:rFonts w:hint="eastAsia"/>
-          <w:color w:val="000000" w:themeColor="text1"/>
-        </w:rPr>
-        <w:t>臺</w:t>
-      </w:r>
-      <w:proofErr w:type="gramEnd"/>
-      <w:r>
-        <w:rPr>
-          <w:rFonts w:hint="eastAsia"/>
-          <w:color w:val="000000" w:themeColor="text1"/>
-        </w:rPr>
-        <w:t>北商業大學林俊杰老師。林教授於專案構思之初，即以高瞻遠矚之學識為學生撥雲見日，引領吾等於技術研發中確立航向。其嚴謹之治學態度與敏銳之學術洞察力，不僅使系統架構更</w:t>
-      </w:r>
-      <w:proofErr w:type="gramStart"/>
-      <w:r>
-        <w:rPr>
-          <w:rFonts w:hint="eastAsia"/>
-          <w:color w:val="000000" w:themeColor="text1"/>
-        </w:rPr>
-        <w:t>臻</w:t>
-      </w:r>
-      <w:proofErr w:type="gramEnd"/>
-      <w:r>
-        <w:rPr>
-          <w:rFonts w:hint="eastAsia"/>
-          <w:color w:val="000000" w:themeColor="text1"/>
-        </w:rPr>
-        <w:t>完善，更教導學生以系統化思維解決實務困境，師恩浩蕩，銘感五內。</w:t>
+        <w:t>首要感謝指導教授國立臺北商業大學林俊杰老師。林教授於專案構思之初，即以高瞻遠矚之學識為學生撥雲見日，引領吾等於技術研發中確立航向。其嚴謹之治學態度與敏銳之學術洞察力，不僅使系統架構更臻完善，更教導學生以系統化思維解決實務困境，師恩浩蕩，銘感五內。</w:t>
       </w:r>
     </w:p>
     <w:p>
@@ -855,37 +791,35 @@
           <w:rFonts w:hint="eastAsia"/>
           <w:color w:val="000000" w:themeColor="text1"/>
         </w:rPr>
-        <w:t>在實體結構與硬體實作方面，特別感謝</w:t>
-      </w:r>
-      <w:proofErr w:type="gramStart"/>
+        <w:t>在實體結構與硬體實作方面，特別感謝臺北城市科技大學吳政佑同學</w:t>
+      </w:r>
       <w:r>
         <w:rPr>
           <w:rFonts w:hint="eastAsia"/>
           <w:color w:val="000000" w:themeColor="text1"/>
         </w:rPr>
-        <w:t>臺</w:t>
-      </w:r>
-      <w:proofErr w:type="gramEnd"/>
+        <w:t>，</w:t>
+      </w:r>
       <w:r>
         <w:rPr>
           <w:rFonts w:hint="eastAsia"/>
           <w:color w:val="000000" w:themeColor="text1"/>
         </w:rPr>
-        <w:t>北城市科技大學吳政佑同學</w:t>
+        <w:t>其於</w:t>
       </w:r>
       <w:r>
         <w:rPr>
           <w:rFonts w:hint="eastAsia"/>
           <w:color w:val="000000" w:themeColor="text1"/>
         </w:rPr>
-        <w:t>，</w:t>
+        <w:t>3D</w:t>
       </w:r>
       <w:r>
         <w:rPr>
           <w:rFonts w:hint="eastAsia"/>
           <w:color w:val="000000" w:themeColor="text1"/>
         </w:rPr>
-        <w:t>其於</w:t>
+        <w:t>建模領域展現之精湛造詣，為硬體結構提供極具前瞻性之設計建議，使實體裝置兼具功能性與工藝美感。同時感謝龍華科技大學盧士玄同學，於實體模型產出之際，承蒙其於</w:t>
       </w:r>
       <w:r>
         <w:rPr>
@@ -899,37 +833,7 @@
           <w:rFonts w:hint="eastAsia"/>
           <w:color w:val="000000" w:themeColor="text1"/>
         </w:rPr>
-        <w:t>建模領域展現之精湛造詣，為硬體結構提供極具前瞻性之設計建議，使實體裝置兼具功能性與工藝美感。同時感謝龍華科技大學盧士玄同學，於實體模型產出之際，承蒙其於</w:t>
-      </w:r>
-      <w:r>
-        <w:rPr>
-          <w:rFonts w:hint="eastAsia"/>
-          <w:color w:val="000000" w:themeColor="text1"/>
-        </w:rPr>
-        <w:t>3D</w:t>
-      </w:r>
-      <w:r>
-        <w:rPr>
-          <w:rFonts w:hint="eastAsia"/>
-          <w:color w:val="000000" w:themeColor="text1"/>
-        </w:rPr>
-        <w:t>列印技術上之鼎力支援，使設計藍圖得以精</w:t>
-      </w:r>
-      <w:proofErr w:type="gramStart"/>
-      <w:r>
-        <w:rPr>
-          <w:rFonts w:hint="eastAsia"/>
-          <w:color w:val="000000" w:themeColor="text1"/>
-        </w:rPr>
-        <w:t>準</w:t>
-      </w:r>
-      <w:proofErr w:type="gramEnd"/>
-      <w:r>
-        <w:rPr>
-          <w:rFonts w:hint="eastAsia"/>
-          <w:color w:val="000000" w:themeColor="text1"/>
-        </w:rPr>
-        <w:t>轉化為具體成品，跨越虛擬與現實之鴻溝。</w:t>
+        <w:t>列印技術上之鼎力支援，使設計藍圖得以精準轉化為具體成品，跨越虛擬與現實之鴻溝。</w:t>
       </w:r>
     </w:p>
     <w:p>
@@ -946,23 +850,7 @@
           <w:rFonts w:hint="eastAsia"/>
           <w:color w:val="000000" w:themeColor="text1"/>
         </w:rPr>
-        <w:t>關於視覺語彙與使用者邏輯之優化，感謝國立</w:t>
-      </w:r>
-      <w:proofErr w:type="gramStart"/>
-      <w:r>
-        <w:rPr>
-          <w:rFonts w:hint="eastAsia"/>
-          <w:color w:val="000000" w:themeColor="text1"/>
-        </w:rPr>
-        <w:t>臺</w:t>
-      </w:r>
-      <w:proofErr w:type="gramEnd"/>
-      <w:r>
-        <w:rPr>
-          <w:rFonts w:hint="eastAsia"/>
-          <w:color w:val="000000" w:themeColor="text1"/>
-        </w:rPr>
-        <w:t>北商業大學創意科技與產品設計系同學之巧思，其對</w:t>
+        <w:t>關於視覺語彙與使用者邏輯之優化，感謝國立臺北商業大學創意科技與產品設計系同學之巧思，其對</w:t>
       </w:r>
       <w:r>
         <w:rPr>
@@ -1007,55 +895,7 @@
           <w:rFonts w:hint="eastAsia"/>
           <w:color w:val="000000" w:themeColor="text1"/>
         </w:rPr>
-        <w:t>本系統一路走來，雖有艱辛，</w:t>
-      </w:r>
-      <w:proofErr w:type="gramStart"/>
-      <w:r>
-        <w:rPr>
-          <w:rFonts w:hint="eastAsia"/>
-          <w:color w:val="000000" w:themeColor="text1"/>
-        </w:rPr>
-        <w:t>然獲此</w:t>
-      </w:r>
-      <w:proofErr w:type="gramEnd"/>
-      <w:r>
-        <w:rPr>
-          <w:rFonts w:hint="eastAsia"/>
-          <w:color w:val="000000" w:themeColor="text1"/>
-        </w:rPr>
-        <w:t>良師益友相伴，實乃學生之幸。諸位之協助，皆已化為本系統不可或缺之基石；此份成就，乃我輩共同締造，特以此文</w:t>
-      </w:r>
-      <w:proofErr w:type="gramStart"/>
-      <w:r>
-        <w:rPr>
-          <w:rFonts w:hint="eastAsia"/>
-          <w:color w:val="000000" w:themeColor="text1"/>
-        </w:rPr>
-        <w:t>誌</w:t>
-      </w:r>
-      <w:proofErr w:type="gramEnd"/>
-      <w:r>
-        <w:rPr>
-          <w:rFonts w:hint="eastAsia"/>
-          <w:color w:val="000000" w:themeColor="text1"/>
-        </w:rPr>
-        <w:t>之，</w:t>
-      </w:r>
-      <w:proofErr w:type="gramStart"/>
-      <w:r>
-        <w:rPr>
-          <w:rFonts w:hint="eastAsia"/>
-          <w:color w:val="000000" w:themeColor="text1"/>
-        </w:rPr>
-        <w:t>以銘厚誼</w:t>
-      </w:r>
-      <w:proofErr w:type="gramEnd"/>
-      <w:r>
-        <w:rPr>
-          <w:rFonts w:hint="eastAsia"/>
-          <w:color w:val="000000" w:themeColor="text1"/>
-        </w:rPr>
-        <w:t>。</w:t>
+        <w:t>本系統一路走來，雖有艱辛，然獲此良師益友相伴，實乃學生之幸。諸位之協助，皆已化為本系統不可或缺之基石；此份成就，乃我輩共同締造，特以此文誌之，以銘厚誼。</w:t>
       </w:r>
     </w:p>
     <w:p>
@@ -1099,16 +939,8 @@
         <w:rPr>
           <w:rFonts w:hint="eastAsia"/>
         </w:rPr>
-        <w:t>連卉</w:t>
-      </w:r>
-      <w:proofErr w:type="gramStart"/>
-      <w:r>
-        <w:rPr>
-          <w:rFonts w:hint="eastAsia"/>
-        </w:rPr>
-        <w:t>媗</w:t>
-      </w:r>
-      <w:proofErr w:type="gramEnd"/>
+        <w:t>連卉媗</w:t>
+      </w:r>
       <w:r>
         <w:rPr>
           <w:rFonts w:hint="eastAsia"/>
@@ -1131,16 +963,8 @@
         <w:rPr>
           <w:rFonts w:hint="eastAsia"/>
         </w:rPr>
-        <w:t>謹</w:t>
-      </w:r>
-      <w:proofErr w:type="gramStart"/>
-      <w:r>
-        <w:rPr>
-          <w:rFonts w:hint="eastAsia"/>
-        </w:rPr>
-        <w:t>誌</w:t>
-      </w:r>
-      <w:proofErr w:type="gramEnd"/>
+        <w:t>謹誌</w:t>
+      </w:r>
     </w:p>
     <w:p>
       <w:pPr>
@@ -1158,21 +982,7 @@
         <w:rPr>
           <w:rFonts w:hint="eastAsia"/>
         </w:rPr>
-        <w:t>國立</w:t>
-      </w:r>
-      <w:proofErr w:type="gramStart"/>
-      <w:r>
-        <w:rPr>
-          <w:rFonts w:hint="eastAsia"/>
-        </w:rPr>
-        <w:t>臺</w:t>
-      </w:r>
-      <w:proofErr w:type="gramEnd"/>
-      <w:r>
-        <w:rPr>
-          <w:rFonts w:hint="eastAsia"/>
-        </w:rPr>
-        <w:t>北商業大學資訊管理系</w:t>
+        <w:t>國立臺北商業大學資訊管理系</w:t>
       </w:r>
     </w:p>
     <w:p>
@@ -6423,87 +6233,114 @@
       <w:r>
         <w:fldChar w:fldCharType="separate"/>
       </w:r>
-      <w:hyperlink w:anchor="_Toc227542886" w:history="1">
-        <w:r>
-          <w:rPr>
-            <w:rStyle w:val="afc"/>
-            <w:rFonts w:hint="eastAsia"/>
-            <w:noProof/>
-          </w:rPr>
-          <w:t>圖</w:t>
-        </w:r>
-        <w:r>
-          <w:rPr>
-            <w:rStyle w:val="afc"/>
-            <w:noProof/>
-          </w:rPr>
-          <w:t xml:space="preserve"> 1-2</w:t>
-        </w:r>
-        <w:r>
-          <w:rPr>
-            <w:rStyle w:val="afc"/>
-            <w:noProof/>
-          </w:rPr>
-          <w:noBreakHyphen/>
-          <w:t xml:space="preserve">1 </w:t>
-        </w:r>
-        <w:r>
-          <w:rPr>
-            <w:rStyle w:val="afc"/>
-            <w:rFonts w:hint="eastAsia"/>
-            <w:noProof/>
-          </w:rPr>
-          <w:t>受訪者年齡分布圖</w:t>
-        </w:r>
-        <w:r>
-          <w:rPr>
-            <w:noProof/>
-            <w:webHidden/>
-          </w:rPr>
-          <w:tab/>
-        </w:r>
-        <w:r>
-          <w:rPr>
-            <w:noProof/>
-            <w:webHidden/>
-          </w:rPr>
-          <w:fldChar w:fldCharType="begin"/>
-        </w:r>
-        <w:r>
-          <w:rPr>
-            <w:noProof/>
-            <w:webHidden/>
-          </w:rPr>
-          <w:instrText xml:space="preserve"> PAGEREF _Toc227542886 \h </w:instrText>
-        </w:r>
-        <w:r>
-          <w:rPr>
-            <w:noProof/>
-            <w:webHidden/>
-          </w:rPr>
-        </w:r>
-        <w:r>
-          <w:rPr>
-            <w:noProof/>
-            <w:webHidden/>
-          </w:rPr>
-          <w:fldChar w:fldCharType="separate"/>
-        </w:r>
-        <w:r>
-          <w:rPr>
-            <w:noProof/>
-            <w:webHidden/>
-          </w:rPr>
-          <w:t>1</w:t>
-        </w:r>
-        <w:r>
-          <w:rPr>
-            <w:noProof/>
-            <w:webHidden/>
-          </w:rPr>
-          <w:fldChar w:fldCharType="end"/>
-        </w:r>
-      </w:hyperlink>
+      <w:r>
+        <w:rPr>
+          <w:noProof/>
+        </w:rPr>
+        <w:fldChar w:fldCharType="begin"/>
+      </w:r>
+      <w:r>
+        <w:rPr>
+          <w:noProof/>
+        </w:rPr>
+        <w:instrText>HYPERLINK \l "_Toc227611682"</w:instrText>
+      </w:r>
+      <w:r>
+        <w:rPr>
+          <w:noProof/>
+        </w:rPr>
+      </w:r>
+      <w:r>
+        <w:rPr>
+          <w:noProof/>
+        </w:rPr>
+        <w:fldChar w:fldCharType="separate"/>
+      </w:r>
+      <w:r>
+        <w:rPr>
+          <w:rStyle w:val="afc"/>
+          <w:rFonts w:hint="eastAsia"/>
+          <w:noProof/>
+        </w:rPr>
+        <w:t>圖</w:t>
+      </w:r>
+      <w:r>
+        <w:rPr>
+          <w:rStyle w:val="afc"/>
+          <w:noProof/>
+        </w:rPr>
+        <w:t xml:space="preserve"> 1-2</w:t>
+      </w:r>
+      <w:r>
+        <w:rPr>
+          <w:rStyle w:val="afc"/>
+          <w:noProof/>
+        </w:rPr>
+        <w:noBreakHyphen/>
+        <w:t xml:space="preserve">1 </w:t>
+      </w:r>
+      <w:r>
+        <w:rPr>
+          <w:rStyle w:val="afc"/>
+          <w:rFonts w:hint="eastAsia"/>
+          <w:noProof/>
+        </w:rPr>
+        <w:t>受訪者年齡分布圖</w:t>
+      </w:r>
+      <w:r>
+        <w:rPr>
+          <w:noProof/>
+          <w:webHidden/>
+        </w:rPr>
+        <w:tab/>
+      </w:r>
+      <w:r>
+        <w:rPr>
+          <w:noProof/>
+          <w:webHidden/>
+        </w:rPr>
+        <w:fldChar w:fldCharType="begin"/>
+      </w:r>
+      <w:r>
+        <w:rPr>
+          <w:noProof/>
+          <w:webHidden/>
+        </w:rPr>
+        <w:instrText xml:space="preserve"> PAGEREF _Toc227611682 \h </w:instrText>
+      </w:r>
+      <w:r>
+        <w:rPr>
+          <w:noProof/>
+          <w:webHidden/>
+        </w:rPr>
+      </w:r>
+      <w:r>
+        <w:rPr>
+          <w:noProof/>
+          <w:webHidden/>
+        </w:rPr>
+        <w:fldChar w:fldCharType="separate"/>
+      </w:r>
+      <w:r>
+        <w:rPr>
+          <w:noProof/>
+          <w:webHidden/>
+        </w:rPr>
+        <w:t>1</w:t>
+      </w:r>
+      <w:r>
+        <w:rPr>
+          <w:noProof/>
+          <w:webHidden/>
+        </w:rPr>
+        <w:fldChar w:fldCharType="end"/>
+      </w:r>
+      <w:r>
+        <w:rPr>
+          <w:noProof/>
+        </w:rPr>
+        <w:fldChar w:fldCharType="end"/>
+      </w:r>
     </w:p>
     <w:p>
       <w:pPr>
@@ -6519,87 +6356,114 @@
           <w:lang w:bidi="ar-SA"/>
         </w:rPr>
       </w:pPr>
-      <w:hyperlink w:anchor="_Toc227542887" w:history="1">
-        <w:r>
-          <w:rPr>
-            <w:rStyle w:val="afc"/>
-            <w:rFonts w:hint="eastAsia"/>
-            <w:noProof/>
-          </w:rPr>
-          <w:t>圖</w:t>
-        </w:r>
-        <w:r>
-          <w:rPr>
-            <w:rStyle w:val="afc"/>
-            <w:noProof/>
-          </w:rPr>
-          <w:t xml:space="preserve"> 1-2</w:t>
-        </w:r>
-        <w:r>
-          <w:rPr>
-            <w:rStyle w:val="afc"/>
-            <w:noProof/>
-          </w:rPr>
-          <w:noBreakHyphen/>
-          <w:t xml:space="preserve">2 </w:t>
-        </w:r>
-        <w:r>
-          <w:rPr>
-            <w:rStyle w:val="afc"/>
-            <w:rFonts w:hint="eastAsia"/>
-            <w:noProof/>
-          </w:rPr>
-          <w:t>常用交易平台長條圖</w:t>
-        </w:r>
-        <w:r>
-          <w:rPr>
-            <w:noProof/>
-            <w:webHidden/>
-          </w:rPr>
-          <w:tab/>
-        </w:r>
-        <w:r>
-          <w:rPr>
-            <w:noProof/>
-            <w:webHidden/>
-          </w:rPr>
-          <w:fldChar w:fldCharType="begin"/>
-        </w:r>
-        <w:r>
-          <w:rPr>
-            <w:noProof/>
-            <w:webHidden/>
-          </w:rPr>
-          <w:instrText xml:space="preserve"> PAGEREF _Toc227542887 \h </w:instrText>
-        </w:r>
-        <w:r>
-          <w:rPr>
-            <w:noProof/>
-            <w:webHidden/>
-          </w:rPr>
-        </w:r>
-        <w:r>
-          <w:rPr>
-            <w:noProof/>
-            <w:webHidden/>
-          </w:rPr>
-          <w:fldChar w:fldCharType="separate"/>
-        </w:r>
-        <w:r>
-          <w:rPr>
-            <w:noProof/>
-            <w:webHidden/>
-          </w:rPr>
-          <w:t>2</w:t>
-        </w:r>
-        <w:r>
-          <w:rPr>
-            <w:noProof/>
-            <w:webHidden/>
-          </w:rPr>
-          <w:fldChar w:fldCharType="end"/>
-        </w:r>
-      </w:hyperlink>
+      <w:r>
+        <w:rPr>
+          <w:noProof/>
+        </w:rPr>
+        <w:fldChar w:fldCharType="begin"/>
+      </w:r>
+      <w:r>
+        <w:rPr>
+          <w:noProof/>
+        </w:rPr>
+        <w:instrText>HYPERLINK \l "_Toc227611683"</w:instrText>
+      </w:r>
+      <w:r>
+        <w:rPr>
+          <w:noProof/>
+        </w:rPr>
+      </w:r>
+      <w:r>
+        <w:rPr>
+          <w:noProof/>
+        </w:rPr>
+        <w:fldChar w:fldCharType="separate"/>
+      </w:r>
+      <w:r>
+        <w:rPr>
+          <w:rStyle w:val="afc"/>
+          <w:rFonts w:hint="eastAsia"/>
+          <w:noProof/>
+        </w:rPr>
+        <w:t>圖</w:t>
+      </w:r>
+      <w:r>
+        <w:rPr>
+          <w:rStyle w:val="afc"/>
+          <w:noProof/>
+        </w:rPr>
+        <w:t xml:space="preserve"> 1-2</w:t>
+      </w:r>
+      <w:r>
+        <w:rPr>
+          <w:rStyle w:val="afc"/>
+          <w:noProof/>
+        </w:rPr>
+        <w:noBreakHyphen/>
+        <w:t xml:space="preserve">2 </w:t>
+      </w:r>
+      <w:r>
+        <w:rPr>
+          <w:rStyle w:val="afc"/>
+          <w:rFonts w:hint="eastAsia"/>
+          <w:noProof/>
+        </w:rPr>
+        <w:t>常用交易平台長條圖</w:t>
+      </w:r>
+      <w:r>
+        <w:rPr>
+          <w:noProof/>
+          <w:webHidden/>
+        </w:rPr>
+        <w:tab/>
+      </w:r>
+      <w:r>
+        <w:rPr>
+          <w:noProof/>
+          <w:webHidden/>
+        </w:rPr>
+        <w:fldChar w:fldCharType="begin"/>
+      </w:r>
+      <w:r>
+        <w:rPr>
+          <w:noProof/>
+          <w:webHidden/>
+        </w:rPr>
+        <w:instrText xml:space="preserve"> PAGEREF _Toc227611683 \h </w:instrText>
+      </w:r>
+      <w:r>
+        <w:rPr>
+          <w:noProof/>
+          <w:webHidden/>
+        </w:rPr>
+      </w:r>
+      <w:r>
+        <w:rPr>
+          <w:noProof/>
+          <w:webHidden/>
+        </w:rPr>
+        <w:fldChar w:fldCharType="separate"/>
+      </w:r>
+      <w:r>
+        <w:rPr>
+          <w:noProof/>
+          <w:webHidden/>
+        </w:rPr>
+        <w:t>2</w:t>
+      </w:r>
+      <w:r>
+        <w:rPr>
+          <w:noProof/>
+          <w:webHidden/>
+        </w:rPr>
+        <w:fldChar w:fldCharType="end"/>
+      </w:r>
+      <w:r>
+        <w:rPr>
+          <w:noProof/>
+        </w:rPr>
+        <w:fldChar w:fldCharType="end"/>
+      </w:r>
     </w:p>
     <w:p>
       <w:pPr>
@@ -6615,87 +6479,114 @@
           <w:lang w:bidi="ar-SA"/>
         </w:rPr>
       </w:pPr>
-      <w:hyperlink w:anchor="_Toc227542888" w:history="1">
-        <w:r>
-          <w:rPr>
-            <w:rStyle w:val="afc"/>
-            <w:rFonts w:hint="eastAsia"/>
-            <w:noProof/>
-          </w:rPr>
-          <w:t>圖</w:t>
-        </w:r>
-        <w:r>
-          <w:rPr>
-            <w:rStyle w:val="afc"/>
-            <w:noProof/>
-          </w:rPr>
-          <w:t xml:space="preserve"> 1-2</w:t>
-        </w:r>
-        <w:r>
-          <w:rPr>
-            <w:rStyle w:val="afc"/>
-            <w:noProof/>
-          </w:rPr>
-          <w:noBreakHyphen/>
-          <w:t xml:space="preserve">3 </w:t>
-        </w:r>
-        <w:r>
-          <w:rPr>
-            <w:rStyle w:val="afc"/>
-            <w:rFonts w:hint="eastAsia"/>
-            <w:noProof/>
-          </w:rPr>
-          <w:t>處理書籍困擾分布圖</w:t>
-        </w:r>
-        <w:r>
-          <w:rPr>
-            <w:noProof/>
-            <w:webHidden/>
-          </w:rPr>
-          <w:tab/>
-        </w:r>
-        <w:r>
-          <w:rPr>
-            <w:noProof/>
-            <w:webHidden/>
-          </w:rPr>
-          <w:fldChar w:fldCharType="begin"/>
-        </w:r>
-        <w:r>
-          <w:rPr>
-            <w:noProof/>
-            <w:webHidden/>
-          </w:rPr>
-          <w:instrText xml:space="preserve"> PAGEREF _Toc227542888 \h </w:instrText>
-        </w:r>
-        <w:r>
-          <w:rPr>
-            <w:noProof/>
-            <w:webHidden/>
-          </w:rPr>
-        </w:r>
-        <w:r>
-          <w:rPr>
-            <w:noProof/>
-            <w:webHidden/>
-          </w:rPr>
-          <w:fldChar w:fldCharType="separate"/>
-        </w:r>
-        <w:r>
-          <w:rPr>
-            <w:noProof/>
-            <w:webHidden/>
-          </w:rPr>
-          <w:t>3</w:t>
-        </w:r>
-        <w:r>
-          <w:rPr>
-            <w:noProof/>
-            <w:webHidden/>
-          </w:rPr>
-          <w:fldChar w:fldCharType="end"/>
-        </w:r>
-      </w:hyperlink>
+      <w:r>
+        <w:rPr>
+          <w:noProof/>
+        </w:rPr>
+        <w:fldChar w:fldCharType="begin"/>
+      </w:r>
+      <w:r>
+        <w:rPr>
+          <w:noProof/>
+        </w:rPr>
+        <w:instrText>HYPERLINK \l "_Toc227611684"</w:instrText>
+      </w:r>
+      <w:r>
+        <w:rPr>
+          <w:noProof/>
+        </w:rPr>
+      </w:r>
+      <w:r>
+        <w:rPr>
+          <w:noProof/>
+        </w:rPr>
+        <w:fldChar w:fldCharType="separate"/>
+      </w:r>
+      <w:r>
+        <w:rPr>
+          <w:rStyle w:val="afc"/>
+          <w:rFonts w:hint="eastAsia"/>
+          <w:noProof/>
+        </w:rPr>
+        <w:t>圖</w:t>
+      </w:r>
+      <w:r>
+        <w:rPr>
+          <w:rStyle w:val="afc"/>
+          <w:noProof/>
+        </w:rPr>
+        <w:t xml:space="preserve"> 1-2</w:t>
+      </w:r>
+      <w:r>
+        <w:rPr>
+          <w:rStyle w:val="afc"/>
+          <w:noProof/>
+        </w:rPr>
+        <w:noBreakHyphen/>
+        <w:t xml:space="preserve">3 </w:t>
+      </w:r>
+      <w:r>
+        <w:rPr>
+          <w:rStyle w:val="afc"/>
+          <w:rFonts w:hint="eastAsia"/>
+          <w:noProof/>
+        </w:rPr>
+        <w:t>處理書籍困擾分布圖</w:t>
+      </w:r>
+      <w:r>
+        <w:rPr>
+          <w:noProof/>
+          <w:webHidden/>
+        </w:rPr>
+        <w:tab/>
+      </w:r>
+      <w:r>
+        <w:rPr>
+          <w:noProof/>
+          <w:webHidden/>
+        </w:rPr>
+        <w:fldChar w:fldCharType="begin"/>
+      </w:r>
+      <w:r>
+        <w:rPr>
+          <w:noProof/>
+          <w:webHidden/>
+        </w:rPr>
+        <w:instrText xml:space="preserve"> PAGEREF _Toc227611684 \h </w:instrText>
+      </w:r>
+      <w:r>
+        <w:rPr>
+          <w:noProof/>
+          <w:webHidden/>
+        </w:rPr>
+      </w:r>
+      <w:r>
+        <w:rPr>
+          <w:noProof/>
+          <w:webHidden/>
+        </w:rPr>
+        <w:fldChar w:fldCharType="separate"/>
+      </w:r>
+      <w:r>
+        <w:rPr>
+          <w:noProof/>
+          <w:webHidden/>
+        </w:rPr>
+        <w:t>3</w:t>
+      </w:r>
+      <w:r>
+        <w:rPr>
+          <w:noProof/>
+          <w:webHidden/>
+        </w:rPr>
+        <w:fldChar w:fldCharType="end"/>
+      </w:r>
+      <w:r>
+        <w:rPr>
+          <w:noProof/>
+        </w:rPr>
+        <w:fldChar w:fldCharType="end"/>
+      </w:r>
     </w:p>
     <w:p>
       <w:pPr>
@@ -6711,87 +6602,114 @@
           <w:lang w:bidi="ar-SA"/>
         </w:rPr>
       </w:pPr>
-      <w:hyperlink w:anchor="_Toc227542889" w:history="1">
-        <w:r>
-          <w:rPr>
-            <w:rStyle w:val="afc"/>
-            <w:rFonts w:hint="eastAsia"/>
-            <w:noProof/>
-          </w:rPr>
-          <w:t>圖</w:t>
-        </w:r>
-        <w:r>
-          <w:rPr>
-            <w:rStyle w:val="afc"/>
-            <w:noProof/>
-          </w:rPr>
-          <w:t xml:space="preserve"> 1-2</w:t>
-        </w:r>
-        <w:r>
-          <w:rPr>
-            <w:rStyle w:val="afc"/>
-            <w:noProof/>
-          </w:rPr>
-          <w:noBreakHyphen/>
-          <w:t xml:space="preserve">4 </w:t>
-        </w:r>
-        <w:r>
-          <w:rPr>
-            <w:rStyle w:val="afc"/>
-            <w:rFonts w:hint="eastAsia"/>
-            <w:noProof/>
-          </w:rPr>
-          <w:t>面交方式不便之處分布圖</w:t>
-        </w:r>
-        <w:r>
-          <w:rPr>
-            <w:noProof/>
-            <w:webHidden/>
-          </w:rPr>
-          <w:tab/>
-        </w:r>
-        <w:r>
-          <w:rPr>
-            <w:noProof/>
-            <w:webHidden/>
-          </w:rPr>
-          <w:fldChar w:fldCharType="begin"/>
-        </w:r>
-        <w:r>
-          <w:rPr>
-            <w:noProof/>
-            <w:webHidden/>
-          </w:rPr>
-          <w:instrText xml:space="preserve"> PAGEREF _Toc227542889 \h </w:instrText>
-        </w:r>
-        <w:r>
-          <w:rPr>
-            <w:noProof/>
-            <w:webHidden/>
-          </w:rPr>
-        </w:r>
-        <w:r>
-          <w:rPr>
-            <w:noProof/>
-            <w:webHidden/>
-          </w:rPr>
-          <w:fldChar w:fldCharType="separate"/>
-        </w:r>
-        <w:r>
-          <w:rPr>
-            <w:noProof/>
-            <w:webHidden/>
-          </w:rPr>
-          <w:t>3</w:t>
-        </w:r>
-        <w:r>
-          <w:rPr>
-            <w:noProof/>
-            <w:webHidden/>
-          </w:rPr>
-          <w:fldChar w:fldCharType="end"/>
-        </w:r>
-      </w:hyperlink>
+      <w:r>
+        <w:rPr>
+          <w:noProof/>
+        </w:rPr>
+        <w:fldChar w:fldCharType="begin"/>
+      </w:r>
+      <w:r>
+        <w:rPr>
+          <w:noProof/>
+        </w:rPr>
+        <w:instrText>HYPERLINK \l "_Toc227611685"</w:instrText>
+      </w:r>
+      <w:r>
+        <w:rPr>
+          <w:noProof/>
+        </w:rPr>
+      </w:r>
+      <w:r>
+        <w:rPr>
+          <w:noProof/>
+        </w:rPr>
+        <w:fldChar w:fldCharType="separate"/>
+      </w:r>
+      <w:r>
+        <w:rPr>
+          <w:rStyle w:val="afc"/>
+          <w:rFonts w:hint="eastAsia"/>
+          <w:noProof/>
+        </w:rPr>
+        <w:t>圖</w:t>
+      </w:r>
+      <w:r>
+        <w:rPr>
+          <w:rStyle w:val="afc"/>
+          <w:noProof/>
+        </w:rPr>
+        <w:t xml:space="preserve"> 1-2</w:t>
+      </w:r>
+      <w:r>
+        <w:rPr>
+          <w:rStyle w:val="afc"/>
+          <w:noProof/>
+        </w:rPr>
+        <w:noBreakHyphen/>
+        <w:t xml:space="preserve">4 </w:t>
+      </w:r>
+      <w:r>
+        <w:rPr>
+          <w:rStyle w:val="afc"/>
+          <w:rFonts w:hint="eastAsia"/>
+          <w:noProof/>
+        </w:rPr>
+        <w:t>面交方式不便之處分布圖</w:t>
+      </w:r>
+      <w:r>
+        <w:rPr>
+          <w:noProof/>
+          <w:webHidden/>
+        </w:rPr>
+        <w:tab/>
+      </w:r>
+      <w:r>
+        <w:rPr>
+          <w:noProof/>
+          <w:webHidden/>
+        </w:rPr>
+        <w:fldChar w:fldCharType="begin"/>
+      </w:r>
+      <w:r>
+        <w:rPr>
+          <w:noProof/>
+          <w:webHidden/>
+        </w:rPr>
+        <w:instrText xml:space="preserve"> PAGEREF _Toc227611685 \h </w:instrText>
+      </w:r>
+      <w:r>
+        <w:rPr>
+          <w:noProof/>
+          <w:webHidden/>
+        </w:rPr>
+      </w:r>
+      <w:r>
+        <w:rPr>
+          <w:noProof/>
+          <w:webHidden/>
+        </w:rPr>
+        <w:fldChar w:fldCharType="separate"/>
+      </w:r>
+      <w:r>
+        <w:rPr>
+          <w:noProof/>
+          <w:webHidden/>
+        </w:rPr>
+        <w:t>3</w:t>
+      </w:r>
+      <w:r>
+        <w:rPr>
+          <w:noProof/>
+          <w:webHidden/>
+        </w:rPr>
+        <w:fldChar w:fldCharType="end"/>
+      </w:r>
+      <w:r>
+        <w:rPr>
+          <w:noProof/>
+        </w:rPr>
+        <w:fldChar w:fldCharType="end"/>
+      </w:r>
     </w:p>
     <w:p>
       <w:pPr>
@@ -6807,7 +6725,7 @@
           <w:lang w:bidi="ar-SA"/>
         </w:rPr>
       </w:pPr>
-      <w:hyperlink w:anchor="_Toc227542890" w:history="1">
+      <w:hyperlink w:anchor="_Toc227611686" w:history="1">
         <w:r>
           <w:rPr>
             <w:rStyle w:val="afc"/>
@@ -6858,7 +6776,7 @@
             <w:noProof/>
             <w:webHidden/>
           </w:rPr>
-          <w:instrText xml:space="preserve"> PAGEREF _Toc227542890 \h </w:instrText>
+          <w:instrText xml:space="preserve"> PAGEREF _Toc227611686 \h </w:instrText>
         </w:r>
         <w:r>
           <w:rPr>
@@ -6903,7 +6821,7 @@
           <w:lang w:bidi="ar-SA"/>
         </w:rPr>
       </w:pPr>
-      <w:hyperlink w:anchor="_Toc227542891" w:history="1">
+      <w:hyperlink w:anchor="_Toc227611687" w:history="1">
         <w:r>
           <w:rPr>
             <w:rStyle w:val="afc"/>
@@ -6954,7 +6872,7 @@
             <w:noProof/>
             <w:webHidden/>
           </w:rPr>
-          <w:instrText xml:space="preserve"> PAGEREF _Toc227542891 \h </w:instrText>
+          <w:instrText xml:space="preserve"> PAGEREF _Toc227611687 \h </w:instrText>
         </w:r>
         <w:r>
           <w:rPr>
@@ -6999,7 +6917,7 @@
           <w:lang w:bidi="ar-SA"/>
         </w:rPr>
       </w:pPr>
-      <w:hyperlink w:anchor="_Toc227542892" w:history="1">
+      <w:hyperlink w:anchor="_Toc227611688" w:history="1">
         <w:r>
           <w:rPr>
             <w:rStyle w:val="afc"/>
@@ -7050,7 +6968,7 @@
             <w:noProof/>
             <w:webHidden/>
           </w:rPr>
-          <w:instrText xml:space="preserve"> PAGEREF _Toc227542892 \h </w:instrText>
+          <w:instrText xml:space="preserve"> PAGEREF _Toc227611688 \h </w:instrText>
         </w:r>
         <w:r>
           <w:rPr>
@@ -7095,7 +7013,7 @@
           <w:lang w:bidi="ar-SA"/>
         </w:rPr>
       </w:pPr>
-      <w:hyperlink w:anchor="_Toc227542893" w:history="1">
+      <w:hyperlink w:anchor="_Toc227611689" w:history="1">
         <w:r>
           <w:rPr>
             <w:rStyle w:val="afc"/>
@@ -7146,7 +7064,7 @@
             <w:noProof/>
             <w:webHidden/>
           </w:rPr>
-          <w:instrText xml:space="preserve"> PAGEREF _Toc227542893 \h </w:instrText>
+          <w:instrText xml:space="preserve"> PAGEREF _Toc227611689 \h </w:instrText>
         </w:r>
         <w:r>
           <w:rPr>
@@ -7191,7 +7109,7 @@
           <w:lang w:bidi="ar-SA"/>
         </w:rPr>
       </w:pPr>
-      <w:hyperlink w:anchor="_Toc227542894" w:history="1">
+      <w:hyperlink w:anchor="_Toc227611690" w:history="1">
         <w:r>
           <w:rPr>
             <w:rStyle w:val="afc"/>
@@ -7242,7 +7160,7 @@
             <w:noProof/>
             <w:webHidden/>
           </w:rPr>
-          <w:instrText xml:space="preserve"> PAGEREF _Toc227542894 \h </w:instrText>
+          <w:instrText xml:space="preserve"> PAGEREF _Toc227611690 \h </w:instrText>
         </w:r>
         <w:r>
           <w:rPr>
@@ -7287,7 +7205,7 @@
           <w:lang w:bidi="ar-SA"/>
         </w:rPr>
       </w:pPr>
-      <w:hyperlink w:anchor="_Toc227542895" w:history="1">
+      <w:hyperlink w:anchor="_Toc227611691" w:history="1">
         <w:r>
           <w:rPr>
             <w:rStyle w:val="afc"/>
@@ -7301,7 +7219,7 @@
             <w:rStyle w:val="afc"/>
             <w:noProof/>
           </w:rPr>
-          <w:t xml:space="preserve"> 7-1</w:t>
+          <w:t xml:space="preserve"> 4-3</w:t>
         </w:r>
         <w:r>
           <w:rPr>
@@ -7309,7 +7227,7 @@
             <w:noProof/>
           </w:rPr>
           <w:noBreakHyphen/>
-          <w:t xml:space="preserve">1 </w:t>
+          <w:t>1 11246063</w:t>
         </w:r>
         <w:r>
           <w:rPr>
@@ -7317,7 +7235,22 @@
             <w:rFonts w:hint="eastAsia"/>
             <w:noProof/>
           </w:rPr>
-          <w:t>佈署圖</w:t>
+          <w:t>許凱俊個人</w:t>
+        </w:r>
+        <w:r>
+          <w:rPr>
+            <w:rStyle w:val="afc"/>
+            <w:noProof/>
+          </w:rPr>
+          <w:t>GitHub</w:t>
+        </w:r>
+        <w:r>
+          <w:rPr>
+            <w:rStyle w:val="afc"/>
+            <w:rFonts w:hint="eastAsia"/>
+            <w:noProof/>
+          </w:rPr>
+          <w:t>貢獻圖</w:t>
         </w:r>
         <w:r>
           <w:rPr>
@@ -7338,7 +7271,7 @@
             <w:noProof/>
             <w:webHidden/>
           </w:rPr>
-          <w:instrText xml:space="preserve"> PAGEREF _Toc227542895 \h </w:instrText>
+          <w:instrText xml:space="preserve"> PAGEREF _Toc227611691 \h </w:instrText>
         </w:r>
         <w:r>
           <w:rPr>
@@ -7358,7 +7291,7 @@
             <w:noProof/>
             <w:webHidden/>
           </w:rPr>
-          <w:t>27</w:t>
+          <w:t>20</w:t>
         </w:r>
         <w:r>
           <w:rPr>
@@ -7383,7 +7316,7 @@
           <w:lang w:bidi="ar-SA"/>
         </w:rPr>
       </w:pPr>
-      <w:hyperlink w:anchor="_Toc227542896" w:history="1">
+      <w:hyperlink w:anchor="_Toc227611692" w:history="1">
         <w:r>
           <w:rPr>
             <w:rStyle w:val="afc"/>
@@ -7397,7 +7330,7 @@
             <w:rStyle w:val="afc"/>
             <w:noProof/>
           </w:rPr>
-          <w:t xml:space="preserve"> 7-4</w:t>
+          <w:t xml:space="preserve"> 4-3</w:t>
         </w:r>
         <w:r>
           <w:rPr>
@@ -7405,7 +7338,7 @@
             <w:noProof/>
           </w:rPr>
           <w:noBreakHyphen/>
-          <w:t xml:space="preserve">1 </w:t>
+          <w:t>2 11246065</w:t>
         </w:r>
         <w:r>
           <w:rPr>
@@ -7413,7 +7346,22 @@
             <w:rFonts w:hint="eastAsia"/>
             <w:noProof/>
           </w:rPr>
-          <w:t>商品之狀態機</w:t>
+          <w:t>陳秉鴻個人</w:t>
+        </w:r>
+        <w:r>
+          <w:rPr>
+            <w:rStyle w:val="afc"/>
+            <w:noProof/>
+          </w:rPr>
+          <w:t>GitHub</w:t>
+        </w:r>
+        <w:r>
+          <w:rPr>
+            <w:rStyle w:val="afc"/>
+            <w:rFonts w:hint="eastAsia"/>
+            <w:noProof/>
+          </w:rPr>
+          <w:t>貢獻圖</w:t>
         </w:r>
         <w:r>
           <w:rPr>
@@ -7434,7 +7382,7 @@
             <w:noProof/>
             <w:webHidden/>
           </w:rPr>
-          <w:instrText xml:space="preserve"> PAGEREF _Toc227542896 \h </w:instrText>
+          <w:instrText xml:space="preserve"> PAGEREF _Toc227611692 \h </w:instrText>
         </w:r>
         <w:r>
           <w:rPr>
@@ -7454,7 +7402,7 @@
             <w:noProof/>
             <w:webHidden/>
           </w:rPr>
-          <w:t>29</w:t>
+          <w:t>20</w:t>
         </w:r>
         <w:r>
           <w:rPr>
@@ -7479,7 +7427,7 @@
           <w:lang w:bidi="ar-SA"/>
         </w:rPr>
       </w:pPr>
-      <w:hyperlink w:anchor="_Toc227542897" w:history="1">
+      <w:hyperlink w:anchor="_Toc227611693" w:history="1">
         <w:r>
           <w:rPr>
             <w:rStyle w:val="afc"/>
@@ -7493,7 +7441,7 @@
             <w:rStyle w:val="afc"/>
             <w:noProof/>
           </w:rPr>
-          <w:t xml:space="preserve"> 7-4</w:t>
+          <w:t xml:space="preserve"> 4-3</w:t>
         </w:r>
         <w:r>
           <w:rPr>
@@ -7501,7 +7449,7 @@
             <w:noProof/>
           </w:rPr>
           <w:noBreakHyphen/>
-          <w:t xml:space="preserve">2 </w:t>
+          <w:t>3 11246072</w:t>
         </w:r>
         <w:r>
           <w:rPr>
@@ -7509,7 +7457,22 @@
             <w:rFonts w:hint="eastAsia"/>
             <w:noProof/>
           </w:rPr>
-          <w:t>訂單之狀態機</w:t>
+          <w:t>連卉媗個人</w:t>
+        </w:r>
+        <w:r>
+          <w:rPr>
+            <w:rStyle w:val="afc"/>
+            <w:noProof/>
+          </w:rPr>
+          <w:t>GitHub</w:t>
+        </w:r>
+        <w:r>
+          <w:rPr>
+            <w:rStyle w:val="afc"/>
+            <w:rFonts w:hint="eastAsia"/>
+            <w:noProof/>
+          </w:rPr>
+          <w:t>貢獻圖</w:t>
         </w:r>
         <w:r>
           <w:rPr>
@@ -7530,7 +7493,7 @@
             <w:noProof/>
             <w:webHidden/>
           </w:rPr>
-          <w:instrText xml:space="preserve"> PAGEREF _Toc227542897 \h </w:instrText>
+          <w:instrText xml:space="preserve"> PAGEREF _Toc227611693 \h </w:instrText>
         </w:r>
         <w:r>
           <w:rPr>
@@ -7550,7 +7513,7 @@
             <w:noProof/>
             <w:webHidden/>
           </w:rPr>
-          <w:t>29</w:t>
+          <w:t>20</w:t>
         </w:r>
         <w:r>
           <w:rPr>
@@ -7560,39 +7523,6 @@
           <w:fldChar w:fldCharType="end"/>
         </w:r>
       </w:hyperlink>
-    </w:p>
-    <w:p>
-      <w:pPr>
-        <w:rPr>
-          <w:sz w:val="28"/>
-        </w:rPr>
-      </w:pPr>
-      <w:r>
-        <w:rPr>
-          <w:sz w:val="28"/>
-        </w:rPr>
-        <w:fldChar w:fldCharType="end"/>
-      </w:r>
-      <w:r>
-        <w:rPr>
-          <w:sz w:val="28"/>
-        </w:rPr>
-        <w:br w:type="page"/>
-      </w:r>
-    </w:p>
-    <w:p>
-      <w:pPr>
-        <w:pStyle w:val="af6"/>
-      </w:pPr>
-      <w:bookmarkStart w:id="3" w:name="_Toc227364431"/>
-      <w:r>
-        <w:rPr>
-          <w:rFonts w:hint="eastAsia"/>
-        </w:rPr>
-        <w:lastRenderedPageBreak/>
-        <w:t>表目錄</w:t>
-      </w:r>
-      <w:bookmarkEnd w:id="3"/>
     </w:p>
     <w:p>
       <w:pPr>
@@ -7608,51 +7538,29 @@
           <w:lang w:bidi="ar-SA"/>
         </w:rPr>
       </w:pPr>
-      <w:r>
-        <w:fldChar w:fldCharType="begin"/>
-      </w:r>
-      <w:r>
-        <w:instrText xml:space="preserve"> </w:instrText>
-      </w:r>
-      <w:r>
-        <w:rPr>
-          <w:rFonts w:hint="eastAsia"/>
-        </w:rPr>
-        <w:instrText>TOC \h \z \c "</w:instrText>
-      </w:r>
-      <w:r>
-        <w:rPr>
-          <w:rFonts w:hint="eastAsia"/>
-        </w:rPr>
-        <w:instrText>表</w:instrText>
-      </w:r>
-      <w:r>
-        <w:rPr>
-          <w:rFonts w:hint="eastAsia"/>
-        </w:rPr>
-        <w:instrText>"</w:instrText>
-      </w:r>
-      <w:r>
-        <w:instrText xml:space="preserve"> </w:instrText>
-      </w:r>
-      <w:r>
-        <w:fldChar w:fldCharType="separate"/>
-      </w:r>
-      <w:hyperlink w:anchor="_Toc227542898" w:history="1">
+      <w:hyperlink w:anchor="_Toc227611694" w:history="1">
         <w:r>
           <w:rPr>
             <w:rStyle w:val="afc"/>
             <w:rFonts w:hint="eastAsia"/>
             <w:noProof/>
           </w:rPr>
-          <w:t>表</w:t>
+          <w:t>圖</w:t>
         </w:r>
         <w:r>
           <w:rPr>
             <w:rStyle w:val="afc"/>
             <w:noProof/>
           </w:rPr>
-          <w:t xml:space="preserve"> 1-2-1 </w:t>
+          <w:t xml:space="preserve"> 4-3</w:t>
+        </w:r>
+        <w:r>
+          <w:rPr>
+            <w:rStyle w:val="afc"/>
+            <w:noProof/>
+          </w:rPr>
+          <w:noBreakHyphen/>
+          <w:t>4 11246074</w:t>
         </w:r>
         <w:r>
           <w:rPr>
@@ -7660,7 +7568,22 @@
             <w:rFonts w:hint="eastAsia"/>
             <w:noProof/>
           </w:rPr>
-          <w:t>各二手書交易平台之功能比較表</w:t>
+          <w:t>江芸萱個人</w:t>
+        </w:r>
+        <w:r>
+          <w:rPr>
+            <w:rStyle w:val="afc"/>
+            <w:noProof/>
+          </w:rPr>
+          <w:t>GitHub</w:t>
+        </w:r>
+        <w:r>
+          <w:rPr>
+            <w:rStyle w:val="afc"/>
+            <w:rFonts w:hint="eastAsia"/>
+            <w:noProof/>
+          </w:rPr>
+          <w:t>貢獻圖</w:t>
         </w:r>
         <w:r>
           <w:rPr>
@@ -7681,7 +7604,7 @@
             <w:noProof/>
             <w:webHidden/>
           </w:rPr>
-          <w:instrText xml:space="preserve"> PAGEREF _Toc227542898 \h </w:instrText>
+          <w:instrText xml:space="preserve"> PAGEREF _Toc227611694 \h </w:instrText>
         </w:r>
         <w:r>
           <w:rPr>
@@ -7701,7 +7624,7 @@
             <w:noProof/>
             <w:webHidden/>
           </w:rPr>
-          <w:t>2</w:t>
+          <w:t>20</w:t>
         </w:r>
         <w:r>
           <w:rPr>
@@ -7726,21 +7649,29 @@
           <w:lang w:bidi="ar-SA"/>
         </w:rPr>
       </w:pPr>
-      <w:hyperlink w:anchor="_Toc227542899" w:history="1">
+      <w:hyperlink w:anchor="_Toc227611695" w:history="1">
         <w:r>
           <w:rPr>
             <w:rStyle w:val="afc"/>
             <w:rFonts w:hint="eastAsia"/>
             <w:noProof/>
           </w:rPr>
-          <w:t>表</w:t>
+          <w:t>圖</w:t>
         </w:r>
         <w:r>
           <w:rPr>
             <w:rStyle w:val="afc"/>
             <w:noProof/>
           </w:rPr>
-          <w:t xml:space="preserve"> 2-2-1 </w:t>
+          <w:t xml:space="preserve"> 7-1</w:t>
+        </w:r>
+        <w:r>
+          <w:rPr>
+            <w:rStyle w:val="afc"/>
+            <w:noProof/>
+          </w:rPr>
+          <w:noBreakHyphen/>
+          <w:t xml:space="preserve">1 </w:t>
         </w:r>
         <w:r>
           <w:rPr>
@@ -7748,14 +7679,7 @@
             <w:rFonts w:hint="eastAsia"/>
             <w:noProof/>
           </w:rPr>
-          <w:t>商業模式－</w:t>
-        </w:r>
-        <w:r>
-          <w:rPr>
-            <w:rStyle w:val="afc"/>
-            <w:noProof/>
-          </w:rPr>
-          <w:t>Business model</w:t>
+          <w:t>佈署圖</w:t>
         </w:r>
         <w:r>
           <w:rPr>
@@ -7776,7 +7700,7 @@
             <w:noProof/>
             <w:webHidden/>
           </w:rPr>
-          <w:instrText xml:space="preserve"> PAGEREF _Toc227542899 \h </w:instrText>
+          <w:instrText xml:space="preserve"> PAGEREF _Toc227611695 \h </w:instrText>
         </w:r>
         <w:r>
           <w:rPr>
@@ -7796,7 +7720,7 @@
             <w:noProof/>
             <w:webHidden/>
           </w:rPr>
-          <w:t>9</w:t>
+          <w:t>27</w:t>
         </w:r>
         <w:r>
           <w:rPr>
@@ -7821,21 +7745,29 @@
           <w:lang w:bidi="ar-SA"/>
         </w:rPr>
       </w:pPr>
-      <w:hyperlink w:anchor="_Toc227542900" w:history="1">
+      <w:hyperlink w:anchor="_Toc227611696" w:history="1">
         <w:r>
           <w:rPr>
             <w:rStyle w:val="afc"/>
             <w:rFonts w:hint="eastAsia"/>
             <w:noProof/>
           </w:rPr>
-          <w:t>表</w:t>
+          <w:t>圖</w:t>
         </w:r>
         <w:r>
           <w:rPr>
             <w:rStyle w:val="afc"/>
             <w:noProof/>
           </w:rPr>
-          <w:t xml:space="preserve"> 2-4-1 TOWS</w:t>
+          <w:t xml:space="preserve"> 7-4</w:t>
+        </w:r>
+        <w:r>
+          <w:rPr>
+            <w:rStyle w:val="afc"/>
+            <w:noProof/>
+          </w:rPr>
+          <w:noBreakHyphen/>
+          <w:t xml:space="preserve">1 </w:t>
         </w:r>
         <w:r>
           <w:rPr>
@@ -7843,7 +7775,7 @@
             <w:rFonts w:hint="eastAsia"/>
             <w:noProof/>
           </w:rPr>
-          <w:t>矩陣策略分析表</w:t>
+          <w:t>商品之狀態機</w:t>
         </w:r>
         <w:r>
           <w:rPr>
@@ -7864,7 +7796,7 @@
             <w:noProof/>
             <w:webHidden/>
           </w:rPr>
-          <w:instrText xml:space="preserve"> PAGEREF _Toc227542900 \h </w:instrText>
+          <w:instrText xml:space="preserve"> PAGEREF _Toc227611696 \h </w:instrText>
         </w:r>
         <w:r>
           <w:rPr>
@@ -7884,7 +7816,7 @@
             <w:noProof/>
             <w:webHidden/>
           </w:rPr>
-          <w:t>12</w:t>
+          <w:t>29</w:t>
         </w:r>
         <w:r>
           <w:rPr>
@@ -7909,21 +7841,29 @@
           <w:lang w:bidi="ar-SA"/>
         </w:rPr>
       </w:pPr>
-      <w:hyperlink w:anchor="_Toc227542901" w:history="1">
+      <w:hyperlink w:anchor="_Toc227611697" w:history="1">
         <w:r>
           <w:rPr>
             <w:rStyle w:val="afc"/>
             <w:rFonts w:hint="eastAsia"/>
             <w:noProof/>
           </w:rPr>
-          <w:t>表</w:t>
+          <w:t>圖</w:t>
         </w:r>
         <w:r>
           <w:rPr>
             <w:rStyle w:val="afc"/>
             <w:noProof/>
           </w:rPr>
-          <w:t xml:space="preserve"> 3-2-1 </w:t>
+          <w:t xml:space="preserve"> 7-4</w:t>
+        </w:r>
+        <w:r>
+          <w:rPr>
+            <w:rStyle w:val="afc"/>
+            <w:noProof/>
+          </w:rPr>
+          <w:noBreakHyphen/>
+          <w:t xml:space="preserve">2 </w:t>
         </w:r>
         <w:r>
           <w:rPr>
@@ -7931,7 +7871,7 @@
             <w:rFonts w:hint="eastAsia"/>
             <w:noProof/>
           </w:rPr>
-          <w:t>伺服器端軟硬體規格需求表</w:t>
+          <w:t>訂單之狀態機</w:t>
         </w:r>
         <w:r>
           <w:rPr>
@@ -7952,7 +7892,7 @@
             <w:noProof/>
             <w:webHidden/>
           </w:rPr>
-          <w:instrText xml:space="preserve"> PAGEREF _Toc227542901 \h </w:instrText>
+          <w:instrText xml:space="preserve"> PAGEREF _Toc227611697 \h </w:instrText>
         </w:r>
         <w:r>
           <w:rPr>
@@ -7972,7 +7912,7 @@
             <w:noProof/>
             <w:webHidden/>
           </w:rPr>
-          <w:t>15</w:t>
+          <w:t>29</w:t>
         </w:r>
         <w:r>
           <w:rPr>
@@ -7982,6 +7922,39 @@
           <w:fldChar w:fldCharType="end"/>
         </w:r>
       </w:hyperlink>
+    </w:p>
+    <w:p>
+      <w:pPr>
+        <w:rPr>
+          <w:sz w:val="28"/>
+        </w:rPr>
+      </w:pPr>
+      <w:r>
+        <w:rPr>
+          <w:sz w:val="28"/>
+        </w:rPr>
+        <w:fldChar w:fldCharType="end"/>
+      </w:r>
+      <w:r>
+        <w:rPr>
+          <w:sz w:val="28"/>
+        </w:rPr>
+        <w:br w:type="page"/>
+      </w:r>
+    </w:p>
+    <w:p>
+      <w:pPr>
+        <w:pStyle w:val="af6"/>
+      </w:pPr>
+      <w:bookmarkStart w:id="3" w:name="_Toc227364431"/>
+      <w:r>
+        <w:rPr>
+          <w:rFonts w:hint="eastAsia"/>
+        </w:rPr>
+        <w:lastRenderedPageBreak/>
+        <w:t>表目錄</w:t>
+      </w:r>
+      <w:bookmarkEnd w:id="3"/>
     </w:p>
     <w:p>
       <w:pPr>
@@ -7997,79 +7970,136 @@
           <w:lang w:bidi="ar-SA"/>
         </w:rPr>
       </w:pPr>
-      <w:hyperlink w:anchor="_Toc227542902" w:history="1">
-        <w:r>
-          <w:rPr>
-            <w:rStyle w:val="afc"/>
-            <w:rFonts w:hint="eastAsia"/>
-            <w:noProof/>
-          </w:rPr>
-          <w:t>表</w:t>
-        </w:r>
-        <w:r>
-          <w:rPr>
-            <w:rStyle w:val="afc"/>
-            <w:noProof/>
-          </w:rPr>
-          <w:t xml:space="preserve"> 3-2-2 </w:t>
-        </w:r>
-        <w:r>
-          <w:rPr>
-            <w:rStyle w:val="afc"/>
-            <w:rFonts w:hint="eastAsia"/>
-            <w:noProof/>
-          </w:rPr>
-          <w:t>管理端電腦軟硬體規格需求表</w:t>
-        </w:r>
-        <w:r>
-          <w:rPr>
-            <w:noProof/>
-            <w:webHidden/>
-          </w:rPr>
-          <w:tab/>
-        </w:r>
-        <w:r>
-          <w:rPr>
-            <w:noProof/>
-            <w:webHidden/>
-          </w:rPr>
-          <w:fldChar w:fldCharType="begin"/>
-        </w:r>
-        <w:r>
-          <w:rPr>
-            <w:noProof/>
-            <w:webHidden/>
-          </w:rPr>
-          <w:instrText xml:space="preserve"> PAGEREF _Toc227542902 \h </w:instrText>
-        </w:r>
-        <w:r>
-          <w:rPr>
-            <w:noProof/>
-            <w:webHidden/>
-          </w:rPr>
-        </w:r>
-        <w:r>
-          <w:rPr>
-            <w:noProof/>
-            <w:webHidden/>
-          </w:rPr>
-          <w:fldChar w:fldCharType="separate"/>
-        </w:r>
-        <w:r>
-          <w:rPr>
-            <w:noProof/>
-            <w:webHidden/>
-          </w:rPr>
-          <w:t>15</w:t>
-        </w:r>
-        <w:r>
-          <w:rPr>
-            <w:noProof/>
-            <w:webHidden/>
-          </w:rPr>
-          <w:fldChar w:fldCharType="end"/>
-        </w:r>
-      </w:hyperlink>
+      <w:r>
+        <w:fldChar w:fldCharType="begin"/>
+      </w:r>
+      <w:r>
+        <w:instrText xml:space="preserve"> </w:instrText>
+      </w:r>
+      <w:r>
+        <w:rPr>
+          <w:rFonts w:hint="eastAsia"/>
+        </w:rPr>
+        <w:instrText>TOC \h \z \c "</w:instrText>
+      </w:r>
+      <w:r>
+        <w:rPr>
+          <w:rFonts w:hint="eastAsia"/>
+        </w:rPr>
+        <w:instrText>表</w:instrText>
+      </w:r>
+      <w:r>
+        <w:rPr>
+          <w:rFonts w:hint="eastAsia"/>
+        </w:rPr>
+        <w:instrText>"</w:instrText>
+      </w:r>
+      <w:r>
+        <w:instrText xml:space="preserve"> </w:instrText>
+      </w:r>
+      <w:r>
+        <w:fldChar w:fldCharType="separate"/>
+      </w:r>
+      <w:r>
+        <w:rPr>
+          <w:noProof/>
+        </w:rPr>
+        <w:fldChar w:fldCharType="begin"/>
+      </w:r>
+      <w:r>
+        <w:rPr>
+          <w:noProof/>
+        </w:rPr>
+        <w:instrText>HYPERLINK \l "_Toc227611703"</w:instrText>
+      </w:r>
+      <w:r>
+        <w:rPr>
+          <w:noProof/>
+        </w:rPr>
+      </w:r>
+      <w:r>
+        <w:rPr>
+          <w:noProof/>
+        </w:rPr>
+        <w:fldChar w:fldCharType="separate"/>
+      </w:r>
+      <w:r>
+        <w:rPr>
+          <w:rStyle w:val="afc"/>
+          <w:rFonts w:hint="eastAsia"/>
+          <w:noProof/>
+        </w:rPr>
+        <w:t>表</w:t>
+      </w:r>
+      <w:r>
+        <w:rPr>
+          <w:rStyle w:val="afc"/>
+          <w:noProof/>
+        </w:rPr>
+        <w:t xml:space="preserve"> 1-2-1 </w:t>
+      </w:r>
+      <w:r>
+        <w:rPr>
+          <w:rStyle w:val="afc"/>
+          <w:rFonts w:hint="eastAsia"/>
+          <w:noProof/>
+        </w:rPr>
+        <w:t>各二手書交易平台之功能比較表</w:t>
+      </w:r>
+      <w:r>
+        <w:rPr>
+          <w:noProof/>
+          <w:webHidden/>
+        </w:rPr>
+        <w:tab/>
+      </w:r>
+      <w:r>
+        <w:rPr>
+          <w:noProof/>
+          <w:webHidden/>
+        </w:rPr>
+        <w:fldChar w:fldCharType="begin"/>
+      </w:r>
+      <w:r>
+        <w:rPr>
+          <w:noProof/>
+          <w:webHidden/>
+        </w:rPr>
+        <w:instrText xml:space="preserve"> PAGEREF _Toc227611703 \h </w:instrText>
+      </w:r>
+      <w:r>
+        <w:rPr>
+          <w:noProof/>
+          <w:webHidden/>
+        </w:rPr>
+      </w:r>
+      <w:r>
+        <w:rPr>
+          <w:noProof/>
+          <w:webHidden/>
+        </w:rPr>
+        <w:fldChar w:fldCharType="separate"/>
+      </w:r>
+      <w:r>
+        <w:rPr>
+          <w:noProof/>
+          <w:webHidden/>
+        </w:rPr>
+        <w:t>2</w:t>
+      </w:r>
+      <w:r>
+        <w:rPr>
+          <w:noProof/>
+          <w:webHidden/>
+        </w:rPr>
+        <w:fldChar w:fldCharType="end"/>
+      </w:r>
+      <w:r>
+        <w:rPr>
+          <w:noProof/>
+        </w:rPr>
+        <w:fldChar w:fldCharType="end"/>
+      </w:r>
     </w:p>
     <w:p>
       <w:pPr>
@@ -8085,79 +8115,113 @@
           <w:lang w:bidi="ar-SA"/>
         </w:rPr>
       </w:pPr>
-      <w:hyperlink w:anchor="_Toc227542903" w:history="1">
-        <w:r>
-          <w:rPr>
-            <w:rStyle w:val="afc"/>
-            <w:rFonts w:hint="eastAsia"/>
-            <w:noProof/>
-          </w:rPr>
-          <w:t>表</w:t>
-        </w:r>
-        <w:r>
-          <w:rPr>
-            <w:rStyle w:val="afc"/>
-            <w:noProof/>
-          </w:rPr>
-          <w:t xml:space="preserve"> 3-2-3 </w:t>
-        </w:r>
-        <w:r>
-          <w:rPr>
-            <w:rStyle w:val="afc"/>
-            <w:rFonts w:hint="eastAsia"/>
-            <w:noProof/>
-          </w:rPr>
-          <w:t>使用者端行動裝置軟硬體規格需求表</w:t>
-        </w:r>
-        <w:r>
-          <w:rPr>
-            <w:noProof/>
-            <w:webHidden/>
-          </w:rPr>
-          <w:tab/>
-        </w:r>
-        <w:r>
-          <w:rPr>
-            <w:noProof/>
-            <w:webHidden/>
-          </w:rPr>
-          <w:fldChar w:fldCharType="begin"/>
-        </w:r>
-        <w:r>
-          <w:rPr>
-            <w:noProof/>
-            <w:webHidden/>
-          </w:rPr>
-          <w:instrText xml:space="preserve"> PAGEREF _Toc227542903 \h </w:instrText>
-        </w:r>
-        <w:r>
-          <w:rPr>
-            <w:noProof/>
-            <w:webHidden/>
-          </w:rPr>
-        </w:r>
-        <w:r>
-          <w:rPr>
-            <w:noProof/>
-            <w:webHidden/>
-          </w:rPr>
-          <w:fldChar w:fldCharType="separate"/>
-        </w:r>
-        <w:r>
-          <w:rPr>
-            <w:noProof/>
-            <w:webHidden/>
-          </w:rPr>
-          <w:t>15</w:t>
-        </w:r>
-        <w:r>
-          <w:rPr>
-            <w:noProof/>
-            <w:webHidden/>
-          </w:rPr>
-          <w:fldChar w:fldCharType="end"/>
-        </w:r>
-      </w:hyperlink>
+      <w:r>
+        <w:rPr>
+          <w:noProof/>
+        </w:rPr>
+        <w:fldChar w:fldCharType="begin"/>
+      </w:r>
+      <w:r>
+        <w:rPr>
+          <w:noProof/>
+        </w:rPr>
+        <w:instrText>HYPERLINK \l "_Toc227611704"</w:instrText>
+      </w:r>
+      <w:r>
+        <w:rPr>
+          <w:noProof/>
+        </w:rPr>
+      </w:r>
+      <w:r>
+        <w:rPr>
+          <w:noProof/>
+        </w:rPr>
+        <w:fldChar w:fldCharType="separate"/>
+      </w:r>
+      <w:r>
+        <w:rPr>
+          <w:rStyle w:val="afc"/>
+          <w:rFonts w:hint="eastAsia"/>
+          <w:noProof/>
+        </w:rPr>
+        <w:t>表</w:t>
+      </w:r>
+      <w:r>
+        <w:rPr>
+          <w:rStyle w:val="afc"/>
+          <w:noProof/>
+        </w:rPr>
+        <w:t xml:space="preserve"> 2-2-1 </w:t>
+      </w:r>
+      <w:r>
+        <w:rPr>
+          <w:rStyle w:val="afc"/>
+          <w:rFonts w:hint="eastAsia"/>
+          <w:noProof/>
+        </w:rPr>
+        <w:t>商業模式－</w:t>
+      </w:r>
+      <w:r>
+        <w:rPr>
+          <w:rStyle w:val="afc"/>
+          <w:noProof/>
+        </w:rPr>
+        <w:t>Business model</w:t>
+      </w:r>
+      <w:r>
+        <w:rPr>
+          <w:noProof/>
+          <w:webHidden/>
+        </w:rPr>
+        <w:tab/>
+      </w:r>
+      <w:r>
+        <w:rPr>
+          <w:noProof/>
+          <w:webHidden/>
+        </w:rPr>
+        <w:fldChar w:fldCharType="begin"/>
+      </w:r>
+      <w:r>
+        <w:rPr>
+          <w:noProof/>
+          <w:webHidden/>
+        </w:rPr>
+        <w:instrText xml:space="preserve"> PAGEREF _Toc227611704 \h </w:instrText>
+      </w:r>
+      <w:r>
+        <w:rPr>
+          <w:noProof/>
+          <w:webHidden/>
+        </w:rPr>
+      </w:r>
+      <w:r>
+        <w:rPr>
+          <w:noProof/>
+          <w:webHidden/>
+        </w:rPr>
+        <w:fldChar w:fldCharType="separate"/>
+      </w:r>
+      <w:r>
+        <w:rPr>
+          <w:noProof/>
+          <w:webHidden/>
+        </w:rPr>
+        <w:t>9</w:t>
+      </w:r>
+      <w:r>
+        <w:rPr>
+          <w:noProof/>
+          <w:webHidden/>
+        </w:rPr>
+        <w:fldChar w:fldCharType="end"/>
+      </w:r>
+      <w:r>
+        <w:rPr>
+          <w:noProof/>
+        </w:rPr>
+        <w:fldChar w:fldCharType="end"/>
+      </w:r>
     </w:p>
     <w:p>
       <w:pPr>
@@ -8173,79 +8237,106 @@
           <w:lang w:bidi="ar-SA"/>
         </w:rPr>
       </w:pPr>
-      <w:hyperlink w:anchor="_Toc227542904" w:history="1">
-        <w:r>
-          <w:rPr>
-            <w:rStyle w:val="afc"/>
-            <w:rFonts w:hint="eastAsia"/>
-            <w:noProof/>
-          </w:rPr>
-          <w:t>表</w:t>
-        </w:r>
-        <w:r>
-          <w:rPr>
-            <w:rStyle w:val="afc"/>
-            <w:noProof/>
-          </w:rPr>
-          <w:t xml:space="preserve"> 3-2-4 </w:t>
-        </w:r>
-        <w:r>
-          <w:rPr>
-            <w:rStyle w:val="afc"/>
-            <w:rFonts w:hint="eastAsia"/>
-            <w:noProof/>
-          </w:rPr>
-          <w:t>智慧書櫃物聯網終端軟硬體規格需求表</w:t>
-        </w:r>
-        <w:r>
-          <w:rPr>
-            <w:noProof/>
-            <w:webHidden/>
-          </w:rPr>
-          <w:tab/>
-        </w:r>
-        <w:r>
-          <w:rPr>
-            <w:noProof/>
-            <w:webHidden/>
-          </w:rPr>
-          <w:fldChar w:fldCharType="begin"/>
-        </w:r>
-        <w:r>
-          <w:rPr>
-            <w:noProof/>
-            <w:webHidden/>
-          </w:rPr>
-          <w:instrText xml:space="preserve"> PAGEREF _Toc227542904 \h </w:instrText>
-        </w:r>
-        <w:r>
-          <w:rPr>
-            <w:noProof/>
-            <w:webHidden/>
-          </w:rPr>
-        </w:r>
-        <w:r>
-          <w:rPr>
-            <w:noProof/>
-            <w:webHidden/>
-          </w:rPr>
-          <w:fldChar w:fldCharType="separate"/>
-        </w:r>
-        <w:r>
-          <w:rPr>
-            <w:noProof/>
-            <w:webHidden/>
-          </w:rPr>
-          <w:t>15</w:t>
-        </w:r>
-        <w:r>
-          <w:rPr>
-            <w:noProof/>
-            <w:webHidden/>
-          </w:rPr>
-          <w:fldChar w:fldCharType="end"/>
-        </w:r>
-      </w:hyperlink>
+      <w:r>
+        <w:rPr>
+          <w:noProof/>
+        </w:rPr>
+        <w:fldChar w:fldCharType="begin"/>
+      </w:r>
+      <w:r>
+        <w:rPr>
+          <w:noProof/>
+        </w:rPr>
+        <w:instrText>HYPERLINK \l "_Toc227611705"</w:instrText>
+      </w:r>
+      <w:r>
+        <w:rPr>
+          <w:noProof/>
+        </w:rPr>
+      </w:r>
+      <w:r>
+        <w:rPr>
+          <w:noProof/>
+        </w:rPr>
+        <w:fldChar w:fldCharType="separate"/>
+      </w:r>
+      <w:r>
+        <w:rPr>
+          <w:rStyle w:val="afc"/>
+          <w:rFonts w:hint="eastAsia"/>
+          <w:noProof/>
+        </w:rPr>
+        <w:t>表</w:t>
+      </w:r>
+      <w:r>
+        <w:rPr>
+          <w:rStyle w:val="afc"/>
+          <w:noProof/>
+        </w:rPr>
+        <w:t xml:space="preserve"> 2-4-1 TOWS</w:t>
+      </w:r>
+      <w:r>
+        <w:rPr>
+          <w:rStyle w:val="afc"/>
+          <w:rFonts w:hint="eastAsia"/>
+          <w:noProof/>
+        </w:rPr>
+        <w:t>矩陣策略分析表</w:t>
+      </w:r>
+      <w:r>
+        <w:rPr>
+          <w:noProof/>
+          <w:webHidden/>
+        </w:rPr>
+        <w:tab/>
+      </w:r>
+      <w:r>
+        <w:rPr>
+          <w:noProof/>
+          <w:webHidden/>
+        </w:rPr>
+        <w:fldChar w:fldCharType="begin"/>
+      </w:r>
+      <w:r>
+        <w:rPr>
+          <w:noProof/>
+          <w:webHidden/>
+        </w:rPr>
+        <w:instrText xml:space="preserve"> PAGEREF _Toc227611705 \h </w:instrText>
+      </w:r>
+      <w:r>
+        <w:rPr>
+          <w:noProof/>
+          <w:webHidden/>
+        </w:rPr>
+      </w:r>
+      <w:r>
+        <w:rPr>
+          <w:noProof/>
+          <w:webHidden/>
+        </w:rPr>
+        <w:fldChar w:fldCharType="separate"/>
+      </w:r>
+      <w:r>
+        <w:rPr>
+          <w:noProof/>
+          <w:webHidden/>
+        </w:rPr>
+        <w:t>12</w:t>
+      </w:r>
+      <w:r>
+        <w:rPr>
+          <w:noProof/>
+          <w:webHidden/>
+        </w:rPr>
+        <w:fldChar w:fldCharType="end"/>
+      </w:r>
+      <w:r>
+        <w:rPr>
+          <w:noProof/>
+        </w:rPr>
+        <w:fldChar w:fldCharType="end"/>
+      </w:r>
     </w:p>
     <w:p>
       <w:pPr>
@@ -8261,79 +8352,106 @@
           <w:lang w:bidi="ar-SA"/>
         </w:rPr>
       </w:pPr>
-      <w:hyperlink w:anchor="_Toc227542905" w:history="1">
-        <w:r>
-          <w:rPr>
-            <w:rStyle w:val="afc"/>
-            <w:rFonts w:hint="eastAsia"/>
-            <w:noProof/>
-          </w:rPr>
-          <w:t>表</w:t>
-        </w:r>
-        <w:r>
-          <w:rPr>
-            <w:rStyle w:val="afc"/>
-            <w:noProof/>
-          </w:rPr>
-          <w:t xml:space="preserve"> 3-2-5 </w:t>
-        </w:r>
-        <w:r>
-          <w:rPr>
-            <w:rStyle w:val="afc"/>
-            <w:rFonts w:hint="eastAsia"/>
-            <w:noProof/>
-          </w:rPr>
-          <w:t>系統分層架構與技術平台配置表</w:t>
-        </w:r>
-        <w:r>
-          <w:rPr>
-            <w:noProof/>
-            <w:webHidden/>
-          </w:rPr>
-          <w:tab/>
-        </w:r>
-        <w:r>
-          <w:rPr>
-            <w:noProof/>
-            <w:webHidden/>
-          </w:rPr>
-          <w:fldChar w:fldCharType="begin"/>
-        </w:r>
-        <w:r>
-          <w:rPr>
-            <w:noProof/>
-            <w:webHidden/>
-          </w:rPr>
-          <w:instrText xml:space="preserve"> PAGEREF _Toc227542905 \h </w:instrText>
-        </w:r>
-        <w:r>
-          <w:rPr>
-            <w:noProof/>
-            <w:webHidden/>
-          </w:rPr>
-        </w:r>
-        <w:r>
-          <w:rPr>
-            <w:noProof/>
-            <w:webHidden/>
-          </w:rPr>
-          <w:fldChar w:fldCharType="separate"/>
-        </w:r>
-        <w:r>
-          <w:rPr>
-            <w:noProof/>
-            <w:webHidden/>
-          </w:rPr>
-          <w:t>16</w:t>
-        </w:r>
-        <w:r>
-          <w:rPr>
-            <w:noProof/>
-            <w:webHidden/>
-          </w:rPr>
-          <w:fldChar w:fldCharType="end"/>
-        </w:r>
-      </w:hyperlink>
+      <w:r>
+        <w:rPr>
+          <w:noProof/>
+        </w:rPr>
+        <w:fldChar w:fldCharType="begin"/>
+      </w:r>
+      <w:r>
+        <w:rPr>
+          <w:noProof/>
+        </w:rPr>
+        <w:instrText>HYPERLINK \l "_Toc227611706"</w:instrText>
+      </w:r>
+      <w:r>
+        <w:rPr>
+          <w:noProof/>
+        </w:rPr>
+      </w:r>
+      <w:r>
+        <w:rPr>
+          <w:noProof/>
+        </w:rPr>
+        <w:fldChar w:fldCharType="separate"/>
+      </w:r>
+      <w:r>
+        <w:rPr>
+          <w:rStyle w:val="afc"/>
+          <w:rFonts w:hint="eastAsia"/>
+          <w:noProof/>
+        </w:rPr>
+        <w:t>表</w:t>
+      </w:r>
+      <w:r>
+        <w:rPr>
+          <w:rStyle w:val="afc"/>
+          <w:noProof/>
+        </w:rPr>
+        <w:t xml:space="preserve"> 3-2-1 </w:t>
+      </w:r>
+      <w:r>
+        <w:rPr>
+          <w:rStyle w:val="afc"/>
+          <w:rFonts w:hint="eastAsia"/>
+          <w:noProof/>
+        </w:rPr>
+        <w:t>伺服器端軟硬體規格需求表</w:t>
+      </w:r>
+      <w:r>
+        <w:rPr>
+          <w:noProof/>
+          <w:webHidden/>
+        </w:rPr>
+        <w:tab/>
+      </w:r>
+      <w:r>
+        <w:rPr>
+          <w:noProof/>
+          <w:webHidden/>
+        </w:rPr>
+        <w:fldChar w:fldCharType="begin"/>
+      </w:r>
+      <w:r>
+        <w:rPr>
+          <w:noProof/>
+          <w:webHidden/>
+        </w:rPr>
+        <w:instrText xml:space="preserve"> PAGEREF _Toc227611706 \h </w:instrText>
+      </w:r>
+      <w:r>
+        <w:rPr>
+          <w:noProof/>
+          <w:webHidden/>
+        </w:rPr>
+      </w:r>
+      <w:r>
+        <w:rPr>
+          <w:noProof/>
+          <w:webHidden/>
+        </w:rPr>
+        <w:fldChar w:fldCharType="separate"/>
+      </w:r>
+      <w:r>
+        <w:rPr>
+          <w:noProof/>
+          <w:webHidden/>
+        </w:rPr>
+        <w:t>15</w:t>
+      </w:r>
+      <w:r>
+        <w:rPr>
+          <w:noProof/>
+          <w:webHidden/>
+        </w:rPr>
+        <w:fldChar w:fldCharType="end"/>
+      </w:r>
+      <w:r>
+        <w:rPr>
+          <w:noProof/>
+        </w:rPr>
+        <w:fldChar w:fldCharType="end"/>
+      </w:r>
     </w:p>
     <w:p>
       <w:pPr>
@@ -8349,79 +8467,106 @@
           <w:lang w:bidi="ar-SA"/>
         </w:rPr>
       </w:pPr>
-      <w:hyperlink w:anchor="_Toc227542906" w:history="1">
-        <w:r>
-          <w:rPr>
-            <w:rStyle w:val="afc"/>
-            <w:rFonts w:hint="eastAsia"/>
-            <w:noProof/>
-          </w:rPr>
-          <w:t>表</w:t>
-        </w:r>
-        <w:r>
-          <w:rPr>
-            <w:rStyle w:val="afc"/>
-            <w:noProof/>
-          </w:rPr>
-          <w:t xml:space="preserve"> 3-3-1 </w:t>
-        </w:r>
-        <w:r>
-          <w:rPr>
-            <w:rStyle w:val="afc"/>
-            <w:rFonts w:hint="eastAsia"/>
-            <w:noProof/>
-          </w:rPr>
-          <w:t>系統開發工具與技術標準彙整表</w:t>
-        </w:r>
-        <w:r>
-          <w:rPr>
-            <w:noProof/>
-            <w:webHidden/>
-          </w:rPr>
-          <w:tab/>
-        </w:r>
-        <w:r>
-          <w:rPr>
-            <w:noProof/>
-            <w:webHidden/>
-          </w:rPr>
-          <w:fldChar w:fldCharType="begin"/>
-        </w:r>
-        <w:r>
-          <w:rPr>
-            <w:noProof/>
-            <w:webHidden/>
-          </w:rPr>
-          <w:instrText xml:space="preserve"> PAGEREF _Toc227542906 \h </w:instrText>
-        </w:r>
-        <w:r>
-          <w:rPr>
-            <w:noProof/>
-            <w:webHidden/>
-          </w:rPr>
-        </w:r>
-        <w:r>
-          <w:rPr>
-            <w:noProof/>
-            <w:webHidden/>
-          </w:rPr>
-          <w:fldChar w:fldCharType="separate"/>
-        </w:r>
-        <w:r>
-          <w:rPr>
-            <w:noProof/>
-            <w:webHidden/>
-          </w:rPr>
-          <w:t>17</w:t>
-        </w:r>
-        <w:r>
-          <w:rPr>
-            <w:noProof/>
-            <w:webHidden/>
-          </w:rPr>
-          <w:fldChar w:fldCharType="end"/>
-        </w:r>
-      </w:hyperlink>
+      <w:r>
+        <w:rPr>
+          <w:noProof/>
+        </w:rPr>
+        <w:fldChar w:fldCharType="begin"/>
+      </w:r>
+      <w:r>
+        <w:rPr>
+          <w:noProof/>
+        </w:rPr>
+        <w:instrText>HYPERLINK \l "_Toc227611707"</w:instrText>
+      </w:r>
+      <w:r>
+        <w:rPr>
+          <w:noProof/>
+        </w:rPr>
+      </w:r>
+      <w:r>
+        <w:rPr>
+          <w:noProof/>
+        </w:rPr>
+        <w:fldChar w:fldCharType="separate"/>
+      </w:r>
+      <w:r>
+        <w:rPr>
+          <w:rStyle w:val="afc"/>
+          <w:rFonts w:hint="eastAsia"/>
+          <w:noProof/>
+        </w:rPr>
+        <w:t>表</w:t>
+      </w:r>
+      <w:r>
+        <w:rPr>
+          <w:rStyle w:val="afc"/>
+          <w:noProof/>
+        </w:rPr>
+        <w:t xml:space="preserve"> 3-2-2 </w:t>
+      </w:r>
+      <w:r>
+        <w:rPr>
+          <w:rStyle w:val="afc"/>
+          <w:rFonts w:hint="eastAsia"/>
+          <w:noProof/>
+        </w:rPr>
+        <w:t>管理端電腦軟硬體規格需求表</w:t>
+      </w:r>
+      <w:r>
+        <w:rPr>
+          <w:noProof/>
+          <w:webHidden/>
+        </w:rPr>
+        <w:tab/>
+      </w:r>
+      <w:r>
+        <w:rPr>
+          <w:noProof/>
+          <w:webHidden/>
+        </w:rPr>
+        <w:fldChar w:fldCharType="begin"/>
+      </w:r>
+      <w:r>
+        <w:rPr>
+          <w:noProof/>
+          <w:webHidden/>
+        </w:rPr>
+        <w:instrText xml:space="preserve"> PAGEREF _Toc227611707 \h </w:instrText>
+      </w:r>
+      <w:r>
+        <w:rPr>
+          <w:noProof/>
+          <w:webHidden/>
+        </w:rPr>
+      </w:r>
+      <w:r>
+        <w:rPr>
+          <w:noProof/>
+          <w:webHidden/>
+        </w:rPr>
+        <w:fldChar w:fldCharType="separate"/>
+      </w:r>
+      <w:r>
+        <w:rPr>
+          <w:noProof/>
+          <w:webHidden/>
+        </w:rPr>
+        <w:t>15</w:t>
+      </w:r>
+      <w:r>
+        <w:rPr>
+          <w:noProof/>
+          <w:webHidden/>
+        </w:rPr>
+        <w:fldChar w:fldCharType="end"/>
+      </w:r>
+      <w:r>
+        <w:rPr>
+          <w:noProof/>
+        </w:rPr>
+        <w:fldChar w:fldCharType="end"/>
+      </w:r>
     </w:p>
     <w:p>
       <w:pPr>
@@ -8437,79 +8582,106 @@
           <w:lang w:bidi="ar-SA"/>
         </w:rPr>
       </w:pPr>
-      <w:hyperlink w:anchor="_Toc227542907" w:history="1">
-        <w:r>
-          <w:rPr>
-            <w:rStyle w:val="afc"/>
-            <w:rFonts w:hint="eastAsia"/>
-            <w:noProof/>
-          </w:rPr>
-          <w:t>表</w:t>
-        </w:r>
-        <w:r>
-          <w:rPr>
-            <w:rStyle w:val="afc"/>
-            <w:noProof/>
-          </w:rPr>
-          <w:t xml:space="preserve"> 5-1-1 </w:t>
-        </w:r>
-        <w:r>
-          <w:rPr>
-            <w:rStyle w:val="afc"/>
-            <w:rFonts w:hint="eastAsia"/>
-            <w:noProof/>
-          </w:rPr>
-          <w:t>使用者功能性需求表</w:t>
-        </w:r>
-        <w:r>
-          <w:rPr>
-            <w:noProof/>
-            <w:webHidden/>
-          </w:rPr>
-          <w:tab/>
-        </w:r>
-        <w:r>
-          <w:rPr>
-            <w:noProof/>
-            <w:webHidden/>
-          </w:rPr>
-          <w:fldChar w:fldCharType="begin"/>
-        </w:r>
-        <w:r>
-          <w:rPr>
-            <w:noProof/>
-            <w:webHidden/>
-          </w:rPr>
-          <w:instrText xml:space="preserve"> PAGEREF _Toc227542907 \h </w:instrText>
-        </w:r>
-        <w:r>
-          <w:rPr>
-            <w:noProof/>
-            <w:webHidden/>
-          </w:rPr>
-        </w:r>
-        <w:r>
-          <w:rPr>
-            <w:noProof/>
-            <w:webHidden/>
-          </w:rPr>
-          <w:fldChar w:fldCharType="separate"/>
-        </w:r>
-        <w:r>
-          <w:rPr>
-            <w:noProof/>
-            <w:webHidden/>
-          </w:rPr>
-          <w:t>21</w:t>
-        </w:r>
-        <w:r>
-          <w:rPr>
-            <w:noProof/>
-            <w:webHidden/>
-          </w:rPr>
-          <w:fldChar w:fldCharType="end"/>
-        </w:r>
-      </w:hyperlink>
+      <w:r>
+        <w:rPr>
+          <w:noProof/>
+        </w:rPr>
+        <w:fldChar w:fldCharType="begin"/>
+      </w:r>
+      <w:r>
+        <w:rPr>
+          <w:noProof/>
+        </w:rPr>
+        <w:instrText>HYPERLINK \l "_Toc227611708"</w:instrText>
+      </w:r>
+      <w:r>
+        <w:rPr>
+          <w:noProof/>
+        </w:rPr>
+      </w:r>
+      <w:r>
+        <w:rPr>
+          <w:noProof/>
+        </w:rPr>
+        <w:fldChar w:fldCharType="separate"/>
+      </w:r>
+      <w:r>
+        <w:rPr>
+          <w:rStyle w:val="afc"/>
+          <w:rFonts w:hint="eastAsia"/>
+          <w:noProof/>
+        </w:rPr>
+        <w:t>表</w:t>
+      </w:r>
+      <w:r>
+        <w:rPr>
+          <w:rStyle w:val="afc"/>
+          <w:noProof/>
+        </w:rPr>
+        <w:t xml:space="preserve"> 3-2-3 </w:t>
+      </w:r>
+      <w:r>
+        <w:rPr>
+          <w:rStyle w:val="afc"/>
+          <w:rFonts w:hint="eastAsia"/>
+          <w:noProof/>
+        </w:rPr>
+        <w:t>使用者端行動裝置軟硬體規格需求表</w:t>
+      </w:r>
+      <w:r>
+        <w:rPr>
+          <w:noProof/>
+          <w:webHidden/>
+        </w:rPr>
+        <w:tab/>
+      </w:r>
+      <w:r>
+        <w:rPr>
+          <w:noProof/>
+          <w:webHidden/>
+        </w:rPr>
+        <w:fldChar w:fldCharType="begin"/>
+      </w:r>
+      <w:r>
+        <w:rPr>
+          <w:noProof/>
+          <w:webHidden/>
+        </w:rPr>
+        <w:instrText xml:space="preserve"> PAGEREF _Toc227611708 \h </w:instrText>
+      </w:r>
+      <w:r>
+        <w:rPr>
+          <w:noProof/>
+          <w:webHidden/>
+        </w:rPr>
+      </w:r>
+      <w:r>
+        <w:rPr>
+          <w:noProof/>
+          <w:webHidden/>
+        </w:rPr>
+        <w:fldChar w:fldCharType="separate"/>
+      </w:r>
+      <w:r>
+        <w:rPr>
+          <w:noProof/>
+          <w:webHidden/>
+        </w:rPr>
+        <w:t>15</w:t>
+      </w:r>
+      <w:r>
+        <w:rPr>
+          <w:noProof/>
+          <w:webHidden/>
+        </w:rPr>
+        <w:fldChar w:fldCharType="end"/>
+      </w:r>
+      <w:r>
+        <w:rPr>
+          <w:noProof/>
+        </w:rPr>
+        <w:fldChar w:fldCharType="end"/>
+      </w:r>
     </w:p>
     <w:p>
       <w:pPr>
@@ -8525,7 +8697,7 @@
           <w:lang w:bidi="ar-SA"/>
         </w:rPr>
       </w:pPr>
-      <w:hyperlink w:anchor="_Toc227542908" w:history="1">
+      <w:hyperlink w:anchor="_Toc227611709" w:history="1">
         <w:r>
           <w:rPr>
             <w:rStyle w:val="afc"/>
@@ -8539,7 +8711,7 @@
             <w:rStyle w:val="afc"/>
             <w:noProof/>
           </w:rPr>
-          <w:t xml:space="preserve"> 5-1-2 </w:t>
+          <w:t xml:space="preserve"> 3-2-4 </w:t>
         </w:r>
         <w:r>
           <w:rPr>
@@ -8547,7 +8719,7 @@
             <w:rFonts w:hint="eastAsia"/>
             <w:noProof/>
           </w:rPr>
-          <w:t>系統管理員功能性需求表</w:t>
+          <w:t>智慧書櫃物聯網終端軟硬體規格需求表</w:t>
         </w:r>
         <w:r>
           <w:rPr>
@@ -8568,7 +8740,7 @@
             <w:noProof/>
             <w:webHidden/>
           </w:rPr>
-          <w:instrText xml:space="preserve"> PAGEREF _Toc227542908 \h </w:instrText>
+          <w:instrText xml:space="preserve"> PAGEREF _Toc227611709 \h </w:instrText>
         </w:r>
         <w:r>
           <w:rPr>
@@ -8588,7 +8760,7 @@
             <w:noProof/>
             <w:webHidden/>
           </w:rPr>
-          <w:t>22</w:t>
+          <w:t>15</w:t>
         </w:r>
         <w:r>
           <w:rPr>
@@ -8613,7 +8785,7 @@
           <w:lang w:bidi="ar-SA"/>
         </w:rPr>
       </w:pPr>
-      <w:hyperlink w:anchor="_Toc227542909" w:history="1">
+      <w:hyperlink w:anchor="_Toc227611710" w:history="1">
         <w:r>
           <w:rPr>
             <w:rStyle w:val="afc"/>
@@ -8627,7 +8799,7 @@
             <w:rStyle w:val="afc"/>
             <w:noProof/>
           </w:rPr>
-          <w:t xml:space="preserve"> 5-1-3 </w:t>
+          <w:t xml:space="preserve"> 3-2-5 </w:t>
         </w:r>
         <w:r>
           <w:rPr>
@@ -8635,6 +8807,358 @@
             <w:rFonts w:hint="eastAsia"/>
             <w:noProof/>
           </w:rPr>
+          <w:t>系統分層架構與技術平台配置表</w:t>
+        </w:r>
+        <w:r>
+          <w:rPr>
+            <w:noProof/>
+            <w:webHidden/>
+          </w:rPr>
+          <w:tab/>
+        </w:r>
+        <w:r>
+          <w:rPr>
+            <w:noProof/>
+            <w:webHidden/>
+          </w:rPr>
+          <w:fldChar w:fldCharType="begin"/>
+        </w:r>
+        <w:r>
+          <w:rPr>
+            <w:noProof/>
+            <w:webHidden/>
+          </w:rPr>
+          <w:instrText xml:space="preserve"> PAGEREF _Toc227611710 \h </w:instrText>
+        </w:r>
+        <w:r>
+          <w:rPr>
+            <w:noProof/>
+            <w:webHidden/>
+          </w:rPr>
+        </w:r>
+        <w:r>
+          <w:rPr>
+            <w:noProof/>
+            <w:webHidden/>
+          </w:rPr>
+          <w:fldChar w:fldCharType="separate"/>
+        </w:r>
+        <w:r>
+          <w:rPr>
+            <w:noProof/>
+            <w:webHidden/>
+          </w:rPr>
+          <w:t>16</w:t>
+        </w:r>
+        <w:r>
+          <w:rPr>
+            <w:noProof/>
+            <w:webHidden/>
+          </w:rPr>
+          <w:fldChar w:fldCharType="end"/>
+        </w:r>
+      </w:hyperlink>
+    </w:p>
+    <w:p>
+      <w:pPr>
+        <w:pStyle w:val="afd"/>
+        <w:tabs>
+          <w:tab w:val="right" w:leader="dot" w:pos="10194"/>
+        </w:tabs>
+        <w:rPr>
+          <w:rFonts w:asciiTheme="minorHAnsi" w:eastAsiaTheme="minorEastAsia" w:hAnsiTheme="minorHAnsi"/>
+          <w:noProof/>
+          <w:sz w:val="24"/>
+          <w:szCs w:val="24"/>
+          <w:lang w:bidi="ar-SA"/>
+        </w:rPr>
+      </w:pPr>
+      <w:hyperlink w:anchor="_Toc227611711" w:history="1">
+        <w:r>
+          <w:rPr>
+            <w:rStyle w:val="afc"/>
+            <w:rFonts w:hint="eastAsia"/>
+            <w:noProof/>
+          </w:rPr>
+          <w:t>表</w:t>
+        </w:r>
+        <w:r>
+          <w:rPr>
+            <w:rStyle w:val="afc"/>
+            <w:noProof/>
+          </w:rPr>
+          <w:t xml:space="preserve"> 3-3-1 </w:t>
+        </w:r>
+        <w:r>
+          <w:rPr>
+            <w:rStyle w:val="afc"/>
+            <w:rFonts w:hint="eastAsia"/>
+            <w:noProof/>
+          </w:rPr>
+          <w:t>系統開發工具與技術標準彙整表</w:t>
+        </w:r>
+        <w:r>
+          <w:rPr>
+            <w:noProof/>
+            <w:webHidden/>
+          </w:rPr>
+          <w:tab/>
+        </w:r>
+        <w:r>
+          <w:rPr>
+            <w:noProof/>
+            <w:webHidden/>
+          </w:rPr>
+          <w:fldChar w:fldCharType="begin"/>
+        </w:r>
+        <w:r>
+          <w:rPr>
+            <w:noProof/>
+            <w:webHidden/>
+          </w:rPr>
+          <w:instrText xml:space="preserve"> PAGEREF _Toc227611711 \h </w:instrText>
+        </w:r>
+        <w:r>
+          <w:rPr>
+            <w:noProof/>
+            <w:webHidden/>
+          </w:rPr>
+        </w:r>
+        <w:r>
+          <w:rPr>
+            <w:noProof/>
+            <w:webHidden/>
+          </w:rPr>
+          <w:fldChar w:fldCharType="separate"/>
+        </w:r>
+        <w:r>
+          <w:rPr>
+            <w:noProof/>
+            <w:webHidden/>
+          </w:rPr>
+          <w:t>17</w:t>
+        </w:r>
+        <w:r>
+          <w:rPr>
+            <w:noProof/>
+            <w:webHidden/>
+          </w:rPr>
+          <w:fldChar w:fldCharType="end"/>
+        </w:r>
+      </w:hyperlink>
+    </w:p>
+    <w:p>
+      <w:pPr>
+        <w:pStyle w:val="afd"/>
+        <w:tabs>
+          <w:tab w:val="right" w:leader="dot" w:pos="10194"/>
+        </w:tabs>
+        <w:rPr>
+          <w:rFonts w:asciiTheme="minorHAnsi" w:eastAsiaTheme="minorEastAsia" w:hAnsiTheme="minorHAnsi"/>
+          <w:noProof/>
+          <w:sz w:val="24"/>
+          <w:szCs w:val="24"/>
+          <w:lang w:bidi="ar-SA"/>
+        </w:rPr>
+      </w:pPr>
+      <w:hyperlink w:anchor="_Toc227611712" w:history="1">
+        <w:r>
+          <w:rPr>
+            <w:rStyle w:val="afc"/>
+            <w:rFonts w:hint="eastAsia"/>
+            <w:noProof/>
+          </w:rPr>
+          <w:t>表</w:t>
+        </w:r>
+        <w:r>
+          <w:rPr>
+            <w:rStyle w:val="afc"/>
+            <w:noProof/>
+          </w:rPr>
+          <w:t xml:space="preserve"> 5-1-1 </w:t>
+        </w:r>
+        <w:r>
+          <w:rPr>
+            <w:rStyle w:val="afc"/>
+            <w:rFonts w:hint="eastAsia"/>
+            <w:noProof/>
+          </w:rPr>
+          <w:t>使用者功能性需求表</w:t>
+        </w:r>
+        <w:r>
+          <w:rPr>
+            <w:noProof/>
+            <w:webHidden/>
+          </w:rPr>
+          <w:tab/>
+        </w:r>
+        <w:r>
+          <w:rPr>
+            <w:noProof/>
+            <w:webHidden/>
+          </w:rPr>
+          <w:fldChar w:fldCharType="begin"/>
+        </w:r>
+        <w:r>
+          <w:rPr>
+            <w:noProof/>
+            <w:webHidden/>
+          </w:rPr>
+          <w:instrText xml:space="preserve"> PAGEREF _Toc227611712 \h </w:instrText>
+        </w:r>
+        <w:r>
+          <w:rPr>
+            <w:noProof/>
+            <w:webHidden/>
+          </w:rPr>
+        </w:r>
+        <w:r>
+          <w:rPr>
+            <w:noProof/>
+            <w:webHidden/>
+          </w:rPr>
+          <w:fldChar w:fldCharType="separate"/>
+        </w:r>
+        <w:r>
+          <w:rPr>
+            <w:noProof/>
+            <w:webHidden/>
+          </w:rPr>
+          <w:t>21</w:t>
+        </w:r>
+        <w:r>
+          <w:rPr>
+            <w:noProof/>
+            <w:webHidden/>
+          </w:rPr>
+          <w:fldChar w:fldCharType="end"/>
+        </w:r>
+      </w:hyperlink>
+    </w:p>
+    <w:p>
+      <w:pPr>
+        <w:pStyle w:val="afd"/>
+        <w:tabs>
+          <w:tab w:val="right" w:leader="dot" w:pos="10194"/>
+        </w:tabs>
+        <w:rPr>
+          <w:rFonts w:asciiTheme="minorHAnsi" w:eastAsiaTheme="minorEastAsia" w:hAnsiTheme="minorHAnsi"/>
+          <w:noProof/>
+          <w:sz w:val="24"/>
+          <w:szCs w:val="24"/>
+          <w:lang w:bidi="ar-SA"/>
+        </w:rPr>
+      </w:pPr>
+      <w:hyperlink w:anchor="_Toc227611713" w:history="1">
+        <w:r>
+          <w:rPr>
+            <w:rStyle w:val="afc"/>
+            <w:rFonts w:hint="eastAsia"/>
+            <w:noProof/>
+          </w:rPr>
+          <w:t>表</w:t>
+        </w:r>
+        <w:r>
+          <w:rPr>
+            <w:rStyle w:val="afc"/>
+            <w:noProof/>
+          </w:rPr>
+          <w:t xml:space="preserve"> 5-1-2 </w:t>
+        </w:r>
+        <w:r>
+          <w:rPr>
+            <w:rStyle w:val="afc"/>
+            <w:rFonts w:hint="eastAsia"/>
+            <w:noProof/>
+          </w:rPr>
+          <w:t>系統管理員功能性需求表</w:t>
+        </w:r>
+        <w:r>
+          <w:rPr>
+            <w:noProof/>
+            <w:webHidden/>
+          </w:rPr>
+          <w:tab/>
+        </w:r>
+        <w:r>
+          <w:rPr>
+            <w:noProof/>
+            <w:webHidden/>
+          </w:rPr>
+          <w:fldChar w:fldCharType="begin"/>
+        </w:r>
+        <w:r>
+          <w:rPr>
+            <w:noProof/>
+            <w:webHidden/>
+          </w:rPr>
+          <w:instrText xml:space="preserve"> PAGEREF _Toc227611713 \h </w:instrText>
+        </w:r>
+        <w:r>
+          <w:rPr>
+            <w:noProof/>
+            <w:webHidden/>
+          </w:rPr>
+        </w:r>
+        <w:r>
+          <w:rPr>
+            <w:noProof/>
+            <w:webHidden/>
+          </w:rPr>
+          <w:fldChar w:fldCharType="separate"/>
+        </w:r>
+        <w:r>
+          <w:rPr>
+            <w:noProof/>
+            <w:webHidden/>
+          </w:rPr>
+          <w:t>22</w:t>
+        </w:r>
+        <w:r>
+          <w:rPr>
+            <w:noProof/>
+            <w:webHidden/>
+          </w:rPr>
+          <w:fldChar w:fldCharType="end"/>
+        </w:r>
+      </w:hyperlink>
+    </w:p>
+    <w:p>
+      <w:pPr>
+        <w:pStyle w:val="afd"/>
+        <w:tabs>
+          <w:tab w:val="right" w:leader="dot" w:pos="10194"/>
+        </w:tabs>
+        <w:rPr>
+          <w:rFonts w:asciiTheme="minorHAnsi" w:eastAsiaTheme="minorEastAsia" w:hAnsiTheme="minorHAnsi"/>
+          <w:noProof/>
+          <w:sz w:val="24"/>
+          <w:szCs w:val="24"/>
+          <w:lang w:bidi="ar-SA"/>
+        </w:rPr>
+      </w:pPr>
+      <w:hyperlink w:anchor="_Toc227611714" w:history="1">
+        <w:r>
+          <w:rPr>
+            <w:rStyle w:val="afc"/>
+            <w:rFonts w:hint="eastAsia"/>
+            <w:noProof/>
+          </w:rPr>
+          <w:t>表</w:t>
+        </w:r>
+        <w:r>
+          <w:rPr>
+            <w:rStyle w:val="afc"/>
+            <w:noProof/>
+          </w:rPr>
+          <w:t xml:space="preserve"> 5-1-3 </w:t>
+        </w:r>
+        <w:r>
+          <w:rPr>
+            <w:rStyle w:val="afc"/>
+            <w:rFonts w:hint="eastAsia"/>
+            <w:noProof/>
+          </w:rPr>
           <w:t>使用者與系統管理員非功能性需求表</w:t>
         </w:r>
         <w:r>
@@ -8656,7 +9180,7 @@
             <w:noProof/>
             <w:webHidden/>
           </w:rPr>
-          <w:instrText xml:space="preserve"> PAGEREF _Toc227542909 \h </w:instrText>
+          <w:instrText xml:space="preserve"> PAGEREF _Toc227611714 \h </w:instrText>
         </w:r>
         <w:r>
           <w:rPr>
@@ -9034,7 +9558,7 @@
       <w:pPr>
         <w:pStyle w:val="afb"/>
       </w:pPr>
-      <w:bookmarkStart w:id="7" w:name="_Toc227542886"/>
+      <w:bookmarkStart w:id="7" w:name="_Toc227611682"/>
       <w:r>
         <w:rPr>
           <w:rFonts w:hint="eastAsia"/>
@@ -9336,7 +9860,7 @@
       <w:pPr>
         <w:pStyle w:val="afb"/>
       </w:pPr>
-      <w:bookmarkStart w:id="8" w:name="_Toc227542887"/>
+      <w:bookmarkStart w:id="8" w:name="_Toc227611683"/>
       <w:r>
         <w:rPr>
           <w:rFonts w:hint="eastAsia"/>
@@ -9491,7 +10015,7 @@
       <w:pPr>
         <w:pStyle w:val="afb"/>
       </w:pPr>
-      <w:bookmarkStart w:id="9" w:name="_Toc227542898"/>
+      <w:bookmarkStart w:id="9" w:name="_Toc227611703"/>
       <w:r>
         <w:rPr>
           <w:rFonts w:hint="eastAsia"/>
@@ -11278,7 +11802,7 @@
           <w:color w:val="EE0000"/>
         </w:rPr>
         <w:drawing>
-          <wp:inline distT="0" distB="0" distL="0" distR="0" wp14:anchorId="611E101F" wp14:editId="43F6FFF7">
+          <wp:inline distT="0" distB="0" distL="0" distR="0" wp14:anchorId="611E101F" wp14:editId="214390F8">
             <wp:extent cx="5596344" cy="1891636"/>
             <wp:effectExtent l="19050" t="19050" r="23495" b="13970"/>
             <wp:docPr id="1246348825" name="圖片 4"/>
@@ -11356,7 +11880,7 @@
       <w:pPr>
         <w:pStyle w:val="afb"/>
       </w:pPr>
-      <w:bookmarkStart w:id="10" w:name="_Toc227542888"/>
+      <w:bookmarkStart w:id="10" w:name="_Toc227611684"/>
       <w:r>
         <w:rPr>
           <w:rFonts w:hint="eastAsia"/>
@@ -11619,7 +12143,7 @@
           <w:color w:val="EE0000"/>
         </w:rPr>
         <w:drawing>
-          <wp:inline distT="0" distB="0" distL="0" distR="0" wp14:anchorId="5214411C" wp14:editId="7BDC0D4B">
+          <wp:inline distT="0" distB="0" distL="0" distR="0" wp14:anchorId="5214411C" wp14:editId="33ECDF69">
             <wp:extent cx="5578806" cy="1925756"/>
             <wp:effectExtent l="19050" t="19050" r="22225" b="17780"/>
             <wp:docPr id="214552384" name="圖片 5"/>
@@ -11697,7 +12221,7 @@
       <w:pPr>
         <w:pStyle w:val="afb"/>
       </w:pPr>
-      <w:bookmarkStart w:id="11" w:name="_Toc227542889"/>
+      <w:bookmarkStart w:id="11" w:name="_Toc227611685"/>
       <w:r>
         <w:rPr>
           <w:rFonts w:hint="eastAsia"/>
@@ -11887,7 +12411,7 @@
       <w:pPr>
         <w:pStyle w:val="afb"/>
       </w:pPr>
-      <w:bookmarkStart w:id="12" w:name="_Toc227542890"/>
+      <w:bookmarkStart w:id="12" w:name="_Toc227611686"/>
       <w:r>
         <w:rPr>
           <w:rFonts w:hint="eastAsia"/>
@@ -12223,7 +12747,7 @@
           <w:noProof/>
         </w:rPr>
         <w:drawing>
-          <wp:inline distT="0" distB="0" distL="0" distR="0" wp14:anchorId="68960B63" wp14:editId="19375C49">
+          <wp:inline distT="0" distB="0" distL="0" distR="0" wp14:anchorId="68960B63" wp14:editId="34DA4098">
             <wp:extent cx="5794896" cy="2055809"/>
             <wp:effectExtent l="19050" t="19050" r="15875" b="20955"/>
             <wp:docPr id="659161396" name="圖片 9"/>
@@ -12301,7 +12825,7 @@
       <w:pPr>
         <w:pStyle w:val="afb"/>
       </w:pPr>
-      <w:bookmarkStart w:id="13" w:name="_Toc227542891"/>
+      <w:bookmarkStart w:id="13" w:name="_Toc227611687"/>
       <w:r>
         <w:rPr>
           <w:rFonts w:hint="eastAsia"/>
@@ -12423,7 +12947,7 @@
           <w:noProof/>
         </w:rPr>
         <w:drawing>
-          <wp:inline distT="0" distB="0" distL="0" distR="0" wp14:anchorId="6C1EFDA4" wp14:editId="4091174B">
+          <wp:inline distT="0" distB="0" distL="0" distR="0" wp14:anchorId="6C1EFDA4" wp14:editId="5929D4EC">
             <wp:extent cx="5794375" cy="2051501"/>
             <wp:effectExtent l="19050" t="19050" r="15875" b="25400"/>
             <wp:docPr id="278636936" name="圖片 11"/>
@@ -12501,7 +13025,7 @@
       <w:pPr>
         <w:pStyle w:val="afb"/>
       </w:pPr>
-      <w:bookmarkStart w:id="14" w:name="_Toc227542892"/>
+      <w:bookmarkStart w:id="14" w:name="_Toc227611688"/>
       <w:r>
         <w:rPr>
           <w:rFonts w:hint="eastAsia"/>
@@ -12836,7 +13360,7 @@
       <w:pPr>
         <w:pStyle w:val="afb"/>
       </w:pPr>
-      <w:bookmarkStart w:id="15" w:name="_Toc227542893"/>
+      <w:bookmarkStart w:id="15" w:name="_Toc227611689"/>
       <w:r>
         <w:rPr>
           <w:rFonts w:hint="eastAsia"/>
@@ -14318,7 +14842,7 @@
       <w:pPr>
         <w:pStyle w:val="afb"/>
       </w:pPr>
-      <w:bookmarkStart w:id="21" w:name="_Toc227542899"/>
+      <w:bookmarkStart w:id="21" w:name="_Toc227611704"/>
       <w:r>
         <w:rPr>
           <w:rFonts w:hint="eastAsia"/>
@@ -16786,7 +17310,7 @@
       <w:pPr>
         <w:pStyle w:val="afb"/>
       </w:pPr>
-      <w:bookmarkStart w:id="24" w:name="_Toc227542900"/>
+      <w:bookmarkStart w:id="24" w:name="_Toc227611705"/>
       <w:r>
         <w:rPr>
           <w:rFonts w:hint="eastAsia"/>
@@ -18286,7 +18810,7 @@
       <w:pPr>
         <w:pStyle w:val="afb"/>
       </w:pPr>
-      <w:bookmarkStart w:id="27" w:name="_Toc227542894"/>
+      <w:bookmarkStart w:id="27" w:name="_Toc227611690"/>
       <w:r>
         <w:rPr>
           <w:rFonts w:hint="eastAsia"/>
@@ -18401,7 +18925,7 @@
       <w:pPr>
         <w:pStyle w:val="afb"/>
       </w:pPr>
-      <w:bookmarkStart w:id="29" w:name="_Toc227542901"/>
+      <w:bookmarkStart w:id="29" w:name="_Toc227611706"/>
       <w:r>
         <w:rPr>
           <w:rFonts w:hint="eastAsia"/>
@@ -18943,7 +19467,7 @@
       <w:pPr>
         <w:pStyle w:val="afb"/>
       </w:pPr>
-      <w:bookmarkStart w:id="30" w:name="_Toc227542902"/>
+      <w:bookmarkStart w:id="30" w:name="_Toc227611707"/>
       <w:r>
         <w:rPr>
           <w:rFonts w:hint="eastAsia"/>
@@ -19503,7 +20027,7 @@
       <w:pPr>
         <w:pStyle w:val="afb"/>
       </w:pPr>
-      <w:bookmarkStart w:id="31" w:name="_Toc227542903"/>
+      <w:bookmarkStart w:id="31" w:name="_Toc227611708"/>
       <w:r>
         <w:rPr>
           <w:rFonts w:hint="eastAsia"/>
@@ -19923,7 +20447,7 @@
       <w:pPr>
         <w:pStyle w:val="afb"/>
       </w:pPr>
-      <w:bookmarkStart w:id="32" w:name="_Toc227542904"/>
+      <w:bookmarkStart w:id="32" w:name="_Toc227611709"/>
       <w:r>
         <w:rPr>
           <w:rFonts w:hint="eastAsia"/>
@@ -20374,7 +20898,7 @@
         <w:pStyle w:val="afb"/>
         <w:pageBreakBefore/>
       </w:pPr>
-      <w:bookmarkStart w:id="33" w:name="_Toc227542905"/>
+      <w:bookmarkStart w:id="33" w:name="_Toc227611710"/>
       <w:r>
         <w:rPr>
           <w:rFonts w:hint="eastAsia"/>
@@ -22029,7 +22553,7 @@
       <w:pPr>
         <w:pStyle w:val="afb"/>
       </w:pPr>
-      <w:bookmarkStart w:id="35" w:name="_Toc227542906"/>
+      <w:bookmarkStart w:id="35" w:name="_Toc227611711"/>
       <w:r>
         <w:rPr>
           <w:rFonts w:hint="eastAsia"/>
@@ -23997,21 +24521,705 @@
     <w:p>
       <w:pPr>
         <w:pStyle w:val="a0"/>
-        <w:ind w:firstLineChars="200" w:firstLine="560"/>
-      </w:pPr>
-      <w:r>
-        <w:rPr>
-          <w:rFonts w:hint="eastAsia"/>
-          <w:color w:val="EE0000"/>
-        </w:rPr>
-        <w:t>新增內容</w:t>
-      </w:r>
+        <w:numPr>
+          <w:ilvl w:val="0"/>
+          <w:numId w:val="0"/>
+        </w:numPr>
+        <w:spacing w:before="120"/>
+        <w:jc w:val="center"/>
+      </w:pPr>
+      <w:r>
+        <w:rPr>
+          <w:noProof/>
+        </w:rPr>
+        <w:drawing>
+          <wp:inline distT="0" distB="0" distL="0" distR="0" wp14:anchorId="01C13779" wp14:editId="6C79DBAB">
+            <wp:extent cx="6332899" cy="1731577"/>
+            <wp:effectExtent l="0" t="0" r="0" b="2540"/>
+            <wp:docPr id="2014116437" name="圖片 1"/>
+            <wp:cNvGraphicFramePr>
+              <a:graphicFrameLocks xmlns:a="http://schemas.openxmlformats.org/drawingml/2006/main" noChangeAspect="1"/>
+            </wp:cNvGraphicFramePr>
+            <a:graphic xmlns:a="http://schemas.openxmlformats.org/drawingml/2006/main">
+              <a:graphicData uri="http://schemas.openxmlformats.org/drawingml/2006/picture">
+                <pic:pic xmlns:pic="http://schemas.openxmlformats.org/drawingml/2006/picture">
+                  <pic:nvPicPr>
+                    <pic:cNvPr id="2014116437" name=""/>
+                    <pic:cNvPicPr/>
+                  </pic:nvPicPr>
+                  <pic:blipFill rotWithShape="1">
+                    <a:blip r:embed="rId20"/>
+                    <a:srcRect l="1069" t="9678" r="1000" b="30006"/>
+                    <a:stretch>
+                      <a:fillRect/>
+                    </a:stretch>
+                  </pic:blipFill>
+                  <pic:spPr bwMode="auto">
+                    <a:xfrm>
+                      <a:off x="0" y="0"/>
+                      <a:ext cx="6345490" cy="1735020"/>
+                    </a:xfrm>
+                    <a:prstGeom prst="rect">
+                      <a:avLst/>
+                    </a:prstGeom>
+                    <a:ln>
+                      <a:noFill/>
+                    </a:ln>
+                    <a:extLst>
+                      <a:ext uri="{53640926-AAD7-44D8-BBD7-CCE9431645EC}">
+                        <a14:shadowObscured xmlns:a14="http://schemas.microsoft.com/office/drawing/2010/main"/>
+                      </a:ext>
+                    </a:extLst>
+                  </pic:spPr>
+                </pic:pic>
+              </a:graphicData>
+            </a:graphic>
+          </wp:inline>
+        </w:drawing>
+      </w:r>
+    </w:p>
+    <w:p>
+      <w:pPr>
+        <w:pStyle w:val="afb"/>
+      </w:pPr>
+      <w:bookmarkStart w:id="40" w:name="_Toc227611691"/>
+      <w:r>
+        <w:rPr>
+          <w:rFonts w:hint="eastAsia"/>
+        </w:rPr>
+        <w:t>圖</w:t>
+      </w:r>
+      <w:r>
+        <w:rPr>
+          <w:rFonts w:hint="eastAsia"/>
+        </w:rPr>
+        <w:t xml:space="preserve"> </w:t>
+      </w:r>
+      <w:r>
+        <w:fldChar w:fldCharType="begin"/>
+      </w:r>
+      <w:r>
+        <w:instrText xml:space="preserve"> </w:instrText>
+      </w:r>
+      <w:r>
+        <w:rPr>
+          <w:rFonts w:hint="eastAsia"/>
+        </w:rPr>
+        <w:instrText>STYLEREF 2 \s</w:instrText>
+      </w:r>
+      <w:r>
+        <w:instrText xml:space="preserve"> </w:instrText>
+      </w:r>
+      <w:r>
+        <w:fldChar w:fldCharType="separate"/>
+      </w:r>
+      <w:r>
+        <w:rPr>
+          <w:noProof/>
+        </w:rPr>
+        <w:t>4-3</w:t>
+      </w:r>
+      <w:r>
+        <w:fldChar w:fldCharType="end"/>
+      </w:r>
+      <w:r>
+        <w:noBreakHyphen/>
+      </w:r>
+      <w:r>
+        <w:fldChar w:fldCharType="begin"/>
+      </w:r>
+      <w:r>
+        <w:instrText xml:space="preserve"> </w:instrText>
+      </w:r>
+      <w:r>
+        <w:rPr>
+          <w:rFonts w:hint="eastAsia"/>
+        </w:rPr>
+        <w:instrText xml:space="preserve">SEQ </w:instrText>
+      </w:r>
+      <w:r>
+        <w:rPr>
+          <w:rFonts w:hint="eastAsia"/>
+        </w:rPr>
+        <w:instrText>圖</w:instrText>
+      </w:r>
+      <w:r>
+        <w:rPr>
+          <w:rFonts w:hint="eastAsia"/>
+        </w:rPr>
+        <w:instrText xml:space="preserve"> \* ARABIC \s 2</w:instrText>
+      </w:r>
+      <w:r>
+        <w:instrText xml:space="preserve"> </w:instrText>
+      </w:r>
+      <w:r>
+        <w:fldChar w:fldCharType="separate"/>
+      </w:r>
+      <w:r>
+        <w:rPr>
+          <w:noProof/>
+        </w:rPr>
+        <w:t>1</w:t>
+      </w:r>
+      <w:r>
+        <w:fldChar w:fldCharType="end"/>
+      </w:r>
+      <w:r>
+        <w:rPr>
+          <w:rFonts w:hint="eastAsia"/>
+        </w:rPr>
+        <w:t xml:space="preserve"> </w:t>
+      </w:r>
+      <w:r>
+        <w:rPr>
+          <w:rFonts w:hint="eastAsia"/>
+        </w:rPr>
+        <w:t>11246063</w:t>
+      </w:r>
+      <w:r>
+        <w:rPr>
+          <w:rFonts w:hint="eastAsia"/>
+        </w:rPr>
+        <w:t>許凱俊個人</w:t>
+      </w:r>
+      <w:r>
+        <w:rPr>
+          <w:rFonts w:hint="eastAsia"/>
+        </w:rPr>
+        <w:t>GitHub</w:t>
+      </w:r>
+      <w:r>
+        <w:rPr>
+          <w:rFonts w:hint="eastAsia"/>
+        </w:rPr>
+        <w:t>貢獻圖</w:t>
+      </w:r>
+      <w:bookmarkEnd w:id="40"/>
+    </w:p>
+    <w:p>
+      <w:pPr>
+        <w:spacing w:before="240"/>
+        <w:jc w:val="center"/>
+      </w:pPr>
+      <w:r>
+        <w:rPr>
+          <w:noProof/>
+        </w:rPr>
+        <w:drawing>
+          <wp:inline distT="0" distB="0" distL="0" distR="0" wp14:anchorId="703E506C" wp14:editId="21A03D57">
+            <wp:extent cx="6332899" cy="1589314"/>
+            <wp:effectExtent l="0" t="0" r="0" b="0"/>
+            <wp:docPr id="101957584" name="圖片 1"/>
+            <wp:cNvGraphicFramePr>
+              <a:graphicFrameLocks xmlns:a="http://schemas.openxmlformats.org/drawingml/2006/main" noChangeAspect="1"/>
+            </wp:cNvGraphicFramePr>
+            <a:graphic xmlns:a="http://schemas.openxmlformats.org/drawingml/2006/main">
+              <a:graphicData uri="http://schemas.openxmlformats.org/drawingml/2006/picture">
+                <pic:pic xmlns:pic="http://schemas.openxmlformats.org/drawingml/2006/picture">
+                  <pic:nvPicPr>
+                    <pic:cNvPr id="101957584" name=""/>
+                    <pic:cNvPicPr/>
+                  </pic:nvPicPr>
+                  <pic:blipFill rotWithShape="1">
+                    <a:blip r:embed="rId21"/>
+                    <a:srcRect l="1001" t="14192" r="1140" b="12981"/>
+                    <a:stretch>
+                      <a:fillRect/>
+                    </a:stretch>
+                  </pic:blipFill>
+                  <pic:spPr bwMode="auto">
+                    <a:xfrm>
+                      <a:off x="0" y="0"/>
+                      <a:ext cx="6340770" cy="1591289"/>
+                    </a:xfrm>
+                    <a:prstGeom prst="rect">
+                      <a:avLst/>
+                    </a:prstGeom>
+                    <a:ln>
+                      <a:noFill/>
+                    </a:ln>
+                    <a:extLst>
+                      <a:ext uri="{53640926-AAD7-44D8-BBD7-CCE9431645EC}">
+                        <a14:shadowObscured xmlns:a14="http://schemas.microsoft.com/office/drawing/2010/main"/>
+                      </a:ext>
+                    </a:extLst>
+                  </pic:spPr>
+                </pic:pic>
+              </a:graphicData>
+            </a:graphic>
+          </wp:inline>
+        </w:drawing>
+      </w:r>
+    </w:p>
+    <w:p>
+      <w:pPr>
+        <w:pStyle w:val="afb"/>
+      </w:pPr>
+      <w:bookmarkStart w:id="41" w:name="_Toc227611692"/>
+      <w:r>
+        <w:rPr>
+          <w:rFonts w:hint="eastAsia"/>
+        </w:rPr>
+        <w:t>圖</w:t>
+      </w:r>
+      <w:r>
+        <w:rPr>
+          <w:rFonts w:hint="eastAsia"/>
+        </w:rPr>
+        <w:t xml:space="preserve"> </w:t>
+      </w:r>
+      <w:r>
+        <w:fldChar w:fldCharType="begin"/>
+      </w:r>
+      <w:r>
+        <w:instrText xml:space="preserve"> </w:instrText>
+      </w:r>
+      <w:r>
+        <w:rPr>
+          <w:rFonts w:hint="eastAsia"/>
+        </w:rPr>
+        <w:instrText>STYLEREF 2 \s</w:instrText>
+      </w:r>
+      <w:r>
+        <w:instrText xml:space="preserve"> </w:instrText>
+      </w:r>
+      <w:r>
+        <w:fldChar w:fldCharType="separate"/>
+      </w:r>
+      <w:r>
+        <w:rPr>
+          <w:noProof/>
+        </w:rPr>
+        <w:t>4-3</w:t>
+      </w:r>
+      <w:r>
+        <w:fldChar w:fldCharType="end"/>
+      </w:r>
+      <w:r>
+        <w:noBreakHyphen/>
+      </w:r>
+      <w:r>
+        <w:fldChar w:fldCharType="begin"/>
+      </w:r>
+      <w:r>
+        <w:instrText xml:space="preserve"> </w:instrText>
+      </w:r>
+      <w:r>
+        <w:rPr>
+          <w:rFonts w:hint="eastAsia"/>
+        </w:rPr>
+        <w:instrText xml:space="preserve">SEQ </w:instrText>
+      </w:r>
+      <w:r>
+        <w:rPr>
+          <w:rFonts w:hint="eastAsia"/>
+        </w:rPr>
+        <w:instrText>圖</w:instrText>
+      </w:r>
+      <w:r>
+        <w:rPr>
+          <w:rFonts w:hint="eastAsia"/>
+        </w:rPr>
+        <w:instrText xml:space="preserve"> \* ARABIC \s 2</w:instrText>
+      </w:r>
+      <w:r>
+        <w:instrText xml:space="preserve"> </w:instrText>
+      </w:r>
+      <w:r>
+        <w:fldChar w:fldCharType="separate"/>
+      </w:r>
+      <w:r>
+        <w:rPr>
+          <w:noProof/>
+        </w:rPr>
+        <w:t>2</w:t>
+      </w:r>
+      <w:r>
+        <w:fldChar w:fldCharType="end"/>
+      </w:r>
+      <w:r>
+        <w:rPr>
+          <w:rFonts w:hint="eastAsia"/>
+        </w:rPr>
+        <w:t xml:space="preserve"> </w:t>
+      </w:r>
+      <w:r>
+        <w:rPr>
+          <w:rFonts w:hint="eastAsia"/>
+        </w:rPr>
+        <w:t>11246065</w:t>
+      </w:r>
+      <w:r>
+        <w:rPr>
+          <w:rFonts w:hint="eastAsia"/>
+        </w:rPr>
+        <w:t>陳秉鴻個人</w:t>
+      </w:r>
+      <w:r>
+        <w:rPr>
+          <w:rFonts w:hint="eastAsia"/>
+        </w:rPr>
+        <w:t>GitHub</w:t>
+      </w:r>
+      <w:r>
+        <w:rPr>
+          <w:rFonts w:hint="eastAsia"/>
+        </w:rPr>
+        <w:t>貢獻圖</w:t>
+      </w:r>
+      <w:bookmarkEnd w:id="41"/>
+    </w:p>
+    <w:p>
+      <w:pPr>
+        <w:spacing w:before="240"/>
+        <w:jc w:val="center"/>
+      </w:pPr>
+      <w:r>
+        <w:rPr>
+          <w:noProof/>
+        </w:rPr>
+        <w:drawing>
+          <wp:inline distT="0" distB="0" distL="0" distR="0" wp14:anchorId="165E3281" wp14:editId="36C42BE5">
+            <wp:extent cx="6278578" cy="1690249"/>
+            <wp:effectExtent l="0" t="0" r="0" b="5715"/>
+            <wp:docPr id="496503261" name="圖片 1"/>
+            <wp:cNvGraphicFramePr>
+              <a:graphicFrameLocks xmlns:a="http://schemas.openxmlformats.org/drawingml/2006/main" noChangeAspect="1"/>
+            </wp:cNvGraphicFramePr>
+            <a:graphic xmlns:a="http://schemas.openxmlformats.org/drawingml/2006/main">
+              <a:graphicData uri="http://schemas.openxmlformats.org/drawingml/2006/picture">
+                <pic:pic xmlns:pic="http://schemas.openxmlformats.org/drawingml/2006/picture">
+                  <pic:nvPicPr>
+                    <pic:cNvPr id="496503261" name=""/>
+                    <pic:cNvPicPr/>
+                  </pic:nvPicPr>
+                  <pic:blipFill rotWithShape="1">
+                    <a:blip r:embed="rId22"/>
+                    <a:srcRect l="1498" t="13829" r="1412" b="12531"/>
+                    <a:stretch>
+                      <a:fillRect/>
+                    </a:stretch>
+                  </pic:blipFill>
+                  <pic:spPr bwMode="auto">
+                    <a:xfrm>
+                      <a:off x="0" y="0"/>
+                      <a:ext cx="6291391" cy="1693698"/>
+                    </a:xfrm>
+                    <a:prstGeom prst="rect">
+                      <a:avLst/>
+                    </a:prstGeom>
+                    <a:ln>
+                      <a:noFill/>
+                    </a:ln>
+                    <a:extLst>
+                      <a:ext uri="{53640926-AAD7-44D8-BBD7-CCE9431645EC}">
+                        <a14:shadowObscured xmlns:a14="http://schemas.microsoft.com/office/drawing/2010/main"/>
+                      </a:ext>
+                    </a:extLst>
+                  </pic:spPr>
+                </pic:pic>
+              </a:graphicData>
+            </a:graphic>
+          </wp:inline>
+        </w:drawing>
+      </w:r>
+    </w:p>
+    <w:p>
+      <w:pPr>
+        <w:pStyle w:val="afb"/>
+      </w:pPr>
+      <w:bookmarkStart w:id="42" w:name="_Toc227611693"/>
+      <w:r>
+        <w:rPr>
+          <w:rFonts w:hint="eastAsia"/>
+        </w:rPr>
+        <w:t>圖</w:t>
+      </w:r>
+      <w:r>
+        <w:rPr>
+          <w:rFonts w:hint="eastAsia"/>
+        </w:rPr>
+        <w:t xml:space="preserve"> </w:t>
+      </w:r>
+      <w:r>
+        <w:fldChar w:fldCharType="begin"/>
+      </w:r>
+      <w:r>
+        <w:instrText xml:space="preserve"> </w:instrText>
+      </w:r>
+      <w:r>
+        <w:rPr>
+          <w:rFonts w:hint="eastAsia"/>
+        </w:rPr>
+        <w:instrText>STYLEREF 2 \s</w:instrText>
+      </w:r>
+      <w:r>
+        <w:instrText xml:space="preserve"> </w:instrText>
+      </w:r>
+      <w:r>
+        <w:fldChar w:fldCharType="separate"/>
+      </w:r>
+      <w:r>
+        <w:rPr>
+          <w:noProof/>
+        </w:rPr>
+        <w:t>4-3</w:t>
+      </w:r>
+      <w:r>
+        <w:fldChar w:fldCharType="end"/>
+      </w:r>
+      <w:r>
+        <w:noBreakHyphen/>
+      </w:r>
+      <w:r>
+        <w:fldChar w:fldCharType="begin"/>
+      </w:r>
+      <w:r>
+        <w:instrText xml:space="preserve"> </w:instrText>
+      </w:r>
+      <w:r>
+        <w:rPr>
+          <w:rFonts w:hint="eastAsia"/>
+        </w:rPr>
+        <w:instrText xml:space="preserve">SEQ </w:instrText>
+      </w:r>
+      <w:r>
+        <w:rPr>
+          <w:rFonts w:hint="eastAsia"/>
+        </w:rPr>
+        <w:instrText>圖</w:instrText>
+      </w:r>
+      <w:r>
+        <w:rPr>
+          <w:rFonts w:hint="eastAsia"/>
+        </w:rPr>
+        <w:instrText xml:space="preserve"> \* ARABIC \s 2</w:instrText>
+      </w:r>
+      <w:r>
+        <w:instrText xml:space="preserve"> </w:instrText>
+      </w:r>
+      <w:r>
+        <w:fldChar w:fldCharType="separate"/>
+      </w:r>
+      <w:r>
+        <w:rPr>
+          <w:noProof/>
+        </w:rPr>
+        <w:t>3</w:t>
+      </w:r>
+      <w:r>
+        <w:fldChar w:fldCharType="end"/>
+      </w:r>
+      <w:r>
+        <w:rPr>
+          <w:rFonts w:hint="eastAsia"/>
+        </w:rPr>
+        <w:t xml:space="preserve"> </w:t>
+      </w:r>
+      <w:r>
+        <w:rPr>
+          <w:rFonts w:hint="eastAsia"/>
+        </w:rPr>
+        <w:t>11246072</w:t>
+      </w:r>
+      <w:r>
+        <w:rPr>
+          <w:rFonts w:hint="eastAsia"/>
+        </w:rPr>
+        <w:t>連卉媗個人</w:t>
+      </w:r>
+      <w:r>
+        <w:rPr>
+          <w:rFonts w:hint="eastAsia"/>
+        </w:rPr>
+        <w:t>GitHub</w:t>
+      </w:r>
+      <w:r>
+        <w:rPr>
+          <w:rFonts w:hint="eastAsia"/>
+        </w:rPr>
+        <w:t>貢獻圖</w:t>
+      </w:r>
+      <w:bookmarkEnd w:id="42"/>
+    </w:p>
+    <w:p>
+      <w:pPr>
+        <w:spacing w:before="240"/>
+        <w:jc w:val="center"/>
+      </w:pPr>
+      <w:r>
+        <w:rPr>
+          <w:noProof/>
+        </w:rPr>
+        <w:drawing>
+          <wp:inline distT="0" distB="0" distL="0" distR="0" wp14:anchorId="5E08CB82" wp14:editId="12742634">
+            <wp:extent cx="6251323" cy="1563983"/>
+            <wp:effectExtent l="0" t="0" r="0" b="0"/>
+            <wp:docPr id="1333759153" name="圖片 1"/>
+            <wp:cNvGraphicFramePr>
+              <a:graphicFrameLocks xmlns:a="http://schemas.openxmlformats.org/drawingml/2006/main" noChangeAspect="1"/>
+            </wp:cNvGraphicFramePr>
+            <a:graphic xmlns:a="http://schemas.openxmlformats.org/drawingml/2006/main">
+              <a:graphicData uri="http://schemas.openxmlformats.org/drawingml/2006/picture">
+                <pic:pic xmlns:pic="http://schemas.openxmlformats.org/drawingml/2006/picture">
+                  <pic:nvPicPr>
+                    <pic:cNvPr id="1333759153" name=""/>
+                    <pic:cNvPicPr/>
+                  </pic:nvPicPr>
+                  <pic:blipFill rotWithShape="1">
+                    <a:blip r:embed="rId23"/>
+                    <a:srcRect l="1248" t="13002" r="2120" b="22956"/>
+                    <a:stretch>
+                      <a:fillRect/>
+                    </a:stretch>
+                  </pic:blipFill>
+                  <pic:spPr bwMode="auto">
+                    <a:xfrm>
+                      <a:off x="0" y="0"/>
+                      <a:ext cx="6261253" cy="1566467"/>
+                    </a:xfrm>
+                    <a:prstGeom prst="rect">
+                      <a:avLst/>
+                    </a:prstGeom>
+                    <a:ln>
+                      <a:noFill/>
+                    </a:ln>
+                    <a:extLst>
+                      <a:ext uri="{53640926-AAD7-44D8-BBD7-CCE9431645EC}">
+                        <a14:shadowObscured xmlns:a14="http://schemas.microsoft.com/office/drawing/2010/main"/>
+                      </a:ext>
+                    </a:extLst>
+                  </pic:spPr>
+                </pic:pic>
+              </a:graphicData>
+            </a:graphic>
+          </wp:inline>
+        </w:drawing>
+      </w:r>
+    </w:p>
+    <w:p>
+      <w:pPr>
+        <w:pStyle w:val="afb"/>
+      </w:pPr>
+      <w:bookmarkStart w:id="43" w:name="_Toc227611694"/>
+      <w:r>
+        <w:rPr>
+          <w:rFonts w:hint="eastAsia"/>
+        </w:rPr>
+        <w:t>圖</w:t>
+      </w:r>
+      <w:r>
+        <w:rPr>
+          <w:rFonts w:hint="eastAsia"/>
+        </w:rPr>
+        <w:t xml:space="preserve"> </w:t>
+      </w:r>
+      <w:r>
+        <w:fldChar w:fldCharType="begin"/>
+      </w:r>
+      <w:r>
+        <w:instrText xml:space="preserve"> </w:instrText>
+      </w:r>
+      <w:r>
+        <w:rPr>
+          <w:rFonts w:hint="eastAsia"/>
+        </w:rPr>
+        <w:instrText>STYLEREF 2 \s</w:instrText>
+      </w:r>
+      <w:r>
+        <w:instrText xml:space="preserve"> </w:instrText>
+      </w:r>
+      <w:r>
+        <w:fldChar w:fldCharType="separate"/>
+      </w:r>
+      <w:r>
+        <w:rPr>
+          <w:noProof/>
+        </w:rPr>
+        <w:t>4-3</w:t>
+      </w:r>
+      <w:r>
+        <w:fldChar w:fldCharType="end"/>
+      </w:r>
+      <w:r>
+        <w:noBreakHyphen/>
+      </w:r>
+      <w:r>
+        <w:fldChar w:fldCharType="begin"/>
+      </w:r>
+      <w:r>
+        <w:instrText xml:space="preserve"> </w:instrText>
+      </w:r>
+      <w:r>
+        <w:rPr>
+          <w:rFonts w:hint="eastAsia"/>
+        </w:rPr>
+        <w:instrText xml:space="preserve">SEQ </w:instrText>
+      </w:r>
+      <w:r>
+        <w:rPr>
+          <w:rFonts w:hint="eastAsia"/>
+        </w:rPr>
+        <w:instrText>圖</w:instrText>
+      </w:r>
+      <w:r>
+        <w:rPr>
+          <w:rFonts w:hint="eastAsia"/>
+        </w:rPr>
+        <w:instrText xml:space="preserve"> \* ARABIC \s 2</w:instrText>
+      </w:r>
+      <w:r>
+        <w:instrText xml:space="preserve"> </w:instrText>
+      </w:r>
+      <w:r>
+        <w:fldChar w:fldCharType="separate"/>
+      </w:r>
+      <w:r>
+        <w:rPr>
+          <w:noProof/>
+        </w:rPr>
+        <w:t>4</w:t>
+      </w:r>
+      <w:r>
+        <w:fldChar w:fldCharType="end"/>
+      </w:r>
+      <w:r>
+        <w:rPr>
+          <w:rFonts w:hint="eastAsia"/>
+        </w:rPr>
+        <w:t xml:space="preserve"> </w:t>
+      </w:r>
+      <w:r>
+        <w:rPr>
+          <w:rFonts w:hint="eastAsia"/>
+        </w:rPr>
+        <w:t>11246074</w:t>
+      </w:r>
+      <w:r>
+        <w:rPr>
+          <w:rFonts w:hint="eastAsia"/>
+        </w:rPr>
+        <w:t>江芸萱個人</w:t>
+      </w:r>
+      <w:r>
+        <w:rPr>
+          <w:rFonts w:hint="eastAsia"/>
+        </w:rPr>
+        <w:t>GitHub</w:t>
+      </w:r>
+      <w:r>
+        <w:rPr>
+          <w:rFonts w:hint="eastAsia"/>
+        </w:rPr>
+        <w:t>貢獻圖</w:t>
+      </w:r>
+      <w:bookmarkEnd w:id="43"/>
     </w:p>
     <w:p>
       <w:pPr>
         <w:pStyle w:val="1"/>
       </w:pPr>
-      <w:bookmarkStart w:id="40" w:name="_Toc227364450"/>
+      <w:bookmarkStart w:id="44" w:name="_Toc227364450"/>
       <w:r>
         <w:rPr>
           <w:rFonts w:hint="eastAsia"/>
@@ -24019,20 +25227,20 @@
         <w:lastRenderedPageBreak/>
         <w:t>需求模型</w:t>
       </w:r>
-      <w:bookmarkEnd w:id="40"/>
+      <w:bookmarkEnd w:id="44"/>
     </w:p>
     <w:p>
       <w:pPr>
         <w:pStyle w:val="2"/>
       </w:pPr>
-      <w:bookmarkStart w:id="41" w:name="_Toc227364451"/>
+      <w:bookmarkStart w:id="45" w:name="_Toc227364451"/>
       <w:r>
         <w:rPr>
           <w:rFonts w:hint="eastAsia"/>
         </w:rPr>
         <w:t>使用者需求</w:t>
       </w:r>
-      <w:bookmarkEnd w:id="41"/>
+      <w:bookmarkEnd w:id="45"/>
     </w:p>
     <w:p>
       <w:pPr>
@@ -24053,7 +25261,7 @@
       <w:pPr>
         <w:pStyle w:val="afb"/>
       </w:pPr>
-      <w:bookmarkStart w:id="42" w:name="_Toc227542907"/>
+      <w:bookmarkStart w:id="46" w:name="_Toc227611712"/>
       <w:r>
         <w:rPr>
           <w:rFonts w:hint="eastAsia"/>
@@ -24150,7 +25358,7 @@
         </w:rPr>
         <w:t>表</w:t>
       </w:r>
-      <w:bookmarkEnd w:id="42"/>
+      <w:bookmarkEnd w:id="46"/>
     </w:p>
     <w:tbl>
       <w:tblPr>
@@ -25257,7 +26465,7 @@
       <w:pPr>
         <w:pStyle w:val="afb"/>
       </w:pPr>
-      <w:bookmarkStart w:id="43" w:name="_Toc227542908"/>
+      <w:bookmarkStart w:id="47" w:name="_Toc227611713"/>
       <w:r>
         <w:rPr>
           <w:rFonts w:hint="eastAsia"/>
@@ -25355,7 +26563,7 @@
         </w:rPr>
         <w:t>表</w:t>
       </w:r>
-      <w:bookmarkEnd w:id="43"/>
+      <w:bookmarkEnd w:id="47"/>
     </w:p>
     <w:tbl>
       <w:tblPr>
@@ -25666,7 +26874,7 @@
       <w:pPr>
         <w:pStyle w:val="afb"/>
       </w:pPr>
-      <w:bookmarkStart w:id="44" w:name="_Toc227542909"/>
+      <w:bookmarkStart w:id="48" w:name="_Toc227611714"/>
       <w:r>
         <w:rPr>
           <w:rFonts w:hint="eastAsia"/>
@@ -25775,7 +26983,7 @@
         </w:rPr>
         <w:t>表</w:t>
       </w:r>
-      <w:bookmarkEnd w:id="44"/>
+      <w:bookmarkEnd w:id="48"/>
     </w:p>
     <w:tbl>
       <w:tblPr>
@@ -26206,7 +27414,7 @@
           <w:color w:val="000000" w:themeColor="text1"/>
         </w:rPr>
       </w:pPr>
-      <w:bookmarkStart w:id="45" w:name="_Toc227364452"/>
+      <w:bookmarkStart w:id="49" w:name="_Toc227364452"/>
       <w:r>
         <w:rPr>
           <w:rFonts w:hint="eastAsia"/>
@@ -26215,7 +27423,7 @@
         <w:lastRenderedPageBreak/>
         <w:t>使用個案圖</w:t>
       </w:r>
-      <w:bookmarkEnd w:id="45"/>
+      <w:bookmarkEnd w:id="49"/>
     </w:p>
     <w:p>
       <w:pPr>
@@ -26235,7 +27443,7 @@
         <w:pStyle w:val="2"/>
         <w:pageBreakBefore/>
       </w:pPr>
-      <w:bookmarkStart w:id="46" w:name="_Toc227364453"/>
+      <w:bookmarkStart w:id="50" w:name="_Toc227364453"/>
       <w:r>
         <w:rPr>
           <w:rFonts w:hint="eastAsia"/>
@@ -26243,7 +27451,7 @@
         <w:lastRenderedPageBreak/>
         <w:t>使用個案描述</w:t>
       </w:r>
-      <w:bookmarkEnd w:id="46"/>
+      <w:bookmarkEnd w:id="50"/>
     </w:p>
     <w:p>
       <w:pPr>
@@ -26263,7 +27471,7 @@
         <w:pStyle w:val="2"/>
         <w:pageBreakBefore/>
       </w:pPr>
-      <w:bookmarkStart w:id="47" w:name="_Toc227364454"/>
+      <w:bookmarkStart w:id="51" w:name="_Toc227364454"/>
       <w:r>
         <w:rPr>
           <w:rFonts w:hint="eastAsia"/>
@@ -26271,7 +27479,7 @@
         <w:lastRenderedPageBreak/>
         <w:t>分析類別圖</w:t>
       </w:r>
-      <w:bookmarkEnd w:id="47"/>
+      <w:bookmarkEnd w:id="51"/>
     </w:p>
     <w:p>
       <w:pPr>
@@ -26290,7 +27498,7 @@
       <w:pPr>
         <w:pStyle w:val="1"/>
       </w:pPr>
-      <w:bookmarkStart w:id="48" w:name="_Toc227364455"/>
+      <w:bookmarkStart w:id="52" w:name="_Toc227364455"/>
       <w:r>
         <w:rPr>
           <w:rFonts w:hint="eastAsia"/>
@@ -26298,20 +27506,20 @@
         <w:lastRenderedPageBreak/>
         <w:t>設計模型</w:t>
       </w:r>
-      <w:bookmarkEnd w:id="48"/>
+      <w:bookmarkEnd w:id="52"/>
     </w:p>
     <w:p>
       <w:pPr>
         <w:pStyle w:val="2"/>
       </w:pPr>
-      <w:bookmarkStart w:id="49" w:name="_Toc227364456"/>
+      <w:bookmarkStart w:id="53" w:name="_Toc227364456"/>
       <w:r>
         <w:rPr>
           <w:rFonts w:hint="eastAsia"/>
         </w:rPr>
         <w:t>循序圖</w:t>
       </w:r>
-      <w:bookmarkEnd w:id="49"/>
+      <w:bookmarkEnd w:id="53"/>
     </w:p>
     <w:p>
       <w:pPr>
@@ -26330,14 +27538,14 @@
       <w:pPr>
         <w:pStyle w:val="2"/>
       </w:pPr>
-      <w:bookmarkStart w:id="50" w:name="_Toc227364457"/>
+      <w:bookmarkStart w:id="54" w:name="_Toc227364457"/>
       <w:r>
         <w:rPr>
           <w:rFonts w:hint="eastAsia"/>
         </w:rPr>
         <w:t>設計類別圖</w:t>
       </w:r>
-      <w:bookmarkEnd w:id="50"/>
+      <w:bookmarkEnd w:id="54"/>
     </w:p>
     <w:p>
       <w:pPr>
@@ -26356,7 +27564,7 @@
       <w:pPr>
         <w:pStyle w:val="1"/>
       </w:pPr>
-      <w:bookmarkStart w:id="51" w:name="_Toc227364458"/>
+      <w:bookmarkStart w:id="55" w:name="_Toc227364458"/>
       <w:r>
         <w:rPr>
           <w:rFonts w:hint="eastAsia"/>
@@ -26364,20 +27572,20 @@
         <w:lastRenderedPageBreak/>
         <w:t>實作模型</w:t>
       </w:r>
-      <w:bookmarkEnd w:id="51"/>
+      <w:bookmarkEnd w:id="55"/>
     </w:p>
     <w:p>
       <w:pPr>
         <w:pStyle w:val="2"/>
       </w:pPr>
-      <w:bookmarkStart w:id="52" w:name="_Toc227364459"/>
+      <w:bookmarkStart w:id="56" w:name="_Toc227364459"/>
       <w:r>
         <w:rPr>
           <w:rFonts w:hint="eastAsia"/>
         </w:rPr>
         <w:t>佈署圖</w:t>
       </w:r>
-      <w:bookmarkEnd w:id="52"/>
+      <w:bookmarkEnd w:id="56"/>
     </w:p>
     <w:p>
       <w:pPr>
@@ -26411,7 +27619,7 @@
                     </pic:cNvPicPr>
                   </pic:nvPicPr>
                   <pic:blipFill>
-                    <a:blip r:embed="rId20" cstate="print">
+                    <a:blip r:embed="rId24" cstate="print">
                       <a:extLst>
                         <a:ext uri="{28A0092B-C50C-407E-A947-70E740481C1C}">
                           <a14:useLocalDpi xmlns:a14="http://schemas.microsoft.com/office/drawing/2010/main" val="0"/>
@@ -26446,7 +27654,7 @@
       <w:pPr>
         <w:pStyle w:val="afb"/>
       </w:pPr>
-      <w:bookmarkStart w:id="53" w:name="_Toc227542895"/>
+      <w:bookmarkStart w:id="57" w:name="_Toc227611695"/>
       <w:r>
         <w:rPr>
           <w:rFonts w:hint="eastAsia"/>
@@ -26540,14 +27748,14 @@
         </w:rPr>
         <w:t>佈署圖</w:t>
       </w:r>
-      <w:bookmarkEnd w:id="53"/>
+      <w:bookmarkEnd w:id="57"/>
     </w:p>
     <w:p>
       <w:pPr>
         <w:pStyle w:val="2"/>
         <w:pageBreakBefore/>
       </w:pPr>
-      <w:bookmarkStart w:id="54" w:name="_Toc227364460"/>
+      <w:bookmarkStart w:id="58" w:name="_Toc227364460"/>
       <w:r>
         <w:rPr>
           <w:rFonts w:hint="eastAsia"/>
@@ -26555,7 +27763,7 @@
         <w:lastRenderedPageBreak/>
         <w:t>套件圖</w:t>
       </w:r>
-      <w:bookmarkEnd w:id="54"/>
+      <w:bookmarkEnd w:id="58"/>
     </w:p>
     <w:p>
       <w:pPr>
@@ -26574,14 +27782,14 @@
       <w:pPr>
         <w:pStyle w:val="2"/>
       </w:pPr>
-      <w:bookmarkStart w:id="55" w:name="_Toc227364461"/>
+      <w:bookmarkStart w:id="59" w:name="_Toc227364461"/>
       <w:r>
         <w:rPr>
           <w:rFonts w:hint="eastAsia"/>
         </w:rPr>
         <w:t>元件圖</w:t>
       </w:r>
-      <w:bookmarkEnd w:id="55"/>
+      <w:bookmarkEnd w:id="59"/>
     </w:p>
     <w:p>
       <w:pPr>
@@ -26601,7 +27809,7 @@
         <w:pStyle w:val="2"/>
         <w:pageBreakBefore/>
       </w:pPr>
-      <w:bookmarkStart w:id="56" w:name="_Toc227364462"/>
+      <w:bookmarkStart w:id="60" w:name="_Toc227364462"/>
       <w:r>
         <w:rPr>
           <w:rFonts w:hint="eastAsia"/>
@@ -26609,7 +27817,7 @@
         <w:lastRenderedPageBreak/>
         <w:t>狀態機</w:t>
       </w:r>
-      <w:bookmarkEnd w:id="56"/>
+      <w:bookmarkEnd w:id="60"/>
     </w:p>
     <w:p>
       <w:pPr>
@@ -26625,10 +27833,10 @@
           <w:noProof/>
         </w:rPr>
         <w:drawing>
-          <wp:inline distT="0" distB="0" distL="0" distR="0" wp14:anchorId="43969851" wp14:editId="3F8493EB">
-            <wp:extent cx="3991555" cy="3777471"/>
-            <wp:effectExtent l="0" t="0" r="9525" b="0"/>
-            <wp:docPr id="1809247327" name="圖片 1"/>
+          <wp:inline distT="0" distB="0" distL="0" distR="0" wp14:anchorId="3425D36F" wp14:editId="7538E098">
+            <wp:extent cx="3967701" cy="3709657"/>
+            <wp:effectExtent l="0" t="0" r="0" b="5715"/>
+            <wp:docPr id="941406914" name="圖片 1"/>
             <wp:cNvGraphicFramePr>
               <a:graphicFrameLocks xmlns:a="http://schemas.openxmlformats.org/drawingml/2006/main" noChangeAspect="1"/>
             </wp:cNvGraphicFramePr>
@@ -26642,7 +27850,7 @@
                     </pic:cNvPicPr>
                   </pic:nvPicPr>
                   <pic:blipFill>
-                    <a:blip r:embed="rId21" cstate="print">
+                    <a:blip r:embed="rId25">
                       <a:extLst>
                         <a:ext uri="{28A0092B-C50C-407E-A947-70E740481C1C}">
                           <a14:useLocalDpi xmlns:a14="http://schemas.microsoft.com/office/drawing/2010/main" val="0"/>
@@ -26657,7 +27865,7 @@
                   <pic:spPr bwMode="auto">
                     <a:xfrm>
                       <a:off x="0" y="0"/>
-                      <a:ext cx="4009029" cy="3794007"/>
+                      <a:ext cx="3975687" cy="3717123"/>
                     </a:xfrm>
                     <a:prstGeom prst="rect">
                       <a:avLst/>
@@ -26678,7 +27886,7 @@
       <w:pPr>
         <w:pStyle w:val="afb"/>
       </w:pPr>
-      <w:bookmarkStart w:id="57" w:name="_Toc227542896"/>
+      <w:bookmarkStart w:id="61" w:name="_Toc227611696"/>
       <w:r>
         <w:rPr>
           <w:rFonts w:hint="eastAsia"/>
@@ -26778,7 +27986,7 @@
         </w:rPr>
         <w:t>狀態機</w:t>
       </w:r>
-      <w:bookmarkEnd w:id="57"/>
+      <w:bookmarkEnd w:id="61"/>
     </w:p>
     <w:p>
       <w:pPr>
@@ -26794,9 +28002,9 @@
           <w:noProof/>
         </w:rPr>
         <w:drawing>
-          <wp:inline distT="0" distB="0" distL="0" distR="0" wp14:anchorId="508EB12E" wp14:editId="7EF2B131">
-            <wp:extent cx="4977517" cy="3326801"/>
-            <wp:effectExtent l="0" t="0" r="0" b="6985"/>
+          <wp:inline distT="0" distB="0" distL="0" distR="0" wp14:anchorId="508EB12E" wp14:editId="760966B6">
+            <wp:extent cx="5044174" cy="3371353"/>
+            <wp:effectExtent l="0" t="0" r="4445" b="635"/>
             <wp:docPr id="1927957732" name="圖片 3"/>
             <wp:cNvGraphicFramePr>
               <a:graphicFrameLocks xmlns:a="http://schemas.openxmlformats.org/drawingml/2006/main" noChangeAspect="1"/>
@@ -26811,7 +28019,7 @@
                     </pic:cNvPicPr>
                   </pic:nvPicPr>
                   <pic:blipFill>
-                    <a:blip r:embed="rId22" cstate="print">
+                    <a:blip r:embed="rId26" cstate="print">
                       <a:extLst>
                         <a:ext uri="{28A0092B-C50C-407E-A947-70E740481C1C}">
                           <a14:useLocalDpi xmlns:a14="http://schemas.microsoft.com/office/drawing/2010/main" val="0"/>
@@ -26826,7 +28034,7 @@
                   <pic:spPr bwMode="auto">
                     <a:xfrm>
                       <a:off x="0" y="0"/>
-                      <a:ext cx="4987728" cy="3333626"/>
+                      <a:ext cx="5055285" cy="3378779"/>
                     </a:xfrm>
                     <a:prstGeom prst="rect">
                       <a:avLst/>
@@ -26847,7 +28055,7 @@
       <w:pPr>
         <w:pStyle w:val="afb"/>
       </w:pPr>
-      <w:bookmarkStart w:id="58" w:name="_Toc227542897"/>
+      <w:bookmarkStart w:id="62" w:name="_Toc227611697"/>
       <w:r>
         <w:rPr>
           <w:rFonts w:hint="eastAsia"/>
@@ -26941,13 +28149,13 @@
         </w:rPr>
         <w:t>訂單之狀態機</w:t>
       </w:r>
-      <w:bookmarkEnd w:id="58"/>
+      <w:bookmarkEnd w:id="62"/>
     </w:p>
     <w:p>
       <w:pPr>
         <w:pStyle w:val="1"/>
       </w:pPr>
-      <w:bookmarkStart w:id="59" w:name="_Toc227364463"/>
+      <w:bookmarkStart w:id="63" w:name="_Toc227364463"/>
       <w:r>
         <w:rPr>
           <w:rFonts w:hint="eastAsia"/>
@@ -26955,20 +28163,20 @@
         <w:lastRenderedPageBreak/>
         <w:t>資料庫設計</w:t>
       </w:r>
-      <w:bookmarkEnd w:id="59"/>
+      <w:bookmarkEnd w:id="63"/>
     </w:p>
     <w:p>
       <w:pPr>
         <w:pStyle w:val="2"/>
       </w:pPr>
-      <w:bookmarkStart w:id="60" w:name="_Toc227364464"/>
+      <w:bookmarkStart w:id="64" w:name="_Toc227364464"/>
       <w:r>
         <w:rPr>
           <w:rFonts w:hint="eastAsia"/>
         </w:rPr>
         <w:t>資料庫關聯表</w:t>
       </w:r>
-      <w:bookmarkEnd w:id="60"/>
+      <w:bookmarkEnd w:id="64"/>
     </w:p>
     <w:p>
       <w:pPr>
@@ -26990,7 +28198,7 @@
           <w:lang w:val="pt-PT"/>
         </w:rPr>
       </w:pPr>
-      <w:bookmarkStart w:id="61" w:name="_Toc227364465"/>
+      <w:bookmarkStart w:id="65" w:name="_Toc227364465"/>
       <w:r>
         <w:rPr>
           <w:rFonts w:hint="eastAsia"/>
@@ -27004,7 +28212,7 @@
         </w:rPr>
         <w:t>Meta data</w:t>
       </w:r>
-      <w:bookmarkEnd w:id="61"/>
+      <w:bookmarkEnd w:id="65"/>
     </w:p>
     <w:p>
       <w:pPr>
@@ -27023,7 +28231,7 @@
       <w:pPr>
         <w:pStyle w:val="1"/>
       </w:pPr>
-      <w:bookmarkStart w:id="62" w:name="_Toc227364466"/>
+      <w:bookmarkStart w:id="66" w:name="_Toc227364466"/>
       <w:r>
         <w:rPr>
           <w:rFonts w:hint="eastAsia"/>
@@ -27031,20 +28239,20 @@
         <w:lastRenderedPageBreak/>
         <w:t>程式</w:t>
       </w:r>
-      <w:bookmarkEnd w:id="62"/>
+      <w:bookmarkEnd w:id="66"/>
     </w:p>
     <w:p>
       <w:pPr>
         <w:pStyle w:val="2"/>
       </w:pPr>
-      <w:bookmarkStart w:id="63" w:name="_Toc227364467"/>
+      <w:bookmarkStart w:id="67" w:name="_Toc227364467"/>
       <w:r>
         <w:rPr>
           <w:rFonts w:hint="eastAsia"/>
         </w:rPr>
         <w:t>元件清單及其規格描述</w:t>
       </w:r>
-      <w:bookmarkEnd w:id="63"/>
+      <w:bookmarkEnd w:id="67"/>
     </w:p>
     <w:p>
       <w:pPr>
@@ -27063,14 +28271,14 @@
       <w:pPr>
         <w:pStyle w:val="2"/>
       </w:pPr>
-      <w:bookmarkStart w:id="64" w:name="_Toc227364468"/>
+      <w:bookmarkStart w:id="68" w:name="_Toc227364468"/>
       <w:r>
         <w:rPr>
           <w:rFonts w:hint="eastAsia"/>
         </w:rPr>
         <w:t>其他附屬之各種元件</w:t>
       </w:r>
-      <w:bookmarkEnd w:id="64"/>
+      <w:bookmarkEnd w:id="68"/>
     </w:p>
     <w:p>
       <w:pPr>
@@ -27089,7 +28297,7 @@
       <w:pPr>
         <w:pStyle w:val="1"/>
       </w:pPr>
-      <w:bookmarkStart w:id="65" w:name="_Toc227364469"/>
+      <w:bookmarkStart w:id="69" w:name="_Toc227364469"/>
       <w:r>
         <w:rPr>
           <w:rFonts w:hint="eastAsia"/>
@@ -27097,7 +28305,7 @@
         <w:lastRenderedPageBreak/>
         <w:t>測試模型</w:t>
       </w:r>
-      <w:bookmarkEnd w:id="65"/>
+      <w:bookmarkEnd w:id="69"/>
     </w:p>
     <w:p>
       <w:pPr>
@@ -27107,14 +28315,14 @@
           <w:tab w:val="left" w:pos="723"/>
         </w:tabs>
       </w:pPr>
-      <w:bookmarkStart w:id="66" w:name="_Toc227364470"/>
+      <w:bookmarkStart w:id="70" w:name="_Toc227364470"/>
       <w:r>
         <w:rPr>
           <w:rFonts w:hint="eastAsia"/>
         </w:rPr>
         <w:t>測試計畫</w:t>
       </w:r>
-      <w:bookmarkEnd w:id="66"/>
+      <w:bookmarkEnd w:id="70"/>
     </w:p>
     <w:p>
       <w:pPr>
@@ -27137,14 +28345,14 @@
           <w:tab w:val="left" w:pos="723"/>
         </w:tabs>
       </w:pPr>
-      <w:bookmarkStart w:id="67" w:name="_Toc227364471"/>
+      <w:bookmarkStart w:id="71" w:name="_Toc227364471"/>
       <w:r>
         <w:rPr>
           <w:rFonts w:hint="eastAsia"/>
         </w:rPr>
         <w:t>測試個案與測試結果資料</w:t>
       </w:r>
-      <w:bookmarkEnd w:id="67"/>
+      <w:bookmarkEnd w:id="71"/>
     </w:p>
     <w:p>
       <w:pPr>
@@ -27163,7 +28371,7 @@
       <w:pPr>
         <w:pStyle w:val="1"/>
       </w:pPr>
-      <w:bookmarkStart w:id="68" w:name="_Toc227364472"/>
+      <w:bookmarkStart w:id="72" w:name="_Toc227364472"/>
       <w:r>
         <w:rPr>
           <w:rFonts w:hint="eastAsia"/>
@@ -27171,7 +28379,7 @@
         <w:lastRenderedPageBreak/>
         <w:t>操作手冊</w:t>
       </w:r>
-      <w:bookmarkEnd w:id="68"/>
+      <w:bookmarkEnd w:id="72"/>
     </w:p>
     <w:p>
       <w:pPr>
@@ -27181,14 +28389,14 @@
           <w:tab w:val="left" w:pos="723"/>
         </w:tabs>
       </w:pPr>
-      <w:bookmarkStart w:id="69" w:name="_Toc227364473"/>
+      <w:bookmarkStart w:id="73" w:name="_Toc227364473"/>
       <w:r>
         <w:rPr>
           <w:rFonts w:hint="eastAsia"/>
         </w:rPr>
         <w:t>系統元件</w:t>
       </w:r>
-      <w:bookmarkEnd w:id="69"/>
+      <w:bookmarkEnd w:id="73"/>
     </w:p>
     <w:p>
       <w:pPr>
@@ -27211,14 +28419,14 @@
           <w:tab w:val="left" w:pos="723"/>
         </w:tabs>
       </w:pPr>
-      <w:bookmarkStart w:id="70" w:name="_Toc227364474"/>
+      <w:bookmarkStart w:id="74" w:name="_Toc227364474"/>
       <w:r>
         <w:rPr>
           <w:rFonts w:hint="eastAsia"/>
         </w:rPr>
         <w:t>系統下載及安裝</w:t>
       </w:r>
-      <w:bookmarkEnd w:id="70"/>
+      <w:bookmarkEnd w:id="74"/>
     </w:p>
     <w:p>
       <w:pPr>
@@ -27237,7 +28445,7 @@
       <w:pPr>
         <w:pStyle w:val="1"/>
       </w:pPr>
-      <w:bookmarkStart w:id="71" w:name="_Toc227364475"/>
+      <w:bookmarkStart w:id="75" w:name="_Toc227364475"/>
       <w:r>
         <w:rPr>
           <w:rFonts w:hint="eastAsia"/>
@@ -27245,7 +28453,7 @@
         <w:lastRenderedPageBreak/>
         <w:t>使用手冊</w:t>
       </w:r>
-      <w:bookmarkEnd w:id="71"/>
+      <w:bookmarkEnd w:id="75"/>
     </w:p>
     <w:p>
       <w:pPr>
@@ -27264,7 +28472,7 @@
       <w:pPr>
         <w:pStyle w:val="1"/>
       </w:pPr>
-      <w:bookmarkStart w:id="72" w:name="_Toc227364476"/>
+      <w:bookmarkStart w:id="76" w:name="_Toc227364476"/>
       <w:r>
         <w:rPr>
           <w:rFonts w:hint="eastAsia"/>
@@ -27272,7 +28480,7 @@
         <w:lastRenderedPageBreak/>
         <w:t>感想</w:t>
       </w:r>
-      <w:bookmarkEnd w:id="72"/>
+      <w:bookmarkEnd w:id="76"/>
     </w:p>
     <w:p>
       <w:pPr>
@@ -27291,7 +28499,7 @@
       <w:pPr>
         <w:pStyle w:val="1"/>
       </w:pPr>
-      <w:bookmarkStart w:id="73" w:name="_Toc227364477"/>
+      <w:bookmarkStart w:id="77" w:name="_Toc227364477"/>
       <w:r>
         <w:rPr>
           <w:rFonts w:hint="eastAsia"/>
@@ -27299,7 +28507,7 @@
         <w:lastRenderedPageBreak/>
         <w:t>參考資料</w:t>
       </w:r>
-      <w:bookmarkEnd w:id="73"/>
+      <w:bookmarkEnd w:id="77"/>
     </w:p>
     <w:p>
       <w:pPr>
@@ -27348,11 +28556,11 @@
       <w:pPr>
         <w:pStyle w:val="a"/>
       </w:pPr>
-      <w:bookmarkStart w:id="74" w:name="_Toc227364478"/>
+      <w:bookmarkStart w:id="78" w:name="_Toc227364478"/>
       <w:r>
         <w:t>會議紀錄</w:t>
       </w:r>
-      <w:bookmarkEnd w:id="74"/>
+      <w:bookmarkEnd w:id="78"/>
     </w:p>
     <w:p>
       <w:pPr>
@@ -27371,14 +28579,14 @@
       <w:pPr>
         <w:pStyle w:val="a"/>
       </w:pPr>
-      <w:bookmarkStart w:id="75" w:name="_Toc227364479"/>
+      <w:bookmarkStart w:id="79" w:name="_Toc227364479"/>
       <w:r>
         <w:rPr>
           <w:rFonts w:hint="eastAsia"/>
         </w:rPr>
         <w:t>問卷題目</w:t>
       </w:r>
-      <w:bookmarkEnd w:id="75"/>
+      <w:bookmarkEnd w:id="79"/>
     </w:p>
     <w:p>
       <w:pPr>
@@ -27397,14 +28605,14 @@
       <w:pPr>
         <w:pStyle w:val="a"/>
       </w:pPr>
-      <w:bookmarkStart w:id="76" w:name="_Toc227364480"/>
+      <w:bookmarkStart w:id="80" w:name="_Toc227364480"/>
       <w:r>
         <w:rPr>
           <w:rFonts w:hint="eastAsia"/>
         </w:rPr>
         <w:t>評審問題回覆</w:t>
       </w:r>
-      <w:bookmarkEnd w:id="76"/>
+      <w:bookmarkEnd w:id="80"/>
     </w:p>
     <w:p>
       <w:pPr>
@@ -27448,7 +28656,7 @@
       </w:pPr>
     </w:p>
     <w:sectPr>
-      <w:footerReference w:type="default" r:id="rId23"/>
+      <w:footerReference w:type="default" r:id="rId27"/>
       <w:pgSz w:w="11906" w:h="16838" w:code="9"/>
       <w:pgMar w:top="851" w:right="851" w:bottom="851" w:left="851" w:header="567" w:footer="567" w:gutter="0"/>
       <w:pgNumType w:start="1"/>

--- a/documents/四技第115414組-救「舊」我的書-系統手冊.docx
+++ b/documents/四技第115414組-救「舊」我的書-系統手冊.docx
@@ -850,35 +850,55 @@
           <w:rFonts w:hint="eastAsia"/>
           <w:color w:val="000000" w:themeColor="text1"/>
         </w:rPr>
-        <w:t>關於視覺語彙與使用者邏輯之優化，感謝國立臺北商業大學創意科技與產品設計系同學之巧思，其對</w:t>
-      </w:r>
+        <w:t>關於視覺意象與系統邏輯之精進，感謝國立</w:t>
+      </w:r>
+      <w:proofErr w:type="gramStart"/>
       <w:r>
         <w:rPr>
           <w:rFonts w:hint="eastAsia"/>
           <w:color w:val="000000" w:themeColor="text1"/>
         </w:rPr>
-        <w:t>LOGO</w:t>
-      </w:r>
+        <w:t>臺</w:t>
+      </w:r>
+      <w:proofErr w:type="gramEnd"/>
       <w:r>
         <w:rPr>
           <w:rFonts w:hint="eastAsia"/>
           <w:color w:val="000000" w:themeColor="text1"/>
         </w:rPr>
-        <w:t>設計之獨到見解與品牌意象之構築，賦予本專案鮮明且深具專業感之視覺靈魂。亦感謝國立臺灣科技大學林天佑同學，其基於</w:t>
-      </w:r>
+        <w:t>北商業大學創意科技與產品設計系友人，於識別設計構築之歷程中，惠賜諸多獨到見解，使本專案之視覺呈現更具獨特神韻。亦感謝國立臺灣科技大學林天佑同學，於使用情境之</w:t>
+      </w:r>
+      <w:proofErr w:type="gramStart"/>
       <w:r>
         <w:rPr>
           <w:rFonts w:hint="eastAsia"/>
           <w:color w:val="000000" w:themeColor="text1"/>
         </w:rPr>
-        <w:t>Use Case</w:t>
-      </w:r>
+        <w:t>擘</w:t>
+      </w:r>
+      <w:proofErr w:type="gramEnd"/>
       <w:r>
         <w:rPr>
           <w:rFonts w:hint="eastAsia"/>
           <w:color w:val="000000" w:themeColor="text1"/>
         </w:rPr>
-        <w:t>應用場景之精確分析，大幅優化系統流程之流暢度，提升使用者體驗之深度。</w:t>
+        <w:t>劃，提供寶貴之分析觀點，</w:t>
+      </w:r>
+      <w:proofErr w:type="gramStart"/>
+      <w:r>
+        <w:rPr>
+          <w:rFonts w:hint="eastAsia"/>
+          <w:color w:val="000000" w:themeColor="text1"/>
+        </w:rPr>
+        <w:t>俾</w:t>
+      </w:r>
+      <w:proofErr w:type="gramEnd"/>
+      <w:r>
+        <w:rPr>
+          <w:rFonts w:hint="eastAsia"/>
+          <w:color w:val="000000" w:themeColor="text1"/>
+        </w:rPr>
+        <w:t>使吾等得以進一步優化系統流程與使用者體驗。</w:t>
       </w:r>
     </w:p>
     <w:p>
@@ -895,7 +915,23 @@
           <w:rFonts w:hint="eastAsia"/>
           <w:color w:val="000000" w:themeColor="text1"/>
         </w:rPr>
-        <w:t>本系統一路走來，雖有艱辛，然獲此良師益友相伴，實乃學生之幸。諸位之協助，皆已化為本系統不可或缺之基石；此份成就，乃我輩共同締造，特以此文誌之，以銘厚誼。</w:t>
+        <w:t>本系統一路走來，雖有艱辛，</w:t>
+      </w:r>
+      <w:proofErr w:type="gramStart"/>
+      <w:r>
+        <w:rPr>
+          <w:rFonts w:hint="eastAsia"/>
+          <w:color w:val="000000" w:themeColor="text1"/>
+        </w:rPr>
+        <w:t>然獲此</w:t>
+      </w:r>
+      <w:proofErr w:type="gramEnd"/>
+      <w:r>
+        <w:rPr>
+          <w:rFonts w:hint="eastAsia"/>
+          <w:color w:val="000000" w:themeColor="text1"/>
+        </w:rPr>
+        <w:t>良師益友相伴，實乃學生之幸。諸位之協助，皆已化為本系統不可或缺之基石；此份成就，乃我輩共同締造，特以此文誌之，以銘厚誼。</w:t>
       </w:r>
     </w:p>
     <w:p>
@@ -6233,114 +6269,87 @@
       <w:r>
         <w:fldChar w:fldCharType="separate"/>
       </w:r>
-      <w:r>
-        <w:rPr>
-          <w:noProof/>
-        </w:rPr>
-        <w:fldChar w:fldCharType="begin"/>
-      </w:r>
-      <w:r>
-        <w:rPr>
-          <w:noProof/>
-        </w:rPr>
-        <w:instrText>HYPERLINK \l "_Toc227611682"</w:instrText>
-      </w:r>
-      <w:r>
-        <w:rPr>
-          <w:noProof/>
-        </w:rPr>
-      </w:r>
-      <w:r>
-        <w:rPr>
-          <w:noProof/>
-        </w:rPr>
-        <w:fldChar w:fldCharType="separate"/>
-      </w:r>
-      <w:r>
-        <w:rPr>
-          <w:rStyle w:val="afc"/>
-          <w:rFonts w:hint="eastAsia"/>
-          <w:noProof/>
-        </w:rPr>
-        <w:t>圖</w:t>
-      </w:r>
-      <w:r>
-        <w:rPr>
-          <w:rStyle w:val="afc"/>
-          <w:noProof/>
-        </w:rPr>
-        <w:t xml:space="preserve"> 1-2</w:t>
-      </w:r>
-      <w:r>
-        <w:rPr>
-          <w:rStyle w:val="afc"/>
-          <w:noProof/>
-        </w:rPr>
-        <w:noBreakHyphen/>
-        <w:t xml:space="preserve">1 </w:t>
-      </w:r>
-      <w:r>
-        <w:rPr>
-          <w:rStyle w:val="afc"/>
-          <w:rFonts w:hint="eastAsia"/>
-          <w:noProof/>
-        </w:rPr>
-        <w:t>受訪者年齡分布圖</w:t>
-      </w:r>
-      <w:r>
-        <w:rPr>
-          <w:noProof/>
-          <w:webHidden/>
-        </w:rPr>
-        <w:tab/>
-      </w:r>
-      <w:r>
-        <w:rPr>
-          <w:noProof/>
-          <w:webHidden/>
-        </w:rPr>
-        <w:fldChar w:fldCharType="begin"/>
-      </w:r>
-      <w:r>
-        <w:rPr>
-          <w:noProof/>
-          <w:webHidden/>
-        </w:rPr>
-        <w:instrText xml:space="preserve"> PAGEREF _Toc227611682 \h </w:instrText>
-      </w:r>
-      <w:r>
-        <w:rPr>
-          <w:noProof/>
-          <w:webHidden/>
-        </w:rPr>
-      </w:r>
-      <w:r>
-        <w:rPr>
-          <w:noProof/>
-          <w:webHidden/>
-        </w:rPr>
-        <w:fldChar w:fldCharType="separate"/>
-      </w:r>
-      <w:r>
-        <w:rPr>
-          <w:noProof/>
-          <w:webHidden/>
-        </w:rPr>
-        <w:t>1</w:t>
-      </w:r>
-      <w:r>
-        <w:rPr>
-          <w:noProof/>
-          <w:webHidden/>
-        </w:rPr>
-        <w:fldChar w:fldCharType="end"/>
-      </w:r>
-      <w:r>
-        <w:rPr>
-          <w:noProof/>
-        </w:rPr>
-        <w:fldChar w:fldCharType="end"/>
-      </w:r>
+      <w:hyperlink w:anchor="_Toc227611682" w:history="1">
+        <w:r>
+          <w:rPr>
+            <w:rStyle w:val="afc"/>
+            <w:rFonts w:hint="eastAsia"/>
+            <w:noProof/>
+          </w:rPr>
+          <w:t>圖</w:t>
+        </w:r>
+        <w:r>
+          <w:rPr>
+            <w:rStyle w:val="afc"/>
+            <w:noProof/>
+          </w:rPr>
+          <w:t xml:space="preserve"> 1-2</w:t>
+        </w:r>
+        <w:r>
+          <w:rPr>
+            <w:rStyle w:val="afc"/>
+            <w:noProof/>
+          </w:rPr>
+          <w:noBreakHyphen/>
+          <w:t xml:space="preserve">1 </w:t>
+        </w:r>
+        <w:r>
+          <w:rPr>
+            <w:rStyle w:val="afc"/>
+            <w:rFonts w:hint="eastAsia"/>
+            <w:noProof/>
+          </w:rPr>
+          <w:t>受訪者年齡分布圖</w:t>
+        </w:r>
+        <w:r>
+          <w:rPr>
+            <w:noProof/>
+            <w:webHidden/>
+          </w:rPr>
+          <w:tab/>
+        </w:r>
+        <w:r>
+          <w:rPr>
+            <w:noProof/>
+            <w:webHidden/>
+          </w:rPr>
+          <w:fldChar w:fldCharType="begin"/>
+        </w:r>
+        <w:r>
+          <w:rPr>
+            <w:noProof/>
+            <w:webHidden/>
+          </w:rPr>
+          <w:instrText xml:space="preserve"> PAGEREF _Toc227611682 \h </w:instrText>
+        </w:r>
+        <w:r>
+          <w:rPr>
+            <w:noProof/>
+            <w:webHidden/>
+          </w:rPr>
+        </w:r>
+        <w:r>
+          <w:rPr>
+            <w:noProof/>
+            <w:webHidden/>
+          </w:rPr>
+          <w:fldChar w:fldCharType="separate"/>
+        </w:r>
+        <w:r>
+          <w:rPr>
+            <w:noProof/>
+            <w:webHidden/>
+          </w:rPr>
+          <w:t>1</w:t>
+        </w:r>
+        <w:r>
+          <w:rPr>
+            <w:noProof/>
+            <w:webHidden/>
+          </w:rPr>
+          <w:fldChar w:fldCharType="end"/>
+        </w:r>
+      </w:hyperlink>
     </w:p>
     <w:p>
       <w:pPr>
@@ -6356,114 +6365,87 @@
           <w:lang w:bidi="ar-SA"/>
         </w:rPr>
       </w:pPr>
-      <w:r>
-        <w:rPr>
-          <w:noProof/>
-        </w:rPr>
-        <w:fldChar w:fldCharType="begin"/>
-      </w:r>
-      <w:r>
-        <w:rPr>
-          <w:noProof/>
-        </w:rPr>
-        <w:instrText>HYPERLINK \l "_Toc227611683"</w:instrText>
-      </w:r>
-      <w:r>
-        <w:rPr>
-          <w:noProof/>
-        </w:rPr>
-      </w:r>
-      <w:r>
-        <w:rPr>
-          <w:noProof/>
-        </w:rPr>
-        <w:fldChar w:fldCharType="separate"/>
-      </w:r>
-      <w:r>
-        <w:rPr>
-          <w:rStyle w:val="afc"/>
-          <w:rFonts w:hint="eastAsia"/>
-          <w:noProof/>
-        </w:rPr>
-        <w:t>圖</w:t>
-      </w:r>
-      <w:r>
-        <w:rPr>
-          <w:rStyle w:val="afc"/>
-          <w:noProof/>
-        </w:rPr>
-        <w:t xml:space="preserve"> 1-2</w:t>
-      </w:r>
-      <w:r>
-        <w:rPr>
-          <w:rStyle w:val="afc"/>
-          <w:noProof/>
-        </w:rPr>
-        <w:noBreakHyphen/>
-        <w:t xml:space="preserve">2 </w:t>
-      </w:r>
-      <w:r>
-        <w:rPr>
-          <w:rStyle w:val="afc"/>
-          <w:rFonts w:hint="eastAsia"/>
-          <w:noProof/>
-        </w:rPr>
-        <w:t>常用交易平台長條圖</w:t>
-      </w:r>
-      <w:r>
-        <w:rPr>
-          <w:noProof/>
-          <w:webHidden/>
-        </w:rPr>
-        <w:tab/>
-      </w:r>
-      <w:r>
-        <w:rPr>
-          <w:noProof/>
-          <w:webHidden/>
-        </w:rPr>
-        <w:fldChar w:fldCharType="begin"/>
-      </w:r>
-      <w:r>
-        <w:rPr>
-          <w:noProof/>
-          <w:webHidden/>
-        </w:rPr>
-        <w:instrText xml:space="preserve"> PAGEREF _Toc227611683 \h </w:instrText>
-      </w:r>
-      <w:r>
-        <w:rPr>
-          <w:noProof/>
-          <w:webHidden/>
-        </w:rPr>
-      </w:r>
-      <w:r>
-        <w:rPr>
-          <w:noProof/>
-          <w:webHidden/>
-        </w:rPr>
-        <w:fldChar w:fldCharType="separate"/>
-      </w:r>
-      <w:r>
-        <w:rPr>
-          <w:noProof/>
-          <w:webHidden/>
-        </w:rPr>
-        <w:t>2</w:t>
-      </w:r>
-      <w:r>
-        <w:rPr>
-          <w:noProof/>
-          <w:webHidden/>
-        </w:rPr>
-        <w:fldChar w:fldCharType="end"/>
-      </w:r>
-      <w:r>
-        <w:rPr>
-          <w:noProof/>
-        </w:rPr>
-        <w:fldChar w:fldCharType="end"/>
-      </w:r>
+      <w:hyperlink w:anchor="_Toc227611683" w:history="1">
+        <w:r>
+          <w:rPr>
+            <w:rStyle w:val="afc"/>
+            <w:rFonts w:hint="eastAsia"/>
+            <w:noProof/>
+          </w:rPr>
+          <w:t>圖</w:t>
+        </w:r>
+        <w:r>
+          <w:rPr>
+            <w:rStyle w:val="afc"/>
+            <w:noProof/>
+          </w:rPr>
+          <w:t xml:space="preserve"> 1-2</w:t>
+        </w:r>
+        <w:r>
+          <w:rPr>
+            <w:rStyle w:val="afc"/>
+            <w:noProof/>
+          </w:rPr>
+          <w:noBreakHyphen/>
+          <w:t xml:space="preserve">2 </w:t>
+        </w:r>
+        <w:r>
+          <w:rPr>
+            <w:rStyle w:val="afc"/>
+            <w:rFonts w:hint="eastAsia"/>
+            <w:noProof/>
+          </w:rPr>
+          <w:t>常用交易平台長條圖</w:t>
+        </w:r>
+        <w:r>
+          <w:rPr>
+            <w:noProof/>
+            <w:webHidden/>
+          </w:rPr>
+          <w:tab/>
+        </w:r>
+        <w:r>
+          <w:rPr>
+            <w:noProof/>
+            <w:webHidden/>
+          </w:rPr>
+          <w:fldChar w:fldCharType="begin"/>
+        </w:r>
+        <w:r>
+          <w:rPr>
+            <w:noProof/>
+            <w:webHidden/>
+          </w:rPr>
+          <w:instrText xml:space="preserve"> PAGEREF _Toc227611683 \h </w:instrText>
+        </w:r>
+        <w:r>
+          <w:rPr>
+            <w:noProof/>
+            <w:webHidden/>
+          </w:rPr>
+        </w:r>
+        <w:r>
+          <w:rPr>
+            <w:noProof/>
+            <w:webHidden/>
+          </w:rPr>
+          <w:fldChar w:fldCharType="separate"/>
+        </w:r>
+        <w:r>
+          <w:rPr>
+            <w:noProof/>
+            <w:webHidden/>
+          </w:rPr>
+          <w:t>2</w:t>
+        </w:r>
+        <w:r>
+          <w:rPr>
+            <w:noProof/>
+            <w:webHidden/>
+          </w:rPr>
+          <w:fldChar w:fldCharType="end"/>
+        </w:r>
+      </w:hyperlink>
     </w:p>
     <w:p>
       <w:pPr>
@@ -6479,114 +6461,87 @@
           <w:lang w:bidi="ar-SA"/>
         </w:rPr>
       </w:pPr>
-      <w:r>
-        <w:rPr>
-          <w:noProof/>
-        </w:rPr>
-        <w:fldChar w:fldCharType="begin"/>
-      </w:r>
-      <w:r>
-        <w:rPr>
-          <w:noProof/>
-        </w:rPr>
-        <w:instrText>HYPERLINK \l "_Toc227611684"</w:instrText>
-      </w:r>
-      <w:r>
-        <w:rPr>
-          <w:noProof/>
-        </w:rPr>
-      </w:r>
-      <w:r>
-        <w:rPr>
-          <w:noProof/>
-        </w:rPr>
-        <w:fldChar w:fldCharType="separate"/>
-      </w:r>
-      <w:r>
-        <w:rPr>
-          <w:rStyle w:val="afc"/>
-          <w:rFonts w:hint="eastAsia"/>
-          <w:noProof/>
-        </w:rPr>
-        <w:t>圖</w:t>
-      </w:r>
-      <w:r>
-        <w:rPr>
-          <w:rStyle w:val="afc"/>
-          <w:noProof/>
-        </w:rPr>
-        <w:t xml:space="preserve"> 1-2</w:t>
-      </w:r>
-      <w:r>
-        <w:rPr>
-          <w:rStyle w:val="afc"/>
-          <w:noProof/>
-        </w:rPr>
-        <w:noBreakHyphen/>
-        <w:t xml:space="preserve">3 </w:t>
-      </w:r>
-      <w:r>
-        <w:rPr>
-          <w:rStyle w:val="afc"/>
-          <w:rFonts w:hint="eastAsia"/>
-          <w:noProof/>
-        </w:rPr>
-        <w:t>處理書籍困擾分布圖</w:t>
-      </w:r>
-      <w:r>
-        <w:rPr>
-          <w:noProof/>
-          <w:webHidden/>
-        </w:rPr>
-        <w:tab/>
-      </w:r>
-      <w:r>
-        <w:rPr>
-          <w:noProof/>
-          <w:webHidden/>
-        </w:rPr>
-        <w:fldChar w:fldCharType="begin"/>
-      </w:r>
-      <w:r>
-        <w:rPr>
-          <w:noProof/>
-          <w:webHidden/>
-        </w:rPr>
-        <w:instrText xml:space="preserve"> PAGEREF _Toc227611684 \h </w:instrText>
-      </w:r>
-      <w:r>
-        <w:rPr>
-          <w:noProof/>
-          <w:webHidden/>
-        </w:rPr>
-      </w:r>
-      <w:r>
-        <w:rPr>
-          <w:noProof/>
-          <w:webHidden/>
-        </w:rPr>
-        <w:fldChar w:fldCharType="separate"/>
-      </w:r>
-      <w:r>
-        <w:rPr>
-          <w:noProof/>
-          <w:webHidden/>
-        </w:rPr>
-        <w:t>3</w:t>
-      </w:r>
-      <w:r>
-        <w:rPr>
-          <w:noProof/>
-          <w:webHidden/>
-        </w:rPr>
-        <w:fldChar w:fldCharType="end"/>
-      </w:r>
-      <w:r>
-        <w:rPr>
-          <w:noProof/>
-        </w:rPr>
-        <w:fldChar w:fldCharType="end"/>
-      </w:r>
+      <w:hyperlink w:anchor="_Toc227611684" w:history="1">
+        <w:r>
+          <w:rPr>
+            <w:rStyle w:val="afc"/>
+            <w:rFonts w:hint="eastAsia"/>
+            <w:noProof/>
+          </w:rPr>
+          <w:t>圖</w:t>
+        </w:r>
+        <w:r>
+          <w:rPr>
+            <w:rStyle w:val="afc"/>
+            <w:noProof/>
+          </w:rPr>
+          <w:t xml:space="preserve"> 1-2</w:t>
+        </w:r>
+        <w:r>
+          <w:rPr>
+            <w:rStyle w:val="afc"/>
+            <w:noProof/>
+          </w:rPr>
+          <w:noBreakHyphen/>
+          <w:t xml:space="preserve">3 </w:t>
+        </w:r>
+        <w:r>
+          <w:rPr>
+            <w:rStyle w:val="afc"/>
+            <w:rFonts w:hint="eastAsia"/>
+            <w:noProof/>
+          </w:rPr>
+          <w:t>處理書籍困擾分布圖</w:t>
+        </w:r>
+        <w:r>
+          <w:rPr>
+            <w:noProof/>
+            <w:webHidden/>
+          </w:rPr>
+          <w:tab/>
+        </w:r>
+        <w:r>
+          <w:rPr>
+            <w:noProof/>
+            <w:webHidden/>
+          </w:rPr>
+          <w:fldChar w:fldCharType="begin"/>
+        </w:r>
+        <w:r>
+          <w:rPr>
+            <w:noProof/>
+            <w:webHidden/>
+          </w:rPr>
+          <w:instrText xml:space="preserve"> PAGEREF _Toc227611684 \h </w:instrText>
+        </w:r>
+        <w:r>
+          <w:rPr>
+            <w:noProof/>
+            <w:webHidden/>
+          </w:rPr>
+        </w:r>
+        <w:r>
+          <w:rPr>
+            <w:noProof/>
+            <w:webHidden/>
+          </w:rPr>
+          <w:fldChar w:fldCharType="separate"/>
+        </w:r>
+        <w:r>
+          <w:rPr>
+            <w:noProof/>
+            <w:webHidden/>
+          </w:rPr>
+          <w:t>3</w:t>
+        </w:r>
+        <w:r>
+          <w:rPr>
+            <w:noProof/>
+            <w:webHidden/>
+          </w:rPr>
+          <w:fldChar w:fldCharType="end"/>
+        </w:r>
+      </w:hyperlink>
     </w:p>
     <w:p>
       <w:pPr>
@@ -6602,114 +6557,87 @@
           <w:lang w:bidi="ar-SA"/>
         </w:rPr>
       </w:pPr>
-      <w:r>
-        <w:rPr>
-          <w:noProof/>
-        </w:rPr>
-        <w:fldChar w:fldCharType="begin"/>
-      </w:r>
-      <w:r>
-        <w:rPr>
-          <w:noProof/>
-        </w:rPr>
-        <w:instrText>HYPERLINK \l "_Toc227611685"</w:instrText>
-      </w:r>
-      <w:r>
-        <w:rPr>
-          <w:noProof/>
-        </w:rPr>
-      </w:r>
-      <w:r>
-        <w:rPr>
-          <w:noProof/>
-        </w:rPr>
-        <w:fldChar w:fldCharType="separate"/>
-      </w:r>
-      <w:r>
-        <w:rPr>
-          <w:rStyle w:val="afc"/>
-          <w:rFonts w:hint="eastAsia"/>
-          <w:noProof/>
-        </w:rPr>
-        <w:t>圖</w:t>
-      </w:r>
-      <w:r>
-        <w:rPr>
-          <w:rStyle w:val="afc"/>
-          <w:noProof/>
-        </w:rPr>
-        <w:t xml:space="preserve"> 1-2</w:t>
-      </w:r>
-      <w:r>
-        <w:rPr>
-          <w:rStyle w:val="afc"/>
-          <w:noProof/>
-        </w:rPr>
-        <w:noBreakHyphen/>
-        <w:t xml:space="preserve">4 </w:t>
-      </w:r>
-      <w:r>
-        <w:rPr>
-          <w:rStyle w:val="afc"/>
-          <w:rFonts w:hint="eastAsia"/>
-          <w:noProof/>
-        </w:rPr>
-        <w:t>面交方式不便之處分布圖</w:t>
-      </w:r>
-      <w:r>
-        <w:rPr>
-          <w:noProof/>
-          <w:webHidden/>
-        </w:rPr>
-        <w:tab/>
-      </w:r>
-      <w:r>
-        <w:rPr>
-          <w:noProof/>
-          <w:webHidden/>
-        </w:rPr>
-        <w:fldChar w:fldCharType="begin"/>
-      </w:r>
-      <w:r>
-        <w:rPr>
-          <w:noProof/>
-          <w:webHidden/>
-        </w:rPr>
-        <w:instrText xml:space="preserve"> PAGEREF _Toc227611685 \h </w:instrText>
-      </w:r>
-      <w:r>
-        <w:rPr>
-          <w:noProof/>
-          <w:webHidden/>
-        </w:rPr>
-      </w:r>
-      <w:r>
-        <w:rPr>
-          <w:noProof/>
-          <w:webHidden/>
-        </w:rPr>
-        <w:fldChar w:fldCharType="separate"/>
-      </w:r>
-      <w:r>
-        <w:rPr>
-          <w:noProof/>
-          <w:webHidden/>
-        </w:rPr>
-        <w:t>3</w:t>
-      </w:r>
-      <w:r>
-        <w:rPr>
-          <w:noProof/>
-          <w:webHidden/>
-        </w:rPr>
-        <w:fldChar w:fldCharType="end"/>
-      </w:r>
-      <w:r>
-        <w:rPr>
-          <w:noProof/>
-        </w:rPr>
-        <w:fldChar w:fldCharType="end"/>
-      </w:r>
+      <w:hyperlink w:anchor="_Toc227611685" w:history="1">
+        <w:r>
+          <w:rPr>
+            <w:rStyle w:val="afc"/>
+            <w:rFonts w:hint="eastAsia"/>
+            <w:noProof/>
+          </w:rPr>
+          <w:t>圖</w:t>
+        </w:r>
+        <w:r>
+          <w:rPr>
+            <w:rStyle w:val="afc"/>
+            <w:noProof/>
+          </w:rPr>
+          <w:t xml:space="preserve"> 1-2</w:t>
+        </w:r>
+        <w:r>
+          <w:rPr>
+            <w:rStyle w:val="afc"/>
+            <w:noProof/>
+          </w:rPr>
+          <w:noBreakHyphen/>
+          <w:t xml:space="preserve">4 </w:t>
+        </w:r>
+        <w:r>
+          <w:rPr>
+            <w:rStyle w:val="afc"/>
+            <w:rFonts w:hint="eastAsia"/>
+            <w:noProof/>
+          </w:rPr>
+          <w:t>面交方式不便之處分布圖</w:t>
+        </w:r>
+        <w:r>
+          <w:rPr>
+            <w:noProof/>
+            <w:webHidden/>
+          </w:rPr>
+          <w:tab/>
+        </w:r>
+        <w:r>
+          <w:rPr>
+            <w:noProof/>
+            <w:webHidden/>
+          </w:rPr>
+          <w:fldChar w:fldCharType="begin"/>
+        </w:r>
+        <w:r>
+          <w:rPr>
+            <w:noProof/>
+            <w:webHidden/>
+          </w:rPr>
+          <w:instrText xml:space="preserve"> PAGEREF _Toc227611685 \h </w:instrText>
+        </w:r>
+        <w:r>
+          <w:rPr>
+            <w:noProof/>
+            <w:webHidden/>
+          </w:rPr>
+        </w:r>
+        <w:r>
+          <w:rPr>
+            <w:noProof/>
+            <w:webHidden/>
+          </w:rPr>
+          <w:fldChar w:fldCharType="separate"/>
+        </w:r>
+        <w:r>
+          <w:rPr>
+            <w:noProof/>
+            <w:webHidden/>
+          </w:rPr>
+          <w:t>3</w:t>
+        </w:r>
+        <w:r>
+          <w:rPr>
+            <w:noProof/>
+            <w:webHidden/>
+          </w:rPr>
+          <w:fldChar w:fldCharType="end"/>
+        </w:r>
+      </w:hyperlink>
     </w:p>
     <w:p>
       <w:pPr>
@@ -8000,106 +7928,79 @@
       <w:r>
         <w:fldChar w:fldCharType="separate"/>
       </w:r>
-      <w:r>
-        <w:rPr>
-          <w:noProof/>
-        </w:rPr>
-        <w:fldChar w:fldCharType="begin"/>
-      </w:r>
-      <w:r>
-        <w:rPr>
-          <w:noProof/>
-        </w:rPr>
-        <w:instrText>HYPERLINK \l "_Toc227611703"</w:instrText>
-      </w:r>
-      <w:r>
-        <w:rPr>
-          <w:noProof/>
-        </w:rPr>
-      </w:r>
-      <w:r>
-        <w:rPr>
-          <w:noProof/>
-        </w:rPr>
-        <w:fldChar w:fldCharType="separate"/>
-      </w:r>
-      <w:r>
-        <w:rPr>
-          <w:rStyle w:val="afc"/>
-          <w:rFonts w:hint="eastAsia"/>
-          <w:noProof/>
-        </w:rPr>
-        <w:t>表</w:t>
-      </w:r>
-      <w:r>
-        <w:rPr>
-          <w:rStyle w:val="afc"/>
-          <w:noProof/>
-        </w:rPr>
-        <w:t xml:space="preserve"> 1-2-1 </w:t>
-      </w:r>
-      <w:r>
-        <w:rPr>
-          <w:rStyle w:val="afc"/>
-          <w:rFonts w:hint="eastAsia"/>
-          <w:noProof/>
-        </w:rPr>
-        <w:t>各二手書交易平台之功能比較表</w:t>
-      </w:r>
-      <w:r>
-        <w:rPr>
-          <w:noProof/>
-          <w:webHidden/>
-        </w:rPr>
-        <w:tab/>
-      </w:r>
-      <w:r>
-        <w:rPr>
-          <w:noProof/>
-          <w:webHidden/>
-        </w:rPr>
-        <w:fldChar w:fldCharType="begin"/>
-      </w:r>
-      <w:r>
-        <w:rPr>
-          <w:noProof/>
-          <w:webHidden/>
-        </w:rPr>
-        <w:instrText xml:space="preserve"> PAGEREF _Toc227611703 \h </w:instrText>
-      </w:r>
-      <w:r>
-        <w:rPr>
-          <w:noProof/>
-          <w:webHidden/>
-        </w:rPr>
-      </w:r>
-      <w:r>
-        <w:rPr>
-          <w:noProof/>
-          <w:webHidden/>
-        </w:rPr>
-        <w:fldChar w:fldCharType="separate"/>
-      </w:r>
-      <w:r>
-        <w:rPr>
-          <w:noProof/>
-          <w:webHidden/>
-        </w:rPr>
-        <w:t>2</w:t>
-      </w:r>
-      <w:r>
-        <w:rPr>
-          <w:noProof/>
-          <w:webHidden/>
-        </w:rPr>
-        <w:fldChar w:fldCharType="end"/>
-      </w:r>
-      <w:r>
-        <w:rPr>
-          <w:noProof/>
-        </w:rPr>
-        <w:fldChar w:fldCharType="end"/>
-      </w:r>
+      <w:hyperlink w:anchor="_Toc227611703" w:history="1">
+        <w:r>
+          <w:rPr>
+            <w:rStyle w:val="afc"/>
+            <w:rFonts w:hint="eastAsia"/>
+            <w:noProof/>
+          </w:rPr>
+          <w:t>表</w:t>
+        </w:r>
+        <w:r>
+          <w:rPr>
+            <w:rStyle w:val="afc"/>
+            <w:noProof/>
+          </w:rPr>
+          <w:t xml:space="preserve"> 1-2-1 </w:t>
+        </w:r>
+        <w:r>
+          <w:rPr>
+            <w:rStyle w:val="afc"/>
+            <w:rFonts w:hint="eastAsia"/>
+            <w:noProof/>
+          </w:rPr>
+          <w:t>各二手書交易平台之功能比較表</w:t>
+        </w:r>
+        <w:r>
+          <w:rPr>
+            <w:noProof/>
+            <w:webHidden/>
+          </w:rPr>
+          <w:tab/>
+        </w:r>
+        <w:r>
+          <w:rPr>
+            <w:noProof/>
+            <w:webHidden/>
+          </w:rPr>
+          <w:fldChar w:fldCharType="begin"/>
+        </w:r>
+        <w:r>
+          <w:rPr>
+            <w:noProof/>
+            <w:webHidden/>
+          </w:rPr>
+          <w:instrText xml:space="preserve"> PAGEREF _Toc227611703 \h </w:instrText>
+        </w:r>
+        <w:r>
+          <w:rPr>
+            <w:noProof/>
+            <w:webHidden/>
+          </w:rPr>
+        </w:r>
+        <w:r>
+          <w:rPr>
+            <w:noProof/>
+            <w:webHidden/>
+          </w:rPr>
+          <w:fldChar w:fldCharType="separate"/>
+        </w:r>
+        <w:r>
+          <w:rPr>
+            <w:noProof/>
+            <w:webHidden/>
+          </w:rPr>
+          <w:t>2</w:t>
+        </w:r>
+        <w:r>
+          <w:rPr>
+            <w:noProof/>
+            <w:webHidden/>
+          </w:rPr>
+          <w:fldChar w:fldCharType="end"/>
+        </w:r>
+      </w:hyperlink>
     </w:p>
     <w:p>
       <w:pPr>
@@ -8115,113 +8016,86 @@
           <w:lang w:bidi="ar-SA"/>
         </w:rPr>
       </w:pPr>
-      <w:r>
-        <w:rPr>
-          <w:noProof/>
-        </w:rPr>
-        <w:fldChar w:fldCharType="begin"/>
-      </w:r>
-      <w:r>
-        <w:rPr>
-          <w:noProof/>
-        </w:rPr>
-        <w:instrText>HYPERLINK \l "_Toc227611704"</w:instrText>
-      </w:r>
-      <w:r>
-        <w:rPr>
-          <w:noProof/>
-        </w:rPr>
-      </w:r>
-      <w:r>
-        <w:rPr>
-          <w:noProof/>
-        </w:rPr>
-        <w:fldChar w:fldCharType="separate"/>
-      </w:r>
-      <w:r>
-        <w:rPr>
-          <w:rStyle w:val="afc"/>
-          <w:rFonts w:hint="eastAsia"/>
-          <w:noProof/>
-        </w:rPr>
-        <w:t>表</w:t>
-      </w:r>
-      <w:r>
-        <w:rPr>
-          <w:rStyle w:val="afc"/>
-          <w:noProof/>
-        </w:rPr>
-        <w:t xml:space="preserve"> 2-2-1 </w:t>
-      </w:r>
-      <w:r>
-        <w:rPr>
-          <w:rStyle w:val="afc"/>
-          <w:rFonts w:hint="eastAsia"/>
-          <w:noProof/>
-        </w:rPr>
-        <w:t>商業模式－</w:t>
-      </w:r>
-      <w:r>
-        <w:rPr>
-          <w:rStyle w:val="afc"/>
-          <w:noProof/>
-        </w:rPr>
-        <w:t>Business model</w:t>
-      </w:r>
-      <w:r>
-        <w:rPr>
-          <w:noProof/>
-          <w:webHidden/>
-        </w:rPr>
-        <w:tab/>
-      </w:r>
-      <w:r>
-        <w:rPr>
-          <w:noProof/>
-          <w:webHidden/>
-        </w:rPr>
-        <w:fldChar w:fldCharType="begin"/>
-      </w:r>
-      <w:r>
-        <w:rPr>
-          <w:noProof/>
-          <w:webHidden/>
-        </w:rPr>
-        <w:instrText xml:space="preserve"> PAGEREF _Toc227611704 \h </w:instrText>
-      </w:r>
-      <w:r>
-        <w:rPr>
-          <w:noProof/>
-          <w:webHidden/>
-        </w:rPr>
-      </w:r>
-      <w:r>
-        <w:rPr>
-          <w:noProof/>
-          <w:webHidden/>
-        </w:rPr>
-        <w:fldChar w:fldCharType="separate"/>
-      </w:r>
-      <w:r>
-        <w:rPr>
-          <w:noProof/>
-          <w:webHidden/>
-        </w:rPr>
-        <w:t>9</w:t>
-      </w:r>
-      <w:r>
-        <w:rPr>
-          <w:noProof/>
-          <w:webHidden/>
-        </w:rPr>
-        <w:fldChar w:fldCharType="end"/>
-      </w:r>
-      <w:r>
-        <w:rPr>
-          <w:noProof/>
-        </w:rPr>
-        <w:fldChar w:fldCharType="end"/>
-      </w:r>
+      <w:hyperlink w:anchor="_Toc227611704" w:history="1">
+        <w:r>
+          <w:rPr>
+            <w:rStyle w:val="afc"/>
+            <w:rFonts w:hint="eastAsia"/>
+            <w:noProof/>
+          </w:rPr>
+          <w:t>表</w:t>
+        </w:r>
+        <w:r>
+          <w:rPr>
+            <w:rStyle w:val="afc"/>
+            <w:noProof/>
+          </w:rPr>
+          <w:t xml:space="preserve"> 2-2-1 </w:t>
+        </w:r>
+        <w:r>
+          <w:rPr>
+            <w:rStyle w:val="afc"/>
+            <w:rFonts w:hint="eastAsia"/>
+            <w:noProof/>
+          </w:rPr>
+          <w:t>商業模式－</w:t>
+        </w:r>
+        <w:r>
+          <w:rPr>
+            <w:rStyle w:val="afc"/>
+            <w:noProof/>
+          </w:rPr>
+          <w:t>Business model</w:t>
+        </w:r>
+        <w:r>
+          <w:rPr>
+            <w:noProof/>
+            <w:webHidden/>
+          </w:rPr>
+          <w:tab/>
+        </w:r>
+        <w:r>
+          <w:rPr>
+            <w:noProof/>
+            <w:webHidden/>
+          </w:rPr>
+          <w:fldChar w:fldCharType="begin"/>
+        </w:r>
+        <w:r>
+          <w:rPr>
+            <w:noProof/>
+            <w:webHidden/>
+          </w:rPr>
+          <w:instrText xml:space="preserve"> PAGEREF _Toc227611704 \h </w:instrText>
+        </w:r>
+        <w:r>
+          <w:rPr>
+            <w:noProof/>
+            <w:webHidden/>
+          </w:rPr>
+        </w:r>
+        <w:r>
+          <w:rPr>
+            <w:noProof/>
+            <w:webHidden/>
+          </w:rPr>
+          <w:fldChar w:fldCharType="separate"/>
+        </w:r>
+        <w:r>
+          <w:rPr>
+            <w:noProof/>
+            <w:webHidden/>
+          </w:rPr>
+          <w:t>9</w:t>
+        </w:r>
+        <w:r>
+          <w:rPr>
+            <w:noProof/>
+            <w:webHidden/>
+          </w:rPr>
+          <w:fldChar w:fldCharType="end"/>
+        </w:r>
+      </w:hyperlink>
     </w:p>
     <w:p>
       <w:pPr>
@@ -8237,106 +8111,79 @@
           <w:lang w:bidi="ar-SA"/>
         </w:rPr>
       </w:pPr>
-      <w:r>
-        <w:rPr>
-          <w:noProof/>
-        </w:rPr>
-        <w:fldChar w:fldCharType="begin"/>
-      </w:r>
-      <w:r>
-        <w:rPr>
-          <w:noProof/>
-        </w:rPr>
-        <w:instrText>HYPERLINK \l "_Toc227611705"</w:instrText>
-      </w:r>
-      <w:r>
-        <w:rPr>
-          <w:noProof/>
-        </w:rPr>
-      </w:r>
-      <w:r>
-        <w:rPr>
-          <w:noProof/>
-        </w:rPr>
-        <w:fldChar w:fldCharType="separate"/>
-      </w:r>
-      <w:r>
-        <w:rPr>
-          <w:rStyle w:val="afc"/>
-          <w:rFonts w:hint="eastAsia"/>
-          <w:noProof/>
-        </w:rPr>
-        <w:t>表</w:t>
-      </w:r>
-      <w:r>
-        <w:rPr>
-          <w:rStyle w:val="afc"/>
-          <w:noProof/>
-        </w:rPr>
-        <w:t xml:space="preserve"> 2-4-1 TOWS</w:t>
-      </w:r>
-      <w:r>
-        <w:rPr>
-          <w:rStyle w:val="afc"/>
-          <w:rFonts w:hint="eastAsia"/>
-          <w:noProof/>
-        </w:rPr>
-        <w:t>矩陣策略分析表</w:t>
-      </w:r>
-      <w:r>
-        <w:rPr>
-          <w:noProof/>
-          <w:webHidden/>
-        </w:rPr>
-        <w:tab/>
-      </w:r>
-      <w:r>
-        <w:rPr>
-          <w:noProof/>
-          <w:webHidden/>
-        </w:rPr>
-        <w:fldChar w:fldCharType="begin"/>
-      </w:r>
-      <w:r>
-        <w:rPr>
-          <w:noProof/>
-          <w:webHidden/>
-        </w:rPr>
-        <w:instrText xml:space="preserve"> PAGEREF _Toc227611705 \h </w:instrText>
-      </w:r>
-      <w:r>
-        <w:rPr>
-          <w:noProof/>
-          <w:webHidden/>
-        </w:rPr>
-      </w:r>
-      <w:r>
-        <w:rPr>
-          <w:noProof/>
-          <w:webHidden/>
-        </w:rPr>
-        <w:fldChar w:fldCharType="separate"/>
-      </w:r>
-      <w:r>
-        <w:rPr>
-          <w:noProof/>
-          <w:webHidden/>
-        </w:rPr>
-        <w:t>12</w:t>
-      </w:r>
-      <w:r>
-        <w:rPr>
-          <w:noProof/>
-          <w:webHidden/>
-        </w:rPr>
-        <w:fldChar w:fldCharType="end"/>
-      </w:r>
-      <w:r>
-        <w:rPr>
-          <w:noProof/>
-        </w:rPr>
-        <w:fldChar w:fldCharType="end"/>
-      </w:r>
+      <w:hyperlink w:anchor="_Toc227611705" w:history="1">
+        <w:r>
+          <w:rPr>
+            <w:rStyle w:val="afc"/>
+            <w:rFonts w:hint="eastAsia"/>
+            <w:noProof/>
+          </w:rPr>
+          <w:t>表</w:t>
+        </w:r>
+        <w:r>
+          <w:rPr>
+            <w:rStyle w:val="afc"/>
+            <w:noProof/>
+          </w:rPr>
+          <w:t xml:space="preserve"> 2-4-1 TOWS</w:t>
+        </w:r>
+        <w:r>
+          <w:rPr>
+            <w:rStyle w:val="afc"/>
+            <w:rFonts w:hint="eastAsia"/>
+            <w:noProof/>
+          </w:rPr>
+          <w:t>矩陣策略分析表</w:t>
+        </w:r>
+        <w:r>
+          <w:rPr>
+            <w:noProof/>
+            <w:webHidden/>
+          </w:rPr>
+          <w:tab/>
+        </w:r>
+        <w:r>
+          <w:rPr>
+            <w:noProof/>
+            <w:webHidden/>
+          </w:rPr>
+          <w:fldChar w:fldCharType="begin"/>
+        </w:r>
+        <w:r>
+          <w:rPr>
+            <w:noProof/>
+            <w:webHidden/>
+          </w:rPr>
+          <w:instrText xml:space="preserve"> PAGEREF _Toc227611705 \h </w:instrText>
+        </w:r>
+        <w:r>
+          <w:rPr>
+            <w:noProof/>
+            <w:webHidden/>
+          </w:rPr>
+        </w:r>
+        <w:r>
+          <w:rPr>
+            <w:noProof/>
+            <w:webHidden/>
+          </w:rPr>
+          <w:fldChar w:fldCharType="separate"/>
+        </w:r>
+        <w:r>
+          <w:rPr>
+            <w:noProof/>
+            <w:webHidden/>
+          </w:rPr>
+          <w:t>12</w:t>
+        </w:r>
+        <w:r>
+          <w:rPr>
+            <w:noProof/>
+            <w:webHidden/>
+          </w:rPr>
+          <w:fldChar w:fldCharType="end"/>
+        </w:r>
+      </w:hyperlink>
     </w:p>
     <w:p>
       <w:pPr>
@@ -8352,106 +8199,79 @@
           <w:lang w:bidi="ar-SA"/>
         </w:rPr>
       </w:pPr>
-      <w:r>
-        <w:rPr>
-          <w:noProof/>
-        </w:rPr>
-        <w:fldChar w:fldCharType="begin"/>
-      </w:r>
-      <w:r>
-        <w:rPr>
-          <w:noProof/>
-        </w:rPr>
-        <w:instrText>HYPERLINK \l "_Toc227611706"</w:instrText>
-      </w:r>
-      <w:r>
-        <w:rPr>
-          <w:noProof/>
-        </w:rPr>
-      </w:r>
-      <w:r>
-        <w:rPr>
-          <w:noProof/>
-        </w:rPr>
-        <w:fldChar w:fldCharType="separate"/>
-      </w:r>
-      <w:r>
-        <w:rPr>
-          <w:rStyle w:val="afc"/>
-          <w:rFonts w:hint="eastAsia"/>
-          <w:noProof/>
-        </w:rPr>
-        <w:t>表</w:t>
-      </w:r>
-      <w:r>
-        <w:rPr>
-          <w:rStyle w:val="afc"/>
-          <w:noProof/>
-        </w:rPr>
-        <w:t xml:space="preserve"> 3-2-1 </w:t>
-      </w:r>
-      <w:r>
-        <w:rPr>
-          <w:rStyle w:val="afc"/>
-          <w:rFonts w:hint="eastAsia"/>
-          <w:noProof/>
-        </w:rPr>
-        <w:t>伺服器端軟硬體規格需求表</w:t>
-      </w:r>
-      <w:r>
-        <w:rPr>
-          <w:noProof/>
-          <w:webHidden/>
-        </w:rPr>
-        <w:tab/>
-      </w:r>
-      <w:r>
-        <w:rPr>
-          <w:noProof/>
-          <w:webHidden/>
-        </w:rPr>
-        <w:fldChar w:fldCharType="begin"/>
-      </w:r>
-      <w:r>
-        <w:rPr>
-          <w:noProof/>
-          <w:webHidden/>
-        </w:rPr>
-        <w:instrText xml:space="preserve"> PAGEREF _Toc227611706 \h </w:instrText>
-      </w:r>
-      <w:r>
-        <w:rPr>
-          <w:noProof/>
-          <w:webHidden/>
-        </w:rPr>
-      </w:r>
-      <w:r>
-        <w:rPr>
-          <w:noProof/>
-          <w:webHidden/>
-        </w:rPr>
-        <w:fldChar w:fldCharType="separate"/>
-      </w:r>
-      <w:r>
-        <w:rPr>
-          <w:noProof/>
-          <w:webHidden/>
-        </w:rPr>
-        <w:t>15</w:t>
-      </w:r>
-      <w:r>
-        <w:rPr>
-          <w:noProof/>
-          <w:webHidden/>
-        </w:rPr>
-        <w:fldChar w:fldCharType="end"/>
-      </w:r>
-      <w:r>
-        <w:rPr>
-          <w:noProof/>
-        </w:rPr>
-        <w:fldChar w:fldCharType="end"/>
-      </w:r>
+      <w:hyperlink w:anchor="_Toc227611706" w:history="1">
+        <w:r>
+          <w:rPr>
+            <w:rStyle w:val="afc"/>
+            <w:rFonts w:hint="eastAsia"/>
+            <w:noProof/>
+          </w:rPr>
+          <w:t>表</w:t>
+        </w:r>
+        <w:r>
+          <w:rPr>
+            <w:rStyle w:val="afc"/>
+            <w:noProof/>
+          </w:rPr>
+          <w:t xml:space="preserve"> 3-2-1 </w:t>
+        </w:r>
+        <w:r>
+          <w:rPr>
+            <w:rStyle w:val="afc"/>
+            <w:rFonts w:hint="eastAsia"/>
+            <w:noProof/>
+          </w:rPr>
+          <w:t>伺服器端軟硬體規格需求表</w:t>
+        </w:r>
+        <w:r>
+          <w:rPr>
+            <w:noProof/>
+            <w:webHidden/>
+          </w:rPr>
+          <w:tab/>
+        </w:r>
+        <w:r>
+          <w:rPr>
+            <w:noProof/>
+            <w:webHidden/>
+          </w:rPr>
+          <w:fldChar w:fldCharType="begin"/>
+        </w:r>
+        <w:r>
+          <w:rPr>
+            <w:noProof/>
+            <w:webHidden/>
+          </w:rPr>
+          <w:instrText xml:space="preserve"> PAGEREF _Toc227611706 \h </w:instrText>
+        </w:r>
+        <w:r>
+          <w:rPr>
+            <w:noProof/>
+            <w:webHidden/>
+          </w:rPr>
+        </w:r>
+        <w:r>
+          <w:rPr>
+            <w:noProof/>
+            <w:webHidden/>
+          </w:rPr>
+          <w:fldChar w:fldCharType="separate"/>
+        </w:r>
+        <w:r>
+          <w:rPr>
+            <w:noProof/>
+            <w:webHidden/>
+          </w:rPr>
+          <w:t>15</w:t>
+        </w:r>
+        <w:r>
+          <w:rPr>
+            <w:noProof/>
+            <w:webHidden/>
+          </w:rPr>
+          <w:fldChar w:fldCharType="end"/>
+        </w:r>
+      </w:hyperlink>
     </w:p>
     <w:p>
       <w:pPr>
@@ -8467,106 +8287,79 @@
           <w:lang w:bidi="ar-SA"/>
         </w:rPr>
       </w:pPr>
-      <w:r>
-        <w:rPr>
-          <w:noProof/>
-        </w:rPr>
-        <w:fldChar w:fldCharType="begin"/>
-      </w:r>
-      <w:r>
-        <w:rPr>
-          <w:noProof/>
-        </w:rPr>
-        <w:instrText>HYPERLINK \l "_Toc227611707"</w:instrText>
-      </w:r>
-      <w:r>
-        <w:rPr>
-          <w:noProof/>
-        </w:rPr>
-      </w:r>
-      <w:r>
-        <w:rPr>
-          <w:noProof/>
-        </w:rPr>
-        <w:fldChar w:fldCharType="separate"/>
-      </w:r>
-      <w:r>
-        <w:rPr>
-          <w:rStyle w:val="afc"/>
-          <w:rFonts w:hint="eastAsia"/>
-          <w:noProof/>
-        </w:rPr>
-        <w:t>表</w:t>
-      </w:r>
-      <w:r>
-        <w:rPr>
-          <w:rStyle w:val="afc"/>
-          <w:noProof/>
-        </w:rPr>
-        <w:t xml:space="preserve"> 3-2-2 </w:t>
-      </w:r>
-      <w:r>
-        <w:rPr>
-          <w:rStyle w:val="afc"/>
-          <w:rFonts w:hint="eastAsia"/>
-          <w:noProof/>
-        </w:rPr>
-        <w:t>管理端電腦軟硬體規格需求表</w:t>
-      </w:r>
-      <w:r>
-        <w:rPr>
-          <w:noProof/>
-          <w:webHidden/>
-        </w:rPr>
-        <w:tab/>
-      </w:r>
-      <w:r>
-        <w:rPr>
-          <w:noProof/>
-          <w:webHidden/>
-        </w:rPr>
-        <w:fldChar w:fldCharType="begin"/>
-      </w:r>
-      <w:r>
-        <w:rPr>
-          <w:noProof/>
-          <w:webHidden/>
-        </w:rPr>
-        <w:instrText xml:space="preserve"> PAGEREF _Toc227611707 \h </w:instrText>
-      </w:r>
-      <w:r>
-        <w:rPr>
-          <w:noProof/>
-          <w:webHidden/>
-        </w:rPr>
-      </w:r>
-      <w:r>
-        <w:rPr>
-          <w:noProof/>
-          <w:webHidden/>
-        </w:rPr>
-        <w:fldChar w:fldCharType="separate"/>
-      </w:r>
-      <w:r>
-        <w:rPr>
-          <w:noProof/>
-          <w:webHidden/>
-        </w:rPr>
-        <w:t>15</w:t>
-      </w:r>
-      <w:r>
-        <w:rPr>
-          <w:noProof/>
-          <w:webHidden/>
-        </w:rPr>
-        <w:fldChar w:fldCharType="end"/>
-      </w:r>
-      <w:r>
-        <w:rPr>
-          <w:noProof/>
-        </w:rPr>
-        <w:fldChar w:fldCharType="end"/>
-      </w:r>
+      <w:hyperlink w:anchor="_Toc227611707" w:history="1">
+        <w:r>
+          <w:rPr>
+            <w:rStyle w:val="afc"/>
+            <w:rFonts w:hint="eastAsia"/>
+            <w:noProof/>
+          </w:rPr>
+          <w:t>表</w:t>
+        </w:r>
+        <w:r>
+          <w:rPr>
+            <w:rStyle w:val="afc"/>
+            <w:noProof/>
+          </w:rPr>
+          <w:t xml:space="preserve"> 3-2-2 </w:t>
+        </w:r>
+        <w:r>
+          <w:rPr>
+            <w:rStyle w:val="afc"/>
+            <w:rFonts w:hint="eastAsia"/>
+            <w:noProof/>
+          </w:rPr>
+          <w:t>管理端電腦軟硬體規格需求表</w:t>
+        </w:r>
+        <w:r>
+          <w:rPr>
+            <w:noProof/>
+            <w:webHidden/>
+          </w:rPr>
+          <w:tab/>
+        </w:r>
+        <w:r>
+          <w:rPr>
+            <w:noProof/>
+            <w:webHidden/>
+          </w:rPr>
+          <w:fldChar w:fldCharType="begin"/>
+        </w:r>
+        <w:r>
+          <w:rPr>
+            <w:noProof/>
+            <w:webHidden/>
+          </w:rPr>
+          <w:instrText xml:space="preserve"> PAGEREF _Toc227611707 \h </w:instrText>
+        </w:r>
+        <w:r>
+          <w:rPr>
+            <w:noProof/>
+            <w:webHidden/>
+          </w:rPr>
+        </w:r>
+        <w:r>
+          <w:rPr>
+            <w:noProof/>
+            <w:webHidden/>
+          </w:rPr>
+          <w:fldChar w:fldCharType="separate"/>
+        </w:r>
+        <w:r>
+          <w:rPr>
+            <w:noProof/>
+            <w:webHidden/>
+          </w:rPr>
+          <w:t>15</w:t>
+        </w:r>
+        <w:r>
+          <w:rPr>
+            <w:noProof/>
+            <w:webHidden/>
+          </w:rPr>
+          <w:fldChar w:fldCharType="end"/>
+        </w:r>
+      </w:hyperlink>
     </w:p>
     <w:p>
       <w:pPr>
@@ -8582,106 +8375,79 @@
           <w:lang w:bidi="ar-SA"/>
         </w:rPr>
       </w:pPr>
-      <w:r>
-        <w:rPr>
-          <w:noProof/>
-        </w:rPr>
-        <w:fldChar w:fldCharType="begin"/>
-      </w:r>
-      <w:r>
-        <w:rPr>
-          <w:noProof/>
-        </w:rPr>
-        <w:instrText>HYPERLINK \l "_Toc227611708"</w:instrText>
-      </w:r>
-      <w:r>
-        <w:rPr>
-          <w:noProof/>
-        </w:rPr>
-      </w:r>
-      <w:r>
-        <w:rPr>
-          <w:noProof/>
-        </w:rPr>
-        <w:fldChar w:fldCharType="separate"/>
-      </w:r>
-      <w:r>
-        <w:rPr>
-          <w:rStyle w:val="afc"/>
-          <w:rFonts w:hint="eastAsia"/>
-          <w:noProof/>
-        </w:rPr>
-        <w:t>表</w:t>
-      </w:r>
-      <w:r>
-        <w:rPr>
-          <w:rStyle w:val="afc"/>
-          <w:noProof/>
-        </w:rPr>
-        <w:t xml:space="preserve"> 3-2-3 </w:t>
-      </w:r>
-      <w:r>
-        <w:rPr>
-          <w:rStyle w:val="afc"/>
-          <w:rFonts w:hint="eastAsia"/>
-          <w:noProof/>
-        </w:rPr>
-        <w:t>使用者端行動裝置軟硬體規格需求表</w:t>
-      </w:r>
-      <w:r>
-        <w:rPr>
-          <w:noProof/>
-          <w:webHidden/>
-        </w:rPr>
-        <w:tab/>
-      </w:r>
-      <w:r>
-        <w:rPr>
-          <w:noProof/>
-          <w:webHidden/>
-        </w:rPr>
-        <w:fldChar w:fldCharType="begin"/>
-      </w:r>
-      <w:r>
-        <w:rPr>
-          <w:noProof/>
-          <w:webHidden/>
-        </w:rPr>
-        <w:instrText xml:space="preserve"> PAGEREF _Toc227611708 \h </w:instrText>
-      </w:r>
-      <w:r>
-        <w:rPr>
-          <w:noProof/>
-          <w:webHidden/>
-        </w:rPr>
-      </w:r>
-      <w:r>
-        <w:rPr>
-          <w:noProof/>
-          <w:webHidden/>
-        </w:rPr>
-        <w:fldChar w:fldCharType="separate"/>
-      </w:r>
-      <w:r>
-        <w:rPr>
-          <w:noProof/>
-          <w:webHidden/>
-        </w:rPr>
-        <w:t>15</w:t>
-      </w:r>
-      <w:r>
-        <w:rPr>
-          <w:noProof/>
-          <w:webHidden/>
-        </w:rPr>
-        <w:fldChar w:fldCharType="end"/>
-      </w:r>
-      <w:r>
-        <w:rPr>
-          <w:noProof/>
-        </w:rPr>
-        <w:fldChar w:fldCharType="end"/>
-      </w:r>
+      <w:hyperlink w:anchor="_Toc227611708" w:history="1">
+        <w:r>
+          <w:rPr>
+            <w:rStyle w:val="afc"/>
+            <w:rFonts w:hint="eastAsia"/>
+            <w:noProof/>
+          </w:rPr>
+          <w:t>表</w:t>
+        </w:r>
+        <w:r>
+          <w:rPr>
+            <w:rStyle w:val="afc"/>
+            <w:noProof/>
+          </w:rPr>
+          <w:t xml:space="preserve"> 3-2-3 </w:t>
+        </w:r>
+        <w:r>
+          <w:rPr>
+            <w:rStyle w:val="afc"/>
+            <w:rFonts w:hint="eastAsia"/>
+            <w:noProof/>
+          </w:rPr>
+          <w:t>使用者端行動裝置軟硬體規格需求表</w:t>
+        </w:r>
+        <w:r>
+          <w:rPr>
+            <w:noProof/>
+            <w:webHidden/>
+          </w:rPr>
+          <w:tab/>
+        </w:r>
+        <w:r>
+          <w:rPr>
+            <w:noProof/>
+            <w:webHidden/>
+          </w:rPr>
+          <w:fldChar w:fldCharType="begin"/>
+        </w:r>
+        <w:r>
+          <w:rPr>
+            <w:noProof/>
+            <w:webHidden/>
+          </w:rPr>
+          <w:instrText xml:space="preserve"> PAGEREF _Toc227611708 \h </w:instrText>
+        </w:r>
+        <w:r>
+          <w:rPr>
+            <w:noProof/>
+            <w:webHidden/>
+          </w:rPr>
+        </w:r>
+        <w:r>
+          <w:rPr>
+            <w:noProof/>
+            <w:webHidden/>
+          </w:rPr>
+          <w:fldChar w:fldCharType="separate"/>
+        </w:r>
+        <w:r>
+          <w:rPr>
+            <w:noProof/>
+            <w:webHidden/>
+          </w:rPr>
+          <w:t>15</w:t>
+        </w:r>
+        <w:r>
+          <w:rPr>
+            <w:noProof/>
+            <w:webHidden/>
+          </w:rPr>
+          <w:fldChar w:fldCharType="end"/>
+        </w:r>
+      </w:hyperlink>
     </w:p>
     <w:p>
       <w:pPr>
@@ -11802,7 +11568,7 @@
           <w:color w:val="EE0000"/>
         </w:rPr>
         <w:drawing>
-          <wp:inline distT="0" distB="0" distL="0" distR="0" wp14:anchorId="611E101F" wp14:editId="214390F8">
+          <wp:inline distT="0" distB="0" distL="0" distR="0" wp14:anchorId="611E101F" wp14:editId="26B6F002">
             <wp:extent cx="5596344" cy="1891636"/>
             <wp:effectExtent l="19050" t="19050" r="23495" b="13970"/>
             <wp:docPr id="1246348825" name="圖片 4"/>
@@ -12143,7 +11909,7 @@
           <w:color w:val="EE0000"/>
         </w:rPr>
         <w:drawing>
-          <wp:inline distT="0" distB="0" distL="0" distR="0" wp14:anchorId="5214411C" wp14:editId="33ECDF69">
+          <wp:inline distT="0" distB="0" distL="0" distR="0" wp14:anchorId="5214411C" wp14:editId="36A65927">
             <wp:extent cx="5578806" cy="1925756"/>
             <wp:effectExtent l="19050" t="19050" r="22225" b="17780"/>
             <wp:docPr id="214552384" name="圖片 5"/>
@@ -12747,7 +12513,7 @@
           <w:noProof/>
         </w:rPr>
         <w:drawing>
-          <wp:inline distT="0" distB="0" distL="0" distR="0" wp14:anchorId="68960B63" wp14:editId="34DA4098">
+          <wp:inline distT="0" distB="0" distL="0" distR="0" wp14:anchorId="68960B63" wp14:editId="0FAE8EBB">
             <wp:extent cx="5794896" cy="2055809"/>
             <wp:effectExtent l="19050" t="19050" r="15875" b="20955"/>
             <wp:docPr id="659161396" name="圖片 9"/>
@@ -12947,7 +12713,7 @@
           <w:noProof/>
         </w:rPr>
         <w:drawing>
-          <wp:inline distT="0" distB="0" distL="0" distR="0" wp14:anchorId="6C1EFDA4" wp14:editId="5929D4EC">
+          <wp:inline distT="0" distB="0" distL="0" distR="0" wp14:anchorId="6C1EFDA4" wp14:editId="2095035B">
             <wp:extent cx="5794375" cy="2051501"/>
             <wp:effectExtent l="19050" t="19050" r="15875" b="25400"/>
             <wp:docPr id="278636936" name="圖片 11"/>
@@ -19120,7 +18886,19 @@
               <w:rPr>
                 <w:rFonts w:hint="eastAsia"/>
               </w:rPr>
-              <w:t>Ubuntu 24.04 LTS</w:t>
+              <w:t>Ubuntu 24.04</w:t>
+            </w:r>
+            <w:r>
+              <w:rPr>
+                <w:rFonts w:hint="eastAsia"/>
+              </w:rPr>
+              <w:t>.4</w:t>
+            </w:r>
+            <w:r>
+              <w:rPr>
+                <w:rFonts w:hint="eastAsia"/>
+              </w:rPr>
+              <w:t xml:space="preserve"> LTS</w:t>
             </w:r>
             <w:r>
               <w:rPr>
@@ -19433,7 +19211,7 @@
               <w:rPr>
                 <w:rFonts w:hint="eastAsia"/>
               </w:rPr>
-              <w:t>Node.js 20 LTS</w:t>
+              <w:t>Node.js v24.14.1</w:t>
             </w:r>
             <w:r>
               <w:rPr>
@@ -19445,7 +19223,7 @@
               <w:rPr>
                 <w:rFonts w:hint="eastAsia"/>
               </w:rPr>
-              <w:t>MySQL 8.0</w:t>
+              <w:t>MySQL 8.0.45</w:t>
             </w:r>
             <w:r>
               <w:rPr>
@@ -19457,7 +19235,7 @@
               <w:rPr>
                 <w:rFonts w:hint="eastAsia"/>
               </w:rPr>
-              <w:t>NGINX 1.24+</w:t>
+              <w:t>NGINX 1.24.0</w:t>
             </w:r>
           </w:p>
         </w:tc>
@@ -22164,7 +21942,13 @@
               <w:rPr>
                 <w:rFonts w:hint="eastAsia"/>
               </w:rPr>
-              <w:t>.5</w:t>
+              <w:t>.</w:t>
+            </w:r>
+            <w:r>
+              <w:rPr>
+                <w:rFonts w:hint="eastAsia"/>
+              </w:rPr>
+              <w:t>4</w:t>
             </w:r>
             <w:r>
               <w:t xml:space="preserve"> LTS</w:t>

--- a/documents/四技第115414組-救「舊」我的書-系統手冊.docx
+++ b/documents/四技第115414組-救「舊」我的書-系統手冊.docx
@@ -757,7 +757,39 @@
           <w:rFonts w:hint="eastAsia"/>
           <w:color w:val="000000" w:themeColor="text1"/>
         </w:rPr>
-        <w:t>歲月荏苒，本系統「救『舊』我的書」自研發、淬鍊至最終成型，背後實仰賴多方之襄助與知識之交織。本系統之完成，非僅為技術之實踐，更為跨校、跨領域協作之成果。謹於此文末，向所有曾惠予指引與支援之師長、同儕，致上最誠摯之謝忱。</w:t>
+        <w:t>歲月荏苒，本系統「救『舊』我的書」自研發、淬</w:t>
+      </w:r>
+      <w:proofErr w:type="gramStart"/>
+      <w:r>
+        <w:rPr>
+          <w:rFonts w:hint="eastAsia"/>
+          <w:color w:val="000000" w:themeColor="text1"/>
+        </w:rPr>
+        <w:t>鍊</w:t>
+      </w:r>
+      <w:proofErr w:type="gramEnd"/>
+      <w:r>
+        <w:rPr>
+          <w:rFonts w:hint="eastAsia"/>
+          <w:color w:val="000000" w:themeColor="text1"/>
+        </w:rPr>
+        <w:t>至最終成型，背後實仰賴多方之襄助與知識之交織。本系統之完成，非僅為技術之實踐，更為跨校、跨領域協作之成果。謹於此文末，向</w:t>
+      </w:r>
+      <w:proofErr w:type="gramStart"/>
+      <w:r>
+        <w:rPr>
+          <w:rFonts w:hint="eastAsia"/>
+          <w:color w:val="000000" w:themeColor="text1"/>
+        </w:rPr>
+        <w:t>所有曾惠予</w:t>
+      </w:r>
+      <w:proofErr w:type="gramEnd"/>
+      <w:r>
+        <w:rPr>
+          <w:rFonts w:hint="eastAsia"/>
+          <w:color w:val="000000" w:themeColor="text1"/>
+        </w:rPr>
+        <w:t>指引與支援之師長、同儕，致上最誠摯之謝忱。</w:t>
       </w:r>
     </w:p>
     <w:p>
@@ -774,7 +806,39 @@
           <w:rFonts w:hint="eastAsia"/>
           <w:color w:val="000000" w:themeColor="text1"/>
         </w:rPr>
-        <w:t>首要感謝指導教授國立臺北商業大學林俊杰老師。林教授於專案構思之初，即以高瞻遠矚之學識為學生撥雲見日，引領吾等於技術研發中確立航向。其嚴謹之治學態度與敏銳之學術洞察力，不僅使系統架構更臻完善，更教導學生以系統化思維解決實務困境，師恩浩蕩，銘感五內。</w:t>
+        <w:t>首要感謝指導教授國立</w:t>
+      </w:r>
+      <w:proofErr w:type="gramStart"/>
+      <w:r>
+        <w:rPr>
+          <w:rFonts w:hint="eastAsia"/>
+          <w:color w:val="000000" w:themeColor="text1"/>
+        </w:rPr>
+        <w:t>臺</w:t>
+      </w:r>
+      <w:proofErr w:type="gramEnd"/>
+      <w:r>
+        <w:rPr>
+          <w:rFonts w:hint="eastAsia"/>
+          <w:color w:val="000000" w:themeColor="text1"/>
+        </w:rPr>
+        <w:t>北商業大學林俊杰老師。林教授於專案構思之初，即以高瞻遠矚之學識為學生撥雲見日，引領吾等於技術研發中確立航向。其嚴謹之治學態度與敏銳之學術洞察力，不僅使系統架構更</w:t>
+      </w:r>
+      <w:proofErr w:type="gramStart"/>
+      <w:r>
+        <w:rPr>
+          <w:rFonts w:hint="eastAsia"/>
+          <w:color w:val="000000" w:themeColor="text1"/>
+        </w:rPr>
+        <w:t>臻</w:t>
+      </w:r>
+      <w:proofErr w:type="gramEnd"/>
+      <w:r>
+        <w:rPr>
+          <w:rFonts w:hint="eastAsia"/>
+          <w:color w:val="000000" w:themeColor="text1"/>
+        </w:rPr>
+        <w:t>完善，更教導學生以系統化思維解決實務困境，師恩浩蕩，銘感五內。</w:t>
       </w:r>
     </w:p>
     <w:p>
@@ -791,13 +855,29 @@
           <w:rFonts w:hint="eastAsia"/>
           <w:color w:val="000000" w:themeColor="text1"/>
         </w:rPr>
-        <w:t>在實體結構與硬體實作方面，特別感謝臺北城市科技大學吳政佑同學</w:t>
-      </w:r>
+        <w:t>在實體結構與硬體實作方面，特別感謝</w:t>
+      </w:r>
+      <w:proofErr w:type="gramStart"/>
       <w:r>
         <w:rPr>
           <w:rFonts w:hint="eastAsia"/>
           <w:color w:val="000000" w:themeColor="text1"/>
         </w:rPr>
+        <w:t>臺</w:t>
+      </w:r>
+      <w:proofErr w:type="gramEnd"/>
+      <w:r>
+        <w:rPr>
+          <w:rFonts w:hint="eastAsia"/>
+          <w:color w:val="000000" w:themeColor="text1"/>
+        </w:rPr>
+        <w:t>北城市科技大學吳政佑同學</w:t>
+      </w:r>
+      <w:r>
+        <w:rPr>
+          <w:rFonts w:hint="eastAsia"/>
+          <w:color w:val="000000" w:themeColor="text1"/>
+        </w:rPr>
         <w:t>，</w:t>
       </w:r>
       <w:r>
@@ -833,7 +913,23 @@
           <w:rFonts w:hint="eastAsia"/>
           <w:color w:val="000000" w:themeColor="text1"/>
         </w:rPr>
-        <w:t>列印技術上之鼎力支援，使設計藍圖得以精準轉化為具體成品，跨越虛擬與現實之鴻溝。</w:t>
+        <w:t>列印技術上之鼎力支援，使設計藍圖得以精</w:t>
+      </w:r>
+      <w:proofErr w:type="gramStart"/>
+      <w:r>
+        <w:rPr>
+          <w:rFonts w:hint="eastAsia"/>
+          <w:color w:val="000000" w:themeColor="text1"/>
+        </w:rPr>
+        <w:t>準</w:t>
+      </w:r>
+      <w:proofErr w:type="gramEnd"/>
+      <w:r>
+        <w:rPr>
+          <w:rFonts w:hint="eastAsia"/>
+          <w:color w:val="000000" w:themeColor="text1"/>
+        </w:rPr>
+        <w:t>轉化為具體成品，跨越虛擬與現實之鴻溝。</w:t>
       </w:r>
     </w:p>
     <w:p>
@@ -931,7 +1027,39 @@
           <w:rFonts w:hint="eastAsia"/>
           <w:color w:val="000000" w:themeColor="text1"/>
         </w:rPr>
-        <w:t>良師益友相伴，實乃學生之幸。諸位之協助，皆已化為本系統不可或缺之基石；此份成就，乃我輩共同締造，特以此文誌之，以銘厚誼。</w:t>
+        <w:t>良師益友相伴，實乃學生之幸。諸位之協助，皆已化為本系統不可或缺之基石；此份成就，乃我輩共同締造，特以此文</w:t>
+      </w:r>
+      <w:proofErr w:type="gramStart"/>
+      <w:r>
+        <w:rPr>
+          <w:rFonts w:hint="eastAsia"/>
+          <w:color w:val="000000" w:themeColor="text1"/>
+        </w:rPr>
+        <w:t>誌</w:t>
+      </w:r>
+      <w:proofErr w:type="gramEnd"/>
+      <w:r>
+        <w:rPr>
+          <w:rFonts w:hint="eastAsia"/>
+          <w:color w:val="000000" w:themeColor="text1"/>
+        </w:rPr>
+        <w:t>之，</w:t>
+      </w:r>
+      <w:proofErr w:type="gramStart"/>
+      <w:r>
+        <w:rPr>
+          <w:rFonts w:hint="eastAsia"/>
+          <w:color w:val="000000" w:themeColor="text1"/>
+        </w:rPr>
+        <w:t>以銘厚誼</w:t>
+      </w:r>
+      <w:proofErr w:type="gramEnd"/>
+      <w:r>
+        <w:rPr>
+          <w:rFonts w:hint="eastAsia"/>
+          <w:color w:val="000000" w:themeColor="text1"/>
+        </w:rPr>
+        <w:t>。</w:t>
       </w:r>
     </w:p>
     <w:p>
@@ -975,8 +1103,16 @@
         <w:rPr>
           <w:rFonts w:hint="eastAsia"/>
         </w:rPr>
-        <w:t>連卉媗</w:t>
-      </w:r>
+        <w:t>連卉</w:t>
+      </w:r>
+      <w:proofErr w:type="gramStart"/>
+      <w:r>
+        <w:rPr>
+          <w:rFonts w:hint="eastAsia"/>
+        </w:rPr>
+        <w:t>媗</w:t>
+      </w:r>
+      <w:proofErr w:type="gramEnd"/>
       <w:r>
         <w:rPr>
           <w:rFonts w:hint="eastAsia"/>
@@ -999,8 +1135,16 @@
         <w:rPr>
           <w:rFonts w:hint="eastAsia"/>
         </w:rPr>
-        <w:t>謹誌</w:t>
-      </w:r>
+        <w:t>謹</w:t>
+      </w:r>
+      <w:proofErr w:type="gramStart"/>
+      <w:r>
+        <w:rPr>
+          <w:rFonts w:hint="eastAsia"/>
+        </w:rPr>
+        <w:t>誌</w:t>
+      </w:r>
+      <w:proofErr w:type="gramEnd"/>
     </w:p>
     <w:p>
       <w:pPr>
@@ -1018,7 +1162,21 @@
         <w:rPr>
           <w:rFonts w:hint="eastAsia"/>
         </w:rPr>
-        <w:t>國立臺北商業大學資訊管理系</w:t>
+        <w:t>國立</w:t>
+      </w:r>
+      <w:proofErr w:type="gramStart"/>
+      <w:r>
+        <w:rPr>
+          <w:rFonts w:hint="eastAsia"/>
+        </w:rPr>
+        <w:t>臺</w:t>
+      </w:r>
+      <w:proofErr w:type="gramEnd"/>
+      <w:r>
+        <w:rPr>
+          <w:rFonts w:hint="eastAsia"/>
+        </w:rPr>
+        <w:t>北商業大學資訊管理系</w:t>
       </w:r>
     </w:p>
     <w:p>
@@ -3131,7 +3289,7 @@
             <w:noProof/>
             <w:webHidden/>
           </w:rPr>
-          <w:t>20</w:t>
+          <w:t>21</w:t>
         </w:r>
         <w:r>
           <w:rPr>
@@ -3243,7 +3401,7 @@
             <w:noProof/>
             <w:webHidden/>
           </w:rPr>
-          <w:t>21</w:t>
+          <w:t>22</w:t>
         </w:r>
         <w:r>
           <w:rPr>
@@ -3334,7 +3492,7 @@
             <w:noProof/>
             <w:webHidden/>
           </w:rPr>
-          <w:t>21</w:t>
+          <w:t>22</w:t>
         </w:r>
         <w:r>
           <w:rPr>
@@ -3425,7 +3583,7 @@
             <w:noProof/>
             <w:webHidden/>
           </w:rPr>
-          <w:t>23</w:t>
+          <w:t>24</w:t>
         </w:r>
         <w:r>
           <w:rPr>
@@ -3516,7 +3674,7 @@
             <w:noProof/>
             <w:webHidden/>
           </w:rPr>
-          <w:t>24</w:t>
+          <w:t>25</w:t>
         </w:r>
         <w:r>
           <w:rPr>
@@ -3607,7 +3765,7 @@
             <w:noProof/>
             <w:webHidden/>
           </w:rPr>
-          <w:t>25</w:t>
+          <w:t>26</w:t>
         </w:r>
         <w:r>
           <w:rPr>
@@ -3719,7 +3877,7 @@
             <w:noProof/>
             <w:webHidden/>
           </w:rPr>
-          <w:t>26</w:t>
+          <w:t>27</w:t>
         </w:r>
         <w:r>
           <w:rPr>
@@ -3810,7 +3968,7 @@
             <w:noProof/>
             <w:webHidden/>
           </w:rPr>
-          <w:t>26</w:t>
+          <w:t>27</w:t>
         </w:r>
         <w:r>
           <w:rPr>
@@ -3901,7 +4059,7 @@
             <w:noProof/>
             <w:webHidden/>
           </w:rPr>
-          <w:t>26</w:t>
+          <w:t>27</w:t>
         </w:r>
         <w:r>
           <w:rPr>
@@ -4013,7 +4171,7 @@
             <w:noProof/>
             <w:webHidden/>
           </w:rPr>
-          <w:t>27</w:t>
+          <w:t>28</w:t>
         </w:r>
         <w:r>
           <w:rPr>
@@ -4104,7 +4262,7 @@
             <w:noProof/>
             <w:webHidden/>
           </w:rPr>
-          <w:t>27</w:t>
+          <w:t>28</w:t>
         </w:r>
         <w:r>
           <w:rPr>
@@ -4195,7 +4353,7 @@
             <w:noProof/>
             <w:webHidden/>
           </w:rPr>
-          <w:t>28</w:t>
+          <w:t>29</w:t>
         </w:r>
         <w:r>
           <w:rPr>
@@ -4286,7 +4444,7 @@
             <w:noProof/>
             <w:webHidden/>
           </w:rPr>
-          <w:t>28</w:t>
+          <w:t>29</w:t>
         </w:r>
         <w:r>
           <w:rPr>
@@ -4377,7 +4535,7 @@
             <w:noProof/>
             <w:webHidden/>
           </w:rPr>
-          <w:t>29</w:t>
+          <w:t>30</w:t>
         </w:r>
         <w:r>
           <w:rPr>
@@ -4489,7 +4647,7 @@
             <w:noProof/>
             <w:webHidden/>
           </w:rPr>
-          <w:t>30</w:t>
+          <w:t>31</w:t>
         </w:r>
         <w:r>
           <w:rPr>
@@ -4580,7 +4738,7 @@
             <w:noProof/>
             <w:webHidden/>
           </w:rPr>
-          <w:t>30</w:t>
+          <w:t>31</w:t>
         </w:r>
         <w:r>
           <w:rPr>
@@ -4680,7 +4838,7 @@
             <w:noProof/>
             <w:webHidden/>
           </w:rPr>
-          <w:t>30</w:t>
+          <w:t>31</w:t>
         </w:r>
         <w:r>
           <w:rPr>
@@ -4792,7 +4950,7 @@
             <w:noProof/>
             <w:webHidden/>
           </w:rPr>
-          <w:t>31</w:t>
+          <w:t>32</w:t>
         </w:r>
         <w:r>
           <w:rPr>
@@ -4883,7 +5041,7 @@
             <w:noProof/>
             <w:webHidden/>
           </w:rPr>
-          <w:t>31</w:t>
+          <w:t>32</w:t>
         </w:r>
         <w:r>
           <w:rPr>
@@ -4974,7 +5132,7 @@
             <w:noProof/>
             <w:webHidden/>
           </w:rPr>
-          <w:t>31</w:t>
+          <w:t>32</w:t>
         </w:r>
         <w:r>
           <w:rPr>
@@ -5086,7 +5244,7 @@
             <w:noProof/>
             <w:webHidden/>
           </w:rPr>
-          <w:t>32</w:t>
+          <w:t>33</w:t>
         </w:r>
         <w:r>
           <w:rPr>
@@ -5177,7 +5335,7 @@
             <w:noProof/>
             <w:webHidden/>
           </w:rPr>
-          <w:t>32</w:t>
+          <w:t>33</w:t>
         </w:r>
         <w:r>
           <w:rPr>
@@ -5268,7 +5426,7 @@
             <w:noProof/>
             <w:webHidden/>
           </w:rPr>
-          <w:t>32</w:t>
+          <w:t>33</w:t>
         </w:r>
         <w:r>
           <w:rPr>
@@ -5380,7 +5538,7 @@
             <w:noProof/>
             <w:webHidden/>
           </w:rPr>
-          <w:t>33</w:t>
+          <w:t>34</w:t>
         </w:r>
         <w:r>
           <w:rPr>
@@ -5471,7 +5629,7 @@
             <w:noProof/>
             <w:webHidden/>
           </w:rPr>
-          <w:t>33</w:t>
+          <w:t>34</w:t>
         </w:r>
         <w:r>
           <w:rPr>
@@ -5562,7 +5720,7 @@
             <w:noProof/>
             <w:webHidden/>
           </w:rPr>
-          <w:t>33</w:t>
+          <w:t>34</w:t>
         </w:r>
         <w:r>
           <w:rPr>
@@ -5674,7 +5832,7 @@
             <w:noProof/>
             <w:webHidden/>
           </w:rPr>
-          <w:t>34</w:t>
+          <w:t>35</w:t>
         </w:r>
         <w:r>
           <w:rPr>
@@ -5786,7 +5944,7 @@
             <w:noProof/>
             <w:webHidden/>
           </w:rPr>
-          <w:t>35</w:t>
+          <w:t>36</w:t>
         </w:r>
         <w:r>
           <w:rPr>
@@ -5898,7 +6056,7 @@
             <w:noProof/>
             <w:webHidden/>
           </w:rPr>
-          <w:t>36</w:t>
+          <w:t>37</w:t>
         </w:r>
         <w:r>
           <w:rPr>
@@ -5994,7 +6152,7 @@
             <w:noProof/>
             <w:webHidden/>
           </w:rPr>
-          <w:t>36</w:t>
+          <w:t>37</w:t>
         </w:r>
         <w:r>
           <w:rPr>
@@ -6090,7 +6248,7 @@
             <w:noProof/>
             <w:webHidden/>
           </w:rPr>
-          <w:t>36</w:t>
+          <w:t>37</w:t>
         </w:r>
         <w:r>
           <w:rPr>
@@ -6186,7 +6344,7 @@
             <w:noProof/>
             <w:webHidden/>
           </w:rPr>
-          <w:t>36</w:t>
+          <w:t>37</w:t>
         </w:r>
         <w:r>
           <w:rPr>
@@ -6269,7 +6427,7 @@
       <w:r>
         <w:fldChar w:fldCharType="separate"/>
       </w:r>
-      <w:hyperlink w:anchor="_Toc227611682" w:history="1">
+      <w:hyperlink w:anchor="_Toc227624312" w:history="1">
         <w:r>
           <w:rPr>
             <w:rStyle w:val="afc"/>
@@ -6320,7 +6478,7 @@
             <w:noProof/>
             <w:webHidden/>
           </w:rPr>
-          <w:instrText xml:space="preserve"> PAGEREF _Toc227611682 \h </w:instrText>
+          <w:instrText xml:space="preserve"> PAGEREF _Toc227624312 \h </w:instrText>
         </w:r>
         <w:r>
           <w:rPr>
@@ -6365,7 +6523,7 @@
           <w:lang w:bidi="ar-SA"/>
         </w:rPr>
       </w:pPr>
-      <w:hyperlink w:anchor="_Toc227611683" w:history="1">
+      <w:hyperlink w:anchor="_Toc227624313" w:history="1">
         <w:r>
           <w:rPr>
             <w:rStyle w:val="afc"/>
@@ -6416,7 +6574,7 @@
             <w:noProof/>
             <w:webHidden/>
           </w:rPr>
-          <w:instrText xml:space="preserve"> PAGEREF _Toc227611683 \h </w:instrText>
+          <w:instrText xml:space="preserve"> PAGEREF _Toc227624313 \h </w:instrText>
         </w:r>
         <w:r>
           <w:rPr>
@@ -6461,7 +6619,7 @@
           <w:lang w:bidi="ar-SA"/>
         </w:rPr>
       </w:pPr>
-      <w:hyperlink w:anchor="_Toc227611684" w:history="1">
+      <w:hyperlink w:anchor="_Toc227624314" w:history="1">
         <w:r>
           <w:rPr>
             <w:rStyle w:val="afc"/>
@@ -6512,7 +6670,7 @@
             <w:noProof/>
             <w:webHidden/>
           </w:rPr>
-          <w:instrText xml:space="preserve"> PAGEREF _Toc227611684 \h </w:instrText>
+          <w:instrText xml:space="preserve"> PAGEREF _Toc227624314 \h </w:instrText>
         </w:r>
         <w:r>
           <w:rPr>
@@ -6557,7 +6715,7 @@
           <w:lang w:bidi="ar-SA"/>
         </w:rPr>
       </w:pPr>
-      <w:hyperlink w:anchor="_Toc227611685" w:history="1">
+      <w:hyperlink w:anchor="_Toc227624315" w:history="1">
         <w:r>
           <w:rPr>
             <w:rStyle w:val="afc"/>
@@ -6608,7 +6766,7 @@
             <w:noProof/>
             <w:webHidden/>
           </w:rPr>
-          <w:instrText xml:space="preserve"> PAGEREF _Toc227611685 \h </w:instrText>
+          <w:instrText xml:space="preserve"> PAGEREF _Toc227624315 \h </w:instrText>
         </w:r>
         <w:r>
           <w:rPr>
@@ -6653,7 +6811,7 @@
           <w:lang w:bidi="ar-SA"/>
         </w:rPr>
       </w:pPr>
-      <w:hyperlink w:anchor="_Toc227611686" w:history="1">
+      <w:hyperlink w:anchor="_Toc227624316" w:history="1">
         <w:r>
           <w:rPr>
             <w:rStyle w:val="afc"/>
@@ -6704,7 +6862,7 @@
             <w:noProof/>
             <w:webHidden/>
           </w:rPr>
-          <w:instrText xml:space="preserve"> PAGEREF _Toc227611686 \h </w:instrText>
+          <w:instrText xml:space="preserve"> PAGEREF _Toc227624316 \h </w:instrText>
         </w:r>
         <w:r>
           <w:rPr>
@@ -6749,7 +6907,7 @@
           <w:lang w:bidi="ar-SA"/>
         </w:rPr>
       </w:pPr>
-      <w:hyperlink w:anchor="_Toc227611687" w:history="1">
+      <w:hyperlink w:anchor="_Toc227624317" w:history="1">
         <w:r>
           <w:rPr>
             <w:rStyle w:val="afc"/>
@@ -6800,7 +6958,7 @@
             <w:noProof/>
             <w:webHidden/>
           </w:rPr>
-          <w:instrText xml:space="preserve"> PAGEREF _Toc227611687 \h </w:instrText>
+          <w:instrText xml:space="preserve"> PAGEREF _Toc227624317 \h </w:instrText>
         </w:r>
         <w:r>
           <w:rPr>
@@ -6845,7 +7003,7 @@
           <w:lang w:bidi="ar-SA"/>
         </w:rPr>
       </w:pPr>
-      <w:hyperlink w:anchor="_Toc227611688" w:history="1">
+      <w:hyperlink w:anchor="_Toc227624318" w:history="1">
         <w:r>
           <w:rPr>
             <w:rStyle w:val="afc"/>
@@ -6896,7 +7054,7 @@
             <w:noProof/>
             <w:webHidden/>
           </w:rPr>
-          <w:instrText xml:space="preserve"> PAGEREF _Toc227611688 \h </w:instrText>
+          <w:instrText xml:space="preserve"> PAGEREF _Toc227624318 \h </w:instrText>
         </w:r>
         <w:r>
           <w:rPr>
@@ -6941,7 +7099,7 @@
           <w:lang w:bidi="ar-SA"/>
         </w:rPr>
       </w:pPr>
-      <w:hyperlink w:anchor="_Toc227611689" w:history="1">
+      <w:hyperlink w:anchor="_Toc227624319" w:history="1">
         <w:r>
           <w:rPr>
             <w:rStyle w:val="afc"/>
@@ -6992,7 +7150,7 @@
             <w:noProof/>
             <w:webHidden/>
           </w:rPr>
-          <w:instrText xml:space="preserve"> PAGEREF _Toc227611689 \h </w:instrText>
+          <w:instrText xml:space="preserve"> PAGEREF _Toc227624319 \h </w:instrText>
         </w:r>
         <w:r>
           <w:rPr>
@@ -7037,7 +7195,7 @@
           <w:lang w:bidi="ar-SA"/>
         </w:rPr>
       </w:pPr>
-      <w:hyperlink w:anchor="_Toc227611690" w:history="1">
+      <w:hyperlink w:anchor="_Toc227624320" w:history="1">
         <w:r>
           <w:rPr>
             <w:rStyle w:val="afc"/>
@@ -7088,7 +7246,7 @@
             <w:noProof/>
             <w:webHidden/>
           </w:rPr>
-          <w:instrText xml:space="preserve"> PAGEREF _Toc227611690 \h </w:instrText>
+          <w:instrText xml:space="preserve"> PAGEREF _Toc227624320 \h </w:instrText>
         </w:r>
         <w:r>
           <w:rPr>
@@ -7133,7 +7291,7 @@
           <w:lang w:bidi="ar-SA"/>
         </w:rPr>
       </w:pPr>
-      <w:hyperlink w:anchor="_Toc227611691" w:history="1">
+      <w:hyperlink w:anchor="_Toc227624321" w:history="1">
         <w:r>
           <w:rPr>
             <w:rStyle w:val="afc"/>
@@ -7199,7 +7357,7 @@
             <w:noProof/>
             <w:webHidden/>
           </w:rPr>
-          <w:instrText xml:space="preserve"> PAGEREF _Toc227611691 \h </w:instrText>
+          <w:instrText xml:space="preserve"> PAGEREF _Toc227624321 \h </w:instrText>
         </w:r>
         <w:r>
           <w:rPr>
@@ -7219,7 +7377,7 @@
             <w:noProof/>
             <w:webHidden/>
           </w:rPr>
-          <w:t>20</w:t>
+          <w:t>21</w:t>
         </w:r>
         <w:r>
           <w:rPr>
@@ -7244,7 +7402,7 @@
           <w:lang w:bidi="ar-SA"/>
         </w:rPr>
       </w:pPr>
-      <w:hyperlink w:anchor="_Toc227611692" w:history="1">
+      <w:hyperlink w:anchor="_Toc227624322" w:history="1">
         <w:r>
           <w:rPr>
             <w:rStyle w:val="afc"/>
@@ -7310,7 +7468,7 @@
             <w:noProof/>
             <w:webHidden/>
           </w:rPr>
-          <w:instrText xml:space="preserve"> PAGEREF _Toc227611692 \h </w:instrText>
+          <w:instrText xml:space="preserve"> PAGEREF _Toc227624322 \h </w:instrText>
         </w:r>
         <w:r>
           <w:rPr>
@@ -7330,7 +7488,7 @@
             <w:noProof/>
             <w:webHidden/>
           </w:rPr>
-          <w:t>20</w:t>
+          <w:t>21</w:t>
         </w:r>
         <w:r>
           <w:rPr>
@@ -7355,7 +7513,7 @@
           <w:lang w:bidi="ar-SA"/>
         </w:rPr>
       </w:pPr>
-      <w:hyperlink w:anchor="_Toc227611693" w:history="1">
+      <w:hyperlink w:anchor="_Toc227624323" w:history="1">
         <w:r>
           <w:rPr>
             <w:rStyle w:val="afc"/>
@@ -7421,7 +7579,7 @@
             <w:noProof/>
             <w:webHidden/>
           </w:rPr>
-          <w:instrText xml:space="preserve"> PAGEREF _Toc227611693 \h </w:instrText>
+          <w:instrText xml:space="preserve"> PAGEREF _Toc227624323 \h </w:instrText>
         </w:r>
         <w:r>
           <w:rPr>
@@ -7441,7 +7599,7 @@
             <w:noProof/>
             <w:webHidden/>
           </w:rPr>
-          <w:t>20</w:t>
+          <w:t>21</w:t>
         </w:r>
         <w:r>
           <w:rPr>
@@ -7466,7 +7624,7 @@
           <w:lang w:bidi="ar-SA"/>
         </w:rPr>
       </w:pPr>
-      <w:hyperlink w:anchor="_Toc227611694" w:history="1">
+      <w:hyperlink w:anchor="_Toc227624324" w:history="1">
         <w:r>
           <w:rPr>
             <w:rStyle w:val="afc"/>
@@ -7532,7 +7690,7 @@
             <w:noProof/>
             <w:webHidden/>
           </w:rPr>
-          <w:instrText xml:space="preserve"> PAGEREF _Toc227611694 \h </w:instrText>
+          <w:instrText xml:space="preserve"> PAGEREF _Toc227624324 \h </w:instrText>
         </w:r>
         <w:r>
           <w:rPr>
@@ -7552,7 +7710,7 @@
             <w:noProof/>
             <w:webHidden/>
           </w:rPr>
-          <w:t>20</w:t>
+          <w:t>21</w:t>
         </w:r>
         <w:r>
           <w:rPr>
@@ -7577,7 +7735,7 @@
           <w:lang w:bidi="ar-SA"/>
         </w:rPr>
       </w:pPr>
-      <w:hyperlink w:anchor="_Toc227611695" w:history="1">
+      <w:hyperlink w:anchor="_Toc227624325" w:history="1">
         <w:r>
           <w:rPr>
             <w:rStyle w:val="afc"/>
@@ -7628,7 +7786,7 @@
             <w:noProof/>
             <w:webHidden/>
           </w:rPr>
-          <w:instrText xml:space="preserve"> PAGEREF _Toc227611695 \h </w:instrText>
+          <w:instrText xml:space="preserve"> PAGEREF _Toc227624325 \h </w:instrText>
         </w:r>
         <w:r>
           <w:rPr>
@@ -7648,7 +7806,7 @@
             <w:noProof/>
             <w:webHidden/>
           </w:rPr>
-          <w:t>27</w:t>
+          <w:t>28</w:t>
         </w:r>
         <w:r>
           <w:rPr>
@@ -7673,7 +7831,7 @@
           <w:lang w:bidi="ar-SA"/>
         </w:rPr>
       </w:pPr>
-      <w:hyperlink w:anchor="_Toc227611696" w:history="1">
+      <w:hyperlink w:anchor="_Toc227624326" w:history="1">
         <w:r>
           <w:rPr>
             <w:rStyle w:val="afc"/>
@@ -7724,7 +7882,7 @@
             <w:noProof/>
             <w:webHidden/>
           </w:rPr>
-          <w:instrText xml:space="preserve"> PAGEREF _Toc227611696 \h </w:instrText>
+          <w:instrText xml:space="preserve"> PAGEREF _Toc227624326 \h </w:instrText>
         </w:r>
         <w:r>
           <w:rPr>
@@ -7744,7 +7902,7 @@
             <w:noProof/>
             <w:webHidden/>
           </w:rPr>
-          <w:t>29</w:t>
+          <w:t>30</w:t>
         </w:r>
         <w:r>
           <w:rPr>
@@ -7769,7 +7927,7 @@
           <w:lang w:bidi="ar-SA"/>
         </w:rPr>
       </w:pPr>
-      <w:hyperlink w:anchor="_Toc227611697" w:history="1">
+      <w:hyperlink w:anchor="_Toc227624327" w:history="1">
         <w:r>
           <w:rPr>
             <w:rStyle w:val="afc"/>
@@ -7820,7 +7978,7 @@
             <w:noProof/>
             <w:webHidden/>
           </w:rPr>
-          <w:instrText xml:space="preserve"> PAGEREF _Toc227611697 \h </w:instrText>
+          <w:instrText xml:space="preserve"> PAGEREF _Toc227624327 \h </w:instrText>
         </w:r>
         <w:r>
           <w:rPr>
@@ -7840,7 +7998,7 @@
             <w:noProof/>
             <w:webHidden/>
           </w:rPr>
-          <w:t>29</w:t>
+          <w:t>30</w:t>
         </w:r>
         <w:r>
           <w:rPr>
@@ -7928,7 +8086,7 @@
       <w:r>
         <w:fldChar w:fldCharType="separate"/>
       </w:r>
-      <w:hyperlink w:anchor="_Toc227611703" w:history="1">
+      <w:hyperlink w:anchor="_Toc227624328" w:history="1">
         <w:r>
           <w:rPr>
             <w:rStyle w:val="afc"/>
@@ -7971,7 +8129,7 @@
             <w:noProof/>
             <w:webHidden/>
           </w:rPr>
-          <w:instrText xml:space="preserve"> PAGEREF _Toc227611703 \h </w:instrText>
+          <w:instrText xml:space="preserve"> PAGEREF _Toc227624328 \h </w:instrText>
         </w:r>
         <w:r>
           <w:rPr>
@@ -8016,7 +8174,7 @@
           <w:lang w:bidi="ar-SA"/>
         </w:rPr>
       </w:pPr>
-      <w:hyperlink w:anchor="_Toc227611704" w:history="1">
+      <w:hyperlink w:anchor="_Toc227624329" w:history="1">
         <w:r>
           <w:rPr>
             <w:rStyle w:val="afc"/>
@@ -8066,7 +8224,7 @@
             <w:noProof/>
             <w:webHidden/>
           </w:rPr>
-          <w:instrText xml:space="preserve"> PAGEREF _Toc227611704 \h </w:instrText>
+          <w:instrText xml:space="preserve"> PAGEREF _Toc227624329 \h </w:instrText>
         </w:r>
         <w:r>
           <w:rPr>
@@ -8111,7 +8269,7 @@
           <w:lang w:bidi="ar-SA"/>
         </w:rPr>
       </w:pPr>
-      <w:hyperlink w:anchor="_Toc227611705" w:history="1">
+      <w:hyperlink w:anchor="_Toc227624330" w:history="1">
         <w:r>
           <w:rPr>
             <w:rStyle w:val="afc"/>
@@ -8154,7 +8312,7 @@
             <w:noProof/>
             <w:webHidden/>
           </w:rPr>
-          <w:instrText xml:space="preserve"> PAGEREF _Toc227611705 \h </w:instrText>
+          <w:instrText xml:space="preserve"> PAGEREF _Toc227624330 \h </w:instrText>
         </w:r>
         <w:r>
           <w:rPr>
@@ -8199,7 +8357,7 @@
           <w:lang w:bidi="ar-SA"/>
         </w:rPr>
       </w:pPr>
-      <w:hyperlink w:anchor="_Toc227611706" w:history="1">
+      <w:hyperlink w:anchor="_Toc227624331" w:history="1">
         <w:r>
           <w:rPr>
             <w:rStyle w:val="afc"/>
@@ -8242,7 +8400,7 @@
             <w:noProof/>
             <w:webHidden/>
           </w:rPr>
-          <w:instrText xml:space="preserve"> PAGEREF _Toc227611706 \h </w:instrText>
+          <w:instrText xml:space="preserve"> PAGEREF _Toc227624331 \h </w:instrText>
         </w:r>
         <w:r>
           <w:rPr>
@@ -8287,7 +8445,7 @@
           <w:lang w:bidi="ar-SA"/>
         </w:rPr>
       </w:pPr>
-      <w:hyperlink w:anchor="_Toc227611707" w:history="1">
+      <w:hyperlink w:anchor="_Toc227624332" w:history="1">
         <w:r>
           <w:rPr>
             <w:rStyle w:val="afc"/>
@@ -8330,7 +8488,7 @@
             <w:noProof/>
             <w:webHidden/>
           </w:rPr>
-          <w:instrText xml:space="preserve"> PAGEREF _Toc227611707 \h </w:instrText>
+          <w:instrText xml:space="preserve"> PAGEREF _Toc227624332 \h </w:instrText>
         </w:r>
         <w:r>
           <w:rPr>
@@ -8375,7 +8533,7 @@
           <w:lang w:bidi="ar-SA"/>
         </w:rPr>
       </w:pPr>
-      <w:hyperlink w:anchor="_Toc227611708" w:history="1">
+      <w:hyperlink w:anchor="_Toc227624333" w:history="1">
         <w:r>
           <w:rPr>
             <w:rStyle w:val="afc"/>
@@ -8418,7 +8576,7 @@
             <w:noProof/>
             <w:webHidden/>
           </w:rPr>
-          <w:instrText xml:space="preserve"> PAGEREF _Toc227611708 \h </w:instrText>
+          <w:instrText xml:space="preserve"> PAGEREF _Toc227624333 \h </w:instrText>
         </w:r>
         <w:r>
           <w:rPr>
@@ -8463,7 +8621,7 @@
           <w:lang w:bidi="ar-SA"/>
         </w:rPr>
       </w:pPr>
-      <w:hyperlink w:anchor="_Toc227611709" w:history="1">
+      <w:hyperlink w:anchor="_Toc227624334" w:history="1">
         <w:r>
           <w:rPr>
             <w:rStyle w:val="afc"/>
@@ -8506,7 +8664,7 @@
             <w:noProof/>
             <w:webHidden/>
           </w:rPr>
-          <w:instrText xml:space="preserve"> PAGEREF _Toc227611709 \h </w:instrText>
+          <w:instrText xml:space="preserve"> PAGEREF _Toc227624334 \h </w:instrText>
         </w:r>
         <w:r>
           <w:rPr>
@@ -8551,7 +8709,7 @@
           <w:lang w:bidi="ar-SA"/>
         </w:rPr>
       </w:pPr>
-      <w:hyperlink w:anchor="_Toc227611710" w:history="1">
+      <w:hyperlink w:anchor="_Toc227624335" w:history="1">
         <w:r>
           <w:rPr>
             <w:rStyle w:val="afc"/>
@@ -8594,7 +8752,7 @@
             <w:noProof/>
             <w:webHidden/>
           </w:rPr>
-          <w:instrText xml:space="preserve"> PAGEREF _Toc227611710 \h </w:instrText>
+          <w:instrText xml:space="preserve"> PAGEREF _Toc227624335 \h </w:instrText>
         </w:r>
         <w:r>
           <w:rPr>
@@ -8639,7 +8797,7 @@
           <w:lang w:bidi="ar-SA"/>
         </w:rPr>
       </w:pPr>
-      <w:hyperlink w:anchor="_Toc227611711" w:history="1">
+      <w:hyperlink w:anchor="_Toc227624336" w:history="1">
         <w:r>
           <w:rPr>
             <w:rStyle w:val="afc"/>
@@ -8682,7 +8840,7 @@
             <w:noProof/>
             <w:webHidden/>
           </w:rPr>
-          <w:instrText xml:space="preserve"> PAGEREF _Toc227611711 \h </w:instrText>
+          <w:instrText xml:space="preserve"> PAGEREF _Toc227624336 \h </w:instrText>
         </w:r>
         <w:r>
           <w:rPr>
@@ -8727,7 +8885,7 @@
           <w:lang w:bidi="ar-SA"/>
         </w:rPr>
       </w:pPr>
-      <w:hyperlink w:anchor="_Toc227611712" w:history="1">
+      <w:hyperlink w:anchor="_Toc227624337" w:history="1">
         <w:r>
           <w:rPr>
             <w:rStyle w:val="afc"/>
@@ -8741,7 +8899,7 @@
             <w:rStyle w:val="afc"/>
             <w:noProof/>
           </w:rPr>
-          <w:t xml:space="preserve"> 5-1-1 </w:t>
+          <w:t xml:space="preserve"> 4-2-1 </w:t>
         </w:r>
         <w:r>
           <w:rPr>
@@ -8749,7 +8907,7 @@
             <w:rFonts w:hint="eastAsia"/>
             <w:noProof/>
           </w:rPr>
-          <w:t>使用者功能性需求表</w:t>
+          <w:t>專案組織分工表</w:t>
         </w:r>
         <w:r>
           <w:rPr>
@@ -8770,7 +8928,7 @@
             <w:noProof/>
             <w:webHidden/>
           </w:rPr>
-          <w:instrText xml:space="preserve"> PAGEREF _Toc227611712 \h </w:instrText>
+          <w:instrText xml:space="preserve"> PAGEREF _Toc227624337 \h </w:instrText>
         </w:r>
         <w:r>
           <w:rPr>
@@ -8790,7 +8948,7 @@
             <w:noProof/>
             <w:webHidden/>
           </w:rPr>
-          <w:t>21</w:t>
+          <w:t>19</w:t>
         </w:r>
         <w:r>
           <w:rPr>
@@ -8815,7 +8973,7 @@
           <w:lang w:bidi="ar-SA"/>
         </w:rPr>
       </w:pPr>
-      <w:hyperlink w:anchor="_Toc227611713" w:history="1">
+      <w:hyperlink w:anchor="_Toc227624338" w:history="1">
         <w:r>
           <w:rPr>
             <w:rStyle w:val="afc"/>
@@ -8829,7 +8987,7 @@
             <w:rStyle w:val="afc"/>
             <w:noProof/>
           </w:rPr>
-          <w:t xml:space="preserve"> 5-1-2 </w:t>
+          <w:t xml:space="preserve"> 4-2-2 </w:t>
         </w:r>
         <w:r>
           <w:rPr>
@@ -8837,7 +8995,7 @@
             <w:rFonts w:hint="eastAsia"/>
             <w:noProof/>
           </w:rPr>
-          <w:t>系統管理員功能性需求表</w:t>
+          <w:t>專案成員工作內容與貢獻度表</w:t>
         </w:r>
         <w:r>
           <w:rPr>
@@ -8858,7 +9016,7 @@
             <w:noProof/>
             <w:webHidden/>
           </w:rPr>
-          <w:instrText xml:space="preserve"> PAGEREF _Toc227611713 \h </w:instrText>
+          <w:instrText xml:space="preserve"> PAGEREF _Toc227624338 \h </w:instrText>
         </w:r>
         <w:r>
           <w:rPr>
@@ -8878,7 +9036,7 @@
             <w:noProof/>
             <w:webHidden/>
           </w:rPr>
-          <w:t>22</w:t>
+          <w:t>20</w:t>
         </w:r>
         <w:r>
           <w:rPr>
@@ -8903,7 +9061,7 @@
           <w:lang w:bidi="ar-SA"/>
         </w:rPr>
       </w:pPr>
-      <w:hyperlink w:anchor="_Toc227611714" w:history="1">
+      <w:hyperlink w:anchor="_Toc227624339" w:history="1">
         <w:r>
           <w:rPr>
             <w:rStyle w:val="afc"/>
@@ -8917,7 +9075,7 @@
             <w:rStyle w:val="afc"/>
             <w:noProof/>
           </w:rPr>
-          <w:t xml:space="preserve"> 5-1-3 </w:t>
+          <w:t xml:space="preserve"> 5-1-1 </w:t>
         </w:r>
         <w:r>
           <w:rPr>
@@ -8925,6 +9083,182 @@
             <w:rFonts w:hint="eastAsia"/>
             <w:noProof/>
           </w:rPr>
+          <w:t>使用者功能性需求表</w:t>
+        </w:r>
+        <w:r>
+          <w:rPr>
+            <w:noProof/>
+            <w:webHidden/>
+          </w:rPr>
+          <w:tab/>
+        </w:r>
+        <w:r>
+          <w:rPr>
+            <w:noProof/>
+            <w:webHidden/>
+          </w:rPr>
+          <w:fldChar w:fldCharType="begin"/>
+        </w:r>
+        <w:r>
+          <w:rPr>
+            <w:noProof/>
+            <w:webHidden/>
+          </w:rPr>
+          <w:instrText xml:space="preserve"> PAGEREF _Toc227624339 \h </w:instrText>
+        </w:r>
+        <w:r>
+          <w:rPr>
+            <w:noProof/>
+            <w:webHidden/>
+          </w:rPr>
+        </w:r>
+        <w:r>
+          <w:rPr>
+            <w:noProof/>
+            <w:webHidden/>
+          </w:rPr>
+          <w:fldChar w:fldCharType="separate"/>
+        </w:r>
+        <w:r>
+          <w:rPr>
+            <w:noProof/>
+            <w:webHidden/>
+          </w:rPr>
+          <w:t>22</w:t>
+        </w:r>
+        <w:r>
+          <w:rPr>
+            <w:noProof/>
+            <w:webHidden/>
+          </w:rPr>
+          <w:fldChar w:fldCharType="end"/>
+        </w:r>
+      </w:hyperlink>
+    </w:p>
+    <w:p>
+      <w:pPr>
+        <w:pStyle w:val="afd"/>
+        <w:tabs>
+          <w:tab w:val="right" w:leader="dot" w:pos="10194"/>
+        </w:tabs>
+        <w:rPr>
+          <w:rFonts w:asciiTheme="minorHAnsi" w:eastAsiaTheme="minorEastAsia" w:hAnsiTheme="minorHAnsi"/>
+          <w:noProof/>
+          <w:sz w:val="24"/>
+          <w:szCs w:val="24"/>
+          <w:lang w:bidi="ar-SA"/>
+        </w:rPr>
+      </w:pPr>
+      <w:hyperlink w:anchor="_Toc227624340" w:history="1">
+        <w:r>
+          <w:rPr>
+            <w:rStyle w:val="afc"/>
+            <w:rFonts w:hint="eastAsia"/>
+            <w:noProof/>
+          </w:rPr>
+          <w:t>表</w:t>
+        </w:r>
+        <w:r>
+          <w:rPr>
+            <w:rStyle w:val="afc"/>
+            <w:noProof/>
+          </w:rPr>
+          <w:t xml:space="preserve"> 5-1-2 </w:t>
+        </w:r>
+        <w:r>
+          <w:rPr>
+            <w:rStyle w:val="afc"/>
+            <w:rFonts w:hint="eastAsia"/>
+            <w:noProof/>
+          </w:rPr>
+          <w:t>系統管理員功能性需求表</w:t>
+        </w:r>
+        <w:r>
+          <w:rPr>
+            <w:noProof/>
+            <w:webHidden/>
+          </w:rPr>
+          <w:tab/>
+        </w:r>
+        <w:r>
+          <w:rPr>
+            <w:noProof/>
+            <w:webHidden/>
+          </w:rPr>
+          <w:fldChar w:fldCharType="begin"/>
+        </w:r>
+        <w:r>
+          <w:rPr>
+            <w:noProof/>
+            <w:webHidden/>
+          </w:rPr>
+          <w:instrText xml:space="preserve"> PAGEREF _Toc227624340 \h </w:instrText>
+        </w:r>
+        <w:r>
+          <w:rPr>
+            <w:noProof/>
+            <w:webHidden/>
+          </w:rPr>
+        </w:r>
+        <w:r>
+          <w:rPr>
+            <w:noProof/>
+            <w:webHidden/>
+          </w:rPr>
+          <w:fldChar w:fldCharType="separate"/>
+        </w:r>
+        <w:r>
+          <w:rPr>
+            <w:noProof/>
+            <w:webHidden/>
+          </w:rPr>
+          <w:t>23</w:t>
+        </w:r>
+        <w:r>
+          <w:rPr>
+            <w:noProof/>
+            <w:webHidden/>
+          </w:rPr>
+          <w:fldChar w:fldCharType="end"/>
+        </w:r>
+      </w:hyperlink>
+    </w:p>
+    <w:p>
+      <w:pPr>
+        <w:pStyle w:val="afd"/>
+        <w:tabs>
+          <w:tab w:val="right" w:leader="dot" w:pos="10194"/>
+        </w:tabs>
+        <w:rPr>
+          <w:rFonts w:asciiTheme="minorHAnsi" w:eastAsiaTheme="minorEastAsia" w:hAnsiTheme="minorHAnsi"/>
+          <w:noProof/>
+          <w:sz w:val="24"/>
+          <w:szCs w:val="24"/>
+          <w:lang w:bidi="ar-SA"/>
+        </w:rPr>
+      </w:pPr>
+      <w:hyperlink w:anchor="_Toc227624341" w:history="1">
+        <w:r>
+          <w:rPr>
+            <w:rStyle w:val="afc"/>
+            <w:rFonts w:hint="eastAsia"/>
+            <w:noProof/>
+          </w:rPr>
+          <w:t>表</w:t>
+        </w:r>
+        <w:r>
+          <w:rPr>
+            <w:rStyle w:val="afc"/>
+            <w:noProof/>
+          </w:rPr>
+          <w:t xml:space="preserve"> 5-1-3 </w:t>
+        </w:r>
+        <w:r>
+          <w:rPr>
+            <w:rStyle w:val="afc"/>
+            <w:rFonts w:hint="eastAsia"/>
+            <w:noProof/>
+          </w:rPr>
           <w:t>使用者與系統管理員非功能性需求表</w:t>
         </w:r>
         <w:r>
@@ -8946,7 +9280,7 @@
             <w:noProof/>
             <w:webHidden/>
           </w:rPr>
-          <w:instrText xml:space="preserve"> PAGEREF _Toc227611714 \h </w:instrText>
+          <w:instrText xml:space="preserve"> PAGEREF _Toc227624341 \h </w:instrText>
         </w:r>
         <w:r>
           <w:rPr>
@@ -8966,7 +9300,7 @@
             <w:noProof/>
             <w:webHidden/>
           </w:rPr>
-          <w:t>22</w:t>
+          <w:t>23</w:t>
         </w:r>
         <w:r>
           <w:rPr>
@@ -9324,7 +9658,7 @@
       <w:pPr>
         <w:pStyle w:val="afb"/>
       </w:pPr>
-      <w:bookmarkStart w:id="7" w:name="_Toc227611682"/>
+      <w:bookmarkStart w:id="7" w:name="_Toc227624312"/>
       <w:r>
         <w:rPr>
           <w:rFonts w:hint="eastAsia"/>
@@ -9626,7 +9960,7 @@
       <w:pPr>
         <w:pStyle w:val="afb"/>
       </w:pPr>
-      <w:bookmarkStart w:id="8" w:name="_Toc227611683"/>
+      <w:bookmarkStart w:id="8" w:name="_Toc227624313"/>
       <w:r>
         <w:rPr>
           <w:rFonts w:hint="eastAsia"/>
@@ -9781,7 +10115,7 @@
       <w:pPr>
         <w:pStyle w:val="afb"/>
       </w:pPr>
-      <w:bookmarkStart w:id="9" w:name="_Toc227611703"/>
+      <w:bookmarkStart w:id="9" w:name="_Toc227624328"/>
       <w:r>
         <w:rPr>
           <w:rFonts w:hint="eastAsia"/>
@@ -11568,7 +11902,7 @@
           <w:color w:val="EE0000"/>
         </w:rPr>
         <w:drawing>
-          <wp:inline distT="0" distB="0" distL="0" distR="0" wp14:anchorId="611E101F" wp14:editId="26B6F002">
+          <wp:inline distT="0" distB="0" distL="0" distR="0" wp14:anchorId="611E101F" wp14:editId="1E576610">
             <wp:extent cx="5596344" cy="1891636"/>
             <wp:effectExtent l="19050" t="19050" r="23495" b="13970"/>
             <wp:docPr id="1246348825" name="圖片 4"/>
@@ -11646,7 +11980,7 @@
       <w:pPr>
         <w:pStyle w:val="afb"/>
       </w:pPr>
-      <w:bookmarkStart w:id="10" w:name="_Toc227611684"/>
+      <w:bookmarkStart w:id="10" w:name="_Toc227624314"/>
       <w:r>
         <w:rPr>
           <w:rFonts w:hint="eastAsia"/>
@@ -11909,7 +12243,7 @@
           <w:color w:val="EE0000"/>
         </w:rPr>
         <w:drawing>
-          <wp:inline distT="0" distB="0" distL="0" distR="0" wp14:anchorId="5214411C" wp14:editId="36A65927">
+          <wp:inline distT="0" distB="0" distL="0" distR="0" wp14:anchorId="5214411C" wp14:editId="583C5A0C">
             <wp:extent cx="5578806" cy="1925756"/>
             <wp:effectExtent l="19050" t="19050" r="22225" b="17780"/>
             <wp:docPr id="214552384" name="圖片 5"/>
@@ -11987,7 +12321,7 @@
       <w:pPr>
         <w:pStyle w:val="afb"/>
       </w:pPr>
-      <w:bookmarkStart w:id="11" w:name="_Toc227611685"/>
+      <w:bookmarkStart w:id="11" w:name="_Toc227624315"/>
       <w:r>
         <w:rPr>
           <w:rFonts w:hint="eastAsia"/>
@@ -12177,7 +12511,7 @@
       <w:pPr>
         <w:pStyle w:val="afb"/>
       </w:pPr>
-      <w:bookmarkStart w:id="12" w:name="_Toc227611686"/>
+      <w:bookmarkStart w:id="12" w:name="_Toc227624316"/>
       <w:r>
         <w:rPr>
           <w:rFonts w:hint="eastAsia"/>
@@ -12513,7 +12847,7 @@
           <w:noProof/>
         </w:rPr>
         <w:drawing>
-          <wp:inline distT="0" distB="0" distL="0" distR="0" wp14:anchorId="68960B63" wp14:editId="0FAE8EBB">
+          <wp:inline distT="0" distB="0" distL="0" distR="0" wp14:anchorId="68960B63" wp14:editId="4FE3262D">
             <wp:extent cx="5794896" cy="2055809"/>
             <wp:effectExtent l="19050" t="19050" r="15875" b="20955"/>
             <wp:docPr id="659161396" name="圖片 9"/>
@@ -12591,7 +12925,7 @@
       <w:pPr>
         <w:pStyle w:val="afb"/>
       </w:pPr>
-      <w:bookmarkStart w:id="13" w:name="_Toc227611687"/>
+      <w:bookmarkStart w:id="13" w:name="_Toc227624317"/>
       <w:r>
         <w:rPr>
           <w:rFonts w:hint="eastAsia"/>
@@ -12713,7 +13047,7 @@
           <w:noProof/>
         </w:rPr>
         <w:drawing>
-          <wp:inline distT="0" distB="0" distL="0" distR="0" wp14:anchorId="6C1EFDA4" wp14:editId="2095035B">
+          <wp:inline distT="0" distB="0" distL="0" distR="0" wp14:anchorId="6C1EFDA4" wp14:editId="42E46AD4">
             <wp:extent cx="5794375" cy="2051501"/>
             <wp:effectExtent l="19050" t="19050" r="15875" b="25400"/>
             <wp:docPr id="278636936" name="圖片 11"/>
@@ -12791,7 +13125,7 @@
       <w:pPr>
         <w:pStyle w:val="afb"/>
       </w:pPr>
-      <w:bookmarkStart w:id="14" w:name="_Toc227611688"/>
+      <w:bookmarkStart w:id="14" w:name="_Toc227624318"/>
       <w:r>
         <w:rPr>
           <w:rFonts w:hint="eastAsia"/>
@@ -13126,7 +13460,7 @@
       <w:pPr>
         <w:pStyle w:val="afb"/>
       </w:pPr>
-      <w:bookmarkStart w:id="15" w:name="_Toc227611689"/>
+      <w:bookmarkStart w:id="15" w:name="_Toc227624319"/>
       <w:r>
         <w:rPr>
           <w:rFonts w:hint="eastAsia"/>
@@ -13439,21 +13773,21 @@
         <w:rPr>
           <w:rFonts w:hint="eastAsia"/>
         </w:rPr>
-        <w:t>促進資源循環：透過平台運作，使閒置書籍得以</w:t>
+        <w:t>促進資源循環：透過平台運作，使閒置書籍得以高效</w:t>
       </w:r>
       <w:proofErr w:type="gramStart"/>
       <w:r>
         <w:rPr>
           <w:rFonts w:hint="eastAsia"/>
         </w:rPr>
-        <w:t>高效媒合流</w:t>
+        <w:t>媒</w:t>
       </w:r>
       <w:proofErr w:type="gramEnd"/>
       <w:r>
         <w:rPr>
           <w:rFonts w:hint="eastAsia"/>
         </w:rPr>
-        <w:t>通，推動校園永續發展的生態目標。</w:t>
+        <w:t>合流通，推動校園永續發展的生態目標。</w:t>
       </w:r>
     </w:p>
     <w:p>
@@ -14608,7 +14942,7 @@
       <w:pPr>
         <w:pStyle w:val="afb"/>
       </w:pPr>
-      <w:bookmarkStart w:id="21" w:name="_Toc227611704"/>
+      <w:bookmarkStart w:id="21" w:name="_Toc227624329"/>
       <w:r>
         <w:rPr>
           <w:rFonts w:hint="eastAsia"/>
@@ -17076,7 +17410,7 @@
       <w:pPr>
         <w:pStyle w:val="afb"/>
       </w:pPr>
-      <w:bookmarkStart w:id="24" w:name="_Toc227611705"/>
+      <w:bookmarkStart w:id="24" w:name="_Toc227624330"/>
       <w:r>
         <w:rPr>
           <w:rFonts w:hint="eastAsia"/>
@@ -18576,7 +18910,7 @@
       <w:pPr>
         <w:pStyle w:val="afb"/>
       </w:pPr>
-      <w:bookmarkStart w:id="27" w:name="_Toc227611690"/>
+      <w:bookmarkStart w:id="27" w:name="_Toc227624320"/>
       <w:r>
         <w:rPr>
           <w:rFonts w:hint="eastAsia"/>
@@ -18691,7 +19025,7 @@
       <w:pPr>
         <w:pStyle w:val="afb"/>
       </w:pPr>
-      <w:bookmarkStart w:id="29" w:name="_Toc227611706"/>
+      <w:bookmarkStart w:id="29" w:name="_Toc227624331"/>
       <w:r>
         <w:rPr>
           <w:rFonts w:hint="eastAsia"/>
@@ -19245,7 +19579,7 @@
       <w:pPr>
         <w:pStyle w:val="afb"/>
       </w:pPr>
-      <w:bookmarkStart w:id="30" w:name="_Toc227611707"/>
+      <w:bookmarkStart w:id="30" w:name="_Toc227624332"/>
       <w:r>
         <w:rPr>
           <w:rFonts w:hint="eastAsia"/>
@@ -19805,7 +20139,7 @@
       <w:pPr>
         <w:pStyle w:val="afb"/>
       </w:pPr>
-      <w:bookmarkStart w:id="31" w:name="_Toc227611708"/>
+      <w:bookmarkStart w:id="31" w:name="_Toc227624333"/>
       <w:r>
         <w:rPr>
           <w:rFonts w:hint="eastAsia"/>
@@ -20225,7 +20559,7 @@
       <w:pPr>
         <w:pStyle w:val="afb"/>
       </w:pPr>
-      <w:bookmarkStart w:id="32" w:name="_Toc227611709"/>
+      <w:bookmarkStart w:id="32" w:name="_Toc227624334"/>
       <w:r>
         <w:rPr>
           <w:rFonts w:hint="eastAsia"/>
@@ -20676,7 +21010,7 @@
         <w:pStyle w:val="afb"/>
         <w:pageBreakBefore/>
       </w:pPr>
-      <w:bookmarkStart w:id="33" w:name="_Toc227611710"/>
+      <w:bookmarkStart w:id="33" w:name="_Toc227624335"/>
       <w:r>
         <w:rPr>
           <w:rFonts w:hint="eastAsia"/>
@@ -22337,7 +22671,7 @@
       <w:pPr>
         <w:pStyle w:val="afb"/>
       </w:pPr>
-      <w:bookmarkStart w:id="35" w:name="_Toc227611711"/>
+      <w:bookmarkStart w:id="35" w:name="_Toc227624336"/>
       <w:r>
         <w:rPr>
           <w:rFonts w:hint="eastAsia"/>
@@ -24264,23 +24598,6967 @@
     </w:p>
     <w:p>
       <w:pPr>
-        <w:pStyle w:val="a0"/>
-        <w:ind w:firstLineChars="200" w:firstLine="560"/>
-      </w:pPr>
-      <w:r>
-        <w:rPr>
-          <w:rFonts w:hint="eastAsia"/>
-          <w:color w:val="EE0000"/>
-        </w:rPr>
-        <w:t>新增內容</w:t>
-      </w:r>
+        <w:pStyle w:val="afb"/>
+      </w:pPr>
+      <w:bookmarkStart w:id="39" w:name="_Toc227624337"/>
+      <w:r>
+        <w:rPr>
+          <w:rFonts w:hint="eastAsia"/>
+        </w:rPr>
+        <w:t>表</w:t>
+      </w:r>
+      <w:r>
+        <w:rPr>
+          <w:rFonts w:hint="eastAsia"/>
+        </w:rPr>
+        <w:t xml:space="preserve"> </w:t>
+      </w:r>
+      <w:r>
+        <w:fldChar w:fldCharType="begin"/>
+      </w:r>
+      <w:r>
+        <w:instrText xml:space="preserve"> </w:instrText>
+      </w:r>
+      <w:r>
+        <w:rPr>
+          <w:rFonts w:hint="eastAsia"/>
+        </w:rPr>
+        <w:instrText>STYLEREF 2 \s</w:instrText>
+      </w:r>
+      <w:r>
+        <w:instrText xml:space="preserve"> </w:instrText>
+      </w:r>
+      <w:r>
+        <w:fldChar w:fldCharType="separate"/>
+      </w:r>
+      <w:r>
+        <w:rPr>
+          <w:noProof/>
+        </w:rPr>
+        <w:t>4-2</w:t>
+      </w:r>
+      <w:r>
+        <w:fldChar w:fldCharType="end"/>
+      </w:r>
+      <w:r>
+        <w:t>-</w:t>
+      </w:r>
+      <w:r>
+        <w:fldChar w:fldCharType="begin"/>
+      </w:r>
+      <w:r>
+        <w:instrText xml:space="preserve"> </w:instrText>
+      </w:r>
+      <w:r>
+        <w:rPr>
+          <w:rFonts w:hint="eastAsia"/>
+        </w:rPr>
+        <w:instrText xml:space="preserve">SEQ </w:instrText>
+      </w:r>
+      <w:r>
+        <w:rPr>
+          <w:rFonts w:hint="eastAsia"/>
+        </w:rPr>
+        <w:instrText>表</w:instrText>
+      </w:r>
+      <w:r>
+        <w:rPr>
+          <w:rFonts w:hint="eastAsia"/>
+        </w:rPr>
+        <w:instrText xml:space="preserve"> \* ARABIC \s 2</w:instrText>
+      </w:r>
+      <w:r>
+        <w:instrText xml:space="preserve"> </w:instrText>
+      </w:r>
+      <w:r>
+        <w:fldChar w:fldCharType="separate"/>
+      </w:r>
+      <w:r>
+        <w:rPr>
+          <w:noProof/>
+        </w:rPr>
+        <w:t>1</w:t>
+      </w:r>
+      <w:r>
+        <w:fldChar w:fldCharType="end"/>
+      </w:r>
+      <w:r>
+        <w:t xml:space="preserve"> </w:t>
+      </w:r>
+      <w:r>
+        <w:rPr>
+          <w:rFonts w:hint="eastAsia"/>
+        </w:rPr>
+        <w:t>專案組織分工表</w:t>
+      </w:r>
+      <w:bookmarkEnd w:id="39"/>
     </w:p>
     <w:p>
       <w:pPr>
+        <w:pStyle w:val="a0"/>
+        <w:numPr>
+          <w:ilvl w:val="0"/>
+          <w:numId w:val="0"/>
+        </w:numPr>
+        <w:rPr>
+          <w:rFonts w:ascii="標楷體" w:eastAsia="標楷體" w:hAnsi="標楷體" w:cs="標楷體"/>
+        </w:rPr>
+      </w:pPr>
+      <w:proofErr w:type="gramStart"/>
+      <w:r>
+        <w:rPr>
+          <w:rFonts w:hint="eastAsia"/>
+        </w:rPr>
+        <w:t>註</w:t>
+      </w:r>
+      <w:proofErr w:type="gramEnd"/>
+      <w:r>
+        <w:rPr>
+          <w:rFonts w:hint="eastAsia"/>
+        </w:rPr>
+        <w:t>：●主要負責人；</w:t>
+      </w:r>
+      <w:r>
+        <w:rPr>
+          <w:rFonts w:ascii="新細明體" w:eastAsia="新細明體" w:hAnsi="新細明體" w:cs="新細明體" w:hint="eastAsia"/>
+        </w:rPr>
+        <w:t>〇</w:t>
+      </w:r>
+      <w:r>
+        <w:rPr>
+          <w:rFonts w:ascii="標楷體" w:eastAsia="標楷體" w:hAnsi="標楷體" w:cs="標楷體" w:hint="eastAsia"/>
+        </w:rPr>
+        <w:t>次要負責人</w:t>
+      </w:r>
+    </w:p>
+    <w:tbl>
+      <w:tblPr>
+        <w:tblStyle w:val="afa"/>
+        <w:tblW w:w="0" w:type="auto"/>
+        <w:tblLayout w:type="fixed"/>
+        <w:tblLook w:val="04A0" w:firstRow="1" w:lastRow="0" w:firstColumn="1" w:lastColumn="0" w:noHBand="0" w:noVBand="1"/>
+      </w:tblPr>
+      <w:tblGrid>
+        <w:gridCol w:w="844"/>
+        <w:gridCol w:w="3688"/>
+        <w:gridCol w:w="1415"/>
+        <w:gridCol w:w="1417"/>
+        <w:gridCol w:w="1415"/>
+        <w:gridCol w:w="1415"/>
+      </w:tblGrid>
+      <w:tr>
+        <w:trPr>
+          <w:tblHeader/>
+        </w:trPr>
+        <w:tc>
+          <w:tcPr>
+            <w:tcW w:w="4532" w:type="dxa"/>
+            <w:gridSpan w:val="2"/>
+            <w:tcBorders>
+              <w:tl2br w:val="single" w:sz="4" w:space="0" w:color="auto"/>
+            </w:tcBorders>
+            <w:shd w:val="clear" w:color="auto" w:fill="DEE5E8" w:themeFill="text2" w:themeFillTint="33"/>
+            <w:vAlign w:val="center"/>
+          </w:tcPr>
+          <w:p>
+            <w:pPr>
+              <w:pStyle w:val="a0"/>
+              <w:ind w:firstLine="0"/>
+              <w:jc w:val="right"/>
+              <w:textAlignment w:val="center"/>
+              <w:rPr>
+                <w:rFonts w:ascii="Times New Roman" w:eastAsia="標楷體" w:hAnsi="Times New Roman"/>
+              </w:rPr>
+            </w:pPr>
+            <w:r>
+              <w:rPr>
+                <w:rFonts w:ascii="Times New Roman" w:eastAsia="標楷體" w:hAnsi="Times New Roman" w:hint="eastAsia"/>
+              </w:rPr>
+              <w:t>組員</w:t>
+            </w:r>
+          </w:p>
+          <w:p>
+            <w:pPr>
+              <w:pStyle w:val="a0"/>
+              <w:ind w:firstLine="0"/>
+              <w:jc w:val="left"/>
+              <w:textAlignment w:val="center"/>
+              <w:rPr>
+                <w:rFonts w:ascii="Times New Roman" w:eastAsia="標楷體" w:hAnsi="Times New Roman"/>
+              </w:rPr>
+            </w:pPr>
+            <w:r>
+              <w:rPr>
+                <w:rFonts w:ascii="Times New Roman" w:eastAsia="標楷體" w:hAnsi="Times New Roman" w:hint="eastAsia"/>
+              </w:rPr>
+              <w:t>項目</w:t>
+            </w:r>
+          </w:p>
+        </w:tc>
+        <w:tc>
+          <w:tcPr>
+            <w:tcW w:w="1415" w:type="dxa"/>
+            <w:shd w:val="clear" w:color="auto" w:fill="DEE5E8" w:themeFill="text2" w:themeFillTint="33"/>
+            <w:vAlign w:val="center"/>
+          </w:tcPr>
+          <w:p>
+            <w:pPr>
+              <w:pStyle w:val="a0"/>
+              <w:ind w:firstLine="0"/>
+              <w:jc w:val="center"/>
+              <w:textAlignment w:val="center"/>
+              <w:rPr>
+                <w:rFonts w:ascii="Times New Roman" w:eastAsia="標楷體" w:hAnsi="Times New Roman"/>
+              </w:rPr>
+            </w:pPr>
+            <w:r>
+              <w:rPr>
+                <w:rFonts w:ascii="Times New Roman" w:eastAsia="標楷體" w:hAnsi="Times New Roman" w:hint="eastAsia"/>
+              </w:rPr>
+              <w:t>11246063</w:t>
+            </w:r>
+          </w:p>
+          <w:p>
+            <w:pPr>
+              <w:pStyle w:val="a0"/>
+              <w:ind w:firstLine="0"/>
+              <w:jc w:val="center"/>
+              <w:textAlignment w:val="center"/>
+              <w:rPr>
+                <w:rFonts w:ascii="Times New Roman" w:eastAsia="標楷體" w:hAnsi="Times New Roman"/>
+              </w:rPr>
+            </w:pPr>
+            <w:r>
+              <w:rPr>
+                <w:rFonts w:ascii="Times New Roman" w:eastAsia="標楷體" w:hAnsi="Times New Roman" w:hint="eastAsia"/>
+              </w:rPr>
+              <w:t>許凱俊</w:t>
+            </w:r>
+          </w:p>
+        </w:tc>
+        <w:tc>
+          <w:tcPr>
+            <w:tcW w:w="1417" w:type="dxa"/>
+            <w:shd w:val="clear" w:color="auto" w:fill="DEE5E8" w:themeFill="text2" w:themeFillTint="33"/>
+            <w:vAlign w:val="center"/>
+          </w:tcPr>
+          <w:p>
+            <w:pPr>
+              <w:pStyle w:val="a0"/>
+              <w:ind w:firstLine="0"/>
+              <w:jc w:val="center"/>
+              <w:textAlignment w:val="center"/>
+              <w:rPr>
+                <w:rFonts w:ascii="Times New Roman" w:eastAsia="標楷體" w:hAnsi="Times New Roman"/>
+              </w:rPr>
+            </w:pPr>
+            <w:r>
+              <w:rPr>
+                <w:rFonts w:ascii="Times New Roman" w:eastAsia="標楷體" w:hAnsi="Times New Roman" w:hint="eastAsia"/>
+              </w:rPr>
+              <w:t>11246065</w:t>
+            </w:r>
+          </w:p>
+          <w:p>
+            <w:pPr>
+              <w:pStyle w:val="a0"/>
+              <w:ind w:firstLine="0"/>
+              <w:jc w:val="center"/>
+              <w:textAlignment w:val="center"/>
+              <w:rPr>
+                <w:rFonts w:ascii="Times New Roman" w:eastAsia="標楷體" w:hAnsi="Times New Roman"/>
+              </w:rPr>
+            </w:pPr>
+            <w:r>
+              <w:rPr>
+                <w:rFonts w:ascii="Times New Roman" w:eastAsia="標楷體" w:hAnsi="Times New Roman" w:hint="eastAsia"/>
+              </w:rPr>
+              <w:t>陳秉鴻</w:t>
+            </w:r>
+          </w:p>
+        </w:tc>
+        <w:tc>
+          <w:tcPr>
+            <w:tcW w:w="1415" w:type="dxa"/>
+            <w:shd w:val="clear" w:color="auto" w:fill="DEE5E8" w:themeFill="text2" w:themeFillTint="33"/>
+            <w:vAlign w:val="center"/>
+          </w:tcPr>
+          <w:p>
+            <w:pPr>
+              <w:pStyle w:val="a0"/>
+              <w:ind w:firstLine="0"/>
+              <w:jc w:val="center"/>
+              <w:textAlignment w:val="center"/>
+              <w:rPr>
+                <w:rFonts w:ascii="Times New Roman" w:eastAsia="標楷體" w:hAnsi="Times New Roman"/>
+              </w:rPr>
+            </w:pPr>
+            <w:r>
+              <w:rPr>
+                <w:rFonts w:ascii="Times New Roman" w:eastAsia="標楷體" w:hAnsi="Times New Roman" w:hint="eastAsia"/>
+              </w:rPr>
+              <w:t>11246072</w:t>
+            </w:r>
+          </w:p>
+          <w:p>
+            <w:pPr>
+              <w:pStyle w:val="a0"/>
+              <w:ind w:firstLine="0"/>
+              <w:jc w:val="center"/>
+              <w:textAlignment w:val="center"/>
+              <w:rPr>
+                <w:rFonts w:ascii="Times New Roman" w:eastAsia="標楷體" w:hAnsi="Times New Roman"/>
+              </w:rPr>
+            </w:pPr>
+            <w:r>
+              <w:rPr>
+                <w:rFonts w:ascii="Times New Roman" w:eastAsia="標楷體" w:hAnsi="Times New Roman" w:hint="eastAsia"/>
+              </w:rPr>
+              <w:t>連卉</w:t>
+            </w:r>
+            <w:proofErr w:type="gramStart"/>
+            <w:r>
+              <w:rPr>
+                <w:rFonts w:ascii="Times New Roman" w:eastAsia="標楷體" w:hAnsi="Times New Roman" w:hint="eastAsia"/>
+              </w:rPr>
+              <w:t>媗</w:t>
+            </w:r>
+            <w:proofErr w:type="gramEnd"/>
+          </w:p>
+        </w:tc>
+        <w:tc>
+          <w:tcPr>
+            <w:tcW w:w="1415" w:type="dxa"/>
+            <w:shd w:val="clear" w:color="auto" w:fill="DEE5E8" w:themeFill="text2" w:themeFillTint="33"/>
+            <w:vAlign w:val="center"/>
+          </w:tcPr>
+          <w:p>
+            <w:pPr>
+              <w:pStyle w:val="a0"/>
+              <w:ind w:firstLine="0"/>
+              <w:jc w:val="center"/>
+              <w:textAlignment w:val="center"/>
+              <w:rPr>
+                <w:rFonts w:ascii="Times New Roman" w:eastAsia="標楷體" w:hAnsi="Times New Roman"/>
+              </w:rPr>
+            </w:pPr>
+            <w:r>
+              <w:rPr>
+                <w:rFonts w:ascii="Times New Roman" w:eastAsia="標楷體" w:hAnsi="Times New Roman" w:hint="eastAsia"/>
+              </w:rPr>
+              <w:t>11246074</w:t>
+            </w:r>
+          </w:p>
+          <w:p>
+            <w:pPr>
+              <w:pStyle w:val="a0"/>
+              <w:ind w:firstLine="0"/>
+              <w:jc w:val="center"/>
+              <w:textAlignment w:val="center"/>
+              <w:rPr>
+                <w:rFonts w:ascii="Times New Roman" w:eastAsia="標楷體" w:hAnsi="Times New Roman"/>
+              </w:rPr>
+            </w:pPr>
+            <w:r>
+              <w:rPr>
+                <w:rFonts w:ascii="Times New Roman" w:eastAsia="標楷體" w:hAnsi="Times New Roman" w:hint="eastAsia"/>
+              </w:rPr>
+              <w:t>江芸萱</w:t>
+            </w:r>
+          </w:p>
+        </w:tc>
+      </w:tr>
+      <w:tr>
+        <w:tc>
+          <w:tcPr>
+            <w:tcW w:w="844" w:type="dxa"/>
+            <w:vMerge w:val="restart"/>
+            <w:vAlign w:val="center"/>
+          </w:tcPr>
+          <w:p>
+            <w:pPr>
+              <w:pStyle w:val="a0"/>
+              <w:ind w:firstLine="0"/>
+              <w:jc w:val="center"/>
+              <w:textAlignment w:val="center"/>
+              <w:rPr>
+                <w:rFonts w:ascii="Times New Roman" w:eastAsia="標楷體" w:hAnsi="Times New Roman"/>
+              </w:rPr>
+            </w:pPr>
+            <w:r>
+              <w:rPr>
+                <w:rFonts w:ascii="Times New Roman" w:eastAsia="標楷體" w:hAnsi="Times New Roman" w:hint="eastAsia"/>
+              </w:rPr>
+              <w:t>硬體開發</w:t>
+            </w:r>
+          </w:p>
+        </w:tc>
+        <w:tc>
+          <w:tcPr>
+            <w:tcW w:w="3688" w:type="dxa"/>
+            <w:vAlign w:val="center"/>
+          </w:tcPr>
+          <w:p>
+            <w:pPr>
+              <w:pStyle w:val="a0"/>
+              <w:ind w:firstLine="0"/>
+              <w:textAlignment w:val="center"/>
+              <w:rPr>
+                <w:rFonts w:ascii="Times New Roman" w:eastAsia="標楷體" w:hAnsi="Times New Roman"/>
+              </w:rPr>
+            </w:pPr>
+            <w:r>
+              <w:rPr>
+                <w:rFonts w:ascii="Times New Roman" w:eastAsia="標楷體" w:hAnsi="Times New Roman" w:hint="eastAsia"/>
+              </w:rPr>
+              <w:t>ESP32</w:t>
+            </w:r>
+            <w:r>
+              <w:rPr>
+                <w:rFonts w:ascii="Times New Roman" w:eastAsia="標楷體" w:hAnsi="Times New Roman" w:hint="eastAsia"/>
+              </w:rPr>
+              <w:t>韌體撰寫</w:t>
+            </w:r>
+          </w:p>
+        </w:tc>
+        <w:tc>
+          <w:tcPr>
+            <w:tcW w:w="1415" w:type="dxa"/>
+            <w:vAlign w:val="center"/>
+          </w:tcPr>
+          <w:p>
+            <w:pPr>
+              <w:pStyle w:val="a0"/>
+              <w:ind w:firstLine="0"/>
+              <w:jc w:val="center"/>
+              <w:textAlignment w:val="center"/>
+              <w:rPr>
+                <w:rFonts w:ascii="Times New Roman" w:eastAsia="標楷體" w:hAnsi="Times New Roman"/>
+              </w:rPr>
+            </w:pPr>
+          </w:p>
+        </w:tc>
+        <w:tc>
+          <w:tcPr>
+            <w:tcW w:w="1417" w:type="dxa"/>
+            <w:vAlign w:val="center"/>
+          </w:tcPr>
+          <w:p>
+            <w:pPr>
+              <w:pStyle w:val="a0"/>
+              <w:ind w:firstLine="0"/>
+              <w:jc w:val="center"/>
+              <w:textAlignment w:val="center"/>
+              <w:rPr>
+                <w:rFonts w:ascii="Times New Roman" w:eastAsia="標楷體" w:hAnsi="Times New Roman"/>
+              </w:rPr>
+            </w:pPr>
+          </w:p>
+        </w:tc>
+        <w:tc>
+          <w:tcPr>
+            <w:tcW w:w="1415" w:type="dxa"/>
+            <w:vAlign w:val="center"/>
+          </w:tcPr>
+          <w:p>
+            <w:pPr>
+              <w:pStyle w:val="a0"/>
+              <w:ind w:firstLine="0"/>
+              <w:jc w:val="center"/>
+              <w:textAlignment w:val="center"/>
+              <w:rPr>
+                <w:rFonts w:ascii="Times New Roman" w:eastAsia="標楷體" w:hAnsi="Times New Roman"/>
+              </w:rPr>
+            </w:pPr>
+          </w:p>
+        </w:tc>
+        <w:tc>
+          <w:tcPr>
+            <w:tcW w:w="1415" w:type="dxa"/>
+            <w:vAlign w:val="center"/>
+          </w:tcPr>
+          <w:p>
+            <w:pPr>
+              <w:pStyle w:val="a0"/>
+              <w:ind w:firstLine="0"/>
+              <w:jc w:val="center"/>
+              <w:textAlignment w:val="center"/>
+              <w:rPr>
+                <w:rFonts w:ascii="Times New Roman" w:eastAsia="標楷體" w:hAnsi="Times New Roman"/>
+              </w:rPr>
+            </w:pPr>
+          </w:p>
+        </w:tc>
+      </w:tr>
+      <w:tr>
+        <w:tc>
+          <w:tcPr>
+            <w:tcW w:w="844" w:type="dxa"/>
+            <w:vMerge/>
+            <w:vAlign w:val="center"/>
+          </w:tcPr>
+          <w:p>
+            <w:pPr>
+              <w:pStyle w:val="a0"/>
+              <w:ind w:firstLine="0"/>
+              <w:jc w:val="center"/>
+              <w:textAlignment w:val="center"/>
+              <w:rPr>
+                <w:rFonts w:ascii="Times New Roman" w:eastAsia="標楷體" w:hAnsi="Times New Roman"/>
+              </w:rPr>
+            </w:pPr>
+          </w:p>
+        </w:tc>
+        <w:tc>
+          <w:tcPr>
+            <w:tcW w:w="3688" w:type="dxa"/>
+            <w:vAlign w:val="center"/>
+          </w:tcPr>
+          <w:p>
+            <w:pPr>
+              <w:pStyle w:val="a0"/>
+              <w:ind w:firstLine="0"/>
+              <w:textAlignment w:val="center"/>
+              <w:rPr>
+                <w:rFonts w:ascii="Times New Roman" w:eastAsia="標楷體" w:hAnsi="Times New Roman"/>
+              </w:rPr>
+            </w:pPr>
+            <w:r>
+              <w:rPr>
+                <w:rFonts w:ascii="Times New Roman" w:eastAsia="標楷體" w:hAnsi="Times New Roman" w:hint="eastAsia"/>
+              </w:rPr>
+              <w:t>步進馬達控制</w:t>
+            </w:r>
+          </w:p>
+        </w:tc>
+        <w:tc>
+          <w:tcPr>
+            <w:tcW w:w="1415" w:type="dxa"/>
+            <w:vAlign w:val="center"/>
+          </w:tcPr>
+          <w:p>
+            <w:pPr>
+              <w:pStyle w:val="a0"/>
+              <w:ind w:firstLine="0"/>
+              <w:jc w:val="center"/>
+              <w:textAlignment w:val="center"/>
+              <w:rPr>
+                <w:rFonts w:ascii="Times New Roman" w:eastAsia="標楷體" w:hAnsi="Times New Roman"/>
+              </w:rPr>
+            </w:pPr>
+          </w:p>
+        </w:tc>
+        <w:tc>
+          <w:tcPr>
+            <w:tcW w:w="1417" w:type="dxa"/>
+            <w:vAlign w:val="center"/>
+          </w:tcPr>
+          <w:p>
+            <w:pPr>
+              <w:pStyle w:val="a0"/>
+              <w:ind w:firstLine="0"/>
+              <w:jc w:val="center"/>
+              <w:textAlignment w:val="center"/>
+              <w:rPr>
+                <w:rFonts w:ascii="Times New Roman" w:eastAsia="標楷體" w:hAnsi="Times New Roman"/>
+              </w:rPr>
+            </w:pPr>
+          </w:p>
+        </w:tc>
+        <w:tc>
+          <w:tcPr>
+            <w:tcW w:w="1415" w:type="dxa"/>
+            <w:vAlign w:val="center"/>
+          </w:tcPr>
+          <w:p>
+            <w:pPr>
+              <w:pStyle w:val="a0"/>
+              <w:ind w:firstLine="0"/>
+              <w:jc w:val="center"/>
+              <w:textAlignment w:val="center"/>
+              <w:rPr>
+                <w:rFonts w:ascii="Times New Roman" w:eastAsia="標楷體" w:hAnsi="Times New Roman"/>
+              </w:rPr>
+            </w:pPr>
+          </w:p>
+        </w:tc>
+        <w:tc>
+          <w:tcPr>
+            <w:tcW w:w="1415" w:type="dxa"/>
+            <w:vAlign w:val="center"/>
+          </w:tcPr>
+          <w:p>
+            <w:pPr>
+              <w:pStyle w:val="a0"/>
+              <w:ind w:firstLine="0"/>
+              <w:jc w:val="center"/>
+              <w:textAlignment w:val="center"/>
+              <w:rPr>
+                <w:rFonts w:ascii="Times New Roman" w:eastAsia="標楷體" w:hAnsi="Times New Roman"/>
+              </w:rPr>
+            </w:pPr>
+          </w:p>
+        </w:tc>
+      </w:tr>
+      <w:tr>
+        <w:tc>
+          <w:tcPr>
+            <w:tcW w:w="844" w:type="dxa"/>
+            <w:vMerge/>
+            <w:vAlign w:val="center"/>
+          </w:tcPr>
+          <w:p>
+            <w:pPr>
+              <w:pStyle w:val="a0"/>
+              <w:ind w:firstLine="0"/>
+              <w:jc w:val="center"/>
+              <w:textAlignment w:val="center"/>
+              <w:rPr>
+                <w:rFonts w:ascii="Times New Roman" w:eastAsia="標楷體" w:hAnsi="Times New Roman"/>
+              </w:rPr>
+            </w:pPr>
+          </w:p>
+        </w:tc>
+        <w:tc>
+          <w:tcPr>
+            <w:tcW w:w="3688" w:type="dxa"/>
+            <w:vAlign w:val="center"/>
+          </w:tcPr>
+          <w:p>
+            <w:pPr>
+              <w:pStyle w:val="a0"/>
+              <w:ind w:firstLine="0"/>
+              <w:textAlignment w:val="center"/>
+              <w:rPr>
+                <w:rFonts w:ascii="Times New Roman" w:eastAsia="標楷體" w:hAnsi="Times New Roman"/>
+              </w:rPr>
+            </w:pPr>
+            <w:r>
+              <w:rPr>
+                <w:rFonts w:ascii="Times New Roman" w:eastAsia="標楷體" w:hAnsi="Times New Roman" w:hint="eastAsia"/>
+              </w:rPr>
+              <w:t>3D</w:t>
+            </w:r>
+            <w:r>
+              <w:rPr>
+                <w:rFonts w:ascii="Times New Roman" w:eastAsia="標楷體" w:hAnsi="Times New Roman" w:hint="eastAsia"/>
+              </w:rPr>
+              <w:t>建模</w:t>
+            </w:r>
+          </w:p>
+        </w:tc>
+        <w:tc>
+          <w:tcPr>
+            <w:tcW w:w="1415" w:type="dxa"/>
+            <w:vAlign w:val="center"/>
+          </w:tcPr>
+          <w:p>
+            <w:pPr>
+              <w:pStyle w:val="a0"/>
+              <w:ind w:firstLine="0"/>
+              <w:jc w:val="center"/>
+              <w:textAlignment w:val="center"/>
+              <w:rPr>
+                <w:rFonts w:ascii="Times New Roman" w:eastAsia="標楷體" w:hAnsi="Times New Roman"/>
+              </w:rPr>
+            </w:pPr>
+          </w:p>
+        </w:tc>
+        <w:tc>
+          <w:tcPr>
+            <w:tcW w:w="1417" w:type="dxa"/>
+            <w:vAlign w:val="center"/>
+          </w:tcPr>
+          <w:p>
+            <w:pPr>
+              <w:pStyle w:val="a0"/>
+              <w:ind w:firstLine="0"/>
+              <w:jc w:val="center"/>
+              <w:textAlignment w:val="center"/>
+              <w:rPr>
+                <w:rFonts w:ascii="Times New Roman" w:eastAsia="標楷體" w:hAnsi="Times New Roman"/>
+              </w:rPr>
+            </w:pPr>
+          </w:p>
+        </w:tc>
+        <w:tc>
+          <w:tcPr>
+            <w:tcW w:w="1415" w:type="dxa"/>
+            <w:vAlign w:val="center"/>
+          </w:tcPr>
+          <w:p>
+            <w:pPr>
+              <w:pStyle w:val="a0"/>
+              <w:ind w:firstLine="0"/>
+              <w:jc w:val="center"/>
+              <w:textAlignment w:val="center"/>
+              <w:rPr>
+                <w:rFonts w:ascii="Times New Roman" w:eastAsia="標楷體" w:hAnsi="Times New Roman"/>
+              </w:rPr>
+            </w:pPr>
+          </w:p>
+        </w:tc>
+        <w:tc>
+          <w:tcPr>
+            <w:tcW w:w="1415" w:type="dxa"/>
+            <w:vAlign w:val="center"/>
+          </w:tcPr>
+          <w:p>
+            <w:pPr>
+              <w:pStyle w:val="a0"/>
+              <w:ind w:firstLine="0"/>
+              <w:jc w:val="center"/>
+              <w:textAlignment w:val="center"/>
+              <w:rPr>
+                <w:rFonts w:ascii="Times New Roman" w:eastAsia="標楷體" w:hAnsi="Times New Roman"/>
+              </w:rPr>
+            </w:pPr>
+          </w:p>
+        </w:tc>
+      </w:tr>
+      <w:tr>
+        <w:tc>
+          <w:tcPr>
+            <w:tcW w:w="844" w:type="dxa"/>
+            <w:vMerge/>
+            <w:vAlign w:val="center"/>
+          </w:tcPr>
+          <w:p>
+            <w:pPr>
+              <w:pStyle w:val="a0"/>
+              <w:ind w:firstLine="0"/>
+              <w:jc w:val="center"/>
+              <w:textAlignment w:val="center"/>
+              <w:rPr>
+                <w:rFonts w:ascii="Times New Roman" w:eastAsia="標楷體" w:hAnsi="Times New Roman"/>
+              </w:rPr>
+            </w:pPr>
+          </w:p>
+        </w:tc>
+        <w:tc>
+          <w:tcPr>
+            <w:tcW w:w="3688" w:type="dxa"/>
+            <w:vAlign w:val="center"/>
+          </w:tcPr>
+          <w:p>
+            <w:pPr>
+              <w:pStyle w:val="a0"/>
+              <w:ind w:firstLine="0"/>
+              <w:textAlignment w:val="center"/>
+              <w:rPr>
+                <w:rFonts w:ascii="Times New Roman" w:eastAsia="標楷體" w:hAnsi="Times New Roman"/>
+              </w:rPr>
+            </w:pPr>
+            <w:r>
+              <w:rPr>
+                <w:rFonts w:ascii="Times New Roman" w:eastAsia="標楷體" w:hAnsi="Times New Roman" w:hint="eastAsia"/>
+              </w:rPr>
+              <w:t>3D</w:t>
+            </w:r>
+            <w:r>
+              <w:rPr>
+                <w:rFonts w:ascii="Times New Roman" w:eastAsia="標楷體" w:hAnsi="Times New Roman" w:hint="eastAsia"/>
+              </w:rPr>
+              <w:t>切片</w:t>
+            </w:r>
+          </w:p>
+        </w:tc>
+        <w:tc>
+          <w:tcPr>
+            <w:tcW w:w="1415" w:type="dxa"/>
+            <w:vAlign w:val="center"/>
+          </w:tcPr>
+          <w:p>
+            <w:pPr>
+              <w:pStyle w:val="a0"/>
+              <w:ind w:firstLine="0"/>
+              <w:jc w:val="center"/>
+              <w:textAlignment w:val="center"/>
+              <w:rPr>
+                <w:rFonts w:ascii="Times New Roman" w:eastAsia="標楷體" w:hAnsi="Times New Roman"/>
+              </w:rPr>
+            </w:pPr>
+          </w:p>
+        </w:tc>
+        <w:tc>
+          <w:tcPr>
+            <w:tcW w:w="1417" w:type="dxa"/>
+            <w:vAlign w:val="center"/>
+          </w:tcPr>
+          <w:p>
+            <w:pPr>
+              <w:pStyle w:val="a0"/>
+              <w:ind w:firstLine="0"/>
+              <w:jc w:val="center"/>
+              <w:textAlignment w:val="center"/>
+              <w:rPr>
+                <w:rFonts w:ascii="Times New Roman" w:eastAsia="標楷體" w:hAnsi="Times New Roman"/>
+              </w:rPr>
+            </w:pPr>
+          </w:p>
+        </w:tc>
+        <w:tc>
+          <w:tcPr>
+            <w:tcW w:w="1415" w:type="dxa"/>
+            <w:vAlign w:val="center"/>
+          </w:tcPr>
+          <w:p>
+            <w:pPr>
+              <w:pStyle w:val="a0"/>
+              <w:ind w:firstLine="0"/>
+              <w:jc w:val="center"/>
+              <w:textAlignment w:val="center"/>
+              <w:rPr>
+                <w:rFonts w:ascii="Times New Roman" w:eastAsia="標楷體" w:hAnsi="Times New Roman"/>
+              </w:rPr>
+            </w:pPr>
+          </w:p>
+        </w:tc>
+        <w:tc>
+          <w:tcPr>
+            <w:tcW w:w="1415" w:type="dxa"/>
+            <w:vAlign w:val="center"/>
+          </w:tcPr>
+          <w:p>
+            <w:pPr>
+              <w:pStyle w:val="a0"/>
+              <w:ind w:firstLine="0"/>
+              <w:jc w:val="center"/>
+              <w:textAlignment w:val="center"/>
+              <w:rPr>
+                <w:rFonts w:ascii="Times New Roman" w:eastAsia="標楷體" w:hAnsi="Times New Roman"/>
+              </w:rPr>
+            </w:pPr>
+          </w:p>
+        </w:tc>
+      </w:tr>
+      <w:tr>
+        <w:tc>
+          <w:tcPr>
+            <w:tcW w:w="844" w:type="dxa"/>
+            <w:vMerge/>
+            <w:vAlign w:val="center"/>
+          </w:tcPr>
+          <w:p>
+            <w:pPr>
+              <w:pStyle w:val="a0"/>
+              <w:ind w:firstLine="0"/>
+              <w:jc w:val="center"/>
+              <w:textAlignment w:val="center"/>
+              <w:rPr>
+                <w:rFonts w:ascii="Times New Roman" w:eastAsia="標楷體" w:hAnsi="Times New Roman"/>
+              </w:rPr>
+            </w:pPr>
+          </w:p>
+        </w:tc>
+        <w:tc>
+          <w:tcPr>
+            <w:tcW w:w="3688" w:type="dxa"/>
+            <w:vAlign w:val="center"/>
+          </w:tcPr>
+          <w:p>
+            <w:pPr>
+              <w:pStyle w:val="a0"/>
+              <w:ind w:firstLine="0"/>
+              <w:textAlignment w:val="center"/>
+              <w:rPr>
+                <w:rFonts w:ascii="Times New Roman" w:eastAsia="標楷體" w:hAnsi="Times New Roman"/>
+              </w:rPr>
+            </w:pPr>
+            <w:r>
+              <w:rPr>
+                <w:rFonts w:ascii="Times New Roman" w:eastAsia="標楷體" w:hAnsi="Times New Roman" w:hint="eastAsia"/>
+              </w:rPr>
+              <w:t>3D</w:t>
+            </w:r>
+            <w:r>
+              <w:rPr>
+                <w:rFonts w:ascii="Times New Roman" w:eastAsia="標楷體" w:hAnsi="Times New Roman" w:hint="eastAsia"/>
+              </w:rPr>
+              <w:t>列印</w:t>
+            </w:r>
+          </w:p>
+        </w:tc>
+        <w:tc>
+          <w:tcPr>
+            <w:tcW w:w="1415" w:type="dxa"/>
+            <w:vAlign w:val="center"/>
+          </w:tcPr>
+          <w:p>
+            <w:pPr>
+              <w:pStyle w:val="a0"/>
+              <w:ind w:firstLine="0"/>
+              <w:jc w:val="center"/>
+              <w:textAlignment w:val="center"/>
+              <w:rPr>
+                <w:rFonts w:ascii="Times New Roman" w:eastAsia="標楷體" w:hAnsi="Times New Roman"/>
+              </w:rPr>
+            </w:pPr>
+          </w:p>
+        </w:tc>
+        <w:tc>
+          <w:tcPr>
+            <w:tcW w:w="1417" w:type="dxa"/>
+            <w:vAlign w:val="center"/>
+          </w:tcPr>
+          <w:p>
+            <w:pPr>
+              <w:pStyle w:val="a0"/>
+              <w:ind w:firstLine="0"/>
+              <w:jc w:val="center"/>
+              <w:textAlignment w:val="center"/>
+              <w:rPr>
+                <w:rFonts w:ascii="Times New Roman" w:eastAsia="標楷體" w:hAnsi="Times New Roman"/>
+              </w:rPr>
+            </w:pPr>
+          </w:p>
+        </w:tc>
+        <w:tc>
+          <w:tcPr>
+            <w:tcW w:w="1415" w:type="dxa"/>
+            <w:vAlign w:val="center"/>
+          </w:tcPr>
+          <w:p>
+            <w:pPr>
+              <w:pStyle w:val="a0"/>
+              <w:ind w:firstLine="0"/>
+              <w:jc w:val="center"/>
+              <w:textAlignment w:val="center"/>
+              <w:rPr>
+                <w:rFonts w:ascii="Times New Roman" w:eastAsia="標楷體" w:hAnsi="Times New Roman"/>
+              </w:rPr>
+            </w:pPr>
+          </w:p>
+        </w:tc>
+        <w:tc>
+          <w:tcPr>
+            <w:tcW w:w="1415" w:type="dxa"/>
+            <w:vAlign w:val="center"/>
+          </w:tcPr>
+          <w:p>
+            <w:pPr>
+              <w:pStyle w:val="a0"/>
+              <w:ind w:firstLine="0"/>
+              <w:jc w:val="center"/>
+              <w:textAlignment w:val="center"/>
+              <w:rPr>
+                <w:rFonts w:ascii="Times New Roman" w:eastAsia="標楷體" w:hAnsi="Times New Roman"/>
+              </w:rPr>
+            </w:pPr>
+          </w:p>
+        </w:tc>
+      </w:tr>
+      <w:tr>
+        <w:tc>
+          <w:tcPr>
+            <w:tcW w:w="844" w:type="dxa"/>
+            <w:vMerge/>
+            <w:vAlign w:val="center"/>
+          </w:tcPr>
+          <w:p>
+            <w:pPr>
+              <w:pStyle w:val="a0"/>
+              <w:ind w:firstLine="0"/>
+              <w:jc w:val="center"/>
+              <w:textAlignment w:val="center"/>
+              <w:rPr>
+                <w:rFonts w:ascii="Times New Roman" w:eastAsia="標楷體" w:hAnsi="Times New Roman"/>
+              </w:rPr>
+            </w:pPr>
+          </w:p>
+        </w:tc>
+        <w:tc>
+          <w:tcPr>
+            <w:tcW w:w="3688" w:type="dxa"/>
+            <w:vAlign w:val="center"/>
+          </w:tcPr>
+          <w:p>
+            <w:pPr>
+              <w:pStyle w:val="a0"/>
+              <w:ind w:firstLine="0"/>
+              <w:textAlignment w:val="center"/>
+              <w:rPr>
+                <w:rFonts w:ascii="Times New Roman" w:eastAsia="標楷體" w:hAnsi="Times New Roman"/>
+              </w:rPr>
+            </w:pPr>
+            <w:r>
+              <w:rPr>
+                <w:rFonts w:ascii="Times New Roman" w:eastAsia="標楷體" w:hAnsi="Times New Roman" w:hint="eastAsia"/>
+              </w:rPr>
+              <w:t>列印</w:t>
+            </w:r>
+            <w:r>
+              <w:rPr>
+                <w:rFonts w:ascii="Times New Roman" w:eastAsia="標楷體" w:hAnsi="Times New Roman" w:hint="eastAsia"/>
+              </w:rPr>
+              <w:t>後處理</w:t>
+            </w:r>
+          </w:p>
+        </w:tc>
+        <w:tc>
+          <w:tcPr>
+            <w:tcW w:w="1415" w:type="dxa"/>
+            <w:vAlign w:val="center"/>
+          </w:tcPr>
+          <w:p>
+            <w:pPr>
+              <w:pStyle w:val="a0"/>
+              <w:ind w:firstLine="0"/>
+              <w:jc w:val="center"/>
+              <w:textAlignment w:val="center"/>
+              <w:rPr>
+                <w:rFonts w:ascii="Times New Roman" w:eastAsia="標楷體" w:hAnsi="Times New Roman"/>
+              </w:rPr>
+            </w:pPr>
+          </w:p>
+        </w:tc>
+        <w:tc>
+          <w:tcPr>
+            <w:tcW w:w="1417" w:type="dxa"/>
+            <w:vAlign w:val="center"/>
+          </w:tcPr>
+          <w:p>
+            <w:pPr>
+              <w:pStyle w:val="a0"/>
+              <w:ind w:firstLine="0"/>
+              <w:jc w:val="center"/>
+              <w:textAlignment w:val="center"/>
+              <w:rPr>
+                <w:rFonts w:ascii="Times New Roman" w:eastAsia="標楷體" w:hAnsi="Times New Roman"/>
+              </w:rPr>
+            </w:pPr>
+          </w:p>
+        </w:tc>
+        <w:tc>
+          <w:tcPr>
+            <w:tcW w:w="1415" w:type="dxa"/>
+            <w:vAlign w:val="center"/>
+          </w:tcPr>
+          <w:p>
+            <w:pPr>
+              <w:pStyle w:val="a0"/>
+              <w:ind w:firstLine="0"/>
+              <w:jc w:val="center"/>
+              <w:textAlignment w:val="center"/>
+              <w:rPr>
+                <w:rFonts w:ascii="Times New Roman" w:eastAsia="標楷體" w:hAnsi="Times New Roman"/>
+              </w:rPr>
+            </w:pPr>
+          </w:p>
+        </w:tc>
+        <w:tc>
+          <w:tcPr>
+            <w:tcW w:w="1415" w:type="dxa"/>
+            <w:vAlign w:val="center"/>
+          </w:tcPr>
+          <w:p>
+            <w:pPr>
+              <w:pStyle w:val="a0"/>
+              <w:ind w:firstLine="0"/>
+              <w:jc w:val="center"/>
+              <w:textAlignment w:val="center"/>
+              <w:rPr>
+                <w:rFonts w:ascii="Times New Roman" w:eastAsia="標楷體" w:hAnsi="Times New Roman"/>
+              </w:rPr>
+            </w:pPr>
+          </w:p>
+        </w:tc>
+      </w:tr>
+      <w:tr>
+        <w:tc>
+          <w:tcPr>
+            <w:tcW w:w="844" w:type="dxa"/>
+            <w:vMerge w:val="restart"/>
+            <w:vAlign w:val="center"/>
+          </w:tcPr>
+          <w:p>
+            <w:pPr>
+              <w:pStyle w:val="a0"/>
+              <w:ind w:firstLine="0"/>
+              <w:jc w:val="center"/>
+              <w:textAlignment w:val="center"/>
+              <w:rPr>
+                <w:rFonts w:ascii="Times New Roman" w:eastAsia="標楷體" w:hAnsi="Times New Roman"/>
+              </w:rPr>
+            </w:pPr>
+            <w:r>
+              <w:rPr>
+                <w:rFonts w:ascii="Times New Roman" w:eastAsia="標楷體" w:hAnsi="Times New Roman" w:hint="eastAsia"/>
+              </w:rPr>
+              <w:t>後端開發</w:t>
+            </w:r>
+          </w:p>
+        </w:tc>
+        <w:tc>
+          <w:tcPr>
+            <w:tcW w:w="3688" w:type="dxa"/>
+            <w:vAlign w:val="center"/>
+          </w:tcPr>
+          <w:p>
+            <w:pPr>
+              <w:pStyle w:val="a0"/>
+              <w:ind w:firstLine="0"/>
+              <w:textAlignment w:val="center"/>
+              <w:rPr>
+                <w:rFonts w:ascii="Times New Roman" w:eastAsia="標楷體" w:hAnsi="Times New Roman"/>
+              </w:rPr>
+            </w:pPr>
+            <w:r>
+              <w:rPr>
+                <w:rFonts w:ascii="Times New Roman" w:eastAsia="標楷體" w:hAnsi="Times New Roman" w:hint="eastAsia"/>
+              </w:rPr>
+              <w:t>資料庫設計與建置</w:t>
+            </w:r>
+          </w:p>
+        </w:tc>
+        <w:tc>
+          <w:tcPr>
+            <w:tcW w:w="1415" w:type="dxa"/>
+            <w:vAlign w:val="center"/>
+          </w:tcPr>
+          <w:p>
+            <w:pPr>
+              <w:pStyle w:val="a0"/>
+              <w:ind w:firstLine="0"/>
+              <w:jc w:val="center"/>
+              <w:textAlignment w:val="center"/>
+              <w:rPr>
+                <w:rFonts w:ascii="Times New Roman" w:eastAsia="標楷體" w:hAnsi="Times New Roman"/>
+              </w:rPr>
+            </w:pPr>
+          </w:p>
+        </w:tc>
+        <w:tc>
+          <w:tcPr>
+            <w:tcW w:w="1417" w:type="dxa"/>
+            <w:vAlign w:val="center"/>
+          </w:tcPr>
+          <w:p>
+            <w:pPr>
+              <w:pStyle w:val="a0"/>
+              <w:ind w:firstLine="0"/>
+              <w:jc w:val="center"/>
+              <w:textAlignment w:val="center"/>
+              <w:rPr>
+                <w:rFonts w:ascii="Times New Roman" w:eastAsia="標楷體" w:hAnsi="Times New Roman"/>
+              </w:rPr>
+            </w:pPr>
+          </w:p>
+        </w:tc>
+        <w:tc>
+          <w:tcPr>
+            <w:tcW w:w="1415" w:type="dxa"/>
+            <w:vAlign w:val="center"/>
+          </w:tcPr>
+          <w:p>
+            <w:pPr>
+              <w:pStyle w:val="a0"/>
+              <w:ind w:firstLine="0"/>
+              <w:jc w:val="center"/>
+              <w:textAlignment w:val="center"/>
+              <w:rPr>
+                <w:rFonts w:ascii="Times New Roman" w:eastAsia="標楷體" w:hAnsi="Times New Roman"/>
+              </w:rPr>
+            </w:pPr>
+          </w:p>
+        </w:tc>
+        <w:tc>
+          <w:tcPr>
+            <w:tcW w:w="1415" w:type="dxa"/>
+            <w:vAlign w:val="center"/>
+          </w:tcPr>
+          <w:p>
+            <w:pPr>
+              <w:pStyle w:val="a0"/>
+              <w:ind w:firstLine="0"/>
+              <w:jc w:val="center"/>
+              <w:textAlignment w:val="center"/>
+              <w:rPr>
+                <w:rFonts w:ascii="Times New Roman" w:eastAsia="標楷體" w:hAnsi="Times New Roman"/>
+              </w:rPr>
+            </w:pPr>
+          </w:p>
+        </w:tc>
+      </w:tr>
+      <w:tr>
+        <w:tc>
+          <w:tcPr>
+            <w:tcW w:w="844" w:type="dxa"/>
+            <w:vMerge/>
+            <w:vAlign w:val="center"/>
+          </w:tcPr>
+          <w:p>
+            <w:pPr>
+              <w:pStyle w:val="a0"/>
+              <w:ind w:firstLine="0"/>
+              <w:jc w:val="center"/>
+              <w:textAlignment w:val="center"/>
+              <w:rPr>
+                <w:rFonts w:ascii="Times New Roman" w:eastAsia="標楷體" w:hAnsi="Times New Roman"/>
+              </w:rPr>
+            </w:pPr>
+          </w:p>
+        </w:tc>
+        <w:tc>
+          <w:tcPr>
+            <w:tcW w:w="3688" w:type="dxa"/>
+            <w:vAlign w:val="center"/>
+          </w:tcPr>
+          <w:p>
+            <w:pPr>
+              <w:pStyle w:val="a0"/>
+              <w:ind w:firstLine="0"/>
+              <w:textAlignment w:val="center"/>
+              <w:rPr>
+                <w:rFonts w:ascii="Times New Roman" w:eastAsia="標楷體" w:hAnsi="Times New Roman"/>
+              </w:rPr>
+            </w:pPr>
+            <w:r>
+              <w:rPr>
+                <w:rFonts w:ascii="Times New Roman" w:eastAsia="標楷體" w:hAnsi="Times New Roman" w:hint="eastAsia"/>
+              </w:rPr>
+              <w:t>伺服器架設與部署</w:t>
+            </w:r>
+          </w:p>
+        </w:tc>
+        <w:tc>
+          <w:tcPr>
+            <w:tcW w:w="1415" w:type="dxa"/>
+            <w:vAlign w:val="center"/>
+          </w:tcPr>
+          <w:p>
+            <w:pPr>
+              <w:pStyle w:val="a0"/>
+              <w:ind w:firstLine="0"/>
+              <w:jc w:val="center"/>
+              <w:textAlignment w:val="center"/>
+              <w:rPr>
+                <w:rFonts w:ascii="Times New Roman" w:eastAsia="標楷體" w:hAnsi="Times New Roman"/>
+              </w:rPr>
+            </w:pPr>
+          </w:p>
+        </w:tc>
+        <w:tc>
+          <w:tcPr>
+            <w:tcW w:w="1417" w:type="dxa"/>
+            <w:vAlign w:val="center"/>
+          </w:tcPr>
+          <w:p>
+            <w:pPr>
+              <w:pStyle w:val="a0"/>
+              <w:ind w:firstLine="0"/>
+              <w:jc w:val="center"/>
+              <w:textAlignment w:val="center"/>
+              <w:rPr>
+                <w:rFonts w:ascii="Times New Roman" w:eastAsia="標楷體" w:hAnsi="Times New Roman"/>
+              </w:rPr>
+            </w:pPr>
+          </w:p>
+        </w:tc>
+        <w:tc>
+          <w:tcPr>
+            <w:tcW w:w="1415" w:type="dxa"/>
+            <w:vAlign w:val="center"/>
+          </w:tcPr>
+          <w:p>
+            <w:pPr>
+              <w:pStyle w:val="a0"/>
+              <w:ind w:firstLine="0"/>
+              <w:jc w:val="center"/>
+              <w:textAlignment w:val="center"/>
+              <w:rPr>
+                <w:rFonts w:ascii="Times New Roman" w:eastAsia="標楷體" w:hAnsi="Times New Roman"/>
+              </w:rPr>
+            </w:pPr>
+          </w:p>
+        </w:tc>
+        <w:tc>
+          <w:tcPr>
+            <w:tcW w:w="1415" w:type="dxa"/>
+            <w:vAlign w:val="center"/>
+          </w:tcPr>
+          <w:p>
+            <w:pPr>
+              <w:pStyle w:val="a0"/>
+              <w:ind w:firstLine="0"/>
+              <w:jc w:val="center"/>
+              <w:textAlignment w:val="center"/>
+              <w:rPr>
+                <w:rFonts w:ascii="Times New Roman" w:eastAsia="標楷體" w:hAnsi="Times New Roman"/>
+              </w:rPr>
+            </w:pPr>
+          </w:p>
+        </w:tc>
+      </w:tr>
+      <w:tr>
+        <w:tc>
+          <w:tcPr>
+            <w:tcW w:w="844" w:type="dxa"/>
+            <w:vMerge/>
+            <w:vAlign w:val="center"/>
+          </w:tcPr>
+          <w:p>
+            <w:pPr>
+              <w:pStyle w:val="a0"/>
+              <w:ind w:firstLine="0"/>
+              <w:jc w:val="center"/>
+              <w:textAlignment w:val="center"/>
+              <w:rPr>
+                <w:rFonts w:ascii="Times New Roman" w:eastAsia="標楷體" w:hAnsi="Times New Roman"/>
+              </w:rPr>
+            </w:pPr>
+          </w:p>
+        </w:tc>
+        <w:tc>
+          <w:tcPr>
+            <w:tcW w:w="3688" w:type="dxa"/>
+            <w:vAlign w:val="center"/>
+          </w:tcPr>
+          <w:p>
+            <w:pPr>
+              <w:pStyle w:val="a0"/>
+              <w:ind w:firstLine="0"/>
+              <w:textAlignment w:val="center"/>
+              <w:rPr>
+                <w:rFonts w:ascii="Times New Roman" w:eastAsia="標楷體" w:hAnsi="Times New Roman"/>
+              </w:rPr>
+            </w:pPr>
+            <w:r>
+              <w:rPr>
+                <w:rFonts w:ascii="Times New Roman" w:eastAsia="標楷體" w:hAnsi="Times New Roman" w:hint="eastAsia"/>
+              </w:rPr>
+              <w:t>身份驗證</w:t>
+            </w:r>
+            <w:r>
+              <w:rPr>
+                <w:rFonts w:ascii="Times New Roman" w:eastAsia="標楷體" w:hAnsi="Times New Roman" w:hint="eastAsia"/>
+              </w:rPr>
+              <w:t>API</w:t>
+            </w:r>
+          </w:p>
+        </w:tc>
+        <w:tc>
+          <w:tcPr>
+            <w:tcW w:w="1415" w:type="dxa"/>
+            <w:vAlign w:val="center"/>
+          </w:tcPr>
+          <w:p>
+            <w:pPr>
+              <w:pStyle w:val="a0"/>
+              <w:ind w:firstLine="0"/>
+              <w:jc w:val="center"/>
+              <w:textAlignment w:val="center"/>
+              <w:rPr>
+                <w:rFonts w:ascii="Times New Roman" w:eastAsia="標楷體" w:hAnsi="Times New Roman"/>
+              </w:rPr>
+            </w:pPr>
+          </w:p>
+        </w:tc>
+        <w:tc>
+          <w:tcPr>
+            <w:tcW w:w="1417" w:type="dxa"/>
+            <w:vAlign w:val="center"/>
+          </w:tcPr>
+          <w:p>
+            <w:pPr>
+              <w:pStyle w:val="a0"/>
+              <w:ind w:firstLine="0"/>
+              <w:jc w:val="center"/>
+              <w:textAlignment w:val="center"/>
+              <w:rPr>
+                <w:rFonts w:ascii="Times New Roman" w:eastAsia="標楷體" w:hAnsi="Times New Roman"/>
+              </w:rPr>
+            </w:pPr>
+          </w:p>
+        </w:tc>
+        <w:tc>
+          <w:tcPr>
+            <w:tcW w:w="1415" w:type="dxa"/>
+            <w:vAlign w:val="center"/>
+          </w:tcPr>
+          <w:p>
+            <w:pPr>
+              <w:pStyle w:val="a0"/>
+              <w:ind w:firstLine="0"/>
+              <w:jc w:val="center"/>
+              <w:textAlignment w:val="center"/>
+              <w:rPr>
+                <w:rFonts w:ascii="Times New Roman" w:eastAsia="標楷體" w:hAnsi="Times New Roman"/>
+              </w:rPr>
+            </w:pPr>
+          </w:p>
+        </w:tc>
+        <w:tc>
+          <w:tcPr>
+            <w:tcW w:w="1415" w:type="dxa"/>
+            <w:vAlign w:val="center"/>
+          </w:tcPr>
+          <w:p>
+            <w:pPr>
+              <w:pStyle w:val="a0"/>
+              <w:ind w:firstLine="0"/>
+              <w:jc w:val="center"/>
+              <w:textAlignment w:val="center"/>
+              <w:rPr>
+                <w:rFonts w:ascii="Times New Roman" w:eastAsia="標楷體" w:hAnsi="Times New Roman"/>
+              </w:rPr>
+            </w:pPr>
+          </w:p>
+        </w:tc>
+      </w:tr>
+      <w:tr>
+        <w:tc>
+          <w:tcPr>
+            <w:tcW w:w="844" w:type="dxa"/>
+            <w:vMerge/>
+            <w:vAlign w:val="center"/>
+          </w:tcPr>
+          <w:p>
+            <w:pPr>
+              <w:pStyle w:val="a0"/>
+              <w:ind w:firstLine="0"/>
+              <w:jc w:val="center"/>
+              <w:textAlignment w:val="center"/>
+              <w:rPr>
+                <w:rFonts w:ascii="Times New Roman" w:eastAsia="標楷體" w:hAnsi="Times New Roman"/>
+              </w:rPr>
+            </w:pPr>
+          </w:p>
+        </w:tc>
+        <w:tc>
+          <w:tcPr>
+            <w:tcW w:w="3688" w:type="dxa"/>
+            <w:vAlign w:val="center"/>
+          </w:tcPr>
+          <w:p>
+            <w:pPr>
+              <w:pStyle w:val="a0"/>
+              <w:ind w:firstLine="0"/>
+              <w:textAlignment w:val="center"/>
+              <w:rPr>
+                <w:rFonts w:ascii="Times New Roman" w:eastAsia="標楷體" w:hAnsi="Times New Roman" w:hint="eastAsia"/>
+              </w:rPr>
+            </w:pPr>
+            <w:r>
+              <w:rPr>
+                <w:rFonts w:ascii="Times New Roman" w:eastAsia="標楷體" w:hAnsi="Times New Roman" w:hint="eastAsia"/>
+              </w:rPr>
+              <w:t>書籍管理</w:t>
+            </w:r>
+            <w:r>
+              <w:rPr>
+                <w:rFonts w:ascii="Times New Roman" w:eastAsia="標楷體" w:hAnsi="Times New Roman" w:hint="eastAsia"/>
+              </w:rPr>
+              <w:t>API</w:t>
+            </w:r>
+          </w:p>
+        </w:tc>
+        <w:tc>
+          <w:tcPr>
+            <w:tcW w:w="1415" w:type="dxa"/>
+            <w:vAlign w:val="center"/>
+          </w:tcPr>
+          <w:p>
+            <w:pPr>
+              <w:pStyle w:val="a0"/>
+              <w:ind w:firstLine="0"/>
+              <w:jc w:val="center"/>
+              <w:textAlignment w:val="center"/>
+              <w:rPr>
+                <w:rFonts w:ascii="Times New Roman" w:eastAsia="標楷體" w:hAnsi="Times New Roman"/>
+              </w:rPr>
+            </w:pPr>
+          </w:p>
+        </w:tc>
+        <w:tc>
+          <w:tcPr>
+            <w:tcW w:w="1417" w:type="dxa"/>
+            <w:vAlign w:val="center"/>
+          </w:tcPr>
+          <w:p>
+            <w:pPr>
+              <w:pStyle w:val="a0"/>
+              <w:ind w:firstLine="0"/>
+              <w:jc w:val="center"/>
+              <w:textAlignment w:val="center"/>
+              <w:rPr>
+                <w:rFonts w:ascii="Times New Roman" w:eastAsia="標楷體" w:hAnsi="Times New Roman"/>
+              </w:rPr>
+            </w:pPr>
+          </w:p>
+        </w:tc>
+        <w:tc>
+          <w:tcPr>
+            <w:tcW w:w="1415" w:type="dxa"/>
+            <w:vAlign w:val="center"/>
+          </w:tcPr>
+          <w:p>
+            <w:pPr>
+              <w:pStyle w:val="a0"/>
+              <w:ind w:firstLine="0"/>
+              <w:jc w:val="center"/>
+              <w:textAlignment w:val="center"/>
+              <w:rPr>
+                <w:rFonts w:ascii="Times New Roman" w:eastAsia="標楷體" w:hAnsi="Times New Roman"/>
+              </w:rPr>
+            </w:pPr>
+          </w:p>
+        </w:tc>
+        <w:tc>
+          <w:tcPr>
+            <w:tcW w:w="1415" w:type="dxa"/>
+            <w:vAlign w:val="center"/>
+          </w:tcPr>
+          <w:p>
+            <w:pPr>
+              <w:pStyle w:val="a0"/>
+              <w:ind w:firstLine="0"/>
+              <w:jc w:val="center"/>
+              <w:textAlignment w:val="center"/>
+              <w:rPr>
+                <w:rFonts w:ascii="Times New Roman" w:eastAsia="標楷體" w:hAnsi="Times New Roman"/>
+              </w:rPr>
+            </w:pPr>
+          </w:p>
+        </w:tc>
+      </w:tr>
+      <w:tr>
+        <w:tc>
+          <w:tcPr>
+            <w:tcW w:w="844" w:type="dxa"/>
+            <w:vMerge/>
+            <w:vAlign w:val="center"/>
+          </w:tcPr>
+          <w:p>
+            <w:pPr>
+              <w:pStyle w:val="a0"/>
+              <w:ind w:firstLine="0"/>
+              <w:jc w:val="center"/>
+              <w:textAlignment w:val="center"/>
+              <w:rPr>
+                <w:rFonts w:ascii="Times New Roman" w:eastAsia="標楷體" w:hAnsi="Times New Roman"/>
+              </w:rPr>
+            </w:pPr>
+          </w:p>
+        </w:tc>
+        <w:tc>
+          <w:tcPr>
+            <w:tcW w:w="3688" w:type="dxa"/>
+            <w:vAlign w:val="center"/>
+          </w:tcPr>
+          <w:p>
+            <w:pPr>
+              <w:pStyle w:val="a0"/>
+              <w:ind w:firstLine="0"/>
+              <w:textAlignment w:val="center"/>
+              <w:rPr>
+                <w:rFonts w:ascii="Times New Roman" w:eastAsia="標楷體" w:hAnsi="Times New Roman" w:hint="eastAsia"/>
+              </w:rPr>
+            </w:pPr>
+            <w:r>
+              <w:rPr>
+                <w:rFonts w:ascii="Times New Roman" w:eastAsia="標楷體" w:hAnsi="Times New Roman" w:hint="eastAsia"/>
+              </w:rPr>
+              <w:t>書籍分類</w:t>
+            </w:r>
+            <w:r>
+              <w:rPr>
+                <w:rFonts w:ascii="Times New Roman" w:eastAsia="標楷體" w:hAnsi="Times New Roman" w:hint="eastAsia"/>
+              </w:rPr>
+              <w:t>API</w:t>
+            </w:r>
+          </w:p>
+        </w:tc>
+        <w:tc>
+          <w:tcPr>
+            <w:tcW w:w="1415" w:type="dxa"/>
+            <w:vAlign w:val="center"/>
+          </w:tcPr>
+          <w:p>
+            <w:pPr>
+              <w:pStyle w:val="a0"/>
+              <w:ind w:firstLine="0"/>
+              <w:jc w:val="center"/>
+              <w:textAlignment w:val="center"/>
+              <w:rPr>
+                <w:rFonts w:ascii="Times New Roman" w:eastAsia="標楷體" w:hAnsi="Times New Roman"/>
+              </w:rPr>
+            </w:pPr>
+          </w:p>
+        </w:tc>
+        <w:tc>
+          <w:tcPr>
+            <w:tcW w:w="1417" w:type="dxa"/>
+            <w:vAlign w:val="center"/>
+          </w:tcPr>
+          <w:p>
+            <w:pPr>
+              <w:pStyle w:val="a0"/>
+              <w:ind w:firstLine="0"/>
+              <w:jc w:val="center"/>
+              <w:textAlignment w:val="center"/>
+              <w:rPr>
+                <w:rFonts w:ascii="Times New Roman" w:eastAsia="標楷體" w:hAnsi="Times New Roman"/>
+              </w:rPr>
+            </w:pPr>
+          </w:p>
+        </w:tc>
+        <w:tc>
+          <w:tcPr>
+            <w:tcW w:w="1415" w:type="dxa"/>
+            <w:vAlign w:val="center"/>
+          </w:tcPr>
+          <w:p>
+            <w:pPr>
+              <w:pStyle w:val="a0"/>
+              <w:ind w:firstLine="0"/>
+              <w:jc w:val="center"/>
+              <w:textAlignment w:val="center"/>
+              <w:rPr>
+                <w:rFonts w:ascii="Times New Roman" w:eastAsia="標楷體" w:hAnsi="Times New Roman"/>
+              </w:rPr>
+            </w:pPr>
+          </w:p>
+        </w:tc>
+        <w:tc>
+          <w:tcPr>
+            <w:tcW w:w="1415" w:type="dxa"/>
+            <w:vAlign w:val="center"/>
+          </w:tcPr>
+          <w:p>
+            <w:pPr>
+              <w:pStyle w:val="a0"/>
+              <w:ind w:firstLine="0"/>
+              <w:jc w:val="center"/>
+              <w:textAlignment w:val="center"/>
+              <w:rPr>
+                <w:rFonts w:ascii="Times New Roman" w:eastAsia="標楷體" w:hAnsi="Times New Roman"/>
+              </w:rPr>
+            </w:pPr>
+          </w:p>
+        </w:tc>
+      </w:tr>
+      <w:tr>
+        <w:tc>
+          <w:tcPr>
+            <w:tcW w:w="844" w:type="dxa"/>
+            <w:vMerge/>
+            <w:vAlign w:val="center"/>
+          </w:tcPr>
+          <w:p>
+            <w:pPr>
+              <w:pStyle w:val="a0"/>
+              <w:ind w:firstLine="0"/>
+              <w:jc w:val="center"/>
+              <w:textAlignment w:val="center"/>
+              <w:rPr>
+                <w:rFonts w:ascii="Times New Roman" w:eastAsia="標楷體" w:hAnsi="Times New Roman"/>
+              </w:rPr>
+            </w:pPr>
+          </w:p>
+        </w:tc>
+        <w:tc>
+          <w:tcPr>
+            <w:tcW w:w="3688" w:type="dxa"/>
+            <w:vAlign w:val="center"/>
+          </w:tcPr>
+          <w:p>
+            <w:pPr>
+              <w:pStyle w:val="a0"/>
+              <w:ind w:firstLine="0"/>
+              <w:textAlignment w:val="center"/>
+              <w:rPr>
+                <w:rFonts w:ascii="Times New Roman" w:eastAsia="標楷體" w:hAnsi="Times New Roman" w:hint="eastAsia"/>
+              </w:rPr>
+            </w:pPr>
+            <w:r>
+              <w:rPr>
+                <w:rFonts w:ascii="Times New Roman" w:eastAsia="標楷體" w:hAnsi="Times New Roman" w:hint="eastAsia"/>
+              </w:rPr>
+              <w:t>使用者管理</w:t>
+            </w:r>
+            <w:r>
+              <w:rPr>
+                <w:rFonts w:ascii="Times New Roman" w:eastAsia="標楷體" w:hAnsi="Times New Roman" w:hint="eastAsia"/>
+              </w:rPr>
+              <w:t>API</w:t>
+            </w:r>
+          </w:p>
+        </w:tc>
+        <w:tc>
+          <w:tcPr>
+            <w:tcW w:w="1415" w:type="dxa"/>
+            <w:vAlign w:val="center"/>
+          </w:tcPr>
+          <w:p>
+            <w:pPr>
+              <w:pStyle w:val="a0"/>
+              <w:ind w:firstLine="0"/>
+              <w:jc w:val="center"/>
+              <w:textAlignment w:val="center"/>
+              <w:rPr>
+                <w:rFonts w:ascii="Times New Roman" w:eastAsia="標楷體" w:hAnsi="Times New Roman"/>
+              </w:rPr>
+            </w:pPr>
+          </w:p>
+        </w:tc>
+        <w:tc>
+          <w:tcPr>
+            <w:tcW w:w="1417" w:type="dxa"/>
+            <w:vAlign w:val="center"/>
+          </w:tcPr>
+          <w:p>
+            <w:pPr>
+              <w:pStyle w:val="a0"/>
+              <w:ind w:firstLine="0"/>
+              <w:jc w:val="center"/>
+              <w:textAlignment w:val="center"/>
+              <w:rPr>
+                <w:rFonts w:ascii="Times New Roman" w:eastAsia="標楷體" w:hAnsi="Times New Roman"/>
+              </w:rPr>
+            </w:pPr>
+          </w:p>
+        </w:tc>
+        <w:tc>
+          <w:tcPr>
+            <w:tcW w:w="1415" w:type="dxa"/>
+            <w:vAlign w:val="center"/>
+          </w:tcPr>
+          <w:p>
+            <w:pPr>
+              <w:pStyle w:val="a0"/>
+              <w:ind w:firstLine="0"/>
+              <w:jc w:val="center"/>
+              <w:textAlignment w:val="center"/>
+              <w:rPr>
+                <w:rFonts w:ascii="Times New Roman" w:eastAsia="標楷體" w:hAnsi="Times New Roman"/>
+              </w:rPr>
+            </w:pPr>
+          </w:p>
+        </w:tc>
+        <w:tc>
+          <w:tcPr>
+            <w:tcW w:w="1415" w:type="dxa"/>
+            <w:vAlign w:val="center"/>
+          </w:tcPr>
+          <w:p>
+            <w:pPr>
+              <w:pStyle w:val="a0"/>
+              <w:ind w:firstLine="0"/>
+              <w:jc w:val="center"/>
+              <w:textAlignment w:val="center"/>
+              <w:rPr>
+                <w:rFonts w:ascii="Times New Roman" w:eastAsia="標楷體" w:hAnsi="Times New Roman"/>
+              </w:rPr>
+            </w:pPr>
+          </w:p>
+        </w:tc>
+      </w:tr>
+      <w:tr>
+        <w:tc>
+          <w:tcPr>
+            <w:tcW w:w="844" w:type="dxa"/>
+            <w:vMerge/>
+            <w:vAlign w:val="center"/>
+          </w:tcPr>
+          <w:p>
+            <w:pPr>
+              <w:pStyle w:val="a0"/>
+              <w:ind w:firstLine="0"/>
+              <w:jc w:val="center"/>
+              <w:textAlignment w:val="center"/>
+              <w:rPr>
+                <w:rFonts w:ascii="Times New Roman" w:eastAsia="標楷體" w:hAnsi="Times New Roman"/>
+              </w:rPr>
+            </w:pPr>
+          </w:p>
+        </w:tc>
+        <w:tc>
+          <w:tcPr>
+            <w:tcW w:w="3688" w:type="dxa"/>
+            <w:vAlign w:val="center"/>
+          </w:tcPr>
+          <w:p>
+            <w:pPr>
+              <w:pStyle w:val="a0"/>
+              <w:ind w:firstLine="0"/>
+              <w:textAlignment w:val="center"/>
+              <w:rPr>
+                <w:rFonts w:ascii="Times New Roman" w:eastAsia="標楷體" w:hAnsi="Times New Roman"/>
+              </w:rPr>
+            </w:pPr>
+            <w:r>
+              <w:rPr>
+                <w:rFonts w:ascii="Times New Roman" w:eastAsia="標楷體" w:hAnsi="Times New Roman" w:hint="eastAsia"/>
+              </w:rPr>
+              <w:t>JWT</w:t>
+            </w:r>
+            <w:r>
+              <w:rPr>
+                <w:rFonts w:ascii="Times New Roman" w:eastAsia="標楷體" w:hAnsi="Times New Roman" w:hint="eastAsia"/>
+              </w:rPr>
+              <w:t>權限控管</w:t>
+            </w:r>
+          </w:p>
+        </w:tc>
+        <w:tc>
+          <w:tcPr>
+            <w:tcW w:w="1415" w:type="dxa"/>
+            <w:vAlign w:val="center"/>
+          </w:tcPr>
+          <w:p>
+            <w:pPr>
+              <w:pStyle w:val="a0"/>
+              <w:ind w:firstLine="0"/>
+              <w:jc w:val="center"/>
+              <w:textAlignment w:val="center"/>
+              <w:rPr>
+                <w:rFonts w:ascii="Times New Roman" w:eastAsia="標楷體" w:hAnsi="Times New Roman"/>
+              </w:rPr>
+            </w:pPr>
+          </w:p>
+        </w:tc>
+        <w:tc>
+          <w:tcPr>
+            <w:tcW w:w="1417" w:type="dxa"/>
+            <w:vAlign w:val="center"/>
+          </w:tcPr>
+          <w:p>
+            <w:pPr>
+              <w:pStyle w:val="a0"/>
+              <w:ind w:firstLine="0"/>
+              <w:jc w:val="center"/>
+              <w:textAlignment w:val="center"/>
+              <w:rPr>
+                <w:rFonts w:ascii="Times New Roman" w:eastAsia="標楷體" w:hAnsi="Times New Roman"/>
+              </w:rPr>
+            </w:pPr>
+          </w:p>
+        </w:tc>
+        <w:tc>
+          <w:tcPr>
+            <w:tcW w:w="1415" w:type="dxa"/>
+            <w:vAlign w:val="center"/>
+          </w:tcPr>
+          <w:p>
+            <w:pPr>
+              <w:pStyle w:val="a0"/>
+              <w:ind w:firstLine="0"/>
+              <w:jc w:val="center"/>
+              <w:textAlignment w:val="center"/>
+              <w:rPr>
+                <w:rFonts w:ascii="Times New Roman" w:eastAsia="標楷體" w:hAnsi="Times New Roman"/>
+              </w:rPr>
+            </w:pPr>
+          </w:p>
+        </w:tc>
+        <w:tc>
+          <w:tcPr>
+            <w:tcW w:w="1415" w:type="dxa"/>
+            <w:vAlign w:val="center"/>
+          </w:tcPr>
+          <w:p>
+            <w:pPr>
+              <w:pStyle w:val="a0"/>
+              <w:ind w:firstLine="0"/>
+              <w:jc w:val="center"/>
+              <w:textAlignment w:val="center"/>
+              <w:rPr>
+                <w:rFonts w:ascii="Times New Roman" w:eastAsia="標楷體" w:hAnsi="Times New Roman"/>
+              </w:rPr>
+            </w:pPr>
+          </w:p>
+        </w:tc>
+      </w:tr>
+      <w:tr>
+        <w:tc>
+          <w:tcPr>
+            <w:tcW w:w="844" w:type="dxa"/>
+            <w:vMerge w:val="restart"/>
+            <w:vAlign w:val="center"/>
+          </w:tcPr>
+          <w:p>
+            <w:pPr>
+              <w:pStyle w:val="a0"/>
+              <w:ind w:firstLine="0"/>
+              <w:jc w:val="center"/>
+              <w:textAlignment w:val="center"/>
+              <w:rPr>
+                <w:rFonts w:ascii="Times New Roman" w:eastAsia="標楷體" w:hAnsi="Times New Roman"/>
+              </w:rPr>
+            </w:pPr>
+            <w:r>
+              <w:rPr>
+                <w:rFonts w:ascii="Times New Roman" w:eastAsia="標楷體" w:hAnsi="Times New Roman" w:hint="eastAsia"/>
+              </w:rPr>
+              <w:t>前端開發</w:t>
+            </w:r>
+          </w:p>
+        </w:tc>
+        <w:tc>
+          <w:tcPr>
+            <w:tcW w:w="3688" w:type="dxa"/>
+            <w:vAlign w:val="center"/>
+          </w:tcPr>
+          <w:p>
+            <w:pPr>
+              <w:pStyle w:val="a0"/>
+              <w:ind w:firstLine="0"/>
+              <w:textAlignment w:val="center"/>
+              <w:rPr>
+                <w:rFonts w:ascii="Times New Roman" w:eastAsia="標楷體" w:hAnsi="Times New Roman"/>
+              </w:rPr>
+            </w:pPr>
+            <w:r>
+              <w:rPr>
+                <w:rFonts w:ascii="Times New Roman" w:eastAsia="標楷體" w:hAnsi="Times New Roman"/>
+              </w:rPr>
+              <w:t>UI/UX</w:t>
+            </w:r>
+            <w:r>
+              <w:rPr>
+                <w:rFonts w:ascii="Times New Roman" w:eastAsia="標楷體" w:hAnsi="Times New Roman" w:hint="eastAsia"/>
+              </w:rPr>
+              <w:t>設計</w:t>
+            </w:r>
+          </w:p>
+        </w:tc>
+        <w:tc>
+          <w:tcPr>
+            <w:tcW w:w="1415" w:type="dxa"/>
+            <w:vAlign w:val="center"/>
+          </w:tcPr>
+          <w:p>
+            <w:pPr>
+              <w:pStyle w:val="a0"/>
+              <w:ind w:firstLine="0"/>
+              <w:jc w:val="center"/>
+              <w:textAlignment w:val="center"/>
+              <w:rPr>
+                <w:rFonts w:ascii="Times New Roman" w:eastAsia="標楷體" w:hAnsi="Times New Roman"/>
+              </w:rPr>
+            </w:pPr>
+          </w:p>
+        </w:tc>
+        <w:tc>
+          <w:tcPr>
+            <w:tcW w:w="1417" w:type="dxa"/>
+            <w:vAlign w:val="center"/>
+          </w:tcPr>
+          <w:p>
+            <w:pPr>
+              <w:pStyle w:val="a0"/>
+              <w:ind w:firstLine="0"/>
+              <w:jc w:val="center"/>
+              <w:textAlignment w:val="center"/>
+              <w:rPr>
+                <w:rFonts w:ascii="Times New Roman" w:eastAsia="標楷體" w:hAnsi="Times New Roman"/>
+              </w:rPr>
+            </w:pPr>
+          </w:p>
+        </w:tc>
+        <w:tc>
+          <w:tcPr>
+            <w:tcW w:w="1415" w:type="dxa"/>
+            <w:vAlign w:val="center"/>
+          </w:tcPr>
+          <w:p>
+            <w:pPr>
+              <w:pStyle w:val="a0"/>
+              <w:ind w:firstLine="0"/>
+              <w:jc w:val="center"/>
+              <w:textAlignment w:val="center"/>
+              <w:rPr>
+                <w:rFonts w:ascii="Times New Roman" w:eastAsia="標楷體" w:hAnsi="Times New Roman"/>
+              </w:rPr>
+            </w:pPr>
+          </w:p>
+        </w:tc>
+        <w:tc>
+          <w:tcPr>
+            <w:tcW w:w="1415" w:type="dxa"/>
+            <w:vAlign w:val="center"/>
+          </w:tcPr>
+          <w:p>
+            <w:pPr>
+              <w:pStyle w:val="a0"/>
+              <w:ind w:firstLine="0"/>
+              <w:jc w:val="center"/>
+              <w:textAlignment w:val="center"/>
+              <w:rPr>
+                <w:rFonts w:ascii="Times New Roman" w:eastAsia="標楷體" w:hAnsi="Times New Roman"/>
+              </w:rPr>
+            </w:pPr>
+          </w:p>
+        </w:tc>
+      </w:tr>
+      <w:tr>
+        <w:tc>
+          <w:tcPr>
+            <w:tcW w:w="844" w:type="dxa"/>
+            <w:vMerge/>
+            <w:vAlign w:val="center"/>
+          </w:tcPr>
+          <w:p>
+            <w:pPr>
+              <w:pStyle w:val="a0"/>
+              <w:ind w:firstLine="0"/>
+              <w:jc w:val="center"/>
+              <w:textAlignment w:val="center"/>
+              <w:rPr>
+                <w:rFonts w:ascii="Times New Roman" w:eastAsia="標楷體" w:hAnsi="Times New Roman"/>
+              </w:rPr>
+            </w:pPr>
+          </w:p>
+        </w:tc>
+        <w:tc>
+          <w:tcPr>
+            <w:tcW w:w="3688" w:type="dxa"/>
+            <w:vAlign w:val="center"/>
+          </w:tcPr>
+          <w:p>
+            <w:pPr>
+              <w:pStyle w:val="a0"/>
+              <w:ind w:firstLine="0"/>
+              <w:textAlignment w:val="center"/>
+              <w:rPr>
+                <w:rFonts w:ascii="Times New Roman" w:eastAsia="標楷體" w:hAnsi="Times New Roman"/>
+              </w:rPr>
+            </w:pPr>
+            <w:r>
+              <w:rPr>
+                <w:rFonts w:ascii="Times New Roman" w:eastAsia="標楷體" w:hAnsi="Times New Roman" w:hint="eastAsia"/>
+              </w:rPr>
+              <w:t>首頁</w:t>
+            </w:r>
+          </w:p>
+        </w:tc>
+        <w:tc>
+          <w:tcPr>
+            <w:tcW w:w="1415" w:type="dxa"/>
+            <w:vAlign w:val="center"/>
+          </w:tcPr>
+          <w:p>
+            <w:pPr>
+              <w:pStyle w:val="a0"/>
+              <w:ind w:firstLine="0"/>
+              <w:jc w:val="center"/>
+              <w:textAlignment w:val="center"/>
+              <w:rPr>
+                <w:rFonts w:ascii="Times New Roman" w:eastAsia="標楷體" w:hAnsi="Times New Roman"/>
+              </w:rPr>
+            </w:pPr>
+          </w:p>
+        </w:tc>
+        <w:tc>
+          <w:tcPr>
+            <w:tcW w:w="1417" w:type="dxa"/>
+            <w:vAlign w:val="center"/>
+          </w:tcPr>
+          <w:p>
+            <w:pPr>
+              <w:pStyle w:val="a0"/>
+              <w:ind w:firstLine="0"/>
+              <w:jc w:val="center"/>
+              <w:textAlignment w:val="center"/>
+              <w:rPr>
+                <w:rFonts w:ascii="Times New Roman" w:eastAsia="標楷體" w:hAnsi="Times New Roman"/>
+              </w:rPr>
+            </w:pPr>
+          </w:p>
+        </w:tc>
+        <w:tc>
+          <w:tcPr>
+            <w:tcW w:w="1415" w:type="dxa"/>
+            <w:vAlign w:val="center"/>
+          </w:tcPr>
+          <w:p>
+            <w:pPr>
+              <w:pStyle w:val="a0"/>
+              <w:ind w:firstLine="0"/>
+              <w:jc w:val="center"/>
+              <w:textAlignment w:val="center"/>
+              <w:rPr>
+                <w:rFonts w:ascii="Times New Roman" w:eastAsia="標楷體" w:hAnsi="Times New Roman"/>
+              </w:rPr>
+            </w:pPr>
+          </w:p>
+        </w:tc>
+        <w:tc>
+          <w:tcPr>
+            <w:tcW w:w="1415" w:type="dxa"/>
+            <w:vAlign w:val="center"/>
+          </w:tcPr>
+          <w:p>
+            <w:pPr>
+              <w:pStyle w:val="a0"/>
+              <w:ind w:firstLine="0"/>
+              <w:jc w:val="center"/>
+              <w:textAlignment w:val="center"/>
+              <w:rPr>
+                <w:rFonts w:ascii="Times New Roman" w:eastAsia="標楷體" w:hAnsi="Times New Roman"/>
+              </w:rPr>
+            </w:pPr>
+          </w:p>
+        </w:tc>
+      </w:tr>
+      <w:tr>
+        <w:tc>
+          <w:tcPr>
+            <w:tcW w:w="844" w:type="dxa"/>
+            <w:vMerge/>
+            <w:vAlign w:val="center"/>
+          </w:tcPr>
+          <w:p>
+            <w:pPr>
+              <w:pStyle w:val="a0"/>
+              <w:ind w:firstLine="0"/>
+              <w:jc w:val="center"/>
+              <w:textAlignment w:val="center"/>
+              <w:rPr>
+                <w:rFonts w:ascii="Times New Roman" w:eastAsia="標楷體" w:hAnsi="Times New Roman"/>
+              </w:rPr>
+            </w:pPr>
+          </w:p>
+        </w:tc>
+        <w:tc>
+          <w:tcPr>
+            <w:tcW w:w="3688" w:type="dxa"/>
+            <w:vAlign w:val="center"/>
+          </w:tcPr>
+          <w:p>
+            <w:pPr>
+              <w:pStyle w:val="a0"/>
+              <w:ind w:firstLine="0"/>
+              <w:textAlignment w:val="center"/>
+              <w:rPr>
+                <w:rFonts w:ascii="Times New Roman" w:eastAsia="標楷體" w:hAnsi="Times New Roman"/>
+              </w:rPr>
+            </w:pPr>
+            <w:r>
+              <w:rPr>
+                <w:rFonts w:ascii="Times New Roman" w:eastAsia="標楷體" w:hAnsi="Times New Roman" w:hint="eastAsia"/>
+              </w:rPr>
+              <w:t>會員登入與註冊頁面</w:t>
+            </w:r>
+          </w:p>
+        </w:tc>
+        <w:tc>
+          <w:tcPr>
+            <w:tcW w:w="1415" w:type="dxa"/>
+            <w:vAlign w:val="center"/>
+          </w:tcPr>
+          <w:p>
+            <w:pPr>
+              <w:pStyle w:val="a0"/>
+              <w:ind w:firstLine="0"/>
+              <w:jc w:val="center"/>
+              <w:textAlignment w:val="center"/>
+              <w:rPr>
+                <w:rFonts w:ascii="Times New Roman" w:eastAsia="標楷體" w:hAnsi="Times New Roman"/>
+              </w:rPr>
+            </w:pPr>
+          </w:p>
+        </w:tc>
+        <w:tc>
+          <w:tcPr>
+            <w:tcW w:w="1417" w:type="dxa"/>
+            <w:vAlign w:val="center"/>
+          </w:tcPr>
+          <w:p>
+            <w:pPr>
+              <w:pStyle w:val="a0"/>
+              <w:ind w:firstLine="0"/>
+              <w:jc w:val="center"/>
+              <w:textAlignment w:val="center"/>
+              <w:rPr>
+                <w:rFonts w:ascii="Times New Roman" w:eastAsia="標楷體" w:hAnsi="Times New Roman"/>
+              </w:rPr>
+            </w:pPr>
+          </w:p>
+        </w:tc>
+        <w:tc>
+          <w:tcPr>
+            <w:tcW w:w="1415" w:type="dxa"/>
+            <w:vAlign w:val="center"/>
+          </w:tcPr>
+          <w:p>
+            <w:pPr>
+              <w:pStyle w:val="a0"/>
+              <w:ind w:firstLine="0"/>
+              <w:jc w:val="center"/>
+              <w:textAlignment w:val="center"/>
+              <w:rPr>
+                <w:rFonts w:ascii="Times New Roman" w:eastAsia="標楷體" w:hAnsi="Times New Roman"/>
+              </w:rPr>
+            </w:pPr>
+          </w:p>
+        </w:tc>
+        <w:tc>
+          <w:tcPr>
+            <w:tcW w:w="1415" w:type="dxa"/>
+            <w:vAlign w:val="center"/>
+          </w:tcPr>
+          <w:p>
+            <w:pPr>
+              <w:pStyle w:val="a0"/>
+              <w:ind w:firstLine="0"/>
+              <w:jc w:val="center"/>
+              <w:textAlignment w:val="center"/>
+              <w:rPr>
+                <w:rFonts w:ascii="Times New Roman" w:eastAsia="標楷體" w:hAnsi="Times New Roman"/>
+              </w:rPr>
+            </w:pPr>
+          </w:p>
+        </w:tc>
+      </w:tr>
+      <w:tr>
+        <w:tc>
+          <w:tcPr>
+            <w:tcW w:w="844" w:type="dxa"/>
+            <w:vMerge/>
+            <w:vAlign w:val="center"/>
+          </w:tcPr>
+          <w:p>
+            <w:pPr>
+              <w:pStyle w:val="a0"/>
+              <w:ind w:firstLine="0"/>
+              <w:jc w:val="center"/>
+              <w:textAlignment w:val="center"/>
+              <w:rPr>
+                <w:rFonts w:ascii="Times New Roman" w:eastAsia="標楷體" w:hAnsi="Times New Roman"/>
+              </w:rPr>
+            </w:pPr>
+          </w:p>
+        </w:tc>
+        <w:tc>
+          <w:tcPr>
+            <w:tcW w:w="3688" w:type="dxa"/>
+            <w:vAlign w:val="center"/>
+          </w:tcPr>
+          <w:p>
+            <w:pPr>
+              <w:pStyle w:val="a0"/>
+              <w:ind w:firstLine="0"/>
+              <w:textAlignment w:val="center"/>
+              <w:rPr>
+                <w:rFonts w:ascii="Times New Roman" w:eastAsia="標楷體" w:hAnsi="Times New Roman"/>
+              </w:rPr>
+            </w:pPr>
+            <w:r>
+              <w:rPr>
+                <w:rFonts w:ascii="Times New Roman" w:eastAsia="標楷體" w:hAnsi="Times New Roman" w:hint="eastAsia"/>
+              </w:rPr>
+              <w:t>存</w:t>
+            </w:r>
+            <w:r>
+              <w:rPr>
+                <w:rFonts w:ascii="Times New Roman" w:eastAsia="標楷體" w:hAnsi="Times New Roman" w:hint="eastAsia"/>
+              </w:rPr>
+              <w:t>取書頁面</w:t>
+            </w:r>
+          </w:p>
+        </w:tc>
+        <w:tc>
+          <w:tcPr>
+            <w:tcW w:w="1415" w:type="dxa"/>
+            <w:vAlign w:val="center"/>
+          </w:tcPr>
+          <w:p>
+            <w:pPr>
+              <w:pStyle w:val="a0"/>
+              <w:ind w:firstLine="0"/>
+              <w:jc w:val="center"/>
+              <w:textAlignment w:val="center"/>
+              <w:rPr>
+                <w:rFonts w:ascii="Times New Roman" w:eastAsia="標楷體" w:hAnsi="Times New Roman"/>
+              </w:rPr>
+            </w:pPr>
+          </w:p>
+        </w:tc>
+        <w:tc>
+          <w:tcPr>
+            <w:tcW w:w="1417" w:type="dxa"/>
+            <w:vAlign w:val="center"/>
+          </w:tcPr>
+          <w:p>
+            <w:pPr>
+              <w:pStyle w:val="a0"/>
+              <w:ind w:firstLine="0"/>
+              <w:jc w:val="center"/>
+              <w:textAlignment w:val="center"/>
+              <w:rPr>
+                <w:rFonts w:ascii="Times New Roman" w:eastAsia="標楷體" w:hAnsi="Times New Roman"/>
+              </w:rPr>
+            </w:pPr>
+          </w:p>
+        </w:tc>
+        <w:tc>
+          <w:tcPr>
+            <w:tcW w:w="1415" w:type="dxa"/>
+            <w:vAlign w:val="center"/>
+          </w:tcPr>
+          <w:p>
+            <w:pPr>
+              <w:pStyle w:val="a0"/>
+              <w:ind w:firstLine="0"/>
+              <w:jc w:val="center"/>
+              <w:textAlignment w:val="center"/>
+              <w:rPr>
+                <w:rFonts w:ascii="Times New Roman" w:eastAsia="標楷體" w:hAnsi="Times New Roman"/>
+              </w:rPr>
+            </w:pPr>
+          </w:p>
+        </w:tc>
+        <w:tc>
+          <w:tcPr>
+            <w:tcW w:w="1415" w:type="dxa"/>
+            <w:vAlign w:val="center"/>
+          </w:tcPr>
+          <w:p>
+            <w:pPr>
+              <w:pStyle w:val="a0"/>
+              <w:ind w:firstLine="0"/>
+              <w:jc w:val="center"/>
+              <w:textAlignment w:val="center"/>
+              <w:rPr>
+                <w:rFonts w:ascii="Times New Roman" w:eastAsia="標楷體" w:hAnsi="Times New Roman"/>
+              </w:rPr>
+            </w:pPr>
+          </w:p>
+        </w:tc>
+      </w:tr>
+      <w:tr>
+        <w:tc>
+          <w:tcPr>
+            <w:tcW w:w="844" w:type="dxa"/>
+            <w:vMerge/>
+            <w:vAlign w:val="center"/>
+          </w:tcPr>
+          <w:p>
+            <w:pPr>
+              <w:pStyle w:val="a0"/>
+              <w:ind w:firstLine="0"/>
+              <w:jc w:val="center"/>
+              <w:textAlignment w:val="center"/>
+              <w:rPr>
+                <w:rFonts w:ascii="Times New Roman" w:eastAsia="標楷體" w:hAnsi="Times New Roman"/>
+              </w:rPr>
+            </w:pPr>
+          </w:p>
+        </w:tc>
+        <w:tc>
+          <w:tcPr>
+            <w:tcW w:w="3688" w:type="dxa"/>
+            <w:vAlign w:val="center"/>
+          </w:tcPr>
+          <w:p>
+            <w:pPr>
+              <w:pStyle w:val="a0"/>
+              <w:ind w:firstLine="0"/>
+              <w:textAlignment w:val="center"/>
+              <w:rPr>
+                <w:rFonts w:ascii="Times New Roman" w:eastAsia="標楷體" w:hAnsi="Times New Roman"/>
+              </w:rPr>
+            </w:pPr>
+            <w:r>
+              <w:rPr>
+                <w:rFonts w:ascii="Times New Roman" w:eastAsia="標楷體" w:hAnsi="Times New Roman" w:hint="eastAsia"/>
+              </w:rPr>
+              <w:t>書籍</w:t>
+            </w:r>
+            <w:proofErr w:type="gramStart"/>
+            <w:r>
+              <w:rPr>
+                <w:rFonts w:ascii="Times New Roman" w:eastAsia="標楷體" w:hAnsi="Times New Roman" w:hint="eastAsia"/>
+              </w:rPr>
+              <w:t>上架</w:t>
+            </w:r>
+            <w:r>
+              <w:rPr>
+                <w:rFonts w:ascii="Times New Roman" w:eastAsia="標楷體" w:hAnsi="Times New Roman" w:hint="eastAsia"/>
+              </w:rPr>
+              <w:t>頁面</w:t>
+            </w:r>
+            <w:proofErr w:type="gramEnd"/>
+          </w:p>
+        </w:tc>
+        <w:tc>
+          <w:tcPr>
+            <w:tcW w:w="1415" w:type="dxa"/>
+            <w:vAlign w:val="center"/>
+          </w:tcPr>
+          <w:p>
+            <w:pPr>
+              <w:pStyle w:val="a0"/>
+              <w:ind w:firstLine="0"/>
+              <w:jc w:val="center"/>
+              <w:textAlignment w:val="center"/>
+              <w:rPr>
+                <w:rFonts w:ascii="Times New Roman" w:eastAsia="標楷體" w:hAnsi="Times New Roman"/>
+              </w:rPr>
+            </w:pPr>
+          </w:p>
+        </w:tc>
+        <w:tc>
+          <w:tcPr>
+            <w:tcW w:w="1417" w:type="dxa"/>
+            <w:vAlign w:val="center"/>
+          </w:tcPr>
+          <w:p>
+            <w:pPr>
+              <w:pStyle w:val="a0"/>
+              <w:ind w:firstLine="0"/>
+              <w:jc w:val="center"/>
+              <w:textAlignment w:val="center"/>
+              <w:rPr>
+                <w:rFonts w:ascii="Times New Roman" w:eastAsia="標楷體" w:hAnsi="Times New Roman"/>
+              </w:rPr>
+            </w:pPr>
+          </w:p>
+        </w:tc>
+        <w:tc>
+          <w:tcPr>
+            <w:tcW w:w="1415" w:type="dxa"/>
+            <w:vAlign w:val="center"/>
+          </w:tcPr>
+          <w:p>
+            <w:pPr>
+              <w:pStyle w:val="a0"/>
+              <w:ind w:firstLine="0"/>
+              <w:jc w:val="center"/>
+              <w:textAlignment w:val="center"/>
+              <w:rPr>
+                <w:rFonts w:ascii="Times New Roman" w:eastAsia="標楷體" w:hAnsi="Times New Roman"/>
+              </w:rPr>
+            </w:pPr>
+          </w:p>
+        </w:tc>
+        <w:tc>
+          <w:tcPr>
+            <w:tcW w:w="1415" w:type="dxa"/>
+            <w:vAlign w:val="center"/>
+          </w:tcPr>
+          <w:p>
+            <w:pPr>
+              <w:pStyle w:val="a0"/>
+              <w:ind w:firstLine="0"/>
+              <w:jc w:val="center"/>
+              <w:textAlignment w:val="center"/>
+              <w:rPr>
+                <w:rFonts w:ascii="Times New Roman" w:eastAsia="標楷體" w:hAnsi="Times New Roman"/>
+              </w:rPr>
+            </w:pPr>
+          </w:p>
+        </w:tc>
+      </w:tr>
+      <w:tr>
+        <w:tc>
+          <w:tcPr>
+            <w:tcW w:w="844" w:type="dxa"/>
+            <w:vMerge/>
+            <w:vAlign w:val="center"/>
+          </w:tcPr>
+          <w:p>
+            <w:pPr>
+              <w:pStyle w:val="a0"/>
+              <w:ind w:firstLine="0"/>
+              <w:jc w:val="center"/>
+              <w:textAlignment w:val="center"/>
+              <w:rPr>
+                <w:rFonts w:ascii="Times New Roman" w:eastAsia="標楷體" w:hAnsi="Times New Roman"/>
+              </w:rPr>
+            </w:pPr>
+          </w:p>
+        </w:tc>
+        <w:tc>
+          <w:tcPr>
+            <w:tcW w:w="3688" w:type="dxa"/>
+            <w:vAlign w:val="center"/>
+          </w:tcPr>
+          <w:p>
+            <w:pPr>
+              <w:pStyle w:val="a0"/>
+              <w:ind w:firstLine="0"/>
+              <w:textAlignment w:val="center"/>
+              <w:rPr>
+                <w:rFonts w:ascii="Times New Roman" w:eastAsia="標楷體" w:hAnsi="Times New Roman" w:hint="eastAsia"/>
+              </w:rPr>
+            </w:pPr>
+            <w:r>
+              <w:rPr>
+                <w:rFonts w:ascii="Times New Roman" w:eastAsia="標楷體" w:hAnsi="Times New Roman" w:hint="eastAsia"/>
+              </w:rPr>
+              <w:t>書籍詳情頁面</w:t>
+            </w:r>
+          </w:p>
+        </w:tc>
+        <w:tc>
+          <w:tcPr>
+            <w:tcW w:w="1415" w:type="dxa"/>
+            <w:vAlign w:val="center"/>
+          </w:tcPr>
+          <w:p>
+            <w:pPr>
+              <w:pStyle w:val="a0"/>
+              <w:ind w:firstLine="0"/>
+              <w:jc w:val="center"/>
+              <w:textAlignment w:val="center"/>
+              <w:rPr>
+                <w:rFonts w:ascii="Times New Roman" w:eastAsia="標楷體" w:hAnsi="Times New Roman"/>
+              </w:rPr>
+            </w:pPr>
+          </w:p>
+        </w:tc>
+        <w:tc>
+          <w:tcPr>
+            <w:tcW w:w="1417" w:type="dxa"/>
+            <w:vAlign w:val="center"/>
+          </w:tcPr>
+          <w:p>
+            <w:pPr>
+              <w:pStyle w:val="a0"/>
+              <w:ind w:firstLine="0"/>
+              <w:jc w:val="center"/>
+              <w:textAlignment w:val="center"/>
+              <w:rPr>
+                <w:rFonts w:ascii="Times New Roman" w:eastAsia="標楷體" w:hAnsi="Times New Roman"/>
+              </w:rPr>
+            </w:pPr>
+          </w:p>
+        </w:tc>
+        <w:tc>
+          <w:tcPr>
+            <w:tcW w:w="1415" w:type="dxa"/>
+            <w:vAlign w:val="center"/>
+          </w:tcPr>
+          <w:p>
+            <w:pPr>
+              <w:pStyle w:val="a0"/>
+              <w:ind w:firstLine="0"/>
+              <w:jc w:val="center"/>
+              <w:textAlignment w:val="center"/>
+              <w:rPr>
+                <w:rFonts w:ascii="Times New Roman" w:eastAsia="標楷體" w:hAnsi="Times New Roman"/>
+              </w:rPr>
+            </w:pPr>
+          </w:p>
+        </w:tc>
+        <w:tc>
+          <w:tcPr>
+            <w:tcW w:w="1415" w:type="dxa"/>
+            <w:vAlign w:val="center"/>
+          </w:tcPr>
+          <w:p>
+            <w:pPr>
+              <w:pStyle w:val="a0"/>
+              <w:ind w:firstLine="0"/>
+              <w:jc w:val="center"/>
+              <w:textAlignment w:val="center"/>
+              <w:rPr>
+                <w:rFonts w:ascii="Times New Roman" w:eastAsia="標楷體" w:hAnsi="Times New Roman"/>
+              </w:rPr>
+            </w:pPr>
+          </w:p>
+        </w:tc>
+      </w:tr>
+      <w:tr>
+        <w:tc>
+          <w:tcPr>
+            <w:tcW w:w="844" w:type="dxa"/>
+            <w:vMerge/>
+            <w:vAlign w:val="center"/>
+          </w:tcPr>
+          <w:p>
+            <w:pPr>
+              <w:pStyle w:val="a0"/>
+              <w:ind w:firstLine="0"/>
+              <w:jc w:val="center"/>
+              <w:textAlignment w:val="center"/>
+              <w:rPr>
+                <w:rFonts w:ascii="Times New Roman" w:eastAsia="標楷體" w:hAnsi="Times New Roman"/>
+              </w:rPr>
+            </w:pPr>
+          </w:p>
+        </w:tc>
+        <w:tc>
+          <w:tcPr>
+            <w:tcW w:w="3688" w:type="dxa"/>
+            <w:vAlign w:val="center"/>
+          </w:tcPr>
+          <w:p>
+            <w:pPr>
+              <w:pStyle w:val="a0"/>
+              <w:ind w:firstLine="0"/>
+              <w:textAlignment w:val="center"/>
+              <w:rPr>
+                <w:rFonts w:ascii="Times New Roman" w:eastAsia="標楷體" w:hAnsi="Times New Roman"/>
+              </w:rPr>
+            </w:pPr>
+            <w:r>
+              <w:rPr>
+                <w:rFonts w:ascii="Times New Roman" w:eastAsia="標楷體" w:hAnsi="Times New Roman" w:hint="eastAsia"/>
+              </w:rPr>
+              <w:t>通知頁面</w:t>
+            </w:r>
+          </w:p>
+        </w:tc>
+        <w:tc>
+          <w:tcPr>
+            <w:tcW w:w="1415" w:type="dxa"/>
+            <w:vAlign w:val="center"/>
+          </w:tcPr>
+          <w:p>
+            <w:pPr>
+              <w:pStyle w:val="a0"/>
+              <w:ind w:firstLine="0"/>
+              <w:jc w:val="center"/>
+              <w:textAlignment w:val="center"/>
+              <w:rPr>
+                <w:rFonts w:ascii="Times New Roman" w:eastAsia="標楷體" w:hAnsi="Times New Roman"/>
+              </w:rPr>
+            </w:pPr>
+          </w:p>
+        </w:tc>
+        <w:tc>
+          <w:tcPr>
+            <w:tcW w:w="1417" w:type="dxa"/>
+            <w:vAlign w:val="center"/>
+          </w:tcPr>
+          <w:p>
+            <w:pPr>
+              <w:pStyle w:val="a0"/>
+              <w:ind w:firstLine="0"/>
+              <w:jc w:val="center"/>
+              <w:textAlignment w:val="center"/>
+              <w:rPr>
+                <w:rFonts w:ascii="Times New Roman" w:eastAsia="標楷體" w:hAnsi="Times New Roman"/>
+              </w:rPr>
+            </w:pPr>
+          </w:p>
+        </w:tc>
+        <w:tc>
+          <w:tcPr>
+            <w:tcW w:w="1415" w:type="dxa"/>
+            <w:vAlign w:val="center"/>
+          </w:tcPr>
+          <w:p>
+            <w:pPr>
+              <w:pStyle w:val="a0"/>
+              <w:ind w:firstLine="0"/>
+              <w:jc w:val="center"/>
+              <w:textAlignment w:val="center"/>
+              <w:rPr>
+                <w:rFonts w:ascii="Times New Roman" w:eastAsia="標楷體" w:hAnsi="Times New Roman"/>
+              </w:rPr>
+            </w:pPr>
+          </w:p>
+        </w:tc>
+        <w:tc>
+          <w:tcPr>
+            <w:tcW w:w="1415" w:type="dxa"/>
+            <w:vAlign w:val="center"/>
+          </w:tcPr>
+          <w:p>
+            <w:pPr>
+              <w:pStyle w:val="a0"/>
+              <w:ind w:firstLine="0"/>
+              <w:jc w:val="center"/>
+              <w:textAlignment w:val="center"/>
+              <w:rPr>
+                <w:rFonts w:ascii="Times New Roman" w:eastAsia="標楷體" w:hAnsi="Times New Roman"/>
+              </w:rPr>
+            </w:pPr>
+          </w:p>
+        </w:tc>
+      </w:tr>
+      <w:tr>
+        <w:tc>
+          <w:tcPr>
+            <w:tcW w:w="844" w:type="dxa"/>
+            <w:vMerge/>
+            <w:vAlign w:val="center"/>
+          </w:tcPr>
+          <w:p>
+            <w:pPr>
+              <w:pStyle w:val="a0"/>
+              <w:ind w:firstLine="0"/>
+              <w:jc w:val="center"/>
+              <w:textAlignment w:val="center"/>
+              <w:rPr>
+                <w:rFonts w:ascii="Times New Roman" w:eastAsia="標楷體" w:hAnsi="Times New Roman"/>
+              </w:rPr>
+            </w:pPr>
+          </w:p>
+        </w:tc>
+        <w:tc>
+          <w:tcPr>
+            <w:tcW w:w="3688" w:type="dxa"/>
+            <w:vAlign w:val="center"/>
+          </w:tcPr>
+          <w:p>
+            <w:pPr>
+              <w:pStyle w:val="a0"/>
+              <w:ind w:firstLine="0"/>
+              <w:textAlignment w:val="center"/>
+              <w:rPr>
+                <w:rFonts w:ascii="Times New Roman" w:eastAsia="標楷體" w:hAnsi="Times New Roman"/>
+              </w:rPr>
+            </w:pPr>
+            <w:r>
+              <w:rPr>
+                <w:rFonts w:ascii="Times New Roman" w:eastAsia="標楷體" w:hAnsi="Times New Roman" w:hint="eastAsia"/>
+              </w:rPr>
+              <w:t>會員中心頁面</w:t>
+            </w:r>
+          </w:p>
+        </w:tc>
+        <w:tc>
+          <w:tcPr>
+            <w:tcW w:w="1415" w:type="dxa"/>
+            <w:vAlign w:val="center"/>
+          </w:tcPr>
+          <w:p>
+            <w:pPr>
+              <w:pStyle w:val="a0"/>
+              <w:ind w:firstLine="0"/>
+              <w:jc w:val="center"/>
+              <w:textAlignment w:val="center"/>
+              <w:rPr>
+                <w:rFonts w:ascii="Times New Roman" w:eastAsia="標楷體" w:hAnsi="Times New Roman"/>
+              </w:rPr>
+            </w:pPr>
+          </w:p>
+        </w:tc>
+        <w:tc>
+          <w:tcPr>
+            <w:tcW w:w="1417" w:type="dxa"/>
+            <w:vAlign w:val="center"/>
+          </w:tcPr>
+          <w:p>
+            <w:pPr>
+              <w:pStyle w:val="a0"/>
+              <w:ind w:firstLine="0"/>
+              <w:jc w:val="center"/>
+              <w:textAlignment w:val="center"/>
+              <w:rPr>
+                <w:rFonts w:ascii="Times New Roman" w:eastAsia="標楷體" w:hAnsi="Times New Roman"/>
+              </w:rPr>
+            </w:pPr>
+          </w:p>
+        </w:tc>
+        <w:tc>
+          <w:tcPr>
+            <w:tcW w:w="1415" w:type="dxa"/>
+            <w:vAlign w:val="center"/>
+          </w:tcPr>
+          <w:p>
+            <w:pPr>
+              <w:pStyle w:val="a0"/>
+              <w:ind w:firstLine="0"/>
+              <w:jc w:val="center"/>
+              <w:textAlignment w:val="center"/>
+              <w:rPr>
+                <w:rFonts w:ascii="Times New Roman" w:eastAsia="標楷體" w:hAnsi="Times New Roman"/>
+              </w:rPr>
+            </w:pPr>
+          </w:p>
+        </w:tc>
+        <w:tc>
+          <w:tcPr>
+            <w:tcW w:w="1415" w:type="dxa"/>
+            <w:vAlign w:val="center"/>
+          </w:tcPr>
+          <w:p>
+            <w:pPr>
+              <w:pStyle w:val="a0"/>
+              <w:ind w:firstLine="0"/>
+              <w:jc w:val="center"/>
+              <w:textAlignment w:val="center"/>
+              <w:rPr>
+                <w:rFonts w:ascii="Times New Roman" w:eastAsia="標楷體" w:hAnsi="Times New Roman"/>
+              </w:rPr>
+            </w:pPr>
+          </w:p>
+        </w:tc>
+      </w:tr>
+      <w:tr>
+        <w:tc>
+          <w:tcPr>
+            <w:tcW w:w="844" w:type="dxa"/>
+            <w:vMerge/>
+            <w:vAlign w:val="center"/>
+          </w:tcPr>
+          <w:p>
+            <w:pPr>
+              <w:pStyle w:val="a0"/>
+              <w:ind w:firstLine="0"/>
+              <w:jc w:val="center"/>
+              <w:textAlignment w:val="center"/>
+              <w:rPr>
+                <w:rFonts w:ascii="Times New Roman" w:eastAsia="標楷體" w:hAnsi="Times New Roman"/>
+              </w:rPr>
+            </w:pPr>
+          </w:p>
+        </w:tc>
+        <w:tc>
+          <w:tcPr>
+            <w:tcW w:w="3688" w:type="dxa"/>
+            <w:vAlign w:val="center"/>
+          </w:tcPr>
+          <w:p>
+            <w:pPr>
+              <w:pStyle w:val="a0"/>
+              <w:ind w:firstLine="0"/>
+              <w:textAlignment w:val="center"/>
+              <w:rPr>
+                <w:rFonts w:ascii="Times New Roman" w:eastAsia="標楷體" w:hAnsi="Times New Roman"/>
+              </w:rPr>
+            </w:pPr>
+            <w:r>
+              <w:rPr>
+                <w:rFonts w:ascii="Times New Roman" w:eastAsia="標楷體" w:hAnsi="Times New Roman" w:hint="eastAsia"/>
+              </w:rPr>
+              <w:t>聊天室頁面</w:t>
+            </w:r>
+          </w:p>
+        </w:tc>
+        <w:tc>
+          <w:tcPr>
+            <w:tcW w:w="1415" w:type="dxa"/>
+            <w:vAlign w:val="center"/>
+          </w:tcPr>
+          <w:p>
+            <w:pPr>
+              <w:pStyle w:val="a0"/>
+              <w:ind w:firstLine="0"/>
+              <w:jc w:val="center"/>
+              <w:textAlignment w:val="center"/>
+              <w:rPr>
+                <w:rFonts w:ascii="Times New Roman" w:eastAsia="標楷體" w:hAnsi="Times New Roman"/>
+              </w:rPr>
+            </w:pPr>
+          </w:p>
+        </w:tc>
+        <w:tc>
+          <w:tcPr>
+            <w:tcW w:w="1417" w:type="dxa"/>
+            <w:vAlign w:val="center"/>
+          </w:tcPr>
+          <w:p>
+            <w:pPr>
+              <w:pStyle w:val="a0"/>
+              <w:ind w:firstLine="0"/>
+              <w:jc w:val="center"/>
+              <w:textAlignment w:val="center"/>
+              <w:rPr>
+                <w:rFonts w:ascii="Times New Roman" w:eastAsia="標楷體" w:hAnsi="Times New Roman"/>
+              </w:rPr>
+            </w:pPr>
+          </w:p>
+        </w:tc>
+        <w:tc>
+          <w:tcPr>
+            <w:tcW w:w="1415" w:type="dxa"/>
+            <w:vAlign w:val="center"/>
+          </w:tcPr>
+          <w:p>
+            <w:pPr>
+              <w:pStyle w:val="a0"/>
+              <w:ind w:firstLine="0"/>
+              <w:jc w:val="center"/>
+              <w:textAlignment w:val="center"/>
+              <w:rPr>
+                <w:rFonts w:ascii="Times New Roman" w:eastAsia="標楷體" w:hAnsi="Times New Roman"/>
+              </w:rPr>
+            </w:pPr>
+          </w:p>
+        </w:tc>
+        <w:tc>
+          <w:tcPr>
+            <w:tcW w:w="1415" w:type="dxa"/>
+            <w:vAlign w:val="center"/>
+          </w:tcPr>
+          <w:p>
+            <w:pPr>
+              <w:pStyle w:val="a0"/>
+              <w:ind w:firstLine="0"/>
+              <w:jc w:val="center"/>
+              <w:textAlignment w:val="center"/>
+              <w:rPr>
+                <w:rFonts w:ascii="Times New Roman" w:eastAsia="標楷體" w:hAnsi="Times New Roman"/>
+              </w:rPr>
+            </w:pPr>
+          </w:p>
+        </w:tc>
+      </w:tr>
+      <w:tr>
+        <w:tc>
+          <w:tcPr>
+            <w:tcW w:w="844" w:type="dxa"/>
+            <w:vMerge/>
+            <w:vAlign w:val="center"/>
+          </w:tcPr>
+          <w:p>
+            <w:pPr>
+              <w:pStyle w:val="a0"/>
+              <w:ind w:firstLine="0"/>
+              <w:jc w:val="center"/>
+              <w:textAlignment w:val="center"/>
+              <w:rPr>
+                <w:rFonts w:ascii="Times New Roman" w:eastAsia="標楷體" w:hAnsi="Times New Roman"/>
+              </w:rPr>
+            </w:pPr>
+          </w:p>
+        </w:tc>
+        <w:tc>
+          <w:tcPr>
+            <w:tcW w:w="3688" w:type="dxa"/>
+            <w:vAlign w:val="center"/>
+          </w:tcPr>
+          <w:p>
+            <w:pPr>
+              <w:pStyle w:val="a0"/>
+              <w:ind w:firstLine="0"/>
+              <w:textAlignment w:val="center"/>
+              <w:rPr>
+                <w:rFonts w:ascii="Times New Roman" w:eastAsia="標楷體" w:hAnsi="Times New Roman"/>
+              </w:rPr>
+            </w:pPr>
+            <w:r>
+              <w:rPr>
+                <w:rFonts w:ascii="Times New Roman" w:eastAsia="標楷體" w:hAnsi="Times New Roman" w:hint="eastAsia"/>
+              </w:rPr>
+              <w:t>收藏</w:t>
+            </w:r>
+            <w:r>
+              <w:rPr>
+                <w:rFonts w:ascii="Times New Roman" w:eastAsia="標楷體" w:hAnsi="Times New Roman" w:hint="eastAsia"/>
+              </w:rPr>
+              <w:t>清單</w:t>
+            </w:r>
+            <w:r>
+              <w:rPr>
+                <w:rFonts w:ascii="Times New Roman" w:eastAsia="標楷體" w:hAnsi="Times New Roman" w:hint="eastAsia"/>
+              </w:rPr>
+              <w:t>頁面</w:t>
+            </w:r>
+          </w:p>
+        </w:tc>
+        <w:tc>
+          <w:tcPr>
+            <w:tcW w:w="1415" w:type="dxa"/>
+            <w:vAlign w:val="center"/>
+          </w:tcPr>
+          <w:p>
+            <w:pPr>
+              <w:pStyle w:val="a0"/>
+              <w:ind w:firstLine="0"/>
+              <w:jc w:val="center"/>
+              <w:textAlignment w:val="center"/>
+              <w:rPr>
+                <w:rFonts w:ascii="Times New Roman" w:eastAsia="標楷體" w:hAnsi="Times New Roman"/>
+              </w:rPr>
+            </w:pPr>
+          </w:p>
+        </w:tc>
+        <w:tc>
+          <w:tcPr>
+            <w:tcW w:w="1417" w:type="dxa"/>
+            <w:vAlign w:val="center"/>
+          </w:tcPr>
+          <w:p>
+            <w:pPr>
+              <w:pStyle w:val="a0"/>
+              <w:ind w:firstLine="0"/>
+              <w:jc w:val="center"/>
+              <w:textAlignment w:val="center"/>
+              <w:rPr>
+                <w:rFonts w:ascii="Times New Roman" w:eastAsia="標楷體" w:hAnsi="Times New Roman"/>
+              </w:rPr>
+            </w:pPr>
+          </w:p>
+        </w:tc>
+        <w:tc>
+          <w:tcPr>
+            <w:tcW w:w="1415" w:type="dxa"/>
+            <w:vAlign w:val="center"/>
+          </w:tcPr>
+          <w:p>
+            <w:pPr>
+              <w:pStyle w:val="a0"/>
+              <w:ind w:firstLine="0"/>
+              <w:jc w:val="center"/>
+              <w:textAlignment w:val="center"/>
+              <w:rPr>
+                <w:rFonts w:ascii="Times New Roman" w:eastAsia="標楷體" w:hAnsi="Times New Roman"/>
+              </w:rPr>
+            </w:pPr>
+          </w:p>
+        </w:tc>
+        <w:tc>
+          <w:tcPr>
+            <w:tcW w:w="1415" w:type="dxa"/>
+            <w:vAlign w:val="center"/>
+          </w:tcPr>
+          <w:p>
+            <w:pPr>
+              <w:pStyle w:val="a0"/>
+              <w:ind w:firstLine="0"/>
+              <w:jc w:val="center"/>
+              <w:textAlignment w:val="center"/>
+              <w:rPr>
+                <w:rFonts w:ascii="Times New Roman" w:eastAsia="標楷體" w:hAnsi="Times New Roman"/>
+              </w:rPr>
+            </w:pPr>
+          </w:p>
+        </w:tc>
+      </w:tr>
+      <w:tr>
+        <w:tc>
+          <w:tcPr>
+            <w:tcW w:w="844" w:type="dxa"/>
+            <w:vMerge/>
+            <w:vAlign w:val="center"/>
+          </w:tcPr>
+          <w:p>
+            <w:pPr>
+              <w:pStyle w:val="a0"/>
+              <w:ind w:firstLine="0"/>
+              <w:jc w:val="center"/>
+              <w:textAlignment w:val="center"/>
+              <w:rPr>
+                <w:rFonts w:ascii="Times New Roman" w:eastAsia="標楷體" w:hAnsi="Times New Roman"/>
+              </w:rPr>
+            </w:pPr>
+          </w:p>
+        </w:tc>
+        <w:tc>
+          <w:tcPr>
+            <w:tcW w:w="3688" w:type="dxa"/>
+            <w:vAlign w:val="center"/>
+          </w:tcPr>
+          <w:p>
+            <w:pPr>
+              <w:pStyle w:val="a0"/>
+              <w:ind w:firstLine="0"/>
+              <w:textAlignment w:val="center"/>
+              <w:rPr>
+                <w:rFonts w:ascii="Times New Roman" w:eastAsia="標楷體" w:hAnsi="Times New Roman"/>
+              </w:rPr>
+            </w:pPr>
+            <w:proofErr w:type="gramStart"/>
+            <w:r>
+              <w:rPr>
+                <w:rFonts w:ascii="Times New Roman" w:eastAsia="標楷體" w:hAnsi="Times New Roman" w:hint="eastAsia"/>
+              </w:rPr>
+              <w:t>購物車頁面</w:t>
+            </w:r>
+            <w:proofErr w:type="gramEnd"/>
+          </w:p>
+        </w:tc>
+        <w:tc>
+          <w:tcPr>
+            <w:tcW w:w="1415" w:type="dxa"/>
+            <w:vAlign w:val="center"/>
+          </w:tcPr>
+          <w:p>
+            <w:pPr>
+              <w:pStyle w:val="a0"/>
+              <w:ind w:firstLine="0"/>
+              <w:jc w:val="center"/>
+              <w:textAlignment w:val="center"/>
+              <w:rPr>
+                <w:rFonts w:ascii="Times New Roman" w:eastAsia="標楷體" w:hAnsi="Times New Roman"/>
+              </w:rPr>
+            </w:pPr>
+          </w:p>
+        </w:tc>
+        <w:tc>
+          <w:tcPr>
+            <w:tcW w:w="1417" w:type="dxa"/>
+            <w:vAlign w:val="center"/>
+          </w:tcPr>
+          <w:p>
+            <w:pPr>
+              <w:pStyle w:val="a0"/>
+              <w:ind w:firstLine="0"/>
+              <w:jc w:val="center"/>
+              <w:textAlignment w:val="center"/>
+              <w:rPr>
+                <w:rFonts w:ascii="Times New Roman" w:eastAsia="標楷體" w:hAnsi="Times New Roman"/>
+              </w:rPr>
+            </w:pPr>
+          </w:p>
+        </w:tc>
+        <w:tc>
+          <w:tcPr>
+            <w:tcW w:w="1415" w:type="dxa"/>
+            <w:vAlign w:val="center"/>
+          </w:tcPr>
+          <w:p>
+            <w:pPr>
+              <w:pStyle w:val="a0"/>
+              <w:ind w:firstLine="0"/>
+              <w:jc w:val="center"/>
+              <w:textAlignment w:val="center"/>
+              <w:rPr>
+                <w:rFonts w:ascii="Times New Roman" w:eastAsia="標楷體" w:hAnsi="Times New Roman"/>
+              </w:rPr>
+            </w:pPr>
+          </w:p>
+        </w:tc>
+        <w:tc>
+          <w:tcPr>
+            <w:tcW w:w="1415" w:type="dxa"/>
+            <w:vAlign w:val="center"/>
+          </w:tcPr>
+          <w:p>
+            <w:pPr>
+              <w:pStyle w:val="a0"/>
+              <w:ind w:firstLine="0"/>
+              <w:jc w:val="center"/>
+              <w:textAlignment w:val="center"/>
+              <w:rPr>
+                <w:rFonts w:ascii="Times New Roman" w:eastAsia="標楷體" w:hAnsi="Times New Roman"/>
+              </w:rPr>
+            </w:pPr>
+          </w:p>
+        </w:tc>
+      </w:tr>
+      <w:tr>
+        <w:tc>
+          <w:tcPr>
+            <w:tcW w:w="844" w:type="dxa"/>
+            <w:vMerge/>
+            <w:vAlign w:val="center"/>
+          </w:tcPr>
+          <w:p>
+            <w:pPr>
+              <w:pStyle w:val="a0"/>
+              <w:ind w:firstLine="0"/>
+              <w:jc w:val="center"/>
+              <w:textAlignment w:val="center"/>
+              <w:rPr>
+                <w:rFonts w:ascii="Times New Roman" w:eastAsia="標楷體" w:hAnsi="Times New Roman"/>
+              </w:rPr>
+            </w:pPr>
+          </w:p>
+        </w:tc>
+        <w:tc>
+          <w:tcPr>
+            <w:tcW w:w="3688" w:type="dxa"/>
+            <w:vAlign w:val="center"/>
+          </w:tcPr>
+          <w:p>
+            <w:pPr>
+              <w:pStyle w:val="a0"/>
+              <w:ind w:firstLine="0"/>
+              <w:textAlignment w:val="center"/>
+              <w:rPr>
+                <w:rFonts w:ascii="Times New Roman" w:eastAsia="標楷體" w:hAnsi="Times New Roman"/>
+              </w:rPr>
+            </w:pPr>
+            <w:r>
+              <w:rPr>
+                <w:rFonts w:ascii="Times New Roman" w:eastAsia="標楷體" w:hAnsi="Times New Roman" w:hint="eastAsia"/>
+              </w:rPr>
+              <w:t>會員等級頁面</w:t>
+            </w:r>
+          </w:p>
+        </w:tc>
+        <w:tc>
+          <w:tcPr>
+            <w:tcW w:w="1415" w:type="dxa"/>
+            <w:vAlign w:val="center"/>
+          </w:tcPr>
+          <w:p>
+            <w:pPr>
+              <w:pStyle w:val="a0"/>
+              <w:ind w:firstLine="0"/>
+              <w:jc w:val="center"/>
+              <w:textAlignment w:val="center"/>
+              <w:rPr>
+                <w:rFonts w:ascii="Times New Roman" w:eastAsia="標楷體" w:hAnsi="Times New Roman"/>
+              </w:rPr>
+            </w:pPr>
+          </w:p>
+        </w:tc>
+        <w:tc>
+          <w:tcPr>
+            <w:tcW w:w="1417" w:type="dxa"/>
+            <w:vAlign w:val="center"/>
+          </w:tcPr>
+          <w:p>
+            <w:pPr>
+              <w:pStyle w:val="a0"/>
+              <w:ind w:firstLine="0"/>
+              <w:jc w:val="center"/>
+              <w:textAlignment w:val="center"/>
+              <w:rPr>
+                <w:rFonts w:ascii="Times New Roman" w:eastAsia="標楷體" w:hAnsi="Times New Roman"/>
+              </w:rPr>
+            </w:pPr>
+          </w:p>
+        </w:tc>
+        <w:tc>
+          <w:tcPr>
+            <w:tcW w:w="1415" w:type="dxa"/>
+            <w:vAlign w:val="center"/>
+          </w:tcPr>
+          <w:p>
+            <w:pPr>
+              <w:pStyle w:val="a0"/>
+              <w:ind w:firstLine="0"/>
+              <w:jc w:val="center"/>
+              <w:textAlignment w:val="center"/>
+              <w:rPr>
+                <w:rFonts w:ascii="Times New Roman" w:eastAsia="標楷體" w:hAnsi="Times New Roman"/>
+              </w:rPr>
+            </w:pPr>
+          </w:p>
+        </w:tc>
+        <w:tc>
+          <w:tcPr>
+            <w:tcW w:w="1415" w:type="dxa"/>
+            <w:vAlign w:val="center"/>
+          </w:tcPr>
+          <w:p>
+            <w:pPr>
+              <w:pStyle w:val="a0"/>
+              <w:ind w:firstLine="0"/>
+              <w:jc w:val="center"/>
+              <w:textAlignment w:val="center"/>
+              <w:rPr>
+                <w:rFonts w:ascii="Times New Roman" w:eastAsia="標楷體" w:hAnsi="Times New Roman"/>
+              </w:rPr>
+            </w:pPr>
+          </w:p>
+        </w:tc>
+      </w:tr>
+      <w:tr>
+        <w:tc>
+          <w:tcPr>
+            <w:tcW w:w="844" w:type="dxa"/>
+            <w:vMerge/>
+            <w:vAlign w:val="center"/>
+          </w:tcPr>
+          <w:p>
+            <w:pPr>
+              <w:pStyle w:val="a0"/>
+              <w:ind w:firstLine="0"/>
+              <w:jc w:val="center"/>
+              <w:textAlignment w:val="center"/>
+              <w:rPr>
+                <w:rFonts w:ascii="Times New Roman" w:eastAsia="標楷體" w:hAnsi="Times New Roman"/>
+              </w:rPr>
+            </w:pPr>
+          </w:p>
+        </w:tc>
+        <w:tc>
+          <w:tcPr>
+            <w:tcW w:w="3688" w:type="dxa"/>
+            <w:vAlign w:val="center"/>
+          </w:tcPr>
+          <w:p>
+            <w:pPr>
+              <w:pStyle w:val="a0"/>
+              <w:ind w:firstLine="0"/>
+              <w:textAlignment w:val="center"/>
+              <w:rPr>
+                <w:rFonts w:ascii="Times New Roman" w:eastAsia="標楷體" w:hAnsi="Times New Roman"/>
+              </w:rPr>
+            </w:pPr>
+            <w:r>
+              <w:rPr>
+                <w:rFonts w:ascii="Times New Roman" w:eastAsia="標楷體" w:hAnsi="Times New Roman" w:hint="eastAsia"/>
+              </w:rPr>
+              <w:t>代幣錢包頁面</w:t>
+            </w:r>
+          </w:p>
+        </w:tc>
+        <w:tc>
+          <w:tcPr>
+            <w:tcW w:w="1415" w:type="dxa"/>
+            <w:vAlign w:val="center"/>
+          </w:tcPr>
+          <w:p>
+            <w:pPr>
+              <w:pStyle w:val="a0"/>
+              <w:ind w:firstLine="0"/>
+              <w:jc w:val="center"/>
+              <w:textAlignment w:val="center"/>
+              <w:rPr>
+                <w:rFonts w:ascii="Times New Roman" w:eastAsia="標楷體" w:hAnsi="Times New Roman"/>
+              </w:rPr>
+            </w:pPr>
+          </w:p>
+        </w:tc>
+        <w:tc>
+          <w:tcPr>
+            <w:tcW w:w="1417" w:type="dxa"/>
+            <w:vAlign w:val="center"/>
+          </w:tcPr>
+          <w:p>
+            <w:pPr>
+              <w:pStyle w:val="a0"/>
+              <w:ind w:firstLine="0"/>
+              <w:jc w:val="center"/>
+              <w:textAlignment w:val="center"/>
+              <w:rPr>
+                <w:rFonts w:ascii="Times New Roman" w:eastAsia="標楷體" w:hAnsi="Times New Roman"/>
+              </w:rPr>
+            </w:pPr>
+          </w:p>
+        </w:tc>
+        <w:tc>
+          <w:tcPr>
+            <w:tcW w:w="1415" w:type="dxa"/>
+            <w:vAlign w:val="center"/>
+          </w:tcPr>
+          <w:p>
+            <w:pPr>
+              <w:pStyle w:val="a0"/>
+              <w:ind w:firstLine="0"/>
+              <w:jc w:val="center"/>
+              <w:textAlignment w:val="center"/>
+              <w:rPr>
+                <w:rFonts w:ascii="Times New Roman" w:eastAsia="標楷體" w:hAnsi="Times New Roman"/>
+              </w:rPr>
+            </w:pPr>
+          </w:p>
+        </w:tc>
+        <w:tc>
+          <w:tcPr>
+            <w:tcW w:w="1415" w:type="dxa"/>
+            <w:vAlign w:val="center"/>
+          </w:tcPr>
+          <w:p>
+            <w:pPr>
+              <w:pStyle w:val="a0"/>
+              <w:ind w:firstLine="0"/>
+              <w:jc w:val="center"/>
+              <w:textAlignment w:val="center"/>
+              <w:rPr>
+                <w:rFonts w:ascii="Times New Roman" w:eastAsia="標楷體" w:hAnsi="Times New Roman"/>
+              </w:rPr>
+            </w:pPr>
+          </w:p>
+        </w:tc>
+      </w:tr>
+      <w:tr>
+        <w:tc>
+          <w:tcPr>
+            <w:tcW w:w="844" w:type="dxa"/>
+            <w:vMerge w:val="restart"/>
+            <w:vAlign w:val="center"/>
+          </w:tcPr>
+          <w:p>
+            <w:pPr>
+              <w:pStyle w:val="a0"/>
+              <w:ind w:firstLine="0"/>
+              <w:jc w:val="center"/>
+              <w:textAlignment w:val="center"/>
+              <w:rPr>
+                <w:rFonts w:ascii="Times New Roman" w:eastAsia="標楷體" w:hAnsi="Times New Roman"/>
+              </w:rPr>
+            </w:pPr>
+            <w:r>
+              <w:rPr>
+                <w:rFonts w:ascii="Times New Roman" w:eastAsia="標楷體" w:hAnsi="Times New Roman" w:hint="eastAsia"/>
+              </w:rPr>
+              <w:t>美術設計</w:t>
+            </w:r>
+          </w:p>
+        </w:tc>
+        <w:tc>
+          <w:tcPr>
+            <w:tcW w:w="3688" w:type="dxa"/>
+            <w:vAlign w:val="center"/>
+          </w:tcPr>
+          <w:p>
+            <w:pPr>
+              <w:pStyle w:val="a0"/>
+              <w:ind w:firstLine="0"/>
+              <w:textAlignment w:val="center"/>
+              <w:rPr>
+                <w:rFonts w:ascii="Times New Roman" w:eastAsia="標楷體" w:hAnsi="Times New Roman"/>
+              </w:rPr>
+            </w:pPr>
+            <w:r>
+              <w:rPr>
+                <w:rFonts w:ascii="Times New Roman" w:eastAsia="標楷體" w:hAnsi="Times New Roman" w:hint="eastAsia"/>
+              </w:rPr>
+              <w:t>色彩設計</w:t>
+            </w:r>
+          </w:p>
+        </w:tc>
+        <w:tc>
+          <w:tcPr>
+            <w:tcW w:w="1415" w:type="dxa"/>
+            <w:vAlign w:val="center"/>
+          </w:tcPr>
+          <w:p>
+            <w:pPr>
+              <w:pStyle w:val="a0"/>
+              <w:ind w:firstLine="0"/>
+              <w:jc w:val="center"/>
+              <w:textAlignment w:val="center"/>
+              <w:rPr>
+                <w:rFonts w:ascii="Times New Roman" w:eastAsia="標楷體" w:hAnsi="Times New Roman"/>
+              </w:rPr>
+            </w:pPr>
+          </w:p>
+        </w:tc>
+        <w:tc>
+          <w:tcPr>
+            <w:tcW w:w="1417" w:type="dxa"/>
+            <w:vAlign w:val="center"/>
+          </w:tcPr>
+          <w:p>
+            <w:pPr>
+              <w:pStyle w:val="a0"/>
+              <w:ind w:firstLine="0"/>
+              <w:jc w:val="center"/>
+              <w:textAlignment w:val="center"/>
+              <w:rPr>
+                <w:rFonts w:ascii="Times New Roman" w:eastAsia="標楷體" w:hAnsi="Times New Roman"/>
+              </w:rPr>
+            </w:pPr>
+          </w:p>
+        </w:tc>
+        <w:tc>
+          <w:tcPr>
+            <w:tcW w:w="1415" w:type="dxa"/>
+            <w:vAlign w:val="center"/>
+          </w:tcPr>
+          <w:p>
+            <w:pPr>
+              <w:pStyle w:val="a0"/>
+              <w:ind w:firstLine="0"/>
+              <w:jc w:val="center"/>
+              <w:textAlignment w:val="center"/>
+              <w:rPr>
+                <w:rFonts w:ascii="Times New Roman" w:eastAsia="標楷體" w:hAnsi="Times New Roman"/>
+              </w:rPr>
+            </w:pPr>
+          </w:p>
+        </w:tc>
+        <w:tc>
+          <w:tcPr>
+            <w:tcW w:w="1415" w:type="dxa"/>
+            <w:vAlign w:val="center"/>
+          </w:tcPr>
+          <w:p>
+            <w:pPr>
+              <w:pStyle w:val="a0"/>
+              <w:ind w:firstLine="0"/>
+              <w:jc w:val="center"/>
+              <w:textAlignment w:val="center"/>
+              <w:rPr>
+                <w:rFonts w:ascii="Times New Roman" w:eastAsia="標楷體" w:hAnsi="Times New Roman"/>
+              </w:rPr>
+            </w:pPr>
+          </w:p>
+        </w:tc>
+      </w:tr>
+      <w:tr>
+        <w:tc>
+          <w:tcPr>
+            <w:tcW w:w="844" w:type="dxa"/>
+            <w:vMerge/>
+            <w:vAlign w:val="center"/>
+          </w:tcPr>
+          <w:p>
+            <w:pPr>
+              <w:pStyle w:val="a0"/>
+              <w:ind w:firstLine="0"/>
+              <w:jc w:val="center"/>
+              <w:textAlignment w:val="center"/>
+              <w:rPr>
+                <w:rFonts w:ascii="Times New Roman" w:eastAsia="標楷體" w:hAnsi="Times New Roman"/>
+              </w:rPr>
+            </w:pPr>
+          </w:p>
+        </w:tc>
+        <w:tc>
+          <w:tcPr>
+            <w:tcW w:w="3688" w:type="dxa"/>
+            <w:vAlign w:val="center"/>
+          </w:tcPr>
+          <w:p>
+            <w:pPr>
+              <w:pStyle w:val="a0"/>
+              <w:ind w:firstLine="0"/>
+              <w:textAlignment w:val="center"/>
+              <w:rPr>
+                <w:rFonts w:ascii="Times New Roman" w:eastAsia="標楷體" w:hAnsi="Times New Roman"/>
+              </w:rPr>
+            </w:pPr>
+            <w:r>
+              <w:rPr>
+                <w:rFonts w:ascii="Times New Roman" w:eastAsia="標楷體" w:hAnsi="Times New Roman" w:hint="eastAsia"/>
+              </w:rPr>
+              <w:t>Logo</w:t>
+            </w:r>
+            <w:r>
+              <w:rPr>
+                <w:rFonts w:ascii="Times New Roman" w:eastAsia="標楷體" w:hAnsi="Times New Roman" w:hint="eastAsia"/>
+              </w:rPr>
+              <w:t>設計</w:t>
+            </w:r>
+          </w:p>
+        </w:tc>
+        <w:tc>
+          <w:tcPr>
+            <w:tcW w:w="1415" w:type="dxa"/>
+            <w:vAlign w:val="center"/>
+          </w:tcPr>
+          <w:p>
+            <w:pPr>
+              <w:pStyle w:val="a0"/>
+              <w:ind w:firstLine="0"/>
+              <w:jc w:val="center"/>
+              <w:textAlignment w:val="center"/>
+              <w:rPr>
+                <w:rFonts w:ascii="Times New Roman" w:eastAsia="標楷體" w:hAnsi="Times New Roman"/>
+              </w:rPr>
+            </w:pPr>
+          </w:p>
+        </w:tc>
+        <w:tc>
+          <w:tcPr>
+            <w:tcW w:w="1417" w:type="dxa"/>
+            <w:vAlign w:val="center"/>
+          </w:tcPr>
+          <w:p>
+            <w:pPr>
+              <w:pStyle w:val="a0"/>
+              <w:ind w:firstLine="0"/>
+              <w:jc w:val="center"/>
+              <w:textAlignment w:val="center"/>
+              <w:rPr>
+                <w:rFonts w:ascii="Times New Roman" w:eastAsia="標楷體" w:hAnsi="Times New Roman"/>
+              </w:rPr>
+            </w:pPr>
+          </w:p>
+        </w:tc>
+        <w:tc>
+          <w:tcPr>
+            <w:tcW w:w="1415" w:type="dxa"/>
+            <w:vAlign w:val="center"/>
+          </w:tcPr>
+          <w:p>
+            <w:pPr>
+              <w:pStyle w:val="a0"/>
+              <w:ind w:firstLine="0"/>
+              <w:jc w:val="center"/>
+              <w:textAlignment w:val="center"/>
+              <w:rPr>
+                <w:rFonts w:ascii="Times New Roman" w:eastAsia="標楷體" w:hAnsi="Times New Roman"/>
+              </w:rPr>
+            </w:pPr>
+          </w:p>
+        </w:tc>
+        <w:tc>
+          <w:tcPr>
+            <w:tcW w:w="1415" w:type="dxa"/>
+            <w:vAlign w:val="center"/>
+          </w:tcPr>
+          <w:p>
+            <w:pPr>
+              <w:pStyle w:val="a0"/>
+              <w:ind w:firstLine="0"/>
+              <w:jc w:val="center"/>
+              <w:textAlignment w:val="center"/>
+              <w:rPr>
+                <w:rFonts w:ascii="Times New Roman" w:eastAsia="標楷體" w:hAnsi="Times New Roman"/>
+              </w:rPr>
+            </w:pPr>
+          </w:p>
+        </w:tc>
+      </w:tr>
+      <w:tr>
+        <w:tc>
+          <w:tcPr>
+            <w:tcW w:w="844" w:type="dxa"/>
+            <w:vMerge w:val="restart"/>
+            <w:vAlign w:val="center"/>
+          </w:tcPr>
+          <w:p>
+            <w:pPr>
+              <w:pStyle w:val="a0"/>
+              <w:pageBreakBefore/>
+              <w:ind w:firstLine="0"/>
+              <w:jc w:val="center"/>
+              <w:textAlignment w:val="center"/>
+              <w:rPr>
+                <w:rFonts w:ascii="Times New Roman" w:eastAsia="標楷體" w:hAnsi="Times New Roman"/>
+              </w:rPr>
+            </w:pPr>
+            <w:r>
+              <w:rPr>
+                <w:rFonts w:ascii="Times New Roman" w:eastAsia="標楷體" w:hAnsi="Times New Roman" w:hint="eastAsia"/>
+              </w:rPr>
+              <w:lastRenderedPageBreak/>
+              <w:t>問卷調查</w:t>
+            </w:r>
+          </w:p>
+        </w:tc>
+        <w:tc>
+          <w:tcPr>
+            <w:tcW w:w="3688" w:type="dxa"/>
+            <w:vAlign w:val="center"/>
+          </w:tcPr>
+          <w:p>
+            <w:pPr>
+              <w:pStyle w:val="a0"/>
+              <w:ind w:firstLine="0"/>
+              <w:textAlignment w:val="center"/>
+              <w:rPr>
+                <w:rFonts w:ascii="Times New Roman" w:eastAsia="標楷體" w:hAnsi="Times New Roman"/>
+              </w:rPr>
+            </w:pPr>
+            <w:r>
+              <w:rPr>
+                <w:rFonts w:ascii="Times New Roman" w:eastAsia="標楷體" w:hAnsi="Times New Roman" w:hint="eastAsia"/>
+              </w:rPr>
+              <w:t>問卷設計</w:t>
+            </w:r>
+          </w:p>
+        </w:tc>
+        <w:tc>
+          <w:tcPr>
+            <w:tcW w:w="1415" w:type="dxa"/>
+            <w:vAlign w:val="center"/>
+          </w:tcPr>
+          <w:p>
+            <w:pPr>
+              <w:pStyle w:val="a0"/>
+              <w:ind w:firstLine="0"/>
+              <w:jc w:val="center"/>
+              <w:textAlignment w:val="center"/>
+              <w:rPr>
+                <w:rFonts w:ascii="Times New Roman" w:eastAsia="標楷體" w:hAnsi="Times New Roman"/>
+              </w:rPr>
+            </w:pPr>
+          </w:p>
+        </w:tc>
+        <w:tc>
+          <w:tcPr>
+            <w:tcW w:w="1417" w:type="dxa"/>
+            <w:vAlign w:val="center"/>
+          </w:tcPr>
+          <w:p>
+            <w:pPr>
+              <w:pStyle w:val="a0"/>
+              <w:ind w:firstLine="0"/>
+              <w:jc w:val="center"/>
+              <w:textAlignment w:val="center"/>
+              <w:rPr>
+                <w:rFonts w:ascii="Times New Roman" w:eastAsia="標楷體" w:hAnsi="Times New Roman"/>
+              </w:rPr>
+            </w:pPr>
+          </w:p>
+        </w:tc>
+        <w:tc>
+          <w:tcPr>
+            <w:tcW w:w="1415" w:type="dxa"/>
+            <w:vAlign w:val="center"/>
+          </w:tcPr>
+          <w:p>
+            <w:pPr>
+              <w:pStyle w:val="a0"/>
+              <w:ind w:firstLine="0"/>
+              <w:jc w:val="center"/>
+              <w:textAlignment w:val="center"/>
+              <w:rPr>
+                <w:rFonts w:ascii="Times New Roman" w:eastAsia="標楷體" w:hAnsi="Times New Roman"/>
+              </w:rPr>
+            </w:pPr>
+          </w:p>
+        </w:tc>
+        <w:tc>
+          <w:tcPr>
+            <w:tcW w:w="1415" w:type="dxa"/>
+            <w:vAlign w:val="center"/>
+          </w:tcPr>
+          <w:p>
+            <w:pPr>
+              <w:pStyle w:val="a0"/>
+              <w:ind w:firstLine="0"/>
+              <w:jc w:val="center"/>
+              <w:textAlignment w:val="center"/>
+              <w:rPr>
+                <w:rFonts w:ascii="Times New Roman" w:eastAsia="標楷體" w:hAnsi="Times New Roman"/>
+              </w:rPr>
+            </w:pPr>
+          </w:p>
+        </w:tc>
+      </w:tr>
+      <w:tr>
+        <w:tc>
+          <w:tcPr>
+            <w:tcW w:w="844" w:type="dxa"/>
+            <w:vMerge/>
+            <w:vAlign w:val="center"/>
+          </w:tcPr>
+          <w:p>
+            <w:pPr>
+              <w:pStyle w:val="a0"/>
+              <w:ind w:firstLine="0"/>
+              <w:jc w:val="center"/>
+              <w:textAlignment w:val="center"/>
+              <w:rPr>
+                <w:rFonts w:ascii="Times New Roman" w:eastAsia="標楷體" w:hAnsi="Times New Roman"/>
+              </w:rPr>
+            </w:pPr>
+          </w:p>
+        </w:tc>
+        <w:tc>
+          <w:tcPr>
+            <w:tcW w:w="3688" w:type="dxa"/>
+            <w:vAlign w:val="center"/>
+          </w:tcPr>
+          <w:p>
+            <w:pPr>
+              <w:pStyle w:val="a0"/>
+              <w:ind w:firstLine="0"/>
+              <w:textAlignment w:val="center"/>
+              <w:rPr>
+                <w:rFonts w:ascii="Times New Roman" w:eastAsia="標楷體" w:hAnsi="Times New Roman"/>
+              </w:rPr>
+            </w:pPr>
+            <w:r>
+              <w:rPr>
+                <w:rFonts w:ascii="Times New Roman" w:eastAsia="標楷體" w:hAnsi="Times New Roman" w:hint="eastAsia"/>
+              </w:rPr>
+              <w:t>問卷發放與回收</w:t>
+            </w:r>
+          </w:p>
+        </w:tc>
+        <w:tc>
+          <w:tcPr>
+            <w:tcW w:w="1415" w:type="dxa"/>
+            <w:vAlign w:val="center"/>
+          </w:tcPr>
+          <w:p>
+            <w:pPr>
+              <w:pStyle w:val="a0"/>
+              <w:ind w:firstLine="0"/>
+              <w:jc w:val="center"/>
+              <w:textAlignment w:val="center"/>
+              <w:rPr>
+                <w:rFonts w:ascii="Times New Roman" w:eastAsia="標楷體" w:hAnsi="Times New Roman"/>
+              </w:rPr>
+            </w:pPr>
+          </w:p>
+        </w:tc>
+        <w:tc>
+          <w:tcPr>
+            <w:tcW w:w="1417" w:type="dxa"/>
+            <w:vAlign w:val="center"/>
+          </w:tcPr>
+          <w:p>
+            <w:pPr>
+              <w:pStyle w:val="a0"/>
+              <w:ind w:firstLine="0"/>
+              <w:jc w:val="center"/>
+              <w:textAlignment w:val="center"/>
+              <w:rPr>
+                <w:rFonts w:ascii="Times New Roman" w:eastAsia="標楷體" w:hAnsi="Times New Roman"/>
+              </w:rPr>
+            </w:pPr>
+          </w:p>
+        </w:tc>
+        <w:tc>
+          <w:tcPr>
+            <w:tcW w:w="1415" w:type="dxa"/>
+            <w:vAlign w:val="center"/>
+          </w:tcPr>
+          <w:p>
+            <w:pPr>
+              <w:pStyle w:val="a0"/>
+              <w:ind w:firstLine="0"/>
+              <w:jc w:val="center"/>
+              <w:textAlignment w:val="center"/>
+              <w:rPr>
+                <w:rFonts w:ascii="Times New Roman" w:eastAsia="標楷體" w:hAnsi="Times New Roman"/>
+              </w:rPr>
+            </w:pPr>
+          </w:p>
+        </w:tc>
+        <w:tc>
+          <w:tcPr>
+            <w:tcW w:w="1415" w:type="dxa"/>
+            <w:vAlign w:val="center"/>
+          </w:tcPr>
+          <w:p>
+            <w:pPr>
+              <w:pStyle w:val="a0"/>
+              <w:ind w:firstLine="0"/>
+              <w:jc w:val="center"/>
+              <w:textAlignment w:val="center"/>
+              <w:rPr>
+                <w:rFonts w:ascii="Times New Roman" w:eastAsia="標楷體" w:hAnsi="Times New Roman"/>
+              </w:rPr>
+            </w:pPr>
+          </w:p>
+        </w:tc>
+      </w:tr>
+      <w:tr>
+        <w:tc>
+          <w:tcPr>
+            <w:tcW w:w="844" w:type="dxa"/>
+            <w:vMerge/>
+            <w:vAlign w:val="center"/>
+          </w:tcPr>
+          <w:p>
+            <w:pPr>
+              <w:pStyle w:val="a0"/>
+              <w:ind w:firstLine="0"/>
+              <w:jc w:val="center"/>
+              <w:textAlignment w:val="center"/>
+              <w:rPr>
+                <w:rFonts w:ascii="Times New Roman" w:eastAsia="標楷體" w:hAnsi="Times New Roman"/>
+              </w:rPr>
+            </w:pPr>
+          </w:p>
+        </w:tc>
+        <w:tc>
+          <w:tcPr>
+            <w:tcW w:w="3688" w:type="dxa"/>
+            <w:vAlign w:val="center"/>
+          </w:tcPr>
+          <w:p>
+            <w:pPr>
+              <w:pStyle w:val="a0"/>
+              <w:ind w:firstLine="0"/>
+              <w:textAlignment w:val="center"/>
+              <w:rPr>
+                <w:rFonts w:ascii="Times New Roman" w:eastAsia="標楷體" w:hAnsi="Times New Roman"/>
+              </w:rPr>
+            </w:pPr>
+            <w:r>
+              <w:rPr>
+                <w:rFonts w:ascii="Times New Roman" w:eastAsia="標楷體" w:hAnsi="Times New Roman" w:hint="eastAsia"/>
+              </w:rPr>
+              <w:t>數據分析</w:t>
+            </w:r>
+          </w:p>
+        </w:tc>
+        <w:tc>
+          <w:tcPr>
+            <w:tcW w:w="1415" w:type="dxa"/>
+            <w:vAlign w:val="center"/>
+          </w:tcPr>
+          <w:p>
+            <w:pPr>
+              <w:pStyle w:val="a0"/>
+              <w:ind w:firstLine="0"/>
+              <w:jc w:val="center"/>
+              <w:textAlignment w:val="center"/>
+              <w:rPr>
+                <w:rFonts w:ascii="Times New Roman" w:eastAsia="標楷體" w:hAnsi="Times New Roman"/>
+              </w:rPr>
+            </w:pPr>
+          </w:p>
+        </w:tc>
+        <w:tc>
+          <w:tcPr>
+            <w:tcW w:w="1417" w:type="dxa"/>
+            <w:vAlign w:val="center"/>
+          </w:tcPr>
+          <w:p>
+            <w:pPr>
+              <w:pStyle w:val="a0"/>
+              <w:ind w:firstLine="0"/>
+              <w:jc w:val="center"/>
+              <w:textAlignment w:val="center"/>
+              <w:rPr>
+                <w:rFonts w:ascii="Times New Roman" w:eastAsia="標楷體" w:hAnsi="Times New Roman"/>
+              </w:rPr>
+            </w:pPr>
+          </w:p>
+        </w:tc>
+        <w:tc>
+          <w:tcPr>
+            <w:tcW w:w="1415" w:type="dxa"/>
+            <w:vAlign w:val="center"/>
+          </w:tcPr>
+          <w:p>
+            <w:pPr>
+              <w:pStyle w:val="a0"/>
+              <w:ind w:firstLine="0"/>
+              <w:jc w:val="center"/>
+              <w:textAlignment w:val="center"/>
+              <w:rPr>
+                <w:rFonts w:ascii="Times New Roman" w:eastAsia="標楷體" w:hAnsi="Times New Roman"/>
+              </w:rPr>
+            </w:pPr>
+          </w:p>
+        </w:tc>
+        <w:tc>
+          <w:tcPr>
+            <w:tcW w:w="1415" w:type="dxa"/>
+            <w:vAlign w:val="center"/>
+          </w:tcPr>
+          <w:p>
+            <w:pPr>
+              <w:pStyle w:val="a0"/>
+              <w:ind w:firstLine="0"/>
+              <w:jc w:val="center"/>
+              <w:textAlignment w:val="center"/>
+              <w:rPr>
+                <w:rFonts w:ascii="Times New Roman" w:eastAsia="標楷體" w:hAnsi="Times New Roman"/>
+              </w:rPr>
+            </w:pPr>
+          </w:p>
+        </w:tc>
+      </w:tr>
+      <w:tr>
+        <w:tc>
+          <w:tcPr>
+            <w:tcW w:w="844" w:type="dxa"/>
+            <w:vMerge w:val="restart"/>
+            <w:vAlign w:val="center"/>
+          </w:tcPr>
+          <w:p>
+            <w:pPr>
+              <w:pStyle w:val="a0"/>
+              <w:ind w:firstLine="0"/>
+              <w:jc w:val="center"/>
+              <w:textAlignment w:val="center"/>
+              <w:rPr>
+                <w:rFonts w:ascii="Times New Roman" w:eastAsia="標楷體" w:hAnsi="Times New Roman"/>
+              </w:rPr>
+            </w:pPr>
+            <w:r>
+              <w:rPr>
+                <w:rFonts w:ascii="Times New Roman" w:eastAsia="標楷體" w:hAnsi="Times New Roman" w:hint="eastAsia"/>
+              </w:rPr>
+              <w:t>文件撰寫</w:t>
+            </w:r>
+          </w:p>
+        </w:tc>
+        <w:tc>
+          <w:tcPr>
+            <w:tcW w:w="3688" w:type="dxa"/>
+            <w:vAlign w:val="center"/>
+          </w:tcPr>
+          <w:p>
+            <w:pPr>
+              <w:pStyle w:val="a0"/>
+              <w:ind w:firstLine="0"/>
+              <w:textAlignment w:val="center"/>
+              <w:rPr>
+                <w:rFonts w:ascii="Times New Roman" w:eastAsia="標楷體" w:hAnsi="Times New Roman"/>
+              </w:rPr>
+            </w:pPr>
+            <w:r>
+              <w:rPr>
+                <w:rFonts w:ascii="Times New Roman" w:eastAsia="標楷體" w:hAnsi="Times New Roman" w:hint="eastAsia"/>
+              </w:rPr>
+              <w:t>統整</w:t>
+            </w:r>
+          </w:p>
+        </w:tc>
+        <w:tc>
+          <w:tcPr>
+            <w:tcW w:w="1415" w:type="dxa"/>
+            <w:vAlign w:val="center"/>
+          </w:tcPr>
+          <w:p>
+            <w:pPr>
+              <w:pStyle w:val="a0"/>
+              <w:ind w:firstLine="0"/>
+              <w:jc w:val="center"/>
+              <w:textAlignment w:val="center"/>
+              <w:rPr>
+                <w:rFonts w:ascii="Times New Roman" w:eastAsia="標楷體" w:hAnsi="Times New Roman"/>
+              </w:rPr>
+            </w:pPr>
+          </w:p>
+        </w:tc>
+        <w:tc>
+          <w:tcPr>
+            <w:tcW w:w="1417" w:type="dxa"/>
+            <w:vAlign w:val="center"/>
+          </w:tcPr>
+          <w:p>
+            <w:pPr>
+              <w:pStyle w:val="a0"/>
+              <w:ind w:firstLine="0"/>
+              <w:jc w:val="center"/>
+              <w:textAlignment w:val="center"/>
+              <w:rPr>
+                <w:rFonts w:ascii="Times New Roman" w:eastAsia="標楷體" w:hAnsi="Times New Roman"/>
+              </w:rPr>
+            </w:pPr>
+          </w:p>
+        </w:tc>
+        <w:tc>
+          <w:tcPr>
+            <w:tcW w:w="1415" w:type="dxa"/>
+            <w:vAlign w:val="center"/>
+          </w:tcPr>
+          <w:p>
+            <w:pPr>
+              <w:pStyle w:val="a0"/>
+              <w:ind w:firstLine="0"/>
+              <w:jc w:val="center"/>
+              <w:textAlignment w:val="center"/>
+              <w:rPr>
+                <w:rFonts w:ascii="Times New Roman" w:eastAsia="標楷體" w:hAnsi="Times New Roman"/>
+              </w:rPr>
+            </w:pPr>
+          </w:p>
+        </w:tc>
+        <w:tc>
+          <w:tcPr>
+            <w:tcW w:w="1415" w:type="dxa"/>
+            <w:vAlign w:val="center"/>
+          </w:tcPr>
+          <w:p>
+            <w:pPr>
+              <w:pStyle w:val="a0"/>
+              <w:ind w:firstLine="0"/>
+              <w:jc w:val="center"/>
+              <w:textAlignment w:val="center"/>
+              <w:rPr>
+                <w:rFonts w:ascii="Times New Roman" w:eastAsia="標楷體" w:hAnsi="Times New Roman"/>
+              </w:rPr>
+            </w:pPr>
+          </w:p>
+        </w:tc>
+      </w:tr>
+      <w:tr>
+        <w:tc>
+          <w:tcPr>
+            <w:tcW w:w="844" w:type="dxa"/>
+            <w:vMerge/>
+            <w:vAlign w:val="center"/>
+          </w:tcPr>
+          <w:p>
+            <w:pPr>
+              <w:pStyle w:val="a0"/>
+              <w:ind w:firstLine="0"/>
+              <w:jc w:val="center"/>
+              <w:textAlignment w:val="center"/>
+              <w:rPr>
+                <w:rFonts w:ascii="Times New Roman" w:eastAsia="標楷體" w:hAnsi="Times New Roman"/>
+              </w:rPr>
+            </w:pPr>
+          </w:p>
+        </w:tc>
+        <w:tc>
+          <w:tcPr>
+            <w:tcW w:w="3688" w:type="dxa"/>
+            <w:vAlign w:val="center"/>
+          </w:tcPr>
+          <w:p>
+            <w:pPr>
+              <w:pStyle w:val="a0"/>
+              <w:ind w:firstLine="0"/>
+              <w:textAlignment w:val="center"/>
+              <w:rPr>
+                <w:rFonts w:ascii="Times New Roman" w:eastAsia="標楷體" w:hAnsi="Times New Roman"/>
+              </w:rPr>
+            </w:pPr>
+            <w:r>
+              <w:rPr>
+                <w:rFonts w:ascii="Times New Roman" w:eastAsia="標楷體" w:hAnsi="Times New Roman" w:hint="eastAsia"/>
+              </w:rPr>
+              <w:t>第</w:t>
+            </w:r>
+            <w:r>
+              <w:rPr>
+                <w:rFonts w:ascii="Times New Roman" w:eastAsia="標楷體" w:hAnsi="Times New Roman" w:hint="eastAsia"/>
+              </w:rPr>
+              <w:t>1</w:t>
+            </w:r>
+            <w:r>
+              <w:rPr>
+                <w:rFonts w:ascii="Times New Roman" w:eastAsia="標楷體" w:hAnsi="Times New Roman" w:hint="eastAsia"/>
+              </w:rPr>
+              <w:t>章</w:t>
+            </w:r>
+            <w:r>
+              <w:rPr>
+                <w:rFonts w:ascii="Times New Roman" w:eastAsia="標楷體" w:hAnsi="Times New Roman" w:hint="eastAsia"/>
+              </w:rPr>
+              <w:t xml:space="preserve"> </w:t>
+            </w:r>
+            <w:r>
+              <w:rPr>
+                <w:rFonts w:ascii="Times New Roman" w:eastAsia="標楷體" w:hAnsi="Times New Roman" w:hint="eastAsia"/>
+              </w:rPr>
+              <w:t>前言</w:t>
+            </w:r>
+          </w:p>
+        </w:tc>
+        <w:tc>
+          <w:tcPr>
+            <w:tcW w:w="1415" w:type="dxa"/>
+            <w:vAlign w:val="center"/>
+          </w:tcPr>
+          <w:p>
+            <w:pPr>
+              <w:pStyle w:val="a0"/>
+              <w:ind w:firstLine="0"/>
+              <w:jc w:val="center"/>
+              <w:textAlignment w:val="center"/>
+              <w:rPr>
+                <w:rFonts w:ascii="Times New Roman" w:eastAsia="標楷體" w:hAnsi="Times New Roman"/>
+              </w:rPr>
+            </w:pPr>
+          </w:p>
+        </w:tc>
+        <w:tc>
+          <w:tcPr>
+            <w:tcW w:w="1417" w:type="dxa"/>
+            <w:vAlign w:val="center"/>
+          </w:tcPr>
+          <w:p>
+            <w:pPr>
+              <w:pStyle w:val="a0"/>
+              <w:ind w:firstLine="0"/>
+              <w:jc w:val="center"/>
+              <w:textAlignment w:val="center"/>
+              <w:rPr>
+                <w:rFonts w:ascii="Times New Roman" w:eastAsia="標楷體" w:hAnsi="Times New Roman"/>
+              </w:rPr>
+            </w:pPr>
+          </w:p>
+        </w:tc>
+        <w:tc>
+          <w:tcPr>
+            <w:tcW w:w="1415" w:type="dxa"/>
+            <w:vAlign w:val="center"/>
+          </w:tcPr>
+          <w:p>
+            <w:pPr>
+              <w:pStyle w:val="a0"/>
+              <w:ind w:firstLine="0"/>
+              <w:jc w:val="center"/>
+              <w:textAlignment w:val="center"/>
+              <w:rPr>
+                <w:rFonts w:ascii="Times New Roman" w:eastAsia="標楷體" w:hAnsi="Times New Roman"/>
+              </w:rPr>
+            </w:pPr>
+          </w:p>
+        </w:tc>
+        <w:tc>
+          <w:tcPr>
+            <w:tcW w:w="1415" w:type="dxa"/>
+            <w:vAlign w:val="center"/>
+          </w:tcPr>
+          <w:p>
+            <w:pPr>
+              <w:pStyle w:val="a0"/>
+              <w:ind w:firstLine="0"/>
+              <w:jc w:val="center"/>
+              <w:textAlignment w:val="center"/>
+              <w:rPr>
+                <w:rFonts w:ascii="Times New Roman" w:eastAsia="標楷體" w:hAnsi="Times New Roman"/>
+              </w:rPr>
+            </w:pPr>
+          </w:p>
+        </w:tc>
+      </w:tr>
+      <w:tr>
+        <w:tc>
+          <w:tcPr>
+            <w:tcW w:w="844" w:type="dxa"/>
+            <w:vMerge/>
+            <w:vAlign w:val="center"/>
+          </w:tcPr>
+          <w:p>
+            <w:pPr>
+              <w:pStyle w:val="a0"/>
+              <w:ind w:firstLine="0"/>
+              <w:jc w:val="center"/>
+              <w:textAlignment w:val="center"/>
+              <w:rPr>
+                <w:rFonts w:ascii="Times New Roman" w:eastAsia="標楷體" w:hAnsi="Times New Roman"/>
+              </w:rPr>
+            </w:pPr>
+          </w:p>
+        </w:tc>
+        <w:tc>
+          <w:tcPr>
+            <w:tcW w:w="3688" w:type="dxa"/>
+            <w:vAlign w:val="center"/>
+          </w:tcPr>
+          <w:p>
+            <w:pPr>
+              <w:pStyle w:val="a0"/>
+              <w:ind w:firstLine="0"/>
+              <w:textAlignment w:val="center"/>
+              <w:rPr>
+                <w:rFonts w:ascii="Times New Roman" w:eastAsia="標楷體" w:hAnsi="Times New Roman"/>
+              </w:rPr>
+            </w:pPr>
+            <w:r>
+              <w:rPr>
+                <w:rFonts w:ascii="Times New Roman" w:eastAsia="標楷體" w:hAnsi="Times New Roman" w:hint="eastAsia"/>
+              </w:rPr>
+              <w:t>第</w:t>
+            </w:r>
+            <w:r>
+              <w:rPr>
+                <w:rFonts w:ascii="Times New Roman" w:eastAsia="標楷體" w:hAnsi="Times New Roman" w:hint="eastAsia"/>
+              </w:rPr>
+              <w:t>2</w:t>
+            </w:r>
+            <w:r>
+              <w:rPr>
+                <w:rFonts w:ascii="Times New Roman" w:eastAsia="標楷體" w:hAnsi="Times New Roman" w:hint="eastAsia"/>
+              </w:rPr>
+              <w:t>章</w:t>
+            </w:r>
+            <w:r>
+              <w:rPr>
+                <w:rFonts w:ascii="Times New Roman" w:eastAsia="標楷體" w:hAnsi="Times New Roman" w:hint="eastAsia"/>
+              </w:rPr>
+              <w:t xml:space="preserve"> </w:t>
+            </w:r>
+            <w:r>
+              <w:rPr>
+                <w:rFonts w:ascii="Times New Roman" w:eastAsia="標楷體" w:hAnsi="Times New Roman" w:hint="eastAsia"/>
+              </w:rPr>
+              <w:t>營運計畫</w:t>
+            </w:r>
+          </w:p>
+        </w:tc>
+        <w:tc>
+          <w:tcPr>
+            <w:tcW w:w="1415" w:type="dxa"/>
+            <w:vAlign w:val="center"/>
+          </w:tcPr>
+          <w:p>
+            <w:pPr>
+              <w:pStyle w:val="a0"/>
+              <w:ind w:firstLine="0"/>
+              <w:jc w:val="center"/>
+              <w:textAlignment w:val="center"/>
+              <w:rPr>
+                <w:rFonts w:ascii="Times New Roman" w:eastAsia="標楷體" w:hAnsi="Times New Roman"/>
+              </w:rPr>
+            </w:pPr>
+          </w:p>
+        </w:tc>
+        <w:tc>
+          <w:tcPr>
+            <w:tcW w:w="1417" w:type="dxa"/>
+            <w:vAlign w:val="center"/>
+          </w:tcPr>
+          <w:p>
+            <w:pPr>
+              <w:pStyle w:val="a0"/>
+              <w:ind w:firstLine="0"/>
+              <w:jc w:val="center"/>
+              <w:textAlignment w:val="center"/>
+              <w:rPr>
+                <w:rFonts w:ascii="Times New Roman" w:eastAsia="標楷體" w:hAnsi="Times New Roman"/>
+              </w:rPr>
+            </w:pPr>
+          </w:p>
+        </w:tc>
+        <w:tc>
+          <w:tcPr>
+            <w:tcW w:w="1415" w:type="dxa"/>
+            <w:vAlign w:val="center"/>
+          </w:tcPr>
+          <w:p>
+            <w:pPr>
+              <w:pStyle w:val="a0"/>
+              <w:ind w:firstLine="0"/>
+              <w:jc w:val="center"/>
+              <w:textAlignment w:val="center"/>
+              <w:rPr>
+                <w:rFonts w:ascii="Times New Roman" w:eastAsia="標楷體" w:hAnsi="Times New Roman"/>
+              </w:rPr>
+            </w:pPr>
+          </w:p>
+        </w:tc>
+        <w:tc>
+          <w:tcPr>
+            <w:tcW w:w="1415" w:type="dxa"/>
+            <w:vAlign w:val="center"/>
+          </w:tcPr>
+          <w:p>
+            <w:pPr>
+              <w:pStyle w:val="a0"/>
+              <w:ind w:firstLine="0"/>
+              <w:jc w:val="center"/>
+              <w:textAlignment w:val="center"/>
+              <w:rPr>
+                <w:rFonts w:ascii="Times New Roman" w:eastAsia="標楷體" w:hAnsi="Times New Roman"/>
+              </w:rPr>
+            </w:pPr>
+          </w:p>
+        </w:tc>
+      </w:tr>
+      <w:tr>
+        <w:tc>
+          <w:tcPr>
+            <w:tcW w:w="844" w:type="dxa"/>
+            <w:vMerge/>
+            <w:vAlign w:val="center"/>
+          </w:tcPr>
+          <w:p>
+            <w:pPr>
+              <w:pStyle w:val="a0"/>
+              <w:ind w:firstLine="0"/>
+              <w:jc w:val="center"/>
+              <w:textAlignment w:val="center"/>
+              <w:rPr>
+                <w:rFonts w:ascii="Times New Roman" w:eastAsia="標楷體" w:hAnsi="Times New Roman"/>
+              </w:rPr>
+            </w:pPr>
+          </w:p>
+        </w:tc>
+        <w:tc>
+          <w:tcPr>
+            <w:tcW w:w="3688" w:type="dxa"/>
+            <w:vAlign w:val="center"/>
+          </w:tcPr>
+          <w:p>
+            <w:pPr>
+              <w:pStyle w:val="a0"/>
+              <w:ind w:firstLine="0"/>
+              <w:textAlignment w:val="center"/>
+              <w:rPr>
+                <w:rFonts w:ascii="Times New Roman" w:eastAsia="標楷體" w:hAnsi="Times New Roman"/>
+              </w:rPr>
+            </w:pPr>
+            <w:r>
+              <w:rPr>
+                <w:rFonts w:ascii="Times New Roman" w:eastAsia="標楷體" w:hAnsi="Times New Roman" w:hint="eastAsia"/>
+              </w:rPr>
+              <w:t>第</w:t>
+            </w:r>
+            <w:r>
+              <w:rPr>
+                <w:rFonts w:ascii="Times New Roman" w:eastAsia="標楷體" w:hAnsi="Times New Roman" w:hint="eastAsia"/>
+              </w:rPr>
+              <w:t>3</w:t>
+            </w:r>
+            <w:r>
+              <w:rPr>
+                <w:rFonts w:ascii="Times New Roman" w:eastAsia="標楷體" w:hAnsi="Times New Roman" w:hint="eastAsia"/>
+              </w:rPr>
+              <w:t>章</w:t>
+            </w:r>
+            <w:r>
+              <w:rPr>
+                <w:rFonts w:ascii="Times New Roman" w:eastAsia="標楷體" w:hAnsi="Times New Roman" w:hint="eastAsia"/>
+              </w:rPr>
+              <w:t xml:space="preserve"> </w:t>
+            </w:r>
+            <w:r>
+              <w:rPr>
+                <w:rFonts w:ascii="Times New Roman" w:eastAsia="標楷體" w:hAnsi="Times New Roman" w:hint="eastAsia"/>
+              </w:rPr>
+              <w:t>系統規格</w:t>
+            </w:r>
+          </w:p>
+        </w:tc>
+        <w:tc>
+          <w:tcPr>
+            <w:tcW w:w="1415" w:type="dxa"/>
+            <w:vAlign w:val="center"/>
+          </w:tcPr>
+          <w:p>
+            <w:pPr>
+              <w:pStyle w:val="a0"/>
+              <w:ind w:firstLine="0"/>
+              <w:jc w:val="center"/>
+              <w:textAlignment w:val="center"/>
+              <w:rPr>
+                <w:rFonts w:ascii="Times New Roman" w:eastAsia="標楷體" w:hAnsi="Times New Roman"/>
+              </w:rPr>
+            </w:pPr>
+          </w:p>
+        </w:tc>
+        <w:tc>
+          <w:tcPr>
+            <w:tcW w:w="1417" w:type="dxa"/>
+            <w:vAlign w:val="center"/>
+          </w:tcPr>
+          <w:p>
+            <w:pPr>
+              <w:pStyle w:val="a0"/>
+              <w:ind w:firstLine="0"/>
+              <w:jc w:val="center"/>
+              <w:textAlignment w:val="center"/>
+              <w:rPr>
+                <w:rFonts w:ascii="Times New Roman" w:eastAsia="標楷體" w:hAnsi="Times New Roman"/>
+              </w:rPr>
+            </w:pPr>
+          </w:p>
+        </w:tc>
+        <w:tc>
+          <w:tcPr>
+            <w:tcW w:w="1415" w:type="dxa"/>
+            <w:vAlign w:val="center"/>
+          </w:tcPr>
+          <w:p>
+            <w:pPr>
+              <w:pStyle w:val="a0"/>
+              <w:ind w:firstLine="0"/>
+              <w:jc w:val="center"/>
+              <w:textAlignment w:val="center"/>
+              <w:rPr>
+                <w:rFonts w:ascii="Times New Roman" w:eastAsia="標楷體" w:hAnsi="Times New Roman"/>
+              </w:rPr>
+            </w:pPr>
+          </w:p>
+        </w:tc>
+        <w:tc>
+          <w:tcPr>
+            <w:tcW w:w="1415" w:type="dxa"/>
+            <w:vAlign w:val="center"/>
+          </w:tcPr>
+          <w:p>
+            <w:pPr>
+              <w:pStyle w:val="a0"/>
+              <w:ind w:firstLine="0"/>
+              <w:jc w:val="center"/>
+              <w:textAlignment w:val="center"/>
+              <w:rPr>
+                <w:rFonts w:ascii="Times New Roman" w:eastAsia="標楷體" w:hAnsi="Times New Roman"/>
+              </w:rPr>
+            </w:pPr>
+          </w:p>
+        </w:tc>
+      </w:tr>
+      <w:tr>
+        <w:tc>
+          <w:tcPr>
+            <w:tcW w:w="844" w:type="dxa"/>
+            <w:vMerge/>
+            <w:vAlign w:val="center"/>
+          </w:tcPr>
+          <w:p>
+            <w:pPr>
+              <w:pStyle w:val="a0"/>
+              <w:ind w:firstLine="0"/>
+              <w:jc w:val="center"/>
+              <w:textAlignment w:val="center"/>
+              <w:rPr>
+                <w:rFonts w:ascii="Times New Roman" w:eastAsia="標楷體" w:hAnsi="Times New Roman"/>
+              </w:rPr>
+            </w:pPr>
+          </w:p>
+        </w:tc>
+        <w:tc>
+          <w:tcPr>
+            <w:tcW w:w="3688" w:type="dxa"/>
+            <w:vAlign w:val="center"/>
+          </w:tcPr>
+          <w:p>
+            <w:pPr>
+              <w:pStyle w:val="a0"/>
+              <w:ind w:firstLine="0"/>
+              <w:textAlignment w:val="center"/>
+              <w:rPr>
+                <w:rFonts w:ascii="Times New Roman" w:eastAsia="標楷體" w:hAnsi="Times New Roman"/>
+              </w:rPr>
+            </w:pPr>
+            <w:r>
+              <w:rPr>
+                <w:rFonts w:ascii="Times New Roman" w:eastAsia="標楷體" w:hAnsi="Times New Roman" w:hint="eastAsia"/>
+              </w:rPr>
+              <w:t>第</w:t>
+            </w:r>
+            <w:r>
+              <w:rPr>
+                <w:rFonts w:ascii="Times New Roman" w:eastAsia="標楷體" w:hAnsi="Times New Roman" w:hint="eastAsia"/>
+              </w:rPr>
+              <w:t>4</w:t>
+            </w:r>
+            <w:r>
+              <w:rPr>
+                <w:rFonts w:ascii="Times New Roman" w:eastAsia="標楷體" w:hAnsi="Times New Roman" w:hint="eastAsia"/>
+              </w:rPr>
+              <w:t>章</w:t>
+            </w:r>
+            <w:r>
+              <w:rPr>
+                <w:rFonts w:ascii="Times New Roman" w:eastAsia="標楷體" w:hAnsi="Times New Roman" w:hint="eastAsia"/>
+              </w:rPr>
+              <w:t xml:space="preserve"> </w:t>
+            </w:r>
+            <w:r>
+              <w:rPr>
+                <w:rFonts w:ascii="Times New Roman" w:eastAsia="標楷體" w:hAnsi="Times New Roman" w:hint="eastAsia"/>
+              </w:rPr>
+              <w:t>專題時程與組織分工</w:t>
+            </w:r>
+          </w:p>
+        </w:tc>
+        <w:tc>
+          <w:tcPr>
+            <w:tcW w:w="1415" w:type="dxa"/>
+            <w:vAlign w:val="center"/>
+          </w:tcPr>
+          <w:p>
+            <w:pPr>
+              <w:pStyle w:val="a0"/>
+              <w:ind w:firstLine="0"/>
+              <w:jc w:val="center"/>
+              <w:textAlignment w:val="center"/>
+              <w:rPr>
+                <w:rFonts w:ascii="Times New Roman" w:eastAsia="標楷體" w:hAnsi="Times New Roman"/>
+              </w:rPr>
+            </w:pPr>
+          </w:p>
+        </w:tc>
+        <w:tc>
+          <w:tcPr>
+            <w:tcW w:w="1417" w:type="dxa"/>
+            <w:vAlign w:val="center"/>
+          </w:tcPr>
+          <w:p>
+            <w:pPr>
+              <w:pStyle w:val="a0"/>
+              <w:ind w:firstLine="0"/>
+              <w:jc w:val="center"/>
+              <w:textAlignment w:val="center"/>
+              <w:rPr>
+                <w:rFonts w:ascii="Times New Roman" w:eastAsia="標楷體" w:hAnsi="Times New Roman"/>
+              </w:rPr>
+            </w:pPr>
+          </w:p>
+        </w:tc>
+        <w:tc>
+          <w:tcPr>
+            <w:tcW w:w="1415" w:type="dxa"/>
+            <w:vAlign w:val="center"/>
+          </w:tcPr>
+          <w:p>
+            <w:pPr>
+              <w:pStyle w:val="a0"/>
+              <w:ind w:firstLine="0"/>
+              <w:jc w:val="center"/>
+              <w:textAlignment w:val="center"/>
+              <w:rPr>
+                <w:rFonts w:ascii="Times New Roman" w:eastAsia="標楷體" w:hAnsi="Times New Roman"/>
+              </w:rPr>
+            </w:pPr>
+          </w:p>
+        </w:tc>
+        <w:tc>
+          <w:tcPr>
+            <w:tcW w:w="1415" w:type="dxa"/>
+            <w:vAlign w:val="center"/>
+          </w:tcPr>
+          <w:p>
+            <w:pPr>
+              <w:pStyle w:val="a0"/>
+              <w:ind w:firstLine="0"/>
+              <w:jc w:val="center"/>
+              <w:textAlignment w:val="center"/>
+              <w:rPr>
+                <w:rFonts w:ascii="Times New Roman" w:eastAsia="標楷體" w:hAnsi="Times New Roman"/>
+              </w:rPr>
+            </w:pPr>
+          </w:p>
+        </w:tc>
+      </w:tr>
+      <w:tr>
+        <w:tc>
+          <w:tcPr>
+            <w:tcW w:w="844" w:type="dxa"/>
+            <w:vMerge/>
+            <w:vAlign w:val="center"/>
+          </w:tcPr>
+          <w:p>
+            <w:pPr>
+              <w:pStyle w:val="a0"/>
+              <w:ind w:firstLine="0"/>
+              <w:jc w:val="center"/>
+              <w:textAlignment w:val="center"/>
+              <w:rPr>
+                <w:rFonts w:ascii="Times New Roman" w:eastAsia="標楷體" w:hAnsi="Times New Roman"/>
+              </w:rPr>
+            </w:pPr>
+          </w:p>
+        </w:tc>
+        <w:tc>
+          <w:tcPr>
+            <w:tcW w:w="3688" w:type="dxa"/>
+            <w:vAlign w:val="center"/>
+          </w:tcPr>
+          <w:p>
+            <w:pPr>
+              <w:pStyle w:val="a0"/>
+              <w:ind w:firstLine="0"/>
+              <w:textAlignment w:val="center"/>
+              <w:rPr>
+                <w:rFonts w:ascii="Times New Roman" w:eastAsia="標楷體" w:hAnsi="Times New Roman"/>
+              </w:rPr>
+            </w:pPr>
+            <w:r>
+              <w:rPr>
+                <w:rFonts w:ascii="Times New Roman" w:eastAsia="標楷體" w:hAnsi="Times New Roman" w:hint="eastAsia"/>
+              </w:rPr>
+              <w:t>第</w:t>
+            </w:r>
+            <w:r>
+              <w:rPr>
+                <w:rFonts w:ascii="Times New Roman" w:eastAsia="標楷體" w:hAnsi="Times New Roman" w:hint="eastAsia"/>
+              </w:rPr>
+              <w:t>5</w:t>
+            </w:r>
+            <w:r>
+              <w:rPr>
+                <w:rFonts w:ascii="Times New Roman" w:eastAsia="標楷體" w:hAnsi="Times New Roman" w:hint="eastAsia"/>
+              </w:rPr>
+              <w:t>章</w:t>
+            </w:r>
+            <w:r>
+              <w:rPr>
+                <w:rFonts w:ascii="Times New Roman" w:eastAsia="標楷體" w:hAnsi="Times New Roman" w:hint="eastAsia"/>
+              </w:rPr>
+              <w:t xml:space="preserve"> </w:t>
+            </w:r>
+            <w:r>
+              <w:rPr>
+                <w:rFonts w:ascii="Times New Roman" w:eastAsia="標楷體" w:hAnsi="Times New Roman" w:hint="eastAsia"/>
+              </w:rPr>
+              <w:t>需求模型</w:t>
+            </w:r>
+          </w:p>
+        </w:tc>
+        <w:tc>
+          <w:tcPr>
+            <w:tcW w:w="1415" w:type="dxa"/>
+            <w:vAlign w:val="center"/>
+          </w:tcPr>
+          <w:p>
+            <w:pPr>
+              <w:pStyle w:val="a0"/>
+              <w:ind w:firstLine="0"/>
+              <w:jc w:val="center"/>
+              <w:textAlignment w:val="center"/>
+              <w:rPr>
+                <w:rFonts w:ascii="Times New Roman" w:eastAsia="標楷體" w:hAnsi="Times New Roman"/>
+              </w:rPr>
+            </w:pPr>
+          </w:p>
+        </w:tc>
+        <w:tc>
+          <w:tcPr>
+            <w:tcW w:w="1417" w:type="dxa"/>
+            <w:vAlign w:val="center"/>
+          </w:tcPr>
+          <w:p>
+            <w:pPr>
+              <w:pStyle w:val="a0"/>
+              <w:ind w:firstLine="0"/>
+              <w:jc w:val="center"/>
+              <w:textAlignment w:val="center"/>
+              <w:rPr>
+                <w:rFonts w:ascii="Times New Roman" w:eastAsia="標楷體" w:hAnsi="Times New Roman"/>
+              </w:rPr>
+            </w:pPr>
+          </w:p>
+        </w:tc>
+        <w:tc>
+          <w:tcPr>
+            <w:tcW w:w="1415" w:type="dxa"/>
+            <w:vAlign w:val="center"/>
+          </w:tcPr>
+          <w:p>
+            <w:pPr>
+              <w:pStyle w:val="a0"/>
+              <w:ind w:firstLine="0"/>
+              <w:jc w:val="center"/>
+              <w:textAlignment w:val="center"/>
+              <w:rPr>
+                <w:rFonts w:ascii="Times New Roman" w:eastAsia="標楷體" w:hAnsi="Times New Roman"/>
+              </w:rPr>
+            </w:pPr>
+          </w:p>
+        </w:tc>
+        <w:tc>
+          <w:tcPr>
+            <w:tcW w:w="1415" w:type="dxa"/>
+            <w:vAlign w:val="center"/>
+          </w:tcPr>
+          <w:p>
+            <w:pPr>
+              <w:pStyle w:val="a0"/>
+              <w:ind w:firstLine="0"/>
+              <w:jc w:val="center"/>
+              <w:textAlignment w:val="center"/>
+              <w:rPr>
+                <w:rFonts w:ascii="Times New Roman" w:eastAsia="標楷體" w:hAnsi="Times New Roman"/>
+              </w:rPr>
+            </w:pPr>
+          </w:p>
+        </w:tc>
+      </w:tr>
+      <w:tr>
+        <w:tc>
+          <w:tcPr>
+            <w:tcW w:w="844" w:type="dxa"/>
+            <w:vMerge/>
+            <w:vAlign w:val="center"/>
+          </w:tcPr>
+          <w:p>
+            <w:pPr>
+              <w:pStyle w:val="a0"/>
+              <w:ind w:firstLine="0"/>
+              <w:jc w:val="center"/>
+              <w:textAlignment w:val="center"/>
+              <w:rPr>
+                <w:rFonts w:ascii="Times New Roman" w:eastAsia="標楷體" w:hAnsi="Times New Roman"/>
+              </w:rPr>
+            </w:pPr>
+          </w:p>
+        </w:tc>
+        <w:tc>
+          <w:tcPr>
+            <w:tcW w:w="3688" w:type="dxa"/>
+            <w:vAlign w:val="center"/>
+          </w:tcPr>
+          <w:p>
+            <w:pPr>
+              <w:pStyle w:val="a0"/>
+              <w:ind w:firstLine="0"/>
+              <w:textAlignment w:val="center"/>
+              <w:rPr>
+                <w:rFonts w:ascii="Times New Roman" w:eastAsia="標楷體" w:hAnsi="Times New Roman"/>
+              </w:rPr>
+            </w:pPr>
+            <w:r>
+              <w:rPr>
+                <w:rFonts w:ascii="Times New Roman" w:eastAsia="標楷體" w:hAnsi="Times New Roman" w:hint="eastAsia"/>
+              </w:rPr>
+              <w:t>第</w:t>
+            </w:r>
+            <w:r>
+              <w:rPr>
+                <w:rFonts w:ascii="Times New Roman" w:eastAsia="標楷體" w:hAnsi="Times New Roman" w:hint="eastAsia"/>
+              </w:rPr>
+              <w:t>6</w:t>
+            </w:r>
+            <w:r>
+              <w:rPr>
+                <w:rFonts w:ascii="Times New Roman" w:eastAsia="標楷體" w:hAnsi="Times New Roman" w:hint="eastAsia"/>
+              </w:rPr>
+              <w:t>章</w:t>
+            </w:r>
+            <w:r>
+              <w:rPr>
+                <w:rFonts w:ascii="Times New Roman" w:eastAsia="標楷體" w:hAnsi="Times New Roman" w:hint="eastAsia"/>
+              </w:rPr>
+              <w:t xml:space="preserve"> </w:t>
+            </w:r>
+            <w:r>
+              <w:rPr>
+                <w:rFonts w:ascii="Times New Roman" w:eastAsia="標楷體" w:hAnsi="Times New Roman" w:hint="eastAsia"/>
+              </w:rPr>
+              <w:t>設計模型</w:t>
+            </w:r>
+          </w:p>
+        </w:tc>
+        <w:tc>
+          <w:tcPr>
+            <w:tcW w:w="1415" w:type="dxa"/>
+            <w:vAlign w:val="center"/>
+          </w:tcPr>
+          <w:p>
+            <w:pPr>
+              <w:pStyle w:val="a0"/>
+              <w:ind w:firstLine="0"/>
+              <w:jc w:val="center"/>
+              <w:textAlignment w:val="center"/>
+              <w:rPr>
+                <w:rFonts w:ascii="Times New Roman" w:eastAsia="標楷體" w:hAnsi="Times New Roman"/>
+              </w:rPr>
+            </w:pPr>
+          </w:p>
+        </w:tc>
+        <w:tc>
+          <w:tcPr>
+            <w:tcW w:w="1417" w:type="dxa"/>
+            <w:vAlign w:val="center"/>
+          </w:tcPr>
+          <w:p>
+            <w:pPr>
+              <w:pStyle w:val="a0"/>
+              <w:ind w:firstLine="0"/>
+              <w:jc w:val="center"/>
+              <w:textAlignment w:val="center"/>
+              <w:rPr>
+                <w:rFonts w:ascii="Times New Roman" w:eastAsia="標楷體" w:hAnsi="Times New Roman"/>
+              </w:rPr>
+            </w:pPr>
+          </w:p>
+        </w:tc>
+        <w:tc>
+          <w:tcPr>
+            <w:tcW w:w="1415" w:type="dxa"/>
+            <w:vAlign w:val="center"/>
+          </w:tcPr>
+          <w:p>
+            <w:pPr>
+              <w:pStyle w:val="a0"/>
+              <w:ind w:firstLine="0"/>
+              <w:jc w:val="center"/>
+              <w:textAlignment w:val="center"/>
+              <w:rPr>
+                <w:rFonts w:ascii="Times New Roman" w:eastAsia="標楷體" w:hAnsi="Times New Roman"/>
+              </w:rPr>
+            </w:pPr>
+          </w:p>
+        </w:tc>
+        <w:tc>
+          <w:tcPr>
+            <w:tcW w:w="1415" w:type="dxa"/>
+            <w:vAlign w:val="center"/>
+          </w:tcPr>
+          <w:p>
+            <w:pPr>
+              <w:pStyle w:val="a0"/>
+              <w:ind w:firstLine="0"/>
+              <w:jc w:val="center"/>
+              <w:textAlignment w:val="center"/>
+              <w:rPr>
+                <w:rFonts w:ascii="Times New Roman" w:eastAsia="標楷體" w:hAnsi="Times New Roman"/>
+              </w:rPr>
+            </w:pPr>
+          </w:p>
+        </w:tc>
+      </w:tr>
+      <w:tr>
+        <w:tc>
+          <w:tcPr>
+            <w:tcW w:w="844" w:type="dxa"/>
+            <w:vMerge/>
+            <w:vAlign w:val="center"/>
+          </w:tcPr>
+          <w:p>
+            <w:pPr>
+              <w:pStyle w:val="a0"/>
+              <w:ind w:firstLine="0"/>
+              <w:jc w:val="center"/>
+              <w:textAlignment w:val="center"/>
+              <w:rPr>
+                <w:rFonts w:ascii="Times New Roman" w:eastAsia="標楷體" w:hAnsi="Times New Roman"/>
+              </w:rPr>
+            </w:pPr>
+          </w:p>
+        </w:tc>
+        <w:tc>
+          <w:tcPr>
+            <w:tcW w:w="3688" w:type="dxa"/>
+            <w:vAlign w:val="center"/>
+          </w:tcPr>
+          <w:p>
+            <w:pPr>
+              <w:pStyle w:val="a0"/>
+              <w:ind w:firstLine="0"/>
+              <w:textAlignment w:val="center"/>
+              <w:rPr>
+                <w:rFonts w:ascii="Times New Roman" w:eastAsia="標楷體" w:hAnsi="Times New Roman"/>
+              </w:rPr>
+            </w:pPr>
+            <w:r>
+              <w:rPr>
+                <w:rFonts w:ascii="Times New Roman" w:eastAsia="標楷體" w:hAnsi="Times New Roman" w:hint="eastAsia"/>
+              </w:rPr>
+              <w:t>第</w:t>
+            </w:r>
+            <w:r>
+              <w:rPr>
+                <w:rFonts w:ascii="Times New Roman" w:eastAsia="標楷體" w:hAnsi="Times New Roman" w:hint="eastAsia"/>
+              </w:rPr>
+              <w:t>7</w:t>
+            </w:r>
+            <w:r>
+              <w:rPr>
+                <w:rFonts w:ascii="Times New Roman" w:eastAsia="標楷體" w:hAnsi="Times New Roman" w:hint="eastAsia"/>
+              </w:rPr>
+              <w:t>章</w:t>
+            </w:r>
+            <w:r>
+              <w:rPr>
+                <w:rFonts w:ascii="Times New Roman" w:eastAsia="標楷體" w:hAnsi="Times New Roman" w:hint="eastAsia"/>
+              </w:rPr>
+              <w:t xml:space="preserve"> </w:t>
+            </w:r>
+            <w:r>
+              <w:rPr>
+                <w:rFonts w:ascii="Times New Roman" w:eastAsia="標楷體" w:hAnsi="Times New Roman" w:hint="eastAsia"/>
+              </w:rPr>
+              <w:t>實作模型</w:t>
+            </w:r>
+          </w:p>
+        </w:tc>
+        <w:tc>
+          <w:tcPr>
+            <w:tcW w:w="1415" w:type="dxa"/>
+            <w:vAlign w:val="center"/>
+          </w:tcPr>
+          <w:p>
+            <w:pPr>
+              <w:pStyle w:val="a0"/>
+              <w:ind w:firstLine="0"/>
+              <w:jc w:val="center"/>
+              <w:textAlignment w:val="center"/>
+              <w:rPr>
+                <w:rFonts w:ascii="Times New Roman" w:eastAsia="標楷體" w:hAnsi="Times New Roman"/>
+              </w:rPr>
+            </w:pPr>
+          </w:p>
+        </w:tc>
+        <w:tc>
+          <w:tcPr>
+            <w:tcW w:w="1417" w:type="dxa"/>
+            <w:vAlign w:val="center"/>
+          </w:tcPr>
+          <w:p>
+            <w:pPr>
+              <w:pStyle w:val="a0"/>
+              <w:ind w:firstLine="0"/>
+              <w:jc w:val="center"/>
+              <w:textAlignment w:val="center"/>
+              <w:rPr>
+                <w:rFonts w:ascii="Times New Roman" w:eastAsia="標楷體" w:hAnsi="Times New Roman"/>
+              </w:rPr>
+            </w:pPr>
+          </w:p>
+        </w:tc>
+        <w:tc>
+          <w:tcPr>
+            <w:tcW w:w="1415" w:type="dxa"/>
+            <w:vAlign w:val="center"/>
+          </w:tcPr>
+          <w:p>
+            <w:pPr>
+              <w:pStyle w:val="a0"/>
+              <w:ind w:firstLine="0"/>
+              <w:jc w:val="center"/>
+              <w:textAlignment w:val="center"/>
+              <w:rPr>
+                <w:rFonts w:ascii="Times New Roman" w:eastAsia="標楷體" w:hAnsi="Times New Roman"/>
+              </w:rPr>
+            </w:pPr>
+          </w:p>
+        </w:tc>
+        <w:tc>
+          <w:tcPr>
+            <w:tcW w:w="1415" w:type="dxa"/>
+            <w:vAlign w:val="center"/>
+          </w:tcPr>
+          <w:p>
+            <w:pPr>
+              <w:pStyle w:val="a0"/>
+              <w:ind w:firstLine="0"/>
+              <w:jc w:val="center"/>
+              <w:textAlignment w:val="center"/>
+              <w:rPr>
+                <w:rFonts w:ascii="Times New Roman" w:eastAsia="標楷體" w:hAnsi="Times New Roman"/>
+              </w:rPr>
+            </w:pPr>
+          </w:p>
+        </w:tc>
+      </w:tr>
+      <w:tr>
+        <w:tc>
+          <w:tcPr>
+            <w:tcW w:w="844" w:type="dxa"/>
+            <w:vMerge/>
+            <w:vAlign w:val="center"/>
+          </w:tcPr>
+          <w:p>
+            <w:pPr>
+              <w:pStyle w:val="a0"/>
+              <w:ind w:firstLine="0"/>
+              <w:jc w:val="center"/>
+              <w:textAlignment w:val="center"/>
+              <w:rPr>
+                <w:rFonts w:ascii="Times New Roman" w:eastAsia="標楷體" w:hAnsi="Times New Roman"/>
+              </w:rPr>
+            </w:pPr>
+          </w:p>
+        </w:tc>
+        <w:tc>
+          <w:tcPr>
+            <w:tcW w:w="3688" w:type="dxa"/>
+            <w:vAlign w:val="center"/>
+          </w:tcPr>
+          <w:p>
+            <w:pPr>
+              <w:pStyle w:val="a0"/>
+              <w:ind w:firstLine="0"/>
+              <w:textAlignment w:val="center"/>
+              <w:rPr>
+                <w:rFonts w:ascii="Times New Roman" w:eastAsia="標楷體" w:hAnsi="Times New Roman"/>
+              </w:rPr>
+            </w:pPr>
+            <w:r>
+              <w:rPr>
+                <w:rFonts w:ascii="Times New Roman" w:eastAsia="標楷體" w:hAnsi="Times New Roman" w:hint="eastAsia"/>
+              </w:rPr>
+              <w:t>第</w:t>
+            </w:r>
+            <w:r>
+              <w:rPr>
+                <w:rFonts w:ascii="Times New Roman" w:eastAsia="標楷體" w:hAnsi="Times New Roman" w:hint="eastAsia"/>
+              </w:rPr>
+              <w:t>8</w:t>
+            </w:r>
+            <w:r>
+              <w:rPr>
+                <w:rFonts w:ascii="Times New Roman" w:eastAsia="標楷體" w:hAnsi="Times New Roman" w:hint="eastAsia"/>
+              </w:rPr>
+              <w:t>章</w:t>
+            </w:r>
+            <w:r>
+              <w:rPr>
+                <w:rFonts w:ascii="Times New Roman" w:eastAsia="標楷體" w:hAnsi="Times New Roman" w:hint="eastAsia"/>
+              </w:rPr>
+              <w:t xml:space="preserve"> </w:t>
+            </w:r>
+            <w:r>
+              <w:rPr>
+                <w:rFonts w:ascii="Times New Roman" w:eastAsia="標楷體" w:hAnsi="Times New Roman" w:hint="eastAsia"/>
+              </w:rPr>
+              <w:t>資料庫設計</w:t>
+            </w:r>
+          </w:p>
+        </w:tc>
+        <w:tc>
+          <w:tcPr>
+            <w:tcW w:w="1415" w:type="dxa"/>
+            <w:vAlign w:val="center"/>
+          </w:tcPr>
+          <w:p>
+            <w:pPr>
+              <w:pStyle w:val="a0"/>
+              <w:ind w:firstLine="0"/>
+              <w:jc w:val="center"/>
+              <w:textAlignment w:val="center"/>
+              <w:rPr>
+                <w:rFonts w:ascii="Times New Roman" w:eastAsia="標楷體" w:hAnsi="Times New Roman"/>
+              </w:rPr>
+            </w:pPr>
+          </w:p>
+        </w:tc>
+        <w:tc>
+          <w:tcPr>
+            <w:tcW w:w="1417" w:type="dxa"/>
+            <w:vAlign w:val="center"/>
+          </w:tcPr>
+          <w:p>
+            <w:pPr>
+              <w:pStyle w:val="a0"/>
+              <w:ind w:firstLine="0"/>
+              <w:jc w:val="center"/>
+              <w:textAlignment w:val="center"/>
+              <w:rPr>
+                <w:rFonts w:ascii="Times New Roman" w:eastAsia="標楷體" w:hAnsi="Times New Roman"/>
+              </w:rPr>
+            </w:pPr>
+          </w:p>
+        </w:tc>
+        <w:tc>
+          <w:tcPr>
+            <w:tcW w:w="1415" w:type="dxa"/>
+            <w:vAlign w:val="center"/>
+          </w:tcPr>
+          <w:p>
+            <w:pPr>
+              <w:pStyle w:val="a0"/>
+              <w:ind w:firstLine="0"/>
+              <w:jc w:val="center"/>
+              <w:textAlignment w:val="center"/>
+              <w:rPr>
+                <w:rFonts w:ascii="Times New Roman" w:eastAsia="標楷體" w:hAnsi="Times New Roman"/>
+              </w:rPr>
+            </w:pPr>
+          </w:p>
+        </w:tc>
+        <w:tc>
+          <w:tcPr>
+            <w:tcW w:w="1415" w:type="dxa"/>
+            <w:vAlign w:val="center"/>
+          </w:tcPr>
+          <w:p>
+            <w:pPr>
+              <w:pStyle w:val="a0"/>
+              <w:ind w:firstLine="0"/>
+              <w:jc w:val="center"/>
+              <w:textAlignment w:val="center"/>
+              <w:rPr>
+                <w:rFonts w:ascii="Times New Roman" w:eastAsia="標楷體" w:hAnsi="Times New Roman"/>
+              </w:rPr>
+            </w:pPr>
+          </w:p>
+        </w:tc>
+      </w:tr>
+      <w:tr>
+        <w:tc>
+          <w:tcPr>
+            <w:tcW w:w="844" w:type="dxa"/>
+            <w:vMerge/>
+            <w:vAlign w:val="center"/>
+          </w:tcPr>
+          <w:p>
+            <w:pPr>
+              <w:pStyle w:val="a0"/>
+              <w:ind w:firstLine="0"/>
+              <w:jc w:val="center"/>
+              <w:textAlignment w:val="center"/>
+              <w:rPr>
+                <w:rFonts w:ascii="Times New Roman" w:eastAsia="標楷體" w:hAnsi="Times New Roman"/>
+              </w:rPr>
+            </w:pPr>
+          </w:p>
+        </w:tc>
+        <w:tc>
+          <w:tcPr>
+            <w:tcW w:w="3688" w:type="dxa"/>
+            <w:vAlign w:val="center"/>
+          </w:tcPr>
+          <w:p>
+            <w:pPr>
+              <w:pStyle w:val="a0"/>
+              <w:ind w:firstLine="0"/>
+              <w:textAlignment w:val="center"/>
+              <w:rPr>
+                <w:rFonts w:ascii="Times New Roman" w:eastAsia="標楷體" w:hAnsi="Times New Roman"/>
+              </w:rPr>
+            </w:pPr>
+            <w:r>
+              <w:rPr>
+                <w:rFonts w:ascii="Times New Roman" w:eastAsia="標楷體" w:hAnsi="Times New Roman" w:hint="eastAsia"/>
+              </w:rPr>
+              <w:t>第</w:t>
+            </w:r>
+            <w:r>
+              <w:rPr>
+                <w:rFonts w:ascii="Times New Roman" w:eastAsia="標楷體" w:hAnsi="Times New Roman" w:hint="eastAsia"/>
+              </w:rPr>
+              <w:t>9</w:t>
+            </w:r>
+            <w:r>
+              <w:rPr>
+                <w:rFonts w:ascii="Times New Roman" w:eastAsia="標楷體" w:hAnsi="Times New Roman" w:hint="eastAsia"/>
+              </w:rPr>
+              <w:t>章</w:t>
+            </w:r>
+            <w:r>
+              <w:rPr>
+                <w:rFonts w:ascii="Times New Roman" w:eastAsia="標楷體" w:hAnsi="Times New Roman" w:hint="eastAsia"/>
+              </w:rPr>
+              <w:t xml:space="preserve"> </w:t>
+            </w:r>
+            <w:r>
+              <w:rPr>
+                <w:rFonts w:ascii="Times New Roman" w:eastAsia="標楷體" w:hAnsi="Times New Roman" w:hint="eastAsia"/>
+              </w:rPr>
+              <w:t>程式</w:t>
+            </w:r>
+          </w:p>
+        </w:tc>
+        <w:tc>
+          <w:tcPr>
+            <w:tcW w:w="1415" w:type="dxa"/>
+            <w:vAlign w:val="center"/>
+          </w:tcPr>
+          <w:p>
+            <w:pPr>
+              <w:pStyle w:val="a0"/>
+              <w:ind w:firstLine="0"/>
+              <w:jc w:val="center"/>
+              <w:textAlignment w:val="center"/>
+              <w:rPr>
+                <w:rFonts w:ascii="Times New Roman" w:eastAsia="標楷體" w:hAnsi="Times New Roman"/>
+              </w:rPr>
+            </w:pPr>
+          </w:p>
+        </w:tc>
+        <w:tc>
+          <w:tcPr>
+            <w:tcW w:w="1417" w:type="dxa"/>
+            <w:vAlign w:val="center"/>
+          </w:tcPr>
+          <w:p>
+            <w:pPr>
+              <w:pStyle w:val="a0"/>
+              <w:ind w:firstLine="0"/>
+              <w:jc w:val="center"/>
+              <w:textAlignment w:val="center"/>
+              <w:rPr>
+                <w:rFonts w:ascii="Times New Roman" w:eastAsia="標楷體" w:hAnsi="Times New Roman"/>
+              </w:rPr>
+            </w:pPr>
+          </w:p>
+        </w:tc>
+        <w:tc>
+          <w:tcPr>
+            <w:tcW w:w="1415" w:type="dxa"/>
+            <w:vAlign w:val="center"/>
+          </w:tcPr>
+          <w:p>
+            <w:pPr>
+              <w:pStyle w:val="a0"/>
+              <w:ind w:firstLine="0"/>
+              <w:jc w:val="center"/>
+              <w:textAlignment w:val="center"/>
+              <w:rPr>
+                <w:rFonts w:ascii="Times New Roman" w:eastAsia="標楷體" w:hAnsi="Times New Roman"/>
+              </w:rPr>
+            </w:pPr>
+          </w:p>
+        </w:tc>
+        <w:tc>
+          <w:tcPr>
+            <w:tcW w:w="1415" w:type="dxa"/>
+            <w:vAlign w:val="center"/>
+          </w:tcPr>
+          <w:p>
+            <w:pPr>
+              <w:pStyle w:val="a0"/>
+              <w:ind w:firstLine="0"/>
+              <w:jc w:val="center"/>
+              <w:textAlignment w:val="center"/>
+              <w:rPr>
+                <w:rFonts w:ascii="Times New Roman" w:eastAsia="標楷體" w:hAnsi="Times New Roman"/>
+              </w:rPr>
+            </w:pPr>
+          </w:p>
+        </w:tc>
+      </w:tr>
+      <w:tr>
+        <w:tc>
+          <w:tcPr>
+            <w:tcW w:w="844" w:type="dxa"/>
+            <w:vMerge/>
+            <w:vAlign w:val="center"/>
+          </w:tcPr>
+          <w:p>
+            <w:pPr>
+              <w:pStyle w:val="a0"/>
+              <w:ind w:firstLine="0"/>
+              <w:jc w:val="center"/>
+              <w:textAlignment w:val="center"/>
+              <w:rPr>
+                <w:rFonts w:ascii="Times New Roman" w:eastAsia="標楷體" w:hAnsi="Times New Roman"/>
+              </w:rPr>
+            </w:pPr>
+          </w:p>
+        </w:tc>
+        <w:tc>
+          <w:tcPr>
+            <w:tcW w:w="3688" w:type="dxa"/>
+            <w:vAlign w:val="center"/>
+          </w:tcPr>
+          <w:p>
+            <w:pPr>
+              <w:pStyle w:val="a0"/>
+              <w:ind w:firstLine="0"/>
+              <w:textAlignment w:val="center"/>
+              <w:rPr>
+                <w:rFonts w:ascii="Times New Roman" w:eastAsia="標楷體" w:hAnsi="Times New Roman"/>
+              </w:rPr>
+            </w:pPr>
+            <w:r>
+              <w:rPr>
+                <w:rFonts w:ascii="Times New Roman" w:eastAsia="標楷體" w:hAnsi="Times New Roman" w:hint="eastAsia"/>
+              </w:rPr>
+              <w:t>第</w:t>
+            </w:r>
+            <w:r>
+              <w:rPr>
+                <w:rFonts w:ascii="Times New Roman" w:eastAsia="標楷體" w:hAnsi="Times New Roman" w:hint="eastAsia"/>
+              </w:rPr>
+              <w:t>10</w:t>
+            </w:r>
+            <w:r>
+              <w:rPr>
+                <w:rFonts w:ascii="Times New Roman" w:eastAsia="標楷體" w:hAnsi="Times New Roman" w:hint="eastAsia"/>
+              </w:rPr>
+              <w:t>章</w:t>
+            </w:r>
+            <w:r>
+              <w:rPr>
+                <w:rFonts w:ascii="Times New Roman" w:eastAsia="標楷體" w:hAnsi="Times New Roman" w:hint="eastAsia"/>
+              </w:rPr>
+              <w:t xml:space="preserve"> </w:t>
+            </w:r>
+            <w:r>
+              <w:rPr>
+                <w:rFonts w:ascii="Times New Roman" w:eastAsia="標楷體" w:hAnsi="Times New Roman" w:hint="eastAsia"/>
+              </w:rPr>
+              <w:t>測試模型</w:t>
+            </w:r>
+          </w:p>
+        </w:tc>
+        <w:tc>
+          <w:tcPr>
+            <w:tcW w:w="1415" w:type="dxa"/>
+            <w:vAlign w:val="center"/>
+          </w:tcPr>
+          <w:p>
+            <w:pPr>
+              <w:pStyle w:val="a0"/>
+              <w:ind w:firstLine="0"/>
+              <w:jc w:val="center"/>
+              <w:textAlignment w:val="center"/>
+              <w:rPr>
+                <w:rFonts w:ascii="Times New Roman" w:eastAsia="標楷體" w:hAnsi="Times New Roman"/>
+              </w:rPr>
+            </w:pPr>
+          </w:p>
+        </w:tc>
+        <w:tc>
+          <w:tcPr>
+            <w:tcW w:w="1417" w:type="dxa"/>
+            <w:vAlign w:val="center"/>
+          </w:tcPr>
+          <w:p>
+            <w:pPr>
+              <w:pStyle w:val="a0"/>
+              <w:ind w:firstLine="0"/>
+              <w:jc w:val="center"/>
+              <w:textAlignment w:val="center"/>
+              <w:rPr>
+                <w:rFonts w:ascii="Times New Roman" w:eastAsia="標楷體" w:hAnsi="Times New Roman"/>
+              </w:rPr>
+            </w:pPr>
+          </w:p>
+        </w:tc>
+        <w:tc>
+          <w:tcPr>
+            <w:tcW w:w="1415" w:type="dxa"/>
+            <w:vAlign w:val="center"/>
+          </w:tcPr>
+          <w:p>
+            <w:pPr>
+              <w:pStyle w:val="a0"/>
+              <w:ind w:firstLine="0"/>
+              <w:jc w:val="center"/>
+              <w:textAlignment w:val="center"/>
+              <w:rPr>
+                <w:rFonts w:ascii="Times New Roman" w:eastAsia="標楷體" w:hAnsi="Times New Roman"/>
+              </w:rPr>
+            </w:pPr>
+          </w:p>
+        </w:tc>
+        <w:tc>
+          <w:tcPr>
+            <w:tcW w:w="1415" w:type="dxa"/>
+            <w:vAlign w:val="center"/>
+          </w:tcPr>
+          <w:p>
+            <w:pPr>
+              <w:pStyle w:val="a0"/>
+              <w:ind w:firstLine="0"/>
+              <w:jc w:val="center"/>
+              <w:textAlignment w:val="center"/>
+              <w:rPr>
+                <w:rFonts w:ascii="Times New Roman" w:eastAsia="標楷體" w:hAnsi="Times New Roman"/>
+              </w:rPr>
+            </w:pPr>
+          </w:p>
+        </w:tc>
+      </w:tr>
+      <w:tr>
+        <w:tc>
+          <w:tcPr>
+            <w:tcW w:w="844" w:type="dxa"/>
+            <w:vMerge/>
+            <w:vAlign w:val="center"/>
+          </w:tcPr>
+          <w:p>
+            <w:pPr>
+              <w:pStyle w:val="a0"/>
+              <w:ind w:firstLine="0"/>
+              <w:jc w:val="center"/>
+              <w:textAlignment w:val="center"/>
+              <w:rPr>
+                <w:rFonts w:ascii="Times New Roman" w:eastAsia="標楷體" w:hAnsi="Times New Roman"/>
+              </w:rPr>
+            </w:pPr>
+          </w:p>
+        </w:tc>
+        <w:tc>
+          <w:tcPr>
+            <w:tcW w:w="3688" w:type="dxa"/>
+            <w:vAlign w:val="center"/>
+          </w:tcPr>
+          <w:p>
+            <w:pPr>
+              <w:pStyle w:val="a0"/>
+              <w:ind w:firstLine="0"/>
+              <w:textAlignment w:val="center"/>
+              <w:rPr>
+                <w:rFonts w:ascii="Times New Roman" w:eastAsia="標楷體" w:hAnsi="Times New Roman"/>
+              </w:rPr>
+            </w:pPr>
+            <w:r>
+              <w:rPr>
+                <w:rFonts w:ascii="Times New Roman" w:eastAsia="標楷體" w:hAnsi="Times New Roman" w:hint="eastAsia"/>
+              </w:rPr>
+              <w:t>第</w:t>
+            </w:r>
+            <w:r>
+              <w:rPr>
+                <w:rFonts w:ascii="Times New Roman" w:eastAsia="標楷體" w:hAnsi="Times New Roman" w:hint="eastAsia"/>
+              </w:rPr>
+              <w:t>11</w:t>
+            </w:r>
+            <w:r>
+              <w:rPr>
+                <w:rFonts w:ascii="Times New Roman" w:eastAsia="標楷體" w:hAnsi="Times New Roman" w:hint="eastAsia"/>
+              </w:rPr>
+              <w:t>章</w:t>
+            </w:r>
+            <w:r>
+              <w:rPr>
+                <w:rFonts w:ascii="Times New Roman" w:eastAsia="標楷體" w:hAnsi="Times New Roman" w:hint="eastAsia"/>
+              </w:rPr>
+              <w:t xml:space="preserve"> </w:t>
+            </w:r>
+            <w:r>
+              <w:rPr>
+                <w:rFonts w:ascii="Times New Roman" w:eastAsia="標楷體" w:hAnsi="Times New Roman" w:hint="eastAsia"/>
+              </w:rPr>
+              <w:t>操作手冊</w:t>
+            </w:r>
+          </w:p>
+        </w:tc>
+        <w:tc>
+          <w:tcPr>
+            <w:tcW w:w="1415" w:type="dxa"/>
+            <w:vAlign w:val="center"/>
+          </w:tcPr>
+          <w:p>
+            <w:pPr>
+              <w:pStyle w:val="a0"/>
+              <w:ind w:firstLine="0"/>
+              <w:jc w:val="center"/>
+              <w:textAlignment w:val="center"/>
+              <w:rPr>
+                <w:rFonts w:ascii="Times New Roman" w:eastAsia="標楷體" w:hAnsi="Times New Roman"/>
+              </w:rPr>
+            </w:pPr>
+          </w:p>
+        </w:tc>
+        <w:tc>
+          <w:tcPr>
+            <w:tcW w:w="1417" w:type="dxa"/>
+            <w:vAlign w:val="center"/>
+          </w:tcPr>
+          <w:p>
+            <w:pPr>
+              <w:pStyle w:val="a0"/>
+              <w:ind w:firstLine="0"/>
+              <w:jc w:val="center"/>
+              <w:textAlignment w:val="center"/>
+              <w:rPr>
+                <w:rFonts w:ascii="Times New Roman" w:eastAsia="標楷體" w:hAnsi="Times New Roman"/>
+              </w:rPr>
+            </w:pPr>
+          </w:p>
+        </w:tc>
+        <w:tc>
+          <w:tcPr>
+            <w:tcW w:w="1415" w:type="dxa"/>
+            <w:vAlign w:val="center"/>
+          </w:tcPr>
+          <w:p>
+            <w:pPr>
+              <w:pStyle w:val="a0"/>
+              <w:ind w:firstLine="0"/>
+              <w:jc w:val="center"/>
+              <w:textAlignment w:val="center"/>
+              <w:rPr>
+                <w:rFonts w:ascii="Times New Roman" w:eastAsia="標楷體" w:hAnsi="Times New Roman"/>
+              </w:rPr>
+            </w:pPr>
+          </w:p>
+        </w:tc>
+        <w:tc>
+          <w:tcPr>
+            <w:tcW w:w="1415" w:type="dxa"/>
+            <w:vAlign w:val="center"/>
+          </w:tcPr>
+          <w:p>
+            <w:pPr>
+              <w:pStyle w:val="a0"/>
+              <w:ind w:firstLine="0"/>
+              <w:jc w:val="center"/>
+              <w:textAlignment w:val="center"/>
+              <w:rPr>
+                <w:rFonts w:ascii="Times New Roman" w:eastAsia="標楷體" w:hAnsi="Times New Roman"/>
+              </w:rPr>
+            </w:pPr>
+          </w:p>
+        </w:tc>
+      </w:tr>
+      <w:tr>
+        <w:tc>
+          <w:tcPr>
+            <w:tcW w:w="844" w:type="dxa"/>
+            <w:vMerge/>
+            <w:vAlign w:val="center"/>
+          </w:tcPr>
+          <w:p>
+            <w:pPr>
+              <w:pStyle w:val="a0"/>
+              <w:ind w:firstLine="0"/>
+              <w:jc w:val="center"/>
+              <w:textAlignment w:val="center"/>
+              <w:rPr>
+                <w:rFonts w:ascii="Times New Roman" w:eastAsia="標楷體" w:hAnsi="Times New Roman"/>
+              </w:rPr>
+            </w:pPr>
+          </w:p>
+        </w:tc>
+        <w:tc>
+          <w:tcPr>
+            <w:tcW w:w="3688" w:type="dxa"/>
+            <w:vAlign w:val="center"/>
+          </w:tcPr>
+          <w:p>
+            <w:pPr>
+              <w:pStyle w:val="a0"/>
+              <w:ind w:firstLine="0"/>
+              <w:textAlignment w:val="center"/>
+              <w:rPr>
+                <w:rFonts w:ascii="Times New Roman" w:eastAsia="標楷體" w:hAnsi="Times New Roman"/>
+              </w:rPr>
+            </w:pPr>
+            <w:r>
+              <w:rPr>
+                <w:rFonts w:ascii="Times New Roman" w:eastAsia="標楷體" w:hAnsi="Times New Roman" w:hint="eastAsia"/>
+              </w:rPr>
+              <w:t>第</w:t>
+            </w:r>
+            <w:r>
+              <w:rPr>
+                <w:rFonts w:ascii="Times New Roman" w:eastAsia="標楷體" w:hAnsi="Times New Roman" w:hint="eastAsia"/>
+              </w:rPr>
+              <w:t>12</w:t>
+            </w:r>
+            <w:r>
+              <w:rPr>
+                <w:rFonts w:ascii="Times New Roman" w:eastAsia="標楷體" w:hAnsi="Times New Roman" w:hint="eastAsia"/>
+              </w:rPr>
+              <w:t>章</w:t>
+            </w:r>
+            <w:r>
+              <w:rPr>
+                <w:rFonts w:ascii="Times New Roman" w:eastAsia="標楷體" w:hAnsi="Times New Roman" w:hint="eastAsia"/>
+              </w:rPr>
+              <w:t xml:space="preserve"> </w:t>
+            </w:r>
+            <w:r>
+              <w:rPr>
+                <w:rFonts w:ascii="Times New Roman" w:eastAsia="標楷體" w:hAnsi="Times New Roman" w:hint="eastAsia"/>
+              </w:rPr>
+              <w:t>使用手冊</w:t>
+            </w:r>
+          </w:p>
+        </w:tc>
+        <w:tc>
+          <w:tcPr>
+            <w:tcW w:w="1415" w:type="dxa"/>
+            <w:vAlign w:val="center"/>
+          </w:tcPr>
+          <w:p>
+            <w:pPr>
+              <w:pStyle w:val="a0"/>
+              <w:ind w:firstLine="0"/>
+              <w:jc w:val="center"/>
+              <w:textAlignment w:val="center"/>
+              <w:rPr>
+                <w:rFonts w:ascii="Times New Roman" w:eastAsia="標楷體" w:hAnsi="Times New Roman"/>
+              </w:rPr>
+            </w:pPr>
+          </w:p>
+        </w:tc>
+        <w:tc>
+          <w:tcPr>
+            <w:tcW w:w="1417" w:type="dxa"/>
+            <w:vAlign w:val="center"/>
+          </w:tcPr>
+          <w:p>
+            <w:pPr>
+              <w:pStyle w:val="a0"/>
+              <w:ind w:firstLine="0"/>
+              <w:jc w:val="center"/>
+              <w:textAlignment w:val="center"/>
+              <w:rPr>
+                <w:rFonts w:ascii="Times New Roman" w:eastAsia="標楷體" w:hAnsi="Times New Roman"/>
+              </w:rPr>
+            </w:pPr>
+          </w:p>
+        </w:tc>
+        <w:tc>
+          <w:tcPr>
+            <w:tcW w:w="1415" w:type="dxa"/>
+            <w:vAlign w:val="center"/>
+          </w:tcPr>
+          <w:p>
+            <w:pPr>
+              <w:pStyle w:val="a0"/>
+              <w:ind w:firstLine="0"/>
+              <w:jc w:val="center"/>
+              <w:textAlignment w:val="center"/>
+              <w:rPr>
+                <w:rFonts w:ascii="Times New Roman" w:eastAsia="標楷體" w:hAnsi="Times New Roman"/>
+              </w:rPr>
+            </w:pPr>
+          </w:p>
+        </w:tc>
+        <w:tc>
+          <w:tcPr>
+            <w:tcW w:w="1415" w:type="dxa"/>
+            <w:vAlign w:val="center"/>
+          </w:tcPr>
+          <w:p>
+            <w:pPr>
+              <w:pStyle w:val="a0"/>
+              <w:ind w:firstLine="0"/>
+              <w:jc w:val="center"/>
+              <w:textAlignment w:val="center"/>
+              <w:rPr>
+                <w:rFonts w:ascii="Times New Roman" w:eastAsia="標楷體" w:hAnsi="Times New Roman"/>
+              </w:rPr>
+            </w:pPr>
+          </w:p>
+        </w:tc>
+      </w:tr>
+      <w:tr>
+        <w:tc>
+          <w:tcPr>
+            <w:tcW w:w="844" w:type="dxa"/>
+            <w:vMerge/>
+            <w:vAlign w:val="center"/>
+          </w:tcPr>
+          <w:p>
+            <w:pPr>
+              <w:pStyle w:val="a0"/>
+              <w:ind w:firstLine="0"/>
+              <w:jc w:val="center"/>
+              <w:textAlignment w:val="center"/>
+              <w:rPr>
+                <w:rFonts w:ascii="Times New Roman" w:eastAsia="標楷體" w:hAnsi="Times New Roman"/>
+              </w:rPr>
+            </w:pPr>
+          </w:p>
+        </w:tc>
+        <w:tc>
+          <w:tcPr>
+            <w:tcW w:w="3688" w:type="dxa"/>
+            <w:vAlign w:val="center"/>
+          </w:tcPr>
+          <w:p>
+            <w:pPr>
+              <w:pStyle w:val="a0"/>
+              <w:ind w:firstLine="0"/>
+              <w:textAlignment w:val="center"/>
+              <w:rPr>
+                <w:rFonts w:ascii="Times New Roman" w:eastAsia="標楷體" w:hAnsi="Times New Roman"/>
+              </w:rPr>
+            </w:pPr>
+            <w:r>
+              <w:rPr>
+                <w:rFonts w:ascii="Times New Roman" w:eastAsia="標楷體" w:hAnsi="Times New Roman" w:hint="eastAsia"/>
+              </w:rPr>
+              <w:t>第</w:t>
+            </w:r>
+            <w:r>
+              <w:rPr>
+                <w:rFonts w:ascii="Times New Roman" w:eastAsia="標楷體" w:hAnsi="Times New Roman" w:hint="eastAsia"/>
+              </w:rPr>
+              <w:t>13</w:t>
+            </w:r>
+            <w:r>
+              <w:rPr>
+                <w:rFonts w:ascii="Times New Roman" w:eastAsia="標楷體" w:hAnsi="Times New Roman" w:hint="eastAsia"/>
+              </w:rPr>
+              <w:t>章</w:t>
+            </w:r>
+            <w:r>
+              <w:rPr>
+                <w:rFonts w:ascii="Times New Roman" w:eastAsia="標楷體" w:hAnsi="Times New Roman" w:hint="eastAsia"/>
+              </w:rPr>
+              <w:t xml:space="preserve"> </w:t>
+            </w:r>
+            <w:r>
+              <w:rPr>
+                <w:rFonts w:ascii="Times New Roman" w:eastAsia="標楷體" w:hAnsi="Times New Roman" w:hint="eastAsia"/>
+              </w:rPr>
+              <w:t>感想</w:t>
+            </w:r>
+          </w:p>
+        </w:tc>
+        <w:tc>
+          <w:tcPr>
+            <w:tcW w:w="1415" w:type="dxa"/>
+            <w:vAlign w:val="center"/>
+          </w:tcPr>
+          <w:p>
+            <w:pPr>
+              <w:pStyle w:val="a0"/>
+              <w:ind w:firstLine="0"/>
+              <w:jc w:val="center"/>
+              <w:textAlignment w:val="center"/>
+              <w:rPr>
+                <w:rFonts w:ascii="Times New Roman" w:eastAsia="標楷體" w:hAnsi="Times New Roman"/>
+              </w:rPr>
+            </w:pPr>
+          </w:p>
+        </w:tc>
+        <w:tc>
+          <w:tcPr>
+            <w:tcW w:w="1417" w:type="dxa"/>
+            <w:vAlign w:val="center"/>
+          </w:tcPr>
+          <w:p>
+            <w:pPr>
+              <w:pStyle w:val="a0"/>
+              <w:ind w:firstLine="0"/>
+              <w:jc w:val="center"/>
+              <w:textAlignment w:val="center"/>
+              <w:rPr>
+                <w:rFonts w:ascii="Times New Roman" w:eastAsia="標楷體" w:hAnsi="Times New Roman"/>
+              </w:rPr>
+            </w:pPr>
+          </w:p>
+        </w:tc>
+        <w:tc>
+          <w:tcPr>
+            <w:tcW w:w="1415" w:type="dxa"/>
+            <w:vAlign w:val="center"/>
+          </w:tcPr>
+          <w:p>
+            <w:pPr>
+              <w:pStyle w:val="a0"/>
+              <w:ind w:firstLine="0"/>
+              <w:jc w:val="center"/>
+              <w:textAlignment w:val="center"/>
+              <w:rPr>
+                <w:rFonts w:ascii="Times New Roman" w:eastAsia="標楷體" w:hAnsi="Times New Roman"/>
+              </w:rPr>
+            </w:pPr>
+          </w:p>
+        </w:tc>
+        <w:tc>
+          <w:tcPr>
+            <w:tcW w:w="1415" w:type="dxa"/>
+            <w:vAlign w:val="center"/>
+          </w:tcPr>
+          <w:p>
+            <w:pPr>
+              <w:pStyle w:val="a0"/>
+              <w:ind w:firstLine="0"/>
+              <w:jc w:val="center"/>
+              <w:textAlignment w:val="center"/>
+              <w:rPr>
+                <w:rFonts w:ascii="Times New Roman" w:eastAsia="標楷體" w:hAnsi="Times New Roman"/>
+              </w:rPr>
+            </w:pPr>
+          </w:p>
+        </w:tc>
+      </w:tr>
+      <w:tr>
+        <w:tc>
+          <w:tcPr>
+            <w:tcW w:w="844" w:type="dxa"/>
+            <w:vMerge/>
+            <w:vAlign w:val="center"/>
+          </w:tcPr>
+          <w:p>
+            <w:pPr>
+              <w:pStyle w:val="a0"/>
+              <w:ind w:firstLine="0"/>
+              <w:jc w:val="center"/>
+              <w:textAlignment w:val="center"/>
+              <w:rPr>
+                <w:rFonts w:ascii="Times New Roman" w:eastAsia="標楷體" w:hAnsi="Times New Roman"/>
+              </w:rPr>
+            </w:pPr>
+          </w:p>
+        </w:tc>
+        <w:tc>
+          <w:tcPr>
+            <w:tcW w:w="3688" w:type="dxa"/>
+            <w:vAlign w:val="center"/>
+          </w:tcPr>
+          <w:p>
+            <w:pPr>
+              <w:pStyle w:val="a0"/>
+              <w:ind w:firstLine="0"/>
+              <w:textAlignment w:val="center"/>
+              <w:rPr>
+                <w:rFonts w:ascii="Times New Roman" w:eastAsia="標楷體" w:hAnsi="Times New Roman"/>
+              </w:rPr>
+            </w:pPr>
+            <w:r>
+              <w:rPr>
+                <w:rFonts w:ascii="Times New Roman" w:eastAsia="標楷體" w:hAnsi="Times New Roman" w:hint="eastAsia"/>
+              </w:rPr>
+              <w:t>第</w:t>
+            </w:r>
+            <w:r>
+              <w:rPr>
+                <w:rFonts w:ascii="Times New Roman" w:eastAsia="標楷體" w:hAnsi="Times New Roman" w:hint="eastAsia"/>
+              </w:rPr>
+              <w:t>14</w:t>
+            </w:r>
+            <w:r>
+              <w:rPr>
+                <w:rFonts w:ascii="Times New Roman" w:eastAsia="標楷體" w:hAnsi="Times New Roman" w:hint="eastAsia"/>
+              </w:rPr>
+              <w:t>章</w:t>
+            </w:r>
+            <w:r>
+              <w:rPr>
+                <w:rFonts w:ascii="Times New Roman" w:eastAsia="標楷體" w:hAnsi="Times New Roman" w:hint="eastAsia"/>
+              </w:rPr>
+              <w:t xml:space="preserve"> </w:t>
+            </w:r>
+            <w:r>
+              <w:rPr>
+                <w:rFonts w:ascii="Times New Roman" w:eastAsia="標楷體" w:hAnsi="Times New Roman" w:hint="eastAsia"/>
+              </w:rPr>
+              <w:t>參考資料</w:t>
+            </w:r>
+          </w:p>
+        </w:tc>
+        <w:tc>
+          <w:tcPr>
+            <w:tcW w:w="1415" w:type="dxa"/>
+            <w:vAlign w:val="center"/>
+          </w:tcPr>
+          <w:p>
+            <w:pPr>
+              <w:pStyle w:val="a0"/>
+              <w:ind w:firstLine="0"/>
+              <w:jc w:val="center"/>
+              <w:textAlignment w:val="center"/>
+              <w:rPr>
+                <w:rFonts w:ascii="Times New Roman" w:eastAsia="標楷體" w:hAnsi="Times New Roman"/>
+              </w:rPr>
+            </w:pPr>
+          </w:p>
+        </w:tc>
+        <w:tc>
+          <w:tcPr>
+            <w:tcW w:w="1417" w:type="dxa"/>
+            <w:vAlign w:val="center"/>
+          </w:tcPr>
+          <w:p>
+            <w:pPr>
+              <w:pStyle w:val="a0"/>
+              <w:ind w:firstLine="0"/>
+              <w:jc w:val="center"/>
+              <w:textAlignment w:val="center"/>
+              <w:rPr>
+                <w:rFonts w:ascii="Times New Roman" w:eastAsia="標楷體" w:hAnsi="Times New Roman"/>
+              </w:rPr>
+            </w:pPr>
+          </w:p>
+        </w:tc>
+        <w:tc>
+          <w:tcPr>
+            <w:tcW w:w="1415" w:type="dxa"/>
+            <w:vAlign w:val="center"/>
+          </w:tcPr>
+          <w:p>
+            <w:pPr>
+              <w:pStyle w:val="a0"/>
+              <w:ind w:firstLine="0"/>
+              <w:jc w:val="center"/>
+              <w:textAlignment w:val="center"/>
+              <w:rPr>
+                <w:rFonts w:ascii="Times New Roman" w:eastAsia="標楷體" w:hAnsi="Times New Roman"/>
+              </w:rPr>
+            </w:pPr>
+          </w:p>
+        </w:tc>
+        <w:tc>
+          <w:tcPr>
+            <w:tcW w:w="1415" w:type="dxa"/>
+            <w:vAlign w:val="center"/>
+          </w:tcPr>
+          <w:p>
+            <w:pPr>
+              <w:pStyle w:val="a0"/>
+              <w:ind w:firstLine="0"/>
+              <w:jc w:val="center"/>
+              <w:textAlignment w:val="center"/>
+              <w:rPr>
+                <w:rFonts w:ascii="Times New Roman" w:eastAsia="標楷體" w:hAnsi="Times New Roman"/>
+              </w:rPr>
+            </w:pPr>
+          </w:p>
+        </w:tc>
+      </w:tr>
+      <w:tr>
+        <w:tc>
+          <w:tcPr>
+            <w:tcW w:w="844" w:type="dxa"/>
+            <w:vMerge/>
+            <w:vAlign w:val="center"/>
+          </w:tcPr>
+          <w:p>
+            <w:pPr>
+              <w:pStyle w:val="a0"/>
+              <w:ind w:firstLine="0"/>
+              <w:jc w:val="center"/>
+              <w:textAlignment w:val="center"/>
+              <w:rPr>
+                <w:rFonts w:ascii="Times New Roman" w:eastAsia="標楷體" w:hAnsi="Times New Roman"/>
+              </w:rPr>
+            </w:pPr>
+          </w:p>
+        </w:tc>
+        <w:tc>
+          <w:tcPr>
+            <w:tcW w:w="3688" w:type="dxa"/>
+            <w:vAlign w:val="center"/>
+          </w:tcPr>
+          <w:p>
+            <w:pPr>
+              <w:pStyle w:val="a0"/>
+              <w:ind w:firstLine="0"/>
+              <w:textAlignment w:val="center"/>
+              <w:rPr>
+                <w:rFonts w:ascii="Times New Roman" w:eastAsia="標楷體" w:hAnsi="Times New Roman"/>
+              </w:rPr>
+            </w:pPr>
+            <w:r>
+              <w:rPr>
+                <w:rFonts w:ascii="Times New Roman" w:eastAsia="標楷體" w:hAnsi="Times New Roman" w:hint="eastAsia"/>
+              </w:rPr>
+              <w:t>附錄</w:t>
+            </w:r>
+          </w:p>
+        </w:tc>
+        <w:tc>
+          <w:tcPr>
+            <w:tcW w:w="1415" w:type="dxa"/>
+            <w:vAlign w:val="center"/>
+          </w:tcPr>
+          <w:p>
+            <w:pPr>
+              <w:pStyle w:val="a0"/>
+              <w:ind w:firstLine="0"/>
+              <w:jc w:val="center"/>
+              <w:textAlignment w:val="center"/>
+              <w:rPr>
+                <w:rFonts w:ascii="Times New Roman" w:eastAsia="標楷體" w:hAnsi="Times New Roman"/>
+              </w:rPr>
+            </w:pPr>
+          </w:p>
+        </w:tc>
+        <w:tc>
+          <w:tcPr>
+            <w:tcW w:w="1417" w:type="dxa"/>
+            <w:vAlign w:val="center"/>
+          </w:tcPr>
+          <w:p>
+            <w:pPr>
+              <w:pStyle w:val="a0"/>
+              <w:ind w:firstLine="0"/>
+              <w:jc w:val="center"/>
+              <w:textAlignment w:val="center"/>
+              <w:rPr>
+                <w:rFonts w:ascii="Times New Roman" w:eastAsia="標楷體" w:hAnsi="Times New Roman"/>
+              </w:rPr>
+            </w:pPr>
+          </w:p>
+        </w:tc>
+        <w:tc>
+          <w:tcPr>
+            <w:tcW w:w="1415" w:type="dxa"/>
+            <w:vAlign w:val="center"/>
+          </w:tcPr>
+          <w:p>
+            <w:pPr>
+              <w:pStyle w:val="a0"/>
+              <w:ind w:firstLine="0"/>
+              <w:jc w:val="center"/>
+              <w:textAlignment w:val="center"/>
+              <w:rPr>
+                <w:rFonts w:ascii="Times New Roman" w:eastAsia="標楷體" w:hAnsi="Times New Roman"/>
+              </w:rPr>
+            </w:pPr>
+          </w:p>
+        </w:tc>
+        <w:tc>
+          <w:tcPr>
+            <w:tcW w:w="1415" w:type="dxa"/>
+            <w:vAlign w:val="center"/>
+          </w:tcPr>
+          <w:p>
+            <w:pPr>
+              <w:pStyle w:val="a0"/>
+              <w:ind w:firstLine="0"/>
+              <w:jc w:val="center"/>
+              <w:textAlignment w:val="center"/>
+              <w:rPr>
+                <w:rFonts w:ascii="Times New Roman" w:eastAsia="標楷體" w:hAnsi="Times New Roman"/>
+              </w:rPr>
+            </w:pPr>
+          </w:p>
+        </w:tc>
+      </w:tr>
+      <w:tr>
+        <w:tc>
+          <w:tcPr>
+            <w:tcW w:w="844" w:type="dxa"/>
+            <w:vMerge w:val="restart"/>
+            <w:vAlign w:val="center"/>
+          </w:tcPr>
+          <w:p>
+            <w:pPr>
+              <w:pStyle w:val="a0"/>
+              <w:ind w:firstLine="0"/>
+              <w:jc w:val="center"/>
+              <w:textAlignment w:val="center"/>
+              <w:rPr>
+                <w:rFonts w:ascii="Times New Roman" w:eastAsia="標楷體" w:hAnsi="Times New Roman"/>
+              </w:rPr>
+            </w:pPr>
+            <w:r>
+              <w:rPr>
+                <w:rFonts w:ascii="Times New Roman" w:eastAsia="標楷體" w:hAnsi="Times New Roman" w:hint="eastAsia"/>
+              </w:rPr>
+              <w:t>成果發表</w:t>
+            </w:r>
+          </w:p>
+        </w:tc>
+        <w:tc>
+          <w:tcPr>
+            <w:tcW w:w="3688" w:type="dxa"/>
+            <w:vAlign w:val="center"/>
+          </w:tcPr>
+          <w:p>
+            <w:pPr>
+              <w:pStyle w:val="a0"/>
+              <w:ind w:firstLine="0"/>
+              <w:textAlignment w:val="center"/>
+              <w:rPr>
+                <w:rFonts w:ascii="Times New Roman" w:eastAsia="標楷體" w:hAnsi="Times New Roman"/>
+              </w:rPr>
+            </w:pPr>
+            <w:r>
+              <w:rPr>
+                <w:rFonts w:ascii="Times New Roman" w:eastAsia="標楷體" w:hAnsi="Times New Roman" w:hint="eastAsia"/>
+              </w:rPr>
+              <w:t>簡報製作</w:t>
+            </w:r>
+          </w:p>
+        </w:tc>
+        <w:tc>
+          <w:tcPr>
+            <w:tcW w:w="1415" w:type="dxa"/>
+            <w:vAlign w:val="center"/>
+          </w:tcPr>
+          <w:p>
+            <w:pPr>
+              <w:pStyle w:val="a0"/>
+              <w:ind w:firstLine="0"/>
+              <w:jc w:val="center"/>
+              <w:textAlignment w:val="center"/>
+              <w:rPr>
+                <w:rFonts w:ascii="Times New Roman" w:eastAsia="標楷體" w:hAnsi="Times New Roman"/>
+              </w:rPr>
+            </w:pPr>
+          </w:p>
+        </w:tc>
+        <w:tc>
+          <w:tcPr>
+            <w:tcW w:w="1417" w:type="dxa"/>
+            <w:vAlign w:val="center"/>
+          </w:tcPr>
+          <w:p>
+            <w:pPr>
+              <w:pStyle w:val="a0"/>
+              <w:ind w:firstLine="0"/>
+              <w:jc w:val="center"/>
+              <w:textAlignment w:val="center"/>
+              <w:rPr>
+                <w:rFonts w:ascii="Times New Roman" w:eastAsia="標楷體" w:hAnsi="Times New Roman"/>
+              </w:rPr>
+            </w:pPr>
+          </w:p>
+        </w:tc>
+        <w:tc>
+          <w:tcPr>
+            <w:tcW w:w="1415" w:type="dxa"/>
+            <w:vAlign w:val="center"/>
+          </w:tcPr>
+          <w:p>
+            <w:pPr>
+              <w:pStyle w:val="a0"/>
+              <w:ind w:firstLine="0"/>
+              <w:jc w:val="center"/>
+              <w:textAlignment w:val="center"/>
+              <w:rPr>
+                <w:rFonts w:ascii="Times New Roman" w:eastAsia="標楷體" w:hAnsi="Times New Roman"/>
+              </w:rPr>
+            </w:pPr>
+          </w:p>
+        </w:tc>
+        <w:tc>
+          <w:tcPr>
+            <w:tcW w:w="1415" w:type="dxa"/>
+            <w:vAlign w:val="center"/>
+          </w:tcPr>
+          <w:p>
+            <w:pPr>
+              <w:pStyle w:val="a0"/>
+              <w:ind w:firstLine="0"/>
+              <w:jc w:val="center"/>
+              <w:textAlignment w:val="center"/>
+              <w:rPr>
+                <w:rFonts w:ascii="Times New Roman" w:eastAsia="標楷體" w:hAnsi="Times New Roman"/>
+              </w:rPr>
+            </w:pPr>
+          </w:p>
+        </w:tc>
+      </w:tr>
+      <w:tr>
+        <w:tc>
+          <w:tcPr>
+            <w:tcW w:w="844" w:type="dxa"/>
+            <w:vMerge/>
+            <w:vAlign w:val="center"/>
+          </w:tcPr>
+          <w:p>
+            <w:pPr>
+              <w:pStyle w:val="a0"/>
+              <w:ind w:firstLine="0"/>
+              <w:jc w:val="center"/>
+              <w:textAlignment w:val="center"/>
+              <w:rPr>
+                <w:rFonts w:ascii="Times New Roman" w:eastAsia="標楷體" w:hAnsi="Times New Roman"/>
+              </w:rPr>
+            </w:pPr>
+          </w:p>
+        </w:tc>
+        <w:tc>
+          <w:tcPr>
+            <w:tcW w:w="3688" w:type="dxa"/>
+            <w:vAlign w:val="center"/>
+          </w:tcPr>
+          <w:p>
+            <w:pPr>
+              <w:pStyle w:val="a0"/>
+              <w:ind w:firstLine="0"/>
+              <w:textAlignment w:val="center"/>
+              <w:rPr>
+                <w:rFonts w:ascii="Times New Roman" w:eastAsia="標楷體" w:hAnsi="Times New Roman"/>
+              </w:rPr>
+            </w:pPr>
+            <w:r>
+              <w:rPr>
+                <w:rFonts w:ascii="Times New Roman" w:eastAsia="標楷體" w:hAnsi="Times New Roman" w:hint="eastAsia"/>
+              </w:rPr>
+              <w:t>影片製作</w:t>
+            </w:r>
+          </w:p>
+        </w:tc>
+        <w:tc>
+          <w:tcPr>
+            <w:tcW w:w="1415" w:type="dxa"/>
+            <w:vAlign w:val="center"/>
+          </w:tcPr>
+          <w:p>
+            <w:pPr>
+              <w:pStyle w:val="a0"/>
+              <w:ind w:firstLine="0"/>
+              <w:jc w:val="center"/>
+              <w:textAlignment w:val="center"/>
+              <w:rPr>
+                <w:rFonts w:ascii="Times New Roman" w:eastAsia="標楷體" w:hAnsi="Times New Roman"/>
+              </w:rPr>
+            </w:pPr>
+          </w:p>
+        </w:tc>
+        <w:tc>
+          <w:tcPr>
+            <w:tcW w:w="1417" w:type="dxa"/>
+            <w:vAlign w:val="center"/>
+          </w:tcPr>
+          <w:p>
+            <w:pPr>
+              <w:pStyle w:val="a0"/>
+              <w:ind w:firstLine="0"/>
+              <w:jc w:val="center"/>
+              <w:textAlignment w:val="center"/>
+              <w:rPr>
+                <w:rFonts w:ascii="Times New Roman" w:eastAsia="標楷體" w:hAnsi="Times New Roman"/>
+              </w:rPr>
+            </w:pPr>
+          </w:p>
+        </w:tc>
+        <w:tc>
+          <w:tcPr>
+            <w:tcW w:w="1415" w:type="dxa"/>
+            <w:vAlign w:val="center"/>
+          </w:tcPr>
+          <w:p>
+            <w:pPr>
+              <w:pStyle w:val="a0"/>
+              <w:ind w:firstLine="0"/>
+              <w:jc w:val="center"/>
+              <w:textAlignment w:val="center"/>
+              <w:rPr>
+                <w:rFonts w:ascii="Times New Roman" w:eastAsia="標楷體" w:hAnsi="Times New Roman"/>
+              </w:rPr>
+            </w:pPr>
+          </w:p>
+        </w:tc>
+        <w:tc>
+          <w:tcPr>
+            <w:tcW w:w="1415" w:type="dxa"/>
+            <w:vAlign w:val="center"/>
+          </w:tcPr>
+          <w:p>
+            <w:pPr>
+              <w:pStyle w:val="a0"/>
+              <w:ind w:firstLine="0"/>
+              <w:jc w:val="center"/>
+              <w:textAlignment w:val="center"/>
+              <w:rPr>
+                <w:rFonts w:ascii="Times New Roman" w:eastAsia="標楷體" w:hAnsi="Times New Roman"/>
+              </w:rPr>
+            </w:pPr>
+          </w:p>
+        </w:tc>
+      </w:tr>
+    </w:tbl>
+    <w:p>
+      <w:pPr>
+        <w:pStyle w:val="afb"/>
+      </w:pPr>
+      <w:bookmarkStart w:id="40" w:name="_Toc227624338"/>
+      <w:r>
+        <w:rPr>
+          <w:rFonts w:hint="eastAsia"/>
+        </w:rPr>
+        <w:t>表</w:t>
+      </w:r>
+      <w:r>
+        <w:rPr>
+          <w:rFonts w:hint="eastAsia"/>
+        </w:rPr>
+        <w:t xml:space="preserve"> </w:t>
+      </w:r>
+      <w:r>
+        <w:fldChar w:fldCharType="begin"/>
+      </w:r>
+      <w:r>
+        <w:instrText xml:space="preserve"> </w:instrText>
+      </w:r>
+      <w:r>
+        <w:rPr>
+          <w:rFonts w:hint="eastAsia"/>
+        </w:rPr>
+        <w:instrText>STYLEREF 2 \s</w:instrText>
+      </w:r>
+      <w:r>
+        <w:instrText xml:space="preserve"> </w:instrText>
+      </w:r>
+      <w:r>
+        <w:fldChar w:fldCharType="separate"/>
+      </w:r>
+      <w:r>
+        <w:rPr>
+          <w:noProof/>
+        </w:rPr>
+        <w:t>4-2</w:t>
+      </w:r>
+      <w:r>
+        <w:fldChar w:fldCharType="end"/>
+      </w:r>
+      <w:r>
+        <w:t>-</w:t>
+      </w:r>
+      <w:r>
+        <w:fldChar w:fldCharType="begin"/>
+      </w:r>
+      <w:r>
+        <w:instrText xml:space="preserve"> </w:instrText>
+      </w:r>
+      <w:r>
+        <w:rPr>
+          <w:rFonts w:hint="eastAsia"/>
+        </w:rPr>
+        <w:instrText xml:space="preserve">SEQ </w:instrText>
+      </w:r>
+      <w:r>
+        <w:rPr>
+          <w:rFonts w:hint="eastAsia"/>
+        </w:rPr>
+        <w:instrText>表</w:instrText>
+      </w:r>
+      <w:r>
+        <w:rPr>
+          <w:rFonts w:hint="eastAsia"/>
+        </w:rPr>
+        <w:instrText xml:space="preserve"> \* ARABIC \s 2</w:instrText>
+      </w:r>
+      <w:r>
+        <w:instrText xml:space="preserve"> </w:instrText>
+      </w:r>
+      <w:r>
+        <w:fldChar w:fldCharType="separate"/>
+      </w:r>
+      <w:r>
+        <w:rPr>
+          <w:noProof/>
+        </w:rPr>
+        <w:t>2</w:t>
+      </w:r>
+      <w:r>
+        <w:fldChar w:fldCharType="end"/>
+      </w:r>
+      <w:r>
+        <w:t xml:space="preserve"> </w:t>
+      </w:r>
+      <w:r>
+        <w:rPr>
+          <w:rFonts w:hint="eastAsia"/>
+        </w:rPr>
+        <w:t>專案成員工作內容與貢獻度表</w:t>
+      </w:r>
+      <w:bookmarkEnd w:id="40"/>
+    </w:p>
+    <w:tbl>
+      <w:tblPr>
+        <w:tblStyle w:val="afa"/>
+        <w:tblW w:w="5000" w:type="pct"/>
+        <w:tblLook w:val="04A0" w:firstRow="1" w:lastRow="0" w:firstColumn="1" w:lastColumn="0" w:noHBand="0" w:noVBand="1"/>
+      </w:tblPr>
+      <w:tblGrid>
+        <w:gridCol w:w="846"/>
+        <w:gridCol w:w="2267"/>
+        <w:gridCol w:w="5672"/>
+        <w:gridCol w:w="1409"/>
+      </w:tblGrid>
+      <w:tr>
+        <w:trPr>
+          <w:tblHeader/>
+        </w:trPr>
+        <w:tc>
+          <w:tcPr>
+            <w:tcW w:w="415" w:type="pct"/>
+            <w:shd w:val="clear" w:color="auto" w:fill="DEE5E8" w:themeFill="text2" w:themeFillTint="33"/>
+            <w:vAlign w:val="center"/>
+          </w:tcPr>
+          <w:p>
+            <w:pPr>
+              <w:pStyle w:val="a0"/>
+              <w:ind w:firstLine="0"/>
+              <w:jc w:val="center"/>
+              <w:textAlignment w:val="center"/>
+              <w:rPr>
+                <w:rFonts w:ascii="Times New Roman" w:eastAsia="標楷體" w:hAnsi="Times New Roman"/>
+              </w:rPr>
+            </w:pPr>
+            <w:r>
+              <w:rPr>
+                <w:rFonts w:ascii="Times New Roman" w:eastAsia="標楷體" w:hAnsi="Times New Roman" w:hint="eastAsia"/>
+              </w:rPr>
+              <w:t>序號</w:t>
+            </w:r>
+          </w:p>
+        </w:tc>
+        <w:tc>
+          <w:tcPr>
+            <w:tcW w:w="1112" w:type="pct"/>
+            <w:shd w:val="clear" w:color="auto" w:fill="DEE5E8" w:themeFill="text2" w:themeFillTint="33"/>
+            <w:vAlign w:val="center"/>
+          </w:tcPr>
+          <w:p>
+            <w:pPr>
+              <w:pStyle w:val="a0"/>
+              <w:ind w:firstLine="0"/>
+              <w:jc w:val="center"/>
+              <w:textAlignment w:val="center"/>
+              <w:rPr>
+                <w:rFonts w:ascii="Times New Roman" w:eastAsia="標楷體" w:hAnsi="Times New Roman"/>
+              </w:rPr>
+            </w:pPr>
+            <w:r>
+              <w:rPr>
+                <w:rFonts w:ascii="Times New Roman" w:eastAsia="標楷體" w:hAnsi="Times New Roman" w:hint="eastAsia"/>
+              </w:rPr>
+              <w:t>姓名</w:t>
+            </w:r>
+          </w:p>
+        </w:tc>
+        <w:tc>
+          <w:tcPr>
+            <w:tcW w:w="2782" w:type="pct"/>
+            <w:shd w:val="clear" w:color="auto" w:fill="DEE5E8" w:themeFill="text2" w:themeFillTint="33"/>
+            <w:vAlign w:val="center"/>
+          </w:tcPr>
+          <w:p>
+            <w:pPr>
+              <w:pStyle w:val="a0"/>
+              <w:ind w:firstLine="0"/>
+              <w:jc w:val="center"/>
+              <w:textAlignment w:val="center"/>
+              <w:rPr>
+                <w:rFonts w:ascii="Times New Roman" w:eastAsia="標楷體" w:hAnsi="Times New Roman"/>
+              </w:rPr>
+            </w:pPr>
+            <w:r>
+              <w:rPr>
+                <w:rFonts w:ascii="Times New Roman" w:eastAsia="標楷體" w:hAnsi="Times New Roman" w:hint="eastAsia"/>
+              </w:rPr>
+              <w:t>工作內容</w:t>
+            </w:r>
+          </w:p>
+        </w:tc>
+        <w:tc>
+          <w:tcPr>
+            <w:tcW w:w="692" w:type="pct"/>
+            <w:shd w:val="clear" w:color="auto" w:fill="DEE5E8" w:themeFill="text2" w:themeFillTint="33"/>
+            <w:vAlign w:val="center"/>
+          </w:tcPr>
+          <w:p>
+            <w:pPr>
+              <w:pStyle w:val="a0"/>
+              <w:ind w:firstLine="0"/>
+              <w:jc w:val="center"/>
+              <w:textAlignment w:val="center"/>
+              <w:rPr>
+                <w:rFonts w:ascii="Times New Roman" w:eastAsia="標楷體" w:hAnsi="Times New Roman"/>
+              </w:rPr>
+            </w:pPr>
+            <w:r>
+              <w:rPr>
+                <w:rFonts w:ascii="Times New Roman" w:eastAsia="標楷體" w:hAnsi="Times New Roman" w:hint="eastAsia"/>
+              </w:rPr>
+              <w:t>貢獻度</w:t>
+            </w:r>
+          </w:p>
+        </w:tc>
+      </w:tr>
+      <w:tr>
+        <w:tc>
+          <w:tcPr>
+            <w:tcW w:w="415" w:type="pct"/>
+            <w:vAlign w:val="center"/>
+          </w:tcPr>
+          <w:p>
+            <w:pPr>
+              <w:pStyle w:val="a0"/>
+              <w:ind w:firstLine="0"/>
+              <w:jc w:val="center"/>
+              <w:textAlignment w:val="center"/>
+              <w:rPr>
+                <w:rFonts w:ascii="Times New Roman" w:eastAsia="標楷體" w:hAnsi="Times New Roman"/>
+              </w:rPr>
+            </w:pPr>
+            <w:r>
+              <w:rPr>
+                <w:rFonts w:ascii="Times New Roman" w:eastAsia="標楷體" w:hAnsi="Times New Roman" w:hint="eastAsia"/>
+              </w:rPr>
+              <w:t>1</w:t>
+            </w:r>
+          </w:p>
+        </w:tc>
+        <w:tc>
+          <w:tcPr>
+            <w:tcW w:w="1112" w:type="pct"/>
+            <w:vAlign w:val="center"/>
+          </w:tcPr>
+          <w:p>
+            <w:pPr>
+              <w:pStyle w:val="a0"/>
+              <w:ind w:firstLine="0"/>
+              <w:jc w:val="center"/>
+              <w:rPr>
+                <w:rFonts w:ascii="Times New Roman" w:eastAsia="標楷體" w:hAnsi="Times New Roman" w:hint="eastAsia"/>
+              </w:rPr>
+            </w:pPr>
+            <w:r>
+              <w:rPr>
+                <w:rFonts w:ascii="Times New Roman" w:eastAsia="標楷體" w:hAnsi="Times New Roman" w:hint="eastAsia"/>
+              </w:rPr>
+              <w:t>組長</w:t>
+            </w:r>
+          </w:p>
+          <w:p>
+            <w:pPr>
+              <w:pStyle w:val="a0"/>
+              <w:ind w:firstLine="0"/>
+              <w:jc w:val="center"/>
+              <w:rPr>
+                <w:rFonts w:ascii="Times New Roman" w:eastAsia="標楷體" w:hAnsi="Times New Roman"/>
+              </w:rPr>
+            </w:pPr>
+            <w:r>
+              <w:rPr>
+                <w:rFonts w:ascii="Times New Roman" w:eastAsia="標楷體" w:hAnsi="Times New Roman" w:hint="eastAsia"/>
+              </w:rPr>
+              <w:t>11246063</w:t>
+            </w:r>
+            <w:r>
+              <w:rPr>
+                <w:rFonts w:ascii="Times New Roman" w:eastAsia="標楷體" w:hAnsi="Times New Roman" w:hint="eastAsia"/>
+              </w:rPr>
+              <w:t>許凱俊</w:t>
+            </w:r>
+          </w:p>
+        </w:tc>
+        <w:tc>
+          <w:tcPr>
+            <w:tcW w:w="2782" w:type="pct"/>
+          </w:tcPr>
+          <w:p>
+            <w:pPr>
+              <w:pStyle w:val="a0"/>
+              <w:ind w:firstLine="0"/>
+              <w:textAlignment w:val="center"/>
+              <w:rPr>
+                <w:rFonts w:ascii="Times New Roman" w:eastAsia="標楷體" w:hAnsi="Times New Roman"/>
+              </w:rPr>
+            </w:pPr>
+          </w:p>
+        </w:tc>
+        <w:tc>
+          <w:tcPr>
+            <w:tcW w:w="692" w:type="pct"/>
+            <w:vAlign w:val="center"/>
+          </w:tcPr>
+          <w:p>
+            <w:pPr>
+              <w:pStyle w:val="a0"/>
+              <w:ind w:firstLine="0"/>
+              <w:jc w:val="center"/>
+              <w:textAlignment w:val="center"/>
+              <w:rPr>
+                <w:rFonts w:ascii="Times New Roman" w:eastAsia="標楷體" w:hAnsi="Times New Roman"/>
+              </w:rPr>
+            </w:pPr>
+            <w:r>
+              <w:rPr>
+                <w:rFonts w:ascii="Times New Roman" w:eastAsia="標楷體" w:hAnsi="Times New Roman"/>
+              </w:rPr>
+              <w:t>0%</w:t>
+            </w:r>
+          </w:p>
+        </w:tc>
+      </w:tr>
+      <w:tr>
+        <w:tc>
+          <w:tcPr>
+            <w:tcW w:w="415" w:type="pct"/>
+            <w:vAlign w:val="center"/>
+          </w:tcPr>
+          <w:p>
+            <w:pPr>
+              <w:pStyle w:val="a0"/>
+              <w:ind w:firstLine="0"/>
+              <w:jc w:val="center"/>
+              <w:textAlignment w:val="center"/>
+              <w:rPr>
+                <w:rFonts w:ascii="Times New Roman" w:eastAsia="標楷體" w:hAnsi="Times New Roman"/>
+              </w:rPr>
+            </w:pPr>
+            <w:r>
+              <w:rPr>
+                <w:rFonts w:ascii="Times New Roman" w:eastAsia="標楷體" w:hAnsi="Times New Roman" w:hint="eastAsia"/>
+              </w:rPr>
+              <w:t>2</w:t>
+            </w:r>
+          </w:p>
+        </w:tc>
+        <w:tc>
+          <w:tcPr>
+            <w:tcW w:w="1112" w:type="pct"/>
+            <w:vAlign w:val="center"/>
+          </w:tcPr>
+          <w:p>
+            <w:pPr>
+              <w:pStyle w:val="a0"/>
+              <w:ind w:firstLine="0"/>
+              <w:jc w:val="center"/>
+              <w:rPr>
+                <w:rFonts w:ascii="Times New Roman" w:eastAsia="標楷體" w:hAnsi="Times New Roman" w:hint="eastAsia"/>
+              </w:rPr>
+            </w:pPr>
+            <w:r>
+              <w:rPr>
+                <w:rFonts w:ascii="Times New Roman" w:eastAsia="標楷體" w:hAnsi="Times New Roman" w:hint="eastAsia"/>
+              </w:rPr>
+              <w:t>組員</w:t>
+            </w:r>
+          </w:p>
+          <w:p>
+            <w:pPr>
+              <w:pStyle w:val="a0"/>
+              <w:ind w:firstLine="0"/>
+              <w:jc w:val="center"/>
+              <w:rPr>
+                <w:rFonts w:ascii="Times New Roman" w:eastAsia="標楷體" w:hAnsi="Times New Roman"/>
+              </w:rPr>
+            </w:pPr>
+            <w:r>
+              <w:rPr>
+                <w:rFonts w:ascii="Times New Roman" w:eastAsia="標楷體" w:hAnsi="Times New Roman" w:hint="eastAsia"/>
+              </w:rPr>
+              <w:t>11246065</w:t>
+            </w:r>
+            <w:r>
+              <w:rPr>
+                <w:rFonts w:ascii="Times New Roman" w:eastAsia="標楷體" w:hAnsi="Times New Roman" w:hint="eastAsia"/>
+              </w:rPr>
+              <w:t>陳秉鴻</w:t>
+            </w:r>
+          </w:p>
+        </w:tc>
+        <w:tc>
+          <w:tcPr>
+            <w:tcW w:w="2782" w:type="pct"/>
+          </w:tcPr>
+          <w:p>
+            <w:pPr>
+              <w:pStyle w:val="a0"/>
+              <w:ind w:firstLine="0"/>
+              <w:textAlignment w:val="center"/>
+              <w:rPr>
+                <w:rFonts w:ascii="Times New Roman" w:eastAsia="標楷體" w:hAnsi="Times New Roman"/>
+              </w:rPr>
+            </w:pPr>
+          </w:p>
+        </w:tc>
+        <w:tc>
+          <w:tcPr>
+            <w:tcW w:w="692" w:type="pct"/>
+            <w:vAlign w:val="center"/>
+          </w:tcPr>
+          <w:p>
+            <w:pPr>
+              <w:pStyle w:val="a0"/>
+              <w:ind w:firstLine="0"/>
+              <w:jc w:val="center"/>
+              <w:textAlignment w:val="center"/>
+              <w:rPr>
+                <w:rFonts w:ascii="Times New Roman" w:eastAsia="標楷體" w:hAnsi="Times New Roman"/>
+              </w:rPr>
+            </w:pPr>
+            <w:r>
+              <w:rPr>
+                <w:rFonts w:ascii="Times New Roman" w:eastAsia="標楷體" w:hAnsi="Times New Roman"/>
+              </w:rPr>
+              <w:t>0%</w:t>
+            </w:r>
+          </w:p>
+        </w:tc>
+      </w:tr>
+      <w:tr>
+        <w:tc>
+          <w:tcPr>
+            <w:tcW w:w="415" w:type="pct"/>
+            <w:vAlign w:val="center"/>
+          </w:tcPr>
+          <w:p>
+            <w:pPr>
+              <w:pStyle w:val="a0"/>
+              <w:ind w:firstLine="0"/>
+              <w:jc w:val="center"/>
+              <w:textAlignment w:val="center"/>
+              <w:rPr>
+                <w:rFonts w:ascii="Times New Roman" w:eastAsia="標楷體" w:hAnsi="Times New Roman"/>
+              </w:rPr>
+            </w:pPr>
+            <w:r>
+              <w:rPr>
+                <w:rFonts w:ascii="Times New Roman" w:eastAsia="標楷體" w:hAnsi="Times New Roman" w:hint="eastAsia"/>
+              </w:rPr>
+              <w:t>3</w:t>
+            </w:r>
+          </w:p>
+        </w:tc>
+        <w:tc>
+          <w:tcPr>
+            <w:tcW w:w="1112" w:type="pct"/>
+            <w:vAlign w:val="center"/>
+          </w:tcPr>
+          <w:p>
+            <w:pPr>
+              <w:pStyle w:val="a0"/>
+              <w:ind w:firstLine="0"/>
+              <w:jc w:val="center"/>
+              <w:rPr>
+                <w:rFonts w:ascii="Times New Roman" w:eastAsia="標楷體" w:hAnsi="Times New Roman" w:hint="eastAsia"/>
+              </w:rPr>
+            </w:pPr>
+            <w:r>
+              <w:rPr>
+                <w:rFonts w:ascii="Times New Roman" w:eastAsia="標楷體" w:hAnsi="Times New Roman" w:hint="eastAsia"/>
+              </w:rPr>
+              <w:t>組員</w:t>
+            </w:r>
+          </w:p>
+          <w:p>
+            <w:pPr>
+              <w:pStyle w:val="a0"/>
+              <w:ind w:firstLine="0"/>
+              <w:jc w:val="center"/>
+              <w:rPr>
+                <w:rFonts w:ascii="Times New Roman" w:eastAsia="標楷體" w:hAnsi="Times New Roman"/>
+              </w:rPr>
+            </w:pPr>
+            <w:r>
+              <w:rPr>
+                <w:rFonts w:ascii="Times New Roman" w:eastAsia="標楷體" w:hAnsi="Times New Roman" w:hint="eastAsia"/>
+              </w:rPr>
+              <w:t>11246072</w:t>
+            </w:r>
+            <w:r>
+              <w:rPr>
+                <w:rFonts w:ascii="Times New Roman" w:eastAsia="標楷體" w:hAnsi="Times New Roman" w:hint="eastAsia"/>
+              </w:rPr>
+              <w:t>連卉</w:t>
+            </w:r>
+            <w:proofErr w:type="gramStart"/>
+            <w:r>
+              <w:rPr>
+                <w:rFonts w:ascii="Times New Roman" w:eastAsia="標楷體" w:hAnsi="Times New Roman" w:hint="eastAsia"/>
+              </w:rPr>
+              <w:t>媗</w:t>
+            </w:r>
+            <w:proofErr w:type="gramEnd"/>
+          </w:p>
+        </w:tc>
+        <w:tc>
+          <w:tcPr>
+            <w:tcW w:w="2782" w:type="pct"/>
+          </w:tcPr>
+          <w:p>
+            <w:pPr>
+              <w:pStyle w:val="a0"/>
+              <w:ind w:firstLine="0"/>
+              <w:textAlignment w:val="center"/>
+              <w:rPr>
+                <w:rFonts w:ascii="Times New Roman" w:eastAsia="標楷體" w:hAnsi="Times New Roman"/>
+              </w:rPr>
+            </w:pPr>
+          </w:p>
+        </w:tc>
+        <w:tc>
+          <w:tcPr>
+            <w:tcW w:w="692" w:type="pct"/>
+            <w:vAlign w:val="center"/>
+          </w:tcPr>
+          <w:p>
+            <w:pPr>
+              <w:pStyle w:val="a0"/>
+              <w:ind w:firstLine="0"/>
+              <w:jc w:val="center"/>
+              <w:textAlignment w:val="center"/>
+              <w:rPr>
+                <w:rFonts w:ascii="Times New Roman" w:eastAsia="標楷體" w:hAnsi="Times New Roman"/>
+              </w:rPr>
+            </w:pPr>
+            <w:r>
+              <w:rPr>
+                <w:rFonts w:ascii="Times New Roman" w:eastAsia="標楷體" w:hAnsi="Times New Roman"/>
+              </w:rPr>
+              <w:t>0%</w:t>
+            </w:r>
+          </w:p>
+        </w:tc>
+      </w:tr>
+      <w:tr>
+        <w:tc>
+          <w:tcPr>
+            <w:tcW w:w="415" w:type="pct"/>
+            <w:vAlign w:val="center"/>
+          </w:tcPr>
+          <w:p>
+            <w:pPr>
+              <w:pStyle w:val="a0"/>
+              <w:ind w:firstLine="0"/>
+              <w:jc w:val="center"/>
+              <w:textAlignment w:val="center"/>
+              <w:rPr>
+                <w:rFonts w:ascii="Times New Roman" w:eastAsia="標楷體" w:hAnsi="Times New Roman"/>
+              </w:rPr>
+            </w:pPr>
+            <w:r>
+              <w:rPr>
+                <w:rFonts w:ascii="Times New Roman" w:eastAsia="標楷體" w:hAnsi="Times New Roman" w:hint="eastAsia"/>
+              </w:rPr>
+              <w:t>4</w:t>
+            </w:r>
+          </w:p>
+        </w:tc>
+        <w:tc>
+          <w:tcPr>
+            <w:tcW w:w="1112" w:type="pct"/>
+            <w:vAlign w:val="center"/>
+          </w:tcPr>
+          <w:p>
+            <w:pPr>
+              <w:pStyle w:val="a0"/>
+              <w:ind w:firstLine="0"/>
+              <w:jc w:val="center"/>
+              <w:rPr>
+                <w:rFonts w:ascii="Times New Roman" w:eastAsia="標楷體" w:hAnsi="Times New Roman" w:hint="eastAsia"/>
+              </w:rPr>
+            </w:pPr>
+            <w:r>
+              <w:rPr>
+                <w:rFonts w:ascii="Times New Roman" w:eastAsia="標楷體" w:hAnsi="Times New Roman" w:hint="eastAsia"/>
+              </w:rPr>
+              <w:t>組員</w:t>
+            </w:r>
+          </w:p>
+          <w:p>
+            <w:pPr>
+              <w:pStyle w:val="a0"/>
+              <w:ind w:firstLine="0"/>
+              <w:jc w:val="center"/>
+              <w:rPr>
+                <w:rFonts w:ascii="Times New Roman" w:eastAsia="標楷體" w:hAnsi="Times New Roman"/>
+              </w:rPr>
+            </w:pPr>
+            <w:r>
+              <w:rPr>
+                <w:rFonts w:ascii="Times New Roman" w:eastAsia="標楷體" w:hAnsi="Times New Roman" w:hint="eastAsia"/>
+              </w:rPr>
+              <w:t>11246074</w:t>
+            </w:r>
+            <w:r>
+              <w:rPr>
+                <w:rFonts w:ascii="Times New Roman" w:eastAsia="標楷體" w:hAnsi="Times New Roman" w:hint="eastAsia"/>
+              </w:rPr>
+              <w:t>江芸萱</w:t>
+            </w:r>
+          </w:p>
+        </w:tc>
+        <w:tc>
+          <w:tcPr>
+            <w:tcW w:w="2782" w:type="pct"/>
+          </w:tcPr>
+          <w:p>
+            <w:pPr>
+              <w:pStyle w:val="a0"/>
+              <w:ind w:firstLine="0"/>
+              <w:textAlignment w:val="center"/>
+              <w:rPr>
+                <w:rFonts w:ascii="Times New Roman" w:eastAsia="標楷體" w:hAnsi="Times New Roman"/>
+              </w:rPr>
+            </w:pPr>
+          </w:p>
+        </w:tc>
+        <w:tc>
+          <w:tcPr>
+            <w:tcW w:w="692" w:type="pct"/>
+            <w:vAlign w:val="center"/>
+          </w:tcPr>
+          <w:p>
+            <w:pPr>
+              <w:pStyle w:val="a0"/>
+              <w:ind w:firstLine="0"/>
+              <w:jc w:val="center"/>
+              <w:textAlignment w:val="center"/>
+              <w:rPr>
+                <w:rFonts w:ascii="Times New Roman" w:eastAsia="標楷體" w:hAnsi="Times New Roman"/>
+              </w:rPr>
+            </w:pPr>
+            <w:r>
+              <w:rPr>
+                <w:rFonts w:ascii="Times New Roman" w:eastAsia="標楷體" w:hAnsi="Times New Roman"/>
+              </w:rPr>
+              <w:t>0%</w:t>
+            </w:r>
+          </w:p>
+        </w:tc>
+      </w:tr>
+      <w:tr>
+        <w:tc>
+          <w:tcPr>
+            <w:tcW w:w="4308" w:type="pct"/>
+            <w:gridSpan w:val="3"/>
+            <w:vAlign w:val="center"/>
+          </w:tcPr>
+          <w:p>
+            <w:pPr>
+              <w:pStyle w:val="a0"/>
+              <w:ind w:firstLine="0"/>
+              <w:jc w:val="center"/>
+              <w:textAlignment w:val="center"/>
+              <w:rPr>
+                <w:rFonts w:ascii="Times New Roman" w:eastAsia="標楷體" w:hAnsi="Times New Roman"/>
+              </w:rPr>
+            </w:pPr>
+            <w:r>
+              <w:rPr>
+                <w:rFonts w:ascii="Times New Roman" w:eastAsia="標楷體" w:hAnsi="Times New Roman" w:hint="eastAsia"/>
+              </w:rPr>
+              <w:t>總計</w:t>
+            </w:r>
+          </w:p>
+        </w:tc>
+        <w:tc>
+          <w:tcPr>
+            <w:tcW w:w="692" w:type="pct"/>
+            <w:vAlign w:val="center"/>
+          </w:tcPr>
+          <w:p>
+            <w:pPr>
+              <w:pStyle w:val="a0"/>
+              <w:ind w:firstLine="0"/>
+              <w:jc w:val="center"/>
+              <w:textAlignment w:val="center"/>
+              <w:rPr>
+                <w:rFonts w:ascii="Times New Roman" w:eastAsia="標楷體" w:hAnsi="Times New Roman"/>
+              </w:rPr>
+            </w:pPr>
+            <w:r>
+              <w:rPr>
+                <w:rFonts w:ascii="Times New Roman" w:eastAsia="標楷體" w:hAnsi="Times New Roman"/>
+              </w:rPr>
+              <w:t>100%</w:t>
+            </w:r>
+          </w:p>
+        </w:tc>
+      </w:tr>
+    </w:tbl>
+    <w:p>
+      <w:pPr>
+        <w:pStyle w:val="a0"/>
+        <w:numPr>
+          <w:ilvl w:val="0"/>
+          <w:numId w:val="0"/>
+        </w:numPr>
+        <w:rPr>
+          <w:rFonts w:hint="eastAsia"/>
+        </w:rPr>
+      </w:pPr>
+    </w:p>
+    <w:p>
+      <w:pPr>
         <w:pStyle w:val="2"/>
         <w:pageBreakBefore/>
       </w:pPr>
-      <w:bookmarkStart w:id="39" w:name="_Toc227364449"/>
+      <w:bookmarkStart w:id="41" w:name="_Toc227364449"/>
       <w:r>
         <w:rPr>
           <w:rFonts w:hint="eastAsia"/>
@@ -24300,7 +31578,7 @@
         </w:rPr>
         <w:t>紀錄</w:t>
       </w:r>
-      <w:bookmarkEnd w:id="39"/>
+      <w:bookmarkEnd w:id="41"/>
     </w:p>
     <w:p>
       <w:pPr>
@@ -24366,7 +31644,7 @@
       <w:pPr>
         <w:pStyle w:val="afb"/>
       </w:pPr>
-      <w:bookmarkStart w:id="40" w:name="_Toc227611691"/>
+      <w:bookmarkStart w:id="42" w:name="_Toc227624321"/>
       <w:r>
         <w:rPr>
           <w:rFonts w:hint="eastAsia"/>
@@ -24478,7 +31756,7 @@
         </w:rPr>
         <w:t>貢獻圖</w:t>
       </w:r>
-      <w:bookmarkEnd w:id="40"/>
+      <w:bookmarkEnd w:id="42"/>
     </w:p>
     <w:p>
       <w:pPr>
@@ -24539,7 +31817,7 @@
       <w:pPr>
         <w:pStyle w:val="afb"/>
       </w:pPr>
-      <w:bookmarkStart w:id="41" w:name="_Toc227611692"/>
+      <w:bookmarkStart w:id="43" w:name="_Toc227624322"/>
       <w:r>
         <w:rPr>
           <w:rFonts w:hint="eastAsia"/>
@@ -24651,7 +31929,7 @@
         </w:rPr>
         <w:t>貢獻圖</w:t>
       </w:r>
-      <w:bookmarkEnd w:id="41"/>
+      <w:bookmarkEnd w:id="43"/>
     </w:p>
     <w:p>
       <w:pPr>
@@ -24712,7 +31990,7 @@
       <w:pPr>
         <w:pStyle w:val="afb"/>
       </w:pPr>
-      <w:bookmarkStart w:id="42" w:name="_Toc227611693"/>
+      <w:bookmarkStart w:id="44" w:name="_Toc227624323"/>
       <w:r>
         <w:rPr>
           <w:rFonts w:hint="eastAsia"/>
@@ -24824,7 +32102,7 @@
         </w:rPr>
         <w:t>貢獻圖</w:t>
       </w:r>
-      <w:bookmarkEnd w:id="42"/>
+      <w:bookmarkEnd w:id="44"/>
     </w:p>
     <w:p>
       <w:pPr>
@@ -24885,7 +32163,7 @@
       <w:pPr>
         <w:pStyle w:val="afb"/>
       </w:pPr>
-      <w:bookmarkStart w:id="43" w:name="_Toc227611694"/>
+      <w:bookmarkStart w:id="45" w:name="_Toc227624324"/>
       <w:r>
         <w:rPr>
           <w:rFonts w:hint="eastAsia"/>
@@ -24997,13 +32275,13 @@
         </w:rPr>
         <w:t>貢獻圖</w:t>
       </w:r>
-      <w:bookmarkEnd w:id="43"/>
+      <w:bookmarkEnd w:id="45"/>
     </w:p>
     <w:p>
       <w:pPr>
         <w:pStyle w:val="1"/>
       </w:pPr>
-      <w:bookmarkStart w:id="44" w:name="_Toc227364450"/>
+      <w:bookmarkStart w:id="46" w:name="_Toc227364450"/>
       <w:r>
         <w:rPr>
           <w:rFonts w:hint="eastAsia"/>
@@ -25011,20 +32289,20 @@
         <w:lastRenderedPageBreak/>
         <w:t>需求模型</w:t>
       </w:r>
-      <w:bookmarkEnd w:id="44"/>
+      <w:bookmarkEnd w:id="46"/>
     </w:p>
     <w:p>
       <w:pPr>
         <w:pStyle w:val="2"/>
       </w:pPr>
-      <w:bookmarkStart w:id="45" w:name="_Toc227364451"/>
+      <w:bookmarkStart w:id="47" w:name="_Toc227364451"/>
       <w:r>
         <w:rPr>
           <w:rFonts w:hint="eastAsia"/>
         </w:rPr>
         <w:t>使用者需求</w:t>
       </w:r>
-      <w:bookmarkEnd w:id="45"/>
+      <w:bookmarkEnd w:id="47"/>
     </w:p>
     <w:p>
       <w:pPr>
@@ -25045,7 +32323,7 @@
       <w:pPr>
         <w:pStyle w:val="afb"/>
       </w:pPr>
-      <w:bookmarkStart w:id="46" w:name="_Toc227611712"/>
+      <w:bookmarkStart w:id="48" w:name="_Toc227624339"/>
       <w:r>
         <w:rPr>
           <w:rFonts w:hint="eastAsia"/>
@@ -25142,7 +32420,7 @@
         </w:rPr>
         <w:t>表</w:t>
       </w:r>
-      <w:bookmarkEnd w:id="46"/>
+      <w:bookmarkEnd w:id="48"/>
     </w:p>
     <w:tbl>
       <w:tblPr>
@@ -26249,7 +33527,7 @@
       <w:pPr>
         <w:pStyle w:val="afb"/>
       </w:pPr>
-      <w:bookmarkStart w:id="47" w:name="_Toc227611713"/>
+      <w:bookmarkStart w:id="49" w:name="_Toc227624340"/>
       <w:r>
         <w:rPr>
           <w:rFonts w:hint="eastAsia"/>
@@ -26347,7 +33625,7 @@
         </w:rPr>
         <w:t>表</w:t>
       </w:r>
-      <w:bookmarkEnd w:id="47"/>
+      <w:bookmarkEnd w:id="49"/>
     </w:p>
     <w:tbl>
       <w:tblPr>
@@ -26658,7 +33936,7 @@
       <w:pPr>
         <w:pStyle w:val="afb"/>
       </w:pPr>
-      <w:bookmarkStart w:id="48" w:name="_Toc227611714"/>
+      <w:bookmarkStart w:id="50" w:name="_Toc227624341"/>
       <w:r>
         <w:rPr>
           <w:rFonts w:hint="eastAsia"/>
@@ -26767,7 +34045,7 @@
         </w:rPr>
         <w:t>表</w:t>
       </w:r>
-      <w:bookmarkEnd w:id="48"/>
+      <w:bookmarkEnd w:id="50"/>
     </w:p>
     <w:tbl>
       <w:tblPr>
@@ -27198,7 +34476,7 @@
           <w:color w:val="000000" w:themeColor="text1"/>
         </w:rPr>
       </w:pPr>
-      <w:bookmarkStart w:id="49" w:name="_Toc227364452"/>
+      <w:bookmarkStart w:id="51" w:name="_Toc227364452"/>
       <w:r>
         <w:rPr>
           <w:rFonts w:hint="eastAsia"/>
@@ -27206,62 +34484,6 @@
         </w:rPr>
         <w:lastRenderedPageBreak/>
         <w:t>使用個案圖</w:t>
-      </w:r>
-      <w:bookmarkEnd w:id="49"/>
-    </w:p>
-    <w:p>
-      <w:pPr>
-        <w:pStyle w:val="a0"/>
-        <w:ind w:firstLineChars="200" w:firstLine="560"/>
-      </w:pPr>
-      <w:r>
-        <w:rPr>
-          <w:rFonts w:hint="eastAsia"/>
-          <w:color w:val="EE0000"/>
-        </w:rPr>
-        <w:t>新增內容</w:t>
-      </w:r>
-    </w:p>
-    <w:p>
-      <w:pPr>
-        <w:pStyle w:val="2"/>
-        <w:pageBreakBefore/>
-      </w:pPr>
-      <w:bookmarkStart w:id="50" w:name="_Toc227364453"/>
-      <w:r>
-        <w:rPr>
-          <w:rFonts w:hint="eastAsia"/>
-        </w:rPr>
-        <w:lastRenderedPageBreak/>
-        <w:t>使用個案描述</w:t>
-      </w:r>
-      <w:bookmarkEnd w:id="50"/>
-    </w:p>
-    <w:p>
-      <w:pPr>
-        <w:pStyle w:val="a0"/>
-        <w:ind w:firstLineChars="200" w:firstLine="560"/>
-      </w:pPr>
-      <w:r>
-        <w:rPr>
-          <w:rFonts w:hint="eastAsia"/>
-          <w:color w:val="EE0000"/>
-        </w:rPr>
-        <w:t>新增內容</w:t>
-      </w:r>
-    </w:p>
-    <w:p>
-      <w:pPr>
-        <w:pStyle w:val="2"/>
-        <w:pageBreakBefore/>
-      </w:pPr>
-      <w:bookmarkStart w:id="51" w:name="_Toc227364454"/>
-      <w:r>
-        <w:rPr>
-          <w:rFonts w:hint="eastAsia"/>
-        </w:rPr>
-        <w:lastRenderedPageBreak/>
-        <w:t>分析類別圖</w:t>
       </w:r>
       <w:bookmarkEnd w:id="51"/>
     </w:p>
@@ -27280,28 +34502,44 @@
     </w:p>
     <w:p>
       <w:pPr>
-        <w:pStyle w:val="1"/>
-      </w:pPr>
-      <w:bookmarkStart w:id="52" w:name="_Toc227364455"/>
+        <w:pStyle w:val="2"/>
+        <w:pageBreakBefore/>
+      </w:pPr>
+      <w:bookmarkStart w:id="52" w:name="_Toc227364453"/>
       <w:r>
         <w:rPr>
           <w:rFonts w:hint="eastAsia"/>
         </w:rPr>
         <w:lastRenderedPageBreak/>
-        <w:t>設計模型</w:t>
+        <w:t>使用個案描述</w:t>
       </w:r>
       <w:bookmarkEnd w:id="52"/>
     </w:p>
     <w:p>
       <w:pPr>
+        <w:pStyle w:val="a0"/>
+        <w:ind w:firstLineChars="200" w:firstLine="560"/>
+      </w:pPr>
+      <w:r>
+        <w:rPr>
+          <w:rFonts w:hint="eastAsia"/>
+          <w:color w:val="EE0000"/>
+        </w:rPr>
+        <w:t>新增內容</w:t>
+      </w:r>
+    </w:p>
+    <w:p>
+      <w:pPr>
         <w:pStyle w:val="2"/>
-      </w:pPr>
-      <w:bookmarkStart w:id="53" w:name="_Toc227364456"/>
-      <w:r>
-        <w:rPr>
-          <w:rFonts w:hint="eastAsia"/>
-        </w:rPr>
-        <w:t>循序圖</w:t>
+        <w:pageBreakBefore/>
+      </w:pPr>
+      <w:bookmarkStart w:id="53" w:name="_Toc227364454"/>
+      <w:r>
+        <w:rPr>
+          <w:rFonts w:hint="eastAsia"/>
+        </w:rPr>
+        <w:lastRenderedPageBreak/>
+        <w:t>分析類別圖</w:t>
       </w:r>
       <w:bookmarkEnd w:id="53"/>
     </w:p>
@@ -27320,56 +34558,96 @@
     </w:p>
     <w:p>
       <w:pPr>
-        <w:pStyle w:val="2"/>
-      </w:pPr>
-      <w:bookmarkStart w:id="54" w:name="_Toc227364457"/>
-      <w:r>
-        <w:rPr>
-          <w:rFonts w:hint="eastAsia"/>
-        </w:rPr>
-        <w:t>設計類別圖</w:t>
+        <w:pStyle w:val="1"/>
+      </w:pPr>
+      <w:bookmarkStart w:id="54" w:name="_Toc227364455"/>
+      <w:r>
+        <w:rPr>
+          <w:rFonts w:hint="eastAsia"/>
+        </w:rPr>
+        <w:lastRenderedPageBreak/>
+        <w:t>設計模型</w:t>
       </w:r>
       <w:bookmarkEnd w:id="54"/>
     </w:p>
     <w:p>
       <w:pPr>
-        <w:pStyle w:val="a0"/>
-        <w:ind w:firstLineChars="200" w:firstLine="560"/>
-      </w:pPr>
-      <w:r>
-        <w:rPr>
-          <w:rFonts w:hint="eastAsia"/>
-          <w:color w:val="EE0000"/>
-        </w:rPr>
-        <w:t>新增內容</w:t>
-      </w:r>
-    </w:p>
-    <w:p>
-      <w:pPr>
-        <w:pStyle w:val="1"/>
-      </w:pPr>
-      <w:bookmarkStart w:id="55" w:name="_Toc227364458"/>
-      <w:r>
-        <w:rPr>
-          <w:rFonts w:hint="eastAsia"/>
-        </w:rPr>
-        <w:lastRenderedPageBreak/>
-        <w:t>實作模型</w:t>
+        <w:pStyle w:val="2"/>
+      </w:pPr>
+      <w:bookmarkStart w:id="55" w:name="_Toc227364456"/>
+      <w:r>
+        <w:rPr>
+          <w:rFonts w:hint="eastAsia"/>
+        </w:rPr>
+        <w:t>循序圖</w:t>
       </w:r>
       <w:bookmarkEnd w:id="55"/>
     </w:p>
     <w:p>
       <w:pPr>
+        <w:pStyle w:val="a0"/>
+        <w:ind w:firstLineChars="200" w:firstLine="560"/>
+      </w:pPr>
+      <w:r>
+        <w:rPr>
+          <w:rFonts w:hint="eastAsia"/>
+          <w:color w:val="EE0000"/>
+        </w:rPr>
+        <w:t>新增內容</w:t>
+      </w:r>
+    </w:p>
+    <w:p>
+      <w:pPr>
         <w:pStyle w:val="2"/>
       </w:pPr>
-      <w:bookmarkStart w:id="56" w:name="_Toc227364459"/>
+      <w:bookmarkStart w:id="56" w:name="_Toc227364457"/>
+      <w:r>
+        <w:rPr>
+          <w:rFonts w:hint="eastAsia"/>
+        </w:rPr>
+        <w:t>設計類別圖</w:t>
+      </w:r>
+      <w:bookmarkEnd w:id="56"/>
+    </w:p>
+    <w:p>
+      <w:pPr>
+        <w:pStyle w:val="a0"/>
+        <w:ind w:firstLineChars="200" w:firstLine="560"/>
+      </w:pPr>
+      <w:r>
+        <w:rPr>
+          <w:rFonts w:hint="eastAsia"/>
+          <w:color w:val="EE0000"/>
+        </w:rPr>
+        <w:t>新增內容</w:t>
+      </w:r>
+    </w:p>
+    <w:p>
+      <w:pPr>
+        <w:pStyle w:val="1"/>
+      </w:pPr>
+      <w:bookmarkStart w:id="57" w:name="_Toc227364458"/>
+      <w:r>
+        <w:rPr>
+          <w:rFonts w:hint="eastAsia"/>
+        </w:rPr>
+        <w:lastRenderedPageBreak/>
+        <w:t>實作模型</w:t>
+      </w:r>
+      <w:bookmarkEnd w:id="57"/>
+    </w:p>
+    <w:p>
+      <w:pPr>
+        <w:pStyle w:val="2"/>
+      </w:pPr>
+      <w:bookmarkStart w:id="58" w:name="_Toc227364459"/>
       <w:r>
         <w:rPr>
           <w:rFonts w:hint="eastAsia"/>
         </w:rPr>
         <w:t>佈署圖</w:t>
       </w:r>
-      <w:bookmarkEnd w:id="56"/>
+      <w:bookmarkEnd w:id="58"/>
     </w:p>
     <w:p>
       <w:pPr>
@@ -27438,7 +34716,7 @@
       <w:pPr>
         <w:pStyle w:val="afb"/>
       </w:pPr>
-      <w:bookmarkStart w:id="57" w:name="_Toc227611695"/>
+      <w:bookmarkStart w:id="59" w:name="_Toc227624325"/>
       <w:r>
         <w:rPr>
           <w:rFonts w:hint="eastAsia"/>
@@ -27531,52 +34809,26 @@
           <w:rFonts w:hint="eastAsia"/>
         </w:rPr>
         <w:t>佈署圖</w:t>
-      </w:r>
-      <w:bookmarkEnd w:id="57"/>
-    </w:p>
-    <w:p>
-      <w:pPr>
-        <w:pStyle w:val="2"/>
-        <w:pageBreakBefore/>
-      </w:pPr>
-      <w:bookmarkStart w:id="58" w:name="_Toc227364460"/>
-      <w:r>
-        <w:rPr>
-          <w:rFonts w:hint="eastAsia"/>
-        </w:rPr>
-        <w:lastRenderedPageBreak/>
-        <w:t>套件圖</w:t>
-      </w:r>
-      <w:bookmarkEnd w:id="58"/>
-    </w:p>
-    <w:p>
-      <w:pPr>
-        <w:pStyle w:val="a0"/>
-        <w:ind w:firstLineChars="200" w:firstLine="560"/>
-      </w:pPr>
-      <w:r>
-        <w:rPr>
-          <w:rFonts w:hint="eastAsia"/>
-          <w:color w:val="EE0000"/>
-        </w:rPr>
-        <w:t>新增內容</w:t>
-      </w:r>
-    </w:p>
-    <w:p>
-      <w:pPr>
-        <w:pStyle w:val="2"/>
-      </w:pPr>
-      <w:bookmarkStart w:id="59" w:name="_Toc227364461"/>
-      <w:r>
-        <w:rPr>
-          <w:rFonts w:hint="eastAsia"/>
-        </w:rPr>
-        <w:t>元件圖</w:t>
       </w:r>
       <w:bookmarkEnd w:id="59"/>
     </w:p>
     <w:p>
       <w:pPr>
+        <w:pStyle w:val="2"/>
+        <w:pageBreakBefore/>
+      </w:pPr>
+      <w:bookmarkStart w:id="60" w:name="_Toc227364460"/>
+      <w:r>
+        <w:rPr>
+          <w:rFonts w:hint="eastAsia"/>
+        </w:rPr>
+        <w:lastRenderedPageBreak/>
+        <w:t>套件圖</w:t>
+      </w:r>
+      <w:bookmarkEnd w:id="60"/>
+    </w:p>
+    <w:p>
+      <w:pPr>
         <w:pStyle w:val="a0"/>
         <w:ind w:firstLineChars="200" w:firstLine="560"/>
       </w:pPr>
@@ -27591,9 +34843,35 @@
     <w:p>
       <w:pPr>
         <w:pStyle w:val="2"/>
+      </w:pPr>
+      <w:bookmarkStart w:id="61" w:name="_Toc227364461"/>
+      <w:r>
+        <w:rPr>
+          <w:rFonts w:hint="eastAsia"/>
+        </w:rPr>
+        <w:t>元件圖</w:t>
+      </w:r>
+      <w:bookmarkEnd w:id="61"/>
+    </w:p>
+    <w:p>
+      <w:pPr>
+        <w:pStyle w:val="a0"/>
+        <w:ind w:firstLineChars="200" w:firstLine="560"/>
+      </w:pPr>
+      <w:r>
+        <w:rPr>
+          <w:rFonts w:hint="eastAsia"/>
+          <w:color w:val="EE0000"/>
+        </w:rPr>
+        <w:t>新增內容</w:t>
+      </w:r>
+    </w:p>
+    <w:p>
+      <w:pPr>
+        <w:pStyle w:val="2"/>
         <w:pageBreakBefore/>
       </w:pPr>
-      <w:bookmarkStart w:id="60" w:name="_Toc227364462"/>
+      <w:bookmarkStart w:id="62" w:name="_Toc227364462"/>
       <w:r>
         <w:rPr>
           <w:rFonts w:hint="eastAsia"/>
@@ -27601,7 +34879,7 @@
         <w:lastRenderedPageBreak/>
         <w:t>狀態機</w:t>
       </w:r>
-      <w:bookmarkEnd w:id="60"/>
+      <w:bookmarkEnd w:id="62"/>
     </w:p>
     <w:p>
       <w:pPr>
@@ -27670,7 +34948,7 @@
       <w:pPr>
         <w:pStyle w:val="afb"/>
       </w:pPr>
-      <w:bookmarkStart w:id="61" w:name="_Toc227611696"/>
+      <w:bookmarkStart w:id="63" w:name="_Toc227624326"/>
       <w:r>
         <w:rPr>
           <w:rFonts w:hint="eastAsia"/>
@@ -27770,7 +35048,7 @@
         </w:rPr>
         <w:t>狀態機</w:t>
       </w:r>
-      <w:bookmarkEnd w:id="61"/>
+      <w:bookmarkEnd w:id="63"/>
     </w:p>
     <w:p>
       <w:pPr>
@@ -27839,7 +35117,7 @@
       <w:pPr>
         <w:pStyle w:val="afb"/>
       </w:pPr>
-      <w:bookmarkStart w:id="62" w:name="_Toc227611697"/>
+      <w:bookmarkStart w:id="64" w:name="_Toc227624327"/>
       <w:r>
         <w:rPr>
           <w:rFonts w:hint="eastAsia"/>
@@ -27932,109 +35210,69 @@
           <w:rFonts w:hint="eastAsia"/>
         </w:rPr>
         <w:t>訂單之狀態機</w:t>
-      </w:r>
-      <w:bookmarkEnd w:id="62"/>
-    </w:p>
-    <w:p>
-      <w:pPr>
-        <w:pStyle w:val="1"/>
-      </w:pPr>
-      <w:bookmarkStart w:id="63" w:name="_Toc227364463"/>
-      <w:r>
-        <w:rPr>
-          <w:rFonts w:hint="eastAsia"/>
-        </w:rPr>
-        <w:lastRenderedPageBreak/>
-        <w:t>資料庫設計</w:t>
-      </w:r>
-      <w:bookmarkEnd w:id="63"/>
-    </w:p>
-    <w:p>
-      <w:pPr>
-        <w:pStyle w:val="2"/>
-      </w:pPr>
-      <w:bookmarkStart w:id="64" w:name="_Toc227364464"/>
-      <w:r>
-        <w:rPr>
-          <w:rFonts w:hint="eastAsia"/>
-        </w:rPr>
-        <w:t>資料庫關聯表</w:t>
       </w:r>
       <w:bookmarkEnd w:id="64"/>
     </w:p>
     <w:p>
       <w:pPr>
-        <w:pStyle w:val="a0"/>
-        <w:ind w:firstLineChars="200" w:firstLine="560"/>
-      </w:pPr>
-      <w:r>
-        <w:rPr>
-          <w:rFonts w:hint="eastAsia"/>
-          <w:color w:val="EE0000"/>
-        </w:rPr>
-        <w:t>新增內容</w:t>
-      </w:r>
-    </w:p>
-    <w:p>
-      <w:pPr>
-        <w:pStyle w:val="2"/>
-        <w:rPr>
-          <w:lang w:val="pt-PT"/>
-        </w:rPr>
-      </w:pPr>
-      <w:bookmarkStart w:id="65" w:name="_Toc227364465"/>
-      <w:r>
-        <w:rPr>
-          <w:rFonts w:hint="eastAsia"/>
-        </w:rPr>
-        <w:t>表格及其</w:t>
-      </w:r>
-      <w:r>
-        <w:rPr>
-          <w:rFonts w:hint="eastAsia"/>
-          <w:lang w:val="pt-PT"/>
-        </w:rPr>
-        <w:t>Meta data</w:t>
+        <w:pStyle w:val="1"/>
+      </w:pPr>
+      <w:bookmarkStart w:id="65" w:name="_Toc227364463"/>
+      <w:r>
+        <w:rPr>
+          <w:rFonts w:hint="eastAsia"/>
+        </w:rPr>
+        <w:lastRenderedPageBreak/>
+        <w:t>資料庫設計</w:t>
       </w:r>
       <w:bookmarkEnd w:id="65"/>
     </w:p>
     <w:p>
       <w:pPr>
-        <w:pStyle w:val="a0"/>
-        <w:ind w:firstLineChars="200" w:firstLine="560"/>
-      </w:pPr>
-      <w:r>
-        <w:rPr>
-          <w:rFonts w:hint="eastAsia"/>
-          <w:color w:val="EE0000"/>
-        </w:rPr>
-        <w:t>新增內容</w:t>
-      </w:r>
-    </w:p>
-    <w:p>
-      <w:pPr>
-        <w:pStyle w:val="1"/>
-      </w:pPr>
-      <w:bookmarkStart w:id="66" w:name="_Toc227364466"/>
-      <w:r>
-        <w:rPr>
-          <w:rFonts w:hint="eastAsia"/>
-        </w:rPr>
-        <w:lastRenderedPageBreak/>
-        <w:t>程式</w:t>
+        <w:pStyle w:val="2"/>
+      </w:pPr>
+      <w:bookmarkStart w:id="66" w:name="_Toc227364464"/>
+      <w:r>
+        <w:rPr>
+          <w:rFonts w:hint="eastAsia"/>
+        </w:rPr>
+        <w:t>資料庫關聯表</w:t>
       </w:r>
       <w:bookmarkEnd w:id="66"/>
     </w:p>
     <w:p>
       <w:pPr>
+        <w:pStyle w:val="a0"/>
+        <w:ind w:firstLineChars="200" w:firstLine="560"/>
+      </w:pPr>
+      <w:r>
+        <w:rPr>
+          <w:rFonts w:hint="eastAsia"/>
+          <w:color w:val="EE0000"/>
+        </w:rPr>
+        <w:t>新增內容</w:t>
+      </w:r>
+    </w:p>
+    <w:p>
+      <w:pPr>
         <w:pStyle w:val="2"/>
-      </w:pPr>
-      <w:bookmarkStart w:id="67" w:name="_Toc227364467"/>
-      <w:r>
-        <w:rPr>
-          <w:rFonts w:hint="eastAsia"/>
-        </w:rPr>
-        <w:t>元件清單及其規格描述</w:t>
+        <w:rPr>
+          <w:lang w:val="pt-PT"/>
+        </w:rPr>
+      </w:pPr>
+      <w:bookmarkStart w:id="67" w:name="_Toc227364465"/>
+      <w:r>
+        <w:rPr>
+          <w:rFonts w:hint="eastAsia"/>
+        </w:rPr>
+        <w:t>表格及其</w:t>
+      </w:r>
+      <w:r>
+        <w:rPr>
+          <w:rFonts w:hint="eastAsia"/>
+          <w:lang w:val="pt-PT"/>
+        </w:rPr>
+        <w:t>Meta data</w:t>
       </w:r>
       <w:bookmarkEnd w:id="67"/>
     </w:p>
@@ -28053,19 +35291,33 @@
     </w:p>
     <w:p>
       <w:pPr>
-        <w:pStyle w:val="2"/>
-      </w:pPr>
-      <w:bookmarkStart w:id="68" w:name="_Toc227364468"/>
-      <w:r>
-        <w:rPr>
-          <w:rFonts w:hint="eastAsia"/>
-        </w:rPr>
-        <w:t>其他附屬之各種元件</w:t>
+        <w:pStyle w:val="1"/>
+      </w:pPr>
+      <w:bookmarkStart w:id="68" w:name="_Toc227364466"/>
+      <w:r>
+        <w:rPr>
+          <w:rFonts w:hint="eastAsia"/>
+        </w:rPr>
+        <w:lastRenderedPageBreak/>
+        <w:t>程式</w:t>
       </w:r>
       <w:bookmarkEnd w:id="68"/>
     </w:p>
     <w:p>
       <w:pPr>
+        <w:pStyle w:val="2"/>
+      </w:pPr>
+      <w:bookmarkStart w:id="69" w:name="_Toc227364467"/>
+      <w:r>
+        <w:rPr>
+          <w:rFonts w:hint="eastAsia"/>
+        </w:rPr>
+        <w:t>元件清單及其規格描述</w:t>
+      </w:r>
+      <w:bookmarkEnd w:id="69"/>
+    </w:p>
+    <w:p>
+      <w:pPr>
         <w:pStyle w:val="a0"/>
         <w:ind w:firstLineChars="200" w:firstLine="560"/>
       </w:pPr>
@@ -28079,9 +35331,35 @@
     </w:p>
     <w:p>
       <w:pPr>
+        <w:pStyle w:val="2"/>
+      </w:pPr>
+      <w:bookmarkStart w:id="70" w:name="_Toc227364468"/>
+      <w:r>
+        <w:rPr>
+          <w:rFonts w:hint="eastAsia"/>
+        </w:rPr>
+        <w:t>其他附屬之各種元件</w:t>
+      </w:r>
+      <w:bookmarkEnd w:id="70"/>
+    </w:p>
+    <w:p>
+      <w:pPr>
+        <w:pStyle w:val="a0"/>
+        <w:ind w:firstLineChars="200" w:firstLine="560"/>
+      </w:pPr>
+      <w:r>
+        <w:rPr>
+          <w:rFonts w:hint="eastAsia"/>
+          <w:color w:val="EE0000"/>
+        </w:rPr>
+        <w:t>新增內容</w:t>
+      </w:r>
+    </w:p>
+    <w:p>
+      <w:pPr>
         <w:pStyle w:val="1"/>
       </w:pPr>
-      <w:bookmarkStart w:id="69" w:name="_Toc227364469"/>
+      <w:bookmarkStart w:id="71" w:name="_Toc227364469"/>
       <w:r>
         <w:rPr>
           <w:rFonts w:hint="eastAsia"/>
@@ -28089,7 +35367,7 @@
         <w:lastRenderedPageBreak/>
         <w:t>測試模型</w:t>
       </w:r>
-      <w:bookmarkEnd w:id="69"/>
+      <w:bookmarkEnd w:id="71"/>
     </w:p>
     <w:p>
       <w:pPr>
@@ -28099,14 +35377,14 @@
           <w:tab w:val="left" w:pos="723"/>
         </w:tabs>
       </w:pPr>
-      <w:bookmarkStart w:id="70" w:name="_Toc227364470"/>
+      <w:bookmarkStart w:id="72" w:name="_Toc227364470"/>
       <w:r>
         <w:rPr>
           <w:rFonts w:hint="eastAsia"/>
         </w:rPr>
         <w:t>測試計畫</w:t>
       </w:r>
-      <w:bookmarkEnd w:id="70"/>
+      <w:bookmarkEnd w:id="72"/>
     </w:p>
     <w:p>
       <w:pPr>
@@ -28129,14 +35407,14 @@
           <w:tab w:val="left" w:pos="723"/>
         </w:tabs>
       </w:pPr>
-      <w:bookmarkStart w:id="71" w:name="_Toc227364471"/>
+      <w:bookmarkStart w:id="73" w:name="_Toc227364471"/>
       <w:r>
         <w:rPr>
           <w:rFonts w:hint="eastAsia"/>
         </w:rPr>
         <w:t>測試個案與測試結果資料</w:t>
       </w:r>
-      <w:bookmarkEnd w:id="71"/>
+      <w:bookmarkEnd w:id="73"/>
     </w:p>
     <w:p>
       <w:pPr>
@@ -28155,7 +35433,7 @@
       <w:pPr>
         <w:pStyle w:val="1"/>
       </w:pPr>
-      <w:bookmarkStart w:id="72" w:name="_Toc227364472"/>
+      <w:bookmarkStart w:id="74" w:name="_Toc227364472"/>
       <w:r>
         <w:rPr>
           <w:rFonts w:hint="eastAsia"/>
@@ -28163,7 +35441,7 @@
         <w:lastRenderedPageBreak/>
         <w:t>操作手冊</w:t>
       </w:r>
-      <w:bookmarkEnd w:id="72"/>
+      <w:bookmarkEnd w:id="74"/>
     </w:p>
     <w:p>
       <w:pPr>
@@ -28173,14 +35451,14 @@
           <w:tab w:val="left" w:pos="723"/>
         </w:tabs>
       </w:pPr>
-      <w:bookmarkStart w:id="73" w:name="_Toc227364473"/>
+      <w:bookmarkStart w:id="75" w:name="_Toc227364473"/>
       <w:r>
         <w:rPr>
           <w:rFonts w:hint="eastAsia"/>
         </w:rPr>
         <w:t>系統元件</w:t>
       </w:r>
-      <w:bookmarkEnd w:id="73"/>
+      <w:bookmarkEnd w:id="75"/>
     </w:p>
     <w:p>
       <w:pPr>
@@ -28203,66 +35481,12 @@
           <w:tab w:val="left" w:pos="723"/>
         </w:tabs>
       </w:pPr>
-      <w:bookmarkStart w:id="74" w:name="_Toc227364474"/>
+      <w:bookmarkStart w:id="76" w:name="_Toc227364474"/>
       <w:r>
         <w:rPr>
           <w:rFonts w:hint="eastAsia"/>
         </w:rPr>
         <w:t>系統下載及安裝</w:t>
-      </w:r>
-      <w:bookmarkEnd w:id="74"/>
-    </w:p>
-    <w:p>
-      <w:pPr>
-        <w:pStyle w:val="a0"/>
-        <w:ind w:firstLineChars="200" w:firstLine="560"/>
-      </w:pPr>
-      <w:r>
-        <w:rPr>
-          <w:rFonts w:hint="eastAsia"/>
-          <w:color w:val="EE0000"/>
-        </w:rPr>
-        <w:t>新增內容</w:t>
-      </w:r>
-    </w:p>
-    <w:p>
-      <w:pPr>
-        <w:pStyle w:val="1"/>
-      </w:pPr>
-      <w:bookmarkStart w:id="75" w:name="_Toc227364475"/>
-      <w:r>
-        <w:rPr>
-          <w:rFonts w:hint="eastAsia"/>
-        </w:rPr>
-        <w:lastRenderedPageBreak/>
-        <w:t>使用手冊</w:t>
-      </w:r>
-      <w:bookmarkEnd w:id="75"/>
-    </w:p>
-    <w:p>
-      <w:pPr>
-        <w:pStyle w:val="a0"/>
-        <w:ind w:firstLineChars="200" w:firstLine="560"/>
-      </w:pPr>
-      <w:r>
-        <w:rPr>
-          <w:rFonts w:hint="eastAsia"/>
-          <w:color w:val="EE0000"/>
-        </w:rPr>
-        <w:t>新增內容</w:t>
-      </w:r>
-    </w:p>
-    <w:p>
-      <w:pPr>
-        <w:pStyle w:val="1"/>
-      </w:pPr>
-      <w:bookmarkStart w:id="76" w:name="_Toc227364476"/>
-      <w:r>
-        <w:rPr>
-          <w:rFonts w:hint="eastAsia"/>
-        </w:rPr>
-        <w:lastRenderedPageBreak/>
-        <w:t>感想</w:t>
       </w:r>
       <w:bookmarkEnd w:id="76"/>
     </w:p>
@@ -28283,13 +35507,13 @@
       <w:pPr>
         <w:pStyle w:val="1"/>
       </w:pPr>
-      <w:bookmarkStart w:id="77" w:name="_Toc227364477"/>
+      <w:bookmarkStart w:id="77" w:name="_Toc227364475"/>
       <w:r>
         <w:rPr>
           <w:rFonts w:hint="eastAsia"/>
         </w:rPr>
         <w:lastRenderedPageBreak/>
-        <w:t>參考資料</w:t>
+        <w:t>使用手冊</w:t>
       </w:r>
       <w:bookmarkEnd w:id="77"/>
     </w:p>
@@ -28308,6 +35532,60 @@
     </w:p>
     <w:p>
       <w:pPr>
+        <w:pStyle w:val="1"/>
+      </w:pPr>
+      <w:bookmarkStart w:id="78" w:name="_Toc227364476"/>
+      <w:r>
+        <w:rPr>
+          <w:rFonts w:hint="eastAsia"/>
+        </w:rPr>
+        <w:lastRenderedPageBreak/>
+        <w:t>感想</w:t>
+      </w:r>
+      <w:bookmarkEnd w:id="78"/>
+    </w:p>
+    <w:p>
+      <w:pPr>
+        <w:pStyle w:val="a0"/>
+        <w:ind w:firstLineChars="200" w:firstLine="560"/>
+      </w:pPr>
+      <w:r>
+        <w:rPr>
+          <w:rFonts w:hint="eastAsia"/>
+          <w:color w:val="EE0000"/>
+        </w:rPr>
+        <w:t>新增內容</w:t>
+      </w:r>
+    </w:p>
+    <w:p>
+      <w:pPr>
+        <w:pStyle w:val="1"/>
+      </w:pPr>
+      <w:bookmarkStart w:id="79" w:name="_Toc227364477"/>
+      <w:r>
+        <w:rPr>
+          <w:rFonts w:hint="eastAsia"/>
+        </w:rPr>
+        <w:lastRenderedPageBreak/>
+        <w:t>參考資料</w:t>
+      </w:r>
+      <w:bookmarkEnd w:id="79"/>
+    </w:p>
+    <w:p>
+      <w:pPr>
+        <w:pStyle w:val="a0"/>
+        <w:ind w:firstLineChars="200" w:firstLine="560"/>
+      </w:pPr>
+      <w:r>
+        <w:rPr>
+          <w:rFonts w:hint="eastAsia"/>
+          <w:color w:val="EE0000"/>
+        </w:rPr>
+        <w:t>新增內容</w:t>
+      </w:r>
+    </w:p>
+    <w:p>
+      <w:pPr>
         <w:rPr>
           <w:b/>
           <w:bCs/>
@@ -28340,11 +35618,11 @@
       <w:pPr>
         <w:pStyle w:val="a"/>
       </w:pPr>
-      <w:bookmarkStart w:id="78" w:name="_Toc227364478"/>
+      <w:bookmarkStart w:id="80" w:name="_Toc227364478"/>
       <w:r>
         <w:t>會議紀錄</w:t>
       </w:r>
-      <w:bookmarkEnd w:id="78"/>
+      <w:bookmarkEnd w:id="80"/>
     </w:p>
     <w:p>
       <w:pPr>
@@ -28363,14 +35641,14 @@
       <w:pPr>
         <w:pStyle w:val="a"/>
       </w:pPr>
-      <w:bookmarkStart w:id="79" w:name="_Toc227364479"/>
+      <w:bookmarkStart w:id="81" w:name="_Toc227364479"/>
       <w:r>
         <w:rPr>
           <w:rFonts w:hint="eastAsia"/>
         </w:rPr>
         <w:t>問卷題目</w:t>
       </w:r>
-      <w:bookmarkEnd w:id="79"/>
+      <w:bookmarkEnd w:id="81"/>
     </w:p>
     <w:p>
       <w:pPr>
@@ -28389,14 +35667,14 @@
       <w:pPr>
         <w:pStyle w:val="a"/>
       </w:pPr>
-      <w:bookmarkStart w:id="80" w:name="_Toc227364480"/>
+      <w:bookmarkStart w:id="82" w:name="_Toc227364480"/>
       <w:r>
         <w:rPr>
           <w:rFonts w:hint="eastAsia"/>
         </w:rPr>
         <w:t>評審問題回覆</w:t>
       </w:r>
-      <w:bookmarkEnd w:id="80"/>
+      <w:bookmarkEnd w:id="82"/>
     </w:p>
     <w:p>
       <w:pPr>
@@ -30900,7 +38178,7 @@
   <w:style w:type="paragraph" w:default="1" w:styleId="a1">
     <w:name w:val="Normal"/>
     <w:qFormat/>
-    <w:rsid w:val="00A3760E"/>
+    <w:rsid w:val="00B3607D"/>
   </w:style>
   <w:style w:type="paragraph" w:styleId="1">
     <w:name w:val="heading 1"/>

--- a/documents/四技第115414組-救「舊」我的書-系統手冊.docx
+++ b/documents/四技第115414組-救「舊」我的書-系統手冊.docx
@@ -3289,7 +3289,7 @@
             <w:noProof/>
             <w:webHidden/>
           </w:rPr>
-          <w:t>21</w:t>
+          <w:t>22</w:t>
         </w:r>
         <w:r>
           <w:rPr>
@@ -3401,7 +3401,7 @@
             <w:noProof/>
             <w:webHidden/>
           </w:rPr>
-          <w:t>22</w:t>
+          <w:t>23</w:t>
         </w:r>
         <w:r>
           <w:rPr>
@@ -3492,7 +3492,7 @@
             <w:noProof/>
             <w:webHidden/>
           </w:rPr>
-          <w:t>22</w:t>
+          <w:t>23</w:t>
         </w:r>
         <w:r>
           <w:rPr>
@@ -3583,7 +3583,7 @@
             <w:noProof/>
             <w:webHidden/>
           </w:rPr>
-          <w:t>24</w:t>
+          <w:t>25</w:t>
         </w:r>
         <w:r>
           <w:rPr>
@@ -3674,7 +3674,7 @@
             <w:noProof/>
             <w:webHidden/>
           </w:rPr>
-          <w:t>25</w:t>
+          <w:t>27</w:t>
         </w:r>
         <w:r>
           <w:rPr>
@@ -3765,7 +3765,7 @@
             <w:noProof/>
             <w:webHidden/>
           </w:rPr>
-          <w:t>26</w:t>
+          <w:t>28</w:t>
         </w:r>
         <w:r>
           <w:rPr>
@@ -3877,7 +3877,7 @@
             <w:noProof/>
             <w:webHidden/>
           </w:rPr>
-          <w:t>27</w:t>
+          <w:t>29</w:t>
         </w:r>
         <w:r>
           <w:rPr>
@@ -3968,7 +3968,7 @@
             <w:noProof/>
             <w:webHidden/>
           </w:rPr>
-          <w:t>27</w:t>
+          <w:t>29</w:t>
         </w:r>
         <w:r>
           <w:rPr>
@@ -4059,7 +4059,7 @@
             <w:noProof/>
             <w:webHidden/>
           </w:rPr>
-          <w:t>27</w:t>
+          <w:t>30</w:t>
         </w:r>
         <w:r>
           <w:rPr>
@@ -4171,7 +4171,7 @@
             <w:noProof/>
             <w:webHidden/>
           </w:rPr>
-          <w:t>28</w:t>
+          <w:t>31</w:t>
         </w:r>
         <w:r>
           <w:rPr>
@@ -4262,7 +4262,7 @@
             <w:noProof/>
             <w:webHidden/>
           </w:rPr>
-          <w:t>28</w:t>
+          <w:t>31</w:t>
         </w:r>
         <w:r>
           <w:rPr>
@@ -4353,7 +4353,7 @@
             <w:noProof/>
             <w:webHidden/>
           </w:rPr>
-          <w:t>29</w:t>
+          <w:t>32</w:t>
         </w:r>
         <w:r>
           <w:rPr>
@@ -4444,7 +4444,7 @@
             <w:noProof/>
             <w:webHidden/>
           </w:rPr>
-          <w:t>29</w:t>
+          <w:t>33</w:t>
         </w:r>
         <w:r>
           <w:rPr>
@@ -4535,7 +4535,7 @@
             <w:noProof/>
             <w:webHidden/>
           </w:rPr>
-          <w:t>30</w:t>
+          <w:t>34</w:t>
         </w:r>
         <w:r>
           <w:rPr>
@@ -4647,7 +4647,7 @@
             <w:noProof/>
             <w:webHidden/>
           </w:rPr>
-          <w:t>31</w:t>
+          <w:t>35</w:t>
         </w:r>
         <w:r>
           <w:rPr>
@@ -4738,7 +4738,7 @@
             <w:noProof/>
             <w:webHidden/>
           </w:rPr>
-          <w:t>31</w:t>
+          <w:t>35</w:t>
         </w:r>
         <w:r>
           <w:rPr>
@@ -4838,7 +4838,7 @@
             <w:noProof/>
             <w:webHidden/>
           </w:rPr>
-          <w:t>31</w:t>
+          <w:t>36</w:t>
         </w:r>
         <w:r>
           <w:rPr>
@@ -4950,7 +4950,7 @@
             <w:noProof/>
             <w:webHidden/>
           </w:rPr>
-          <w:t>32</w:t>
+          <w:t>37</w:t>
         </w:r>
         <w:r>
           <w:rPr>
@@ -5041,7 +5041,7 @@
             <w:noProof/>
             <w:webHidden/>
           </w:rPr>
-          <w:t>32</w:t>
+          <w:t>37</w:t>
         </w:r>
         <w:r>
           <w:rPr>
@@ -5132,7 +5132,7 @@
             <w:noProof/>
             <w:webHidden/>
           </w:rPr>
-          <w:t>32</w:t>
+          <w:t>37</w:t>
         </w:r>
         <w:r>
           <w:rPr>
@@ -5244,7 +5244,7 @@
             <w:noProof/>
             <w:webHidden/>
           </w:rPr>
-          <w:t>33</w:t>
+          <w:t>38</w:t>
         </w:r>
         <w:r>
           <w:rPr>
@@ -5335,7 +5335,7 @@
             <w:noProof/>
             <w:webHidden/>
           </w:rPr>
-          <w:t>33</w:t>
+          <w:t>38</w:t>
         </w:r>
         <w:r>
           <w:rPr>
@@ -5426,7 +5426,7 @@
             <w:noProof/>
             <w:webHidden/>
           </w:rPr>
-          <w:t>33</w:t>
+          <w:t>38</w:t>
         </w:r>
         <w:r>
           <w:rPr>
@@ -5538,7 +5538,7 @@
             <w:noProof/>
             <w:webHidden/>
           </w:rPr>
-          <w:t>34</w:t>
+          <w:t>39</w:t>
         </w:r>
         <w:r>
           <w:rPr>
@@ -5629,7 +5629,7 @@
             <w:noProof/>
             <w:webHidden/>
           </w:rPr>
-          <w:t>34</w:t>
+          <w:t>39</w:t>
         </w:r>
         <w:r>
           <w:rPr>
@@ -5720,7 +5720,7 @@
             <w:noProof/>
             <w:webHidden/>
           </w:rPr>
-          <w:t>34</w:t>
+          <w:t>39</w:t>
         </w:r>
         <w:r>
           <w:rPr>
@@ -5832,7 +5832,7 @@
             <w:noProof/>
             <w:webHidden/>
           </w:rPr>
-          <w:t>35</w:t>
+          <w:t>40</w:t>
         </w:r>
         <w:r>
           <w:rPr>
@@ -5944,7 +5944,7 @@
             <w:noProof/>
             <w:webHidden/>
           </w:rPr>
-          <w:t>36</w:t>
+          <w:t>41</w:t>
         </w:r>
         <w:r>
           <w:rPr>
@@ -6056,7 +6056,7 @@
             <w:noProof/>
             <w:webHidden/>
           </w:rPr>
-          <w:t>37</w:t>
+          <w:t>42</w:t>
         </w:r>
         <w:r>
           <w:rPr>
@@ -6152,7 +6152,7 @@
             <w:noProof/>
             <w:webHidden/>
           </w:rPr>
-          <w:t>37</w:t>
+          <w:t>42</w:t>
         </w:r>
         <w:r>
           <w:rPr>
@@ -6248,7 +6248,7 @@
             <w:noProof/>
             <w:webHidden/>
           </w:rPr>
-          <w:t>37</w:t>
+          <w:t>42</w:t>
         </w:r>
         <w:r>
           <w:rPr>
@@ -6344,7 +6344,7 @@
             <w:noProof/>
             <w:webHidden/>
           </w:rPr>
-          <w:t>37</w:t>
+          <w:t>42</w:t>
         </w:r>
         <w:r>
           <w:rPr>
@@ -7377,7 +7377,7 @@
             <w:noProof/>
             <w:webHidden/>
           </w:rPr>
-          <w:t>21</w:t>
+          <w:t>22</w:t>
         </w:r>
         <w:r>
           <w:rPr>
@@ -7488,7 +7488,7 @@
             <w:noProof/>
             <w:webHidden/>
           </w:rPr>
-          <w:t>21</w:t>
+          <w:t>22</w:t>
         </w:r>
         <w:r>
           <w:rPr>
@@ -7599,7 +7599,7 @@
             <w:noProof/>
             <w:webHidden/>
           </w:rPr>
-          <w:t>21</w:t>
+          <w:t>22</w:t>
         </w:r>
         <w:r>
           <w:rPr>
@@ -7710,7 +7710,7 @@
             <w:noProof/>
             <w:webHidden/>
           </w:rPr>
-          <w:t>21</w:t>
+          <w:t>22</w:t>
         </w:r>
         <w:r>
           <w:rPr>
@@ -7806,7 +7806,7 @@
             <w:noProof/>
             <w:webHidden/>
           </w:rPr>
-          <w:t>28</w:t>
+          <w:t>31</w:t>
         </w:r>
         <w:r>
           <w:rPr>
@@ -7902,7 +7902,7 @@
             <w:noProof/>
             <w:webHidden/>
           </w:rPr>
-          <w:t>30</w:t>
+          <w:t>34</w:t>
         </w:r>
         <w:r>
           <w:rPr>
@@ -7998,7 +7998,7 @@
             <w:noProof/>
             <w:webHidden/>
           </w:rPr>
-          <w:t>30</w:t>
+          <w:t>34</w:t>
         </w:r>
         <w:r>
           <w:rPr>
@@ -9036,7 +9036,7 @@
             <w:noProof/>
             <w:webHidden/>
           </w:rPr>
-          <w:t>20</w:t>
+          <w:t>21</w:t>
         </w:r>
         <w:r>
           <w:rPr>
@@ -9124,7 +9124,7 @@
             <w:noProof/>
             <w:webHidden/>
           </w:rPr>
-          <w:t>22</w:t>
+          <w:t>23</w:t>
         </w:r>
         <w:r>
           <w:rPr>
@@ -9212,7 +9212,7 @@
             <w:noProof/>
             <w:webHidden/>
           </w:rPr>
-          <w:t>23</w:t>
+          <w:t>24</w:t>
         </w:r>
         <w:r>
           <w:rPr>
@@ -9300,7 +9300,7 @@
             <w:noProof/>
             <w:webHidden/>
           </w:rPr>
-          <w:t>23</w:t>
+          <w:t>24</w:t>
         </w:r>
         <w:r>
           <w:rPr>
@@ -11902,7 +11902,7 @@
           <w:color w:val="EE0000"/>
         </w:rPr>
         <w:drawing>
-          <wp:inline distT="0" distB="0" distL="0" distR="0" wp14:anchorId="611E101F" wp14:editId="1E576610">
+          <wp:inline distT="0" distB="0" distL="0" distR="0" wp14:anchorId="611E101F" wp14:editId="2DDCEC75">
             <wp:extent cx="5596344" cy="1891636"/>
             <wp:effectExtent l="19050" t="19050" r="23495" b="13970"/>
             <wp:docPr id="1246348825" name="圖片 4"/>
@@ -12243,7 +12243,7 @@
           <w:color w:val="EE0000"/>
         </w:rPr>
         <w:drawing>
-          <wp:inline distT="0" distB="0" distL="0" distR="0" wp14:anchorId="5214411C" wp14:editId="583C5A0C">
+          <wp:inline distT="0" distB="0" distL="0" distR="0" wp14:anchorId="5214411C" wp14:editId="4EC31A83">
             <wp:extent cx="5578806" cy="1925756"/>
             <wp:effectExtent l="19050" t="19050" r="22225" b="17780"/>
             <wp:docPr id="214552384" name="圖片 5"/>
@@ -12847,7 +12847,7 @@
           <w:noProof/>
         </w:rPr>
         <w:drawing>
-          <wp:inline distT="0" distB="0" distL="0" distR="0" wp14:anchorId="68960B63" wp14:editId="4FE3262D">
+          <wp:inline distT="0" distB="0" distL="0" distR="0" wp14:anchorId="68960B63" wp14:editId="1E26BA3B">
             <wp:extent cx="5794896" cy="2055809"/>
             <wp:effectExtent l="19050" t="19050" r="15875" b="20955"/>
             <wp:docPr id="659161396" name="圖片 9"/>
@@ -13047,7 +13047,7 @@
           <w:noProof/>
         </w:rPr>
         <w:drawing>
-          <wp:inline distT="0" distB="0" distL="0" distR="0" wp14:anchorId="6C1EFDA4" wp14:editId="42E46AD4">
+          <wp:inline distT="0" distB="0" distL="0" distR="0" wp14:anchorId="6C1EFDA4" wp14:editId="6BC5CBC2">
             <wp:extent cx="5794375" cy="2051501"/>
             <wp:effectExtent l="19050" t="19050" r="15875" b="25400"/>
             <wp:docPr id="278636936" name="圖片 11"/>
@@ -22791,6 +22791,7 @@
               <w:overflowPunct w:val="0"/>
               <w:snapToGrid w:val="0"/>
               <w:jc w:val="center"/>
+              <w:textAlignment w:val="center"/>
               <w:rPr>
                 <w:rFonts w:ascii="Times New Roman" w:eastAsia="標楷體" w:hAnsi="Times New Roman"/>
                 <w:sz w:val="28"/>
@@ -22818,6 +22819,7 @@
               <w:overflowPunct w:val="0"/>
               <w:snapToGrid w:val="0"/>
               <w:jc w:val="both"/>
+              <w:textAlignment w:val="center"/>
               <w:rPr>
                 <w:rFonts w:ascii="Times New Roman" w:eastAsia="標楷體" w:hAnsi="Times New Roman"/>
                 <w:sz w:val="28"/>
@@ -22843,6 +22845,7 @@
               <w:overflowPunct w:val="0"/>
               <w:snapToGrid w:val="0"/>
               <w:jc w:val="both"/>
+              <w:textAlignment w:val="center"/>
               <w:rPr>
                 <w:rFonts w:ascii="Times New Roman" w:eastAsia="標楷體" w:hAnsi="Times New Roman"/>
                 <w:sz w:val="28"/>
@@ -22898,6 +22901,7 @@
               <w:overflowPunct w:val="0"/>
               <w:snapToGrid w:val="0"/>
               <w:jc w:val="both"/>
+              <w:textAlignment w:val="center"/>
               <w:rPr>
                 <w:rFonts w:ascii="Times New Roman" w:eastAsia="標楷體" w:hAnsi="Times New Roman"/>
                 <w:sz w:val="28"/>
@@ -22923,6 +22927,7 @@
               <w:overflowPunct w:val="0"/>
               <w:snapToGrid w:val="0"/>
               <w:jc w:val="both"/>
+              <w:textAlignment w:val="center"/>
               <w:rPr>
                 <w:rFonts w:ascii="Times New Roman" w:eastAsia="標楷體" w:hAnsi="Times New Roman"/>
                 <w:sz w:val="28"/>
@@ -22950,6 +22955,7 @@
               <w:overflowPunct w:val="0"/>
               <w:snapToGrid w:val="0"/>
               <w:jc w:val="both"/>
+              <w:textAlignment w:val="center"/>
               <w:rPr>
                 <w:rFonts w:ascii="Times New Roman" w:eastAsia="標楷體" w:hAnsi="Times New Roman"/>
                 <w:sz w:val="28"/>
@@ -22982,6 +22988,7 @@
               <w:overflowPunct w:val="0"/>
               <w:snapToGrid w:val="0"/>
               <w:jc w:val="both"/>
+              <w:textAlignment w:val="center"/>
               <w:rPr>
                 <w:rFonts w:ascii="Times New Roman" w:eastAsia="標楷體" w:hAnsi="Times New Roman"/>
                 <w:sz w:val="28"/>
@@ -23011,6 +23018,7 @@
               <w:overflowPunct w:val="0"/>
               <w:snapToGrid w:val="0"/>
               <w:jc w:val="center"/>
+              <w:textAlignment w:val="center"/>
               <w:rPr>
                 <w:rFonts w:ascii="Times New Roman" w:eastAsia="標楷體" w:hAnsi="Times New Roman"/>
                 <w:sz w:val="28"/>
@@ -23038,6 +23046,7 @@
               <w:overflowPunct w:val="0"/>
               <w:snapToGrid w:val="0"/>
               <w:jc w:val="both"/>
+              <w:textAlignment w:val="center"/>
               <w:rPr>
                 <w:rFonts w:ascii="Times New Roman" w:eastAsia="標楷體" w:hAnsi="Times New Roman"/>
                 <w:sz w:val="28"/>
@@ -23063,6 +23072,7 @@
               <w:overflowPunct w:val="0"/>
               <w:snapToGrid w:val="0"/>
               <w:jc w:val="both"/>
+              <w:textAlignment w:val="center"/>
               <w:rPr>
                 <w:rFonts w:ascii="Times New Roman" w:eastAsia="標楷體" w:hAnsi="Times New Roman"/>
                 <w:sz w:val="28"/>
@@ -23090,6 +23100,7 @@
               <w:overflowPunct w:val="0"/>
               <w:snapToGrid w:val="0"/>
               <w:jc w:val="both"/>
+              <w:textAlignment w:val="center"/>
               <w:rPr>
                 <w:rFonts w:ascii="Times New Roman" w:eastAsia="標楷體" w:hAnsi="Times New Roman"/>
                 <w:sz w:val="28"/>
@@ -23115,6 +23126,7 @@
               <w:overflowPunct w:val="0"/>
               <w:snapToGrid w:val="0"/>
               <w:jc w:val="both"/>
+              <w:textAlignment w:val="center"/>
               <w:rPr>
                 <w:rFonts w:ascii="Times New Roman" w:eastAsia="標楷體" w:hAnsi="Times New Roman"/>
                 <w:sz w:val="28"/>
@@ -23156,6 +23168,7 @@
               <w:overflowPunct w:val="0"/>
               <w:snapToGrid w:val="0"/>
               <w:jc w:val="both"/>
+              <w:textAlignment w:val="center"/>
               <w:rPr>
                 <w:rFonts w:ascii="Times New Roman" w:eastAsia="標楷體" w:hAnsi="Times New Roman"/>
                 <w:sz w:val="28"/>
@@ -23188,6 +23201,7 @@
               <w:overflowPunct w:val="0"/>
               <w:snapToGrid w:val="0"/>
               <w:jc w:val="both"/>
+              <w:textAlignment w:val="center"/>
               <w:rPr>
                 <w:rFonts w:ascii="Times New Roman" w:eastAsia="標楷體" w:hAnsi="Times New Roman"/>
                 <w:sz w:val="28"/>
@@ -23217,6 +23231,7 @@
               <w:overflowPunct w:val="0"/>
               <w:snapToGrid w:val="0"/>
               <w:jc w:val="center"/>
+              <w:textAlignment w:val="center"/>
               <w:rPr>
                 <w:rFonts w:ascii="Times New Roman" w:eastAsia="標楷體" w:hAnsi="Times New Roman"/>
                 <w:sz w:val="28"/>
@@ -23244,6 +23259,7 @@
               <w:overflowPunct w:val="0"/>
               <w:snapToGrid w:val="0"/>
               <w:jc w:val="both"/>
+              <w:textAlignment w:val="center"/>
               <w:rPr>
                 <w:rFonts w:ascii="Times New Roman" w:eastAsia="標楷體" w:hAnsi="Times New Roman"/>
                 <w:sz w:val="28"/>
@@ -23269,6 +23285,7 @@
               <w:overflowPunct w:val="0"/>
               <w:snapToGrid w:val="0"/>
               <w:jc w:val="both"/>
+              <w:textAlignment w:val="center"/>
               <w:rPr>
                 <w:rFonts w:ascii="Times New Roman" w:eastAsia="標楷體" w:hAnsi="Times New Roman"/>
                 <w:sz w:val="28"/>
@@ -23310,6 +23327,7 @@
               <w:overflowPunct w:val="0"/>
               <w:snapToGrid w:val="0"/>
               <w:jc w:val="both"/>
+              <w:textAlignment w:val="center"/>
               <w:rPr>
                 <w:rFonts w:ascii="Times New Roman" w:eastAsia="標楷體" w:hAnsi="Times New Roman"/>
                 <w:sz w:val="28"/>
@@ -23335,6 +23353,7 @@
               <w:overflowPunct w:val="0"/>
               <w:snapToGrid w:val="0"/>
               <w:jc w:val="both"/>
+              <w:textAlignment w:val="center"/>
               <w:rPr>
                 <w:rFonts w:ascii="Times New Roman" w:eastAsia="標楷體" w:hAnsi="Times New Roman"/>
                 <w:sz w:val="28"/>
@@ -23440,6 +23459,7 @@
               <w:overflowPunct w:val="0"/>
               <w:snapToGrid w:val="0"/>
               <w:jc w:val="center"/>
+              <w:textAlignment w:val="center"/>
               <w:rPr>
                 <w:rFonts w:ascii="Times New Roman" w:eastAsia="標楷體" w:hAnsi="Times New Roman"/>
                 <w:sz w:val="28"/>
@@ -23467,6 +23487,7 @@
               <w:overflowPunct w:val="0"/>
               <w:snapToGrid w:val="0"/>
               <w:jc w:val="both"/>
+              <w:textAlignment w:val="center"/>
               <w:rPr>
                 <w:rFonts w:ascii="Times New Roman" w:eastAsia="標楷體" w:hAnsi="Times New Roman"/>
                 <w:sz w:val="28"/>
@@ -23499,6 +23520,7 @@
               <w:overflowPunct w:val="0"/>
               <w:snapToGrid w:val="0"/>
               <w:jc w:val="both"/>
+              <w:textAlignment w:val="center"/>
               <w:rPr>
                 <w:rFonts w:ascii="Times New Roman" w:eastAsia="標楷體" w:hAnsi="Times New Roman"/>
                 <w:sz w:val="28"/>
@@ -23526,6 +23548,7 @@
               <w:overflowPunct w:val="0"/>
               <w:snapToGrid w:val="0"/>
               <w:jc w:val="both"/>
+              <w:textAlignment w:val="center"/>
               <w:rPr>
                 <w:rFonts w:ascii="Times New Roman" w:eastAsia="標楷體" w:hAnsi="Times New Roman"/>
                 <w:sz w:val="28"/>
@@ -23551,6 +23574,7 @@
               <w:overflowPunct w:val="0"/>
               <w:snapToGrid w:val="0"/>
               <w:jc w:val="both"/>
+              <w:textAlignment w:val="center"/>
               <w:rPr>
                 <w:rFonts w:ascii="Times New Roman" w:eastAsia="標楷體" w:hAnsi="Times New Roman"/>
                 <w:sz w:val="28"/>
@@ -23578,6 +23602,7 @@
               <w:overflowPunct w:val="0"/>
               <w:snapToGrid w:val="0"/>
               <w:jc w:val="both"/>
+              <w:textAlignment w:val="center"/>
               <w:rPr>
                 <w:rFonts w:ascii="Times New Roman" w:eastAsia="標楷體" w:hAnsi="Times New Roman"/>
                 <w:sz w:val="28"/>
@@ -23603,6 +23628,7 @@
               <w:overflowPunct w:val="0"/>
               <w:snapToGrid w:val="0"/>
               <w:jc w:val="both"/>
+              <w:textAlignment w:val="center"/>
               <w:rPr>
                 <w:rFonts w:ascii="Times New Roman" w:eastAsia="標楷體" w:hAnsi="Times New Roman"/>
                 <w:sz w:val="28"/>
@@ -23657,6 +23683,7 @@
               <w:overflowPunct w:val="0"/>
               <w:snapToGrid w:val="0"/>
               <w:jc w:val="center"/>
+              <w:textAlignment w:val="center"/>
               <w:rPr>
                 <w:rFonts w:ascii="Times New Roman" w:eastAsia="標楷體" w:hAnsi="Times New Roman"/>
                 <w:sz w:val="28"/>
@@ -23684,6 +23711,7 @@
               <w:overflowPunct w:val="0"/>
               <w:snapToGrid w:val="0"/>
               <w:jc w:val="both"/>
+              <w:textAlignment w:val="center"/>
               <w:rPr>
                 <w:rFonts w:ascii="Times New Roman" w:eastAsia="標楷體" w:hAnsi="Times New Roman"/>
                 <w:sz w:val="28"/>
@@ -23709,6 +23737,7 @@
               <w:overflowPunct w:val="0"/>
               <w:snapToGrid w:val="0"/>
               <w:jc w:val="both"/>
+              <w:textAlignment w:val="center"/>
               <w:rPr>
                 <w:rFonts w:ascii="Times New Roman" w:eastAsia="標楷體" w:hAnsi="Times New Roman"/>
                 <w:sz w:val="28"/>
@@ -23752,6 +23781,7 @@
               <w:overflowPunct w:val="0"/>
               <w:snapToGrid w:val="0"/>
               <w:jc w:val="center"/>
+              <w:textAlignment w:val="center"/>
               <w:rPr>
                 <w:rFonts w:ascii="Times New Roman" w:eastAsia="標楷體" w:hAnsi="Times New Roman"/>
                 <w:sz w:val="28"/>
@@ -23793,6 +23823,7 @@
               <w:overflowPunct w:val="0"/>
               <w:snapToGrid w:val="0"/>
               <w:jc w:val="both"/>
+              <w:textAlignment w:val="center"/>
               <w:rPr>
                 <w:rFonts w:ascii="Times New Roman" w:eastAsia="標楷體" w:hAnsi="Times New Roman"/>
                 <w:sz w:val="28"/>
@@ -23818,6 +23849,7 @@
               <w:overflowPunct w:val="0"/>
               <w:snapToGrid w:val="0"/>
               <w:jc w:val="both"/>
+              <w:textAlignment w:val="center"/>
               <w:rPr>
                 <w:rFonts w:ascii="Times New Roman" w:eastAsia="標楷體" w:hAnsi="Times New Roman"/>
                 <w:sz w:val="28"/>
@@ -23859,6 +23891,7 @@
               <w:overflowPunct w:val="0"/>
               <w:snapToGrid w:val="0"/>
               <w:jc w:val="both"/>
+              <w:textAlignment w:val="center"/>
               <w:rPr>
                 <w:rFonts w:ascii="Times New Roman" w:eastAsia="標楷體" w:hAnsi="Times New Roman"/>
                 <w:sz w:val="28"/>
@@ -23891,6 +23924,7 @@
               <w:overflowPunct w:val="0"/>
               <w:snapToGrid w:val="0"/>
               <w:jc w:val="both"/>
+              <w:textAlignment w:val="center"/>
               <w:rPr>
                 <w:rFonts w:ascii="Times New Roman" w:eastAsia="標楷體" w:hAnsi="Times New Roman"/>
                 <w:sz w:val="28"/>
@@ -23950,6 +23984,7 @@
               <w:overflowPunct w:val="0"/>
               <w:snapToGrid w:val="0"/>
               <w:jc w:val="center"/>
+              <w:textAlignment w:val="center"/>
               <w:rPr>
                 <w:rFonts w:ascii="Times New Roman" w:eastAsia="標楷體" w:hAnsi="Times New Roman"/>
                 <w:sz w:val="28"/>
@@ -23977,6 +24012,7 @@
               <w:overflowPunct w:val="0"/>
               <w:snapToGrid w:val="0"/>
               <w:jc w:val="both"/>
+              <w:textAlignment w:val="center"/>
               <w:rPr>
                 <w:rFonts w:ascii="Times New Roman" w:eastAsia="標楷體" w:hAnsi="Times New Roman"/>
                 <w:sz w:val="28"/>
@@ -24002,6 +24038,7 @@
               <w:overflowPunct w:val="0"/>
               <w:snapToGrid w:val="0"/>
               <w:jc w:val="both"/>
+              <w:textAlignment w:val="center"/>
               <w:rPr>
                 <w:rFonts w:ascii="Times New Roman" w:eastAsia="標楷體" w:hAnsi="Times New Roman"/>
                 <w:sz w:val="28"/>
@@ -24029,6 +24066,7 @@
               <w:overflowPunct w:val="0"/>
               <w:snapToGrid w:val="0"/>
               <w:jc w:val="both"/>
+              <w:textAlignment w:val="center"/>
               <w:rPr>
                 <w:rFonts w:ascii="Times New Roman" w:eastAsia="標楷體" w:hAnsi="Times New Roman"/>
                 <w:sz w:val="28"/>
@@ -24054,6 +24092,7 @@
               <w:overflowPunct w:val="0"/>
               <w:snapToGrid w:val="0"/>
               <w:jc w:val="both"/>
+              <w:textAlignment w:val="center"/>
               <w:rPr>
                 <w:rFonts w:ascii="Times New Roman" w:eastAsia="標楷體" w:hAnsi="Times New Roman"/>
                 <w:sz w:val="28"/>
@@ -24095,6 +24134,7 @@
               <w:overflowPunct w:val="0"/>
               <w:snapToGrid w:val="0"/>
               <w:jc w:val="both"/>
+              <w:textAlignment w:val="center"/>
               <w:rPr>
                 <w:rFonts w:ascii="Times New Roman" w:eastAsia="標楷體" w:hAnsi="Times New Roman"/>
                 <w:sz w:val="28"/>
@@ -24127,6 +24167,7 @@
               <w:overflowPunct w:val="0"/>
               <w:snapToGrid w:val="0"/>
               <w:jc w:val="both"/>
+              <w:textAlignment w:val="center"/>
               <w:rPr>
                 <w:rFonts w:ascii="Times New Roman" w:eastAsia="標楷體" w:hAnsi="Times New Roman"/>
                 <w:sz w:val="28"/>
@@ -24221,6 +24262,7 @@
               <w:overflowPunct w:val="0"/>
               <w:snapToGrid w:val="0"/>
               <w:jc w:val="center"/>
+              <w:textAlignment w:val="center"/>
               <w:rPr>
                 <w:rFonts w:ascii="Times New Roman" w:eastAsia="標楷體" w:hAnsi="Times New Roman"/>
                 <w:sz w:val="28"/>
@@ -24248,6 +24290,7 @@
               <w:overflowPunct w:val="0"/>
               <w:snapToGrid w:val="0"/>
               <w:jc w:val="both"/>
+              <w:textAlignment w:val="center"/>
               <w:rPr>
                 <w:rFonts w:ascii="Times New Roman" w:eastAsia="標楷體" w:hAnsi="Times New Roman"/>
                 <w:sz w:val="28"/>
@@ -24273,6 +24316,7 @@
               <w:overflowPunct w:val="0"/>
               <w:snapToGrid w:val="0"/>
               <w:jc w:val="both"/>
+              <w:textAlignment w:val="center"/>
               <w:rPr>
                 <w:rFonts w:ascii="Times New Roman" w:eastAsia="標楷體" w:hAnsi="Times New Roman"/>
                 <w:sz w:val="28"/>
@@ -24316,6 +24360,7 @@
               <w:overflowPunct w:val="0"/>
               <w:snapToGrid w:val="0"/>
               <w:jc w:val="both"/>
+              <w:textAlignment w:val="center"/>
               <w:rPr>
                 <w:rFonts w:ascii="Times New Roman" w:eastAsia="標楷體" w:hAnsi="Times New Roman"/>
                 <w:sz w:val="28"/>
@@ -24341,6 +24386,7 @@
               <w:overflowPunct w:val="0"/>
               <w:snapToGrid w:val="0"/>
               <w:jc w:val="both"/>
+              <w:textAlignment w:val="center"/>
               <w:rPr>
                 <w:rFonts w:ascii="Times New Roman" w:eastAsia="標楷體" w:hAnsi="Times New Roman"/>
                 <w:sz w:val="28"/>
@@ -24382,6 +24428,7 @@
               <w:overflowPunct w:val="0"/>
               <w:snapToGrid w:val="0"/>
               <w:jc w:val="both"/>
+              <w:textAlignment w:val="center"/>
               <w:rPr>
                 <w:rFonts w:ascii="Times New Roman" w:eastAsia="標楷體" w:hAnsi="Times New Roman"/>
                 <w:sz w:val="28"/>
@@ -24407,6 +24454,7 @@
               <w:overflowPunct w:val="0"/>
               <w:snapToGrid w:val="0"/>
               <w:jc w:val="both"/>
+              <w:textAlignment w:val="center"/>
               <w:rPr>
                 <w:rFonts w:ascii="Times New Roman" w:eastAsia="標楷體" w:hAnsi="Times New Roman"/>
                 <w:sz w:val="28"/>
@@ -24436,6 +24484,7 @@
               <w:overflowPunct w:val="0"/>
               <w:snapToGrid w:val="0"/>
               <w:jc w:val="center"/>
+              <w:textAlignment w:val="center"/>
               <w:rPr>
                 <w:rFonts w:ascii="Times New Roman" w:eastAsia="標楷體" w:hAnsi="Times New Roman"/>
                 <w:sz w:val="28"/>
@@ -24463,6 +24512,7 @@
               <w:overflowPunct w:val="0"/>
               <w:snapToGrid w:val="0"/>
               <w:jc w:val="both"/>
+              <w:textAlignment w:val="center"/>
               <w:rPr>
                 <w:rFonts w:ascii="Times New Roman" w:eastAsia="標楷體" w:hAnsi="Times New Roman"/>
                 <w:sz w:val="28"/>
@@ -24488,6 +24538,7 @@
               <w:overflowPunct w:val="0"/>
               <w:snapToGrid w:val="0"/>
               <w:jc w:val="both"/>
+              <w:textAlignment w:val="center"/>
               <w:rPr>
                 <w:rFonts w:ascii="Times New Roman" w:eastAsia="標楷體" w:hAnsi="Times New Roman"/>
                 <w:sz w:val="28"/>
@@ -24748,6 +24799,7 @@
       </w:tblGrid>
       <w:tr>
         <w:trPr>
+          <w:trHeight w:val="541"/>
           <w:tblHeader/>
         </w:trPr>
         <w:tc>
@@ -24799,7 +24851,7 @@
           <w:tcPr>
             <w:tcW w:w="1415" w:type="dxa"/>
             <w:shd w:val="clear" w:color="auto" w:fill="DEE5E8" w:themeFill="text2" w:themeFillTint="33"/>
-            <w:vAlign w:val="center"/>
+            <w:vAlign w:val="bottom"/>
           </w:tcPr>
           <w:p>
             <w:pPr>
@@ -24840,7 +24892,7 @@
           <w:tcPr>
             <w:tcW w:w="1417" w:type="dxa"/>
             <w:shd w:val="clear" w:color="auto" w:fill="DEE5E8" w:themeFill="text2" w:themeFillTint="33"/>
-            <w:vAlign w:val="center"/>
+            <w:vAlign w:val="bottom"/>
           </w:tcPr>
           <w:p>
             <w:pPr>
@@ -24881,7 +24933,7 @@
           <w:tcPr>
             <w:tcW w:w="1415" w:type="dxa"/>
             <w:shd w:val="clear" w:color="auto" w:fill="DEE5E8" w:themeFill="text2" w:themeFillTint="33"/>
-            <w:vAlign w:val="center"/>
+            <w:vAlign w:val="bottom"/>
           </w:tcPr>
           <w:p>
             <w:pPr>
@@ -24930,7 +24982,7 @@
           <w:tcPr>
             <w:tcW w:w="1415" w:type="dxa"/>
             <w:shd w:val="clear" w:color="auto" w:fill="DEE5E8" w:themeFill="text2" w:themeFillTint="33"/>
-            <w:vAlign w:val="center"/>
+            <w:vAlign w:val="bottom"/>
           </w:tcPr>
           <w:p>
             <w:pPr>
@@ -24969,6 +25021,9 @@
         </w:tc>
       </w:tr>
       <w:tr>
+        <w:trPr>
+          <w:trHeight w:val="340"/>
+        </w:trPr>
         <w:tc>
           <w:tcPr>
             <w:tcW w:w="844" w:type="dxa"/>
@@ -25091,6 +25146,9 @@
         </w:tc>
       </w:tr>
       <w:tr>
+        <w:trPr>
+          <w:trHeight w:val="340"/>
+        </w:trPr>
         <w:tc>
           <w:tcPr>
             <w:tcW w:w="844" w:type="dxa"/>
@@ -25201,6 +25259,9 @@
         </w:tc>
       </w:tr>
       <w:tr>
+        <w:trPr>
+          <w:trHeight w:val="340"/>
+        </w:trPr>
         <w:tc>
           <w:tcPr>
             <w:tcW w:w="844" w:type="dxa"/>
@@ -25317,6 +25378,9 @@
         </w:tc>
       </w:tr>
       <w:tr>
+        <w:trPr>
+          <w:trHeight w:val="340"/>
+        </w:trPr>
         <w:tc>
           <w:tcPr>
             <w:tcW w:w="844" w:type="dxa"/>
@@ -25433,6 +25497,9 @@
         </w:tc>
       </w:tr>
       <w:tr>
+        <w:trPr>
+          <w:trHeight w:val="340"/>
+        </w:trPr>
         <w:tc>
           <w:tcPr>
             <w:tcW w:w="844" w:type="dxa"/>
@@ -25549,6 +25616,9 @@
         </w:tc>
       </w:tr>
       <w:tr>
+        <w:trPr>
+          <w:trHeight w:val="340"/>
+        </w:trPr>
         <w:tc>
           <w:tcPr>
             <w:tcW w:w="844" w:type="dxa"/>
@@ -25665,6 +25735,9 @@
         </w:tc>
       </w:tr>
       <w:tr>
+        <w:trPr>
+          <w:trHeight w:val="340"/>
+        </w:trPr>
         <w:tc>
           <w:tcPr>
             <w:tcW w:w="844" w:type="dxa"/>
@@ -25781,6 +25854,9 @@
         </w:tc>
       </w:tr>
       <w:tr>
+        <w:trPr>
+          <w:trHeight w:val="340"/>
+        </w:trPr>
         <w:tc>
           <w:tcPr>
             <w:tcW w:w="844" w:type="dxa"/>
@@ -25891,6 +25967,9 @@
         </w:tc>
       </w:tr>
       <w:tr>
+        <w:trPr>
+          <w:trHeight w:val="340"/>
+        </w:trPr>
         <w:tc>
           <w:tcPr>
             <w:tcW w:w="844" w:type="dxa"/>
@@ -26007,6 +26086,9 @@
         </w:tc>
       </w:tr>
       <w:tr>
+        <w:trPr>
+          <w:trHeight w:val="340"/>
+        </w:trPr>
         <w:tc>
           <w:tcPr>
             <w:tcW w:w="844" w:type="dxa"/>
@@ -26036,7 +26118,7 @@
               <w:ind w:firstLine="0"/>
               <w:textAlignment w:val="center"/>
               <w:rPr>
-                <w:rFonts w:ascii="Times New Roman" w:eastAsia="標楷體" w:hAnsi="Times New Roman" w:hint="eastAsia"/>
+                <w:rFonts w:ascii="Times New Roman" w:eastAsia="標楷體" w:hAnsi="Times New Roman"/>
               </w:rPr>
             </w:pPr>
             <w:r>
@@ -26123,6 +26205,9 @@
         </w:tc>
       </w:tr>
       <w:tr>
+        <w:trPr>
+          <w:trHeight w:val="340"/>
+        </w:trPr>
         <w:tc>
           <w:tcPr>
             <w:tcW w:w="844" w:type="dxa"/>
@@ -26152,7 +26237,7 @@
               <w:ind w:firstLine="0"/>
               <w:textAlignment w:val="center"/>
               <w:rPr>
-                <w:rFonts w:ascii="Times New Roman" w:eastAsia="標楷體" w:hAnsi="Times New Roman" w:hint="eastAsia"/>
+                <w:rFonts w:ascii="Times New Roman" w:eastAsia="標楷體" w:hAnsi="Times New Roman"/>
               </w:rPr>
             </w:pPr>
             <w:r>
@@ -26239,6 +26324,9 @@
         </w:tc>
       </w:tr>
       <w:tr>
+        <w:trPr>
+          <w:trHeight w:val="340"/>
+        </w:trPr>
         <w:tc>
           <w:tcPr>
             <w:tcW w:w="844" w:type="dxa"/>
@@ -26268,7 +26356,7 @@
               <w:ind w:firstLine="0"/>
               <w:textAlignment w:val="center"/>
               <w:rPr>
-                <w:rFonts w:ascii="Times New Roman" w:eastAsia="標楷體" w:hAnsi="Times New Roman" w:hint="eastAsia"/>
+                <w:rFonts w:ascii="Times New Roman" w:eastAsia="標楷體" w:hAnsi="Times New Roman"/>
               </w:rPr>
             </w:pPr>
             <w:r>
@@ -26355,6 +26443,9 @@
         </w:tc>
       </w:tr>
       <w:tr>
+        <w:trPr>
+          <w:trHeight w:val="340"/>
+        </w:trPr>
         <w:tc>
           <w:tcPr>
             <w:tcW w:w="844" w:type="dxa"/>
@@ -26471,6 +26562,9 @@
         </w:tc>
       </w:tr>
       <w:tr>
+        <w:trPr>
+          <w:trHeight w:val="340"/>
+        </w:trPr>
         <w:tc>
           <w:tcPr>
             <w:tcW w:w="844" w:type="dxa"/>
@@ -26593,6 +26687,9 @@
         </w:tc>
       </w:tr>
       <w:tr>
+        <w:trPr>
+          <w:trHeight w:val="340"/>
+        </w:trPr>
         <w:tc>
           <w:tcPr>
             <w:tcW w:w="844" w:type="dxa"/>
@@ -26703,6 +26800,9 @@
         </w:tc>
       </w:tr>
       <w:tr>
+        <w:trPr>
+          <w:trHeight w:val="340"/>
+        </w:trPr>
         <w:tc>
           <w:tcPr>
             <w:tcW w:w="844" w:type="dxa"/>
@@ -26813,6 +26913,9 @@
         </w:tc>
       </w:tr>
       <w:tr>
+        <w:trPr>
+          <w:trHeight w:val="340"/>
+        </w:trPr>
         <w:tc>
           <w:tcPr>
             <w:tcW w:w="844" w:type="dxa"/>
@@ -26929,6 +27032,9 @@
         </w:tc>
       </w:tr>
       <w:tr>
+        <w:trPr>
+          <w:trHeight w:val="340"/>
+        </w:trPr>
         <w:tc>
           <w:tcPr>
             <w:tcW w:w="844" w:type="dxa"/>
@@ -27053,6 +27159,9 @@
         </w:tc>
       </w:tr>
       <w:tr>
+        <w:trPr>
+          <w:trHeight w:val="340"/>
+        </w:trPr>
         <w:tc>
           <w:tcPr>
             <w:tcW w:w="844" w:type="dxa"/>
@@ -27082,7 +27191,7 @@
               <w:ind w:firstLine="0"/>
               <w:textAlignment w:val="center"/>
               <w:rPr>
-                <w:rFonts w:ascii="Times New Roman" w:eastAsia="標楷體" w:hAnsi="Times New Roman" w:hint="eastAsia"/>
+                <w:rFonts w:ascii="Times New Roman" w:eastAsia="標楷體" w:hAnsi="Times New Roman"/>
               </w:rPr>
             </w:pPr>
             <w:r>
@@ -27163,6 +27272,9 @@
         </w:tc>
       </w:tr>
       <w:tr>
+        <w:trPr>
+          <w:trHeight w:val="340"/>
+        </w:trPr>
         <w:tc>
           <w:tcPr>
             <w:tcW w:w="844" w:type="dxa"/>
@@ -27273,6 +27385,9 @@
         </w:tc>
       </w:tr>
       <w:tr>
+        <w:trPr>
+          <w:trHeight w:val="340"/>
+        </w:trPr>
         <w:tc>
           <w:tcPr>
             <w:tcW w:w="844" w:type="dxa"/>
@@ -27383,6 +27498,9 @@
         </w:tc>
       </w:tr>
       <w:tr>
+        <w:trPr>
+          <w:trHeight w:val="340"/>
+        </w:trPr>
         <w:tc>
           <w:tcPr>
             <w:tcW w:w="844" w:type="dxa"/>
@@ -27493,6 +27611,9 @@
         </w:tc>
       </w:tr>
       <w:tr>
+        <w:trPr>
+          <w:trHeight w:val="340"/>
+        </w:trPr>
         <w:tc>
           <w:tcPr>
             <w:tcW w:w="844" w:type="dxa"/>
@@ -27615,6 +27736,9 @@
         </w:tc>
       </w:tr>
       <w:tr>
+        <w:trPr>
+          <w:trHeight w:val="340"/>
+        </w:trPr>
         <w:tc>
           <w:tcPr>
             <w:tcW w:w="844" w:type="dxa"/>
@@ -27727,6 +27851,9 @@
         </w:tc>
       </w:tr>
       <w:tr>
+        <w:trPr>
+          <w:trHeight w:val="340"/>
+        </w:trPr>
         <w:tc>
           <w:tcPr>
             <w:tcW w:w="844" w:type="dxa"/>
@@ -27837,6 +27964,9 @@
         </w:tc>
       </w:tr>
       <w:tr>
+        <w:trPr>
+          <w:trHeight w:val="340"/>
+        </w:trPr>
         <w:tc>
           <w:tcPr>
             <w:tcW w:w="844" w:type="dxa"/>
@@ -27947,6 +28077,9 @@
         </w:tc>
       </w:tr>
       <w:tr>
+        <w:trPr>
+          <w:trHeight w:val="340"/>
+        </w:trPr>
         <w:tc>
           <w:tcPr>
             <w:tcW w:w="844" w:type="dxa"/>
@@ -28063,6 +28196,9 @@
         </w:tc>
       </w:tr>
       <w:tr>
+        <w:trPr>
+          <w:trHeight w:val="340"/>
+        </w:trPr>
         <w:tc>
           <w:tcPr>
             <w:tcW w:w="844" w:type="dxa"/>
@@ -28179,6 +28315,9 @@
         </w:tc>
       </w:tr>
       <w:tr>
+        <w:trPr>
+          <w:trHeight w:val="340"/>
+        </w:trPr>
         <w:tc>
           <w:tcPr>
             <w:tcW w:w="844" w:type="dxa"/>
@@ -28297,6 +28436,9 @@
         </w:tc>
       </w:tr>
       <w:tr>
+        <w:trPr>
+          <w:trHeight w:val="340"/>
+        </w:trPr>
         <w:tc>
           <w:tcPr>
             <w:tcW w:w="844" w:type="dxa"/>
@@ -28407,6 +28549,9 @@
         </w:tc>
       </w:tr>
       <w:tr>
+        <w:trPr>
+          <w:trHeight w:val="340"/>
+        </w:trPr>
         <w:tc>
           <w:tcPr>
             <w:tcW w:w="844" w:type="dxa"/>
@@ -28517,6 +28662,9 @@
         </w:tc>
       </w:tr>
       <w:tr>
+        <w:trPr>
+          <w:trHeight w:val="340"/>
+        </w:trPr>
         <w:tc>
           <w:tcPr>
             <w:tcW w:w="844" w:type="dxa"/>
@@ -28633,6 +28781,9 @@
         </w:tc>
       </w:tr>
       <w:tr>
+        <w:trPr>
+          <w:trHeight w:val="340"/>
+        </w:trPr>
         <w:tc>
           <w:tcPr>
             <w:tcW w:w="844" w:type="dxa"/>
@@ -28767,6 +28918,9 @@
         </w:tc>
       </w:tr>
       <w:tr>
+        <w:trPr>
+          <w:trHeight w:val="340"/>
+        </w:trPr>
         <w:tc>
           <w:tcPr>
             <w:tcW w:w="844" w:type="dxa"/>
@@ -28901,6 +29055,9 @@
         </w:tc>
       </w:tr>
       <w:tr>
+        <w:trPr>
+          <w:trHeight w:val="340"/>
+        </w:trPr>
         <w:tc>
           <w:tcPr>
             <w:tcW w:w="844" w:type="dxa"/>
@@ -29035,6 +29192,9 @@
         </w:tc>
       </w:tr>
       <w:tr>
+        <w:trPr>
+          <w:trHeight w:val="340"/>
+        </w:trPr>
         <w:tc>
           <w:tcPr>
             <w:tcW w:w="844" w:type="dxa"/>
@@ -29169,6 +29329,9 @@
         </w:tc>
       </w:tr>
       <w:tr>
+        <w:trPr>
+          <w:trHeight w:val="340"/>
+        </w:trPr>
         <w:tc>
           <w:tcPr>
             <w:tcW w:w="844" w:type="dxa"/>
@@ -29303,6 +29466,9 @@
         </w:tc>
       </w:tr>
       <w:tr>
+        <w:trPr>
+          <w:trHeight w:val="340"/>
+        </w:trPr>
         <w:tc>
           <w:tcPr>
             <w:tcW w:w="844" w:type="dxa"/>
@@ -29437,6 +29603,9 @@
         </w:tc>
       </w:tr>
       <w:tr>
+        <w:trPr>
+          <w:trHeight w:val="340"/>
+        </w:trPr>
         <w:tc>
           <w:tcPr>
             <w:tcW w:w="844" w:type="dxa"/>
@@ -29571,6 +29740,9 @@
         </w:tc>
       </w:tr>
       <w:tr>
+        <w:trPr>
+          <w:trHeight w:val="340"/>
+        </w:trPr>
         <w:tc>
           <w:tcPr>
             <w:tcW w:w="844" w:type="dxa"/>
@@ -29705,6 +29877,9 @@
         </w:tc>
       </w:tr>
       <w:tr>
+        <w:trPr>
+          <w:trHeight w:val="340"/>
+        </w:trPr>
         <w:tc>
           <w:tcPr>
             <w:tcW w:w="844" w:type="dxa"/>
@@ -29839,6 +30014,9 @@
         </w:tc>
       </w:tr>
       <w:tr>
+        <w:trPr>
+          <w:trHeight w:val="340"/>
+        </w:trPr>
         <w:tc>
           <w:tcPr>
             <w:tcW w:w="844" w:type="dxa"/>
@@ -29973,6 +30151,9 @@
         </w:tc>
       </w:tr>
       <w:tr>
+        <w:trPr>
+          <w:trHeight w:val="340"/>
+        </w:trPr>
         <w:tc>
           <w:tcPr>
             <w:tcW w:w="844" w:type="dxa"/>
@@ -30107,6 +30288,9 @@
         </w:tc>
       </w:tr>
       <w:tr>
+        <w:trPr>
+          <w:trHeight w:val="340"/>
+        </w:trPr>
         <w:tc>
           <w:tcPr>
             <w:tcW w:w="844" w:type="dxa"/>
@@ -30241,6 +30425,9 @@
         </w:tc>
       </w:tr>
       <w:tr>
+        <w:trPr>
+          <w:trHeight w:val="340"/>
+        </w:trPr>
         <w:tc>
           <w:tcPr>
             <w:tcW w:w="844" w:type="dxa"/>
@@ -30375,6 +30562,9 @@
         </w:tc>
       </w:tr>
       <w:tr>
+        <w:trPr>
+          <w:trHeight w:val="340"/>
+        </w:trPr>
         <w:tc>
           <w:tcPr>
             <w:tcW w:w="844" w:type="dxa"/>
@@ -30509,6 +30699,9 @@
         </w:tc>
       </w:tr>
       <w:tr>
+        <w:trPr>
+          <w:trHeight w:val="340"/>
+        </w:trPr>
         <w:tc>
           <w:tcPr>
             <w:tcW w:w="844" w:type="dxa"/>
@@ -30619,6 +30812,9 @@
         </w:tc>
       </w:tr>
       <w:tr>
+        <w:trPr>
+          <w:trHeight w:val="340"/>
+        </w:trPr>
         <w:tc>
           <w:tcPr>
             <w:tcW w:w="844" w:type="dxa"/>
@@ -30735,6 +30931,9 @@
         </w:tc>
       </w:tr>
       <w:tr>
+        <w:trPr>
+          <w:trHeight w:val="340"/>
+        </w:trPr>
         <w:tc>
           <w:tcPr>
             <w:tcW w:w="844" w:type="dxa"/>
@@ -30848,12 +31047,14 @@
     <w:p>
       <w:pPr>
         <w:pStyle w:val="afb"/>
+        <w:pageBreakBefore/>
       </w:pPr>
       <w:bookmarkStart w:id="40" w:name="_Toc227624338"/>
       <w:r>
         <w:rPr>
           <w:rFonts w:hint="eastAsia"/>
         </w:rPr>
+        <w:lastRenderedPageBreak/>
         <w:t>表</w:t>
       </w:r>
       <w:r>
@@ -30956,6 +31157,7 @@
       </w:tblGrid>
       <w:tr>
         <w:trPr>
+          <w:trHeight w:val="340"/>
           <w:tblHeader/>
         </w:trPr>
         <w:tc>
@@ -31090,7 +31292,7 @@
               <w:ind w:firstLine="0"/>
               <w:jc w:val="center"/>
               <w:rPr>
-                <w:rFonts w:ascii="Times New Roman" w:eastAsia="標楷體" w:hAnsi="Times New Roman" w:hint="eastAsia"/>
+                <w:rFonts w:ascii="Times New Roman" w:eastAsia="標楷體" w:hAnsi="Times New Roman"/>
               </w:rPr>
             </w:pPr>
             <w:r>
@@ -31197,7 +31399,7 @@
               <w:ind w:firstLine="0"/>
               <w:jc w:val="center"/>
               <w:rPr>
-                <w:rFonts w:ascii="Times New Roman" w:eastAsia="標楷體" w:hAnsi="Times New Roman" w:hint="eastAsia"/>
+                <w:rFonts w:ascii="Times New Roman" w:eastAsia="標楷體" w:hAnsi="Times New Roman"/>
               </w:rPr>
             </w:pPr>
             <w:r>
@@ -31304,7 +31506,7 @@
               <w:ind w:firstLine="0"/>
               <w:jc w:val="center"/>
               <w:rPr>
-                <w:rFonts w:ascii="Times New Roman" w:eastAsia="標楷體" w:hAnsi="Times New Roman" w:hint="eastAsia"/>
+                <w:rFonts w:ascii="Times New Roman" w:eastAsia="標楷體" w:hAnsi="Times New Roman"/>
               </w:rPr>
             </w:pPr>
             <w:r>
@@ -31419,7 +31621,7 @@
               <w:ind w:firstLine="0"/>
               <w:jc w:val="center"/>
               <w:rPr>
-                <w:rFonts w:ascii="Times New Roman" w:eastAsia="標楷體" w:hAnsi="Times New Roman" w:hint="eastAsia"/>
+                <w:rFonts w:ascii="Times New Roman" w:eastAsia="標楷體" w:hAnsi="Times New Roman"/>
               </w:rPr>
             </w:pPr>
             <w:r>
@@ -31548,9 +31750,6 @@
           <w:ilvl w:val="0"/>
           <w:numId w:val="0"/>
         </w:numPr>
-        <w:rPr>
-          <w:rFonts w:hint="eastAsia"/>
-        </w:rPr>
       </w:pPr>
     </w:p>
     <w:p>
@@ -34490,168 +34689,6 @@
     <w:p>
       <w:pPr>
         <w:pStyle w:val="a0"/>
-        <w:ind w:firstLineChars="200" w:firstLine="560"/>
-      </w:pPr>
-      <w:r>
-        <w:rPr>
-          <w:rFonts w:hint="eastAsia"/>
-          <w:color w:val="EE0000"/>
-        </w:rPr>
-        <w:t>新增內容</w:t>
-      </w:r>
-    </w:p>
-    <w:p>
-      <w:pPr>
-        <w:pStyle w:val="2"/>
-        <w:pageBreakBefore/>
-      </w:pPr>
-      <w:bookmarkStart w:id="52" w:name="_Toc227364453"/>
-      <w:r>
-        <w:rPr>
-          <w:rFonts w:hint="eastAsia"/>
-        </w:rPr>
-        <w:lastRenderedPageBreak/>
-        <w:t>使用個案描述</w:t>
-      </w:r>
-      <w:bookmarkEnd w:id="52"/>
-    </w:p>
-    <w:p>
-      <w:pPr>
-        <w:pStyle w:val="a0"/>
-        <w:ind w:firstLineChars="200" w:firstLine="560"/>
-      </w:pPr>
-      <w:r>
-        <w:rPr>
-          <w:rFonts w:hint="eastAsia"/>
-          <w:color w:val="EE0000"/>
-        </w:rPr>
-        <w:t>新增內容</w:t>
-      </w:r>
-    </w:p>
-    <w:p>
-      <w:pPr>
-        <w:pStyle w:val="2"/>
-        <w:pageBreakBefore/>
-      </w:pPr>
-      <w:bookmarkStart w:id="53" w:name="_Toc227364454"/>
-      <w:r>
-        <w:rPr>
-          <w:rFonts w:hint="eastAsia"/>
-        </w:rPr>
-        <w:lastRenderedPageBreak/>
-        <w:t>分析類別圖</w:t>
-      </w:r>
-      <w:bookmarkEnd w:id="53"/>
-    </w:p>
-    <w:p>
-      <w:pPr>
-        <w:pStyle w:val="a0"/>
-        <w:ind w:firstLineChars="200" w:firstLine="560"/>
-      </w:pPr>
-      <w:r>
-        <w:rPr>
-          <w:rFonts w:hint="eastAsia"/>
-          <w:color w:val="EE0000"/>
-        </w:rPr>
-        <w:t>新增內容</w:t>
-      </w:r>
-    </w:p>
-    <w:p>
-      <w:pPr>
-        <w:pStyle w:val="1"/>
-      </w:pPr>
-      <w:bookmarkStart w:id="54" w:name="_Toc227364455"/>
-      <w:r>
-        <w:rPr>
-          <w:rFonts w:hint="eastAsia"/>
-        </w:rPr>
-        <w:lastRenderedPageBreak/>
-        <w:t>設計模型</w:t>
-      </w:r>
-      <w:bookmarkEnd w:id="54"/>
-    </w:p>
-    <w:p>
-      <w:pPr>
-        <w:pStyle w:val="2"/>
-      </w:pPr>
-      <w:bookmarkStart w:id="55" w:name="_Toc227364456"/>
-      <w:r>
-        <w:rPr>
-          <w:rFonts w:hint="eastAsia"/>
-        </w:rPr>
-        <w:t>循序圖</w:t>
-      </w:r>
-      <w:bookmarkEnd w:id="55"/>
-    </w:p>
-    <w:p>
-      <w:pPr>
-        <w:pStyle w:val="a0"/>
-        <w:ind w:firstLineChars="200" w:firstLine="560"/>
-      </w:pPr>
-      <w:r>
-        <w:rPr>
-          <w:rFonts w:hint="eastAsia"/>
-          <w:color w:val="EE0000"/>
-        </w:rPr>
-        <w:t>新增內容</w:t>
-      </w:r>
-    </w:p>
-    <w:p>
-      <w:pPr>
-        <w:pStyle w:val="2"/>
-      </w:pPr>
-      <w:bookmarkStart w:id="56" w:name="_Toc227364457"/>
-      <w:r>
-        <w:rPr>
-          <w:rFonts w:hint="eastAsia"/>
-        </w:rPr>
-        <w:t>設計類別圖</w:t>
-      </w:r>
-      <w:bookmarkEnd w:id="56"/>
-    </w:p>
-    <w:p>
-      <w:pPr>
-        <w:pStyle w:val="a0"/>
-        <w:ind w:firstLineChars="200" w:firstLine="560"/>
-      </w:pPr>
-      <w:r>
-        <w:rPr>
-          <w:rFonts w:hint="eastAsia"/>
-          <w:color w:val="EE0000"/>
-        </w:rPr>
-        <w:t>新增內容</w:t>
-      </w:r>
-    </w:p>
-    <w:p>
-      <w:pPr>
-        <w:pStyle w:val="1"/>
-      </w:pPr>
-      <w:bookmarkStart w:id="57" w:name="_Toc227364458"/>
-      <w:r>
-        <w:rPr>
-          <w:rFonts w:hint="eastAsia"/>
-        </w:rPr>
-        <w:lastRenderedPageBreak/>
-        <w:t>實作模型</w:t>
-      </w:r>
-      <w:bookmarkEnd w:id="57"/>
-    </w:p>
-    <w:p>
-      <w:pPr>
-        <w:pStyle w:val="2"/>
-      </w:pPr>
-      <w:bookmarkStart w:id="58" w:name="_Toc227364459"/>
-      <w:r>
-        <w:rPr>
-          <w:rFonts w:hint="eastAsia"/>
-        </w:rPr>
-        <w:t>佈署圖</w:t>
-      </w:r>
-      <w:bookmarkEnd w:id="58"/>
-    </w:p>
-    <w:p>
-      <w:pPr>
-        <w:pStyle w:val="a0"/>
         <w:numPr>
           <w:ilvl w:val="0"/>
           <w:numId w:val="0"/>
@@ -34661,13 +34698,12 @@
       <w:r>
         <w:rPr>
           <w:noProof/>
-          <w:color w:val="FF0000"/>
         </w:rPr>
         <w:drawing>
-          <wp:inline distT="0" distB="0" distL="0" distR="0" wp14:anchorId="3D514694" wp14:editId="2FBEAA1E">
-            <wp:extent cx="4611756" cy="7871729"/>
-            <wp:effectExtent l="0" t="0" r="0" b="0"/>
-            <wp:docPr id="5" name="圖片 5"/>
+          <wp:inline distT="0" distB="0" distL="0" distR="0" wp14:anchorId="2D79FE12" wp14:editId="71F69DA4">
+            <wp:extent cx="6479540" cy="5916930"/>
+            <wp:effectExtent l="0" t="0" r="0" b="7620"/>
+            <wp:docPr id="1726961710" name="圖片 3"/>
             <wp:cNvGraphicFramePr>
               <a:graphicFrameLocks xmlns:a="http://schemas.openxmlformats.org/drawingml/2006/main" noChangeAspect="1"/>
             </wp:cNvGraphicFramePr>
@@ -34675,7 +34711,7 @@
               <a:graphicData uri="http://schemas.openxmlformats.org/drawingml/2006/picture">
                 <pic:pic xmlns:pic="http://schemas.openxmlformats.org/drawingml/2006/picture">
                   <pic:nvPicPr>
-                    <pic:cNvPr id="5" name="圖片 5"/>
+                    <pic:cNvPr id="0" name="Picture 5"/>
                     <pic:cNvPicPr>
                       <a:picLocks noChangeAspect="1" noChangeArrowheads="1"/>
                     </pic:cNvPicPr>
@@ -34688,6 +34724,7 @@
                         </a:ext>
                       </a:extLst>
                     </a:blip>
+                    <a:srcRect/>
                     <a:stretch>
                       <a:fillRect/>
                     </a:stretch>
@@ -34695,7 +34732,7 @@
                   <pic:spPr bwMode="auto">
                     <a:xfrm>
                       <a:off x="0" y="0"/>
-                      <a:ext cx="4612963" cy="7873789"/>
+                      <a:ext cx="6479540" cy="5916930"/>
                     </a:xfrm>
                     <a:prstGeom prst="rect">
                       <a:avLst/>
@@ -34716,6 +34753,480 @@
       <w:pPr>
         <w:pStyle w:val="afb"/>
       </w:pPr>
+      <w:r>
+        <w:rPr>
+          <w:rFonts w:hint="eastAsia"/>
+        </w:rPr>
+        <w:t>圖</w:t>
+      </w:r>
+      <w:r>
+        <w:rPr>
+          <w:rFonts w:hint="eastAsia"/>
+        </w:rPr>
+        <w:t xml:space="preserve"> </w:t>
+      </w:r>
+      <w:r>
+        <w:fldChar w:fldCharType="begin"/>
+      </w:r>
+      <w:r>
+        <w:instrText xml:space="preserve"> </w:instrText>
+      </w:r>
+      <w:r>
+        <w:rPr>
+          <w:rFonts w:hint="eastAsia"/>
+        </w:rPr>
+        <w:instrText>STYLEREF 2 \s</w:instrText>
+      </w:r>
+      <w:r>
+        <w:instrText xml:space="preserve"> </w:instrText>
+      </w:r>
+      <w:r>
+        <w:fldChar w:fldCharType="separate"/>
+      </w:r>
+      <w:r>
+        <w:rPr>
+          <w:noProof/>
+        </w:rPr>
+        <w:t>5-2</w:t>
+      </w:r>
+      <w:r>
+        <w:fldChar w:fldCharType="end"/>
+      </w:r>
+      <w:r>
+        <w:noBreakHyphen/>
+      </w:r>
+      <w:r>
+        <w:fldChar w:fldCharType="begin"/>
+      </w:r>
+      <w:r>
+        <w:instrText xml:space="preserve"> </w:instrText>
+      </w:r>
+      <w:r>
+        <w:rPr>
+          <w:rFonts w:hint="eastAsia"/>
+        </w:rPr>
+        <w:instrText xml:space="preserve">SEQ </w:instrText>
+      </w:r>
+      <w:r>
+        <w:rPr>
+          <w:rFonts w:hint="eastAsia"/>
+        </w:rPr>
+        <w:instrText>圖</w:instrText>
+      </w:r>
+      <w:r>
+        <w:rPr>
+          <w:rFonts w:hint="eastAsia"/>
+        </w:rPr>
+        <w:instrText xml:space="preserve"> \* ARABIC \s 2</w:instrText>
+      </w:r>
+      <w:r>
+        <w:instrText xml:space="preserve"> </w:instrText>
+      </w:r>
+      <w:r>
+        <w:fldChar w:fldCharType="separate"/>
+      </w:r>
+      <w:r>
+        <w:rPr>
+          <w:noProof/>
+        </w:rPr>
+        <w:t>1</w:t>
+      </w:r>
+      <w:r>
+        <w:fldChar w:fldCharType="end"/>
+      </w:r>
+      <w:r>
+        <w:rPr>
+          <w:rFonts w:hint="eastAsia"/>
+        </w:rPr>
+        <w:t xml:space="preserve"> </w:t>
+      </w:r>
+      <w:r>
+        <w:rPr>
+          <w:rFonts w:hint="eastAsia"/>
+        </w:rPr>
+        <w:t>交易與商品管理之使用個案圖</w:t>
+      </w:r>
+    </w:p>
+    <w:p>
+      <w:pPr>
+        <w:jc w:val="center"/>
+      </w:pPr>
+      <w:r>
+        <w:rPr>
+          <w:noProof/>
+        </w:rPr>
+        <w:lastRenderedPageBreak/>
+        <w:drawing>
+          <wp:inline distT="0" distB="0" distL="0" distR="0" wp14:anchorId="160BE3CC" wp14:editId="513ED177">
+            <wp:extent cx="6479540" cy="5181600"/>
+            <wp:effectExtent l="0" t="0" r="0" b="0"/>
+            <wp:docPr id="1232433085" name="圖片 4"/>
+            <wp:cNvGraphicFramePr>
+              <a:graphicFrameLocks xmlns:a="http://schemas.openxmlformats.org/drawingml/2006/main" noChangeAspect="1"/>
+            </wp:cNvGraphicFramePr>
+            <a:graphic xmlns:a="http://schemas.openxmlformats.org/drawingml/2006/main">
+              <a:graphicData uri="http://schemas.openxmlformats.org/drawingml/2006/picture">
+                <pic:pic xmlns:pic="http://schemas.openxmlformats.org/drawingml/2006/picture">
+                  <pic:nvPicPr>
+                    <pic:cNvPr id="0" name="Picture 7"/>
+                    <pic:cNvPicPr>
+                      <a:picLocks noChangeAspect="1" noChangeArrowheads="1"/>
+                    </pic:cNvPicPr>
+                  </pic:nvPicPr>
+                  <pic:blipFill>
+                    <a:blip r:embed="rId25" cstate="print">
+                      <a:extLst>
+                        <a:ext uri="{28A0092B-C50C-407E-A947-70E740481C1C}">
+                          <a14:useLocalDpi xmlns:a14="http://schemas.microsoft.com/office/drawing/2010/main" val="0"/>
+                        </a:ext>
+                      </a:extLst>
+                    </a:blip>
+                    <a:srcRect/>
+                    <a:stretch>
+                      <a:fillRect/>
+                    </a:stretch>
+                  </pic:blipFill>
+                  <pic:spPr bwMode="auto">
+                    <a:xfrm>
+                      <a:off x="0" y="0"/>
+                      <a:ext cx="6479540" cy="5181600"/>
+                    </a:xfrm>
+                    <a:prstGeom prst="rect">
+                      <a:avLst/>
+                    </a:prstGeom>
+                    <a:noFill/>
+                    <a:ln>
+                      <a:noFill/>
+                    </a:ln>
+                  </pic:spPr>
+                </pic:pic>
+              </a:graphicData>
+            </a:graphic>
+          </wp:inline>
+        </w:drawing>
+      </w:r>
+    </w:p>
+    <w:p>
+      <w:pPr>
+        <w:pStyle w:val="afb"/>
+      </w:pPr>
+      <w:r>
+        <w:rPr>
+          <w:rFonts w:hint="eastAsia"/>
+        </w:rPr>
+        <w:t>圖</w:t>
+      </w:r>
+      <w:r>
+        <w:rPr>
+          <w:rFonts w:hint="eastAsia"/>
+        </w:rPr>
+        <w:t xml:space="preserve"> </w:t>
+      </w:r>
+      <w:r>
+        <w:fldChar w:fldCharType="begin"/>
+      </w:r>
+      <w:r>
+        <w:instrText xml:space="preserve"> </w:instrText>
+      </w:r>
+      <w:r>
+        <w:rPr>
+          <w:rFonts w:hint="eastAsia"/>
+        </w:rPr>
+        <w:instrText>STYLEREF 2 \s</w:instrText>
+      </w:r>
+      <w:r>
+        <w:instrText xml:space="preserve"> </w:instrText>
+      </w:r>
+      <w:r>
+        <w:fldChar w:fldCharType="separate"/>
+      </w:r>
+      <w:r>
+        <w:rPr>
+          <w:noProof/>
+        </w:rPr>
+        <w:t>5-2</w:t>
+      </w:r>
+      <w:r>
+        <w:fldChar w:fldCharType="end"/>
+      </w:r>
+      <w:r>
+        <w:noBreakHyphen/>
+      </w:r>
+      <w:r>
+        <w:fldChar w:fldCharType="begin"/>
+      </w:r>
+      <w:r>
+        <w:instrText xml:space="preserve"> </w:instrText>
+      </w:r>
+      <w:r>
+        <w:rPr>
+          <w:rFonts w:hint="eastAsia"/>
+        </w:rPr>
+        <w:instrText xml:space="preserve">SEQ </w:instrText>
+      </w:r>
+      <w:r>
+        <w:rPr>
+          <w:rFonts w:hint="eastAsia"/>
+        </w:rPr>
+        <w:instrText>圖</w:instrText>
+      </w:r>
+      <w:r>
+        <w:rPr>
+          <w:rFonts w:hint="eastAsia"/>
+        </w:rPr>
+        <w:instrText xml:space="preserve"> \* ARABIC \s 2</w:instrText>
+      </w:r>
+      <w:r>
+        <w:instrText xml:space="preserve"> </w:instrText>
+      </w:r>
+      <w:r>
+        <w:fldChar w:fldCharType="separate"/>
+      </w:r>
+      <w:r>
+        <w:rPr>
+          <w:noProof/>
+        </w:rPr>
+        <w:t>2</w:t>
+      </w:r>
+      <w:r>
+        <w:fldChar w:fldCharType="end"/>
+      </w:r>
+      <w:r>
+        <w:rPr>
+          <w:rFonts w:hint="eastAsia"/>
+        </w:rPr>
+        <w:t xml:space="preserve"> </w:t>
+      </w:r>
+      <w:r>
+        <w:rPr>
+          <w:rFonts w:hint="eastAsia"/>
+        </w:rPr>
+        <w:t>帳號與個人化設定之使用個案圖</w:t>
+      </w:r>
+    </w:p>
+    <w:p>
+      <w:pPr>
+        <w:pStyle w:val="2"/>
+        <w:pageBreakBefore/>
+      </w:pPr>
+      <w:bookmarkStart w:id="52" w:name="_Toc227364453"/>
+      <w:r>
+        <w:rPr>
+          <w:rFonts w:hint="eastAsia"/>
+        </w:rPr>
+        <w:lastRenderedPageBreak/>
+        <w:t>使用個案描述</w:t>
+      </w:r>
+      <w:bookmarkEnd w:id="52"/>
+    </w:p>
+    <w:p>
+      <w:pPr>
+        <w:pStyle w:val="a0"/>
+        <w:ind w:firstLineChars="200" w:firstLine="560"/>
+      </w:pPr>
+      <w:r>
+        <w:rPr>
+          <w:rFonts w:hint="eastAsia"/>
+          <w:color w:val="EE0000"/>
+        </w:rPr>
+        <w:t>新增內容</w:t>
+      </w:r>
+    </w:p>
+    <w:p>
+      <w:pPr>
+        <w:pStyle w:val="2"/>
+        <w:pageBreakBefore/>
+      </w:pPr>
+      <w:bookmarkStart w:id="53" w:name="_Toc227364454"/>
+      <w:r>
+        <w:rPr>
+          <w:rFonts w:hint="eastAsia"/>
+        </w:rPr>
+        <w:lastRenderedPageBreak/>
+        <w:t>分析類別圖</w:t>
+      </w:r>
+      <w:bookmarkEnd w:id="53"/>
+    </w:p>
+    <w:p>
+      <w:pPr>
+        <w:pStyle w:val="a0"/>
+        <w:ind w:firstLineChars="200" w:firstLine="560"/>
+      </w:pPr>
+      <w:r>
+        <w:rPr>
+          <w:rFonts w:hint="eastAsia"/>
+          <w:color w:val="EE0000"/>
+        </w:rPr>
+        <w:t>新增內容</w:t>
+      </w:r>
+    </w:p>
+    <w:p>
+      <w:pPr>
+        <w:pStyle w:val="1"/>
+      </w:pPr>
+      <w:bookmarkStart w:id="54" w:name="_Toc227364455"/>
+      <w:r>
+        <w:rPr>
+          <w:rFonts w:hint="eastAsia"/>
+        </w:rPr>
+        <w:lastRenderedPageBreak/>
+        <w:t>設計模型</w:t>
+      </w:r>
+      <w:bookmarkEnd w:id="54"/>
+    </w:p>
+    <w:p>
+      <w:pPr>
+        <w:pStyle w:val="2"/>
+      </w:pPr>
+      <w:bookmarkStart w:id="55" w:name="_Toc227364456"/>
+      <w:r>
+        <w:rPr>
+          <w:rFonts w:hint="eastAsia"/>
+        </w:rPr>
+        <w:t>循序圖</w:t>
+      </w:r>
+      <w:bookmarkEnd w:id="55"/>
+    </w:p>
+    <w:p>
+      <w:pPr>
+        <w:pStyle w:val="a0"/>
+        <w:ind w:firstLineChars="200" w:firstLine="560"/>
+      </w:pPr>
+      <w:r>
+        <w:rPr>
+          <w:rFonts w:hint="eastAsia"/>
+          <w:color w:val="EE0000"/>
+        </w:rPr>
+        <w:t>新增內容</w:t>
+      </w:r>
+    </w:p>
+    <w:p>
+      <w:pPr>
+        <w:pStyle w:val="2"/>
+        <w:pageBreakBefore/>
+      </w:pPr>
+      <w:bookmarkStart w:id="56" w:name="_Toc227364457"/>
+      <w:r>
+        <w:rPr>
+          <w:rFonts w:hint="eastAsia"/>
+        </w:rPr>
+        <w:lastRenderedPageBreak/>
+        <w:t>設計類別圖</w:t>
+      </w:r>
+      <w:bookmarkEnd w:id="56"/>
+    </w:p>
+    <w:p>
+      <w:pPr>
+        <w:pStyle w:val="a0"/>
+        <w:ind w:firstLineChars="200" w:firstLine="560"/>
+      </w:pPr>
+      <w:r>
+        <w:rPr>
+          <w:rFonts w:hint="eastAsia"/>
+          <w:color w:val="EE0000"/>
+        </w:rPr>
+        <w:t>新增內容</w:t>
+      </w:r>
+    </w:p>
+    <w:p>
+      <w:pPr>
+        <w:pStyle w:val="1"/>
+      </w:pPr>
+      <w:bookmarkStart w:id="57" w:name="_Toc227364458"/>
+      <w:r>
+        <w:rPr>
+          <w:rFonts w:hint="eastAsia"/>
+        </w:rPr>
+        <w:lastRenderedPageBreak/>
+        <w:t>實作模型</w:t>
+      </w:r>
+      <w:bookmarkEnd w:id="57"/>
+    </w:p>
+    <w:p>
+      <w:pPr>
+        <w:pStyle w:val="2"/>
+      </w:pPr>
+      <w:bookmarkStart w:id="58" w:name="_Toc227364459"/>
+      <w:r>
+        <w:rPr>
+          <w:rFonts w:hint="eastAsia"/>
+        </w:rPr>
+        <w:t>佈署圖</w:t>
+      </w:r>
+      <w:bookmarkEnd w:id="58"/>
+    </w:p>
+    <w:p>
+      <w:pPr>
+        <w:pStyle w:val="a0"/>
+        <w:numPr>
+          <w:ilvl w:val="0"/>
+          <w:numId w:val="0"/>
+        </w:numPr>
+        <w:jc w:val="center"/>
+      </w:pPr>
+      <w:r>
+        <w:rPr>
+          <w:noProof/>
+        </w:rPr>
+        <w:drawing>
+          <wp:inline distT="0" distB="0" distL="0" distR="0" wp14:anchorId="2417DCA6" wp14:editId="08D8446D">
+            <wp:extent cx="4253230" cy="8266176"/>
+            <wp:effectExtent l="0" t="0" r="0" b="1905"/>
+            <wp:docPr id="1793311313" name="圖片 1"/>
+            <wp:cNvGraphicFramePr>
+              <a:graphicFrameLocks xmlns:a="http://schemas.openxmlformats.org/drawingml/2006/main" noChangeAspect="1"/>
+            </wp:cNvGraphicFramePr>
+            <a:graphic xmlns:a="http://schemas.openxmlformats.org/drawingml/2006/main">
+              <a:graphicData uri="http://schemas.openxmlformats.org/drawingml/2006/picture">
+                <pic:pic xmlns:pic="http://schemas.openxmlformats.org/drawingml/2006/picture">
+                  <pic:nvPicPr>
+                    <pic:cNvPr id="0" name="Picture 1"/>
+                    <pic:cNvPicPr>
+                      <a:picLocks noChangeAspect="1" noChangeArrowheads="1"/>
+                    </pic:cNvPicPr>
+                  </pic:nvPicPr>
+                  <pic:blipFill rotWithShape="1">
+                    <a:blip r:embed="rId26">
+                      <a:extLst>
+                        <a:ext uri="{28A0092B-C50C-407E-A947-70E740481C1C}">
+                          <a14:useLocalDpi xmlns:a14="http://schemas.microsoft.com/office/drawing/2010/main" val="0"/>
+                        </a:ext>
+                      </a:extLst>
+                    </a:blip>
+                    <a:srcRect b="693"/>
+                    <a:stretch>
+                      <a:fillRect/>
+                    </a:stretch>
+                  </pic:blipFill>
+                  <pic:spPr bwMode="auto">
+                    <a:xfrm>
+                      <a:off x="0" y="0"/>
+                      <a:ext cx="4263239" cy="8285629"/>
+                    </a:xfrm>
+                    <a:prstGeom prst="rect">
+                      <a:avLst/>
+                    </a:prstGeom>
+                    <a:noFill/>
+                    <a:ln>
+                      <a:noFill/>
+                    </a:ln>
+                    <a:extLst>
+                      <a:ext uri="{53640926-AAD7-44D8-BBD7-CCE9431645EC}">
+                        <a14:shadowObscured xmlns:a14="http://schemas.microsoft.com/office/drawing/2010/main"/>
+                      </a:ext>
+                    </a:extLst>
+                  </pic:spPr>
+                </pic:pic>
+              </a:graphicData>
+            </a:graphic>
+          </wp:inline>
+        </w:drawing>
+      </w:r>
+    </w:p>
+    <w:p>
+      <w:pPr>
+        <w:pStyle w:val="afb"/>
+      </w:pPr>
       <w:bookmarkStart w:id="59" w:name="_Toc227624325"/>
       <w:r>
         <w:rPr>
@@ -34843,12 +35354,14 @@
     <w:p>
       <w:pPr>
         <w:pStyle w:val="2"/>
+        <w:pageBreakBefore/>
       </w:pPr>
       <w:bookmarkStart w:id="61" w:name="_Toc227364461"/>
       <w:r>
         <w:rPr>
           <w:rFonts w:hint="eastAsia"/>
         </w:rPr>
+        <w:lastRenderedPageBreak/>
         <w:t>元件圖</w:t>
       </w:r>
       <w:bookmarkEnd w:id="61"/>
@@ -34912,7 +35425,7 @@
                     </pic:cNvPicPr>
                   </pic:nvPicPr>
                   <pic:blipFill>
-                    <a:blip r:embed="rId25">
+                    <a:blip r:embed="rId27">
                       <a:extLst>
                         <a:ext uri="{28A0092B-C50C-407E-A947-70E740481C1C}">
                           <a14:useLocalDpi xmlns:a14="http://schemas.microsoft.com/office/drawing/2010/main" val="0"/>
@@ -35081,7 +35594,7 @@
                     </pic:cNvPicPr>
                   </pic:nvPicPr>
                   <pic:blipFill>
-                    <a:blip r:embed="rId26" cstate="print">
+                    <a:blip r:embed="rId28" cstate="print">
                       <a:extLst>
                         <a:ext uri="{28A0092B-C50C-407E-A947-70E740481C1C}">
                           <a14:useLocalDpi xmlns:a14="http://schemas.microsoft.com/office/drawing/2010/main" val="0"/>
@@ -35256,6 +35769,7 @@
     <w:p>
       <w:pPr>
         <w:pStyle w:val="2"/>
+        <w:pageBreakBefore/>
         <w:rPr>
           <w:lang w:val="pt-PT"/>
         </w:rPr>
@@ -35265,6 +35779,7 @@
         <w:rPr>
           <w:rFonts w:hint="eastAsia"/>
         </w:rPr>
+        <w:lastRenderedPageBreak/>
         <w:t>表格及其</w:t>
       </w:r>
       <w:r>
@@ -35718,7 +36233,7 @@
       </w:pPr>
     </w:p>
     <w:sectPr>
-      <w:footerReference w:type="default" r:id="rId27"/>
+      <w:footerReference w:type="default" r:id="rId29"/>
       <w:pgSz w:w="11906" w:h="16838" w:code="9"/>
       <w:pgMar w:top="851" w:right="851" w:bottom="851" w:left="851" w:header="567" w:footer="567" w:gutter="0"/>
       <w:pgNumType w:start="1"/>

--- a/documents/四技第115414組-救「舊」我的書-系統手冊.docx
+++ b/documents/四技第115414組-救「舊」我的書-系統手冊.docx
@@ -727,20 +727,12 @@
         <w:spacing w:after="120"/>
       </w:pPr>
       <w:bookmarkStart w:id="0" w:name="_Toc227364428"/>
-      <w:proofErr w:type="gramStart"/>
       <w:r>
         <w:rPr>
           <w:rFonts w:hint="eastAsia"/>
         </w:rPr>
         <w:lastRenderedPageBreak/>
-        <w:t>誌</w:t>
-      </w:r>
-      <w:proofErr w:type="gramEnd"/>
-      <w:r>
-        <w:rPr>
-          <w:rFonts w:hint="eastAsia"/>
-        </w:rPr>
-        <w:t>謝</w:t>
+        <w:t>誌謝</w:t>
       </w:r>
       <w:bookmarkEnd w:id="0"/>
     </w:p>
@@ -757,39 +749,7 @@
           <w:rFonts w:hint="eastAsia"/>
           <w:color w:val="000000" w:themeColor="text1"/>
         </w:rPr>
-        <w:t>歲月荏苒，本系統「救『舊』我的書」自研發、淬</w:t>
-      </w:r>
-      <w:proofErr w:type="gramStart"/>
-      <w:r>
-        <w:rPr>
-          <w:rFonts w:hint="eastAsia"/>
-          <w:color w:val="000000" w:themeColor="text1"/>
-        </w:rPr>
-        <w:t>鍊</w:t>
-      </w:r>
-      <w:proofErr w:type="gramEnd"/>
-      <w:r>
-        <w:rPr>
-          <w:rFonts w:hint="eastAsia"/>
-          <w:color w:val="000000" w:themeColor="text1"/>
-        </w:rPr>
-        <w:t>至最終成型，背後實仰賴多方之襄助與知識之交織。本系統之完成，非僅為技術之實踐，更為跨校、跨領域協作之成果。謹於此文末，向</w:t>
-      </w:r>
-      <w:proofErr w:type="gramStart"/>
-      <w:r>
-        <w:rPr>
-          <w:rFonts w:hint="eastAsia"/>
-          <w:color w:val="000000" w:themeColor="text1"/>
-        </w:rPr>
-        <w:t>所有曾惠予</w:t>
-      </w:r>
-      <w:proofErr w:type="gramEnd"/>
-      <w:r>
-        <w:rPr>
-          <w:rFonts w:hint="eastAsia"/>
-          <w:color w:val="000000" w:themeColor="text1"/>
-        </w:rPr>
-        <w:t>指引與支援之師長、同儕，致上最誠摯之謝忱。</w:t>
+        <w:t>歲月荏苒，本系統「救『舊』我的書」自研發、淬鍊至最終成型，背後實仰賴多方之襄助與知識之交織。本系統之完成，非僅為技術之實踐，更為跨校、跨領域協作之成果。謹於此文末，向所有曾惠予指引與支援之師長、同儕，致上最誠摯之謝忱。</w:t>
       </w:r>
     </w:p>
     <w:p>
@@ -806,39 +766,7 @@
           <w:rFonts w:hint="eastAsia"/>
           <w:color w:val="000000" w:themeColor="text1"/>
         </w:rPr>
-        <w:t>首要感謝指導教授國立</w:t>
-      </w:r>
-      <w:proofErr w:type="gramStart"/>
-      <w:r>
-        <w:rPr>
-          <w:rFonts w:hint="eastAsia"/>
-          <w:color w:val="000000" w:themeColor="text1"/>
-        </w:rPr>
-        <w:t>臺</w:t>
-      </w:r>
-      <w:proofErr w:type="gramEnd"/>
-      <w:r>
-        <w:rPr>
-          <w:rFonts w:hint="eastAsia"/>
-          <w:color w:val="000000" w:themeColor="text1"/>
-        </w:rPr>
-        <w:t>北商業大學林俊杰老師。林教授於專案構思之初，即以高瞻遠矚之學識為學生撥雲見日，引領吾等於技術研發中確立航向。其嚴謹之治學態度與敏銳之學術洞察力，不僅使系統架構更</w:t>
-      </w:r>
-      <w:proofErr w:type="gramStart"/>
-      <w:r>
-        <w:rPr>
-          <w:rFonts w:hint="eastAsia"/>
-          <w:color w:val="000000" w:themeColor="text1"/>
-        </w:rPr>
-        <w:t>臻</w:t>
-      </w:r>
-      <w:proofErr w:type="gramEnd"/>
-      <w:r>
-        <w:rPr>
-          <w:rFonts w:hint="eastAsia"/>
-          <w:color w:val="000000" w:themeColor="text1"/>
-        </w:rPr>
-        <w:t>完善，更教導學生以系統化思維解決實務困境，師恩浩蕩，銘感五內。</w:t>
+        <w:t>首要感謝指導教授國立臺北商業大學林俊杰老師。林教授於專案構思之初，即以高瞻遠矚之學識為學生撥雲見日，引領吾等於技術研發中確立航向。其嚴謹之治學態度與敏銳之學術洞察力，不僅使系統架構更臻完善，更教導學生以系統化思維解決實務困境，師恩浩蕩，銘感五內。</w:t>
       </w:r>
     </w:p>
     <w:p>
@@ -855,37 +783,35 @@
           <w:rFonts w:hint="eastAsia"/>
           <w:color w:val="000000" w:themeColor="text1"/>
         </w:rPr>
-        <w:t>在實體結構與硬體實作方面，特別感謝</w:t>
-      </w:r>
-      <w:proofErr w:type="gramStart"/>
+        <w:t>在實體結構與硬體實作方面，特別感謝臺北城市科技大學吳政佑同學</w:t>
+      </w:r>
       <w:r>
         <w:rPr>
           <w:rFonts w:hint="eastAsia"/>
           <w:color w:val="000000" w:themeColor="text1"/>
         </w:rPr>
-        <w:t>臺</w:t>
-      </w:r>
-      <w:proofErr w:type="gramEnd"/>
+        <w:t>，</w:t>
+      </w:r>
       <w:r>
         <w:rPr>
           <w:rFonts w:hint="eastAsia"/>
           <w:color w:val="000000" w:themeColor="text1"/>
         </w:rPr>
-        <w:t>北城市科技大學吳政佑同學</w:t>
+        <w:t>其於</w:t>
       </w:r>
       <w:r>
         <w:rPr>
           <w:rFonts w:hint="eastAsia"/>
           <w:color w:val="000000" w:themeColor="text1"/>
         </w:rPr>
-        <w:t>，</w:t>
+        <w:t>3D</w:t>
       </w:r>
       <w:r>
         <w:rPr>
           <w:rFonts w:hint="eastAsia"/>
           <w:color w:val="000000" w:themeColor="text1"/>
         </w:rPr>
-        <w:t>其於</w:t>
+        <w:t>建模領域展現之精湛造詣，為硬體結構提供極具前瞻性之設計建議，使實體裝置兼具功能性與工藝美感。同時感謝龍華科技大學盧士玄同學，於實體模型產出之際，承蒙其於</w:t>
       </w:r>
       <w:r>
         <w:rPr>
@@ -899,37 +825,7 @@
           <w:rFonts w:hint="eastAsia"/>
           <w:color w:val="000000" w:themeColor="text1"/>
         </w:rPr>
-        <w:t>建模領域展現之精湛造詣，為硬體結構提供極具前瞻性之設計建議，使實體裝置兼具功能性與工藝美感。同時感謝龍華科技大學盧士玄同學，於實體模型產出之際，承蒙其於</w:t>
-      </w:r>
-      <w:r>
-        <w:rPr>
-          <w:rFonts w:hint="eastAsia"/>
-          <w:color w:val="000000" w:themeColor="text1"/>
-        </w:rPr>
-        <w:t>3D</w:t>
-      </w:r>
-      <w:r>
-        <w:rPr>
-          <w:rFonts w:hint="eastAsia"/>
-          <w:color w:val="000000" w:themeColor="text1"/>
-        </w:rPr>
-        <w:t>列印技術上之鼎力支援，使設計藍圖得以精</w:t>
-      </w:r>
-      <w:proofErr w:type="gramStart"/>
-      <w:r>
-        <w:rPr>
-          <w:rFonts w:hint="eastAsia"/>
-          <w:color w:val="000000" w:themeColor="text1"/>
-        </w:rPr>
-        <w:t>準</w:t>
-      </w:r>
-      <w:proofErr w:type="gramEnd"/>
-      <w:r>
-        <w:rPr>
-          <w:rFonts w:hint="eastAsia"/>
-          <w:color w:val="000000" w:themeColor="text1"/>
-        </w:rPr>
-        <w:t>轉化為具體成品，跨越虛擬與現實之鴻溝。</w:t>
+        <w:t>列印技術上之鼎力支援，使設計藍圖得以精準轉化為具體成品，跨越虛擬與現實之鴻溝。</w:t>
       </w:r>
     </w:p>
     <w:p>
@@ -946,55 +842,7 @@
           <w:rFonts w:hint="eastAsia"/>
           <w:color w:val="000000" w:themeColor="text1"/>
         </w:rPr>
-        <w:t>關於視覺意象與系統邏輯之精進，感謝國立</w:t>
-      </w:r>
-      <w:proofErr w:type="gramStart"/>
-      <w:r>
-        <w:rPr>
-          <w:rFonts w:hint="eastAsia"/>
-          <w:color w:val="000000" w:themeColor="text1"/>
-        </w:rPr>
-        <w:t>臺</w:t>
-      </w:r>
-      <w:proofErr w:type="gramEnd"/>
-      <w:r>
-        <w:rPr>
-          <w:rFonts w:hint="eastAsia"/>
-          <w:color w:val="000000" w:themeColor="text1"/>
-        </w:rPr>
-        <w:t>北商業大學創意科技與產品設計系友人，於識別設計構築之歷程中，惠賜諸多獨到見解，使本專案之視覺呈現更具獨特神韻。亦感謝國立臺灣科技大學林天佑同學，於使用情境之</w:t>
-      </w:r>
-      <w:proofErr w:type="gramStart"/>
-      <w:r>
-        <w:rPr>
-          <w:rFonts w:hint="eastAsia"/>
-          <w:color w:val="000000" w:themeColor="text1"/>
-        </w:rPr>
-        <w:t>擘</w:t>
-      </w:r>
-      <w:proofErr w:type="gramEnd"/>
-      <w:r>
-        <w:rPr>
-          <w:rFonts w:hint="eastAsia"/>
-          <w:color w:val="000000" w:themeColor="text1"/>
-        </w:rPr>
-        <w:t>劃，提供寶貴之分析觀點，</w:t>
-      </w:r>
-      <w:proofErr w:type="gramStart"/>
-      <w:r>
-        <w:rPr>
-          <w:rFonts w:hint="eastAsia"/>
-          <w:color w:val="000000" w:themeColor="text1"/>
-        </w:rPr>
-        <w:t>俾</w:t>
-      </w:r>
-      <w:proofErr w:type="gramEnd"/>
-      <w:r>
-        <w:rPr>
-          <w:rFonts w:hint="eastAsia"/>
-          <w:color w:val="000000" w:themeColor="text1"/>
-        </w:rPr>
-        <w:t>使吾等得以進一步優化系統流程與使用者體驗。</w:t>
+        <w:t>關於視覺意象與系統邏輯之精進，感謝國立臺北商業大學創意科技與產品設計系友人，於識別設計構築之歷程中，惠賜諸多獨到見解，使本專案之視覺呈現更具獨特神韻。亦感謝國立臺灣科技大學林天佑同學，於使用情境之擘劃，提供寶貴之分析觀點，俾使吾等得以進一步優化系統流程與使用者體驗。</w:t>
       </w:r>
     </w:p>
     <w:p>
@@ -1011,55 +859,7 @@
           <w:rFonts w:hint="eastAsia"/>
           <w:color w:val="000000" w:themeColor="text1"/>
         </w:rPr>
-        <w:t>本系統一路走來，雖有艱辛，</w:t>
-      </w:r>
-      <w:proofErr w:type="gramStart"/>
-      <w:r>
-        <w:rPr>
-          <w:rFonts w:hint="eastAsia"/>
-          <w:color w:val="000000" w:themeColor="text1"/>
-        </w:rPr>
-        <w:t>然獲此</w:t>
-      </w:r>
-      <w:proofErr w:type="gramEnd"/>
-      <w:r>
-        <w:rPr>
-          <w:rFonts w:hint="eastAsia"/>
-          <w:color w:val="000000" w:themeColor="text1"/>
-        </w:rPr>
-        <w:t>良師益友相伴，實乃學生之幸。諸位之協助，皆已化為本系統不可或缺之基石；此份成就，乃我輩共同締造，特以此文</w:t>
-      </w:r>
-      <w:proofErr w:type="gramStart"/>
-      <w:r>
-        <w:rPr>
-          <w:rFonts w:hint="eastAsia"/>
-          <w:color w:val="000000" w:themeColor="text1"/>
-        </w:rPr>
-        <w:t>誌</w:t>
-      </w:r>
-      <w:proofErr w:type="gramEnd"/>
-      <w:r>
-        <w:rPr>
-          <w:rFonts w:hint="eastAsia"/>
-          <w:color w:val="000000" w:themeColor="text1"/>
-        </w:rPr>
-        <w:t>之，</w:t>
-      </w:r>
-      <w:proofErr w:type="gramStart"/>
-      <w:r>
-        <w:rPr>
-          <w:rFonts w:hint="eastAsia"/>
-          <w:color w:val="000000" w:themeColor="text1"/>
-        </w:rPr>
-        <w:t>以銘厚誼</w:t>
-      </w:r>
-      <w:proofErr w:type="gramEnd"/>
-      <w:r>
-        <w:rPr>
-          <w:rFonts w:hint="eastAsia"/>
-          <w:color w:val="000000" w:themeColor="text1"/>
-        </w:rPr>
-        <w:t>。</w:t>
+        <w:t>本系統一路走來，雖有艱辛，然獲此良師益友相伴，實乃學生之幸。諸位之協助，皆已化為本系統不可或缺之基石；此份成就，乃我輩共同締造，特以此文誌之，以銘厚誼。</w:t>
       </w:r>
     </w:p>
     <w:p>
@@ -1103,16 +903,8 @@
         <w:rPr>
           <w:rFonts w:hint="eastAsia"/>
         </w:rPr>
-        <w:t>連卉</w:t>
-      </w:r>
-      <w:proofErr w:type="gramStart"/>
-      <w:r>
-        <w:rPr>
-          <w:rFonts w:hint="eastAsia"/>
-        </w:rPr>
-        <w:t>媗</w:t>
-      </w:r>
-      <w:proofErr w:type="gramEnd"/>
+        <w:t>連卉媗</w:t>
+      </w:r>
       <w:r>
         <w:rPr>
           <w:rFonts w:hint="eastAsia"/>
@@ -1135,16 +927,8 @@
         <w:rPr>
           <w:rFonts w:hint="eastAsia"/>
         </w:rPr>
-        <w:t>謹</w:t>
-      </w:r>
-      <w:proofErr w:type="gramStart"/>
-      <w:r>
-        <w:rPr>
-          <w:rFonts w:hint="eastAsia"/>
-        </w:rPr>
-        <w:t>誌</w:t>
-      </w:r>
-      <w:proofErr w:type="gramEnd"/>
+        <w:t>謹誌</w:t>
+      </w:r>
     </w:p>
     <w:p>
       <w:pPr>
@@ -1162,21 +946,7 @@
         <w:rPr>
           <w:rFonts w:hint="eastAsia"/>
         </w:rPr>
-        <w:t>國立</w:t>
-      </w:r>
-      <w:proofErr w:type="gramStart"/>
-      <w:r>
-        <w:rPr>
-          <w:rFonts w:hint="eastAsia"/>
-        </w:rPr>
-        <w:t>臺</w:t>
-      </w:r>
-      <w:proofErr w:type="gramEnd"/>
-      <w:r>
-        <w:rPr>
-          <w:rFonts w:hint="eastAsia"/>
-        </w:rPr>
-        <w:t>北商業大學資訊管理系</w:t>
+        <w:t>國立臺北商業大學資訊管理系</w:t>
       </w:r>
     </w:p>
     <w:p>
@@ -1258,64 +1028,91 @@
         </w:rPr>
         <w:fldChar w:fldCharType="separate"/>
       </w:r>
-      <w:hyperlink w:anchor="_Toc227364428" w:history="1">
-        <w:r>
-          <w:rPr>
-            <w:rStyle w:val="afc"/>
-            <w:rFonts w:hint="eastAsia"/>
-            <w:noProof/>
-          </w:rPr>
-          <w:t>誌謝</w:t>
-        </w:r>
-        <w:r>
-          <w:rPr>
-            <w:noProof/>
-            <w:webHidden/>
-          </w:rPr>
-          <w:tab/>
-        </w:r>
-        <w:r>
-          <w:rPr>
-            <w:noProof/>
-            <w:webHidden/>
-          </w:rPr>
-          <w:fldChar w:fldCharType="begin"/>
-        </w:r>
-        <w:r>
-          <w:rPr>
-            <w:noProof/>
-            <w:webHidden/>
-          </w:rPr>
-          <w:instrText xml:space="preserve"> PAGEREF _Toc227364428 \h </w:instrText>
-        </w:r>
-        <w:r>
-          <w:rPr>
-            <w:noProof/>
-            <w:webHidden/>
-          </w:rPr>
-        </w:r>
-        <w:r>
-          <w:rPr>
-            <w:noProof/>
-            <w:webHidden/>
-          </w:rPr>
-          <w:fldChar w:fldCharType="separate"/>
-        </w:r>
-        <w:r>
-          <w:rPr>
-            <w:noProof/>
-            <w:webHidden/>
-          </w:rPr>
-          <w:t>i</w:t>
-        </w:r>
-        <w:r>
-          <w:rPr>
-            <w:noProof/>
-            <w:webHidden/>
-          </w:rPr>
-          <w:fldChar w:fldCharType="end"/>
-        </w:r>
-      </w:hyperlink>
+      <w:r>
+        <w:rPr>
+          <w:noProof/>
+        </w:rPr>
+        <w:fldChar w:fldCharType="begin"/>
+      </w:r>
+      <w:r>
+        <w:rPr>
+          <w:noProof/>
+        </w:rPr>
+        <w:instrText>HYPERLINK \l "_Toc227364428"</w:instrText>
+      </w:r>
+      <w:r>
+        <w:rPr>
+          <w:noProof/>
+        </w:rPr>
+      </w:r>
+      <w:r>
+        <w:rPr>
+          <w:noProof/>
+        </w:rPr>
+        <w:fldChar w:fldCharType="separate"/>
+      </w:r>
+      <w:r>
+        <w:rPr>
+          <w:rStyle w:val="afc"/>
+          <w:rFonts w:hint="eastAsia"/>
+          <w:noProof/>
+        </w:rPr>
+        <w:t>誌謝</w:t>
+      </w:r>
+      <w:r>
+        <w:rPr>
+          <w:noProof/>
+          <w:webHidden/>
+        </w:rPr>
+        <w:tab/>
+      </w:r>
+      <w:r>
+        <w:rPr>
+          <w:noProof/>
+          <w:webHidden/>
+        </w:rPr>
+        <w:fldChar w:fldCharType="begin"/>
+      </w:r>
+      <w:r>
+        <w:rPr>
+          <w:noProof/>
+          <w:webHidden/>
+        </w:rPr>
+        <w:instrText xml:space="preserve"> PAGEREF _Toc227364428 \h </w:instrText>
+      </w:r>
+      <w:r>
+        <w:rPr>
+          <w:noProof/>
+          <w:webHidden/>
+        </w:rPr>
+      </w:r>
+      <w:r>
+        <w:rPr>
+          <w:noProof/>
+          <w:webHidden/>
+        </w:rPr>
+        <w:fldChar w:fldCharType="separate"/>
+      </w:r>
+      <w:r>
+        <w:rPr>
+          <w:noProof/>
+          <w:webHidden/>
+        </w:rPr>
+        <w:t>i</w:t>
+      </w:r>
+      <w:r>
+        <w:rPr>
+          <w:noProof/>
+          <w:webHidden/>
+        </w:rPr>
+        <w:fldChar w:fldCharType="end"/>
+      </w:r>
+      <w:r>
+        <w:rPr>
+          <w:noProof/>
+        </w:rPr>
+        <w:fldChar w:fldCharType="end"/>
+      </w:r>
     </w:p>
     <w:p>
       <w:pPr>
@@ -1333,64 +1130,91 @@
           <w:lang w:bidi="ar-SA"/>
         </w:rPr>
       </w:pPr>
-      <w:hyperlink w:anchor="_Toc227364429" w:history="1">
-        <w:r>
-          <w:rPr>
-            <w:rStyle w:val="afc"/>
-            <w:rFonts w:hint="eastAsia"/>
-            <w:noProof/>
-          </w:rPr>
-          <w:t>目錄</w:t>
-        </w:r>
-        <w:r>
-          <w:rPr>
-            <w:noProof/>
-            <w:webHidden/>
-          </w:rPr>
-          <w:tab/>
-        </w:r>
-        <w:r>
-          <w:rPr>
-            <w:noProof/>
-            <w:webHidden/>
-          </w:rPr>
-          <w:fldChar w:fldCharType="begin"/>
-        </w:r>
-        <w:r>
-          <w:rPr>
-            <w:noProof/>
-            <w:webHidden/>
-          </w:rPr>
-          <w:instrText xml:space="preserve"> PAGEREF _Toc227364429 \h </w:instrText>
-        </w:r>
-        <w:r>
-          <w:rPr>
-            <w:noProof/>
-            <w:webHidden/>
-          </w:rPr>
-        </w:r>
-        <w:r>
-          <w:rPr>
-            <w:noProof/>
-            <w:webHidden/>
-          </w:rPr>
-          <w:fldChar w:fldCharType="separate"/>
-        </w:r>
-        <w:r>
-          <w:rPr>
-            <w:noProof/>
-            <w:webHidden/>
-          </w:rPr>
-          <w:t>ii</w:t>
-        </w:r>
-        <w:r>
-          <w:rPr>
-            <w:noProof/>
-            <w:webHidden/>
-          </w:rPr>
-          <w:fldChar w:fldCharType="end"/>
-        </w:r>
-      </w:hyperlink>
+      <w:r>
+        <w:rPr>
+          <w:noProof/>
+        </w:rPr>
+        <w:fldChar w:fldCharType="begin"/>
+      </w:r>
+      <w:r>
+        <w:rPr>
+          <w:noProof/>
+        </w:rPr>
+        <w:instrText>HYPERLINK \l "_Toc227364429"</w:instrText>
+      </w:r>
+      <w:r>
+        <w:rPr>
+          <w:noProof/>
+        </w:rPr>
+      </w:r>
+      <w:r>
+        <w:rPr>
+          <w:noProof/>
+        </w:rPr>
+        <w:fldChar w:fldCharType="separate"/>
+      </w:r>
+      <w:r>
+        <w:rPr>
+          <w:rStyle w:val="afc"/>
+          <w:rFonts w:hint="eastAsia"/>
+          <w:noProof/>
+        </w:rPr>
+        <w:t>目錄</w:t>
+      </w:r>
+      <w:r>
+        <w:rPr>
+          <w:noProof/>
+          <w:webHidden/>
+        </w:rPr>
+        <w:tab/>
+      </w:r>
+      <w:r>
+        <w:rPr>
+          <w:noProof/>
+          <w:webHidden/>
+        </w:rPr>
+        <w:fldChar w:fldCharType="begin"/>
+      </w:r>
+      <w:r>
+        <w:rPr>
+          <w:noProof/>
+          <w:webHidden/>
+        </w:rPr>
+        <w:instrText xml:space="preserve"> PAGEREF _Toc227364429 \h </w:instrText>
+      </w:r>
+      <w:r>
+        <w:rPr>
+          <w:noProof/>
+          <w:webHidden/>
+        </w:rPr>
+      </w:r>
+      <w:r>
+        <w:rPr>
+          <w:noProof/>
+          <w:webHidden/>
+        </w:rPr>
+        <w:fldChar w:fldCharType="separate"/>
+      </w:r>
+      <w:r>
+        <w:rPr>
+          <w:noProof/>
+          <w:webHidden/>
+        </w:rPr>
+        <w:t>ii</w:t>
+      </w:r>
+      <w:r>
+        <w:rPr>
+          <w:noProof/>
+          <w:webHidden/>
+        </w:rPr>
+        <w:fldChar w:fldCharType="end"/>
+      </w:r>
+      <w:r>
+        <w:rPr>
+          <w:noProof/>
+        </w:rPr>
+        <w:fldChar w:fldCharType="end"/>
+      </w:r>
     </w:p>
     <w:p>
       <w:pPr>
@@ -1408,64 +1232,91 @@
           <w:lang w:bidi="ar-SA"/>
         </w:rPr>
       </w:pPr>
-      <w:hyperlink w:anchor="_Toc227364430" w:history="1">
-        <w:r>
-          <w:rPr>
-            <w:rStyle w:val="afc"/>
-            <w:rFonts w:hint="eastAsia"/>
-            <w:noProof/>
-          </w:rPr>
-          <w:t>圖目錄</w:t>
-        </w:r>
-        <w:r>
-          <w:rPr>
-            <w:noProof/>
-            <w:webHidden/>
-          </w:rPr>
-          <w:tab/>
-        </w:r>
-        <w:r>
-          <w:rPr>
-            <w:noProof/>
-            <w:webHidden/>
-          </w:rPr>
-          <w:fldChar w:fldCharType="begin"/>
-        </w:r>
-        <w:r>
-          <w:rPr>
-            <w:noProof/>
-            <w:webHidden/>
-          </w:rPr>
-          <w:instrText xml:space="preserve"> PAGEREF _Toc227364430 \h </w:instrText>
-        </w:r>
-        <w:r>
-          <w:rPr>
-            <w:noProof/>
-            <w:webHidden/>
-          </w:rPr>
-        </w:r>
-        <w:r>
-          <w:rPr>
-            <w:noProof/>
-            <w:webHidden/>
-          </w:rPr>
-          <w:fldChar w:fldCharType="separate"/>
-        </w:r>
-        <w:r>
-          <w:rPr>
-            <w:noProof/>
-            <w:webHidden/>
-          </w:rPr>
-          <w:t>iv</w:t>
-        </w:r>
-        <w:r>
-          <w:rPr>
-            <w:noProof/>
-            <w:webHidden/>
-          </w:rPr>
-          <w:fldChar w:fldCharType="end"/>
-        </w:r>
-      </w:hyperlink>
+      <w:r>
+        <w:rPr>
+          <w:noProof/>
+        </w:rPr>
+        <w:fldChar w:fldCharType="begin"/>
+      </w:r>
+      <w:r>
+        <w:rPr>
+          <w:noProof/>
+        </w:rPr>
+        <w:instrText>HYPERLINK \l "_Toc227364430"</w:instrText>
+      </w:r>
+      <w:r>
+        <w:rPr>
+          <w:noProof/>
+        </w:rPr>
+      </w:r>
+      <w:r>
+        <w:rPr>
+          <w:noProof/>
+        </w:rPr>
+        <w:fldChar w:fldCharType="separate"/>
+      </w:r>
+      <w:r>
+        <w:rPr>
+          <w:rStyle w:val="afc"/>
+          <w:rFonts w:hint="eastAsia"/>
+          <w:noProof/>
+        </w:rPr>
+        <w:t>圖目錄</w:t>
+      </w:r>
+      <w:r>
+        <w:rPr>
+          <w:noProof/>
+          <w:webHidden/>
+        </w:rPr>
+        <w:tab/>
+      </w:r>
+      <w:r>
+        <w:rPr>
+          <w:noProof/>
+          <w:webHidden/>
+        </w:rPr>
+        <w:fldChar w:fldCharType="begin"/>
+      </w:r>
+      <w:r>
+        <w:rPr>
+          <w:noProof/>
+          <w:webHidden/>
+        </w:rPr>
+        <w:instrText xml:space="preserve"> PAGEREF _Toc227364430 \h </w:instrText>
+      </w:r>
+      <w:r>
+        <w:rPr>
+          <w:noProof/>
+          <w:webHidden/>
+        </w:rPr>
+      </w:r>
+      <w:r>
+        <w:rPr>
+          <w:noProof/>
+          <w:webHidden/>
+        </w:rPr>
+        <w:fldChar w:fldCharType="separate"/>
+      </w:r>
+      <w:r>
+        <w:rPr>
+          <w:noProof/>
+          <w:webHidden/>
+        </w:rPr>
+        <w:t>iv</w:t>
+      </w:r>
+      <w:r>
+        <w:rPr>
+          <w:noProof/>
+          <w:webHidden/>
+        </w:rPr>
+        <w:fldChar w:fldCharType="end"/>
+      </w:r>
+      <w:r>
+        <w:rPr>
+          <w:noProof/>
+        </w:rPr>
+        <w:fldChar w:fldCharType="end"/>
+      </w:r>
     </w:p>
     <w:p>
       <w:pPr>
@@ -1483,64 +1334,91 @@
           <w:lang w:bidi="ar-SA"/>
         </w:rPr>
       </w:pPr>
-      <w:hyperlink w:anchor="_Toc227364431" w:history="1">
-        <w:r>
-          <w:rPr>
-            <w:rStyle w:val="afc"/>
-            <w:rFonts w:hint="eastAsia"/>
-            <w:noProof/>
-          </w:rPr>
-          <w:t>表目錄</w:t>
-        </w:r>
-        <w:r>
-          <w:rPr>
-            <w:noProof/>
-            <w:webHidden/>
-          </w:rPr>
-          <w:tab/>
-        </w:r>
-        <w:r>
-          <w:rPr>
-            <w:noProof/>
-            <w:webHidden/>
-          </w:rPr>
-          <w:fldChar w:fldCharType="begin"/>
-        </w:r>
-        <w:r>
-          <w:rPr>
-            <w:noProof/>
-            <w:webHidden/>
-          </w:rPr>
-          <w:instrText xml:space="preserve"> PAGEREF _Toc227364431 \h </w:instrText>
-        </w:r>
-        <w:r>
-          <w:rPr>
-            <w:noProof/>
-            <w:webHidden/>
-          </w:rPr>
-        </w:r>
-        <w:r>
-          <w:rPr>
-            <w:noProof/>
-            <w:webHidden/>
-          </w:rPr>
-          <w:fldChar w:fldCharType="separate"/>
-        </w:r>
-        <w:r>
-          <w:rPr>
-            <w:noProof/>
-            <w:webHidden/>
-          </w:rPr>
-          <w:t>v</w:t>
-        </w:r>
-        <w:r>
-          <w:rPr>
-            <w:noProof/>
-            <w:webHidden/>
-          </w:rPr>
-          <w:fldChar w:fldCharType="end"/>
-        </w:r>
-      </w:hyperlink>
+      <w:r>
+        <w:rPr>
+          <w:noProof/>
+        </w:rPr>
+        <w:fldChar w:fldCharType="begin"/>
+      </w:r>
+      <w:r>
+        <w:rPr>
+          <w:noProof/>
+        </w:rPr>
+        <w:instrText>HYPERLINK \l "_Toc227364431"</w:instrText>
+      </w:r>
+      <w:r>
+        <w:rPr>
+          <w:noProof/>
+        </w:rPr>
+      </w:r>
+      <w:r>
+        <w:rPr>
+          <w:noProof/>
+        </w:rPr>
+        <w:fldChar w:fldCharType="separate"/>
+      </w:r>
+      <w:r>
+        <w:rPr>
+          <w:rStyle w:val="afc"/>
+          <w:rFonts w:hint="eastAsia"/>
+          <w:noProof/>
+        </w:rPr>
+        <w:t>表目錄</w:t>
+      </w:r>
+      <w:r>
+        <w:rPr>
+          <w:noProof/>
+          <w:webHidden/>
+        </w:rPr>
+        <w:tab/>
+      </w:r>
+      <w:r>
+        <w:rPr>
+          <w:noProof/>
+          <w:webHidden/>
+        </w:rPr>
+        <w:fldChar w:fldCharType="begin"/>
+      </w:r>
+      <w:r>
+        <w:rPr>
+          <w:noProof/>
+          <w:webHidden/>
+        </w:rPr>
+        <w:instrText xml:space="preserve"> PAGEREF _Toc227364431 \h </w:instrText>
+      </w:r>
+      <w:r>
+        <w:rPr>
+          <w:noProof/>
+          <w:webHidden/>
+        </w:rPr>
+      </w:r>
+      <w:r>
+        <w:rPr>
+          <w:noProof/>
+          <w:webHidden/>
+        </w:rPr>
+        <w:fldChar w:fldCharType="separate"/>
+      </w:r>
+      <w:r>
+        <w:rPr>
+          <w:noProof/>
+          <w:webHidden/>
+        </w:rPr>
+        <w:t>v</w:t>
+      </w:r>
+      <w:r>
+        <w:rPr>
+          <w:noProof/>
+          <w:webHidden/>
+        </w:rPr>
+        <w:fldChar w:fldCharType="end"/>
+      </w:r>
+      <w:r>
+        <w:rPr>
+          <w:noProof/>
+        </w:rPr>
+        <w:fldChar w:fldCharType="end"/>
+      </w:r>
     </w:p>
     <w:p>
       <w:pPr>
@@ -1559,472 +1437,54 @@
           <w:lang w:bidi="ar-SA"/>
         </w:rPr>
       </w:pPr>
-      <w:hyperlink w:anchor="_Toc227364432" w:history="1">
-        <w:r>
-          <w:rPr>
-            <w:rStyle w:val="afc"/>
-            <w:rFonts w:hint="eastAsia"/>
-            <w:noProof/>
-          </w:rPr>
-          <w:t>第</w:t>
-        </w:r>
-        <w:r>
-          <w:rPr>
-            <w:rStyle w:val="afc"/>
-            <w:rFonts w:hint="eastAsia"/>
-            <w:noProof/>
-          </w:rPr>
-          <w:t>1</w:t>
-        </w:r>
-        <w:r>
-          <w:rPr>
-            <w:rStyle w:val="afc"/>
-            <w:rFonts w:hint="eastAsia"/>
-            <w:noProof/>
-          </w:rPr>
-          <w:t>章</w:t>
-        </w:r>
-        <w:r>
-          <w:rPr>
-            <w:rFonts w:asciiTheme="minorHAnsi" w:eastAsiaTheme="minorEastAsia" w:hAnsiTheme="minorHAnsi"/>
-            <w:b w:val="0"/>
-            <w:noProof/>
-            <w:color w:val="auto"/>
-            <w:sz w:val="24"/>
-            <w:szCs w:val="24"/>
-            <w:lang w:bidi="ar-SA"/>
-          </w:rPr>
-          <w:tab/>
-        </w:r>
-        <w:r>
-          <w:rPr>
-            <w:rStyle w:val="afc"/>
-            <w:rFonts w:hint="eastAsia"/>
-            <w:noProof/>
-          </w:rPr>
-          <w:t>前言</w:t>
-        </w:r>
-        <w:r>
-          <w:rPr>
-            <w:noProof/>
-            <w:webHidden/>
-          </w:rPr>
-          <w:tab/>
-        </w:r>
-        <w:r>
-          <w:rPr>
-            <w:noProof/>
-            <w:webHidden/>
-          </w:rPr>
-          <w:fldChar w:fldCharType="begin"/>
-        </w:r>
-        <w:r>
-          <w:rPr>
-            <w:noProof/>
-            <w:webHidden/>
-          </w:rPr>
-          <w:instrText xml:space="preserve"> PAGEREF _Toc227364432 \h </w:instrText>
-        </w:r>
-        <w:r>
-          <w:rPr>
-            <w:noProof/>
-            <w:webHidden/>
-          </w:rPr>
-        </w:r>
-        <w:r>
-          <w:rPr>
-            <w:noProof/>
-            <w:webHidden/>
-          </w:rPr>
-          <w:fldChar w:fldCharType="separate"/>
-        </w:r>
-        <w:r>
-          <w:rPr>
-            <w:noProof/>
-            <w:webHidden/>
-          </w:rPr>
-          <w:t>1</w:t>
-        </w:r>
-        <w:r>
-          <w:rPr>
-            <w:noProof/>
-            <w:webHidden/>
-          </w:rPr>
-          <w:fldChar w:fldCharType="end"/>
-        </w:r>
-      </w:hyperlink>
-    </w:p>
-    <w:p>
-      <w:pPr>
-        <w:pStyle w:val="21"/>
-        <w:tabs>
-          <w:tab w:val="left" w:pos="1200"/>
-          <w:tab w:val="right" w:leader="dot" w:pos="10194"/>
-        </w:tabs>
-        <w:rPr>
-          <w:rFonts w:asciiTheme="minorHAnsi" w:eastAsiaTheme="minorEastAsia" w:hAnsiTheme="minorHAnsi"/>
+      <w:r>
+        <w:rPr>
           <w:noProof/>
-          <w:sz w:val="24"/>
-          <w:szCs w:val="24"/>
-          <w:lang w:bidi="ar-SA"/>
-        </w:rPr>
-      </w:pPr>
-      <w:hyperlink w:anchor="_Toc227364433" w:history="1">
-        <w:r>
-          <w:rPr>
-            <w:rStyle w:val="afc"/>
-            <w:noProof/>
-          </w:rPr>
-          <w:t>1-1</w:t>
-        </w:r>
-        <w:r>
-          <w:rPr>
-            <w:rFonts w:asciiTheme="minorHAnsi" w:eastAsiaTheme="minorEastAsia" w:hAnsiTheme="minorHAnsi"/>
-            <w:noProof/>
-            <w:sz w:val="24"/>
-            <w:szCs w:val="24"/>
-            <w:lang w:bidi="ar-SA"/>
-          </w:rPr>
-          <w:tab/>
-        </w:r>
-        <w:r>
-          <w:rPr>
-            <w:rStyle w:val="afc"/>
-            <w:rFonts w:hint="eastAsia"/>
-            <w:noProof/>
-          </w:rPr>
-          <w:t>背景介紹</w:t>
-        </w:r>
-        <w:r>
-          <w:rPr>
-            <w:noProof/>
-            <w:webHidden/>
-          </w:rPr>
-          <w:tab/>
-        </w:r>
-        <w:r>
-          <w:rPr>
-            <w:noProof/>
-            <w:webHidden/>
-          </w:rPr>
-          <w:fldChar w:fldCharType="begin"/>
-        </w:r>
-        <w:r>
-          <w:rPr>
-            <w:noProof/>
-            <w:webHidden/>
-          </w:rPr>
-          <w:instrText xml:space="preserve"> PAGEREF _Toc227364433 \h </w:instrText>
-        </w:r>
-        <w:r>
-          <w:rPr>
-            <w:noProof/>
-            <w:webHidden/>
-          </w:rPr>
-        </w:r>
-        <w:r>
-          <w:rPr>
-            <w:noProof/>
-            <w:webHidden/>
-          </w:rPr>
-          <w:fldChar w:fldCharType="separate"/>
-        </w:r>
-        <w:r>
-          <w:rPr>
-            <w:noProof/>
-            <w:webHidden/>
-          </w:rPr>
-          <w:t>1</w:t>
-        </w:r>
-        <w:r>
-          <w:rPr>
-            <w:noProof/>
-            <w:webHidden/>
-          </w:rPr>
-          <w:fldChar w:fldCharType="end"/>
-        </w:r>
-      </w:hyperlink>
-    </w:p>
-    <w:p>
-      <w:pPr>
-        <w:pStyle w:val="21"/>
-        <w:tabs>
-          <w:tab w:val="left" w:pos="1200"/>
-          <w:tab w:val="right" w:leader="dot" w:pos="10194"/>
-        </w:tabs>
-        <w:rPr>
-          <w:rFonts w:asciiTheme="minorHAnsi" w:eastAsiaTheme="minorEastAsia" w:hAnsiTheme="minorHAnsi"/>
+        </w:rPr>
+        <w:fldChar w:fldCharType="begin"/>
+      </w:r>
+      <w:r>
+        <w:rPr>
           <w:noProof/>
-          <w:sz w:val="24"/>
-          <w:szCs w:val="24"/>
-          <w:lang w:bidi="ar-SA"/>
-        </w:rPr>
-      </w:pPr>
-      <w:hyperlink w:anchor="_Toc227364434" w:history="1">
-        <w:r>
-          <w:rPr>
-            <w:rStyle w:val="afc"/>
-            <w:noProof/>
-          </w:rPr>
-          <w:t>1-2</w:t>
-        </w:r>
-        <w:r>
-          <w:rPr>
-            <w:rFonts w:asciiTheme="minorHAnsi" w:eastAsiaTheme="minorEastAsia" w:hAnsiTheme="minorHAnsi"/>
-            <w:noProof/>
-            <w:sz w:val="24"/>
-            <w:szCs w:val="24"/>
-            <w:lang w:bidi="ar-SA"/>
-          </w:rPr>
-          <w:tab/>
-        </w:r>
-        <w:r>
-          <w:rPr>
-            <w:rStyle w:val="afc"/>
-            <w:rFonts w:hint="eastAsia"/>
-            <w:noProof/>
-          </w:rPr>
-          <w:t>動機</w:t>
-        </w:r>
-        <w:r>
-          <w:rPr>
-            <w:noProof/>
-            <w:webHidden/>
-          </w:rPr>
-          <w:tab/>
-        </w:r>
-        <w:r>
-          <w:rPr>
-            <w:noProof/>
-            <w:webHidden/>
-          </w:rPr>
-          <w:fldChar w:fldCharType="begin"/>
-        </w:r>
-        <w:r>
-          <w:rPr>
-            <w:noProof/>
-            <w:webHidden/>
-          </w:rPr>
-          <w:instrText xml:space="preserve"> PAGEREF _Toc227364434 \h </w:instrText>
-        </w:r>
-        <w:r>
-          <w:rPr>
-            <w:noProof/>
-            <w:webHidden/>
-          </w:rPr>
-        </w:r>
-        <w:r>
-          <w:rPr>
-            <w:noProof/>
-            <w:webHidden/>
-          </w:rPr>
-          <w:fldChar w:fldCharType="separate"/>
-        </w:r>
-        <w:r>
-          <w:rPr>
-            <w:noProof/>
-            <w:webHidden/>
-          </w:rPr>
-          <w:t>1</w:t>
-        </w:r>
-        <w:r>
-          <w:rPr>
-            <w:noProof/>
-            <w:webHidden/>
-          </w:rPr>
-          <w:fldChar w:fldCharType="end"/>
-        </w:r>
-      </w:hyperlink>
-    </w:p>
-    <w:p>
-      <w:pPr>
-        <w:pStyle w:val="21"/>
-        <w:tabs>
-          <w:tab w:val="left" w:pos="1200"/>
-          <w:tab w:val="right" w:leader="dot" w:pos="10194"/>
-        </w:tabs>
-        <w:rPr>
-          <w:rFonts w:asciiTheme="minorHAnsi" w:eastAsiaTheme="minorEastAsia" w:hAnsiTheme="minorHAnsi"/>
+        </w:rPr>
+        <w:instrText>HYPERLINK \l "_Toc227364432"</w:instrText>
+      </w:r>
+      <w:r>
+        <w:rPr>
           <w:noProof/>
-          <w:sz w:val="24"/>
-          <w:szCs w:val="24"/>
-          <w:lang w:bidi="ar-SA"/>
-        </w:rPr>
-      </w:pPr>
-      <w:hyperlink w:anchor="_Toc227364435" w:history="1">
-        <w:r>
-          <w:rPr>
-            <w:rStyle w:val="afc"/>
-            <w:noProof/>
-          </w:rPr>
-          <w:t>1-3</w:t>
-        </w:r>
-        <w:r>
-          <w:rPr>
-            <w:rFonts w:asciiTheme="minorHAnsi" w:eastAsiaTheme="minorEastAsia" w:hAnsiTheme="minorHAnsi"/>
-            <w:noProof/>
-            <w:sz w:val="24"/>
-            <w:szCs w:val="24"/>
-            <w:lang w:bidi="ar-SA"/>
-          </w:rPr>
-          <w:tab/>
-        </w:r>
-        <w:r>
-          <w:rPr>
-            <w:rStyle w:val="afc"/>
-            <w:rFonts w:hint="eastAsia"/>
-            <w:noProof/>
-          </w:rPr>
-          <w:t>系統目的與目標</w:t>
-        </w:r>
-        <w:r>
-          <w:rPr>
-            <w:noProof/>
-            <w:webHidden/>
-          </w:rPr>
-          <w:tab/>
-        </w:r>
-        <w:r>
-          <w:rPr>
-            <w:noProof/>
-            <w:webHidden/>
-          </w:rPr>
-          <w:fldChar w:fldCharType="begin"/>
-        </w:r>
-        <w:r>
-          <w:rPr>
-            <w:noProof/>
-            <w:webHidden/>
-          </w:rPr>
-          <w:instrText xml:space="preserve"> PAGEREF _Toc227364435 \h </w:instrText>
-        </w:r>
-        <w:r>
-          <w:rPr>
-            <w:noProof/>
-            <w:webHidden/>
-          </w:rPr>
-        </w:r>
-        <w:r>
-          <w:rPr>
-            <w:noProof/>
-            <w:webHidden/>
-          </w:rPr>
-          <w:fldChar w:fldCharType="separate"/>
-        </w:r>
-        <w:r>
-          <w:rPr>
-            <w:noProof/>
-            <w:webHidden/>
-          </w:rPr>
-          <w:t>5</w:t>
-        </w:r>
-        <w:r>
-          <w:rPr>
-            <w:noProof/>
-            <w:webHidden/>
-          </w:rPr>
-          <w:fldChar w:fldCharType="end"/>
-        </w:r>
-      </w:hyperlink>
-    </w:p>
-    <w:p>
-      <w:pPr>
-        <w:pStyle w:val="21"/>
-        <w:tabs>
-          <w:tab w:val="left" w:pos="1200"/>
-          <w:tab w:val="right" w:leader="dot" w:pos="10194"/>
-        </w:tabs>
-        <w:rPr>
-          <w:rFonts w:asciiTheme="minorHAnsi" w:eastAsiaTheme="minorEastAsia" w:hAnsiTheme="minorHAnsi"/>
+        </w:rPr>
+      </w:r>
+      <w:r>
+        <w:rPr>
           <w:noProof/>
-          <w:sz w:val="24"/>
-          <w:szCs w:val="24"/>
-          <w:lang w:bidi="ar-SA"/>
-        </w:rPr>
-      </w:pPr>
-      <w:hyperlink w:anchor="_Toc227364436" w:history="1">
-        <w:r>
-          <w:rPr>
-            <w:rStyle w:val="afc"/>
-            <w:noProof/>
-          </w:rPr>
-          <w:t>1-4</w:t>
-        </w:r>
-        <w:r>
-          <w:rPr>
-            <w:rFonts w:asciiTheme="minorHAnsi" w:eastAsiaTheme="minorEastAsia" w:hAnsiTheme="minorHAnsi"/>
-            <w:noProof/>
-            <w:sz w:val="24"/>
-            <w:szCs w:val="24"/>
-            <w:lang w:bidi="ar-SA"/>
-          </w:rPr>
-          <w:tab/>
-        </w:r>
-        <w:r>
-          <w:rPr>
-            <w:rStyle w:val="afc"/>
-            <w:rFonts w:hint="eastAsia"/>
-            <w:noProof/>
-          </w:rPr>
-          <w:t>預期成果</w:t>
-        </w:r>
-        <w:r>
-          <w:rPr>
-            <w:noProof/>
-            <w:webHidden/>
-          </w:rPr>
-          <w:tab/>
-        </w:r>
-        <w:r>
-          <w:rPr>
-            <w:noProof/>
-            <w:webHidden/>
-          </w:rPr>
-          <w:fldChar w:fldCharType="begin"/>
-        </w:r>
-        <w:r>
-          <w:rPr>
-            <w:noProof/>
-            <w:webHidden/>
-          </w:rPr>
-          <w:instrText xml:space="preserve"> PAGEREF _Toc227364436 \h </w:instrText>
-        </w:r>
-        <w:r>
-          <w:rPr>
-            <w:noProof/>
-            <w:webHidden/>
-          </w:rPr>
-        </w:r>
-        <w:r>
-          <w:rPr>
-            <w:noProof/>
-            <w:webHidden/>
-          </w:rPr>
-          <w:fldChar w:fldCharType="separate"/>
-        </w:r>
-        <w:r>
-          <w:rPr>
-            <w:noProof/>
-            <w:webHidden/>
-          </w:rPr>
-          <w:t>6</w:t>
-        </w:r>
-        <w:r>
-          <w:rPr>
-            <w:noProof/>
-            <w:webHidden/>
-          </w:rPr>
-          <w:fldChar w:fldCharType="end"/>
-        </w:r>
-      </w:hyperlink>
-    </w:p>
-    <w:p>
-      <w:pPr>
-        <w:pStyle w:val="11"/>
-        <w:tabs>
-          <w:tab w:val="left" w:pos="1200"/>
-          <w:tab w:val="right" w:leader="dot" w:pos="10194"/>
-        </w:tabs>
+        </w:rPr>
+        <w:fldChar w:fldCharType="separate"/>
+      </w:r>
+      <w:r>
+        <w:rPr>
+          <w:rStyle w:val="afc"/>
+          <w:rFonts w:hint="eastAsia"/>
+          <w:noProof/>
+        </w:rPr>
+        <w:t>第</w:t>
+      </w:r>
+      <w:r>
+        <w:rPr>
+          <w:rStyle w:val="afc"/>
+          <w:rFonts w:hint="eastAsia"/>
+          <w:noProof/>
+        </w:rPr>
+        <w:t>1</w:t>
+      </w:r>
+      <w:r>
+        <w:rPr>
+          <w:rStyle w:val="afc"/>
+          <w:rFonts w:hint="eastAsia"/>
+          <w:noProof/>
+        </w:rPr>
+        <w:t>章</w:t>
+      </w:r>
+      <w:r>
         <w:rPr>
           <w:rFonts w:asciiTheme="minorHAnsi" w:eastAsiaTheme="minorEastAsia" w:hAnsiTheme="minorHAnsi"/>
           <w:b w:val="0"/>
@@ -2034,101 +1494,70 @@
           <w:szCs w:val="24"/>
           <w:lang w:bidi="ar-SA"/>
         </w:rPr>
-      </w:pPr>
-      <w:hyperlink w:anchor="_Toc227364437" w:history="1">
-        <w:r>
-          <w:rPr>
-            <w:rStyle w:val="afc"/>
-            <w:rFonts w:hint="eastAsia"/>
-            <w:noProof/>
-          </w:rPr>
-          <w:t>第</w:t>
-        </w:r>
-        <w:r>
-          <w:rPr>
-            <w:rStyle w:val="afc"/>
-            <w:rFonts w:hint="eastAsia"/>
-            <w:noProof/>
-          </w:rPr>
-          <w:t>2</w:t>
-        </w:r>
-        <w:r>
-          <w:rPr>
-            <w:rStyle w:val="afc"/>
-            <w:rFonts w:hint="eastAsia"/>
-            <w:noProof/>
-          </w:rPr>
-          <w:t>章</w:t>
-        </w:r>
-        <w:r>
-          <w:rPr>
-            <w:rFonts w:asciiTheme="minorHAnsi" w:eastAsiaTheme="minorEastAsia" w:hAnsiTheme="minorHAnsi"/>
-            <w:b w:val="0"/>
-            <w:noProof/>
-            <w:color w:val="auto"/>
-            <w:sz w:val="24"/>
-            <w:szCs w:val="24"/>
-            <w:lang w:bidi="ar-SA"/>
-          </w:rPr>
-          <w:tab/>
-        </w:r>
-        <w:r>
-          <w:rPr>
-            <w:rStyle w:val="afc"/>
-            <w:rFonts w:hint="eastAsia"/>
-            <w:noProof/>
-          </w:rPr>
-          <w:t>營運計畫</w:t>
-        </w:r>
-        <w:r>
-          <w:rPr>
-            <w:noProof/>
-            <w:webHidden/>
-          </w:rPr>
-          <w:tab/>
-        </w:r>
-        <w:r>
-          <w:rPr>
-            <w:noProof/>
-            <w:webHidden/>
-          </w:rPr>
-          <w:fldChar w:fldCharType="begin"/>
-        </w:r>
-        <w:r>
-          <w:rPr>
-            <w:noProof/>
-            <w:webHidden/>
-          </w:rPr>
-          <w:instrText xml:space="preserve"> PAGEREF _Toc227364437 \h </w:instrText>
-        </w:r>
-        <w:r>
-          <w:rPr>
-            <w:noProof/>
-            <w:webHidden/>
-          </w:rPr>
-        </w:r>
-        <w:r>
-          <w:rPr>
-            <w:noProof/>
-            <w:webHidden/>
-          </w:rPr>
-          <w:fldChar w:fldCharType="separate"/>
-        </w:r>
-        <w:r>
-          <w:rPr>
-            <w:noProof/>
-            <w:webHidden/>
-          </w:rPr>
-          <w:t>7</w:t>
-        </w:r>
-        <w:r>
-          <w:rPr>
-            <w:noProof/>
-            <w:webHidden/>
-          </w:rPr>
-          <w:fldChar w:fldCharType="end"/>
-        </w:r>
-      </w:hyperlink>
+        <w:tab/>
+      </w:r>
+      <w:r>
+        <w:rPr>
+          <w:rStyle w:val="afc"/>
+          <w:rFonts w:hint="eastAsia"/>
+          <w:noProof/>
+        </w:rPr>
+        <w:t>前言</w:t>
+      </w:r>
+      <w:r>
+        <w:rPr>
+          <w:noProof/>
+          <w:webHidden/>
+        </w:rPr>
+        <w:tab/>
+      </w:r>
+      <w:r>
+        <w:rPr>
+          <w:noProof/>
+          <w:webHidden/>
+        </w:rPr>
+        <w:fldChar w:fldCharType="begin"/>
+      </w:r>
+      <w:r>
+        <w:rPr>
+          <w:noProof/>
+          <w:webHidden/>
+        </w:rPr>
+        <w:instrText xml:space="preserve"> PAGEREF _Toc227364432 \h </w:instrText>
+      </w:r>
+      <w:r>
+        <w:rPr>
+          <w:noProof/>
+          <w:webHidden/>
+        </w:rPr>
+      </w:r>
+      <w:r>
+        <w:rPr>
+          <w:noProof/>
+          <w:webHidden/>
+        </w:rPr>
+        <w:fldChar w:fldCharType="separate"/>
+      </w:r>
+      <w:r>
+        <w:rPr>
+          <w:noProof/>
+          <w:webHidden/>
+        </w:rPr>
+        <w:t>1</w:t>
+      </w:r>
+      <w:r>
+        <w:rPr>
+          <w:noProof/>
+          <w:webHidden/>
+        </w:rPr>
+        <w:fldChar w:fldCharType="end"/>
+      </w:r>
+      <w:r>
+        <w:rPr>
+          <w:noProof/>
+        </w:rPr>
+        <w:fldChar w:fldCharType="end"/>
+      </w:r>
     </w:p>
     <w:p>
       <w:pPr>
@@ -2145,81 +1574,108 @@
           <w:lang w:bidi="ar-SA"/>
         </w:rPr>
       </w:pPr>
-      <w:hyperlink w:anchor="_Toc227364438" w:history="1">
-        <w:r>
-          <w:rPr>
-            <w:rStyle w:val="afc"/>
-            <w:noProof/>
-          </w:rPr>
-          <w:t>2-1</w:t>
-        </w:r>
-        <w:r>
-          <w:rPr>
-            <w:rFonts w:asciiTheme="minorHAnsi" w:eastAsiaTheme="minorEastAsia" w:hAnsiTheme="minorHAnsi"/>
-            <w:noProof/>
-            <w:sz w:val="24"/>
-            <w:szCs w:val="24"/>
-            <w:lang w:bidi="ar-SA"/>
-          </w:rPr>
-          <w:tab/>
-        </w:r>
-        <w:r>
-          <w:rPr>
-            <w:rStyle w:val="afc"/>
-            <w:rFonts w:hint="eastAsia"/>
-            <w:noProof/>
-          </w:rPr>
-          <w:t>可行性分析</w:t>
-        </w:r>
-        <w:r>
-          <w:rPr>
-            <w:noProof/>
-            <w:webHidden/>
-          </w:rPr>
-          <w:tab/>
-        </w:r>
-        <w:r>
-          <w:rPr>
-            <w:noProof/>
-            <w:webHidden/>
-          </w:rPr>
-          <w:fldChar w:fldCharType="begin"/>
-        </w:r>
-        <w:r>
-          <w:rPr>
-            <w:noProof/>
-            <w:webHidden/>
-          </w:rPr>
-          <w:instrText xml:space="preserve"> PAGEREF _Toc227364438 \h </w:instrText>
-        </w:r>
-        <w:r>
-          <w:rPr>
-            <w:noProof/>
-            <w:webHidden/>
-          </w:rPr>
-        </w:r>
-        <w:r>
-          <w:rPr>
-            <w:noProof/>
-            <w:webHidden/>
-          </w:rPr>
-          <w:fldChar w:fldCharType="separate"/>
-        </w:r>
-        <w:r>
-          <w:rPr>
-            <w:noProof/>
-            <w:webHidden/>
-          </w:rPr>
-          <w:t>7</w:t>
-        </w:r>
-        <w:r>
-          <w:rPr>
-            <w:noProof/>
-            <w:webHidden/>
-          </w:rPr>
-          <w:fldChar w:fldCharType="end"/>
-        </w:r>
-      </w:hyperlink>
+      <w:r>
+        <w:rPr>
+          <w:noProof/>
+        </w:rPr>
+        <w:fldChar w:fldCharType="begin"/>
+      </w:r>
+      <w:r>
+        <w:rPr>
+          <w:noProof/>
+        </w:rPr>
+        <w:instrText>HYPERLINK \l "_Toc227364433"</w:instrText>
+      </w:r>
+      <w:r>
+        <w:rPr>
+          <w:noProof/>
+        </w:rPr>
+      </w:r>
+      <w:r>
+        <w:rPr>
+          <w:noProof/>
+        </w:rPr>
+        <w:fldChar w:fldCharType="separate"/>
+      </w:r>
+      <w:r>
+        <w:rPr>
+          <w:rStyle w:val="afc"/>
+          <w:noProof/>
+        </w:rPr>
+        <w:t>1-1</w:t>
+      </w:r>
+      <w:r>
+        <w:rPr>
+          <w:rFonts w:asciiTheme="minorHAnsi" w:eastAsiaTheme="minorEastAsia" w:hAnsiTheme="minorHAnsi"/>
+          <w:noProof/>
+          <w:sz w:val="24"/>
+          <w:szCs w:val="24"/>
+          <w:lang w:bidi="ar-SA"/>
+        </w:rPr>
+        <w:tab/>
+      </w:r>
+      <w:r>
+        <w:rPr>
+          <w:rStyle w:val="afc"/>
+          <w:rFonts w:hint="eastAsia"/>
+          <w:noProof/>
+        </w:rPr>
+        <w:t>背景介紹</w:t>
+      </w:r>
+      <w:r>
+        <w:rPr>
+          <w:noProof/>
+          <w:webHidden/>
+        </w:rPr>
+        <w:tab/>
+      </w:r>
+      <w:r>
+        <w:rPr>
+          <w:noProof/>
+          <w:webHidden/>
+        </w:rPr>
+        <w:fldChar w:fldCharType="begin"/>
+      </w:r>
+      <w:r>
+        <w:rPr>
+          <w:noProof/>
+          <w:webHidden/>
+        </w:rPr>
+        <w:instrText xml:space="preserve"> PAGEREF _Toc227364433 \h </w:instrText>
+      </w:r>
+      <w:r>
+        <w:rPr>
+          <w:noProof/>
+          <w:webHidden/>
+        </w:rPr>
+      </w:r>
+      <w:r>
+        <w:rPr>
+          <w:noProof/>
+          <w:webHidden/>
+        </w:rPr>
+        <w:fldChar w:fldCharType="separate"/>
+      </w:r>
+      <w:r>
+        <w:rPr>
+          <w:noProof/>
+          <w:webHidden/>
+        </w:rPr>
+        <w:t>1</w:t>
+      </w:r>
+      <w:r>
+        <w:rPr>
+          <w:noProof/>
+          <w:webHidden/>
+        </w:rPr>
+        <w:fldChar w:fldCharType="end"/>
+      </w:r>
+      <w:r>
+        <w:rPr>
+          <w:noProof/>
+        </w:rPr>
+        <w:fldChar w:fldCharType="end"/>
+      </w:r>
     </w:p>
     <w:p>
       <w:pPr>
@@ -2236,88 +1692,108 @@
           <w:lang w:bidi="ar-SA"/>
         </w:rPr>
       </w:pPr>
-      <w:hyperlink w:anchor="_Toc227364439" w:history="1">
-        <w:r>
-          <w:rPr>
-            <w:rStyle w:val="afc"/>
-            <w:noProof/>
-          </w:rPr>
-          <w:t>2-2</w:t>
-        </w:r>
-        <w:r>
-          <w:rPr>
-            <w:rFonts w:asciiTheme="minorHAnsi" w:eastAsiaTheme="minorEastAsia" w:hAnsiTheme="minorHAnsi"/>
-            <w:noProof/>
-            <w:sz w:val="24"/>
-            <w:szCs w:val="24"/>
-            <w:lang w:bidi="ar-SA"/>
-          </w:rPr>
-          <w:tab/>
-        </w:r>
-        <w:r>
-          <w:rPr>
-            <w:rStyle w:val="afc"/>
-            <w:rFonts w:hint="eastAsia"/>
-            <w:noProof/>
-          </w:rPr>
-          <w:t>商業模式－</w:t>
-        </w:r>
-        <w:r>
-          <w:rPr>
-            <w:rStyle w:val="afc"/>
-            <w:noProof/>
-          </w:rPr>
-          <w:t>Business model</w:t>
-        </w:r>
-        <w:r>
-          <w:rPr>
-            <w:noProof/>
-            <w:webHidden/>
-          </w:rPr>
-          <w:tab/>
-        </w:r>
-        <w:r>
-          <w:rPr>
-            <w:noProof/>
-            <w:webHidden/>
-          </w:rPr>
-          <w:fldChar w:fldCharType="begin"/>
-        </w:r>
-        <w:r>
-          <w:rPr>
-            <w:noProof/>
-            <w:webHidden/>
-          </w:rPr>
-          <w:instrText xml:space="preserve"> PAGEREF _Toc227364439 \h </w:instrText>
-        </w:r>
-        <w:r>
-          <w:rPr>
-            <w:noProof/>
-            <w:webHidden/>
-          </w:rPr>
-        </w:r>
-        <w:r>
-          <w:rPr>
-            <w:noProof/>
-            <w:webHidden/>
-          </w:rPr>
-          <w:fldChar w:fldCharType="separate"/>
-        </w:r>
-        <w:r>
-          <w:rPr>
-            <w:noProof/>
-            <w:webHidden/>
-          </w:rPr>
-          <w:t>9</w:t>
-        </w:r>
-        <w:r>
-          <w:rPr>
-            <w:noProof/>
-            <w:webHidden/>
-          </w:rPr>
-          <w:fldChar w:fldCharType="end"/>
-        </w:r>
-      </w:hyperlink>
+      <w:r>
+        <w:rPr>
+          <w:noProof/>
+        </w:rPr>
+        <w:fldChar w:fldCharType="begin"/>
+      </w:r>
+      <w:r>
+        <w:rPr>
+          <w:noProof/>
+        </w:rPr>
+        <w:instrText>HYPERLINK \l "_Toc227364434"</w:instrText>
+      </w:r>
+      <w:r>
+        <w:rPr>
+          <w:noProof/>
+        </w:rPr>
+      </w:r>
+      <w:r>
+        <w:rPr>
+          <w:noProof/>
+        </w:rPr>
+        <w:fldChar w:fldCharType="separate"/>
+      </w:r>
+      <w:r>
+        <w:rPr>
+          <w:rStyle w:val="afc"/>
+          <w:noProof/>
+        </w:rPr>
+        <w:t>1-2</w:t>
+      </w:r>
+      <w:r>
+        <w:rPr>
+          <w:rFonts w:asciiTheme="minorHAnsi" w:eastAsiaTheme="minorEastAsia" w:hAnsiTheme="minorHAnsi"/>
+          <w:noProof/>
+          <w:sz w:val="24"/>
+          <w:szCs w:val="24"/>
+          <w:lang w:bidi="ar-SA"/>
+        </w:rPr>
+        <w:tab/>
+      </w:r>
+      <w:r>
+        <w:rPr>
+          <w:rStyle w:val="afc"/>
+          <w:rFonts w:hint="eastAsia"/>
+          <w:noProof/>
+        </w:rPr>
+        <w:t>動機</w:t>
+      </w:r>
+      <w:r>
+        <w:rPr>
+          <w:noProof/>
+          <w:webHidden/>
+        </w:rPr>
+        <w:tab/>
+      </w:r>
+      <w:r>
+        <w:rPr>
+          <w:noProof/>
+          <w:webHidden/>
+        </w:rPr>
+        <w:fldChar w:fldCharType="begin"/>
+      </w:r>
+      <w:r>
+        <w:rPr>
+          <w:noProof/>
+          <w:webHidden/>
+        </w:rPr>
+        <w:instrText xml:space="preserve"> PAGEREF _Toc227364434 \h </w:instrText>
+      </w:r>
+      <w:r>
+        <w:rPr>
+          <w:noProof/>
+          <w:webHidden/>
+        </w:rPr>
+      </w:r>
+      <w:r>
+        <w:rPr>
+          <w:noProof/>
+          <w:webHidden/>
+        </w:rPr>
+        <w:fldChar w:fldCharType="separate"/>
+      </w:r>
+      <w:r>
+        <w:rPr>
+          <w:noProof/>
+          <w:webHidden/>
+        </w:rPr>
+        <w:t>1</w:t>
+      </w:r>
+      <w:r>
+        <w:rPr>
+          <w:noProof/>
+          <w:webHidden/>
+        </w:rPr>
+        <w:fldChar w:fldCharType="end"/>
+      </w:r>
+      <w:r>
+        <w:rPr>
+          <w:noProof/>
+        </w:rPr>
+        <w:fldChar w:fldCharType="end"/>
+      </w:r>
     </w:p>
     <w:p>
       <w:pPr>
@@ -2334,88 +1810,108 @@
           <w:lang w:bidi="ar-SA"/>
         </w:rPr>
       </w:pPr>
-      <w:hyperlink w:anchor="_Toc227364440" w:history="1">
-        <w:r>
-          <w:rPr>
-            <w:rStyle w:val="afc"/>
-            <w:noProof/>
-          </w:rPr>
-          <w:t>2-3</w:t>
-        </w:r>
-        <w:r>
-          <w:rPr>
-            <w:rFonts w:asciiTheme="minorHAnsi" w:eastAsiaTheme="minorEastAsia" w:hAnsiTheme="minorHAnsi"/>
-            <w:noProof/>
-            <w:sz w:val="24"/>
-            <w:szCs w:val="24"/>
-            <w:lang w:bidi="ar-SA"/>
-          </w:rPr>
-          <w:tab/>
-        </w:r>
-        <w:r>
-          <w:rPr>
-            <w:rStyle w:val="afc"/>
-            <w:rFonts w:hint="eastAsia"/>
-            <w:noProof/>
-          </w:rPr>
-          <w:t>市場分析－</w:t>
-        </w:r>
-        <w:r>
-          <w:rPr>
-            <w:rStyle w:val="afc"/>
-            <w:noProof/>
-          </w:rPr>
-          <w:t>STP</w:t>
-        </w:r>
-        <w:r>
-          <w:rPr>
-            <w:noProof/>
-            <w:webHidden/>
-          </w:rPr>
-          <w:tab/>
-        </w:r>
-        <w:r>
-          <w:rPr>
-            <w:noProof/>
-            <w:webHidden/>
-          </w:rPr>
-          <w:fldChar w:fldCharType="begin"/>
-        </w:r>
-        <w:r>
-          <w:rPr>
-            <w:noProof/>
-            <w:webHidden/>
-          </w:rPr>
-          <w:instrText xml:space="preserve"> PAGEREF _Toc227364440 \h </w:instrText>
-        </w:r>
-        <w:r>
-          <w:rPr>
-            <w:noProof/>
-            <w:webHidden/>
-          </w:rPr>
-        </w:r>
-        <w:r>
-          <w:rPr>
-            <w:noProof/>
-            <w:webHidden/>
-          </w:rPr>
-          <w:fldChar w:fldCharType="separate"/>
-        </w:r>
-        <w:r>
-          <w:rPr>
-            <w:noProof/>
-            <w:webHidden/>
-          </w:rPr>
-          <w:t>10</w:t>
-        </w:r>
-        <w:r>
-          <w:rPr>
-            <w:noProof/>
-            <w:webHidden/>
-          </w:rPr>
-          <w:fldChar w:fldCharType="end"/>
-        </w:r>
-      </w:hyperlink>
+      <w:r>
+        <w:rPr>
+          <w:noProof/>
+        </w:rPr>
+        <w:fldChar w:fldCharType="begin"/>
+      </w:r>
+      <w:r>
+        <w:rPr>
+          <w:noProof/>
+        </w:rPr>
+        <w:instrText>HYPERLINK \l "_Toc227364435"</w:instrText>
+      </w:r>
+      <w:r>
+        <w:rPr>
+          <w:noProof/>
+        </w:rPr>
+      </w:r>
+      <w:r>
+        <w:rPr>
+          <w:noProof/>
+        </w:rPr>
+        <w:fldChar w:fldCharType="separate"/>
+      </w:r>
+      <w:r>
+        <w:rPr>
+          <w:rStyle w:val="afc"/>
+          <w:noProof/>
+        </w:rPr>
+        <w:t>1-3</w:t>
+      </w:r>
+      <w:r>
+        <w:rPr>
+          <w:rFonts w:asciiTheme="minorHAnsi" w:eastAsiaTheme="minorEastAsia" w:hAnsiTheme="minorHAnsi"/>
+          <w:noProof/>
+          <w:sz w:val="24"/>
+          <w:szCs w:val="24"/>
+          <w:lang w:bidi="ar-SA"/>
+        </w:rPr>
+        <w:tab/>
+      </w:r>
+      <w:r>
+        <w:rPr>
+          <w:rStyle w:val="afc"/>
+          <w:rFonts w:hint="eastAsia"/>
+          <w:noProof/>
+        </w:rPr>
+        <w:t>系統目的與目標</w:t>
+      </w:r>
+      <w:r>
+        <w:rPr>
+          <w:noProof/>
+          <w:webHidden/>
+        </w:rPr>
+        <w:tab/>
+      </w:r>
+      <w:r>
+        <w:rPr>
+          <w:noProof/>
+          <w:webHidden/>
+        </w:rPr>
+        <w:fldChar w:fldCharType="begin"/>
+      </w:r>
+      <w:r>
+        <w:rPr>
+          <w:noProof/>
+          <w:webHidden/>
+        </w:rPr>
+        <w:instrText xml:space="preserve"> PAGEREF _Toc227364435 \h </w:instrText>
+      </w:r>
+      <w:r>
+        <w:rPr>
+          <w:noProof/>
+          <w:webHidden/>
+        </w:rPr>
+      </w:r>
+      <w:r>
+        <w:rPr>
+          <w:noProof/>
+          <w:webHidden/>
+        </w:rPr>
+        <w:fldChar w:fldCharType="separate"/>
+      </w:r>
+      <w:r>
+        <w:rPr>
+          <w:noProof/>
+          <w:webHidden/>
+        </w:rPr>
+        <w:t>5</w:t>
+      </w:r>
+      <w:r>
+        <w:rPr>
+          <w:noProof/>
+          <w:webHidden/>
+        </w:rPr>
+        <w:fldChar w:fldCharType="end"/>
+      </w:r>
+      <w:r>
+        <w:rPr>
+          <w:noProof/>
+        </w:rPr>
+        <w:fldChar w:fldCharType="end"/>
+      </w:r>
     </w:p>
     <w:p>
       <w:pPr>
@@ -2432,88 +1928,108 @@
           <w:lang w:bidi="ar-SA"/>
         </w:rPr>
       </w:pPr>
-      <w:hyperlink w:anchor="_Toc227364441" w:history="1">
-        <w:r>
-          <w:rPr>
-            <w:rStyle w:val="afc"/>
-            <w:noProof/>
-          </w:rPr>
-          <w:t>2-4</w:t>
-        </w:r>
-        <w:r>
-          <w:rPr>
-            <w:rFonts w:asciiTheme="minorHAnsi" w:eastAsiaTheme="minorEastAsia" w:hAnsiTheme="minorHAnsi"/>
-            <w:noProof/>
-            <w:sz w:val="24"/>
-            <w:szCs w:val="24"/>
-            <w:lang w:bidi="ar-SA"/>
-          </w:rPr>
-          <w:tab/>
-        </w:r>
-        <w:r>
-          <w:rPr>
-            <w:rStyle w:val="afc"/>
-            <w:rFonts w:hint="eastAsia"/>
-            <w:noProof/>
-          </w:rPr>
-          <w:t>競爭力分析</w:t>
-        </w:r>
-        <w:r>
-          <w:rPr>
-            <w:rStyle w:val="afc"/>
-            <w:noProof/>
-          </w:rPr>
-          <w:t>SWOT-TOWS</w:t>
-        </w:r>
-        <w:r>
-          <w:rPr>
-            <w:noProof/>
-            <w:webHidden/>
-          </w:rPr>
-          <w:tab/>
-        </w:r>
-        <w:r>
-          <w:rPr>
-            <w:noProof/>
-            <w:webHidden/>
-          </w:rPr>
-          <w:fldChar w:fldCharType="begin"/>
-        </w:r>
-        <w:r>
-          <w:rPr>
-            <w:noProof/>
-            <w:webHidden/>
-          </w:rPr>
-          <w:instrText xml:space="preserve"> PAGEREF _Toc227364441 \h </w:instrText>
-        </w:r>
-        <w:r>
-          <w:rPr>
-            <w:noProof/>
-            <w:webHidden/>
-          </w:rPr>
-        </w:r>
-        <w:r>
-          <w:rPr>
-            <w:noProof/>
-            <w:webHidden/>
-          </w:rPr>
-          <w:fldChar w:fldCharType="separate"/>
-        </w:r>
-        <w:r>
-          <w:rPr>
-            <w:noProof/>
-            <w:webHidden/>
-          </w:rPr>
-          <w:t>11</w:t>
-        </w:r>
-        <w:r>
-          <w:rPr>
-            <w:noProof/>
-            <w:webHidden/>
-          </w:rPr>
-          <w:fldChar w:fldCharType="end"/>
-        </w:r>
-      </w:hyperlink>
+      <w:r>
+        <w:rPr>
+          <w:noProof/>
+        </w:rPr>
+        <w:fldChar w:fldCharType="begin"/>
+      </w:r>
+      <w:r>
+        <w:rPr>
+          <w:noProof/>
+        </w:rPr>
+        <w:instrText>HYPERLINK \l "_Toc227364436"</w:instrText>
+      </w:r>
+      <w:r>
+        <w:rPr>
+          <w:noProof/>
+        </w:rPr>
+      </w:r>
+      <w:r>
+        <w:rPr>
+          <w:noProof/>
+        </w:rPr>
+        <w:fldChar w:fldCharType="separate"/>
+      </w:r>
+      <w:r>
+        <w:rPr>
+          <w:rStyle w:val="afc"/>
+          <w:noProof/>
+        </w:rPr>
+        <w:t>1-4</w:t>
+      </w:r>
+      <w:r>
+        <w:rPr>
+          <w:rFonts w:asciiTheme="minorHAnsi" w:eastAsiaTheme="minorEastAsia" w:hAnsiTheme="minorHAnsi"/>
+          <w:noProof/>
+          <w:sz w:val="24"/>
+          <w:szCs w:val="24"/>
+          <w:lang w:bidi="ar-SA"/>
+        </w:rPr>
+        <w:tab/>
+      </w:r>
+      <w:r>
+        <w:rPr>
+          <w:rStyle w:val="afc"/>
+          <w:rFonts w:hint="eastAsia"/>
+          <w:noProof/>
+        </w:rPr>
+        <w:t>預期成果</w:t>
+      </w:r>
+      <w:r>
+        <w:rPr>
+          <w:noProof/>
+          <w:webHidden/>
+        </w:rPr>
+        <w:tab/>
+      </w:r>
+      <w:r>
+        <w:rPr>
+          <w:noProof/>
+          <w:webHidden/>
+        </w:rPr>
+        <w:fldChar w:fldCharType="begin"/>
+      </w:r>
+      <w:r>
+        <w:rPr>
+          <w:noProof/>
+          <w:webHidden/>
+        </w:rPr>
+        <w:instrText xml:space="preserve"> PAGEREF _Toc227364436 \h </w:instrText>
+      </w:r>
+      <w:r>
+        <w:rPr>
+          <w:noProof/>
+          <w:webHidden/>
+        </w:rPr>
+      </w:r>
+      <w:r>
+        <w:rPr>
+          <w:noProof/>
+          <w:webHidden/>
+        </w:rPr>
+        <w:fldChar w:fldCharType="separate"/>
+      </w:r>
+      <w:r>
+        <w:rPr>
+          <w:noProof/>
+          <w:webHidden/>
+        </w:rPr>
+        <w:t>6</w:t>
+      </w:r>
+      <w:r>
+        <w:rPr>
+          <w:noProof/>
+          <w:webHidden/>
+        </w:rPr>
+        <w:fldChar w:fldCharType="end"/>
+      </w:r>
+      <w:r>
+        <w:rPr>
+          <w:noProof/>
+        </w:rPr>
+        <w:fldChar w:fldCharType="end"/>
+      </w:r>
     </w:p>
     <w:p>
       <w:pPr>
@@ -2532,381 +2048,54 @@
           <w:lang w:bidi="ar-SA"/>
         </w:rPr>
       </w:pPr>
-      <w:hyperlink w:anchor="_Toc227364442" w:history="1">
-        <w:r>
-          <w:rPr>
-            <w:rStyle w:val="afc"/>
-            <w:rFonts w:hint="eastAsia"/>
-            <w:noProof/>
-          </w:rPr>
-          <w:t>第</w:t>
-        </w:r>
-        <w:r>
-          <w:rPr>
-            <w:rStyle w:val="afc"/>
-            <w:rFonts w:hint="eastAsia"/>
-            <w:noProof/>
-          </w:rPr>
-          <w:t>3</w:t>
-        </w:r>
-        <w:r>
-          <w:rPr>
-            <w:rStyle w:val="afc"/>
-            <w:rFonts w:hint="eastAsia"/>
-            <w:noProof/>
-          </w:rPr>
-          <w:t>章</w:t>
-        </w:r>
-        <w:r>
-          <w:rPr>
-            <w:rFonts w:asciiTheme="minorHAnsi" w:eastAsiaTheme="minorEastAsia" w:hAnsiTheme="minorHAnsi"/>
-            <w:b w:val="0"/>
-            <w:noProof/>
-            <w:color w:val="auto"/>
-            <w:sz w:val="24"/>
-            <w:szCs w:val="24"/>
-            <w:lang w:bidi="ar-SA"/>
-          </w:rPr>
-          <w:tab/>
-        </w:r>
-        <w:r>
-          <w:rPr>
-            <w:rStyle w:val="afc"/>
-            <w:rFonts w:hint="eastAsia"/>
-            <w:noProof/>
-          </w:rPr>
-          <w:t>系統規格</w:t>
-        </w:r>
-        <w:r>
-          <w:rPr>
-            <w:noProof/>
-            <w:webHidden/>
-          </w:rPr>
-          <w:tab/>
-        </w:r>
-        <w:r>
-          <w:rPr>
-            <w:noProof/>
-            <w:webHidden/>
-          </w:rPr>
-          <w:fldChar w:fldCharType="begin"/>
-        </w:r>
-        <w:r>
-          <w:rPr>
-            <w:noProof/>
-            <w:webHidden/>
-          </w:rPr>
-          <w:instrText xml:space="preserve"> PAGEREF _Toc227364442 \h </w:instrText>
-        </w:r>
-        <w:r>
-          <w:rPr>
-            <w:noProof/>
-            <w:webHidden/>
-          </w:rPr>
-        </w:r>
-        <w:r>
-          <w:rPr>
-            <w:noProof/>
-            <w:webHidden/>
-          </w:rPr>
-          <w:fldChar w:fldCharType="separate"/>
-        </w:r>
-        <w:r>
-          <w:rPr>
-            <w:noProof/>
-            <w:webHidden/>
-          </w:rPr>
-          <w:t>13</w:t>
-        </w:r>
-        <w:r>
-          <w:rPr>
-            <w:noProof/>
-            <w:webHidden/>
-          </w:rPr>
-          <w:fldChar w:fldCharType="end"/>
-        </w:r>
-      </w:hyperlink>
-    </w:p>
-    <w:p>
-      <w:pPr>
-        <w:pStyle w:val="21"/>
-        <w:tabs>
-          <w:tab w:val="left" w:pos="1200"/>
-          <w:tab w:val="right" w:leader="dot" w:pos="10194"/>
-        </w:tabs>
-        <w:rPr>
-          <w:rFonts w:asciiTheme="minorHAnsi" w:eastAsiaTheme="minorEastAsia" w:hAnsiTheme="minorHAnsi"/>
+      <w:r>
+        <w:rPr>
           <w:noProof/>
-          <w:sz w:val="24"/>
-          <w:szCs w:val="24"/>
-          <w:lang w:bidi="ar-SA"/>
-        </w:rPr>
-      </w:pPr>
-      <w:hyperlink w:anchor="_Toc227364443" w:history="1">
-        <w:r>
-          <w:rPr>
-            <w:rStyle w:val="afc"/>
-            <w:noProof/>
-          </w:rPr>
-          <w:t>3-1</w:t>
-        </w:r>
-        <w:r>
-          <w:rPr>
-            <w:rFonts w:asciiTheme="minorHAnsi" w:eastAsiaTheme="minorEastAsia" w:hAnsiTheme="minorHAnsi"/>
-            <w:noProof/>
-            <w:sz w:val="24"/>
-            <w:szCs w:val="24"/>
-            <w:lang w:bidi="ar-SA"/>
-          </w:rPr>
-          <w:tab/>
-        </w:r>
-        <w:r>
-          <w:rPr>
-            <w:rStyle w:val="afc"/>
-            <w:rFonts w:hint="eastAsia"/>
-            <w:noProof/>
-          </w:rPr>
-          <w:t>系統架構</w:t>
-        </w:r>
-        <w:r>
-          <w:rPr>
-            <w:noProof/>
-            <w:webHidden/>
-          </w:rPr>
-          <w:tab/>
-        </w:r>
-        <w:r>
-          <w:rPr>
-            <w:noProof/>
-            <w:webHidden/>
-          </w:rPr>
-          <w:fldChar w:fldCharType="begin"/>
-        </w:r>
-        <w:r>
-          <w:rPr>
-            <w:noProof/>
-            <w:webHidden/>
-          </w:rPr>
-          <w:instrText xml:space="preserve"> PAGEREF _Toc227364443 \h </w:instrText>
-        </w:r>
-        <w:r>
-          <w:rPr>
-            <w:noProof/>
-            <w:webHidden/>
-          </w:rPr>
-        </w:r>
-        <w:r>
-          <w:rPr>
-            <w:noProof/>
-            <w:webHidden/>
-          </w:rPr>
-          <w:fldChar w:fldCharType="separate"/>
-        </w:r>
-        <w:r>
-          <w:rPr>
-            <w:noProof/>
-            <w:webHidden/>
-          </w:rPr>
-          <w:t>13</w:t>
-        </w:r>
-        <w:r>
-          <w:rPr>
-            <w:noProof/>
-            <w:webHidden/>
-          </w:rPr>
-          <w:fldChar w:fldCharType="end"/>
-        </w:r>
-      </w:hyperlink>
-    </w:p>
-    <w:p>
-      <w:pPr>
-        <w:pStyle w:val="21"/>
-        <w:tabs>
-          <w:tab w:val="left" w:pos="1200"/>
-          <w:tab w:val="right" w:leader="dot" w:pos="10194"/>
-        </w:tabs>
-        <w:rPr>
-          <w:rFonts w:asciiTheme="minorHAnsi" w:eastAsiaTheme="minorEastAsia" w:hAnsiTheme="minorHAnsi"/>
+        </w:rPr>
+        <w:fldChar w:fldCharType="begin"/>
+      </w:r>
+      <w:r>
+        <w:rPr>
           <w:noProof/>
-          <w:sz w:val="24"/>
-          <w:szCs w:val="24"/>
-          <w:lang w:bidi="ar-SA"/>
-        </w:rPr>
-      </w:pPr>
-      <w:hyperlink w:anchor="_Toc227364444" w:history="1">
-        <w:r>
-          <w:rPr>
-            <w:rStyle w:val="afc"/>
-            <w:noProof/>
-          </w:rPr>
-          <w:t>3-2</w:t>
-        </w:r>
-        <w:r>
-          <w:rPr>
-            <w:rFonts w:asciiTheme="minorHAnsi" w:eastAsiaTheme="minorEastAsia" w:hAnsiTheme="minorHAnsi"/>
-            <w:noProof/>
-            <w:sz w:val="24"/>
-            <w:szCs w:val="24"/>
-            <w:lang w:bidi="ar-SA"/>
-          </w:rPr>
-          <w:tab/>
-        </w:r>
-        <w:r>
-          <w:rPr>
-            <w:rStyle w:val="afc"/>
-            <w:rFonts w:hint="eastAsia"/>
-            <w:noProof/>
-          </w:rPr>
-          <w:t>系統軟、硬體需求與技術平台</w:t>
-        </w:r>
-        <w:r>
-          <w:rPr>
-            <w:noProof/>
-            <w:webHidden/>
-          </w:rPr>
-          <w:tab/>
-        </w:r>
-        <w:r>
-          <w:rPr>
-            <w:noProof/>
-            <w:webHidden/>
-          </w:rPr>
-          <w:fldChar w:fldCharType="begin"/>
-        </w:r>
-        <w:r>
-          <w:rPr>
-            <w:noProof/>
-            <w:webHidden/>
-          </w:rPr>
-          <w:instrText xml:space="preserve"> PAGEREF _Toc227364444 \h </w:instrText>
-        </w:r>
-        <w:r>
-          <w:rPr>
-            <w:noProof/>
-            <w:webHidden/>
-          </w:rPr>
-        </w:r>
-        <w:r>
-          <w:rPr>
-            <w:noProof/>
-            <w:webHidden/>
-          </w:rPr>
-          <w:fldChar w:fldCharType="separate"/>
-        </w:r>
-        <w:r>
-          <w:rPr>
-            <w:noProof/>
-            <w:webHidden/>
-          </w:rPr>
-          <w:t>15</w:t>
-        </w:r>
-        <w:r>
-          <w:rPr>
-            <w:noProof/>
-            <w:webHidden/>
-          </w:rPr>
-          <w:fldChar w:fldCharType="end"/>
-        </w:r>
-      </w:hyperlink>
-    </w:p>
-    <w:p>
-      <w:pPr>
-        <w:pStyle w:val="21"/>
-        <w:tabs>
-          <w:tab w:val="left" w:pos="1200"/>
-          <w:tab w:val="right" w:leader="dot" w:pos="10194"/>
-        </w:tabs>
-        <w:rPr>
-          <w:rFonts w:asciiTheme="minorHAnsi" w:eastAsiaTheme="minorEastAsia" w:hAnsiTheme="minorHAnsi"/>
+        </w:rPr>
+        <w:instrText>HYPERLINK \l "_Toc227364437"</w:instrText>
+      </w:r>
+      <w:r>
+        <w:rPr>
           <w:noProof/>
-          <w:sz w:val="24"/>
-          <w:szCs w:val="24"/>
-          <w:lang w:bidi="ar-SA"/>
-        </w:rPr>
-      </w:pPr>
-      <w:hyperlink w:anchor="_Toc227364445" w:history="1">
-        <w:r>
-          <w:rPr>
-            <w:rStyle w:val="afc"/>
-            <w:noProof/>
-          </w:rPr>
-          <w:t>3-3</w:t>
-        </w:r>
-        <w:r>
-          <w:rPr>
-            <w:rFonts w:asciiTheme="minorHAnsi" w:eastAsiaTheme="minorEastAsia" w:hAnsiTheme="minorHAnsi"/>
-            <w:noProof/>
-            <w:sz w:val="24"/>
-            <w:szCs w:val="24"/>
-            <w:lang w:bidi="ar-SA"/>
-          </w:rPr>
-          <w:tab/>
-        </w:r>
-        <w:r>
-          <w:rPr>
-            <w:rStyle w:val="afc"/>
-            <w:rFonts w:hint="eastAsia"/>
-            <w:noProof/>
-          </w:rPr>
-          <w:t>使用標準與工具</w:t>
-        </w:r>
-        <w:r>
-          <w:rPr>
-            <w:noProof/>
-            <w:webHidden/>
-          </w:rPr>
-          <w:tab/>
-        </w:r>
-        <w:r>
-          <w:rPr>
-            <w:noProof/>
-            <w:webHidden/>
-          </w:rPr>
-          <w:fldChar w:fldCharType="begin"/>
-        </w:r>
-        <w:r>
-          <w:rPr>
-            <w:noProof/>
-            <w:webHidden/>
-          </w:rPr>
-          <w:instrText xml:space="preserve"> PAGEREF _Toc227364445 \h </w:instrText>
-        </w:r>
-        <w:r>
-          <w:rPr>
-            <w:noProof/>
-            <w:webHidden/>
-          </w:rPr>
-        </w:r>
-        <w:r>
-          <w:rPr>
-            <w:noProof/>
-            <w:webHidden/>
-          </w:rPr>
-          <w:fldChar w:fldCharType="separate"/>
-        </w:r>
-        <w:r>
-          <w:rPr>
-            <w:noProof/>
-            <w:webHidden/>
-          </w:rPr>
-          <w:t>17</w:t>
-        </w:r>
-        <w:r>
-          <w:rPr>
-            <w:noProof/>
-            <w:webHidden/>
-          </w:rPr>
-          <w:fldChar w:fldCharType="end"/>
-        </w:r>
-      </w:hyperlink>
-    </w:p>
-    <w:p>
-      <w:pPr>
-        <w:pStyle w:val="11"/>
-        <w:tabs>
-          <w:tab w:val="left" w:pos="1200"/>
-          <w:tab w:val="right" w:leader="dot" w:pos="10194"/>
-        </w:tabs>
+        </w:rPr>
+      </w:r>
+      <w:r>
+        <w:rPr>
+          <w:noProof/>
+        </w:rPr>
+        <w:fldChar w:fldCharType="separate"/>
+      </w:r>
+      <w:r>
+        <w:rPr>
+          <w:rStyle w:val="afc"/>
+          <w:rFonts w:hint="eastAsia"/>
+          <w:noProof/>
+        </w:rPr>
+        <w:t>第</w:t>
+      </w:r>
+      <w:r>
+        <w:rPr>
+          <w:rStyle w:val="afc"/>
+          <w:rFonts w:hint="eastAsia"/>
+          <w:noProof/>
+        </w:rPr>
+        <w:t>2</w:t>
+      </w:r>
+      <w:r>
+        <w:rPr>
+          <w:rStyle w:val="afc"/>
+          <w:rFonts w:hint="eastAsia"/>
+          <w:noProof/>
+        </w:rPr>
+        <w:t>章</w:t>
+      </w:r>
+      <w:r>
         <w:rPr>
           <w:rFonts w:asciiTheme="minorHAnsi" w:eastAsiaTheme="minorEastAsia" w:hAnsiTheme="minorHAnsi"/>
           <w:b w:val="0"/>
@@ -2916,101 +2105,70 @@
           <w:szCs w:val="24"/>
           <w:lang w:bidi="ar-SA"/>
         </w:rPr>
-      </w:pPr>
-      <w:hyperlink w:anchor="_Toc227364446" w:history="1">
-        <w:r>
-          <w:rPr>
-            <w:rStyle w:val="afc"/>
-            <w:rFonts w:hint="eastAsia"/>
-            <w:noProof/>
-          </w:rPr>
-          <w:t>第</w:t>
-        </w:r>
-        <w:r>
-          <w:rPr>
-            <w:rStyle w:val="afc"/>
-            <w:rFonts w:hint="eastAsia"/>
-            <w:noProof/>
-          </w:rPr>
-          <w:t>4</w:t>
-        </w:r>
-        <w:r>
-          <w:rPr>
-            <w:rStyle w:val="afc"/>
-            <w:rFonts w:hint="eastAsia"/>
-            <w:noProof/>
-          </w:rPr>
-          <w:t>章</w:t>
-        </w:r>
-        <w:r>
-          <w:rPr>
-            <w:rFonts w:asciiTheme="minorHAnsi" w:eastAsiaTheme="minorEastAsia" w:hAnsiTheme="minorHAnsi"/>
-            <w:b w:val="0"/>
-            <w:noProof/>
-            <w:color w:val="auto"/>
-            <w:sz w:val="24"/>
-            <w:szCs w:val="24"/>
-            <w:lang w:bidi="ar-SA"/>
-          </w:rPr>
-          <w:tab/>
-        </w:r>
-        <w:r>
-          <w:rPr>
-            <w:rStyle w:val="afc"/>
-            <w:rFonts w:hint="eastAsia"/>
-            <w:noProof/>
-          </w:rPr>
-          <w:t>專案時程與組織分工</w:t>
-        </w:r>
-        <w:r>
-          <w:rPr>
-            <w:noProof/>
-            <w:webHidden/>
-          </w:rPr>
-          <w:tab/>
-        </w:r>
-        <w:r>
-          <w:rPr>
-            <w:noProof/>
-            <w:webHidden/>
-          </w:rPr>
-          <w:fldChar w:fldCharType="begin"/>
-        </w:r>
-        <w:r>
-          <w:rPr>
-            <w:noProof/>
-            <w:webHidden/>
-          </w:rPr>
-          <w:instrText xml:space="preserve"> PAGEREF _Toc227364446 \h </w:instrText>
-        </w:r>
-        <w:r>
-          <w:rPr>
-            <w:noProof/>
-            <w:webHidden/>
-          </w:rPr>
-        </w:r>
-        <w:r>
-          <w:rPr>
-            <w:noProof/>
-            <w:webHidden/>
-          </w:rPr>
-          <w:fldChar w:fldCharType="separate"/>
-        </w:r>
-        <w:r>
-          <w:rPr>
-            <w:noProof/>
-            <w:webHidden/>
-          </w:rPr>
-          <w:t>18</w:t>
-        </w:r>
-        <w:r>
-          <w:rPr>
-            <w:noProof/>
-            <w:webHidden/>
-          </w:rPr>
-          <w:fldChar w:fldCharType="end"/>
-        </w:r>
-      </w:hyperlink>
+        <w:tab/>
+      </w:r>
+      <w:r>
+        <w:rPr>
+          <w:rStyle w:val="afc"/>
+          <w:rFonts w:hint="eastAsia"/>
+          <w:noProof/>
+        </w:rPr>
+        <w:t>營運計畫</w:t>
+      </w:r>
+      <w:r>
+        <w:rPr>
+          <w:noProof/>
+          <w:webHidden/>
+        </w:rPr>
+        <w:tab/>
+      </w:r>
+      <w:r>
+        <w:rPr>
+          <w:noProof/>
+          <w:webHidden/>
+        </w:rPr>
+        <w:fldChar w:fldCharType="begin"/>
+      </w:r>
+      <w:r>
+        <w:rPr>
+          <w:noProof/>
+          <w:webHidden/>
+        </w:rPr>
+        <w:instrText xml:space="preserve"> PAGEREF _Toc227364437 \h </w:instrText>
+      </w:r>
+      <w:r>
+        <w:rPr>
+          <w:noProof/>
+          <w:webHidden/>
+        </w:rPr>
+      </w:r>
+      <w:r>
+        <w:rPr>
+          <w:noProof/>
+          <w:webHidden/>
+        </w:rPr>
+        <w:fldChar w:fldCharType="separate"/>
+      </w:r>
+      <w:r>
+        <w:rPr>
+          <w:noProof/>
+          <w:webHidden/>
+        </w:rPr>
+        <w:t>7</w:t>
+      </w:r>
+      <w:r>
+        <w:rPr>
+          <w:noProof/>
+          <w:webHidden/>
+        </w:rPr>
+        <w:fldChar w:fldCharType="end"/>
+      </w:r>
+      <w:r>
+        <w:rPr>
+          <w:noProof/>
+        </w:rPr>
+        <w:fldChar w:fldCharType="end"/>
+      </w:r>
     </w:p>
     <w:p>
       <w:pPr>
@@ -3027,81 +2185,108 @@
           <w:lang w:bidi="ar-SA"/>
         </w:rPr>
       </w:pPr>
-      <w:hyperlink w:anchor="_Toc227364447" w:history="1">
-        <w:r>
-          <w:rPr>
-            <w:rStyle w:val="afc"/>
-            <w:noProof/>
-          </w:rPr>
-          <w:t>4-1</w:t>
-        </w:r>
-        <w:r>
-          <w:rPr>
-            <w:rFonts w:asciiTheme="minorHAnsi" w:eastAsiaTheme="minorEastAsia" w:hAnsiTheme="minorHAnsi"/>
-            <w:noProof/>
-            <w:sz w:val="24"/>
-            <w:szCs w:val="24"/>
-            <w:lang w:bidi="ar-SA"/>
-          </w:rPr>
-          <w:tab/>
-        </w:r>
-        <w:r>
-          <w:rPr>
-            <w:rStyle w:val="afc"/>
-            <w:rFonts w:hint="eastAsia"/>
-            <w:noProof/>
-          </w:rPr>
-          <w:t>專案時程</w:t>
-        </w:r>
-        <w:r>
-          <w:rPr>
-            <w:noProof/>
-            <w:webHidden/>
-          </w:rPr>
-          <w:tab/>
-        </w:r>
-        <w:r>
-          <w:rPr>
-            <w:noProof/>
-            <w:webHidden/>
-          </w:rPr>
-          <w:fldChar w:fldCharType="begin"/>
-        </w:r>
-        <w:r>
-          <w:rPr>
-            <w:noProof/>
-            <w:webHidden/>
-          </w:rPr>
-          <w:instrText xml:space="preserve"> PAGEREF _Toc227364447 \h </w:instrText>
-        </w:r>
-        <w:r>
-          <w:rPr>
-            <w:noProof/>
-            <w:webHidden/>
-          </w:rPr>
-        </w:r>
-        <w:r>
-          <w:rPr>
-            <w:noProof/>
-            <w:webHidden/>
-          </w:rPr>
-          <w:fldChar w:fldCharType="separate"/>
-        </w:r>
-        <w:r>
-          <w:rPr>
-            <w:noProof/>
-            <w:webHidden/>
-          </w:rPr>
-          <w:t>18</w:t>
-        </w:r>
-        <w:r>
-          <w:rPr>
-            <w:noProof/>
-            <w:webHidden/>
-          </w:rPr>
-          <w:fldChar w:fldCharType="end"/>
-        </w:r>
-      </w:hyperlink>
+      <w:r>
+        <w:rPr>
+          <w:noProof/>
+        </w:rPr>
+        <w:fldChar w:fldCharType="begin"/>
+      </w:r>
+      <w:r>
+        <w:rPr>
+          <w:noProof/>
+        </w:rPr>
+        <w:instrText>HYPERLINK \l "_Toc227364438"</w:instrText>
+      </w:r>
+      <w:r>
+        <w:rPr>
+          <w:noProof/>
+        </w:rPr>
+      </w:r>
+      <w:r>
+        <w:rPr>
+          <w:noProof/>
+        </w:rPr>
+        <w:fldChar w:fldCharType="separate"/>
+      </w:r>
+      <w:r>
+        <w:rPr>
+          <w:rStyle w:val="afc"/>
+          <w:noProof/>
+        </w:rPr>
+        <w:t>2-1</w:t>
+      </w:r>
+      <w:r>
+        <w:rPr>
+          <w:rFonts w:asciiTheme="minorHAnsi" w:eastAsiaTheme="minorEastAsia" w:hAnsiTheme="minorHAnsi"/>
+          <w:noProof/>
+          <w:sz w:val="24"/>
+          <w:szCs w:val="24"/>
+          <w:lang w:bidi="ar-SA"/>
+        </w:rPr>
+        <w:tab/>
+      </w:r>
+      <w:r>
+        <w:rPr>
+          <w:rStyle w:val="afc"/>
+          <w:rFonts w:hint="eastAsia"/>
+          <w:noProof/>
+        </w:rPr>
+        <w:t>可行性分析</w:t>
+      </w:r>
+      <w:r>
+        <w:rPr>
+          <w:noProof/>
+          <w:webHidden/>
+        </w:rPr>
+        <w:tab/>
+      </w:r>
+      <w:r>
+        <w:rPr>
+          <w:noProof/>
+          <w:webHidden/>
+        </w:rPr>
+        <w:fldChar w:fldCharType="begin"/>
+      </w:r>
+      <w:r>
+        <w:rPr>
+          <w:noProof/>
+          <w:webHidden/>
+        </w:rPr>
+        <w:instrText xml:space="preserve"> PAGEREF _Toc227364438 \h </w:instrText>
+      </w:r>
+      <w:r>
+        <w:rPr>
+          <w:noProof/>
+          <w:webHidden/>
+        </w:rPr>
+      </w:r>
+      <w:r>
+        <w:rPr>
+          <w:noProof/>
+          <w:webHidden/>
+        </w:rPr>
+        <w:fldChar w:fldCharType="separate"/>
+      </w:r>
+      <w:r>
+        <w:rPr>
+          <w:noProof/>
+          <w:webHidden/>
+        </w:rPr>
+        <w:t>7</w:t>
+      </w:r>
+      <w:r>
+        <w:rPr>
+          <w:noProof/>
+          <w:webHidden/>
+        </w:rPr>
+        <w:fldChar w:fldCharType="end"/>
+      </w:r>
+      <w:r>
+        <w:rPr>
+          <w:noProof/>
+        </w:rPr>
+        <w:fldChar w:fldCharType="end"/>
+      </w:r>
     </w:p>
     <w:p>
       <w:pPr>
@@ -3118,81 +2303,115 @@
           <w:lang w:bidi="ar-SA"/>
         </w:rPr>
       </w:pPr>
-      <w:hyperlink w:anchor="_Toc227364448" w:history="1">
-        <w:r>
-          <w:rPr>
-            <w:rStyle w:val="afc"/>
-            <w:noProof/>
-          </w:rPr>
-          <w:t>4-2</w:t>
-        </w:r>
-        <w:r>
-          <w:rPr>
-            <w:rFonts w:asciiTheme="minorHAnsi" w:eastAsiaTheme="minorEastAsia" w:hAnsiTheme="minorHAnsi"/>
-            <w:noProof/>
-            <w:sz w:val="24"/>
-            <w:szCs w:val="24"/>
-            <w:lang w:bidi="ar-SA"/>
-          </w:rPr>
-          <w:tab/>
-        </w:r>
-        <w:r>
-          <w:rPr>
-            <w:rStyle w:val="afc"/>
-            <w:rFonts w:hint="eastAsia"/>
-            <w:noProof/>
-          </w:rPr>
-          <w:t>專案組織與分工</w:t>
-        </w:r>
-        <w:r>
-          <w:rPr>
-            <w:noProof/>
-            <w:webHidden/>
-          </w:rPr>
-          <w:tab/>
-        </w:r>
-        <w:r>
-          <w:rPr>
-            <w:noProof/>
-            <w:webHidden/>
-          </w:rPr>
-          <w:fldChar w:fldCharType="begin"/>
-        </w:r>
-        <w:r>
-          <w:rPr>
-            <w:noProof/>
-            <w:webHidden/>
-          </w:rPr>
-          <w:instrText xml:space="preserve"> PAGEREF _Toc227364448 \h </w:instrText>
-        </w:r>
-        <w:r>
-          <w:rPr>
-            <w:noProof/>
-            <w:webHidden/>
-          </w:rPr>
-        </w:r>
-        <w:r>
-          <w:rPr>
-            <w:noProof/>
-            <w:webHidden/>
-          </w:rPr>
-          <w:fldChar w:fldCharType="separate"/>
-        </w:r>
-        <w:r>
-          <w:rPr>
-            <w:noProof/>
-            <w:webHidden/>
-          </w:rPr>
-          <w:t>19</w:t>
-        </w:r>
-        <w:r>
-          <w:rPr>
-            <w:noProof/>
-            <w:webHidden/>
-          </w:rPr>
-          <w:fldChar w:fldCharType="end"/>
-        </w:r>
-      </w:hyperlink>
+      <w:r>
+        <w:rPr>
+          <w:noProof/>
+        </w:rPr>
+        <w:fldChar w:fldCharType="begin"/>
+      </w:r>
+      <w:r>
+        <w:rPr>
+          <w:noProof/>
+        </w:rPr>
+        <w:instrText>HYPERLINK \l "_Toc227364439"</w:instrText>
+      </w:r>
+      <w:r>
+        <w:rPr>
+          <w:noProof/>
+        </w:rPr>
+      </w:r>
+      <w:r>
+        <w:rPr>
+          <w:noProof/>
+        </w:rPr>
+        <w:fldChar w:fldCharType="separate"/>
+      </w:r>
+      <w:r>
+        <w:rPr>
+          <w:rStyle w:val="afc"/>
+          <w:noProof/>
+        </w:rPr>
+        <w:t>2-2</w:t>
+      </w:r>
+      <w:r>
+        <w:rPr>
+          <w:rFonts w:asciiTheme="minorHAnsi" w:eastAsiaTheme="minorEastAsia" w:hAnsiTheme="minorHAnsi"/>
+          <w:noProof/>
+          <w:sz w:val="24"/>
+          <w:szCs w:val="24"/>
+          <w:lang w:bidi="ar-SA"/>
+        </w:rPr>
+        <w:tab/>
+      </w:r>
+      <w:r>
+        <w:rPr>
+          <w:rStyle w:val="afc"/>
+          <w:rFonts w:hint="eastAsia"/>
+          <w:noProof/>
+        </w:rPr>
+        <w:t>商業模式－</w:t>
+      </w:r>
+      <w:r>
+        <w:rPr>
+          <w:rStyle w:val="afc"/>
+          <w:noProof/>
+        </w:rPr>
+        <w:t>Business model</w:t>
+      </w:r>
+      <w:r>
+        <w:rPr>
+          <w:noProof/>
+          <w:webHidden/>
+        </w:rPr>
+        <w:tab/>
+      </w:r>
+      <w:r>
+        <w:rPr>
+          <w:noProof/>
+          <w:webHidden/>
+        </w:rPr>
+        <w:fldChar w:fldCharType="begin"/>
+      </w:r>
+      <w:r>
+        <w:rPr>
+          <w:noProof/>
+          <w:webHidden/>
+        </w:rPr>
+        <w:instrText xml:space="preserve"> PAGEREF _Toc227364439 \h </w:instrText>
+      </w:r>
+      <w:r>
+        <w:rPr>
+          <w:noProof/>
+          <w:webHidden/>
+        </w:rPr>
+      </w:r>
+      <w:r>
+        <w:rPr>
+          <w:noProof/>
+          <w:webHidden/>
+        </w:rPr>
+        <w:fldChar w:fldCharType="separate"/>
+      </w:r>
+      <w:r>
+        <w:rPr>
+          <w:noProof/>
+          <w:webHidden/>
+        </w:rPr>
+        <w:t>9</w:t>
+      </w:r>
+      <w:r>
+        <w:rPr>
+          <w:noProof/>
+          <w:webHidden/>
+        </w:rPr>
+        <w:fldChar w:fldCharType="end"/>
+      </w:r>
+      <w:r>
+        <w:rPr>
+          <w:noProof/>
+        </w:rPr>
+        <w:fldChar w:fldCharType="end"/>
+      </w:r>
     </w:p>
     <w:p>
       <w:pPr>
@@ -3209,13 +2428,13 @@
           <w:lang w:bidi="ar-SA"/>
         </w:rPr>
       </w:pPr>
-      <w:hyperlink w:anchor="_Toc227364449" w:history="1">
+      <w:hyperlink w:anchor="_Toc227364440" w:history="1">
         <w:r>
           <w:rPr>
             <w:rStyle w:val="afc"/>
             <w:noProof/>
           </w:rPr>
-          <w:t>4-3</w:t>
+          <w:t>2-3</w:t>
         </w:r>
         <w:r>
           <w:rPr>
@@ -3233,14 +2452,97 @@
             <w:rFonts w:hint="eastAsia"/>
             <w:noProof/>
           </w:rPr>
-          <w:t>上傳</w:t>
+          <w:t>市場分析－</w:t>
         </w:r>
         <w:r>
           <w:rPr>
             <w:rStyle w:val="afc"/>
             <w:noProof/>
           </w:rPr>
-          <w:t>GitHub</w:t>
+          <w:t>STP</w:t>
+        </w:r>
+        <w:r>
+          <w:rPr>
+            <w:noProof/>
+            <w:webHidden/>
+          </w:rPr>
+          <w:tab/>
+        </w:r>
+        <w:r>
+          <w:rPr>
+            <w:noProof/>
+            <w:webHidden/>
+          </w:rPr>
+          <w:fldChar w:fldCharType="begin"/>
+        </w:r>
+        <w:r>
+          <w:rPr>
+            <w:noProof/>
+            <w:webHidden/>
+          </w:rPr>
+          <w:instrText xml:space="preserve"> PAGEREF _Toc227364440 \h </w:instrText>
+        </w:r>
+        <w:r>
+          <w:rPr>
+            <w:noProof/>
+            <w:webHidden/>
+          </w:rPr>
+        </w:r>
+        <w:r>
+          <w:rPr>
+            <w:noProof/>
+            <w:webHidden/>
+          </w:rPr>
+          <w:fldChar w:fldCharType="separate"/>
+        </w:r>
+        <w:r>
+          <w:rPr>
+            <w:noProof/>
+            <w:webHidden/>
+          </w:rPr>
+          <w:t>10</w:t>
+        </w:r>
+        <w:r>
+          <w:rPr>
+            <w:noProof/>
+            <w:webHidden/>
+          </w:rPr>
+          <w:fldChar w:fldCharType="end"/>
+        </w:r>
+      </w:hyperlink>
+    </w:p>
+    <w:p>
+      <w:pPr>
+        <w:pStyle w:val="21"/>
+        <w:tabs>
+          <w:tab w:val="left" w:pos="1200"/>
+          <w:tab w:val="right" w:leader="dot" w:pos="10194"/>
+        </w:tabs>
+        <w:rPr>
+          <w:rFonts w:asciiTheme="minorHAnsi" w:eastAsiaTheme="minorEastAsia" w:hAnsiTheme="minorHAnsi"/>
+          <w:noProof/>
+          <w:sz w:val="24"/>
+          <w:szCs w:val="24"/>
+          <w:lang w:bidi="ar-SA"/>
+        </w:rPr>
+      </w:pPr>
+      <w:hyperlink w:anchor="_Toc227364441" w:history="1">
+        <w:r>
+          <w:rPr>
+            <w:rStyle w:val="afc"/>
+            <w:noProof/>
+          </w:rPr>
+          <w:t>2-4</w:t>
+        </w:r>
+        <w:r>
+          <w:rPr>
+            <w:rFonts w:asciiTheme="minorHAnsi" w:eastAsiaTheme="minorEastAsia" w:hAnsiTheme="minorHAnsi"/>
+            <w:noProof/>
+            <w:sz w:val="24"/>
+            <w:szCs w:val="24"/>
+            <w:lang w:bidi="ar-SA"/>
+          </w:rPr>
+          <w:tab/>
         </w:r>
         <w:r>
           <w:rPr>
@@ -3248,7 +2550,14 @@
             <w:rFonts w:hint="eastAsia"/>
             <w:noProof/>
           </w:rPr>
-          <w:t>紀錄</w:t>
+          <w:t>競爭力分析</w:t>
+        </w:r>
+        <w:r>
+          <w:rPr>
+            <w:rStyle w:val="afc"/>
+            <w:noProof/>
+          </w:rPr>
+          <w:t>SWOT-TOWS</w:t>
         </w:r>
         <w:r>
           <w:rPr>
@@ -3269,7 +2578,7 @@
             <w:noProof/>
             <w:webHidden/>
           </w:rPr>
-          <w:instrText xml:space="preserve"> PAGEREF _Toc227364449 \h </w:instrText>
+          <w:instrText xml:space="preserve"> PAGEREF _Toc227364441 \h </w:instrText>
         </w:r>
         <w:r>
           <w:rPr>
@@ -3289,7 +2598,7 @@
             <w:noProof/>
             <w:webHidden/>
           </w:rPr>
-          <w:t>22</w:t>
+          <w:t>11</w:t>
         </w:r>
         <w:r>
           <w:rPr>
@@ -3317,7 +2626,7 @@
           <w:lang w:bidi="ar-SA"/>
         </w:rPr>
       </w:pPr>
-      <w:hyperlink w:anchor="_Toc227364450" w:history="1">
+      <w:hyperlink w:anchor="_Toc227364442" w:history="1">
         <w:r>
           <w:rPr>
             <w:rStyle w:val="afc"/>
@@ -3332,7 +2641,7 @@
             <w:rFonts w:hint="eastAsia"/>
             <w:noProof/>
           </w:rPr>
-          <w:t>5</w:t>
+          <w:t>3</w:t>
         </w:r>
         <w:r>
           <w:rPr>
@@ -3360,7 +2669,7 @@
             <w:rFonts w:hint="eastAsia"/>
             <w:noProof/>
           </w:rPr>
-          <w:t>需求模型</w:t>
+          <w:t>系統規格</w:t>
         </w:r>
         <w:r>
           <w:rPr>
@@ -3381,7 +2690,7 @@
             <w:noProof/>
             <w:webHidden/>
           </w:rPr>
-          <w:instrText xml:space="preserve"> PAGEREF _Toc227364450 \h </w:instrText>
+          <w:instrText xml:space="preserve"> PAGEREF _Toc227364442 \h </w:instrText>
         </w:r>
         <w:r>
           <w:rPr>
@@ -3401,7 +2710,7 @@
             <w:noProof/>
             <w:webHidden/>
           </w:rPr>
-          <w:t>23</w:t>
+          <w:t>13</w:t>
         </w:r>
         <w:r>
           <w:rPr>
@@ -3427,13 +2736,13 @@
           <w:lang w:bidi="ar-SA"/>
         </w:rPr>
       </w:pPr>
-      <w:hyperlink w:anchor="_Toc227364451" w:history="1">
+      <w:hyperlink w:anchor="_Toc227364443" w:history="1">
         <w:r>
           <w:rPr>
             <w:rStyle w:val="afc"/>
             <w:noProof/>
           </w:rPr>
-          <w:t>5-1</w:t>
+          <w:t>3-1</w:t>
         </w:r>
         <w:r>
           <w:rPr>
@@ -3451,7 +2760,7 @@
             <w:rFonts w:hint="eastAsia"/>
             <w:noProof/>
           </w:rPr>
-          <w:t>使用者需求</w:t>
+          <w:t>系統架構</w:t>
         </w:r>
         <w:r>
           <w:rPr>
@@ -3472,7 +2781,7 @@
             <w:noProof/>
             <w:webHidden/>
           </w:rPr>
-          <w:instrText xml:space="preserve"> PAGEREF _Toc227364451 \h </w:instrText>
+          <w:instrText xml:space="preserve"> PAGEREF _Toc227364443 \h </w:instrText>
         </w:r>
         <w:r>
           <w:rPr>
@@ -3492,7 +2801,7 @@
             <w:noProof/>
             <w:webHidden/>
           </w:rPr>
-          <w:t>23</w:t>
+          <w:t>13</w:t>
         </w:r>
         <w:r>
           <w:rPr>
@@ -3518,13 +2827,13 @@
           <w:lang w:bidi="ar-SA"/>
         </w:rPr>
       </w:pPr>
-      <w:hyperlink w:anchor="_Toc227364452" w:history="1">
+      <w:hyperlink w:anchor="_Toc227364444" w:history="1">
         <w:r>
           <w:rPr>
             <w:rStyle w:val="afc"/>
             <w:noProof/>
           </w:rPr>
-          <w:t>5-2</w:t>
+          <w:t>3-2</w:t>
         </w:r>
         <w:r>
           <w:rPr>
@@ -3542,7 +2851,7 @@
             <w:rFonts w:hint="eastAsia"/>
             <w:noProof/>
           </w:rPr>
-          <w:t>使用個案圖</w:t>
+          <w:t>系統軟、硬體需求與技術平台</w:t>
         </w:r>
         <w:r>
           <w:rPr>
@@ -3563,7 +2872,7 @@
             <w:noProof/>
             <w:webHidden/>
           </w:rPr>
-          <w:instrText xml:space="preserve"> PAGEREF _Toc227364452 \h </w:instrText>
+          <w:instrText xml:space="preserve"> PAGEREF _Toc227364444 \h </w:instrText>
         </w:r>
         <w:r>
           <w:rPr>
@@ -3583,7 +2892,7 @@
             <w:noProof/>
             <w:webHidden/>
           </w:rPr>
-          <w:t>25</w:t>
+          <w:t>15</w:t>
         </w:r>
         <w:r>
           <w:rPr>
@@ -3609,13 +2918,13 @@
           <w:lang w:bidi="ar-SA"/>
         </w:rPr>
       </w:pPr>
-      <w:hyperlink w:anchor="_Toc227364453" w:history="1">
+      <w:hyperlink w:anchor="_Toc227364445" w:history="1">
         <w:r>
           <w:rPr>
             <w:rStyle w:val="afc"/>
             <w:noProof/>
           </w:rPr>
-          <w:t>5-3</w:t>
+          <w:t>3-3</w:t>
         </w:r>
         <w:r>
           <w:rPr>
@@ -3633,7 +2942,7 @@
             <w:rFonts w:hint="eastAsia"/>
             <w:noProof/>
           </w:rPr>
-          <w:t>使用個案描述</w:t>
+          <w:t>使用標準與工具</w:t>
         </w:r>
         <w:r>
           <w:rPr>
@@ -3654,7 +2963,7 @@
             <w:noProof/>
             <w:webHidden/>
           </w:rPr>
-          <w:instrText xml:space="preserve"> PAGEREF _Toc227364453 \h </w:instrText>
+          <w:instrText xml:space="preserve"> PAGEREF _Toc227364445 \h </w:instrText>
         </w:r>
         <w:r>
           <w:rPr>
@@ -3674,98 +2983,7 @@
             <w:noProof/>
             <w:webHidden/>
           </w:rPr>
-          <w:t>27</w:t>
-        </w:r>
-        <w:r>
-          <w:rPr>
-            <w:noProof/>
-            <w:webHidden/>
-          </w:rPr>
-          <w:fldChar w:fldCharType="end"/>
-        </w:r>
-      </w:hyperlink>
-    </w:p>
-    <w:p>
-      <w:pPr>
-        <w:pStyle w:val="21"/>
-        <w:tabs>
-          <w:tab w:val="left" w:pos="1200"/>
-          <w:tab w:val="right" w:leader="dot" w:pos="10194"/>
-        </w:tabs>
-        <w:rPr>
-          <w:rFonts w:asciiTheme="minorHAnsi" w:eastAsiaTheme="minorEastAsia" w:hAnsiTheme="minorHAnsi"/>
-          <w:noProof/>
-          <w:sz w:val="24"/>
-          <w:szCs w:val="24"/>
-          <w:lang w:bidi="ar-SA"/>
-        </w:rPr>
-      </w:pPr>
-      <w:hyperlink w:anchor="_Toc227364454" w:history="1">
-        <w:r>
-          <w:rPr>
-            <w:rStyle w:val="afc"/>
-            <w:noProof/>
-          </w:rPr>
-          <w:t>5-4</w:t>
-        </w:r>
-        <w:r>
-          <w:rPr>
-            <w:rFonts w:asciiTheme="minorHAnsi" w:eastAsiaTheme="minorEastAsia" w:hAnsiTheme="minorHAnsi"/>
-            <w:noProof/>
-            <w:sz w:val="24"/>
-            <w:szCs w:val="24"/>
-            <w:lang w:bidi="ar-SA"/>
-          </w:rPr>
-          <w:tab/>
-        </w:r>
-        <w:r>
-          <w:rPr>
-            <w:rStyle w:val="afc"/>
-            <w:rFonts w:hint="eastAsia"/>
-            <w:noProof/>
-          </w:rPr>
-          <w:t>分析類別圖</w:t>
-        </w:r>
-        <w:r>
-          <w:rPr>
-            <w:noProof/>
-            <w:webHidden/>
-          </w:rPr>
-          <w:tab/>
-        </w:r>
-        <w:r>
-          <w:rPr>
-            <w:noProof/>
-            <w:webHidden/>
-          </w:rPr>
-          <w:fldChar w:fldCharType="begin"/>
-        </w:r>
-        <w:r>
-          <w:rPr>
-            <w:noProof/>
-            <w:webHidden/>
-          </w:rPr>
-          <w:instrText xml:space="preserve"> PAGEREF _Toc227364454 \h </w:instrText>
-        </w:r>
-        <w:r>
-          <w:rPr>
-            <w:noProof/>
-            <w:webHidden/>
-          </w:rPr>
-        </w:r>
-        <w:r>
-          <w:rPr>
-            <w:noProof/>
-            <w:webHidden/>
-          </w:rPr>
-          <w:fldChar w:fldCharType="separate"/>
-        </w:r>
-        <w:r>
-          <w:rPr>
-            <w:noProof/>
-            <w:webHidden/>
-          </w:rPr>
-          <w:t>28</w:t>
+          <w:t>17</w:t>
         </w:r>
         <w:r>
           <w:rPr>
@@ -3793,7 +3011,7 @@
           <w:lang w:bidi="ar-SA"/>
         </w:rPr>
       </w:pPr>
-      <w:hyperlink w:anchor="_Toc227364455" w:history="1">
+      <w:hyperlink w:anchor="_Toc227364446" w:history="1">
         <w:r>
           <w:rPr>
             <w:rStyle w:val="afc"/>
@@ -3808,7 +3026,7 @@
             <w:rFonts w:hint="eastAsia"/>
             <w:noProof/>
           </w:rPr>
-          <w:t>6</w:t>
+          <w:t>4</w:t>
         </w:r>
         <w:r>
           <w:rPr>
@@ -3836,7 +3054,7 @@
             <w:rFonts w:hint="eastAsia"/>
             <w:noProof/>
           </w:rPr>
-          <w:t>設計模型</w:t>
+          <w:t>專案時程與組織分工</w:t>
         </w:r>
         <w:r>
           <w:rPr>
@@ -3857,7 +3075,7 @@
             <w:noProof/>
             <w:webHidden/>
           </w:rPr>
-          <w:instrText xml:space="preserve"> PAGEREF _Toc227364455 \h </w:instrText>
+          <w:instrText xml:space="preserve"> PAGEREF _Toc227364446 \h </w:instrText>
         </w:r>
         <w:r>
           <w:rPr>
@@ -3877,7 +3095,7 @@
             <w:noProof/>
             <w:webHidden/>
           </w:rPr>
-          <w:t>29</w:t>
+          <w:t>18</w:t>
         </w:r>
         <w:r>
           <w:rPr>
@@ -3903,13 +3121,13 @@
           <w:lang w:bidi="ar-SA"/>
         </w:rPr>
       </w:pPr>
-      <w:hyperlink w:anchor="_Toc227364456" w:history="1">
+      <w:hyperlink w:anchor="_Toc227364447" w:history="1">
         <w:r>
           <w:rPr>
             <w:rStyle w:val="afc"/>
             <w:noProof/>
           </w:rPr>
-          <w:t>6-1</w:t>
+          <w:t>4-1</w:t>
         </w:r>
         <w:r>
           <w:rPr>
@@ -3927,7 +3145,7 @@
             <w:rFonts w:hint="eastAsia"/>
             <w:noProof/>
           </w:rPr>
-          <w:t>循序圖</w:t>
+          <w:t>專案時程</w:t>
         </w:r>
         <w:r>
           <w:rPr>
@@ -3948,7 +3166,7 @@
             <w:noProof/>
             <w:webHidden/>
           </w:rPr>
-          <w:instrText xml:space="preserve"> PAGEREF _Toc227364456 \h </w:instrText>
+          <w:instrText xml:space="preserve"> PAGEREF _Toc227364447 \h </w:instrText>
         </w:r>
         <w:r>
           <w:rPr>
@@ -3968,7 +3186,7 @@
             <w:noProof/>
             <w:webHidden/>
           </w:rPr>
-          <w:t>29</w:t>
+          <w:t>18</w:t>
         </w:r>
         <w:r>
           <w:rPr>
@@ -3994,13 +3212,13 @@
           <w:lang w:bidi="ar-SA"/>
         </w:rPr>
       </w:pPr>
-      <w:hyperlink w:anchor="_Toc227364457" w:history="1">
+      <w:hyperlink w:anchor="_Toc227364448" w:history="1">
         <w:r>
           <w:rPr>
             <w:rStyle w:val="afc"/>
             <w:noProof/>
           </w:rPr>
-          <w:t>6-2</w:t>
+          <w:t>4-2</w:t>
         </w:r>
         <w:r>
           <w:rPr>
@@ -4018,7 +3236,7 @@
             <w:rFonts w:hint="eastAsia"/>
             <w:noProof/>
           </w:rPr>
-          <w:t>設計類別圖</w:t>
+          <w:t>專案組織與分工</w:t>
         </w:r>
         <w:r>
           <w:rPr>
@@ -4039,7 +3257,7 @@
             <w:noProof/>
             <w:webHidden/>
           </w:rPr>
-          <w:instrText xml:space="preserve"> PAGEREF _Toc227364457 \h </w:instrText>
+          <w:instrText xml:space="preserve"> PAGEREF _Toc227364448 \h </w:instrText>
         </w:r>
         <w:r>
           <w:rPr>
@@ -4059,7 +3277,113 @@
             <w:noProof/>
             <w:webHidden/>
           </w:rPr>
-          <w:t>30</w:t>
+          <w:t>19</w:t>
+        </w:r>
+        <w:r>
+          <w:rPr>
+            <w:noProof/>
+            <w:webHidden/>
+          </w:rPr>
+          <w:fldChar w:fldCharType="end"/>
+        </w:r>
+      </w:hyperlink>
+    </w:p>
+    <w:p>
+      <w:pPr>
+        <w:pStyle w:val="21"/>
+        <w:tabs>
+          <w:tab w:val="left" w:pos="1200"/>
+          <w:tab w:val="right" w:leader="dot" w:pos="10194"/>
+        </w:tabs>
+        <w:rPr>
+          <w:rFonts w:asciiTheme="minorHAnsi" w:eastAsiaTheme="minorEastAsia" w:hAnsiTheme="minorHAnsi"/>
+          <w:noProof/>
+          <w:sz w:val="24"/>
+          <w:szCs w:val="24"/>
+          <w:lang w:bidi="ar-SA"/>
+        </w:rPr>
+      </w:pPr>
+      <w:hyperlink w:anchor="_Toc227364449" w:history="1">
+        <w:r>
+          <w:rPr>
+            <w:rStyle w:val="afc"/>
+            <w:noProof/>
+          </w:rPr>
+          <w:t>4-3</w:t>
+        </w:r>
+        <w:r>
+          <w:rPr>
+            <w:rFonts w:asciiTheme="minorHAnsi" w:eastAsiaTheme="minorEastAsia" w:hAnsiTheme="minorHAnsi"/>
+            <w:noProof/>
+            <w:sz w:val="24"/>
+            <w:szCs w:val="24"/>
+            <w:lang w:bidi="ar-SA"/>
+          </w:rPr>
+          <w:tab/>
+        </w:r>
+        <w:r>
+          <w:rPr>
+            <w:rStyle w:val="afc"/>
+            <w:rFonts w:hint="eastAsia"/>
+            <w:noProof/>
+          </w:rPr>
+          <w:t>上傳</w:t>
+        </w:r>
+        <w:r>
+          <w:rPr>
+            <w:rStyle w:val="afc"/>
+            <w:noProof/>
+          </w:rPr>
+          <w:t>GitHub</w:t>
+        </w:r>
+        <w:r>
+          <w:rPr>
+            <w:rStyle w:val="afc"/>
+            <w:rFonts w:hint="eastAsia"/>
+            <w:noProof/>
+          </w:rPr>
+          <w:t>紀錄</w:t>
+        </w:r>
+        <w:r>
+          <w:rPr>
+            <w:noProof/>
+            <w:webHidden/>
+          </w:rPr>
+          <w:tab/>
+        </w:r>
+        <w:r>
+          <w:rPr>
+            <w:noProof/>
+            <w:webHidden/>
+          </w:rPr>
+          <w:fldChar w:fldCharType="begin"/>
+        </w:r>
+        <w:r>
+          <w:rPr>
+            <w:noProof/>
+            <w:webHidden/>
+          </w:rPr>
+          <w:instrText xml:space="preserve"> PAGEREF _Toc227364449 \h </w:instrText>
+        </w:r>
+        <w:r>
+          <w:rPr>
+            <w:noProof/>
+            <w:webHidden/>
+          </w:rPr>
+        </w:r>
+        <w:r>
+          <w:rPr>
+            <w:noProof/>
+            <w:webHidden/>
+          </w:rPr>
+          <w:fldChar w:fldCharType="separate"/>
+        </w:r>
+        <w:r>
+          <w:rPr>
+            <w:noProof/>
+            <w:webHidden/>
+          </w:rPr>
+          <w:t>22</w:t>
         </w:r>
         <w:r>
           <w:rPr>
@@ -4087,7 +3411,7 @@
           <w:lang w:bidi="ar-SA"/>
         </w:rPr>
       </w:pPr>
-      <w:hyperlink w:anchor="_Toc227364458" w:history="1">
+      <w:hyperlink w:anchor="_Toc227364450" w:history="1">
         <w:r>
           <w:rPr>
             <w:rStyle w:val="afc"/>
@@ -4102,7 +3426,7 @@
             <w:rFonts w:hint="eastAsia"/>
             <w:noProof/>
           </w:rPr>
-          <w:t>7</w:t>
+          <w:t>5</w:t>
         </w:r>
         <w:r>
           <w:rPr>
@@ -4130,7 +3454,7 @@
             <w:rFonts w:hint="eastAsia"/>
             <w:noProof/>
           </w:rPr>
-          <w:t>實作模型</w:t>
+          <w:t>需求模型</w:t>
         </w:r>
         <w:r>
           <w:rPr>
@@ -4151,7 +3475,7 @@
             <w:noProof/>
             <w:webHidden/>
           </w:rPr>
-          <w:instrText xml:space="preserve"> PAGEREF _Toc227364458 \h </w:instrText>
+          <w:instrText xml:space="preserve"> PAGEREF _Toc227364450 \h </w:instrText>
         </w:r>
         <w:r>
           <w:rPr>
@@ -4171,7 +3495,7 @@
             <w:noProof/>
             <w:webHidden/>
           </w:rPr>
-          <w:t>31</w:t>
+          <w:t>23</w:t>
         </w:r>
         <w:r>
           <w:rPr>
@@ -4197,13 +3521,13 @@
           <w:lang w:bidi="ar-SA"/>
         </w:rPr>
       </w:pPr>
-      <w:hyperlink w:anchor="_Toc227364459" w:history="1">
+      <w:hyperlink w:anchor="_Toc227364451" w:history="1">
         <w:r>
           <w:rPr>
             <w:rStyle w:val="afc"/>
             <w:noProof/>
           </w:rPr>
-          <w:t>7-1</w:t>
+          <w:t>5-1</w:t>
         </w:r>
         <w:r>
           <w:rPr>
@@ -4221,7 +3545,7 @@
             <w:rFonts w:hint="eastAsia"/>
             <w:noProof/>
           </w:rPr>
-          <w:t>佈署圖</w:t>
+          <w:t>使用者需求</w:t>
         </w:r>
         <w:r>
           <w:rPr>
@@ -4242,7 +3566,7 @@
             <w:noProof/>
             <w:webHidden/>
           </w:rPr>
-          <w:instrText xml:space="preserve"> PAGEREF _Toc227364459 \h </w:instrText>
+          <w:instrText xml:space="preserve"> PAGEREF _Toc227364451 \h </w:instrText>
         </w:r>
         <w:r>
           <w:rPr>
@@ -4262,7 +3586,7 @@
             <w:noProof/>
             <w:webHidden/>
           </w:rPr>
-          <w:t>31</w:t>
+          <w:t>23</w:t>
         </w:r>
         <w:r>
           <w:rPr>
@@ -4288,13 +3612,13 @@
           <w:lang w:bidi="ar-SA"/>
         </w:rPr>
       </w:pPr>
-      <w:hyperlink w:anchor="_Toc227364460" w:history="1">
+      <w:hyperlink w:anchor="_Toc227364452" w:history="1">
         <w:r>
           <w:rPr>
             <w:rStyle w:val="afc"/>
             <w:noProof/>
           </w:rPr>
-          <w:t>7-2</w:t>
+          <w:t>5-2</w:t>
         </w:r>
         <w:r>
           <w:rPr>
@@ -4312,7 +3636,7 @@
             <w:rFonts w:hint="eastAsia"/>
             <w:noProof/>
           </w:rPr>
-          <w:t>套件圖</w:t>
+          <w:t>使用個案圖</w:t>
         </w:r>
         <w:r>
           <w:rPr>
@@ -4333,7 +3657,7 @@
             <w:noProof/>
             <w:webHidden/>
           </w:rPr>
-          <w:instrText xml:space="preserve"> PAGEREF _Toc227364460 \h </w:instrText>
+          <w:instrText xml:space="preserve"> PAGEREF _Toc227364452 \h </w:instrText>
         </w:r>
         <w:r>
           <w:rPr>
@@ -4353,7 +3677,7 @@
             <w:noProof/>
             <w:webHidden/>
           </w:rPr>
-          <w:t>32</w:t>
+          <w:t>25</w:t>
         </w:r>
         <w:r>
           <w:rPr>
@@ -4379,13 +3703,13 @@
           <w:lang w:bidi="ar-SA"/>
         </w:rPr>
       </w:pPr>
-      <w:hyperlink w:anchor="_Toc227364461" w:history="1">
+      <w:hyperlink w:anchor="_Toc227364453" w:history="1">
         <w:r>
           <w:rPr>
             <w:rStyle w:val="afc"/>
             <w:noProof/>
           </w:rPr>
-          <w:t>7-3</w:t>
+          <w:t>5-3</w:t>
         </w:r>
         <w:r>
           <w:rPr>
@@ -4403,7 +3727,7 @@
             <w:rFonts w:hint="eastAsia"/>
             <w:noProof/>
           </w:rPr>
-          <w:t>元件圖</w:t>
+          <w:t>使用個案描述</w:t>
         </w:r>
         <w:r>
           <w:rPr>
@@ -4424,7 +3748,7 @@
             <w:noProof/>
             <w:webHidden/>
           </w:rPr>
-          <w:instrText xml:space="preserve"> PAGEREF _Toc227364461 \h </w:instrText>
+          <w:instrText xml:space="preserve"> PAGEREF _Toc227364453 \h </w:instrText>
         </w:r>
         <w:r>
           <w:rPr>
@@ -4444,7 +3768,7 @@
             <w:noProof/>
             <w:webHidden/>
           </w:rPr>
-          <w:t>33</w:t>
+          <w:t>27</w:t>
         </w:r>
         <w:r>
           <w:rPr>
@@ -4470,13 +3794,13 @@
           <w:lang w:bidi="ar-SA"/>
         </w:rPr>
       </w:pPr>
-      <w:hyperlink w:anchor="_Toc227364462" w:history="1">
+      <w:hyperlink w:anchor="_Toc227364454" w:history="1">
         <w:r>
           <w:rPr>
             <w:rStyle w:val="afc"/>
             <w:noProof/>
           </w:rPr>
-          <w:t>7-4</w:t>
+          <w:t>5-4</w:t>
         </w:r>
         <w:r>
           <w:rPr>
@@ -4494,7 +3818,7 @@
             <w:rFonts w:hint="eastAsia"/>
             <w:noProof/>
           </w:rPr>
-          <w:t>狀態機</w:t>
+          <w:t>分析類別圖</w:t>
         </w:r>
         <w:r>
           <w:rPr>
@@ -4515,7 +3839,7 @@
             <w:noProof/>
             <w:webHidden/>
           </w:rPr>
-          <w:instrText xml:space="preserve"> PAGEREF _Toc227364462 \h </w:instrText>
+          <w:instrText xml:space="preserve"> PAGEREF _Toc227364454 \h </w:instrText>
         </w:r>
         <w:r>
           <w:rPr>
@@ -4535,7 +3859,7 @@
             <w:noProof/>
             <w:webHidden/>
           </w:rPr>
-          <w:t>34</w:t>
+          <w:t>28</w:t>
         </w:r>
         <w:r>
           <w:rPr>
@@ -4563,7 +3887,7 @@
           <w:lang w:bidi="ar-SA"/>
         </w:rPr>
       </w:pPr>
-      <w:hyperlink w:anchor="_Toc227364463" w:history="1">
+      <w:hyperlink w:anchor="_Toc227364455" w:history="1">
         <w:r>
           <w:rPr>
             <w:rStyle w:val="afc"/>
@@ -4578,7 +3902,7 @@
             <w:rFonts w:hint="eastAsia"/>
             <w:noProof/>
           </w:rPr>
-          <w:t>8</w:t>
+          <w:t>6</w:t>
         </w:r>
         <w:r>
           <w:rPr>
@@ -4606,7 +3930,7 @@
             <w:rFonts w:hint="eastAsia"/>
             <w:noProof/>
           </w:rPr>
-          <w:t>資料庫設計</w:t>
+          <w:t>設計模型</w:t>
         </w:r>
         <w:r>
           <w:rPr>
@@ -4627,7 +3951,7 @@
             <w:noProof/>
             <w:webHidden/>
           </w:rPr>
-          <w:instrText xml:space="preserve"> PAGEREF _Toc227364463 \h </w:instrText>
+          <w:instrText xml:space="preserve"> PAGEREF _Toc227364455 \h </w:instrText>
         </w:r>
         <w:r>
           <w:rPr>
@@ -4647,7 +3971,7 @@
             <w:noProof/>
             <w:webHidden/>
           </w:rPr>
-          <w:t>35</w:t>
+          <w:t>29</w:t>
         </w:r>
         <w:r>
           <w:rPr>
@@ -4673,13 +3997,13 @@
           <w:lang w:bidi="ar-SA"/>
         </w:rPr>
       </w:pPr>
-      <w:hyperlink w:anchor="_Toc227364464" w:history="1">
+      <w:hyperlink w:anchor="_Toc227364456" w:history="1">
         <w:r>
           <w:rPr>
             <w:rStyle w:val="afc"/>
             <w:noProof/>
           </w:rPr>
-          <w:t>8-1</w:t>
+          <w:t>6-1</w:t>
         </w:r>
         <w:r>
           <w:rPr>
@@ -4697,7 +4021,7 @@
             <w:rFonts w:hint="eastAsia"/>
             <w:noProof/>
           </w:rPr>
-          <w:t>資料庫關聯表</w:t>
+          <w:t>循序圖</w:t>
         </w:r>
         <w:r>
           <w:rPr>
@@ -4718,7 +4042,7 @@
             <w:noProof/>
             <w:webHidden/>
           </w:rPr>
-          <w:instrText xml:space="preserve"> PAGEREF _Toc227364464 \h </w:instrText>
+          <w:instrText xml:space="preserve"> PAGEREF _Toc227364456 \h </w:instrText>
         </w:r>
         <w:r>
           <w:rPr>
@@ -4738,7 +4062,7 @@
             <w:noProof/>
             <w:webHidden/>
           </w:rPr>
-          <w:t>35</w:t>
+          <w:t>29</w:t>
         </w:r>
         <w:r>
           <w:rPr>
@@ -4764,14 +4088,13 @@
           <w:lang w:bidi="ar-SA"/>
         </w:rPr>
       </w:pPr>
-      <w:hyperlink w:anchor="_Toc227364465" w:history="1">
+      <w:hyperlink w:anchor="_Toc227364457" w:history="1">
         <w:r>
           <w:rPr>
             <w:rStyle w:val="afc"/>
             <w:noProof/>
-            <w:lang w:val="pt-PT"/>
-          </w:rPr>
-          <w:t>8-2</w:t>
+          </w:rPr>
+          <w:t>6-2</w:t>
         </w:r>
         <w:r>
           <w:rPr>
@@ -4789,15 +4112,7 @@
             <w:rFonts w:hint="eastAsia"/>
             <w:noProof/>
           </w:rPr>
-          <w:t>表格及其</w:t>
-        </w:r>
-        <w:r>
-          <w:rPr>
-            <w:rStyle w:val="afc"/>
-            <w:noProof/>
-            <w:lang w:val="pt-PT"/>
-          </w:rPr>
-          <w:t>Meta data</w:t>
+          <w:t>設計類別圖</w:t>
         </w:r>
         <w:r>
           <w:rPr>
@@ -4818,7 +4133,7 @@
             <w:noProof/>
             <w:webHidden/>
           </w:rPr>
-          <w:instrText xml:space="preserve"> PAGEREF _Toc227364465 \h </w:instrText>
+          <w:instrText xml:space="preserve"> PAGEREF _Toc227364457 \h </w:instrText>
         </w:r>
         <w:r>
           <w:rPr>
@@ -4838,7 +4153,7 @@
             <w:noProof/>
             <w:webHidden/>
           </w:rPr>
-          <w:t>36</w:t>
+          <w:t>30</w:t>
         </w:r>
         <w:r>
           <w:rPr>
@@ -4866,7 +4181,7 @@
           <w:lang w:bidi="ar-SA"/>
         </w:rPr>
       </w:pPr>
-      <w:hyperlink w:anchor="_Toc227364466" w:history="1">
+      <w:hyperlink w:anchor="_Toc227364458" w:history="1">
         <w:r>
           <w:rPr>
             <w:rStyle w:val="afc"/>
@@ -4881,7 +4196,7 @@
             <w:rFonts w:hint="eastAsia"/>
             <w:noProof/>
           </w:rPr>
-          <w:t>9</w:t>
+          <w:t>7</w:t>
         </w:r>
         <w:r>
           <w:rPr>
@@ -4909,7 +4224,7 @@
             <w:rFonts w:hint="eastAsia"/>
             <w:noProof/>
           </w:rPr>
-          <w:t>程式</w:t>
+          <w:t>實作模型</w:t>
         </w:r>
         <w:r>
           <w:rPr>
@@ -4930,7 +4245,7 @@
             <w:noProof/>
             <w:webHidden/>
           </w:rPr>
-          <w:instrText xml:space="preserve"> PAGEREF _Toc227364466 \h </w:instrText>
+          <w:instrText xml:space="preserve"> PAGEREF _Toc227364458 \h </w:instrText>
         </w:r>
         <w:r>
           <w:rPr>
@@ -4950,7 +4265,7 @@
             <w:noProof/>
             <w:webHidden/>
           </w:rPr>
-          <w:t>37</w:t>
+          <w:t>31</w:t>
         </w:r>
         <w:r>
           <w:rPr>
@@ -4976,13 +4291,13 @@
           <w:lang w:bidi="ar-SA"/>
         </w:rPr>
       </w:pPr>
-      <w:hyperlink w:anchor="_Toc227364467" w:history="1">
+      <w:hyperlink w:anchor="_Toc227364459" w:history="1">
         <w:r>
           <w:rPr>
             <w:rStyle w:val="afc"/>
             <w:noProof/>
           </w:rPr>
-          <w:t>9-1</w:t>
+          <w:t>7-1</w:t>
         </w:r>
         <w:r>
           <w:rPr>
@@ -5000,7 +4315,7 @@
             <w:rFonts w:hint="eastAsia"/>
             <w:noProof/>
           </w:rPr>
-          <w:t>元件清單及其規格描述</w:t>
+          <w:t>佈署圖</w:t>
         </w:r>
         <w:r>
           <w:rPr>
@@ -5021,7 +4336,7 @@
             <w:noProof/>
             <w:webHidden/>
           </w:rPr>
-          <w:instrText xml:space="preserve"> PAGEREF _Toc227364467 \h </w:instrText>
+          <w:instrText xml:space="preserve"> PAGEREF _Toc227364459 \h </w:instrText>
         </w:r>
         <w:r>
           <w:rPr>
@@ -5041,7 +4356,7 @@
             <w:noProof/>
             <w:webHidden/>
           </w:rPr>
-          <w:t>37</w:t>
+          <w:t>31</w:t>
         </w:r>
         <w:r>
           <w:rPr>
@@ -5067,13 +4382,13 @@
           <w:lang w:bidi="ar-SA"/>
         </w:rPr>
       </w:pPr>
-      <w:hyperlink w:anchor="_Toc227364468" w:history="1">
+      <w:hyperlink w:anchor="_Toc227364460" w:history="1">
         <w:r>
           <w:rPr>
             <w:rStyle w:val="afc"/>
             <w:noProof/>
           </w:rPr>
-          <w:t>9-2</w:t>
+          <w:t>7-2</w:t>
         </w:r>
         <w:r>
           <w:rPr>
@@ -5091,7 +4406,7 @@
             <w:rFonts w:hint="eastAsia"/>
             <w:noProof/>
           </w:rPr>
-          <w:t>其他附屬之各種元件</w:t>
+          <w:t>套件圖</w:t>
         </w:r>
         <w:r>
           <w:rPr>
@@ -5112,7 +4427,7 @@
             <w:noProof/>
             <w:webHidden/>
           </w:rPr>
-          <w:instrText xml:space="preserve"> PAGEREF _Toc227364468 \h </w:instrText>
+          <w:instrText xml:space="preserve"> PAGEREF _Toc227364460 \h </w:instrText>
         </w:r>
         <w:r>
           <w:rPr>
@@ -5132,7 +4447,7 @@
             <w:noProof/>
             <w:webHidden/>
           </w:rPr>
-          <w:t>37</w:t>
+          <w:t>32</w:t>
         </w:r>
         <w:r>
           <w:rPr>
@@ -5145,9 +4460,191 @@
     </w:p>
     <w:p>
       <w:pPr>
+        <w:pStyle w:val="21"/>
+        <w:tabs>
+          <w:tab w:val="left" w:pos="1200"/>
+          <w:tab w:val="right" w:leader="dot" w:pos="10194"/>
+        </w:tabs>
+        <w:rPr>
+          <w:rFonts w:asciiTheme="minorHAnsi" w:eastAsiaTheme="minorEastAsia" w:hAnsiTheme="minorHAnsi"/>
+          <w:noProof/>
+          <w:sz w:val="24"/>
+          <w:szCs w:val="24"/>
+          <w:lang w:bidi="ar-SA"/>
+        </w:rPr>
+      </w:pPr>
+      <w:hyperlink w:anchor="_Toc227364461" w:history="1">
+        <w:r>
+          <w:rPr>
+            <w:rStyle w:val="afc"/>
+            <w:noProof/>
+          </w:rPr>
+          <w:t>7-3</w:t>
+        </w:r>
+        <w:r>
+          <w:rPr>
+            <w:rFonts w:asciiTheme="minorHAnsi" w:eastAsiaTheme="minorEastAsia" w:hAnsiTheme="minorHAnsi"/>
+            <w:noProof/>
+            <w:sz w:val="24"/>
+            <w:szCs w:val="24"/>
+            <w:lang w:bidi="ar-SA"/>
+          </w:rPr>
+          <w:tab/>
+        </w:r>
+        <w:r>
+          <w:rPr>
+            <w:rStyle w:val="afc"/>
+            <w:rFonts w:hint="eastAsia"/>
+            <w:noProof/>
+          </w:rPr>
+          <w:t>元件圖</w:t>
+        </w:r>
+        <w:r>
+          <w:rPr>
+            <w:noProof/>
+            <w:webHidden/>
+          </w:rPr>
+          <w:tab/>
+        </w:r>
+        <w:r>
+          <w:rPr>
+            <w:noProof/>
+            <w:webHidden/>
+          </w:rPr>
+          <w:fldChar w:fldCharType="begin"/>
+        </w:r>
+        <w:r>
+          <w:rPr>
+            <w:noProof/>
+            <w:webHidden/>
+          </w:rPr>
+          <w:instrText xml:space="preserve"> PAGEREF _Toc227364461 \h </w:instrText>
+        </w:r>
+        <w:r>
+          <w:rPr>
+            <w:noProof/>
+            <w:webHidden/>
+          </w:rPr>
+        </w:r>
+        <w:r>
+          <w:rPr>
+            <w:noProof/>
+            <w:webHidden/>
+          </w:rPr>
+          <w:fldChar w:fldCharType="separate"/>
+        </w:r>
+        <w:r>
+          <w:rPr>
+            <w:noProof/>
+            <w:webHidden/>
+          </w:rPr>
+          <w:t>33</w:t>
+        </w:r>
+        <w:r>
+          <w:rPr>
+            <w:noProof/>
+            <w:webHidden/>
+          </w:rPr>
+          <w:fldChar w:fldCharType="end"/>
+        </w:r>
+      </w:hyperlink>
+    </w:p>
+    <w:p>
+      <w:pPr>
+        <w:pStyle w:val="21"/>
+        <w:tabs>
+          <w:tab w:val="left" w:pos="1200"/>
+          <w:tab w:val="right" w:leader="dot" w:pos="10194"/>
+        </w:tabs>
+        <w:rPr>
+          <w:rFonts w:asciiTheme="minorHAnsi" w:eastAsiaTheme="minorEastAsia" w:hAnsiTheme="minorHAnsi"/>
+          <w:noProof/>
+          <w:sz w:val="24"/>
+          <w:szCs w:val="24"/>
+          <w:lang w:bidi="ar-SA"/>
+        </w:rPr>
+      </w:pPr>
+      <w:hyperlink w:anchor="_Toc227364462" w:history="1">
+        <w:r>
+          <w:rPr>
+            <w:rStyle w:val="afc"/>
+            <w:noProof/>
+          </w:rPr>
+          <w:t>7-4</w:t>
+        </w:r>
+        <w:r>
+          <w:rPr>
+            <w:rFonts w:asciiTheme="minorHAnsi" w:eastAsiaTheme="minorEastAsia" w:hAnsiTheme="minorHAnsi"/>
+            <w:noProof/>
+            <w:sz w:val="24"/>
+            <w:szCs w:val="24"/>
+            <w:lang w:bidi="ar-SA"/>
+          </w:rPr>
+          <w:tab/>
+        </w:r>
+        <w:r>
+          <w:rPr>
+            <w:rStyle w:val="afc"/>
+            <w:rFonts w:hint="eastAsia"/>
+            <w:noProof/>
+          </w:rPr>
+          <w:t>狀態機</w:t>
+        </w:r>
+        <w:r>
+          <w:rPr>
+            <w:noProof/>
+            <w:webHidden/>
+          </w:rPr>
+          <w:tab/>
+        </w:r>
+        <w:r>
+          <w:rPr>
+            <w:noProof/>
+            <w:webHidden/>
+          </w:rPr>
+          <w:fldChar w:fldCharType="begin"/>
+        </w:r>
+        <w:r>
+          <w:rPr>
+            <w:noProof/>
+            <w:webHidden/>
+          </w:rPr>
+          <w:instrText xml:space="preserve"> PAGEREF _Toc227364462 \h </w:instrText>
+        </w:r>
+        <w:r>
+          <w:rPr>
+            <w:noProof/>
+            <w:webHidden/>
+          </w:rPr>
+        </w:r>
+        <w:r>
+          <w:rPr>
+            <w:noProof/>
+            <w:webHidden/>
+          </w:rPr>
+          <w:fldChar w:fldCharType="separate"/>
+        </w:r>
+        <w:r>
+          <w:rPr>
+            <w:noProof/>
+            <w:webHidden/>
+          </w:rPr>
+          <w:t>34</w:t>
+        </w:r>
+        <w:r>
+          <w:rPr>
+            <w:noProof/>
+            <w:webHidden/>
+          </w:rPr>
+          <w:fldChar w:fldCharType="end"/>
+        </w:r>
+      </w:hyperlink>
+    </w:p>
+    <w:p>
+      <w:pPr>
         <w:pStyle w:val="11"/>
         <w:tabs>
-          <w:tab w:val="left" w:pos="1440"/>
+          <w:tab w:val="left" w:pos="1200"/>
           <w:tab w:val="right" w:leader="dot" w:pos="10194"/>
         </w:tabs>
         <w:rPr>
@@ -5160,7 +4657,7 @@
           <w:lang w:bidi="ar-SA"/>
         </w:rPr>
       </w:pPr>
-      <w:hyperlink w:anchor="_Toc227364469" w:history="1">
+      <w:hyperlink w:anchor="_Toc227364463" w:history="1">
         <w:r>
           <w:rPr>
             <w:rStyle w:val="afc"/>
@@ -5175,7 +4672,7 @@
             <w:rFonts w:hint="eastAsia"/>
             <w:noProof/>
           </w:rPr>
-          <w:t>10</w:t>
+          <w:t>8</w:t>
         </w:r>
         <w:r>
           <w:rPr>
@@ -5203,7 +4700,7 @@
             <w:rFonts w:hint="eastAsia"/>
             <w:noProof/>
           </w:rPr>
-          <w:t>測試模型</w:t>
+          <w:t>資料庫設計</w:t>
         </w:r>
         <w:r>
           <w:rPr>
@@ -5224,7 +4721,7 @@
             <w:noProof/>
             <w:webHidden/>
           </w:rPr>
-          <w:instrText xml:space="preserve"> PAGEREF _Toc227364469 \h </w:instrText>
+          <w:instrText xml:space="preserve"> PAGEREF _Toc227364463 \h </w:instrText>
         </w:r>
         <w:r>
           <w:rPr>
@@ -5244,7 +4741,7 @@
             <w:noProof/>
             <w:webHidden/>
           </w:rPr>
-          <w:t>38</w:t>
+          <w:t>35</w:t>
         </w:r>
         <w:r>
           <w:rPr>
@@ -5259,7 +4756,7 @@
       <w:pPr>
         <w:pStyle w:val="21"/>
         <w:tabs>
-          <w:tab w:val="left" w:pos="1440"/>
+          <w:tab w:val="left" w:pos="1200"/>
           <w:tab w:val="right" w:leader="dot" w:pos="10194"/>
         </w:tabs>
         <w:rPr>
@@ -5270,13 +4767,13 @@
           <w:lang w:bidi="ar-SA"/>
         </w:rPr>
       </w:pPr>
-      <w:hyperlink w:anchor="_Toc227364470" w:history="1">
+      <w:hyperlink w:anchor="_Toc227364464" w:history="1">
         <w:r>
           <w:rPr>
             <w:rStyle w:val="afc"/>
             <w:noProof/>
           </w:rPr>
-          <w:t>10-1</w:t>
+          <w:t>8-1</w:t>
         </w:r>
         <w:r>
           <w:rPr>
@@ -5294,7 +4791,7 @@
             <w:rFonts w:hint="eastAsia"/>
             <w:noProof/>
           </w:rPr>
-          <w:t>測試計畫</w:t>
+          <w:t>資料庫關聯表</w:t>
         </w:r>
         <w:r>
           <w:rPr>
@@ -5315,7 +4812,7 @@
             <w:noProof/>
             <w:webHidden/>
           </w:rPr>
-          <w:instrText xml:space="preserve"> PAGEREF _Toc227364470 \h </w:instrText>
+          <w:instrText xml:space="preserve"> PAGEREF _Toc227364464 \h </w:instrText>
         </w:r>
         <w:r>
           <w:rPr>
@@ -5335,7 +4832,7 @@
             <w:noProof/>
             <w:webHidden/>
           </w:rPr>
-          <w:t>38</w:t>
+          <w:t>35</w:t>
         </w:r>
         <w:r>
           <w:rPr>
@@ -5350,7 +4847,7 @@
       <w:pPr>
         <w:pStyle w:val="21"/>
         <w:tabs>
-          <w:tab w:val="left" w:pos="1440"/>
+          <w:tab w:val="left" w:pos="1200"/>
           <w:tab w:val="right" w:leader="dot" w:pos="10194"/>
         </w:tabs>
         <w:rPr>
@@ -5361,13 +4858,14 @@
           <w:lang w:bidi="ar-SA"/>
         </w:rPr>
       </w:pPr>
-      <w:hyperlink w:anchor="_Toc227364471" w:history="1">
+      <w:hyperlink w:anchor="_Toc227364465" w:history="1">
         <w:r>
           <w:rPr>
             <w:rStyle w:val="afc"/>
             <w:noProof/>
-          </w:rPr>
-          <w:t>10-2</w:t>
+            <w:lang w:val="pt-PT"/>
+          </w:rPr>
+          <w:t>8-2</w:t>
         </w:r>
         <w:r>
           <w:rPr>
@@ -5385,7 +4883,15 @@
             <w:rFonts w:hint="eastAsia"/>
             <w:noProof/>
           </w:rPr>
-          <w:t>測試個案與測試結果資料</w:t>
+          <w:t>表格及其</w:t>
+        </w:r>
+        <w:r>
+          <w:rPr>
+            <w:rStyle w:val="afc"/>
+            <w:noProof/>
+            <w:lang w:val="pt-PT"/>
+          </w:rPr>
+          <w:t>Meta data</w:t>
         </w:r>
         <w:r>
           <w:rPr>
@@ -5406,7 +4912,7 @@
             <w:noProof/>
             <w:webHidden/>
           </w:rPr>
-          <w:instrText xml:space="preserve"> PAGEREF _Toc227364471 \h </w:instrText>
+          <w:instrText xml:space="preserve"> PAGEREF _Toc227364465 \h </w:instrText>
         </w:r>
         <w:r>
           <w:rPr>
@@ -5426,7 +4932,7 @@
             <w:noProof/>
             <w:webHidden/>
           </w:rPr>
-          <w:t>38</w:t>
+          <w:t>36</w:t>
         </w:r>
         <w:r>
           <w:rPr>
@@ -5441,7 +4947,7 @@
       <w:pPr>
         <w:pStyle w:val="11"/>
         <w:tabs>
-          <w:tab w:val="left" w:pos="1440"/>
+          <w:tab w:val="left" w:pos="1200"/>
           <w:tab w:val="right" w:leader="dot" w:pos="10194"/>
         </w:tabs>
         <w:rPr>
@@ -5454,7 +4960,7 @@
           <w:lang w:bidi="ar-SA"/>
         </w:rPr>
       </w:pPr>
-      <w:hyperlink w:anchor="_Toc227364472" w:history="1">
+      <w:hyperlink w:anchor="_Toc227364466" w:history="1">
         <w:r>
           <w:rPr>
             <w:rStyle w:val="afc"/>
@@ -5469,7 +4975,7 @@
             <w:rFonts w:hint="eastAsia"/>
             <w:noProof/>
           </w:rPr>
-          <w:t>11</w:t>
+          <w:t>9</w:t>
         </w:r>
         <w:r>
           <w:rPr>
@@ -5497,7 +5003,7 @@
             <w:rFonts w:hint="eastAsia"/>
             <w:noProof/>
           </w:rPr>
-          <w:t>操作手冊</w:t>
+          <w:t>程式</w:t>
         </w:r>
         <w:r>
           <w:rPr>
@@ -5518,7 +5024,7 @@
             <w:noProof/>
             <w:webHidden/>
           </w:rPr>
-          <w:instrText xml:space="preserve"> PAGEREF _Toc227364472 \h </w:instrText>
+          <w:instrText xml:space="preserve"> PAGEREF _Toc227364466 \h </w:instrText>
         </w:r>
         <w:r>
           <w:rPr>
@@ -5538,7 +5044,7 @@
             <w:noProof/>
             <w:webHidden/>
           </w:rPr>
-          <w:t>39</w:t>
+          <w:t>37</w:t>
         </w:r>
         <w:r>
           <w:rPr>
@@ -5553,7 +5059,7 @@
       <w:pPr>
         <w:pStyle w:val="21"/>
         <w:tabs>
-          <w:tab w:val="left" w:pos="1440"/>
+          <w:tab w:val="left" w:pos="1200"/>
           <w:tab w:val="right" w:leader="dot" w:pos="10194"/>
         </w:tabs>
         <w:rPr>
@@ -5564,13 +5070,13 @@
           <w:lang w:bidi="ar-SA"/>
         </w:rPr>
       </w:pPr>
-      <w:hyperlink w:anchor="_Toc227364473" w:history="1">
+      <w:hyperlink w:anchor="_Toc227364467" w:history="1">
         <w:r>
           <w:rPr>
             <w:rStyle w:val="afc"/>
             <w:noProof/>
           </w:rPr>
-          <w:t>11-1</w:t>
+          <w:t>9-1</w:t>
         </w:r>
         <w:r>
           <w:rPr>
@@ -5588,7 +5094,7 @@
             <w:rFonts w:hint="eastAsia"/>
             <w:noProof/>
           </w:rPr>
-          <w:t>系統元件</w:t>
+          <w:t>元件清單及其規格描述</w:t>
         </w:r>
         <w:r>
           <w:rPr>
@@ -5609,7 +5115,7 @@
             <w:noProof/>
             <w:webHidden/>
           </w:rPr>
-          <w:instrText xml:space="preserve"> PAGEREF _Toc227364473 \h </w:instrText>
+          <w:instrText xml:space="preserve"> PAGEREF _Toc227364467 \h </w:instrText>
         </w:r>
         <w:r>
           <w:rPr>
@@ -5629,7 +5135,7 @@
             <w:noProof/>
             <w:webHidden/>
           </w:rPr>
-          <w:t>39</w:t>
+          <w:t>37</w:t>
         </w:r>
         <w:r>
           <w:rPr>
@@ -5644,7 +5150,7 @@
       <w:pPr>
         <w:pStyle w:val="21"/>
         <w:tabs>
-          <w:tab w:val="left" w:pos="1440"/>
+          <w:tab w:val="left" w:pos="1200"/>
           <w:tab w:val="right" w:leader="dot" w:pos="10194"/>
         </w:tabs>
         <w:rPr>
@@ -5655,13 +5161,13 @@
           <w:lang w:bidi="ar-SA"/>
         </w:rPr>
       </w:pPr>
-      <w:hyperlink w:anchor="_Toc227364474" w:history="1">
+      <w:hyperlink w:anchor="_Toc227364468" w:history="1">
         <w:r>
           <w:rPr>
             <w:rStyle w:val="afc"/>
             <w:noProof/>
           </w:rPr>
-          <w:t>11-2</w:t>
+          <w:t>9-2</w:t>
         </w:r>
         <w:r>
           <w:rPr>
@@ -5679,7 +5185,7 @@
             <w:rFonts w:hint="eastAsia"/>
             <w:noProof/>
           </w:rPr>
-          <w:t>系統下載及安裝</w:t>
+          <w:t>其他附屬之各種元件</w:t>
         </w:r>
         <w:r>
           <w:rPr>
@@ -5700,7 +5206,7 @@
             <w:noProof/>
             <w:webHidden/>
           </w:rPr>
-          <w:instrText xml:space="preserve"> PAGEREF _Toc227364474 \h </w:instrText>
+          <w:instrText xml:space="preserve"> PAGEREF _Toc227364468 \h </w:instrText>
         </w:r>
         <w:r>
           <w:rPr>
@@ -5720,7 +5226,7 @@
             <w:noProof/>
             <w:webHidden/>
           </w:rPr>
-          <w:t>39</w:t>
+          <w:t>37</w:t>
         </w:r>
         <w:r>
           <w:rPr>
@@ -5748,7 +5254,7 @@
           <w:lang w:bidi="ar-SA"/>
         </w:rPr>
       </w:pPr>
-      <w:hyperlink w:anchor="_Toc227364475" w:history="1">
+      <w:hyperlink w:anchor="_Toc227364469" w:history="1">
         <w:r>
           <w:rPr>
             <w:rStyle w:val="afc"/>
@@ -5763,7 +5269,7 @@
             <w:rFonts w:hint="eastAsia"/>
             <w:noProof/>
           </w:rPr>
-          <w:t>12</w:t>
+          <w:t>10</w:t>
         </w:r>
         <w:r>
           <w:rPr>
@@ -5791,7 +5297,7 @@
             <w:rFonts w:hint="eastAsia"/>
             <w:noProof/>
           </w:rPr>
-          <w:t>使用手冊</w:t>
+          <w:t>測試模型</w:t>
         </w:r>
         <w:r>
           <w:rPr>
@@ -5812,7 +5318,7 @@
             <w:noProof/>
             <w:webHidden/>
           </w:rPr>
-          <w:instrText xml:space="preserve"> PAGEREF _Toc227364475 \h </w:instrText>
+          <w:instrText xml:space="preserve"> PAGEREF _Toc227364469 \h </w:instrText>
         </w:r>
         <w:r>
           <w:rPr>
@@ -5832,7 +5338,189 @@
             <w:noProof/>
             <w:webHidden/>
           </w:rPr>
-          <w:t>40</w:t>
+          <w:t>38</w:t>
+        </w:r>
+        <w:r>
+          <w:rPr>
+            <w:noProof/>
+            <w:webHidden/>
+          </w:rPr>
+          <w:fldChar w:fldCharType="end"/>
+        </w:r>
+      </w:hyperlink>
+    </w:p>
+    <w:p>
+      <w:pPr>
+        <w:pStyle w:val="21"/>
+        <w:tabs>
+          <w:tab w:val="left" w:pos="1440"/>
+          <w:tab w:val="right" w:leader="dot" w:pos="10194"/>
+        </w:tabs>
+        <w:rPr>
+          <w:rFonts w:asciiTheme="minorHAnsi" w:eastAsiaTheme="minorEastAsia" w:hAnsiTheme="minorHAnsi"/>
+          <w:noProof/>
+          <w:sz w:val="24"/>
+          <w:szCs w:val="24"/>
+          <w:lang w:bidi="ar-SA"/>
+        </w:rPr>
+      </w:pPr>
+      <w:hyperlink w:anchor="_Toc227364470" w:history="1">
+        <w:r>
+          <w:rPr>
+            <w:rStyle w:val="afc"/>
+            <w:noProof/>
+          </w:rPr>
+          <w:t>10-1</w:t>
+        </w:r>
+        <w:r>
+          <w:rPr>
+            <w:rFonts w:asciiTheme="minorHAnsi" w:eastAsiaTheme="minorEastAsia" w:hAnsiTheme="minorHAnsi"/>
+            <w:noProof/>
+            <w:sz w:val="24"/>
+            <w:szCs w:val="24"/>
+            <w:lang w:bidi="ar-SA"/>
+          </w:rPr>
+          <w:tab/>
+        </w:r>
+        <w:r>
+          <w:rPr>
+            <w:rStyle w:val="afc"/>
+            <w:rFonts w:hint="eastAsia"/>
+            <w:noProof/>
+          </w:rPr>
+          <w:t>測試計畫</w:t>
+        </w:r>
+        <w:r>
+          <w:rPr>
+            <w:noProof/>
+            <w:webHidden/>
+          </w:rPr>
+          <w:tab/>
+        </w:r>
+        <w:r>
+          <w:rPr>
+            <w:noProof/>
+            <w:webHidden/>
+          </w:rPr>
+          <w:fldChar w:fldCharType="begin"/>
+        </w:r>
+        <w:r>
+          <w:rPr>
+            <w:noProof/>
+            <w:webHidden/>
+          </w:rPr>
+          <w:instrText xml:space="preserve"> PAGEREF _Toc227364470 \h </w:instrText>
+        </w:r>
+        <w:r>
+          <w:rPr>
+            <w:noProof/>
+            <w:webHidden/>
+          </w:rPr>
+        </w:r>
+        <w:r>
+          <w:rPr>
+            <w:noProof/>
+            <w:webHidden/>
+          </w:rPr>
+          <w:fldChar w:fldCharType="separate"/>
+        </w:r>
+        <w:r>
+          <w:rPr>
+            <w:noProof/>
+            <w:webHidden/>
+          </w:rPr>
+          <w:t>38</w:t>
+        </w:r>
+        <w:r>
+          <w:rPr>
+            <w:noProof/>
+            <w:webHidden/>
+          </w:rPr>
+          <w:fldChar w:fldCharType="end"/>
+        </w:r>
+      </w:hyperlink>
+    </w:p>
+    <w:p>
+      <w:pPr>
+        <w:pStyle w:val="21"/>
+        <w:tabs>
+          <w:tab w:val="left" w:pos="1440"/>
+          <w:tab w:val="right" w:leader="dot" w:pos="10194"/>
+        </w:tabs>
+        <w:rPr>
+          <w:rFonts w:asciiTheme="minorHAnsi" w:eastAsiaTheme="minorEastAsia" w:hAnsiTheme="minorHAnsi"/>
+          <w:noProof/>
+          <w:sz w:val="24"/>
+          <w:szCs w:val="24"/>
+          <w:lang w:bidi="ar-SA"/>
+        </w:rPr>
+      </w:pPr>
+      <w:hyperlink w:anchor="_Toc227364471" w:history="1">
+        <w:r>
+          <w:rPr>
+            <w:rStyle w:val="afc"/>
+            <w:noProof/>
+          </w:rPr>
+          <w:t>10-2</w:t>
+        </w:r>
+        <w:r>
+          <w:rPr>
+            <w:rFonts w:asciiTheme="minorHAnsi" w:eastAsiaTheme="minorEastAsia" w:hAnsiTheme="minorHAnsi"/>
+            <w:noProof/>
+            <w:sz w:val="24"/>
+            <w:szCs w:val="24"/>
+            <w:lang w:bidi="ar-SA"/>
+          </w:rPr>
+          <w:tab/>
+        </w:r>
+        <w:r>
+          <w:rPr>
+            <w:rStyle w:val="afc"/>
+            <w:rFonts w:hint="eastAsia"/>
+            <w:noProof/>
+          </w:rPr>
+          <w:t>測試個案與測試結果資料</w:t>
+        </w:r>
+        <w:r>
+          <w:rPr>
+            <w:noProof/>
+            <w:webHidden/>
+          </w:rPr>
+          <w:tab/>
+        </w:r>
+        <w:r>
+          <w:rPr>
+            <w:noProof/>
+            <w:webHidden/>
+          </w:rPr>
+          <w:fldChar w:fldCharType="begin"/>
+        </w:r>
+        <w:r>
+          <w:rPr>
+            <w:noProof/>
+            <w:webHidden/>
+          </w:rPr>
+          <w:instrText xml:space="preserve"> PAGEREF _Toc227364471 \h </w:instrText>
+        </w:r>
+        <w:r>
+          <w:rPr>
+            <w:noProof/>
+            <w:webHidden/>
+          </w:rPr>
+        </w:r>
+        <w:r>
+          <w:rPr>
+            <w:noProof/>
+            <w:webHidden/>
+          </w:rPr>
+          <w:fldChar w:fldCharType="separate"/>
+        </w:r>
+        <w:r>
+          <w:rPr>
+            <w:noProof/>
+            <w:webHidden/>
+          </w:rPr>
+          <w:t>38</w:t>
         </w:r>
         <w:r>
           <w:rPr>
@@ -5860,7 +5548,7 @@
           <w:lang w:bidi="ar-SA"/>
         </w:rPr>
       </w:pPr>
-      <w:hyperlink w:anchor="_Toc227364476" w:history="1">
+      <w:hyperlink w:anchor="_Toc227364472" w:history="1">
         <w:r>
           <w:rPr>
             <w:rStyle w:val="afc"/>
@@ -5875,7 +5563,7 @@
             <w:rFonts w:hint="eastAsia"/>
             <w:noProof/>
           </w:rPr>
-          <w:t>13</w:t>
+          <w:t>11</w:t>
         </w:r>
         <w:r>
           <w:rPr>
@@ -5903,7 +5591,7 @@
             <w:rFonts w:hint="eastAsia"/>
             <w:noProof/>
           </w:rPr>
-          <w:t>感想</w:t>
+          <w:t>操作手冊</w:t>
         </w:r>
         <w:r>
           <w:rPr>
@@ -5924,7 +5612,7 @@
             <w:noProof/>
             <w:webHidden/>
           </w:rPr>
-          <w:instrText xml:space="preserve"> PAGEREF _Toc227364476 \h </w:instrText>
+          <w:instrText xml:space="preserve"> PAGEREF _Toc227364472 \h </w:instrText>
         </w:r>
         <w:r>
           <w:rPr>
@@ -5944,7 +5632,189 @@
             <w:noProof/>
             <w:webHidden/>
           </w:rPr>
-          <w:t>41</w:t>
+          <w:t>39</w:t>
+        </w:r>
+        <w:r>
+          <w:rPr>
+            <w:noProof/>
+            <w:webHidden/>
+          </w:rPr>
+          <w:fldChar w:fldCharType="end"/>
+        </w:r>
+      </w:hyperlink>
+    </w:p>
+    <w:p>
+      <w:pPr>
+        <w:pStyle w:val="21"/>
+        <w:tabs>
+          <w:tab w:val="left" w:pos="1440"/>
+          <w:tab w:val="right" w:leader="dot" w:pos="10194"/>
+        </w:tabs>
+        <w:rPr>
+          <w:rFonts w:asciiTheme="minorHAnsi" w:eastAsiaTheme="minorEastAsia" w:hAnsiTheme="minorHAnsi"/>
+          <w:noProof/>
+          <w:sz w:val="24"/>
+          <w:szCs w:val="24"/>
+          <w:lang w:bidi="ar-SA"/>
+        </w:rPr>
+      </w:pPr>
+      <w:hyperlink w:anchor="_Toc227364473" w:history="1">
+        <w:r>
+          <w:rPr>
+            <w:rStyle w:val="afc"/>
+            <w:noProof/>
+          </w:rPr>
+          <w:t>11-1</w:t>
+        </w:r>
+        <w:r>
+          <w:rPr>
+            <w:rFonts w:asciiTheme="minorHAnsi" w:eastAsiaTheme="minorEastAsia" w:hAnsiTheme="minorHAnsi"/>
+            <w:noProof/>
+            <w:sz w:val="24"/>
+            <w:szCs w:val="24"/>
+            <w:lang w:bidi="ar-SA"/>
+          </w:rPr>
+          <w:tab/>
+        </w:r>
+        <w:r>
+          <w:rPr>
+            <w:rStyle w:val="afc"/>
+            <w:rFonts w:hint="eastAsia"/>
+            <w:noProof/>
+          </w:rPr>
+          <w:t>系統元件</w:t>
+        </w:r>
+        <w:r>
+          <w:rPr>
+            <w:noProof/>
+            <w:webHidden/>
+          </w:rPr>
+          <w:tab/>
+        </w:r>
+        <w:r>
+          <w:rPr>
+            <w:noProof/>
+            <w:webHidden/>
+          </w:rPr>
+          <w:fldChar w:fldCharType="begin"/>
+        </w:r>
+        <w:r>
+          <w:rPr>
+            <w:noProof/>
+            <w:webHidden/>
+          </w:rPr>
+          <w:instrText xml:space="preserve"> PAGEREF _Toc227364473 \h </w:instrText>
+        </w:r>
+        <w:r>
+          <w:rPr>
+            <w:noProof/>
+            <w:webHidden/>
+          </w:rPr>
+        </w:r>
+        <w:r>
+          <w:rPr>
+            <w:noProof/>
+            <w:webHidden/>
+          </w:rPr>
+          <w:fldChar w:fldCharType="separate"/>
+        </w:r>
+        <w:r>
+          <w:rPr>
+            <w:noProof/>
+            <w:webHidden/>
+          </w:rPr>
+          <w:t>39</w:t>
+        </w:r>
+        <w:r>
+          <w:rPr>
+            <w:noProof/>
+            <w:webHidden/>
+          </w:rPr>
+          <w:fldChar w:fldCharType="end"/>
+        </w:r>
+      </w:hyperlink>
+    </w:p>
+    <w:p>
+      <w:pPr>
+        <w:pStyle w:val="21"/>
+        <w:tabs>
+          <w:tab w:val="left" w:pos="1440"/>
+          <w:tab w:val="right" w:leader="dot" w:pos="10194"/>
+        </w:tabs>
+        <w:rPr>
+          <w:rFonts w:asciiTheme="minorHAnsi" w:eastAsiaTheme="minorEastAsia" w:hAnsiTheme="minorHAnsi"/>
+          <w:noProof/>
+          <w:sz w:val="24"/>
+          <w:szCs w:val="24"/>
+          <w:lang w:bidi="ar-SA"/>
+        </w:rPr>
+      </w:pPr>
+      <w:hyperlink w:anchor="_Toc227364474" w:history="1">
+        <w:r>
+          <w:rPr>
+            <w:rStyle w:val="afc"/>
+            <w:noProof/>
+          </w:rPr>
+          <w:t>11-2</w:t>
+        </w:r>
+        <w:r>
+          <w:rPr>
+            <w:rFonts w:asciiTheme="minorHAnsi" w:eastAsiaTheme="minorEastAsia" w:hAnsiTheme="minorHAnsi"/>
+            <w:noProof/>
+            <w:sz w:val="24"/>
+            <w:szCs w:val="24"/>
+            <w:lang w:bidi="ar-SA"/>
+          </w:rPr>
+          <w:tab/>
+        </w:r>
+        <w:r>
+          <w:rPr>
+            <w:rStyle w:val="afc"/>
+            <w:rFonts w:hint="eastAsia"/>
+            <w:noProof/>
+          </w:rPr>
+          <w:t>系統下載及安裝</w:t>
+        </w:r>
+        <w:r>
+          <w:rPr>
+            <w:noProof/>
+            <w:webHidden/>
+          </w:rPr>
+          <w:tab/>
+        </w:r>
+        <w:r>
+          <w:rPr>
+            <w:noProof/>
+            <w:webHidden/>
+          </w:rPr>
+          <w:fldChar w:fldCharType="begin"/>
+        </w:r>
+        <w:r>
+          <w:rPr>
+            <w:noProof/>
+            <w:webHidden/>
+          </w:rPr>
+          <w:instrText xml:space="preserve"> PAGEREF _Toc227364474 \h </w:instrText>
+        </w:r>
+        <w:r>
+          <w:rPr>
+            <w:noProof/>
+            <w:webHidden/>
+          </w:rPr>
+        </w:r>
+        <w:r>
+          <w:rPr>
+            <w:noProof/>
+            <w:webHidden/>
+          </w:rPr>
+          <w:fldChar w:fldCharType="separate"/>
+        </w:r>
+        <w:r>
+          <w:rPr>
+            <w:noProof/>
+            <w:webHidden/>
+          </w:rPr>
+          <w:t>39</w:t>
         </w:r>
         <w:r>
           <w:rPr>
@@ -5972,7 +5842,7 @@
           <w:lang w:bidi="ar-SA"/>
         </w:rPr>
       </w:pPr>
-      <w:hyperlink w:anchor="_Toc227364477" w:history="1">
+      <w:hyperlink w:anchor="_Toc227364475" w:history="1">
         <w:r>
           <w:rPr>
             <w:rStyle w:val="afc"/>
@@ -5987,7 +5857,7 @@
             <w:rFonts w:hint="eastAsia"/>
             <w:noProof/>
           </w:rPr>
-          <w:t>14</w:t>
+          <w:t>12</w:t>
         </w:r>
         <w:r>
           <w:rPr>
@@ -6015,7 +5885,15 @@
             <w:rFonts w:hint="eastAsia"/>
             <w:noProof/>
           </w:rPr>
-          <w:t>參考資料</w:t>
+          <w:t>使用手</w:t>
+        </w:r>
+        <w:r>
+          <w:rPr>
+            <w:rStyle w:val="afc"/>
+            <w:rFonts w:hint="eastAsia"/>
+            <w:noProof/>
+          </w:rPr>
+          <w:t>冊</w:t>
         </w:r>
         <w:r>
           <w:rPr>
@@ -6036,7 +5914,7 @@
             <w:noProof/>
             <w:webHidden/>
           </w:rPr>
-          <w:instrText xml:space="preserve"> PAGEREF _Toc227364477 \h </w:instrText>
+          <w:instrText xml:space="preserve"> PAGEREF _Toc227364475 \h </w:instrText>
         </w:r>
         <w:r>
           <w:rPr>
@@ -6056,7 +5934,7 @@
             <w:noProof/>
             <w:webHidden/>
           </w:rPr>
-          <w:t>42</w:t>
+          <w:t>40</w:t>
         </w:r>
         <w:r>
           <w:rPr>
@@ -6071,7 +5949,7 @@
       <w:pPr>
         <w:pStyle w:val="11"/>
         <w:tabs>
-          <w:tab w:val="left" w:pos="1200"/>
+          <w:tab w:val="left" w:pos="1440"/>
           <w:tab w:val="right" w:leader="dot" w:pos="10194"/>
         </w:tabs>
         <w:rPr>
@@ -6084,14 +5962,30 @@
           <w:lang w:bidi="ar-SA"/>
         </w:rPr>
       </w:pPr>
-      <w:hyperlink w:anchor="_Toc227364478" w:history="1">
+      <w:hyperlink w:anchor="_Toc227364476" w:history="1">
         <w:r>
           <w:rPr>
             <w:rStyle w:val="afc"/>
             <w:rFonts w:hint="eastAsia"/>
             <w:noProof/>
           </w:rPr>
-          <w:t>附錄一</w:t>
+          <w:t>第</w:t>
+        </w:r>
+        <w:r>
+          <w:rPr>
+            <w:rStyle w:val="afc"/>
+            <w:rFonts w:hint="eastAsia"/>
+            <w:noProof/>
+          </w:rPr>
+          <w:t>13</w:t>
+        </w:r>
+        <w:r>
+          <w:rPr>
+            <w:rStyle w:val="afc"/>
+            <w:rFonts w:hint="eastAsia"/>
+            <w:noProof/>
+          </w:rPr>
+          <w:t>章</w:t>
         </w:r>
         <w:r>
           <w:rPr>
@@ -6111,7 +6005,7 @@
             <w:rFonts w:hint="eastAsia"/>
             <w:noProof/>
           </w:rPr>
-          <w:t>會議紀錄</w:t>
+          <w:t>感想</w:t>
         </w:r>
         <w:r>
           <w:rPr>
@@ -6132,7 +6026,7 @@
             <w:noProof/>
             <w:webHidden/>
           </w:rPr>
-          <w:instrText xml:space="preserve"> PAGEREF _Toc227364478 \h </w:instrText>
+          <w:instrText xml:space="preserve"> PAGEREF _Toc227364476 \h </w:instrText>
         </w:r>
         <w:r>
           <w:rPr>
@@ -6152,7 +6046,7 @@
             <w:noProof/>
             <w:webHidden/>
           </w:rPr>
-          <w:t>42</w:t>
+          <w:t>41</w:t>
         </w:r>
         <w:r>
           <w:rPr>
@@ -6167,7 +6061,7 @@
       <w:pPr>
         <w:pStyle w:val="11"/>
         <w:tabs>
-          <w:tab w:val="left" w:pos="1200"/>
+          <w:tab w:val="left" w:pos="1440"/>
           <w:tab w:val="right" w:leader="dot" w:pos="10194"/>
         </w:tabs>
         <w:rPr>
@@ -6180,14 +6074,30 @@
           <w:lang w:bidi="ar-SA"/>
         </w:rPr>
       </w:pPr>
-      <w:hyperlink w:anchor="_Toc227364479" w:history="1">
+      <w:hyperlink w:anchor="_Toc227364477" w:history="1">
         <w:r>
           <w:rPr>
             <w:rStyle w:val="afc"/>
             <w:rFonts w:hint="eastAsia"/>
             <w:noProof/>
           </w:rPr>
-          <w:t>附錄二</w:t>
+          <w:t>第</w:t>
+        </w:r>
+        <w:r>
+          <w:rPr>
+            <w:rStyle w:val="afc"/>
+            <w:rFonts w:hint="eastAsia"/>
+            <w:noProof/>
+          </w:rPr>
+          <w:t>14</w:t>
+        </w:r>
+        <w:r>
+          <w:rPr>
+            <w:rStyle w:val="afc"/>
+            <w:rFonts w:hint="eastAsia"/>
+            <w:noProof/>
+          </w:rPr>
+          <w:t>章</w:t>
         </w:r>
         <w:r>
           <w:rPr>
@@ -6207,7 +6117,7 @@
             <w:rFonts w:hint="eastAsia"/>
             <w:noProof/>
           </w:rPr>
-          <w:t>問卷題目</w:t>
+          <w:t>參考資料</w:t>
         </w:r>
         <w:r>
           <w:rPr>
@@ -6228,7 +6138,7 @@
             <w:noProof/>
             <w:webHidden/>
           </w:rPr>
-          <w:instrText xml:space="preserve"> PAGEREF _Toc227364479 \h </w:instrText>
+          <w:instrText xml:space="preserve"> PAGEREF _Toc227364477 \h </w:instrText>
         </w:r>
         <w:r>
           <w:rPr>
@@ -6276,6 +6186,198 @@
           <w:lang w:bidi="ar-SA"/>
         </w:rPr>
       </w:pPr>
+      <w:hyperlink w:anchor="_Toc227364478" w:history="1">
+        <w:r>
+          <w:rPr>
+            <w:rStyle w:val="afc"/>
+            <w:rFonts w:hint="eastAsia"/>
+            <w:noProof/>
+          </w:rPr>
+          <w:t>附錄一</w:t>
+        </w:r>
+        <w:r>
+          <w:rPr>
+            <w:rFonts w:asciiTheme="minorHAnsi" w:eastAsiaTheme="minorEastAsia" w:hAnsiTheme="minorHAnsi"/>
+            <w:b w:val="0"/>
+            <w:noProof/>
+            <w:color w:val="auto"/>
+            <w:sz w:val="24"/>
+            <w:szCs w:val="24"/>
+            <w:lang w:bidi="ar-SA"/>
+          </w:rPr>
+          <w:tab/>
+        </w:r>
+        <w:r>
+          <w:rPr>
+            <w:rStyle w:val="afc"/>
+            <w:rFonts w:hint="eastAsia"/>
+            <w:noProof/>
+          </w:rPr>
+          <w:t>會議紀錄</w:t>
+        </w:r>
+        <w:r>
+          <w:rPr>
+            <w:noProof/>
+            <w:webHidden/>
+          </w:rPr>
+          <w:tab/>
+        </w:r>
+        <w:r>
+          <w:rPr>
+            <w:noProof/>
+            <w:webHidden/>
+          </w:rPr>
+          <w:fldChar w:fldCharType="begin"/>
+        </w:r>
+        <w:r>
+          <w:rPr>
+            <w:noProof/>
+            <w:webHidden/>
+          </w:rPr>
+          <w:instrText xml:space="preserve"> PAGEREF _Toc227364478 \h </w:instrText>
+        </w:r>
+        <w:r>
+          <w:rPr>
+            <w:noProof/>
+            <w:webHidden/>
+          </w:rPr>
+        </w:r>
+        <w:r>
+          <w:rPr>
+            <w:noProof/>
+            <w:webHidden/>
+          </w:rPr>
+          <w:fldChar w:fldCharType="separate"/>
+        </w:r>
+        <w:r>
+          <w:rPr>
+            <w:noProof/>
+            <w:webHidden/>
+          </w:rPr>
+          <w:t>42</w:t>
+        </w:r>
+        <w:r>
+          <w:rPr>
+            <w:noProof/>
+            <w:webHidden/>
+          </w:rPr>
+          <w:fldChar w:fldCharType="end"/>
+        </w:r>
+      </w:hyperlink>
+    </w:p>
+    <w:p>
+      <w:pPr>
+        <w:pStyle w:val="11"/>
+        <w:tabs>
+          <w:tab w:val="left" w:pos="1200"/>
+          <w:tab w:val="right" w:leader="dot" w:pos="10194"/>
+        </w:tabs>
+        <w:rPr>
+          <w:rFonts w:asciiTheme="minorHAnsi" w:eastAsiaTheme="minorEastAsia" w:hAnsiTheme="minorHAnsi"/>
+          <w:b w:val="0"/>
+          <w:noProof/>
+          <w:color w:val="auto"/>
+          <w:sz w:val="24"/>
+          <w:szCs w:val="24"/>
+          <w:lang w:bidi="ar-SA"/>
+        </w:rPr>
+      </w:pPr>
+      <w:hyperlink w:anchor="_Toc227364479" w:history="1">
+        <w:r>
+          <w:rPr>
+            <w:rStyle w:val="afc"/>
+            <w:rFonts w:hint="eastAsia"/>
+            <w:noProof/>
+          </w:rPr>
+          <w:t>附錄二</w:t>
+        </w:r>
+        <w:r>
+          <w:rPr>
+            <w:rFonts w:asciiTheme="minorHAnsi" w:eastAsiaTheme="minorEastAsia" w:hAnsiTheme="minorHAnsi"/>
+            <w:b w:val="0"/>
+            <w:noProof/>
+            <w:color w:val="auto"/>
+            <w:sz w:val="24"/>
+            <w:szCs w:val="24"/>
+            <w:lang w:bidi="ar-SA"/>
+          </w:rPr>
+          <w:tab/>
+        </w:r>
+        <w:r>
+          <w:rPr>
+            <w:rStyle w:val="afc"/>
+            <w:rFonts w:hint="eastAsia"/>
+            <w:noProof/>
+          </w:rPr>
+          <w:t>問卷題目</w:t>
+        </w:r>
+        <w:r>
+          <w:rPr>
+            <w:noProof/>
+            <w:webHidden/>
+          </w:rPr>
+          <w:tab/>
+        </w:r>
+        <w:r>
+          <w:rPr>
+            <w:noProof/>
+            <w:webHidden/>
+          </w:rPr>
+          <w:fldChar w:fldCharType="begin"/>
+        </w:r>
+        <w:r>
+          <w:rPr>
+            <w:noProof/>
+            <w:webHidden/>
+          </w:rPr>
+          <w:instrText xml:space="preserve"> PAGEREF _Toc227364479 \h </w:instrText>
+        </w:r>
+        <w:r>
+          <w:rPr>
+            <w:noProof/>
+            <w:webHidden/>
+          </w:rPr>
+        </w:r>
+        <w:r>
+          <w:rPr>
+            <w:noProof/>
+            <w:webHidden/>
+          </w:rPr>
+          <w:fldChar w:fldCharType="separate"/>
+        </w:r>
+        <w:r>
+          <w:rPr>
+            <w:noProof/>
+            <w:webHidden/>
+          </w:rPr>
+          <w:t>42</w:t>
+        </w:r>
+        <w:r>
+          <w:rPr>
+            <w:noProof/>
+            <w:webHidden/>
+          </w:rPr>
+          <w:fldChar w:fldCharType="end"/>
+        </w:r>
+      </w:hyperlink>
+    </w:p>
+    <w:p>
+      <w:pPr>
+        <w:pStyle w:val="11"/>
+        <w:tabs>
+          <w:tab w:val="left" w:pos="1200"/>
+          <w:tab w:val="right" w:leader="dot" w:pos="10194"/>
+        </w:tabs>
+        <w:rPr>
+          <w:rFonts w:asciiTheme="minorHAnsi" w:eastAsiaTheme="minorEastAsia" w:hAnsiTheme="minorHAnsi"/>
+          <w:b w:val="0"/>
+          <w:noProof/>
+          <w:color w:val="auto"/>
+          <w:sz w:val="24"/>
+          <w:szCs w:val="24"/>
+          <w:lang w:bidi="ar-SA"/>
+        </w:rPr>
+      </w:pPr>
       <w:hyperlink w:anchor="_Toc227364480" w:history="1">
         <w:r>
           <w:rPr>
@@ -6427,7 +6529,7 @@
       <w:r>
         <w:fldChar w:fldCharType="separate"/>
       </w:r>
-      <w:hyperlink w:anchor="_Toc227624312" w:history="1">
+      <w:hyperlink w:anchor="_Toc227666984" w:history="1">
         <w:r>
           <w:rPr>
             <w:rStyle w:val="afc"/>
@@ -6478,7 +6580,7 @@
             <w:noProof/>
             <w:webHidden/>
           </w:rPr>
-          <w:instrText xml:space="preserve"> PAGEREF _Toc227624312 \h </w:instrText>
+          <w:instrText xml:space="preserve"> PAGEREF _Toc227666984 \h </w:instrText>
         </w:r>
         <w:r>
           <w:rPr>
@@ -6523,7 +6625,7 @@
           <w:lang w:bidi="ar-SA"/>
         </w:rPr>
       </w:pPr>
-      <w:hyperlink w:anchor="_Toc227624313" w:history="1">
+      <w:hyperlink w:anchor="_Toc227666985" w:history="1">
         <w:r>
           <w:rPr>
             <w:rStyle w:val="afc"/>
@@ -6574,7 +6676,7 @@
             <w:noProof/>
             <w:webHidden/>
           </w:rPr>
-          <w:instrText xml:space="preserve"> PAGEREF _Toc227624313 \h </w:instrText>
+          <w:instrText xml:space="preserve"> PAGEREF _Toc227666985 \h </w:instrText>
         </w:r>
         <w:r>
           <w:rPr>
@@ -6619,7 +6721,7 @@
           <w:lang w:bidi="ar-SA"/>
         </w:rPr>
       </w:pPr>
-      <w:hyperlink w:anchor="_Toc227624314" w:history="1">
+      <w:hyperlink w:anchor="_Toc227666986" w:history="1">
         <w:r>
           <w:rPr>
             <w:rStyle w:val="afc"/>
@@ -6670,7 +6772,7 @@
             <w:noProof/>
             <w:webHidden/>
           </w:rPr>
-          <w:instrText xml:space="preserve"> PAGEREF _Toc227624314 \h </w:instrText>
+          <w:instrText xml:space="preserve"> PAGEREF _Toc227666986 \h </w:instrText>
         </w:r>
         <w:r>
           <w:rPr>
@@ -6715,7 +6817,7 @@
           <w:lang w:bidi="ar-SA"/>
         </w:rPr>
       </w:pPr>
-      <w:hyperlink w:anchor="_Toc227624315" w:history="1">
+      <w:hyperlink w:anchor="_Toc227666987" w:history="1">
         <w:r>
           <w:rPr>
             <w:rStyle w:val="afc"/>
@@ -6766,7 +6868,7 @@
             <w:noProof/>
             <w:webHidden/>
           </w:rPr>
-          <w:instrText xml:space="preserve"> PAGEREF _Toc227624315 \h </w:instrText>
+          <w:instrText xml:space="preserve"> PAGEREF _Toc227666987 \h </w:instrText>
         </w:r>
         <w:r>
           <w:rPr>
@@ -6811,7 +6913,7 @@
           <w:lang w:bidi="ar-SA"/>
         </w:rPr>
       </w:pPr>
-      <w:hyperlink w:anchor="_Toc227624316" w:history="1">
+      <w:hyperlink w:anchor="_Toc227666988" w:history="1">
         <w:r>
           <w:rPr>
             <w:rStyle w:val="afc"/>
@@ -6862,7 +6964,7 @@
             <w:noProof/>
             <w:webHidden/>
           </w:rPr>
-          <w:instrText xml:space="preserve"> PAGEREF _Toc227624316 \h </w:instrText>
+          <w:instrText xml:space="preserve"> PAGEREF _Toc227666988 \h </w:instrText>
         </w:r>
         <w:r>
           <w:rPr>
@@ -6907,7 +7009,7 @@
           <w:lang w:bidi="ar-SA"/>
         </w:rPr>
       </w:pPr>
-      <w:hyperlink w:anchor="_Toc227624317" w:history="1">
+      <w:hyperlink w:anchor="_Toc227666989" w:history="1">
         <w:r>
           <w:rPr>
             <w:rStyle w:val="afc"/>
@@ -6958,7 +7060,7 @@
             <w:noProof/>
             <w:webHidden/>
           </w:rPr>
-          <w:instrText xml:space="preserve"> PAGEREF _Toc227624317 \h </w:instrText>
+          <w:instrText xml:space="preserve"> PAGEREF _Toc227666989 \h </w:instrText>
         </w:r>
         <w:r>
           <w:rPr>
@@ -7003,7 +7105,7 @@
           <w:lang w:bidi="ar-SA"/>
         </w:rPr>
       </w:pPr>
-      <w:hyperlink w:anchor="_Toc227624318" w:history="1">
+      <w:hyperlink w:anchor="_Toc227666990" w:history="1">
         <w:r>
           <w:rPr>
             <w:rStyle w:val="afc"/>
@@ -7054,7 +7156,7 @@
             <w:noProof/>
             <w:webHidden/>
           </w:rPr>
-          <w:instrText xml:space="preserve"> PAGEREF _Toc227624318 \h </w:instrText>
+          <w:instrText xml:space="preserve"> PAGEREF _Toc227666990 \h </w:instrText>
         </w:r>
         <w:r>
           <w:rPr>
@@ -7099,7 +7201,7 @@
           <w:lang w:bidi="ar-SA"/>
         </w:rPr>
       </w:pPr>
-      <w:hyperlink w:anchor="_Toc227624319" w:history="1">
+      <w:hyperlink w:anchor="_Toc227666991" w:history="1">
         <w:r>
           <w:rPr>
             <w:rStyle w:val="afc"/>
@@ -7150,7 +7252,7 @@
             <w:noProof/>
             <w:webHidden/>
           </w:rPr>
-          <w:instrText xml:space="preserve"> PAGEREF _Toc227624319 \h </w:instrText>
+          <w:instrText xml:space="preserve"> PAGEREF _Toc227666991 \h </w:instrText>
         </w:r>
         <w:r>
           <w:rPr>
@@ -7195,7 +7297,7 @@
           <w:lang w:bidi="ar-SA"/>
         </w:rPr>
       </w:pPr>
-      <w:hyperlink w:anchor="_Toc227624320" w:history="1">
+      <w:hyperlink w:anchor="_Toc227666992" w:history="1">
         <w:r>
           <w:rPr>
             <w:rStyle w:val="afc"/>
@@ -7246,7 +7348,7 @@
             <w:noProof/>
             <w:webHidden/>
           </w:rPr>
-          <w:instrText xml:space="preserve"> PAGEREF _Toc227624320 \h </w:instrText>
+          <w:instrText xml:space="preserve"> PAGEREF _Toc227666992 \h </w:instrText>
         </w:r>
         <w:r>
           <w:rPr>
@@ -7291,7 +7393,7 @@
           <w:lang w:bidi="ar-SA"/>
         </w:rPr>
       </w:pPr>
-      <w:hyperlink w:anchor="_Toc227624321" w:history="1">
+      <w:hyperlink w:anchor="_Toc227666993" w:history="1">
         <w:r>
           <w:rPr>
             <w:rStyle w:val="afc"/>
@@ -7357,7 +7459,7 @@
             <w:noProof/>
             <w:webHidden/>
           </w:rPr>
-          <w:instrText xml:space="preserve"> PAGEREF _Toc227624321 \h </w:instrText>
+          <w:instrText xml:space="preserve"> PAGEREF _Toc227666993 \h </w:instrText>
         </w:r>
         <w:r>
           <w:rPr>
@@ -7402,7 +7504,7 @@
           <w:lang w:bidi="ar-SA"/>
         </w:rPr>
       </w:pPr>
-      <w:hyperlink w:anchor="_Toc227624322" w:history="1">
+      <w:hyperlink w:anchor="_Toc227666994" w:history="1">
         <w:r>
           <w:rPr>
             <w:rStyle w:val="afc"/>
@@ -7468,7 +7570,7 @@
             <w:noProof/>
             <w:webHidden/>
           </w:rPr>
-          <w:instrText xml:space="preserve"> PAGEREF _Toc227624322 \h </w:instrText>
+          <w:instrText xml:space="preserve"> PAGEREF _Toc227666994 \h </w:instrText>
         </w:r>
         <w:r>
           <w:rPr>
@@ -7513,7 +7615,7 @@
           <w:lang w:bidi="ar-SA"/>
         </w:rPr>
       </w:pPr>
-      <w:hyperlink w:anchor="_Toc227624323" w:history="1">
+      <w:hyperlink w:anchor="_Toc227666995" w:history="1">
         <w:r>
           <w:rPr>
             <w:rStyle w:val="afc"/>
@@ -7579,7 +7681,7 @@
             <w:noProof/>
             <w:webHidden/>
           </w:rPr>
-          <w:instrText xml:space="preserve"> PAGEREF _Toc227624323 \h </w:instrText>
+          <w:instrText xml:space="preserve"> PAGEREF _Toc227666995 \h </w:instrText>
         </w:r>
         <w:r>
           <w:rPr>
@@ -7624,7 +7726,7 @@
           <w:lang w:bidi="ar-SA"/>
         </w:rPr>
       </w:pPr>
-      <w:hyperlink w:anchor="_Toc227624324" w:history="1">
+      <w:hyperlink w:anchor="_Toc227666996" w:history="1">
         <w:r>
           <w:rPr>
             <w:rStyle w:val="afc"/>
@@ -7690,7 +7792,7 @@
             <w:noProof/>
             <w:webHidden/>
           </w:rPr>
-          <w:instrText xml:space="preserve"> PAGEREF _Toc227624324 \h </w:instrText>
+          <w:instrText xml:space="preserve"> PAGEREF _Toc227666996 \h </w:instrText>
         </w:r>
         <w:r>
           <w:rPr>
@@ -7735,7 +7837,7 @@
           <w:lang w:bidi="ar-SA"/>
         </w:rPr>
       </w:pPr>
-      <w:hyperlink w:anchor="_Toc227624325" w:history="1">
+      <w:hyperlink w:anchor="_Toc227666997" w:history="1">
         <w:r>
           <w:rPr>
             <w:rStyle w:val="afc"/>
@@ -7749,7 +7851,7 @@
             <w:rStyle w:val="afc"/>
             <w:noProof/>
           </w:rPr>
-          <w:t xml:space="preserve"> 7-1</w:t>
+          <w:t xml:space="preserve"> 5-2</w:t>
         </w:r>
         <w:r>
           <w:rPr>
@@ -7765,7 +7867,7 @@
             <w:rFonts w:hint="eastAsia"/>
             <w:noProof/>
           </w:rPr>
-          <w:t>佈署圖</w:t>
+          <w:t>交易與商品管理之使用個案圖</w:t>
         </w:r>
         <w:r>
           <w:rPr>
@@ -7786,7 +7888,7 @@
             <w:noProof/>
             <w:webHidden/>
           </w:rPr>
-          <w:instrText xml:space="preserve"> PAGEREF _Toc227624325 \h </w:instrText>
+          <w:instrText xml:space="preserve"> PAGEREF _Toc227666997 \h </w:instrText>
         </w:r>
         <w:r>
           <w:rPr>
@@ -7806,7 +7908,7 @@
             <w:noProof/>
             <w:webHidden/>
           </w:rPr>
-          <w:t>31</w:t>
+          <w:t>25</w:t>
         </w:r>
         <w:r>
           <w:rPr>
@@ -7831,7 +7933,7 @@
           <w:lang w:bidi="ar-SA"/>
         </w:rPr>
       </w:pPr>
-      <w:hyperlink w:anchor="_Toc227624326" w:history="1">
+      <w:hyperlink w:anchor="_Toc227666998" w:history="1">
         <w:r>
           <w:rPr>
             <w:rStyle w:val="afc"/>
@@ -7845,7 +7947,7 @@
             <w:rStyle w:val="afc"/>
             <w:noProof/>
           </w:rPr>
-          <w:t xml:space="preserve"> 7-4</w:t>
+          <w:t xml:space="preserve"> 5-2</w:t>
         </w:r>
         <w:r>
           <w:rPr>
@@ -7853,7 +7955,7 @@
             <w:noProof/>
           </w:rPr>
           <w:noBreakHyphen/>
-          <w:t xml:space="preserve">1 </w:t>
+          <w:t xml:space="preserve">2 </w:t>
         </w:r>
         <w:r>
           <w:rPr>
@@ -7861,7 +7963,7 @@
             <w:rFonts w:hint="eastAsia"/>
             <w:noProof/>
           </w:rPr>
-          <w:t>商品之狀態機</w:t>
+          <w:t>帳號與個人化設定之使用個案圖</w:t>
         </w:r>
         <w:r>
           <w:rPr>
@@ -7882,7 +7984,7 @@
             <w:noProof/>
             <w:webHidden/>
           </w:rPr>
-          <w:instrText xml:space="preserve"> PAGEREF _Toc227624326 \h </w:instrText>
+          <w:instrText xml:space="preserve"> PAGEREF _Toc227666998 \h </w:instrText>
         </w:r>
         <w:r>
           <w:rPr>
@@ -7902,7 +8004,7 @@
             <w:noProof/>
             <w:webHidden/>
           </w:rPr>
-          <w:t>34</w:t>
+          <w:t>26</w:t>
         </w:r>
         <w:r>
           <w:rPr>
@@ -7927,7 +8029,7 @@
           <w:lang w:bidi="ar-SA"/>
         </w:rPr>
       </w:pPr>
-      <w:hyperlink w:anchor="_Toc227624327" w:history="1">
+      <w:hyperlink w:anchor="_Toc227666999" w:history="1">
         <w:r>
           <w:rPr>
             <w:rStyle w:val="afc"/>
@@ -7941,7 +8043,7 @@
             <w:rStyle w:val="afc"/>
             <w:noProof/>
           </w:rPr>
-          <w:t xml:space="preserve"> 7-4</w:t>
+          <w:t xml:space="preserve"> 7-1</w:t>
         </w:r>
         <w:r>
           <w:rPr>
@@ -7949,7 +8051,7 @@
             <w:noProof/>
           </w:rPr>
           <w:noBreakHyphen/>
-          <w:t xml:space="preserve">2 </w:t>
+          <w:t xml:space="preserve">1 </w:t>
         </w:r>
         <w:r>
           <w:rPr>
@@ -7957,7 +8059,7 @@
             <w:rFonts w:hint="eastAsia"/>
             <w:noProof/>
           </w:rPr>
-          <w:t>訂單之狀態機</w:t>
+          <w:t>佈署圖</w:t>
         </w:r>
         <w:r>
           <w:rPr>
@@ -7978,7 +8080,7 @@
             <w:noProof/>
             <w:webHidden/>
           </w:rPr>
-          <w:instrText xml:space="preserve"> PAGEREF _Toc227624327 \h </w:instrText>
+          <w:instrText xml:space="preserve"> PAGEREF _Toc227666999 \h </w:instrText>
         </w:r>
         <w:r>
           <w:rPr>
@@ -7998,7 +8100,7 @@
             <w:noProof/>
             <w:webHidden/>
           </w:rPr>
-          <w:t>34</w:t>
+          <w:t>31</w:t>
         </w:r>
         <w:r>
           <w:rPr>
@@ -8008,39 +8110,6 @@
           <w:fldChar w:fldCharType="end"/>
         </w:r>
       </w:hyperlink>
-    </w:p>
-    <w:p>
-      <w:pPr>
-        <w:rPr>
-          <w:sz w:val="28"/>
-        </w:rPr>
-      </w:pPr>
-      <w:r>
-        <w:rPr>
-          <w:sz w:val="28"/>
-        </w:rPr>
-        <w:fldChar w:fldCharType="end"/>
-      </w:r>
-      <w:r>
-        <w:rPr>
-          <w:sz w:val="28"/>
-        </w:rPr>
-        <w:br w:type="page"/>
-      </w:r>
-    </w:p>
-    <w:p>
-      <w:pPr>
-        <w:pStyle w:val="af6"/>
-      </w:pPr>
-      <w:bookmarkStart w:id="3" w:name="_Toc227364431"/>
-      <w:r>
-        <w:rPr>
-          <w:rFonts w:hint="eastAsia"/>
-        </w:rPr>
-        <w:lastRenderedPageBreak/>
-        <w:t>表目錄</w:t>
-      </w:r>
-      <w:bookmarkEnd w:id="3"/>
     </w:p>
     <w:p>
       <w:pPr>
@@ -8056,51 +8125,29 @@
           <w:lang w:bidi="ar-SA"/>
         </w:rPr>
       </w:pPr>
-      <w:r>
-        <w:fldChar w:fldCharType="begin"/>
-      </w:r>
-      <w:r>
-        <w:instrText xml:space="preserve"> </w:instrText>
-      </w:r>
-      <w:r>
-        <w:rPr>
-          <w:rFonts w:hint="eastAsia"/>
-        </w:rPr>
-        <w:instrText>TOC \h \z \c "</w:instrText>
-      </w:r>
-      <w:r>
-        <w:rPr>
-          <w:rFonts w:hint="eastAsia"/>
-        </w:rPr>
-        <w:instrText>表</w:instrText>
-      </w:r>
-      <w:r>
-        <w:rPr>
-          <w:rFonts w:hint="eastAsia"/>
-        </w:rPr>
-        <w:instrText>"</w:instrText>
-      </w:r>
-      <w:r>
-        <w:instrText xml:space="preserve"> </w:instrText>
-      </w:r>
-      <w:r>
-        <w:fldChar w:fldCharType="separate"/>
-      </w:r>
-      <w:hyperlink w:anchor="_Toc227624328" w:history="1">
+      <w:hyperlink w:anchor="_Toc227667000" w:history="1">
         <w:r>
           <w:rPr>
             <w:rStyle w:val="afc"/>
             <w:rFonts w:hint="eastAsia"/>
             <w:noProof/>
           </w:rPr>
-          <w:t>表</w:t>
+          <w:t>圖</w:t>
         </w:r>
         <w:r>
           <w:rPr>
             <w:rStyle w:val="afc"/>
             <w:noProof/>
           </w:rPr>
-          <w:t xml:space="preserve"> 1-2-1 </w:t>
+          <w:t xml:space="preserve"> 7-4</w:t>
+        </w:r>
+        <w:r>
+          <w:rPr>
+            <w:rStyle w:val="afc"/>
+            <w:noProof/>
+          </w:rPr>
+          <w:noBreakHyphen/>
+          <w:t xml:space="preserve">1 </w:t>
         </w:r>
         <w:r>
           <w:rPr>
@@ -8108,7 +8155,7 @@
             <w:rFonts w:hint="eastAsia"/>
             <w:noProof/>
           </w:rPr>
-          <w:t>各二手書交易平台之功能比較表</w:t>
+          <w:t>商品之狀態機</w:t>
         </w:r>
         <w:r>
           <w:rPr>
@@ -8129,7 +8176,7 @@
             <w:noProof/>
             <w:webHidden/>
           </w:rPr>
-          <w:instrText xml:space="preserve"> PAGEREF _Toc227624328 \h </w:instrText>
+          <w:instrText xml:space="preserve"> PAGEREF _Toc227667000 \h </w:instrText>
         </w:r>
         <w:r>
           <w:rPr>
@@ -8149,7 +8196,7 @@
             <w:noProof/>
             <w:webHidden/>
           </w:rPr>
-          <w:t>2</w:t>
+          <w:t>34</w:t>
         </w:r>
         <w:r>
           <w:rPr>
@@ -8174,21 +8221,29 @@
           <w:lang w:bidi="ar-SA"/>
         </w:rPr>
       </w:pPr>
-      <w:hyperlink w:anchor="_Toc227624329" w:history="1">
+      <w:hyperlink w:anchor="_Toc227667001" w:history="1">
         <w:r>
           <w:rPr>
             <w:rStyle w:val="afc"/>
             <w:rFonts w:hint="eastAsia"/>
             <w:noProof/>
           </w:rPr>
-          <w:t>表</w:t>
+          <w:t>圖</w:t>
         </w:r>
         <w:r>
           <w:rPr>
             <w:rStyle w:val="afc"/>
             <w:noProof/>
           </w:rPr>
-          <w:t xml:space="preserve"> 2-2-1 </w:t>
+          <w:t xml:space="preserve"> 7-4</w:t>
+        </w:r>
+        <w:r>
+          <w:rPr>
+            <w:rStyle w:val="afc"/>
+            <w:noProof/>
+          </w:rPr>
+          <w:noBreakHyphen/>
+          <w:t xml:space="preserve">2 </w:t>
         </w:r>
         <w:r>
           <w:rPr>
@@ -8196,14 +8251,7 @@
             <w:rFonts w:hint="eastAsia"/>
             <w:noProof/>
           </w:rPr>
-          <w:t>商業模式－</w:t>
-        </w:r>
-        <w:r>
-          <w:rPr>
-            <w:rStyle w:val="afc"/>
-            <w:noProof/>
-          </w:rPr>
-          <w:t>Business model</w:t>
+          <w:t>訂單之狀態機</w:t>
         </w:r>
         <w:r>
           <w:rPr>
@@ -8224,7 +8272,7 @@
             <w:noProof/>
             <w:webHidden/>
           </w:rPr>
-          <w:instrText xml:space="preserve"> PAGEREF _Toc227624329 \h </w:instrText>
+          <w:instrText xml:space="preserve"> PAGEREF _Toc227667001 \h </w:instrText>
         </w:r>
         <w:r>
           <w:rPr>
@@ -8244,7 +8292,7 @@
             <w:noProof/>
             <w:webHidden/>
           </w:rPr>
-          <w:t>9</w:t>
+          <w:t>34</w:t>
         </w:r>
         <w:r>
           <w:rPr>
@@ -8254,6 +8302,39 @@
           <w:fldChar w:fldCharType="end"/>
         </w:r>
       </w:hyperlink>
+    </w:p>
+    <w:p>
+      <w:pPr>
+        <w:rPr>
+          <w:sz w:val="28"/>
+        </w:rPr>
+      </w:pPr>
+      <w:r>
+        <w:rPr>
+          <w:sz w:val="28"/>
+        </w:rPr>
+        <w:fldChar w:fldCharType="end"/>
+      </w:r>
+      <w:r>
+        <w:rPr>
+          <w:sz w:val="28"/>
+        </w:rPr>
+        <w:br w:type="page"/>
+      </w:r>
+    </w:p>
+    <w:p>
+      <w:pPr>
+        <w:pStyle w:val="af6"/>
+      </w:pPr>
+      <w:bookmarkStart w:id="3" w:name="_Toc227364431"/>
+      <w:r>
+        <w:rPr>
+          <w:rFonts w:hint="eastAsia"/>
+        </w:rPr>
+        <w:lastRenderedPageBreak/>
+        <w:t>表目錄</w:t>
+      </w:r>
+      <w:bookmarkEnd w:id="3"/>
     </w:p>
     <w:p>
       <w:pPr>
@@ -8269,7 +8350,37 @@
           <w:lang w:bidi="ar-SA"/>
         </w:rPr>
       </w:pPr>
-      <w:hyperlink w:anchor="_Toc227624330" w:history="1">
+      <w:r>
+        <w:fldChar w:fldCharType="begin"/>
+      </w:r>
+      <w:r>
+        <w:instrText xml:space="preserve"> </w:instrText>
+      </w:r>
+      <w:r>
+        <w:rPr>
+          <w:rFonts w:hint="eastAsia"/>
+        </w:rPr>
+        <w:instrText>TOC \h \z \c "</w:instrText>
+      </w:r>
+      <w:r>
+        <w:rPr>
+          <w:rFonts w:hint="eastAsia"/>
+        </w:rPr>
+        <w:instrText>表</w:instrText>
+      </w:r>
+      <w:r>
+        <w:rPr>
+          <w:rFonts w:hint="eastAsia"/>
+        </w:rPr>
+        <w:instrText>"</w:instrText>
+      </w:r>
+      <w:r>
+        <w:instrText xml:space="preserve"> </w:instrText>
+      </w:r>
+      <w:r>
+        <w:fldChar w:fldCharType="separate"/>
+      </w:r>
+      <w:hyperlink w:anchor="_Toc227667002" w:history="1">
         <w:r>
           <w:rPr>
             <w:rStyle w:val="afc"/>
@@ -8283,7 +8394,7 @@
             <w:rStyle w:val="afc"/>
             <w:noProof/>
           </w:rPr>
-          <w:t xml:space="preserve"> 2-4-1 TOWS</w:t>
+          <w:t xml:space="preserve"> 1-2-1 </w:t>
         </w:r>
         <w:r>
           <w:rPr>
@@ -8291,7 +8402,7 @@
             <w:rFonts w:hint="eastAsia"/>
             <w:noProof/>
           </w:rPr>
-          <w:t>矩陣策略分析表</w:t>
+          <w:t>各二手書交易平台之功能比較表</w:t>
         </w:r>
         <w:r>
           <w:rPr>
@@ -8312,7 +8423,7 @@
             <w:noProof/>
             <w:webHidden/>
           </w:rPr>
-          <w:instrText xml:space="preserve"> PAGEREF _Toc227624330 \h </w:instrText>
+          <w:instrText xml:space="preserve"> PAGEREF _Toc227667002 \h </w:instrText>
         </w:r>
         <w:r>
           <w:rPr>
@@ -8332,7 +8443,7 @@
             <w:noProof/>
             <w:webHidden/>
           </w:rPr>
-          <w:t>12</w:t>
+          <w:t>2</w:t>
         </w:r>
         <w:r>
           <w:rPr>
@@ -8357,7 +8468,7 @@
           <w:lang w:bidi="ar-SA"/>
         </w:rPr>
       </w:pPr>
-      <w:hyperlink w:anchor="_Toc227624331" w:history="1">
+      <w:hyperlink w:anchor="_Toc227667003" w:history="1">
         <w:r>
           <w:rPr>
             <w:rStyle w:val="afc"/>
@@ -8371,7 +8482,7 @@
             <w:rStyle w:val="afc"/>
             <w:noProof/>
           </w:rPr>
-          <w:t xml:space="preserve"> 3-2-1 </w:t>
+          <w:t xml:space="preserve"> 2-2-1 </w:t>
         </w:r>
         <w:r>
           <w:rPr>
@@ -8379,7 +8490,14 @@
             <w:rFonts w:hint="eastAsia"/>
             <w:noProof/>
           </w:rPr>
-          <w:t>伺服器端軟硬體規格需求表</w:t>
+          <w:t>商業模式－</w:t>
+        </w:r>
+        <w:r>
+          <w:rPr>
+            <w:rStyle w:val="afc"/>
+            <w:noProof/>
+          </w:rPr>
+          <w:t>Business model</w:t>
         </w:r>
         <w:r>
           <w:rPr>
@@ -8400,7 +8518,7 @@
             <w:noProof/>
             <w:webHidden/>
           </w:rPr>
-          <w:instrText xml:space="preserve"> PAGEREF _Toc227624331 \h </w:instrText>
+          <w:instrText xml:space="preserve"> PAGEREF _Toc227667003 \h </w:instrText>
         </w:r>
         <w:r>
           <w:rPr>
@@ -8420,7 +8538,7 @@
             <w:noProof/>
             <w:webHidden/>
           </w:rPr>
-          <w:t>15</w:t>
+          <w:t>9</w:t>
         </w:r>
         <w:r>
           <w:rPr>
@@ -8445,7 +8563,7 @@
           <w:lang w:bidi="ar-SA"/>
         </w:rPr>
       </w:pPr>
-      <w:hyperlink w:anchor="_Toc227624332" w:history="1">
+      <w:hyperlink w:anchor="_Toc227667004" w:history="1">
         <w:r>
           <w:rPr>
             <w:rStyle w:val="afc"/>
@@ -8459,7 +8577,7 @@
             <w:rStyle w:val="afc"/>
             <w:noProof/>
           </w:rPr>
-          <w:t xml:space="preserve"> 3-2-2 </w:t>
+          <w:t xml:space="preserve"> 2-4-1 TOWS</w:t>
         </w:r>
         <w:r>
           <w:rPr>
@@ -8467,7 +8585,7 @@
             <w:rFonts w:hint="eastAsia"/>
             <w:noProof/>
           </w:rPr>
-          <w:t>管理端電腦軟硬體規格需求表</w:t>
+          <w:t>矩陣策略分析表</w:t>
         </w:r>
         <w:r>
           <w:rPr>
@@ -8488,7 +8606,7 @@
             <w:noProof/>
             <w:webHidden/>
           </w:rPr>
-          <w:instrText xml:space="preserve"> PAGEREF _Toc227624332 \h </w:instrText>
+          <w:instrText xml:space="preserve"> PAGEREF _Toc227667004 \h </w:instrText>
         </w:r>
         <w:r>
           <w:rPr>
@@ -8508,7 +8626,7 @@
             <w:noProof/>
             <w:webHidden/>
           </w:rPr>
-          <w:t>15</w:t>
+          <w:t>12</w:t>
         </w:r>
         <w:r>
           <w:rPr>
@@ -8533,7 +8651,7 @@
           <w:lang w:bidi="ar-SA"/>
         </w:rPr>
       </w:pPr>
-      <w:hyperlink w:anchor="_Toc227624333" w:history="1">
+      <w:hyperlink w:anchor="_Toc227667005" w:history="1">
         <w:r>
           <w:rPr>
             <w:rStyle w:val="afc"/>
@@ -8547,7 +8665,7 @@
             <w:rStyle w:val="afc"/>
             <w:noProof/>
           </w:rPr>
-          <w:t xml:space="preserve"> 3-2-3 </w:t>
+          <w:t xml:space="preserve"> 3-2-1 </w:t>
         </w:r>
         <w:r>
           <w:rPr>
@@ -8555,7 +8673,7 @@
             <w:rFonts w:hint="eastAsia"/>
             <w:noProof/>
           </w:rPr>
-          <w:t>使用者端行動裝置軟硬體規格需求表</w:t>
+          <w:t>伺服器端軟硬體規格需求表</w:t>
         </w:r>
         <w:r>
           <w:rPr>
@@ -8576,7 +8694,7 @@
             <w:noProof/>
             <w:webHidden/>
           </w:rPr>
-          <w:instrText xml:space="preserve"> PAGEREF _Toc227624333 \h </w:instrText>
+          <w:instrText xml:space="preserve"> PAGEREF _Toc227667005 \h </w:instrText>
         </w:r>
         <w:r>
           <w:rPr>
@@ -8621,7 +8739,7 @@
           <w:lang w:bidi="ar-SA"/>
         </w:rPr>
       </w:pPr>
-      <w:hyperlink w:anchor="_Toc227624334" w:history="1">
+      <w:hyperlink w:anchor="_Toc227667006" w:history="1">
         <w:r>
           <w:rPr>
             <w:rStyle w:val="afc"/>
@@ -8635,7 +8753,7 @@
             <w:rStyle w:val="afc"/>
             <w:noProof/>
           </w:rPr>
-          <w:t xml:space="preserve"> 3-2-4 </w:t>
+          <w:t xml:space="preserve"> 3-2-2 </w:t>
         </w:r>
         <w:r>
           <w:rPr>
@@ -8643,7 +8761,7 @@
             <w:rFonts w:hint="eastAsia"/>
             <w:noProof/>
           </w:rPr>
-          <w:t>智慧書櫃物聯網終端軟硬體規格需求表</w:t>
+          <w:t>管理端電腦軟硬體規格需求表</w:t>
         </w:r>
         <w:r>
           <w:rPr>
@@ -8664,7 +8782,7 @@
             <w:noProof/>
             <w:webHidden/>
           </w:rPr>
-          <w:instrText xml:space="preserve"> PAGEREF _Toc227624334 \h </w:instrText>
+          <w:instrText xml:space="preserve"> PAGEREF _Toc227667006 \h </w:instrText>
         </w:r>
         <w:r>
           <w:rPr>
@@ -8709,7 +8827,7 @@
           <w:lang w:bidi="ar-SA"/>
         </w:rPr>
       </w:pPr>
-      <w:hyperlink w:anchor="_Toc227624335" w:history="1">
+      <w:hyperlink w:anchor="_Toc227667007" w:history="1">
         <w:r>
           <w:rPr>
             <w:rStyle w:val="afc"/>
@@ -8723,7 +8841,7 @@
             <w:rStyle w:val="afc"/>
             <w:noProof/>
           </w:rPr>
-          <w:t xml:space="preserve"> 3-2-5 </w:t>
+          <w:t xml:space="preserve"> 3-2-3 </w:t>
         </w:r>
         <w:r>
           <w:rPr>
@@ -8731,7 +8849,7 @@
             <w:rFonts w:hint="eastAsia"/>
             <w:noProof/>
           </w:rPr>
-          <w:t>系統分層架構與技術平台配置表</w:t>
+          <w:t>使用者端行動裝置軟硬體規格需求表</w:t>
         </w:r>
         <w:r>
           <w:rPr>
@@ -8752,7 +8870,7 @@
             <w:noProof/>
             <w:webHidden/>
           </w:rPr>
-          <w:instrText xml:space="preserve"> PAGEREF _Toc227624335 \h </w:instrText>
+          <w:instrText xml:space="preserve"> PAGEREF _Toc227667007 \h </w:instrText>
         </w:r>
         <w:r>
           <w:rPr>
@@ -8772,7 +8890,7 @@
             <w:noProof/>
             <w:webHidden/>
           </w:rPr>
-          <w:t>16</w:t>
+          <w:t>15</w:t>
         </w:r>
         <w:r>
           <w:rPr>
@@ -8797,7 +8915,7 @@
           <w:lang w:bidi="ar-SA"/>
         </w:rPr>
       </w:pPr>
-      <w:hyperlink w:anchor="_Toc227624336" w:history="1">
+      <w:hyperlink w:anchor="_Toc227667008" w:history="1">
         <w:r>
           <w:rPr>
             <w:rStyle w:val="afc"/>
@@ -8811,7 +8929,7 @@
             <w:rStyle w:val="afc"/>
             <w:noProof/>
           </w:rPr>
-          <w:t xml:space="preserve"> 3-3-1 </w:t>
+          <w:t xml:space="preserve"> 3-2-4 </w:t>
         </w:r>
         <w:r>
           <w:rPr>
@@ -8819,7 +8937,7 @@
             <w:rFonts w:hint="eastAsia"/>
             <w:noProof/>
           </w:rPr>
-          <w:t>系統開發工具與技術標準彙整表</w:t>
+          <w:t>智慧書櫃物聯網終端軟硬體規格需求表</w:t>
         </w:r>
         <w:r>
           <w:rPr>
@@ -8840,7 +8958,7 @@
             <w:noProof/>
             <w:webHidden/>
           </w:rPr>
-          <w:instrText xml:space="preserve"> PAGEREF _Toc227624336 \h </w:instrText>
+          <w:instrText xml:space="preserve"> PAGEREF _Toc227667008 \h </w:instrText>
         </w:r>
         <w:r>
           <w:rPr>
@@ -8860,7 +8978,7 @@
             <w:noProof/>
             <w:webHidden/>
           </w:rPr>
-          <w:t>17</w:t>
+          <w:t>15</w:t>
         </w:r>
         <w:r>
           <w:rPr>
@@ -8885,7 +9003,7 @@
           <w:lang w:bidi="ar-SA"/>
         </w:rPr>
       </w:pPr>
-      <w:hyperlink w:anchor="_Toc227624337" w:history="1">
+      <w:hyperlink w:anchor="_Toc227667009" w:history="1">
         <w:r>
           <w:rPr>
             <w:rStyle w:val="afc"/>
@@ -8899,7 +9017,7 @@
             <w:rStyle w:val="afc"/>
             <w:noProof/>
           </w:rPr>
-          <w:t xml:space="preserve"> 4-2-1 </w:t>
+          <w:t xml:space="preserve"> 3-2-5 </w:t>
         </w:r>
         <w:r>
           <w:rPr>
@@ -8907,7 +9025,7 @@
             <w:rFonts w:hint="eastAsia"/>
             <w:noProof/>
           </w:rPr>
-          <w:t>專案組織分工表</w:t>
+          <w:t>系統分層架構與技術平台配置表</w:t>
         </w:r>
         <w:r>
           <w:rPr>
@@ -8928,7 +9046,7 @@
             <w:noProof/>
             <w:webHidden/>
           </w:rPr>
-          <w:instrText xml:space="preserve"> PAGEREF _Toc227624337 \h </w:instrText>
+          <w:instrText xml:space="preserve"> PAGEREF _Toc227667009 \h </w:instrText>
         </w:r>
         <w:r>
           <w:rPr>
@@ -8948,7 +9066,7 @@
             <w:noProof/>
             <w:webHidden/>
           </w:rPr>
-          <w:t>19</w:t>
+          <w:t>16</w:t>
         </w:r>
         <w:r>
           <w:rPr>
@@ -8973,7 +9091,7 @@
           <w:lang w:bidi="ar-SA"/>
         </w:rPr>
       </w:pPr>
-      <w:hyperlink w:anchor="_Toc227624338" w:history="1">
+      <w:hyperlink w:anchor="_Toc227667010" w:history="1">
         <w:r>
           <w:rPr>
             <w:rStyle w:val="afc"/>
@@ -8987,7 +9105,7 @@
             <w:rStyle w:val="afc"/>
             <w:noProof/>
           </w:rPr>
-          <w:t xml:space="preserve"> 4-2-2 </w:t>
+          <w:t xml:space="preserve"> 3-3-1 </w:t>
         </w:r>
         <w:r>
           <w:rPr>
@@ -8995,7 +9113,7 @@
             <w:rFonts w:hint="eastAsia"/>
             <w:noProof/>
           </w:rPr>
-          <w:t>專案成員工作內容與貢獻度表</w:t>
+          <w:t>系統開發工具與技術標準彙整表</w:t>
         </w:r>
         <w:r>
           <w:rPr>
@@ -9016,7 +9134,7 @@
             <w:noProof/>
             <w:webHidden/>
           </w:rPr>
-          <w:instrText xml:space="preserve"> PAGEREF _Toc227624338 \h </w:instrText>
+          <w:instrText xml:space="preserve"> PAGEREF _Toc227667010 \h </w:instrText>
         </w:r>
         <w:r>
           <w:rPr>
@@ -9036,7 +9154,7 @@
             <w:noProof/>
             <w:webHidden/>
           </w:rPr>
-          <w:t>21</w:t>
+          <w:t>17</w:t>
         </w:r>
         <w:r>
           <w:rPr>
@@ -9061,7 +9179,7 @@
           <w:lang w:bidi="ar-SA"/>
         </w:rPr>
       </w:pPr>
-      <w:hyperlink w:anchor="_Toc227624339" w:history="1">
+      <w:hyperlink w:anchor="_Toc227667011" w:history="1">
         <w:r>
           <w:rPr>
             <w:rStyle w:val="afc"/>
@@ -9075,7 +9193,7 @@
             <w:rStyle w:val="afc"/>
             <w:noProof/>
           </w:rPr>
-          <w:t xml:space="preserve"> 5-1-1 </w:t>
+          <w:t xml:space="preserve"> 4-2-1 </w:t>
         </w:r>
         <w:r>
           <w:rPr>
@@ -9083,7 +9201,7 @@
             <w:rFonts w:hint="eastAsia"/>
             <w:noProof/>
           </w:rPr>
-          <w:t>使用者功能性需求表</w:t>
+          <w:t>專案組織分工表</w:t>
         </w:r>
         <w:r>
           <w:rPr>
@@ -9104,7 +9222,7 @@
             <w:noProof/>
             <w:webHidden/>
           </w:rPr>
-          <w:instrText xml:space="preserve"> PAGEREF _Toc227624339 \h </w:instrText>
+          <w:instrText xml:space="preserve"> PAGEREF _Toc227667011 \h </w:instrText>
         </w:r>
         <w:r>
           <w:rPr>
@@ -9124,7 +9242,7 @@
             <w:noProof/>
             <w:webHidden/>
           </w:rPr>
-          <w:t>23</w:t>
+          <w:t>19</w:t>
         </w:r>
         <w:r>
           <w:rPr>
@@ -9149,7 +9267,7 @@
           <w:lang w:bidi="ar-SA"/>
         </w:rPr>
       </w:pPr>
-      <w:hyperlink w:anchor="_Toc227624340" w:history="1">
+      <w:hyperlink w:anchor="_Toc227667012" w:history="1">
         <w:r>
           <w:rPr>
             <w:rStyle w:val="afc"/>
@@ -9163,7 +9281,7 @@
             <w:rStyle w:val="afc"/>
             <w:noProof/>
           </w:rPr>
-          <w:t xml:space="preserve"> 5-1-2 </w:t>
+          <w:t xml:space="preserve"> 4-2-2 </w:t>
         </w:r>
         <w:r>
           <w:rPr>
@@ -9171,7 +9289,7 @@
             <w:rFonts w:hint="eastAsia"/>
             <w:noProof/>
           </w:rPr>
-          <w:t>系統管理員功能性需求表</w:t>
+          <w:t>專案成員工作內容與貢獻度表</w:t>
         </w:r>
         <w:r>
           <w:rPr>
@@ -9192,7 +9310,7 @@
             <w:noProof/>
             <w:webHidden/>
           </w:rPr>
-          <w:instrText xml:space="preserve"> PAGEREF _Toc227624340 \h </w:instrText>
+          <w:instrText xml:space="preserve"> PAGEREF _Toc227667012 \h </w:instrText>
         </w:r>
         <w:r>
           <w:rPr>
@@ -9212,7 +9330,7 @@
             <w:noProof/>
             <w:webHidden/>
           </w:rPr>
-          <w:t>24</w:t>
+          <w:t>21</w:t>
         </w:r>
         <w:r>
           <w:rPr>
@@ -9237,7 +9355,7 @@
           <w:lang w:bidi="ar-SA"/>
         </w:rPr>
       </w:pPr>
-      <w:hyperlink w:anchor="_Toc227624341" w:history="1">
+      <w:hyperlink w:anchor="_Toc227667013" w:history="1">
         <w:r>
           <w:rPr>
             <w:rStyle w:val="afc"/>
@@ -9251,7 +9369,7 @@
             <w:rStyle w:val="afc"/>
             <w:noProof/>
           </w:rPr>
-          <w:t xml:space="preserve"> 5-1-3 </w:t>
+          <w:t xml:space="preserve"> 5-1-1 </w:t>
         </w:r>
         <w:r>
           <w:rPr>
@@ -9259,7 +9377,7 @@
             <w:rFonts w:hint="eastAsia"/>
             <w:noProof/>
           </w:rPr>
-          <w:t>使用者與系統管理員非功能性需求表</w:t>
+          <w:t>使用者功能性需求表</w:t>
         </w:r>
         <w:r>
           <w:rPr>
@@ -9280,7 +9398,7 @@
             <w:noProof/>
             <w:webHidden/>
           </w:rPr>
-          <w:instrText xml:space="preserve"> PAGEREF _Toc227624341 \h </w:instrText>
+          <w:instrText xml:space="preserve"> PAGEREF _Toc227667013 \h </w:instrText>
         </w:r>
         <w:r>
           <w:rPr>
@@ -9300,7 +9418,7 @@
             <w:noProof/>
             <w:webHidden/>
           </w:rPr>
-          <w:t>24</w:t>
+          <w:t>23</w:t>
         </w:r>
         <w:r>
           <w:rPr>
@@ -9313,6 +9431,182 @@
     </w:p>
     <w:p>
       <w:pPr>
+        <w:pStyle w:val="afd"/>
+        <w:tabs>
+          <w:tab w:val="right" w:leader="dot" w:pos="10194"/>
+        </w:tabs>
+        <w:rPr>
+          <w:rFonts w:asciiTheme="minorHAnsi" w:eastAsiaTheme="minorEastAsia" w:hAnsiTheme="minorHAnsi"/>
+          <w:noProof/>
+          <w:sz w:val="24"/>
+          <w:szCs w:val="24"/>
+          <w:lang w:bidi="ar-SA"/>
+        </w:rPr>
+      </w:pPr>
+      <w:hyperlink w:anchor="_Toc227667014" w:history="1">
+        <w:r>
+          <w:rPr>
+            <w:rStyle w:val="afc"/>
+            <w:rFonts w:hint="eastAsia"/>
+            <w:noProof/>
+          </w:rPr>
+          <w:t>表</w:t>
+        </w:r>
+        <w:r>
+          <w:rPr>
+            <w:rStyle w:val="afc"/>
+            <w:noProof/>
+          </w:rPr>
+          <w:t xml:space="preserve"> 5-1-2 </w:t>
+        </w:r>
+        <w:r>
+          <w:rPr>
+            <w:rStyle w:val="afc"/>
+            <w:rFonts w:hint="eastAsia"/>
+            <w:noProof/>
+          </w:rPr>
+          <w:t>系統管理員功能性需求表</w:t>
+        </w:r>
+        <w:r>
+          <w:rPr>
+            <w:noProof/>
+            <w:webHidden/>
+          </w:rPr>
+          <w:tab/>
+        </w:r>
+        <w:r>
+          <w:rPr>
+            <w:noProof/>
+            <w:webHidden/>
+          </w:rPr>
+          <w:fldChar w:fldCharType="begin"/>
+        </w:r>
+        <w:r>
+          <w:rPr>
+            <w:noProof/>
+            <w:webHidden/>
+          </w:rPr>
+          <w:instrText xml:space="preserve"> PAGEREF _Toc227667014 \h </w:instrText>
+        </w:r>
+        <w:r>
+          <w:rPr>
+            <w:noProof/>
+            <w:webHidden/>
+          </w:rPr>
+        </w:r>
+        <w:r>
+          <w:rPr>
+            <w:noProof/>
+            <w:webHidden/>
+          </w:rPr>
+          <w:fldChar w:fldCharType="separate"/>
+        </w:r>
+        <w:r>
+          <w:rPr>
+            <w:noProof/>
+            <w:webHidden/>
+          </w:rPr>
+          <w:t>24</w:t>
+        </w:r>
+        <w:r>
+          <w:rPr>
+            <w:noProof/>
+            <w:webHidden/>
+          </w:rPr>
+          <w:fldChar w:fldCharType="end"/>
+        </w:r>
+      </w:hyperlink>
+    </w:p>
+    <w:p>
+      <w:pPr>
+        <w:pStyle w:val="afd"/>
+        <w:tabs>
+          <w:tab w:val="right" w:leader="dot" w:pos="10194"/>
+        </w:tabs>
+        <w:rPr>
+          <w:rFonts w:asciiTheme="minorHAnsi" w:eastAsiaTheme="minorEastAsia" w:hAnsiTheme="minorHAnsi"/>
+          <w:noProof/>
+          <w:sz w:val="24"/>
+          <w:szCs w:val="24"/>
+          <w:lang w:bidi="ar-SA"/>
+        </w:rPr>
+      </w:pPr>
+      <w:hyperlink w:anchor="_Toc227667015" w:history="1">
+        <w:r>
+          <w:rPr>
+            <w:rStyle w:val="afc"/>
+            <w:rFonts w:hint="eastAsia"/>
+            <w:noProof/>
+          </w:rPr>
+          <w:t>表</w:t>
+        </w:r>
+        <w:r>
+          <w:rPr>
+            <w:rStyle w:val="afc"/>
+            <w:noProof/>
+          </w:rPr>
+          <w:t xml:space="preserve"> 5-1-3 </w:t>
+        </w:r>
+        <w:r>
+          <w:rPr>
+            <w:rStyle w:val="afc"/>
+            <w:rFonts w:hint="eastAsia"/>
+            <w:noProof/>
+          </w:rPr>
+          <w:t>使用者與系統管理員非功能性需求表</w:t>
+        </w:r>
+        <w:r>
+          <w:rPr>
+            <w:noProof/>
+            <w:webHidden/>
+          </w:rPr>
+          <w:tab/>
+        </w:r>
+        <w:r>
+          <w:rPr>
+            <w:noProof/>
+            <w:webHidden/>
+          </w:rPr>
+          <w:fldChar w:fldCharType="begin"/>
+        </w:r>
+        <w:r>
+          <w:rPr>
+            <w:noProof/>
+            <w:webHidden/>
+          </w:rPr>
+          <w:instrText xml:space="preserve"> PAGEREF _Toc227667015 \h </w:instrText>
+        </w:r>
+        <w:r>
+          <w:rPr>
+            <w:noProof/>
+            <w:webHidden/>
+          </w:rPr>
+        </w:r>
+        <w:r>
+          <w:rPr>
+            <w:noProof/>
+            <w:webHidden/>
+          </w:rPr>
+          <w:fldChar w:fldCharType="separate"/>
+        </w:r>
+        <w:r>
+          <w:rPr>
+            <w:noProof/>
+            <w:webHidden/>
+          </w:rPr>
+          <w:t>24</w:t>
+        </w:r>
+        <w:r>
+          <w:rPr>
+            <w:noProof/>
+            <w:webHidden/>
+          </w:rPr>
+          <w:fldChar w:fldCharType="end"/>
+        </w:r>
+      </w:hyperlink>
+    </w:p>
+    <w:p>
+      <w:pPr>
         <w:rPr>
           <w:sz w:val="28"/>
         </w:rPr>
@@ -9332,7 +9626,7 @@
         <w:sectPr>
           <w:footerReference w:type="default" r:id="rId10"/>
           <w:pgSz w:w="11906" w:h="16838" w:code="9"/>
-          <w:pgMar w:top="851" w:right="851" w:bottom="851" w:left="851" w:header="567" w:footer="567" w:gutter="0"/>
+          <w:pgMar w:top="851" w:right="851" w:bottom="1418" w:left="851" w:header="567" w:footer="567" w:gutter="0"/>
           <w:pgNumType w:fmt="lowerRoman" w:start="1"/>
           <w:cols w:space="425"/>
           <w:docGrid w:type="lines" w:linePitch="360"/>
@@ -9658,7 +9952,7 @@
       <w:pPr>
         <w:pStyle w:val="afb"/>
       </w:pPr>
-      <w:bookmarkStart w:id="7" w:name="_Toc227624312"/>
+      <w:bookmarkStart w:id="7" w:name="_Toc227666984"/>
       <w:r>
         <w:rPr>
           <w:rFonts w:hint="eastAsia"/>
@@ -9960,7 +10254,7 @@
       <w:pPr>
         <w:pStyle w:val="afb"/>
       </w:pPr>
-      <w:bookmarkStart w:id="8" w:name="_Toc227624313"/>
+      <w:bookmarkStart w:id="8" w:name="_Toc227666985"/>
       <w:r>
         <w:rPr>
           <w:rFonts w:hint="eastAsia"/>
@@ -10115,7 +10409,7 @@
       <w:pPr>
         <w:pStyle w:val="afb"/>
       </w:pPr>
-      <w:bookmarkStart w:id="9" w:name="_Toc227624328"/>
+      <w:bookmarkStart w:id="9" w:name="_Toc227667002"/>
       <w:r>
         <w:rPr>
           <w:rFonts w:hint="eastAsia"/>
@@ -11662,7 +11956,19 @@
         <w:rPr>
           <w:rFonts w:hint="eastAsia"/>
         </w:rPr>
-        <w:t>分類，交易流程較為繁雜。旋轉拍賣雖然具備圖書精</w:t>
+        <w:t>分類，交易流程較為繁雜</w:t>
+      </w:r>
+      <w:r>
+        <w:rPr>
+          <w:rFonts w:hint="eastAsia"/>
+        </w:rPr>
+        <w:t>；</w:t>
+      </w:r>
+      <w:r>
+        <w:rPr>
+          <w:rFonts w:hint="eastAsia"/>
+        </w:rPr>
+        <w:t>旋轉拍賣雖然具備圖書精</w:t>
       </w:r>
       <w:proofErr w:type="gramStart"/>
       <w:r>
@@ -11676,7 +11982,13 @@
         <w:rPr>
           <w:rFonts w:hint="eastAsia"/>
         </w:rPr>
-        <w:t>分類與即時付款等功能，但在書籍上架過程較為耗時，且未支援實體智取櫃與代幣交易模式。</w:t>
+        <w:t>分類與即時付款等功能，但在書籍上架過程較為耗時，且未支援實體智取櫃與代幣交易模式</w:t>
+      </w:r>
+      <w:r>
+        <w:rPr>
+          <w:rFonts w:hint="eastAsia"/>
+        </w:rPr>
+        <w:t>；</w:t>
       </w:r>
       <w:proofErr w:type="gramStart"/>
       <w:r>
@@ -11724,7 +12036,7 @@
         <w:rPr>
           <w:rFonts w:hint="eastAsia"/>
         </w:rPr>
-        <w:t>。</w:t>
+        <w:t>；</w:t>
       </w:r>
       <w:proofErr w:type="spellStart"/>
       <w:r>
@@ -11902,7 +12214,7 @@
           <w:color w:val="EE0000"/>
         </w:rPr>
         <w:drawing>
-          <wp:inline distT="0" distB="0" distL="0" distR="0" wp14:anchorId="611E101F" wp14:editId="2DDCEC75">
+          <wp:inline distT="0" distB="0" distL="0" distR="0" wp14:anchorId="611E101F" wp14:editId="65C6F085">
             <wp:extent cx="5596344" cy="1891636"/>
             <wp:effectExtent l="19050" t="19050" r="23495" b="13970"/>
             <wp:docPr id="1246348825" name="圖片 4"/>
@@ -11980,7 +12292,7 @@
       <w:pPr>
         <w:pStyle w:val="afb"/>
       </w:pPr>
-      <w:bookmarkStart w:id="10" w:name="_Toc227624314"/>
+      <w:bookmarkStart w:id="10" w:name="_Toc227666986"/>
       <w:r>
         <w:rPr>
           <w:rFonts w:hint="eastAsia"/>
@@ -12243,7 +12555,7 @@
           <w:color w:val="EE0000"/>
         </w:rPr>
         <w:drawing>
-          <wp:inline distT="0" distB="0" distL="0" distR="0" wp14:anchorId="5214411C" wp14:editId="4EC31A83">
+          <wp:inline distT="0" distB="0" distL="0" distR="0" wp14:anchorId="5214411C" wp14:editId="3BB9E65A">
             <wp:extent cx="5578806" cy="1925756"/>
             <wp:effectExtent l="19050" t="19050" r="22225" b="17780"/>
             <wp:docPr id="214552384" name="圖片 5"/>
@@ -12321,7 +12633,7 @@
       <w:pPr>
         <w:pStyle w:val="afb"/>
       </w:pPr>
-      <w:bookmarkStart w:id="11" w:name="_Toc227624315"/>
+      <w:bookmarkStart w:id="11" w:name="_Toc227666987"/>
       <w:r>
         <w:rPr>
           <w:rFonts w:hint="eastAsia"/>
@@ -12511,7 +12823,7 @@
       <w:pPr>
         <w:pStyle w:val="afb"/>
       </w:pPr>
-      <w:bookmarkStart w:id="12" w:name="_Toc227624316"/>
+      <w:bookmarkStart w:id="12" w:name="_Toc227666988"/>
       <w:r>
         <w:rPr>
           <w:rFonts w:hint="eastAsia"/>
@@ -12847,7 +13159,7 @@
           <w:noProof/>
         </w:rPr>
         <w:drawing>
-          <wp:inline distT="0" distB="0" distL="0" distR="0" wp14:anchorId="68960B63" wp14:editId="1E26BA3B">
+          <wp:inline distT="0" distB="0" distL="0" distR="0" wp14:anchorId="68960B63" wp14:editId="71754A8D">
             <wp:extent cx="5794896" cy="2055809"/>
             <wp:effectExtent l="19050" t="19050" r="15875" b="20955"/>
             <wp:docPr id="659161396" name="圖片 9"/>
@@ -12925,7 +13237,7 @@
       <w:pPr>
         <w:pStyle w:val="afb"/>
       </w:pPr>
-      <w:bookmarkStart w:id="13" w:name="_Toc227624317"/>
+      <w:bookmarkStart w:id="13" w:name="_Toc227666989"/>
       <w:r>
         <w:rPr>
           <w:rFonts w:hint="eastAsia"/>
@@ -13047,7 +13359,7 @@
           <w:noProof/>
         </w:rPr>
         <w:drawing>
-          <wp:inline distT="0" distB="0" distL="0" distR="0" wp14:anchorId="6C1EFDA4" wp14:editId="6BC5CBC2">
+          <wp:inline distT="0" distB="0" distL="0" distR="0" wp14:anchorId="6C1EFDA4" wp14:editId="6E6345AF">
             <wp:extent cx="5794375" cy="2051501"/>
             <wp:effectExtent l="19050" t="19050" r="15875" b="25400"/>
             <wp:docPr id="278636936" name="圖片 11"/>
@@ -13125,7 +13437,7 @@
       <w:pPr>
         <w:pStyle w:val="afb"/>
       </w:pPr>
-      <w:bookmarkStart w:id="14" w:name="_Toc227624318"/>
+      <w:bookmarkStart w:id="14" w:name="_Toc227666990"/>
       <w:r>
         <w:rPr>
           <w:rFonts w:hint="eastAsia"/>
@@ -13460,7 +13772,7 @@
       <w:pPr>
         <w:pStyle w:val="afb"/>
       </w:pPr>
-      <w:bookmarkStart w:id="15" w:name="_Toc227624319"/>
+      <w:bookmarkStart w:id="15" w:name="_Toc227666991"/>
       <w:r>
         <w:rPr>
           <w:rFonts w:hint="eastAsia"/>
@@ -13773,21 +14085,21 @@
         <w:rPr>
           <w:rFonts w:hint="eastAsia"/>
         </w:rPr>
-        <w:t>促進資源循環：透過平台運作，使閒置書籍得以高效</w:t>
+        <w:t>促進資源循環：透過平台運作，使閒置書籍得以</w:t>
       </w:r>
       <w:proofErr w:type="gramStart"/>
       <w:r>
         <w:rPr>
           <w:rFonts w:hint="eastAsia"/>
         </w:rPr>
-        <w:t>媒</w:t>
+        <w:t>高效媒合流</w:t>
       </w:r>
       <w:proofErr w:type="gramEnd"/>
       <w:r>
         <w:rPr>
           <w:rFonts w:hint="eastAsia"/>
         </w:rPr>
-        <w:t>合流通，推動校園永續發展的生態目標。</w:t>
+        <w:t>通，推動校園永續發展的生態目標。</w:t>
       </w:r>
     </w:p>
     <w:p>
@@ -14942,7 +15254,7 @@
       <w:pPr>
         <w:pStyle w:val="afb"/>
       </w:pPr>
-      <w:bookmarkStart w:id="21" w:name="_Toc227624329"/>
+      <w:bookmarkStart w:id="21" w:name="_Toc227667003"/>
       <w:r>
         <w:rPr>
           <w:rFonts w:hint="eastAsia"/>
@@ -17410,7 +17722,7 @@
       <w:pPr>
         <w:pStyle w:val="afb"/>
       </w:pPr>
-      <w:bookmarkStart w:id="24" w:name="_Toc227624330"/>
+      <w:bookmarkStart w:id="24" w:name="_Toc227667004"/>
       <w:r>
         <w:rPr>
           <w:rFonts w:hint="eastAsia"/>
@@ -18910,7 +19222,7 @@
       <w:pPr>
         <w:pStyle w:val="afb"/>
       </w:pPr>
-      <w:bookmarkStart w:id="27" w:name="_Toc227624320"/>
+      <w:bookmarkStart w:id="27" w:name="_Toc227666992"/>
       <w:r>
         <w:rPr>
           <w:rFonts w:hint="eastAsia"/>
@@ -19025,7 +19337,7 @@
       <w:pPr>
         <w:pStyle w:val="afb"/>
       </w:pPr>
-      <w:bookmarkStart w:id="29" w:name="_Toc227624331"/>
+      <w:bookmarkStart w:id="29" w:name="_Toc227667005"/>
       <w:r>
         <w:rPr>
           <w:rFonts w:hint="eastAsia"/>
@@ -19579,7 +19891,7 @@
       <w:pPr>
         <w:pStyle w:val="afb"/>
       </w:pPr>
-      <w:bookmarkStart w:id="30" w:name="_Toc227624332"/>
+      <w:bookmarkStart w:id="30" w:name="_Toc227667006"/>
       <w:r>
         <w:rPr>
           <w:rFonts w:hint="eastAsia"/>
@@ -20139,7 +20451,7 @@
       <w:pPr>
         <w:pStyle w:val="afb"/>
       </w:pPr>
-      <w:bookmarkStart w:id="31" w:name="_Toc227624333"/>
+      <w:bookmarkStart w:id="31" w:name="_Toc227667007"/>
       <w:r>
         <w:rPr>
           <w:rFonts w:hint="eastAsia"/>
@@ -20559,7 +20871,7 @@
       <w:pPr>
         <w:pStyle w:val="afb"/>
       </w:pPr>
-      <w:bookmarkStart w:id="32" w:name="_Toc227624334"/>
+      <w:bookmarkStart w:id="32" w:name="_Toc227667008"/>
       <w:r>
         <w:rPr>
           <w:rFonts w:hint="eastAsia"/>
@@ -21010,7 +21322,7 @@
         <w:pStyle w:val="afb"/>
         <w:pageBreakBefore/>
       </w:pPr>
-      <w:bookmarkStart w:id="33" w:name="_Toc227624335"/>
+      <w:bookmarkStart w:id="33" w:name="_Toc227667009"/>
       <w:r>
         <w:rPr>
           <w:rFonts w:hint="eastAsia"/>
@@ -22671,7 +22983,7 @@
       <w:pPr>
         <w:pStyle w:val="afb"/>
       </w:pPr>
-      <w:bookmarkStart w:id="35" w:name="_Toc227624336"/>
+      <w:bookmarkStart w:id="35" w:name="_Toc227667010"/>
       <w:r>
         <w:rPr>
           <w:rFonts w:hint="eastAsia"/>
@@ -24651,7 +24963,7 @@
       <w:pPr>
         <w:pStyle w:val="afb"/>
       </w:pPr>
-      <w:bookmarkStart w:id="39" w:name="_Toc227624337"/>
+      <w:bookmarkStart w:id="39" w:name="_Toc227667011"/>
       <w:r>
         <w:rPr>
           <w:rFonts w:hint="eastAsia"/>
@@ -31049,7 +31361,7 @@
         <w:pStyle w:val="afb"/>
         <w:pageBreakBefore/>
       </w:pPr>
-      <w:bookmarkStart w:id="40" w:name="_Toc227624338"/>
+      <w:bookmarkStart w:id="40" w:name="_Toc227667012"/>
       <w:r>
         <w:rPr>
           <w:rFonts w:hint="eastAsia"/>
@@ -31843,7 +32155,7 @@
       <w:pPr>
         <w:pStyle w:val="afb"/>
       </w:pPr>
-      <w:bookmarkStart w:id="42" w:name="_Toc227624321"/>
+      <w:bookmarkStart w:id="42" w:name="_Toc227666993"/>
       <w:r>
         <w:rPr>
           <w:rFonts w:hint="eastAsia"/>
@@ -32016,7 +32328,7 @@
       <w:pPr>
         <w:pStyle w:val="afb"/>
       </w:pPr>
-      <w:bookmarkStart w:id="43" w:name="_Toc227624322"/>
+      <w:bookmarkStart w:id="43" w:name="_Toc227666994"/>
       <w:r>
         <w:rPr>
           <w:rFonts w:hint="eastAsia"/>
@@ -32189,7 +32501,7 @@
       <w:pPr>
         <w:pStyle w:val="afb"/>
       </w:pPr>
-      <w:bookmarkStart w:id="44" w:name="_Toc227624323"/>
+      <w:bookmarkStart w:id="44" w:name="_Toc227666995"/>
       <w:r>
         <w:rPr>
           <w:rFonts w:hint="eastAsia"/>
@@ -32362,7 +32674,7 @@
       <w:pPr>
         <w:pStyle w:val="afb"/>
       </w:pPr>
-      <w:bookmarkStart w:id="45" w:name="_Toc227624324"/>
+      <w:bookmarkStart w:id="45" w:name="_Toc227666996"/>
       <w:r>
         <w:rPr>
           <w:rFonts w:hint="eastAsia"/>
@@ -32522,7 +32834,7 @@
       <w:pPr>
         <w:pStyle w:val="afb"/>
       </w:pPr>
-      <w:bookmarkStart w:id="48" w:name="_Toc227624339"/>
+      <w:bookmarkStart w:id="48" w:name="_Toc227667013"/>
       <w:r>
         <w:rPr>
           <w:rFonts w:hint="eastAsia"/>
@@ -33726,7 +34038,7 @@
       <w:pPr>
         <w:pStyle w:val="afb"/>
       </w:pPr>
-      <w:bookmarkStart w:id="49" w:name="_Toc227624340"/>
+      <w:bookmarkStart w:id="49" w:name="_Toc227667014"/>
       <w:r>
         <w:rPr>
           <w:rFonts w:hint="eastAsia"/>
@@ -34135,7 +34447,7 @@
       <w:pPr>
         <w:pStyle w:val="afb"/>
       </w:pPr>
-      <w:bookmarkStart w:id="50" w:name="_Toc227624341"/>
+      <w:bookmarkStart w:id="50" w:name="_Toc227667015"/>
       <w:r>
         <w:rPr>
           <w:rFonts w:hint="eastAsia"/>
@@ -34753,6 +35065,7 @@
       <w:pPr>
         <w:pStyle w:val="afb"/>
       </w:pPr>
+      <w:bookmarkStart w:id="52" w:name="_Toc227666997"/>
       <w:r>
         <w:rPr>
           <w:rFonts w:hint="eastAsia"/>
@@ -34846,6 +35159,7 @@
         </w:rPr>
         <w:t>交易與商品管理之使用個案圖</w:t>
       </w:r>
+      <w:bookmarkEnd w:id="52"/>
     </w:p>
     <w:p>
       <w:pPr>
@@ -34910,6 +35224,7 @@
       <w:pPr>
         <w:pStyle w:val="afb"/>
       </w:pPr>
+      <w:bookmarkStart w:id="53" w:name="_Toc227666998"/>
       <w:r>
         <w:rPr>
           <w:rFonts w:hint="eastAsia"/>
@@ -35002,88 +35317,49 @@
           <w:rFonts w:hint="eastAsia"/>
         </w:rPr>
         <w:t>帳號與個人化設定之使用個案圖</w:t>
-      </w:r>
-    </w:p>
-    <w:p>
-      <w:pPr>
-        <w:pStyle w:val="2"/>
-        <w:pageBreakBefore/>
-      </w:pPr>
-      <w:bookmarkStart w:id="52" w:name="_Toc227364453"/>
-      <w:r>
-        <w:rPr>
-          <w:rFonts w:hint="eastAsia"/>
-        </w:rPr>
-        <w:lastRenderedPageBreak/>
-        <w:t>使用個案描述</w:t>
-      </w:r>
-      <w:bookmarkEnd w:id="52"/>
-    </w:p>
-    <w:p>
-      <w:pPr>
-        <w:pStyle w:val="a0"/>
-        <w:ind w:firstLineChars="200" w:firstLine="560"/>
-      </w:pPr>
-      <w:r>
-        <w:rPr>
-          <w:rFonts w:hint="eastAsia"/>
-          <w:color w:val="EE0000"/>
-        </w:rPr>
-        <w:t>新增內容</w:t>
-      </w:r>
-    </w:p>
-    <w:p>
-      <w:pPr>
-        <w:pStyle w:val="2"/>
-        <w:pageBreakBefore/>
-      </w:pPr>
-      <w:bookmarkStart w:id="53" w:name="_Toc227364454"/>
-      <w:r>
-        <w:rPr>
-          <w:rFonts w:hint="eastAsia"/>
-        </w:rPr>
-        <w:lastRenderedPageBreak/>
-        <w:t>分析類別圖</w:t>
       </w:r>
       <w:bookmarkEnd w:id="53"/>
     </w:p>
     <w:p>
       <w:pPr>
-        <w:pStyle w:val="a0"/>
-        <w:ind w:firstLineChars="200" w:firstLine="560"/>
-      </w:pPr>
-      <w:r>
-        <w:rPr>
-          <w:rFonts w:hint="eastAsia"/>
-          <w:color w:val="EE0000"/>
-        </w:rPr>
-        <w:t>新增內容</w:t>
-      </w:r>
-    </w:p>
-    <w:p>
-      <w:pPr>
-        <w:pStyle w:val="1"/>
-      </w:pPr>
-      <w:bookmarkStart w:id="54" w:name="_Toc227364455"/>
+        <w:pStyle w:val="2"/>
+        <w:pageBreakBefore/>
+      </w:pPr>
+      <w:bookmarkStart w:id="54" w:name="_Toc227364453"/>
       <w:r>
         <w:rPr>
           <w:rFonts w:hint="eastAsia"/>
         </w:rPr>
         <w:lastRenderedPageBreak/>
-        <w:t>設計模型</w:t>
+        <w:t>使用個案描述</w:t>
       </w:r>
       <w:bookmarkEnd w:id="54"/>
     </w:p>
     <w:p>
       <w:pPr>
+        <w:pStyle w:val="a0"/>
+        <w:ind w:firstLineChars="200" w:firstLine="560"/>
+      </w:pPr>
+      <w:r>
+        <w:rPr>
+          <w:rFonts w:hint="eastAsia"/>
+          <w:color w:val="EE0000"/>
+        </w:rPr>
+        <w:t>新增內容</w:t>
+      </w:r>
+    </w:p>
+    <w:p>
+      <w:pPr>
         <w:pStyle w:val="2"/>
-      </w:pPr>
-      <w:bookmarkStart w:id="55" w:name="_Toc227364456"/>
-      <w:r>
-        <w:rPr>
-          <w:rFonts w:hint="eastAsia"/>
-        </w:rPr>
-        <w:t>循序圖</w:t>
+        <w:pageBreakBefore/>
+      </w:pPr>
+      <w:bookmarkStart w:id="55" w:name="_Toc227364454"/>
+      <w:r>
+        <w:rPr>
+          <w:rFonts w:hint="eastAsia"/>
+        </w:rPr>
+        <w:lastRenderedPageBreak/>
+        <w:t>分析類別圖</w:t>
       </w:r>
       <w:bookmarkEnd w:id="55"/>
     </w:p>
@@ -35102,58 +35378,98 @@
     </w:p>
     <w:p>
       <w:pPr>
-        <w:pStyle w:val="2"/>
-        <w:pageBreakBefore/>
-      </w:pPr>
-      <w:bookmarkStart w:id="56" w:name="_Toc227364457"/>
+        <w:pStyle w:val="1"/>
+      </w:pPr>
+      <w:bookmarkStart w:id="56" w:name="_Toc227364455"/>
       <w:r>
         <w:rPr>
           <w:rFonts w:hint="eastAsia"/>
         </w:rPr>
         <w:lastRenderedPageBreak/>
-        <w:t>設計類別圖</w:t>
+        <w:t>設計模型</w:t>
       </w:r>
       <w:bookmarkEnd w:id="56"/>
     </w:p>
     <w:p>
       <w:pPr>
-        <w:pStyle w:val="a0"/>
-        <w:ind w:firstLineChars="200" w:firstLine="560"/>
-      </w:pPr>
-      <w:r>
-        <w:rPr>
-          <w:rFonts w:hint="eastAsia"/>
-          <w:color w:val="EE0000"/>
-        </w:rPr>
-        <w:t>新增內容</w:t>
-      </w:r>
-    </w:p>
-    <w:p>
-      <w:pPr>
-        <w:pStyle w:val="1"/>
-      </w:pPr>
-      <w:bookmarkStart w:id="57" w:name="_Toc227364458"/>
-      <w:r>
-        <w:rPr>
-          <w:rFonts w:hint="eastAsia"/>
-        </w:rPr>
-        <w:lastRenderedPageBreak/>
-        <w:t>實作模型</w:t>
+        <w:pStyle w:val="2"/>
+      </w:pPr>
+      <w:bookmarkStart w:id="57" w:name="_Toc227364456"/>
+      <w:r>
+        <w:rPr>
+          <w:rFonts w:hint="eastAsia"/>
+        </w:rPr>
+        <w:t>循序圖</w:t>
       </w:r>
       <w:bookmarkEnd w:id="57"/>
     </w:p>
     <w:p>
       <w:pPr>
+        <w:pStyle w:val="a0"/>
+        <w:ind w:firstLineChars="200" w:firstLine="560"/>
+      </w:pPr>
+      <w:r>
+        <w:rPr>
+          <w:rFonts w:hint="eastAsia"/>
+          <w:color w:val="EE0000"/>
+        </w:rPr>
+        <w:t>新增內容</w:t>
+      </w:r>
+    </w:p>
+    <w:p>
+      <w:pPr>
         <w:pStyle w:val="2"/>
-      </w:pPr>
-      <w:bookmarkStart w:id="58" w:name="_Toc227364459"/>
+        <w:pageBreakBefore/>
+      </w:pPr>
+      <w:bookmarkStart w:id="58" w:name="_Toc227364457"/>
+      <w:r>
+        <w:rPr>
+          <w:rFonts w:hint="eastAsia"/>
+        </w:rPr>
+        <w:lastRenderedPageBreak/>
+        <w:t>設計類別圖</w:t>
+      </w:r>
+      <w:bookmarkEnd w:id="58"/>
+    </w:p>
+    <w:p>
+      <w:pPr>
+        <w:pStyle w:val="a0"/>
+        <w:ind w:firstLineChars="200" w:firstLine="560"/>
+      </w:pPr>
+      <w:r>
+        <w:rPr>
+          <w:rFonts w:hint="eastAsia"/>
+          <w:color w:val="EE0000"/>
+        </w:rPr>
+        <w:t>新增內容</w:t>
+      </w:r>
+    </w:p>
+    <w:p>
+      <w:pPr>
+        <w:pStyle w:val="1"/>
+      </w:pPr>
+      <w:bookmarkStart w:id="59" w:name="_Toc227364458"/>
+      <w:r>
+        <w:rPr>
+          <w:rFonts w:hint="eastAsia"/>
+        </w:rPr>
+        <w:lastRenderedPageBreak/>
+        <w:t>實作模型</w:t>
+      </w:r>
+      <w:bookmarkEnd w:id="59"/>
+    </w:p>
+    <w:p>
+      <w:pPr>
+        <w:pStyle w:val="2"/>
+      </w:pPr>
+      <w:bookmarkStart w:id="60" w:name="_Toc227364459"/>
       <w:r>
         <w:rPr>
           <w:rFonts w:hint="eastAsia"/>
         </w:rPr>
         <w:t>佈署圖</w:t>
       </w:r>
-      <w:bookmarkEnd w:id="58"/>
+      <w:bookmarkEnd w:id="60"/>
     </w:p>
     <w:p>
       <w:pPr>
@@ -35227,7 +35543,7 @@
       <w:pPr>
         <w:pStyle w:val="afb"/>
       </w:pPr>
-      <w:bookmarkStart w:id="59" w:name="_Toc227624325"/>
+      <w:bookmarkStart w:id="61" w:name="_Toc227666999"/>
       <w:r>
         <w:rPr>
           <w:rFonts w:hint="eastAsia"/>
@@ -35320,54 +35636,26 @@
           <w:rFonts w:hint="eastAsia"/>
         </w:rPr>
         <w:t>佈署圖</w:t>
-      </w:r>
-      <w:bookmarkEnd w:id="59"/>
-    </w:p>
-    <w:p>
-      <w:pPr>
-        <w:pStyle w:val="2"/>
-        <w:pageBreakBefore/>
-      </w:pPr>
-      <w:bookmarkStart w:id="60" w:name="_Toc227364460"/>
-      <w:r>
-        <w:rPr>
-          <w:rFonts w:hint="eastAsia"/>
-        </w:rPr>
-        <w:lastRenderedPageBreak/>
-        <w:t>套件圖</w:t>
-      </w:r>
-      <w:bookmarkEnd w:id="60"/>
-    </w:p>
-    <w:p>
-      <w:pPr>
-        <w:pStyle w:val="a0"/>
-        <w:ind w:firstLineChars="200" w:firstLine="560"/>
-      </w:pPr>
-      <w:r>
-        <w:rPr>
-          <w:rFonts w:hint="eastAsia"/>
-          <w:color w:val="EE0000"/>
-        </w:rPr>
-        <w:t>新增內容</w:t>
-      </w:r>
-    </w:p>
-    <w:p>
-      <w:pPr>
-        <w:pStyle w:val="2"/>
-        <w:pageBreakBefore/>
-      </w:pPr>
-      <w:bookmarkStart w:id="61" w:name="_Toc227364461"/>
-      <w:r>
-        <w:rPr>
-          <w:rFonts w:hint="eastAsia"/>
-        </w:rPr>
-        <w:lastRenderedPageBreak/>
-        <w:t>元件圖</w:t>
       </w:r>
       <w:bookmarkEnd w:id="61"/>
     </w:p>
     <w:p>
       <w:pPr>
+        <w:pStyle w:val="2"/>
+        <w:pageBreakBefore/>
+      </w:pPr>
+      <w:bookmarkStart w:id="62" w:name="_Toc227364460"/>
+      <w:r>
+        <w:rPr>
+          <w:rFonts w:hint="eastAsia"/>
+        </w:rPr>
+        <w:lastRenderedPageBreak/>
+        <w:t>套件圖</w:t>
+      </w:r>
+      <w:bookmarkEnd w:id="62"/>
+    </w:p>
+    <w:p>
+      <w:pPr>
         <w:pStyle w:val="a0"/>
         <w:ind w:firstLineChars="200" w:firstLine="560"/>
       </w:pPr>
@@ -35384,7 +35672,35 @@
         <w:pStyle w:val="2"/>
         <w:pageBreakBefore/>
       </w:pPr>
-      <w:bookmarkStart w:id="62" w:name="_Toc227364462"/>
+      <w:bookmarkStart w:id="63" w:name="_Toc227364461"/>
+      <w:r>
+        <w:rPr>
+          <w:rFonts w:hint="eastAsia"/>
+        </w:rPr>
+        <w:lastRenderedPageBreak/>
+        <w:t>元件圖</w:t>
+      </w:r>
+      <w:bookmarkEnd w:id="63"/>
+    </w:p>
+    <w:p>
+      <w:pPr>
+        <w:pStyle w:val="a0"/>
+        <w:ind w:firstLineChars="200" w:firstLine="560"/>
+      </w:pPr>
+      <w:r>
+        <w:rPr>
+          <w:rFonts w:hint="eastAsia"/>
+          <w:color w:val="EE0000"/>
+        </w:rPr>
+        <w:t>新增內容</w:t>
+      </w:r>
+    </w:p>
+    <w:p>
+      <w:pPr>
+        <w:pStyle w:val="2"/>
+        <w:pageBreakBefore/>
+      </w:pPr>
+      <w:bookmarkStart w:id="64" w:name="_Toc227364462"/>
       <w:r>
         <w:rPr>
           <w:rFonts w:hint="eastAsia"/>
@@ -35392,7 +35708,7 @@
         <w:lastRenderedPageBreak/>
         <w:t>狀態機</w:t>
       </w:r>
-      <w:bookmarkEnd w:id="62"/>
+      <w:bookmarkEnd w:id="64"/>
     </w:p>
     <w:p>
       <w:pPr>
@@ -35461,7 +35777,7 @@
       <w:pPr>
         <w:pStyle w:val="afb"/>
       </w:pPr>
-      <w:bookmarkStart w:id="63" w:name="_Toc227624326"/>
+      <w:bookmarkStart w:id="65" w:name="_Toc227667000"/>
       <w:r>
         <w:rPr>
           <w:rFonts w:hint="eastAsia"/>
@@ -35561,7 +35877,7 @@
         </w:rPr>
         <w:t>狀態機</w:t>
       </w:r>
-      <w:bookmarkEnd w:id="63"/>
+      <w:bookmarkEnd w:id="65"/>
     </w:p>
     <w:p>
       <w:pPr>
@@ -35630,7 +35946,7 @@
       <w:pPr>
         <w:pStyle w:val="afb"/>
       </w:pPr>
-      <w:bookmarkStart w:id="64" w:name="_Toc227624327"/>
+      <w:bookmarkStart w:id="66" w:name="_Toc227667001"/>
       <w:r>
         <w:rPr>
           <w:rFonts w:hint="eastAsia"/>
@@ -35723,111 +36039,71 @@
           <w:rFonts w:hint="eastAsia"/>
         </w:rPr>
         <w:t>訂單之狀態機</w:t>
-      </w:r>
-      <w:bookmarkEnd w:id="64"/>
-    </w:p>
-    <w:p>
-      <w:pPr>
-        <w:pStyle w:val="1"/>
-      </w:pPr>
-      <w:bookmarkStart w:id="65" w:name="_Toc227364463"/>
-      <w:r>
-        <w:rPr>
-          <w:rFonts w:hint="eastAsia"/>
-        </w:rPr>
-        <w:lastRenderedPageBreak/>
-        <w:t>資料庫設計</w:t>
-      </w:r>
-      <w:bookmarkEnd w:id="65"/>
-    </w:p>
-    <w:p>
-      <w:pPr>
-        <w:pStyle w:val="2"/>
-      </w:pPr>
-      <w:bookmarkStart w:id="66" w:name="_Toc227364464"/>
-      <w:r>
-        <w:rPr>
-          <w:rFonts w:hint="eastAsia"/>
-        </w:rPr>
-        <w:t>資料庫關聯表</w:t>
       </w:r>
       <w:bookmarkEnd w:id="66"/>
     </w:p>
     <w:p>
       <w:pPr>
-        <w:pStyle w:val="a0"/>
-        <w:ind w:firstLineChars="200" w:firstLine="560"/>
-      </w:pPr>
-      <w:r>
-        <w:rPr>
-          <w:rFonts w:hint="eastAsia"/>
-          <w:color w:val="EE0000"/>
-        </w:rPr>
-        <w:t>新增內容</w:t>
-      </w:r>
-    </w:p>
-    <w:p>
-      <w:pPr>
-        <w:pStyle w:val="2"/>
-        <w:pageBreakBefore/>
-        <w:rPr>
-          <w:lang w:val="pt-PT"/>
-        </w:rPr>
-      </w:pPr>
-      <w:bookmarkStart w:id="67" w:name="_Toc227364465"/>
+        <w:pStyle w:val="1"/>
+      </w:pPr>
+      <w:bookmarkStart w:id="67" w:name="_Toc227364463"/>
       <w:r>
         <w:rPr>
           <w:rFonts w:hint="eastAsia"/>
         </w:rPr>
         <w:lastRenderedPageBreak/>
-        <w:t>表格及其</w:t>
-      </w:r>
-      <w:r>
-        <w:rPr>
-          <w:rFonts w:hint="eastAsia"/>
-          <w:lang w:val="pt-PT"/>
-        </w:rPr>
-        <w:t>Meta data</w:t>
+        <w:t>資料庫設計</w:t>
       </w:r>
       <w:bookmarkEnd w:id="67"/>
     </w:p>
     <w:p>
       <w:pPr>
-        <w:pStyle w:val="a0"/>
-        <w:ind w:firstLineChars="200" w:firstLine="560"/>
-      </w:pPr>
-      <w:r>
-        <w:rPr>
-          <w:rFonts w:hint="eastAsia"/>
-          <w:color w:val="EE0000"/>
-        </w:rPr>
-        <w:t>新增內容</w:t>
-      </w:r>
-    </w:p>
-    <w:p>
-      <w:pPr>
-        <w:pStyle w:val="1"/>
-      </w:pPr>
-      <w:bookmarkStart w:id="68" w:name="_Toc227364466"/>
-      <w:r>
-        <w:rPr>
-          <w:rFonts w:hint="eastAsia"/>
-        </w:rPr>
-        <w:lastRenderedPageBreak/>
-        <w:t>程式</w:t>
+        <w:pStyle w:val="2"/>
+      </w:pPr>
+      <w:bookmarkStart w:id="68" w:name="_Toc227364464"/>
+      <w:r>
+        <w:rPr>
+          <w:rFonts w:hint="eastAsia"/>
+        </w:rPr>
+        <w:t>資料庫關聯表</w:t>
       </w:r>
       <w:bookmarkEnd w:id="68"/>
     </w:p>
     <w:p>
       <w:pPr>
+        <w:pStyle w:val="a0"/>
+        <w:ind w:firstLineChars="200" w:firstLine="560"/>
+      </w:pPr>
+      <w:r>
+        <w:rPr>
+          <w:rFonts w:hint="eastAsia"/>
+          <w:color w:val="EE0000"/>
+        </w:rPr>
+        <w:t>新增內容</w:t>
+      </w:r>
+    </w:p>
+    <w:p>
+      <w:pPr>
         <w:pStyle w:val="2"/>
-      </w:pPr>
-      <w:bookmarkStart w:id="69" w:name="_Toc227364467"/>
-      <w:r>
-        <w:rPr>
-          <w:rFonts w:hint="eastAsia"/>
-        </w:rPr>
-        <w:t>元件清單及其規格描述</w:t>
+        <w:pageBreakBefore/>
+        <w:rPr>
+          <w:lang w:val="pt-PT"/>
+        </w:rPr>
+      </w:pPr>
+      <w:bookmarkStart w:id="69" w:name="_Toc227364465"/>
+      <w:r>
+        <w:rPr>
+          <w:rFonts w:hint="eastAsia"/>
+        </w:rPr>
+        <w:lastRenderedPageBreak/>
+        <w:t>表格及其</w:t>
+      </w:r>
+      <w:r>
+        <w:rPr>
+          <w:rFonts w:hint="eastAsia"/>
+          <w:lang w:val="pt-PT"/>
+        </w:rPr>
+        <w:t>Meta data</w:t>
       </w:r>
       <w:bookmarkEnd w:id="69"/>
     </w:p>
@@ -35846,19 +36122,33 @@
     </w:p>
     <w:p>
       <w:pPr>
-        <w:pStyle w:val="2"/>
-      </w:pPr>
-      <w:bookmarkStart w:id="70" w:name="_Toc227364468"/>
-      <w:r>
-        <w:rPr>
-          <w:rFonts w:hint="eastAsia"/>
-        </w:rPr>
-        <w:t>其他附屬之各種元件</w:t>
+        <w:pStyle w:val="1"/>
+      </w:pPr>
+      <w:bookmarkStart w:id="70" w:name="_Toc227364466"/>
+      <w:r>
+        <w:rPr>
+          <w:rFonts w:hint="eastAsia"/>
+        </w:rPr>
+        <w:lastRenderedPageBreak/>
+        <w:t>程式</w:t>
       </w:r>
       <w:bookmarkEnd w:id="70"/>
     </w:p>
     <w:p>
       <w:pPr>
+        <w:pStyle w:val="2"/>
+      </w:pPr>
+      <w:bookmarkStart w:id="71" w:name="_Toc227364467"/>
+      <w:r>
+        <w:rPr>
+          <w:rFonts w:hint="eastAsia"/>
+        </w:rPr>
+        <w:t>元件清單及其規格描述</w:t>
+      </w:r>
+      <w:bookmarkEnd w:id="71"/>
+    </w:p>
+    <w:p>
+      <w:pPr>
         <w:pStyle w:val="a0"/>
         <w:ind w:firstLineChars="200" w:firstLine="560"/>
       </w:pPr>
@@ -35872,9 +36162,35 @@
     </w:p>
     <w:p>
       <w:pPr>
+        <w:pStyle w:val="2"/>
+      </w:pPr>
+      <w:bookmarkStart w:id="72" w:name="_Toc227364468"/>
+      <w:r>
+        <w:rPr>
+          <w:rFonts w:hint="eastAsia"/>
+        </w:rPr>
+        <w:t>其他附屬之各種元件</w:t>
+      </w:r>
+      <w:bookmarkEnd w:id="72"/>
+    </w:p>
+    <w:p>
+      <w:pPr>
+        <w:pStyle w:val="a0"/>
+        <w:ind w:firstLineChars="200" w:firstLine="560"/>
+      </w:pPr>
+      <w:r>
+        <w:rPr>
+          <w:rFonts w:hint="eastAsia"/>
+          <w:color w:val="EE0000"/>
+        </w:rPr>
+        <w:t>新增內容</w:t>
+      </w:r>
+    </w:p>
+    <w:p>
+      <w:pPr>
         <w:pStyle w:val="1"/>
       </w:pPr>
-      <w:bookmarkStart w:id="71" w:name="_Toc227364469"/>
+      <w:bookmarkStart w:id="73" w:name="_Toc227364469"/>
       <w:r>
         <w:rPr>
           <w:rFonts w:hint="eastAsia"/>
@@ -35882,7 +36198,7 @@
         <w:lastRenderedPageBreak/>
         <w:t>測試模型</w:t>
       </w:r>
-      <w:bookmarkEnd w:id="71"/>
+      <w:bookmarkEnd w:id="73"/>
     </w:p>
     <w:p>
       <w:pPr>
@@ -35892,14 +36208,14 @@
           <w:tab w:val="left" w:pos="723"/>
         </w:tabs>
       </w:pPr>
-      <w:bookmarkStart w:id="72" w:name="_Toc227364470"/>
+      <w:bookmarkStart w:id="74" w:name="_Toc227364470"/>
       <w:r>
         <w:rPr>
           <w:rFonts w:hint="eastAsia"/>
         </w:rPr>
         <w:t>測試計畫</w:t>
       </w:r>
-      <w:bookmarkEnd w:id="72"/>
+      <w:bookmarkEnd w:id="74"/>
     </w:p>
     <w:p>
       <w:pPr>
@@ -35922,14 +36238,14 @@
           <w:tab w:val="left" w:pos="723"/>
         </w:tabs>
       </w:pPr>
-      <w:bookmarkStart w:id="73" w:name="_Toc227364471"/>
+      <w:bookmarkStart w:id="75" w:name="_Toc227364471"/>
       <w:r>
         <w:rPr>
           <w:rFonts w:hint="eastAsia"/>
         </w:rPr>
         <w:t>測試個案與測試結果資料</w:t>
       </w:r>
-      <w:bookmarkEnd w:id="73"/>
+      <w:bookmarkEnd w:id="75"/>
     </w:p>
     <w:p>
       <w:pPr>
@@ -35948,7 +36264,7 @@
       <w:pPr>
         <w:pStyle w:val="1"/>
       </w:pPr>
-      <w:bookmarkStart w:id="74" w:name="_Toc227364472"/>
+      <w:bookmarkStart w:id="76" w:name="_Toc227364472"/>
       <w:r>
         <w:rPr>
           <w:rFonts w:hint="eastAsia"/>
@@ -35956,7 +36272,7 @@
         <w:lastRenderedPageBreak/>
         <w:t>操作手冊</w:t>
       </w:r>
-      <w:bookmarkEnd w:id="74"/>
+      <w:bookmarkEnd w:id="76"/>
     </w:p>
     <w:p>
       <w:pPr>
@@ -35966,14 +36282,14 @@
           <w:tab w:val="left" w:pos="723"/>
         </w:tabs>
       </w:pPr>
-      <w:bookmarkStart w:id="75" w:name="_Toc227364473"/>
+      <w:bookmarkStart w:id="77" w:name="_Toc227364473"/>
       <w:r>
         <w:rPr>
           <w:rFonts w:hint="eastAsia"/>
         </w:rPr>
         <w:t>系統元件</w:t>
       </w:r>
-      <w:bookmarkEnd w:id="75"/>
+      <w:bookmarkEnd w:id="77"/>
     </w:p>
     <w:p>
       <w:pPr>
@@ -35996,66 +36312,12 @@
           <w:tab w:val="left" w:pos="723"/>
         </w:tabs>
       </w:pPr>
-      <w:bookmarkStart w:id="76" w:name="_Toc227364474"/>
+      <w:bookmarkStart w:id="78" w:name="_Toc227364474"/>
       <w:r>
         <w:rPr>
           <w:rFonts w:hint="eastAsia"/>
         </w:rPr>
         <w:t>系統下載及安裝</w:t>
-      </w:r>
-      <w:bookmarkEnd w:id="76"/>
-    </w:p>
-    <w:p>
-      <w:pPr>
-        <w:pStyle w:val="a0"/>
-        <w:ind w:firstLineChars="200" w:firstLine="560"/>
-      </w:pPr>
-      <w:r>
-        <w:rPr>
-          <w:rFonts w:hint="eastAsia"/>
-          <w:color w:val="EE0000"/>
-        </w:rPr>
-        <w:t>新增內容</w:t>
-      </w:r>
-    </w:p>
-    <w:p>
-      <w:pPr>
-        <w:pStyle w:val="1"/>
-      </w:pPr>
-      <w:bookmarkStart w:id="77" w:name="_Toc227364475"/>
-      <w:r>
-        <w:rPr>
-          <w:rFonts w:hint="eastAsia"/>
-        </w:rPr>
-        <w:lastRenderedPageBreak/>
-        <w:t>使用手冊</w:t>
-      </w:r>
-      <w:bookmarkEnd w:id="77"/>
-    </w:p>
-    <w:p>
-      <w:pPr>
-        <w:pStyle w:val="a0"/>
-        <w:ind w:firstLineChars="200" w:firstLine="560"/>
-      </w:pPr>
-      <w:r>
-        <w:rPr>
-          <w:rFonts w:hint="eastAsia"/>
-          <w:color w:val="EE0000"/>
-        </w:rPr>
-        <w:t>新增內容</w:t>
-      </w:r>
-    </w:p>
-    <w:p>
-      <w:pPr>
-        <w:pStyle w:val="1"/>
-      </w:pPr>
-      <w:bookmarkStart w:id="78" w:name="_Toc227364476"/>
-      <w:r>
-        <w:rPr>
-          <w:rFonts w:hint="eastAsia"/>
-        </w:rPr>
-        <w:lastRenderedPageBreak/>
-        <w:t>感想</w:t>
       </w:r>
       <w:bookmarkEnd w:id="78"/>
     </w:p>
@@ -36076,13 +36338,13 @@
       <w:pPr>
         <w:pStyle w:val="1"/>
       </w:pPr>
-      <w:bookmarkStart w:id="79" w:name="_Toc227364477"/>
+      <w:bookmarkStart w:id="79" w:name="_Toc227364475"/>
       <w:r>
         <w:rPr>
           <w:rFonts w:hint="eastAsia"/>
         </w:rPr>
         <w:lastRenderedPageBreak/>
-        <w:t>參考資料</w:t>
+        <w:t>使用手冊</w:t>
       </w:r>
       <w:bookmarkEnd w:id="79"/>
     </w:p>
@@ -36101,6 +36363,60 @@
     </w:p>
     <w:p>
       <w:pPr>
+        <w:pStyle w:val="1"/>
+      </w:pPr>
+      <w:bookmarkStart w:id="80" w:name="_Toc227364476"/>
+      <w:r>
+        <w:rPr>
+          <w:rFonts w:hint="eastAsia"/>
+        </w:rPr>
+        <w:lastRenderedPageBreak/>
+        <w:t>感想</w:t>
+      </w:r>
+      <w:bookmarkEnd w:id="80"/>
+    </w:p>
+    <w:p>
+      <w:pPr>
+        <w:pStyle w:val="a0"/>
+        <w:ind w:firstLineChars="200" w:firstLine="560"/>
+      </w:pPr>
+      <w:r>
+        <w:rPr>
+          <w:rFonts w:hint="eastAsia"/>
+          <w:color w:val="EE0000"/>
+        </w:rPr>
+        <w:t>新增內容</w:t>
+      </w:r>
+    </w:p>
+    <w:p>
+      <w:pPr>
+        <w:pStyle w:val="1"/>
+      </w:pPr>
+      <w:bookmarkStart w:id="81" w:name="_Toc227364477"/>
+      <w:r>
+        <w:rPr>
+          <w:rFonts w:hint="eastAsia"/>
+        </w:rPr>
+        <w:lastRenderedPageBreak/>
+        <w:t>參考資料</w:t>
+      </w:r>
+      <w:bookmarkEnd w:id="81"/>
+    </w:p>
+    <w:p>
+      <w:pPr>
+        <w:pStyle w:val="a0"/>
+        <w:ind w:firstLineChars="200" w:firstLine="560"/>
+      </w:pPr>
+      <w:r>
+        <w:rPr>
+          <w:rFonts w:hint="eastAsia"/>
+          <w:color w:val="EE0000"/>
+        </w:rPr>
+        <w:t>新增內容</w:t>
+      </w:r>
+    </w:p>
+    <w:p>
+      <w:pPr>
         <w:rPr>
           <w:b/>
           <w:bCs/>
@@ -36133,11 +36449,11 @@
       <w:pPr>
         <w:pStyle w:val="a"/>
       </w:pPr>
-      <w:bookmarkStart w:id="80" w:name="_Toc227364478"/>
+      <w:bookmarkStart w:id="82" w:name="_Toc227364478"/>
       <w:r>
         <w:t>會議紀錄</w:t>
       </w:r>
-      <w:bookmarkEnd w:id="80"/>
+      <w:bookmarkEnd w:id="82"/>
     </w:p>
     <w:p>
       <w:pPr>
@@ -36156,14 +36472,14 @@
       <w:pPr>
         <w:pStyle w:val="a"/>
       </w:pPr>
-      <w:bookmarkStart w:id="81" w:name="_Toc227364479"/>
+      <w:bookmarkStart w:id="83" w:name="_Toc227364479"/>
       <w:r>
         <w:rPr>
           <w:rFonts w:hint="eastAsia"/>
         </w:rPr>
         <w:t>問卷題目</w:t>
       </w:r>
-      <w:bookmarkEnd w:id="81"/>
+      <w:bookmarkEnd w:id="83"/>
     </w:p>
     <w:p>
       <w:pPr>
@@ -36182,14 +36498,14 @@
       <w:pPr>
         <w:pStyle w:val="a"/>
       </w:pPr>
-      <w:bookmarkStart w:id="82" w:name="_Toc227364480"/>
+      <w:bookmarkStart w:id="84" w:name="_Toc227364480"/>
       <w:r>
         <w:rPr>
           <w:rFonts w:hint="eastAsia"/>
         </w:rPr>
         <w:t>評審問題回覆</w:t>
       </w:r>
-      <w:bookmarkEnd w:id="82"/>
+      <w:bookmarkEnd w:id="84"/>
     </w:p>
     <w:p>
       <w:pPr>

--- a/documents/四技第115414組-救「舊」我的書-系統手冊.docx
+++ b/documents/四技第115414組-救「舊」我的書-系統手冊.docx
@@ -17,7 +17,25 @@
           <w:sz w:val="72"/>
           <w:szCs w:val="72"/>
         </w:rPr>
-        <w:t>國立臺北商業大學</w:t>
+        <w:t>國立</w:t>
+      </w:r>
+      <w:proofErr w:type="gramStart"/>
+      <w:r>
+        <w:rPr>
+          <w:rFonts w:ascii="Times New Roman" w:eastAsia="DFKai-SB" w:hAnsi="Times New Roman" w:hint="eastAsia"/>
+          <w:sz w:val="72"/>
+          <w:szCs w:val="72"/>
+        </w:rPr>
+        <w:t>臺</w:t>
+      </w:r>
+      <w:proofErr w:type="gramEnd"/>
+      <w:r>
+        <w:rPr>
+          <w:rFonts w:ascii="Times New Roman" w:eastAsia="DFKai-SB" w:hAnsi="Times New Roman" w:hint="eastAsia"/>
+          <w:sz w:val="72"/>
+          <w:szCs w:val="72"/>
+        </w:rPr>
+        <w:t>北商業大學</w:t>
       </w:r>
     </w:p>
     <w:p>
@@ -697,12 +715,20 @@
         <w:spacing w:after="120"/>
       </w:pPr>
       <w:bookmarkStart w:id="0" w:name="_Toc227364428"/>
+      <w:proofErr w:type="gramStart"/>
       <w:r>
         <w:rPr>
           <w:rFonts w:hint="eastAsia"/>
         </w:rPr>
         <w:lastRenderedPageBreak/>
-        <w:t>誌謝</w:t>
+        <w:t>誌</w:t>
+      </w:r>
+      <w:proofErr w:type="gramEnd"/>
+      <w:r>
+        <w:rPr>
+          <w:rFonts w:hint="eastAsia"/>
+        </w:rPr>
+        <w:t>謝</w:t>
       </w:r>
       <w:bookmarkEnd w:id="0"/>
     </w:p>
@@ -719,7 +745,39 @@
           <w:rFonts w:hint="eastAsia"/>
           <w:color w:val="000000" w:themeColor="text1"/>
         </w:rPr>
-        <w:t>歲月荏苒，本系統「救『舊』我的書」自研發、淬鍊至最終成型，背後實仰賴多方之襄助與知識之交織。本系統之完成，非僅為技術之實踐，更為跨校、跨領域協作之成果。謹於此文末，向所有曾惠予指引與支援之師長、同儕，致上最誠摯之謝忱。</w:t>
+        <w:t>歲月荏苒，本系統「救『舊』我的書」自研發、淬</w:t>
+      </w:r>
+      <w:proofErr w:type="gramStart"/>
+      <w:r>
+        <w:rPr>
+          <w:rFonts w:hint="eastAsia"/>
+          <w:color w:val="000000" w:themeColor="text1"/>
+        </w:rPr>
+        <w:t>鍊</w:t>
+      </w:r>
+      <w:proofErr w:type="gramEnd"/>
+      <w:r>
+        <w:rPr>
+          <w:rFonts w:hint="eastAsia"/>
+          <w:color w:val="000000" w:themeColor="text1"/>
+        </w:rPr>
+        <w:t>至最終成型，背後實仰賴多方之襄助與知識之交織。本系統之完成，非僅為技術之實踐，更為跨校、跨領域協作之成果。謹於此文末，向</w:t>
+      </w:r>
+      <w:proofErr w:type="gramStart"/>
+      <w:r>
+        <w:rPr>
+          <w:rFonts w:hint="eastAsia"/>
+          <w:color w:val="000000" w:themeColor="text1"/>
+        </w:rPr>
+        <w:t>所有曾惠予</w:t>
+      </w:r>
+      <w:proofErr w:type="gramEnd"/>
+      <w:r>
+        <w:rPr>
+          <w:rFonts w:hint="eastAsia"/>
+          <w:color w:val="000000" w:themeColor="text1"/>
+        </w:rPr>
+        <w:t>指引與支援之師長、同儕，致上最誠摯之謝忱。</w:t>
       </w:r>
     </w:p>
     <w:p>
@@ -736,7 +794,39 @@
           <w:rFonts w:hint="eastAsia"/>
           <w:color w:val="000000" w:themeColor="text1"/>
         </w:rPr>
-        <w:t>首要感謝指導教授國立臺北商業大學林俊杰老師。林教授於專案構思之初，即以高瞻遠矚之學識為學生撥雲見日，引領吾等於技術研發中確立航向。其嚴謹之治學態度與敏銳之學術洞察力，不僅使系統架構更臻完善，更教導學生以系統化思維解決實務困境，師恩浩蕩，銘感五內。</w:t>
+        <w:t>首要感謝指導教授國立</w:t>
+      </w:r>
+      <w:proofErr w:type="gramStart"/>
+      <w:r>
+        <w:rPr>
+          <w:rFonts w:hint="eastAsia"/>
+          <w:color w:val="000000" w:themeColor="text1"/>
+        </w:rPr>
+        <w:t>臺</w:t>
+      </w:r>
+      <w:proofErr w:type="gramEnd"/>
+      <w:r>
+        <w:rPr>
+          <w:rFonts w:hint="eastAsia"/>
+          <w:color w:val="000000" w:themeColor="text1"/>
+        </w:rPr>
+        <w:t>北商業大學林俊杰老師。林教授於專案構思之初，即以高瞻遠矚之學識為學生撥雲見日，引領吾等於技術研發中確立航向。其嚴謹之治學態度與敏銳之學術洞察力，不僅使系統架構更</w:t>
+      </w:r>
+      <w:proofErr w:type="gramStart"/>
+      <w:r>
+        <w:rPr>
+          <w:rFonts w:hint="eastAsia"/>
+          <w:color w:val="000000" w:themeColor="text1"/>
+        </w:rPr>
+        <w:t>臻</w:t>
+      </w:r>
+      <w:proofErr w:type="gramEnd"/>
+      <w:r>
+        <w:rPr>
+          <w:rFonts w:hint="eastAsia"/>
+          <w:color w:val="000000" w:themeColor="text1"/>
+        </w:rPr>
+        <w:t>完善，更教導學生以系統化思維解決實務困境，師恩浩蕩，銘感五內。</w:t>
       </w:r>
     </w:p>
     <w:p>
@@ -753,13 +843,29 @@
           <w:rFonts w:hint="eastAsia"/>
           <w:color w:val="000000" w:themeColor="text1"/>
         </w:rPr>
-        <w:t>在實體結構與硬體實作方面，特別感謝臺北城市科技大學吳政佑同學</w:t>
-      </w:r>
+        <w:t>在實體結構與硬體實作方面，特別感謝</w:t>
+      </w:r>
+      <w:proofErr w:type="gramStart"/>
       <w:r>
         <w:rPr>
           <w:rFonts w:hint="eastAsia"/>
           <w:color w:val="000000" w:themeColor="text1"/>
         </w:rPr>
+        <w:t>臺</w:t>
+      </w:r>
+      <w:proofErr w:type="gramEnd"/>
+      <w:r>
+        <w:rPr>
+          <w:rFonts w:hint="eastAsia"/>
+          <w:color w:val="000000" w:themeColor="text1"/>
+        </w:rPr>
+        <w:t>北城市科技大學吳政佑同學</w:t>
+      </w:r>
+      <w:r>
+        <w:rPr>
+          <w:rFonts w:hint="eastAsia"/>
+          <w:color w:val="000000" w:themeColor="text1"/>
+        </w:rPr>
         <w:t>，</w:t>
       </w:r>
       <w:r>
@@ -795,7 +901,23 @@
           <w:rFonts w:hint="eastAsia"/>
           <w:color w:val="000000" w:themeColor="text1"/>
         </w:rPr>
-        <w:t>列印技術上之鼎力支援，使設計藍圖得以精準轉化為具體成品，跨越虛擬與現實之鴻溝。</w:t>
+        <w:t>列印技術上之鼎力支援，使設計藍圖得以精</w:t>
+      </w:r>
+      <w:proofErr w:type="gramStart"/>
+      <w:r>
+        <w:rPr>
+          <w:rFonts w:hint="eastAsia"/>
+          <w:color w:val="000000" w:themeColor="text1"/>
+        </w:rPr>
+        <w:t>準</w:t>
+      </w:r>
+      <w:proofErr w:type="gramEnd"/>
+      <w:r>
+        <w:rPr>
+          <w:rFonts w:hint="eastAsia"/>
+          <w:color w:val="000000" w:themeColor="text1"/>
+        </w:rPr>
+        <w:t>轉化為具體成品，跨越虛擬與現實之鴻溝。</w:t>
       </w:r>
     </w:p>
     <w:p>
@@ -812,7 +934,55 @@
           <w:rFonts w:hint="eastAsia"/>
           <w:color w:val="000000" w:themeColor="text1"/>
         </w:rPr>
-        <w:t>關於視覺意象與系統邏輯之精進，感謝國立臺北商業大學創意科技與產品設計系友人，於識別設計構築之歷程中，惠賜諸多獨到見解，使本專案之視覺呈現更具獨特神韻。亦感謝國立臺灣科技大學林天佑同學，於使用情境之擘劃，提供寶貴之分析觀點，俾使吾等得以進一步優化系統流程與使用者體驗。</w:t>
+        <w:t>關於視覺意象與系統邏輯之精進，感謝國立</w:t>
+      </w:r>
+      <w:proofErr w:type="gramStart"/>
+      <w:r>
+        <w:rPr>
+          <w:rFonts w:hint="eastAsia"/>
+          <w:color w:val="000000" w:themeColor="text1"/>
+        </w:rPr>
+        <w:t>臺</w:t>
+      </w:r>
+      <w:proofErr w:type="gramEnd"/>
+      <w:r>
+        <w:rPr>
+          <w:rFonts w:hint="eastAsia"/>
+          <w:color w:val="000000" w:themeColor="text1"/>
+        </w:rPr>
+        <w:t>北商業大學創意科技與產品設計系友人，於識別設計構築之歷程中，惠賜諸多獨到見解，使本專案之視覺呈現更具獨特神韻。亦感謝國立臺灣科技大學林天佑同學，於使用情境之</w:t>
+      </w:r>
+      <w:proofErr w:type="gramStart"/>
+      <w:r>
+        <w:rPr>
+          <w:rFonts w:hint="eastAsia"/>
+          <w:color w:val="000000" w:themeColor="text1"/>
+        </w:rPr>
+        <w:t>擘</w:t>
+      </w:r>
+      <w:proofErr w:type="gramEnd"/>
+      <w:r>
+        <w:rPr>
+          <w:rFonts w:hint="eastAsia"/>
+          <w:color w:val="000000" w:themeColor="text1"/>
+        </w:rPr>
+        <w:t>劃，提供寶貴之分析觀點，</w:t>
+      </w:r>
+      <w:proofErr w:type="gramStart"/>
+      <w:r>
+        <w:rPr>
+          <w:rFonts w:hint="eastAsia"/>
+          <w:color w:val="000000" w:themeColor="text1"/>
+        </w:rPr>
+        <w:t>俾</w:t>
+      </w:r>
+      <w:proofErr w:type="gramEnd"/>
+      <w:r>
+        <w:rPr>
+          <w:rFonts w:hint="eastAsia"/>
+          <w:color w:val="000000" w:themeColor="text1"/>
+        </w:rPr>
+        <w:t>使吾等得以進一步優化系統流程與使用者體驗。</w:t>
       </w:r>
     </w:p>
     <w:p>
@@ -829,7 +999,55 @@
           <w:rFonts w:hint="eastAsia"/>
           <w:color w:val="000000" w:themeColor="text1"/>
         </w:rPr>
-        <w:t>本系統一路走來，雖有艱辛，然獲此良師益友相伴，實乃學生之幸。諸位之協助，皆已化為本系統不可或缺之基石；此份成就，乃我輩共同締造，特以此文誌之，以銘厚誼。</w:t>
+        <w:t>本系統一路走來，雖有艱辛，</w:t>
+      </w:r>
+      <w:proofErr w:type="gramStart"/>
+      <w:r>
+        <w:rPr>
+          <w:rFonts w:hint="eastAsia"/>
+          <w:color w:val="000000" w:themeColor="text1"/>
+        </w:rPr>
+        <w:t>然獲此</w:t>
+      </w:r>
+      <w:proofErr w:type="gramEnd"/>
+      <w:r>
+        <w:rPr>
+          <w:rFonts w:hint="eastAsia"/>
+          <w:color w:val="000000" w:themeColor="text1"/>
+        </w:rPr>
+        <w:t>良師益友相伴，實乃學生之幸。諸位之協助，皆已化為本系統不可或缺之基石；此份成就，乃我輩共同締造，特以此文</w:t>
+      </w:r>
+      <w:proofErr w:type="gramStart"/>
+      <w:r>
+        <w:rPr>
+          <w:rFonts w:hint="eastAsia"/>
+          <w:color w:val="000000" w:themeColor="text1"/>
+        </w:rPr>
+        <w:t>誌</w:t>
+      </w:r>
+      <w:proofErr w:type="gramEnd"/>
+      <w:r>
+        <w:rPr>
+          <w:rFonts w:hint="eastAsia"/>
+          <w:color w:val="000000" w:themeColor="text1"/>
+        </w:rPr>
+        <w:t>之，</w:t>
+      </w:r>
+      <w:proofErr w:type="gramStart"/>
+      <w:r>
+        <w:rPr>
+          <w:rFonts w:hint="eastAsia"/>
+          <w:color w:val="000000" w:themeColor="text1"/>
+        </w:rPr>
+        <w:t>以銘厚誼</w:t>
+      </w:r>
+      <w:proofErr w:type="gramEnd"/>
+      <w:r>
+        <w:rPr>
+          <w:rFonts w:hint="eastAsia"/>
+          <w:color w:val="000000" w:themeColor="text1"/>
+        </w:rPr>
+        <w:t>。</w:t>
       </w:r>
     </w:p>
     <w:p>
@@ -873,8 +1091,16 @@
         <w:rPr>
           <w:rFonts w:hint="eastAsia"/>
         </w:rPr>
-        <w:t>連卉媗</w:t>
-      </w:r>
+        <w:t>連卉</w:t>
+      </w:r>
+      <w:proofErr w:type="gramStart"/>
+      <w:r>
+        <w:rPr>
+          <w:rFonts w:hint="eastAsia"/>
+        </w:rPr>
+        <w:t>媗</w:t>
+      </w:r>
+      <w:proofErr w:type="gramEnd"/>
       <w:r>
         <w:rPr>
           <w:rFonts w:hint="eastAsia"/>
@@ -897,8 +1123,16 @@
         <w:rPr>
           <w:rFonts w:hint="eastAsia"/>
         </w:rPr>
-        <w:t>謹誌</w:t>
-      </w:r>
+        <w:t>謹</w:t>
+      </w:r>
+      <w:proofErr w:type="gramStart"/>
+      <w:r>
+        <w:rPr>
+          <w:rFonts w:hint="eastAsia"/>
+        </w:rPr>
+        <w:t>誌</w:t>
+      </w:r>
+      <w:proofErr w:type="gramEnd"/>
     </w:p>
     <w:p>
       <w:pPr>
@@ -916,7 +1150,21 @@
         <w:rPr>
           <w:rFonts w:hint="eastAsia"/>
         </w:rPr>
-        <w:t>國立臺北商業大學資訊管理系</w:t>
+        <w:t>國立</w:t>
+      </w:r>
+      <w:proofErr w:type="gramStart"/>
+      <w:r>
+        <w:rPr>
+          <w:rFonts w:hint="eastAsia"/>
+        </w:rPr>
+        <w:t>臺</w:t>
+      </w:r>
+      <w:proofErr w:type="gramEnd"/>
+      <w:r>
+        <w:rPr>
+          <w:rFonts w:hint="eastAsia"/>
+        </w:rPr>
+        <w:t>北商業大學資訊管理系</w:t>
       </w:r>
     </w:p>
     <w:p>
@@ -3191,23 +3439,7 @@
             <w:rFonts w:hint="eastAsia"/>
             <w:noProof/>
           </w:rPr>
-          <w:t>使用者</w:t>
-        </w:r>
-        <w:r>
-          <w:rPr>
-            <w:rStyle w:val="afc"/>
-            <w:rFonts w:hint="eastAsia"/>
-            <w:noProof/>
-          </w:rPr>
-          <w:t>需</w:t>
-        </w:r>
-        <w:r>
-          <w:rPr>
-            <w:rStyle w:val="afc"/>
-            <w:rFonts w:hint="eastAsia"/>
-            <w:noProof/>
-          </w:rPr>
-          <w:t>求</w:t>
+          <w:t>使用者需求</w:t>
         </w:r>
         <w:r>
           <w:rPr>
@@ -9327,7 +9559,21 @@
         <w:rPr>
           <w:rFonts w:hint="eastAsia"/>
         </w:rPr>
-        <w:t>在現今校園與日常生活中，教科書和一般書籍的高昂價格，以及閱讀完畢後的閒置浪費，一直是許多人面臨的痛點。傳統的二手書交易模式往往伴隨著諸多不便，例如：書況認定標準不一、面交時間難以配合，以及潛在的交易詐騙風險等問題。</w:t>
+        <w:t>在現今校園與日常生活中，教科書和一般書籍的高昂價格，以及閱讀完畢後的閒置浪費，一直是許多人面臨的痛點。傳統的二手書交易模式往往伴隨著諸多不便，例如：書</w:t>
+      </w:r>
+      <w:proofErr w:type="gramStart"/>
+      <w:r>
+        <w:rPr>
+          <w:rFonts w:hint="eastAsia"/>
+        </w:rPr>
+        <w:t>況</w:t>
+      </w:r>
+      <w:proofErr w:type="gramEnd"/>
+      <w:r>
+        <w:rPr>
+          <w:rFonts w:hint="eastAsia"/>
+        </w:rPr>
+        <w:t>認定標準不一、面交時間難以配合，以及潛在的交易詐騙風險等問題。</w:t>
       </w:r>
     </w:p>
     <w:p>
@@ -9735,7 +9981,21 @@
         <w:rPr>
           <w:rFonts w:hint="eastAsia"/>
         </w:rPr>
-        <w:t>人次）、臉書社團（</w:t>
+        <w:t>人次）、</w:t>
+      </w:r>
+      <w:proofErr w:type="gramStart"/>
+      <w:r>
+        <w:rPr>
+          <w:rFonts w:hint="eastAsia"/>
+        </w:rPr>
+        <w:t>臉書社團</w:t>
+      </w:r>
+      <w:proofErr w:type="gramEnd"/>
+      <w:r>
+        <w:rPr>
+          <w:rFonts w:hint="eastAsia"/>
+        </w:rPr>
+        <w:t>（</w:t>
       </w:r>
       <w:r>
         <w:rPr>
@@ -9749,12 +10009,14 @@
         </w:rPr>
         <w:t>人次）及</w:t>
       </w:r>
+      <w:proofErr w:type="spellStart"/>
       <w:r>
         <w:rPr>
           <w:rFonts w:hint="eastAsia"/>
         </w:rPr>
         <w:t>Dcard</w:t>
       </w:r>
+      <w:proofErr w:type="spellEnd"/>
       <w:r>
         <w:rPr>
           <w:rFonts w:hint="eastAsia"/>
@@ -10215,6 +10477,7 @@
                 <w:sz w:val="28"/>
               </w:rPr>
             </w:pPr>
+            <w:proofErr w:type="spellStart"/>
             <w:r>
               <w:rPr>
                 <w:rFonts w:ascii="Times New Roman" w:eastAsia="DFKai-SB" w:hAnsi="Times New Roman" w:hint="eastAsia"/>
@@ -10222,6 +10485,7 @@
               </w:rPr>
               <w:t>SaveMyBook</w:t>
             </w:r>
+            <w:proofErr w:type="spellEnd"/>
           </w:p>
         </w:tc>
         <w:tc>
@@ -10295,6 +10559,7 @@
                 <w:sz w:val="28"/>
               </w:rPr>
             </w:pPr>
+            <w:proofErr w:type="gramStart"/>
             <w:r>
               <w:rPr>
                 <w:rFonts w:ascii="Times New Roman" w:eastAsia="DFKai-SB" w:hAnsi="Times New Roman" w:hint="eastAsia"/>
@@ -10309,6 +10574,7 @@
               </w:rPr>
               <w:t>社團</w:t>
             </w:r>
+            <w:proofErr w:type="gramEnd"/>
           </w:p>
         </w:tc>
         <w:tc>
@@ -10329,6 +10595,7 @@
                 <w:sz w:val="28"/>
               </w:rPr>
             </w:pPr>
+            <w:proofErr w:type="spellStart"/>
             <w:r>
               <w:rPr>
                 <w:rFonts w:ascii="Times New Roman" w:eastAsia="DFKai-SB" w:hAnsi="Times New Roman" w:hint="eastAsia"/>
@@ -10336,6 +10603,7 @@
               </w:rPr>
               <w:t>Dcard</w:t>
             </w:r>
+            <w:proofErr w:type="spellEnd"/>
           </w:p>
         </w:tc>
       </w:tr>
@@ -10813,7 +11081,23 @@
                 <w:rFonts w:ascii="Times New Roman" w:eastAsia="DFKai-SB" w:hAnsi="Times New Roman" w:hint="eastAsia"/>
                 <w:sz w:val="28"/>
               </w:rPr>
-              <w:t>圖書精準分類</w:t>
+              <w:t>圖書精</w:t>
+            </w:r>
+            <w:proofErr w:type="gramStart"/>
+            <w:r>
+              <w:rPr>
+                <w:rFonts w:ascii="Times New Roman" w:eastAsia="DFKai-SB" w:hAnsi="Times New Roman" w:hint="eastAsia"/>
+                <w:sz w:val="28"/>
+              </w:rPr>
+              <w:t>準</w:t>
+            </w:r>
+            <w:proofErr w:type="gramEnd"/>
+            <w:r>
+              <w:rPr>
+                <w:rFonts w:ascii="Times New Roman" w:eastAsia="DFKai-SB" w:hAnsi="Times New Roman" w:hint="eastAsia"/>
+                <w:sz w:val="28"/>
+              </w:rPr>
+              <w:t>分類</w:t>
             </w:r>
           </w:p>
         </w:tc>
@@ -11544,7 +11828,21 @@
         <w:rPr>
           <w:rFonts w:hint="eastAsia"/>
         </w:rPr>
-        <w:t>掃描快速上架機制與圖書精準分類，交易流程較為繁雜</w:t>
+        <w:t>掃描快速上架機制與圖書精</w:t>
+      </w:r>
+      <w:proofErr w:type="gramStart"/>
+      <w:r>
+        <w:rPr>
+          <w:rFonts w:hint="eastAsia"/>
+        </w:rPr>
+        <w:t>準</w:t>
+      </w:r>
+      <w:proofErr w:type="gramEnd"/>
+      <w:r>
+        <w:rPr>
+          <w:rFonts w:hint="eastAsia"/>
+        </w:rPr>
+        <w:t>分類，交易流程較為繁雜</w:t>
       </w:r>
       <w:r>
         <w:rPr>
@@ -11556,7 +11854,21 @@
         <w:rPr>
           <w:rFonts w:hint="eastAsia"/>
         </w:rPr>
-        <w:t>旋轉拍賣雖然具備圖書精準分類與即時付款等功能，但在書籍上架過程較為耗時，且未支援實體智取櫃與代幣交易模式</w:t>
+        <w:t>旋轉拍賣雖然具備圖書精</w:t>
+      </w:r>
+      <w:proofErr w:type="gramStart"/>
+      <w:r>
+        <w:rPr>
+          <w:rFonts w:hint="eastAsia"/>
+        </w:rPr>
+        <w:t>準</w:t>
+      </w:r>
+      <w:proofErr w:type="gramEnd"/>
+      <w:r>
+        <w:rPr>
+          <w:rFonts w:hint="eastAsia"/>
+        </w:rPr>
+        <w:t>分類與即時付款等功能，但在書籍上架過程較為耗時，且未支援實體智取櫃與代幣交易模式</w:t>
       </w:r>
       <w:r>
         <w:rPr>
@@ -11564,6 +11876,7 @@
         </w:rPr>
         <w:t>；</w:t>
       </w:r>
+      <w:proofErr w:type="gramStart"/>
       <w:r>
         <w:rPr>
           <w:rFonts w:hint="eastAsia"/>
@@ -11574,26 +11887,59 @@
         <w:rPr>
           <w:rFonts w:hint="eastAsia"/>
         </w:rPr>
-        <w:t>社團雖具備即時互動性與個人化推薦，但缺乏即時付款機制，無法進行即時線上交易成為最大硬傷</w:t>
-      </w:r>
+        <w:t>社團</w:t>
+      </w:r>
+      <w:proofErr w:type="gramEnd"/>
+      <w:r>
+        <w:rPr>
+          <w:rFonts w:hint="eastAsia"/>
+        </w:rPr>
+        <w:t>雖具備即時互動性與個人化推薦，但缺乏即時付款機制，無法進行</w:t>
+      </w:r>
+      <w:proofErr w:type="gramStart"/>
+      <w:r>
+        <w:rPr>
+          <w:rFonts w:hint="eastAsia"/>
+        </w:rPr>
+        <w:t>即時線上交易</w:t>
+      </w:r>
+      <w:proofErr w:type="gramEnd"/>
+      <w:r>
+        <w:rPr>
+          <w:rFonts w:hint="eastAsia"/>
+        </w:rPr>
+        <w:t>成為</w:t>
+      </w:r>
+      <w:proofErr w:type="gramStart"/>
+      <w:r>
+        <w:rPr>
+          <w:rFonts w:hint="eastAsia"/>
+        </w:rPr>
+        <w:t>最大硬傷</w:t>
+      </w:r>
+      <w:proofErr w:type="gramEnd"/>
       <w:r>
         <w:rPr>
           <w:rFonts w:hint="eastAsia"/>
         </w:rPr>
         <w:t>；</w:t>
       </w:r>
+      <w:proofErr w:type="spellStart"/>
       <w:r>
         <w:rPr>
           <w:rFonts w:hint="eastAsia"/>
         </w:rPr>
         <w:t>Dcard</w:t>
       </w:r>
+      <w:proofErr w:type="spellEnd"/>
+      <w:proofErr w:type="gramStart"/>
       <w:r>
         <w:rPr>
           <w:rFonts w:hint="eastAsia"/>
         </w:rPr>
         <w:t>本質上為社群論壇，儘管設有二手買賣版供使用者交流，但因非專屬之交易平台，其功能過於精簡，僅提供即時聊天，缺乏圖書精準分類、即時線上付款與個人化推薦等完整的輔助機制。</w:t>
       </w:r>
+      <w:proofErr w:type="gramEnd"/>
     </w:p>
     <w:p>
       <w:pPr>
@@ -11659,7 +12005,21 @@
         <w:rPr>
           <w:rFonts w:hint="eastAsia"/>
         </w:rPr>
-        <w:t>想清空但懶得處理」為最大困擾，其次為寄送流程繁瑣（</w:t>
+        <w:t>想</w:t>
+      </w:r>
+      <w:proofErr w:type="gramStart"/>
+      <w:r>
+        <w:rPr>
+          <w:rFonts w:hint="eastAsia"/>
+        </w:rPr>
+        <w:t>清空但懶得</w:t>
+      </w:r>
+      <w:proofErr w:type="gramEnd"/>
+      <w:r>
+        <w:rPr>
+          <w:rFonts w:hint="eastAsia"/>
+        </w:rPr>
+        <w:t>處理」為最大困擾，其次為寄送流程繁瑣（</w:t>
       </w:r>
       <w:r>
         <w:rPr>
@@ -11714,7 +12074,7 @@
           <w:color w:val="EE0000"/>
         </w:rPr>
         <w:drawing>
-          <wp:inline distT="0" distB="0" distL="0" distR="0" wp14:anchorId="611E101F" wp14:editId="2B6B4D55">
+          <wp:inline distT="0" distB="0" distL="0" distR="0" wp14:anchorId="611E101F" wp14:editId="544492AF">
             <wp:extent cx="5596344" cy="1891636"/>
             <wp:effectExtent l="19050" t="19050" r="23495" b="13970"/>
             <wp:docPr id="1246348825" name="圖片 4"/>
@@ -11922,7 +12282,21 @@
         <w:rPr>
           <w:rFonts w:hint="eastAsia"/>
         </w:rPr>
-        <w:t>可見，面交方式中以「交易安全，擔心遇到放烏或詐騙」最受關注（</w:t>
+        <w:t>可見，面交方式中以「交易安全，擔心遇到</w:t>
+      </w:r>
+      <w:proofErr w:type="gramStart"/>
+      <w:r>
+        <w:rPr>
+          <w:rFonts w:hint="eastAsia"/>
+        </w:rPr>
+        <w:t>放烏或</w:t>
+      </w:r>
+      <w:proofErr w:type="gramEnd"/>
+      <w:r>
+        <w:rPr>
+          <w:rFonts w:hint="eastAsia"/>
+        </w:rPr>
+        <w:t>詐騙」最受關注（</w:t>
       </w:r>
       <w:r>
         <w:rPr>
@@ -11934,7 +12308,21 @@
         <w:rPr>
           <w:rFonts w:hint="eastAsia"/>
         </w:rPr>
-        <w:t>），其次為「面交時間較難喬攏」（</w:t>
+        <w:t>），其次為「面交時間較</w:t>
+      </w:r>
+      <w:proofErr w:type="gramStart"/>
+      <w:r>
+        <w:rPr>
+          <w:rFonts w:hint="eastAsia"/>
+        </w:rPr>
+        <w:t>難喬攏</w:t>
+      </w:r>
+      <w:proofErr w:type="gramEnd"/>
+      <w:r>
+        <w:rPr>
+          <w:rFonts w:hint="eastAsia"/>
+        </w:rPr>
+        <w:t>」（</w:t>
       </w:r>
       <w:r>
         <w:rPr>
@@ -11982,7 +12370,21 @@
         <w:rPr>
           <w:rFonts w:hint="eastAsia"/>
         </w:rPr>
-        <w:t>），其次為「取寄貨加上物流運送時間不固定」（</w:t>
+        <w:t>），其次為「</w:t>
+      </w:r>
+      <w:proofErr w:type="gramStart"/>
+      <w:r>
+        <w:rPr>
+          <w:rFonts w:hint="eastAsia"/>
+        </w:rPr>
+        <w:t>取寄貨</w:t>
+      </w:r>
+      <w:proofErr w:type="gramEnd"/>
+      <w:r>
+        <w:rPr>
+          <w:rFonts w:hint="eastAsia"/>
+        </w:rPr>
+        <w:t>加上物流運送時間不固定」（</w:t>
       </w:r>
       <w:r>
         <w:rPr>
@@ -12013,7 +12415,7 @@
           <w:color w:val="EE0000"/>
         </w:rPr>
         <w:drawing>
-          <wp:inline distT="0" distB="0" distL="0" distR="0" wp14:anchorId="5214411C" wp14:editId="57852F10">
+          <wp:inline distT="0" distB="0" distL="0" distR="0" wp14:anchorId="5214411C" wp14:editId="7F2BF435">
             <wp:extent cx="5578806" cy="1925756"/>
             <wp:effectExtent l="19050" t="19050" r="22225" b="17780"/>
             <wp:docPr id="214552384" name="圖片 5"/>
@@ -12465,7 +12867,21 @@
         <w:rPr>
           <w:rFonts w:hint="eastAsia"/>
         </w:rPr>
-        <w:t>）及「到府收書」（</w:t>
+        <w:t>）及「到</w:t>
+      </w:r>
+      <w:proofErr w:type="gramStart"/>
+      <w:r>
+        <w:rPr>
+          <w:rFonts w:hint="eastAsia"/>
+        </w:rPr>
+        <w:t>府收書</w:t>
+      </w:r>
+      <w:proofErr w:type="gramEnd"/>
+      <w:r>
+        <w:rPr>
+          <w:rFonts w:hint="eastAsia"/>
+        </w:rPr>
+        <w:t>」（</w:t>
       </w:r>
       <w:r>
         <w:rPr>
@@ -12603,7 +13019,7 @@
           <w:noProof/>
         </w:rPr>
         <w:drawing>
-          <wp:inline distT="0" distB="0" distL="0" distR="0" wp14:anchorId="68960B63" wp14:editId="49798F8F">
+          <wp:inline distT="0" distB="0" distL="0" distR="0" wp14:anchorId="68960B63" wp14:editId="09D30322">
             <wp:extent cx="5794896" cy="2055809"/>
             <wp:effectExtent l="19050" t="19050" r="15875" b="20955"/>
             <wp:docPr id="659161396" name="圖片 9"/>
@@ -12803,7 +13219,7 @@
           <w:noProof/>
         </w:rPr>
         <w:drawing>
-          <wp:inline distT="0" distB="0" distL="0" distR="0" wp14:anchorId="6C1EFDA4" wp14:editId="1F598CC1">
+          <wp:inline distT="0" distB="0" distL="0" distR="0" wp14:anchorId="6C1EFDA4" wp14:editId="6DDE7247">
             <wp:extent cx="5794375" cy="2051501"/>
             <wp:effectExtent l="19050" t="19050" r="15875" b="25400"/>
             <wp:docPr id="278636936" name="圖片 11"/>
@@ -12995,6 +13411,7 @@
         <w:spacing w:before="120"/>
         <w:ind w:firstLine="560"/>
       </w:pPr>
+      <w:proofErr w:type="gramStart"/>
       <w:r>
         <w:rPr>
           <w:rFonts w:hint="eastAsia"/>
@@ -13002,6 +13419,7 @@
         <w:lastRenderedPageBreak/>
         <w:t>此外，</w:t>
       </w:r>
+      <w:proofErr w:type="gramEnd"/>
       <w:r>
         <w:rPr>
           <w:rFonts w:hint="eastAsia"/>
@@ -13072,7 +13490,21 @@
         <w:rPr>
           <w:rFonts w:hint="eastAsia"/>
         </w:rPr>
-        <w:t>提供「線上查看實體書況照片」功能對購買意願具有正面幫助</w:t>
+        <w:t>提供「</w:t>
+      </w:r>
+      <w:proofErr w:type="gramStart"/>
+      <w:r>
+        <w:rPr>
+          <w:rFonts w:hint="eastAsia"/>
+        </w:rPr>
+        <w:t>線上查看</w:t>
+      </w:r>
+      <w:proofErr w:type="gramEnd"/>
+      <w:r>
+        <w:rPr>
+          <w:rFonts w:hint="eastAsia"/>
+        </w:rPr>
+        <w:t>實體書況照片」功能對購買意願具有正面幫助</w:t>
       </w:r>
       <w:r>
         <w:rPr>
@@ -13284,7 +13716,21 @@
         <w:rPr>
           <w:rFonts w:hint="eastAsia"/>
         </w:rPr>
-        <w:t>綜合問卷結果與競品分析，現有交易管道缺乏專屬整合平台、面交與寄送流程的不便是阻礙交易的主要障礙，而使用者對實體儲物櫃方案、自助化操作及書況透明度展現出高度期待，這些發現為本系統之功能規劃與設計方向提供了明確的依據。</w:t>
+        <w:t>綜合問卷結果</w:t>
+      </w:r>
+      <w:proofErr w:type="gramStart"/>
+      <w:r>
+        <w:rPr>
+          <w:rFonts w:hint="eastAsia"/>
+        </w:rPr>
+        <w:t>與競品分析</w:t>
+      </w:r>
+      <w:proofErr w:type="gramEnd"/>
+      <w:r>
+        <w:rPr>
+          <w:rFonts w:hint="eastAsia"/>
+        </w:rPr>
+        <w:t>，現有交易管道缺乏專屬整合平台、面交與寄送流程的不便是阻礙交易的主要障礙，而使用者對實體儲物櫃方案、自助化操作及書況透明度展現出高度期待，這些發現為本系統之功能規劃與設計方向提供了明確的依據。</w:t>
       </w:r>
     </w:p>
     <w:p>
@@ -13358,7 +13804,35 @@
         <w:rPr>
           <w:rFonts w:hint="eastAsia"/>
         </w:rPr>
-        <w:t>保障交易安全：運用區塊鏈智慧合約進行代幣化金流託管，確保資金安全與交易透明，建立使用者信任基礎。</w:t>
+        <w:t>保障交易安全：運用</w:t>
+      </w:r>
+      <w:proofErr w:type="gramStart"/>
+      <w:r>
+        <w:rPr>
+          <w:rFonts w:hint="eastAsia"/>
+        </w:rPr>
+        <w:t>區塊鏈智慧</w:t>
+      </w:r>
+      <w:proofErr w:type="gramEnd"/>
+      <w:r>
+        <w:rPr>
+          <w:rFonts w:hint="eastAsia"/>
+        </w:rPr>
+        <w:t>合約進行</w:t>
+      </w:r>
+      <w:proofErr w:type="gramStart"/>
+      <w:r>
+        <w:rPr>
+          <w:rFonts w:hint="eastAsia"/>
+        </w:rPr>
+        <w:t>代幣化金流</w:t>
+      </w:r>
+      <w:proofErr w:type="gramEnd"/>
+      <w:r>
+        <w:rPr>
+          <w:rFonts w:hint="eastAsia"/>
+        </w:rPr>
+        <w:t>託管，確保資金安全與交易透明，建立使用者信任基礎。</w:t>
       </w:r>
     </w:p>
     <w:p>
@@ -13415,7 +13889,21 @@
         <w:rPr>
           <w:rFonts w:hint="eastAsia"/>
         </w:rPr>
-        <w:t>促進資源循環：透過平台運作，使閒置書籍得以高效媒合流通，推動校園永續發展的生態目標。</w:t>
+        <w:t>促進資源循環：透過平台運作，使閒置書籍得以</w:t>
+      </w:r>
+      <w:proofErr w:type="gramStart"/>
+      <w:r>
+        <w:rPr>
+          <w:rFonts w:hint="eastAsia"/>
+        </w:rPr>
+        <w:t>高效媒合流</w:t>
+      </w:r>
+      <w:proofErr w:type="gramEnd"/>
+      <w:r>
+        <w:rPr>
+          <w:rFonts w:hint="eastAsia"/>
+        </w:rPr>
+        <w:t>通，推動校園永續發展的生態目標。</w:t>
       </w:r>
     </w:p>
     <w:p>
@@ -13454,7 +13942,35 @@
         <w:rPr>
           <w:rFonts w:hint="eastAsia"/>
         </w:rPr>
-        <w:t>條碼掃描技術，實現二手書籍的快速上架，大幅簡化賣方的操作流程。在交易機制方面，系統導入區塊鏈智慧合約技術，建構創新的代幣化交易模式，以確保買賣雙方的資金安全與交易資訊的高度透明。此外，我們結合</w:t>
+        <w:t>條碼掃描技術，實現二手書籍的快速上架，大幅簡化賣方的操作流程。在交易機制方面，系統導入</w:t>
+      </w:r>
+      <w:proofErr w:type="gramStart"/>
+      <w:r>
+        <w:rPr>
+          <w:rFonts w:hint="eastAsia"/>
+        </w:rPr>
+        <w:t>區塊鏈智慧</w:t>
+      </w:r>
+      <w:proofErr w:type="gramEnd"/>
+      <w:r>
+        <w:rPr>
+          <w:rFonts w:hint="eastAsia"/>
+        </w:rPr>
+        <w:t>合約技術，建構創新的代幣化交易模式，以確保買賣雙方的資金安全與交易資訊的高度透明。</w:t>
+      </w:r>
+      <w:proofErr w:type="gramStart"/>
+      <w:r>
+        <w:rPr>
+          <w:rFonts w:hint="eastAsia"/>
+        </w:rPr>
+        <w:t>此外，</w:t>
+      </w:r>
+      <w:proofErr w:type="gramEnd"/>
+      <w:r>
+        <w:rPr>
+          <w:rFonts w:hint="eastAsia"/>
+        </w:rPr>
+        <w:t>我們結合</w:t>
       </w:r>
       <w:r>
         <w:rPr>
@@ -13466,7 +13982,21 @@
         <w:rPr>
           <w:rFonts w:hint="eastAsia"/>
         </w:rPr>
-        <w:t>列印與物聯網（</w:t>
+        <w:t>列印</w:t>
+      </w:r>
+      <w:proofErr w:type="gramStart"/>
+      <w:r>
+        <w:rPr>
+          <w:rFonts w:hint="eastAsia"/>
+        </w:rPr>
+        <w:t>與物聯網</w:t>
+      </w:r>
+      <w:proofErr w:type="gramEnd"/>
+      <w:r>
+        <w:rPr>
+          <w:rFonts w:hint="eastAsia"/>
+        </w:rPr>
+        <w:t>（</w:t>
       </w:r>
       <w:r>
         <w:rPr>
@@ -13490,7 +14020,21 @@
         <w:rPr>
           <w:rFonts w:hint="eastAsia"/>
         </w:rPr>
-        <w:t>小時全天候的非同步取貨服務，有效突破傳統面交的時空限制。最後，透過會員等級制度的設計，不僅能賦予使用者專屬的尊榮感，更能有效提升平台黏著度。</w:t>
+        <w:t>小時全天候的非同步取貨服務，有效突破傳統面交的時空限制。最後，透過會員等級制度的設計，不僅能賦予使用者專屬的</w:t>
+      </w:r>
+      <w:proofErr w:type="gramStart"/>
+      <w:r>
+        <w:rPr>
+          <w:rFonts w:hint="eastAsia"/>
+        </w:rPr>
+        <w:t>尊榮感</w:t>
+      </w:r>
+      <w:proofErr w:type="gramEnd"/>
+      <w:r>
+        <w:rPr>
+          <w:rFonts w:hint="eastAsia"/>
+        </w:rPr>
+        <w:t>，更能有效提升平台黏著度。</w:t>
       </w:r>
     </w:p>
     <w:p>
@@ -13806,11 +14350,19 @@
         </w:numPr>
         <w:ind w:left="964" w:hanging="482"/>
       </w:pPr>
-      <w:r>
-        <w:rPr>
-          <w:rFonts w:hint="eastAsia"/>
-        </w:rPr>
-        <w:t>物聯網與硬體整合：</w:t>
+      <w:proofErr w:type="gramStart"/>
+      <w:r>
+        <w:rPr>
+          <w:rFonts w:hint="eastAsia"/>
+        </w:rPr>
+        <w:t>物聯網</w:t>
+      </w:r>
+      <w:proofErr w:type="gramEnd"/>
+      <w:r>
+        <w:rPr>
+          <w:rFonts w:hint="eastAsia"/>
+        </w:rPr>
+        <w:t>與硬體整合：</w:t>
       </w:r>
       <w:r>
         <w:rPr>
@@ -13840,7 +14392,21 @@
         <w:rPr>
           <w:rFonts w:hint="eastAsia"/>
         </w:rPr>
-        <w:t>機械建模，確保各零組件之公差配合，具備高度客製化與低成本模組化優勢。結合微控制器與雲端後台技術，實現掃碼開櫃與存取偵測等自動化功能。</w:t>
+        <w:t>機械建模，確保各零組件之公差配合，具備高度客製化與低成本模組化優勢。結合微控制器與雲端後台技術，實現</w:t>
+      </w:r>
+      <w:proofErr w:type="gramStart"/>
+      <w:r>
+        <w:rPr>
+          <w:rFonts w:hint="eastAsia"/>
+        </w:rPr>
+        <w:t>掃碼開</w:t>
+      </w:r>
+      <w:proofErr w:type="gramEnd"/>
+      <w:r>
+        <w:rPr>
+          <w:rFonts w:hint="eastAsia"/>
+        </w:rPr>
+        <w:t>櫃與存取偵測等自動化功能。</w:t>
       </w:r>
     </w:p>
     <w:p>
@@ -13852,11 +14418,19 @@
         </w:numPr>
         <w:ind w:left="964" w:hanging="482"/>
       </w:pPr>
-      <w:r>
-        <w:rPr>
-          <w:rFonts w:hint="eastAsia"/>
-        </w:rPr>
-        <w:t>區塊鏈智慧合約：</w:t>
+      <w:proofErr w:type="gramStart"/>
+      <w:r>
+        <w:rPr>
+          <w:rFonts w:hint="eastAsia"/>
+        </w:rPr>
+        <w:t>區塊鏈智慧</w:t>
+      </w:r>
+      <w:proofErr w:type="gramEnd"/>
+      <w:r>
+        <w:rPr>
+          <w:rFonts w:hint="eastAsia"/>
+        </w:rPr>
+        <w:t>合約：</w:t>
       </w:r>
       <w:r>
         <w:rPr>
@@ -13906,7 +14480,21 @@
         <w:rPr>
           <w:rFonts w:hint="eastAsia"/>
         </w:rPr>
-        <w:t>現有痛點顯著智慧書櫃吸引力：問卷指出，若在學校或捷運站設置智慧書櫃，其即時入帳、</w:t>
+        <w:t>現有痛點顯著智慧書櫃吸引力：問卷指出，若在學校或捷運站設置智慧書櫃，其即時</w:t>
+      </w:r>
+      <w:proofErr w:type="gramStart"/>
+      <w:r>
+        <w:rPr>
+          <w:rFonts w:hint="eastAsia"/>
+        </w:rPr>
+        <w:t>入帳</w:t>
+      </w:r>
+      <w:proofErr w:type="gramEnd"/>
+      <w:r>
+        <w:rPr>
+          <w:rFonts w:hint="eastAsia"/>
+        </w:rPr>
+        <w:t>、</w:t>
       </w:r>
       <w:r>
         <w:rPr>
@@ -13918,7 +14506,21 @@
         <w:rPr>
           <w:rFonts w:hint="eastAsia"/>
         </w:rPr>
-        <w:t>小時取款、取貨以及免手打資料等功能對於轉移現有使用者具備極大吸引力。</w:t>
+        <w:t>小時取款、取貨</w:t>
+      </w:r>
+      <w:proofErr w:type="gramStart"/>
+      <w:r>
+        <w:rPr>
+          <w:rFonts w:hint="eastAsia"/>
+        </w:rPr>
+        <w:t>以及免手打</w:t>
+      </w:r>
+      <w:proofErr w:type="gramEnd"/>
+      <w:r>
+        <w:rPr>
+          <w:rFonts w:hint="eastAsia"/>
+        </w:rPr>
+        <w:t>資料等功能對於轉移現有使用者具備極大吸引力。</w:t>
       </w:r>
     </w:p>
     <w:p>
@@ -14052,7 +14654,21 @@
         <w:rPr>
           <w:rFonts w:hint="eastAsia"/>
         </w:rPr>
-        <w:t>提供「線上查看實體書況照片」功能，調查顯示此功能可顯著增加購買意願。</w:t>
+        <w:t>提供「</w:t>
+      </w:r>
+      <w:proofErr w:type="gramStart"/>
+      <w:r>
+        <w:rPr>
+          <w:rFonts w:hint="eastAsia"/>
+        </w:rPr>
+        <w:t>線上查看</w:t>
+      </w:r>
+      <w:proofErr w:type="gramEnd"/>
+      <w:r>
+        <w:rPr>
+          <w:rFonts w:hint="eastAsia"/>
+        </w:rPr>
+        <w:t>實體書況照片」功能，調查顯示此功能可顯著增加購買意願。</w:t>
       </w:r>
     </w:p>
     <w:p>
@@ -14188,11 +14804,19 @@
         </w:numPr>
         <w:ind w:left="964" w:hanging="482"/>
       </w:pPr>
-      <w:r>
-        <w:rPr>
-          <w:rFonts w:hint="eastAsia"/>
-        </w:rPr>
-        <w:t>個資保護與隱私機制：《個人資料保護法》第</w:t>
+      <w:proofErr w:type="gramStart"/>
+      <w:r>
+        <w:rPr>
+          <w:rFonts w:hint="eastAsia"/>
+        </w:rPr>
+        <w:t>個</w:t>
+      </w:r>
+      <w:proofErr w:type="gramEnd"/>
+      <w:r>
+        <w:rPr>
+          <w:rFonts w:hint="eastAsia"/>
+        </w:rPr>
+        <w:t>資保護與隱私機制：《個人資料保護法》第</w:t>
       </w:r>
       <w:r>
         <w:rPr>
@@ -14228,7 +14852,21 @@
         <w:rPr>
           <w:rFonts w:hint="eastAsia"/>
         </w:rPr>
-        <w:t>條（安全維護義務）。系統採取分層儲存策略，區塊鏈上僅儲存交易雜湊值（</w:t>
+        <w:t>條（安全維護義務）。系統採取分層儲存策略，</w:t>
+      </w:r>
+      <w:proofErr w:type="gramStart"/>
+      <w:r>
+        <w:rPr>
+          <w:rFonts w:hint="eastAsia"/>
+        </w:rPr>
+        <w:t>區塊鏈上</w:t>
+      </w:r>
+      <w:proofErr w:type="gramEnd"/>
+      <w:r>
+        <w:rPr>
+          <w:rFonts w:hint="eastAsia"/>
+        </w:rPr>
+        <w:t>僅儲存交易雜湊值（</w:t>
       </w:r>
       <w:r>
         <w:rPr>
@@ -14256,7 +14894,21 @@
         <w:rPr>
           <w:rFonts w:hint="eastAsia"/>
         </w:rPr>
-        <w:t>金流託管合規化：《電子支付機構管理條例》第</w:t>
+        <w:t>金流託管合</w:t>
+      </w:r>
+      <w:proofErr w:type="gramStart"/>
+      <w:r>
+        <w:rPr>
+          <w:rFonts w:hint="eastAsia"/>
+        </w:rPr>
+        <w:t>規</w:t>
+      </w:r>
+      <w:proofErr w:type="gramEnd"/>
+      <w:r>
+        <w:rPr>
+          <w:rFonts w:hint="eastAsia"/>
+        </w:rPr>
+        <w:t>化：《電子支付機構管理條例》第</w:t>
       </w:r>
       <w:r>
         <w:rPr>
@@ -14308,7 +14960,21 @@
         <w:rPr>
           <w:rFonts w:hint="eastAsia"/>
         </w:rPr>
-        <w:t>條（物之瑕疵擔保責任）。於智慧合約中設計「爭議凍結期」，若買家發現書況與照片嚴重不符，可申請凍結款項，並由系統平台介入調解，保障消費者權益。</w:t>
+        <w:t>條（物之瑕疵擔保責任）。於智慧合約中設計「爭議凍結期」，若買家發現書</w:t>
+      </w:r>
+      <w:proofErr w:type="gramStart"/>
+      <w:r>
+        <w:rPr>
+          <w:rFonts w:hint="eastAsia"/>
+        </w:rPr>
+        <w:t>況</w:t>
+      </w:r>
+      <w:proofErr w:type="gramEnd"/>
+      <w:r>
+        <w:rPr>
+          <w:rFonts w:hint="eastAsia"/>
+        </w:rPr>
+        <w:t>與照片嚴重不符，可申請凍結款項，並由系統平台介入調解，保障消費者權益。</w:t>
       </w:r>
     </w:p>
     <w:p>
@@ -14554,12 +15220,21 @@
                 <w:sz w:val="28"/>
               </w:rPr>
             </w:pPr>
+            <w:proofErr w:type="gramStart"/>
             <w:r>
               <w:rPr>
                 <w:rFonts w:ascii="Times New Roman" w:eastAsia="DFKai-SB" w:hAnsi="Times New Roman" w:hint="eastAsia"/>
                 <w:sz w:val="28"/>
               </w:rPr>
-              <w:t>區塊鏈設施服務商</w:t>
+              <w:t>區塊鏈設施</w:t>
+            </w:r>
+            <w:proofErr w:type="gramEnd"/>
+            <w:r>
+              <w:rPr>
+                <w:rFonts w:ascii="Times New Roman" w:eastAsia="DFKai-SB" w:hAnsi="Times New Roman" w:hint="eastAsia"/>
+                <w:sz w:val="28"/>
+              </w:rPr>
+              <w:t>服務商</w:t>
             </w:r>
           </w:p>
           <w:p>
@@ -14757,7 +15432,23 @@
                 <w:rFonts w:ascii="Times New Roman" w:eastAsia="DFKai-SB" w:hAnsi="Times New Roman" w:hint="eastAsia"/>
                 <w:sz w:val="28"/>
               </w:rPr>
-              <w:t>信任保障：區塊鏈智慧合約託管</w:t>
+              <w:t>信任保障：</w:t>
+            </w:r>
+            <w:proofErr w:type="gramStart"/>
+            <w:r>
+              <w:rPr>
+                <w:rFonts w:ascii="Times New Roman" w:eastAsia="DFKai-SB" w:hAnsi="Times New Roman" w:hint="eastAsia"/>
+                <w:sz w:val="28"/>
+              </w:rPr>
+              <w:t>區塊鏈智慧</w:t>
+            </w:r>
+            <w:proofErr w:type="gramEnd"/>
+            <w:r>
+              <w:rPr>
+                <w:rFonts w:ascii="Times New Roman" w:eastAsia="DFKai-SB" w:hAnsi="Times New Roman" w:hint="eastAsia"/>
+                <w:sz w:val="28"/>
+              </w:rPr>
+              <w:t>合約託管</w:t>
             </w:r>
           </w:p>
           <w:p>
@@ -15165,8 +15856,17 @@
                 <w:rFonts w:ascii="Times New Roman" w:eastAsia="DFKai-SB" w:hAnsi="Times New Roman" w:hint="eastAsia"/>
                 <w:sz w:val="28"/>
               </w:rPr>
-              <w:t>校園捷運等場域</w:t>
-            </w:r>
+              <w:t>校園</w:t>
+            </w:r>
+            <w:proofErr w:type="gramStart"/>
+            <w:r>
+              <w:rPr>
+                <w:rFonts w:ascii="Times New Roman" w:eastAsia="DFKai-SB" w:hAnsi="Times New Roman" w:hint="eastAsia"/>
+                <w:sz w:val="28"/>
+              </w:rPr>
+              <w:t>捷運等場域</w:t>
+            </w:r>
+            <w:proofErr w:type="gramEnd"/>
           </w:p>
           <w:p>
             <w:pPr>
@@ -15294,12 +15994,21 @@
                 <w:sz w:val="28"/>
               </w:rPr>
             </w:pPr>
+            <w:proofErr w:type="gramStart"/>
             <w:r>
               <w:rPr>
                 <w:rFonts w:ascii="Times New Roman" w:eastAsia="DFKai-SB" w:hAnsi="Times New Roman" w:hint="eastAsia"/>
                 <w:sz w:val="28"/>
               </w:rPr>
-              <w:t>區塊鏈交易手續費</w:t>
+              <w:t>區塊鏈交易</w:t>
+            </w:r>
+            <w:proofErr w:type="gramEnd"/>
+            <w:r>
+              <w:rPr>
+                <w:rFonts w:ascii="Times New Roman" w:eastAsia="DFKai-SB" w:hAnsi="Times New Roman" w:hint="eastAsia"/>
+                <w:sz w:val="28"/>
+              </w:rPr>
+              <w:t>手續費</w:t>
             </w:r>
           </w:p>
           <w:p>
@@ -15503,7 +16212,21 @@
         <w:rPr>
           <w:rFonts w:hint="eastAsia"/>
         </w:rPr>
-        <w:t>分析，本系統之目標族群為「欲買賣二手書籍，卻苦於面交時間難以配合或對交易安全性存疑」的交易者，系統以區塊鏈智慧合約託管與智慧書櫃實物驗證為核心，透過自動化流程解決傳統面交的痛點。</w:t>
+        <w:t>分析，本系統之目標族群為「欲買賣二手書籍，卻苦於面交時間難以配合或對交易安全性存疑」的交易者，系統以</w:t>
+      </w:r>
+      <w:proofErr w:type="gramStart"/>
+      <w:r>
+        <w:rPr>
+          <w:rFonts w:hint="eastAsia"/>
+        </w:rPr>
+        <w:t>區塊鏈智慧</w:t>
+      </w:r>
+      <w:proofErr w:type="gramEnd"/>
+      <w:r>
+        <w:rPr>
+          <w:rFonts w:hint="eastAsia"/>
+        </w:rPr>
+        <w:t>合約託管與智慧書櫃實物驗證為核心，透過自動化流程解決傳統面交的痛點。</w:t>
       </w:r>
     </w:p>
     <w:p>
@@ -15516,7 +16239,21 @@
         <w:rPr>
           <w:rFonts w:hint="eastAsia"/>
         </w:rPr>
-        <w:t>本系統透過區塊鏈技術建立自動化金流託管，結合實體智慧書櫃的存取機制，確保款項在買家成功取貨並確認訂單後才進行金流撥款處理，徹底解決交易詐騙風險與個資外洩隱憂。平台不僅提供便利的</w:t>
+        <w:t>本系統透過</w:t>
+      </w:r>
+      <w:proofErr w:type="gramStart"/>
+      <w:r>
+        <w:rPr>
+          <w:rFonts w:hint="eastAsia"/>
+        </w:rPr>
+        <w:t>區塊鏈技術</w:t>
+      </w:r>
+      <w:proofErr w:type="gramEnd"/>
+      <w:r>
+        <w:rPr>
+          <w:rFonts w:hint="eastAsia"/>
+        </w:rPr>
+        <w:t>建立自動化金流託管，結合實體智慧書櫃的存取機制，確保款項在買家成功取貨並確認訂單後才進行金流撥款處理，徹底解決交易詐騙風險與個資外洩隱憂。平台不僅提供便利的</w:t>
       </w:r>
       <w:r>
         <w:rPr>
@@ -15528,7 +16265,21 @@
         <w:rPr>
           <w:rFonts w:hint="eastAsia"/>
         </w:rPr>
-        <w:t>小時自助取件服務，更透過物聯網（</w:t>
+        <w:t>小時自助取件服務，更</w:t>
+      </w:r>
+      <w:proofErr w:type="gramStart"/>
+      <w:r>
+        <w:rPr>
+          <w:rFonts w:hint="eastAsia"/>
+        </w:rPr>
+        <w:t>透過物聯網</w:t>
+      </w:r>
+      <w:proofErr w:type="gramEnd"/>
+      <w:r>
+        <w:rPr>
+          <w:rFonts w:hint="eastAsia"/>
+        </w:rPr>
+        <w:t>（</w:t>
       </w:r>
       <w:r>
         <w:rPr>
@@ -15604,7 +16355,21 @@
         <w:rPr>
           <w:rFonts w:hint="eastAsia"/>
         </w:rPr>
-        <w:t>身份區隔：區分為欲降低書費負擔的學生，以及重視交易效率與書況的買賣書族群。</w:t>
+        <w:t>身份區隔：區分為欲降低書費負擔的學生，以及重視交易效率與書</w:t>
+      </w:r>
+      <w:proofErr w:type="gramStart"/>
+      <w:r>
+        <w:rPr>
+          <w:rFonts w:hint="eastAsia"/>
+        </w:rPr>
+        <w:t>況</w:t>
+      </w:r>
+      <w:proofErr w:type="gramEnd"/>
+      <w:r>
+        <w:rPr>
+          <w:rFonts w:hint="eastAsia"/>
+        </w:rPr>
+        <w:t>的買賣書族群。</w:t>
       </w:r>
     </w:p>
     <w:p>
@@ -15632,7 +16397,21 @@
         <w:rPr>
           <w:rFonts w:hint="eastAsia"/>
         </w:rPr>
-        <w:t>分為習慣數位支付、對新科技接受度高的數位原生族，以及對網路交易安全具高度戒心使用者，透過會員等級審核機制，確保交易環境的安全性與使用者信用。</w:t>
+        <w:t>分為習慣數位支付、對新科技接受度高的數位</w:t>
+      </w:r>
+      <w:proofErr w:type="gramStart"/>
+      <w:r>
+        <w:rPr>
+          <w:rFonts w:hint="eastAsia"/>
+        </w:rPr>
+        <w:t>原生族</w:t>
+      </w:r>
+      <w:proofErr w:type="gramEnd"/>
+      <w:r>
+        <w:rPr>
+          <w:rFonts w:hint="eastAsia"/>
+        </w:rPr>
+        <w:t>，以及對網路交易安全具高度戒心使用者，透過會員等級審核機制，確保交易環境的安全性與使用者信用。</w:t>
       </w:r>
     </w:p>
     <w:p>
@@ -15720,7 +16499,21 @@
         <w:rPr>
           <w:rFonts w:hint="eastAsia"/>
         </w:rPr>
-        <w:t>吸引重視交易安全與真實書況，並希望透過「驗收後撥款」機制保障權益的謹慎交易者。</w:t>
+        <w:t>吸引重視交易安全與真實書</w:t>
+      </w:r>
+      <w:proofErr w:type="gramStart"/>
+      <w:r>
+        <w:rPr>
+          <w:rFonts w:hint="eastAsia"/>
+        </w:rPr>
+        <w:t>況</w:t>
+      </w:r>
+      <w:proofErr w:type="gramEnd"/>
+      <w:r>
+        <w:rPr>
+          <w:rFonts w:hint="eastAsia"/>
+        </w:rPr>
+        <w:t>，並希望透過「驗收後撥款」機制保障權益的謹慎交易者。</w:t>
       </w:r>
     </w:p>
     <w:p>
@@ -15780,7 +16573,21 @@
         <w:rPr>
           <w:rFonts w:hint="eastAsia"/>
         </w:rPr>
-        <w:t>信任保障：利用區塊鏈智慧合約技術進行款項託管，實現「買家驗貨才撥款」，徹底杜絕交易詐騙。</w:t>
+        <w:t>信任保障：利用</w:t>
+      </w:r>
+      <w:proofErr w:type="gramStart"/>
+      <w:r>
+        <w:rPr>
+          <w:rFonts w:hint="eastAsia"/>
+        </w:rPr>
+        <w:t>區塊鏈智慧</w:t>
+      </w:r>
+      <w:proofErr w:type="gramEnd"/>
+      <w:r>
+        <w:rPr>
+          <w:rFonts w:hint="eastAsia"/>
+        </w:rPr>
+        <w:t>合約技術進行款項託管，實現「買家驗貨才撥款」，徹底杜絕交易詐騙。</w:t>
       </w:r>
     </w:p>
     <w:p>
@@ -15796,7 +16603,21 @@
         <w:rPr>
           <w:rFonts w:hint="eastAsia"/>
         </w:rPr>
-        <w:t>極致便利：整合物聯網智慧書櫃與</w:t>
+        <w:t>極致便利：</w:t>
+      </w:r>
+      <w:proofErr w:type="gramStart"/>
+      <w:r>
+        <w:rPr>
+          <w:rFonts w:hint="eastAsia"/>
+        </w:rPr>
+        <w:t>整合物聯網</w:t>
+      </w:r>
+      <w:proofErr w:type="gramEnd"/>
+      <w:r>
+        <w:rPr>
+          <w:rFonts w:hint="eastAsia"/>
+        </w:rPr>
+        <w:t>智慧書櫃與</w:t>
       </w:r>
       <w:r>
         <w:rPr>
@@ -15820,7 +16641,21 @@
         <w:rPr>
           <w:rFonts w:hint="eastAsia"/>
         </w:rPr>
-        <w:t>小時不打烊的「非同步掃碼存取」自動化流程。</w:t>
+        <w:t>小時不打烊的「</w:t>
+      </w:r>
+      <w:proofErr w:type="gramStart"/>
+      <w:r>
+        <w:rPr>
+          <w:rFonts w:hint="eastAsia"/>
+        </w:rPr>
+        <w:t>非同步掃碼存取</w:t>
+      </w:r>
+      <w:proofErr w:type="gramEnd"/>
+      <w:r>
+        <w:rPr>
+          <w:rFonts w:hint="eastAsia"/>
+        </w:rPr>
+        <w:t>」自動化流程。</w:t>
       </w:r>
     </w:p>
     <w:p>
@@ -15902,11 +16737,19 @@
         </w:numPr>
         <w:ind w:left="964" w:hanging="482"/>
       </w:pPr>
-      <w:r>
-        <w:rPr>
-          <w:rFonts w:hint="eastAsia"/>
-        </w:rPr>
-        <w:t>技術跨域整合：結合智慧合約金流與</w:t>
+      <w:proofErr w:type="gramStart"/>
+      <w:r>
+        <w:rPr>
+          <w:rFonts w:hint="eastAsia"/>
+        </w:rPr>
+        <w:t>技術跨域整合</w:t>
+      </w:r>
+      <w:proofErr w:type="gramEnd"/>
+      <w:r>
+        <w:rPr>
+          <w:rFonts w:hint="eastAsia"/>
+        </w:rPr>
+        <w:t>：結合智慧合約金流與</w:t>
       </w:r>
       <w:r>
         <w:rPr>
@@ -15934,7 +16777,21 @@
         <w:rPr>
           <w:rFonts w:hint="eastAsia"/>
         </w:rPr>
-        <w:t>解決交易痛點：透過自動化金流託管與實體書櫃，解決雙方面交時間難以攏談與詐騙風險。</w:t>
+        <w:t>解決交易痛點：透過自動化金流託管與實體書櫃，解決雙方面交時間</w:t>
+      </w:r>
+      <w:proofErr w:type="gramStart"/>
+      <w:r>
+        <w:rPr>
+          <w:rFonts w:hint="eastAsia"/>
+        </w:rPr>
+        <w:t>難以攏談與</w:t>
+      </w:r>
+      <w:proofErr w:type="gramEnd"/>
+      <w:r>
+        <w:rPr>
+          <w:rFonts w:hint="eastAsia"/>
+        </w:rPr>
+        <w:t>詐騙風險。</w:t>
       </w:r>
     </w:p>
     <w:p>
@@ -16068,7 +16925,21 @@
         <w:rPr>
           <w:rFonts w:hint="eastAsia"/>
         </w:rPr>
-        <w:t>初期使用者顧慮：對於新興的智慧合約金流與掃碼取貨機制，使用者可能因缺乏成功案例而產生信任疑慮，影響初期採用意願。</w:t>
+        <w:t>初期使用者顧慮：對於新興的智慧合約金流與</w:t>
+      </w:r>
+      <w:proofErr w:type="gramStart"/>
+      <w:r>
+        <w:rPr>
+          <w:rFonts w:hint="eastAsia"/>
+        </w:rPr>
+        <w:t>掃碼取</w:t>
+      </w:r>
+      <w:proofErr w:type="gramEnd"/>
+      <w:r>
+        <w:rPr>
+          <w:rFonts w:hint="eastAsia"/>
+        </w:rPr>
+        <w:t>貨機制，使用者可能因缺乏成功案例而產生信任疑慮，影響初期採用意願。</w:t>
       </w:r>
     </w:p>
     <w:p>
@@ -16096,7 +16967,21 @@
         <w:rPr>
           <w:rFonts w:hint="eastAsia"/>
         </w:rPr>
-        <w:t>、雲端後台與實體櫃體感測器，開發時程壓力大。</w:t>
+        <w:t>、雲端後台與實體</w:t>
+      </w:r>
+      <w:proofErr w:type="gramStart"/>
+      <w:r>
+        <w:rPr>
+          <w:rFonts w:hint="eastAsia"/>
+        </w:rPr>
+        <w:t>櫃體感</w:t>
+      </w:r>
+      <w:proofErr w:type="gramEnd"/>
+      <w:r>
+        <w:rPr>
+          <w:rFonts w:hint="eastAsia"/>
+        </w:rPr>
+        <w:t>測器，開發時程壓力大。</w:t>
       </w:r>
     </w:p>
     <w:p>
@@ -16144,7 +17029,35 @@
         <w:rPr>
           <w:rFonts w:hint="eastAsia"/>
         </w:rPr>
-        <w:t>物流便利性受限：取貨點僅限於特定智慧櫃點，相較於競品的超商物流網絡，覆蓋率較低。</w:t>
+        <w:t>物流便利性受限：取貨點僅限於特定</w:t>
+      </w:r>
+      <w:proofErr w:type="gramStart"/>
+      <w:r>
+        <w:rPr>
+          <w:rFonts w:hint="eastAsia"/>
+        </w:rPr>
+        <w:t>智慧櫃點</w:t>
+      </w:r>
+      <w:proofErr w:type="gramEnd"/>
+      <w:r>
+        <w:rPr>
+          <w:rFonts w:hint="eastAsia"/>
+        </w:rPr>
+        <w:t>，相較</w:t>
+      </w:r>
+      <w:proofErr w:type="gramStart"/>
+      <w:r>
+        <w:rPr>
+          <w:rFonts w:hint="eastAsia"/>
+        </w:rPr>
+        <w:t>於競品</w:t>
+      </w:r>
+      <w:proofErr w:type="gramEnd"/>
+      <w:r>
+        <w:rPr>
+          <w:rFonts w:hint="eastAsia"/>
+        </w:rPr>
+        <w:t>的超商物流網絡，覆蓋率較低。</w:t>
       </w:r>
     </w:p>
     <w:p>
@@ -16274,6 +17187,7 @@
         </w:rPr>
         <w:t>）</w:t>
       </w:r>
+      <w:proofErr w:type="gramStart"/>
       <w:r>
         <w:rPr>
           <w:rFonts w:hint="eastAsia"/>
@@ -16284,7 +17198,14 @@
         <w:rPr>
           <w:rFonts w:hint="eastAsia"/>
         </w:rPr>
-        <w:t>物聯網（</w:t>
+        <w:t>物聯網</w:t>
+      </w:r>
+      <w:proofErr w:type="gramEnd"/>
+      <w:r>
+        <w:rPr>
+          <w:rFonts w:hint="eastAsia"/>
+        </w:rPr>
+        <w:t>（</w:t>
       </w:r>
       <w:r>
         <w:rPr>
@@ -16298,11 +17219,19 @@
         </w:rPr>
         <w:t>）</w:t>
       </w:r>
-      <w:r>
-        <w:rPr>
-          <w:rFonts w:hint="eastAsia"/>
-        </w:rPr>
-        <w:t>跨域實踐的示範專案，吸引相關企業或校方行政單位的專案贊助。</w:t>
+      <w:proofErr w:type="gramStart"/>
+      <w:r>
+        <w:rPr>
+          <w:rFonts w:hint="eastAsia"/>
+        </w:rPr>
+        <w:t>跨域實踐</w:t>
+      </w:r>
+      <w:proofErr w:type="gramEnd"/>
+      <w:r>
+        <w:rPr>
+          <w:rFonts w:hint="eastAsia"/>
+        </w:rPr>
+        <w:t>的示範專案，吸引相關企業或校方行政單位的專案贊助。</w:t>
       </w:r>
     </w:p>
     <w:p>
@@ -16368,8 +17297,16 @@
         <w:rPr>
           <w:rFonts w:hint="eastAsia"/>
         </w:rPr>
-        <w:t>現有競爭對手：現有平台（</w:t>
-      </w:r>
+        <w:t>現有競爭對手：現有平台</w:t>
+      </w:r>
+      <w:proofErr w:type="gramStart"/>
+      <w:r>
+        <w:rPr>
+          <w:rFonts w:hint="eastAsia"/>
+        </w:rPr>
+        <w:t>（</w:t>
+      </w:r>
+      <w:proofErr w:type="gramEnd"/>
       <w:r>
         <w:rPr>
           <w:rFonts w:hint="eastAsia"/>
@@ -16388,11 +17325,19 @@
         </w:rPr>
         <w:t>等</w:t>
       </w:r>
-      <w:r>
-        <w:rPr>
-          <w:rFonts w:hint="eastAsia"/>
-        </w:rPr>
-        <w:t>），其使用者基數極大且已有固定使用者，對新平台轉移意願較低。</w:t>
+      <w:proofErr w:type="gramStart"/>
+      <w:r>
+        <w:rPr>
+          <w:rFonts w:hint="eastAsia"/>
+        </w:rPr>
+        <w:t>）</w:t>
+      </w:r>
+      <w:proofErr w:type="gramEnd"/>
+      <w:r>
+        <w:rPr>
+          <w:rFonts w:hint="eastAsia"/>
+        </w:rPr>
+        <w:t>，其使用者基數極大且已有固定使用者，對新平台轉移意願較低。</w:t>
       </w:r>
     </w:p>
     <w:p>
@@ -16404,11 +17349,33 @@
         </w:numPr>
         <w:ind w:left="964" w:hanging="482"/>
       </w:pPr>
-      <w:r>
-        <w:rPr>
-          <w:rFonts w:hint="eastAsia"/>
-        </w:rPr>
-        <w:t>競品生態系成熟度高：既有平台擁有極高覆蓋率的超商取貨網絡與多元支付，影響增加新用戶的移轉平台門檻。</w:t>
+      <w:proofErr w:type="gramStart"/>
+      <w:r>
+        <w:rPr>
+          <w:rFonts w:hint="eastAsia"/>
+        </w:rPr>
+        <w:t>競品生態</w:t>
+      </w:r>
+      <w:proofErr w:type="gramEnd"/>
+      <w:r>
+        <w:rPr>
+          <w:rFonts w:hint="eastAsia"/>
+        </w:rPr>
+        <w:t>系成熟度高：既有平台擁有極高覆蓋率的超商</w:t>
+      </w:r>
+      <w:proofErr w:type="gramStart"/>
+      <w:r>
+        <w:rPr>
+          <w:rFonts w:hint="eastAsia"/>
+        </w:rPr>
+        <w:t>取貨網絡</w:t>
+      </w:r>
+      <w:proofErr w:type="gramEnd"/>
+      <w:r>
+        <w:rPr>
+          <w:rFonts w:hint="eastAsia"/>
+        </w:rPr>
+        <w:t>與多元支付，影響增加新用戶的移轉平台門檻。</w:t>
       </w:r>
     </w:p>
     <w:p>
@@ -16424,7 +17391,21 @@
         <w:rPr>
           <w:rFonts w:hint="eastAsia"/>
         </w:rPr>
-        <w:t>法規與安全性限制：涉及金流託管與區塊鏈資產，需考量國內金融法規限制，一旦出現程式漏洞或遭駭客攻擊，將面臨法律責任與信任崩塌。</w:t>
+        <w:t>法規與安全性限制：涉及金流託管與</w:t>
+      </w:r>
+      <w:proofErr w:type="gramStart"/>
+      <w:r>
+        <w:rPr>
+          <w:rFonts w:hint="eastAsia"/>
+        </w:rPr>
+        <w:t>區塊鏈資產</w:t>
+      </w:r>
+      <w:proofErr w:type="gramEnd"/>
+      <w:r>
+        <w:rPr>
+          <w:rFonts w:hint="eastAsia"/>
+        </w:rPr>
+        <w:t>，需考量國內金融法規限制，一旦出現程式漏洞或遭駭客攻擊，將面臨法律責任與信任崩塌。</w:t>
       </w:r>
     </w:p>
     <w:p>
@@ -16838,7 +17819,23 @@
                 <w:rFonts w:ascii="Times New Roman" w:eastAsia="DFKai-SB" w:hAnsi="Times New Roman" w:hint="eastAsia"/>
                 <w:sz w:val="28"/>
               </w:rPr>
-              <w:t>利用技術跨域整合（</w:t>
+              <w:t>利用</w:t>
+            </w:r>
+            <w:proofErr w:type="gramStart"/>
+            <w:r>
+              <w:rPr>
+                <w:rFonts w:ascii="Times New Roman" w:eastAsia="DFKai-SB" w:hAnsi="Times New Roman" w:hint="eastAsia"/>
+                <w:sz w:val="28"/>
+              </w:rPr>
+              <w:t>技術跨域整合</w:t>
+            </w:r>
+            <w:proofErr w:type="gramEnd"/>
+            <w:r>
+              <w:rPr>
+                <w:rFonts w:ascii="Times New Roman" w:eastAsia="DFKai-SB" w:hAnsi="Times New Roman" w:hint="eastAsia"/>
+                <w:sz w:val="28"/>
+              </w:rPr>
+              <w:t>（</w:t>
             </w:r>
             <w:r>
               <w:rPr>
@@ -16976,12 +17973,37 @@
                 <w:sz w:val="28"/>
               </w:rPr>
             </w:pPr>
+            <w:proofErr w:type="gramStart"/>
             <w:r>
               <w:rPr>
                 <w:rFonts w:ascii="Times New Roman" w:eastAsia="DFKai-SB" w:hAnsi="Times New Roman" w:hint="eastAsia"/>
                 <w:sz w:val="28"/>
               </w:rPr>
-              <w:t>針對資安風險，發揮團隊分權管理的優勢，建立多重驗證機制與自動化日誌監控，確保區塊鏈資產與系統邏輯的穩定性。</w:t>
+              <w:t>針對資安風險</w:t>
+            </w:r>
+            <w:proofErr w:type="gramEnd"/>
+            <w:r>
+              <w:rPr>
+                <w:rFonts w:ascii="Times New Roman" w:eastAsia="DFKai-SB" w:hAnsi="Times New Roman" w:hint="eastAsia"/>
+                <w:sz w:val="28"/>
+              </w:rPr>
+              <w:t>，發揮團隊分權管理的優勢，建立多重驗證機制與自動化日誌監控，確保</w:t>
+            </w:r>
+            <w:proofErr w:type="gramStart"/>
+            <w:r>
+              <w:rPr>
+                <w:rFonts w:ascii="Times New Roman" w:eastAsia="DFKai-SB" w:hAnsi="Times New Roman" w:hint="eastAsia"/>
+                <w:sz w:val="28"/>
+              </w:rPr>
+              <w:t>區塊鏈資產</w:t>
+            </w:r>
+            <w:proofErr w:type="gramEnd"/>
+            <w:r>
+              <w:rPr>
+                <w:rFonts w:ascii="Times New Roman" w:eastAsia="DFKai-SB" w:hAnsi="Times New Roman" w:hint="eastAsia"/>
+                <w:sz w:val="28"/>
+              </w:rPr>
+              <w:t>與系統邏輯的穩定性。</w:t>
             </w:r>
           </w:p>
         </w:tc>
@@ -17101,7 +18123,23 @@
                 <w:rFonts w:ascii="Times New Roman" w:eastAsia="DFKai-SB" w:hAnsi="Times New Roman" w:hint="eastAsia"/>
                 <w:sz w:val="28"/>
               </w:rPr>
-              <w:t>針對初期使用者顧慮，可透過與校方進行產學合作，在校內舉辦「二手書永續週」，提供代幣獎勵來吸引首批種子用戶，累積成功案例。</w:t>
+              <w:t>針對初期使用者顧慮，可透過與校方進行產學合作，在校內舉辦「二手書永續</w:t>
+            </w:r>
+            <w:proofErr w:type="gramStart"/>
+            <w:r>
+              <w:rPr>
+                <w:rFonts w:ascii="Times New Roman" w:eastAsia="DFKai-SB" w:hAnsi="Times New Roman" w:hint="eastAsia"/>
+                <w:sz w:val="28"/>
+              </w:rPr>
+              <w:t>週</w:t>
+            </w:r>
+            <w:proofErr w:type="gramEnd"/>
+            <w:r>
+              <w:rPr>
+                <w:rFonts w:ascii="Times New Roman" w:eastAsia="DFKai-SB" w:hAnsi="Times New Roman" w:hint="eastAsia"/>
+                <w:sz w:val="28"/>
+              </w:rPr>
+              <w:t>」，提供代幣獎勵來吸引首批種子用戶，累積成功案例。</w:t>
             </w:r>
           </w:p>
           <w:p>
@@ -17179,7 +18217,23 @@
                 <w:rFonts w:ascii="Times New Roman" w:eastAsia="DFKai-SB" w:hAnsi="Times New Roman" w:hint="eastAsia"/>
                 <w:sz w:val="28"/>
               </w:rPr>
-              <w:t>針對硬體人為損壞與法規限制，初期採小規模試辦，並與校方或捷運管理單位研擬「管理協議」，確保設備保險與維護責任歸屬，規避法律風險。</w:t>
+              <w:t>針對硬體人為損壞與法規限制，初期</w:t>
+            </w:r>
+            <w:proofErr w:type="gramStart"/>
+            <w:r>
+              <w:rPr>
+                <w:rFonts w:ascii="Times New Roman" w:eastAsia="DFKai-SB" w:hAnsi="Times New Roman" w:hint="eastAsia"/>
+                <w:sz w:val="28"/>
+              </w:rPr>
+              <w:t>採</w:t>
+            </w:r>
+            <w:proofErr w:type="gramEnd"/>
+            <w:r>
+              <w:rPr>
+                <w:rFonts w:ascii="Times New Roman" w:eastAsia="DFKai-SB" w:hAnsi="Times New Roman" w:hint="eastAsia"/>
+                <w:sz w:val="28"/>
+              </w:rPr>
+              <w:t>小規模試辦，並與校方或捷運管理單位研擬「管理協議」，確保設備保險與維護責任歸屬，規避法律風險。</w:t>
             </w:r>
           </w:p>
           <w:p>
@@ -17202,7 +18256,23 @@
                 <w:rFonts w:ascii="Times New Roman" w:eastAsia="DFKai-SB" w:hAnsi="Times New Roman" w:hint="eastAsia"/>
                 <w:sz w:val="28"/>
               </w:rPr>
-              <w:t>針對系統整合壓力，採取模組化分階段上線（先驗證金流，再串接實體櫃），避免一次性大規模投入導致硬體維修或資安漏洞無法及時修正。</w:t>
+              <w:t>針對系統整合壓力，採取模組化分階段上線（先驗證金流，再串接實體櫃），避免一次性大規模投入導致硬體維修</w:t>
+            </w:r>
+            <w:proofErr w:type="gramStart"/>
+            <w:r>
+              <w:rPr>
+                <w:rFonts w:ascii="Times New Roman" w:eastAsia="DFKai-SB" w:hAnsi="Times New Roman" w:hint="eastAsia"/>
+                <w:sz w:val="28"/>
+              </w:rPr>
+              <w:t>或資安漏洞</w:t>
+            </w:r>
+            <w:proofErr w:type="gramEnd"/>
+            <w:r>
+              <w:rPr>
+                <w:rFonts w:ascii="Times New Roman" w:eastAsia="DFKai-SB" w:hAnsi="Times New Roman" w:hint="eastAsia"/>
+                <w:sz w:val="28"/>
+              </w:rPr>
+              <w:t>無法及時修正。</w:t>
             </w:r>
           </w:p>
         </w:tc>
@@ -17283,12 +18353,21 @@
           <w:color w:val="000000" w:themeColor="text1"/>
         </w:rPr>
       </w:pPr>
+      <w:proofErr w:type="gramStart"/>
       <w:r>
         <w:rPr>
           <w:rFonts w:hint="eastAsia"/>
           <w:color w:val="000000" w:themeColor="text1"/>
         </w:rPr>
-        <w:t>本層負責使用者互動與實體環境感測，為系統與外部環境之交接點：</w:t>
+        <w:t>本層負責</w:t>
+      </w:r>
+      <w:proofErr w:type="gramEnd"/>
+      <w:r>
+        <w:rPr>
+          <w:rFonts w:hint="eastAsia"/>
+          <w:color w:val="000000" w:themeColor="text1"/>
+        </w:rPr>
+        <w:t>使用者互動與實體環境感測，為系統與外部環境之交接點：</w:t>
       </w:r>
     </w:p>
     <w:p>
@@ -17340,11 +18419,19 @@
         </w:numPr>
         <w:ind w:left="964" w:hanging="482"/>
       </w:pPr>
-      <w:r>
-        <w:rPr>
-          <w:rFonts w:hint="eastAsia"/>
-        </w:rPr>
-        <w:t>物聯網控制終端：搭載</w:t>
+      <w:proofErr w:type="gramStart"/>
+      <w:r>
+        <w:rPr>
+          <w:rFonts w:hint="eastAsia"/>
+        </w:rPr>
+        <w:t>物聯網</w:t>
+      </w:r>
+      <w:proofErr w:type="gramEnd"/>
+      <w:r>
+        <w:rPr>
+          <w:rFonts w:hint="eastAsia"/>
+        </w:rPr>
+        <w:t>控制終端：搭載</w:t>
       </w:r>
       <w:r>
         <w:rPr>
@@ -17356,7 +18443,21 @@
         <w:rPr>
           <w:rFonts w:hint="eastAsia"/>
         </w:rPr>
-        <w:t>微控制器之實體智慧書櫃，專責硬體狀態感測與作動控制，透過安全通訊協定向伺服器回報狀態或請求控制指令。</w:t>
+        <w:t>微控制器之實體智慧書櫃，專責硬體狀態感測</w:t>
+      </w:r>
+      <w:proofErr w:type="gramStart"/>
+      <w:r>
+        <w:rPr>
+          <w:rFonts w:hint="eastAsia"/>
+        </w:rPr>
+        <w:t>與作動控制</w:t>
+      </w:r>
+      <w:proofErr w:type="gramEnd"/>
+      <w:r>
+        <w:rPr>
+          <w:rFonts w:hint="eastAsia"/>
+        </w:rPr>
+        <w:t>，透過安全通訊協定向伺服器回報狀態或請求控制指令。</w:t>
       </w:r>
     </w:p>
     <w:p>
@@ -17382,12 +18483,21 @@
           <w:color w:val="000000" w:themeColor="text1"/>
         </w:rPr>
       </w:pPr>
+      <w:proofErr w:type="gramStart"/>
       <w:r>
         <w:rPr>
           <w:rFonts w:hint="eastAsia"/>
           <w:color w:val="000000" w:themeColor="text1"/>
         </w:rPr>
-        <w:t>本層負責公網流量之清洗、憑證管理與內部路由分發：</w:t>
+        <w:t>本層負責</w:t>
+      </w:r>
+      <w:proofErr w:type="gramEnd"/>
+      <w:r>
+        <w:rPr>
+          <w:rFonts w:hint="eastAsia"/>
+          <w:color w:val="000000" w:themeColor="text1"/>
+        </w:rPr>
+        <w:t>公網流量之清洗、憑證管理與內部路由分發：</w:t>
       </w:r>
     </w:p>
     <w:p>
@@ -17451,8 +18561,16 @@
         <w:rPr>
           <w:rFonts w:hint="eastAsia"/>
         </w:rPr>
-        <w:t>以及外部</w:t>
-      </w:r>
+        <w:t>以及外</w:t>
+      </w:r>
+      <w:proofErr w:type="gramStart"/>
+      <w:r>
+        <w:rPr>
+          <w:rFonts w:hint="eastAsia"/>
+        </w:rPr>
+        <w:t>部</w:t>
+      </w:r>
+      <w:proofErr w:type="gramEnd"/>
       <w:r>
         <w:br/>
       </w:r>
@@ -17482,7 +18600,21 @@
         <w:rPr>
           <w:rFonts w:hint="eastAsia"/>
         </w:rPr>
-        <w:t>入口多工與反向代理：流量進入核心基礎設施後，首由通訊埠多工器進行流量特徵識別；常規</w:t>
+        <w:t>入口多工與反向代理：流量進入核心基礎設施後，首由通訊</w:t>
+      </w:r>
+      <w:proofErr w:type="gramStart"/>
+      <w:r>
+        <w:rPr>
+          <w:rFonts w:hint="eastAsia"/>
+        </w:rPr>
+        <w:t>埠</w:t>
+      </w:r>
+      <w:proofErr w:type="gramEnd"/>
+      <w:r>
+        <w:rPr>
+          <w:rFonts w:hint="eastAsia"/>
+        </w:rPr>
+        <w:t>多工器進行流量特徵識別；常規</w:t>
       </w:r>
       <w:r>
         <w:rPr>
@@ -17544,12 +18676,21 @@
           <w:color w:val="000000" w:themeColor="text1"/>
         </w:rPr>
       </w:pPr>
+      <w:proofErr w:type="gramStart"/>
       <w:r>
         <w:rPr>
           <w:rFonts w:hint="eastAsia"/>
           <w:color w:val="000000" w:themeColor="text1"/>
         </w:rPr>
-        <w:t>本層為系統之運算核心，封裝所有商業規則與資料處理邏輯：</w:t>
+        <w:t>本層為</w:t>
+      </w:r>
+      <w:proofErr w:type="gramEnd"/>
+      <w:r>
+        <w:rPr>
+          <w:rFonts w:hint="eastAsia"/>
+          <w:color w:val="000000" w:themeColor="text1"/>
+        </w:rPr>
+        <w:t>系統之運算核心，封裝所有商業規則與資料處理邏輯：</w:t>
       </w:r>
     </w:p>
     <w:p>
@@ -17645,12 +18786,21 @@
           <w:color w:val="000000" w:themeColor="text1"/>
         </w:rPr>
       </w:pPr>
+      <w:proofErr w:type="gramStart"/>
       <w:r>
         <w:rPr>
           <w:rFonts w:hint="eastAsia"/>
           <w:color w:val="000000" w:themeColor="text1"/>
         </w:rPr>
-        <w:t>本層專責系統狀態與結構化數據之穩定且安全之儲存：</w:t>
+        <w:t>本層專責</w:t>
+      </w:r>
+      <w:proofErr w:type="gramEnd"/>
+      <w:r>
+        <w:rPr>
+          <w:rFonts w:hint="eastAsia"/>
+          <w:color w:val="000000" w:themeColor="text1"/>
+        </w:rPr>
+        <w:t>系統狀態與結構化數據之穩定且安全之儲存：</w:t>
       </w:r>
     </w:p>
     <w:p>
@@ -19269,7 +20419,21 @@
               <w:rPr>
                 <w:rFonts w:hint="eastAsia"/>
               </w:rPr>
-              <w:t>與拍攝書況）</w:t>
+              <w:t>與拍攝書</w:t>
+            </w:r>
+            <w:proofErr w:type="gramStart"/>
+            <w:r>
+              <w:rPr>
+                <w:rFonts w:hint="eastAsia"/>
+              </w:rPr>
+              <w:t>況</w:t>
+            </w:r>
+            <w:proofErr w:type="gramEnd"/>
+            <w:r>
+              <w:rPr>
+                <w:rFonts w:hint="eastAsia"/>
+              </w:rPr>
+              <w:t>）</w:t>
             </w:r>
           </w:p>
         </w:tc>
@@ -19486,7 +20650,21 @@
         <w:rPr>
           <w:rFonts w:hint="eastAsia"/>
         </w:rPr>
-        <w:t>智慧書櫃物聯網終端軟硬體規格需求表</w:t>
+        <w:t>智慧</w:t>
+      </w:r>
+      <w:proofErr w:type="gramStart"/>
+      <w:r>
+        <w:rPr>
+          <w:rFonts w:hint="eastAsia"/>
+        </w:rPr>
+        <w:t>書櫃物聯網</w:t>
+      </w:r>
+      <w:proofErr w:type="gramEnd"/>
+      <w:r>
+        <w:rPr>
+          <w:rFonts w:hint="eastAsia"/>
+        </w:rPr>
+        <w:t>終端軟硬體規格需求表</w:t>
       </w:r>
       <w:bookmarkEnd w:id="32"/>
     </w:p>
@@ -20483,11 +21661,19 @@
               </w:rPr>
               <w:t>SQL</w:t>
             </w:r>
+            <w:proofErr w:type="gramStart"/>
             <w:r>
               <w:rPr>
                 <w:rFonts w:hint="eastAsia"/>
               </w:rPr>
-              <w:t>隱碼攻擊。</w:t>
+              <w:t>隱碼攻擊</w:t>
+            </w:r>
+            <w:proofErr w:type="gramEnd"/>
+            <w:r>
+              <w:rPr>
+                <w:rFonts w:hint="eastAsia"/>
+              </w:rPr>
+              <w:t>。</w:t>
             </w:r>
           </w:p>
         </w:tc>
@@ -20803,11 +21989,19 @@
               <w:jc w:val="center"/>
               <w:textAlignment w:val="center"/>
             </w:pPr>
+            <w:proofErr w:type="gramStart"/>
             <w:r>
               <w:rPr>
                 <w:rFonts w:hint="eastAsia"/>
               </w:rPr>
-              <w:t>物聯網層</w:t>
+              <w:t>物聯網</w:t>
+            </w:r>
+            <w:proofErr w:type="gramEnd"/>
+            <w:r>
+              <w:rPr>
+                <w:rFonts w:hint="eastAsia"/>
+              </w:rPr>
+              <w:t>層</w:t>
             </w:r>
           </w:p>
           <w:p>
@@ -21378,12 +22572,14 @@
               </w:numPr>
               <w:textAlignment w:val="center"/>
             </w:pPr>
+            <w:proofErr w:type="spellStart"/>
             <w:r>
               <w:rPr>
                 <w:rFonts w:hint="eastAsia"/>
               </w:rPr>
               <w:t>sslh</w:t>
             </w:r>
+            <w:proofErr w:type="spellEnd"/>
             <w:r>
               <w:rPr>
                 <w:rFonts w:hint="eastAsia"/>
@@ -22082,20 +23278,6 @@
               </w:rPr>
               <w:t>Node.js</w:t>
             </w:r>
-            <w:r>
-              <w:rPr>
-                <w:rFonts w:ascii="Times New Roman" w:eastAsia="DFKai-SB" w:hAnsi="Times New Roman" w:hint="eastAsia"/>
-                <w:sz w:val="28"/>
-              </w:rPr>
-              <w:t>、</w:t>
-            </w:r>
-            <w:r>
-              <w:rPr>
-                <w:rFonts w:ascii="Times New Roman" w:eastAsia="DFKai-SB" w:hAnsi="Times New Roman" w:hint="eastAsia"/>
-                <w:sz w:val="28"/>
-              </w:rPr>
-              <w:t>PHP</w:t>
-            </w:r>
           </w:p>
         </w:tc>
       </w:tr>
@@ -22176,15 +23358,32 @@
                 <w:rFonts w:ascii="Times New Roman" w:eastAsia="DFKai-SB" w:hAnsi="Times New Roman" w:hint="eastAsia"/>
                 <w:sz w:val="28"/>
               </w:rPr>
-              <w:t>swagger-ui-express</w:t>
-            </w:r>
+              <w:t>swagger-</w:t>
+            </w:r>
+            <w:proofErr w:type="spellStart"/>
             <w:r>
               <w:rPr>
                 <w:rFonts w:ascii="Times New Roman" w:eastAsia="DFKai-SB" w:hAnsi="Times New Roman" w:hint="eastAsia"/>
                 <w:sz w:val="28"/>
               </w:rPr>
+              <w:t>ui</w:t>
+            </w:r>
+            <w:proofErr w:type="spellEnd"/>
+            <w:r>
+              <w:rPr>
+                <w:rFonts w:ascii="Times New Roman" w:eastAsia="DFKai-SB" w:hAnsi="Times New Roman" w:hint="eastAsia"/>
+                <w:sz w:val="28"/>
+              </w:rPr>
+              <w:t>-express</w:t>
+            </w:r>
+            <w:r>
+              <w:rPr>
+                <w:rFonts w:ascii="Times New Roman" w:eastAsia="DFKai-SB" w:hAnsi="Times New Roman" w:hint="eastAsia"/>
+                <w:sz w:val="28"/>
+              </w:rPr>
               <w:t>、</w:t>
             </w:r>
+            <w:proofErr w:type="spellStart"/>
             <w:r>
               <w:rPr>
                 <w:rFonts w:ascii="Times New Roman" w:eastAsia="DFKai-SB" w:hAnsi="Times New Roman" w:hint="eastAsia"/>
@@ -22192,6 +23391,7 @@
               </w:rPr>
               <w:t>bcrypt</w:t>
             </w:r>
+            <w:proofErr w:type="spellEnd"/>
             <w:r>
               <w:rPr>
                 <w:rFonts w:ascii="Times New Roman" w:eastAsia="DFKai-SB" w:hAnsi="Times New Roman" w:hint="eastAsia"/>
@@ -22199,6 +23399,7 @@
               </w:rPr>
               <w:t>、</w:t>
             </w:r>
+            <w:proofErr w:type="spellStart"/>
             <w:r>
               <w:rPr>
                 <w:rFonts w:ascii="Times New Roman" w:eastAsia="DFKai-SB" w:hAnsi="Times New Roman" w:hint="eastAsia"/>
@@ -22206,6 +23407,7 @@
               </w:rPr>
               <w:t>jsonwebtoken</w:t>
             </w:r>
+            <w:proofErr w:type="spellEnd"/>
             <w:r>
               <w:rPr>
                 <w:rFonts w:ascii="Times New Roman" w:eastAsia="DFKai-SB" w:hAnsi="Times New Roman" w:hint="eastAsia"/>
@@ -22426,6 +23628,7 @@
               </w:rPr>
               <w:t>、</w:t>
             </w:r>
+            <w:proofErr w:type="spellStart"/>
             <w:r>
               <w:rPr>
                 <w:rFonts w:ascii="Times New Roman" w:eastAsia="DFKai-SB" w:hAnsi="Times New Roman"/>
@@ -22442,6 +23645,7 @@
               </w:rPr>
               <w:t>slh</w:t>
             </w:r>
+            <w:proofErr w:type="spellEnd"/>
           </w:p>
         </w:tc>
       </w:tr>
@@ -22720,6 +23924,7 @@
               </w:rPr>
               <w:t>、</w:t>
             </w:r>
+            <w:proofErr w:type="spellStart"/>
             <w:r>
               <w:rPr>
                 <w:rFonts w:ascii="Times New Roman" w:eastAsia="DFKai-SB" w:hAnsi="Times New Roman" w:hint="eastAsia"/>
@@ -22727,6 +23932,7 @@
               </w:rPr>
               <w:t>Tinkercad</w:t>
             </w:r>
+            <w:proofErr w:type="spellEnd"/>
             <w:r>
               <w:rPr>
                 <w:rFonts w:ascii="Times New Roman" w:eastAsia="DFKai-SB" w:hAnsi="Times New Roman" w:hint="eastAsia"/>
@@ -22982,11 +24188,28 @@
               </w:rPr>
               <w:t>、</w:t>
             </w:r>
+            <w:proofErr w:type="spellStart"/>
+            <w:r>
+              <w:rPr>
+                <w:rFonts w:ascii="Times New Roman" w:eastAsia="DFKai-SB" w:hAnsi="Times New Roman"/>
+                <w:sz w:val="28"/>
+              </w:rPr>
+              <w:t>PlantUML</w:t>
+            </w:r>
+            <w:proofErr w:type="spellEnd"/>
             <w:r>
               <w:rPr>
                 <w:rFonts w:ascii="Times New Roman" w:eastAsia="DFKai-SB" w:hAnsi="Times New Roman" w:hint="eastAsia"/>
                 <w:sz w:val="28"/>
               </w:rPr>
+              <w:t>、</w:t>
+            </w:r>
+            <w:proofErr w:type="spellStart"/>
+            <w:r>
+              <w:rPr>
+                <w:rFonts w:ascii="Times New Roman" w:eastAsia="DFKai-SB" w:hAnsi="Times New Roman" w:hint="eastAsia"/>
+                <w:sz w:val="28"/>
+              </w:rPr>
               <w:t>X</w:t>
             </w:r>
             <w:r>
@@ -23003,6 +24226,7 @@
               </w:rPr>
               <w:t>ind</w:t>
             </w:r>
+            <w:proofErr w:type="spellEnd"/>
             <w:r>
               <w:rPr>
                 <w:rFonts w:ascii="Times New Roman" w:eastAsia="DFKai-SB" w:hAnsi="Times New Roman" w:hint="eastAsia"/>
@@ -23108,6 +24332,7 @@
               </w:rPr>
               <w:t>、</w:t>
             </w:r>
+            <w:proofErr w:type="spellStart"/>
             <w:r>
               <w:rPr>
                 <w:rFonts w:ascii="Times New Roman" w:eastAsia="DFKai-SB" w:hAnsi="Times New Roman" w:hint="eastAsia"/>
@@ -23115,6 +24340,7 @@
               </w:rPr>
               <w:t>GitKraken</w:t>
             </w:r>
+            <w:proofErr w:type="spellEnd"/>
           </w:p>
         </w:tc>
       </w:tr>
@@ -23525,11 +24751,19 @@
           <w:rFonts w:ascii="DFKai-SB" w:eastAsia="DFKai-SB" w:hAnsi="DFKai-SB" w:cs="DFKai-SB"/>
         </w:rPr>
       </w:pPr>
-      <w:r>
-        <w:rPr>
-          <w:rFonts w:hint="eastAsia"/>
-        </w:rPr>
-        <w:t>註：●主要負責人；</w:t>
+      <w:proofErr w:type="gramStart"/>
+      <w:r>
+        <w:rPr>
+          <w:rFonts w:hint="eastAsia"/>
+        </w:rPr>
+        <w:t>註</w:t>
+      </w:r>
+      <w:proofErr w:type="gramEnd"/>
+      <w:r>
+        <w:rPr>
+          <w:rFonts w:hint="eastAsia"/>
+        </w:rPr>
+        <w:t>：●主要負責人；</w:t>
       </w:r>
       <w:r>
         <w:rPr>
@@ -23728,8 +24962,16 @@
               <w:rPr>
                 <w:rFonts w:ascii="Times New Roman" w:eastAsia="DFKai-SB" w:hAnsi="Times New Roman" w:hint="eastAsia"/>
               </w:rPr>
-              <w:t>連卉媗</w:t>
-            </w:r>
+              <w:t>連卉</w:t>
+            </w:r>
+            <w:proofErr w:type="gramStart"/>
+            <w:r>
+              <w:rPr>
+                <w:rFonts w:ascii="Times New Roman" w:eastAsia="DFKai-SB" w:hAnsi="Times New Roman" w:hint="eastAsia"/>
+              </w:rPr>
+              <w:t>媗</w:t>
+            </w:r>
+            <w:proofErr w:type="gramEnd"/>
           </w:p>
         </w:tc>
         <w:tc>
@@ -25827,6 +27069,7 @@
               </w:rPr>
               <w:t>書籍</w:t>
             </w:r>
+            <w:proofErr w:type="gramStart"/>
             <w:r>
               <w:rPr>
                 <w:rFonts w:ascii="Times New Roman" w:eastAsia="DFKai-SB" w:hAnsi="Times New Roman" w:hint="eastAsia"/>
@@ -25839,6 +27082,7 @@
               </w:rPr>
               <w:t>頁面</w:t>
             </w:r>
+            <w:proofErr w:type="gramEnd"/>
           </w:p>
         </w:tc>
         <w:tc>
@@ -26523,12 +27767,14 @@
                 <w:rFonts w:ascii="Times New Roman" w:eastAsia="DFKai-SB" w:hAnsi="Times New Roman"/>
               </w:rPr>
             </w:pPr>
+            <w:proofErr w:type="gramStart"/>
             <w:r>
               <w:rPr>
                 <w:rFonts w:ascii="Times New Roman" w:eastAsia="DFKai-SB" w:hAnsi="Times New Roman" w:hint="eastAsia"/>
               </w:rPr>
               <w:t>購物車頁面</w:t>
             </w:r>
+            <w:proofErr w:type="gramEnd"/>
           </w:p>
         </w:tc>
         <w:tc>
@@ -31621,7 +32867,21 @@
               <w:rPr>
                 <w:rFonts w:hint="eastAsia"/>
               </w:rPr>
-              <w:t>條碼自動帶出書籍資訊或自行填寫書籍資訊，並拍攝書況照片、設定價格、存書地點後完成上架</w:t>
+              <w:t>條碼自動帶出書籍資訊或自行填寫書籍資訊，並拍攝書</w:t>
+            </w:r>
+            <w:proofErr w:type="gramStart"/>
+            <w:r>
+              <w:rPr>
+                <w:rFonts w:hint="eastAsia"/>
+              </w:rPr>
+              <w:t>況</w:t>
+            </w:r>
+            <w:proofErr w:type="gramEnd"/>
+            <w:r>
+              <w:rPr>
+                <w:rFonts w:hint="eastAsia"/>
+              </w:rPr>
+              <w:t>照片、設定價格、存書地點後完成上架</w:t>
             </w:r>
             <w:r>
               <w:rPr>
@@ -31652,8 +32912,16 @@
               <w:rPr>
                 <w:rFonts w:hint="eastAsia"/>
               </w:rPr>
-              <w:t>預先存書入櫃</w:t>
-            </w:r>
+              <w:t>預先存</w:t>
+            </w:r>
+            <w:proofErr w:type="gramStart"/>
+            <w:r>
+              <w:rPr>
+                <w:rFonts w:hint="eastAsia"/>
+              </w:rPr>
+              <w:t>書入櫃</w:t>
+            </w:r>
+            <w:proofErr w:type="gramEnd"/>
           </w:p>
         </w:tc>
         <w:tc>
@@ -31722,7 +32990,21 @@
               <w:rPr>
                 <w:rFonts w:hint="eastAsia"/>
               </w:rPr>
-              <w:t>開啟櫃門並存放書籍。</w:t>
+              <w:t>開啟</w:t>
+            </w:r>
+            <w:proofErr w:type="gramStart"/>
+            <w:r>
+              <w:rPr>
+                <w:rFonts w:hint="eastAsia"/>
+              </w:rPr>
+              <w:t>櫃門並存放</w:t>
+            </w:r>
+            <w:proofErr w:type="gramEnd"/>
+            <w:r>
+              <w:rPr>
+                <w:rFonts w:hint="eastAsia"/>
+              </w:rPr>
+              <w:t>書籍。</w:t>
             </w:r>
           </w:p>
         </w:tc>
@@ -31769,7 +33051,35 @@
               <w:rPr>
                 <w:rFonts w:hint="eastAsia"/>
               </w:rPr>
-              <w:t>賣家在書籍被下訂前，可自由修改內容或取消販售。若原選書櫃已滿，支援修改存放地點。</w:t>
+              <w:t>賣家在書籍被</w:t>
+            </w:r>
+            <w:proofErr w:type="gramStart"/>
+            <w:r>
+              <w:rPr>
+                <w:rFonts w:hint="eastAsia"/>
+              </w:rPr>
+              <w:t>下訂前</w:t>
+            </w:r>
+            <w:proofErr w:type="gramEnd"/>
+            <w:r>
+              <w:rPr>
+                <w:rFonts w:hint="eastAsia"/>
+              </w:rPr>
+              <w:t>，可自由修改內容或取消販售。</w:t>
+            </w:r>
+            <w:proofErr w:type="gramStart"/>
+            <w:r>
+              <w:rPr>
+                <w:rFonts w:hint="eastAsia"/>
+              </w:rPr>
+              <w:t>若原選書櫃</w:t>
+            </w:r>
+            <w:proofErr w:type="gramEnd"/>
+            <w:r>
+              <w:rPr>
+                <w:rFonts w:hint="eastAsia"/>
+              </w:rPr>
+              <w:t>已滿，支援修改存放地點。</w:t>
             </w:r>
           </w:p>
         </w:tc>
@@ -31863,12 +33173,26 @@
               <w:rPr>
                 <w:rFonts w:hint="eastAsia"/>
               </w:rPr>
-              <w:t>若書籍被下訂時尚未入櫃，系統自動推播通知賣家；賣家須在</w:t>
-            </w:r>
+              <w:t>若書籍被下訂時尚未</w:t>
+            </w:r>
+            <w:proofErr w:type="gramStart"/>
             <w:r>
               <w:rPr>
                 <w:rFonts w:hint="eastAsia"/>
               </w:rPr>
+              <w:t>入櫃，</w:t>
+            </w:r>
+            <w:proofErr w:type="gramEnd"/>
+            <w:r>
+              <w:rPr>
+                <w:rFonts w:hint="eastAsia"/>
+              </w:rPr>
+              <w:t>系統自動推播通知賣家；賣家須在</w:t>
+            </w:r>
+            <w:r>
+              <w:rPr>
+                <w:rFonts w:hint="eastAsia"/>
+              </w:rPr>
               <w:t>7</w:t>
             </w:r>
             <w:r>
@@ -31887,7 +33211,21 @@
               <w:rPr>
                 <w:rFonts w:hint="eastAsia"/>
               </w:rPr>
-              <w:t>天內前往書櫃掃碼取書，否則訂單不成立。</w:t>
+              <w:t>天內前往書櫃</w:t>
+            </w:r>
+            <w:proofErr w:type="gramStart"/>
+            <w:r>
+              <w:rPr>
+                <w:rFonts w:hint="eastAsia"/>
+              </w:rPr>
+              <w:t>掃碼取</w:t>
+            </w:r>
+            <w:proofErr w:type="gramEnd"/>
+            <w:r>
+              <w:rPr>
+                <w:rFonts w:hint="eastAsia"/>
+              </w:rPr>
+              <w:t>書，否則訂單不成立。</w:t>
             </w:r>
           </w:p>
         </w:tc>
@@ -31908,11 +33246,19 @@
               <w:jc w:val="left"/>
               <w:textAlignment w:val="center"/>
             </w:pPr>
+            <w:proofErr w:type="gramStart"/>
             <w:r>
               <w:rPr>
                 <w:rFonts w:hint="eastAsia"/>
               </w:rPr>
-              <w:t>掃碼開啟櫃門</w:t>
+              <w:t>掃碼開啟</w:t>
+            </w:r>
+            <w:proofErr w:type="gramEnd"/>
+            <w:r>
+              <w:rPr>
+                <w:rFonts w:hint="eastAsia"/>
+              </w:rPr>
+              <w:t>櫃門</w:t>
             </w:r>
           </w:p>
         </w:tc>
@@ -31995,7 +33341,21 @@
               <w:rPr>
                 <w:rFonts w:hint="eastAsia"/>
               </w:rPr>
-              <w:t>書況申訴處理</w:t>
+              <w:t>書</w:t>
+            </w:r>
+            <w:proofErr w:type="gramStart"/>
+            <w:r>
+              <w:rPr>
+                <w:rFonts w:hint="eastAsia"/>
+              </w:rPr>
+              <w:t>況</w:t>
+            </w:r>
+            <w:proofErr w:type="gramEnd"/>
+            <w:r>
+              <w:rPr>
+                <w:rFonts w:hint="eastAsia"/>
+              </w:rPr>
+              <w:t>申訴處理</w:t>
             </w:r>
           </w:p>
         </w:tc>
@@ -32366,7 +33726,21 @@
               <w:rPr>
                 <w:rFonts w:hint="eastAsia"/>
               </w:rPr>
-              <w:t>買賣雙方可進行私訊溝通，支援文字訊息傳遞。</w:t>
+              <w:t>買賣雙方可</w:t>
+            </w:r>
+            <w:proofErr w:type="gramStart"/>
+            <w:r>
+              <w:rPr>
+                <w:rFonts w:hint="eastAsia"/>
+              </w:rPr>
+              <w:t>進行私訊溝通</w:t>
+            </w:r>
+            <w:proofErr w:type="gramEnd"/>
+            <w:r>
+              <w:rPr>
+                <w:rFonts w:hint="eastAsia"/>
+              </w:rPr>
+              <w:t>，支援文字訊息傳遞。</w:t>
             </w:r>
           </w:p>
         </w:tc>
@@ -32625,7 +33999,21 @@
               <w:rPr>
                 <w:rFonts w:hint="eastAsia"/>
               </w:rPr>
-              <w:t>針對買家提出的書況申訴案件進行人工審核，並判定代幣最終應撥給賣家或退還買家。</w:t>
+              <w:t>針對買家提出的書</w:t>
+            </w:r>
+            <w:proofErr w:type="gramStart"/>
+            <w:r>
+              <w:rPr>
+                <w:rFonts w:hint="eastAsia"/>
+              </w:rPr>
+              <w:t>況</w:t>
+            </w:r>
+            <w:proofErr w:type="gramEnd"/>
+            <w:r>
+              <w:rPr>
+                <w:rFonts w:hint="eastAsia"/>
+              </w:rPr>
+              <w:t>申訴案件進行人工審核，並判定代幣最終應撥給賣家或退還買家。</w:t>
             </w:r>
           </w:p>
         </w:tc>
@@ -32672,7 +34060,21 @@
               <w:rPr>
                 <w:rFonts w:hint="eastAsia"/>
               </w:rPr>
-              <w:t>提供書櫃資訊的「增、刪、改、查」功能，並可調閱各機櫃的</w:t>
+              <w:t>提供書櫃資訊的「增、</w:t>
+            </w:r>
+            <w:proofErr w:type="gramStart"/>
+            <w:r>
+              <w:rPr>
+                <w:rFonts w:hint="eastAsia"/>
+              </w:rPr>
+              <w:t>刪</w:t>
+            </w:r>
+            <w:proofErr w:type="gramEnd"/>
+            <w:r>
+              <w:rPr>
+                <w:rFonts w:hint="eastAsia"/>
+              </w:rPr>
+              <w:t>、改、查」功能，並可調閱各機櫃的</w:t>
             </w:r>
             <w:r>
               <w:rPr>
@@ -33173,7 +34575,21 @@
               <w:rPr>
                 <w:rFonts w:hint="eastAsia"/>
               </w:rPr>
-              <w:t>小時運作，且系統需具備自動偵測機制，當書櫃全滿時需即時於前端標註「已滿」狀態。</w:t>
+              <w:t>小時運作，且系統需具備自動偵測機制，當書櫃</w:t>
+            </w:r>
+            <w:proofErr w:type="gramStart"/>
+            <w:r>
+              <w:rPr>
+                <w:rFonts w:hint="eastAsia"/>
+              </w:rPr>
+              <w:t>全滿時需</w:t>
+            </w:r>
+            <w:proofErr w:type="gramEnd"/>
+            <w:r>
+              <w:rPr>
+                <w:rFonts w:hint="eastAsia"/>
+              </w:rPr>
+              <w:t>即時於前端標註「已滿」狀態。</w:t>
             </w:r>
           </w:p>
         </w:tc>
@@ -33232,7 +34648,21 @@
               <w:rPr>
                 <w:rFonts w:hint="eastAsia"/>
               </w:rPr>
-              <w:t>秒內發送推播給買家，確保訊息不漏接。</w:t>
+              <w:t>秒內發送推播給買家，確保訊息</w:t>
+            </w:r>
+            <w:proofErr w:type="gramStart"/>
+            <w:r>
+              <w:rPr>
+                <w:rFonts w:hint="eastAsia"/>
+              </w:rPr>
+              <w:t>不</w:t>
+            </w:r>
+            <w:proofErr w:type="gramEnd"/>
+            <w:r>
+              <w:rPr>
+                <w:rFonts w:hint="eastAsia"/>
+              </w:rPr>
+              <w:t>漏接。</w:t>
             </w:r>
           </w:p>
         </w:tc>

--- a/documents/四技第115414組-救「舊」我的書-系統手冊.docx
+++ b/documents/四技第115414組-救「舊」我的書-系統手冊.docx
@@ -757,39 +757,28 @@
           <w:rFonts w:hint="eastAsia"/>
           <w:color w:val="000000" w:themeColor="text1"/>
         </w:rPr>
-        <w:t>歲月荏苒，本系統「救『舊』我的書」自研發、淬</w:t>
-      </w:r>
-      <w:proofErr w:type="gramStart"/>
+        <w:t>本系</w:t>
+      </w:r>
       <w:r>
         <w:rPr>
           <w:rFonts w:hint="eastAsia"/>
           <w:color w:val="000000" w:themeColor="text1"/>
         </w:rPr>
-        <w:t>鍊</w:t>
-      </w:r>
-      <w:proofErr w:type="gramEnd"/>
+        <w:t>統「救『舊』我的書」從構思、研發至最終成型，一路上承蒙許多師長</w:t>
+      </w:r>
       <w:r>
         <w:rPr>
           <w:rFonts w:hint="eastAsia"/>
           <w:color w:val="000000" w:themeColor="text1"/>
         </w:rPr>
-        <w:t>至最終成型，背後實仰賴多方之襄助與知識之交織。本系統之完成，非僅為技術之實踐，更為跨校、跨領域協作之成果。謹於此文末，向</w:t>
-      </w:r>
-      <w:proofErr w:type="gramStart"/>
+        <w:t>及</w:t>
+      </w:r>
       <w:r>
         <w:rPr>
           <w:rFonts w:hint="eastAsia"/>
           <w:color w:val="000000" w:themeColor="text1"/>
         </w:rPr>
-        <w:t>所有曾惠予</w:t>
-      </w:r>
-      <w:proofErr w:type="gramEnd"/>
-      <w:r>
-        <w:rPr>
-          <w:rFonts w:hint="eastAsia"/>
-          <w:color w:val="000000" w:themeColor="text1"/>
-        </w:rPr>
-        <w:t>指引與支援之師長、同儕，致上最誠摯之謝忱。</w:t>
+        <w:t>同儕協助。於此謹向所有曾給予指導與支持之師長、同儕，致上最誠摯之謝意。</w:t>
       </w:r>
     </w:p>
     <w:p>
@@ -806,14 +795,30 @@
           <w:rFonts w:hint="eastAsia"/>
           <w:color w:val="000000" w:themeColor="text1"/>
         </w:rPr>
-        <w:t>首要感謝指導教授國立</w:t>
+        <w:t>首要感謝指導教授</w:t>
       </w:r>
       <w:proofErr w:type="gramStart"/>
       <w:r>
         <w:rPr>
-          <w:rFonts w:hint="eastAsia"/>
+          <w:rFonts w:ascii="Times New Roman" w:hAnsi="Times New Roman" w:cs="Times New Roman"/>
           <w:color w:val="000000" w:themeColor="text1"/>
         </w:rPr>
+        <w:t>——</w:t>
+      </w:r>
+      <w:proofErr w:type="gramEnd"/>
+      <w:r>
+        <w:rPr>
+          <w:rFonts w:hint="eastAsia"/>
+          <w:color w:val="000000" w:themeColor="text1"/>
+        </w:rPr>
+        <w:t>國立</w:t>
+      </w:r>
+      <w:proofErr w:type="gramStart"/>
+      <w:r>
+        <w:rPr>
+          <w:rFonts w:hint="eastAsia"/>
+          <w:color w:val="000000" w:themeColor="text1"/>
+        </w:rPr>
         <w:t>臺</w:t>
       </w:r>
       <w:proofErr w:type="gramEnd"/>
@@ -822,23 +827,35 @@
           <w:rFonts w:hint="eastAsia"/>
           <w:color w:val="000000" w:themeColor="text1"/>
         </w:rPr>
-        <w:t>北商業大學林俊杰老師。林教授於專案構思之初，即以高瞻遠矚之學識為學生撥雲見日，引領吾等於技術研發中確立航向。其嚴謹之治學態度與敏銳之學術洞察力，不僅使系統架構更</w:t>
-      </w:r>
-      <w:proofErr w:type="gramStart"/>
+        <w:t>北商業大學林俊杰老師。自專案發想之初，林老師便以豐富之學識</w:t>
+      </w:r>
       <w:r>
         <w:rPr>
           <w:rFonts w:hint="eastAsia"/>
           <w:color w:val="000000" w:themeColor="text1"/>
         </w:rPr>
-        <w:t>臻</w:t>
-      </w:r>
-      <w:proofErr w:type="gramEnd"/>
+        <w:t>、</w:t>
+      </w:r>
       <w:r>
         <w:rPr>
           <w:rFonts w:hint="eastAsia"/>
           <w:color w:val="000000" w:themeColor="text1"/>
         </w:rPr>
-        <w:t>完善，更教導學生以系統化思維解決實務困境，師恩浩蕩，銘感五內。</w:t>
+        <w:t>宏觀之視野，為團隊指引明確之研發方向。老師</w:t>
+      </w:r>
+      <w:r>
+        <w:rPr>
+          <w:rFonts w:hint="eastAsia"/>
+          <w:color w:val="000000" w:themeColor="text1"/>
+        </w:rPr>
+        <w:t>治學嚴謹，洞察敏銳，</w:t>
+      </w:r>
+      <w:r>
+        <w:rPr>
+          <w:rFonts w:hint="eastAsia"/>
+          <w:color w:val="000000" w:themeColor="text1"/>
+        </w:rPr>
+        <w:t>不僅使系統架構更加完善，亦使團隊學會以系統化思維面對並解決實務上之挑戰，師恩浩蕩，銘感在心。</w:t>
       </w:r>
     </w:p>
     <w:p>
@@ -855,7 +872,7 @@
           <w:rFonts w:hint="eastAsia"/>
           <w:color w:val="000000" w:themeColor="text1"/>
         </w:rPr>
-        <w:t>在實體結構與硬體實作方面，特別感謝</w:t>
+        <w:t>於實體結構與硬體實作方面，特別感謝</w:t>
       </w:r>
       <w:proofErr w:type="gramStart"/>
       <w:r>
@@ -871,27 +888,41 @@
           <w:rFonts w:hint="eastAsia"/>
           <w:color w:val="000000" w:themeColor="text1"/>
         </w:rPr>
-        <w:t>北城市科技大學吳政佑同學</w:t>
+        <w:t>北城市科技大學吳政佑同學。其於</w:t>
       </w:r>
       <w:r>
         <w:rPr>
           <w:rFonts w:hint="eastAsia"/>
           <w:color w:val="000000" w:themeColor="text1"/>
         </w:rPr>
-        <w:t>，</w:t>
+        <w:t>3D</w:t>
       </w:r>
       <w:r>
         <w:rPr>
           <w:rFonts w:hint="eastAsia"/>
           <w:color w:val="000000" w:themeColor="text1"/>
         </w:rPr>
-        <w:t>其於</w:t>
+        <w:t>建模領域之專業造詣，為硬體結構提供了許多極具前瞻性之設計建議，使實體裝置兼具功能性</w:t>
       </w:r>
       <w:r>
         <w:rPr>
           <w:rFonts w:hint="eastAsia"/>
           <w:color w:val="000000" w:themeColor="text1"/>
         </w:rPr>
+        <w:t>與</w:t>
+      </w:r>
+      <w:r>
+        <w:rPr>
+          <w:rFonts w:hint="eastAsia"/>
+          <w:color w:val="000000" w:themeColor="text1"/>
+        </w:rPr>
+        <w:t>美感。同時亦感謝龍華科技大學盧士玄同學，於實體模型產出階段提供</w:t>
+      </w:r>
+      <w:r>
+        <w:rPr>
+          <w:rFonts w:hint="eastAsia"/>
+          <w:color w:val="000000" w:themeColor="text1"/>
+        </w:rPr>
         <w:t>3D</w:t>
       </w:r>
       <w:r>
@@ -899,37 +930,23 @@
           <w:rFonts w:hint="eastAsia"/>
           <w:color w:val="000000" w:themeColor="text1"/>
         </w:rPr>
-        <w:t>建模領域展現之精湛造詣，為硬體結構提供極具前瞻性之設計建議，使實體裝置兼具功能性與工藝美感。同時感謝龍華科技大學盧士玄同學，於實體模型產出之際，承蒙其於</w:t>
-      </w:r>
+        <w:t>列印技術上之鼎力協助，使設計藍圖得以精</w:t>
+      </w:r>
+      <w:proofErr w:type="gramStart"/>
       <w:r>
         <w:rPr>
           <w:rFonts w:hint="eastAsia"/>
           <w:color w:val="000000" w:themeColor="text1"/>
         </w:rPr>
-        <w:t>3D</w:t>
-      </w:r>
+        <w:t>準</w:t>
+      </w:r>
+      <w:proofErr w:type="gramEnd"/>
       <w:r>
         <w:rPr>
           <w:rFonts w:hint="eastAsia"/>
           <w:color w:val="000000" w:themeColor="text1"/>
         </w:rPr>
-        <w:t>列印技術上之鼎力支援，使設計藍圖得以精</w:t>
-      </w:r>
-      <w:proofErr w:type="gramStart"/>
-      <w:r>
-        <w:rPr>
-          <w:rFonts w:hint="eastAsia"/>
-          <w:color w:val="000000" w:themeColor="text1"/>
-        </w:rPr>
-        <w:t>準</w:t>
-      </w:r>
-      <w:proofErr w:type="gramEnd"/>
-      <w:r>
-        <w:rPr>
-          <w:rFonts w:hint="eastAsia"/>
-          <w:color w:val="000000" w:themeColor="text1"/>
-        </w:rPr>
-        <w:t>轉化為具體成品，跨越虛擬與現實之鴻溝。</w:t>
+        <w:t>地轉化為具體成品。</w:t>
       </w:r>
     </w:p>
     <w:p>
@@ -946,7 +963,7 @@
           <w:rFonts w:hint="eastAsia"/>
           <w:color w:val="000000" w:themeColor="text1"/>
         </w:rPr>
-        <w:t>關於視覺意象與系統邏輯之精進，感謝國立</w:t>
+        <w:t>於視覺呈現與系統邏輯之優化方面，感謝國立</w:t>
       </w:r>
       <w:proofErr w:type="gramStart"/>
       <w:r>
@@ -962,39 +979,7 @@
           <w:rFonts w:hint="eastAsia"/>
           <w:color w:val="000000" w:themeColor="text1"/>
         </w:rPr>
-        <w:t>北商業大學創意科技與產品設計系友人，於識別設計構築之歷程中，惠賜諸多獨到見解，使本專案之視覺呈現更具獨特神韻。亦感謝國立臺灣科技大學林天佑同學，於使用情境之</w:t>
-      </w:r>
-      <w:proofErr w:type="gramStart"/>
-      <w:r>
-        <w:rPr>
-          <w:rFonts w:hint="eastAsia"/>
-          <w:color w:val="000000" w:themeColor="text1"/>
-        </w:rPr>
-        <w:t>擘</w:t>
-      </w:r>
-      <w:proofErr w:type="gramEnd"/>
-      <w:r>
-        <w:rPr>
-          <w:rFonts w:hint="eastAsia"/>
-          <w:color w:val="000000" w:themeColor="text1"/>
-        </w:rPr>
-        <w:t>劃，提供寶貴之分析觀點，</w:t>
-      </w:r>
-      <w:proofErr w:type="gramStart"/>
-      <w:r>
-        <w:rPr>
-          <w:rFonts w:hint="eastAsia"/>
-          <w:color w:val="000000" w:themeColor="text1"/>
-        </w:rPr>
-        <w:t>俾</w:t>
-      </w:r>
-      <w:proofErr w:type="gramEnd"/>
-      <w:r>
-        <w:rPr>
-          <w:rFonts w:hint="eastAsia"/>
-          <w:color w:val="000000" w:themeColor="text1"/>
-        </w:rPr>
-        <w:t>使吾等得以進一步優化系統流程與使用者體驗。</w:t>
+        <w:t>北商業大學創意科技與產品設計系友人，於識別設計構思過程中提供了許多獨到見解，使本專案之視覺呈現更具獨特神韻。亦感謝國立臺灣科技大學林天佑同學，於使用情境規劃上給予寶貴之分析觀點，協助團隊進一步優化系統流程與使用者體驗。</w:t>
       </w:r>
     </w:p>
     <w:p>
@@ -1011,7 +996,14 @@
           <w:rFonts w:hint="eastAsia"/>
           <w:color w:val="000000" w:themeColor="text1"/>
         </w:rPr>
-        <w:t>本系統一路走來，雖有艱辛，</w:t>
+        <w:t>本系統一路走來雖有艱辛，然能有此良師益友相伴，實為學生之幸。</w:t>
+      </w:r>
+      <w:r>
+        <w:rPr>
+          <w:rFonts w:hint="eastAsia"/>
+          <w:color w:val="000000" w:themeColor="text1"/>
+        </w:rPr>
+        <w:t>諸位之協助皆已成為本系統不可或缺之基石，這份成就乃眾人共同努力之結晶，謹</w:t>
       </w:r>
       <w:proofErr w:type="gramStart"/>
       <w:r>
@@ -1019,7 +1011,7 @@
           <w:rFonts w:hint="eastAsia"/>
           <w:color w:val="000000" w:themeColor="text1"/>
         </w:rPr>
-        <w:t>然獲此</w:t>
+        <w:t>以此文記之</w:t>
       </w:r>
       <w:proofErr w:type="gramEnd"/>
       <w:r>
@@ -1027,7 +1019,7 @@
           <w:rFonts w:hint="eastAsia"/>
           <w:color w:val="000000" w:themeColor="text1"/>
         </w:rPr>
-        <w:t>良師益友相伴，實乃學生之幸。諸位之協助，皆已化為本系統不可或缺之基石；此份成就，乃我輩共同締造，特以此文</w:t>
+        <w:t>，以</w:t>
       </w:r>
       <w:proofErr w:type="gramStart"/>
       <w:r>
@@ -1043,23 +1035,7 @@
           <w:rFonts w:hint="eastAsia"/>
           <w:color w:val="000000" w:themeColor="text1"/>
         </w:rPr>
-        <w:t>之，</w:t>
-      </w:r>
-      <w:proofErr w:type="gramStart"/>
-      <w:r>
-        <w:rPr>
-          <w:rFonts w:hint="eastAsia"/>
-          <w:color w:val="000000" w:themeColor="text1"/>
-        </w:rPr>
-        <w:t>以銘厚誼</w:t>
-      </w:r>
-      <w:proofErr w:type="gramEnd"/>
-      <w:r>
-        <w:rPr>
-          <w:rFonts w:hint="eastAsia"/>
-          <w:color w:val="000000" w:themeColor="text1"/>
-        </w:rPr>
-        <w:t>。</w:t>
+        <w:t>深厚情誼。</w:t>
       </w:r>
     </w:p>
     <w:p>
@@ -12112,7 +12088,7 @@
           <w:color w:val="EE0000"/>
         </w:rPr>
         <w:drawing>
-          <wp:inline distT="0" distB="0" distL="0" distR="0" wp14:anchorId="611E101F" wp14:editId="6A25AB4C">
+          <wp:inline distT="0" distB="0" distL="0" distR="0" wp14:anchorId="611E101F" wp14:editId="5F32BADF">
             <wp:extent cx="5596344" cy="1891636"/>
             <wp:effectExtent l="19050" t="19050" r="23495" b="13970"/>
             <wp:docPr id="1246348825" name="圖片 4"/>
@@ -12453,7 +12429,7 @@
           <w:color w:val="EE0000"/>
         </w:rPr>
         <w:drawing>
-          <wp:inline distT="0" distB="0" distL="0" distR="0" wp14:anchorId="5214411C" wp14:editId="3708DD7C">
+          <wp:inline distT="0" distB="0" distL="0" distR="0" wp14:anchorId="5214411C" wp14:editId="4CA1331D">
             <wp:extent cx="5578806" cy="1925756"/>
             <wp:effectExtent l="19050" t="19050" r="22225" b="17780"/>
             <wp:docPr id="214552384" name="圖片 5"/>
@@ -13057,7 +13033,7 @@
           <w:noProof/>
         </w:rPr>
         <w:drawing>
-          <wp:inline distT="0" distB="0" distL="0" distR="0" wp14:anchorId="68960B63" wp14:editId="6FAF66D5">
+          <wp:inline distT="0" distB="0" distL="0" distR="0" wp14:anchorId="68960B63" wp14:editId="64B3466A">
             <wp:extent cx="5794896" cy="2055809"/>
             <wp:effectExtent l="19050" t="19050" r="15875" b="20955"/>
             <wp:docPr id="659161396" name="圖片 9"/>
@@ -13257,7 +13233,7 @@
           <w:noProof/>
         </w:rPr>
         <w:drawing>
-          <wp:inline distT="0" distB="0" distL="0" distR="0" wp14:anchorId="6C1EFDA4" wp14:editId="62D3BABA">
+          <wp:inline distT="0" distB="0" distL="0" distR="0" wp14:anchorId="6C1EFDA4" wp14:editId="493A82A8">
             <wp:extent cx="5794375" cy="2051501"/>
             <wp:effectExtent l="19050" t="19050" r="15875" b="25400"/>
             <wp:docPr id="278636936" name="圖片 11"/>
@@ -13983,21 +13959,21 @@
         <w:rPr>
           <w:rFonts w:hint="eastAsia"/>
         </w:rPr>
-        <w:t>促進資源循環：透過平台運作，使閒置書籍得以</w:t>
+        <w:t>促進資源循環：透過平台運作，使閒置書籍得以高效</w:t>
       </w:r>
       <w:proofErr w:type="gramStart"/>
       <w:r>
         <w:rPr>
           <w:rFonts w:hint="eastAsia"/>
         </w:rPr>
-        <w:t>高效媒合流</w:t>
+        <w:t>媒</w:t>
       </w:r>
       <w:proofErr w:type="gramEnd"/>
       <w:r>
         <w:rPr>
           <w:rFonts w:hint="eastAsia"/>
         </w:rPr>
-        <w:t>通，推動校園永續發展的生態目標。</w:t>
+        <w:t>合流通，推動校園永續發展的生態目標。</w:t>
       </w:r>
     </w:p>
     <w:p>
@@ -23508,20 +23484,6 @@
               </w:rPr>
               <w:t>Node.js</w:t>
             </w:r>
-            <w:r>
-              <w:rPr>
-                <w:rFonts w:ascii="Times New Roman" w:eastAsia="標楷體" w:hAnsi="Times New Roman" w:hint="eastAsia"/>
-                <w:sz w:val="28"/>
-              </w:rPr>
-              <w:t>、</w:t>
-            </w:r>
-            <w:r>
-              <w:rPr>
-                <w:rFonts w:ascii="Times New Roman" w:eastAsia="標楷體" w:hAnsi="Times New Roman" w:hint="eastAsia"/>
-                <w:sz w:val="28"/>
-              </w:rPr>
-              <w:t>PHP</w:t>
-            </w:r>
           </w:p>
         </w:tc>
       </w:tr>
@@ -24425,6 +24387,22 @@
               </w:rPr>
               <w:t>Microsoft Visio</w:t>
             </w:r>
+            <w:r>
+              <w:rPr>
+                <w:rFonts w:ascii="Times New Roman" w:eastAsia="標楷體" w:hAnsi="Times New Roman" w:hint="eastAsia"/>
+                <w:sz w:val="28"/>
+              </w:rPr>
+              <w:t>、</w:t>
+            </w:r>
+            <w:proofErr w:type="spellStart"/>
+            <w:r>
+              <w:rPr>
+                <w:rFonts w:ascii="Times New Roman" w:eastAsia="標楷體" w:hAnsi="Times New Roman"/>
+                <w:sz w:val="28"/>
+              </w:rPr>
+              <w:t>PlantUML</w:t>
+            </w:r>
+            <w:proofErr w:type="spellEnd"/>
             <w:r>
               <w:rPr>
                 <w:rFonts w:ascii="Times New Roman" w:eastAsia="標楷體" w:hAnsi="Times New Roman" w:hint="eastAsia"/>
@@ -34913,6 +34891,386 @@
                 <w:rFonts w:hint="eastAsia"/>
               </w:rPr>
               <w:t>漏接。</w:t>
+            </w:r>
+          </w:p>
+        </w:tc>
+      </w:tr>
+      <w:tr>
+        <w:tc>
+          <w:tcPr>
+            <w:tcW w:w="1180" w:type="pct"/>
+            <w:vAlign w:val="center"/>
+          </w:tcPr>
+          <w:p>
+            <w:pPr>
+              <w:pStyle w:val="a0"/>
+              <w:numPr>
+                <w:ilvl w:val="0"/>
+                <w:numId w:val="0"/>
+              </w:numPr>
+              <w:jc w:val="left"/>
+              <w:textAlignment w:val="center"/>
+              <w:rPr>
+                <w:rFonts w:hint="eastAsia"/>
+              </w:rPr>
+            </w:pPr>
+            <w:r>
+              <w:rPr>
+                <w:rFonts w:hint="eastAsia"/>
+              </w:rPr>
+              <w:t>可擴展性</w:t>
+            </w:r>
+          </w:p>
+        </w:tc>
+        <w:tc>
+          <w:tcPr>
+            <w:tcW w:w="3820" w:type="pct"/>
+            <w:vAlign w:val="center"/>
+          </w:tcPr>
+          <w:p>
+            <w:pPr>
+              <w:pStyle w:val="a0"/>
+              <w:numPr>
+                <w:ilvl w:val="0"/>
+                <w:numId w:val="0"/>
+              </w:numPr>
+              <w:textAlignment w:val="center"/>
+              <w:rPr>
+                <w:rFonts w:hint="eastAsia"/>
+              </w:rPr>
+            </w:pPr>
+            <w:r>
+              <w:rPr>
+                <w:rFonts w:hint="eastAsia"/>
+              </w:rPr>
+              <w:t>後台系統應具備分頁與非同步讀取能力，確保當書櫃紀錄達到</w:t>
+            </w:r>
+            <w:r>
+              <w:rPr>
+                <w:rFonts w:hint="eastAsia"/>
+              </w:rPr>
+              <w:t>10</w:t>
+            </w:r>
+            <w:r>
+              <w:rPr>
+                <w:rFonts w:hint="eastAsia"/>
+              </w:rPr>
+              <w:t>萬筆以上時，管理員查詢頁面仍能在</w:t>
+            </w:r>
+            <w:r>
+              <w:rPr>
+                <w:rFonts w:hint="eastAsia"/>
+              </w:rPr>
+              <w:t>2</w:t>
+            </w:r>
+            <w:r>
+              <w:rPr>
+                <w:rFonts w:hint="eastAsia"/>
+              </w:rPr>
+              <w:t>秒內完成載入。</w:t>
+            </w:r>
+          </w:p>
+        </w:tc>
+      </w:tr>
+      <w:tr>
+        <w:tc>
+          <w:tcPr>
+            <w:tcW w:w="1180" w:type="pct"/>
+            <w:vMerge w:val="restart"/>
+            <w:vAlign w:val="center"/>
+          </w:tcPr>
+          <w:p>
+            <w:pPr>
+              <w:pStyle w:val="a0"/>
+              <w:numPr>
+                <w:ilvl w:val="0"/>
+                <w:numId w:val="0"/>
+              </w:numPr>
+              <w:jc w:val="left"/>
+              <w:textAlignment w:val="center"/>
+              <w:rPr>
+                <w:rFonts w:hint="eastAsia"/>
+              </w:rPr>
+            </w:pPr>
+            <w:r>
+              <w:rPr>
+                <w:rFonts w:hint="eastAsia"/>
+              </w:rPr>
+              <w:t>可維護性</w:t>
+            </w:r>
+          </w:p>
+        </w:tc>
+        <w:tc>
+          <w:tcPr>
+            <w:tcW w:w="3820" w:type="pct"/>
+            <w:vAlign w:val="center"/>
+          </w:tcPr>
+          <w:p>
+            <w:pPr>
+              <w:pStyle w:val="a0"/>
+              <w:numPr>
+                <w:ilvl w:val="0"/>
+                <w:numId w:val="0"/>
+              </w:numPr>
+              <w:textAlignment w:val="center"/>
+              <w:rPr>
+                <w:rFonts w:hint="eastAsia"/>
+              </w:rPr>
+            </w:pPr>
+            <w:r>
+              <w:rPr>
+                <w:rFonts w:hint="eastAsia"/>
+              </w:rPr>
+              <w:t>App</w:t>
+            </w:r>
+            <w:r>
+              <w:rPr>
+                <w:rFonts w:hint="eastAsia"/>
+              </w:rPr>
+              <w:t>需整合錯誤追蹤系統，當使用者存書失敗時，系統能自動補捉異常</w:t>
+            </w:r>
+            <w:r>
+              <w:rPr>
+                <w:rFonts w:hint="eastAsia"/>
+              </w:rPr>
+              <w:t>Log</w:t>
+            </w:r>
+            <w:r>
+              <w:rPr>
+                <w:rFonts w:hint="eastAsia"/>
+              </w:rPr>
+              <w:t>供開發</w:t>
+            </w:r>
+            <w:proofErr w:type="gramStart"/>
+            <w:r>
+              <w:rPr>
+                <w:rFonts w:hint="eastAsia"/>
+              </w:rPr>
+              <w:t>者排查</w:t>
+            </w:r>
+            <w:proofErr w:type="gramEnd"/>
+            <w:r>
+              <w:rPr>
+                <w:rFonts w:hint="eastAsia"/>
+              </w:rPr>
+              <w:t>。</w:t>
+            </w:r>
+          </w:p>
+        </w:tc>
+      </w:tr>
+      <w:tr>
+        <w:tc>
+          <w:tcPr>
+            <w:tcW w:w="1180" w:type="pct"/>
+            <w:vMerge/>
+            <w:vAlign w:val="center"/>
+          </w:tcPr>
+          <w:p>
+            <w:pPr>
+              <w:pStyle w:val="a0"/>
+              <w:numPr>
+                <w:ilvl w:val="0"/>
+                <w:numId w:val="0"/>
+              </w:numPr>
+              <w:jc w:val="left"/>
+              <w:textAlignment w:val="center"/>
+              <w:rPr>
+                <w:rFonts w:hint="eastAsia"/>
+              </w:rPr>
+            </w:pPr>
+          </w:p>
+        </w:tc>
+        <w:tc>
+          <w:tcPr>
+            <w:tcW w:w="3820" w:type="pct"/>
+            <w:vAlign w:val="center"/>
+          </w:tcPr>
+          <w:p>
+            <w:pPr>
+              <w:pStyle w:val="a0"/>
+              <w:numPr>
+                <w:ilvl w:val="0"/>
+                <w:numId w:val="0"/>
+              </w:numPr>
+              <w:textAlignment w:val="center"/>
+              <w:rPr>
+                <w:rFonts w:hint="eastAsia"/>
+              </w:rPr>
+            </w:pPr>
+            <w:r>
+              <w:rPr>
+                <w:rFonts w:hint="eastAsia"/>
+              </w:rPr>
+              <w:t>Flutter</w:t>
+            </w:r>
+            <w:r>
+              <w:rPr>
+                <w:rFonts w:hint="eastAsia"/>
+              </w:rPr>
+              <w:t>專案應嚴格遵守</w:t>
+            </w:r>
+            <w:r>
+              <w:rPr>
+                <w:rFonts w:hint="eastAsia"/>
+              </w:rPr>
+              <w:t>Clean</w:t>
+            </w:r>
+            <w:r>
+              <w:rPr>
+                <w:rFonts w:hint="eastAsia"/>
+              </w:rPr>
+              <w:t xml:space="preserve"> </w:t>
+            </w:r>
+            <w:r>
+              <w:rPr>
+                <w:rFonts w:hint="eastAsia"/>
+              </w:rPr>
+              <w:t>Architecture</w:t>
+            </w:r>
+            <w:r>
+              <w:rPr>
+                <w:rFonts w:hint="eastAsia"/>
+              </w:rPr>
+              <w:t>或</w:t>
+            </w:r>
+            <w:r>
+              <w:rPr>
+                <w:rFonts w:hint="eastAsia"/>
+              </w:rPr>
+              <w:t>Provider/</w:t>
+            </w:r>
+            <w:proofErr w:type="spellStart"/>
+            <w:r>
+              <w:rPr>
+                <w:rFonts w:hint="eastAsia"/>
+              </w:rPr>
+              <w:t>BLoC</w:t>
+            </w:r>
+            <w:proofErr w:type="spellEnd"/>
+            <w:r>
+              <w:rPr>
+                <w:rFonts w:hint="eastAsia"/>
+              </w:rPr>
+              <w:t>等狀態管理規範，確保邏輯與</w:t>
+            </w:r>
+            <w:r>
+              <w:rPr>
+                <w:rFonts w:hint="eastAsia"/>
+              </w:rPr>
+              <w:t>UI</w:t>
+            </w:r>
+            <w:r>
+              <w:rPr>
+                <w:rFonts w:hint="eastAsia"/>
+              </w:rPr>
+              <w:t>完全分離</w:t>
+            </w:r>
+            <w:r>
+              <w:rPr>
+                <w:rFonts w:hint="eastAsia"/>
+              </w:rPr>
+              <w:t>。</w:t>
+            </w:r>
+          </w:p>
+        </w:tc>
+      </w:tr>
+      <w:tr>
+        <w:tc>
+          <w:tcPr>
+            <w:tcW w:w="1180" w:type="pct"/>
+            <w:vAlign w:val="center"/>
+          </w:tcPr>
+          <w:p>
+            <w:pPr>
+              <w:pStyle w:val="a0"/>
+              <w:numPr>
+                <w:ilvl w:val="0"/>
+                <w:numId w:val="0"/>
+              </w:numPr>
+              <w:jc w:val="left"/>
+              <w:textAlignment w:val="center"/>
+              <w:rPr>
+                <w:rFonts w:hint="eastAsia"/>
+              </w:rPr>
+            </w:pPr>
+            <w:r>
+              <w:rPr>
+                <w:rFonts w:hint="eastAsia"/>
+              </w:rPr>
+              <w:t>互通性</w:t>
+            </w:r>
+          </w:p>
+        </w:tc>
+        <w:tc>
+          <w:tcPr>
+            <w:tcW w:w="3820" w:type="pct"/>
+            <w:vAlign w:val="center"/>
+          </w:tcPr>
+          <w:p>
+            <w:pPr>
+              <w:pStyle w:val="a0"/>
+              <w:numPr>
+                <w:ilvl w:val="0"/>
+                <w:numId w:val="0"/>
+              </w:numPr>
+              <w:textAlignment w:val="center"/>
+              <w:rPr>
+                <w:rFonts w:hint="eastAsia"/>
+              </w:rPr>
+            </w:pPr>
+            <w:r>
+              <w:rPr>
+                <w:rFonts w:hint="eastAsia"/>
+              </w:rPr>
+              <w:t>系統需透過</w:t>
+            </w:r>
+            <w:r>
+              <w:rPr>
+                <w:rFonts w:hint="eastAsia"/>
+              </w:rPr>
+              <w:t>RESTful</w:t>
+            </w:r>
+            <w:r>
+              <w:rPr>
+                <w:rFonts w:hint="eastAsia"/>
+              </w:rPr>
+              <w:t xml:space="preserve"> </w:t>
+            </w:r>
+            <w:r>
+              <w:rPr>
+                <w:rFonts w:hint="eastAsia"/>
+              </w:rPr>
+              <w:t>API</w:t>
+            </w:r>
+            <w:r>
+              <w:rPr>
+                <w:rFonts w:hint="eastAsia"/>
+              </w:rPr>
+              <w:t>串接</w:t>
+            </w:r>
+            <w:r>
+              <w:rPr>
+                <w:rFonts w:hint="eastAsia"/>
+              </w:rPr>
+              <w:t>Google</w:t>
+            </w:r>
+            <w:r>
+              <w:rPr>
+                <w:rFonts w:hint="eastAsia"/>
+              </w:rPr>
+              <w:t xml:space="preserve"> </w:t>
+            </w:r>
+            <w:r>
+              <w:rPr>
+                <w:rFonts w:hint="eastAsia"/>
+              </w:rPr>
+              <w:t>Books</w:t>
+            </w:r>
+            <w:r>
+              <w:rPr>
+                <w:rFonts w:hint="eastAsia"/>
+              </w:rPr>
+              <w:t>或國家圖書館資料庫，確保書籍資訊交換的格式統一。</w:t>
             </w:r>
           </w:p>
         </w:tc>
@@ -35728,21 +36086,123 @@
       <w:bookmarkStart w:id="65" w:name="_Toc227667000"/>
       <w:r>
         <w:rPr>
+          <w:rFonts w:hint="eastAsia"/>
+        </w:rPr>
+        <w:t>圖</w:t>
+      </w:r>
+      <w:r>
+        <w:rPr>
+          <w:rFonts w:hint="eastAsia"/>
+        </w:rPr>
+        <w:t xml:space="preserve"> </w:t>
+      </w:r>
+      <w:r>
+        <w:fldChar w:fldCharType="begin"/>
+      </w:r>
+      <w:r>
+        <w:instrText xml:space="preserve"> </w:instrText>
+      </w:r>
+      <w:r>
+        <w:rPr>
+          <w:rFonts w:hint="eastAsia"/>
+        </w:rPr>
+        <w:instrText>STYLEREF 2 \s</w:instrText>
+      </w:r>
+      <w:r>
+        <w:instrText xml:space="preserve"> </w:instrText>
+      </w:r>
+      <w:r>
+        <w:fldChar w:fldCharType="separate"/>
+      </w:r>
+      <w:r>
+        <w:rPr>
           <w:noProof/>
         </w:rPr>
+        <w:t>7-4</w:t>
+      </w:r>
+      <w:r>
+        <w:fldChar w:fldCharType="end"/>
+      </w:r>
+      <w:r>
+        <w:noBreakHyphen/>
+      </w:r>
+      <w:r>
+        <w:fldChar w:fldCharType="begin"/>
+      </w:r>
+      <w:r>
+        <w:instrText xml:space="preserve"> </w:instrText>
+      </w:r>
+      <w:r>
+        <w:rPr>
+          <w:rFonts w:hint="eastAsia"/>
+        </w:rPr>
+        <w:instrText xml:space="preserve">SEQ </w:instrText>
+      </w:r>
+      <w:r>
+        <w:rPr>
+          <w:rFonts w:hint="eastAsia"/>
+        </w:rPr>
+        <w:instrText>圖</w:instrText>
+      </w:r>
+      <w:r>
+        <w:rPr>
+          <w:rFonts w:hint="eastAsia"/>
+        </w:rPr>
+        <w:instrText xml:space="preserve"> \* ARABIC \s 2</w:instrText>
+      </w:r>
+      <w:r>
+        <w:instrText xml:space="preserve"> </w:instrText>
+      </w:r>
+      <w:r>
+        <w:fldChar w:fldCharType="separate"/>
+      </w:r>
+      <w:r>
+        <w:rPr>
+          <w:noProof/>
+        </w:rPr>
+        <w:t>1</w:t>
+      </w:r>
+      <w:r>
+        <w:fldChar w:fldCharType="end"/>
+      </w:r>
+      <w:r>
+        <w:rPr>
+          <w:rFonts w:hint="eastAsia"/>
+        </w:rPr>
+        <w:t xml:space="preserve"> </w:t>
+      </w:r>
+      <w:r>
+        <w:rPr>
+          <w:rFonts w:hint="eastAsia"/>
+        </w:rPr>
+        <w:t>商品之</w:t>
+      </w:r>
+      <w:r>
+        <w:rPr>
+          <w:rFonts w:hint="eastAsia"/>
+        </w:rPr>
+        <w:t>狀態機</w:t>
+      </w:r>
+      <w:bookmarkEnd w:id="65"/>
+    </w:p>
+    <w:p>
+      <w:pPr>
+        <w:pStyle w:val="a0"/>
+        <w:numPr>
+          <w:ilvl w:val="0"/>
+          <w:numId w:val="0"/>
+        </w:numPr>
+        <w:jc w:val="center"/>
+      </w:pPr>
+      <w:r>
+        <w:rPr>
+          <w:noProof/>
+        </w:rPr>
         <w:drawing>
-          <wp:anchor distT="0" distB="0" distL="114300" distR="114300" simplePos="0" relativeHeight="251658240" behindDoc="0" locked="0" layoutInCell="1" allowOverlap="1" wp14:anchorId="2AA04DAD" wp14:editId="60CE3BA9">
-            <wp:simplePos x="0" y="0"/>
-            <wp:positionH relativeFrom="margin">
-              <wp:align>center</wp:align>
-            </wp:positionH>
-            <wp:positionV relativeFrom="paragraph">
-              <wp:posOffset>386080</wp:posOffset>
-            </wp:positionV>
-            <wp:extent cx="5224618" cy="3708000"/>
-            <wp:effectExtent l="0" t="0" r="0" b="6985"/>
-            <wp:wrapTopAndBottom/>
-            <wp:docPr id="307585268" name="圖片 2"/>
+          <wp:inline distT="0" distB="0" distL="0" distR="0" wp14:anchorId="508EB12E" wp14:editId="760966B6">
+            <wp:extent cx="5044174" cy="3371353"/>
+            <wp:effectExtent l="0" t="0" r="4445" b="635"/>
+            <wp:docPr id="1927957732" name="圖片 3"/>
             <wp:cNvGraphicFramePr>
               <a:graphicFrameLocks xmlns:a="http://schemas.openxmlformats.org/drawingml/2006/main" noChangeAspect="1"/>
             </wp:cNvGraphicFramePr>
@@ -35750,13 +36210,13 @@
               <a:graphicData uri="http://schemas.openxmlformats.org/drawingml/2006/picture">
                 <pic:pic xmlns:pic="http://schemas.openxmlformats.org/drawingml/2006/picture">
                   <pic:nvPicPr>
-                    <pic:cNvPr id="0" name="Picture 6"/>
+                    <pic:cNvPr id="0" name="Picture 5"/>
                     <pic:cNvPicPr>
                       <a:picLocks noChangeAspect="1" noChangeArrowheads="1"/>
                     </pic:cNvPicPr>
                   </pic:nvPicPr>
                   <pic:blipFill>
-                    <a:blip r:embed="rId28">
+                    <a:blip r:embed="rId28" cstate="print">
                       <a:extLst>
                         <a:ext uri="{28A0092B-C50C-407E-A947-70E740481C1C}">
                           <a14:useLocalDpi xmlns:a14="http://schemas.microsoft.com/office/drawing/2010/main" val="0"/>
@@ -35771,7 +36231,7 @@
                   <pic:spPr bwMode="auto">
                     <a:xfrm>
                       <a:off x="0" y="0"/>
-                      <a:ext cx="5224618" cy="3708000"/>
+                      <a:ext cx="5055285" cy="3378779"/>
                     </a:xfrm>
                     <a:prstGeom prst="rect">
                       <a:avLst/>
@@ -35784,125 +36244,9 @@
                 </pic:pic>
               </a:graphicData>
             </a:graphic>
-            <wp14:sizeRelH relativeFrom="margin">
-              <wp14:pctWidth>0</wp14:pctWidth>
-            </wp14:sizeRelH>
-            <wp14:sizeRelV relativeFrom="margin">
-              <wp14:pctHeight>0</wp14:pctHeight>
-            </wp14:sizeRelV>
-          </wp:anchor>
+          </wp:inline>
         </w:drawing>
       </w:r>
-      <w:r>
-        <w:rPr>
-          <w:rFonts w:hint="eastAsia"/>
-        </w:rPr>
-        <w:t>圖</w:t>
-      </w:r>
-      <w:r>
-        <w:rPr>
-          <w:rFonts w:hint="eastAsia"/>
-        </w:rPr>
-        <w:t xml:space="preserve"> </w:t>
-      </w:r>
-      <w:r>
-        <w:fldChar w:fldCharType="begin"/>
-      </w:r>
-      <w:r>
-        <w:instrText xml:space="preserve"> </w:instrText>
-      </w:r>
-      <w:r>
-        <w:rPr>
-          <w:rFonts w:hint="eastAsia"/>
-        </w:rPr>
-        <w:instrText>STYLEREF 2 \s</w:instrText>
-      </w:r>
-      <w:r>
-        <w:instrText xml:space="preserve"> </w:instrText>
-      </w:r>
-      <w:r>
-        <w:fldChar w:fldCharType="separate"/>
-      </w:r>
-      <w:r>
-        <w:rPr>
-          <w:noProof/>
-        </w:rPr>
-        <w:t>7-4</w:t>
-      </w:r>
-      <w:r>
-        <w:fldChar w:fldCharType="end"/>
-      </w:r>
-      <w:r>
-        <w:noBreakHyphen/>
-      </w:r>
-      <w:r>
-        <w:fldChar w:fldCharType="begin"/>
-      </w:r>
-      <w:r>
-        <w:instrText xml:space="preserve"> </w:instrText>
-      </w:r>
-      <w:r>
-        <w:rPr>
-          <w:rFonts w:hint="eastAsia"/>
-        </w:rPr>
-        <w:instrText xml:space="preserve">SEQ </w:instrText>
-      </w:r>
-      <w:r>
-        <w:rPr>
-          <w:rFonts w:hint="eastAsia"/>
-        </w:rPr>
-        <w:instrText>圖</w:instrText>
-      </w:r>
-      <w:r>
-        <w:rPr>
-          <w:rFonts w:hint="eastAsia"/>
-        </w:rPr>
-        <w:instrText xml:space="preserve"> \* ARABIC \s 2</w:instrText>
-      </w:r>
-      <w:r>
-        <w:instrText xml:space="preserve"> </w:instrText>
-      </w:r>
-      <w:r>
-        <w:fldChar w:fldCharType="separate"/>
-      </w:r>
-      <w:r>
-        <w:rPr>
-          <w:noProof/>
-        </w:rPr>
-        <w:t>1</w:t>
-      </w:r>
-      <w:r>
-        <w:fldChar w:fldCharType="end"/>
-      </w:r>
-      <w:r>
-        <w:rPr>
-          <w:rFonts w:hint="eastAsia"/>
-        </w:rPr>
-        <w:t xml:space="preserve"> </w:t>
-      </w:r>
-      <w:r>
-        <w:rPr>
-          <w:rFonts w:hint="eastAsia"/>
-        </w:rPr>
-        <w:t>商品之</w:t>
-      </w:r>
-      <w:r>
-        <w:rPr>
-          <w:rFonts w:hint="eastAsia"/>
-        </w:rPr>
-        <w:t>狀態機</w:t>
-      </w:r>
-      <w:bookmarkEnd w:id="65"/>
-    </w:p>
-    <w:p>
-      <w:pPr>
-        <w:pStyle w:val="a0"/>
-        <w:numPr>
-          <w:ilvl w:val="0"/>
-          <w:numId w:val="0"/>
-        </w:numPr>
-        <w:jc w:val="center"/>
-      </w:pPr>
     </w:p>
     <w:p>
       <w:pPr>
@@ -36562,6 +36906,7 @@
         <w:docPartUnique/>
       </w:docPartObj>
     </w:sdtPr>
+    <w:sdtEndPr/>
     <w:sdtContent>
       <w:p>
         <w:pPr>
@@ -36602,6 +36947,7 @@
         <w:docPartUnique/>
       </w:docPartObj>
     </w:sdtPr>
+    <w:sdtEndPr/>
     <w:sdtContent>
       <w:p>
         <w:pPr>

--- a/documents/四技第115414組-救「舊」我的書-系統手冊.docx
+++ b/documents/四技第115414組-救「舊」我的書-系統手冊.docx
@@ -12088,7 +12088,7 @@
           <w:color w:val="EE0000"/>
         </w:rPr>
         <w:drawing>
-          <wp:inline distT="0" distB="0" distL="0" distR="0" wp14:anchorId="611E101F" wp14:editId="5F32BADF">
+          <wp:inline distT="0" distB="0" distL="0" distR="0" wp14:anchorId="611E101F" wp14:editId="2A185BC2">
             <wp:extent cx="5596344" cy="1891636"/>
             <wp:effectExtent l="19050" t="19050" r="23495" b="13970"/>
             <wp:docPr id="1246348825" name="圖片 4"/>
@@ -12429,7 +12429,7 @@
           <w:color w:val="EE0000"/>
         </w:rPr>
         <w:drawing>
-          <wp:inline distT="0" distB="0" distL="0" distR="0" wp14:anchorId="5214411C" wp14:editId="4CA1331D">
+          <wp:inline distT="0" distB="0" distL="0" distR="0" wp14:anchorId="5214411C" wp14:editId="576DCB2D">
             <wp:extent cx="5578806" cy="1925756"/>
             <wp:effectExtent l="19050" t="19050" r="22225" b="17780"/>
             <wp:docPr id="214552384" name="圖片 5"/>
@@ -13033,7 +13033,7 @@
           <w:noProof/>
         </w:rPr>
         <w:drawing>
-          <wp:inline distT="0" distB="0" distL="0" distR="0" wp14:anchorId="68960B63" wp14:editId="64B3466A">
+          <wp:inline distT="0" distB="0" distL="0" distR="0" wp14:anchorId="68960B63" wp14:editId="63232C77">
             <wp:extent cx="5794896" cy="2055809"/>
             <wp:effectExtent l="19050" t="19050" r="15875" b="20955"/>
             <wp:docPr id="659161396" name="圖片 9"/>
@@ -13233,7 +13233,7 @@
           <w:noProof/>
         </w:rPr>
         <w:drawing>
-          <wp:inline distT="0" distB="0" distL="0" distR="0" wp14:anchorId="6C1EFDA4" wp14:editId="493A82A8">
+          <wp:inline distT="0" distB="0" distL="0" distR="0" wp14:anchorId="6C1EFDA4" wp14:editId="15E090E4">
             <wp:extent cx="5794375" cy="2051501"/>
             <wp:effectExtent l="19050" t="19050" r="15875" b="25400"/>
             <wp:docPr id="278636936" name="圖片 11"/>
@@ -34910,9 +34910,6 @@
               </w:numPr>
               <w:jc w:val="left"/>
               <w:textAlignment w:val="center"/>
-              <w:rPr>
-                <w:rFonts w:hint="eastAsia"/>
-              </w:rPr>
             </w:pPr>
             <w:r>
               <w:rPr>
@@ -34935,9 +34932,6 @@
                 <w:numId w:val="0"/>
               </w:numPr>
               <w:textAlignment w:val="center"/>
-              <w:rPr>
-                <w:rFonts w:hint="eastAsia"/>
-              </w:rPr>
             </w:pPr>
             <w:r>
               <w:rPr>
@@ -34988,9 +34982,6 @@
               </w:numPr>
               <w:jc w:val="left"/>
               <w:textAlignment w:val="center"/>
-              <w:rPr>
-                <w:rFonts w:hint="eastAsia"/>
-              </w:rPr>
             </w:pPr>
             <w:r>
               <w:rPr>
@@ -35013,9 +35004,6 @@
                 <w:numId w:val="0"/>
               </w:numPr>
               <w:textAlignment w:val="center"/>
-              <w:rPr>
-                <w:rFonts w:hint="eastAsia"/>
-              </w:rPr>
             </w:pPr>
             <w:r>
               <w:rPr>
@@ -35074,9 +35062,6 @@
               </w:numPr>
               <w:jc w:val="left"/>
               <w:textAlignment w:val="center"/>
-              <w:rPr>
-                <w:rFonts w:hint="eastAsia"/>
-              </w:rPr>
             </w:pPr>
           </w:p>
         </w:tc>
@@ -35093,9 +35078,6 @@
                 <w:numId w:val="0"/>
               </w:numPr>
               <w:textAlignment w:val="center"/>
-              <w:rPr>
-                <w:rFonts w:hint="eastAsia"/>
-              </w:rPr>
             </w:pPr>
             <w:r>
               <w:rPr>
@@ -35189,9 +35171,6 @@
               </w:numPr>
               <w:jc w:val="left"/>
               <w:textAlignment w:val="center"/>
-              <w:rPr>
-                <w:rFonts w:hint="eastAsia"/>
-              </w:rPr>
             </w:pPr>
             <w:r>
               <w:rPr>
@@ -35214,9 +35193,6 @@
                 <w:numId w:val="0"/>
               </w:numPr>
               <w:textAlignment w:val="center"/>
-              <w:rPr>
-                <w:rFonts w:hint="eastAsia"/>
-              </w:rPr>
             </w:pPr>
             <w:r>
               <w:rPr>
@@ -36030,9 +36006,9 @@
           <w:noProof/>
         </w:rPr>
         <w:drawing>
-          <wp:inline distT="0" distB="0" distL="0" distR="0" wp14:anchorId="3425D36F" wp14:editId="7538E098">
-            <wp:extent cx="3967701" cy="3709657"/>
-            <wp:effectExtent l="0" t="0" r="0" b="5715"/>
+          <wp:inline distT="0" distB="0" distL="0" distR="0" wp14:anchorId="3425D36F" wp14:editId="05FE8B49">
+            <wp:extent cx="3967036" cy="3860110"/>
+            <wp:effectExtent l="0" t="0" r="0" b="7620"/>
             <wp:docPr id="941406914" name="圖片 1"/>
             <wp:cNvGraphicFramePr>
               <a:graphicFrameLocks xmlns:a="http://schemas.openxmlformats.org/drawingml/2006/main" noChangeAspect="1"/>
@@ -36046,7 +36022,7 @@
                       <a:picLocks noChangeAspect="1" noChangeArrowheads="1"/>
                     </pic:cNvPicPr>
                   </pic:nvPicPr>
-                  <pic:blipFill>
+                  <pic:blipFill rotWithShape="1">
                     <a:blip r:embed="rId27">
                       <a:extLst>
                         <a:ext uri="{28A0092B-C50C-407E-A947-70E740481C1C}">
@@ -36054,7 +36030,7 @@
                         </a:ext>
                       </a:extLst>
                     </a:blip>
-                    <a:srcRect/>
+                    <a:srcRect t="-4073"/>
                     <a:stretch>
                       <a:fillRect/>
                     </a:stretch>
@@ -36062,7 +36038,7 @@
                   <pic:spPr bwMode="auto">
                     <a:xfrm>
                       <a:off x="0" y="0"/>
-                      <a:ext cx="3975687" cy="3717123"/>
+                      <a:ext cx="3975687" cy="3868527"/>
                     </a:xfrm>
                     <a:prstGeom prst="rect">
                       <a:avLst/>
@@ -36071,6 +36047,11 @@
                     <a:ln>
                       <a:noFill/>
                     </a:ln>
+                    <a:extLst>
+                      <a:ext uri="{53640926-AAD7-44D8-BBD7-CCE9431645EC}">
+                        <a14:shadowObscured xmlns:a14="http://schemas.microsoft.com/office/drawing/2010/main"/>
+                      </a:ext>
+                    </a:extLst>
                   </pic:spPr>
                 </pic:pic>
               </a:graphicData>
@@ -36199,10 +36180,10 @@
           <w:noProof/>
         </w:rPr>
         <w:drawing>
-          <wp:inline distT="0" distB="0" distL="0" distR="0" wp14:anchorId="508EB12E" wp14:editId="760966B6">
-            <wp:extent cx="5044174" cy="3371353"/>
-            <wp:effectExtent l="0" t="0" r="4445" b="635"/>
-            <wp:docPr id="1927957732" name="圖片 3"/>
+          <wp:inline distT="0" distB="0" distL="0" distR="0" wp14:anchorId="75457510" wp14:editId="246C1BC8">
+            <wp:extent cx="5127827" cy="3811740"/>
+            <wp:effectExtent l="0" t="0" r="0" b="0"/>
+            <wp:docPr id="70958402" name="圖片 1"/>
             <wp:cNvGraphicFramePr>
               <a:graphicFrameLocks xmlns:a="http://schemas.openxmlformats.org/drawingml/2006/main" noChangeAspect="1"/>
             </wp:cNvGraphicFramePr>
@@ -36210,20 +36191,20 @@
               <a:graphicData uri="http://schemas.openxmlformats.org/drawingml/2006/picture">
                 <pic:pic xmlns:pic="http://schemas.openxmlformats.org/drawingml/2006/picture">
                   <pic:nvPicPr>
-                    <pic:cNvPr id="0" name="Picture 5"/>
+                    <pic:cNvPr id="0" name="Picture 1"/>
                     <pic:cNvPicPr>
                       <a:picLocks noChangeAspect="1" noChangeArrowheads="1"/>
                     </pic:cNvPicPr>
                   </pic:nvPicPr>
-                  <pic:blipFill>
-                    <a:blip r:embed="rId28" cstate="print">
+                  <pic:blipFill rotWithShape="1">
+                    <a:blip r:embed="rId28">
                       <a:extLst>
                         <a:ext uri="{28A0092B-C50C-407E-A947-70E740481C1C}">
                           <a14:useLocalDpi xmlns:a14="http://schemas.microsoft.com/office/drawing/2010/main" val="0"/>
                         </a:ext>
                       </a:extLst>
                     </a:blip>
-                    <a:srcRect/>
+                    <a:srcRect t="-4809" b="-1"/>
                     <a:stretch>
                       <a:fillRect/>
                     </a:stretch>
@@ -36231,7 +36212,7 @@
                   <pic:spPr bwMode="auto">
                     <a:xfrm>
                       <a:off x="0" y="0"/>
-                      <a:ext cx="5055285" cy="3378779"/>
+                      <a:ext cx="5160755" cy="3836217"/>
                     </a:xfrm>
                     <a:prstGeom prst="rect">
                       <a:avLst/>
@@ -36240,6 +36221,11 @@
                     <a:ln>
                       <a:noFill/>
                     </a:ln>
+                    <a:extLst>
+                      <a:ext uri="{53640926-AAD7-44D8-BBD7-CCE9431645EC}">
+                        <a14:shadowObscured xmlns:a14="http://schemas.microsoft.com/office/drawing/2010/main"/>
+                      </a:ext>
+                    </a:extLst>
                   </pic:spPr>
                 </pic:pic>
               </a:graphicData>
